--- a/paper/tact.docx
+++ b/paper/tact.docx
@@ -37,12 +37,6 @@
       </w:r>
       <w:r>
         <w:t xml:space="preserve">Independent Researcher</w:t>
-      </w:r>
-      <w:r>
-        <w:br/>
-      </w:r>
-      <w:r>
-        <w:t xml:space="preserve">Draft manuscript — synthetic-oracle evidence; real-trace validation pending</w:t>
       </w:r>
     </w:p>
     <w:bookmarkStart w:id="9" w:name="abstract"/>

--- a/paper/tact.docx
+++ b/paper/tact.docx
@@ -10969,7 +10969,7 @@
     </w:p>
     <w:bookmarkEnd w:id="42"/>
     <w:bookmarkEnd w:id="43"/>
-    <w:bookmarkStart w:id="58" w:name="sec:results"/>
+    <w:bookmarkStart w:id="59" w:name="sec:results"/>
     <w:p>
       <w:pPr>
         <w:pStyle w:val="Heading1"/>
@@ -13328,8 +13328,454 @@
       </w:r>
     </w:p>
     <w:bookmarkEnd w:id="57"/>
+    <w:bookmarkStart w:id="58" w:name="preliminary-real-trace-validation"/>
+    <w:p>
+      <w:pPr>
+        <w:pStyle w:val="Heading2"/>
+      </w:pPr>
+      <w:r>
+        <w:t xml:space="preserve">Preliminary real-trace validation</w:t>
+      </w:r>
+    </w:p>
+    <w:p>
+      <w:pPr>
+        <w:pStyle w:val="FirstParagraph"/>
+      </w:pPr>
+      <w:r>
+        <w:t xml:space="preserve">A first validation on real traces was run with Claude Haiku 4.5 as the frozen</w:t>
+      </w:r>
+      <w:r>
+        <w:t xml:space="preserve"> </w:t>
+      </w:r>
+      <w:r>
+        <w:t xml:space="preserve">model: 100 items (50 GSM8K</w:t>
+      </w:r>
+      <w:r>
+        <w:t xml:space="preserve"> </w:t>
+      </w:r>
+      <w:r>
+        <w:t xml:space="preserve">, 50 CommonsenseQA) with 3–5</w:t>
+      </w:r>
+      <w:r>
+        <w:t xml:space="preserve"> </w:t>
+      </w:r>
+      <w:r>
+        <w:t xml:space="preserve">independent chain-of-thought traces per item and verbalized confidence,</w:t>
+      </w:r>
+      <w:r>
+        <w:t xml:space="preserve"> </w:t>
+      </w:r>
+      <w:r>
+        <w:t xml:space="preserve">evaluated at</w:t>
+      </w:r>
+      <w:r>
+        <w:t xml:space="preserve"> </w:t>
+      </w:r>
+      <m:oMath>
+        <m:r>
+          <m:t>K</m:t>
+        </m:r>
+        <m:r>
+          <m:rPr>
+            <m:sty m:val="p"/>
+          </m:rPr>
+          <m:t>=</m:t>
+        </m:r>
+        <m:r>
+          <m:t>3</m:t>
+        </m:r>
+      </m:oMath>
+      <w:r>
+        <w:t xml:space="preserve"> </w:t>
+      </w:r>
+      <w:r>
+        <w:t xml:space="preserve">with a 40/60 dev/test split. Three observations. First,</w:t>
+      </w:r>
+      <w:r>
+        <w:t xml:space="preserve"> </w:t>
+      </w:r>
+      <w:r>
+        <w:t xml:space="preserve">verbalized confidence is extremely tie-heavy on real traces—two values</w:t>
+      </w:r>
+      <w:r>
+        <w:t xml:space="preserve"> </w:t>
+      </w:r>
+      <w:r>
+        <w:t xml:space="preserve">(</w:t>
+      </w:r>
+      <m:oMath>
+        <m:r>
+          <m:t>0.99</m:t>
+        </m:r>
+      </m:oMath>
+      <w:r>
+        <w:t xml:space="preserve">,</w:t>
+      </w:r>
+      <w:r>
+        <w:t xml:space="preserve"> </w:t>
+      </w:r>
+      <m:oMath>
+        <m:r>
+          <m:t>0.95</m:t>
+        </m:r>
+      </m:oMath>
+      <w:r>
+        <w:t xml:space="preserve">) cover the majority of all reports—which activates the</w:t>
+      </w:r>
+      <w:r>
+        <w:t xml:space="preserve"> </w:t>
+      </w:r>
+      <w:r>
+        <w:t xml:space="preserve">tie-safe degeneration path of</w:t>
+      </w:r>
+      <w:r>
+        <w:t xml:space="preserve"> </w:t>
+      </w:r>
+      <w:hyperlink w:anchor="eq:vdw">
+        <w:r>
+          <w:rPr>
+            <w:rStyle w:val="Hyperlink"/>
+          </w:rPr>
+          <w:t xml:space="preserve">[eq:vdw]</w:t>
+        </w:r>
+      </w:hyperlink>
+      <w:r>
+        <w:t xml:space="preserve"> </w:t>
+      </w:r>
+      <w:r>
+        <w:t xml:space="preserve">exactly as designed. Second, the</w:t>
+      </w:r>
+      <w:r>
+        <w:t xml:space="preserve"> </w:t>
+      </w:r>
+      <w:r>
+        <w:t xml:space="preserve">channel carries no measurable within-item discrimination on these benchmarks:</w:t>
+      </w:r>
+      <w:r>
+        <w:t xml:space="preserve"> </w:t>
+      </w:r>
+      <w:r>
+        <w:t xml:space="preserve">on GSM8K the traces are</w:t>
+      </w:r>
+      <w:r>
+        <w:t xml:space="preserve"> </w:t>
+      </w:r>
+      <m:oMath>
+        <m:r>
+          <m:t>96</m:t>
+        </m:r>
+        <m:r>
+          <m:rPr>
+            <m:sty m:val="p"/>
+          </m:rPr>
+          <m:t>%</m:t>
+        </m:r>
+      </m:oMath>
+      <w:r>
+        <w:t xml:space="preserve"> </w:t>
+      </w:r>
+      <w:r>
+        <w:t xml:space="preserve">correct, so almost no item exhibits both a</w:t>
+      </w:r>
+      <w:r>
+        <w:t xml:space="preserve"> </w:t>
+      </w:r>
+      <w:r>
+        <w:t xml:space="preserve">correct and an incorrect trace, and the pooled statistic over the remaining</w:t>
+      </w:r>
+      <w:r>
+        <w:t xml:space="preserve"> </w:t>
+      </w:r>
+      <w:r>
+        <w:t xml:space="preserve">informative items is</w:t>
+      </w:r>
+      <w:r>
+        <w:t xml:space="preserve"> </w:t>
+      </w:r>
+      <m:oMath>
+        <m:acc>
+          <m:accPr>
+            <m:chr m:val="̂"/>
+          </m:accPr>
+          <m:e>
+            <m:r>
+              <m:t>D</m:t>
+            </m:r>
+          </m:e>
+        </m:acc>
+        <m:r>
+          <m:rPr>
+            <m:sty m:val="p"/>
+          </m:rPr>
+          <m:t>=</m:t>
+        </m:r>
+        <m:r>
+          <m:rPr>
+            <m:sty m:val="p"/>
+          </m:rPr>
+          <m:t>−</m:t>
+        </m:r>
+        <m:r>
+          <m:t>0.16</m:t>
+        </m:r>
+      </m:oMath>
+      <w:r>
+        <w:t xml:space="preserve"> </w:t>
+      </w:r>
+      <w:r>
+        <w:t xml:space="preserve">with</w:t>
+      </w:r>
+      <w:r>
+        <w:t xml:space="preserve"> </w:t>
+      </w:r>
+      <m:oMath>
+        <m:r>
+          <m:rPr>
+            <m:sty m:val="p"/>
+          </m:rPr>
+          <m:t>S</m:t>
+        </m:r>
+        <m:r>
+          <m:rPr>
+            <m:sty m:val="p"/>
+          </m:rPr>
+          <m:t>E</m:t>
+        </m:r>
+        <m:r>
+          <m:rPr>
+            <m:sty m:val="p"/>
+          </m:rPr>
+          <m:t>=</m:t>
+        </m:r>
+        <m:r>
+          <m:t>0.33</m:t>
+        </m:r>
+      </m:oMath>
+      <w:r>
+        <w:t xml:space="preserve"> </w:t>
+      </w:r>
+      <w:r>
+        <w:t xml:space="preserve">(</w:t>
+      </w:r>
+      <m:oMath>
+        <m:r>
+          <m:t>z</m:t>
+        </m:r>
+        <m:r>
+          <m:rPr>
+            <m:sty m:val="p"/>
+          </m:rPr>
+          <m:t>=</m:t>
+        </m:r>
+        <m:r>
+          <m:rPr>
+            <m:sty m:val="p"/>
+          </m:rPr>
+          <m:t>−</m:t>
+        </m:r>
+        <m:r>
+          <m:t>0.48</m:t>
+        </m:r>
+      </m:oMath>
+      <w:r>
+        <w:t xml:space="preserve">), deep</w:t>
+      </w:r>
+      <w:r>
+        <w:t xml:space="preserve"> </w:t>
+      </w:r>
+      <w:r>
+        <w:t xml:space="preserve">inside the dead zone. Third,</w:t>
+      </w:r>
+      <w:r>
+        <w:t xml:space="preserve"> </w:t>
+      </w:r>
+      <w:r>
+        <w:rPr>
+          <w:smallCaps/>
+        </w:rPr>
+        <w:t xml:space="preserve">tact</w:t>
+      </w:r>
+      <w:r>
+        <w:t xml:space="preserve"> </w:t>
+      </w:r>
+      <w:r>
+        <w:t xml:space="preserve">consequently returns</w:t>
+      </w:r>
+      <w:r>
+        <w:t xml:space="preserve"> </w:t>
+      </w:r>
+      <m:oMath>
+        <m:r>
+          <m:t>γ</m:t>
+        </m:r>
+        <m:r>
+          <m:rPr>
+            <m:sty m:val="p"/>
+          </m:rPr>
+          <m:t>=</m:t>
+        </m:r>
+        <m:r>
+          <m:t>0</m:t>
+        </m:r>
+      </m:oMath>
+      <w:r>
+        <w:t xml:space="preserve"> </w:t>
+      </w:r>
+      <w:r>
+        <w:t xml:space="preserve">and is</w:t>
+      </w:r>
+      <w:r>
+        <w:t xml:space="preserve"> </w:t>
+      </w:r>
+      <w:r>
+        <w:t xml:space="preserve">bit-identical to</w:t>
+      </w:r>
+      <w:r>
+        <w:t xml:space="preserve"> </w:t>
+      </w:r>
+      <w:r>
+        <w:rPr>
+          <w:smallCaps/>
+        </w:rPr>
+        <w:t xml:space="preserve">sc</w:t>
+      </w:r>
+      <w:r>
+        <w:t xml:space="preserve"> </w:t>
+      </w:r>
+      <w:r>
+        <w:t xml:space="preserve">on every test item (</w:t>
+      </w:r>
+      <m:oMath>
+        <m:r>
+          <m:rPr>
+            <m:sty m:val="p"/>
+          </m:rPr>
+          <m:t>+</m:t>
+        </m:r>
+        <m:r>
+          <m:t>0</m:t>
+        </m:r>
+        <m:r>
+          <m:rPr>
+            <m:sty m:val="p"/>
+          </m:rPr>
+          <m:t>/</m:t>
+        </m:r>
+        <m:r>
+          <m:rPr>
+            <m:sty m:val="p"/>
+          </m:rPr>
+          <m:t>−</m:t>
+        </m:r>
+        <m:r>
+          <m:t>0</m:t>
+        </m:r>
+      </m:oMath>
+      <w:r>
+        <w:t xml:space="preserve"> </w:t>
+      </w:r>
+      <w:r>
+        <w:t xml:space="preserve">discordant pairs)—the</w:t>
+      </w:r>
+      <w:r>
+        <w:t xml:space="preserve"> </w:t>
+      </w:r>
+      <w:r>
+        <w:t xml:space="preserve">pre-registered null-direction prediction of Section </w:t>
+      </w:r>
+      <w:hyperlink w:anchor="sec:limits">
+        <w:r>
+          <w:rPr>
+            <w:rStyle w:val="Hyperlink"/>
+          </w:rPr>
+          <w:t xml:space="preserve">9</w:t>
+        </w:r>
+      </w:hyperlink>
+      <w:r>
+        <w:t xml:space="preserve"> </w:t>
+      </w:r>
+      <w:r>
+        <w:t xml:space="preserve">confirmed:</w:t>
+      </w:r>
+      <w:r>
+        <w:t xml:space="preserve"> </w:t>
+      </w:r>
+      <w:r>
+        <w:t xml:space="preserve">when the channel carries no signal the method costs exactly nothing. The</w:t>
+      </w:r>
+      <w:r>
+        <w:t xml:space="preserve"> </w:t>
+      </w:r>
+      <w:r>
+        <w:t xml:space="preserve">saturation also delimits what these benchmarks can test: within-item</w:t>
+      </w:r>
+      <w:r>
+        <w:t xml:space="preserve"> </w:t>
+      </w:r>
+      <w:r>
+        <w:t xml:space="preserve">discrimination requires items where the model is genuinely uncertain, so</w:t>
+      </w:r>
+      <w:r>
+        <w:t xml:space="preserve"> </w:t>
+      </w:r>
+      <w:r>
+        <w:t xml:space="preserve">harder item pools (and more replicates per item) are required to expose</w:t>
+      </w:r>
+      <w:r>
+        <w:t xml:space="preserve"> </w:t>
+      </w:r>
+      <w:r>
+        <w:t xml:space="preserve">non-null coupling on strong models. Scale caveats apply throughout:</w:t>
+      </w:r>
+      <w:r>
+        <w:t xml:space="preserve"> </w:t>
+      </w:r>
+      <m:oMath>
+        <m:r>
+          <m:t>3</m:t>
+        </m:r>
+      </m:oMath>
+      <w:r>
+        <w:t xml:space="preserve">–</w:t>
+      </w:r>
+      <m:oMath>
+        <m:r>
+          <m:t>5</m:t>
+        </m:r>
+      </m:oMath>
+      <w:r>
+        <w:t xml:space="preserve"> </w:t>
+      </w:r>
+      <w:r>
+        <w:t xml:space="preserve">traces per item,</w:t>
+      </w:r>
+      <w:r>
+        <w:t xml:space="preserve"> </w:t>
+      </w:r>
+      <m:oMath>
+        <m:r>
+          <m:t>K</m:t>
+        </m:r>
+        <m:r>
+          <m:rPr>
+            <m:sty m:val="p"/>
+          </m:rPr>
+          <m:t>=</m:t>
+        </m:r>
+        <m:r>
+          <m:t>3</m:t>
+        </m:r>
+      </m:oMath>
+      <w:r>
+        <w:t xml:space="preserve"> </w:t>
+      </w:r>
+      <w:r>
+        <w:t xml:space="preserve">voting, one model, and partial sampling.</w:t>
+      </w:r>
+    </w:p>
     <w:bookmarkEnd w:id="58"/>
-    <w:bookmarkStart w:id="59" w:name="sec:limits"/>
+    <w:bookmarkEnd w:id="59"/>
+    <w:bookmarkStart w:id="60" w:name="sec:limits"/>
     <w:p>
       <w:pPr>
         <w:pStyle w:val="Heading1"/>
@@ -13618,8 +14064,8 @@
         <w:t xml:space="preserve">unless further covariates exist.</w:t>
       </w:r>
     </w:p>
-    <w:bookmarkEnd w:id="59"/>
-    <w:bookmarkStart w:id="60" w:name="conclusion"/>
+    <w:bookmarkEnd w:id="60"/>
+    <w:bookmarkStart w:id="61" w:name="conclusion"/>
     <w:p>
       <w:pPr>
         <w:pStyle w:val="Heading1"/>
@@ -13657,8 +14103,8 @@
         <w:t xml:space="preserve">into a measured, signed, uncertainty-aware quantity with exact fallbacks at both ends—plain self-consistency when the evidence is absent, CISC when it is at full strength—and shows that the sign, long unrepresentable in this family of methods, can be recovered without any labels under stated and tested conditions. The accompanying impossibility results draw the boundary that any future per-item method must respect, and the falsification protocol, having already killed one of the author’s own systems, is offered as the more portable contribution.</w:t>
       </w:r>
     </w:p>
-    <w:bookmarkEnd w:id="60"/>
-    <w:bookmarkStart w:id="61" w:name="references"/>
+    <w:bookmarkEnd w:id="61"/>
+    <w:bookmarkStart w:id="62" w:name="references"/>
     <w:p>
       <w:pPr>
         <w:pStyle w:val="Heading1"/>
@@ -13759,13 +14205,22 @@
         <w:pStyle w:val="BodyText"/>
       </w:pPr>
       <w:r>
-        <w:t xml:space="preserve">A. M. Aggarwal, A. Madaan, Y. Yang, and Mausam,</w:t>
-      </w:r>
-      <w:r>
-        <w:t xml:space="preserve"> </w:t>
-      </w:r>
-      <w:r>
-        <w:t xml:space="preserve">“Let’s sample step by step: Adaptive-consistency for efficient reasoning and coding with LLMs,”</w:t>
+        <w:t xml:space="preserve">P. Aggarwal, A. Madaan, Y. Yang, and Mausam,</w:t>
+      </w:r>
+      <w:r>
+        <w:t xml:space="preserve"> </w:t>
+      </w:r>
+      <w:r>
+        <w:t xml:space="preserve">“Let’s sample step by step: Adaptive-consistency for efficient reasoning and coding with</w:t>
+      </w:r>
+      <w:r>
+        <w:t xml:space="preserve"> </w:t>
+      </w:r>
+      <w:r>
+        <w:t xml:space="preserve">LLMs</w:t>
+      </w:r>
+      <w:r>
+        <w:t xml:space="preserve">,”</w:t>
       </w:r>
       <w:r>
         <w:t xml:space="preserve"> </w:t>
@@ -13784,7 +14239,7 @@
         <w:t xml:space="preserve">Proc. EMNLP</w:t>
       </w:r>
       <w:r>
-        <w:t xml:space="preserve">, 2023.</w:t>
+        <w:t xml:space="preserve">, 2023, pp. 12375–12396.</w:t>
       </w:r>
     </w:p>
     <w:p>
@@ -13963,20 +14418,7 @@
         <w:pStyle w:val="BodyText"/>
       </w:pPr>
       <w:r>
-        <w:t xml:space="preserve">X. Huang</w:t>
-      </w:r>
-      <w:r>
-        <w:t xml:space="preserve"> </w:t>
-      </w:r>
-      <w:r>
-        <w:rPr>
-          <w:i/>
-          <w:iCs/>
-        </w:rPr>
-        <w:t xml:space="preserve">et al.</w:t>
-      </w:r>
-      <w:r>
-        <w:t xml:space="preserve">,</w:t>
+        <w:t xml:space="preserve">X. Huang, S. Li, M. Yu, M. Sesia, H. Hassani, I. Lee, O. Bastani, and E. Dobriban,</w:t>
       </w:r>
       <w:r>
         <w:t xml:space="preserve"> </w:t>
@@ -13988,7 +14430,20 @@
         <w:t xml:space="preserve"> </w:t>
       </w:r>
       <w:r>
-        <w:t xml:space="preserve">arXiv:2404.03163, 2024.</w:t>
+        <w:t xml:space="preserve">in</w:t>
+      </w:r>
+      <w:r>
+        <w:t xml:space="preserve"> </w:t>
+      </w:r>
+      <w:r>
+        <w:rPr>
+          <w:i/>
+          <w:iCs/>
+        </w:rPr>
+        <w:t xml:space="preserve">Proc. EMNLP</w:t>
+      </w:r>
+      <w:r>
+        <w:t xml:space="preserve">, 2024, pp. 284–312.</w:t>
       </w:r>
     </w:p>
     <w:p>
@@ -14042,20 +14497,7 @@
         <w:pStyle w:val="BodyText"/>
       </w:pPr>
       <w:r>
-        <w:t xml:space="preserve">Z. Kang</w:t>
-      </w:r>
-      <w:r>
-        <w:t xml:space="preserve"> </w:t>
-      </w:r>
-      <w:r>
-        <w:rPr>
-          <w:i/>
-          <w:iCs/>
-        </w:rPr>
-        <w:t xml:space="preserve">et al.</w:t>
-      </w:r>
-      <w:r>
-        <w:t xml:space="preserve">,</w:t>
+        <w:t xml:space="preserve">Z. Kang, X. Zhao, and D. Song,</w:t>
       </w:r>
       <w:r>
         <w:t xml:space="preserve"> </w:t>
@@ -14067,7 +14509,20 @@
         <w:t xml:space="preserve"> </w:t>
       </w:r>
       <w:r>
-        <w:t xml:space="preserve">arXiv:2502.18581, 2025.</w:t>
+        <w:t xml:space="preserve">in</w:t>
+      </w:r>
+      <w:r>
+        <w:t xml:space="preserve"> </w:t>
+      </w:r>
+      <w:r>
+        <w:rPr>
+          <w:i/>
+          <w:iCs/>
+        </w:rPr>
+        <w:t xml:space="preserve">Proc. NeurIPS</w:t>
+      </w:r>
+      <w:r>
+        <w:t xml:space="preserve">, 2025, arXiv:2502.18581.</w:t>
       </w:r>
     </w:p>
     <w:p>
@@ -14075,32 +14530,32 @@
         <w:pStyle w:val="BodyText"/>
       </w:pPr>
       <w:r>
-        <w:t xml:space="preserve">J. Kim</w:t>
-      </w:r>
-      <w:r>
-        <w:t xml:space="preserve"> </w:t>
-      </w:r>
-      <w:r>
-        <w:rPr>
-          <w:i/>
-          <w:iCs/>
-        </w:rPr>
-        <w:t xml:space="preserve">et al.</w:t>
-      </w:r>
-      <w:r>
-        <w:t xml:space="preserve">,</w:t>
-      </w:r>
-      <w:r>
-        <w:t xml:space="preserve"> </w:t>
-      </w:r>
-      <w:r>
-        <w:t xml:space="preserve">“Reliability-aware adaptive self-consistency,”</w:t>
-      </w:r>
-      <w:r>
-        <w:t xml:space="preserve"> </w:t>
-      </w:r>
-      <w:r>
-        <w:t xml:space="preserve">arXiv:2601.02970, 2026.</w:t>
+        <w:t xml:space="preserve">J. Kim, N. Yang, K. Min, and K. Jung,</w:t>
+      </w:r>
+      <w:r>
+        <w:t xml:space="preserve"> </w:t>
+      </w:r>
+      <w:r>
+        <w:t xml:space="preserve">“Reliability-aware adaptive self-consistency for efficient sampling in LLM reasoning,”</w:t>
+      </w:r>
+      <w:r>
+        <w:t xml:space="preserve"> </w:t>
+      </w:r>
+      <w:r>
+        <w:t xml:space="preserve">in</w:t>
+      </w:r>
+      <w:r>
+        <w:t xml:space="preserve"> </w:t>
+      </w:r>
+      <w:r>
+        <w:rPr>
+          <w:i/>
+          <w:iCs/>
+        </w:rPr>
+        <w:t xml:space="preserve">Findings of ACL</w:t>
+      </w:r>
+      <w:r>
+        <w:t xml:space="preserve">, 2026, pp. 21575–21590.</w:t>
       </w:r>
     </w:p>
     <w:p>
@@ -14274,13 +14729,13 @@
         <w:pStyle w:val="BodyText"/>
       </w:pPr>
       <w:r>
-        <w:t xml:space="preserve">Anonymous,</w:t>
-      </w:r>
-      <w:r>
-        <w:t xml:space="preserve"> </w:t>
-      </w:r>
-      <w:r>
-        <w:t xml:space="preserve">“FUSE: Label-free reliability estimation for ensembles of LLM verifiers,”</w:t>
+        <w:t xml:space="preserve">J. Lee, V. Ma, S. Zhao, Y. Nair, A. Spector, R. Cohen, and E. J. Candès,</w:t>
+      </w:r>
+      <w:r>
+        <w:t xml:space="preserve"> </w:t>
+      </w:r>
+      <w:r>
+        <w:t xml:space="preserve">“FUSE: Ensembling verifiers with zero labeled data,”</w:t>
       </w:r>
       <w:r>
         <w:t xml:space="preserve"> </w:t>
@@ -14294,19 +14749,19 @@
         <w:pStyle w:val="BodyText"/>
       </w:pPr>
       <w:r>
-        <w:t xml:space="preserve">Anonymous,</w:t>
-      </w:r>
-      <w:r>
-        <w:t xml:space="preserve"> </w:t>
-      </w:r>
-      <w:r>
-        <w:t xml:space="preserve">“Beyond majority voting: Unsupervised reliability weighting of multiple LLMs,”</w:t>
-      </w:r>
-      <w:r>
-        <w:t xml:space="preserve"> </w:t>
-      </w:r>
-      <w:r>
-        <w:t xml:space="preserve">arXiv:2510.01499, 2025.</w:t>
+        <w:t xml:space="preserve">R. Ai, Y. Pan, D. Simchi-Levi, M. Tambe, and H. Xu,</w:t>
+      </w:r>
+      <w:r>
+        <w:t xml:space="preserve"> </w:t>
+      </w:r>
+      <w:r>
+        <w:t xml:space="preserve">“Beyond majority voting: LLM aggregation by leveraging higher-order information,”</w:t>
+      </w:r>
+      <w:r>
+        <w:t xml:space="preserve"> </w:t>
+      </w:r>
+      <w:r>
+        <w:t xml:space="preserve">arXiv:2510.01499, 2025, accepted to ICML 2026.</w:t>
       </w:r>
     </w:p>
     <w:p>
@@ -14320,7 +14775,7 @@
         <w:t xml:space="preserve"> </w:t>
       </w:r>
       <w:r>
-        <w:t xml:space="preserve">“On the combination of independent two sample tests of Wilcoxon,”</w:t>
+        <w:t xml:space="preserve">“On the combination of independent two-sample tests of Wilcoxon,”</w:t>
       </w:r>
       <w:r>
         <w:t xml:space="preserve"> </w:t>
@@ -14422,32 +14877,32 @@
         <w:pStyle w:val="BodyText"/>
       </w:pPr>
       <w:r>
-        <w:t xml:space="preserve">L. Kuhn, Y. Gal, and S. Farquhar,</w:t>
-      </w:r>
-      <w:r>
-        <w:t xml:space="preserve"> </w:t>
-      </w:r>
-      <w:r>
-        <w:t xml:space="preserve">“Semantic uncertainty: Linguistic invariances for uncertainty estimation in natural language generation,”</w:t>
-      </w:r>
-      <w:r>
-        <w:t xml:space="preserve"> </w:t>
-      </w:r>
-      <w:r>
-        <w:t xml:space="preserve">in</w:t>
-      </w:r>
-      <w:r>
-        <w:t xml:space="preserve"> </w:t>
-      </w:r>
-      <w:r>
-        <w:rPr>
-          <w:i/>
-          <w:iCs/>
-        </w:rPr>
-        <w:t xml:space="preserve">Proc. ICLR</w:t>
-      </w:r>
-      <w:r>
-        <w:t xml:space="preserve">, 2023.</w:t>
+        <w:t xml:space="preserve">K. Cobbe</w:t>
+      </w:r>
+      <w:r>
+        <w:t xml:space="preserve"> </w:t>
+      </w:r>
+      <w:r>
+        <w:rPr>
+          <w:i/>
+          <w:iCs/>
+        </w:rPr>
+        <w:t xml:space="preserve">et al.</w:t>
+      </w:r>
+      <w:r>
+        <w:t xml:space="preserve">,</w:t>
+      </w:r>
+      <w:r>
+        <w:t xml:space="preserve"> </w:t>
+      </w:r>
+      <w:r>
+        <w:t xml:space="preserve">“Training verifiers to solve math word problems,”</w:t>
+      </w:r>
+      <w:r>
+        <w:t xml:space="preserve"> </w:t>
+      </w:r>
+      <w:r>
+        <w:t xml:space="preserve">arXiv:2110.14168, 2021.</w:t>
       </w:r>
     </w:p>
     <w:p>
@@ -14455,35 +14910,68 @@
         <w:pStyle w:val="BodyText"/>
       </w:pPr>
       <w:r>
-        <w:t xml:space="preserve">G. Wan</w:t>
-      </w:r>
-      <w:r>
-        <w:t xml:space="preserve"> </w:t>
-      </w:r>
-      <w:r>
-        <w:rPr>
-          <w:i/>
-          <w:iCs/>
-        </w:rPr>
-        <w:t xml:space="preserve">et al.</w:t>
-      </w:r>
-      <w:r>
-        <w:t xml:space="preserve">,</w:t>
-      </w:r>
-      <w:r>
-        <w:t xml:space="preserve"> </w:t>
-      </w:r>
-      <w:r>
-        <w:t xml:space="preserve">“Reasoning-aware self-consistency: Leveraging reasoning paths for efficient LLM sampling,”</w:t>
-      </w:r>
-      <w:r>
-        <w:t xml:space="preserve"> </w:t>
-      </w:r>
-      <w:r>
-        <w:t xml:space="preserve">arXiv:2408.17017, 2024.</w:t>
+        <w:t xml:space="preserve">L. Kuhn, Y. Gal, and S. Farquhar,</w:t>
+      </w:r>
+      <w:r>
+        <w:t xml:space="preserve"> </w:t>
+      </w:r>
+      <w:r>
+        <w:t xml:space="preserve">“Semantic uncertainty: Linguistic invariances for uncertainty estimation in natural language generation,”</w:t>
+      </w:r>
+      <w:r>
+        <w:t xml:space="preserve"> </w:t>
+      </w:r>
+      <w:r>
+        <w:t xml:space="preserve">in</w:t>
+      </w:r>
+      <w:r>
+        <w:t xml:space="preserve"> </w:t>
+      </w:r>
+      <w:r>
+        <w:rPr>
+          <w:i/>
+          <w:iCs/>
+        </w:rPr>
+        <w:t xml:space="preserve">Proc. ICLR</w:t>
+      </w:r>
+      <w:r>
+        <w:t xml:space="preserve">, 2023.</w:t>
       </w:r>
     </w:p>
-    <w:bookmarkEnd w:id="61"/>
+    <w:p>
+      <w:pPr>
+        <w:pStyle w:val="BodyText"/>
+      </w:pPr>
+      <w:r>
+        <w:t xml:space="preserve">G. Wan, Y. Wu, J. Chen, and S. Li,</w:t>
+      </w:r>
+      <w:r>
+        <w:t xml:space="preserve"> </w:t>
+      </w:r>
+      <w:r>
+        <w:t xml:space="preserve">“Reasoning aware self-consistency: Leveraging reasoning paths for efficient LLM sampling,”</w:t>
+      </w:r>
+      <w:r>
+        <w:t xml:space="preserve"> </w:t>
+      </w:r>
+      <w:r>
+        <w:t xml:space="preserve">in</w:t>
+      </w:r>
+      <w:r>
+        <w:t xml:space="preserve"> </w:t>
+      </w:r>
+      <w:r>
+        <w:rPr>
+          <w:i/>
+          <w:iCs/>
+        </w:rPr>
+        <w:t xml:space="preserve">Proc. NAACL</w:t>
+      </w:r>
+      <w:r>
+        <w:t xml:space="preserve">, 2025, pp. 3613–3635.</w:t>
+      </w:r>
+    </w:p>
+    <w:bookmarkEnd w:id="62"/>
     <w:sectPr>
       <w:footnotePr>
         <w:numRestart w:val="eachSect"/>

--- a/paper/tact.docx
+++ b/paper/tact.docx
@@ -13328,13 +13328,13 @@
       </w:r>
     </w:p>
     <w:bookmarkEnd w:id="57"/>
-    <w:bookmarkStart w:id="58" w:name="preliminary-real-trace-validation"/>
+    <w:bookmarkStart w:id="58" w:name="sec:real"/>
     <w:p>
       <w:pPr>
         <w:pStyle w:val="Heading2"/>
       </w:pPr>
       <w:r>
-        <w:t xml:space="preserve">Preliminary real-trace validation</w:t>
+        <w:t xml:space="preserve">Real-trace validation</w:t>
       </w:r>
     </w:p>
     <w:p>
@@ -13342,31 +13342,53 @@
         <w:pStyle w:val="FirstParagraph"/>
       </w:pPr>
       <w:r>
-        <w:t xml:space="preserve">A first validation on real traces was run with Claude Haiku 4.5 as the frozen</w:t>
-      </w:r>
-      <w:r>
-        <w:t xml:space="preserve"> </w:t>
-      </w:r>
-      <w:r>
-        <w:t xml:space="preserve">model: 100 items (50 GSM8K</w:t>
-      </w:r>
-      <w:r>
-        <w:t xml:space="preserve"> </w:t>
-      </w:r>
-      <w:r>
-        <w:t xml:space="preserve">, 50 CommonsenseQA) with 3–5</w:t>
-      </w:r>
-      <w:r>
-        <w:t xml:space="preserve"> </w:t>
-      </w:r>
-      <w:r>
-        <w:t xml:space="preserve">independent chain-of-thought traces per item and verbalized confidence,</w:t>
-      </w:r>
-      <w:r>
-        <w:t xml:space="preserve"> </w:t>
-      </w:r>
-      <w:r>
-        <w:t xml:space="preserve">evaluated at</w:t>
+        <w:t xml:space="preserve">Validation on real traces used Claude Haiku 4.5 as the frozen model: 100 items</w:t>
+      </w:r>
+      <w:r>
+        <w:t xml:space="preserve"> </w:t>
+      </w:r>
+      <w:r>
+        <w:t xml:space="preserve">(50 GSM8K</w:t>
+      </w:r>
+      <w:r>
+        <w:t xml:space="preserve"> </w:t>
+      </w:r>
+      <w:r>
+        <w:t xml:space="preserve">, 50 CommonsenseQA),</w:t>
+      </w:r>
+      <w:r>
+        <w:t xml:space="preserve"> </w:t>
+      </w:r>
+      <w:r>
+        <w:rPr>
+          <w:i/>
+          <w:iCs/>
+        </w:rPr>
+        <w:t xml:space="preserve">12</w:t>
+      </w:r>
+      <w:r>
+        <w:t xml:space="preserve"> </w:t>
+      </w:r>
+      <w:r>
+        <w:t xml:space="preserve">independent</w:t>
+      </w:r>
+      <w:r>
+        <w:t xml:space="preserve"> </w:t>
+      </w:r>
+      <w:r>
+        <w:t xml:space="preserve">chain-of-thought traces per item with verbalized confidence (1</w:t>
+      </w:r>
+      <w:r>
+        <w:t xml:space="preserve">,</w:t>
+      </w:r>
+      <w:r>
+        <w:t xml:space="preserve">200 traces</w:t>
+      </w:r>
+      <w:r>
+        <w:t xml:space="preserve"> </w:t>
+      </w:r>
+      <w:r>
+        <w:t xml:space="preserve">total), evaluated at</w:t>
       </w:r>
       <w:r>
         <w:t xml:space="preserve"> </w:t>
@@ -13382,21 +13404,231 @@
           <m:t>=</m:t>
         </m:r>
         <m:r>
-          <m:t>3</m:t>
-        </m:r>
-      </m:oMath>
-      <w:r>
-        <w:t xml:space="preserve"> </w:t>
-      </w:r>
-      <w:r>
-        <w:t xml:space="preserve">with a 40/60 dev/test split. Three observations. First,</w:t>
-      </w:r>
-      <w:r>
-        <w:t xml:space="preserve"> </w:t>
-      </w:r>
-      <w:r>
-        <w:t xml:space="preserve">verbalized confidence is extremely tie-heavy on real traces—two values</w:t>
-      </w:r>
+          <m:t>12</m:t>
+        </m:r>
+      </m:oMath>
+      <w:r>
+        <w:t xml:space="preserve"> </w:t>
+      </w:r>
+      <w:r>
+        <w:t xml:space="preserve">with a 40/60 dev/test split. Four findings.</w:t>
+      </w:r>
+    </w:p>
+    <w:p>
+      <w:pPr>
+        <w:pStyle w:val="BodyText"/>
+      </w:pPr>
+      <w:r>
+        <w:rPr>
+          <w:i/>
+          <w:iCs/>
+        </w:rPr>
+        <w:t xml:space="preserve">(a) The calibration–discrimination distinction reverses on real data,</w:t>
+      </w:r>
+      <w:r>
+        <w:rPr>
+          <w:i/>
+          <w:iCs/>
+        </w:rPr>
+        <w:t xml:space="preserve"> </w:t>
+      </w:r>
+      <w:r>
+        <w:rPr>
+          <w:i/>
+          <w:iCs/>
+        </w:rPr>
+        <w:t xml:space="preserve">and</w:t>
+      </w:r>
+      <w:r>
+        <w:rPr>
+          <w:i/>
+          <w:iCs/>
+        </w:rPr>
+        <w:t xml:space="preserve"> </w:t>
+      </w:r>
+      <w:r>
+        <w:rPr>
+          <w:i/>
+          <w:iCs/>
+          <w:smallCaps/>
+        </w:rPr>
+        <w:t xml:space="preserve">tact</w:t>
+      </w:r>
+      <w:r>
+        <w:rPr>
+          <w:i/>
+          <w:iCs/>
+        </w:rPr>
+        <w:t xml:space="preserve"> </w:t>
+      </w:r>
+      <w:r>
+        <w:rPr>
+          <w:i/>
+          <w:iCs/>
+        </w:rPr>
+        <w:t xml:space="preserve">reads it correctly.</w:t>
+      </w:r>
+      <w:r>
+        <w:t xml:space="preserve"> </w:t>
+      </w:r>
+      <w:r>
+        <w:t xml:space="preserve">The channel is</w:t>
+      </w:r>
+      <w:r>
+        <w:t xml:space="preserve"> </w:t>
+      </w:r>
+      <w:r>
+        <w:rPr>
+          <w:i/>
+          <w:iCs/>
+        </w:rPr>
+        <w:t xml:space="preserve">extremely well calibrated</w:t>
+      </w:r>
+      <w:r>
+        <w:t xml:space="preserve"> </w:t>
+      </w:r>
+      <w:r>
+        <w:t xml:space="preserve">in the usual sense:</w:t>
+      </w:r>
+      <w:r>
+        <w:t xml:space="preserve"> </w:t>
+      </w:r>
+      <m:oMath>
+        <m:r>
+          <m:rPr>
+            <m:sty m:val="p"/>
+          </m:rPr>
+          <m:t>E</m:t>
+        </m:r>
+        <m:r>
+          <m:rPr>
+            <m:sty m:val="p"/>
+          </m:rPr>
+          <m:t>C</m:t>
+        </m:r>
+        <m:r>
+          <m:rPr>
+            <m:sty m:val="p"/>
+          </m:rPr>
+          <m:t>E</m:t>
+        </m:r>
+        <m:r>
+          <m:rPr>
+            <m:sty m:val="p"/>
+          </m:rPr>
+          <m:t>=</m:t>
+        </m:r>
+        <m:r>
+          <m:t>0.016</m:t>
+        </m:r>
+      </m:oMath>
+      <w:r>
+        <w:t xml:space="preserve">, far inside the</w:t>
+      </w:r>
+      <w:r>
+        <w:t xml:space="preserve"> </w:t>
+      </w:r>
+      <m:oMath>
+        <m:r>
+          <m:t>0.10</m:t>
+        </m:r>
+      </m:oMath>
+      <w:r>
+        <w:t xml:space="preserve"> </w:t>
+      </w:r>
+      <w:r>
+        <w:t xml:space="preserve">gate, so a</w:t>
+      </w:r>
+      <w:r>
+        <w:t xml:space="preserve"> </w:t>
+      </w:r>
+      <w:r>
+        <w:t xml:space="preserve">binary ECE gate</w:t>
+      </w:r>
+      <w:r>
+        <w:t xml:space="preserve"> </w:t>
+      </w:r>
+      <w:r>
+        <w:rPr>
+          <w:i/>
+          <w:iCs/>
+        </w:rPr>
+        <w:t xml:space="preserve">opens</w:t>
+      </w:r>
+      <w:r>
+        <w:t xml:space="preserve"> </w:t>
+      </w:r>
+      <w:r>
+        <w:t xml:space="preserve">and hands the channel to CISC. Yet the measured</w:t>
+      </w:r>
+      <w:r>
+        <w:t xml:space="preserve"> </w:t>
+      </w:r>
+      <w:r>
+        <w:t xml:space="preserve">within-item discrimination is</w:t>
+      </w:r>
+      <w:r>
+        <w:t xml:space="preserve"> </w:t>
+      </w:r>
+      <m:oMath>
+        <m:acc>
+          <m:accPr>
+            <m:chr m:val="̂"/>
+          </m:accPr>
+          <m:e>
+            <m:r>
+              <m:t>D</m:t>
+            </m:r>
+          </m:e>
+        </m:acc>
+        <m:r>
+          <m:rPr>
+            <m:sty m:val="p"/>
+          </m:rPr>
+          <m:t>=</m:t>
+        </m:r>
+        <m:r>
+          <m:rPr>
+            <m:sty m:val="p"/>
+          </m:rPr>
+          <m:t>−</m:t>
+        </m:r>
+        <m:r>
+          <m:t>0.219</m:t>
+        </m:r>
+      </m:oMath>
+      <w:r>
+        <w:t xml:space="preserve"> </w:t>
+      </w:r>
+      <w:r>
+        <w:t xml:space="preserve">with</w:t>
+      </w:r>
+      <w:r>
+        <w:t xml:space="preserve"> </w:t>
+      </w:r>
+      <m:oMath>
+        <m:r>
+          <m:rPr>
+            <m:sty m:val="p"/>
+          </m:rPr>
+          <m:t>S</m:t>
+        </m:r>
+        <m:r>
+          <m:rPr>
+            <m:sty m:val="p"/>
+          </m:rPr>
+          <m:t>E</m:t>
+        </m:r>
+        <m:r>
+          <m:rPr>
+            <m:sty m:val="p"/>
+          </m:rPr>
+          <m:t>=</m:t>
+        </m:r>
+        <m:r>
+          <m:t>0.176</m:t>
+        </m:r>
+      </m:oMath>
       <w:r>
         <w:t xml:space="preserve"> </w:t>
       </w:r>
@@ -13405,6 +13637,487 @@
       </w:r>
       <m:oMath>
         <m:r>
+          <m:t>z</m:t>
+        </m:r>
+        <m:r>
+          <m:rPr>
+            <m:sty m:val="p"/>
+          </m:rPr>
+          <m:t>=</m:t>
+        </m:r>
+        <m:r>
+          <m:rPr>
+            <m:sty m:val="p"/>
+          </m:rPr>
+          <m:t>−</m:t>
+        </m:r>
+        <m:r>
+          <m:t>1.24</m:t>
+        </m:r>
+      </m:oMath>
+      <w:r>
+        <w:t xml:space="preserve">) — no usable signal, and what little there is points the</w:t>
+      </w:r>
+      <w:r>
+        <w:t xml:space="preserve"> </w:t>
+      </w:r>
+      <w:r>
+        <w:rPr>
+          <w:i/>
+          <w:iCs/>
+        </w:rPr>
+        <w:t xml:space="preserve">wrong way</w:t>
+      </w:r>
+      <w:r>
+        <w:t xml:space="preserve"> </w:t>
+      </w:r>
+      <w:r>
+        <w:t xml:space="preserve">(math</w:t>
+      </w:r>
+      <w:r>
+        <w:t xml:space="preserve"> </w:t>
+      </w:r>
+      <m:oMath>
+        <m:r>
+          <m:rPr>
+            <m:sty m:val="p"/>
+          </m:rPr>
+          <m:t>−</m:t>
+        </m:r>
+        <m:r>
+          <m:t>0.515</m:t>
+        </m:r>
+      </m:oMath>
+      <w:r>
+        <w:t xml:space="preserve">, commonsense</w:t>
+      </w:r>
+      <w:r>
+        <w:t xml:space="preserve"> </w:t>
+      </w:r>
+      <m:oMath>
+        <m:r>
+          <m:rPr>
+            <m:sty m:val="p"/>
+          </m:rPr>
+          <m:t>−</m:t>
+        </m:r>
+        <m:r>
+          <m:t>0.173</m:t>
+        </m:r>
+      </m:oMath>
+      <w:r>
+        <w:t xml:space="preserve">; both groups negative).</w:t>
+      </w:r>
+      <w:r>
+        <w:t xml:space="preserve"> </w:t>
+      </w:r>
+      <w:r>
+        <w:t xml:space="preserve">This is the exact mirror image of the synthetic case in which ECE wrongly</w:t>
+      </w:r>
+      <w:r>
+        <w:t xml:space="preserve"> </w:t>
+      </w:r>
+      <w:r>
+        <w:rPr>
+          <w:i/>
+          <w:iCs/>
+        </w:rPr>
+        <w:t xml:space="preserve">closed</w:t>
+      </w:r>
+      <w:r>
+        <w:t xml:space="preserve"> </w:t>
+      </w:r>
+      <w:r>
+        <w:t xml:space="preserve">the gate on a discriminative channel (Section </w:t>
+      </w:r>
+      <w:hyperlink w:anchor="sec:setup">
+        <w:r>
+          <w:rPr>
+            <w:rStyle w:val="Hyperlink"/>
+          </w:rPr>
+          <w:t xml:space="preserve">3</w:t>
+        </w:r>
+      </w:hyperlink>
+      <w:r>
+        <w:t xml:space="preserve">):</w:t>
+      </w:r>
+      <w:r>
+        <w:t xml:space="preserve"> </w:t>
+      </w:r>
+      <w:r>
+        <w:t xml:space="preserve">on real traces ECE wrongly</w:t>
+      </w:r>
+      <w:r>
+        <w:t xml:space="preserve"> </w:t>
+      </w:r>
+      <w:r>
+        <w:rPr>
+          <w:i/>
+          <w:iCs/>
+        </w:rPr>
+        <w:t xml:space="preserve">opens</w:t>
+      </w:r>
+      <w:r>
+        <w:t xml:space="preserve"> </w:t>
+      </w:r>
+      <w:r>
+        <w:t xml:space="preserve">it on a non-discriminative one.</w:t>
+      </w:r>
+      <w:r>
+        <w:t xml:space="preserve"> </w:t>
+      </w:r>
+      <w:r>
+        <w:t xml:space="preserve">Calibration is uninformative about voting utility in both directions, and a</w:t>
+      </w:r>
+      <w:r>
+        <w:t xml:space="preserve"> </w:t>
+      </w:r>
+      <w:r>
+        <w:t xml:space="preserve">signed discrimination statistic is what distinguishes them.</w:t>
+      </w:r>
+    </w:p>
+    <w:p>
+      <w:pPr>
+        <w:pStyle w:val="BodyText"/>
+      </w:pPr>
+      <w:r>
+        <w:rPr>
+          <w:i/>
+          <w:iCs/>
+        </w:rPr>
+        <w:t xml:space="preserve">(b) The dead zone fires, and costs exactly nothing.</w:t>
+      </w:r>
+      <w:r>
+        <w:t xml:space="preserve"> </w:t>
+      </w:r>
+      <w:r>
+        <w:t xml:space="preserve">With</w:t>
+      </w:r>
+      <w:r>
+        <w:t xml:space="preserve"> </w:t>
+      </w:r>
+      <m:oMath>
+        <m:r>
+          <m:rPr>
+            <m:sty m:val="p"/>
+          </m:rPr>
+          <m:t>|</m:t>
+        </m:r>
+        <m:r>
+          <m:t>z</m:t>
+        </m:r>
+        <m:r>
+          <m:rPr>
+            <m:sty m:val="p"/>
+          </m:rPr>
+          <m:t>|</m:t>
+        </m:r>
+        <m:r>
+          <m:rPr>
+            <m:sty m:val="p"/>
+          </m:rPr>
+          <m:t>&lt;</m:t>
+        </m:r>
+        <m:r>
+          <m:t>ν</m:t>
+        </m:r>
+      </m:oMath>
+      <w:r>
+        <w:t xml:space="preserve">,</w:t>
+      </w:r>
+      <w:r>
+        <w:t xml:space="preserve"> </w:t>
+      </w:r>
+      <w:r>
+        <w:rPr>
+          <w:smallCaps/>
+        </w:rPr>
+        <w:t xml:space="preserve">tact</w:t>
+      </w:r>
+      <w:r>
+        <w:t xml:space="preserve">-dev,</w:t>
+      </w:r>
+      <w:r>
+        <w:t xml:space="preserve"> </w:t>
+      </w:r>
+      <w:r>
+        <w:rPr>
+          <w:smallCaps/>
+        </w:rPr>
+        <w:t xml:space="preserve">tact</w:t>
+      </w:r>
+      <w:r>
+        <w:t xml:space="preserve">-LF and</w:t>
+      </w:r>
+      <w:r>
+        <w:t xml:space="preserve"> </w:t>
+      </w:r>
+      <w:r>
+        <w:rPr>
+          <w:smallCaps/>
+        </w:rPr>
+        <w:t xml:space="preserve">tact</w:t>
+      </w:r>
+      <w:r>
+        <w:t xml:space="preserve">-group all return</w:t>
+      </w:r>
+      <w:r>
+        <w:t xml:space="preserve"> </w:t>
+      </w:r>
+      <m:oMath>
+        <m:r>
+          <m:t>γ</m:t>
+        </m:r>
+        <m:r>
+          <m:rPr>
+            <m:sty m:val="p"/>
+          </m:rPr>
+          <m:t>=</m:t>
+        </m:r>
+        <m:r>
+          <m:t>0</m:t>
+        </m:r>
+      </m:oMath>
+      <w:r>
+        <w:t xml:space="preserve"> </w:t>
+      </w:r>
+      <w:r>
+        <w:t xml:space="preserve">and are bit-identical</w:t>
+      </w:r>
+      <w:r>
+        <w:t xml:space="preserve"> </w:t>
+      </w:r>
+      <w:r>
+        <w:t xml:space="preserve">to</w:t>
+      </w:r>
+      <w:r>
+        <w:t xml:space="preserve"> </w:t>
+      </w:r>
+      <w:r>
+        <w:rPr>
+          <w:smallCaps/>
+        </w:rPr>
+        <w:t xml:space="preserve">sc</w:t>
+      </w:r>
+      <w:r>
+        <w:t xml:space="preserve"> </w:t>
+      </w:r>
+      <w:r>
+        <w:t xml:space="preserve">on every test item (</w:t>
+      </w:r>
+      <m:oMath>
+        <m:r>
+          <m:rPr>
+            <m:sty m:val="p"/>
+          </m:rPr>
+          <m:t>+</m:t>
+        </m:r>
+        <m:r>
+          <m:t>0</m:t>
+        </m:r>
+        <m:r>
+          <m:rPr>
+            <m:sty m:val="p"/>
+          </m:rPr>
+          <m:t>/</m:t>
+        </m:r>
+        <m:r>
+          <m:rPr>
+            <m:sty m:val="p"/>
+          </m:rPr>
+          <m:t>−</m:t>
+        </m:r>
+        <m:r>
+          <m:t>0</m:t>
+        </m:r>
+      </m:oMath>
+      <w:r>
+        <w:t xml:space="preserve"> </w:t>
+      </w:r>
+      <w:r>
+        <w:t xml:space="preserve">discordant pairs,</w:t>
+      </w:r>
+      <w:r>
+        <w:t xml:space="preserve"> </w:t>
+      </w:r>
+      <m:oMath>
+        <m:r>
+          <m:t>p</m:t>
+        </m:r>
+        <m:r>
+          <m:rPr>
+            <m:sty m:val="p"/>
+          </m:rPr>
+          <m:t>=</m:t>
+        </m:r>
+        <m:r>
+          <m:t>1</m:t>
+        </m:r>
+      </m:oMath>
+      <w:r>
+        <w:t xml:space="preserve">). All methods score</w:t>
+      </w:r>
+      <w:r>
+        <w:t xml:space="preserve"> </w:t>
+      </w:r>
+      <m:oMath>
+        <m:r>
+          <m:t>0.917</m:t>
+        </m:r>
+      </m:oMath>
+      <w:r>
+        <w:t xml:space="preserve">. This is the pre-registered null-direction prediction of</w:t>
+      </w:r>
+      <w:r>
+        <w:t xml:space="preserve"> </w:t>
+      </w:r>
+      <w:r>
+        <w:t xml:space="preserve">Section </w:t>
+      </w:r>
+      <w:hyperlink w:anchor="sec:limits">
+        <w:r>
+          <w:rPr>
+            <w:rStyle w:val="Hyperlink"/>
+          </w:rPr>
+          <w:t xml:space="preserve">9</w:t>
+        </w:r>
+      </w:hyperlink>
+      <w:r>
+        <w:t xml:space="preserve"> </w:t>
+      </w:r>
+      <w:r>
+        <w:t xml:space="preserve">confirmed on real data: where the channel carries no</w:t>
+      </w:r>
+      <w:r>
+        <w:t xml:space="preserve"> </w:t>
+      </w:r>
+      <w:r>
+        <w:t xml:space="preserve">signal, the method is free.</w:t>
+      </w:r>
+    </w:p>
+    <w:p>
+      <w:pPr>
+        <w:pStyle w:val="BodyText"/>
+      </w:pPr>
+      <w:r>
+        <w:rPr>
+          <w:i/>
+          <w:iCs/>
+        </w:rPr>
+        <w:t xml:space="preserve">(c) Saturation is the binding constraint, not the estimator.</w:t>
+      </w:r>
+      <w:r>
+        <w:t xml:space="preserve"> </w:t>
+      </w:r>
+      <w:r>
+        <w:t xml:space="preserve">Trace-level</w:t>
+      </w:r>
+      <w:r>
+        <w:t xml:space="preserve"> </w:t>
+      </w:r>
+      <w:r>
+        <w:t xml:space="preserve">accuracy is</w:t>
+      </w:r>
+      <w:r>
+        <w:t xml:space="preserve"> </w:t>
+      </w:r>
+      <m:oMath>
+        <m:r>
+          <m:t>0.958</m:t>
+        </m:r>
+      </m:oMath>
+      <w:r>
+        <w:t xml:space="preserve"> </w:t>
+      </w:r>
+      <w:r>
+        <w:t xml:space="preserve">on GSM8K and</w:t>
+      </w:r>
+      <w:r>
+        <w:t xml:space="preserve"> </w:t>
+      </w:r>
+      <m:oMath>
+        <m:r>
+          <m:t>0.847</m:t>
+        </m:r>
+      </m:oMath>
+      <w:r>
+        <w:t xml:space="preserve"> </w:t>
+      </w:r>
+      <w:r>
+        <w:t xml:space="preserve">on CommonsenseQA, so only</w:t>
+      </w:r>
+      <w:r>
+        <w:t xml:space="preserve"> </w:t>
+      </w:r>
+      <m:oMath>
+        <m:r>
+          <m:t>12</m:t>
+        </m:r>
+      </m:oMath>
+      <w:r>
+        <w:t xml:space="preserve"> </w:t>
+      </w:r>
+      <w:r>
+        <w:t xml:space="preserve">of</w:t>
+      </w:r>
+      <w:r>
+        <w:t xml:space="preserve"> </w:t>
+      </w:r>
+      <m:oMath>
+        <m:r>
+          <m:t>100</m:t>
+        </m:r>
+      </m:oMath>
+      <w:r>
+        <w:t xml:space="preserve"> </w:t>
+      </w:r>
+      <w:r>
+        <w:t xml:space="preserve">items contain both a correct and an incorrect trace — the only items a</w:t>
+      </w:r>
+      <w:r>
+        <w:t xml:space="preserve"> </w:t>
+      </w:r>
+      <w:r>
+        <w:t xml:space="preserve">within-item rank statistic can use. The estimator is not underpowered by</w:t>
+      </w:r>
+      <w:r>
+        <w:t xml:space="preserve"> </w:t>
+      </w:r>
+      <w:r>
+        <w:t xml:space="preserve">design; the benchmark simply does not present the model with enough genuine</w:t>
+      </w:r>
+      <w:r>
+        <w:t xml:space="preserve"> </w:t>
+      </w:r>
+      <w:r>
+        <w:t xml:space="preserve">uncertainty. Exposing non-null coupling on a strong model requires harder item</w:t>
+      </w:r>
+      <w:r>
+        <w:t xml:space="preserve"> </w:t>
+      </w:r>
+      <w:r>
+        <w:t xml:space="preserve">pools, not more traces per item.</w:t>
+      </w:r>
+    </w:p>
+    <w:p>
+      <w:pPr>
+        <w:pStyle w:val="BodyText"/>
+      </w:pPr>
+      <w:r>
+        <w:rPr>
+          <w:i/>
+          <w:iCs/>
+        </w:rPr>
+        <w:t xml:space="preserve">(d) Verbalized confidence is tie-heavy.</w:t>
+      </w:r>
+      <w:r>
+        <w:t xml:space="preserve"> </w:t>
+      </w:r>
+      <w:r>
+        <w:t xml:space="preserve">Two values (</w:t>
+      </w:r>
+      <m:oMath>
+        <m:r>
           <m:t>0.99</m:t>
         </m:r>
       </m:oMath>
@@ -13420,13 +14133,33 @@
         </m:r>
       </m:oMath>
       <w:r>
-        <w:t xml:space="preserve">) cover the majority of all reports—which activates the</w:t>
-      </w:r>
-      <w:r>
-        <w:t xml:space="preserve"> </w:t>
-      </w:r>
-      <w:r>
-        <w:t xml:space="preserve">tie-safe degeneration path of</w:t>
+        <w:t xml:space="preserve">)</w:t>
+      </w:r>
+      <w:r>
+        <w:t xml:space="preserve"> </w:t>
+      </w:r>
+      <w:r>
+        <w:t xml:space="preserve">account for</w:t>
+      </w:r>
+      <w:r>
+        <w:t xml:space="preserve"> </w:t>
+      </w:r>
+      <m:oMath>
+        <m:r>
+          <m:t>49</m:t>
+        </m:r>
+        <m:r>
+          <m:rPr>
+            <m:sty m:val="p"/>
+          </m:rPr>
+          <m:t>%</m:t>
+        </m:r>
+      </m:oMath>
+      <w:r>
+        <w:t xml:space="preserve"> </w:t>
+      </w:r>
+      <w:r>
+        <w:t xml:space="preserve">of all reports, activating the tie-safe degeneration path of</w:t>
       </w:r>
       <w:r>
         <w:t xml:space="preserve"> </w:t>
@@ -13443,66 +14176,23 @@
         <w:t xml:space="preserve"> </w:t>
       </w:r>
       <w:r>
-        <w:t xml:space="preserve">exactly as designed. Second, the</w:t>
-      </w:r>
-      <w:r>
-        <w:t xml:space="preserve"> </w:t>
-      </w:r>
-      <w:r>
-        <w:t xml:space="preserve">channel carries no measurable within-item discrimination on these benchmarks:</w:t>
-      </w:r>
-      <w:r>
-        <w:t xml:space="preserve"> </w:t>
-      </w:r>
-      <w:r>
-        <w:t xml:space="preserve">on GSM8K the traces are</w:t>
-      </w:r>
-      <w:r>
-        <w:t xml:space="preserve"> </w:t>
-      </w:r>
-      <m:oMath>
-        <m:r>
-          <m:t>96</m:t>
-        </m:r>
-        <m:r>
-          <m:rPr>
-            <m:sty m:val="p"/>
-          </m:rPr>
-          <m:t>%</m:t>
-        </m:r>
-      </m:oMath>
-      <w:r>
-        <w:t xml:space="preserve"> </w:t>
-      </w:r>
-      <w:r>
-        <w:t xml:space="preserve">correct, so almost no item exhibits both a</w:t>
-      </w:r>
-      <w:r>
-        <w:t xml:space="preserve"> </w:t>
-      </w:r>
-      <w:r>
-        <w:t xml:space="preserve">correct and an incorrect trace, and the pooled statistic over the remaining</w:t>
-      </w:r>
-      <w:r>
-        <w:t xml:space="preserve"> </w:t>
-      </w:r>
-      <w:r>
-        <w:t xml:space="preserve">informative items is</w:t>
-      </w:r>
-      <w:r>
-        <w:t xml:space="preserve"> </w:t>
-      </w:r>
-      <m:oMath>
-        <m:acc>
-          <m:accPr>
-            <m:chr m:val="̂"/>
-          </m:accPr>
-          <m:e>
-            <m:r>
-              <m:t>D</m:t>
-            </m:r>
-          </m:e>
-        </m:acc>
+        <w:t xml:space="preserve">on many items.</w:t>
+      </w:r>
+    </w:p>
+    <w:p>
+      <w:pPr>
+        <w:pStyle w:val="BodyText"/>
+      </w:pPr>
+      <w:r>
+        <w:t xml:space="preserve">Scope: one model, two benchmarks,</w:t>
+      </w:r>
+      <w:r>
+        <w:t xml:space="preserve"> </w:t>
+      </w:r>
+      <m:oMath>
+        <m:r>
+          <m:t>K</m:t>
+        </m:r>
         <m:r>
           <m:rPr>
             <m:sty m:val="p"/>
@@ -13510,81 +14200,39 @@
           <m:t>=</m:t>
         </m:r>
         <m:r>
-          <m:rPr>
-            <m:sty m:val="p"/>
-          </m:rPr>
-          <m:t>−</m:t>
-        </m:r>
-        <m:r>
-          <m:t>0.16</m:t>
-        </m:r>
-      </m:oMath>
-      <w:r>
-        <w:t xml:space="preserve"> </w:t>
-      </w:r>
-      <w:r>
-        <w:t xml:space="preserve">with</w:t>
-      </w:r>
-      <w:r>
-        <w:t xml:space="preserve"> </w:t>
-      </w:r>
-      <m:oMath>
-        <m:r>
-          <m:rPr>
-            <m:sty m:val="p"/>
-          </m:rPr>
-          <m:t>S</m:t>
-        </m:r>
-        <m:r>
-          <m:rPr>
-            <m:sty m:val="p"/>
-          </m:rPr>
-          <m:t>E</m:t>
-        </m:r>
-        <m:r>
-          <m:rPr>
-            <m:sty m:val="p"/>
-          </m:rPr>
-          <m:t>=</m:t>
-        </m:r>
-        <m:r>
-          <m:t>0.33</m:t>
-        </m:r>
-      </m:oMath>
-      <w:r>
-        <w:t xml:space="preserve"> </w:t>
-      </w:r>
-      <w:r>
-        <w:t xml:space="preserve">(</w:t>
-      </w:r>
-      <m:oMath>
-        <m:r>
-          <m:t>z</m:t>
-        </m:r>
-        <m:r>
-          <m:rPr>
-            <m:sty m:val="p"/>
-          </m:rPr>
-          <m:t>=</m:t>
-        </m:r>
-        <m:r>
-          <m:rPr>
-            <m:sty m:val="p"/>
-          </m:rPr>
-          <m:t>−</m:t>
-        </m:r>
-        <m:r>
-          <m:t>0.48</m:t>
-        </m:r>
-      </m:oMath>
-      <w:r>
-        <w:t xml:space="preserve">), deep</w:t>
-      </w:r>
-      <w:r>
-        <w:t xml:space="preserve"> </w:t>
-      </w:r>
-      <w:r>
-        <w:t xml:space="preserve">inside the dead zone. Third,</w:t>
+          <m:t>12</m:t>
+        </m:r>
+      </m:oMath>
+      <w:r>
+        <w:t xml:space="preserve">. The result is a clean confirmation</w:t>
+      </w:r>
+      <w:r>
+        <w:t xml:space="preserve"> </w:t>
+      </w:r>
+      <w:r>
+        <w:t xml:space="preserve">of the null-direction prediction and of the calibration–discrimination</w:t>
+      </w:r>
+      <w:r>
+        <w:t xml:space="preserve"> </w:t>
+      </w:r>
+      <w:r>
+        <w:t xml:space="preserve">argument; it is</w:t>
+      </w:r>
+      <w:r>
+        <w:t xml:space="preserve"> </w:t>
+      </w:r>
+      <w:r>
+        <w:rPr>
+          <w:i/>
+          <w:iCs/>
+        </w:rPr>
+        <w:t xml:space="preserve">not</w:t>
+      </w:r>
+      <w:r>
+        <w:t xml:space="preserve"> </w:t>
+      </w:r>
+      <w:r>
+        <w:t xml:space="preserve">evidence that</w:t>
       </w:r>
       <w:r>
         <w:t xml:space="preserve"> </w:t>
@@ -13599,178 +14247,19 @@
         <w:t xml:space="preserve"> </w:t>
       </w:r>
       <w:r>
-        <w:t xml:space="preserve">consequently returns</w:t>
-      </w:r>
-      <w:r>
-        <w:t xml:space="preserve"> </w:t>
-      </w:r>
-      <m:oMath>
-        <m:r>
-          <m:t>γ</m:t>
-        </m:r>
-        <m:r>
-          <m:rPr>
-            <m:sty m:val="p"/>
-          </m:rPr>
-          <m:t>=</m:t>
-        </m:r>
-        <m:r>
-          <m:t>0</m:t>
-        </m:r>
-      </m:oMath>
-      <w:r>
-        <w:t xml:space="preserve"> </w:t>
-      </w:r>
-      <w:r>
-        <w:t xml:space="preserve">and is</w:t>
-      </w:r>
-      <w:r>
-        <w:t xml:space="preserve"> </w:t>
-      </w:r>
-      <w:r>
-        <w:t xml:space="preserve">bit-identical to</w:t>
-      </w:r>
-      <w:r>
-        <w:t xml:space="preserve"> </w:t>
-      </w:r>
-      <w:r>
-        <w:rPr>
-          <w:smallCaps/>
-        </w:rPr>
-        <w:t xml:space="preserve">sc</w:t>
-      </w:r>
-      <w:r>
-        <w:t xml:space="preserve"> </w:t>
-      </w:r>
-      <w:r>
-        <w:t xml:space="preserve">on every test item (</w:t>
-      </w:r>
-      <m:oMath>
-        <m:r>
-          <m:rPr>
-            <m:sty m:val="p"/>
-          </m:rPr>
-          <m:t>+</m:t>
-        </m:r>
-        <m:r>
-          <m:t>0</m:t>
-        </m:r>
-        <m:r>
-          <m:rPr>
-            <m:sty m:val="p"/>
-          </m:rPr>
-          <m:t>/</m:t>
-        </m:r>
-        <m:r>
-          <m:rPr>
-            <m:sty m:val="p"/>
-          </m:rPr>
-          <m:t>−</m:t>
-        </m:r>
-        <m:r>
-          <m:t>0</m:t>
-        </m:r>
-      </m:oMath>
-      <w:r>
-        <w:t xml:space="preserve"> </w:t>
-      </w:r>
-      <w:r>
-        <w:t xml:space="preserve">discordant pairs)—the</w:t>
-      </w:r>
-      <w:r>
-        <w:t xml:space="preserve"> </w:t>
-      </w:r>
-      <w:r>
-        <w:t xml:space="preserve">pre-registered null-direction prediction of Section </w:t>
-      </w:r>
-      <w:hyperlink w:anchor="sec:limits">
-        <w:r>
-          <w:rPr>
-            <w:rStyle w:val="Hyperlink"/>
-          </w:rPr>
-          <w:t xml:space="preserve">9</w:t>
-        </w:r>
-      </w:hyperlink>
-      <w:r>
-        <w:t xml:space="preserve"> </w:t>
-      </w:r>
-      <w:r>
-        <w:t xml:space="preserve">confirmed:</w:t>
-      </w:r>
-      <w:r>
-        <w:t xml:space="preserve"> </w:t>
-      </w:r>
-      <w:r>
-        <w:t xml:space="preserve">when the channel carries no signal the method costs exactly nothing. The</w:t>
-      </w:r>
-      <w:r>
-        <w:t xml:space="preserve"> </w:t>
-      </w:r>
-      <w:r>
-        <w:t xml:space="preserve">saturation also delimits what these benchmarks can test: within-item</w:t>
-      </w:r>
-      <w:r>
-        <w:t xml:space="preserve"> </w:t>
-      </w:r>
-      <w:r>
-        <w:t xml:space="preserve">discrimination requires items where the model is genuinely uncertain, so</w:t>
-      </w:r>
-      <w:r>
-        <w:t xml:space="preserve"> </w:t>
-      </w:r>
-      <w:r>
-        <w:t xml:space="preserve">harder item pools (and more replicates per item) are required to expose</w:t>
-      </w:r>
-      <w:r>
-        <w:t xml:space="preserve"> </w:t>
-      </w:r>
-      <w:r>
-        <w:t xml:space="preserve">non-null coupling on strong models. Scale caveats apply throughout:</w:t>
-      </w:r>
-      <w:r>
-        <w:t xml:space="preserve"> </w:t>
-      </w:r>
-      <m:oMath>
-        <m:r>
-          <m:t>3</m:t>
-        </m:r>
-      </m:oMath>
-      <w:r>
-        <w:t xml:space="preserve">–</w:t>
-      </w:r>
-      <m:oMath>
-        <m:r>
-          <m:t>5</m:t>
-        </m:r>
-      </m:oMath>
-      <w:r>
-        <w:t xml:space="preserve"> </w:t>
-      </w:r>
-      <w:r>
-        <w:t xml:space="preserve">traces per item,</w:t>
-      </w:r>
-      <w:r>
-        <w:t xml:space="preserve"> </w:t>
-      </w:r>
-      <m:oMath>
-        <m:r>
-          <m:t>K</m:t>
-        </m:r>
-        <m:r>
-          <m:rPr>
-            <m:sty m:val="p"/>
-          </m:rPr>
-          <m:t>=</m:t>
-        </m:r>
-        <m:r>
-          <m:t>3</m:t>
-        </m:r>
-      </m:oMath>
-      <w:r>
-        <w:t xml:space="preserve"> </w:t>
-      </w:r>
-      <w:r>
-        <w:t xml:space="preserve">voting, one model, and partial sampling.</w:t>
+        <w:t xml:space="preserve">improves accuracy on real</w:t>
+      </w:r>
+      <w:r>
+        <w:t xml:space="preserve"> </w:t>
+      </w:r>
+      <w:r>
+        <w:t xml:space="preserve">traces, which remains untested for want of a benchmark where the channel is</w:t>
+      </w:r>
+      <w:r>
+        <w:t xml:space="preserve"> </w:t>
+      </w:r>
+      <w:r>
+        <w:t xml:space="preserve">both informative and the model uncertain.</w:t>
       </w:r>
     </w:p>
     <w:bookmarkEnd w:id="58"/>

--- a/paper/tact.docx
+++ b/paper/tact.docx
@@ -10969,7 +10969,7 @@
     </w:p>
     <w:bookmarkEnd w:id="42"/>
     <w:bookmarkEnd w:id="43"/>
-    <w:bookmarkStart w:id="59" w:name="sec:results"/>
+    <w:bookmarkStart w:id="61" w:name="sec:results"/>
     <w:p>
       <w:pPr>
         <w:pStyle w:val="Heading1"/>
@@ -13328,7 +13328,1069 @@
       </w:r>
     </w:p>
     <w:bookmarkEnd w:id="57"/>
-    <w:bookmarkStart w:id="58" w:name="sec:real"/>
+    <w:bookmarkStart w:id="59" w:name="sec:tests"/>
+    <w:p>
+      <w:pPr>
+        <w:pStyle w:val="Heading2"/>
+      </w:pPr>
+      <w:r>
+        <w:t xml:space="preserve">Verification of the implementation</w:t>
+      </w:r>
+    </w:p>
+    <w:p>
+      <w:pPr>
+        <w:pStyle w:val="FirstParagraph"/>
+      </w:pPr>
+      <w:r>
+        <w:t xml:space="preserve">Because every claim in Sections </w:t>
+      </w:r>
+      <w:hyperlink w:anchor="sec:method">
+        <w:r>
+          <w:rPr>
+            <w:rStyle w:val="Hyperlink"/>
+          </w:rPr>
+          <w:t xml:space="preserve">4</w:t>
+        </w:r>
+      </w:hyperlink>
+      <w:r>
+        <w:t xml:space="preserve">–</w:t>
+      </w:r>
+      <w:hyperlink w:anchor="sec:hetero">
+        <w:r>
+          <w:rPr>
+            <w:rStyle w:val="Hyperlink"/>
+          </w:rPr>
+          <w:t xml:space="preserve">6</w:t>
+        </w:r>
+      </w:hyperlink>
+      <w:r>
+        <w:t xml:space="preserve"> </w:t>
+      </w:r>
+      <w:r>
+        <w:t xml:space="preserve">is a</w:t>
+      </w:r>
+      <w:r>
+        <w:t xml:space="preserve"> </w:t>
+      </w:r>
+      <w:r>
+        <w:t xml:space="preserve">mathematical property rather than an empirical trend, the released code pins</w:t>
+      </w:r>
+      <w:r>
+        <w:t xml:space="preserve"> </w:t>
+      </w:r>
+      <w:r>
+        <w:t xml:space="preserve">each one with an executable test; the suite is 76 tests for</w:t>
+      </w:r>
+      <w:r>
+        <w:t xml:space="preserve"> </w:t>
+      </w:r>
+      <w:r>
+        <w:rPr>
+          <w:smallCaps/>
+        </w:rPr>
+        <w:t xml:space="preserve">tact</w:t>
+      </w:r>
+      <w:r>
+        <w:t xml:space="preserve"> </w:t>
+      </w:r>
+      <w:r>
+        <w:t xml:space="preserve">(84</w:t>
+      </w:r>
+      <w:r>
+        <w:t xml:space="preserve"> </w:t>
+      </w:r>
+      <w:r>
+        <w:t xml:space="preserve">including the follow-on work) and runs in 14 seconds. Table </w:t>
+      </w:r>
+      <w:hyperlink w:anchor="tab:tests">
+        <w:r>
+          <w:rPr>
+            <w:rStyle w:val="Hyperlink"/>
+          </w:rPr>
+          <w:t xml:space="preserve">4</w:t>
+        </w:r>
+      </w:hyperlink>
+      <w:r>
+        <w:t xml:space="preserve"> </w:t>
+      </w:r>
+      <w:r>
+        <w:t xml:space="preserve">maps propositions to the tests that would fail if they stopped holding.</w:t>
+      </w:r>
+    </w:p>
+    <w:bookmarkStart w:id="58" w:name="tab:tests"/>
+    <w:p>
+      <w:pPr>
+        <w:pStyle w:val="TableCaption"/>
+      </w:pPr>
+      <w:r>
+        <w:t xml:space="preserve">What the test suite verifies. Every proposition in the paper has an</w:t>
+      </w:r>
+      <w:r>
+        <w:t xml:space="preserve"> </w:t>
+      </w:r>
+      <w:r>
+        <w:t xml:space="preserve">executable counterpart; the counter-tests fail deliberately on rejected</w:t>
+      </w:r>
+      <w:r>
+        <w:t xml:space="preserve"> </w:t>
+      </w:r>
+      <w:r>
+        <w:t xml:space="preserve">alternatives so a regression cannot silently reinstate them.</w:t>
+      </w:r>
+    </w:p>
+    <w:tbl>
+      <w:tblPr>
+        <w:tblStyle w:val="Table"/>
+        <w:tblW w:type="auto" w:w="0"/>
+        <w:tblLook w:firstRow="1" w:lastRow="0" w:firstColumn="0" w:lastColumn="0" w:noHBand="0" w:noVBand="0" w:val="0020"/>
+        <w:tblCaption w:val="What the test suite verifies. Every proposition in the paper has an executable counterpart; the counter-tests fail deliberately on rejected alternatives so a regression cannot silently reinstate them."/>
+      </w:tblPr>
+      <w:tblGrid>
+        <w:gridCol w:w="2640"/>
+        <w:gridCol w:w="2640"/>
+        <w:gridCol w:w="2640"/>
+      </w:tblGrid>
+      <w:tr>
+        <w:trPr>
+          <w:tblHeader w:val="on"/>
+        </w:trPr>
+        <w:tc>
+          <w:tcPr/>
+          <w:p>
+            <w:pPr>
+              <w:pStyle w:val="Compact"/>
+              <w:jc w:val="left"/>
+            </w:pPr>
+            <w:r>
+              <w:t xml:space="preserve">Claim</w:t>
+            </w:r>
+          </w:p>
+        </w:tc>
+        <w:tc>
+          <w:tcPr/>
+          <w:p>
+            <w:pPr>
+              <w:pStyle w:val="Compact"/>
+              <w:jc w:val="left"/>
+            </w:pPr>
+            <w:r>
+              <w:t xml:space="preserve">Test</w:t>
+            </w:r>
+          </w:p>
+        </w:tc>
+        <w:tc>
+          <w:tcPr/>
+          <w:p>
+            <w:pPr>
+              <w:pStyle w:val="Compact"/>
+              <w:jc w:val="left"/>
+            </w:pPr>
+            <w:r>
+              <w:t xml:space="preserve">Evidence</w:t>
+            </w:r>
+          </w:p>
+        </w:tc>
+      </w:tr>
+      <w:tr>
+        <w:tc>
+          <w:tcPr/>
+          <w:p>
+            <w:pPr>
+              <w:pStyle w:val="Compact"/>
+              <w:jc w:val="left"/>
+            </w:pPr>
+            <w:r>
+              <w:t xml:space="preserve">Prop. </w:t>
+            </w:r>
+            <w:hyperlink w:anchor="prop:sc">
+              <w:r>
+                <w:rPr>
+                  <w:rStyle w:val="Hyperlink"/>
+                </w:rPr>
+                <w:t xml:space="preserve">1</w:t>
+              </w:r>
+            </w:hyperlink>
+            <w:r>
+              <w:t xml:space="preserve"> </w:t>
+            </w:r>
+            <w:r>
+              <w:t xml:space="preserve">(exact</w:t>
+            </w:r>
+            <w:r>
+              <w:t xml:space="preserve"> </w:t>
+            </w:r>
+            <w:r>
+              <w:rPr>
+                <w:smallCaps/>
+              </w:rPr>
+              <w:t xml:space="preserve">sc</w:t>
+            </w:r>
+            <w:r>
+              <w:t xml:space="preserve">)</w:t>
+            </w:r>
+          </w:p>
+        </w:tc>
+        <w:tc>
+          <w:tcPr/>
+          <w:p>
+            <w:pPr>
+              <w:pStyle w:val="Compact"/>
+              <w:jc w:val="left"/>
+            </w:pPr>
+            <w:r>
+              <w:rPr>
+                <w:rStyle w:val="VerbatimChar"/>
+              </w:rPr>
+              <w:t xml:space="preserve">gamma_zero_is_</w:t>
+            </w:r>
+            <w:r>
+              <w:t xml:space="preserve"> </w:t>
+            </w:r>
+            <w:r>
+              <w:rPr>
+                <w:rStyle w:val="VerbatimChar"/>
+              </w:rPr>
+              <w:t xml:space="preserve">bitwise_sc</w:t>
+            </w:r>
+          </w:p>
+        </w:tc>
+        <w:tc>
+          <w:tcPr/>
+          <w:p>
+            <w:pPr>
+              <w:pStyle w:val="Compact"/>
+              <w:jc w:val="left"/>
+            </w:pPr>
+            <w:r>
+              <w:t xml:space="preserve">200 random pools, identical incl. ties</w:t>
+            </w:r>
+          </w:p>
+        </w:tc>
+      </w:tr>
+      <w:tr>
+        <w:tc>
+          <w:tcPr/>
+          <w:p>
+            <w:pPr>
+              <w:pStyle w:val="Compact"/>
+              <w:jc w:val="left"/>
+            </w:pPr>
+            <w:r>
+              <w:t xml:space="preserve">Dead-zone rate</w:t>
+            </w:r>
+          </w:p>
+        </w:tc>
+        <w:tc>
+          <w:tcPr/>
+          <w:p>
+            <w:pPr>
+              <w:pStyle w:val="Compact"/>
+              <w:jc w:val="left"/>
+            </w:pPr>
+            <w:r>
+              <w:rPr>
+                <w:rStyle w:val="VerbatimChar"/>
+              </w:rPr>
+              <w:t xml:space="preserve">dead_zone_</w:t>
+            </w:r>
+            <w:r>
+              <w:t xml:space="preserve"> </w:t>
+            </w:r>
+            <w:r>
+              <w:rPr>
+                <w:rStyle w:val="VerbatimChar"/>
+              </w:rPr>
+              <w:t xml:space="preserve">probability</w:t>
+            </w:r>
+          </w:p>
+        </w:tc>
+        <w:tc>
+          <w:tcPr/>
+          <w:p>
+            <w:pPr>
+              <w:pStyle w:val="Compact"/>
+              <w:jc w:val="left"/>
+            </w:pPr>
+            <m:oMath>
+              <m:r>
+                <m:rPr>
+                  <m:sty m:val="p"/>
+                </m:rPr>
+                <m:t>&gt;</m:t>
+              </m:r>
+            </m:oMath>
+            <w:r>
+              <w:t xml:space="preserve">70% under</w:t>
+            </w:r>
+            <w:r>
+              <w:t xml:space="preserve"> </w:t>
+            </w:r>
+            <m:oMath>
+              <m:r>
+                <m:t>D</m:t>
+              </m:r>
+              <m:r>
+                <m:rPr>
+                  <m:sty m:val="p"/>
+                </m:rPr>
+                <m:t>=</m:t>
+              </m:r>
+              <m:r>
+                <m:t>0</m:t>
+              </m:r>
+            </m:oMath>
+            <w:r>
+              <w:t xml:space="preserve">, 300 trials</w:t>
+            </w:r>
+          </w:p>
+        </w:tc>
+      </w:tr>
+      <w:tr>
+        <w:tc>
+          <w:tcPr/>
+          <w:p>
+            <w:pPr>
+              <w:pStyle w:val="Compact"/>
+              <w:jc w:val="left"/>
+            </w:pPr>
+            <w:r>
+              <w:t xml:space="preserve">Prop. </w:t>
+            </w:r>
+            <w:hyperlink w:anchor="prop:cisc">
+              <w:r>
+                <w:rPr>
+                  <w:rStyle w:val="Hyperlink"/>
+                </w:rPr>
+                <w:t xml:space="preserve">2</w:t>
+              </w:r>
+            </w:hyperlink>
+            <w:r>
+              <w:t xml:space="preserve"> </w:t>
+            </w:r>
+            <w:r>
+              <w:t xml:space="preserve">(exact CISC)</w:t>
+            </w:r>
+          </w:p>
+        </w:tc>
+        <w:tc>
+          <w:tcPr/>
+          <w:p>
+            <w:pPr>
+              <w:pStyle w:val="Compact"/>
+              <w:jc w:val="left"/>
+            </w:pPr>
+            <w:r>
+              <w:rPr>
+                <w:rStyle w:val="VerbatimChar"/>
+              </w:rPr>
+              <w:t xml:space="preserve">logval_phi_</w:t>
+            </w:r>
+            <w:r>
+              <w:t xml:space="preserve"> </w:t>
+            </w:r>
+            <w:r>
+              <w:rPr>
+                <w:rStyle w:val="VerbatimChar"/>
+              </w:rPr>
+              <w:t xml:space="preserve">reproduces_cisc</w:t>
+            </w:r>
+          </w:p>
+        </w:tc>
+        <w:tc>
+          <w:tcPr/>
+          <w:p>
+            <w:pPr>
+              <w:pStyle w:val="Compact"/>
+              <w:jc w:val="left"/>
+            </w:pPr>
+            <w:r>
+              <w:t xml:space="preserve">identical vote shares, 100 pools</w:t>
+            </w:r>
+          </w:p>
+        </w:tc>
+      </w:tr>
+      <w:tr>
+        <w:tc>
+          <w:tcPr/>
+          <w:p>
+            <w:pPr>
+              <w:pStyle w:val="Compact"/>
+              <w:jc w:val="left"/>
+            </w:pPr>
+            <w:r>
+              <w:t xml:space="preserve">Rank invariance</w:t>
+            </w:r>
+          </w:p>
+        </w:tc>
+        <w:tc>
+          <w:tcPr/>
+          <w:p>
+            <w:pPr>
+              <w:pStyle w:val="Compact"/>
+              <w:jc w:val="left"/>
+            </w:pPr>
+            <w:r>
+              <w:rPr>
+                <w:rStyle w:val="VerbatimChar"/>
+              </w:rPr>
+              <w:t xml:space="preserve">monotone_</w:t>
+            </w:r>
+            <w:r>
+              <w:t xml:space="preserve"> </w:t>
+            </w:r>
+            <w:r>
+              <w:rPr>
+                <w:rStyle w:val="VerbatimChar"/>
+              </w:rPr>
+              <w:t xml:space="preserve">invariance</w:t>
+            </w:r>
+          </w:p>
+        </w:tc>
+        <w:tc>
+          <w:tcPr/>
+          <w:p>
+            <w:pPr>
+              <w:pStyle w:val="Compact"/>
+              <w:jc w:val="left"/>
+            </w:pPr>
+            <w:r>
+              <w:t xml:space="preserve">3 distortions</w:t>
+            </w:r>
+            <w:r>
+              <w:t xml:space="preserve"> </w:t>
+            </w:r>
+            <m:oMath>
+              <m:r>
+                <m:rPr>
+                  <m:sty m:val="p"/>
+                </m:rPr>
+                <m:t>×</m:t>
+              </m:r>
+            </m:oMath>
+            <w:r>
+              <w:t xml:space="preserve"> </w:t>
+            </w:r>
+            <w:r>
+              <w:t xml:space="preserve">100 pools</w:t>
+            </w:r>
+          </w:p>
+        </w:tc>
+      </w:tr>
+      <w:tr>
+        <w:tc>
+          <w:tcPr/>
+          <w:p>
+            <w:pPr>
+              <w:pStyle w:val="Compact"/>
+              <w:jc w:val="left"/>
+            </w:pPr>
+            <w:r>
+              <w:t xml:space="preserve">Null variance</w:t>
+            </w:r>
+          </w:p>
+        </w:tc>
+        <w:tc>
+          <w:tcPr/>
+          <w:p>
+            <w:pPr>
+              <w:pStyle w:val="Compact"/>
+              <w:jc w:val="left"/>
+            </w:pPr>
+            <w:r>
+              <w:rPr>
+                <w:rStyle w:val="VerbatimChar"/>
+              </w:rPr>
+              <w:t xml:space="preserve">null_variance_</w:t>
+            </w:r>
+            <w:r>
+              <w:t xml:space="preserve"> </w:t>
+            </w:r>
+            <w:r>
+              <w:rPr>
+                <w:rStyle w:val="VerbatimChar"/>
+              </w:rPr>
+              <w:t xml:space="preserve">matches_permutation</w:t>
+            </w:r>
+          </w:p>
+        </w:tc>
+        <w:tc>
+          <w:tcPr/>
+          <w:p>
+            <w:pPr>
+              <w:pStyle w:val="Compact"/>
+              <w:jc w:val="left"/>
+            </w:pPr>
+            <w:r>
+              <w:t xml:space="preserve">3</w:t>
+            </w:r>
+            <w:r>
+              <w:t xml:space="preserve">,</w:t>
+            </w:r>
+            <w:r>
+              <w:t xml:space="preserve">000-draw permutation, 10% tol. </w:t>
+            </w:r>
+          </w:p>
+        </w:tc>
+      </w:tr>
+      <w:tr>
+        <w:tc>
+          <w:tcPr/>
+          <w:p>
+            <w:pPr>
+              <w:pStyle w:val="Compact"/>
+              <w:jc w:val="left"/>
+            </w:pPr>
+            <w:r>
+              <w:t xml:space="preserve">JS–EB identity</w:t>
+            </w:r>
+          </w:p>
+        </w:tc>
+        <w:tc>
+          <w:tcPr/>
+          <w:p>
+            <w:pPr>
+              <w:pStyle w:val="Compact"/>
+              <w:jc w:val="left"/>
+            </w:pPr>
+            <w:r>
+              <w:rPr>
+                <w:rStyle w:val="VerbatimChar"/>
+              </w:rPr>
+              <w:t xml:space="preserve">js_eb_identity</w:t>
+            </w:r>
+          </w:p>
+        </w:tc>
+        <w:tc>
+          <w:tcPr/>
+          <w:p>
+            <w:pPr>
+              <w:pStyle w:val="Compact"/>
+              <w:jc w:val="left"/>
+            </w:pPr>
+            <w:r>
+              <w:t xml:space="preserve">exact to</w:t>
+            </w:r>
+            <w:r>
+              <w:t xml:space="preserve"> </w:t>
+            </w:r>
+            <m:oMath>
+              <m:sSup>
+                <m:e>
+                  <m:r>
+                    <m:t>10</m:t>
+                  </m:r>
+                </m:e>
+                <m:sup>
+                  <m:r>
+                    <m:rPr>
+                      <m:sty m:val="p"/>
+                    </m:rPr>
+                    <m:t>−</m:t>
+                  </m:r>
+                  <m:r>
+                    <m:t>12</m:t>
+                  </m:r>
+                </m:sup>
+              </m:sSup>
+            </m:oMath>
+          </w:p>
+        </w:tc>
+      </w:tr>
+      <w:tr>
+        <w:tc>
+          <w:tcPr/>
+          <w:p>
+            <w:pPr>
+              <w:pStyle w:val="Compact"/>
+              <w:jc w:val="left"/>
+            </w:pPr>
+            <w:r>
+              <w:t xml:space="preserve">Link</w:t>
+            </w:r>
+            <w:r>
+              <w:t xml:space="preserve"> </w:t>
+            </w:r>
+            <w:hyperlink w:anchor="eq:link">
+              <w:r>
+                <w:rPr>
+                  <w:rStyle w:val="Hyperlink"/>
+                </w:rPr>
+                <w:t xml:space="preserve">[eq:link]</w:t>
+              </w:r>
+            </w:hyperlink>
+          </w:p>
+        </w:tc>
+        <w:tc>
+          <w:tcPr/>
+          <w:p>
+            <w:pPr>
+              <w:pStyle w:val="Compact"/>
+              <w:jc w:val="left"/>
+            </w:pPr>
+            <w:r>
+              <w:rPr>
+                <w:rStyle w:val="VerbatimChar"/>
+              </w:rPr>
+              <w:t xml:space="preserve">link_values_and_</w:t>
+            </w:r>
+            <w:r>
+              <w:t xml:space="preserve"> </w:t>
+            </w:r>
+            <w:r>
+              <w:rPr>
+                <w:rStyle w:val="VerbatimChar"/>
+              </w:rPr>
+              <w:t xml:space="preserve">mixture_correction</w:t>
+            </w:r>
+          </w:p>
+        </w:tc>
+        <w:tc>
+          <w:tcPr/>
+          <w:p>
+            <w:pPr>
+              <w:pStyle w:val="Compact"/>
+              <w:jc w:val="left"/>
+            </w:pPr>
+            <w:r>
+              <w:t xml:space="preserve">closed form, rel. </w:t>
+            </w:r>
+            <m:oMath>
+              <m:sSup>
+                <m:e>
+                  <m:r>
+                    <m:t>10</m:t>
+                  </m:r>
+                </m:e>
+                <m:sup>
+                  <m:r>
+                    <m:rPr>
+                      <m:sty m:val="p"/>
+                    </m:rPr>
+                    <m:t>−</m:t>
+                  </m:r>
+                  <m:r>
+                    <m:t>9</m:t>
+                  </m:r>
+                </m:sup>
+              </m:sSup>
+            </m:oMath>
+          </w:p>
+        </w:tc>
+      </w:tr>
+      <w:tr>
+        <w:tc>
+          <w:tcPr/>
+          <w:p>
+            <w:pPr>
+              <w:pStyle w:val="Compact"/>
+              <w:jc w:val="left"/>
+            </w:pPr>
+            <w:r>
+              <w:t xml:space="preserve">Prop. </w:t>
+            </w:r>
+            <w:hyperlink w:anchor="prop:ccn">
+              <w:r>
+                <w:rPr>
+                  <w:rStyle w:val="Hyperlink"/>
+                </w:rPr>
+                <w:t xml:space="preserve">4</w:t>
+              </w:r>
+            </w:hyperlink>
+            <w:r>
+              <w:t xml:space="preserve"> </w:t>
+            </w:r>
+            <w:r>
+              <w:t xml:space="preserve">(attenuation)</w:t>
+            </w:r>
+          </w:p>
+        </w:tc>
+        <w:tc>
+          <w:tcPr/>
+          <w:p>
+            <w:pPr>
+              <w:pStyle w:val="Compact"/>
+              <w:jc w:val="left"/>
+            </w:pPr>
+            <w:r>
+              <w:rPr>
+                <w:rStyle w:val="VerbatimChar"/>
+              </w:rPr>
+              <w:t xml:space="preserve">poisoning_</w:t>
+            </w:r>
+            <w:r>
+              <w:t xml:space="preserve"> </w:t>
+            </w:r>
+            <w:r>
+              <w:rPr>
+                <w:rStyle w:val="VerbatimChar"/>
+              </w:rPr>
+              <w:t xml:space="preserve">attenuation_linear</w:t>
+            </w:r>
+          </w:p>
+        </w:tc>
+        <w:tc>
+          <w:tcPr/>
+          <w:p>
+            <w:pPr>
+              <w:pStyle w:val="Compact"/>
+              <w:jc w:val="left"/>
+            </w:pPr>
+            <m:oMath>
+              <m:r>
+                <m:t>ρ</m:t>
+              </m:r>
+              <m:r>
+                <m:rPr>
+                  <m:sty m:val="p"/>
+                </m:rPr>
+                <m:t>∈</m:t>
+              </m:r>
+              <m:r>
+                <m:rPr>
+                  <m:sty m:val="p"/>
+                </m:rPr>
+                <m:t>{</m:t>
+              </m:r>
+              <m:r>
+                <m:t>.1</m:t>
+              </m:r>
+              <m:r>
+                <m:rPr>
+                  <m:sty m:val="p"/>
+                </m:rPr>
+                <m:t>,</m:t>
+              </m:r>
+              <m:r>
+                <m:t>.25</m:t>
+              </m:r>
+              <m:r>
+                <m:rPr>
+                  <m:sty m:val="p"/>
+                </m:rPr>
+                <m:t>,</m:t>
+              </m:r>
+              <m:r>
+                <m:t>.4</m:t>
+              </m:r>
+              <m:r>
+                <m:rPr>
+                  <m:sty m:val="p"/>
+                </m:rPr>
+                <m:t>}</m:t>
+              </m:r>
+            </m:oMath>
+            <w:r>
+              <w:t xml:space="preserve">, abs. </w:t>
+            </w:r>
+            <m:oMath>
+              <m:r>
+                <m:t>.06</m:t>
+              </m:r>
+            </m:oMath>
+          </w:p>
+        </w:tc>
+      </w:tr>
+      <w:tr>
+        <w:tc>
+          <w:tcPr/>
+          <w:p>
+            <w:pPr>
+              <w:pStyle w:val="Compact"/>
+              <w:jc w:val="left"/>
+            </w:pPr>
+            <w:r>
+              <w:t xml:space="preserve">Props. </w:t>
+            </w:r>
+            <w:hyperlink w:anchor="prop:selfreinf">
+              <w:r>
+                <w:rPr>
+                  <w:rStyle w:val="Hyperlink"/>
+                </w:rPr>
+                <w:t xml:space="preserve">5</w:t>
+              </w:r>
+            </w:hyperlink>
+            <w:r>
+              <w:t xml:space="preserve">–</w:t>
+            </w:r>
+            <w:hyperlink w:anchor="prop:twoworld">
+              <w:r>
+                <w:rPr>
+                  <w:rStyle w:val="Hyperlink"/>
+                </w:rPr>
+                <w:t xml:space="preserve">7</w:t>
+              </w:r>
+            </w:hyperlink>
+          </w:p>
+        </w:tc>
+        <w:tc>
+          <w:tcPr/>
+          <w:p>
+            <w:pPr>
+              <w:pStyle w:val="Compact"/>
+              <w:jc w:val="left"/>
+            </w:pPr>
+            <w:r>
+              <w:rPr>
+                <w:rStyle w:val="VerbatimChar"/>
+              </w:rPr>
+              <w:t xml:space="preserve">test_tact_group.py</w:t>
+            </w:r>
+          </w:p>
+        </w:tc>
+        <w:tc>
+          <w:tcPr/>
+          <w:p>
+            <w:pPr>
+              <w:pStyle w:val="Compact"/>
+              <w:jc w:val="left"/>
+            </w:pPr>
+            <w:r>
+              <w:t xml:space="preserve">97.5%</w:t>
+            </w:r>
+            <w:r>
+              <w:t xml:space="preserve"> </w:t>
+            </w:r>
+            <w:r>
+              <w:rPr>
+                <w:smallCaps/>
+              </w:rPr>
+              <w:t xml:space="preserve">sc</w:t>
+            </w:r>
+            <w:r>
+              <w:t xml:space="preserve"> </w:t>
+            </w:r>
+            <w:r>
+              <w:t xml:space="preserve">agreement; 4% sign match</w:t>
+            </w:r>
+          </w:p>
+        </w:tc>
+      </w:tr>
+      <w:tr>
+        <w:tc>
+          <w:tcPr/>
+          <w:p>
+            <w:pPr>
+              <w:pStyle w:val="Compact"/>
+              <w:jc w:val="left"/>
+            </w:pPr>
+            <w:r>
+              <w:t xml:space="preserve">Estimator permutation-invariance</w:t>
+            </w:r>
+          </w:p>
+        </w:tc>
+        <w:tc>
+          <w:tcPr/>
+          <w:p>
+            <w:pPr>
+              <w:pStyle w:val="Compact"/>
+              <w:jc w:val="left"/>
+            </w:pPr>
+            <w:r>
+              <w:rPr>
+                <w:rStyle w:val="VerbatimChar"/>
+              </w:rPr>
+              <w:t xml:space="preserve">estimator_is_</w:t>
+            </w:r>
+            <w:r>
+              <w:t xml:space="preserve"> </w:t>
+            </w:r>
+            <w:r>
+              <w:rPr>
+                <w:rStyle w:val="VerbatimChar"/>
+              </w:rPr>
+              <w:t xml:space="preserve">permutation_invariant</w:t>
+            </w:r>
+          </w:p>
+        </w:tc>
+        <w:tc>
+          <w:tcPr/>
+          <w:p>
+            <w:pPr>
+              <w:pStyle w:val="Compact"/>
+              <w:jc w:val="left"/>
+            </w:pPr>
+            <w:r>
+              <w:t xml:space="preserve">bypasses the memo (regression test)</w:t>
+            </w:r>
+          </w:p>
+        </w:tc>
+      </w:tr>
+      <w:tr>
+        <w:tc>
+          <w:tcPr/>
+          <w:p>
+            <w:pPr>
+              <w:pStyle w:val="Compact"/>
+              <w:jc w:val="left"/>
+            </w:pPr>
+            <w:r>
+              <w:t xml:space="preserve">Rejected: Kish ESS</w:t>
+            </w:r>
+          </w:p>
+        </w:tc>
+        <w:tc>
+          <w:tcPr/>
+          <w:p>
+            <w:pPr>
+              <w:pStyle w:val="Compact"/>
+              <w:jc w:val="left"/>
+            </w:pPr>
+            <w:r>
+              <w:rPr>
+                <w:rStyle w:val="VerbatimChar"/>
+              </w:rPr>
+              <w:t xml:space="preserve">kish_fails_T2_T3</w:t>
+            </w:r>
+          </w:p>
+        </w:tc>
+        <w:tc>
+          <w:tcPr/>
+          <w:p>
+            <w:pPr>
+              <w:pStyle w:val="Compact"/>
+              <w:jc w:val="left"/>
+            </w:pPr>
+            <w:r>
+              <w:t xml:space="preserve">asserts the failure</w:t>
+            </w:r>
+          </w:p>
+        </w:tc>
+      </w:tr>
+      <w:tr>
+        <w:tc>
+          <w:tcPr/>
+          <w:p>
+            <w:pPr>
+              <w:pStyle w:val="Compact"/>
+              <w:jc w:val="left"/>
+            </w:pPr>
+            <w:r>
+              <w:t xml:space="preserve">Rejected: SAFE guarantee under VoI</w:t>
+            </w:r>
+          </w:p>
+        </w:tc>
+        <w:tc>
+          <w:tcPr/>
+          <w:p>
+            <w:pPr>
+              <w:pStyle w:val="Compact"/>
+              <w:jc w:val="left"/>
+            </w:pPr>
+            <w:r>
+              <w:rPr>
+                <w:rStyle w:val="VerbatimChar"/>
+              </w:rPr>
+              <w:t xml:space="preserve">frozen_default_</w:t>
+            </w:r>
+            <w:r>
+              <w:t xml:space="preserve"> </w:t>
+            </w:r>
+            <w:r>
+              <w:rPr>
+                <w:rStyle w:val="VerbatimChar"/>
+              </w:rPr>
+              <w:t xml:space="preserve">breaks_guarantee</w:t>
+            </w:r>
+          </w:p>
+        </w:tc>
+        <w:tc>
+          <w:tcPr/>
+          <w:p>
+            <w:pPr>
+              <w:pStyle w:val="Compact"/>
+              <w:jc w:val="left"/>
+            </w:pPr>
+            <w:r>
+              <w:t xml:space="preserve">asserts the violation</w:t>
+            </w:r>
+          </w:p>
+        </w:tc>
+      </w:tr>
+    </w:tbl>
+    <w:bookmarkEnd w:id="58"/>
+    <w:p>
+      <w:pPr>
+        <w:pStyle w:val="BodyText"/>
+      </w:pPr>
+      <w:r>
+        <w:t xml:space="preserve">Two entries deserve comment. The permutation-invariance test was added after a</w:t>
+      </w:r>
+      <w:r>
+        <w:t xml:space="preserve"> </w:t>
+      </w:r>
+      <w:r>
+        <w:t xml:space="preserve">defect in which the memoisation key made the</w:t>
+      </w:r>
+      <w:r>
+        <w:t xml:space="preserve"> </w:t>
+      </w:r>
+      <w:r>
+        <w:rPr>
+          <w:i/>
+          <w:iCs/>
+        </w:rPr>
+        <w:t xml:space="preserve">test</w:t>
+      </w:r>
+      <w:r>
+        <w:t xml:space="preserve"> </w:t>
+      </w:r>
+      <w:r>
+        <w:t xml:space="preserve">pass while the</w:t>
+      </w:r>
+      <w:r>
+        <w:t xml:space="preserve"> </w:t>
+      </w:r>
+      <w:r>
+        <w:t xml:space="preserve">estimator itself was order-dependent by up to</w:t>
+      </w:r>
+      <w:r>
+        <w:t xml:space="preserve"> </w:t>
+      </w:r>
+      <m:oMath>
+        <m:r>
+          <m:t>0.10</m:t>
+        </m:r>
+      </m:oMath>
+      <w:r>
+        <w:t xml:space="preserve">; it now calls the internal</w:t>
+      </w:r>
+      <w:r>
+        <w:t xml:space="preserve"> </w:t>
+      </w:r>
+      <w:r>
+        <w:t xml:space="preserve">routine directly. And the last two rows are counter-tests that assert</w:t>
+      </w:r>
+      <w:r>
+        <w:t xml:space="preserve"> </w:t>
+      </w:r>
+      <w:r>
+        <w:rPr>
+          <w:i/>
+          <w:iCs/>
+        </w:rPr>
+        <w:t xml:space="preserve">failure</w:t>
+      </w:r>
+      <w:r>
+        <w:t xml:space="preserve"> </w:t>
+      </w:r>
+      <w:r>
+        <w:t xml:space="preserve">of rejected alternatives — the Kish effective-sample-size</w:t>
+      </w:r>
+      <w:r>
+        <w:t xml:space="preserve"> </w:t>
+      </w:r>
+      <w:r>
+        <w:t xml:space="preserve">formulation and the claim that the shipped default honours the SAFE stopping</w:t>
+      </w:r>
+      <w:r>
+        <w:t xml:space="preserve"> </w:t>
+      </w:r>
+      <w:r>
+        <w:t xml:space="preserve">guarantee — so that neither can be silently reinstated by a later change.</w:t>
+      </w:r>
+    </w:p>
+    <w:bookmarkEnd w:id="59"/>
+    <w:bookmarkStart w:id="60" w:name="sec:real"/>
     <w:p>
       <w:pPr>
         <w:pStyle w:val="Heading2"/>
@@ -14262,9 +15324,9 @@
         <w:t xml:space="preserve">both informative and the model uncertain.</w:t>
       </w:r>
     </w:p>
-    <w:bookmarkEnd w:id="58"/>
-    <w:bookmarkEnd w:id="59"/>
-    <w:bookmarkStart w:id="60" w:name="sec:limits"/>
+    <w:bookmarkEnd w:id="60"/>
+    <w:bookmarkEnd w:id="61"/>
+    <w:bookmarkStart w:id="62" w:name="sec:limits"/>
     <w:p>
       <w:pPr>
         <w:pStyle w:val="Heading1"/>
@@ -14553,8 +15615,8 @@
         <w:t xml:space="preserve">unless further covariates exist.</w:t>
       </w:r>
     </w:p>
-    <w:bookmarkEnd w:id="60"/>
-    <w:bookmarkStart w:id="61" w:name="conclusion"/>
+    <w:bookmarkEnd w:id="62"/>
+    <w:bookmarkStart w:id="63" w:name="conclusion"/>
     <w:p>
       <w:pPr>
         <w:pStyle w:val="Heading1"/>
@@ -14592,8 +15654,8 @@
         <w:t xml:space="preserve">into a measured, signed, uncertainty-aware quantity with exact fallbacks at both ends—plain self-consistency when the evidence is absent, CISC when it is at full strength—and shows that the sign, long unrepresentable in this family of methods, can be recovered without any labels under stated and tested conditions. The accompanying impossibility results draw the boundary that any future per-item method must respect, and the falsification protocol, having already killed one of the author’s own systems, is offered as the more portable contribution.</w:t>
       </w:r>
     </w:p>
-    <w:bookmarkEnd w:id="61"/>
-    <w:bookmarkStart w:id="62" w:name="references"/>
+    <w:bookmarkEnd w:id="63"/>
+    <w:bookmarkStart w:id="64" w:name="references"/>
     <w:p>
       <w:pPr>
         <w:pStyle w:val="Heading1"/>
@@ -15460,7 +16522,7 @@
         <w:t xml:space="preserve">, 2025, pp. 3613–3635.</w:t>
       </w:r>
     </w:p>
-    <w:bookmarkEnd w:id="62"/>
+    <w:bookmarkEnd w:id="64"/>
     <w:sectPr>
       <w:footnotePr>
         <w:numRestart w:val="eachSect"/>

--- a/paper/tact.docx
+++ b/paper/tact.docx
@@ -15464,7 +15464,7 @@
           <w:b/>
           <w:bCs/>
         </w:rPr>
-        <w:t xml:space="preserve">Conditional label-free guarantee.</w:t>
+        <w:t xml:space="preserve">Conditional label-free guarantee, and what happens past the boundary.</w:t>
       </w:r>
       <w:r>
         <w:t xml:space="preserve"> </w:t>
@@ -15523,7 +15523,13 @@
         <w:t xml:space="preserve"> </w:t>
       </w:r>
       <w:r>
-        <w:t xml:space="preserve">after deduplication, and the confident-echo ambiguity is fundamental (Proposition </w:t>
+        <w:t xml:space="preserve">after deduplication, and the</w:t>
+      </w:r>
+      <w:r>
+        <w:t xml:space="preserve"> </w:t>
+      </w:r>
+      <w:r>
+        <w:t xml:space="preserve">confident-echo ambiguity is fundamental (Proposition </w:t>
       </w:r>
       <w:hyperlink w:anchor="prop:twoworld">
         <w:r>
@@ -15534,7 +15540,216 @@
         </w:r>
       </w:hyperlink>
       <w:r>
-        <w:t xml:space="preserve">); the alarms detect the verbatim case only, and paraphrased echo would evade them—the semi-label-free mode is the honest fix at</w:t>
+        <w:t xml:space="preserve">).</w:t>
+      </w:r>
+      <w:r>
+        <w:t xml:space="preserve"> </w:t>
+      </w:r>
+      <w:r>
+        <w:t xml:space="preserve">Follow-on work measured the consequence of crossing that boundary, and it is</w:t>
+      </w:r>
+      <w:r>
+        <w:t xml:space="preserve"> </w:t>
+      </w:r>
+      <w:r>
+        <w:t xml:space="preserve">worse than under-trust. In a</w:t>
+      </w:r>
+      <w:r>
+        <w:t xml:space="preserve"> </w:t>
+      </w:r>
+      <w:r>
+        <w:rPr>
+          <w:i/>
+          <w:iCs/>
+        </w:rPr>
+        <w:t xml:space="preserve">paraphrased</w:t>
+      </w:r>
+      <w:r>
+        <w:t xml:space="preserve"> </w:t>
+      </w:r>
+      <w:r>
+        <w:t xml:space="preserve">wrong-majority cell—a dominant</w:t>
+      </w:r>
+      <w:r>
+        <w:t xml:space="preserve"> </w:t>
+      </w:r>
+      <w:r>
+        <w:t xml:space="preserve">wrong cluster that is semantically tight but carries no verbatim signature, so</w:t>
+      </w:r>
+      <w:r>
+        <w:t xml:space="preserve"> </w:t>
+      </w:r>
+      <w:r>
+        <w:t xml:space="preserve">deduplication has nothing to collapse—the plurality is wrong on most items,</w:t>
+      </w:r>
+      <w:r>
+        <w:t xml:space="preserve"> </w:t>
+      </w:r>
+      <m:oMath>
+        <m:acc>
+          <m:accPr>
+            <m:chr m:val="‾"/>
+          </m:accPr>
+          <m:e>
+            <m:r>
+              <m:t>ρ</m:t>
+            </m:r>
+          </m:e>
+        </m:acc>
+        <m:r>
+          <m:rPr>
+            <m:sty m:val="p"/>
+          </m:rPr>
+          <m:t>&gt;</m:t>
+        </m:r>
+        <m:r>
+          <m:t>1</m:t>
+        </m:r>
+        <m:r>
+          <m:rPr>
+            <m:sty m:val="p"/>
+          </m:rPr>
+          <m:t>/</m:t>
+        </m:r>
+        <m:r>
+          <m:t>2</m:t>
+        </m:r>
+      </m:oMath>
+      <w:r>
+        <w:t xml:space="preserve">, and</w:t>
+      </w:r>
+      <w:r>
+        <w:t xml:space="preserve"> </w:t>
+      </w:r>
+      <w:r>
+        <w:rPr>
+          <w:smallCaps/>
+        </w:rPr>
+        <w:t xml:space="preserve">tact</w:t>
+      </w:r>
+      <w:r>
+        <w:t xml:space="preserve">-LF does not merely shrink toward</w:t>
+      </w:r>
+      <w:r>
+        <w:t xml:space="preserve"> </w:t>
+      </w:r>
+      <w:r>
+        <w:rPr>
+          <w:smallCaps/>
+        </w:rPr>
+        <w:t xml:space="preserve">sc</w:t>
+      </w:r>
+      <w:r>
+        <w:t xml:space="preserve">: it</w:t>
+      </w:r>
+      <w:r>
+        <w:t xml:space="preserve"> </w:t>
+      </w:r>
+      <w:r>
+        <w:rPr>
+          <w:i/>
+          <w:iCs/>
+        </w:rPr>
+        <w:t xml:space="preserve">mis-signs</w:t>
+      </w:r>
+      <w:r>
+        <w:t xml:space="preserve">, saturates at</w:t>
+      </w:r>
+      <w:r>
+        <w:t xml:space="preserve"> </w:t>
+      </w:r>
+      <m:oMath>
+        <m:r>
+          <m:t>γ</m:t>
+        </m:r>
+        <m:r>
+          <m:rPr>
+            <m:sty m:val="p"/>
+          </m:rPr>
+          <m:t>=</m:t>
+        </m:r>
+        <m:r>
+          <m:rPr>
+            <m:sty m:val="p"/>
+          </m:rPr>
+          <m:t>−</m:t>
+        </m:r>
+        <m:r>
+          <m:t>2.0</m:t>
+        </m:r>
+      </m:oMath>
+      <w:r>
+        <w:t xml:space="preserve">, and scores</w:t>
+      </w:r>
+      <w:r>
+        <w:t xml:space="preserve"> </w:t>
+      </w:r>
+      <m:oMath>
+        <m:r>
+          <m:t>0.000</m:t>
+        </m:r>
+      </m:oMath>
+      <w:r>
+        <w:t xml:space="preserve"> </w:t>
+      </w:r>
+      <w:r>
+        <w:t xml:space="preserve">against an</w:t>
+      </w:r>
+      <w:r>
+        <w:t xml:space="preserve"> </w:t>
+      </w:r>
+      <w:r>
+        <w:rPr>
+          <w:smallCaps/>
+        </w:rPr>
+        <w:t xml:space="preserve">sc</w:t>
+      </w:r>
+      <w:r>
+        <w:t xml:space="preserve"> </w:t>
+      </w:r>
+      <w:r>
+        <w:t xml:space="preserve">floor of</w:t>
+      </w:r>
+      <w:r>
+        <w:t xml:space="preserve"> </w:t>
+      </w:r>
+      <m:oMath>
+        <m:r>
+          <m:t>0.340</m:t>
+        </m:r>
+      </m:oMath>
+      <w:r>
+        <w:t xml:space="preserve">. None of the four alarms fires, because E1 keys on</w:t>
+      </w:r>
+      <w:r>
+        <w:t xml:space="preserve"> </w:t>
+      </w:r>
+      <w:r>
+        <w:t xml:space="preserve">verbatim duplication which is absent by construction. This is the method’s</w:t>
+      </w:r>
+      <w:r>
+        <w:t xml:space="preserve"> </w:t>
+      </w:r>
+      <w:r>
+        <w:t xml:space="preserve">sharpest unguarded failure mode: the guarantee is conditional, the condition is</w:t>
+      </w:r>
+      <w:r>
+        <w:t xml:space="preserve"> </w:t>
+      </w:r>
+      <w:r>
+        <w:t xml:space="preserve">not observable label-free, and the existing diagnostics do not detect its</w:t>
+      </w:r>
+      <w:r>
+        <w:t xml:space="preserve"> </w:t>
+      </w:r>
+      <w:r>
+        <w:t xml:space="preserve">violation. Where a systematically wrong majority is plausible, the</w:t>
+      </w:r>
+      <w:r>
+        <w:t xml:space="preserve"> </w:t>
+      </w:r>
+      <w:r>
+        <w:t xml:space="preserve">semi-label-free mode (sign from</w:t>
       </w:r>
       <w:r>
         <w:t xml:space="preserve"> </w:t>
@@ -15554,7 +15769,13 @@
         <w:t xml:space="preserve"> </w:t>
       </w:r>
       <w:r>
-        <w:t xml:space="preserve">labels.</w:t>
+        <w:t xml:space="preserve">labels) should be the default rather</w:t>
+      </w:r>
+      <w:r>
+        <w:t xml:space="preserve"> </w:t>
+      </w:r>
+      <w:r>
+        <w:t xml:space="preserve">than an optional refinement.</w:t>
       </w:r>
     </w:p>
     <w:p>

--- a/paper/tact.docx
+++ b/paper/tact.docx
@@ -321,6 +321,19 @@
         <w:t xml:space="preserve"> </w:t>
       </w:r>
       <w:r>
+        <w:t xml:space="preserve">(</w:t>
+      </w:r>
+      <w:r>
+        <w:rPr>
+          <w:b/>
+          <w:bCs/>
+        </w:rPr>
+        <w:t xml:space="preserve">wang2023selfconsistency?</w:t>
+      </w:r>
+      <w:r>
+        <w:t xml:space="preserve">)</w:t>
+      </w:r>
+      <w:r>
         <w:t xml:space="preserve"> </w:t>
       </w:r>
       <w:r>
@@ -344,6 +357,32 @@
         <w:t xml:space="preserve"> </w:t>
       </w:r>
       <w:r>
+        <w:t xml:space="preserve">(</w:t>
+      </w:r>
+      <w:r>
+        <w:rPr>
+          <w:b/>
+          <w:bCs/>
+        </w:rPr>
+        <w:t xml:space="preserve">tian2023just?</w:t>
+      </w:r>
+      <w:r>
+        <w:t xml:space="preserve">;</w:t>
+      </w:r>
+      <w:r>
+        <w:t xml:space="preserve"> </w:t>
+      </w:r>
+      <w:r>
+        <w:rPr>
+          <w:b/>
+          <w:bCs/>
+        </w:rPr>
+        <w:t xml:space="preserve">xiong2024can?</w:t>
+      </w:r>
+      <w:r>
+        <w:t xml:space="preserve">)</w:t>
+      </w:r>
+      <w:r>
         <w:t xml:space="preserve">, derived from token log-probabilities, or elicited as</w:t>
       </w:r>
       <w:r>
@@ -377,10 +416,36 @@
         <w:t xml:space="preserve"> </w:t>
       </w:r>
       <w:r>
+        <w:t xml:space="preserve">(</w:t>
+      </w:r>
+      <w:r>
+        <w:rPr>
+          <w:b/>
+          <w:bCs/>
+        </w:rPr>
+        <w:t xml:space="preserve">kadavath2022language?</w:t>
+      </w:r>
+      <w:r>
+        <w:t xml:space="preserve">)</w:t>
+      </w:r>
+      <w:r>
         <w:t xml:space="preserve">—a natural refinement is to weight votes by confidence. Confidence-Informed Self-Consistency (CISC)</w:t>
       </w:r>
       <w:r>
         <w:t xml:space="preserve"> </w:t>
+      </w:r>
+      <w:r>
+        <w:t xml:space="preserve">(</w:t>
+      </w:r>
+      <w:r>
+        <w:rPr>
+          <w:b/>
+          <w:bCs/>
+        </w:rPr>
+        <w:t xml:space="preserve">taubenfeld2025cisc?</w:t>
+      </w:r>
+      <w:r>
+        <w:t xml:space="preserve">)</w:t>
       </w:r>
       <w:r>
         <w:t xml:space="preserve"> </w:t>
@@ -428,10 +493,36 @@
         <w:t xml:space="preserve"> </w:t>
       </w:r>
       <w:r>
+        <w:t xml:space="preserve">(</w:t>
+      </w:r>
+      <w:r>
+        <w:rPr>
+          <w:b/>
+          <w:bCs/>
+        </w:rPr>
+        <w:t xml:space="preserve">reasc2026?</w:t>
+      </w:r>
+      <w:r>
+        <w:t xml:space="preserve">)</w:t>
+      </w:r>
+      <w:r>
         <w:t xml:space="preserve">, warmup-thresholded filtering</w:t>
       </w:r>
       <w:r>
         <w:t xml:space="preserve"> </w:t>
+      </w:r>
+      <w:r>
+        <w:t xml:space="preserve">(</w:t>
+      </w:r>
+      <w:r>
+        <w:rPr>
+          <w:b/>
+          <w:bCs/>
+        </w:rPr>
+        <w:t xml:space="preserve">deepconf2025?</w:t>
+      </w:r>
+      <w:r>
+        <w:t xml:space="preserve">)</w:t>
       </w:r>
       <w:r>
         <w:t xml:space="preserve">—is monotone</w:t>
@@ -506,6 +597,32 @@
         <w:t xml:space="preserve"> </w:t>
       </w:r>
       <w:r>
+        <w:t xml:space="preserve">(</w:t>
+      </w:r>
+      <w:r>
+        <w:rPr>
+          <w:b/>
+          <w:bCs/>
+        </w:rPr>
+        <w:t xml:space="preserve">taubenfeld2025cisc?</w:t>
+      </w:r>
+      <w:r>
+        <w:t xml:space="preserve">;</w:t>
+      </w:r>
+      <w:r>
+        <w:t xml:space="preserve"> </w:t>
+      </w:r>
+      <w:r>
+        <w:rPr>
+          <w:b/>
+          <w:bCs/>
+        </w:rPr>
+        <w:t xml:space="preserve">huang2024rankcalibration?</w:t>
+      </w:r>
+      <w:r>
+        <w:t xml:space="preserve">)</w:t>
+      </w:r>
+      <w:r>
         <w:t xml:space="preserve">.</w:t>
       </w:r>
     </w:p>
@@ -835,6 +952,32 @@
       </w:r>
       <w:r>
         <w:t xml:space="preserve"> </w:t>
+      </w:r>
+      <w:r>
+        <w:t xml:space="preserve">(</w:t>
+      </w:r>
+      <w:r>
+        <w:rPr>
+          <w:b/>
+          <w:bCs/>
+        </w:rPr>
+        <w:t xml:space="preserve">dawid1979maximum?</w:t>
+      </w:r>
+      <w:r>
+        <w:t xml:space="preserve">;</w:t>
+      </w:r>
+      <w:r>
+        <w:t xml:space="preserve"> </w:t>
+      </w:r>
+      <w:r>
+        <w:rPr>
+          <w:b/>
+          <w:bCs/>
+        </w:rPr>
+        <w:t xml:space="preserve">parisi2014ranking?</w:t>
+      </w:r>
+      <w:r>
+        <w:t xml:space="preserve">)</w:t>
       </w:r>
       <w:r>
         <w:t xml:space="preserve">; a single exchangeable confidence channel from one model offers no such structure. The signed discrimination is estimated from</w:t>
@@ -1276,6 +1419,19 @@
         <w:t xml:space="preserve"> </w:t>
       </w:r>
       <w:r>
+        <w:t xml:space="preserve">(</w:t>
+      </w:r>
+      <w:r>
+        <w:rPr>
+          <w:b/>
+          <w:bCs/>
+        </w:rPr>
+        <w:t xml:space="preserve">wang2023selfconsistency?</w:t>
+      </w:r>
+      <w:r>
+        <w:t xml:space="preserve">)</w:t>
+      </w:r>
+      <w:r>
         <w:t xml:space="preserve"> </w:t>
       </w:r>
       <w:r>
@@ -1285,6 +1441,19 @@
         <w:t xml:space="preserve"> </w:t>
       </w:r>
       <w:r>
+        <w:t xml:space="preserve">(</w:t>
+      </w:r>
+      <w:r>
+        <w:rPr>
+          <w:b/>
+          <w:bCs/>
+        </w:rPr>
+        <w:t xml:space="preserve">taubenfeld2025cisc?</w:t>
+      </w:r>
+      <w:r>
+        <w:t xml:space="preserve">)</w:t>
+      </w:r>
+      <w:r>
         <w:t xml:space="preserve"> </w:t>
       </w:r>
       <w:r>
@@ -1294,6 +1463,19 @@
         <w:t xml:space="preserve"> </w:t>
       </w:r>
       <w:r>
+        <w:t xml:space="preserve">(</w:t>
+      </w:r>
+      <w:r>
+        <w:rPr>
+          <w:b/>
+          <w:bCs/>
+        </w:rPr>
+        <w:t xml:space="preserve">huang2024rankcalibration?</w:t>
+      </w:r>
+      <w:r>
+        <w:t xml:space="preserve">)</w:t>
+      </w:r>
+      <w:r>
         <w:t xml:space="preserve"> </w:t>
       </w:r>
       <w:r>
@@ -1303,6 +1485,32 @@
         <w:t xml:space="preserve"> </w:t>
       </w:r>
       <w:r>
+        <w:t xml:space="preserve">(</w:t>
+      </w:r>
+      <w:r>
+        <w:rPr>
+          <w:b/>
+          <w:bCs/>
+        </w:rPr>
+        <w:t xml:space="preserve">li2023diverse?</w:t>
+      </w:r>
+      <w:r>
+        <w:t xml:space="preserve">;</w:t>
+      </w:r>
+      <w:r>
+        <w:t xml:space="preserve"> </w:t>
+      </w:r>
+      <w:r>
+        <w:rPr>
+          <w:b/>
+          <w:bCs/>
+        </w:rPr>
+        <w:t xml:space="preserve">borda2025?</w:t>
+      </w:r>
+      <w:r>
+        <w:t xml:space="preserve">)</w:t>
+      </w:r>
+      <w:r>
         <w:t xml:space="preserve"> </w:t>
       </w:r>
       <w:r>
@@ -1312,6 +1520,32 @@
         <w:t xml:space="preserve"> </w:t>
       </w:r>
       <w:r>
+        <w:t xml:space="preserve">(</w:t>
+      </w:r>
+      <w:r>
+        <w:rPr>
+          <w:b/>
+          <w:bCs/>
+        </w:rPr>
+        <w:t xml:space="preserve">aggarwal2023adaptive?</w:t>
+      </w:r>
+      <w:r>
+        <w:t xml:space="preserve">;</w:t>
+      </w:r>
+      <w:r>
+        <w:t xml:space="preserve"> </w:t>
+      </w:r>
+      <w:r>
+        <w:rPr>
+          <w:b/>
+          <w:bCs/>
+        </w:rPr>
+        <w:t xml:space="preserve">li2024escape?</w:t>
+      </w:r>
+      <w:r>
+        <w:t xml:space="preserve">)</w:t>
+      </w:r>
+      <w:r>
         <w:t xml:space="preserve"> </w:t>
       </w:r>
       <w:r>
@@ -1321,6 +1555,19 @@
         <w:t xml:space="preserve"> </w:t>
       </w:r>
       <w:r>
+        <w:t xml:space="preserve">(</w:t>
+      </w:r>
+      <w:r>
+        <w:rPr>
+          <w:b/>
+          <w:bCs/>
+        </w:rPr>
+        <w:t xml:space="preserve">reasc2026?</w:t>
+      </w:r>
+      <w:r>
+        <w:t xml:space="preserve">)</w:t>
+      </w:r>
+      <w:r>
         <w:t xml:space="preserve"> </w:t>
       </w:r>
       <w:r>
@@ -1328,6 +1575,19 @@
       </w:r>
       <w:r>
         <w:t xml:space="preserve"> </w:t>
+      </w:r>
+      <w:r>
+        <w:t xml:space="preserve">(</w:t>
+      </w:r>
+      <w:r>
+        <w:rPr>
+          <w:b/>
+          <w:bCs/>
+        </w:rPr>
+        <w:t xml:space="preserve">deepconf2025?</w:t>
+      </w:r>
+      <w:r>
+        <w:t xml:space="preserve">)</w:t>
       </w:r>
       <w:r>
         <w:t xml:space="preserve"> </w:t>
@@ -1389,12 +1649,64 @@
         <w:t xml:space="preserve"> </w:t>
       </w:r>
       <w:r>
+        <w:t xml:space="preserve">(</w:t>
+      </w:r>
+      <w:r>
+        <w:rPr>
+          <w:b/>
+          <w:bCs/>
+        </w:rPr>
+        <w:t xml:space="preserve">dawid1979maximum?</w:t>
+      </w:r>
+      <w:r>
+        <w:t xml:space="preserve">;</w:t>
+      </w:r>
+      <w:r>
+        <w:t xml:space="preserve"> </w:t>
+      </w:r>
+      <w:r>
+        <w:rPr>
+          <w:b/>
+          <w:bCs/>
+        </w:rPr>
+        <w:t xml:space="preserve">whitehill2009whose?</w:t>
+      </w:r>
+      <w:r>
+        <w:t xml:space="preserve">;</w:t>
+      </w:r>
+      <w:r>
+        <w:t xml:space="preserve"> </w:t>
+      </w:r>
+      <w:r>
+        <w:rPr>
+          <w:b/>
+          <w:bCs/>
+        </w:rPr>
+        <w:t xml:space="preserve">karger2011iterative?</w:t>
+      </w:r>
+      <w:r>
+        <w:t xml:space="preserve">)</w:t>
+      </w:r>
+      <w:r>
         <w:t xml:space="preserve">; spectral meta-learners</w:t>
       </w:r>
       <w:r>
         <w:t xml:space="preserve"> </w:t>
       </w:r>
       <w:r>
+        <w:t xml:space="preserve">(</w:t>
+      </w:r>
+      <w:r>
+        <w:rPr>
+          <w:b/>
+          <w:bCs/>
+        </w:rPr>
+        <w:t xml:space="preserve">parisi2014ranking?</w:t>
+      </w:r>
+      <w:r>
+        <w:t xml:space="preserve">)</w:t>
+      </w:r>
+      <w:r>
         <w:t xml:space="preserve"> </w:t>
       </w:r>
       <w:r>
@@ -1402,6 +1714,32 @@
       </w:r>
       <w:r>
         <w:t xml:space="preserve"> </w:t>
+      </w:r>
+      <w:r>
+        <w:t xml:space="preserve">(</w:t>
+      </w:r>
+      <w:r>
+        <w:rPr>
+          <w:b/>
+          <w:bCs/>
+        </w:rPr>
+        <w:t xml:space="preserve">fuse2026?</w:t>
+      </w:r>
+      <w:r>
+        <w:t xml:space="preserve">;</w:t>
+      </w:r>
+      <w:r>
+        <w:t xml:space="preserve"> </w:t>
+      </w:r>
+      <w:r>
+        <w:rPr>
+          <w:b/>
+          <w:bCs/>
+        </w:rPr>
+        <w:t xml:space="preserve">beyondmajority2025?</w:t>
+      </w:r>
+      <w:r>
+        <w:t xml:space="preserve">)</w:t>
       </w:r>
       <w:r>
         <w:t xml:space="preserve"> </w:t>
@@ -1447,16 +1785,68 @@
         <w:t xml:space="preserve"> </w:t>
       </w:r>
       <w:r>
+        <w:t xml:space="preserve">(</w:t>
+      </w:r>
+      <w:r>
+        <w:rPr>
+          <w:b/>
+          <w:bCs/>
+        </w:rPr>
+        <w:t xml:space="preserve">vanelteren1960?</w:t>
+      </w:r>
+      <w:r>
+        <w:t xml:space="preserve">)</w:t>
+      </w:r>
+      <w:r>
         <w:t xml:space="preserve">, the James–Stein positive-part estimator</w:t>
       </w:r>
       <w:r>
         <w:t xml:space="preserve"> </w:t>
       </w:r>
       <w:r>
+        <w:t xml:space="preserve">(</w:t>
+      </w:r>
+      <w:r>
+        <w:rPr>
+          <w:b/>
+          <w:bCs/>
+        </w:rPr>
+        <w:t xml:space="preserve">james1961estimation?</w:t>
+      </w:r>
+      <w:r>
+        <w:t xml:space="preserve">)</w:t>
+      </w:r>
+      <w:r>
         <w:t xml:space="preserve">, effective-sample-size corrections</w:t>
       </w:r>
       <w:r>
         <w:t xml:space="preserve"> </w:t>
+      </w:r>
+      <w:r>
+        <w:t xml:space="preserve">(</w:t>
+      </w:r>
+      <w:r>
+        <w:rPr>
+          <w:b/>
+          <w:bCs/>
+        </w:rPr>
+        <w:t xml:space="preserve">kish1965?</w:t>
+      </w:r>
+      <w:r>
+        <w:t xml:space="preserve">;</w:t>
+      </w:r>
+      <w:r>
+        <w:t xml:space="preserve"> </w:t>
+      </w:r>
+      <w:r>
+        <w:rPr>
+          <w:b/>
+          <w:bCs/>
+        </w:rPr>
+        <w:t xml:space="preserve">rao1981analysis?</w:t>
+      </w:r>
+      <w:r>
+        <w:t xml:space="preserve">)</w:t>
       </w:r>
       <w:r>
         <w:t xml:space="preserve">, and normal-scores discriminant analysis. The claim is the assembly and its anchors, not the parts.</w:t>
@@ -3763,6 +4153,19 @@
         <w:t xml:space="preserve"> </w:t>
       </w:r>
       <w:r>
+        <w:t xml:space="preserve">(</w:t>
+      </w:r>
+      <w:r>
+        <w:rPr>
+          <w:b/>
+          <w:bCs/>
+        </w:rPr>
+        <w:t xml:space="preserve">vanelteren1960?</w:t>
+      </w:r>
+      <w:r>
+        <w:t xml:space="preserve">)</w:t>
+      </w:r>
+      <w:r>
         <w:t xml:space="preserve">:</w:t>
       </w:r>
     </w:p>
@@ -5052,6 +5455,19 @@
         <w:t xml:space="preserve"> </w:t>
       </w:r>
       <w:r>
+        <w:t xml:space="preserve">(</w:t>
+      </w:r>
+      <w:r>
+        <w:rPr>
+          <w:b/>
+          <w:bCs/>
+        </w:rPr>
+        <w:t xml:space="preserve">james1961estimation?</w:t>
+      </w:r>
+      <w:r>
+        <w:t xml:space="preserve">)</w:t>
+      </w:r>
+      <w:r>
         <w:t xml:space="preserve">. The map is odd, continuous, never exceeds</w:t>
       </w:r>
       <w:r>
@@ -7536,6 +7952,19 @@
         <w:t xml:space="preserve"> </w:t>
       </w:r>
       <w:r>
+        <w:t xml:space="preserve">(</w:t>
+      </w:r>
+      <w:r>
+        <w:rPr>
+          <w:b/>
+          <w:bCs/>
+        </w:rPr>
+        <w:t xml:space="preserve">parisi2014ranking?</w:t>
+      </w:r>
+      <w:r>
+        <w:t xml:space="preserve">)</w:t>
+      </w:r>
+      <w:r>
         <w:t xml:space="preserve"> </w:t>
       </w:r>
       <w:r>
@@ -14416,6 +14845,19 @@
         <w:t xml:space="preserve"> </w:t>
       </w:r>
       <w:r>
+        <w:t xml:space="preserve">(</w:t>
+      </w:r>
+      <w:r>
+        <w:rPr>
+          <w:b/>
+          <w:bCs/>
+        </w:rPr>
+        <w:t xml:space="preserve">gsm8k2021?</w:t>
+      </w:r>
+      <w:r>
+        <w:t xml:space="preserve">)</w:t>
+      </w:r>
+      <w:r>
         <w:t xml:space="preserve">, 50 CommonsenseQA),</w:t>
       </w:r>
       <w:r>
@@ -15246,6 +15688,578 @@
         <w:pStyle w:val="BodyText"/>
       </w:pPr>
       <w:r>
+        <w:rPr>
+          <w:i/>
+          <w:iCs/>
+        </w:rPr>
+        <w:t xml:space="preserve">(e) A second campaign on harder items confirms the prediction of (c).</w:t>
+      </w:r>
+      <w:r>
+        <w:t xml:space="preserve"> </w:t>
+      </w:r>
+      <w:r>
+        <w:t xml:space="preserve">A pre-registered follow-up collected</w:t>
+      </w:r>
+      <w:r>
+        <w:t xml:space="preserve"> </w:t>
+      </w:r>
+      <m:oMath>
+        <m:r>
+          <m:t>119</m:t>
+        </m:r>
+      </m:oMath>
+      <w:r>
+        <w:t xml:space="preserve"> </w:t>
+      </w:r>
+      <w:r>
+        <w:t xml:space="preserve">MATH level-5 items</w:t>
+      </w:r>
+      <w:r>
+        <w:t xml:space="preserve"> </w:t>
+      </w:r>
+      <w:r>
+        <w:t xml:space="preserve">(</w:t>
+      </w:r>
+      <w:r>
+        <w:rPr>
+          <w:b/>
+          <w:bCs/>
+        </w:rPr>
+        <w:t xml:space="preserve">math500?</w:t>
+      </w:r>
+      <w:r>
+        <w:t xml:space="preserve">)</w:t>
+      </w:r>
+      <w:r>
+        <w:t xml:space="preserve"> </w:t>
+      </w:r>
+      <m:oMath>
+        <m:r>
+          <m:rPr>
+            <m:sty m:val="p"/>
+          </m:rPr>
+          <m:t>×</m:t>
+        </m:r>
+      </m:oMath>
+      <w:r>
+        <w:t xml:space="preserve"> </w:t>
+      </w:r>
+      <m:oMath>
+        <m:r>
+          <m:t>16</m:t>
+        </m:r>
+      </m:oMath>
+      <w:r>
+        <w:t xml:space="preserve"> </w:t>
+      </w:r>
+      <w:r>
+        <w:t xml:space="preserve">traces from the same frozen model (sign set</w:t>
+      </w:r>
+      <w:r>
+        <w:t xml:space="preserve"> </w:t>
+      </w:r>
+      <m:oMath>
+        <m:r>
+          <m:t>30</m:t>
+        </m:r>
+      </m:oMath>
+      <w:r>
+        <w:t xml:space="preserve">, evaluation set</w:t>
+      </w:r>
+      <w:r>
+        <w:t xml:space="preserve"> </w:t>
+      </w:r>
+      <m:oMath>
+        <m:r>
+          <m:t>89</m:t>
+        </m:r>
+      </m:oMath>
+      <w:r>
+        <w:t xml:space="preserve">). The channel prediction came true: pooled</w:t>
+      </w:r>
+      <w:r>
+        <w:t xml:space="preserve"> </w:t>
+      </w:r>
+      <m:oMath>
+        <m:acc>
+          <m:accPr>
+            <m:chr m:val="̂"/>
+          </m:accPr>
+          <m:e>
+            <m:r>
+              <m:t>D</m:t>
+            </m:r>
+          </m:e>
+        </m:acc>
+        <m:r>
+          <m:rPr>
+            <m:sty m:val="p"/>
+          </m:rPr>
+          <m:t>=</m:t>
+        </m:r>
+        <m:r>
+          <m:rPr>
+            <m:sty m:val="p"/>
+          </m:rPr>
+          <m:t>+</m:t>
+        </m:r>
+        <m:r>
+          <m:t>0.250</m:t>
+        </m:r>
+      </m:oMath>
+      <w:r>
+        <w:t xml:space="preserve">,</w:t>
+      </w:r>
+      <w:r>
+        <w:t xml:space="preserve"> </w:t>
+      </w:r>
+      <m:oMath>
+        <m:r>
+          <m:rPr>
+            <m:sty m:val="p"/>
+          </m:rPr>
+          <m:t>S</m:t>
+        </m:r>
+        <m:r>
+          <m:rPr>
+            <m:sty m:val="p"/>
+          </m:rPr>
+          <m:t>E</m:t>
+        </m:r>
+        <m:r>
+          <m:rPr>
+            <m:sty m:val="p"/>
+          </m:rPr>
+          <m:t>=</m:t>
+        </m:r>
+        <m:r>
+          <m:t>0.098</m:t>
+        </m:r>
+      </m:oMath>
+      <w:r>
+        <w:t xml:space="preserve"> </w:t>
+      </w:r>
+      <w:r>
+        <w:t xml:space="preserve">(</w:t>
+      </w:r>
+      <m:oMath>
+        <m:r>
+          <m:t>z</m:t>
+        </m:r>
+        <m:r>
+          <m:rPr>
+            <m:sty m:val="p"/>
+          </m:rPr>
+          <m:t>=</m:t>
+        </m:r>
+        <m:r>
+          <m:rPr>
+            <m:sty m:val="p"/>
+          </m:rPr>
+          <m:t>+</m:t>
+        </m:r>
+        <m:r>
+          <m:t>2.54</m:t>
+        </m:r>
+      </m:oMath>
+      <w:r>
+        <w:t xml:space="preserve">) — the first real-trace confirmation that the</w:t>
+      </w:r>
+      <w:r>
+        <w:t xml:space="preserve"> </w:t>
+      </w:r>
+      <w:r>
+        <w:t xml:space="preserve">verbalized-confidence channel carries positive within-item discrimination.</w:t>
+      </w:r>
+      <w:r>
+        <w:t xml:space="preserve"> </w:t>
+      </w:r>
+      <w:r>
+        <w:t xml:space="preserve">Saturation, however, still forecloses the aggregation endpoint: per-trace</w:t>
+      </w:r>
+      <w:r>
+        <w:t xml:space="preserve"> </w:t>
+      </w:r>
+      <w:r>
+        <w:t xml:space="preserve">accuracy is</w:t>
+      </w:r>
+      <w:r>
+        <w:t xml:space="preserve"> </w:t>
+      </w:r>
+      <m:oMath>
+        <m:r>
+          <m:t>0.819</m:t>
+        </m:r>
+      </m:oMath>
+      <w:r>
+        <w:t xml:space="preserve">,</w:t>
+      </w:r>
+      <w:r>
+        <w:t xml:space="preserve"> </w:t>
+      </w:r>
+      <w:r>
+        <w:rPr>
+          <w:smallCaps/>
+        </w:rPr>
+        <w:t xml:space="preserve">sc</w:t>
+      </w:r>
+      <w:r>
+        <w:t xml:space="preserve"> </w:t>
+      </w:r>
+      <w:r>
+        <w:t xml:space="preserve">scores</w:t>
+      </w:r>
+      <w:r>
+        <w:t xml:space="preserve"> </w:t>
+      </w:r>
+      <m:oMath>
+        <m:r>
+          <m:t>0.888</m:t>
+        </m:r>
+      </m:oMath>
+      <w:r>
+        <w:t xml:space="preserve">, the decisive stratum is</w:t>
+      </w:r>
+      <w:r>
+        <w:t xml:space="preserve"> </w:t>
+      </w:r>
+      <m:oMath>
+        <m:r>
+          <m:t>10</m:t>
+        </m:r>
+      </m:oMath>
+      <w:r>
+        <w:t xml:space="preserve"> </w:t>
+      </w:r>
+      <w:r>
+        <w:t xml:space="preserve">of</w:t>
+      </w:r>
+      <w:r>
+        <w:t xml:space="preserve"> </w:t>
+      </w:r>
+      <m:oMath>
+        <m:r>
+          <m:t>89</m:t>
+        </m:r>
+      </m:oMath>
+      <w:r>
+        <w:t xml:space="preserve"> </w:t>
+      </w:r>
+      <w:r>
+        <w:t xml:space="preserve">items, and the correct answer is present in the pool on only</w:t>
+      </w:r>
+      <w:r>
+        <w:t xml:space="preserve"> </w:t>
+      </w:r>
+      <m:oMath>
+        <m:r>
+          <m:t>4</m:t>
+        </m:r>
+      </m:oMath>
+      <w:r>
+        <w:t xml:space="preserve"> </w:t>
+      </w:r>
+      <w:r>
+        <w:t xml:space="preserve">of those –</w:t>
+      </w:r>
+      <w:r>
+        <w:t xml:space="preserve"> </w:t>
+      </w:r>
+      <w:r>
+        <w:t xml:space="preserve">so the in-pool</w:t>
+      </w:r>
+      <w:r>
+        <w:t xml:space="preserve"> </w:t>
+      </w:r>
+      <w:r>
+        <w:rPr>
+          <w:i/>
+          <w:iCs/>
+        </w:rPr>
+        <w:t xml:space="preserve">oracle</w:t>
+      </w:r>
+      <w:r>
+        <w:t xml:space="preserve"> </w:t>
+      </w:r>
+      <w:r>
+        <w:t xml:space="preserve">tops out at</w:t>
+      </w:r>
+      <w:r>
+        <w:t xml:space="preserve"> </w:t>
+      </w:r>
+      <m:oMath>
+        <m:r>
+          <m:rPr>
+            <m:sty m:val="p"/>
+          </m:rPr>
+          <m:t>+</m:t>
+        </m:r>
+        <m:r>
+          <m:t>4</m:t>
+        </m:r>
+        <m:r>
+          <m:rPr>
+            <m:sty m:val="p"/>
+          </m:rPr>
+          <m:t>/</m:t>
+        </m:r>
+        <m:r>
+          <m:rPr>
+            <m:sty m:val="p"/>
+          </m:rPr>
+          <m:t>−</m:t>
+        </m:r>
+        <m:r>
+          <m:t>0</m:t>
+        </m:r>
+      </m:oMath>
+      <w:r>
+        <w:t xml:space="preserve">, exact one-sided</w:t>
+      </w:r>
+      <w:r>
+        <w:t xml:space="preserve"> </w:t>
+      </w:r>
+      <m:oMath>
+        <m:r>
+          <m:t>p</m:t>
+        </m:r>
+        <m:r>
+          <m:rPr>
+            <m:sty m:val="p"/>
+          </m:rPr>
+          <m:t>=</m:t>
+        </m:r>
+        <m:r>
+          <m:t>0.0625</m:t>
+        </m:r>
+        <m:r>
+          <m:rPr>
+            <m:sty m:val="p"/>
+          </m:rPr>
+          <m:t>&gt;</m:t>
+        </m:r>
+        <m:r>
+          <m:t>0.05</m:t>
+        </m:r>
+      </m:oMath>
+      <w:r>
+        <w:t xml:space="preserve">: the registered endpoint was unpassable for</w:t>
+      </w:r>
+      <w:r>
+        <w:t xml:space="preserve"> </w:t>
+      </w:r>
+      <w:r>
+        <w:rPr>
+          <w:i/>
+          <w:iCs/>
+        </w:rPr>
+        <w:t xml:space="preserve">any</w:t>
+      </w:r>
+      <w:r>
+        <w:t xml:space="preserve"> </w:t>
+      </w:r>
+      <w:r>
+        <w:t xml:space="preserve">aggregation method on the realized substrate.</w:t>
+      </w:r>
+      <w:r>
+        <w:t xml:space="preserve"> </w:t>
+      </w:r>
+      <w:r>
+        <w:rPr>
+          <w:smallCaps/>
+        </w:rPr>
+        <w:t xml:space="preserve">tact</w:t>
+      </w:r>
+      <w:r>
+        <w:t xml:space="preserve"> </w:t>
+      </w:r>
+      <w:r>
+        <w:t xml:space="preserve">again abstained</w:t>
+      </w:r>
+      <w:r>
+        <w:t xml:space="preserve"> </w:t>
+      </w:r>
+      <w:r>
+        <w:t xml:space="preserve">correctly (</w:t>
+      </w:r>
+      <m:oMath>
+        <m:r>
+          <m:t>γ</m:t>
+        </m:r>
+        <m:r>
+          <m:rPr>
+            <m:sty m:val="p"/>
+          </m:rPr>
+          <m:t>=</m:t>
+        </m:r>
+        <m:r>
+          <m:t>0</m:t>
+        </m:r>
+      </m:oMath>
+      <w:r>
+        <w:t xml:space="preserve">; alarms E4 and E2 both fired on the label-free path,</w:t>
+      </w:r>
+      <w:r>
+        <w:t xml:space="preserve"> </w:t>
+      </w:r>
+      <w:r>
+        <w:t xml:space="preserve">and the</w:t>
+      </w:r>
+      <w:r>
+        <w:t xml:space="preserve"> </w:t>
+      </w:r>
+      <m:oMath>
+        <m:r>
+          <m:t>30</m:t>
+        </m:r>
+      </m:oMath>
+      <w:r>
+        <w:t xml:space="preserve">-item sign set contained too few informative items for the</w:t>
+      </w:r>
+      <w:r>
+        <w:t xml:space="preserve"> </w:t>
+      </w:r>
+      <w:r>
+        <w:t xml:space="preserve">semi-label-free sign), remaining bit-identical to</w:t>
+      </w:r>
+      <w:r>
+        <w:t xml:space="preserve"> </w:t>
+      </w:r>
+      <w:r>
+        <w:rPr>
+          <w:smallCaps/>
+        </w:rPr>
+        <w:t xml:space="preserve">sc</w:t>
+      </w:r>
+      <w:r>
+        <w:t xml:space="preserve"> </w:t>
+      </w:r>
+      <w:r>
+        <w:t xml:space="preserve">while the</w:t>
+      </w:r>
+      <w:r>
+        <w:t xml:space="preserve"> </w:t>
+      </w:r>
+      <w:r>
+        <w:t xml:space="preserve">best-single-confidence baseline lost</w:t>
+      </w:r>
+      <w:r>
+        <w:t xml:space="preserve"> </w:t>
+      </w:r>
+      <m:oMath>
+        <m:r>
+          <m:t>4.5</m:t>
+        </m:r>
+      </m:oMath>
+      <w:r>
+        <w:t xml:space="preserve"> </w:t>
+      </w:r>
+      <w:r>
+        <w:t xml:space="preserve">points by acting (</w:t>
+      </w:r>
+      <m:oMath>
+        <m:r>
+          <m:t>0.843</m:t>
+        </m:r>
+      </m:oMath>
+      <w:r>
+        <w:t xml:space="preserve">).</w:t>
+      </w:r>
+      <w:r>
+        <w:t xml:space="preserve"> </w:t>
+      </w:r>
+      <w:r>
+        <w:t xml:space="preserve">One methodological caveat from this campaign transfers beyond</w:t>
+      </w:r>
+      <w:r>
+        <w:t xml:space="preserve"> </w:t>
+      </w:r>
+      <w:r>
+        <w:rPr>
+          <w:smallCaps/>
+        </w:rPr>
+        <w:t xml:space="preserve">tact</w:t>
+      </w:r>
+      <w:r>
+        <w:t xml:space="preserve">:</w:t>
+      </w:r>
+      <w:r>
+        <w:t xml:space="preserve"> </w:t>
+      </w:r>
+      <w:r>
+        <w:t xml:space="preserve">measured difficulty depended strongly on the collection protocol — a</w:t>
+      </w:r>
+      <w:r>
+        <w:t xml:space="preserve"> </w:t>
+      </w:r>
+      <m:oMath>
+        <m:r>
+          <m:t>30</m:t>
+        </m:r>
+      </m:oMath>
+      <w:r>
+        <w:t xml:space="preserve">-problem-per-call probe put level-5 plurality accuracy at</w:t>
+      </w:r>
+      <w:r>
+        <w:t xml:space="preserve"> </w:t>
+      </w:r>
+      <m:oMath>
+        <m:r>
+          <m:t>0.40</m:t>
+        </m:r>
+      </m:oMath>
+      <w:r>
+        <w:t xml:space="preserve">, while</w:t>
+      </w:r>
+      <w:r>
+        <w:t xml:space="preserve"> </w:t>
+      </w:r>
+      <w:r>
+        <w:t xml:space="preserve">the</w:t>
+      </w:r>
+      <w:r>
+        <w:t xml:space="preserve"> </w:t>
+      </w:r>
+      <m:oMath>
+        <m:r>
+          <m:t>15</m:t>
+        </m:r>
+      </m:oMath>
+      <w:r>
+        <w:t xml:space="preserve">-problem-per-call confirmatory run yielded</w:t>
+      </w:r>
+      <w:r>
+        <w:t xml:space="preserve"> </w:t>
+      </w:r>
+      <m:oMath>
+        <m:r>
+          <m:t>0.888</m:t>
+        </m:r>
+      </m:oMath>
+      <w:r>
+        <w:t xml:space="preserve"> </w:t>
+      </w:r>
+      <w:r>
+        <w:t xml:space="preserve">on the same</w:t>
+      </w:r>
+      <w:r>
+        <w:t xml:space="preserve"> </w:t>
+      </w:r>
+      <w:r>
+        <w:t xml:space="preserve">stratum — so batch size must be reported as an experimental parameter</w:t>
+      </w:r>
+      <w:r>
+        <w:t xml:space="preserve"> </w:t>
+      </w:r>
+      <w:r>
+        <w:t xml:space="preserve">whenever traces are collected in batches.</w:t>
+      </w:r>
+    </w:p>
+    <w:p>
+      <w:pPr>
+        <w:pStyle w:val="BodyText"/>
+      </w:pPr>
+      <w:r>
         <w:t xml:space="preserve">Scope: one model, two benchmarks,</w:t>
       </w:r>
       <w:r>
@@ -15834,6 +16848,358 @@
       </w:r>
       <w:r>
         <w:t xml:space="preserve">unless further covariates exist.</w:t>
+      </w:r>
+    </w:p>
+    <w:p>
+      <w:pPr>
+        <w:pStyle w:val="BodyText"/>
+      </w:pPr>
+      <w:r>
+        <w:rPr>
+          <w:b/>
+          <w:bCs/>
+        </w:rPr>
+        <w:t xml:space="preserve">The thin window.</w:t>
+      </w:r>
+      <w:r>
+        <w:t xml:space="preserve"> </w:t>
+      </w:r>
+      <w:r>
+        <w:t xml:space="preserve">Measurements across three substrates (GSM8K/CSQA,</w:t>
+      </w:r>
+      <w:r>
+        <w:t xml:space="preserve"> </w:t>
+      </w:r>
+      <w:r>
+        <w:t xml:space="preserve">MATH level-5, AIME/AMC;</w:t>
+      </w:r>
+      <w:r>
+        <w:t xml:space="preserve"> </w:t>
+      </w:r>
+      <m:oMath>
+        <m:r>
+          <m:t>268</m:t>
+        </m:r>
+      </m:oMath>
+      <w:r>
+        <w:t xml:space="preserve"> </w:t>
+      </w:r>
+      <w:r>
+        <w:t xml:space="preserve">items with pools) place a structural bound on</w:t>
+      </w:r>
+      <w:r>
+        <w:t xml:space="preserve"> </w:t>
+      </w:r>
+      <w:r>
+        <w:t xml:space="preserve">this entire family of methods. The stratum any label-free aggregation method</w:t>
+      </w:r>
+      <w:r>
+        <w:t xml:space="preserve"> </w:t>
+      </w:r>
+      <w:r>
+        <w:t xml:space="preserve">can act on — plurality wrong</w:t>
+      </w:r>
+      <w:r>
+        <w:t xml:space="preserve"> </w:t>
+      </w:r>
+      <w:r>
+        <w:rPr>
+          <w:i/>
+          <w:iCs/>
+        </w:rPr>
+        <w:t xml:space="preserve">and</w:t>
+      </w:r>
+      <w:r>
+        <w:t xml:space="preserve"> </w:t>
+      </w:r>
+      <w:r>
+        <w:t xml:space="preserve">the correct answer present in the</w:t>
+      </w:r>
+      <w:r>
+        <w:t xml:space="preserve"> </w:t>
+      </w:r>
+      <w:r>
+        <w:t xml:space="preserve">pool</w:t>
+      </w:r>
+      <w:r>
+        <w:t xml:space="preserve"> </w:t>
+      </w:r>
+      <w:r>
+        <w:rPr>
+          <w:i/>
+          <w:iCs/>
+        </w:rPr>
+        <w:t xml:space="preserve">and</w:t>
+      </w:r>
+      <w:r>
+        <w:t xml:space="preserve"> </w:t>
+      </w:r>
+      <w:r>
+        <w:t xml:space="preserve">the signal separable — occupied</w:t>
+      </w:r>
+      <w:r>
+        <w:t xml:space="preserve"> </w:t>
+      </w:r>
+      <m:oMath>
+        <m:r>
+          <m:t>2</m:t>
+        </m:r>
+      </m:oMath>
+      <w:r>
+        <w:t xml:space="preserve">–</w:t>
+      </w:r>
+      <m:oMath>
+        <m:r>
+          <m:t>5</m:t>
+        </m:r>
+        <m:r>
+          <m:rPr>
+            <m:sty m:val="p"/>
+          </m:rPr>
+          <m:t>%</m:t>
+        </m:r>
+      </m:oMath>
+      <w:r>
+        <w:t xml:space="preserve"> </w:t>
+      </w:r>
+      <w:r>
+        <w:t xml:space="preserve">of items at</w:t>
+      </w:r>
+      <w:r>
+        <w:t xml:space="preserve"> </w:t>
+      </w:r>
+      <w:r>
+        <w:rPr>
+          <w:i/>
+          <w:iCs/>
+        </w:rPr>
+        <w:t xml:space="preserve">every</w:t>
+      </w:r>
+      <w:r>
+        <w:t xml:space="preserve"> </w:t>
+      </w:r>
+      <w:r>
+        <w:t xml:space="preserve">difficulty level: as items harden, they pass directly from</w:t>
+      </w:r>
+      <w:r>
+        <w:t xml:space="preserve"> </w:t>
+      </w:r>
+      <w:r>
+        <w:t xml:space="preserve">saturated (plurality right) to capability-limited (the correct answer never</w:t>
+      </w:r>
+      <w:r>
+        <w:t xml:space="preserve"> </w:t>
+      </w:r>
+      <w:r>
+        <w:t xml:space="preserve">sampled:</w:t>
+      </w:r>
+      <w:r>
+        <w:t xml:space="preserve"> </w:t>
+      </w:r>
+      <m:oMath>
+        <m:r>
+          <m:t>0</m:t>
+        </m:r>
+      </m:oMath>
+      <w:r>
+        <w:t xml:space="preserve"> </w:t>
+      </w:r>
+      <w:r>
+        <w:t xml:space="preserve">of</w:t>
+      </w:r>
+      <w:r>
+        <w:t xml:space="preserve"> </w:t>
+      </w:r>
+      <m:oMath>
+        <m:r>
+          <m:t>6</m:t>
+        </m:r>
+      </m:oMath>
+      <w:r>
+        <w:t xml:space="preserve"> </w:t>
+      </w:r>
+      <w:r>
+        <w:t xml:space="preserve">plurality-wrong AIME items had it in</w:t>
+      </w:r>
+      <w:r>
+        <w:t xml:space="preserve"> </w:t>
+      </w:r>
+      <m:oMath>
+        <m:r>
+          <m:t>16</m:t>
+        </m:r>
+      </m:oMath>
+      <w:r>
+        <w:t xml:space="preserve"> </w:t>
+      </w:r>
+      <w:r>
+        <w:t xml:space="preserve">draws), and the</w:t>
+      </w:r>
+      <w:r>
+        <w:t xml:space="preserve"> </w:t>
+      </w:r>
+      <w:r>
+        <w:t xml:space="preserve">addressable band between the two regimes does not widen. Classifying all</w:t>
+      </w:r>
+      <w:r>
+        <w:t xml:space="preserve"> </w:t>
+      </w:r>
+      <m:oMath>
+        <m:r>
+          <m:t>16</m:t>
+        </m:r>
+      </m:oMath>
+      <w:r>
+        <w:t xml:space="preserve"> </w:t>
+      </w:r>
+      <w:r>
+        <w:t xml:space="preserve">decisive items by error shape,</w:t>
+      </w:r>
+      <w:r>
+        <w:t xml:space="preserve"> </w:t>
+      </w:r>
+      <m:oMath>
+        <m:r>
+          <m:t>7</m:t>
+        </m:r>
+      </m:oMath>
+      <w:r>
+        <w:t xml:space="preserve"> </w:t>
+      </w:r>
+      <w:r>
+        <w:t xml:space="preserve">were stable-wrong (tight wrong cluster —</w:t>
+      </w:r>
+      <w:r>
+        <w:t xml:space="preserve"> </w:t>
+      </w:r>
+      <w:r>
+        <w:t xml:space="preserve">the two-world regime where no label-free signal can help) and</w:t>
+      </w:r>
+      <w:r>
+        <w:t xml:space="preserve"> </w:t>
+      </w:r>
+      <m:oMath>
+        <m:r>
+          <m:t>9</m:t>
+        </m:r>
+      </m:oMath>
+      <w:r>
+        <w:t xml:space="preserve"> </w:t>
+      </w:r>
+      <w:r>
+        <w:t xml:space="preserve">were</w:t>
+      </w:r>
+      <w:r>
+        <w:t xml:space="preserve"> </w:t>
+      </w:r>
+      <w:r>
+        <w:t xml:space="preserve">scattered (</w:t>
+      </w:r>
+      <m:oMath>
+        <m:r>
+          <m:t>6</m:t>
+        </m:r>
+      </m:oMath>
+      <w:r>
+        <w:t xml:space="preserve">–</w:t>
+      </w:r>
+      <m:oMath>
+        <m:r>
+          <m:t>8</m:t>
+        </m:r>
+      </m:oMath>
+      <w:r>
+        <w:t xml:space="preserve"> </w:t>
+      </w:r>
+      <w:r>
+        <w:t xml:space="preserve">distinct answers — a capability wall that diversity</w:t>
+      </w:r>
+      <w:r>
+        <w:t xml:space="preserve"> </w:t>
+      </w:r>
+      <w:r>
+        <w:t xml:space="preserve">interventions cannot cross, since diversity is already maximal). Under this</w:t>
+      </w:r>
+      <w:r>
+        <w:t xml:space="preserve"> </w:t>
+      </w:r>
+      <w:r>
+        <w:t xml:space="preserve">accounting, abstention is not a conservative compromise but the</w:t>
+      </w:r>
+      <w:r>
+        <w:t xml:space="preserve"> </w:t>
+      </w:r>
+      <w:r>
+        <w:rPr>
+          <w:i/>
+          <w:iCs/>
+        </w:rPr>
+        <w:t xml:space="preserve">only</w:t>
+      </w:r>
+      <w:r>
+        <w:t xml:space="preserve"> </w:t>
+      </w:r>
+      <w:r>
+        <w:t xml:space="preserve">correct default: on the confirmatory substrate the largest measured effect of</w:t>
+      </w:r>
+      <w:r>
+        <w:t xml:space="preserve"> </w:t>
+      </w:r>
+      <w:r>
+        <w:t xml:space="preserve">acting anyway was negative (the best-single-confidence baseline loses</w:t>
+      </w:r>
+      <w:r>
+        <w:t xml:space="preserve"> </w:t>
+      </w:r>
+      <m:oMath>
+        <m:r>
+          <m:t>4.5</m:t>
+        </m:r>
+      </m:oMath>
+      <w:r>
+        <w:t xml:space="preserve"> </w:t>
+      </w:r>
+      <w:r>
+        <w:t xml:space="preserve">points where</w:t>
+      </w:r>
+      <w:r>
+        <w:t xml:space="preserve"> </w:t>
+      </w:r>
+      <w:r>
+        <w:rPr>
+          <w:smallCaps/>
+        </w:rPr>
+        <w:t xml:space="preserve">tact</w:t>
+      </w:r>
+      <w:r>
+        <w:t xml:space="preserve">’s dead zone holds it exactly at the</w:t>
+      </w:r>
+      <w:r>
+        <w:t xml:space="preserve"> </w:t>
+      </w:r>
+      <w:r>
+        <w:rPr>
+          <w:smallCaps/>
+        </w:rPr>
+        <w:t xml:space="preserve">sc</w:t>
+      </w:r>
+      <w:r>
+        <w:t xml:space="preserve"> </w:t>
+      </w:r>
+      <w:r>
+        <w:t xml:space="preserve">floor). The</w:t>
+      </w:r>
+      <w:r>
+        <w:t xml:space="preserve"> </w:t>
+      </w:r>
+      <w:r>
+        <w:t xml:space="preserve">window widens only where an external anchor is cheap (executable tests,</w:t>
+      </w:r>
+      <w:r>
+        <w:t xml:space="preserve"> </w:t>
+      </w:r>
+      <w:r>
+        <w:t xml:space="preserve">substitution checks), which is where this program continues.</w:t>
       </w:r>
     </w:p>
     <w:bookmarkEnd w:id="62"/>

--- a/paper/tact.docx
+++ b/paper/tact.docx
@@ -321,19 +321,6 @@
         <w:t xml:space="preserve"> </w:t>
       </w:r>
       <w:r>
-        <w:t xml:space="preserve">(</w:t>
-      </w:r>
-      <w:r>
-        <w:rPr>
-          <w:b/>
-          <w:bCs/>
-        </w:rPr>
-        <w:t xml:space="preserve">wang2023selfconsistency?</w:t>
-      </w:r>
-      <w:r>
-        <w:t xml:space="preserve">)</w:t>
-      </w:r>
-      <w:r>
         <w:t xml:space="preserve"> </w:t>
       </w:r>
       <w:r>
@@ -357,32 +344,6 @@
         <w:t xml:space="preserve"> </w:t>
       </w:r>
       <w:r>
-        <w:t xml:space="preserve">(</w:t>
-      </w:r>
-      <w:r>
-        <w:rPr>
-          <w:b/>
-          <w:bCs/>
-        </w:rPr>
-        <w:t xml:space="preserve">tian2023just?</w:t>
-      </w:r>
-      <w:r>
-        <w:t xml:space="preserve">;</w:t>
-      </w:r>
-      <w:r>
-        <w:t xml:space="preserve"> </w:t>
-      </w:r>
-      <w:r>
-        <w:rPr>
-          <w:b/>
-          <w:bCs/>
-        </w:rPr>
-        <w:t xml:space="preserve">xiong2024can?</w:t>
-      </w:r>
-      <w:r>
-        <w:t xml:space="preserve">)</w:t>
-      </w:r>
-      <w:r>
         <w:t xml:space="preserve">, derived from token log-probabilities, or elicited as</w:t>
       </w:r>
       <w:r>
@@ -416,36 +377,10 @@
         <w:t xml:space="preserve"> </w:t>
       </w:r>
       <w:r>
-        <w:t xml:space="preserve">(</w:t>
-      </w:r>
-      <w:r>
-        <w:rPr>
-          <w:b/>
-          <w:bCs/>
-        </w:rPr>
-        <w:t xml:space="preserve">kadavath2022language?</w:t>
-      </w:r>
-      <w:r>
-        <w:t xml:space="preserve">)</w:t>
-      </w:r>
-      <w:r>
         <w:t xml:space="preserve">—a natural refinement is to weight votes by confidence. Confidence-Informed Self-Consistency (CISC)</w:t>
       </w:r>
       <w:r>
         <w:t xml:space="preserve"> </w:t>
-      </w:r>
-      <w:r>
-        <w:t xml:space="preserve">(</w:t>
-      </w:r>
-      <w:r>
-        <w:rPr>
-          <w:b/>
-          <w:bCs/>
-        </w:rPr>
-        <w:t xml:space="preserve">taubenfeld2025cisc?</w:t>
-      </w:r>
-      <w:r>
-        <w:t xml:space="preserve">)</w:t>
       </w:r>
       <w:r>
         <w:t xml:space="preserve"> </w:t>
@@ -493,36 +428,10 @@
         <w:t xml:space="preserve"> </w:t>
       </w:r>
       <w:r>
-        <w:t xml:space="preserve">(</w:t>
-      </w:r>
-      <w:r>
-        <w:rPr>
-          <w:b/>
-          <w:bCs/>
-        </w:rPr>
-        <w:t xml:space="preserve">reasc2026?</w:t>
-      </w:r>
-      <w:r>
-        <w:t xml:space="preserve">)</w:t>
-      </w:r>
-      <w:r>
         <w:t xml:space="preserve">, warmup-thresholded filtering</w:t>
       </w:r>
       <w:r>
         <w:t xml:space="preserve"> </w:t>
-      </w:r>
-      <w:r>
-        <w:t xml:space="preserve">(</w:t>
-      </w:r>
-      <w:r>
-        <w:rPr>
-          <w:b/>
-          <w:bCs/>
-        </w:rPr>
-        <w:t xml:space="preserve">deepconf2025?</w:t>
-      </w:r>
-      <w:r>
-        <w:t xml:space="preserve">)</w:t>
       </w:r>
       <w:r>
         <w:t xml:space="preserve">—is monotone</w:t>
@@ -597,32 +506,6 @@
         <w:t xml:space="preserve"> </w:t>
       </w:r>
       <w:r>
-        <w:t xml:space="preserve">(</w:t>
-      </w:r>
-      <w:r>
-        <w:rPr>
-          <w:b/>
-          <w:bCs/>
-        </w:rPr>
-        <w:t xml:space="preserve">taubenfeld2025cisc?</w:t>
-      </w:r>
-      <w:r>
-        <w:t xml:space="preserve">;</w:t>
-      </w:r>
-      <w:r>
-        <w:t xml:space="preserve"> </w:t>
-      </w:r>
-      <w:r>
-        <w:rPr>
-          <w:b/>
-          <w:bCs/>
-        </w:rPr>
-        <w:t xml:space="preserve">huang2024rankcalibration?</w:t>
-      </w:r>
-      <w:r>
-        <w:t xml:space="preserve">)</w:t>
-      </w:r>
-      <w:r>
         <w:t xml:space="preserve">.</w:t>
       </w:r>
     </w:p>
@@ -952,32 +835,6 @@
       </w:r>
       <w:r>
         <w:t xml:space="preserve"> </w:t>
-      </w:r>
-      <w:r>
-        <w:t xml:space="preserve">(</w:t>
-      </w:r>
-      <w:r>
-        <w:rPr>
-          <w:b/>
-          <w:bCs/>
-        </w:rPr>
-        <w:t xml:space="preserve">dawid1979maximum?</w:t>
-      </w:r>
-      <w:r>
-        <w:t xml:space="preserve">;</w:t>
-      </w:r>
-      <w:r>
-        <w:t xml:space="preserve"> </w:t>
-      </w:r>
-      <w:r>
-        <w:rPr>
-          <w:b/>
-          <w:bCs/>
-        </w:rPr>
-        <w:t xml:space="preserve">parisi2014ranking?</w:t>
-      </w:r>
-      <w:r>
-        <w:t xml:space="preserve">)</w:t>
       </w:r>
       <w:r>
         <w:t xml:space="preserve">; a single exchangeable confidence channel from one model offers no such structure. The signed discrimination is estimated from</w:t>
@@ -1419,19 +1276,6 @@
         <w:t xml:space="preserve"> </w:t>
       </w:r>
       <w:r>
-        <w:t xml:space="preserve">(</w:t>
-      </w:r>
-      <w:r>
-        <w:rPr>
-          <w:b/>
-          <w:bCs/>
-        </w:rPr>
-        <w:t xml:space="preserve">wang2023selfconsistency?</w:t>
-      </w:r>
-      <w:r>
-        <w:t xml:space="preserve">)</w:t>
-      </w:r>
-      <w:r>
         <w:t xml:space="preserve"> </w:t>
       </w:r>
       <w:r>
@@ -1441,19 +1285,6 @@
         <w:t xml:space="preserve"> </w:t>
       </w:r>
       <w:r>
-        <w:t xml:space="preserve">(</w:t>
-      </w:r>
-      <w:r>
-        <w:rPr>
-          <w:b/>
-          <w:bCs/>
-        </w:rPr>
-        <w:t xml:space="preserve">taubenfeld2025cisc?</w:t>
-      </w:r>
-      <w:r>
-        <w:t xml:space="preserve">)</w:t>
-      </w:r>
-      <w:r>
         <w:t xml:space="preserve"> </w:t>
       </w:r>
       <w:r>
@@ -1463,19 +1294,6 @@
         <w:t xml:space="preserve"> </w:t>
       </w:r>
       <w:r>
-        <w:t xml:space="preserve">(</w:t>
-      </w:r>
-      <w:r>
-        <w:rPr>
-          <w:b/>
-          <w:bCs/>
-        </w:rPr>
-        <w:t xml:space="preserve">huang2024rankcalibration?</w:t>
-      </w:r>
-      <w:r>
-        <w:t xml:space="preserve">)</w:t>
-      </w:r>
-      <w:r>
         <w:t xml:space="preserve"> </w:t>
       </w:r>
       <w:r>
@@ -1485,32 +1303,6 @@
         <w:t xml:space="preserve"> </w:t>
       </w:r>
       <w:r>
-        <w:t xml:space="preserve">(</w:t>
-      </w:r>
-      <w:r>
-        <w:rPr>
-          <w:b/>
-          <w:bCs/>
-        </w:rPr>
-        <w:t xml:space="preserve">li2023diverse?</w:t>
-      </w:r>
-      <w:r>
-        <w:t xml:space="preserve">;</w:t>
-      </w:r>
-      <w:r>
-        <w:t xml:space="preserve"> </w:t>
-      </w:r>
-      <w:r>
-        <w:rPr>
-          <w:b/>
-          <w:bCs/>
-        </w:rPr>
-        <w:t xml:space="preserve">borda2025?</w:t>
-      </w:r>
-      <w:r>
-        <w:t xml:space="preserve">)</w:t>
-      </w:r>
-      <w:r>
         <w:t xml:space="preserve"> </w:t>
       </w:r>
       <w:r>
@@ -1520,32 +1312,6 @@
         <w:t xml:space="preserve"> </w:t>
       </w:r>
       <w:r>
-        <w:t xml:space="preserve">(</w:t>
-      </w:r>
-      <w:r>
-        <w:rPr>
-          <w:b/>
-          <w:bCs/>
-        </w:rPr>
-        <w:t xml:space="preserve">aggarwal2023adaptive?</w:t>
-      </w:r>
-      <w:r>
-        <w:t xml:space="preserve">;</w:t>
-      </w:r>
-      <w:r>
-        <w:t xml:space="preserve"> </w:t>
-      </w:r>
-      <w:r>
-        <w:rPr>
-          <w:b/>
-          <w:bCs/>
-        </w:rPr>
-        <w:t xml:space="preserve">li2024escape?</w:t>
-      </w:r>
-      <w:r>
-        <w:t xml:space="preserve">)</w:t>
-      </w:r>
-      <w:r>
         <w:t xml:space="preserve"> </w:t>
       </w:r>
       <w:r>
@@ -1555,19 +1321,6 @@
         <w:t xml:space="preserve"> </w:t>
       </w:r>
       <w:r>
-        <w:t xml:space="preserve">(</w:t>
-      </w:r>
-      <w:r>
-        <w:rPr>
-          <w:b/>
-          <w:bCs/>
-        </w:rPr>
-        <w:t xml:space="preserve">reasc2026?</w:t>
-      </w:r>
-      <w:r>
-        <w:t xml:space="preserve">)</w:t>
-      </w:r>
-      <w:r>
         <w:t xml:space="preserve"> </w:t>
       </w:r>
       <w:r>
@@ -1575,19 +1328,6 @@
       </w:r>
       <w:r>
         <w:t xml:space="preserve"> </w:t>
-      </w:r>
-      <w:r>
-        <w:t xml:space="preserve">(</w:t>
-      </w:r>
-      <w:r>
-        <w:rPr>
-          <w:b/>
-          <w:bCs/>
-        </w:rPr>
-        <w:t xml:space="preserve">deepconf2025?</w:t>
-      </w:r>
-      <w:r>
-        <w:t xml:space="preserve">)</w:t>
       </w:r>
       <w:r>
         <w:t xml:space="preserve"> </w:t>
@@ -1649,64 +1389,12 @@
         <w:t xml:space="preserve"> </w:t>
       </w:r>
       <w:r>
-        <w:t xml:space="preserve">(</w:t>
-      </w:r>
-      <w:r>
-        <w:rPr>
-          <w:b/>
-          <w:bCs/>
-        </w:rPr>
-        <w:t xml:space="preserve">dawid1979maximum?</w:t>
-      </w:r>
-      <w:r>
-        <w:t xml:space="preserve">;</w:t>
-      </w:r>
-      <w:r>
-        <w:t xml:space="preserve"> </w:t>
-      </w:r>
-      <w:r>
-        <w:rPr>
-          <w:b/>
-          <w:bCs/>
-        </w:rPr>
-        <w:t xml:space="preserve">whitehill2009whose?</w:t>
-      </w:r>
-      <w:r>
-        <w:t xml:space="preserve">;</w:t>
-      </w:r>
-      <w:r>
-        <w:t xml:space="preserve"> </w:t>
-      </w:r>
-      <w:r>
-        <w:rPr>
-          <w:b/>
-          <w:bCs/>
-        </w:rPr>
-        <w:t xml:space="preserve">karger2011iterative?</w:t>
-      </w:r>
-      <w:r>
-        <w:t xml:space="preserve">)</w:t>
-      </w:r>
-      <w:r>
         <w:t xml:space="preserve">; spectral meta-learners</w:t>
       </w:r>
       <w:r>
         <w:t xml:space="preserve"> </w:t>
       </w:r>
       <w:r>
-        <w:t xml:space="preserve">(</w:t>
-      </w:r>
-      <w:r>
-        <w:rPr>
-          <w:b/>
-          <w:bCs/>
-        </w:rPr>
-        <w:t xml:space="preserve">parisi2014ranking?</w:t>
-      </w:r>
-      <w:r>
-        <w:t xml:space="preserve">)</w:t>
-      </w:r>
-      <w:r>
         <w:t xml:space="preserve"> </w:t>
       </w:r>
       <w:r>
@@ -1714,32 +1402,6 @@
       </w:r>
       <w:r>
         <w:t xml:space="preserve"> </w:t>
-      </w:r>
-      <w:r>
-        <w:t xml:space="preserve">(</w:t>
-      </w:r>
-      <w:r>
-        <w:rPr>
-          <w:b/>
-          <w:bCs/>
-        </w:rPr>
-        <w:t xml:space="preserve">fuse2026?</w:t>
-      </w:r>
-      <w:r>
-        <w:t xml:space="preserve">;</w:t>
-      </w:r>
-      <w:r>
-        <w:t xml:space="preserve"> </w:t>
-      </w:r>
-      <w:r>
-        <w:rPr>
-          <w:b/>
-          <w:bCs/>
-        </w:rPr>
-        <w:t xml:space="preserve">beyondmajority2025?</w:t>
-      </w:r>
-      <w:r>
-        <w:t xml:space="preserve">)</w:t>
       </w:r>
       <w:r>
         <w:t xml:space="preserve"> </w:t>
@@ -1785,68 +1447,16 @@
         <w:t xml:space="preserve"> </w:t>
       </w:r>
       <w:r>
-        <w:t xml:space="preserve">(</w:t>
-      </w:r>
-      <w:r>
-        <w:rPr>
-          <w:b/>
-          <w:bCs/>
-        </w:rPr>
-        <w:t xml:space="preserve">vanelteren1960?</w:t>
-      </w:r>
-      <w:r>
-        <w:t xml:space="preserve">)</w:t>
-      </w:r>
-      <w:r>
         <w:t xml:space="preserve">, the James–Stein positive-part estimator</w:t>
       </w:r>
       <w:r>
         <w:t xml:space="preserve"> </w:t>
       </w:r>
       <w:r>
-        <w:t xml:space="preserve">(</w:t>
-      </w:r>
-      <w:r>
-        <w:rPr>
-          <w:b/>
-          <w:bCs/>
-        </w:rPr>
-        <w:t xml:space="preserve">james1961estimation?</w:t>
-      </w:r>
-      <w:r>
-        <w:t xml:space="preserve">)</w:t>
-      </w:r>
-      <w:r>
         <w:t xml:space="preserve">, effective-sample-size corrections</w:t>
       </w:r>
       <w:r>
         <w:t xml:space="preserve"> </w:t>
-      </w:r>
-      <w:r>
-        <w:t xml:space="preserve">(</w:t>
-      </w:r>
-      <w:r>
-        <w:rPr>
-          <w:b/>
-          <w:bCs/>
-        </w:rPr>
-        <w:t xml:space="preserve">kish1965?</w:t>
-      </w:r>
-      <w:r>
-        <w:t xml:space="preserve">;</w:t>
-      </w:r>
-      <w:r>
-        <w:t xml:space="preserve"> </w:t>
-      </w:r>
-      <w:r>
-        <w:rPr>
-          <w:b/>
-          <w:bCs/>
-        </w:rPr>
-        <w:t xml:space="preserve">rao1981analysis?</w:t>
-      </w:r>
-      <w:r>
-        <w:t xml:space="preserve">)</w:t>
       </w:r>
       <w:r>
         <w:t xml:space="preserve">, and normal-scores discriminant analysis. The claim is the assembly and its anchors, not the parts.</w:t>
@@ -4153,19 +3763,6 @@
         <w:t xml:space="preserve"> </w:t>
       </w:r>
       <w:r>
-        <w:t xml:space="preserve">(</w:t>
-      </w:r>
-      <w:r>
-        <w:rPr>
-          <w:b/>
-          <w:bCs/>
-        </w:rPr>
-        <w:t xml:space="preserve">vanelteren1960?</w:t>
-      </w:r>
-      <w:r>
-        <w:t xml:space="preserve">)</w:t>
-      </w:r>
-      <w:r>
         <w:t xml:space="preserve">:</w:t>
       </w:r>
     </w:p>
@@ -5455,19 +5052,6 @@
         <w:t xml:space="preserve"> </w:t>
       </w:r>
       <w:r>
-        <w:t xml:space="preserve">(</w:t>
-      </w:r>
-      <w:r>
-        <w:rPr>
-          <w:b/>
-          <w:bCs/>
-        </w:rPr>
-        <w:t xml:space="preserve">james1961estimation?</w:t>
-      </w:r>
-      <w:r>
-        <w:t xml:space="preserve">)</w:t>
-      </w:r>
-      <w:r>
         <w:t xml:space="preserve">. The map is odd, continuous, never exceeds</w:t>
       </w:r>
       <w:r>
@@ -7952,19 +7536,6 @@
         <w:t xml:space="preserve"> </w:t>
       </w:r>
       <w:r>
-        <w:t xml:space="preserve">(</w:t>
-      </w:r>
-      <w:r>
-        <w:rPr>
-          <w:b/>
-          <w:bCs/>
-        </w:rPr>
-        <w:t xml:space="preserve">parisi2014ranking?</w:t>
-      </w:r>
-      <w:r>
-        <w:t xml:space="preserve">)</w:t>
-      </w:r>
-      <w:r>
         <w:t xml:space="preserve"> </w:t>
       </w:r>
       <w:r>
@@ -14845,19 +14416,6 @@
         <w:t xml:space="preserve"> </w:t>
       </w:r>
       <w:r>
-        <w:t xml:space="preserve">(</w:t>
-      </w:r>
-      <w:r>
-        <w:rPr>
-          <w:b/>
-          <w:bCs/>
-        </w:rPr>
-        <w:t xml:space="preserve">gsm8k2021?</w:t>
-      </w:r>
-      <w:r>
-        <w:t xml:space="preserve">)</w:t>
-      </w:r>
-      <w:r>
         <w:t xml:space="preserve">, 50 CommonsenseQA),</w:t>
       </w:r>
       <w:r>
@@ -15718,19 +15276,6 @@
         <w:t xml:space="preserve"> </w:t>
       </w:r>
       <w:r>
-        <w:t xml:space="preserve">(</w:t>
-      </w:r>
-      <w:r>
-        <w:rPr>
-          <w:b/>
-          <w:bCs/>
-        </w:rPr>
-        <w:t xml:space="preserve">math500?</w:t>
-      </w:r>
-      <w:r>
-        <w:t xml:space="preserve">)</w:t>
-      </w:r>
-      <w:r>
         <w:t xml:space="preserve"> </w:t>
       </w:r>
       <m:oMath>
@@ -17187,19 +16732,373 @@
         <w:t xml:space="preserve"> </w:t>
       </w:r>
       <w:r>
-        <w:t xml:space="preserve">floor). The</w:t>
-      </w:r>
-      <w:r>
-        <w:t xml:space="preserve"> </w:t>
-      </w:r>
-      <w:r>
-        <w:t xml:space="preserve">window widens only where an external anchor is cheap (executable tests,</w:t>
-      </w:r>
-      <w:r>
-        <w:t xml:space="preserve"> </w:t>
-      </w:r>
-      <w:r>
-        <w:t xml:space="preserve">substitution checks), which is where this program continues.</w:t>
+        <w:t xml:space="preserve">floor).</w:t>
+      </w:r>
+    </w:p>
+    <w:p>
+      <w:pPr>
+        <w:pStyle w:val="BodyText"/>
+      </w:pPr>
+      <w:r>
+        <w:t xml:space="preserve">The natural hypothesis is that the window widens wherever an external anchor</w:t>
+      </w:r>
+      <w:r>
+        <w:t xml:space="preserve"> </w:t>
+      </w:r>
+      <w:r>
+        <w:t xml:space="preserve">is cheap, since a passing test is a real per-sample signal rather than a</w:t>
+      </w:r>
+      <w:r>
+        <w:t xml:space="preserve"> </w:t>
+      </w:r>
+      <w:r>
+        <w:t xml:space="preserve">model-relative one. That hypothesis was tested and does not hold. On</w:t>
+      </w:r>
+      <w:r>
+        <w:t xml:space="preserve"> </w:t>
+      </w:r>
+      <m:oMath>
+        <m:r>
+          <m:t>40</m:t>
+        </m:r>
+      </m:oMath>
+      <w:r>
+        <w:t xml:space="preserve"> </w:t>
+      </w:r>
+      <w:r>
+        <w:t xml:space="preserve">LeetCode Medium/Hard problems</w:t>
+      </w:r>
+      <w:r>
+        <w:t xml:space="preserve"> </w:t>
+      </w:r>
+      <w:r>
+        <w:t xml:space="preserve"> </w:t>
+      </w:r>
+      <w:r>
+        <w:t xml:space="preserve">with</w:t>
+      </w:r>
+      <w:r>
+        <w:t xml:space="preserve"> </w:t>
+      </w:r>
+      <m:oMath>
+        <m:r>
+          <m:t>8</m:t>
+        </m:r>
+      </m:oMath>
+      <w:r>
+        <w:t xml:space="preserve"> </w:t>
+      </w:r>
+      <w:r>
+        <w:t xml:space="preserve">candidate</w:t>
+      </w:r>
+      <w:r>
+        <w:t xml:space="preserve"> </w:t>
+      </w:r>
+      <w:r>
+        <w:t xml:space="preserve">solutions each, graded against the benchmark’s own hidden suites, the window</w:t>
+      </w:r>
+      <w:r>
+        <w:t xml:space="preserve"> </w:t>
+      </w:r>
+      <w:r>
+        <w:t xml:space="preserve">— oracle minus the largest-behavioural-cluster baseline — measures</w:t>
+      </w:r>
+      <w:r>
+        <w:t xml:space="preserve"> </w:t>
+      </w:r>
+      <m:oMath>
+        <m:r>
+          <m:t>3</m:t>
+        </m:r>
+        <m:r>
+          <m:rPr>
+            <m:sty m:val="p"/>
+          </m:rPr>
+          <m:t>/</m:t>
+        </m:r>
+        <m:r>
+          <m:t>40</m:t>
+        </m:r>
+        <m:r>
+          <m:rPr>
+            <m:sty m:val="p"/>
+          </m:rPr>
+          <m:t>=</m:t>
+        </m:r>
+        <m:r>
+          <m:t>7.5</m:t>
+        </m:r>
+        <m:r>
+          <m:rPr>
+            <m:sty m:val="p"/>
+          </m:rPr>
+          <m:t>%</m:t>
+        </m:r>
+      </m:oMath>
+      <w:r>
+        <w:t xml:space="preserve"> </w:t>
+      </w:r>
+      <w:r>
+        <w:t xml:space="preserve">(CI</w:t>
+      </w:r>
+      <m:oMath>
+        <m:sSub>
+          <m:e>
+            <m:r>
+              <m:t>​</m:t>
+            </m:r>
+          </m:e>
+          <m:sub>
+            <m:r>
+              <m:t>95</m:t>
+            </m:r>
+          </m:sub>
+        </m:sSub>
+      </m:oMath>
+      <w:r>
+        <w:t xml:space="preserve"> </w:t>
+      </w:r>
+      <m:oMath>
+        <m:r>
+          <m:t>2.6</m:t>
+        </m:r>
+      </m:oMath>
+      <w:r>
+        <w:t xml:space="preserve">–</w:t>
+      </w:r>
+      <m:oMath>
+        <m:r>
+          <m:t>19.9</m:t>
+        </m:r>
+        <m:r>
+          <m:rPr>
+            <m:sty m:val="p"/>
+          </m:rPr>
+          <m:t>%</m:t>
+        </m:r>
+      </m:oMath>
+      <w:r>
+        <w:t xml:space="preserve">), against</w:t>
+      </w:r>
+      <w:r>
+        <w:t xml:space="preserve"> </w:t>
+      </w:r>
+      <m:oMath>
+        <m:r>
+          <m:t>3.56</m:t>
+        </m:r>
+        <m:r>
+          <m:rPr>
+            <m:sty m:val="p"/>
+          </m:rPr>
+          <m:t>%</m:t>
+        </m:r>
+      </m:oMath>
+      <w:r>
+        <w:t xml:space="preserve"> </w:t>
+      </w:r>
+      <w:r>
+        <w:t xml:space="preserve">recomputed from</w:t>
+      </w:r>
+      <w:r>
+        <w:t xml:space="preserve"> </w:t>
+      </w:r>
+      <w:r>
+        <w:t xml:space="preserve">published HumanEval+/MBPP+ tables and</w:t>
+      </w:r>
+      <w:r>
+        <w:t xml:space="preserve"> </w:t>
+      </w:r>
+      <m:oMath>
+        <m:r>
+          <m:t>2</m:t>
+        </m:r>
+      </m:oMath>
+      <w:r>
+        <w:t xml:space="preserve">–</w:t>
+      </w:r>
+      <m:oMath>
+        <m:r>
+          <m:t>5</m:t>
+        </m:r>
+        <m:r>
+          <m:rPr>
+            <m:sty m:val="p"/>
+          </m:rPr>
+          <m:t>%</m:t>
+        </m:r>
+      </m:oMath>
+      <w:r>
+        <w:t xml:space="preserve"> </w:t>
+      </w:r>
+      <w:r>
+        <w:t xml:space="preserve">for label-free QA. The</w:t>
+      </w:r>
+      <w:r>
+        <w:t xml:space="preserve"> </w:t>
+      </w:r>
+      <w:r>
+        <w:t xml:space="preserve">composition is the same shape as well:</w:t>
+      </w:r>
+      <w:r>
+        <w:t xml:space="preserve"> </w:t>
+      </w:r>
+      <m:oMath>
+        <m:r>
+          <m:t>75</m:t>
+        </m:r>
+        <m:r>
+          <m:rPr>
+            <m:sty m:val="p"/>
+          </m:rPr>
+          <m:t>%</m:t>
+        </m:r>
+      </m:oMath>
+      <w:r>
+        <w:t xml:space="preserve"> </w:t>
+      </w:r>
+      <w:r>
+        <w:t xml:space="preserve">saturated,</w:t>
+      </w:r>
+      <w:r>
+        <w:t xml:space="preserve"> </w:t>
+      </w:r>
+      <m:oMath>
+        <m:r>
+          <m:t>18</m:t>
+        </m:r>
+        <m:r>
+          <m:rPr>
+            <m:sty m:val="p"/>
+          </m:rPr>
+          <m:t>%</m:t>
+        </m:r>
+      </m:oMath>
+      <w:r>
+        <w:t xml:space="preserve"> </w:t>
+      </w:r>
+      <w:r>
+        <w:t xml:space="preserve">capability</w:t>
+      </w:r>
+      <w:r>
+        <w:t xml:space="preserve"> </w:t>
+      </w:r>
+      <w:r>
+        <w:t xml:space="preserve">wall,</w:t>
+      </w:r>
+      <w:r>
+        <w:t xml:space="preserve"> </w:t>
+      </w:r>
+      <m:oMath>
+        <m:r>
+          <m:t>8</m:t>
+        </m:r>
+        <m:r>
+          <m:rPr>
+            <m:sty m:val="p"/>
+          </m:rPr>
+          <m:t>%</m:t>
+        </m:r>
+      </m:oMath>
+      <w:r>
+        <w:t xml:space="preserve"> </w:t>
+      </w:r>
+      <w:r>
+        <w:t xml:space="preserve">rescuable. Raising the candidate budget does not open it — the</w:t>
+      </w:r>
+      <w:r>
+        <w:t xml:space="preserve"> </w:t>
+      </w:r>
+      <w:r>
+        <w:t xml:space="preserve">seven capability-wall problems produced zero correct solutions in</w:t>
+      </w:r>
+      <w:r>
+        <w:t xml:space="preserve"> </w:t>
+      </w:r>
+      <m:oMath>
+        <m:r>
+          <m:t>224</m:t>
+        </m:r>
+      </m:oMath>
+      <w:r>
+        <w:t xml:space="preserve"> </w:t>
+      </w:r>
+      <w:r>
+        <w:t xml:space="preserve">further attempts (per-problem</w:t>
+      </w:r>
+      <w:r>
+        <w:t xml:space="preserve"> </w:t>
+      </w:r>
+      <m:oMath>
+        <m:r>
+          <m:t>95</m:t>
+        </m:r>
+        <m:r>
+          <m:rPr>
+            <m:sty m:val="p"/>
+          </m:rPr>
+          <m:t>%</m:t>
+        </m:r>
+      </m:oMath>
+      <w:r>
+        <w:t xml:space="preserve"> </w:t>
+      </w:r>
+      <w:r>
+        <w:t xml:space="preserve">upper bound on the pass rate</w:t>
+      </w:r>
+      <w:r>
+        <w:t xml:space="preserve"> </w:t>
+      </w:r>
+      <m:oMath>
+        <m:r>
+          <m:t>0.088</m:t>
+        </m:r>
+      </m:oMath>
+      <w:r>
+        <w:t xml:space="preserve">),</w:t>
+      </w:r>
+      <w:r>
+        <w:t xml:space="preserve"> </w:t>
+      </w:r>
+      <w:r>
+        <w:t xml:space="preserve">and extrapolating oracle@</w:t>
+      </w:r>
+      <m:oMath>
+        <m:r>
+          <m:t>N</m:t>
+        </m:r>
+      </m:oMath>
+      <w:r>
+        <w:t xml:space="preserve"> </w:t>
+      </w:r>
+      <w:r>
+        <w:t xml:space="preserve">shows the window saturating by</w:t>
+      </w:r>
+      <w:r>
+        <w:t xml:space="preserve"> </w:t>
+      </w:r>
+      <m:oMath>
+        <m:r>
+          <m:t>N</m:t>
+        </m:r>
+        <m:r>
+          <m:rPr>
+            <m:sty m:val="p"/>
+          </m:rPr>
+          <m:t>=</m:t>
+        </m:r>
+        <m:r>
+          <m:t>32</m:t>
+        </m:r>
+      </m:oMath>
+      <w:r>
+        <w:t xml:space="preserve">.</w:t>
+      </w:r>
+      <w:r>
+        <w:t xml:space="preserve"> </w:t>
+      </w:r>
+      <w:r>
+        <w:t xml:space="preserve">Executable ground truth buys a slightly wider window, not a different regime.</w:t>
       </w:r>
     </w:p>
     <w:bookmarkEnd w:id="62"/>

--- a/paper/tact.docx
+++ b/paper/tact.docx
@@ -2505,7 +2505,7 @@
     <w:bookmarkEnd w:id="16"/>
     <w:bookmarkEnd w:id="17"/>
     <w:bookmarkEnd w:id="18"/>
-    <w:bookmarkStart w:id="26" w:name="sec:method"/>
+    <w:bookmarkStart w:id="27" w:name="sec:method"/>
     <w:p>
       <w:pPr>
         <w:pStyle w:val="Heading1"/>
@@ -5758,16 +5758,1292 @@
       </w:r>
     </w:p>
     <w:bookmarkEnd w:id="21"/>
-    <w:bookmarkStart w:id="25" w:name="anchor-properties"/>
+    <w:bookmarkStart w:id="22" w:name="sec:oneline"/>
     <w:p>
       <w:pPr>
         <w:pStyle w:val="Heading2"/>
       </w:pPr>
       <w:r>
+        <w:rPr>
+          <w:smallCaps/>
+        </w:rPr>
+        <w:t xml:space="preserve">tact</w:t>
+      </w:r>
+      <w:r>
+        <w:t xml:space="preserve"> </w:t>
+      </w:r>
+      <w:r>
+        <w:t xml:space="preserve">in one expression</w:t>
+      </w:r>
+    </w:p>
+    <w:p>
+      <w:pPr>
+        <w:pStyle w:val="FirstParagraph"/>
+      </w:pPr>
+      <w:r>
+        <w:t xml:space="preserve">Two simplifications collapse the pipeline. Factoring</w:t>
+      </w:r>
+      <w:r>
+        <w:t xml:space="preserve"> </w:t>
+      </w:r>
+      <m:oMath>
+        <m:acc>
+          <m:accPr>
+            <m:chr m:val="̂"/>
+          </m:accPr>
+          <m:e>
+            <m:r>
+              <m:t>D</m:t>
+            </m:r>
+          </m:e>
+        </m:acc>
+      </m:oMath>
+      <w:r>
+        <w:t xml:space="preserve"> </w:t>
+      </w:r>
+      <w:r>
+        <w:t xml:space="preserve">out of</w:t>
+      </w:r>
+      <w:r>
+        <w:t xml:space="preserve"> </w:t>
+      </w:r>
+      <w:hyperlink w:anchor="eq:js">
+        <w:r>
+          <w:rPr>
+            <w:rStyle w:val="Hyperlink"/>
+          </w:rPr>
+          <w:t xml:space="preserve">[eq:js]</w:t>
+        </w:r>
+      </w:hyperlink>
+      <w:r>
+        <w:t xml:space="preserve"> </w:t>
+      </w:r>
+      <w:r>
+        <w:t xml:space="preserve">makes the shrinkage a multiplicative gain in the pooled</w:t>
+      </w:r>
+      <w:r>
+        <w:t xml:space="preserve"> </w:t>
+      </w:r>
+      <m:oMath>
+        <m:r>
+          <m:t>z</m:t>
+        </m:r>
+      </m:oMath>
+      <w:r>
+        <w:t xml:space="preserve">-statistic</w:t>
+      </w:r>
+      <w:r>
+        <w:t xml:space="preserve"> </w:t>
+      </w:r>
+      <m:oMath>
+        <m:r>
+          <m:t>ζ</m:t>
+        </m:r>
+        <m:r>
+          <m:rPr>
+            <m:sty m:val="p"/>
+          </m:rPr>
+          <m:t>=</m:t>
+        </m:r>
+        <m:acc>
+          <m:accPr>
+            <m:chr m:val="̂"/>
+          </m:accPr>
+          <m:e>
+            <m:r>
+              <m:t>D</m:t>
+            </m:r>
+          </m:e>
+        </m:acc>
+        <m:r>
+          <m:rPr>
+            <m:sty m:val="p"/>
+          </m:rPr>
+          <m:t>/</m:t>
+        </m:r>
+        <m:r>
+          <m:rPr>
+            <m:sty m:val="p"/>
+          </m:rPr>
+          <m:t>S</m:t>
+        </m:r>
+        <m:r>
+          <m:rPr>
+            <m:sty m:val="p"/>
+          </m:rPr>
+          <m:t>E</m:t>
+        </m:r>
+      </m:oMath>
+      <w:r>
+        <w:t xml:space="preserve"> </w:t>
+      </w:r>
+      <w:r>
+        <w:t xml:space="preserve">alone, and substituting</w:t>
+      </w:r>
+      <w:r>
+        <w:t xml:space="preserve"> </w:t>
+      </w:r>
+      <m:oMath>
+        <m:r>
+          <m:t>u</m:t>
+        </m:r>
+        <m:r>
+          <m:rPr>
+            <m:sty m:val="p"/>
+          </m:rPr>
+          <m:t>=</m:t>
+        </m:r>
+        <m:rad>
+          <m:radPr>
+            <m:degHide m:val="on"/>
+          </m:radPr>
+          <m:deg/>
+          <m:e>
+            <m:r>
+              <m:t>2</m:t>
+            </m:r>
+          </m:e>
+        </m:rad>
+        <m:r>
+          <m:t> </m:t>
+        </m:r>
+        <m:r>
+          <m:t>z</m:t>
+        </m:r>
+      </m:oMath>
+      <w:r>
+        <w:t xml:space="preserve"> </w:t>
+      </w:r>
+      <w:r>
+        <w:t xml:space="preserve">with</w:t>
+      </w:r>
+      <w:r>
+        <w:t xml:space="preserve"> </w:t>
+      </w:r>
+      <m:oMath>
+        <m:r>
+          <m:t>z</m:t>
+        </m:r>
+        <m:r>
+          <m:rPr>
+            <m:sty m:val="p"/>
+          </m:rPr>
+          <m:t>=</m:t>
+        </m:r>
+        <m:sSup>
+          <m:e>
+            <m:r>
+              <m:rPr>
+                <m:sty m:val="p"/>
+              </m:rPr>
+              <m:t>Φ</m:t>
+            </m:r>
+          </m:e>
+          <m:sup>
+            <m:r>
+              <m:rPr>
+                <m:sty m:val="p"/>
+              </m:rPr>
+              <m:t>−</m:t>
+            </m:r>
+            <m:r>
+              <m:t>1</m:t>
+            </m:r>
+          </m:sup>
+        </m:sSup>
+        <m:r>
+          <m:t>​</m:t>
+        </m:r>
+        <m:d>
+          <m:dPr>
+            <m:begChr m:val="("/>
+            <m:sepChr m:val=""/>
+            <m:endChr m:val=")"/>
+            <m:grow/>
+          </m:dPr>
+          <m:e>
+            <m:f>
+              <m:fPr>
+                <m:type m:val="lin"/>
+              </m:fPr>
+              <m:num>
+                <m:r>
+                  <m:t>1</m:t>
+                </m:r>
+                <m:r>
+                  <m:rPr>
+                    <m:sty m:val="p"/>
+                  </m:rPr>
+                  <m:t>+</m:t>
+                </m:r>
+                <m:acc>
+                  <m:accPr>
+                    <m:chr m:val="̃"/>
+                  </m:accPr>
+                  <m:e>
+                    <m:r>
+                      <m:t>D</m:t>
+                    </m:r>
+                  </m:e>
+                </m:acc>
+              </m:num>
+              <m:den>
+                <m:r>
+                  <m:t>2</m:t>
+                </m:r>
+              </m:den>
+            </m:f>
+          </m:e>
+        </m:d>
+      </m:oMath>
+      <w:r>
+        <w:t xml:space="preserve"> </w:t>
+      </w:r>
+      <w:r>
+        <w:t xml:space="preserve">into</w:t>
+      </w:r>
+      <w:r>
+        <w:t xml:space="preserve"> </w:t>
+      </w:r>
+      <w:hyperlink w:anchor="eq:link">
+        <w:r>
+          <w:rPr>
+            <w:rStyle w:val="Hyperlink"/>
+          </w:rPr>
+          <w:t xml:space="preserve">[eq:link]</w:t>
+        </w:r>
+      </w:hyperlink>
+      <w:r>
+        <w:t xml:space="preserve"> </w:t>
+      </w:r>
+      <w:r>
+        <w:t xml:space="preserve">removes the nested radical.</w:t>
+      </w:r>
+      <w:r>
+        <w:t xml:space="preserve"> </w:t>
+      </w:r>
+      <w:r>
+        <w:rPr>
+          <w:smallCaps/>
+        </w:rPr>
+        <w:t xml:space="preserve">tact</w:t>
+      </w:r>
+      <w:r>
+        <w:t xml:space="preserve"> </w:t>
+      </w:r>
+      <w:r>
+        <w:t xml:space="preserve">is then</w:t>
+      </w:r>
+    </w:p>
+    <w:p>
+      <w:pPr>
+        <w:pStyle w:val="BodyText"/>
+      </w:pPr>
+      <m:oMathPara>
+        <m:oMathParaPr>
+          <m:jc m:val="center"/>
+        </m:oMathParaPr>
+        <m:oMath>
+          <m:borderBox>
+            <m:e>
+              <m:r>
+                <m:t> </m:t>
+              </m:r>
+              <m:sSub>
+                <m:e>
+                  <m:acc>
+                    <m:accPr>
+                      <m:chr m:val="̂"/>
+                    </m:accPr>
+                    <m:e>
+                      <m:r>
+                        <m:t>a</m:t>
+                      </m:r>
+                    </m:e>
+                  </m:acc>
+                </m:e>
+                <m:sub>
+                  <m:r>
+                    <m:t>q</m:t>
+                  </m:r>
+                </m:sub>
+              </m:sSub>
+              <m:r>
+                <m:rPr>
+                  <m:sty m:val="p"/>
+                </m:rPr>
+                <m:t>=</m:t>
+              </m:r>
+              <m:r>
+                <m:rPr>
+                  <m:sty m:val="p"/>
+                </m:rPr>
+                <m:t>arg</m:t>
+              </m:r>
+              <m:limLow>
+                <m:e>
+                  <m:r>
+                    <m:rPr>
+                      <m:sty m:val="p"/>
+                    </m:rPr>
+                    <m:t>max</m:t>
+                  </m:r>
+                </m:e>
+                <m:lim>
+                  <m:r>
+                    <m:t>A</m:t>
+                  </m:r>
+                </m:lim>
+              </m:limLow>
+              <m:nary>
+                <m:naryPr>
+                  <m:chr m:val="∑"/>
+                  <m:limLoc m:val="undOvr"/>
+                  <m:subHide m:val="off"/>
+                  <m:supHide m:val="on"/>
+                </m:naryPr>
+                <m:sub>
+                  <m:r>
+                    <m:t>i</m:t>
+                  </m:r>
+                  <m:r>
+                    <m:rPr>
+                      <m:sty m:val="p"/>
+                    </m:rPr>
+                    <m:t>:</m:t>
+                  </m:r>
+                  <m:r>
+                    <m:t> </m:t>
+                  </m:r>
+                  <m:sSub>
+                    <m:e>
+                      <m:r>
+                        <m:t>a</m:t>
+                      </m:r>
+                    </m:e>
+                    <m:sub>
+                      <m:r>
+                        <m:t>q</m:t>
+                      </m:r>
+                      <m:r>
+                        <m:rPr>
+                          <m:sty m:val="p"/>
+                        </m:rPr>
+                        <m:t>,</m:t>
+                      </m:r>
+                      <m:r>
+                        <m:t>i</m:t>
+                      </m:r>
+                    </m:sub>
+                  </m:sSub>
+                  <m:r>
+                    <m:rPr>
+                      <m:sty m:val="p"/>
+                    </m:rPr>
+                    <m:t>=</m:t>
+                  </m:r>
+                  <m:r>
+                    <m:t>A</m:t>
+                  </m:r>
+                </m:sub>
+                <m:sup>
+                  <m:r>
+                    <m:t>​</m:t>
+                  </m:r>
+                </m:sup>
+                <m:e>
+                  <m:r>
+                    <m:rPr>
+                      <m:sty m:val="p"/>
+                    </m:rPr>
+                    <m:t>exp</m:t>
+                  </m:r>
+                </m:e>
+              </m:nary>
+              <m:d>
+                <m:dPr>
+                  <m:begChr m:val="("/>
+                  <m:sepChr m:val=""/>
+                  <m:endChr m:val=")"/>
+                  <m:grow/>
+                </m:dPr>
+                <m:e>
+                  <m:r>
+                    <m:t>γ</m:t>
+                  </m:r>
+                  <m:r>
+                    <m:t> </m:t>
+                  </m:r>
+                  <m:sSub>
+                    <m:e>
+                      <m:r>
+                        <m:t>φ</m:t>
+                      </m:r>
+                    </m:e>
+                    <m:sub>
+                      <m:r>
+                        <m:t>q</m:t>
+                      </m:r>
+                      <m:r>
+                        <m:rPr>
+                          <m:sty m:val="p"/>
+                        </m:rPr>
+                        <m:t>,</m:t>
+                      </m:r>
+                      <m:r>
+                        <m:t>i</m:t>
+                      </m:r>
+                    </m:sub>
+                  </m:sSub>
+                </m:e>
+              </m:d>
+              <m:r>
+                <m:rPr>
+                  <m:sty m:val="p"/>
+                </m:rPr>
+                <m:t>,</m:t>
+              </m:r>
+              <m:r>
+                <m:t> </m:t>
+              </m:r>
+              <m:r>
+                <m:t>γ</m:t>
+              </m:r>
+              <m:r>
+                <m:rPr>
+                  <m:sty m:val="p"/>
+                </m:rPr>
+                <m:t>=</m:t>
+              </m:r>
+              <m:r>
+                <m:rPr>
+                  <m:sty m:val="p"/>
+                </m:rPr>
+                <m:t>[</m:t>
+              </m:r>
+              <m:r>
+                <m:t>z</m:t>
+              </m:r>
+              <m:rad>
+                <m:radPr>
+                  <m:degHide m:val="on"/>
+                </m:radPr>
+                <m:deg/>
+                <m:e>
+                  <m:r>
+                    <m:t>2</m:t>
+                  </m:r>
+                  <m:r>
+                    <m:rPr>
+                      <m:sty m:val="p"/>
+                    </m:rPr>
+                    <m:t>+</m:t>
+                  </m:r>
+                  <m:r>
+                    <m:t>4</m:t>
+                  </m:r>
+                  <m:acc>
+                    <m:accPr>
+                      <m:chr m:val="‾"/>
+                    </m:accPr>
+                    <m:e>
+                      <m:r>
+                        <m:t>p</m:t>
+                      </m:r>
+                    </m:e>
+                  </m:acc>
+                  <m:r>
+                    <m:rPr>
+                      <m:sty m:val="p"/>
+                    </m:rPr>
+                    <m:t>(</m:t>
+                  </m:r>
+                  <m:r>
+                    <m:t>1</m:t>
+                  </m:r>
+                  <m:r>
+                    <m:rPr>
+                      <m:sty m:val="p"/>
+                    </m:rPr>
+                    <m:t>−</m:t>
+                  </m:r>
+                  <m:acc>
+                    <m:accPr>
+                      <m:chr m:val="‾"/>
+                    </m:accPr>
+                    <m:e>
+                      <m:r>
+                        <m:t>p</m:t>
+                      </m:r>
+                    </m:e>
+                  </m:acc>
+                  <m:r>
+                    <m:rPr>
+                      <m:sty m:val="p"/>
+                    </m:rPr>
+                    <m:t>)</m:t>
+                  </m:r>
+                  <m:sSup>
+                    <m:e>
+                      <m:r>
+                        <m:t>z</m:t>
+                      </m:r>
+                    </m:e>
+                    <m:sup>
+                      <m:r>
+                        <m:t>2</m:t>
+                      </m:r>
+                    </m:sup>
+                  </m:sSup>
+                </m:e>
+              </m:rad>
+              <m:sSubSup>
+                <m:e>
+                  <m:r>
+                    <m:rPr>
+                      <m:sty m:val="p"/>
+                    </m:rPr>
+                    <m:t>]</m:t>
+                  </m:r>
+                </m:e>
+                <m:sub>
+                  <m:r>
+                    <m:rPr>
+                      <m:sty m:val="p"/>
+                    </m:rPr>
+                    <m:t>−</m:t>
+                  </m:r>
+                  <m:sSub>
+                    <m:e>
+                      <m:r>
+                        <m:t>γ</m:t>
+                      </m:r>
+                    </m:e>
+                    <m:sub>
+                      <m:r>
+                        <m:rPr>
+                          <m:sty m:val="p"/>
+                        </m:rPr>
+                        <m:t>max</m:t>
+                      </m:r>
+                    </m:sub>
+                  </m:sSub>
+                </m:sub>
+                <m:sup>
+                  <m:sSub>
+                    <m:e>
+                      <m:r>
+                        <m:t>γ</m:t>
+                      </m:r>
+                    </m:e>
+                    <m:sub>
+                      <m:r>
+                        <m:rPr>
+                          <m:sty m:val="p"/>
+                        </m:rPr>
+                        <m:t>max</m:t>
+                      </m:r>
+                    </m:sub>
+                  </m:sSub>
+                </m:sup>
+              </m:sSubSup>
+              <m:r>
+                <m:rPr>
+                  <m:sty m:val="p"/>
+                </m:rPr>
+                <m:t>,</m:t>
+              </m:r>
+              <m:r>
+                <m:t> </m:t>
+              </m:r>
+            </m:e>
+          </m:borderBox>
+        </m:oMath>
+      </m:oMathPara>
+    </w:p>
+    <w:p>
+      <w:pPr>
+        <w:pStyle w:val="FirstParagraph"/>
+      </w:pPr>
+      <m:oMathPara>
+        <m:oMathParaPr>
+          <m:jc m:val="center"/>
+        </m:oMathParaPr>
+        <m:oMath>
+          <m:r>
+            <m:t>z</m:t>
+          </m:r>
+          <m:r>
+            <m:rPr>
+              <m:sty m:val="p"/>
+            </m:rPr>
+            <m:t>=</m:t>
+          </m:r>
+          <m:sSup>
+            <m:e>
+              <m:r>
+                <m:rPr>
+                  <m:sty m:val="p"/>
+                </m:rPr>
+                <m:t>Φ</m:t>
+              </m:r>
+            </m:e>
+            <m:sup>
+              <m:r>
+                <m:rPr>
+                  <m:sty m:val="p"/>
+                </m:rPr>
+                <m:t>−</m:t>
+              </m:r>
+              <m:r>
+                <m:t>1</m:t>
+              </m:r>
+            </m:sup>
+          </m:sSup>
+          <m:r>
+            <m:t>​</m:t>
+          </m:r>
+          <m:d>
+            <m:dPr>
+              <m:begChr m:val="("/>
+              <m:sepChr m:val=""/>
+              <m:endChr m:val=")"/>
+              <m:grow/>
+            </m:dPr>
+            <m:e>
+              <m:f>
+                <m:fPr>
+                  <m:type m:val="lin"/>
+                </m:fPr>
+                <m:num>
+                  <m:r>
+                    <m:t>1</m:t>
+                  </m:r>
+                </m:num>
+                <m:den>
+                  <m:r>
+                    <m:t>2</m:t>
+                  </m:r>
+                </m:den>
+              </m:f>
+              <m:d>
+                <m:dPr>
+                  <m:begChr m:val="["/>
+                  <m:sepChr m:val=""/>
+                  <m:endChr m:val="]"/>
+                  <m:grow/>
+                </m:dPr>
+                <m:e>
+                  <m:r>
+                    <m:t>1</m:t>
+                  </m:r>
+                  <m:r>
+                    <m:rPr>
+                      <m:sty m:val="p"/>
+                    </m:rPr>
+                    <m:t>+</m:t>
+                  </m:r>
+                  <m:acc>
+                    <m:accPr>
+                      <m:chr m:val="̂"/>
+                    </m:accPr>
+                    <m:e>
+                      <m:r>
+                        <m:t>D</m:t>
+                      </m:r>
+                    </m:e>
+                  </m:acc>
+                  <m:r>
+                    <m:t> </m:t>
+                  </m:r>
+                  <m:r>
+                    <m:rPr>
+                      <m:sty m:val="p"/>
+                    </m:rPr>
+                    <m:t>(</m:t>
+                  </m:r>
+                  <m:r>
+                    <m:t>1</m:t>
+                  </m:r>
+                  <m:r>
+                    <m:rPr>
+                      <m:sty m:val="p"/>
+                    </m:rPr>
+                    <m:t>−</m:t>
+                  </m:r>
+                  <m:sSup>
+                    <m:e>
+                      <m:r>
+                        <m:t>ν</m:t>
+                      </m:r>
+                    </m:e>
+                    <m:sup>
+                      <m:r>
+                        <m:t>2</m:t>
+                      </m:r>
+                    </m:sup>
+                  </m:sSup>
+                  <m:r>
+                    <m:rPr>
+                      <m:sty m:val="p"/>
+                    </m:rPr>
+                    <m:t>/</m:t>
+                  </m:r>
+                  <m:sSup>
+                    <m:e>
+                      <m:r>
+                        <m:t>ζ</m:t>
+                      </m:r>
+                    </m:e>
+                    <m:sup>
+                      <m:r>
+                        <m:t>2</m:t>
+                      </m:r>
+                    </m:sup>
+                  </m:sSup>
+                  <m:sSub>
+                    <m:e>
+                      <m:r>
+                        <m:rPr>
+                          <m:sty m:val="p"/>
+                        </m:rPr>
+                        <m:t>)</m:t>
+                      </m:r>
+                    </m:e>
+                    <m:sub>
+                      <m:r>
+                        <m:rPr>
+                          <m:sty m:val="p"/>
+                        </m:rPr>
+                        <m:t>+</m:t>
+                      </m:r>
+                    </m:sub>
+                  </m:sSub>
+                </m:e>
+              </m:d>
+            </m:e>
+          </m:d>
+          <m:r>
+            <m:rPr>
+              <m:sty m:val="p"/>
+            </m:rPr>
+            <m:t>,</m:t>
+          </m:r>
+          <m:r>
+            <m:t>  </m:t>
+          </m:r>
+          <m:r>
+            <m:t>ζ</m:t>
+          </m:r>
+          <m:r>
+            <m:rPr>
+              <m:sty m:val="p"/>
+            </m:rPr>
+            <m:t>=</m:t>
+          </m:r>
+          <m:acc>
+            <m:accPr>
+              <m:chr m:val="̂"/>
+            </m:accPr>
+            <m:e>
+              <m:r>
+                <m:t>D</m:t>
+              </m:r>
+            </m:e>
+          </m:acc>
+          <m:r>
+            <m:rPr>
+              <m:sty m:val="p"/>
+            </m:rPr>
+            <m:t>/</m:t>
+          </m:r>
+          <m:r>
+            <m:rPr>
+              <m:sty m:val="p"/>
+            </m:rPr>
+            <m:t>S</m:t>
+          </m:r>
+          <m:r>
+            <m:rPr>
+              <m:sty m:val="p"/>
+            </m:rPr>
+            <m:t>E</m:t>
+          </m:r>
+          <m:r>
+            <m:rPr>
+              <m:sty m:val="p"/>
+            </m:rPr>
+            <m:t>,</m:t>
+          </m:r>
+        </m:oMath>
+      </m:oMathPara>
+    </w:p>
+    <w:p>
+      <w:pPr>
+        <w:pStyle w:val="FirstParagraph"/>
+      </w:pPr>
+      <w:r>
+        <w:t xml:space="preserve">with</w:t>
+      </w:r>
+      <w:r>
+        <w:t xml:space="preserve"> </w:t>
+      </w:r>
+      <m:oMath>
+        <m:acc>
+          <m:accPr>
+            <m:chr m:val="̂"/>
+          </m:accPr>
+          <m:e>
+            <m:r>
+              <m:t>D</m:t>
+            </m:r>
+          </m:e>
+        </m:acc>
+      </m:oMath>
+      <w:r>
+        <w:t xml:space="preserve"> </w:t>
+      </w:r>
+      <w:r>
+        <w:t xml:space="preserve">from</w:t>
+      </w:r>
+      <w:r>
+        <w:t xml:space="preserve"> </w:t>
+      </w:r>
+      <w:hyperlink w:anchor="eq:pooled">
+        <w:r>
+          <w:rPr>
+            <w:rStyle w:val="Hyperlink"/>
+          </w:rPr>
+          <w:t xml:space="preserve">[eq:pooled]</w:t>
+        </w:r>
+      </w:hyperlink>
+      <w:r>
+        <w:t xml:space="preserve"> </w:t>
+      </w:r>
+      <w:r>
+        <w:t xml:space="preserve">and</w:t>
+      </w:r>
+      <w:r>
+        <w:t xml:space="preserve"> </w:t>
+      </w:r>
+      <m:oMath>
+        <m:r>
+          <m:t>φ</m:t>
+        </m:r>
+      </m:oMath>
+      <w:r>
+        <w:t xml:space="preserve"> </w:t>
+      </w:r>
+      <w:r>
+        <w:t xml:space="preserve">from</w:t>
+      </w:r>
+      <w:r>
+        <w:t xml:space="preserve"> </w:t>
+      </w:r>
+      <w:hyperlink w:anchor="eq:vdw">
+        <w:r>
+          <w:rPr>
+            <w:rStyle w:val="Hyperlink"/>
+          </w:rPr>
+          <w:t xml:space="preserve">[eq:vdw]</w:t>
+        </w:r>
+      </w:hyperlink>
+      <w:r>
+        <w:t xml:space="preserve">. At the</w:t>
+      </w:r>
+      <w:r>
+        <w:t xml:space="preserve"> </w:t>
+      </w:r>
+      <w:r>
+        <w:t xml:space="preserve">default</w:t>
+      </w:r>
+      <w:r>
+        <w:t xml:space="preserve"> </w:t>
+      </w:r>
+      <m:oMath>
+        <m:acc>
+          <m:accPr>
+            <m:chr m:val="‾"/>
+          </m:accPr>
+          <m:e>
+            <m:r>
+              <m:t>p</m:t>
+            </m:r>
+          </m:e>
+        </m:acc>
+        <m:r>
+          <m:rPr>
+            <m:sty m:val="p"/>
+          </m:rPr>
+          <m:t>=</m:t>
+        </m:r>
+        <m:f>
+          <m:fPr>
+            <m:type m:val="lin"/>
+          </m:fPr>
+          <m:num>
+            <m:r>
+              <m:t>1</m:t>
+            </m:r>
+          </m:num>
+          <m:den>
+            <m:r>
+              <m:t>2</m:t>
+            </m:r>
+          </m:den>
+        </m:f>
+      </m:oMath>
+      <w:r>
+        <w:t xml:space="preserve"> </w:t>
+      </w:r>
+      <w:r>
+        <w:t xml:space="preserve">the exponent is exactly</w:t>
+      </w:r>
+    </w:p>
+    <w:p>
+      <w:pPr>
+        <w:pStyle w:val="BodyText"/>
+      </w:pPr>
+      <m:oMathPara>
+        <m:oMathParaPr>
+          <m:jc m:val="center"/>
+        </m:oMathParaPr>
+        <m:oMath>
+          <m:r>
+            <m:t>γ</m:t>
+          </m:r>
+          <m:r>
+            <m:rPr>
+              <m:sty m:val="p"/>
+            </m:rPr>
+            <m:t>=</m:t>
+          </m:r>
+          <m:r>
+            <m:t>z</m:t>
+          </m:r>
+          <m:rad>
+            <m:radPr>
+              <m:degHide m:val="on"/>
+            </m:radPr>
+            <m:deg/>
+            <m:e>
+              <m:r>
+                <m:t>2</m:t>
+              </m:r>
+              <m:r>
+                <m:rPr>
+                  <m:sty m:val="p"/>
+                </m:rPr>
+                <m:t>+</m:t>
+              </m:r>
+              <m:sSup>
+                <m:e>
+                  <m:r>
+                    <m:t>z</m:t>
+                  </m:r>
+                </m:e>
+                <m:sup>
+                  <m:r>
+                    <m:t>2</m:t>
+                  </m:r>
+                </m:sup>
+              </m:sSup>
+            </m:e>
+          </m:rad>
+          <m:r>
+            <m:rPr>
+              <m:sty m:val="p"/>
+            </m:rPr>
+            <m:t>,</m:t>
+          </m:r>
+          <m:r>
+            <m:t>  </m:t>
+          </m:r>
+          <m:r>
+            <m:t>z</m:t>
+          </m:r>
+          <m:r>
+            <m:rPr>
+              <m:sty m:val="p"/>
+            </m:rPr>
+            <m:t>=</m:t>
+          </m:r>
+          <m:sSup>
+            <m:e>
+              <m:r>
+                <m:rPr>
+                  <m:sty m:val="p"/>
+                </m:rPr>
+                <m:t>Φ</m:t>
+              </m:r>
+            </m:e>
+            <m:sup>
+              <m:r>
+                <m:rPr>
+                  <m:sty m:val="p"/>
+                </m:rPr>
+                <m:t>−</m:t>
+              </m:r>
+              <m:r>
+                <m:t>1</m:t>
+              </m:r>
+            </m:sup>
+          </m:sSup>
+          <m:r>
+            <m:rPr>
+              <m:sty m:val="p"/>
+            </m:rPr>
+            <m:t>(</m:t>
+          </m:r>
+          <m:acc>
+            <m:accPr>
+              <m:chr m:val="̂"/>
+            </m:accPr>
+            <m:e>
+              <m:r>
+                <m:rPr>
+                  <m:sty m:val="p"/>
+                </m:rPr>
+                <m:t>A</m:t>
+              </m:r>
+              <m:r>
+                <m:rPr>
+                  <m:sty m:val="p"/>
+                </m:rPr>
+                <m:t>U</m:t>
+              </m:r>
+              <m:r>
+                <m:rPr>
+                  <m:sty m:val="p"/>
+                </m:rPr>
+                <m:t>C</m:t>
+              </m:r>
+            </m:e>
+          </m:acc>
+          <m:r>
+            <m:rPr>
+              <m:sty m:val="p"/>
+            </m:rPr>
+            <m:t>)</m:t>
+          </m:r>
+          <m:r>
+            <m:rPr>
+              <m:sty m:val="p"/>
+            </m:rPr>
+            <m:t>,</m:t>
+          </m:r>
+        </m:oMath>
+      </m:oMathPara>
+    </w:p>
+    <w:p>
+      <w:pPr>
+        <w:pStyle w:val="FirstParagraph"/>
+      </w:pPr>
+      <w:r>
+        <w:t xml:space="preserve">one probit and one square root, with no tuned constant anywhere:</w:t>
+      </w:r>
+      <w:r>
+        <w:t xml:space="preserve"> </w:t>
+      </w:r>
+      <m:oMath>
+        <m:r>
+          <m:t>ν</m:t>
+        </m:r>
+      </m:oMath>
+      <w:r>
+        <w:t xml:space="preserve"> </w:t>
+      </w:r>
+      <w:r>
+        <w:t xml:space="preserve">is a</w:t>
+      </w:r>
+      <w:r>
+        <w:t xml:space="preserve"> </w:t>
+      </w:r>
+      <w:r>
+        <w:t xml:space="preserve">significance level and</w:t>
+      </w:r>
+      <w:r>
+        <w:t xml:space="preserve"> </w:t>
+      </w:r>
+      <m:oMath>
+        <m:sSub>
+          <m:e>
+            <m:r>
+              <m:t>γ</m:t>
+            </m:r>
+          </m:e>
+          <m:sub>
+            <m:r>
+              <m:rPr>
+                <m:sty m:val="p"/>
+              </m:rPr>
+              <m:t>max</m:t>
+            </m:r>
+          </m:sub>
+        </m:sSub>
+      </m:oMath>
+      <w:r>
+        <w:t xml:space="preserve"> </w:t>
+      </w:r>
+      <w:r>
+        <w:t xml:space="preserve">a clip, and both are fixed before any</w:t>
+      </w:r>
+      <w:r>
+        <w:t xml:space="preserve"> </w:t>
+      </w:r>
+      <w:r>
+        <w:t xml:space="preserve">data is seen. The dead zone is now visible as a single condition,</w:t>
+      </w:r>
+      <w:r>
+        <w:t xml:space="preserve"> </w:t>
+      </w:r>
+      <m:oMath>
+        <m:r>
+          <m:rPr>
+            <m:sty m:val="p"/>
+          </m:rPr>
+          <m:t>|</m:t>
+        </m:r>
+        <m:r>
+          <m:t>ζ</m:t>
+        </m:r>
+        <m:r>
+          <m:rPr>
+            <m:sty m:val="p"/>
+          </m:rPr>
+          <m:t>|</m:t>
+        </m:r>
+        <m:r>
+          <m:rPr>
+            <m:sty m:val="p"/>
+          </m:rPr>
+          <m:t>≤</m:t>
+        </m:r>
+        <m:r>
+          <m:t>ν</m:t>
+        </m:r>
+      </m:oMath>
+      <w:r>
+        <w:t xml:space="preserve">, on which</w:t>
+      </w:r>
+      <w:r>
+        <w:t xml:space="preserve"> </w:t>
+      </w:r>
+      <m:oMath>
+        <m:r>
+          <m:t>γ</m:t>
+        </m:r>
+      </m:oMath>
+      <w:r>
+        <w:t xml:space="preserve"> </w:t>
+      </w:r>
+      <w:r>
+        <w:t xml:space="preserve">is identically zero and</w:t>
+      </w:r>
+      <w:r>
+        <w:t xml:space="preserve"> </w:t>
+      </w:r>
+      <w:hyperlink w:anchor="eq:oneline">
+        <w:r>
+          <w:rPr>
+            <w:rStyle w:val="Hyperlink"/>
+          </w:rPr>
+          <w:t xml:space="preserve">[eq:oneline]</w:t>
+        </w:r>
+      </w:hyperlink>
+      <w:r>
+        <w:t xml:space="preserve"> </w:t>
+      </w:r>
+      <w:r>
+        <w:t xml:space="preserve">is bitwise</w:t>
+      </w:r>
+      <w:r>
+        <w:t xml:space="preserve"> </w:t>
+      </w:r>
+      <w:r>
+        <w:rPr>
+          <w:smallCaps/>
+        </w:rPr>
+        <w:t xml:space="preserve">sc</w:t>
+      </w:r>
+      <w:r>
+        <w:t xml:space="preserve"> </w:t>
+      </w:r>
+      <w:r>
+        <w:t xml:space="preserve">by Proposition </w:t>
+      </w:r>
+      <w:hyperlink w:anchor="prop:sc">
+        <w:r>
+          <w:rPr>
+            <w:rStyle w:val="Hyperlink"/>
+          </w:rPr>
+          <w:t xml:space="preserve">1</w:t>
+        </w:r>
+      </w:hyperlink>
+      <w:r>
+        <w:t xml:space="preserve">. Equations</w:t>
+      </w:r>
+      <w:r>
+        <w:t xml:space="preserve"> </w:t>
+      </w:r>
+      <w:hyperlink w:anchor="eq:oneline">
+        <w:r>
+          <w:rPr>
+            <w:rStyle w:val="Hyperlink"/>
+          </w:rPr>
+          <w:t xml:space="preserve">[eq:oneline]</w:t>
+        </w:r>
+      </w:hyperlink>
+      <w:r>
+        <w:t xml:space="preserve">–</w:t>
+      </w:r>
+      <w:hyperlink w:anchor="eq:half">
+        <w:r>
+          <w:rPr>
+            <w:rStyle w:val="Hyperlink"/>
+          </w:rPr>
+          <w:t xml:space="preserve">[eq:half]</w:t>
+        </w:r>
+      </w:hyperlink>
+      <w:r>
+        <w:t xml:space="preserve"> </w:t>
+      </w:r>
+      <w:r>
+        <w:t xml:space="preserve">are verified equivalent to the shipped</w:t>
+      </w:r>
+      <w:r>
+        <w:t xml:space="preserve"> </w:t>
+      </w:r>
+      <w:r>
+        <w:t xml:space="preserve">implementation over randomised inputs including every boundary</w:t>
+      </w:r>
+      <w:r>
+        <w:t xml:space="preserve"> </w:t>
+      </w:r>
+      <w:r>
+        <w:t xml:space="preserve">(</w:t>
+      </w:r>
+      <w:r>
+        <w:rPr>
+          <w:rStyle w:val="VerbatimChar"/>
+        </w:rPr>
+        <w:t xml:space="preserve">tests/test_formula.py</w:t>
+      </w:r>
+      <w:r>
+        <w:t xml:space="preserve">).</w:t>
+      </w:r>
+    </w:p>
+    <w:bookmarkEnd w:id="22"/>
+    <w:bookmarkStart w:id="26" w:name="anchor-properties"/>
+    <w:p>
+      <w:pPr>
+        <w:pStyle w:val="Heading2"/>
+      </w:pPr>
+      <w:r>
         <w:t xml:space="preserve">Anchor properties</w:t>
       </w:r>
     </w:p>
-    <w:bookmarkStart w:id="22" w:name="prop:sc"/>
+    <w:bookmarkStart w:id="23" w:name="prop:sc"/>
     <w:p>
       <w:pPr>
         <w:pStyle w:val="FirstParagraph"/>
@@ -6102,8 +7378,8 @@
         <w:t xml:space="preserve">is continuous through the dead-zone boundary, so a false positive applies an infinitesimal exponent.</w:t>
       </w:r>
     </w:p>
-    <w:bookmarkEnd w:id="22"/>
-    <w:bookmarkStart w:id="23" w:name="prop:cisc"/>
+    <w:bookmarkEnd w:id="23"/>
+    <w:bookmarkStart w:id="24" w:name="prop:cisc"/>
     <w:p>
       <w:pPr>
         <w:pStyle w:val="BodyText"/>
@@ -6379,8 +7655,8 @@
         <w:t xml:space="preserve">on every pool.</w:t>
       </w:r>
     </w:p>
-    <w:bookmarkEnd w:id="23"/>
-    <w:bookmarkStart w:id="24" w:name="prop:reg"/>
+    <w:bookmarkEnd w:id="24"/>
+    <w:bookmarkStart w:id="25" w:name="prop:reg"/>
     <w:p>
       <w:pPr>
         <w:pStyle w:val="BodyText"/>
@@ -6630,7 +7906,7 @@
         <w:t xml:space="preserve">.</w:t>
       </w:r>
     </w:p>
-    <w:bookmarkEnd w:id="24"/>
+    <w:bookmarkEnd w:id="25"/>
     <w:p>
       <w:pPr>
         <w:pStyle w:val="BodyText"/>
@@ -6670,9 +7946,9 @@
         <w:t xml:space="preserve">are each tested numerically).</w:t>
       </w:r>
     </w:p>
-    <w:bookmarkEnd w:id="25"/>
     <w:bookmarkEnd w:id="26"/>
-    <w:bookmarkStart w:id="31" w:name="sec:lf"/>
+    <w:bookmarkEnd w:id="27"/>
+    <w:bookmarkStart w:id="32" w:name="sec:lf"/>
     <w:p>
       <w:pPr>
         <w:pStyle w:val="Heading1"/>
@@ -6681,7 +7957,7 @@
         <w:t xml:space="preserve">Label-Free Estimation</w:t>
       </w:r>
     </w:p>
-    <w:bookmarkStart w:id="27" w:name="pipeline"/>
+    <w:bookmarkStart w:id="28" w:name="pipeline"/>
     <w:p>
       <w:pPr>
         <w:pStyle w:val="Heading2"/>
@@ -7055,8 +8331,8 @@
         <w:t xml:space="preserve">.</w:t>
       </w:r>
     </w:p>
-    <w:bookmarkEnd w:id="27"/>
-    <w:bookmarkStart w:id="29" w:name="sign-consistency-and-its-boundary"/>
+    <w:bookmarkEnd w:id="28"/>
+    <w:bookmarkStart w:id="30" w:name="sign-consistency-and-its-boundary"/>
     <w:p>
       <w:pPr>
         <w:pStyle w:val="Heading2"/>
@@ -7065,7 +8341,7 @@
         <w:t xml:space="preserve">Sign consistency and its boundary</w:t>
       </w:r>
     </w:p>
-    <w:bookmarkStart w:id="28" w:name="prop:ccn"/>
+    <w:bookmarkStart w:id="29" w:name="prop:ccn"/>
     <w:p>
       <w:pPr>
         <w:pStyle w:val="FirstParagraph"/>
@@ -7422,7 +8698,7 @@
         <w:t xml:space="preserve">: the label-free estimate can only under-trust, never mis-sign.</w:t>
       </w:r>
     </w:p>
-    <w:bookmarkEnd w:id="28"/>
+    <w:bookmarkEnd w:id="29"/>
     <w:p>
       <w:pPr>
         <w:pStyle w:val="BodyText"/>
@@ -7542,8 +8818,8 @@
         <w:t xml:space="preserve">restated for a single channel), so any label-free guarantee is necessarily conditional; it is stated as such rather than papered over.</w:t>
       </w:r>
     </w:p>
-    <w:bookmarkEnd w:id="29"/>
-    <w:bookmarkStart w:id="30" w:name="de-attenuation-and-alarms"/>
+    <w:bookmarkEnd w:id="30"/>
+    <w:bookmarkStart w:id="31" w:name="de-attenuation-and-alarms"/>
     <w:p>
       <w:pPr>
         <w:pStyle w:val="Heading2"/>
@@ -8019,9 +9295,9 @@
         <w:t xml:space="preserve">dev labels, routing it into the pipeline and disabling only the proxy-sign alarm; this purchases immunity to the ambiguity above at negligible labeling cost.</w:t>
       </w:r>
     </w:p>
-    <w:bookmarkEnd w:id="30"/>
     <w:bookmarkEnd w:id="31"/>
-    <w:bookmarkStart w:id="37" w:name="sec:hetero"/>
+    <w:bookmarkEnd w:id="32"/>
+    <w:bookmarkStart w:id="38" w:name="sec:hetero"/>
     <w:p>
       <w:pPr>
         <w:pStyle w:val="Heading1"/>
@@ -8030,7 +9306,7 @@
         <w:t xml:space="preserve">Heterogeneity: Impossibility and Escape</w:t>
       </w:r>
     </w:p>
-    <w:bookmarkStart w:id="35" w:name="X6b81b2bcd4bd383fca78608abce9da302a7840a"/>
+    <w:bookmarkStart w:id="36" w:name="X6b81b2bcd4bd383fca78608abce9da302a7840a"/>
     <w:p>
       <w:pPr>
         <w:pStyle w:val="Heading2"/>
@@ -8129,7 +9405,7 @@
         <w:t xml:space="preserve">with no observable covariate.</w:t>
       </w:r>
     </w:p>
-    <w:bookmarkStart w:id="32" w:name="prop:selfreinf"/>
+    <w:bookmarkStart w:id="33" w:name="prop:selfreinf"/>
     <w:p>
       <w:pPr>
         <w:pStyle w:val="BodyText"/>
@@ -8504,8 +9780,8 @@
         <w:t xml:space="preserve">items).</w:t>
       </w:r>
     </w:p>
-    <w:bookmarkEnd w:id="32"/>
-    <w:bookmarkStart w:id="33" w:name="prop:curse"/>
+    <w:bookmarkEnd w:id="33"/>
+    <w:bookmarkStart w:id="34" w:name="prop:curse"/>
     <w:p>
       <w:pPr>
         <w:pStyle w:val="BodyText"/>
@@ -8618,8 +9894,8 @@
         <w:t xml:space="preserve">of the time.</w:t>
       </w:r>
     </w:p>
-    <w:bookmarkEnd w:id="33"/>
-    <w:bookmarkStart w:id="34" w:name="prop:twoworld"/>
+    <w:bookmarkEnd w:id="34"/>
+    <w:bookmarkStart w:id="35" w:name="prop:twoworld"/>
     <w:p>
       <w:pPr>
         <w:pStyle w:val="BodyText"/>
@@ -8913,7 +10189,7 @@
         <w:t xml:space="preserve">). No label-free method can separate them.</w:t>
       </w:r>
     </w:p>
-    <w:bookmarkEnd w:id="34"/>
+    <w:bookmarkEnd w:id="35"/>
     <w:p>
       <w:pPr>
         <w:pStyle w:val="BodyText"/>
@@ -8973,8 +10249,8 @@
         <w:t xml:space="preserve">(zero discordant pairs).</w:t>
       </w:r>
     </w:p>
-    <w:bookmarkEnd w:id="35"/>
-    <w:bookmarkStart w:id="36" w:name="tact-group"/>
+    <w:bookmarkEnd w:id="36"/>
+    <w:bookmarkStart w:id="37" w:name="tact-group"/>
     <w:p>
       <w:pPr>
         <w:pStyle w:val="Heading2"/>
@@ -9080,9 +10356,9 @@
         <w:t xml:space="preserve">show is the only defensible default.</w:t>
       </w:r>
     </w:p>
-    <w:bookmarkEnd w:id="36"/>
     <w:bookmarkEnd w:id="37"/>
-    <w:bookmarkStart w:id="43" w:name="sec:exp"/>
+    <w:bookmarkEnd w:id="38"/>
+    <w:bookmarkStart w:id="44" w:name="sec:exp"/>
     <w:p>
       <w:pPr>
         <w:pStyle w:val="Heading1"/>
@@ -9645,7 +10921,7 @@
         <w:t xml:space="preserve">-dev everywhere, including the distortion, heterogeneity, and small-dev cells.</w:t>
       </w:r>
     </w:p>
-    <w:bookmarkStart w:id="38" w:name="tab:sweep"/>
+    <w:bookmarkStart w:id="39" w:name="tab:sweep"/>
     <w:p>
       <w:pPr>
         <w:pStyle w:val="TableCaption"/>
@@ -10851,8 +12127,8 @@
         </w:tc>
       </w:tr>
     </w:tbl>
-    <w:bookmarkEnd w:id="38"/>
-    <w:bookmarkStart w:id="42" w:name="fig:sweep"/>
+    <w:bookmarkEnd w:id="39"/>
+    <w:bookmarkStart w:id="43" w:name="fig:sweep"/>
     <w:p>
       <w:pPr>
         <w:pStyle w:val="CaptionedFigure"/>
@@ -10862,18 +12138,18 @@
           <wp:inline>
             <wp:extent cx="5334000" cy="3225209"/>
             <wp:effectExtent b="0" l="0" r="0" t="0"/>
-            <wp:docPr descr="" title="" id="40" name="Picture"/>
+            <wp:docPr descr="" title="" id="41" name="Picture"/>
             <a:graphic>
               <a:graphicData uri="http://schemas.openxmlformats.org/drawingml/2006/picture">
                 <pic:pic>
                   <pic:nvPicPr>
-                    <pic:cNvPr descr="figs/tact_sweep.png" id="41" name="Picture"/>
+                    <pic:cNvPr descr="figs/tact_sweep.png" id="42" name="Picture"/>
                     <pic:cNvPicPr>
                       <a:picLocks noChangeArrowheads="1" noChangeAspect="1"/>
                     </pic:cNvPicPr>
                   </pic:nvPicPr>
                   <pic:blipFill>
-                    <a:blip r:embed="rId39"/>
+                    <a:blip r:embed="rId40"/>
                     <a:stretch>
                       <a:fillRect/>
                     </a:stretch>
@@ -10967,9 +12243,9 @@
         <w:t xml:space="preserve">.</w:t>
       </w:r>
     </w:p>
-    <w:bookmarkEnd w:id="42"/>
     <w:bookmarkEnd w:id="43"/>
-    <w:bookmarkStart w:id="61" w:name="sec:results"/>
+    <w:bookmarkEnd w:id="44"/>
+    <w:bookmarkStart w:id="62" w:name="sec:results"/>
     <w:p>
       <w:pPr>
         <w:pStyle w:val="Heading1"/>
@@ -10978,7 +12254,7 @@
         <w:t xml:space="preserve">Results</w:t>
       </w:r>
     </w:p>
-    <w:bookmarkStart w:id="45" w:name="signed-recovery-with-and-without-labels"/>
+    <w:bookmarkStart w:id="46" w:name="signed-recovery-with-and-without-labels"/>
     <w:p>
       <w:pPr>
         <w:pStyle w:val="Heading2"/>
@@ -11266,7 +12542,7 @@
         <w:t xml:space="preserve">“identical.”</w:t>
       </w:r>
     </w:p>
-    <w:bookmarkStart w:id="44" w:name="tab:adv"/>
+    <w:bookmarkStart w:id="45" w:name="tab:adv"/>
     <w:p>
       <w:pPr>
         <w:pStyle w:val="TableCaption"/>
@@ -11917,9 +13193,9 @@
         </w:tc>
       </w:tr>
     </w:tbl>
-    <w:bookmarkEnd w:id="44"/>
     <w:bookmarkEnd w:id="45"/>
-    <w:bookmarkStart w:id="50" w:name="rank-invariance-where-raw-values-fail"/>
+    <w:bookmarkEnd w:id="46"/>
+    <w:bookmarkStart w:id="51" w:name="rank-invariance-where-raw-values-fail"/>
     <w:p>
       <w:pPr>
         <w:pStyle w:val="Heading2"/>
@@ -12131,7 +13407,7 @@
         <w:t xml:space="preserve">no label-free method could do better than a coin flip on the sign here, and pretending otherwise would be the real failure.</w:t>
       </w:r>
     </w:p>
-    <w:bookmarkStart w:id="49" w:name="fig:adv"/>
+    <w:bookmarkStart w:id="50" w:name="fig:adv"/>
     <w:p>
       <w:pPr>
         <w:pStyle w:val="CaptionedFigure"/>
@@ -12141,18 +13417,18 @@
           <wp:inline>
             <wp:extent cx="5334000" cy="2726266"/>
             <wp:effectExtent b="0" l="0" r="0" t="0"/>
-            <wp:docPr descr="" title="" id="47" name="Picture"/>
+            <wp:docPr descr="" title="" id="48" name="Picture"/>
             <a:graphic>
               <a:graphicData uri="http://schemas.openxmlformats.org/drawingml/2006/picture">
                 <pic:pic>
                   <pic:nvPicPr>
-                    <pic:cNvPr descr="figs/tact_adversarial.png" id="48" name="Picture"/>
+                    <pic:cNvPr descr="figs/tact_adversarial.png" id="49" name="Picture"/>
                     <pic:cNvPicPr>
                       <a:picLocks noChangeArrowheads="1" noChangeAspect="1"/>
                     </pic:cNvPicPr>
                   </pic:nvPicPr>
                   <pic:blipFill>
-                    <a:blip r:embed="rId46"/>
+                    <a:blip r:embed="rId47"/>
                     <a:stretch>
                       <a:fillRect/>
                     </a:stretch>
@@ -12187,9 +13463,9 @@
         <w:t xml:space="preserve">Adversarial regimes. Dotted line: the oracle over raw-value weights. Left group of bars: rank invariance beats that family under compression; right: the labeled variant counters the confident echo while the label-free variant alarms and refuses.</w:t>
       </w:r>
     </w:p>
-    <w:bookmarkEnd w:id="49"/>
     <w:bookmarkEnd w:id="50"/>
-    <w:bookmarkStart w:id="56" w:name="heterogeneity"/>
+    <w:bookmarkEnd w:id="51"/>
+    <w:bookmarkStart w:id="57" w:name="heterogeneity"/>
     <w:p>
       <w:pPr>
         <w:pStyle w:val="Heading2"/>
@@ -12613,7 +13889,7 @@
         <w:t xml:space="preserve">; cap robustness is left as an ablation.</w:t>
       </w:r>
     </w:p>
-    <w:bookmarkStart w:id="51" w:name="tab:group"/>
+    <w:bookmarkStart w:id="52" w:name="tab:group"/>
     <w:p>
       <w:pPr>
         <w:pStyle w:val="TableCaption"/>
@@ -12975,8 +14251,8 @@
         </w:tc>
       </w:tr>
     </w:tbl>
-    <w:bookmarkEnd w:id="51"/>
-    <w:bookmarkStart w:id="55" w:name="fig:group"/>
+    <w:bookmarkEnd w:id="52"/>
+    <w:bookmarkStart w:id="56" w:name="fig:group"/>
     <w:p>
       <w:pPr>
         <w:pStyle w:val="CaptionedFigure"/>
@@ -12986,18 +14262,18 @@
           <wp:inline>
             <wp:extent cx="5334000" cy="2133600"/>
             <wp:effectExtent b="0" l="0" r="0" t="0"/>
-            <wp:docPr descr="" title="" id="53" name="Picture"/>
+            <wp:docPr descr="" title="" id="54" name="Picture"/>
             <a:graphic>
               <a:graphicData uri="http://schemas.openxmlformats.org/drawingml/2006/picture">
                 <pic:pic>
                   <pic:nvPicPr>
-                    <pic:cNvPr descr="figs/group_eval.png" id="54" name="Picture"/>
+                    <pic:cNvPr descr="figs/group_eval.png" id="55" name="Picture"/>
                     <pic:cNvPicPr>
                       <a:picLocks noChangeArrowheads="1" noChangeAspect="1"/>
                     </pic:cNvPicPr>
                   </pic:nvPicPr>
                   <pic:blipFill>
-                    <a:blip r:embed="rId52"/>
+                    <a:blip r:embed="rId53"/>
                     <a:stretch>
                       <a:fillRect/>
                     </a:stretch>
@@ -13073,9 +14349,9 @@
         <w:t xml:space="preserve">. Right: the provably closed i.i.d. cell—every legitimate method at the floor; the negative control slightly below it.</w:t>
       </w:r>
     </w:p>
-    <w:bookmarkEnd w:id="55"/>
     <w:bookmarkEnd w:id="56"/>
-    <w:bookmarkStart w:id="57" w:name="small-dev-sets-and-falsifiers"/>
+    <w:bookmarkEnd w:id="57"/>
+    <w:bookmarkStart w:id="58" w:name="small-dev-sets-and-falsifiers"/>
     <w:p>
       <w:pPr>
         <w:pStyle w:val="Heading2"/>
@@ -13327,8 +14603,8 @@
         <w:t xml:space="preserve">), and label-free operation, which no grid can perform.</w:t>
       </w:r>
     </w:p>
-    <w:bookmarkEnd w:id="57"/>
-    <w:bookmarkStart w:id="59" w:name="sec:tests"/>
+    <w:bookmarkEnd w:id="58"/>
+    <w:bookmarkStart w:id="60" w:name="sec:tests"/>
     <w:p>
       <w:pPr>
         <w:pStyle w:val="Heading2"/>
@@ -13417,7 +14693,7 @@
         <w:t xml:space="preserve">maps propositions to the tests that would fail if they stopped holding.</w:t>
       </w:r>
     </w:p>
-    <w:bookmarkStart w:id="58" w:name="tab:tests"/>
+    <w:bookmarkStart w:id="59" w:name="tab:tests"/>
     <w:p>
       <w:pPr>
         <w:pStyle w:val="TableCaption"/>
@@ -14307,7 +15583,7 @@
         </w:tc>
       </w:tr>
     </w:tbl>
-    <w:bookmarkEnd w:id="58"/>
+    <w:bookmarkEnd w:id="59"/>
     <w:p>
       <w:pPr>
         <w:pStyle w:val="BodyText"/>
@@ -14389,8 +15665,8 @@
         <w:t xml:space="preserve">guarantee — so that neither can be silently reinstated by a later change.</w:t>
       </w:r>
     </w:p>
-    <w:bookmarkEnd w:id="59"/>
-    <w:bookmarkStart w:id="60" w:name="sec:real"/>
+    <w:bookmarkEnd w:id="60"/>
+    <w:bookmarkStart w:id="61" w:name="sec:real"/>
     <w:p>
       <w:pPr>
         <w:pStyle w:val="Heading2"/>
@@ -15883,9 +17159,9 @@
         <w:t xml:space="preserve">both informative and the model uncertain.</w:t>
       </w:r>
     </w:p>
-    <w:bookmarkEnd w:id="60"/>
     <w:bookmarkEnd w:id="61"/>
-    <w:bookmarkStart w:id="62" w:name="sec:limits"/>
+    <w:bookmarkEnd w:id="62"/>
+    <w:bookmarkStart w:id="63" w:name="sec:limits"/>
     <w:p>
       <w:pPr>
         <w:pStyle w:val="Heading1"/>
@@ -17101,8 +18377,8 @@
         <w:t xml:space="preserve">Executable ground truth buys a slightly wider window, not a different regime.</w:t>
       </w:r>
     </w:p>
-    <w:bookmarkEnd w:id="62"/>
-    <w:bookmarkStart w:id="63" w:name="conclusion"/>
+    <w:bookmarkEnd w:id="63"/>
+    <w:bookmarkStart w:id="64" w:name="conclusion"/>
     <w:p>
       <w:pPr>
         <w:pStyle w:val="Heading1"/>
@@ -17140,8 +18416,8 @@
         <w:t xml:space="preserve">into a measured, signed, uncertainty-aware quantity with exact fallbacks at both ends—plain self-consistency when the evidence is absent, CISC when it is at full strength—and shows that the sign, long unrepresentable in this family of methods, can be recovered without any labels under stated and tested conditions. The accompanying impossibility results draw the boundary that any future per-item method must respect, and the falsification protocol, having already killed one of the author’s own systems, is offered as the more portable contribution.</w:t>
       </w:r>
     </w:p>
-    <w:bookmarkEnd w:id="63"/>
-    <w:bookmarkStart w:id="64" w:name="references"/>
+    <w:bookmarkEnd w:id="64"/>
+    <w:bookmarkStart w:id="65" w:name="references"/>
     <w:p>
       <w:pPr>
         <w:pStyle w:val="Heading1"/>
@@ -18008,7 +19284,7 @@
         <w:t xml:space="preserve">, 2025, pp. 3613–3635.</w:t>
       </w:r>
     </w:p>
-    <w:bookmarkEnd w:id="64"/>
+    <w:bookmarkEnd w:id="65"/>
     <w:sectPr>
       <w:footnotePr>
         <w:numRestart w:val="eachSect"/>

--- a/paper/tact.docx
+++ b/paper/tact.docx
@@ -53,7 +53,7 @@
         <w:pStyle w:val="FirstParagraph"/>
       </w:pPr>
       <w:r>
-        <w:t xml:space="preserve">Confidence-weighted self-consistency (CISC and its successors) extracts large gains from a frozen large language model’s self-reported confidence—until the confidence channel is miscalibrated in</w:t>
+        <w:t xml:space="preserve">Confidence-weighted self-consistency (CISC and its successors) improves on majority voting when a frozen large language model’s self-reported confidence is calibrated in</w:t>
       </w:r>
       <w:r>
         <w:t xml:space="preserve"> </w:t>
@@ -66,7 +66,7 @@
         <w:t xml:space="preserve">direction</w:t>
       </w:r>
       <w:r>
-        <w:t xml:space="preserve">. Every published weighting scheme is structurally monotone increasing in confidence, so an anti-correlated channel poisons the vote rather than informing it, while binary dev-set gates survive only by discarding genuinely discriminative signal. This paper presents</w:t>
+        <w:t xml:space="preserve">. Every published weighting scheme is structurally monotone increasing in confidence, so an anti-correlated channel poisons the vote instead of informing it, while binary dev-set gates survive inversion only by discarding genuinely discriminative signal. This paper presents</w:t>
       </w:r>
       <w:r>
         <w:t xml:space="preserve"> </w:t>
@@ -111,7 +111,73 @@
         <w:t xml:space="preserve"> </w:t>
       </w:r>
       <w:r>
-        <w:t xml:space="preserve">rank statistic with an item-clustered standard error, passed through positive-part James–Stein shrinkage and a Bayes-discriminant link. The map carries exact anchors—inside the shrinkage dead zone the vote is bit-identical to plain self-consistency, and a log-value feature map reproduces CISC-power exactly. A label-free variant estimates the signed reliability from agreement pseudo-labels, with a proven attenuation identity guaranteeing sign consistency whenever the plurality-error rate is below one half, conservative de-attenuation, and echo alarms at the identifiability boundary. On a synthetic-oracle harness with paired trace pools, the label-free variant recovers anti-correlated channels that pin every published protocol to the majority-vote floor (</w:t>
+        <w:t xml:space="preserve">rank statistic with an item-clustered standard error, passed through positive-part James–Stein shrinkage and a Bayes-discriminant link. Written out, the method is a single expression whose exponent reduces to</w:t>
+      </w:r>
+      <w:r>
+        <w:t xml:space="preserve"> </w:t>
+      </w:r>
+      <m:oMath>
+        <m:r>
+          <m:t>γ</m:t>
+        </m:r>
+        <m:r>
+          <m:rPr>
+            <m:sty m:val="p"/>
+          </m:rPr>
+          <m:t>=</m:t>
+        </m:r>
+        <m:r>
+          <m:t>z</m:t>
+        </m:r>
+        <m:rad>
+          <m:radPr>
+            <m:degHide m:val="on"/>
+          </m:radPr>
+          <m:deg/>
+          <m:e>
+            <m:r>
+              <m:t>2</m:t>
+            </m:r>
+            <m:r>
+              <m:rPr>
+                <m:sty m:val="p"/>
+              </m:rPr>
+              <m:t>+</m:t>
+            </m:r>
+            <m:sSup>
+              <m:e>
+                <m:r>
+                  <m:t>z</m:t>
+                </m:r>
+              </m:e>
+              <m:sup>
+                <m:r>
+                  <m:t>2</m:t>
+                </m:r>
+              </m:sup>
+            </m:sSup>
+          </m:e>
+        </m:rad>
+      </m:oMath>
+      <w:r>
+        <w:t xml:space="preserve"> </w:t>
+      </w:r>
+      <w:r>
+        <w:t xml:space="preserve">with</w:t>
+      </w:r>
+      <w:r>
+        <w:t xml:space="preserve"> </w:t>
+      </w:r>
+      <m:oMath>
+        <m:r>
+          <m:t>z</m:t>
+        </m:r>
+      </m:oMath>
+      <w:r>
+        <w:t xml:space="preserve"> </w:t>
+      </w:r>
+      <w:r>
+        <w:t xml:space="preserve">the probit of the shrunk pooled AUC, and it carries exact anchors: inside the shrinkage dead zone the vote is bit-identical to plain self-consistency, and a log-value feature map reproduces CISC-power. A label-free variant estimates the signed reliability from agreement pseudo-labels under a proven attenuation identity that guarantees sign consistency whenever the plurality-error rate is below one half, with conservative de-attenuation and echo alarms at the identifiability boundary. On a synthetic-oracle harness with paired trace pools, the label-free variant recovers anti-correlated channels that pin every published protocol to the majority-vote floor (</w:t>
       </w:r>
       <m:oMath>
         <m:r>
@@ -270,7 +336,94 @@
         </m:sSup>
       </m:oMath>
       <w:r>
-        <w:t xml:space="preserve">). The paper further proves that per-item label-free adaptation is impossible under i.i.d. latent coupling, and pre-registers four falsification criteria—including the published dev-calibrated CISC protocol as a designated killer baseline—all of which the method survived.</w:t>
+        <w:t xml:space="preserve">). Two real-trace campaigns on a frozen model confirm the premise and locate the binding constraint: within-item discrimination is positive on competition mathematics (pooled</w:t>
+      </w:r>
+      <w:r>
+        <w:t xml:space="preserve"> </w:t>
+      </w:r>
+      <m:oMath>
+        <m:acc>
+          <m:accPr>
+            <m:chr m:val="̂"/>
+          </m:accPr>
+          <m:e>
+            <m:r>
+              <m:t>D</m:t>
+            </m:r>
+          </m:e>
+        </m:acc>
+        <m:r>
+          <m:rPr>
+            <m:sty m:val="p"/>
+          </m:rPr>
+          <m:t>=</m:t>
+        </m:r>
+        <m:r>
+          <m:rPr>
+            <m:sty m:val="p"/>
+          </m:rPr>
+          <m:t>+</m:t>
+        </m:r>
+        <m:r>
+          <m:t>0.250</m:t>
+        </m:r>
+      </m:oMath>
+      <w:r>
+        <w:t xml:space="preserve">,</w:t>
+      </w:r>
+      <w:r>
+        <w:t xml:space="preserve"> </w:t>
+      </w:r>
+      <m:oMath>
+        <m:r>
+          <m:t>z</m:t>
+        </m:r>
+        <m:r>
+          <m:rPr>
+            <m:sty m:val="p"/>
+          </m:rPr>
+          <m:t>=</m:t>
+        </m:r>
+        <m:r>
+          <m:rPr>
+            <m:sty m:val="p"/>
+          </m:rPr>
+          <m:t>+</m:t>
+        </m:r>
+        <m:r>
+          <m:t>2.54</m:t>
+        </m:r>
+      </m:oMath>
+      <w:r>
+        <w:t xml:space="preserve">), yet the stratum on which any such method can act, where the plurality is wrong and the correct answer is present in the pool, measures</w:t>
+      </w:r>
+      <w:r>
+        <w:t xml:space="preserve"> </w:t>
+      </w:r>
+      <m:oMath>
+        <m:r>
+          <m:t>2</m:t>
+        </m:r>
+      </m:oMath>
+      <w:r>
+        <w:t xml:space="preserve">–</w:t>
+      </w:r>
+      <m:oMath>
+        <m:r>
+          <m:t>7.5</m:t>
+        </m:r>
+        <m:r>
+          <m:rPr>
+            <m:sty m:val="p"/>
+          </m:rPr>
+          <m:t>%</m:t>
+        </m:r>
+      </m:oMath>
+      <w:r>
+        <w:t xml:space="preserve"> </w:t>
+      </w:r>
+      <w:r>
+        <w:t xml:space="preserve">of items across five substrates in two domains, code generation with executable ground truth included. Abstention is therefore the correct default rather than a conservative one, and the dead zone implements it exactly. The paper further proves that per-item label-free adaptation is impossible under i.i.d. latent coupling, and pre-registers four falsification criteria, among them the published dev-calibrated CISC protocol as a designated killer baseline, all of which the method survived.</w:t>
       </w:r>
     </w:p>
     <w:p>
@@ -338,7 +491,7 @@
         <w:t xml:space="preserve"> </w:t>
       </w:r>
       <w:r>
-        <w:t xml:space="preserve">chain-of-thought traces and returning the plurality answer. Because each trace can also report a confidence score—verbalized</w:t>
+        <w:t xml:space="preserve">chain-of-thought traces and returning the plurality answer. Because each trace can also report a confidence score (verbalized</w:t>
       </w:r>
       <w:r>
         <w:t xml:space="preserve"> </w:t>
@@ -377,7 +530,7 @@
         <w:t xml:space="preserve"> </w:t>
       </w:r>
       <w:r>
-        <w:t xml:space="preserve">—a natural refinement is to weight votes by confidence. Confidence-Informed Self-Consistency (CISC)</w:t>
+        <w:t xml:space="preserve">), a natural refinement is to weight votes by confidence. Confidence-Informed Self-Consistency (CISC)</w:t>
       </w:r>
       <w:r>
         <w:t xml:space="preserve"> </w:t>
@@ -422,19 +575,7 @@
         <w:pStyle w:val="BodyText"/>
       </w:pPr>
       <w:r>
-        <w:t xml:space="preserve">This refinement carries a structural fragility that, to the author’s knowledge, no published method addresses. Every existing weighting scheme—CISC’s softmax weights, reliability-aware pseudo-counts</w:t>
-      </w:r>
-      <w:r>
-        <w:t xml:space="preserve"> </w:t>
-      </w:r>
-      <w:r>
-        <w:t xml:space="preserve">, warmup-thresholded filtering</w:t>
-      </w:r>
-      <w:r>
-        <w:t xml:space="preserve"> </w:t>
-      </w:r>
-      <w:r>
-        <w:t xml:space="preserve">—is monotone</w:t>
+        <w:t xml:space="preserve">This refinement carries a structural fragility that, to the author’s knowledge, no published method addresses. Every existing weighting scheme is monotone</w:t>
       </w:r>
       <w:r>
         <w:t xml:space="preserve"> </w:t>
@@ -450,7 +591,19 @@
         <w:t xml:space="preserve"> </w:t>
       </w:r>
       <w:r>
-        <w:t xml:space="preserve">in confidence. The trust decision is which magnitude of up-weighting to apply; the possibility that the channel is</w:t>
+        <w:t xml:space="preserve">in confidence, including CISC’s softmax weights, reliability-aware pseudo-counts</w:t>
+      </w:r>
+      <w:r>
+        <w:t xml:space="preserve"> </w:t>
+      </w:r>
+      <w:r>
+        <w:t xml:space="preserve">, and warmup-thresholded filtering</w:t>
+      </w:r>
+      <w:r>
+        <w:t xml:space="preserve"> </w:t>
+      </w:r>
+      <w:r>
+        <w:t xml:space="preserve">. The trust decision is which magnitude of up-weighting to apply; the possibility that the channel is</w:t>
       </w:r>
       <w:r>
         <w:t xml:space="preserve"> </w:t>
@@ -500,7 +653,7 @@
         </w:r>
       </w:hyperlink>
       <w:r>
-        <w:t xml:space="preserve">) drives confidence-weighted baselines from near-perfect accuracy to far below the majority-vote floor, while the same evidence, read with the correct sign, is a perfect signal. The defensive alternative—a binary dev-set gate that disables the channel when calibration error is high—survives the inversion but discards discriminative signal wholesale: a systematically under-confident yet perfectly ranked channel fails an ECE gate for reasons irrelevant to voting utility</w:t>
+        <w:t xml:space="preserve">) drives confidence-weighted baselines from near-perfect accuracy to far below the majority-vote floor, while the same evidence, read with the correct sign, is a perfect signal. The defensive alternative, a binary dev-set gate that disables the channel when calibration error is high, survives the inversion but discards discriminative signal wholesale: a systematically under-confident yet perfectly ranked channel fails an ECE gate for reasons irrelevant to voting utility</w:t>
       </w:r>
       <w:r>
         <w:t xml:space="preserve"> </w:t>
@@ -530,7 +683,7 @@
         <w:t xml:space="preserve"> </w:t>
       </w:r>
       <w:r>
-        <w:t xml:space="preserve">within-item discrimination of the confidence channel, and mapping it—with uncertainty—to a vote exponent. The contributions are:</w:t>
+        <w:t xml:space="preserve">within-item discrimination of the confidence channel, and mapping that scalar, with its uncertainty, to a vote exponent. The contributions are:</w:t>
       </w:r>
     </w:p>
     <w:p>
@@ -1239,7 +1392,7 @@
         </m:r>
       </m:oMath>
       <w:r>
-        <w:t xml:space="preserve">CISC) and a trivial dev-picked signed exponent grid. All four survived, and the honest margins are reported: against the signed grid the net advantage concentrates in exactly three cells—monotone distortion, confident echo, and label-free operation, which no grid can perform.</w:t>
+        <w:t xml:space="preserve">CISC) and a trivial dev-picked signed exponent grid. All four survived, and the honest margins are reported: against the signed grid the net advantage concentrates in three cells: monotone distortion, confident echo, and label-free operation, which no grid can perform.</w:t>
       </w:r>
     </w:p>
     <w:bookmarkEnd w:id="10"/>
@@ -1423,7 +1576,7 @@
         <w:t xml:space="preserve"> </w:t>
       </w:r>
       <w:r>
-        <w:t xml:space="preserve">predictors. The setting here differs: one exchangeable channel from one model, per-item vote structure, and the known failure of agreement proxies under correlated errors—met here with a quantified attenuation identity, conservative de-attenuation, and alarms rather than an unconditional claim.</w:t>
+        <w:t xml:space="preserve">predictors. The setting here differs: one exchangeable channel from one model, per-item vote structure, and the known failure of agreement proxies under correlated errors—met here with a quantified attenuation identity, conservative de-attenuation, and alarms in place of an unconditional claim.</w:t>
       </w:r>
     </w:p>
     <w:p>
@@ -1493,7 +1646,7 @@
         <w:t xml:space="preserve"> </w:t>
       </w:r>
       <w:r>
-        <w:t xml:space="preserve">it—a simple deduplication baseline dominated everywhere—and is reported as a negative result. Its post-mortem isolated the confidence dilemma studied here.</w:t>
+        <w:t xml:space="preserve">it, dominated everywhere by a simple deduplication baseline, and is reported as a negative result. Its post-mortem isolated the confidence dilemma studied here.</w:t>
       </w:r>
     </w:p>
     <w:bookmarkEnd w:id="11"/>
@@ -5241,7 +5394,7 @@
         <w:t xml:space="preserve"> </w:t>
       </w:r>
       <w:r>
-        <w:t xml:space="preserve">standardized to unit variance—which is what</w:t>
+        <w:t xml:space="preserve">standardized to unit variance, which is what</w:t>
       </w:r>
       <w:r>
         <w:t xml:space="preserve"> </w:t>
@@ -5258,7 +5411,7 @@
         <w:t xml:space="preserve"> </w:t>
       </w:r>
       <w:r>
-        <w:t xml:space="preserve">enforces—so</w:t>
+        <w:t xml:space="preserve">enforces, so</w:t>
       </w:r>
       <w:r>
         <w:t xml:space="preserve"> </w:t>
@@ -8704,7 +8857,7 @@
         <w:pStyle w:val="BodyText"/>
       </w:pPr>
       <w:r>
-        <w:t xml:space="preserve">The identity fails exactly when the flip is</w:t>
+        <w:t xml:space="preserve">The identity fails when the flip is</w:t>
       </w:r>
       <w:r>
         <w:t xml:space="preserve"> </w:t>
@@ -8720,7 +8873,7 @@
         <w:t xml:space="preserve"> </w:t>
       </w:r>
       <w:r>
-        <w:t xml:space="preserve">by confidence—a confident echo. There the observable law under</w:t>
+        <w:t xml:space="preserve">by confidence, that is, under a confident echo. There the observable law under</w:t>
       </w:r>
       <w:r>
         <w:t xml:space="preserve"> </w:t>
@@ -9859,7 +10012,7 @@
           <w:i/>
           <w:iCs/>
         </w:rPr>
-        <w:t xml:space="preserve">—exactly the items where a flip could win—the agreement statistic’s sign matches the true sign only</w:t>
+        <w:t xml:space="preserve">, the items where a flip could win, the agreement statistic’s sign matches the true sign only</w:t>
       </w:r>
       <w:r>
         <w:rPr>
@@ -10206,7 +10359,7 @@
         <w:t xml:space="preserve"> </w:t>
       </w:r>
       <w:r>
-        <w:t xml:space="preserve">in this harness) is unreachable, and the honest behaviour is to fall back to the global estimate—which</w:t>
+        <w:t xml:space="preserve">in this harness) is unreachable, and the honest behaviour is to fall back to the global estimate, which</w:t>
       </w:r>
       <w:r>
         <w:t xml:space="preserve"> </w:t>
@@ -10218,20 +10371,7 @@
         <w:t xml:space="preserve">tact</w:t>
       </w:r>
       <w:r>
-        <w:t xml:space="preserve">’s dead zone does</w:t>
-      </w:r>
-      <w:r>
-        <w:t xml:space="preserve"> </w:t>
-      </w:r>
-      <w:r>
-        <w:rPr>
-          <w:i/>
-          <w:iCs/>
-        </w:rPr>
-        <w:t xml:space="preserve">exactly</w:t>
-      </w:r>
-      <w:r>
-        <w:t xml:space="preserve">: in the i.i.d. cell every variant returns bitwise</w:t>
+        <w:t xml:space="preserve">’s dead zone does: in the i.i.d. cell every variant returns bitwise</w:t>
       </w:r>
       <w:r>
         <w:t xml:space="preserve"> </w:t>
@@ -10606,7 +10746,7 @@
         </m:r>
       </m:oMath>
       <w:r>
-        <w:t xml:space="preserve">, over-confident sigmoid, fourth power)—rank-preserving by construction, so discrimination is intact while calibration is destroyed; i.i.d. heterogeneity (</w:t>
+        <w:t xml:space="preserve">, over-confident sigmoid, fourth power), rank-preserving by construction, so discrimination is intact while calibration is destroyed; i.i.d. heterogeneity (</w:t>
       </w:r>
       <m:oMath>
         <m:sSub>
@@ -13522,7 +13662,7 @@
         <w:t xml:space="preserve"> </w:t>
       </w:r>
       <w:r>
-        <w:t xml:space="preserve">recovers each group’s signed coupling—dev</w:t>
+        <w:t xml:space="preserve">recovers each group’s signed coupling (dev</w:t>
       </w:r>
       <w:r>
         <w:t xml:space="preserve"> </w:t>
@@ -15994,7 +16134,7 @@
         </m:r>
       </m:oMath>
       <w:r>
-        <w:t xml:space="preserve">) — no usable signal, and what little there is points the</w:t>
+        <w:t xml:space="preserve">): no usable signal, and what little there is points the</w:t>
       </w:r>
       <w:r>
         <w:t xml:space="preserve"> </w:t>
@@ -16410,7 +16550,7 @@
         <w:t xml:space="preserve"> </w:t>
       </w:r>
       <w:r>
-        <w:t xml:space="preserve">items contain both a correct and an incorrect trace — the only items a</w:t>
+        <w:t xml:space="preserve">items contain both a correct and an incorrect trace, the only items a</w:t>
       </w:r>
       <w:r>
         <w:t xml:space="preserve"> </w:t>
@@ -16684,7 +16824,7 @@
         </m:r>
       </m:oMath>
       <w:r>
-        <w:t xml:space="preserve">) — the first real-trace confirmation that the</w:t>
+        <w:t xml:space="preserve">), the first real-trace confirmation that the</w:t>
       </w:r>
       <w:r>
         <w:t xml:space="preserve"> </w:t>
@@ -17008,7 +17148,7 @@
         <w:t xml:space="preserve"> </w:t>
       </w:r>
       <w:r>
-        <w:t xml:space="preserve">measured difficulty depended strongly on the collection protocol — a</w:t>
+        <w:t xml:space="preserve">measured difficulty depended strongly on the collection protocol. A</w:t>
       </w:r>
       <w:r>
         <w:t xml:space="preserve"> </w:t>
@@ -17067,7 +17207,7 @@
         <w:t xml:space="preserve"> </w:t>
       </w:r>
       <w:r>
-        <w:t xml:space="preserve">stratum — so batch size must be reported as an experimental parameter</w:t>
+        <w:t xml:space="preserve">stratum, so batch size must be reported as an experimental parameter</w:t>
       </w:r>
       <w:r>
         <w:t xml:space="preserve"> </w:t>
@@ -17403,7 +17543,7 @@
         <w:t xml:space="preserve"> </w:t>
       </w:r>
       <w:r>
-        <w:t xml:space="preserve">wrong-majority cell—a dominant</w:t>
+        <w:t xml:space="preserve">wrong-majority cell (a dominant</w:t>
       </w:r>
       <w:r>
         <w:t xml:space="preserve"> </w:t>
@@ -17415,7 +17555,7 @@
         <w:t xml:space="preserve"> </w:t>
       </w:r>
       <w:r>
-        <w:t xml:space="preserve">deduplication has nothing to collapse—the plurality is wrong on most items,</w:t>
+        <w:t xml:space="preserve">deduplication has nothing to collapse) the plurality is wrong on most items,</w:t>
       </w:r>
       <w:r>
         <w:t xml:space="preserve"> </w:t>
@@ -17718,7 +17858,7 @@
         <w:t xml:space="preserve"> </w:t>
       </w:r>
       <w:r>
-        <w:t xml:space="preserve">can act on — plurality wrong</w:t>
+        <w:t xml:space="preserve">can act on, where the plurality is wrong</w:t>
       </w:r>
       <w:r>
         <w:t xml:space="preserve"> </w:t>
@@ -17734,13 +17874,13 @@
         <w:t xml:space="preserve"> </w:t>
       </w:r>
       <w:r>
-        <w:t xml:space="preserve">the correct answer present in the</w:t>
-      </w:r>
-      <w:r>
-        <w:t xml:space="preserve"> </w:t>
-      </w:r>
-      <w:r>
-        <w:t xml:space="preserve">pool</w:t>
+        <w:t xml:space="preserve">the correct answer is</w:t>
+      </w:r>
+      <w:r>
+        <w:t xml:space="preserve"> </w:t>
+      </w:r>
+      <w:r>
+        <w:t xml:space="preserve">present in the pool</w:t>
       </w:r>
       <w:r>
         <w:t xml:space="preserve"> </w:t>
@@ -17756,7 +17896,7 @@
         <w:t xml:space="preserve"> </w:t>
       </w:r>
       <w:r>
-        <w:t xml:space="preserve">the signal separable — occupied</w:t>
+        <w:t xml:space="preserve">the signal is separable, occupied</w:t>
       </w:r>
       <w:r>
         <w:t xml:space="preserve"> </w:t>
@@ -17888,7 +18028,7 @@
         <w:t xml:space="preserve"> </w:t>
       </w:r>
       <w:r>
-        <w:t xml:space="preserve">were stable-wrong (tight wrong cluster —</w:t>
+        <w:t xml:space="preserve">were stable-wrong (a tight wrong cluster,</w:t>
       </w:r>
       <w:r>
         <w:t xml:space="preserve"> </w:t>
@@ -17933,7 +18073,7 @@
         <w:t xml:space="preserve"> </w:t>
       </w:r>
       <w:r>
-        <w:t xml:space="preserve">distinct answers — a capability wall that diversity</w:t>
+        <w:t xml:space="preserve">distinct answers, a capability wall that diversity</w:t>
       </w:r>
       <w:r>
         <w:t xml:space="preserve"> </w:t>
@@ -18077,7 +18217,7 @@
         <w:t xml:space="preserve"> </w:t>
       </w:r>
       <w:r>
-        <w:t xml:space="preserve">— oracle minus the largest-behavioural-cluster baseline — measures</w:t>
+        <w:t xml:space="preserve">(oracle minus the largest-behavioural-cluster baseline) measures</w:t>
       </w:r>
       <w:r>
         <w:t xml:space="preserve"> </w:t>
@@ -18280,7 +18420,7 @@
         <w:t xml:space="preserve"> </w:t>
       </w:r>
       <w:r>
-        <w:t xml:space="preserve">rescuable. Raising the candidate budget does not open it — the</w:t>
+        <w:t xml:space="preserve">rescuable. Raising the candidate budget does not open it: the</w:t>
       </w:r>
       <w:r>
         <w:t xml:space="preserve"> </w:t>
@@ -18375,6 +18515,108 @@
       </w:r>
       <w:r>
         <w:t xml:space="preserve">Executable ground truth buys a slightly wider window, not a different regime.</w:t>
+      </w:r>
+      <w:r>
+        <w:t xml:space="preserve"> </w:t>
+      </w:r>
+      <w:r>
+        <w:t xml:space="preserve">One precaution deserves reporting with that number, since it nearly inverted</w:t>
+      </w:r>
+      <w:r>
+        <w:t xml:space="preserve"> </w:t>
+      </w:r>
+      <w:r>
+        <w:t xml:space="preserve">it: the grading harness was first validated against the benchmark’s own</w:t>
+      </w:r>
+      <w:r>
+        <w:t xml:space="preserve"> </w:t>
+      </w:r>
+      <w:r>
+        <w:t xml:space="preserve">reference solutions, of which</w:t>
+      </w:r>
+      <w:r>
+        <w:t xml:space="preserve"> </w:t>
+      </w:r>
+      <m:oMath>
+        <m:r>
+          <m:t>178</m:t>
+        </m:r>
+      </m:oMath>
+      <w:r>
+        <w:t xml:space="preserve"> </w:t>
+      </w:r>
+      <w:r>
+        <w:t xml:space="preserve">of</w:t>
+      </w:r>
+      <w:r>
+        <w:t xml:space="preserve"> </w:t>
+      </w:r>
+      <m:oMath>
+        <m:r>
+          <m:t>180</m:t>
+        </m:r>
+      </m:oMath>
+      <w:r>
+        <w:t xml:space="preserve"> </w:t>
+      </w:r>
+      <w:r>
+        <w:t xml:space="preserve">pass under the sandbox’s</w:t>
+      </w:r>
+      <w:r>
+        <w:t xml:space="preserve"> </w:t>
+      </w:r>
+      <w:r>
+        <w:t xml:space="preserve">resource limits. An earlier version of the same harness failed</w:t>
+      </w:r>
+      <w:r>
+        <w:t xml:space="preserve"> </w:t>
+      </w:r>
+      <m:oMath>
+        <m:r>
+          <m:t>100</m:t>
+        </m:r>
+        <m:r>
+          <m:rPr>
+            <m:sty m:val="p"/>
+          </m:rPr>
+          <m:t>%</m:t>
+        </m:r>
+      </m:oMath>
+      <w:r>
+        <w:t xml:space="preserve"> </w:t>
+      </w:r>
+      <w:r>
+        <w:t xml:space="preserve">of</w:t>
+      </w:r>
+      <w:r>
+        <w:t xml:space="preserve"> </w:t>
+      </w:r>
+      <w:r>
+        <w:t xml:space="preserve">executions because the host rejects one of the requested limits outright, a</w:t>
+      </w:r>
+      <w:r>
+        <w:t xml:space="preserve"> </w:t>
+      </w:r>
+      <w:r>
+        <w:t xml:space="preserve">condition that surfaces as a candidate failure rather than as an error. Any</w:t>
+      </w:r>
+      <w:r>
+        <w:t xml:space="preserve"> </w:t>
+      </w:r>
+      <w:r>
+        <w:t xml:space="preserve">study that grades by execution should report its reference-solution pass rate</w:t>
+      </w:r>
+      <w:r>
+        <w:t xml:space="preserve"> </w:t>
+      </w:r>
+      <w:r>
+        <w:t xml:space="preserve">for the same reason a calibration curve is reported: without it, a broken</w:t>
+      </w:r>
+      <w:r>
+        <w:t xml:space="preserve"> </w:t>
+      </w:r>
+      <w:r>
+        <w:t xml:space="preserve">harness and a capability wall are indistinguishable.</w:t>
       </w:r>
     </w:p>
     <w:bookmarkEnd w:id="63"/>
@@ -18413,7 +18655,7 @@
         <w:t xml:space="preserve"> </w:t>
       </w:r>
       <w:r>
-        <w:t xml:space="preserve">into a measured, signed, uncertainty-aware quantity with exact fallbacks at both ends—plain self-consistency when the evidence is absent, CISC when it is at full strength—and shows that the sign, long unrepresentable in this family of methods, can be recovered without any labels under stated and tested conditions. The accompanying impossibility results draw the boundary that any future per-item method must respect, and the falsification protocol, having already killed one of the author’s own systems, is offered as the more portable contribution.</w:t>
+        <w:t xml:space="preserve">into a measured, signed, uncertainty-aware quantity with exact fallbacks at both ends, plain self-consistency when the evidence is absent and CISC when it is at full strength, and shows that the sign, long unrepresentable in this family of methods, can be recovered without any labels under stated and tested conditions. The accompanying impossibility results draw the boundary that any future per-item method must respect, and the falsification protocol, having already killed one of the author’s own systems, is offered as the more portable contribution.</w:t>
       </w:r>
     </w:p>
     <w:bookmarkEnd w:id="64"/>
@@ -19282,6 +19524,131 @@
       </w:r>
       <w:r>
         <w:t xml:space="preserve">, 2025, pp. 3613–3635.</w:t>
+      </w:r>
+    </w:p>
+    <w:p>
+      <w:pPr>
+        <w:pStyle w:val="BodyText"/>
+      </w:pPr>
+      <w:r>
+        <w:t xml:space="preserve">D. Hendrycks</w:t>
+      </w:r>
+      <w:r>
+        <w:t xml:space="preserve"> </w:t>
+      </w:r>
+      <w:r>
+        <w:rPr>
+          <w:i/>
+          <w:iCs/>
+        </w:rPr>
+        <w:t xml:space="preserve">et al.</w:t>
+      </w:r>
+      <w:r>
+        <w:t xml:space="preserve">,</w:t>
+      </w:r>
+      <w:r>
+        <w:t xml:space="preserve"> </w:t>
+      </w:r>
+      <w:r>
+        <w:t xml:space="preserve">“Measuring mathematical problem solving with the MATH dataset,”</w:t>
+      </w:r>
+      <w:r>
+        <w:t xml:space="preserve"> </w:t>
+      </w:r>
+      <w:r>
+        <w:t xml:space="preserve">in</w:t>
+      </w:r>
+      <w:r>
+        <w:t xml:space="preserve"> </w:t>
+      </w:r>
+      <w:r>
+        <w:rPr>
+          <w:i/>
+          <w:iCs/>
+        </w:rPr>
+        <w:t xml:space="preserve">Proc. NeurIPS Datasets and Benchmarks</w:t>
+      </w:r>
+      <w:r>
+        <w:t xml:space="preserve">, 2021.</w:t>
+      </w:r>
+    </w:p>
+    <w:p>
+      <w:pPr>
+        <w:pStyle w:val="BodyText"/>
+      </w:pPr>
+      <w:r>
+        <w:t xml:space="preserve">H. Lightman</w:t>
+      </w:r>
+      <w:r>
+        <w:t xml:space="preserve"> </w:t>
+      </w:r>
+      <w:r>
+        <w:rPr>
+          <w:i/>
+          <w:iCs/>
+        </w:rPr>
+        <w:t xml:space="preserve">et al.</w:t>
+      </w:r>
+      <w:r>
+        <w:t xml:space="preserve">,</w:t>
+      </w:r>
+      <w:r>
+        <w:t xml:space="preserve"> </w:t>
+      </w:r>
+      <w:r>
+        <w:t xml:space="preserve">“Let’s verify step by step,”</w:t>
+      </w:r>
+      <w:r>
+        <w:t xml:space="preserve"> </w:t>
+      </w:r>
+      <w:r>
+        <w:t xml:space="preserve">in</w:t>
+      </w:r>
+      <w:r>
+        <w:t xml:space="preserve"> </w:t>
+      </w:r>
+      <w:r>
+        <w:rPr>
+          <w:i/>
+          <w:iCs/>
+        </w:rPr>
+        <w:t xml:space="preserve">Proc. ICLR</w:t>
+      </w:r>
+      <w:r>
+        <w:t xml:space="preserve">, 2024. (MATH-500 test subset.)</w:t>
+      </w:r>
+    </w:p>
+    <w:p>
+      <w:pPr>
+        <w:pStyle w:val="BodyText"/>
+      </w:pPr>
+      <w:r>
+        <w:t xml:space="preserve">Y. Xia</w:t>
+      </w:r>
+      <w:r>
+        <w:t xml:space="preserve"> </w:t>
+      </w:r>
+      <w:r>
+        <w:rPr>
+          <w:i/>
+          <w:iCs/>
+        </w:rPr>
+        <w:t xml:space="preserve">et al.</w:t>
+      </w:r>
+      <w:r>
+        <w:t xml:space="preserve">,</w:t>
+      </w:r>
+      <w:r>
+        <w:t xml:space="preserve"> </w:t>
+      </w:r>
+      <w:r>
+        <w:t xml:space="preserve">“LeetCodeDataset: A temporal dataset for robust evaluation and efficient training of code LLMs,”</w:t>
+      </w:r>
+      <w:r>
+        <w:t xml:space="preserve"> </w:t>
+      </w:r>
+      <w:r>
+        <w:t xml:space="preserve">arXiv:2504.14655, 2025.</w:t>
       </w:r>
     </w:p>
     <w:bookmarkEnd w:id="65"/>

--- a/paper/tact.docx
+++ b/paper/tact.docx
@@ -12385,7 +12385,7 @@
     </w:p>
     <w:bookmarkEnd w:id="43"/>
     <w:bookmarkEnd w:id="44"/>
-    <w:bookmarkStart w:id="62" w:name="sec:results"/>
+    <w:bookmarkStart w:id="66" w:name="sec:results"/>
     <w:p>
       <w:pPr>
         <w:pStyle w:val="Heading1"/>
@@ -16662,81 +16662,202 @@
         <w:pStyle w:val="BodyText"/>
       </w:pPr>
       <w:r>
+        <w:t xml:space="preserve">Scope of this first campaign: one model, two benchmarks,</w:t>
+      </w:r>
+      <w:r>
+        <w:t xml:space="preserve"> </w:t>
+      </w:r>
+      <m:oMath>
+        <m:r>
+          <m:t>K</m:t>
+        </m:r>
+        <m:r>
+          <m:rPr>
+            <m:sty m:val="p"/>
+          </m:rPr>
+          <m:t>=</m:t>
+        </m:r>
+        <m:r>
+          <m:t>12</m:t>
+        </m:r>
+      </m:oMath>
+      <w:r>
+        <w:t xml:space="preserve">. It confirms</w:t>
+      </w:r>
+      <w:r>
+        <w:t xml:space="preserve"> </w:t>
+      </w:r>
+      <w:r>
+        <w:t xml:space="preserve">the null-direction prediction and the calibration–discrimination argument, and</w:t>
+      </w:r>
+      <w:r>
+        <w:t xml:space="preserve"> </w:t>
+      </w:r>
+      <w:r>
+        <w:t xml:space="preserve">it is not evidence that</w:t>
+      </w:r>
+      <w:r>
+        <w:t xml:space="preserve"> </w:t>
+      </w:r>
+      <w:r>
+        <w:rPr>
+          <w:smallCaps/>
+        </w:rPr>
+        <w:t xml:space="preserve">tact</w:t>
+      </w:r>
+      <w:r>
+        <w:t xml:space="preserve"> </w:t>
+      </w:r>
+      <w:r>
+        <w:t xml:space="preserve">improves accuracy, since the channel carried no</w:t>
+      </w:r>
+      <w:r>
+        <w:t xml:space="preserve"> </w:t>
+      </w:r>
+      <w:r>
+        <w:t xml:space="preserve">signal to exploit. Finding (c) predicts what to do about that, and</w:t>
+      </w:r>
+      <w:r>
+        <w:t xml:space="preserve"> </w:t>
+      </w:r>
+      <w:r>
+        <w:t xml:space="preserve">Section </w:t>
+      </w:r>
+      <w:hyperlink w:anchor="sec:hard">
+        <w:r>
+          <w:rPr>
+            <w:rStyle w:val="Hyperlink"/>
+          </w:rPr>
+          <w:t xml:space="preserve">8.7</w:t>
+        </w:r>
+      </w:hyperlink>
+      <w:r>
+        <w:t xml:space="preserve"> </w:t>
+      </w:r>
+      <w:r>
+        <w:t xml:space="preserve">does it.</w:t>
+      </w:r>
+    </w:p>
+    <w:bookmarkEnd w:id="61"/>
+    <w:bookmarkStart w:id="63" w:name="sec:hard"/>
+    <w:p>
+      <w:pPr>
+        <w:pStyle w:val="Heading2"/>
+      </w:pPr>
+      <w:r>
+        <w:t xml:space="preserve">Confirmatory campaign on harder items</w:t>
+      </w:r>
+    </w:p>
+    <w:p>
+      <w:pPr>
+        <w:pStyle w:val="FirstParagraph"/>
+      </w:pPr>
+      <w:r>
+        <w:t xml:space="preserve">Finding (c) predicts that a channel measured as null on saturated benchmarks</w:t>
+      </w:r>
+      <w:r>
+        <w:t xml:space="preserve"> </w:t>
+      </w:r>
+      <w:r>
+        <w:t xml:space="preserve">should become measurable on items the model finds genuinely uncertain. A</w:t>
+      </w:r>
+      <w:r>
+        <w:t xml:space="preserve"> </w:t>
+      </w:r>
+      <w:r>
+        <w:t xml:space="preserve">pre-registered follow-up tests that prediction:</w:t>
+      </w:r>
+      <w:r>
+        <w:t xml:space="preserve"> </w:t>
+      </w:r>
+      <m:oMath>
+        <m:r>
+          <m:t>119</m:t>
+        </m:r>
+      </m:oMath>
+      <w:r>
+        <w:t xml:space="preserve"> </w:t>
+      </w:r>
+      <w:r>
+        <w:t xml:space="preserve">MATH level-5 problems</w:t>
+      </w:r>
+      <w:r>
+        <w:t xml:space="preserve"> </w:t>
+      </w:r>
+      <w:r>
+        <w:t xml:space="preserve">,</w:t>
+      </w:r>
+      <w:r>
+        <w:t xml:space="preserve"> </w:t>
+      </w:r>
+      <m:oMath>
+        <m:r>
+          <m:t>16</m:t>
+        </m:r>
+      </m:oMath>
+      <w:r>
+        <w:t xml:space="preserve"> </w:t>
+      </w:r>
+      <w:r>
+        <w:t xml:space="preserve">traces each from the same frozen</w:t>
+      </w:r>
+      <w:r>
+        <w:t xml:space="preserve"> </w:t>
+      </w:r>
+      <w:r>
+        <w:t xml:space="preserve">model, a</w:t>
+      </w:r>
+      <w:r>
+        <w:t xml:space="preserve"> </w:t>
+      </w:r>
+      <m:oMath>
+        <m:r>
+          <m:t>30</m:t>
+        </m:r>
+      </m:oMath>
+      <w:r>
+        <w:t xml:space="preserve">-item sign set and an</w:t>
+      </w:r>
+      <w:r>
+        <w:t xml:space="preserve"> </w:t>
+      </w:r>
+      <m:oMath>
+        <m:r>
+          <m:t>89</m:t>
+        </m:r>
+      </m:oMath>
+      <w:r>
+        <w:t xml:space="preserve">-item evaluation set drawn from the</w:t>
+      </w:r>
+      <w:r>
+        <w:t xml:space="preserve"> </w:t>
+      </w:r>
+      <w:r>
+        <w:t xml:space="preserve">registered list before any trace was collected, and five hypotheses (H1–H5)</w:t>
+      </w:r>
+      <w:r>
+        <w:t xml:space="preserve"> </w:t>
+      </w:r>
+      <w:r>
+        <w:t xml:space="preserve">fixed in advance.</w:t>
+      </w:r>
+    </w:p>
+    <w:p>
+      <w:pPr>
+        <w:pStyle w:val="BodyText"/>
+      </w:pPr>
+      <w:r>
         <w:rPr>
           <w:i/>
           <w:iCs/>
         </w:rPr>
-        <w:t xml:space="preserve">(e) A second campaign on harder items confirms the prediction of (c).</w:t>
-      </w:r>
-      <w:r>
-        <w:t xml:space="preserve"> </w:t>
-      </w:r>
-      <w:r>
-        <w:t xml:space="preserve">A pre-registered follow-up collected</w:t>
-      </w:r>
-      <w:r>
-        <w:t xml:space="preserve"> </w:t>
-      </w:r>
-      <m:oMath>
-        <m:r>
-          <m:t>119</m:t>
-        </m:r>
-      </m:oMath>
-      <w:r>
-        <w:t xml:space="preserve"> </w:t>
-      </w:r>
-      <w:r>
-        <w:t xml:space="preserve">MATH level-5 items</w:t>
-      </w:r>
-      <w:r>
-        <w:t xml:space="preserve"> </w:t>
-      </w:r>
-      <w:r>
-        <w:t xml:space="preserve"> </w:t>
-      </w:r>
-      <m:oMath>
-        <m:r>
-          <m:rPr>
-            <m:sty m:val="p"/>
-          </m:rPr>
-          <m:t>×</m:t>
-        </m:r>
-      </m:oMath>
-      <w:r>
-        <w:t xml:space="preserve"> </w:t>
-      </w:r>
-      <m:oMath>
-        <m:r>
-          <m:t>16</m:t>
-        </m:r>
-      </m:oMath>
-      <w:r>
-        <w:t xml:space="preserve"> </w:t>
-      </w:r>
-      <w:r>
-        <w:t xml:space="preserve">traces from the same frozen model (sign set</w:t>
-      </w:r>
-      <w:r>
-        <w:t xml:space="preserve"> </w:t>
-      </w:r>
-      <m:oMath>
-        <m:r>
-          <m:t>30</m:t>
-        </m:r>
-      </m:oMath>
-      <w:r>
-        <w:t xml:space="preserve">, evaluation set</w:t>
-      </w:r>
-      <w:r>
-        <w:t xml:space="preserve"> </w:t>
-      </w:r>
-      <m:oMath>
-        <m:r>
-          <m:t>89</m:t>
-        </m:r>
-      </m:oMath>
-      <w:r>
-        <w:t xml:space="preserve">). The channel prediction came true: pooled</w:t>
+        <w:t xml:space="preserve">The channel is real.</w:t>
+      </w:r>
+      <w:r>
+        <w:t xml:space="preserve"> </w:t>
+      </w:r>
+      <w:r>
+        <w:t xml:space="preserve">On the evaluation set the pooled statistic is</w:t>
       </w:r>
       <w:r>
         <w:t xml:space="preserve"> </w:t>
@@ -16769,7 +16890,10 @@
         </m:r>
       </m:oMath>
       <w:r>
-        <w:t xml:space="preserve">,</w:t>
+        <w:t xml:space="preserve"> </w:t>
+      </w:r>
+      <w:r>
+        <w:t xml:space="preserve">with</w:t>
       </w:r>
       <w:r>
         <w:t xml:space="preserve"> </w:t>
@@ -16798,6 +16922,64 @@
         </m:r>
       </m:oMath>
       <w:r>
+        <w:t xml:space="preserve">, so</w:t>
+      </w:r>
+      <w:r>
+        <w:t xml:space="preserve"> </w:t>
+      </w:r>
+      <m:oMath>
+        <m:r>
+          <m:t>z</m:t>
+        </m:r>
+        <m:r>
+          <m:rPr>
+            <m:sty m:val="p"/>
+          </m:rPr>
+          <m:t>=</m:t>
+        </m:r>
+        <m:r>
+          <m:rPr>
+            <m:sty m:val="p"/>
+          </m:rPr>
+          <m:t>+</m:t>
+        </m:r>
+        <m:r>
+          <m:t>2.54</m:t>
+        </m:r>
+      </m:oMath>
+      <w:r>
+        <w:t xml:space="preserve"> </w:t>
+      </w:r>
+      <w:r>
+        <w:t xml:space="preserve">and H1 passes. This is</w:t>
+      </w:r>
+      <w:r>
+        <w:t xml:space="preserve"> </w:t>
+      </w:r>
+      <w:r>
+        <w:t xml:space="preserve">the first real-trace evidence that verbalized confidence carries positive</w:t>
+      </w:r>
+      <w:r>
+        <w:t xml:space="preserve"> </w:t>
+      </w:r>
+      <w:r>
+        <w:t xml:space="preserve">within-item discrimination; the same measurement on GSM8K/CommonsenseQA gave</w:t>
+      </w:r>
+      <w:r>
+        <w:t xml:space="preserve"> </w:t>
+      </w:r>
+      <m:oMath>
+        <m:r>
+          <m:rPr>
+            <m:sty m:val="p"/>
+          </m:rPr>
+          <m:t>−</m:t>
+        </m:r>
+        <m:r>
+          <m:t>0.219</m:t>
+        </m:r>
+      </m:oMath>
+      <w:r>
         <w:t xml:space="preserve"> </w:t>
       </w:r>
       <w:r>
@@ -16817,403 +16999,14 @@
           <m:rPr>
             <m:sty m:val="p"/>
           </m:rPr>
-          <m:t>+</m:t>
-        </m:r>
-        <m:r>
-          <m:t>2.54</m:t>
-        </m:r>
-      </m:oMath>
-      <w:r>
-        <w:t xml:space="preserve">), the first real-trace confirmation that the</w:t>
-      </w:r>
-      <w:r>
-        <w:t xml:space="preserve"> </w:t>
-      </w:r>
-      <w:r>
-        <w:t xml:space="preserve">verbalized-confidence channel carries positive within-item discrimination.</w:t>
-      </w:r>
-      <w:r>
-        <w:t xml:space="preserve"> </w:t>
-      </w:r>
-      <w:r>
-        <w:t xml:space="preserve">Saturation, however, still forecloses the aggregation endpoint: per-trace</w:t>
-      </w:r>
-      <w:r>
-        <w:t xml:space="preserve"> </w:t>
-      </w:r>
-      <w:r>
-        <w:t xml:space="preserve">accuracy is</w:t>
-      </w:r>
-      <w:r>
-        <w:t xml:space="preserve"> </w:t>
-      </w:r>
-      <m:oMath>
-        <m:r>
-          <m:t>0.819</m:t>
-        </m:r>
-      </m:oMath>
-      <w:r>
-        <w:t xml:space="preserve">,</w:t>
-      </w:r>
-      <w:r>
-        <w:t xml:space="preserve"> </w:t>
-      </w:r>
-      <w:r>
-        <w:rPr>
-          <w:smallCaps/>
-        </w:rPr>
-        <w:t xml:space="preserve">sc</w:t>
-      </w:r>
-      <w:r>
-        <w:t xml:space="preserve"> </w:t>
-      </w:r>
-      <w:r>
-        <w:t xml:space="preserve">scores</w:t>
-      </w:r>
-      <w:r>
-        <w:t xml:space="preserve"> </w:t>
-      </w:r>
-      <m:oMath>
-        <m:r>
-          <m:t>0.888</m:t>
-        </m:r>
-      </m:oMath>
-      <w:r>
-        <w:t xml:space="preserve">, the decisive stratum is</w:t>
-      </w:r>
-      <w:r>
-        <w:t xml:space="preserve"> </w:t>
-      </w:r>
-      <m:oMath>
-        <m:r>
-          <m:t>10</m:t>
-        </m:r>
-      </m:oMath>
-      <w:r>
-        <w:t xml:space="preserve"> </w:t>
-      </w:r>
-      <w:r>
-        <w:t xml:space="preserve">of</w:t>
-      </w:r>
-      <w:r>
-        <w:t xml:space="preserve"> </w:t>
-      </w:r>
-      <m:oMath>
-        <m:r>
-          <m:t>89</m:t>
-        </m:r>
-      </m:oMath>
-      <w:r>
-        <w:t xml:space="preserve"> </w:t>
-      </w:r>
-      <w:r>
-        <w:t xml:space="preserve">items, and the correct answer is present in the pool on only</w:t>
-      </w:r>
-      <w:r>
-        <w:t xml:space="preserve"> </w:t>
-      </w:r>
-      <m:oMath>
-        <m:r>
-          <m:t>4</m:t>
-        </m:r>
-      </m:oMath>
-      <w:r>
-        <w:t xml:space="preserve"> </w:t>
-      </w:r>
-      <w:r>
-        <w:t xml:space="preserve">of those –</w:t>
-      </w:r>
-      <w:r>
-        <w:t xml:space="preserve"> </w:t>
-      </w:r>
-      <w:r>
-        <w:t xml:space="preserve">so the in-pool</w:t>
-      </w:r>
-      <w:r>
-        <w:t xml:space="preserve"> </w:t>
-      </w:r>
-      <w:r>
-        <w:rPr>
-          <w:i/>
-          <w:iCs/>
-        </w:rPr>
-        <w:t xml:space="preserve">oracle</w:t>
-      </w:r>
-      <w:r>
-        <w:t xml:space="preserve"> </w:t>
-      </w:r>
-      <w:r>
-        <w:t xml:space="preserve">tops out at</w:t>
-      </w:r>
-      <w:r>
-        <w:t xml:space="preserve"> </w:t>
-      </w:r>
-      <m:oMath>
-        <m:r>
-          <m:rPr>
-            <m:sty m:val="p"/>
-          </m:rPr>
-          <m:t>+</m:t>
-        </m:r>
-        <m:r>
-          <m:t>4</m:t>
-        </m:r>
-        <m:r>
-          <m:rPr>
-            <m:sty m:val="p"/>
-          </m:rPr>
-          <m:t>/</m:t>
-        </m:r>
-        <m:r>
-          <m:rPr>
-            <m:sty m:val="p"/>
-          </m:rPr>
           <m:t>−</m:t>
         </m:r>
         <m:r>
-          <m:t>0</m:t>
-        </m:r>
-      </m:oMath>
-      <w:r>
-        <w:t xml:space="preserve">, exact one-sided</w:t>
-      </w:r>
-      <w:r>
-        <w:t xml:space="preserve"> </w:t>
-      </w:r>
-      <m:oMath>
-        <m:r>
-          <m:t>p</m:t>
-        </m:r>
-        <m:r>
-          <m:rPr>
-            <m:sty m:val="p"/>
-          </m:rPr>
-          <m:t>=</m:t>
-        </m:r>
-        <m:r>
-          <m:t>0.0625</m:t>
-        </m:r>
-        <m:r>
-          <m:rPr>
-            <m:sty m:val="p"/>
-          </m:rPr>
-          <m:t>&gt;</m:t>
-        </m:r>
-        <m:r>
-          <m:t>0.05</m:t>
-        </m:r>
-      </m:oMath>
-      <w:r>
-        <w:t xml:space="preserve">: the registered endpoint was unpassable for</w:t>
-      </w:r>
-      <w:r>
-        <w:t xml:space="preserve"> </w:t>
-      </w:r>
-      <w:r>
-        <w:rPr>
-          <w:i/>
-          <w:iCs/>
-        </w:rPr>
-        <w:t xml:space="preserve">any</w:t>
-      </w:r>
-      <w:r>
-        <w:t xml:space="preserve"> </w:t>
-      </w:r>
-      <w:r>
-        <w:t xml:space="preserve">aggregation method on the realized substrate.</w:t>
-      </w:r>
-      <w:r>
-        <w:t xml:space="preserve"> </w:t>
-      </w:r>
-      <w:r>
-        <w:rPr>
-          <w:smallCaps/>
-        </w:rPr>
-        <w:t xml:space="preserve">tact</w:t>
-      </w:r>
-      <w:r>
-        <w:t xml:space="preserve"> </w:t>
-      </w:r>
-      <w:r>
-        <w:t xml:space="preserve">again abstained</w:t>
-      </w:r>
-      <w:r>
-        <w:t xml:space="preserve"> </w:t>
-      </w:r>
-      <w:r>
-        <w:t xml:space="preserve">correctly (</w:t>
-      </w:r>
-      <m:oMath>
-        <m:r>
-          <m:t>γ</m:t>
-        </m:r>
-        <m:r>
-          <m:rPr>
-            <m:sty m:val="p"/>
-          </m:rPr>
-          <m:t>=</m:t>
-        </m:r>
-        <m:r>
-          <m:t>0</m:t>
-        </m:r>
-      </m:oMath>
-      <w:r>
-        <w:t xml:space="preserve">; alarms E4 and E2 both fired on the label-free path,</w:t>
-      </w:r>
-      <w:r>
-        <w:t xml:space="preserve"> </w:t>
-      </w:r>
-      <w:r>
-        <w:t xml:space="preserve">and the</w:t>
-      </w:r>
-      <w:r>
-        <w:t xml:space="preserve"> </w:t>
-      </w:r>
-      <m:oMath>
-        <m:r>
-          <m:t>30</m:t>
-        </m:r>
-      </m:oMath>
-      <w:r>
-        <w:t xml:space="preserve">-item sign set contained too few informative items for the</w:t>
-      </w:r>
-      <w:r>
-        <w:t xml:space="preserve"> </w:t>
-      </w:r>
-      <w:r>
-        <w:t xml:space="preserve">semi-label-free sign), remaining bit-identical to</w:t>
-      </w:r>
-      <w:r>
-        <w:t xml:space="preserve"> </w:t>
-      </w:r>
-      <w:r>
-        <w:rPr>
-          <w:smallCaps/>
-        </w:rPr>
-        <w:t xml:space="preserve">sc</w:t>
-      </w:r>
-      <w:r>
-        <w:t xml:space="preserve"> </w:t>
-      </w:r>
-      <w:r>
-        <w:t xml:space="preserve">while the</w:t>
-      </w:r>
-      <w:r>
-        <w:t xml:space="preserve"> </w:t>
-      </w:r>
-      <w:r>
-        <w:t xml:space="preserve">best-single-confidence baseline lost</w:t>
-      </w:r>
-      <w:r>
-        <w:t xml:space="preserve"> </w:t>
-      </w:r>
-      <m:oMath>
-        <m:r>
-          <m:t>4.5</m:t>
-        </m:r>
-      </m:oMath>
-      <w:r>
-        <w:t xml:space="preserve"> </w:t>
-      </w:r>
-      <w:r>
-        <w:t xml:space="preserve">points by acting (</w:t>
-      </w:r>
-      <m:oMath>
-        <m:r>
-          <m:t>0.843</m:t>
+          <m:t>1.24</m:t>
         </m:r>
       </m:oMath>
       <w:r>
         <w:t xml:space="preserve">).</w:t>
-      </w:r>
-      <w:r>
-        <w:t xml:space="preserve"> </w:t>
-      </w:r>
-      <w:r>
-        <w:t xml:space="preserve">One methodological caveat from this campaign transfers beyond</w:t>
-      </w:r>
-      <w:r>
-        <w:t xml:space="preserve"> </w:t>
-      </w:r>
-      <w:r>
-        <w:rPr>
-          <w:smallCaps/>
-        </w:rPr>
-        <w:t xml:space="preserve">tact</w:t>
-      </w:r>
-      <w:r>
-        <w:t xml:space="preserve">:</w:t>
-      </w:r>
-      <w:r>
-        <w:t xml:space="preserve"> </w:t>
-      </w:r>
-      <w:r>
-        <w:t xml:space="preserve">measured difficulty depended strongly on the collection protocol. A</w:t>
-      </w:r>
-      <w:r>
-        <w:t xml:space="preserve"> </w:t>
-      </w:r>
-      <m:oMath>
-        <m:r>
-          <m:t>30</m:t>
-        </m:r>
-      </m:oMath>
-      <w:r>
-        <w:t xml:space="preserve">-problem-per-call probe put level-5 plurality accuracy at</w:t>
-      </w:r>
-      <w:r>
-        <w:t xml:space="preserve"> </w:t>
-      </w:r>
-      <m:oMath>
-        <m:r>
-          <m:t>0.40</m:t>
-        </m:r>
-      </m:oMath>
-      <w:r>
-        <w:t xml:space="preserve">, while</w:t>
-      </w:r>
-      <w:r>
-        <w:t xml:space="preserve"> </w:t>
-      </w:r>
-      <w:r>
-        <w:t xml:space="preserve">the</w:t>
-      </w:r>
-      <w:r>
-        <w:t xml:space="preserve"> </w:t>
-      </w:r>
-      <m:oMath>
-        <m:r>
-          <m:t>15</m:t>
-        </m:r>
-      </m:oMath>
-      <w:r>
-        <w:t xml:space="preserve">-problem-per-call confirmatory run yielded</w:t>
-      </w:r>
-      <w:r>
-        <w:t xml:space="preserve"> </w:t>
-      </w:r>
-      <m:oMath>
-        <m:r>
-          <m:t>0.888</m:t>
-        </m:r>
-      </m:oMath>
-      <w:r>
-        <w:t xml:space="preserve"> </w:t>
-      </w:r>
-      <w:r>
-        <w:t xml:space="preserve">on the same</w:t>
-      </w:r>
-      <w:r>
-        <w:t xml:space="preserve"> </w:t>
-      </w:r>
-      <w:r>
-        <w:t xml:space="preserve">stratum, so batch size must be reported as an experimental parameter</w:t>
-      </w:r>
-      <w:r>
-        <w:t xml:space="preserve"> </w:t>
-      </w:r>
-      <w:r>
-        <w:t xml:space="preserve">whenever traces are collected in batches.</w:t>
       </w:r>
     </w:p>
     <w:p>
@@ -17221,55 +17014,34 @@
         <w:pStyle w:val="BodyText"/>
       </w:pPr>
       <w:r>
-        <w:t xml:space="preserve">Scope: one model, two benchmarks,</w:t>
-      </w:r>
-      <w:r>
-        <w:t xml:space="preserve"> </w:t>
-      </w:r>
-      <m:oMath>
-        <m:r>
-          <m:t>K</m:t>
-        </m:r>
-        <m:r>
-          <m:rPr>
-            <m:sty m:val="p"/>
-          </m:rPr>
-          <m:t>=</m:t>
-        </m:r>
-        <m:r>
-          <m:t>12</m:t>
-        </m:r>
-      </m:oMath>
-      <w:r>
-        <w:t xml:space="preserve">. The result is a clean confirmation</w:t>
-      </w:r>
-      <w:r>
-        <w:t xml:space="preserve"> </w:t>
-      </w:r>
-      <w:r>
-        <w:t xml:space="preserve">of the null-direction prediction and of the calibration–discrimination</w:t>
-      </w:r>
-      <w:r>
-        <w:t xml:space="preserve"> </w:t>
-      </w:r>
-      <w:r>
-        <w:t xml:space="preserve">argument; it is</w:t>
-      </w:r>
-      <w:r>
-        <w:t xml:space="preserve"> </w:t>
-      </w:r>
-      <w:r>
         <w:rPr>
           <w:i/>
           <w:iCs/>
         </w:rPr>
-        <w:t xml:space="preserve">not</w:t>
-      </w:r>
-      <w:r>
-        <w:t xml:space="preserve"> </w:t>
-      </w:r>
-      <w:r>
-        <w:t xml:space="preserve">evidence that</w:t>
+        <w:t xml:space="preserve">The endpoint was unpassable for any method.</w:t>
+      </w:r>
+      <w:r>
+        <w:t xml:space="preserve"> </w:t>
+      </w:r>
+      <w:r>
+        <w:t xml:space="preserve">The realized substrate</w:t>
+      </w:r>
+      <w:r>
+        <w:t xml:space="preserve"> </w:t>
+      </w:r>
+      <w:r>
+        <w:t xml:space="preserve">saturated again: per-trace accuracy</w:t>
+      </w:r>
+      <w:r>
+        <w:t xml:space="preserve"> </w:t>
+      </w:r>
+      <m:oMath>
+        <m:r>
+          <m:t>0.819</m:t>
+        </m:r>
+      </m:oMath>
+      <w:r>
+        <w:t xml:space="preserve">,</w:t>
       </w:r>
       <w:r>
         <w:t xml:space="preserve"> </w:t>
@@ -17278,30 +17050,1820 @@
         <w:rPr>
           <w:smallCaps/>
         </w:rPr>
+        <w:t xml:space="preserve">sc</w:t>
+      </w:r>
+      <w:r>
+        <w:t xml:space="preserve"> </w:t>
+      </w:r>
+      <m:oMath>
+        <m:r>
+          <m:t>0.888</m:t>
+        </m:r>
+      </m:oMath>
+      <w:r>
+        <w:t xml:space="preserve">, a decisive</w:t>
+      </w:r>
+      <w:r>
+        <w:t xml:space="preserve"> </w:t>
+      </w:r>
+      <w:r>
+        <w:t xml:space="preserve">stratum of</w:t>
+      </w:r>
+      <w:r>
+        <w:t xml:space="preserve"> </w:t>
+      </w:r>
+      <m:oMath>
+        <m:r>
+          <m:t>10</m:t>
+        </m:r>
+      </m:oMath>
+      <w:r>
+        <w:t xml:space="preserve"> </w:t>
+      </w:r>
+      <w:r>
+        <w:t xml:space="preserve">of</w:t>
+      </w:r>
+      <w:r>
+        <w:t xml:space="preserve"> </w:t>
+      </w:r>
+      <m:oMath>
+        <m:r>
+          <m:t>89</m:t>
+        </m:r>
+      </m:oMath>
+      <w:r>
+        <w:t xml:space="preserve"> </w:t>
+      </w:r>
+      <w:r>
+        <w:t xml:space="preserve">items, and the correct answer present in the pool on</w:t>
+      </w:r>
+      <w:r>
+        <w:t xml:space="preserve"> </w:t>
+      </w:r>
+      <w:r>
+        <w:t xml:space="preserve">only</w:t>
+      </w:r>
+      <w:r>
+        <w:t xml:space="preserve"> </w:t>
+      </w:r>
+      <m:oMath>
+        <m:r>
+          <m:t>4</m:t>
+        </m:r>
+      </m:oMath>
+      <w:r>
+        <w:t xml:space="preserve"> </w:t>
+      </w:r>
+      <w:r>
+        <w:t xml:space="preserve">of those. The in-pool</w:t>
+      </w:r>
+      <w:r>
+        <w:t xml:space="preserve"> </w:t>
+      </w:r>
+      <w:r>
+        <w:rPr>
+          <w:i/>
+          <w:iCs/>
+        </w:rPr>
+        <w:t xml:space="preserve">oracle</w:t>
+      </w:r>
+      <w:r>
+        <w:t xml:space="preserve"> </w:t>
+      </w:r>
+      <w:r>
+        <w:t xml:space="preserve">therefore tops out at</w:t>
+      </w:r>
+      <w:r>
+        <w:t xml:space="preserve"> </w:t>
+      </w:r>
+      <m:oMath>
+        <m:r>
+          <m:rPr>
+            <m:sty m:val="p"/>
+          </m:rPr>
+          <m:t>+</m:t>
+        </m:r>
+        <m:r>
+          <m:t>4</m:t>
+        </m:r>
+        <m:r>
+          <m:rPr>
+            <m:sty m:val="p"/>
+          </m:rPr>
+          <m:t>/</m:t>
+        </m:r>
+        <m:r>
+          <m:rPr>
+            <m:sty m:val="p"/>
+          </m:rPr>
+          <m:t>−</m:t>
+        </m:r>
+        <m:r>
+          <m:t>0</m:t>
+        </m:r>
+      </m:oMath>
+      <w:r>
+        <w:t xml:space="preserve">,</w:t>
+      </w:r>
+      <w:r>
+        <w:t xml:space="preserve"> </w:t>
+      </w:r>
+      <w:r>
+        <w:t xml:space="preserve">exact one-sided</w:t>
+      </w:r>
+      <w:r>
+        <w:t xml:space="preserve"> </w:t>
+      </w:r>
+      <m:oMath>
+        <m:r>
+          <m:t>p</m:t>
+        </m:r>
+        <m:r>
+          <m:rPr>
+            <m:sty m:val="p"/>
+          </m:rPr>
+          <m:t>=</m:t>
+        </m:r>
+        <m:r>
+          <m:t>0.0625</m:t>
+        </m:r>
+      </m:oMath>
+      <w:r>
+        <w:t xml:space="preserve">. H2 fails, but it fails for every conceivable</w:t>
+      </w:r>
+      <w:r>
+        <w:t xml:space="preserve"> </w:t>
+      </w:r>
+      <w:r>
+        <w:t xml:space="preserve">aggregation method including a perfect one, so the failure is a property of</w:t>
+      </w:r>
+      <w:r>
+        <w:t xml:space="preserve"> </w:t>
+      </w:r>
+      <w:r>
+        <w:t xml:space="preserve">the substrate rather than of the estimator.</w:t>
+      </w:r>
+    </w:p>
+    <w:p>
+      <w:pPr>
+        <w:pStyle w:val="BodyText"/>
+      </w:pPr>
+      <w:r>
+        <w:rPr>
+          <w:i/>
+          <w:iCs/>
+        </w:rPr>
+        <w:t xml:space="preserve">Abstention behaved as designed.</w:t>
+      </w:r>
+      <w:r>
+        <w:t xml:space="preserve"> </w:t>
+      </w:r>
+      <w:r>
+        <w:rPr>
+          <w:smallCaps/>
+        </w:rPr>
         <w:t xml:space="preserve">tact</w:t>
       </w:r>
       <w:r>
         <w:t xml:space="preserve"> </w:t>
       </w:r>
       <w:r>
-        <w:t xml:space="preserve">improves accuracy on real</w:t>
-      </w:r>
-      <w:r>
-        <w:t xml:space="preserve"> </w:t>
-      </w:r>
-      <w:r>
-        <w:t xml:space="preserve">traces, which remains untested for want of a benchmark where the channel is</w:t>
-      </w:r>
-      <w:r>
-        <w:t xml:space="preserve"> </w:t>
-      </w:r>
-      <w:r>
-        <w:t xml:space="preserve">both informative and the model uncertain.</w:t>
+        <w:t xml:space="preserve">returned</w:t>
+      </w:r>
+      <w:r>
+        <w:t xml:space="preserve"> </w:t>
+      </w:r>
+      <m:oMath>
+        <m:r>
+          <m:t>γ</m:t>
+        </m:r>
+        <m:r>
+          <m:rPr>
+            <m:sty m:val="p"/>
+          </m:rPr>
+          <m:t>=</m:t>
+        </m:r>
+        <m:r>
+          <m:t>0</m:t>
+        </m:r>
+      </m:oMath>
+      <w:r>
+        <w:t xml:space="preserve">, with</w:t>
+      </w:r>
+      <w:r>
+        <w:t xml:space="preserve"> </w:t>
+      </w:r>
+      <w:r>
+        <w:t xml:space="preserve">alarms E4 and E2 firing on the label-free path and the sign set holding too</w:t>
+      </w:r>
+      <w:r>
+        <w:t xml:space="preserve"> </w:t>
+      </w:r>
+      <w:r>
+        <w:t xml:space="preserve">few informative items to supply a semi-label-free sign. The vote is therefore</w:t>
+      </w:r>
+      <w:r>
+        <w:t xml:space="preserve"> </w:t>
+      </w:r>
+      <w:r>
+        <w:t xml:space="preserve">bit-identical to</w:t>
+      </w:r>
+      <w:r>
+        <w:t xml:space="preserve"> </w:t>
+      </w:r>
+      <w:r>
+        <w:rPr>
+          <w:smallCaps/>
+        </w:rPr>
+        <w:t xml:space="preserve">sc</w:t>
+      </w:r>
+      <w:r>
+        <w:t xml:space="preserve"> </w:t>
+      </w:r>
+      <w:r>
+        <w:t xml:space="preserve">at</w:t>
+      </w:r>
+      <w:r>
+        <w:t xml:space="preserve"> </w:t>
+      </w:r>
+      <m:oMath>
+        <m:r>
+          <m:t>0.888</m:t>
+        </m:r>
+      </m:oMath>
+      <w:r>
+        <w:t xml:space="preserve"> </w:t>
+      </w:r>
+      <w:r>
+        <w:t xml:space="preserve">(H3, H4 pass). The cost of acting anyway is</w:t>
+      </w:r>
+      <w:r>
+        <w:t xml:space="preserve"> </w:t>
+      </w:r>
+      <w:r>
+        <w:t xml:space="preserve">visible in the same table: best-single-confidence, the trivial baseline that</w:t>
+      </w:r>
+      <w:r>
+        <w:t xml:space="preserve"> </w:t>
+      </w:r>
+      <w:r>
+        <w:t xml:space="preserve">always trusts the channel, loses</w:t>
+      </w:r>
+      <w:r>
+        <w:t xml:space="preserve"> </w:t>
+      </w:r>
+      <m:oMath>
+        <m:r>
+          <m:t>4.5</m:t>
+        </m:r>
+      </m:oMath>
+      <w:r>
+        <w:t xml:space="preserve"> </w:t>
+      </w:r>
+      <w:r>
+        <w:t xml:space="preserve">points at</w:t>
+      </w:r>
+      <w:r>
+        <w:t xml:space="preserve"> </w:t>
+      </w:r>
+      <m:oMath>
+        <m:r>
+          <m:t>0.843</m:t>
+        </m:r>
+      </m:oMath>
+      <w:r>
+        <w:t xml:space="preserve">.</w:t>
       </w:r>
     </w:p>
-    <w:bookmarkEnd w:id="61"/>
+    <w:bookmarkStart w:id="62" w:name="tab:hard"/>
+    <w:p>
+      <w:pPr>
+        <w:pStyle w:val="TableCaption"/>
+      </w:pPr>
+      <w:r>
+        <w:t xml:space="preserve">Confirmatory campaign, MATH level-5 evaluation set (</w:t>
+      </w:r>
+      <m:oMath>
+        <m:r>
+          <m:t>89</m:t>
+        </m:r>
+      </m:oMath>
+      <w:r>
+        <w:t xml:space="preserve"> </w:t>
+      </w:r>
+      <w:r>
+        <w:t xml:space="preserve">items,</w:t>
+      </w:r>
+      <w:r>
+        <w:t xml:space="preserve"> </w:t>
+      </w:r>
+      <m:oMath>
+        <m:r>
+          <m:t>K</m:t>
+        </m:r>
+        <m:r>
+          <m:rPr>
+            <m:sty m:val="p"/>
+          </m:rPr>
+          <m:t>=</m:t>
+        </m:r>
+        <m:r>
+          <m:t>16</m:t>
+        </m:r>
+      </m:oMath>
+      <w:r>
+        <w:t xml:space="preserve">). Every method replays the same cached pools. The duplication</w:t>
+      </w:r>
+      <w:r>
+        <w:t xml:space="preserve"> </w:t>
+      </w:r>
+      <w:r>
+        <w:t xml:space="preserve">channel is inert because no reasoning text was collected, so dedup-</w:t>
+      </w:r>
+      <w:r>
+        <w:rPr>
+          <w:smallCaps/>
+        </w:rPr>
+        <w:t xml:space="preserve">sc</w:t>
+      </w:r>
+      <w:r>
+        <w:t xml:space="preserve"> </w:t>
+      </w:r>
+      <w:r>
+        <w:t xml:space="preserve">coincides with</w:t>
+      </w:r>
+      <w:r>
+        <w:t xml:space="preserve"> </w:t>
+      </w:r>
+      <w:r>
+        <w:rPr>
+          <w:smallCaps/>
+        </w:rPr>
+        <w:t xml:space="preserve">sc</w:t>
+      </w:r>
+      <w:r>
+        <w:t xml:space="preserve"> </w:t>
+      </w:r>
+      <w:r>
+        <w:t xml:space="preserve">by construction.</w:t>
+      </w:r>
+    </w:p>
+    <w:tbl>
+      <w:tblPr>
+        <w:tblStyle w:val="Table"/>
+        <w:tblW w:type="auto" w:w="0"/>
+        <w:tblLook w:firstRow="1" w:lastRow="0" w:firstColumn="0" w:lastColumn="0" w:noHBand="0" w:noVBand="0" w:val="0020"/>
+        <w:tblCaption w:val="Confirmatory campaign, MATH level-5 evaluation set (89 items, K{=}16). Every method replays the same cached pools. The duplication channel is inert because no reasoning text was collected, so dedup-sc coincides with sc by construction."/>
+      </w:tblPr>
+      <w:tblGrid>
+        <w:gridCol w:w="2640"/>
+        <w:gridCol w:w="2640"/>
+        <w:gridCol w:w="2640"/>
+      </w:tblGrid>
+      <w:tr>
+        <w:trPr>
+          <w:tblHeader w:val="on"/>
+        </w:trPr>
+        <w:tc>
+          <w:tcPr/>
+          <w:p>
+            <w:pPr>
+              <w:pStyle w:val="Compact"/>
+              <w:jc w:val="left"/>
+            </w:pPr>
+            <w:r>
+              <w:t xml:space="preserve">Method</w:t>
+            </w:r>
+          </w:p>
+        </w:tc>
+        <w:tc>
+          <w:tcPr/>
+          <w:p>
+            <w:pPr>
+              <w:pStyle w:val="Compact"/>
+              <w:jc w:val="center"/>
+            </w:pPr>
+            <w:r>
+              <w:t xml:space="preserve">Accuracy</w:t>
+            </w:r>
+          </w:p>
+        </w:tc>
+        <w:tc>
+          <w:tcPr/>
+          <w:p>
+            <w:pPr>
+              <w:pStyle w:val="Compact"/>
+              <w:jc w:val="center"/>
+            </w:pPr>
+            <w:r>
+              <w:t xml:space="preserve">net vs. </w:t>
+            </w:r>
+            <w:r>
+              <w:rPr>
+                <w:smallCaps/>
+              </w:rPr>
+              <w:t xml:space="preserve">sc</w:t>
+            </w:r>
+          </w:p>
+        </w:tc>
+      </w:tr>
+      <w:tr>
+        <w:tc>
+          <w:tcPr/>
+          <w:p>
+            <w:pPr>
+              <w:pStyle w:val="Compact"/>
+              <w:jc w:val="left"/>
+            </w:pPr>
+            <w:r>
+              <w:rPr>
+                <w:smallCaps/>
+              </w:rPr>
+              <w:t xml:space="preserve">sc</w:t>
+            </w:r>
+            <w:r>
+              <w:t xml:space="preserve"> </w:t>
+            </w:r>
+            <w:r>
+              <w:t xml:space="preserve">/ dedup-</w:t>
+            </w:r>
+            <w:r>
+              <w:rPr>
+                <w:smallCaps/>
+              </w:rPr>
+              <w:t xml:space="preserve">sc</w:t>
+            </w:r>
+            <w:r>
+              <w:t xml:space="preserve"> </w:t>
+            </w:r>
+            <w:r>
+              <w:t xml:space="preserve">/ CISC-linear</w:t>
+            </w:r>
+          </w:p>
+        </w:tc>
+        <w:tc>
+          <w:tcPr/>
+          <w:p>
+            <w:pPr>
+              <w:pStyle w:val="Compact"/>
+              <w:jc w:val="center"/>
+            </w:pPr>
+            <m:oMath>
+              <m:r>
+                <m:t>0.888</m:t>
+              </m:r>
+            </m:oMath>
+          </w:p>
+        </w:tc>
+        <w:tc>
+          <w:tcPr/>
+          <w:p>
+            <w:pPr>
+              <w:pStyle w:val="Compact"/>
+              <w:jc w:val="center"/>
+            </w:pPr>
+            <w:r>
+              <w:t xml:space="preserve">—</w:t>
+            </w:r>
+          </w:p>
+        </w:tc>
+      </w:tr>
+      <w:tr>
+        <w:tc>
+          <w:tcPr/>
+          <w:p>
+            <w:pPr>
+              <w:pStyle w:val="Compact"/>
+              <w:jc w:val="left"/>
+            </w:pPr>
+            <w:r>
+              <w:rPr>
+                <w:smallCaps/>
+              </w:rPr>
+              <w:t xml:space="preserve">tact</w:t>
+            </w:r>
+            <w:r>
+              <w:t xml:space="preserve">-LF</w:t>
+            </w:r>
+          </w:p>
+        </w:tc>
+        <w:tc>
+          <w:tcPr/>
+          <w:p>
+            <w:pPr>
+              <w:pStyle w:val="Compact"/>
+              <w:jc w:val="center"/>
+            </w:pPr>
+            <m:oMath>
+              <m:r>
+                <m:t>0.888</m:t>
+              </m:r>
+            </m:oMath>
+          </w:p>
+        </w:tc>
+        <w:tc>
+          <w:tcPr/>
+          <w:p>
+            <w:pPr>
+              <w:pStyle w:val="Compact"/>
+              <w:jc w:val="center"/>
+            </w:pPr>
+            <m:oMath>
+              <m:r>
+                <m:rPr>
+                  <m:sty m:val="p"/>
+                </m:rPr>
+                <m:t>+</m:t>
+              </m:r>
+              <m:r>
+                <m:t>0</m:t>
+              </m:r>
+              <m:r>
+                <m:rPr>
+                  <m:sty m:val="p"/>
+                </m:rPr>
+                <m:t>/</m:t>
+              </m:r>
+              <m:r>
+                <m:rPr>
+                  <m:sty m:val="p"/>
+                </m:rPr>
+                <m:t>−</m:t>
+              </m:r>
+              <m:r>
+                <m:t>0</m:t>
+              </m:r>
+            </m:oMath>
+          </w:p>
+        </w:tc>
+      </w:tr>
+      <w:tr>
+        <w:tc>
+          <w:tcPr/>
+          <w:p>
+            <w:pPr>
+              <w:pStyle w:val="Compact"/>
+              <w:jc w:val="left"/>
+            </w:pPr>
+            <w:r>
+              <w:rPr>
+                <w:smallCaps/>
+              </w:rPr>
+              <w:t xml:space="preserve">tact</w:t>
+            </w:r>
+            <w:r>
+              <w:t xml:space="preserve">-semi-LF</w:t>
+            </w:r>
+          </w:p>
+        </w:tc>
+        <w:tc>
+          <w:tcPr/>
+          <w:p>
+            <w:pPr>
+              <w:pStyle w:val="Compact"/>
+              <w:jc w:val="center"/>
+            </w:pPr>
+            <m:oMath>
+              <m:r>
+                <m:t>0.888</m:t>
+              </m:r>
+            </m:oMath>
+          </w:p>
+        </w:tc>
+        <w:tc>
+          <w:tcPr/>
+          <w:p>
+            <w:pPr>
+              <w:pStyle w:val="Compact"/>
+              <w:jc w:val="center"/>
+            </w:pPr>
+            <m:oMath>
+              <m:r>
+                <m:rPr>
+                  <m:sty m:val="p"/>
+                </m:rPr>
+                <m:t>+</m:t>
+              </m:r>
+              <m:r>
+                <m:t>0</m:t>
+              </m:r>
+              <m:r>
+                <m:rPr>
+                  <m:sty m:val="p"/>
+                </m:rPr>
+                <m:t>/</m:t>
+              </m:r>
+              <m:r>
+                <m:rPr>
+                  <m:sty m:val="p"/>
+                </m:rPr>
+                <m:t>−</m:t>
+              </m:r>
+              <m:r>
+                <m:t>0</m:t>
+              </m:r>
+            </m:oMath>
+          </w:p>
+        </w:tc>
+      </w:tr>
+      <w:tr>
+        <w:tc>
+          <w:tcPr/>
+          <w:p>
+            <w:pPr>
+              <w:pStyle w:val="Compact"/>
+              <w:jc w:val="left"/>
+            </w:pPr>
+            <w:r>
+              <w:t xml:space="preserve">best-single-confidence</w:t>
+            </w:r>
+          </w:p>
+        </w:tc>
+        <w:tc>
+          <w:tcPr/>
+          <w:p>
+            <w:pPr>
+              <w:pStyle w:val="Compact"/>
+              <w:jc w:val="center"/>
+            </w:pPr>
+            <m:oMath>
+              <m:r>
+                <m:t>0.843</m:t>
+              </m:r>
+            </m:oMath>
+          </w:p>
+        </w:tc>
+        <w:tc>
+          <w:tcPr/>
+          <w:p>
+            <w:pPr>
+              <w:pStyle w:val="Compact"/>
+              <w:jc w:val="center"/>
+            </w:pPr>
+            <m:oMath>
+              <m:r>
+                <m:rPr>
+                  <m:sty m:val="p"/>
+                </m:rPr>
+                <m:t>+</m:t>
+              </m:r>
+              <m:r>
+                <m:t>1</m:t>
+              </m:r>
+              <m:r>
+                <m:rPr>
+                  <m:sty m:val="p"/>
+                </m:rPr>
+                <m:t>/</m:t>
+              </m:r>
+              <m:r>
+                <m:rPr>
+                  <m:sty m:val="p"/>
+                </m:rPr>
+                <m:t>−</m:t>
+              </m:r>
+              <m:r>
+                <m:t>5</m:t>
+              </m:r>
+            </m:oMath>
+          </w:p>
+        </w:tc>
+      </w:tr>
+      <w:tr>
+        <w:tc>
+          <w:tcPr/>
+          <w:p>
+            <w:pPr>
+              <w:pStyle w:val="Compact"/>
+              <w:jc w:val="left"/>
+            </w:pPr>
+            <w:r>
+              <w:t xml:space="preserve">in-pool oracle (ceiling)</w:t>
+            </w:r>
+          </w:p>
+        </w:tc>
+        <w:tc>
+          <w:tcPr/>
+          <w:p>
+            <w:pPr>
+              <w:pStyle w:val="Compact"/>
+              <w:jc w:val="center"/>
+            </w:pPr>
+            <m:oMath>
+              <m:r>
+                <m:t>0.933</m:t>
+              </m:r>
+            </m:oMath>
+          </w:p>
+        </w:tc>
+        <w:tc>
+          <w:tcPr/>
+          <w:p>
+            <w:pPr>
+              <w:pStyle w:val="Compact"/>
+              <w:jc w:val="center"/>
+            </w:pPr>
+            <m:oMath>
+              <m:r>
+                <m:rPr>
+                  <m:sty m:val="p"/>
+                </m:rPr>
+                <m:t>+</m:t>
+              </m:r>
+              <m:r>
+                <m:t>4</m:t>
+              </m:r>
+              <m:r>
+                <m:rPr>
+                  <m:sty m:val="p"/>
+                </m:rPr>
+                <m:t>/</m:t>
+              </m:r>
+              <m:r>
+                <m:rPr>
+                  <m:sty m:val="p"/>
+                </m:rPr>
+                <m:t>−</m:t>
+              </m:r>
+              <m:r>
+                <m:t>0</m:t>
+              </m:r>
+            </m:oMath>
+          </w:p>
+        </w:tc>
+      </w:tr>
+    </w:tbl>
     <w:bookmarkEnd w:id="62"/>
-    <w:bookmarkStart w:id="63" w:name="sec:limits"/>
+    <w:p>
+      <w:pPr>
+        <w:pStyle w:val="BodyText"/>
+      </w:pPr>
+      <w:r>
+        <w:t xml:space="preserve">One caveat from this campaign transfers beyond</w:t>
+      </w:r>
+      <w:r>
+        <w:t xml:space="preserve"> </w:t>
+      </w:r>
+      <w:r>
+        <w:rPr>
+          <w:smallCaps/>
+        </w:rPr>
+        <w:t xml:space="preserve">tact</w:t>
+      </w:r>
+      <w:r>
+        <w:t xml:space="preserve">. Measured difficulty</w:t>
+      </w:r>
+      <w:r>
+        <w:t xml:space="preserve"> </w:t>
+      </w:r>
+      <w:r>
+        <w:t xml:space="preserve">depended on the collection protocol: a</w:t>
+      </w:r>
+      <w:r>
+        <w:t xml:space="preserve"> </w:t>
+      </w:r>
+      <m:oMath>
+        <m:r>
+          <m:t>30</m:t>
+        </m:r>
+      </m:oMath>
+      <w:r>
+        <w:t xml:space="preserve">-problem-per-call probe put</w:t>
+      </w:r>
+      <w:r>
+        <w:t xml:space="preserve"> </w:t>
+      </w:r>
+      <w:r>
+        <w:t xml:space="preserve">level-5 plurality accuracy at</w:t>
+      </w:r>
+      <w:r>
+        <w:t xml:space="preserve"> </w:t>
+      </w:r>
+      <m:oMath>
+        <m:r>
+          <m:t>0.40</m:t>
+        </m:r>
+      </m:oMath>
+      <w:r>
+        <w:t xml:space="preserve">, while the</w:t>
+      </w:r>
+      <w:r>
+        <w:t xml:space="preserve"> </w:t>
+      </w:r>
+      <m:oMath>
+        <m:r>
+          <m:t>15</m:t>
+        </m:r>
+      </m:oMath>
+      <w:r>
+        <w:t xml:space="preserve">-problem-per-call</w:t>
+      </w:r>
+      <w:r>
+        <w:t xml:space="preserve"> </w:t>
+      </w:r>
+      <w:r>
+        <w:t xml:space="preserve">confirmatory run yielded</w:t>
+      </w:r>
+      <w:r>
+        <w:t xml:space="preserve"> </w:t>
+      </w:r>
+      <m:oMath>
+        <m:r>
+          <m:t>0.888</m:t>
+        </m:r>
+      </m:oMath>
+      <w:r>
+        <w:t xml:space="preserve"> </w:t>
+      </w:r>
+      <w:r>
+        <w:t xml:space="preserve">on the same stratum. Batch size belongs in</w:t>
+      </w:r>
+      <w:r>
+        <w:t xml:space="preserve"> </w:t>
+      </w:r>
+      <w:r>
+        <w:t xml:space="preserve">the experimental record whenever traces are collected in batches.</w:t>
+      </w:r>
+    </w:p>
+    <w:bookmarkEnd w:id="63"/>
+    <w:bookmarkStart w:id="65" w:name="sec:window"/>
+    <w:p>
+      <w:pPr>
+        <w:pStyle w:val="Heading2"/>
+      </w:pPr>
+      <w:r>
+        <w:t xml:space="preserve">How wide is the addressable stratum?</w:t>
+      </w:r>
+    </w:p>
+    <w:p>
+      <w:pPr>
+        <w:pStyle w:val="FirstParagraph"/>
+      </w:pPr>
+      <w:r>
+        <w:t xml:space="preserve">Both campaigns failed their endpoint for the same reason, which suggests</w:t>
+      </w:r>
+      <w:r>
+        <w:t xml:space="preserve"> </w:t>
+      </w:r>
+      <w:r>
+        <w:t xml:space="preserve">measuring that reason directly. Define the</w:t>
+      </w:r>
+      <w:r>
+        <w:t xml:space="preserve"> </w:t>
+      </w:r>
+      <w:r>
+        <w:rPr>
+          <w:i/>
+          <w:iCs/>
+        </w:rPr>
+        <w:t xml:space="preserve">window</w:t>
+      </w:r>
+      <w:r>
+        <w:t xml:space="preserve"> </w:t>
+      </w:r>
+      <w:r>
+        <w:t xml:space="preserve">as the fraction of</w:t>
+      </w:r>
+      <w:r>
+        <w:t xml:space="preserve"> </w:t>
+      </w:r>
+      <w:r>
+        <w:t xml:space="preserve">items where the plurality is wrong</w:t>
+      </w:r>
+      <w:r>
+        <w:t xml:space="preserve"> </w:t>
+      </w:r>
+      <w:r>
+        <w:rPr>
+          <w:i/>
+          <w:iCs/>
+        </w:rPr>
+        <w:t xml:space="preserve">and</w:t>
+      </w:r>
+      <w:r>
+        <w:t xml:space="preserve"> </w:t>
+      </w:r>
+      <w:r>
+        <w:t xml:space="preserve">the correct answer is present</w:t>
+      </w:r>
+      <w:r>
+        <w:t xml:space="preserve"> </w:t>
+      </w:r>
+      <w:r>
+        <w:t xml:space="preserve">in the pool: the ceiling for any label-free aggregation method, since nothing</w:t>
+      </w:r>
+      <w:r>
+        <w:t xml:space="preserve"> </w:t>
+      </w:r>
+      <w:r>
+        <w:t xml:space="preserve">outside it can be changed.</w:t>
+      </w:r>
+    </w:p>
+    <w:p>
+      <w:pPr>
+        <w:pStyle w:val="BodyText"/>
+      </w:pPr>
+      <w:r>
+        <w:t xml:space="preserve">The window was measured on five substrates spanning two domains</w:t>
+      </w:r>
+      <w:r>
+        <w:t xml:space="preserve"> </w:t>
+      </w:r>
+      <w:r>
+        <w:t xml:space="preserve">(Table </w:t>
+      </w:r>
+      <w:hyperlink w:anchor="tab:window">
+        <w:r>
+          <w:rPr>
+            <w:rStyle w:val="Hyperlink"/>
+          </w:rPr>
+          <w:t xml:space="preserve">6</w:t>
+        </w:r>
+      </w:hyperlink>
+      <w:r>
+        <w:t xml:space="preserve">). For code generation, where an executable test suite</w:t>
+      </w:r>
+      <w:r>
+        <w:t xml:space="preserve"> </w:t>
+      </w:r>
+      <w:r>
+        <w:t xml:space="preserve">supplies per-sample ground truth and the window might reasonably be expected</w:t>
+      </w:r>
+      <w:r>
+        <w:t xml:space="preserve"> </w:t>
+      </w:r>
+      <w:r>
+        <w:t xml:space="preserve">to widen,</w:t>
+      </w:r>
+      <w:r>
+        <w:t xml:space="preserve"> </w:t>
+      </w:r>
+      <m:oMath>
+        <m:r>
+          <m:t>40</m:t>
+        </m:r>
+      </m:oMath>
+      <w:r>
+        <w:t xml:space="preserve"> </w:t>
+      </w:r>
+      <w:r>
+        <w:t xml:space="preserve">LeetCode Medium/Hard problems</w:t>
+      </w:r>
+      <w:r>
+        <w:t xml:space="preserve"> </w:t>
+      </w:r>
+      <w:r>
+        <w:t xml:space="preserve"> </w:t>
+      </w:r>
+      <w:r>
+        <w:t xml:space="preserve">were</w:t>
+      </w:r>
+      <w:r>
+        <w:t xml:space="preserve"> </w:t>
+      </w:r>
+      <w:r>
+        <w:t xml:space="preserve">solved</w:t>
+      </w:r>
+      <w:r>
+        <w:t xml:space="preserve"> </w:t>
+      </w:r>
+      <m:oMath>
+        <m:r>
+          <m:t>8</m:t>
+        </m:r>
+      </m:oMath>
+      <w:r>
+        <w:t xml:space="preserve"> </w:t>
+      </w:r>
+      <w:r>
+        <w:t xml:space="preserve">times each and graded against the benchmark’s hidden suites, with</w:t>
+      </w:r>
+      <w:r>
+        <w:t xml:space="preserve"> </w:t>
+      </w:r>
+      <w:r>
+        <w:t xml:space="preserve">the baseline taken as the largest behavioural cluster over probe inputs</w:t>
+      </w:r>
+      <w:r>
+        <w:t xml:space="preserve"> </w:t>
+      </w:r>
+      <w:r>
+        <w:t xml:space="preserve">(never expected outputs). The window is</w:t>
+      </w:r>
+      <w:r>
+        <w:t xml:space="preserve"> </w:t>
+      </w:r>
+      <m:oMath>
+        <m:r>
+          <m:t>3</m:t>
+        </m:r>
+        <m:r>
+          <m:rPr>
+            <m:sty m:val="p"/>
+          </m:rPr>
+          <m:t>/</m:t>
+        </m:r>
+        <m:r>
+          <m:t>40</m:t>
+        </m:r>
+        <m:r>
+          <m:rPr>
+            <m:sty m:val="p"/>
+          </m:rPr>
+          <m:t>=</m:t>
+        </m:r>
+        <m:r>
+          <m:t>7.5</m:t>
+        </m:r>
+        <m:r>
+          <m:rPr>
+            <m:sty m:val="p"/>
+          </m:rPr>
+          <m:t>%</m:t>
+        </m:r>
+      </m:oMath>
+      <w:r>
+        <w:t xml:space="preserve"> </w:t>
+      </w:r>
+      <w:r>
+        <w:t xml:space="preserve">(CI</w:t>
+      </w:r>
+      <m:oMath>
+        <m:sSub>
+          <m:e>
+            <m:r>
+              <m:t>​</m:t>
+            </m:r>
+          </m:e>
+          <m:sub>
+            <m:r>
+              <m:t>95</m:t>
+            </m:r>
+          </m:sub>
+        </m:sSub>
+      </m:oMath>
+      <w:r>
+        <w:t xml:space="preserve"> </w:t>
+      </w:r>
+      <m:oMath>
+        <m:r>
+          <m:t>2.6</m:t>
+        </m:r>
+      </m:oMath>
+      <w:r>
+        <w:t xml:space="preserve">–</w:t>
+      </w:r>
+      <m:oMath>
+        <m:r>
+          <m:t>19.9</m:t>
+        </m:r>
+        <m:r>
+          <m:rPr>
+            <m:sty m:val="p"/>
+          </m:rPr>
+          <m:t>%</m:t>
+        </m:r>
+      </m:oMath>
+      <w:r>
+        <w:t xml:space="preserve">): wider than label-free QA, but the same order, and the</w:t>
+      </w:r>
+      <w:r>
+        <w:t xml:space="preserve"> </w:t>
+      </w:r>
+      <w:r>
+        <w:t xml:space="preserve">composition is the same shape at</w:t>
+      </w:r>
+      <w:r>
+        <w:t xml:space="preserve"> </w:t>
+      </w:r>
+      <m:oMath>
+        <m:r>
+          <m:t>75</m:t>
+        </m:r>
+        <m:r>
+          <m:rPr>
+            <m:sty m:val="p"/>
+          </m:rPr>
+          <m:t>%</m:t>
+        </m:r>
+      </m:oMath>
+      <w:r>
+        <w:t xml:space="preserve"> </w:t>
+      </w:r>
+      <w:r>
+        <w:t xml:space="preserve">saturated,</w:t>
+      </w:r>
+      <w:r>
+        <w:t xml:space="preserve"> </w:t>
+      </w:r>
+      <m:oMath>
+        <m:r>
+          <m:t>18</m:t>
+        </m:r>
+        <m:r>
+          <m:rPr>
+            <m:sty m:val="p"/>
+          </m:rPr>
+          <m:t>%</m:t>
+        </m:r>
+      </m:oMath>
+      <w:r>
+        <w:t xml:space="preserve"> </w:t>
+      </w:r>
+      <w:r>
+        <w:t xml:space="preserve">capability wall,</w:t>
+      </w:r>
+      <w:r>
+        <w:t xml:space="preserve"> </w:t>
+      </w:r>
+      <m:oMath>
+        <m:r>
+          <m:t>8</m:t>
+        </m:r>
+        <m:r>
+          <m:rPr>
+            <m:sty m:val="p"/>
+          </m:rPr>
+          <m:t>%</m:t>
+        </m:r>
+      </m:oMath>
+      <w:r>
+        <w:t xml:space="preserve"> </w:t>
+      </w:r>
+      <w:r>
+        <w:t xml:space="preserve">rescuable. Nor does budget open it. The seven capability-wall problems</w:t>
+      </w:r>
+      <w:r>
+        <w:t xml:space="preserve"> </w:t>
+      </w:r>
+      <w:r>
+        <w:t xml:space="preserve">produced zero correct solutions in</w:t>
+      </w:r>
+      <w:r>
+        <w:t xml:space="preserve"> </w:t>
+      </w:r>
+      <m:oMath>
+        <m:r>
+          <m:t>224</m:t>
+        </m:r>
+      </m:oMath>
+      <w:r>
+        <w:t xml:space="preserve"> </w:t>
+      </w:r>
+      <w:r>
+        <w:t xml:space="preserve">further attempts (per-problem</w:t>
+      </w:r>
+      <w:r>
+        <w:t xml:space="preserve"> </w:t>
+      </w:r>
+      <m:oMath>
+        <m:r>
+          <m:t>95</m:t>
+        </m:r>
+        <m:r>
+          <m:rPr>
+            <m:sty m:val="p"/>
+          </m:rPr>
+          <m:t>%</m:t>
+        </m:r>
+      </m:oMath>
+      <w:r>
+        <w:t xml:space="preserve"> </w:t>
+      </w:r>
+      <w:r>
+        <w:t xml:space="preserve">upper bound on the pass rate</w:t>
+      </w:r>
+      <w:r>
+        <w:t xml:space="preserve"> </w:t>
+      </w:r>
+      <m:oMath>
+        <m:r>
+          <m:t>0.088</m:t>
+        </m:r>
+      </m:oMath>
+      <w:r>
+        <w:t xml:space="preserve">), and extrapolating oracle@</w:t>
+      </w:r>
+      <m:oMath>
+        <m:r>
+          <m:t>N</m:t>
+        </m:r>
+      </m:oMath>
+      <w:r>
+        <w:t xml:space="preserve"> </w:t>
+      </w:r>
+      <w:r>
+        <w:t xml:space="preserve">shows the</w:t>
+      </w:r>
+      <w:r>
+        <w:t xml:space="preserve"> </w:t>
+      </w:r>
+      <w:r>
+        <w:t xml:space="preserve">window saturating by</w:t>
+      </w:r>
+      <w:r>
+        <w:t xml:space="preserve"> </w:t>
+      </w:r>
+      <m:oMath>
+        <m:r>
+          <m:t>N</m:t>
+        </m:r>
+        <m:r>
+          <m:rPr>
+            <m:sty m:val="p"/>
+          </m:rPr>
+          <m:t>=</m:t>
+        </m:r>
+        <m:r>
+          <m:t>32</m:t>
+        </m:r>
+      </m:oMath>
+      <w:r>
+        <w:t xml:space="preserve">.</w:t>
+      </w:r>
+    </w:p>
+    <w:bookmarkStart w:id="64" w:name="tab:window"/>
+    <w:p>
+      <w:pPr>
+        <w:pStyle w:val="TableCaption"/>
+      </w:pPr>
+      <w:r>
+        <w:t xml:space="preserve">The addressable stratum across substrates. Rows marked</w:t>
+      </w:r>
+      <w:r>
+        <w:t xml:space="preserve"> </w:t>
+      </w:r>
+      <m:oMath>
+        <m:r>
+          <m:rPr>
+            <m:sty m:val="p"/>
+          </m:rPr>
+          <m:t>†</m:t>
+        </m:r>
+      </m:oMath>
+      <w:r>
+        <w:t xml:space="preserve"> </w:t>
+      </w:r>
+      <w:r>
+        <w:t xml:space="preserve">are</w:t>
+      </w:r>
+      <w:r>
+        <w:t xml:space="preserve"> </w:t>
+      </w:r>
+      <w:r>
+        <w:t xml:space="preserve">measured here; HumanEval+/MBPP+ is recomputed from published oracle-minus-</w:t>
+      </w:r>
+      <w:r>
+        <w:t xml:space="preserve"> </w:t>
+      </w:r>
+      <w:r>
+        <w:t xml:space="preserve">selector tables. As items harden they pass from saturated to</w:t>
+      </w:r>
+      <w:r>
+        <w:t xml:space="preserve"> </w:t>
+      </w:r>
+      <w:r>
+        <w:t xml:space="preserve">capability-limited without the window widening.</w:t>
+      </w:r>
+    </w:p>
+    <w:tbl>
+      <w:tblPr>
+        <w:tblStyle w:val="Table"/>
+        <w:tblW w:type="auto" w:w="0"/>
+        <w:tblLook w:firstRow="1" w:lastRow="0" w:firstColumn="0" w:lastColumn="0" w:noHBand="0" w:noVBand="0" w:val="0020"/>
+        <w:tblCaption w:val="The addressable stratum across substrates. Rows marked \dagger are measured here; HumanEval+/MBPP+ is recomputed from published oracle-minus- selector tables. As items harden they pass from saturated to capability-limited without the window widening."/>
+      </w:tblPr>
+      <w:tblGrid>
+        <w:gridCol w:w="2640"/>
+        <w:gridCol w:w="2640"/>
+        <w:gridCol w:w="2640"/>
+      </w:tblGrid>
+      <w:tr>
+        <w:trPr>
+          <w:tblHeader w:val="on"/>
+        </w:trPr>
+        <w:tc>
+          <w:tcPr/>
+          <w:p>
+            <w:pPr>
+              <w:pStyle w:val="Compact"/>
+              <w:jc w:val="left"/>
+            </w:pPr>
+            <w:r>
+              <w:t xml:space="preserve">Domain</w:t>
+            </w:r>
+          </w:p>
+        </w:tc>
+        <w:tc>
+          <w:tcPr/>
+          <w:p>
+            <w:pPr>
+              <w:pStyle w:val="Compact"/>
+              <w:jc w:val="left"/>
+            </w:pPr>
+            <w:r>
+              <w:t xml:space="preserve">Substrate</w:t>
+            </w:r>
+          </w:p>
+        </w:tc>
+        <w:tc>
+          <w:tcPr/>
+          <w:p>
+            <w:pPr>
+              <w:pStyle w:val="Compact"/>
+              <w:jc w:val="center"/>
+            </w:pPr>
+            <w:r>
+              <w:t xml:space="preserve">Window</w:t>
+            </w:r>
+          </w:p>
+        </w:tc>
+      </w:tr>
+      <w:tr>
+        <w:tc>
+          <w:tcPr/>
+          <w:p>
+            <w:pPr>
+              <w:pStyle w:val="Compact"/>
+              <w:jc w:val="left"/>
+            </w:pPr>
+            <w:r>
+              <w:t xml:space="preserve">QA, label-free</w:t>
+            </w:r>
+          </w:p>
+        </w:tc>
+        <w:tc>
+          <w:tcPr/>
+          <w:p>
+            <w:pPr>
+              <w:pStyle w:val="Compact"/>
+              <w:jc w:val="left"/>
+            </w:pPr>
+            <w:r>
+              <w:t xml:space="preserve">GSM8K / CommonsenseQA</w:t>
+            </w:r>
+            <m:oMath>
+              <m:sSup>
+                <m:e>
+                  <m:r>
+                    <m:t>​</m:t>
+                  </m:r>
+                </m:e>
+                <m:sup>
+                  <m:r>
+                    <m:rPr>
+                      <m:sty m:val="p"/>
+                    </m:rPr>
+                    <m:t>†</m:t>
+                  </m:r>
+                </m:sup>
+              </m:sSup>
+            </m:oMath>
+          </w:p>
+        </w:tc>
+        <w:tc>
+          <w:tcPr/>
+          <w:p>
+            <w:pPr>
+              <w:pStyle w:val="Compact"/>
+              <w:jc w:val="center"/>
+            </w:pPr>
+            <m:oMath>
+              <m:r>
+                <m:t>12</m:t>
+              </m:r>
+              <m:r>
+                <m:rPr>
+                  <m:sty m:val="p"/>
+                </m:rPr>
+                <m:t>%</m:t>
+              </m:r>
+            </m:oMath>
+            <w:r>
+              <w:t xml:space="preserve"> </w:t>
+            </w:r>
+            <w:r>
+              <w:t xml:space="preserve">informative,</w:t>
+            </w:r>
+            <w:r>
+              <w:t xml:space="preserve"> </w:t>
+            </w:r>
+            <m:oMath>
+              <m:r>
+                <m:t>9</m:t>
+              </m:r>
+              <m:r>
+                <m:rPr>
+                  <m:sty m:val="p"/>
+                </m:rPr>
+                <m:t>%</m:t>
+              </m:r>
+            </m:oMath>
+            <w:r>
+              <w:t xml:space="preserve"> </w:t>
+            </w:r>
+            <w:r>
+              <w:t xml:space="preserve">decisive</w:t>
+            </w:r>
+          </w:p>
+        </w:tc>
+      </w:tr>
+      <w:tr>
+        <w:tc>
+          <w:tcPr/>
+          <w:p>
+            <w:pPr>
+              <w:pStyle w:val="Compact"/>
+              <w:jc w:val="left"/>
+            </w:pPr>
+            <w:r>
+              <w:t xml:space="preserve">QA, label-free</w:t>
+            </w:r>
+          </w:p>
+        </w:tc>
+        <w:tc>
+          <w:tcPr/>
+          <w:p>
+            <w:pPr>
+              <w:pStyle w:val="Compact"/>
+              <w:jc w:val="left"/>
+            </w:pPr>
+            <w:r>
+              <w:t xml:space="preserve">MATH level-5</w:t>
+            </w:r>
+            <m:oMath>
+              <m:sSup>
+                <m:e>
+                  <m:r>
+                    <m:t>​</m:t>
+                  </m:r>
+                </m:e>
+                <m:sup>
+                  <m:r>
+                    <m:rPr>
+                      <m:sty m:val="p"/>
+                    </m:rPr>
+                    <m:t>†</m:t>
+                  </m:r>
+                </m:sup>
+              </m:sSup>
+            </m:oMath>
+          </w:p>
+        </w:tc>
+        <w:tc>
+          <w:tcPr/>
+          <w:p>
+            <w:pPr>
+              <w:pStyle w:val="Compact"/>
+              <w:jc w:val="center"/>
+            </w:pPr>
+            <m:oMath>
+              <m:r>
+                <m:t>11</m:t>
+              </m:r>
+              <m:r>
+                <m:rPr>
+                  <m:sty m:val="p"/>
+                </m:rPr>
+                <m:t>%</m:t>
+              </m:r>
+            </m:oMath>
+            <w:r>
+              <w:t xml:space="preserve"> </w:t>
+            </w:r>
+            <w:r>
+              <w:t xml:space="preserve">decisive,</w:t>
+            </w:r>
+            <w:r>
+              <w:t xml:space="preserve"> </w:t>
+            </w:r>
+            <m:oMath>
+              <m:r>
+                <m:t>4</m:t>
+              </m:r>
+              <m:r>
+                <m:rPr>
+                  <m:sty m:val="p"/>
+                </m:rPr>
+                <m:t>%</m:t>
+              </m:r>
+            </m:oMath>
+            <w:r>
+              <w:t xml:space="preserve"> </w:t>
+            </w:r>
+            <w:r>
+              <w:t xml:space="preserve">rescuable</w:t>
+            </w:r>
+          </w:p>
+        </w:tc>
+      </w:tr>
+      <w:tr>
+        <w:tc>
+          <w:tcPr/>
+          <w:p>
+            <w:pPr>
+              <w:pStyle w:val="Compact"/>
+              <w:jc w:val="left"/>
+            </w:pPr>
+            <w:r>
+              <w:t xml:space="preserve">QA, label-free</w:t>
+            </w:r>
+          </w:p>
+        </w:tc>
+        <w:tc>
+          <w:tcPr/>
+          <w:p>
+            <w:pPr>
+              <w:pStyle w:val="Compact"/>
+              <w:jc w:val="left"/>
+            </w:pPr>
+            <w:r>
+              <w:t xml:space="preserve">AIME / AMC</w:t>
+            </w:r>
+            <m:oMath>
+              <m:sSup>
+                <m:e>
+                  <m:r>
+                    <m:t>​</m:t>
+                  </m:r>
+                </m:e>
+                <m:sup>
+                  <m:r>
+                    <m:rPr>
+                      <m:sty m:val="p"/>
+                    </m:rPr>
+                    <m:t>†</m:t>
+                  </m:r>
+                </m:sup>
+              </m:sSup>
+            </m:oMath>
+          </w:p>
+        </w:tc>
+        <w:tc>
+          <w:tcPr/>
+          <w:p>
+            <w:pPr>
+              <w:pStyle w:val="Compact"/>
+              <w:jc w:val="center"/>
+            </w:pPr>
+            <m:oMath>
+              <m:r>
+                <m:t>23</m:t>
+              </m:r>
+              <m:r>
+                <m:rPr>
+                  <m:sty m:val="p"/>
+                </m:rPr>
+                <m:t>%</m:t>
+              </m:r>
+            </m:oMath>
+            <w:r>
+              <w:t xml:space="preserve"> </w:t>
+            </w:r>
+            <w:r>
+              <w:t xml:space="preserve">decisive,</w:t>
+            </w:r>
+            <w:r>
+              <w:t xml:space="preserve"> </w:t>
+            </w:r>
+            <m:oMath>
+              <m:r>
+                <m:t>3</m:t>
+              </m:r>
+              <m:r>
+                <m:rPr>
+                  <m:sty m:val="p"/>
+                </m:rPr>
+                <m:t>%</m:t>
+              </m:r>
+            </m:oMath>
+            <w:r>
+              <w:t xml:space="preserve"> </w:t>
+            </w:r>
+            <w:r>
+              <w:t xml:space="preserve">rescuable</w:t>
+            </w:r>
+          </w:p>
+        </w:tc>
+      </w:tr>
+      <w:tr>
+        <w:tc>
+          <w:tcPr/>
+          <w:p>
+            <w:pPr>
+              <w:pStyle w:val="Compact"/>
+              <w:jc w:val="left"/>
+            </w:pPr>
+            <w:r>
+              <w:t xml:space="preserve">Code, executable</w:t>
+            </w:r>
+          </w:p>
+        </w:tc>
+        <w:tc>
+          <w:tcPr/>
+          <w:p>
+            <w:pPr>
+              <w:pStyle w:val="Compact"/>
+              <w:jc w:val="left"/>
+            </w:pPr>
+            <w:r>
+              <w:t xml:space="preserve">HumanEval+ / MBPP+</w:t>
+            </w:r>
+          </w:p>
+        </w:tc>
+        <w:tc>
+          <w:tcPr/>
+          <w:p>
+            <w:pPr>
+              <w:pStyle w:val="Compact"/>
+              <w:jc w:val="center"/>
+            </w:pPr>
+            <m:oMath>
+              <m:r>
+                <m:t>3.56</m:t>
+              </m:r>
+              <m:r>
+                <m:rPr>
+                  <m:sty m:val="p"/>
+                </m:rPr>
+                <m:t>%</m:t>
+              </m:r>
+            </m:oMath>
+          </w:p>
+        </w:tc>
+      </w:tr>
+      <w:tr>
+        <w:tc>
+          <w:tcPr/>
+          <w:p>
+            <w:pPr>
+              <w:pStyle w:val="Compact"/>
+              <w:jc w:val="left"/>
+            </w:pPr>
+            <w:r>
+              <w:t xml:space="preserve">Code, executable</w:t>
+            </w:r>
+          </w:p>
+        </w:tc>
+        <w:tc>
+          <w:tcPr/>
+          <w:p>
+            <w:pPr>
+              <w:pStyle w:val="Compact"/>
+              <w:jc w:val="left"/>
+            </w:pPr>
+            <w:r>
+              <w:t xml:space="preserve">LeetCode Med/Hard</w:t>
+            </w:r>
+            <m:oMath>
+              <m:sSup>
+                <m:e>
+                  <m:r>
+                    <m:t>​</m:t>
+                  </m:r>
+                </m:e>
+                <m:sup>
+                  <m:r>
+                    <m:rPr>
+                      <m:sty m:val="p"/>
+                    </m:rPr>
+                    <m:t>†</m:t>
+                  </m:r>
+                </m:sup>
+              </m:sSup>
+            </m:oMath>
+          </w:p>
+        </w:tc>
+        <w:tc>
+          <w:tcPr/>
+          <w:p>
+            <w:pPr>
+              <w:pStyle w:val="Compact"/>
+              <w:jc w:val="center"/>
+            </w:pPr>
+            <m:oMath>
+              <m:r>
+                <m:t>7.5</m:t>
+              </m:r>
+              <m:r>
+                <m:rPr>
+                  <m:sty m:val="p"/>
+                </m:rPr>
+                <m:t>%</m:t>
+              </m:r>
+            </m:oMath>
+          </w:p>
+        </w:tc>
+      </w:tr>
+    </w:tbl>
+    <w:bookmarkEnd w:id="64"/>
+    <w:p>
+      <w:pPr>
+        <w:pStyle w:val="BodyText"/>
+      </w:pPr>
+      <w:r>
+        <w:t xml:space="preserve">One precaution belongs with these numbers, because omitting it would have</w:t>
+      </w:r>
+      <w:r>
+        <w:t xml:space="preserve"> </w:t>
+      </w:r>
+      <w:r>
+        <w:t xml:space="preserve">inverted them. The grading harness was validated against the benchmark’s own</w:t>
+      </w:r>
+      <w:r>
+        <w:t xml:space="preserve"> </w:t>
+      </w:r>
+      <w:r>
+        <w:t xml:space="preserve">reference solutions before any candidate was scored:</w:t>
+      </w:r>
+      <w:r>
+        <w:t xml:space="preserve"> </w:t>
+      </w:r>
+      <m:oMath>
+        <m:r>
+          <m:t>178</m:t>
+        </m:r>
+      </m:oMath>
+      <w:r>
+        <w:t xml:space="preserve"> </w:t>
+      </w:r>
+      <w:r>
+        <w:t xml:space="preserve">of</w:t>
+      </w:r>
+      <w:r>
+        <w:t xml:space="preserve"> </w:t>
+      </w:r>
+      <m:oMath>
+        <m:r>
+          <m:t>180</m:t>
+        </m:r>
+      </m:oMath>
+      <w:r>
+        <w:t xml:space="preserve"> </w:t>
+      </w:r>
+      <w:r>
+        <w:t xml:space="preserve">pass</w:t>
+      </w:r>
+      <w:r>
+        <w:t xml:space="preserve"> </w:t>
+      </w:r>
+      <w:r>
+        <w:t xml:space="preserve">under the sandbox’s resource limits. An earlier version of the same harness</w:t>
+      </w:r>
+      <w:r>
+        <w:t xml:space="preserve"> </w:t>
+      </w:r>
+      <w:r>
+        <w:t xml:space="preserve">failed</w:t>
+      </w:r>
+      <w:r>
+        <w:t xml:space="preserve"> </w:t>
+      </w:r>
+      <m:oMath>
+        <m:r>
+          <m:t>100</m:t>
+        </m:r>
+        <m:r>
+          <m:rPr>
+            <m:sty m:val="p"/>
+          </m:rPr>
+          <m:t>%</m:t>
+        </m:r>
+      </m:oMath>
+      <w:r>
+        <w:t xml:space="preserve"> </w:t>
+      </w:r>
+      <w:r>
+        <w:t xml:space="preserve">of executions because the host rejects one of the requested</w:t>
+      </w:r>
+      <w:r>
+        <w:t xml:space="preserve"> </w:t>
+      </w:r>
+      <w:r>
+        <w:t xml:space="preserve">limits outright, and that condition presents as a candidate failure rather</w:t>
+      </w:r>
+      <w:r>
+        <w:t xml:space="preserve"> </w:t>
+      </w:r>
+      <w:r>
+        <w:t xml:space="preserve">than as an error. Studies that grade by execution should report their</w:t>
+      </w:r>
+      <w:r>
+        <w:t xml:space="preserve"> </w:t>
+      </w:r>
+      <w:r>
+        <w:t xml:space="preserve">reference-solution pass rate for the same reason a calibration curve is</w:t>
+      </w:r>
+      <w:r>
+        <w:t xml:space="preserve"> </w:t>
+      </w:r>
+      <w:r>
+        <w:t xml:space="preserve">reported: without it, a broken harness and a capability wall look identical.</w:t>
+      </w:r>
+    </w:p>
+    <w:bookmarkEnd w:id="65"/>
+    <w:bookmarkEnd w:id="66"/>
+    <w:bookmarkStart w:id="67" w:name="sec:limits"/>
     <w:p>
       <w:pPr>
         <w:pStyle w:val="Heading1"/>
@@ -17826,77 +19388,27 @@
         <w:t xml:space="preserve"> </w:t>
       </w:r>
       <w:r>
-        <w:t xml:space="preserve">Measurements across three substrates (GSM8K/CSQA,</w:t>
-      </w:r>
-      <w:r>
-        <w:t xml:space="preserve"> </w:t>
-      </w:r>
-      <w:r>
-        <w:t xml:space="preserve">MATH level-5, AIME/AMC;</w:t>
-      </w:r>
-      <w:r>
-        <w:t xml:space="preserve"> </w:t>
-      </w:r>
-      <m:oMath>
-        <m:r>
-          <m:t>268</m:t>
-        </m:r>
-      </m:oMath>
-      <w:r>
-        <w:t xml:space="preserve"> </w:t>
-      </w:r>
-      <w:r>
-        <w:t xml:space="preserve">items with pools) place a structural bound on</w:t>
-      </w:r>
-      <w:r>
-        <w:t xml:space="preserve"> </w:t>
-      </w:r>
-      <w:r>
-        <w:t xml:space="preserve">this entire family of methods. The stratum any label-free aggregation method</w:t>
-      </w:r>
-      <w:r>
-        <w:t xml:space="preserve"> </w:t>
-      </w:r>
-      <w:r>
-        <w:t xml:space="preserve">can act on, where the plurality is wrong</w:t>
-      </w:r>
-      <w:r>
-        <w:t xml:space="preserve"> </w:t>
-      </w:r>
-      <w:r>
-        <w:rPr>
-          <w:i/>
-          <w:iCs/>
-        </w:rPr>
-        <w:t xml:space="preserve">and</w:t>
-      </w:r>
-      <w:r>
-        <w:t xml:space="preserve"> </w:t>
-      </w:r>
-      <w:r>
-        <w:t xml:space="preserve">the correct answer is</w:t>
-      </w:r>
-      <w:r>
-        <w:t xml:space="preserve"> </w:t>
-      </w:r>
-      <w:r>
-        <w:t xml:space="preserve">present in the pool</w:t>
-      </w:r>
-      <w:r>
-        <w:t xml:space="preserve"> </w:t>
-      </w:r>
-      <w:r>
-        <w:rPr>
-          <w:i/>
-          <w:iCs/>
-        </w:rPr>
-        <w:t xml:space="preserve">and</w:t>
-      </w:r>
-      <w:r>
-        <w:t xml:space="preserve"> </w:t>
-      </w:r>
-      <w:r>
-        <w:t xml:space="preserve">the signal is separable, occupied</w:t>
+        <w:t xml:space="preserve">Section </w:t>
+      </w:r>
+      <w:hyperlink w:anchor="sec:window">
+        <w:r>
+          <w:rPr>
+            <w:rStyle w:val="Hyperlink"/>
+          </w:rPr>
+          <w:t xml:space="preserve">8.8</w:t>
+        </w:r>
+      </w:hyperlink>
+      <w:r>
+        <w:t xml:space="preserve"> </w:t>
+      </w:r>
+      <w:r>
+        <w:t xml:space="preserve">measures the stratum this</w:t>
+      </w:r>
+      <w:r>
+        <w:t xml:space="preserve"> </w:t>
+      </w:r>
+      <w:r>
+        <w:t xml:space="preserve">whole family of methods can act on at</w:t>
       </w:r>
       <w:r>
         <w:t xml:space="preserve"> </w:t>
@@ -17911,7 +19423,7 @@
       </w:r>
       <m:oMath>
         <m:r>
-          <m:t>5</m:t>
+          <m:t>7.5</m:t>
         </m:r>
         <m:r>
           <m:rPr>
@@ -17924,141 +19436,144 @@
         <w:t xml:space="preserve"> </w:t>
       </w:r>
       <w:r>
-        <w:t xml:space="preserve">of items at</w:t>
-      </w:r>
-      <w:r>
-        <w:t xml:space="preserve"> </w:t>
-      </w:r>
-      <w:r>
-        <w:rPr>
-          <w:i/>
-          <w:iCs/>
-        </w:rPr>
-        <w:t xml:space="preserve">every</w:t>
-      </w:r>
-      <w:r>
-        <w:t xml:space="preserve"> </w:t>
-      </w:r>
-      <w:r>
-        <w:t xml:space="preserve">difficulty level: as items harden, they pass directly from</w:t>
-      </w:r>
-      <w:r>
-        <w:t xml:space="preserve"> </w:t>
-      </w:r>
-      <w:r>
-        <w:t xml:space="preserve">saturated (plurality right) to capability-limited (the correct answer never</w:t>
-      </w:r>
-      <w:r>
-        <w:t xml:space="preserve"> </w:t>
-      </w:r>
-      <w:r>
-        <w:t xml:space="preserve">sampled:</w:t>
-      </w:r>
-      <w:r>
-        <w:t xml:space="preserve"> </w:t>
-      </w:r>
-      <m:oMath>
-        <m:r>
-          <m:t>0</m:t>
-        </m:r>
-      </m:oMath>
-      <w:r>
-        <w:t xml:space="preserve"> </w:t>
-      </w:r>
-      <w:r>
-        <w:t xml:space="preserve">of</w:t>
-      </w:r>
-      <w:r>
-        <w:t xml:space="preserve"> </w:t>
-      </w:r>
-      <m:oMath>
-        <m:r>
-          <m:t>6</m:t>
-        </m:r>
-      </m:oMath>
-      <w:r>
-        <w:t xml:space="preserve"> </w:t>
-      </w:r>
-      <w:r>
-        <w:t xml:space="preserve">plurality-wrong AIME items had it in</w:t>
-      </w:r>
-      <w:r>
-        <w:t xml:space="preserve"> </w:t>
-      </w:r>
-      <m:oMath>
-        <m:r>
-          <m:t>16</m:t>
-        </m:r>
-      </m:oMath>
-      <w:r>
-        <w:t xml:space="preserve"> </w:t>
-      </w:r>
-      <w:r>
-        <w:t xml:space="preserve">draws), and the</w:t>
-      </w:r>
-      <w:r>
-        <w:t xml:space="preserve"> </w:t>
-      </w:r>
-      <w:r>
-        <w:t xml:space="preserve">addressable band between the two regimes does not widen. Classifying all</w:t>
-      </w:r>
-      <w:r>
-        <w:t xml:space="preserve"> </w:t>
-      </w:r>
-      <m:oMath>
-        <m:r>
-          <m:t>16</m:t>
-        </m:r>
-      </m:oMath>
-      <w:r>
-        <w:t xml:space="preserve"> </w:t>
-      </w:r>
-      <w:r>
-        <w:t xml:space="preserve">decisive items by error shape,</w:t>
-      </w:r>
-      <w:r>
-        <w:t xml:space="preserve"> </w:t>
-      </w:r>
-      <m:oMath>
-        <m:r>
-          <m:t>7</m:t>
-        </m:r>
-      </m:oMath>
-      <w:r>
-        <w:t xml:space="preserve"> </w:t>
-      </w:r>
-      <w:r>
-        <w:t xml:space="preserve">were stable-wrong (a tight wrong cluster,</w:t>
-      </w:r>
-      <w:r>
-        <w:t xml:space="preserve"> </w:t>
-      </w:r>
-      <w:r>
-        <w:t xml:space="preserve">the two-world regime where no label-free signal can help) and</w:t>
-      </w:r>
-      <w:r>
-        <w:t xml:space="preserve"> </w:t>
-      </w:r>
-      <m:oMath>
-        <m:r>
-          <m:t>9</m:t>
-        </m:r>
-      </m:oMath>
-      <w:r>
-        <w:t xml:space="preserve"> </w:t>
-      </w:r>
-      <w:r>
-        <w:t xml:space="preserve">were</w:t>
-      </w:r>
-      <w:r>
-        <w:t xml:space="preserve"> </w:t>
-      </w:r>
-      <w:r>
-        <w:t xml:space="preserve">scattered (</w:t>
-      </w:r>
-      <m:oMath>
-        <m:r>
-          <m:t>6</m:t>
+        <w:t xml:space="preserve">of items on every substrate</w:t>
+      </w:r>
+      <w:r>
+        <w:t xml:space="preserve"> </w:t>
+      </w:r>
+      <w:r>
+        <w:t xml:space="preserve">tried, in two domains, with no widening as items harden: they pass from</w:t>
+      </w:r>
+      <w:r>
+        <w:t xml:space="preserve"> </w:t>
+      </w:r>
+      <w:r>
+        <w:t xml:space="preserve">saturated straight to capability-limited. Two consequences follow for the</w:t>
+      </w:r>
+      <w:r>
+        <w:t xml:space="preserve"> </w:t>
+      </w:r>
+      <w:r>
+        <w:t xml:space="preserve">method proposed here. First, abstention is not a conservative compromise but</w:t>
+      </w:r>
+      <w:r>
+        <w:t xml:space="preserve"> </w:t>
+      </w:r>
+      <w:r>
+        <w:t xml:space="preserve">the only correct default, and the measured cost of acting anyway was negative</w:t>
+      </w:r>
+      <w:r>
+        <w:t xml:space="preserve"> </w:t>
+      </w:r>
+      <w:r>
+        <w:t xml:space="preserve">on both real substrates (best-single-confidence loses</w:t>
+      </w:r>
+      <w:r>
+        <w:t xml:space="preserve"> </w:t>
+      </w:r>
+      <m:oMath>
+        <m:r>
+          <m:t>4.5</m:t>
+        </m:r>
+      </m:oMath>
+      <w:r>
+        <w:t xml:space="preserve"> </w:t>
+      </w:r>
+      <w:r>
+        <w:t xml:space="preserve">points in</w:t>
+      </w:r>
+      <w:r>
+        <w:t xml:space="preserve"> </w:t>
+      </w:r>
+      <w:r>
+        <w:t xml:space="preserve">Table </w:t>
+      </w:r>
+      <w:hyperlink w:anchor="tab:hard">
+        <w:r>
+          <w:rPr>
+            <w:rStyle w:val="Hyperlink"/>
+          </w:rPr>
+          <w:t xml:space="preserve">5</w:t>
+        </w:r>
+      </w:hyperlink>
+      <w:r>
+        <w:t xml:space="preserve"> </w:t>
+      </w:r>
+      <w:r>
+        <w:t xml:space="preserve">where the dead zone holds</w:t>
+      </w:r>
+      <w:r>
+        <w:t xml:space="preserve"> </w:t>
+      </w:r>
+      <w:r>
+        <w:rPr>
+          <w:smallCaps/>
+        </w:rPr>
+        <w:t xml:space="preserve">tact</w:t>
+      </w:r>
+      <w:r>
+        <w:t xml:space="preserve"> </w:t>
+      </w:r>
+      <w:r>
+        <w:t xml:space="preserve">at the</w:t>
+      </w:r>
+      <w:r>
+        <w:t xml:space="preserve"> </w:t>
+      </w:r>
+      <w:r>
+        <w:rPr>
+          <w:smallCaps/>
+        </w:rPr>
+        <w:t xml:space="preserve">sc</w:t>
+      </w:r>
+      <w:r>
+        <w:t xml:space="preserve"> </w:t>
+      </w:r>
+      <w:r>
+        <w:t xml:space="preserve">floor).</w:t>
+      </w:r>
+      <w:r>
+        <w:t xml:space="preserve"> </w:t>
+      </w:r>
+      <w:r>
+        <w:t xml:space="preserve">Second, an aggregation gain of the size reported on the synthetic harness is</w:t>
+      </w:r>
+      <w:r>
+        <w:t xml:space="preserve"> </w:t>
+      </w:r>
+      <w:r>
+        <w:t xml:space="preserve">not measurable on a benchmark of a few hundred items at these window widths,</w:t>
+      </w:r>
+      <w:r>
+        <w:t xml:space="preserve"> </w:t>
+      </w:r>
+      <w:r>
+        <w:t xml:space="preserve">which is why the real-trace claim in this paper is confined to the premise</w:t>
+      </w:r>
+      <w:r>
+        <w:t xml:space="preserve"> </w:t>
+      </w:r>
+      <w:r>
+        <w:t xml:space="preserve">(the channel exists and is signed) and to the abstention behaviour, and does</w:t>
+      </w:r>
+      <w:r>
+        <w:t xml:space="preserve"> </w:t>
+      </w:r>
+      <w:r>
+        <w:t xml:space="preserve">not extend to accuracy. Demonstrating the gain needs a (model, benchmark)</w:t>
+      </w:r>
+      <w:r>
+        <w:t xml:space="preserve"> </w:t>
+      </w:r>
+      <w:r>
+        <w:t xml:space="preserve">pair whose plurality is wrong on</w:t>
+      </w:r>
+      <w:r>
+        <w:t xml:space="preserve"> </w:t>
+      </w:r>
+      <m:oMath>
+        <m:r>
+          <m:t>30</m:t>
         </m:r>
       </m:oMath>
       <w:r>
@@ -18066,66 +19581,42 @@
       </w:r>
       <m:oMath>
         <m:r>
-          <m:t>8</m:t>
-        </m:r>
-      </m:oMath>
-      <w:r>
-        <w:t xml:space="preserve"> </w:t>
-      </w:r>
-      <w:r>
-        <w:t xml:space="preserve">distinct answers, a capability wall that diversity</w:t>
-      </w:r>
-      <w:r>
-        <w:t xml:space="preserve"> </w:t>
-      </w:r>
-      <w:r>
-        <w:t xml:space="preserve">interventions cannot cross, since diversity is already maximal). Under this</w:t>
-      </w:r>
-      <w:r>
-        <w:t xml:space="preserve"> </w:t>
-      </w:r>
-      <w:r>
-        <w:t xml:space="preserve">accounting, abstention is not a conservative compromise but the</w:t>
-      </w:r>
-      <w:r>
-        <w:t xml:space="preserve"> </w:t>
-      </w:r>
-      <w:r>
-        <w:rPr>
-          <w:i/>
-          <w:iCs/>
-        </w:rPr>
-        <w:t xml:space="preserve">only</w:t>
-      </w:r>
-      <w:r>
-        <w:t xml:space="preserve"> </w:t>
-      </w:r>
-      <w:r>
-        <w:t xml:space="preserve">correct default: on the confirmatory substrate the largest measured effect of</w:t>
-      </w:r>
-      <w:r>
-        <w:t xml:space="preserve"> </w:t>
-      </w:r>
-      <w:r>
-        <w:t xml:space="preserve">acting anyway was negative (the best-single-confidence baseline loses</w:t>
-      </w:r>
-      <w:r>
-        <w:t xml:space="preserve"> </w:t>
-      </w:r>
-      <m:oMath>
-        <m:r>
-          <m:t>4.5</m:t>
-        </m:r>
-      </m:oMath>
-      <w:r>
-        <w:t xml:space="preserve"> </w:t>
-      </w:r>
-      <w:r>
-        <w:t xml:space="preserve">points where</w:t>
-      </w:r>
-      <w:r>
-        <w:t xml:space="preserve"> </w:t>
-      </w:r>
+          <m:t>60</m:t>
+        </m:r>
+        <m:r>
+          <m:rPr>
+            <m:sty m:val="p"/>
+          </m:rPr>
+          <m:t>%</m:t>
+        </m:r>
+      </m:oMath>
+      <w:r>
+        <w:t xml:space="preserve"> </w:t>
+      </w:r>
+      <w:r>
+        <w:t xml:space="preserve">of items with the correct answer</w:t>
+      </w:r>
+      <w:r>
+        <w:t xml:space="preserve"> </w:t>
+      </w:r>
+      <w:r>
+        <w:t xml:space="preserve">still reachable, and no pair tried here satisfies both.</w:t>
+      </w:r>
+    </w:p>
+    <w:bookmarkEnd w:id="67"/>
+    <w:bookmarkStart w:id="68" w:name="conclusion"/>
+    <w:p>
+      <w:pPr>
+        <w:pStyle w:val="Heading1"/>
+      </w:pPr>
+      <w:r>
+        <w:t xml:space="preserve">Conclusion</w:t>
+      </w:r>
+    </w:p>
+    <w:p>
+      <w:pPr>
+        <w:pStyle w:val="FirstParagraph"/>
+      </w:pPr>
       <w:r>
         <w:rPr>
           <w:smallCaps/>
@@ -18133,22 +19624,40 @@
         <w:t xml:space="preserve">tact</w:t>
       </w:r>
       <w:r>
-        <w:t xml:space="preserve">’s dead zone holds it exactly at the</w:t>
-      </w:r>
-      <w:r>
-        <w:t xml:space="preserve"> </w:t>
-      </w:r>
-      <w:r>
-        <w:rPr>
-          <w:smallCaps/>
-        </w:rPr>
-        <w:t xml:space="preserve">sc</w:t>
-      </w:r>
-      <w:r>
-        <w:t xml:space="preserve"> </w:t>
-      </w:r>
-      <w:r>
-        <w:t xml:space="preserve">floor).</w:t>
+        <w:t xml:space="preserve"> </w:t>
+      </w:r>
+      <w:r>
+        <w:t xml:space="preserve">turns</w:t>
+      </w:r>
+      <w:r>
+        <w:t xml:space="preserve"> </w:t>
+      </w:r>
+      <w:r>
+        <w:t xml:space="preserve">“how much should this model’s confidence be trusted?”</w:t>
+      </w:r>
+      <w:r>
+        <w:t xml:space="preserve"> </w:t>
+      </w:r>
+      <w:r>
+        <w:t xml:space="preserve">into a measured, signed, uncertainty-aware quantity with exact fallbacks at both ends, plain self-consistency when the evidence is absent and CISC when it is at full strength, and shows that the sign, long unrepresentable in this family of methods, can be recovered without any labels under stated and tested conditions. The accompanying impossibility results draw the boundary that any future per-item method must respect, and the falsification protocol, having already killed one of the author’s own systems, is offered as the more portable contribution.</w:t>
+      </w:r>
+    </w:p>
+    <w:bookmarkEnd w:id="68"/>
+    <w:bookmarkStart w:id="69" w:name="references"/>
+    <w:p>
+      <w:pPr>
+        <w:pStyle w:val="Heading1"/>
+      </w:pPr>
+      <w:r>
+        <w:t xml:space="preserve">References</w:t>
+      </w:r>
+    </w:p>
+    <w:p>
+      <w:pPr>
+        <w:pStyle w:val="FirstParagraph"/>
+      </w:pPr>
+      <w:r>
+        <w:t xml:space="preserve">99</w:t>
       </w:r>
     </w:p>
     <w:p>
@@ -18156,524 +19665,32 @@
         <w:pStyle w:val="BodyText"/>
       </w:pPr>
       <w:r>
-        <w:t xml:space="preserve">The natural hypothesis is that the window widens wherever an external anchor</w:t>
-      </w:r>
-      <w:r>
-        <w:t xml:space="preserve"> </w:t>
-      </w:r>
-      <w:r>
-        <w:t xml:space="preserve">is cheap, since a passing test is a real per-sample signal rather than a</w:t>
-      </w:r>
-      <w:r>
-        <w:t xml:space="preserve"> </w:t>
-      </w:r>
-      <w:r>
-        <w:t xml:space="preserve">model-relative one. That hypothesis was tested and does not hold. On</w:t>
-      </w:r>
-      <w:r>
-        <w:t xml:space="preserve"> </w:t>
-      </w:r>
-      <m:oMath>
-        <m:r>
-          <m:t>40</m:t>
-        </m:r>
-      </m:oMath>
-      <w:r>
-        <w:t xml:space="preserve"> </w:t>
-      </w:r>
-      <w:r>
-        <w:t xml:space="preserve">LeetCode Medium/Hard problems</w:t>
-      </w:r>
-      <w:r>
-        <w:t xml:space="preserve"> </w:t>
-      </w:r>
-      <w:r>
-        <w:t xml:space="preserve"> </w:t>
-      </w:r>
-      <w:r>
-        <w:t xml:space="preserve">with</w:t>
-      </w:r>
-      <w:r>
-        <w:t xml:space="preserve"> </w:t>
-      </w:r>
-      <m:oMath>
-        <m:r>
-          <m:t>8</m:t>
-        </m:r>
-      </m:oMath>
-      <w:r>
-        <w:t xml:space="preserve"> </w:t>
-      </w:r>
-      <w:r>
-        <w:t xml:space="preserve">candidate</w:t>
-      </w:r>
-      <w:r>
-        <w:t xml:space="preserve"> </w:t>
-      </w:r>
-      <w:r>
-        <w:t xml:space="preserve">solutions each, graded against the benchmark’s own hidden suites, the window</w:t>
-      </w:r>
-      <w:r>
-        <w:t xml:space="preserve"> </w:t>
-      </w:r>
-      <w:r>
-        <w:t xml:space="preserve">(oracle minus the largest-behavioural-cluster baseline) measures</w:t>
-      </w:r>
-      <w:r>
-        <w:t xml:space="preserve"> </w:t>
-      </w:r>
-      <m:oMath>
-        <m:r>
-          <m:t>3</m:t>
-        </m:r>
-        <m:r>
-          <m:rPr>
-            <m:sty m:val="p"/>
-          </m:rPr>
-          <m:t>/</m:t>
-        </m:r>
-        <m:r>
-          <m:t>40</m:t>
-        </m:r>
-        <m:r>
-          <m:rPr>
-            <m:sty m:val="p"/>
-          </m:rPr>
-          <m:t>=</m:t>
-        </m:r>
-        <m:r>
-          <m:t>7.5</m:t>
-        </m:r>
-        <m:r>
-          <m:rPr>
-            <m:sty m:val="p"/>
-          </m:rPr>
-          <m:t>%</m:t>
-        </m:r>
-      </m:oMath>
-      <w:r>
-        <w:t xml:space="preserve"> </w:t>
-      </w:r>
-      <w:r>
-        <w:t xml:space="preserve">(CI</w:t>
-      </w:r>
-      <m:oMath>
-        <m:sSub>
-          <m:e>
-            <m:r>
-              <m:t>​</m:t>
-            </m:r>
-          </m:e>
-          <m:sub>
-            <m:r>
-              <m:t>95</m:t>
-            </m:r>
-          </m:sub>
-        </m:sSub>
-      </m:oMath>
-      <w:r>
-        <w:t xml:space="preserve"> </w:t>
-      </w:r>
-      <m:oMath>
-        <m:r>
-          <m:t>2.6</m:t>
-        </m:r>
-      </m:oMath>
-      <w:r>
-        <w:t xml:space="preserve">–</w:t>
-      </w:r>
-      <m:oMath>
-        <m:r>
-          <m:t>19.9</m:t>
-        </m:r>
-        <m:r>
-          <m:rPr>
-            <m:sty m:val="p"/>
-          </m:rPr>
-          <m:t>%</m:t>
-        </m:r>
-      </m:oMath>
-      <w:r>
-        <w:t xml:space="preserve">), against</w:t>
-      </w:r>
-      <w:r>
-        <w:t xml:space="preserve"> </w:t>
-      </w:r>
-      <m:oMath>
-        <m:r>
-          <m:t>3.56</m:t>
-        </m:r>
-        <m:r>
-          <m:rPr>
-            <m:sty m:val="p"/>
-          </m:rPr>
-          <m:t>%</m:t>
-        </m:r>
-      </m:oMath>
-      <w:r>
-        <w:t xml:space="preserve"> </w:t>
-      </w:r>
-      <w:r>
-        <w:t xml:space="preserve">recomputed from</w:t>
-      </w:r>
-      <w:r>
-        <w:t xml:space="preserve"> </w:t>
-      </w:r>
-      <w:r>
-        <w:t xml:space="preserve">published HumanEval+/MBPP+ tables and</w:t>
-      </w:r>
-      <w:r>
-        <w:t xml:space="preserve"> </w:t>
-      </w:r>
-      <m:oMath>
-        <m:r>
-          <m:t>2</m:t>
-        </m:r>
-      </m:oMath>
-      <w:r>
-        <w:t xml:space="preserve">–</w:t>
-      </w:r>
-      <m:oMath>
-        <m:r>
-          <m:t>5</m:t>
-        </m:r>
-        <m:r>
-          <m:rPr>
-            <m:sty m:val="p"/>
-          </m:rPr>
-          <m:t>%</m:t>
-        </m:r>
-      </m:oMath>
-      <w:r>
-        <w:t xml:space="preserve"> </w:t>
-      </w:r>
-      <w:r>
-        <w:t xml:space="preserve">for label-free QA. The</w:t>
-      </w:r>
-      <w:r>
-        <w:t xml:space="preserve"> </w:t>
-      </w:r>
-      <w:r>
-        <w:t xml:space="preserve">composition is the same shape as well:</w:t>
-      </w:r>
-      <w:r>
-        <w:t xml:space="preserve"> </w:t>
-      </w:r>
-      <m:oMath>
-        <m:r>
-          <m:t>75</m:t>
-        </m:r>
-        <m:r>
-          <m:rPr>
-            <m:sty m:val="p"/>
-          </m:rPr>
-          <m:t>%</m:t>
-        </m:r>
-      </m:oMath>
-      <w:r>
-        <w:t xml:space="preserve"> </w:t>
-      </w:r>
-      <w:r>
-        <w:t xml:space="preserve">saturated,</w:t>
-      </w:r>
-      <w:r>
-        <w:t xml:space="preserve"> </w:t>
-      </w:r>
-      <m:oMath>
-        <m:r>
-          <m:t>18</m:t>
-        </m:r>
-        <m:r>
-          <m:rPr>
-            <m:sty m:val="p"/>
-          </m:rPr>
-          <m:t>%</m:t>
-        </m:r>
-      </m:oMath>
-      <w:r>
-        <w:t xml:space="preserve"> </w:t>
-      </w:r>
-      <w:r>
-        <w:t xml:space="preserve">capability</w:t>
-      </w:r>
-      <w:r>
-        <w:t xml:space="preserve"> </w:t>
-      </w:r>
-      <w:r>
-        <w:t xml:space="preserve">wall,</w:t>
-      </w:r>
-      <w:r>
-        <w:t xml:space="preserve"> </w:t>
-      </w:r>
-      <m:oMath>
-        <m:r>
-          <m:t>8</m:t>
-        </m:r>
-        <m:r>
-          <m:rPr>
-            <m:sty m:val="p"/>
-          </m:rPr>
-          <m:t>%</m:t>
-        </m:r>
-      </m:oMath>
-      <w:r>
-        <w:t xml:space="preserve"> </w:t>
-      </w:r>
-      <w:r>
-        <w:t xml:space="preserve">rescuable. Raising the candidate budget does not open it: the</w:t>
-      </w:r>
-      <w:r>
-        <w:t xml:space="preserve"> </w:t>
-      </w:r>
-      <w:r>
-        <w:t xml:space="preserve">seven capability-wall problems produced zero correct solutions in</w:t>
-      </w:r>
-      <w:r>
-        <w:t xml:space="preserve"> </w:t>
-      </w:r>
-      <m:oMath>
-        <m:r>
-          <m:t>224</m:t>
-        </m:r>
-      </m:oMath>
-      <w:r>
-        <w:t xml:space="preserve"> </w:t>
-      </w:r>
-      <w:r>
-        <w:t xml:space="preserve">further attempts (per-problem</w:t>
-      </w:r>
-      <w:r>
-        <w:t xml:space="preserve"> </w:t>
-      </w:r>
-      <m:oMath>
-        <m:r>
-          <m:t>95</m:t>
-        </m:r>
-        <m:r>
-          <m:rPr>
-            <m:sty m:val="p"/>
-          </m:rPr>
-          <m:t>%</m:t>
-        </m:r>
-      </m:oMath>
-      <w:r>
-        <w:t xml:space="preserve"> </w:t>
-      </w:r>
-      <w:r>
-        <w:t xml:space="preserve">upper bound on the pass rate</w:t>
-      </w:r>
-      <w:r>
-        <w:t xml:space="preserve"> </w:t>
-      </w:r>
-      <m:oMath>
-        <m:r>
-          <m:t>0.088</m:t>
-        </m:r>
-      </m:oMath>
-      <w:r>
-        <w:t xml:space="preserve">),</w:t>
-      </w:r>
-      <w:r>
-        <w:t xml:space="preserve"> </w:t>
-      </w:r>
-      <w:r>
-        <w:t xml:space="preserve">and extrapolating oracle@</w:t>
-      </w:r>
-      <m:oMath>
-        <m:r>
-          <m:t>N</m:t>
-        </m:r>
-      </m:oMath>
-      <w:r>
-        <w:t xml:space="preserve"> </w:t>
-      </w:r>
-      <w:r>
-        <w:t xml:space="preserve">shows the window saturating by</w:t>
-      </w:r>
-      <w:r>
-        <w:t xml:space="preserve"> </w:t>
-      </w:r>
-      <m:oMath>
-        <m:r>
-          <m:t>N</m:t>
-        </m:r>
-        <m:r>
-          <m:rPr>
-            <m:sty m:val="p"/>
-          </m:rPr>
-          <m:t>=</m:t>
-        </m:r>
-        <m:r>
-          <m:t>32</m:t>
-        </m:r>
-      </m:oMath>
-      <w:r>
-        <w:t xml:space="preserve">.</w:t>
-      </w:r>
-      <w:r>
-        <w:t xml:space="preserve"> </w:t>
-      </w:r>
-      <w:r>
-        <w:t xml:space="preserve">Executable ground truth buys a slightly wider window, not a different regime.</w:t>
-      </w:r>
-      <w:r>
-        <w:t xml:space="preserve"> </w:t>
-      </w:r>
-      <w:r>
-        <w:t xml:space="preserve">One precaution deserves reporting with that number, since it nearly inverted</w:t>
-      </w:r>
-      <w:r>
-        <w:t xml:space="preserve"> </w:t>
-      </w:r>
-      <w:r>
-        <w:t xml:space="preserve">it: the grading harness was first validated against the benchmark’s own</w:t>
-      </w:r>
-      <w:r>
-        <w:t xml:space="preserve"> </w:t>
-      </w:r>
-      <w:r>
-        <w:t xml:space="preserve">reference solutions, of which</w:t>
-      </w:r>
-      <w:r>
-        <w:t xml:space="preserve"> </w:t>
-      </w:r>
-      <m:oMath>
-        <m:r>
-          <m:t>178</m:t>
-        </m:r>
-      </m:oMath>
-      <w:r>
-        <w:t xml:space="preserve"> </w:t>
-      </w:r>
-      <w:r>
-        <w:t xml:space="preserve">of</w:t>
-      </w:r>
-      <w:r>
-        <w:t xml:space="preserve"> </w:t>
-      </w:r>
-      <m:oMath>
-        <m:r>
-          <m:t>180</m:t>
-        </m:r>
-      </m:oMath>
-      <w:r>
-        <w:t xml:space="preserve"> </w:t>
-      </w:r>
-      <w:r>
-        <w:t xml:space="preserve">pass under the sandbox’s</w:t>
-      </w:r>
-      <w:r>
-        <w:t xml:space="preserve"> </w:t>
-      </w:r>
-      <w:r>
-        <w:t xml:space="preserve">resource limits. An earlier version of the same harness failed</w:t>
-      </w:r>
-      <w:r>
-        <w:t xml:space="preserve"> </w:t>
-      </w:r>
-      <m:oMath>
-        <m:r>
-          <m:t>100</m:t>
-        </m:r>
-        <m:r>
-          <m:rPr>
-            <m:sty m:val="p"/>
-          </m:rPr>
-          <m:t>%</m:t>
-        </m:r>
-      </m:oMath>
-      <w:r>
-        <w:t xml:space="preserve"> </w:t>
-      </w:r>
-      <w:r>
-        <w:t xml:space="preserve">of</w:t>
-      </w:r>
-      <w:r>
-        <w:t xml:space="preserve"> </w:t>
-      </w:r>
-      <w:r>
-        <w:t xml:space="preserve">executions because the host rejects one of the requested limits outright, a</w:t>
-      </w:r>
-      <w:r>
-        <w:t xml:space="preserve"> </w:t>
-      </w:r>
-      <w:r>
-        <w:t xml:space="preserve">condition that surfaces as a candidate failure rather than as an error. Any</w:t>
-      </w:r>
-      <w:r>
-        <w:t xml:space="preserve"> </w:t>
-      </w:r>
-      <w:r>
-        <w:t xml:space="preserve">study that grades by execution should report its reference-solution pass rate</w:t>
-      </w:r>
-      <w:r>
-        <w:t xml:space="preserve"> </w:t>
-      </w:r>
-      <w:r>
-        <w:t xml:space="preserve">for the same reason a calibration curve is reported: without it, a broken</w:t>
-      </w:r>
-      <w:r>
-        <w:t xml:space="preserve"> </w:t>
-      </w:r>
-      <w:r>
-        <w:t xml:space="preserve">harness and a capability wall are indistinguishable.</w:t>
-      </w:r>
-    </w:p>
-    <w:bookmarkEnd w:id="63"/>
-    <w:bookmarkStart w:id="64" w:name="conclusion"/>
-    <w:p>
-      <w:pPr>
-        <w:pStyle w:val="Heading1"/>
-      </w:pPr>
-      <w:r>
-        <w:t xml:space="preserve">Conclusion</w:t>
-      </w:r>
-    </w:p>
-    <w:p>
-      <w:pPr>
-        <w:pStyle w:val="FirstParagraph"/>
-      </w:pPr>
-      <w:r>
-        <w:rPr>
-          <w:smallCaps/>
-        </w:rPr>
-        <w:t xml:space="preserve">tact</w:t>
-      </w:r>
-      <w:r>
-        <w:t xml:space="preserve"> </w:t>
-      </w:r>
-      <w:r>
-        <w:t xml:space="preserve">turns</w:t>
-      </w:r>
-      <w:r>
-        <w:t xml:space="preserve"> </w:t>
-      </w:r>
-      <w:r>
-        <w:t xml:space="preserve">“how much should this model’s confidence be trusted?”</w:t>
-      </w:r>
-      <w:r>
-        <w:t xml:space="preserve"> </w:t>
-      </w:r>
-      <w:r>
-        <w:t xml:space="preserve">into a measured, signed, uncertainty-aware quantity with exact fallbacks at both ends, plain self-consistency when the evidence is absent and CISC when it is at full strength, and shows that the sign, long unrepresentable in this family of methods, can be recovered without any labels under stated and tested conditions. The accompanying impossibility results draw the boundary that any future per-item method must respect, and the falsification protocol, having already killed one of the author’s own systems, is offered as the more portable contribution.</w:t>
-      </w:r>
-    </w:p>
-    <w:bookmarkEnd w:id="64"/>
-    <w:bookmarkStart w:id="65" w:name="references"/>
-    <w:p>
-      <w:pPr>
-        <w:pStyle w:val="Heading1"/>
-      </w:pPr>
-      <w:r>
-        <w:t xml:space="preserve">References</w:t>
-      </w:r>
-    </w:p>
-    <w:p>
-      <w:pPr>
-        <w:pStyle w:val="FirstParagraph"/>
-      </w:pPr>
-      <w:r>
-        <w:t xml:space="preserve">99</w:t>
+        <w:t xml:space="preserve">X. Wang, J. Wei, D. Schuurmans, Q. Le, E. Chi, S. Narang, A. Chowdhery, and D. Zhou,</w:t>
+      </w:r>
+      <w:r>
+        <w:t xml:space="preserve"> </w:t>
+      </w:r>
+      <w:r>
+        <w:t xml:space="preserve">“Self-consistency improves chain of thought reasoning in language models,”</w:t>
+      </w:r>
+      <w:r>
+        <w:t xml:space="preserve"> </w:t>
+      </w:r>
+      <w:r>
+        <w:t xml:space="preserve">in</w:t>
+      </w:r>
+      <w:r>
+        <w:t xml:space="preserve"> </w:t>
+      </w:r>
+      <w:r>
+        <w:rPr>
+          <w:i/>
+          <w:iCs/>
+        </w:rPr>
+        <w:t xml:space="preserve">Proc. ICLR</w:t>
+      </w:r>
+      <w:r>
+        <w:t xml:space="preserve">, 2023.</w:t>
       </w:r>
     </w:p>
     <w:p>
@@ -18681,19 +19698,7 @@
         <w:pStyle w:val="BodyText"/>
       </w:pPr>
       <w:r>
-        <w:t xml:space="preserve">X. Wang, J. Wei, D. Schuurmans, Q. Le, E. Chi, S. Narang, A. Chowdhery, and D. Zhou,</w:t>
-      </w:r>
-      <w:r>
-        <w:t xml:space="preserve"> </w:t>
-      </w:r>
-      <w:r>
-        <w:t xml:space="preserve">“Self-consistency improves chain of thought reasoning in language models,”</w:t>
-      </w:r>
-      <w:r>
-        <w:t xml:space="preserve"> </w:t>
-      </w:r>
-      <w:r>
-        <w:t xml:space="preserve">in</w:t>
+        <w:t xml:space="preserve">A. Taubenfeld</w:t>
       </w:r>
       <w:r>
         <w:t xml:space="preserve"> </w:t>
@@ -18703,10 +19708,35 @@
           <w:i/>
           <w:iCs/>
         </w:rPr>
-        <w:t xml:space="preserve">Proc. ICLR</w:t>
-      </w:r>
-      <w:r>
-        <w:t xml:space="preserve">, 2023.</w:t>
+        <w:t xml:space="preserve">et al.</w:t>
+      </w:r>
+      <w:r>
+        <w:t xml:space="preserve">,</w:t>
+      </w:r>
+      <w:r>
+        <w:t xml:space="preserve"> </w:t>
+      </w:r>
+      <w:r>
+        <w:t xml:space="preserve">“Confidence improves self-consistency in LLMs,”</w:t>
+      </w:r>
+      <w:r>
+        <w:t xml:space="preserve"> </w:t>
+      </w:r>
+      <w:r>
+        <w:t xml:space="preserve">in</w:t>
+      </w:r>
+      <w:r>
+        <w:t xml:space="preserve"> </w:t>
+      </w:r>
+      <w:r>
+        <w:rPr>
+          <w:i/>
+          <w:iCs/>
+        </w:rPr>
+        <w:t xml:space="preserve">Findings of ACL</w:t>
+      </w:r>
+      <w:r>
+        <w:t xml:space="preserve">, 2025, arXiv:2502.06233.</w:t>
       </w:r>
     </w:p>
     <w:p>
@@ -18714,7 +19744,28 @@
         <w:pStyle w:val="BodyText"/>
       </w:pPr>
       <w:r>
-        <w:t xml:space="preserve">A. Taubenfeld</w:t>
+        <w:t xml:space="preserve">P. Aggarwal, A. Madaan, Y. Yang, and Mausam,</w:t>
+      </w:r>
+      <w:r>
+        <w:t xml:space="preserve"> </w:t>
+      </w:r>
+      <w:r>
+        <w:t xml:space="preserve">“Let’s sample step by step: Adaptive-consistency for efficient reasoning and coding with</w:t>
+      </w:r>
+      <w:r>
+        <w:t xml:space="preserve"> </w:t>
+      </w:r>
+      <w:r>
+        <w:t xml:space="preserve">LLMs</w:t>
+      </w:r>
+      <w:r>
+        <w:t xml:space="preserve">,”</w:t>
+      </w:r>
+      <w:r>
+        <w:t xml:space="preserve"> </w:t>
+      </w:r>
+      <w:r>
+        <w:t xml:space="preserve">in</w:t>
       </w:r>
       <w:r>
         <w:t xml:space="preserve"> </w:t>
@@ -18724,35 +19775,10 @@
           <w:i/>
           <w:iCs/>
         </w:rPr>
-        <w:t xml:space="preserve">et al.</w:t>
-      </w:r>
-      <w:r>
-        <w:t xml:space="preserve">,</w:t>
-      </w:r>
-      <w:r>
-        <w:t xml:space="preserve"> </w:t>
-      </w:r>
-      <w:r>
-        <w:t xml:space="preserve">“Confidence improves self-consistency in LLMs,”</w:t>
-      </w:r>
-      <w:r>
-        <w:t xml:space="preserve"> </w:t>
-      </w:r>
-      <w:r>
-        <w:t xml:space="preserve">in</w:t>
-      </w:r>
-      <w:r>
-        <w:t xml:space="preserve"> </w:t>
-      </w:r>
-      <w:r>
-        <w:rPr>
-          <w:i/>
-          <w:iCs/>
-        </w:rPr>
-        <w:t xml:space="preserve">Findings of ACL</w:t>
-      </w:r>
-      <w:r>
-        <w:t xml:space="preserve">, 2025, arXiv:2502.06233.</w:t>
+        <w:t xml:space="preserve">Proc. EMNLP</w:t>
+      </w:r>
+      <w:r>
+        <w:t xml:space="preserve">, 2023, pp. 12375–12396.</w:t>
       </w:r>
     </w:p>
     <w:p>
@@ -18760,28 +19786,7 @@
         <w:pStyle w:val="BodyText"/>
       </w:pPr>
       <w:r>
-        <w:t xml:space="preserve">P. Aggarwal, A. Madaan, Y. Yang, and Mausam,</w:t>
-      </w:r>
-      <w:r>
-        <w:t xml:space="preserve"> </w:t>
-      </w:r>
-      <w:r>
-        <w:t xml:space="preserve">“Let’s sample step by step: Adaptive-consistency for efficient reasoning and coding with</w:t>
-      </w:r>
-      <w:r>
-        <w:t xml:space="preserve"> </w:t>
-      </w:r>
-      <w:r>
-        <w:t xml:space="preserve">LLMs</w:t>
-      </w:r>
-      <w:r>
-        <w:t xml:space="preserve">,”</w:t>
-      </w:r>
-      <w:r>
-        <w:t xml:space="preserve"> </w:t>
-      </w:r>
-      <w:r>
-        <w:t xml:space="preserve">in</w:t>
+        <w:t xml:space="preserve">Y. Li</w:t>
       </w:r>
       <w:r>
         <w:t xml:space="preserve"> </w:t>
@@ -18791,10 +19796,35 @@
           <w:i/>
           <w:iCs/>
         </w:rPr>
-        <w:t xml:space="preserve">Proc. EMNLP</w:t>
-      </w:r>
-      <w:r>
-        <w:t xml:space="preserve">, 2023, pp. 12375–12396.</w:t>
+        <w:t xml:space="preserve">et al.</w:t>
+      </w:r>
+      <w:r>
+        <w:t xml:space="preserve">,</w:t>
+      </w:r>
+      <w:r>
+        <w:t xml:space="preserve"> </w:t>
+      </w:r>
+      <w:r>
+        <w:t xml:space="preserve">“Escape sky-high cost: Early-stopping self-consistency for multi-step reasoning,”</w:t>
+      </w:r>
+      <w:r>
+        <w:t xml:space="preserve"> </w:t>
+      </w:r>
+      <w:r>
+        <w:t xml:space="preserve">in</w:t>
+      </w:r>
+      <w:r>
+        <w:t xml:space="preserve"> </w:t>
+      </w:r>
+      <w:r>
+        <w:rPr>
+          <w:i/>
+          <w:iCs/>
+        </w:rPr>
+        <w:t xml:space="preserve">Proc. ICLR</w:t>
+      </w:r>
+      <w:r>
+        <w:t xml:space="preserve">, 2024.</w:t>
       </w:r>
     </w:p>
     <w:p>
@@ -18802,7 +19832,7 @@
         <w:pStyle w:val="BodyText"/>
       </w:pPr>
       <w:r>
-        <w:t xml:space="preserve">Y. Li</w:t>
+        <w:t xml:space="preserve">S. Kadavath</w:t>
       </w:r>
       <w:r>
         <w:t xml:space="preserve"> </w:t>
@@ -18821,26 +19851,13 @@
         <w:t xml:space="preserve"> </w:t>
       </w:r>
       <w:r>
-        <w:t xml:space="preserve">“Escape sky-high cost: Early-stopping self-consistency for multi-step reasoning,”</w:t>
-      </w:r>
-      <w:r>
-        <w:t xml:space="preserve"> </w:t>
-      </w:r>
-      <w:r>
-        <w:t xml:space="preserve">in</w:t>
-      </w:r>
-      <w:r>
-        <w:t xml:space="preserve"> </w:t>
-      </w:r>
-      <w:r>
-        <w:rPr>
-          <w:i/>
-          <w:iCs/>
-        </w:rPr>
-        <w:t xml:space="preserve">Proc. ICLR</w:t>
-      </w:r>
-      <w:r>
-        <w:t xml:space="preserve">, 2024.</w:t>
+        <w:t xml:space="preserve">“Language models (mostly) know what they know,”</w:t>
+      </w:r>
+      <w:r>
+        <w:t xml:space="preserve"> </w:t>
+      </w:r>
+      <w:r>
+        <w:t xml:space="preserve">arXiv:2207.05221, 2022.</w:t>
       </w:r>
     </w:p>
     <w:p>
@@ -18848,7 +19865,7 @@
         <w:pStyle w:val="BodyText"/>
       </w:pPr>
       <w:r>
-        <w:t xml:space="preserve">S. Kadavath</w:t>
+        <w:t xml:space="preserve">K. Tian</w:t>
       </w:r>
       <w:r>
         <w:t xml:space="preserve"> </w:t>
@@ -18867,13 +19884,26 @@
         <w:t xml:space="preserve"> </w:t>
       </w:r>
       <w:r>
-        <w:t xml:space="preserve">“Language models (mostly) know what they know,”</w:t>
-      </w:r>
-      <w:r>
-        <w:t xml:space="preserve"> </w:t>
-      </w:r>
-      <w:r>
-        <w:t xml:space="preserve">arXiv:2207.05221, 2022.</w:t>
+        <w:t xml:space="preserve">“Just ask for calibration: Strategies for eliciting calibrated confidence scores from language models fine-tuned with human feedback,”</w:t>
+      </w:r>
+      <w:r>
+        <w:t xml:space="preserve"> </w:t>
+      </w:r>
+      <w:r>
+        <w:t xml:space="preserve">in</w:t>
+      </w:r>
+      <w:r>
+        <w:t xml:space="preserve"> </w:t>
+      </w:r>
+      <w:r>
+        <w:rPr>
+          <w:i/>
+          <w:iCs/>
+        </w:rPr>
+        <w:t xml:space="preserve">Proc. EMNLP</w:t>
+      </w:r>
+      <w:r>
+        <w:t xml:space="preserve">, 2023.</w:t>
       </w:r>
     </w:p>
     <w:p>
@@ -18881,7 +19911,7 @@
         <w:pStyle w:val="BodyText"/>
       </w:pPr>
       <w:r>
-        <w:t xml:space="preserve">K. Tian</w:t>
+        <w:t xml:space="preserve">M. Xiong</w:t>
       </w:r>
       <w:r>
         <w:t xml:space="preserve"> </w:t>
@@ -18900,7 +19930,7 @@
         <w:t xml:space="preserve"> </w:t>
       </w:r>
       <w:r>
-        <w:t xml:space="preserve">“Just ask for calibration: Strategies for eliciting calibrated confidence scores from language models fine-tuned with human feedback,”</w:t>
+        <w:t xml:space="preserve">“Can LLMs express their uncertainty? An empirical evaluation of confidence elicitation in LLMs,”</w:t>
       </w:r>
       <w:r>
         <w:t xml:space="preserve"> </w:t>
@@ -18916,10 +19946,10 @@
           <w:i/>
           <w:iCs/>
         </w:rPr>
-        <w:t xml:space="preserve">Proc. EMNLP</w:t>
-      </w:r>
-      <w:r>
-        <w:t xml:space="preserve">, 2023.</w:t>
+        <w:t xml:space="preserve">Proc. ICLR</w:t>
+      </w:r>
+      <w:r>
+        <w:t xml:space="preserve">, 2024.</w:t>
       </w:r>
     </w:p>
     <w:p>
@@ -18927,7 +19957,19 @@
         <w:pStyle w:val="BodyText"/>
       </w:pPr>
       <w:r>
-        <w:t xml:space="preserve">M. Xiong</w:t>
+        <w:t xml:space="preserve">X. Huang, S. Li, M. Yu, M. Sesia, H. Hassani, I. Lee, O. Bastani, and E. Dobriban,</w:t>
+      </w:r>
+      <w:r>
+        <w:t xml:space="preserve"> </w:t>
+      </w:r>
+      <w:r>
+        <w:t xml:space="preserve">“Uncertainty in language models: Assessment through rank-calibration,”</w:t>
+      </w:r>
+      <w:r>
+        <w:t xml:space="preserve"> </w:t>
+      </w:r>
+      <w:r>
+        <w:t xml:space="preserve">in</w:t>
       </w:r>
       <w:r>
         <w:t xml:space="preserve"> </w:t>
@@ -18937,35 +19979,10 @@
           <w:i/>
           <w:iCs/>
         </w:rPr>
-        <w:t xml:space="preserve">et al.</w:t>
-      </w:r>
-      <w:r>
-        <w:t xml:space="preserve">,</w:t>
-      </w:r>
-      <w:r>
-        <w:t xml:space="preserve"> </w:t>
-      </w:r>
-      <w:r>
-        <w:t xml:space="preserve">“Can LLMs express their uncertainty? An empirical evaluation of confidence elicitation in LLMs,”</w:t>
-      </w:r>
-      <w:r>
-        <w:t xml:space="preserve"> </w:t>
-      </w:r>
-      <w:r>
-        <w:t xml:space="preserve">in</w:t>
-      </w:r>
-      <w:r>
-        <w:t xml:space="preserve"> </w:t>
-      </w:r>
-      <w:r>
-        <w:rPr>
-          <w:i/>
-          <w:iCs/>
-        </w:rPr>
-        <w:t xml:space="preserve">Proc. ICLR</w:t>
-      </w:r>
-      <w:r>
-        <w:t xml:space="preserve">, 2024.</w:t>
+        <w:t xml:space="preserve">Proc. EMNLP</w:t>
+      </w:r>
+      <w:r>
+        <w:t xml:space="preserve">, 2024, pp. 284–312.</w:t>
       </w:r>
     </w:p>
     <w:p>
@@ -18973,19 +19990,7 @@
         <w:pStyle w:val="BodyText"/>
       </w:pPr>
       <w:r>
-        <w:t xml:space="preserve">X. Huang, S. Li, M. Yu, M. Sesia, H. Hassani, I. Lee, O. Bastani, and E. Dobriban,</w:t>
-      </w:r>
-      <w:r>
-        <w:t xml:space="preserve"> </w:t>
-      </w:r>
-      <w:r>
-        <w:t xml:space="preserve">“Uncertainty in language models: Assessment through rank-calibration,”</w:t>
-      </w:r>
-      <w:r>
-        <w:t xml:space="preserve"> </w:t>
-      </w:r>
-      <w:r>
-        <w:t xml:space="preserve">in</w:t>
+        <w:t xml:space="preserve">Y. Li</w:t>
       </w:r>
       <w:r>
         <w:t xml:space="preserve"> </w:t>
@@ -18995,10 +20000,35 @@
           <w:i/>
           <w:iCs/>
         </w:rPr>
-        <w:t xml:space="preserve">Proc. EMNLP</w:t>
-      </w:r>
-      <w:r>
-        <w:t xml:space="preserve">, 2024, pp. 284–312.</w:t>
+        <w:t xml:space="preserve">et al.</w:t>
+      </w:r>
+      <w:r>
+        <w:t xml:space="preserve">,</w:t>
+      </w:r>
+      <w:r>
+        <w:t xml:space="preserve"> </w:t>
+      </w:r>
+      <w:r>
+        <w:t xml:space="preserve">“Making language models better reasoners with step-aware verifier,”</w:t>
+      </w:r>
+      <w:r>
+        <w:t xml:space="preserve"> </w:t>
+      </w:r>
+      <w:r>
+        <w:t xml:space="preserve">in</w:t>
+      </w:r>
+      <w:r>
+        <w:t xml:space="preserve"> </w:t>
+      </w:r>
+      <w:r>
+        <w:rPr>
+          <w:i/>
+          <w:iCs/>
+        </w:rPr>
+        <w:t xml:space="preserve">Proc. ACL</w:t>
+      </w:r>
+      <w:r>
+        <w:t xml:space="preserve">, 2023.</w:t>
       </w:r>
     </w:p>
     <w:p>
@@ -19006,7 +20036,19 @@
         <w:pStyle w:val="BodyText"/>
       </w:pPr>
       <w:r>
-        <w:t xml:space="preserve">Y. Li</w:t>
+        <w:t xml:space="preserve">Z. Kang, X. Zhao, and D. Song,</w:t>
+      </w:r>
+      <w:r>
+        <w:t xml:space="preserve"> </w:t>
+      </w:r>
+      <w:r>
+        <w:t xml:space="preserve">“Scalable best-of-N selection for large language models via self-certainty,”</w:t>
+      </w:r>
+      <w:r>
+        <w:t xml:space="preserve"> </w:t>
+      </w:r>
+      <w:r>
+        <w:t xml:space="preserve">in</w:t>
       </w:r>
       <w:r>
         <w:t xml:space="preserve"> </w:t>
@@ -19016,35 +20058,10 @@
           <w:i/>
           <w:iCs/>
         </w:rPr>
-        <w:t xml:space="preserve">et al.</w:t>
-      </w:r>
-      <w:r>
-        <w:t xml:space="preserve">,</w:t>
-      </w:r>
-      <w:r>
-        <w:t xml:space="preserve"> </w:t>
-      </w:r>
-      <w:r>
-        <w:t xml:space="preserve">“Making language models better reasoners with step-aware verifier,”</w:t>
-      </w:r>
-      <w:r>
-        <w:t xml:space="preserve"> </w:t>
-      </w:r>
-      <w:r>
-        <w:t xml:space="preserve">in</w:t>
-      </w:r>
-      <w:r>
-        <w:t xml:space="preserve"> </w:t>
-      </w:r>
-      <w:r>
-        <w:rPr>
-          <w:i/>
-          <w:iCs/>
-        </w:rPr>
-        <w:t xml:space="preserve">Proc. ACL</w:t>
-      </w:r>
-      <w:r>
-        <w:t xml:space="preserve">, 2023.</w:t>
+        <w:t xml:space="preserve">Proc. NeurIPS</w:t>
+      </w:r>
+      <w:r>
+        <w:t xml:space="preserve">, 2025, arXiv:2502.18581.</w:t>
       </w:r>
     </w:p>
     <w:p>
@@ -19052,13 +20069,13 @@
         <w:pStyle w:val="BodyText"/>
       </w:pPr>
       <w:r>
-        <w:t xml:space="preserve">Z. Kang, X. Zhao, and D. Song,</w:t>
-      </w:r>
-      <w:r>
-        <w:t xml:space="preserve"> </w:t>
-      </w:r>
-      <w:r>
-        <w:t xml:space="preserve">“Scalable best-of-N selection for large language models via self-certainty,”</w:t>
+        <w:t xml:space="preserve">J. Kim, N. Yang, K. Min, and K. Jung,</w:t>
+      </w:r>
+      <w:r>
+        <w:t xml:space="preserve"> </w:t>
+      </w:r>
+      <w:r>
+        <w:t xml:space="preserve">“Reliability-aware adaptive self-consistency for efficient sampling in LLM reasoning,”</w:t>
       </w:r>
       <w:r>
         <w:t xml:space="preserve"> </w:t>
@@ -19074,10 +20091,10 @@
           <w:i/>
           <w:iCs/>
         </w:rPr>
-        <w:t xml:space="preserve">Proc. NeurIPS</w:t>
-      </w:r>
-      <w:r>
-        <w:t xml:space="preserve">, 2025, arXiv:2502.18581.</w:t>
+        <w:t xml:space="preserve">Findings of ACL</w:t>
+      </w:r>
+      <w:r>
+        <w:t xml:space="preserve">, 2026, pp. 21575–21590.</w:t>
       </w:r>
     </w:p>
     <w:p>
@@ -19085,19 +20102,7 @@
         <w:pStyle w:val="BodyText"/>
       </w:pPr>
       <w:r>
-        <w:t xml:space="preserve">J. Kim, N. Yang, K. Min, and K. Jung,</w:t>
-      </w:r>
-      <w:r>
-        <w:t xml:space="preserve"> </w:t>
-      </w:r>
-      <w:r>
-        <w:t xml:space="preserve">“Reliability-aware adaptive self-consistency for efficient sampling in LLM reasoning,”</w:t>
-      </w:r>
-      <w:r>
-        <w:t xml:space="preserve"> </w:t>
-      </w:r>
-      <w:r>
-        <w:t xml:space="preserve">in</w:t>
+        <w:t xml:space="preserve">Y. Fu</w:t>
       </w:r>
       <w:r>
         <w:t xml:space="preserve"> </w:t>
@@ -19107,10 +20112,22 @@
           <w:i/>
           <w:iCs/>
         </w:rPr>
-        <w:t xml:space="preserve">Findings of ACL</w:t>
-      </w:r>
-      <w:r>
-        <w:t xml:space="preserve">, 2026, pp. 21575–21590.</w:t>
+        <w:t xml:space="preserve">et al.</w:t>
+      </w:r>
+      <w:r>
+        <w:t xml:space="preserve">,</w:t>
+      </w:r>
+      <w:r>
+        <w:t xml:space="preserve"> </w:t>
+      </w:r>
+      <w:r>
+        <w:t xml:space="preserve">“Deep think with confidence,”</w:t>
+      </w:r>
+      <w:r>
+        <w:t xml:space="preserve"> </w:t>
+      </w:r>
+      <w:r>
+        <w:t xml:space="preserve">arXiv:2508.15260, 2025.</w:t>
       </w:r>
     </w:p>
     <w:p>
@@ -19118,7 +20135,13 @@
         <w:pStyle w:val="BodyText"/>
       </w:pPr>
       <w:r>
-        <w:t xml:space="preserve">Y. Fu</w:t>
+        <w:t xml:space="preserve">A. P. Dawid and A. M. Skene,</w:t>
+      </w:r>
+      <w:r>
+        <w:t xml:space="preserve"> </w:t>
+      </w:r>
+      <w:r>
+        <w:t xml:space="preserve">“Maximum likelihood estimation of observer error-rates using the EM algorithm,”</w:t>
       </w:r>
       <w:r>
         <w:t xml:space="preserve"> </w:t>
@@ -19128,22 +20151,10 @@
           <w:i/>
           <w:iCs/>
         </w:rPr>
-        <w:t xml:space="preserve">et al.</w:t>
-      </w:r>
-      <w:r>
-        <w:t xml:space="preserve">,</w:t>
-      </w:r>
-      <w:r>
-        <w:t xml:space="preserve"> </w:t>
-      </w:r>
-      <w:r>
-        <w:t xml:space="preserve">“Deep think with confidence,”</w:t>
-      </w:r>
-      <w:r>
-        <w:t xml:space="preserve"> </w:t>
-      </w:r>
-      <w:r>
-        <w:t xml:space="preserve">arXiv:2508.15260, 2025.</w:t>
+        <w:t xml:space="preserve">J. Roy. Statist. Soc. C</w:t>
+      </w:r>
+      <w:r>
+        <w:t xml:space="preserve">, vol. 28, no. 1, pp. 20–28, 1979.</w:t>
       </w:r>
     </w:p>
     <w:p>
@@ -19151,13 +20162,7 @@
         <w:pStyle w:val="BodyText"/>
       </w:pPr>
       <w:r>
-        <w:t xml:space="preserve">A. P. Dawid and A. M. Skene,</w:t>
-      </w:r>
-      <w:r>
-        <w:t xml:space="preserve"> </w:t>
-      </w:r>
-      <w:r>
-        <w:t xml:space="preserve">“Maximum likelihood estimation of observer error-rates using the EM algorithm,”</w:t>
+        <w:t xml:space="preserve">J. Whitehill</w:t>
       </w:r>
       <w:r>
         <w:t xml:space="preserve"> </w:t>
@@ -19167,10 +20172,35 @@
           <w:i/>
           <w:iCs/>
         </w:rPr>
-        <w:t xml:space="preserve">J. Roy. Statist. Soc. C</w:t>
-      </w:r>
-      <w:r>
-        <w:t xml:space="preserve">, vol. 28, no. 1, pp. 20–28, 1979.</w:t>
+        <w:t xml:space="preserve">et al.</w:t>
+      </w:r>
+      <w:r>
+        <w:t xml:space="preserve">,</w:t>
+      </w:r>
+      <w:r>
+        <w:t xml:space="preserve"> </w:t>
+      </w:r>
+      <w:r>
+        <w:t xml:space="preserve">“Whose vote should count more: Optimal integration of labels from labelers of unknown expertise,”</w:t>
+      </w:r>
+      <w:r>
+        <w:t xml:space="preserve"> </w:t>
+      </w:r>
+      <w:r>
+        <w:t xml:space="preserve">in</w:t>
+      </w:r>
+      <w:r>
+        <w:t xml:space="preserve"> </w:t>
+      </w:r>
+      <w:r>
+        <w:rPr>
+          <w:i/>
+          <w:iCs/>
+        </w:rPr>
+        <w:t xml:space="preserve">Proc. NeurIPS</w:t>
+      </w:r>
+      <w:r>
+        <w:t xml:space="preserve">, 2009.</w:t>
       </w:r>
     </w:p>
     <w:p>
@@ -19178,7 +20208,19 @@
         <w:pStyle w:val="BodyText"/>
       </w:pPr>
       <w:r>
-        <w:t xml:space="preserve">J. Whitehill</w:t>
+        <w:t xml:space="preserve">D. R. Karger, S. Oh, and D. Shah,</w:t>
+      </w:r>
+      <w:r>
+        <w:t xml:space="preserve"> </w:t>
+      </w:r>
+      <w:r>
+        <w:t xml:space="preserve">“Iterative learning for reliable crowdsourcing systems,”</w:t>
+      </w:r>
+      <w:r>
+        <w:t xml:space="preserve"> </w:t>
+      </w:r>
+      <w:r>
+        <w:t xml:space="preserve">in</w:t>
       </w:r>
       <w:r>
         <w:t xml:space="preserve"> </w:t>
@@ -19188,35 +20230,10 @@
           <w:i/>
           <w:iCs/>
         </w:rPr>
-        <w:t xml:space="preserve">et al.</w:t>
-      </w:r>
-      <w:r>
-        <w:t xml:space="preserve">,</w:t>
-      </w:r>
-      <w:r>
-        <w:t xml:space="preserve"> </w:t>
-      </w:r>
-      <w:r>
-        <w:t xml:space="preserve">“Whose vote should count more: Optimal integration of labels from labelers of unknown expertise,”</w:t>
-      </w:r>
-      <w:r>
-        <w:t xml:space="preserve"> </w:t>
-      </w:r>
-      <w:r>
-        <w:t xml:space="preserve">in</w:t>
-      </w:r>
-      <w:r>
-        <w:t xml:space="preserve"> </w:t>
-      </w:r>
-      <w:r>
-        <w:rPr>
-          <w:i/>
-          <w:iCs/>
-        </w:rPr>
         <w:t xml:space="preserve">Proc. NeurIPS</w:t>
       </w:r>
       <w:r>
-        <w:t xml:space="preserve">, 2009.</w:t>
+        <w:t xml:space="preserve">, 2011.</w:t>
       </w:r>
     </w:p>
     <w:p>
@@ -19224,19 +20241,13 @@
         <w:pStyle w:val="BodyText"/>
       </w:pPr>
       <w:r>
-        <w:t xml:space="preserve">D. R. Karger, S. Oh, and D. Shah,</w:t>
-      </w:r>
-      <w:r>
-        <w:t xml:space="preserve"> </w:t>
-      </w:r>
-      <w:r>
-        <w:t xml:space="preserve">“Iterative learning for reliable crowdsourcing systems,”</w:t>
-      </w:r>
-      <w:r>
-        <w:t xml:space="preserve"> </w:t>
-      </w:r>
-      <w:r>
-        <w:t xml:space="preserve">in</w:t>
+        <w:t xml:space="preserve">F. Parisi, F. Strino, B. Nadler, and Y. Kluger,</w:t>
+      </w:r>
+      <w:r>
+        <w:t xml:space="preserve"> </w:t>
+      </w:r>
+      <w:r>
+        <w:t xml:space="preserve">“Ranking and combining multiple predictors without labeled data,”</w:t>
       </w:r>
       <w:r>
         <w:t xml:space="preserve"> </w:t>
@@ -19246,10 +20257,10 @@
           <w:i/>
           <w:iCs/>
         </w:rPr>
-        <w:t xml:space="preserve">Proc. NeurIPS</w:t>
-      </w:r>
-      <w:r>
-        <w:t xml:space="preserve">, 2011.</w:t>
+        <w:t xml:space="preserve">Proc. Natl. Acad. Sci.</w:t>
+      </w:r>
+      <w:r>
+        <w:t xml:space="preserve">, vol. 111, no. 4, pp. 1253–1258, 2014.</w:t>
       </w:r>
     </w:p>
     <w:p>
@@ -19257,26 +20268,19 @@
         <w:pStyle w:val="BodyText"/>
       </w:pPr>
       <w:r>
-        <w:t xml:space="preserve">F. Parisi, F. Strino, B. Nadler, and Y. Kluger,</w:t>
-      </w:r>
-      <w:r>
-        <w:t xml:space="preserve"> </w:t>
-      </w:r>
-      <w:r>
-        <w:t xml:space="preserve">“Ranking and combining multiple predictors without labeled data,”</w:t>
-      </w:r>
-      <w:r>
-        <w:t xml:space="preserve"> </w:t>
-      </w:r>
-      <w:r>
-        <w:rPr>
-          <w:i/>
-          <w:iCs/>
-        </w:rPr>
-        <w:t xml:space="preserve">Proc. Natl. Acad. Sci.</w:t>
-      </w:r>
-      <w:r>
-        <w:t xml:space="preserve">, vol. 111, no. 4, pp. 1253–1258, 2014.</w:t>
+        <w:t xml:space="preserve">J. Lee, V. Ma, S. Zhao, Y. Nair, A. Spector, R. Cohen, and E. J. Candès,</w:t>
+      </w:r>
+      <w:r>
+        <w:t xml:space="preserve"> </w:t>
+      </w:r>
+      <w:r>
+        <w:t xml:space="preserve">“FUSE: Ensembling verifiers with zero labeled data,”</w:t>
+      </w:r>
+      <w:r>
+        <w:t xml:space="preserve"> </w:t>
+      </w:r>
+      <w:r>
+        <w:t xml:space="preserve">arXiv:2604.18547, 2026.</w:t>
       </w:r>
     </w:p>
     <w:p>
@@ -19284,19 +20288,19 @@
         <w:pStyle w:val="BodyText"/>
       </w:pPr>
       <w:r>
-        <w:t xml:space="preserve">J. Lee, V. Ma, S. Zhao, Y. Nair, A. Spector, R. Cohen, and E. J. Candès,</w:t>
-      </w:r>
-      <w:r>
-        <w:t xml:space="preserve"> </w:t>
-      </w:r>
-      <w:r>
-        <w:t xml:space="preserve">“FUSE: Ensembling verifiers with zero labeled data,”</w:t>
-      </w:r>
-      <w:r>
-        <w:t xml:space="preserve"> </w:t>
-      </w:r>
-      <w:r>
-        <w:t xml:space="preserve">arXiv:2604.18547, 2026.</w:t>
+        <w:t xml:space="preserve">R. Ai, Y. Pan, D. Simchi-Levi, M. Tambe, and H. Xu,</w:t>
+      </w:r>
+      <w:r>
+        <w:t xml:space="preserve"> </w:t>
+      </w:r>
+      <w:r>
+        <w:t xml:space="preserve">“Beyond majority voting: LLM aggregation by leveraging higher-order information,”</w:t>
+      </w:r>
+      <w:r>
+        <w:t xml:space="preserve"> </w:t>
+      </w:r>
+      <w:r>
+        <w:t xml:space="preserve">arXiv:2510.01499, 2025, accepted to ICML 2026.</w:t>
       </w:r>
     </w:p>
     <w:p>
@@ -19304,19 +20308,26 @@
         <w:pStyle w:val="BodyText"/>
       </w:pPr>
       <w:r>
-        <w:t xml:space="preserve">R. Ai, Y. Pan, D. Simchi-Levi, M. Tambe, and H. Xu,</w:t>
-      </w:r>
-      <w:r>
-        <w:t xml:space="preserve"> </w:t>
-      </w:r>
-      <w:r>
-        <w:t xml:space="preserve">“Beyond majority voting: LLM aggregation by leveraging higher-order information,”</w:t>
-      </w:r>
-      <w:r>
-        <w:t xml:space="preserve"> </w:t>
-      </w:r>
-      <w:r>
-        <w:t xml:space="preserve">arXiv:2510.01499, 2025, accepted to ICML 2026.</w:t>
+        <w:t xml:space="preserve">P. van Elteren,</w:t>
+      </w:r>
+      <w:r>
+        <w:t xml:space="preserve"> </w:t>
+      </w:r>
+      <w:r>
+        <w:t xml:space="preserve">“On the combination of independent two-sample tests of Wilcoxon,”</w:t>
+      </w:r>
+      <w:r>
+        <w:t xml:space="preserve"> </w:t>
+      </w:r>
+      <w:r>
+        <w:rPr>
+          <w:i/>
+          <w:iCs/>
+        </w:rPr>
+        <w:t xml:space="preserve">Bull. Int. Statist. Inst.</w:t>
+      </w:r>
+      <w:r>
+        <w:t xml:space="preserve">, vol. 37, pp. 351–361, 1960.</w:t>
       </w:r>
     </w:p>
     <w:p>
@@ -19324,13 +20335,19 @@
         <w:pStyle w:val="BodyText"/>
       </w:pPr>
       <w:r>
-        <w:t xml:space="preserve">P. van Elteren,</w:t>
-      </w:r>
-      <w:r>
-        <w:t xml:space="preserve"> </w:t>
-      </w:r>
-      <w:r>
-        <w:t xml:space="preserve">“On the combination of independent two-sample tests of Wilcoxon,”</w:t>
+        <w:t xml:space="preserve">W. James and C. Stein,</w:t>
+      </w:r>
+      <w:r>
+        <w:t xml:space="preserve"> </w:t>
+      </w:r>
+      <w:r>
+        <w:t xml:space="preserve">“Estimation with quadratic loss,”</w:t>
+      </w:r>
+      <w:r>
+        <w:t xml:space="preserve"> </w:t>
+      </w:r>
+      <w:r>
+        <w:t xml:space="preserve">in</w:t>
       </w:r>
       <w:r>
         <w:t xml:space="preserve"> </w:t>
@@ -19340,10 +20357,10 @@
           <w:i/>
           <w:iCs/>
         </w:rPr>
-        <w:t xml:space="preserve">Bull. Int. Statist. Inst.</w:t>
-      </w:r>
-      <w:r>
-        <w:t xml:space="preserve">, vol. 37, pp. 351–361, 1960.</w:t>
+        <w:t xml:space="preserve">Proc. 4th Berkeley Symp. Math. Statist. Prob.</w:t>
+      </w:r>
+      <w:r>
+        <w:t xml:space="preserve">, 1961, pp. 361–379.</w:t>
       </w:r>
     </w:p>
     <w:p>
@@ -19351,19 +20368,7 @@
         <w:pStyle w:val="BodyText"/>
       </w:pPr>
       <w:r>
-        <w:t xml:space="preserve">W. James and C. Stein,</w:t>
-      </w:r>
-      <w:r>
-        <w:t xml:space="preserve"> </w:t>
-      </w:r>
-      <w:r>
-        <w:t xml:space="preserve">“Estimation with quadratic loss,”</w:t>
-      </w:r>
-      <w:r>
-        <w:t xml:space="preserve"> </w:t>
-      </w:r>
-      <w:r>
-        <w:t xml:space="preserve">in</w:t>
+        <w:t xml:space="preserve">L. Kish,</w:t>
       </w:r>
       <w:r>
         <w:t xml:space="preserve"> </w:t>
@@ -19373,10 +20378,10 @@
           <w:i/>
           <w:iCs/>
         </w:rPr>
-        <w:t xml:space="preserve">Proc. 4th Berkeley Symp. Math. Statist. Prob.</w:t>
-      </w:r>
-      <w:r>
-        <w:t xml:space="preserve">, 1961, pp. 361–379.</w:t>
+        <w:t xml:space="preserve">Survey Sampling</w:t>
+      </w:r>
+      <w:r>
+        <w:t xml:space="preserve">. New York, NY, USA: Wiley, 1965.</w:t>
       </w:r>
     </w:p>
     <w:p>
@@ -19384,7 +20389,13 @@
         <w:pStyle w:val="BodyText"/>
       </w:pPr>
       <w:r>
-        <w:t xml:space="preserve">L. Kish,</w:t>
+        <w:t xml:space="preserve">J. N. K. Rao and A. J. Scott,</w:t>
+      </w:r>
+      <w:r>
+        <w:t xml:space="preserve"> </w:t>
+      </w:r>
+      <w:r>
+        <w:t xml:space="preserve">“The analysis of categorical data from complex sample surveys,”</w:t>
       </w:r>
       <w:r>
         <w:t xml:space="preserve"> </w:t>
@@ -19394,10 +20405,10 @@
           <w:i/>
           <w:iCs/>
         </w:rPr>
-        <w:t xml:space="preserve">Survey Sampling</w:t>
-      </w:r>
-      <w:r>
-        <w:t xml:space="preserve">. New York, NY, USA: Wiley, 1965.</w:t>
+        <w:t xml:space="preserve">J. Amer. Statist. Assoc.</w:t>
+      </w:r>
+      <w:r>
+        <w:t xml:space="preserve">, vol. 76, no. 374, pp. 221–230, 1981.</w:t>
       </w:r>
     </w:p>
     <w:p>
@@ -19405,13 +20416,7 @@
         <w:pStyle w:val="BodyText"/>
       </w:pPr>
       <w:r>
-        <w:t xml:space="preserve">J. N. K. Rao and A. J. Scott,</w:t>
-      </w:r>
-      <w:r>
-        <w:t xml:space="preserve"> </w:t>
-      </w:r>
-      <w:r>
-        <w:t xml:space="preserve">“The analysis of categorical data from complex sample surveys,”</w:t>
+        <w:t xml:space="preserve">K. Cobbe</w:t>
       </w:r>
       <w:r>
         <w:t xml:space="preserve"> </w:t>
@@ -19421,10 +20426,22 @@
           <w:i/>
           <w:iCs/>
         </w:rPr>
-        <w:t xml:space="preserve">J. Amer. Statist. Assoc.</w:t>
-      </w:r>
-      <w:r>
-        <w:t xml:space="preserve">, vol. 76, no. 374, pp. 221–230, 1981.</w:t>
+        <w:t xml:space="preserve">et al.</w:t>
+      </w:r>
+      <w:r>
+        <w:t xml:space="preserve">,</w:t>
+      </w:r>
+      <w:r>
+        <w:t xml:space="preserve"> </w:t>
+      </w:r>
+      <w:r>
+        <w:t xml:space="preserve">“Training verifiers to solve math word problems,”</w:t>
+      </w:r>
+      <w:r>
+        <w:t xml:space="preserve"> </w:t>
+      </w:r>
+      <w:r>
+        <w:t xml:space="preserve">arXiv:2110.14168, 2021.</w:t>
       </w:r>
     </w:p>
     <w:p>
@@ -19432,7 +20449,19 @@
         <w:pStyle w:val="BodyText"/>
       </w:pPr>
       <w:r>
-        <w:t xml:space="preserve">K. Cobbe</w:t>
+        <w:t xml:space="preserve">L. Kuhn, Y. Gal, and S. Farquhar,</w:t>
+      </w:r>
+      <w:r>
+        <w:t xml:space="preserve"> </w:t>
+      </w:r>
+      <w:r>
+        <w:t xml:space="preserve">“Semantic uncertainty: Linguistic invariances for uncertainty estimation in natural language generation,”</w:t>
+      </w:r>
+      <w:r>
+        <w:t xml:space="preserve"> </w:t>
+      </w:r>
+      <w:r>
+        <w:t xml:space="preserve">in</w:t>
       </w:r>
       <w:r>
         <w:t xml:space="preserve"> </w:t>
@@ -19442,22 +20471,10 @@
           <w:i/>
           <w:iCs/>
         </w:rPr>
-        <w:t xml:space="preserve">et al.</w:t>
-      </w:r>
-      <w:r>
-        <w:t xml:space="preserve">,</w:t>
-      </w:r>
-      <w:r>
-        <w:t xml:space="preserve"> </w:t>
-      </w:r>
-      <w:r>
-        <w:t xml:space="preserve">“Training verifiers to solve math word problems,”</w:t>
-      </w:r>
-      <w:r>
-        <w:t xml:space="preserve"> </w:t>
-      </w:r>
-      <w:r>
-        <w:t xml:space="preserve">arXiv:2110.14168, 2021.</w:t>
+        <w:t xml:space="preserve">Proc. ICLR</w:t>
+      </w:r>
+      <w:r>
+        <w:t xml:space="preserve">, 2023.</w:t>
       </w:r>
     </w:p>
     <w:p>
@@ -19465,13 +20482,13 @@
         <w:pStyle w:val="BodyText"/>
       </w:pPr>
       <w:r>
-        <w:t xml:space="preserve">L. Kuhn, Y. Gal, and S. Farquhar,</w:t>
-      </w:r>
-      <w:r>
-        <w:t xml:space="preserve"> </w:t>
-      </w:r>
-      <w:r>
-        <w:t xml:space="preserve">“Semantic uncertainty: Linguistic invariances for uncertainty estimation in natural language generation,”</w:t>
+        <w:t xml:space="preserve">G. Wan, Y. Wu, J. Chen, and S. Li,</w:t>
+      </w:r>
+      <w:r>
+        <w:t xml:space="preserve"> </w:t>
+      </w:r>
+      <w:r>
+        <w:t xml:space="preserve">“Reasoning aware self-consistency: Leveraging reasoning paths for efficient LLM sampling,”</w:t>
       </w:r>
       <w:r>
         <w:t xml:space="preserve"> </w:t>
@@ -19487,10 +20504,10 @@
           <w:i/>
           <w:iCs/>
         </w:rPr>
-        <w:t xml:space="preserve">Proc. ICLR</w:t>
-      </w:r>
-      <w:r>
-        <w:t xml:space="preserve">, 2023.</w:t>
+        <w:t xml:space="preserve">Proc. NAACL</w:t>
+      </w:r>
+      <w:r>
+        <w:t xml:space="preserve">, 2025, pp. 3613–3635.</w:t>
       </w:r>
     </w:p>
     <w:p>
@@ -19498,19 +20515,7 @@
         <w:pStyle w:val="BodyText"/>
       </w:pPr>
       <w:r>
-        <w:t xml:space="preserve">G. Wan, Y. Wu, J. Chen, and S. Li,</w:t>
-      </w:r>
-      <w:r>
-        <w:t xml:space="preserve"> </w:t>
-      </w:r>
-      <w:r>
-        <w:t xml:space="preserve">“Reasoning aware self-consistency: Leveraging reasoning paths for efficient LLM sampling,”</w:t>
-      </w:r>
-      <w:r>
-        <w:t xml:space="preserve"> </w:t>
-      </w:r>
-      <w:r>
-        <w:t xml:space="preserve">in</w:t>
+        <w:t xml:space="preserve">D. Hendrycks</w:t>
       </w:r>
       <w:r>
         <w:t xml:space="preserve"> </w:t>
@@ -19520,10 +20525,35 @@
           <w:i/>
           <w:iCs/>
         </w:rPr>
-        <w:t xml:space="preserve">Proc. NAACL</w:t>
-      </w:r>
-      <w:r>
-        <w:t xml:space="preserve">, 2025, pp. 3613–3635.</w:t>
+        <w:t xml:space="preserve">et al.</w:t>
+      </w:r>
+      <w:r>
+        <w:t xml:space="preserve">,</w:t>
+      </w:r>
+      <w:r>
+        <w:t xml:space="preserve"> </w:t>
+      </w:r>
+      <w:r>
+        <w:t xml:space="preserve">“Measuring mathematical problem solving with the MATH dataset,”</w:t>
+      </w:r>
+      <w:r>
+        <w:t xml:space="preserve"> </w:t>
+      </w:r>
+      <w:r>
+        <w:t xml:space="preserve">in</w:t>
+      </w:r>
+      <w:r>
+        <w:t xml:space="preserve"> </w:t>
+      </w:r>
+      <w:r>
+        <w:rPr>
+          <w:i/>
+          <w:iCs/>
+        </w:rPr>
+        <w:t xml:space="preserve">Proc. NeurIPS Datasets and Benchmarks</w:t>
+      </w:r>
+      <w:r>
+        <w:t xml:space="preserve">, 2021.</w:t>
       </w:r>
     </w:p>
     <w:p>
@@ -19531,7 +20561,7 @@
         <w:pStyle w:val="BodyText"/>
       </w:pPr>
       <w:r>
-        <w:t xml:space="preserve">D. Hendrycks</w:t>
+        <w:t xml:space="preserve">H. Lightman</w:t>
       </w:r>
       <w:r>
         <w:t xml:space="preserve"> </w:t>
@@ -19550,7 +20580,7 @@
         <w:t xml:space="preserve"> </w:t>
       </w:r>
       <w:r>
-        <w:t xml:space="preserve">“Measuring mathematical problem solving with the MATH dataset,”</w:t>
+        <w:t xml:space="preserve">“Let’s verify step by step,”</w:t>
       </w:r>
       <w:r>
         <w:t xml:space="preserve"> </w:t>
@@ -19566,10 +20596,10 @@
           <w:i/>
           <w:iCs/>
         </w:rPr>
-        <w:t xml:space="preserve">Proc. NeurIPS Datasets and Benchmarks</w:t>
-      </w:r>
-      <w:r>
-        <w:t xml:space="preserve">, 2021.</w:t>
+        <w:t xml:space="preserve">Proc. ICLR</w:t>
+      </w:r>
+      <w:r>
+        <w:t xml:space="preserve">, 2024. (MATH-500 test subset.)</w:t>
       </w:r>
     </w:p>
     <w:p>
@@ -19577,7 +20607,7 @@
         <w:pStyle w:val="BodyText"/>
       </w:pPr>
       <w:r>
-        <w:t xml:space="preserve">H. Lightman</w:t>
+        <w:t xml:space="preserve">Y. Xia</w:t>
       </w:r>
       <w:r>
         <w:t xml:space="preserve"> </w:t>
@@ -19596,62 +20626,16 @@
         <w:t xml:space="preserve"> </w:t>
       </w:r>
       <w:r>
-        <w:t xml:space="preserve">“Let’s verify step by step,”</w:t>
-      </w:r>
-      <w:r>
-        <w:t xml:space="preserve"> </w:t>
-      </w:r>
-      <w:r>
-        <w:t xml:space="preserve">in</w:t>
-      </w:r>
-      <w:r>
-        <w:t xml:space="preserve"> </w:t>
-      </w:r>
-      <w:r>
-        <w:rPr>
-          <w:i/>
-          <w:iCs/>
-        </w:rPr>
-        <w:t xml:space="preserve">Proc. ICLR</w:t>
-      </w:r>
-      <w:r>
-        <w:t xml:space="preserve">, 2024. (MATH-500 test subset.)</w:t>
+        <w:t xml:space="preserve">“LeetCodeDataset: A temporal dataset for robust evaluation and efficient training of code LLMs,”</w:t>
+      </w:r>
+      <w:r>
+        <w:t xml:space="preserve"> </w:t>
+      </w:r>
+      <w:r>
+        <w:t xml:space="preserve">arXiv:2504.14655, 2025.</w:t>
       </w:r>
     </w:p>
-    <w:p>
-      <w:pPr>
-        <w:pStyle w:val="BodyText"/>
-      </w:pPr>
-      <w:r>
-        <w:t xml:space="preserve">Y. Xia</w:t>
-      </w:r>
-      <w:r>
-        <w:t xml:space="preserve"> </w:t>
-      </w:r>
-      <w:r>
-        <w:rPr>
-          <w:i/>
-          <w:iCs/>
-        </w:rPr>
-        <w:t xml:space="preserve">et al.</w:t>
-      </w:r>
-      <w:r>
-        <w:t xml:space="preserve">,</w:t>
-      </w:r>
-      <w:r>
-        <w:t xml:space="preserve"> </w:t>
-      </w:r>
-      <w:r>
-        <w:t xml:space="preserve">“LeetCodeDataset: A temporal dataset for robust evaluation and efficient training of code LLMs,”</w:t>
-      </w:r>
-      <w:r>
-        <w:t xml:space="preserve"> </w:t>
-      </w:r>
-      <w:r>
-        <w:t xml:space="preserve">arXiv:2504.14655, 2025.</w:t>
-      </w:r>
-    </w:p>
-    <w:bookmarkEnd w:id="65"/>
+    <w:bookmarkEnd w:id="69"/>
     <w:sectPr>
       <w:footnotePr>
         <w:numRestart w:val="eachSect"/>

--- a/paper/tact.docx
+++ b/paper/tact.docx
@@ -222,7 +222,69 @@
         </m:r>
       </m:oMath>
       <w:r>
-        <w:t xml:space="preserve">), rank invariance beats the oracle over the entire raw-value weight family under monotone confidence compression (</w:t>
+        <w:t xml:space="preserve">), rank invariance beats the best exponent in the tested raw-value grid</w:t>
+      </w:r>
+      <w:r>
+        <w:t xml:space="preserve"> </w:t>
+      </w:r>
+      <m:oMath>
+        <m:r>
+          <m:rPr>
+            <m:sty m:val="p"/>
+          </m:rPr>
+          <m:t>{</m:t>
+        </m:r>
+        <m:r>
+          <m:t>0.25</m:t>
+        </m:r>
+        <m:r>
+          <m:rPr>
+            <m:sty m:val="p"/>
+          </m:rPr>
+          <m:t>,</m:t>
+        </m:r>
+        <m:r>
+          <m:t>0.5</m:t>
+        </m:r>
+        <m:r>
+          <m:rPr>
+            <m:sty m:val="p"/>
+          </m:rPr>
+          <m:t>,</m:t>
+        </m:r>
+        <m:r>
+          <m:t>1</m:t>
+        </m:r>
+        <m:r>
+          <m:rPr>
+            <m:sty m:val="p"/>
+          </m:rPr>
+          <m:t>,</m:t>
+        </m:r>
+        <m:r>
+          <m:t>2</m:t>
+        </m:r>
+        <m:r>
+          <m:rPr>
+            <m:sty m:val="p"/>
+          </m:rPr>
+          <m:t>,</m:t>
+        </m:r>
+        <m:r>
+          <m:t>4</m:t>
+        </m:r>
+        <m:r>
+          <m:rPr>
+            <m:sty m:val="p"/>
+          </m:rPr>
+          <m:t>}</m:t>
+        </m:r>
+      </m:oMath>
+      <w:r>
+        <w:t xml:space="preserve"> </w:t>
+      </w:r>
+      <w:r>
+        <w:t xml:space="preserve">under monotone confidence compression (</w:t>
       </w:r>
       <m:oMath>
         <m:r>
@@ -241,7 +303,7 @@
         </m:r>
       </m:oMath>
       <w:r>
-        <w:t xml:space="preserve">), and a per-group extension cracks the heterogeneity floor with zero paired losses to self-consistency (</w:t>
+        <w:t xml:space="preserve">, the grid optimum sitting at its upper endpoint), and a per-group extension cracks the heterogeneity floor with zero paired losses to self-consistency (</w:t>
       </w:r>
       <m:oMath>
         <m:r>
@@ -402,7 +464,7 @@
       </w:r>
       <m:oMath>
         <m:r>
-          <m:t>2</m:t>
+          <m:t>3</m:t>
         </m:r>
       </m:oMath>
       <w:r>
@@ -468,16 +530,18 @@
         <w:t xml:space="preserve">sc</w:t>
       </w:r>
       <w:r>
-        <w:t xml:space="preserve">)</w:t>
-      </w:r>
-      <w:r>
-        <w:t xml:space="preserve"> </w:t>
-      </w:r>
-      <w:r>
-        <w:t xml:space="preserve"> </w:t>
-      </w:r>
-      <w:r>
-        <w:t xml:space="preserve">improves the reasoning accuracy of a frozen large language model (LLM) by sampling</w:t>
+        <w:t xml:space="preserve">) [</w:t>
+      </w:r>
+      <w:hyperlink w:anchor="bib:wang2023selfconsistency">
+        <w:r>
+          <w:rPr>
+            <w:rStyle w:val="Hyperlink"/>
+          </w:rPr>
+          <w:t xml:space="preserve">1</w:t>
+        </w:r>
+      </w:hyperlink>
+      <w:r>
+        <w:t xml:space="preserve">] improves the reasoning accuracy of a frozen large language model (LLM) by sampling</w:t>
       </w:r>
       <w:r>
         <w:t xml:space="preserve"> </w:t>
@@ -491,13 +555,29 @@
         <w:t xml:space="preserve"> </w:t>
       </w:r>
       <w:r>
-        <w:t xml:space="preserve">chain-of-thought traces and returning the plurality answer. Because each trace can also report a confidence score (verbalized</w:t>
-      </w:r>
-      <w:r>
-        <w:t xml:space="preserve"> </w:t>
-      </w:r>
-      <w:r>
-        <w:t xml:space="preserve">, derived from token log-probabilities, or elicited as</w:t>
+        <w:t xml:space="preserve">chain-of-thought traces and returning the plurality answer. Because each trace can also report a confidence score (verbalized [</w:t>
+      </w:r>
+      <w:hyperlink w:anchor="bib:tian2023just">
+        <w:r>
+          <w:rPr>
+            <w:rStyle w:val="Hyperlink"/>
+          </w:rPr>
+          <w:t xml:space="preserve">2</w:t>
+        </w:r>
+      </w:hyperlink>
+      <w:r>
+        <w:t xml:space="preserve">,</w:t>
+      </w:r>
+      <w:hyperlink w:anchor="bib:xiong2024can">
+        <w:r>
+          <w:rPr>
+            <w:rStyle w:val="Hyperlink"/>
+          </w:rPr>
+          <w:t xml:space="preserve">3</w:t>
+        </w:r>
+      </w:hyperlink>
+      <w:r>
+        <w:t xml:space="preserve">], derived from token log-probabilities, or elicited as</w:t>
       </w:r>
       <w:r>
         <w:t xml:space="preserve"> </w:t>
@@ -530,16 +610,29 @@
         <w:t xml:space="preserve"> </w:t>
       </w:r>
       <w:r>
-        <w:t xml:space="preserve">), a natural refinement is to weight votes by confidence. Confidence-Informed Self-Consistency (CISC)</w:t>
-      </w:r>
-      <w:r>
-        <w:t xml:space="preserve"> </w:t>
-      </w:r>
-      <w:r>
-        <w:t xml:space="preserve"> </w:t>
-      </w:r>
-      <w:r>
-        <w:t xml:space="preserve">showed that this recovers the accuracy of plain</w:t>
+        <w:t xml:space="preserve">[</w:t>
+      </w:r>
+      <w:hyperlink w:anchor="bib:kadavath2022language">
+        <w:r>
+          <w:rPr>
+            <w:rStyle w:val="Hyperlink"/>
+          </w:rPr>
+          <w:t xml:space="preserve">4</w:t>
+        </w:r>
+      </w:hyperlink>
+      <w:r>
+        <w:t xml:space="preserve">]), a natural refinement is to weight votes by confidence. Confidence-Informed Self-Consistency (CISC) [</w:t>
+      </w:r>
+      <w:hyperlink w:anchor="bib:taubenfeld2025cisc">
+        <w:r>
+          <w:rPr>
+            <w:rStyle w:val="Hyperlink"/>
+          </w:rPr>
+          <w:t xml:space="preserve">5</w:t>
+        </w:r>
+      </w:hyperlink>
+      <w:r>
+        <w:t xml:space="preserve">] showed that this recovers the accuracy of plain</w:t>
       </w:r>
       <w:r>
         <w:t xml:space="preserve"> </w:t>
@@ -591,19 +684,29 @@
         <w:t xml:space="preserve"> </w:t>
       </w:r>
       <w:r>
-        <w:t xml:space="preserve">in confidence, including CISC’s softmax weights, reliability-aware pseudo-counts</w:t>
-      </w:r>
-      <w:r>
-        <w:t xml:space="preserve"> </w:t>
-      </w:r>
-      <w:r>
-        <w:t xml:space="preserve">, and warmup-thresholded filtering</w:t>
-      </w:r>
-      <w:r>
-        <w:t xml:space="preserve"> </w:t>
-      </w:r>
-      <w:r>
-        <w:t xml:space="preserve">. The trust decision is which magnitude of up-weighting to apply; the possibility that the channel is</w:t>
+        <w:t xml:space="preserve">in confidence, including CISC’s softmax weights, reliability-aware pseudo-counts [</w:t>
+      </w:r>
+      <w:hyperlink w:anchor="bib:reasc2026">
+        <w:r>
+          <w:rPr>
+            <w:rStyle w:val="Hyperlink"/>
+          </w:rPr>
+          <w:t xml:space="preserve">6</w:t>
+        </w:r>
+      </w:hyperlink>
+      <w:r>
+        <w:t xml:space="preserve">], and warmup-thresholded filtering [</w:t>
+      </w:r>
+      <w:hyperlink w:anchor="bib:deepconf2025">
+        <w:r>
+          <w:rPr>
+            <w:rStyle w:val="Hyperlink"/>
+          </w:rPr>
+          <w:t xml:space="preserve">7</w:t>
+        </w:r>
+      </w:hyperlink>
+      <w:r>
+        <w:t xml:space="preserve">]. The trust decision is which magnitude of up-weighting to apply; the possibility that the channel is</w:t>
       </w:r>
       <w:r>
         <w:t xml:space="preserve"> </w:t>
@@ -653,13 +756,29 @@
         </w:r>
       </w:hyperlink>
       <w:r>
-        <w:t xml:space="preserve">) drives confidence-weighted baselines from near-perfect accuracy to far below the majority-vote floor, while the same evidence, read with the correct sign, is a perfect signal. The defensive alternative, a binary dev-set gate that disables the channel when calibration error is high, survives the inversion but discards discriminative signal wholesale: a systematically under-confident yet perfectly ranked channel fails an ECE gate for reasons irrelevant to voting utility</w:t>
-      </w:r>
-      <w:r>
-        <w:t xml:space="preserve"> </w:t>
-      </w:r>
-      <w:r>
-        <w:t xml:space="preserve">.</w:t>
+        <w:t xml:space="preserve">) drives confidence-weighted baselines from near-perfect accuracy to far below the majority-vote floor, while the same evidence, read with the correct sign, is a perfect signal. The defensive alternative, a binary dev-set gate that disables the channel when calibration error is high, survives the inversion but discards discriminative signal wholesale: a systematically under-confident yet perfectly ranked channel fails an ECE gate for reasons irrelevant to voting utility [</w:t>
+      </w:r>
+      <w:hyperlink w:anchor="bib:taubenfeld2025cisc">
+        <w:r>
+          <w:rPr>
+            <w:rStyle w:val="Hyperlink"/>
+          </w:rPr>
+          <w:t xml:space="preserve">5</w:t>
+        </w:r>
+      </w:hyperlink>
+      <w:r>
+        <w:t xml:space="preserve">,</w:t>
+      </w:r>
+      <w:hyperlink w:anchor="bib:huang2024rankcalibration">
+        <w:r>
+          <w:rPr>
+            <w:rStyle w:val="Hyperlink"/>
+          </w:rPr>
+          <w:t xml:space="preserve">8</w:t>
+        </w:r>
+      </w:hyperlink>
+      <w:r>
+        <w:t xml:space="preserve">].</w:t>
       </w:r>
     </w:p>
     <w:p>
@@ -947,7 +1066,69 @@
         <w:t xml:space="preserve"> </w:t>
       </w:r>
       <w:r>
-        <w:t xml:space="preserve">depends on confidence only through within-item ranks, the entire method is invariant to every strictly monotone distortion of the confidence scale; under monotone compression it beats the oracle over the whole raw-value weight family (</w:t>
+        <w:t xml:space="preserve">depends on confidence only through within-item ranks, the entire method is invariant to every strictly monotone distortion of the confidence scale; under monotone compression it beats the best exponent in the tested raw-value grid</w:t>
+      </w:r>
+      <w:r>
+        <w:t xml:space="preserve"> </w:t>
+      </w:r>
+      <m:oMath>
+        <m:r>
+          <m:rPr>
+            <m:sty m:val="p"/>
+          </m:rPr>
+          <m:t>{</m:t>
+        </m:r>
+        <m:r>
+          <m:t>0.25</m:t>
+        </m:r>
+        <m:r>
+          <m:rPr>
+            <m:sty m:val="p"/>
+          </m:rPr>
+          <m:t>,</m:t>
+        </m:r>
+        <m:r>
+          <m:t>0.5</m:t>
+        </m:r>
+        <m:r>
+          <m:rPr>
+            <m:sty m:val="p"/>
+          </m:rPr>
+          <m:t>,</m:t>
+        </m:r>
+        <m:r>
+          <m:t>1</m:t>
+        </m:r>
+        <m:r>
+          <m:rPr>
+            <m:sty m:val="p"/>
+          </m:rPr>
+          <m:t>,</m:t>
+        </m:r>
+        <m:r>
+          <m:t>2</m:t>
+        </m:r>
+        <m:r>
+          <m:rPr>
+            <m:sty m:val="p"/>
+          </m:rPr>
+          <m:t>,</m:t>
+        </m:r>
+        <m:r>
+          <m:t>4</m:t>
+        </m:r>
+        <m:r>
+          <m:rPr>
+            <m:sty m:val="p"/>
+          </m:rPr>
+          <m:t>}</m:t>
+        </m:r>
+      </m:oMath>
+      <w:r>
+        <w:t xml:space="preserve"> </w:t>
+      </w:r>
+      <w:r>
+        <w:t xml:space="preserve">(</w:t>
       </w:r>
       <m:oMath>
         <m:r>
@@ -966,7 +1147,7 @@
         </m:r>
       </m:oMath>
       <w:r>
-        <w:t xml:space="preserve">).</w:t>
+        <w:t xml:space="preserve">); that grid optimum lies at the largest exponent tried, so the comparison bounds the grid, not the whole family.</w:t>
       </w:r>
     </w:p>
     <w:p>
@@ -984,13 +1165,29 @@
         <w:t xml:space="preserve"> </w:t>
       </w:r>
       <w:r>
-        <w:t xml:space="preserve">The crowdsourcing lineage estimates annotator reliability from cross-annotator covariance</w:t>
-      </w:r>
-      <w:r>
-        <w:t xml:space="preserve"> </w:t>
-      </w:r>
-      <w:r>
-        <w:t xml:space="preserve">; a single exchangeable confidence channel from one model offers no such structure. The signed discrimination is estimated from</w:t>
+        <w:t xml:space="preserve">The crowdsourcing lineage estimates annotator reliability from cross-annotator covariance [</w:t>
+      </w:r>
+      <w:hyperlink w:anchor="bib:dawid1979maximum">
+        <w:r>
+          <w:rPr>
+            <w:rStyle w:val="Hyperlink"/>
+          </w:rPr>
+          <w:t xml:space="preserve">9</w:t>
+        </w:r>
+      </w:hyperlink>
+      <w:r>
+        <w:t xml:space="preserve">,</w:t>
+      </w:r>
+      <w:hyperlink w:anchor="bib:parisi2014ranking">
+        <w:r>
+          <w:rPr>
+            <w:rStyle w:val="Hyperlink"/>
+          </w:rPr>
+          <w:t xml:space="preserve">10</w:t>
+        </w:r>
+      </w:hyperlink>
+      <w:r>
+        <w:t xml:space="preserve">]; a single exchangeable confidence channel from one model offers no such structure. The signed discrimination is estimated from</w:t>
       </w:r>
       <w:r>
         <w:t xml:space="preserve"> </w:t>
@@ -1429,64 +1626,106 @@
         <w:t xml:space="preserve"> </w:t>
       </w:r>
       <w:r>
-        <w:t xml:space="preserve"> </w:t>
-      </w:r>
-      <w:r>
-        <w:t xml:space="preserve">treats sampled traces as i.i.d. votes. CISC</w:t>
-      </w:r>
-      <w:r>
-        <w:t xml:space="preserve"> </w:t>
-      </w:r>
-      <w:r>
-        <w:t xml:space="preserve"> </w:t>
-      </w:r>
-      <w:r>
-        <w:t xml:space="preserve">weights votes by softmax-normalized confidence with a temperature tuned on a labeled split, and its WQD metric makes the discrimination-vs-calibration point that also motivates this work; the rank-calibration line</w:t>
-      </w:r>
-      <w:r>
-        <w:t xml:space="preserve"> </w:t>
-      </w:r>
-      <w:r>
-        <w:t xml:space="preserve"> </w:t>
-      </w:r>
-      <w:r>
-        <w:t xml:space="preserve">reaches the same conclusion independently. Weighted variants</w:t>
-      </w:r>
-      <w:r>
-        <w:t xml:space="preserve"> </w:t>
-      </w:r>
-      <w:r>
-        <w:t xml:space="preserve"> </w:t>
-      </w:r>
-      <w:r>
-        <w:t xml:space="preserve">and early-stopping families</w:t>
-      </w:r>
-      <w:r>
-        <w:t xml:space="preserve"> </w:t>
-      </w:r>
-      <w:r>
-        <w:t xml:space="preserve"> </w:t>
-      </w:r>
-      <w:r>
-        <w:t xml:space="preserve">refine the budget; reliability-aware pseudo-counts</w:t>
-      </w:r>
-      <w:r>
-        <w:t xml:space="preserve"> </w:t>
-      </w:r>
-      <w:r>
-        <w:t xml:space="preserve"> </w:t>
-      </w:r>
-      <w:r>
-        <w:t xml:space="preserve">and warmup-thresholded filtering</w:t>
-      </w:r>
-      <w:r>
-        <w:t xml:space="preserve"> </w:t>
-      </w:r>
-      <w:r>
-        <w:t xml:space="preserve"> </w:t>
-      </w:r>
-      <w:r>
-        <w:t xml:space="preserve">adapt online but only re-scale positive trust. None of these can represent, much less estimate, a negative confidence–correctness association. The dev-calibrated variant must therefore be positioned honestly: CISC’s tuned temperature is already a dev-calibrated</w:t>
+        <w:t xml:space="preserve">[</w:t>
+      </w:r>
+      <w:hyperlink w:anchor="bib:wang2023selfconsistency">
+        <w:r>
+          <w:rPr>
+            <w:rStyle w:val="Hyperlink"/>
+          </w:rPr>
+          <w:t xml:space="preserve">1</w:t>
+        </w:r>
+      </w:hyperlink>
+      <w:r>
+        <w:t xml:space="preserve">] treats sampled traces as i.i.d. votes. CISC [</w:t>
+      </w:r>
+      <w:hyperlink w:anchor="bib:taubenfeld2025cisc">
+        <w:r>
+          <w:rPr>
+            <w:rStyle w:val="Hyperlink"/>
+          </w:rPr>
+          <w:t xml:space="preserve">5</w:t>
+        </w:r>
+      </w:hyperlink>
+      <w:r>
+        <w:t xml:space="preserve">] weights votes by softmax-normalized confidence with a temperature tuned on a labeled split, and its WQD metric makes the discrimination-vs-calibration point that also motivates this work; the rank-calibration line [</w:t>
+      </w:r>
+      <w:hyperlink w:anchor="bib:huang2024rankcalibration">
+        <w:r>
+          <w:rPr>
+            <w:rStyle w:val="Hyperlink"/>
+          </w:rPr>
+          <w:t xml:space="preserve">8</w:t>
+        </w:r>
+      </w:hyperlink>
+      <w:r>
+        <w:t xml:space="preserve">] reaches the same conclusion independently. Weighted variants [</w:t>
+      </w:r>
+      <w:hyperlink w:anchor="bib:li2023diverse">
+        <w:r>
+          <w:rPr>
+            <w:rStyle w:val="Hyperlink"/>
+          </w:rPr>
+          <w:t xml:space="preserve">11</w:t>
+        </w:r>
+      </w:hyperlink>
+      <w:r>
+        <w:t xml:space="preserve">,</w:t>
+      </w:r>
+      <w:hyperlink w:anchor="bib:borda2025">
+        <w:r>
+          <w:rPr>
+            <w:rStyle w:val="Hyperlink"/>
+          </w:rPr>
+          <w:t xml:space="preserve">12</w:t>
+        </w:r>
+      </w:hyperlink>
+      <w:r>
+        <w:t xml:space="preserve">] and early-stopping families [</w:t>
+      </w:r>
+      <w:hyperlink w:anchor="bib:aggarwal2023adaptive">
+        <w:r>
+          <w:rPr>
+            <w:rStyle w:val="Hyperlink"/>
+          </w:rPr>
+          <w:t xml:space="preserve">13</w:t>
+        </w:r>
+      </w:hyperlink>
+      <w:r>
+        <w:t xml:space="preserve">,</w:t>
+      </w:r>
+      <w:hyperlink w:anchor="bib:li2024escape">
+        <w:r>
+          <w:rPr>
+            <w:rStyle w:val="Hyperlink"/>
+          </w:rPr>
+          <w:t xml:space="preserve">14</w:t>
+        </w:r>
+      </w:hyperlink>
+      <w:r>
+        <w:t xml:space="preserve">] refine the budget; reliability-aware pseudo-counts [</w:t>
+      </w:r>
+      <w:hyperlink w:anchor="bib:reasc2026">
+        <w:r>
+          <w:rPr>
+            <w:rStyle w:val="Hyperlink"/>
+          </w:rPr>
+          <w:t xml:space="preserve">6</w:t>
+        </w:r>
+      </w:hyperlink>
+      <w:r>
+        <w:t xml:space="preserve">] and warmup-thresholded filtering [</w:t>
+      </w:r>
+      <w:hyperlink w:anchor="bib:deepconf2025">
+        <w:r>
+          <w:rPr>
+            <w:rStyle w:val="Hyperlink"/>
+          </w:rPr>
+          <w:t xml:space="preserve">7</w:t>
+        </w:r>
+      </w:hyperlink>
+      <w:r>
+        <w:t xml:space="preserve">] adapt online but only re-scale positive trust. None of these can represent, much less estimate, a negative confidence–correctness association. The dev-calibrated variant must therefore be positioned honestly: CISC’s tuned temperature is already a dev-calibrated</w:t>
       </w:r>
       <w:r>
         <w:t xml:space="preserve"> </w:t>
@@ -1536,31 +1775,73 @@
         <w:t xml:space="preserve"> </w:t>
       </w:r>
       <w:r>
-        <w:t xml:space="preserve">Estimating worker reliability from agreement is classical</w:t>
-      </w:r>
-      <w:r>
-        <w:t xml:space="preserve"> </w:t>
-      </w:r>
-      <w:r>
-        <w:t xml:space="preserve">; spectral meta-learners</w:t>
-      </w:r>
-      <w:r>
-        <w:t xml:space="preserve"> </w:t>
-      </w:r>
-      <w:r>
-        <w:t xml:space="preserve"> </w:t>
-      </w:r>
-      <w:r>
-        <w:t xml:space="preserve">and recent LLM ensemble work</w:t>
-      </w:r>
-      <w:r>
-        <w:t xml:space="preserve"> </w:t>
-      </w:r>
-      <w:r>
-        <w:t xml:space="preserve"> </w:t>
-      </w:r>
-      <w:r>
-        <w:t xml:space="preserve">exploit covariance across</w:t>
+        <w:t xml:space="preserve">Estimating worker reliability from agreement is classical [</w:t>
+      </w:r>
+      <w:hyperlink w:anchor="bib:dawid1979maximum">
+        <w:r>
+          <w:rPr>
+            <w:rStyle w:val="Hyperlink"/>
+          </w:rPr>
+          <w:t xml:space="preserve">9</w:t>
+        </w:r>
+      </w:hyperlink>
+      <w:r>
+        <w:t xml:space="preserve">,</w:t>
+      </w:r>
+      <w:hyperlink w:anchor="bib:whitehill2009whose">
+        <w:r>
+          <w:rPr>
+            <w:rStyle w:val="Hyperlink"/>
+          </w:rPr>
+          <w:t xml:space="preserve">15</w:t>
+        </w:r>
+      </w:hyperlink>
+      <w:r>
+        <w:t xml:space="preserve">,</w:t>
+      </w:r>
+      <w:hyperlink w:anchor="bib:karger2011iterative">
+        <w:r>
+          <w:rPr>
+            <w:rStyle w:val="Hyperlink"/>
+          </w:rPr>
+          <w:t xml:space="preserve">16</w:t>
+        </w:r>
+      </w:hyperlink>
+      <w:r>
+        <w:t xml:space="preserve">]; spectral meta-learners [</w:t>
+      </w:r>
+      <w:hyperlink w:anchor="bib:parisi2014ranking">
+        <w:r>
+          <w:rPr>
+            <w:rStyle w:val="Hyperlink"/>
+          </w:rPr>
+          <w:t xml:space="preserve">10</w:t>
+        </w:r>
+      </w:hyperlink>
+      <w:r>
+        <w:t xml:space="preserve">] and recent LLM ensemble work [</w:t>
+      </w:r>
+      <w:hyperlink w:anchor="bib:fuse2026">
+        <w:r>
+          <w:rPr>
+            <w:rStyle w:val="Hyperlink"/>
+          </w:rPr>
+          <w:t xml:space="preserve">17</w:t>
+        </w:r>
+      </w:hyperlink>
+      <w:r>
+        <w:t xml:space="preserve">,</w:t>
+      </w:r>
+      <w:hyperlink w:anchor="bib:beyondmajority2025">
+        <w:r>
+          <w:rPr>
+            <w:rStyle w:val="Hyperlink"/>
+          </w:rPr>
+          <w:t xml:space="preserve">18</w:t>
+        </w:r>
+      </w:hyperlink>
+      <w:r>
+        <w:t xml:space="preserve">] exploit covariance across</w:t>
       </w:r>
       <w:r>
         <w:t xml:space="preserve"> </w:t>
@@ -1594,25 +1875,51 @@
         <w:t xml:space="preserve"> </w:t>
       </w:r>
       <w:r>
-        <w:t xml:space="preserve">The estimator assembles classical parts: stratified rank statistics</w:t>
-      </w:r>
-      <w:r>
-        <w:t xml:space="preserve"> </w:t>
-      </w:r>
-      <w:r>
-        <w:t xml:space="preserve">, the James–Stein positive-part estimator</w:t>
-      </w:r>
-      <w:r>
-        <w:t xml:space="preserve"> </w:t>
-      </w:r>
-      <w:r>
-        <w:t xml:space="preserve">, effective-sample-size corrections</w:t>
-      </w:r>
-      <w:r>
-        <w:t xml:space="preserve"> </w:t>
-      </w:r>
-      <w:r>
-        <w:t xml:space="preserve">, and normal-scores discriminant analysis. The claim is the assembly and its anchors, not the parts.</w:t>
+        <w:t xml:space="preserve">The estimator assembles classical parts: stratified rank statistics [</w:t>
+      </w:r>
+      <w:hyperlink w:anchor="bib:vanelteren1960">
+        <w:r>
+          <w:rPr>
+            <w:rStyle w:val="Hyperlink"/>
+          </w:rPr>
+          <w:t xml:space="preserve">19</w:t>
+        </w:r>
+      </w:hyperlink>
+      <w:r>
+        <w:t xml:space="preserve">], the James–Stein positive-part estimator [</w:t>
+      </w:r>
+      <w:hyperlink w:anchor="bib:james1961estimation">
+        <w:r>
+          <w:rPr>
+            <w:rStyle w:val="Hyperlink"/>
+          </w:rPr>
+          <w:t xml:space="preserve">20</w:t>
+        </w:r>
+      </w:hyperlink>
+      <w:r>
+        <w:t xml:space="preserve">], effective-sample-size corrections [</w:t>
+      </w:r>
+      <w:hyperlink w:anchor="bib:kish1965">
+        <w:r>
+          <w:rPr>
+            <w:rStyle w:val="Hyperlink"/>
+          </w:rPr>
+          <w:t xml:space="preserve">21</w:t>
+        </w:r>
+      </w:hyperlink>
+      <w:r>
+        <w:t xml:space="preserve">,</w:t>
+      </w:r>
+      <w:hyperlink w:anchor="bib:rao1981analysis">
+        <w:r>
+          <w:rPr>
+            <w:rStyle w:val="Hyperlink"/>
+          </w:rPr>
+          <w:t xml:space="preserve">22</w:t>
+        </w:r>
+      </w:hyperlink>
+      <w:r>
+        <w:t xml:space="preserve">], and normal-scores discriminant analysis. The claim is the assembly and its anchors, not the parts.</w:t>
       </w:r>
     </w:p>
     <w:p>
@@ -1650,7 +1957,7 @@
       </w:r>
     </w:p>
     <w:bookmarkEnd w:id="11"/>
-    <w:bookmarkStart w:id="18" w:name="sec:setup"/>
+    <w:bookmarkStart w:id="19" w:name="sec:setup"/>
     <w:p>
       <w:pPr>
         <w:pStyle w:val="Heading1"/>
@@ -2164,7 +2471,7 @@
       </w:r>
     </w:p>
     <w:bookmarkEnd w:id="12"/>
-    <w:bookmarkStart w:id="17" w:name="the-confidence-dilemma"/>
+    <w:bookmarkStart w:id="18" w:name="the-confidence-dilemma"/>
     <w:p>
       <w:pPr>
         <w:pStyle w:val="Heading2"/>
@@ -2180,6 +2487,11 @@
       <w:r>
         <w:t xml:space="preserve">The synthetic oracle draws, per item, traces from a cluster mixture with a latent correct answer and generates confidence as</w:t>
       </w:r>
+      <w:r>
+        <w:t xml:space="preserve"> </w:t>
+      </w:r>
+      <w:bookmarkStart w:id="13" w:name="eq:confmodel"/>
+      <w:bookmarkEnd w:id="13"/>
     </w:p>
     <w:p>
       <w:pPr>
@@ -2562,7 +2874,7 @@
         <w:t xml:space="preserve">; an ECE gate never opens off the well-calibrated diagonal; a sign-corrected AUC gate over dev labels nearly saturates the homogeneous sweep. This pre-measurement fixes where a new method can legitimately claim wins—monotone distortion of the confidence scale, covariate heterogeneity, small dev sets, and label-free operation—and the evaluation holds itself to exactly those cells.</w:t>
       </w:r>
     </w:p>
-    <w:bookmarkStart w:id="16" w:name="fig:baselines"/>
+    <w:bookmarkStart w:id="17" w:name="fig:baselines"/>
     <w:p>
       <w:pPr>
         <w:pStyle w:val="CaptionedFigure"/>
@@ -2572,18 +2884,18 @@
           <wp:inline>
             <wp:extent cx="5334000" cy="3302000"/>
             <wp:effectExtent b="0" l="0" r="0" t="0"/>
-            <wp:docPr descr="" title="" id="14" name="Picture"/>
+            <wp:docPr descr="" title="" id="15" name="Picture"/>
             <a:graphic>
               <a:graphicData uri="http://schemas.openxmlformats.org/drawingml/2006/picture">
                 <pic:pic>
                   <pic:nvPicPr>
-                    <pic:cNvPr descr="figs/kappa_sweep.png" id="15" name="Picture"/>
+                    <pic:cNvPr descr="figs/kappa_sweep.png" id="16" name="Picture"/>
                     <pic:cNvPicPr>
                       <a:picLocks noChangeArrowheads="1" noChangeAspect="1"/>
                     </pic:cNvPicPr>
                   </pic:nvPicPr>
                   <pic:blipFill>
-                    <a:blip r:embed="rId13"/>
+                    <a:blip r:embed="rId14"/>
                     <a:stretch>
                       <a:fillRect/>
                     </a:stretch>
@@ -2655,10 +2967,10 @@
         <w:t xml:space="preserve">varies. A trivial sign-corrected AUC gate (green) nearly saturates the homogeneous sweep; the headroom for any new method (shaded) concentrates in the mid-range and, off this plot, in distortion, heterogeneity, and label-free cells.</w:t>
       </w:r>
     </w:p>
-    <w:bookmarkEnd w:id="16"/>
     <w:bookmarkEnd w:id="17"/>
     <w:bookmarkEnd w:id="18"/>
-    <w:bookmarkStart w:id="27" w:name="sec:method"/>
+    <w:bookmarkEnd w:id="19"/>
+    <w:bookmarkStart w:id="36" w:name="sec:method"/>
     <w:p>
       <w:pPr>
         <w:pStyle w:val="Heading1"/>
@@ -2667,7 +2979,7 @@
         <w:t xml:space="preserve">TACT</w:t>
       </w:r>
     </w:p>
-    <w:bookmarkStart w:id="19" w:name="vote-family"/>
+    <w:bookmarkStart w:id="22" w:name="vote-family"/>
     <w:p>
       <w:pPr>
         <w:pStyle w:val="Heading2"/>
@@ -2758,6 +3070,11 @@
       <w:r>
         <w:t xml:space="preserve">(ties averaged) and</w:t>
       </w:r>
+      <w:r>
+        <w:t xml:space="preserve"> </w:t>
+      </w:r>
+      <w:bookmarkStart w:id="20" w:name="eq:vdw"/>
+      <w:bookmarkEnd w:id="20"/>
     </w:p>
     <w:p>
       <w:pPr>
@@ -3219,6 +3536,11 @@
       <w:r>
         <w:t xml:space="preserve">). The vote is</w:t>
       </w:r>
+      <w:r>
+        <w:t xml:space="preserve"> </w:t>
+      </w:r>
+      <w:bookmarkStart w:id="21" w:name="eq:vote"/>
+      <w:bookmarkEnd w:id="21"/>
     </w:p>
     <w:p>
       <w:pPr>
@@ -3507,8 +3829,8 @@
         <w:t xml:space="preserve">unchanged.</w:t>
       </w:r>
     </w:p>
-    <w:bookmarkEnd w:id="19"/>
-    <w:bookmarkStart w:id="20" w:name="reliability-statistic"/>
+    <w:bookmarkEnd w:id="22"/>
+    <w:bookmarkStart w:id="24" w:name="reliability-statistic"/>
     <w:p>
       <w:pPr>
         <w:pStyle w:val="Heading2"/>
@@ -3916,8 +4238,24 @@
         <w:t xml:space="preserve"> </w:t>
       </w:r>
       <w:r>
-        <w:t xml:space="preserve">:</w:t>
-      </w:r>
+        <w:t xml:space="preserve">[</w:t>
+      </w:r>
+      <w:hyperlink w:anchor="bib:vanelteren1960">
+        <w:r>
+          <w:rPr>
+            <w:rStyle w:val="Hyperlink"/>
+          </w:rPr>
+          <w:t xml:space="preserve">19</w:t>
+        </w:r>
+      </w:hyperlink>
+      <w:r>
+        <w:t xml:space="preserve">]:</w:t>
+      </w:r>
+      <w:r>
+        <w:t xml:space="preserve"> </w:t>
+      </w:r>
+      <w:bookmarkStart w:id="23" w:name="eq:pooled"/>
+      <w:bookmarkEnd w:id="23"/>
     </w:p>
     <w:p>
       <w:pPr>
@@ -4653,8 +4991,8 @@
         <w:t xml:space="preserve">.</w:t>
       </w:r>
     </w:p>
-    <w:bookmarkEnd w:id="20"/>
-    <w:bookmarkStart w:id="21" w:name="tempering-map"/>
+    <w:bookmarkEnd w:id="24"/>
+    <w:bookmarkStart w:id="27" w:name="tempering-map"/>
     <w:p>
       <w:pPr>
         <w:pStyle w:val="Heading2"/>
@@ -4691,6 +5029,11 @@
       <w:r>
         <w:t xml:space="preserve">:</w:t>
       </w:r>
+      <w:r>
+        <w:t xml:space="preserve"> </w:t>
+      </w:r>
+      <w:bookmarkStart w:id="25" w:name="eq:js"/>
+      <w:bookmarkEnd w:id="25"/>
     </w:p>
     <w:p>
       <w:pPr>
@@ -5205,7 +5548,18 @@
         <w:t xml:space="preserve"> </w:t>
       </w:r>
       <w:r>
-        <w:t xml:space="preserve">. The map is odd, continuous, never exceeds</w:t>
+        <w:t xml:space="preserve">[</w:t>
+      </w:r>
+      <w:hyperlink w:anchor="bib:james1961estimation">
+        <w:r>
+          <w:rPr>
+            <w:rStyle w:val="Hyperlink"/>
+          </w:rPr>
+          <w:t xml:space="preserve">20</w:t>
+        </w:r>
+      </w:hyperlink>
+      <w:r>
+        <w:t xml:space="preserve">]. The map is odd, continuous, never exceeds</w:t>
       </w:r>
       <w:r>
         <w:t xml:space="preserve"> </w:t>
@@ -5645,6 +5999,11 @@
       <w:r>
         <w:t xml:space="preserve">is the base rate of correct traces. The Bayes-optimal per-trace log-weight coefficient is then</w:t>
       </w:r>
+      <w:r>
+        <w:t xml:space="preserve"> </w:t>
+      </w:r>
+      <w:bookmarkStart w:id="26" w:name="eq:link"/>
+      <w:bookmarkEnd w:id="26"/>
     </w:p>
     <w:p>
       <w:pPr>
@@ -5910,8 +6269,8 @@
         <w:t xml:space="preserve">.</w:t>
       </w:r>
     </w:p>
-    <w:bookmarkEnd w:id="21"/>
-    <w:bookmarkStart w:id="22" w:name="sec:oneline"/>
+    <w:bookmarkEnd w:id="27"/>
+    <w:bookmarkStart w:id="31" w:name="sec:oneline"/>
     <w:p>
       <w:pPr>
         <w:pStyle w:val="Heading2"/>
@@ -6187,6 +6546,11 @@
       <w:r>
         <w:t xml:space="preserve">is then</w:t>
       </w:r>
+      <w:r>
+        <w:t xml:space="preserve"> </w:t>
+      </w:r>
+      <w:bookmarkStart w:id="28" w:name="eq:oneline"/>
+      <w:bookmarkEnd w:id="28"/>
     </w:p>
     <w:p>
       <w:pPr>
@@ -6518,6 +6882,13 @@
       <w:pPr>
         <w:pStyle w:val="FirstParagraph"/>
       </w:pPr>
+      <w:bookmarkStart w:id="29" w:name="eq:oneline2"/>
+      <w:bookmarkEnd w:id="29"/>
+    </w:p>
+    <w:p>
+      <w:pPr>
+        <w:pStyle w:val="BodyText"/>
+      </w:pPr>
       <m:oMathPara>
         <m:oMathParaPr>
           <m:jc m:val="center"/>
@@ -6852,6 +7223,11 @@
       <w:r>
         <w:t xml:space="preserve">the exponent is exactly</w:t>
       </w:r>
+      <w:r>
+        <w:t xml:space="preserve"> </w:t>
+      </w:r>
+      <w:bookmarkStart w:id="30" w:name="eq:half"/>
+      <w:bookmarkEnd w:id="30"/>
     </w:p>
     <w:p>
       <w:pPr>
@@ -6993,7 +7369,7 @@
         <w:pStyle w:val="FirstParagraph"/>
       </w:pPr>
       <w:r>
-        <w:t xml:space="preserve">one probit and one square root, with no tuned constant anywhere:</w:t>
+        <w:t xml:space="preserve">one probit and one square root. Nothing in it is fitted to outcomes:</w:t>
       </w:r>
       <w:r>
         <w:t xml:space="preserve"> </w:t>
@@ -7039,13 +7415,83 @@
         <w:t xml:space="preserve"> </w:t>
       </w:r>
       <w:r>
-        <w:t xml:space="preserve">a clip, and both are fixed before any</w:t>
-      </w:r>
-      <w:r>
-        <w:t xml:space="preserve"> </w:t>
-      </w:r>
-      <w:r>
-        <w:t xml:space="preserve">data is seen. The dead zone is now visible as a single condition,</w:t>
+        <w:t xml:space="preserve">a clip, both fixed before any data is</w:t>
+      </w:r>
+      <w:r>
+        <w:t xml:space="preserve"> </w:t>
+      </w:r>
+      <w:r>
+        <w:t xml:space="preserve">seen. The clip is not cosmetic, though. Where</w:t>
+      </w:r>
+      <w:r>
+        <w:t xml:space="preserve"> </w:t>
+      </w:r>
+      <m:oMath>
+        <m:acc>
+          <m:accPr>
+            <m:chr m:val="̂"/>
+          </m:accPr>
+          <m:e>
+            <m:r>
+              <m:t>D</m:t>
+            </m:r>
+          </m:e>
+        </m:acc>
+      </m:oMath>
+      <w:r>
+        <w:t xml:space="preserve"> </w:t>
+      </w:r>
+      <w:r>
+        <w:t xml:space="preserve">saturates it binds, and</w:t>
+      </w:r>
+      <w:r>
+        <w:t xml:space="preserve"> </w:t>
+      </w:r>
+      <w:r>
+        <w:t xml:space="preserve">the vote then sees</w:t>
+      </w:r>
+      <w:r>
+        <w:t xml:space="preserve"> </w:t>
+      </w:r>
+      <m:oMath>
+        <m:sSub>
+          <m:e>
+            <m:r>
+              <m:t>γ</m:t>
+            </m:r>
+          </m:e>
+          <m:sub>
+            <m:r>
+              <m:rPr>
+                <m:sty m:val="p"/>
+              </m:rPr>
+              <m:t>max</m:t>
+            </m:r>
+          </m:sub>
+        </m:sSub>
+      </m:oMath>
+      <w:r>
+        <w:t xml:space="preserve"> </w:t>
+      </w:r>
+      <w:r>
+        <w:t xml:space="preserve">rather than the derived magnitude</w:t>
+      </w:r>
+      <w:r>
+        <w:t xml:space="preserve"> </w:t>
+      </w:r>
+      <w:r>
+        <w:t xml:space="preserve">(Section </w:t>
+      </w:r>
+      <w:hyperlink w:anchor="sec:results">
+        <w:r>
+          <w:rPr>
+            <w:rStyle w:val="Hyperlink"/>
+          </w:rPr>
+          <w:t xml:space="preserve">8</w:t>
+        </w:r>
+      </w:hyperlink>
+      <w:r>
+        <w:t xml:space="preserve">). The dead zone is now visible as a single condition,</w:t>
       </w:r>
       <w:r>
         <w:t xml:space="preserve"> </w:t>
@@ -7186,8 +7632,8 @@
         <w:t xml:space="preserve">).</w:t>
       </w:r>
     </w:p>
-    <w:bookmarkEnd w:id="22"/>
-    <w:bookmarkStart w:id="26" w:name="anchor-properties"/>
+    <w:bookmarkEnd w:id="31"/>
+    <w:bookmarkStart w:id="35" w:name="anchor-properties"/>
     <w:p>
       <w:pPr>
         <w:pStyle w:val="Heading2"/>
@@ -7196,7 +7642,7 @@
         <w:t xml:space="preserve">Anchor properties</w:t>
       </w:r>
     </w:p>
-    <w:bookmarkStart w:id="23" w:name="prop:sc"/>
+    <w:bookmarkStart w:id="32" w:name="prop:sc"/>
     <w:p>
       <w:pPr>
         <w:pStyle w:val="FirstParagraph"/>
@@ -7531,8 +7977,8 @@
         <w:t xml:space="preserve">is continuous through the dead-zone boundary, so a false positive applies an infinitesimal exponent.</w:t>
       </w:r>
     </w:p>
-    <w:bookmarkEnd w:id="23"/>
-    <w:bookmarkStart w:id="24" w:name="prop:cisc"/>
+    <w:bookmarkEnd w:id="32"/>
+    <w:bookmarkStart w:id="33" w:name="prop:cisc"/>
     <w:p>
       <w:pPr>
         <w:pStyle w:val="BodyText"/>
@@ -7808,8 +8254,8 @@
         <w:t xml:space="preserve">on every pool.</w:t>
       </w:r>
     </w:p>
-    <w:bookmarkEnd w:id="24"/>
-    <w:bookmarkStart w:id="25" w:name="prop:reg"/>
+    <w:bookmarkEnd w:id="33"/>
+    <w:bookmarkStart w:id="34" w:name="prop:reg"/>
     <w:p>
       <w:pPr>
         <w:pStyle w:val="BodyText"/>
@@ -8059,13 +8505,13 @@
         <w:t xml:space="preserve">.</w:t>
       </w:r>
     </w:p>
-    <w:bookmarkEnd w:id="25"/>
+    <w:bookmarkEnd w:id="34"/>
     <w:p>
       <w:pPr>
         <w:pStyle w:val="BodyText"/>
       </w:pPr>
       <w:r>
-        <w:t xml:space="preserve">Proofs are elementary and pinned by unit tests in the released code (76 tests; the permutation-verified null variance, the EB identity in</w:t>
+        <w:t xml:space="preserve">Proofs are elementary and pinned by unit tests in the released code (98 tests; the permutation-verified null variance, the EB identity in</w:t>
       </w:r>
       <w:r>
         <w:t xml:space="preserve"> </w:t>
@@ -8099,9 +8545,9 @@
         <w:t xml:space="preserve">are each tested numerically).</w:t>
       </w:r>
     </w:p>
-    <w:bookmarkEnd w:id="26"/>
-    <w:bookmarkEnd w:id="27"/>
-    <w:bookmarkStart w:id="32" w:name="sec:lf"/>
+    <w:bookmarkEnd w:id="35"/>
+    <w:bookmarkEnd w:id="36"/>
+    <w:bookmarkStart w:id="41" w:name="sec:lf"/>
     <w:p>
       <w:pPr>
         <w:pStyle w:val="Heading1"/>
@@ -8110,7 +8556,7 @@
         <w:t xml:space="preserve">Label-Free Estimation</w:t>
       </w:r>
     </w:p>
-    <w:bookmarkStart w:id="28" w:name="pipeline"/>
+    <w:bookmarkStart w:id="37" w:name="pipeline"/>
     <w:p>
       <w:pPr>
         <w:pStyle w:val="Heading2"/>
@@ -8484,8 +8930,8 @@
         <w:t xml:space="preserve">.</w:t>
       </w:r>
     </w:p>
-    <w:bookmarkEnd w:id="28"/>
-    <w:bookmarkStart w:id="30" w:name="sign-consistency-and-its-boundary"/>
+    <w:bookmarkEnd w:id="37"/>
+    <w:bookmarkStart w:id="39" w:name="sign-consistency-and-its-boundary"/>
     <w:p>
       <w:pPr>
         <w:pStyle w:val="Heading2"/>
@@ -8494,7 +8940,7 @@
         <w:t xml:space="preserve">Sign consistency and its boundary</w:t>
       </w:r>
     </w:p>
-    <w:bookmarkStart w:id="29" w:name="prop:ccn"/>
+    <w:bookmarkStart w:id="38" w:name="prop:ccn"/>
     <w:p>
       <w:pPr>
         <w:pStyle w:val="FirstParagraph"/>
@@ -8851,7 +9297,7 @@
         <w:t xml:space="preserve">: the label-free estimate can only under-trust, never mis-sign.</w:t>
       </w:r>
     </w:p>
-    <w:bookmarkEnd w:id="29"/>
+    <w:bookmarkEnd w:id="38"/>
     <w:p>
       <w:pPr>
         <w:pStyle w:val="BodyText"/>
@@ -8959,20 +9405,22 @@
         <w:t xml:space="preserve"> </w:t>
       </w:r>
       <w:r>
-        <w:t xml:space="preserve">is identical (the two-root ambiguity of</w:t>
-      </w:r>
-      <w:r>
-        <w:t xml:space="preserve"> </w:t>
-      </w:r>
-      <w:r>
-        <w:t xml:space="preserve"> </w:t>
-      </w:r>
-      <w:r>
-        <w:t xml:space="preserve">restated for a single channel), so any label-free guarantee is necessarily conditional; it is stated as such rather than papered over.</w:t>
+        <w:t xml:space="preserve">is identical (the two-root ambiguity of [</w:t>
+      </w:r>
+      <w:hyperlink w:anchor="bib:parisi2014ranking">
+        <w:r>
+          <w:rPr>
+            <w:rStyle w:val="Hyperlink"/>
+          </w:rPr>
+          <w:t xml:space="preserve">10</w:t>
+        </w:r>
+      </w:hyperlink>
+      <w:r>
+        <w:t xml:space="preserve">] restated for a single channel), so any label-free guarantee is necessarily conditional; it is stated as such rather than papered over.</w:t>
       </w:r>
     </w:p>
-    <w:bookmarkEnd w:id="30"/>
-    <w:bookmarkStart w:id="31" w:name="de-attenuation-and-alarms"/>
+    <w:bookmarkEnd w:id="39"/>
+    <w:bookmarkStart w:id="40" w:name="de-attenuation-and-alarms"/>
     <w:p>
       <w:pPr>
         <w:pStyle w:val="Heading2"/>
@@ -9448,9 +9896,9 @@
         <w:t xml:space="preserve">dev labels, routing it into the pipeline and disabling only the proxy-sign alarm; this purchases immunity to the ambiguity above at negligible labeling cost.</w:t>
       </w:r>
     </w:p>
-    <w:bookmarkEnd w:id="31"/>
-    <w:bookmarkEnd w:id="32"/>
-    <w:bookmarkStart w:id="38" w:name="sec:hetero"/>
+    <w:bookmarkEnd w:id="40"/>
+    <w:bookmarkEnd w:id="41"/>
+    <w:bookmarkStart w:id="47" w:name="sec:hetero"/>
     <w:p>
       <w:pPr>
         <w:pStyle w:val="Heading1"/>
@@ -9459,7 +9907,7 @@
         <w:t xml:space="preserve">Heterogeneity: Impossibility and Escape</w:t>
       </w:r>
     </w:p>
-    <w:bookmarkStart w:id="36" w:name="X6b81b2bcd4bd383fca78608abce9da302a7840a"/>
+    <w:bookmarkStart w:id="45" w:name="X6b81b2bcd4bd383fca78608abce9da302a7840a"/>
     <w:p>
       <w:pPr>
         <w:pStyle w:val="Heading2"/>
@@ -9558,7 +10006,7 @@
         <w:t xml:space="preserve">with no observable covariate.</w:t>
       </w:r>
     </w:p>
-    <w:bookmarkStart w:id="33" w:name="prop:selfreinf"/>
+    <w:bookmarkStart w:id="42" w:name="prop:selfreinf"/>
     <w:p>
       <w:pPr>
         <w:pStyle w:val="BodyText"/>
@@ -9933,8 +10381,8 @@
         <w:t xml:space="preserve">items).</w:t>
       </w:r>
     </w:p>
-    <w:bookmarkEnd w:id="33"/>
-    <w:bookmarkStart w:id="34" w:name="prop:curse"/>
+    <w:bookmarkEnd w:id="42"/>
+    <w:bookmarkStart w:id="43" w:name="prop:curse"/>
     <w:p>
       <w:pPr>
         <w:pStyle w:val="BodyText"/>
@@ -10047,8 +10495,8 @@
         <w:t xml:space="preserve">of the time.</w:t>
       </w:r>
     </w:p>
-    <w:bookmarkEnd w:id="34"/>
-    <w:bookmarkStart w:id="35" w:name="prop:twoworld"/>
+    <w:bookmarkEnd w:id="43"/>
+    <w:bookmarkStart w:id="44" w:name="prop:twoworld"/>
     <w:p>
       <w:pPr>
         <w:pStyle w:val="BodyText"/>
@@ -10342,7 +10790,7 @@
         <w:t xml:space="preserve">). No label-free method can separate them.</w:t>
       </w:r>
     </w:p>
-    <w:bookmarkEnd w:id="35"/>
+    <w:bookmarkEnd w:id="44"/>
     <w:p>
       <w:pPr>
         <w:pStyle w:val="BodyText"/>
@@ -10389,8 +10837,8 @@
         <w:t xml:space="preserve">(zero discordant pairs).</w:t>
       </w:r>
     </w:p>
-    <w:bookmarkEnd w:id="36"/>
-    <w:bookmarkStart w:id="37" w:name="tact-group"/>
+    <w:bookmarkEnd w:id="45"/>
+    <w:bookmarkStart w:id="46" w:name="tact-group"/>
     <w:p>
       <w:pPr>
         <w:pStyle w:val="Heading2"/>
@@ -10496,9 +10944,9 @@
         <w:t xml:space="preserve">show is the only defensible default.</w:t>
       </w:r>
     </w:p>
-    <w:bookmarkEnd w:id="37"/>
-    <w:bookmarkEnd w:id="38"/>
-    <w:bookmarkStart w:id="44" w:name="sec:exp"/>
+    <w:bookmarkEnd w:id="46"/>
+    <w:bookmarkEnd w:id="47"/>
+    <w:bookmarkStart w:id="53" w:name="sec:exp"/>
     <w:p>
       <w:pPr>
         <w:pStyle w:val="Heading1"/>
@@ -11061,7 +11509,7 @@
         <w:t xml:space="preserve">-dev everywhere, including the distortion, heterogeneity, and small-dev cells.</w:t>
       </w:r>
     </w:p>
-    <w:bookmarkStart w:id="39" w:name="tab:sweep"/>
+    <w:bookmarkStart w:id="48" w:name="tab:sweep"/>
     <w:p>
       <w:pPr>
         <w:pStyle w:val="TableCaption"/>
@@ -12267,8 +12715,8 @@
         </w:tc>
       </w:tr>
     </w:tbl>
-    <w:bookmarkEnd w:id="39"/>
-    <w:bookmarkStart w:id="43" w:name="fig:sweep"/>
+    <w:bookmarkEnd w:id="48"/>
+    <w:bookmarkStart w:id="52" w:name="fig:sweep"/>
     <w:p>
       <w:pPr>
         <w:pStyle w:val="CaptionedFigure"/>
@@ -12278,18 +12726,18 @@
           <wp:inline>
             <wp:extent cx="5334000" cy="3225209"/>
             <wp:effectExtent b="0" l="0" r="0" t="0"/>
-            <wp:docPr descr="" title="" id="41" name="Picture"/>
+            <wp:docPr descr="" title="" id="50" name="Picture"/>
             <a:graphic>
               <a:graphicData uri="http://schemas.openxmlformats.org/drawingml/2006/picture">
                 <pic:pic>
                   <pic:nvPicPr>
-                    <pic:cNvPr descr="figs/tact_sweep.png" id="42" name="Picture"/>
+                    <pic:cNvPr descr="figs/tact_sweep.png" id="51" name="Picture"/>
                     <pic:cNvPicPr>
                       <a:picLocks noChangeArrowheads="1" noChangeAspect="1"/>
                     </pic:cNvPicPr>
                   </pic:nvPicPr>
                   <pic:blipFill>
-                    <a:blip r:embed="rId40"/>
+                    <a:blip r:embed="rId49"/>
                     <a:stretch>
                       <a:fillRect/>
                     </a:stretch>
@@ -12383,9 +12831,9 @@
         <w:t xml:space="preserve">.</w:t>
       </w:r>
     </w:p>
-    <w:bookmarkEnd w:id="43"/>
-    <w:bookmarkEnd w:id="44"/>
-    <w:bookmarkStart w:id="66" w:name="sec:results"/>
+    <w:bookmarkEnd w:id="52"/>
+    <w:bookmarkEnd w:id="53"/>
+    <w:bookmarkStart w:id="75" w:name="sec:results"/>
     <w:p>
       <w:pPr>
         <w:pStyle w:val="Heading1"/>
@@ -12394,7 +12842,7 @@
         <w:t xml:space="preserve">Results</w:t>
       </w:r>
     </w:p>
-    <w:bookmarkStart w:id="46" w:name="signed-recovery-with-and-without-labels"/>
+    <w:bookmarkStart w:id="55" w:name="signed-recovery-with-and-without-labels"/>
     <w:p>
       <w:pPr>
         <w:pStyle w:val="Heading2"/>
@@ -12682,7 +13130,7 @@
         <w:t xml:space="preserve">“identical.”</w:t>
       </w:r>
     </w:p>
-    <w:bookmarkStart w:id="45" w:name="tab:adv"/>
+    <w:bookmarkStart w:id="54" w:name="tab:adv"/>
     <w:p>
       <w:pPr>
         <w:pStyle w:val="TableCaption"/>
@@ -13333,9 +13781,497 @@
         </w:tc>
       </w:tr>
     </w:tbl>
-    <w:bookmarkEnd w:id="45"/>
-    <w:bookmarkEnd w:id="46"/>
-    <w:bookmarkStart w:id="51" w:name="rank-invariance-where-raw-values-fail"/>
+    <w:bookmarkEnd w:id="54"/>
+    <w:p>
+      <w:pPr>
+        <w:pStyle w:val="BodyText"/>
+      </w:pPr>
+      <w:r>
+        <w:rPr>
+          <w:b/>
+          <w:bCs/>
+        </w:rPr>
+        <w:t xml:space="preserve">Where the derived exponent actually operates.</w:t>
+      </w:r>
+      <w:r>
+        <w:t xml:space="preserve"> </w:t>
+      </w:r>
+      <w:r>
+        <w:t xml:space="preserve">The four cells that</w:t>
+      </w:r>
+      <w:r>
+        <w:t xml:space="preserve"> </w:t>
+      </w:r>
+      <w:r>
+        <w:t xml:space="preserve">carry the headline</w:t>
+      </w:r>
+      <w:r>
+        <w:t xml:space="preserve"> </w:t>
+      </w:r>
+      <m:oMath>
+        <m:r>
+          <m:t>1.000</m:t>
+        </m:r>
+      </m:oMath>
+      <w:r>
+        <w:t xml:space="preserve"> </w:t>
+      </w:r>
+      <w:r>
+        <w:t xml:space="preserve">(</w:t>
+      </w:r>
+      <m:oMath>
+        <m:r>
+          <m:t>κ</m:t>
+        </m:r>
+        <m:r>
+          <m:rPr>
+            <m:sty m:val="p"/>
+          </m:rPr>
+          <m:t>=</m:t>
+        </m:r>
+        <m:r>
+          <m:rPr>
+            <m:sty m:val="p"/>
+          </m:rPr>
+          <m:t>±</m:t>
+        </m:r>
+        <m:r>
+          <m:t>0.4</m:t>
+        </m:r>
+        <m:r>
+          <m:rPr>
+            <m:sty m:val="p"/>
+          </m:rPr>
+          <m:t>,</m:t>
+        </m:r>
+        <m:r>
+          <m:rPr>
+            <m:sty m:val="p"/>
+          </m:rPr>
+          <m:t>±</m:t>
+        </m:r>
+        <m:r>
+          <m:t>0.6</m:t>
+        </m:r>
+      </m:oMath>
+      <w:r>
+        <w:t xml:space="preserve">) are cells where</w:t>
+      </w:r>
+      <w:r>
+        <w:t xml:space="preserve"> </w:t>
+      </w:r>
+      <m:oMath>
+        <m:acc>
+          <m:accPr>
+            <m:chr m:val="̂"/>
+          </m:accPr>
+          <m:e>
+            <m:r>
+              <m:t>D</m:t>
+            </m:r>
+          </m:e>
+        </m:acc>
+      </m:oMath>
+      <w:r>
+        <w:t xml:space="preserve"> </w:t>
+      </w:r>
+      <w:r>
+        <w:t xml:space="preserve">saturates at</w:t>
+      </w:r>
+      <w:r>
+        <w:t xml:space="preserve"> </w:t>
+      </w:r>
+      <m:oMath>
+        <m:r>
+          <m:rPr>
+            <m:sty m:val="p"/>
+          </m:rPr>
+          <m:t>±</m:t>
+        </m:r>
+        <m:r>
+          <m:t>1</m:t>
+        </m:r>
+      </m:oMath>
+      <w:r>
+        <w:t xml:space="preserve">, so the link returns</w:t>
+      </w:r>
+      <w:r>
+        <w:t xml:space="preserve"> </w:t>
+      </w:r>
+      <m:oMath>
+        <m:sSup>
+          <m:e>
+            <m:r>
+              <m:t>γ</m:t>
+            </m:r>
+          </m:e>
+          <m:sup>
+            <m:r>
+              <m:rPr>
+                <m:sty m:val="p"/>
+              </m:rPr>
+              <m:t>*</m:t>
+            </m:r>
+          </m:sup>
+        </m:sSup>
+        <m:r>
+          <m:rPr>
+            <m:sty m:val="p"/>
+          </m:rPr>
+          <m:t>≈</m:t>
+        </m:r>
+        <m:r>
+          <m:rPr>
+            <m:sty m:val="p"/>
+          </m:rPr>
+          <m:t>±</m:t>
+        </m:r>
+        <m:r>
+          <m:t>38</m:t>
+        </m:r>
+      </m:oMath>
+      <w:r>
+        <w:t xml:space="preserve"> </w:t>
+      </w:r>
+      <w:r>
+        <w:t xml:space="preserve">and the cap</w:t>
+      </w:r>
+      <w:r>
+        <w:t xml:space="preserve"> </w:t>
+      </w:r>
+      <m:oMath>
+        <m:sSub>
+          <m:e>
+            <m:r>
+              <m:t>γ</m:t>
+            </m:r>
+          </m:e>
+          <m:sub>
+            <m:r>
+              <m:rPr>
+                <m:sty m:val="p"/>
+              </m:rPr>
+              <m:t>max</m:t>
+            </m:r>
+          </m:sub>
+        </m:sSub>
+      </m:oMath>
+      <w:r>
+        <w:t xml:space="preserve"> </w:t>
+      </w:r>
+      <w:r>
+        <w:t xml:space="preserve">is what the vote sees; the derived magnitude is not doing the</w:t>
+      </w:r>
+      <w:r>
+        <w:t xml:space="preserve"> </w:t>
+      </w:r>
+      <w:r>
+        <w:t xml:space="preserve">work there, the sign is. Conversely, at</w:t>
+      </w:r>
+      <w:r>
+        <w:t xml:space="preserve"> </w:t>
+      </w:r>
+      <m:oMath>
+        <m:r>
+          <m:t>κ</m:t>
+        </m:r>
+        <m:r>
+          <m:rPr>
+            <m:sty m:val="p"/>
+          </m:rPr>
+          <m:t>=</m:t>
+        </m:r>
+        <m:r>
+          <m:rPr>
+            <m:sty m:val="p"/>
+          </m:rPr>
+          <m:t>±</m:t>
+        </m:r>
+        <m:r>
+          <m:t>0.1</m:t>
+        </m:r>
+        <m:r>
+          <m:rPr>
+            <m:sty m:val="p"/>
+          </m:rPr>
+          <m:t>,</m:t>
+        </m:r>
+        <m:r>
+          <m:rPr>
+            <m:sty m:val="p"/>
+          </m:rPr>
+          <m:t>±</m:t>
+        </m:r>
+        <m:r>
+          <m:t>0.2</m:t>
+        </m:r>
+      </m:oMath>
+      <w:r>
+        <w:t xml:space="preserve">, where the</w:t>
+      </w:r>
+      <w:r>
+        <w:t xml:space="preserve"> </w:t>
+      </w:r>
+      <w:r>
+        <w:t xml:space="preserve">derived value lands strictly inside the cap (</w:t>
+      </w:r>
+      <m:oMath>
+        <m:r>
+          <m:rPr>
+            <m:sty m:val="p"/>
+          </m:rPr>
+          <m:t>±</m:t>
+        </m:r>
+        <m:r>
+          <m:t>1.06</m:t>
+        </m:r>
+      </m:oMath>
+      <w:r>
+        <w:t xml:space="preserve"> </w:t>
+      </w:r>
+      <w:r>
+        <w:t xml:space="preserve">to</w:t>
+      </w:r>
+      <w:r>
+        <w:t xml:space="preserve"> </w:t>
+      </w:r>
+      <m:oMath>
+        <m:r>
+          <m:rPr>
+            <m:sty m:val="p"/>
+          </m:rPr>
+          <m:t>±</m:t>
+        </m:r>
+        <m:r>
+          <m:t>2.80</m:t>
+        </m:r>
+      </m:oMath>
+      <w:r>
+        <w:t xml:space="preserve">),</w:t>
+      </w:r>
+      <w:r>
+        <w:t xml:space="preserve"> </w:t>
+      </w:r>
+      <w:r>
+        <w:rPr>
+          <w:smallCaps/>
+        </w:rPr>
+        <w:t xml:space="preserve">tact</w:t>
+      </w:r>
+      <w:r>
+        <w:t xml:space="preserve">-dev trails the dev-picked signed grid on all four cells (</w:t>
+      </w:r>
+      <m:oMath>
+        <m:r>
+          <m:t>0.880</m:t>
+        </m:r>
+      </m:oMath>
+      <w:r>
+        <w:t xml:space="preserve"> </w:t>
+      </w:r>
+      <w:r>
+        <w:t xml:space="preserve">vs. </w:t>
+      </w:r>
+      <m:oMath>
+        <m:r>
+          <m:t>0.892</m:t>
+        </m:r>
+      </m:oMath>
+      <w:r>
+        <w:t xml:space="preserve">;</w:t>
+      </w:r>
+      <w:r>
+        <w:t xml:space="preserve"> </w:t>
+      </w:r>
+      <m:oMath>
+        <m:r>
+          <m:t>0.902</m:t>
+        </m:r>
+      </m:oMath>
+      <w:r>
+        <w:t xml:space="preserve"> </w:t>
+      </w:r>
+      <w:r>
+        <w:t xml:space="preserve">vs. </w:t>
+      </w:r>
+      <m:oMath>
+        <m:r>
+          <m:t>0.917</m:t>
+        </m:r>
+      </m:oMath>
+      <w:r>
+        <w:t xml:space="preserve">;</w:t>
+      </w:r>
+      <w:r>
+        <w:t xml:space="preserve"> </w:t>
+      </w:r>
+      <m:oMath>
+        <m:r>
+          <m:t>0.978</m:t>
+        </m:r>
+      </m:oMath>
+      <w:r>
+        <w:t xml:space="preserve"> </w:t>
+      </w:r>
+      <w:r>
+        <w:t xml:space="preserve">vs. </w:t>
+      </w:r>
+      <m:oMath>
+        <m:r>
+          <m:t>0.993</m:t>
+        </m:r>
+      </m:oMath>
+      <w:r>
+        <w:t xml:space="preserve">;</w:t>
+      </w:r>
+      <w:r>
+        <w:t xml:space="preserve"> </w:t>
+      </w:r>
+      <m:oMath>
+        <m:r>
+          <m:t>0.988</m:t>
+        </m:r>
+      </m:oMath>
+      <w:r>
+        <w:t xml:space="preserve"> </w:t>
+      </w:r>
+      <w:r>
+        <w:t xml:space="preserve">vs. </w:t>
+      </w:r>
+      <m:oMath>
+        <m:r>
+          <m:t>0.993</m:t>
+        </m:r>
+      </m:oMath>
+      <w:r>
+        <w:t xml:space="preserve">).</w:t>
+      </w:r>
+      <w:r>
+        <w:t xml:space="preserve"> </w:t>
+      </w:r>
+      <w:r>
+        <w:t xml:space="preserve">Read together: against the</w:t>
+      </w:r>
+      <w:r>
+        <w:t xml:space="preserve"> </w:t>
+      </w:r>
+      <w:r>
+        <w:rPr>
+          <w:i/>
+          <w:iCs/>
+        </w:rPr>
+        <w:t xml:space="preserve">published</w:t>
+      </w:r>
+      <w:r>
+        <w:t xml:space="preserve"> </w:t>
+      </w:r>
+      <w:r>
+        <w:t xml:space="preserve">protocols the advantage is large</w:t>
+      </w:r>
+      <w:r>
+        <w:t xml:space="preserve"> </w:t>
+      </w:r>
+      <w:r>
+        <w:t xml:space="preserve">and comes from representing the sign at all, whereas against a signed grid the</w:t>
+      </w:r>
+      <w:r>
+        <w:t xml:space="preserve"> </w:t>
+      </w:r>
+      <w:r>
+        <w:t xml:space="preserve">analytic map is not better at choosing a magnitude on these cells. Its</w:t>
+      </w:r>
+      <w:r>
+        <w:t xml:space="preserve"> </w:t>
+      </w:r>
+      <w:r>
+        <w:t xml:space="preserve">advantage over the grid is elsewhere, in the three cells named in C4, and the</w:t>
+      </w:r>
+      <w:r>
+        <w:t xml:space="preserve"> </w:t>
+      </w:r>
+      <w:r>
+        <w:t xml:space="preserve">one place the interpolation itself pays is confident echo, where</w:t>
+      </w:r>
+      <w:r>
+        <w:t xml:space="preserve"> </w:t>
+      </w:r>
+      <m:oMath>
+        <m:r>
+          <m:t>γ</m:t>
+        </m:r>
+        <m:r>
+          <m:rPr>
+            <m:sty m:val="p"/>
+          </m:rPr>
+          <m:t>=</m:t>
+        </m:r>
+        <m:r>
+          <m:rPr>
+            <m:sty m:val="p"/>
+          </m:rPr>
+          <m:t>−</m:t>
+        </m:r>
+        <m:r>
+          <m:t>1.198</m:t>
+        </m:r>
+      </m:oMath>
+      <w:r>
+        <w:t xml:space="preserve"> </w:t>
+      </w:r>
+      <w:r>
+        <w:t xml:space="preserve">falls between grid points and beats the grid optimum</w:t>
+      </w:r>
+      <w:r>
+        <w:t xml:space="preserve"> </w:t>
+      </w:r>
+      <m:oMath>
+        <m:r>
+          <m:t>γ</m:t>
+        </m:r>
+        <m:r>
+          <m:rPr>
+            <m:sty m:val="p"/>
+          </m:rPr>
+          <m:t>=</m:t>
+        </m:r>
+        <m:r>
+          <m:rPr>
+            <m:sty m:val="p"/>
+          </m:rPr>
+          <m:t>−</m:t>
+        </m:r>
+        <m:r>
+          <m:t>1</m:t>
+        </m:r>
+      </m:oMath>
+      <w:r>
+        <w:t xml:space="preserve"> </w:t>
+      </w:r>
+      <w:r>
+        <w:t xml:space="preserve">(</w:t>
+      </w:r>
+      <m:oMath>
+        <m:r>
+          <m:t>0.585</m:t>
+        </m:r>
+      </m:oMath>
+      <w:r>
+        <w:t xml:space="preserve"> </w:t>
+      </w:r>
+      <w:r>
+        <w:t xml:space="preserve">vs. </w:t>
+      </w:r>
+      <m:oMath>
+        <m:r>
+          <m:t>0.550</m:t>
+        </m:r>
+      </m:oMath>
+      <w:r>
+        <w:t xml:space="preserve">).</w:t>
+      </w:r>
+    </w:p>
+    <w:bookmarkEnd w:id="55"/>
+    <w:bookmarkStart w:id="60" w:name="rank-invariance-where-raw-values-fail"/>
     <w:p>
       <w:pPr>
         <w:pStyle w:val="Heading2"/>
@@ -13547,7 +14483,7 @@
         <w:t xml:space="preserve">no label-free method could do better than a coin flip on the sign here, and pretending otherwise would be the real failure.</w:t>
       </w:r>
     </w:p>
-    <w:bookmarkStart w:id="50" w:name="fig:adv"/>
+    <w:bookmarkStart w:id="59" w:name="fig:adv"/>
     <w:p>
       <w:pPr>
         <w:pStyle w:val="CaptionedFigure"/>
@@ -13557,18 +14493,18 @@
           <wp:inline>
             <wp:extent cx="5334000" cy="2726266"/>
             <wp:effectExtent b="0" l="0" r="0" t="0"/>
-            <wp:docPr descr="" title="" id="48" name="Picture"/>
+            <wp:docPr descr="" title="" id="57" name="Picture"/>
             <a:graphic>
               <a:graphicData uri="http://schemas.openxmlformats.org/drawingml/2006/picture">
                 <pic:pic>
                   <pic:nvPicPr>
-                    <pic:cNvPr descr="figs/tact_adversarial.png" id="49" name="Picture"/>
+                    <pic:cNvPr descr="figs/tact_adversarial.png" id="58" name="Picture"/>
                     <pic:cNvPicPr>
                       <a:picLocks noChangeArrowheads="1" noChangeAspect="1"/>
                     </pic:cNvPicPr>
                   </pic:nvPicPr>
                   <pic:blipFill>
-                    <a:blip r:embed="rId47"/>
+                    <a:blip r:embed="rId56"/>
                     <a:stretch>
                       <a:fillRect/>
                     </a:stretch>
@@ -13603,9 +14539,9 @@
         <w:t xml:space="preserve">Adversarial regimes. Dotted line: the oracle over raw-value weights. Left group of bars: rank invariance beats that family under compression; right: the labeled variant counters the confident echo while the label-free variant alarms and refuses.</w:t>
       </w:r>
     </w:p>
-    <w:bookmarkEnd w:id="50"/>
-    <w:bookmarkEnd w:id="51"/>
-    <w:bookmarkStart w:id="57" w:name="heterogeneity"/>
+    <w:bookmarkEnd w:id="59"/>
+    <w:bookmarkEnd w:id="60"/>
+    <w:bookmarkStart w:id="66" w:name="heterogeneity"/>
     <w:p>
       <w:pPr>
         <w:pStyle w:val="Heading2"/>
@@ -14029,7 +14965,7 @@
         <w:t xml:space="preserve">; cap robustness is left as an ablation.</w:t>
       </w:r>
     </w:p>
-    <w:bookmarkStart w:id="52" w:name="tab:group"/>
+    <w:bookmarkStart w:id="61" w:name="tab:group"/>
     <w:p>
       <w:pPr>
         <w:pStyle w:val="TableCaption"/>
@@ -14391,8 +15327,8 @@
         </w:tc>
       </w:tr>
     </w:tbl>
-    <w:bookmarkEnd w:id="52"/>
-    <w:bookmarkStart w:id="56" w:name="fig:group"/>
+    <w:bookmarkEnd w:id="61"/>
+    <w:bookmarkStart w:id="65" w:name="fig:group"/>
     <w:p>
       <w:pPr>
         <w:pStyle w:val="CaptionedFigure"/>
@@ -14402,18 +15338,18 @@
           <wp:inline>
             <wp:extent cx="5334000" cy="2133600"/>
             <wp:effectExtent b="0" l="0" r="0" t="0"/>
-            <wp:docPr descr="" title="" id="54" name="Picture"/>
+            <wp:docPr descr="" title="" id="63" name="Picture"/>
             <a:graphic>
               <a:graphicData uri="http://schemas.openxmlformats.org/drawingml/2006/picture">
                 <pic:pic>
                   <pic:nvPicPr>
-                    <pic:cNvPr descr="figs/group_eval.png" id="55" name="Picture"/>
+                    <pic:cNvPr descr="figs/group_eval.png" id="64" name="Picture"/>
                     <pic:cNvPicPr>
                       <a:picLocks noChangeArrowheads="1" noChangeAspect="1"/>
                     </pic:cNvPicPr>
                   </pic:nvPicPr>
                   <pic:blipFill>
-                    <a:blip r:embed="rId53"/>
+                    <a:blip r:embed="rId62"/>
                     <a:stretch>
                       <a:fillRect/>
                     </a:stretch>
@@ -14489,9 +15425,9 @@
         <w:t xml:space="preserve">. Right: the provably closed i.i.d. cell—every legitimate method at the floor; the negative control slightly below it.</w:t>
       </w:r>
     </w:p>
-    <w:bookmarkEnd w:id="56"/>
-    <w:bookmarkEnd w:id="57"/>
-    <w:bookmarkStart w:id="58" w:name="small-dev-sets-and-falsifiers"/>
+    <w:bookmarkEnd w:id="65"/>
+    <w:bookmarkEnd w:id="66"/>
+    <w:bookmarkStart w:id="67" w:name="small-dev-sets-and-falsifiers"/>
     <w:p>
       <w:pPr>
         <w:pStyle w:val="Heading2"/>
@@ -14743,8 +15679,8 @@
         <w:t xml:space="preserve">), and label-free operation, which no grid can perform.</w:t>
       </w:r>
     </w:p>
-    <w:bookmarkEnd w:id="58"/>
-    <w:bookmarkStart w:id="60" w:name="sec:tests"/>
+    <w:bookmarkEnd w:id="67"/>
+    <w:bookmarkStart w:id="69" w:name="sec:tests"/>
     <w:p>
       <w:pPr>
         <w:pStyle w:val="Heading2"/>
@@ -14795,7 +15731,7 @@
         <w:t xml:space="preserve"> </w:t>
       </w:r>
       <w:r>
-        <w:t xml:space="preserve">each one with an executable test; the suite is 76 tests for</w:t>
+        <w:t xml:space="preserve">each one with an executable test; the suite is 98 tests covering</w:t>
       </w:r>
       <w:r>
         <w:t xml:space="preserve"> </w:t>
@@ -14810,13 +15746,13 @@
         <w:t xml:space="preserve"> </w:t>
       </w:r>
       <w:r>
-        <w:t xml:space="preserve">(84</w:t>
-      </w:r>
-      <w:r>
-        <w:t xml:space="preserve"> </w:t>
-      </w:r>
-      <w:r>
-        <w:t xml:space="preserve">including the follow-on work) and runs in 14 seconds. Table </w:t>
+        <w:t xml:space="preserve">and the</w:t>
+      </w:r>
+      <w:r>
+        <w:t xml:space="preserve"> </w:t>
+      </w:r>
+      <w:r>
+        <w:t xml:space="preserve">follow-on work, and runs in 82 seconds. Table </w:t>
       </w:r>
       <w:hyperlink w:anchor="tab:tests">
         <w:r>
@@ -14833,7 +15769,7 @@
         <w:t xml:space="preserve">maps propositions to the tests that would fail if they stopped holding.</w:t>
       </w:r>
     </w:p>
-    <w:bookmarkStart w:id="59" w:name="tab:tests"/>
+    <w:bookmarkStart w:id="68" w:name="tab:tests"/>
     <w:p>
       <w:pPr>
         <w:pStyle w:val="TableCaption"/>
@@ -15723,7 +16659,7 @@
         </w:tc>
       </w:tr>
     </w:tbl>
-    <w:bookmarkEnd w:id="59"/>
+    <w:bookmarkEnd w:id="68"/>
     <w:p>
       <w:pPr>
         <w:pStyle w:val="BodyText"/>
@@ -15805,8 +16741,8 @@
         <w:t xml:space="preserve">guarantee — so that neither can be silently reinstated by a later change.</w:t>
       </w:r>
     </w:p>
-    <w:bookmarkEnd w:id="60"/>
-    <w:bookmarkStart w:id="61" w:name="sec:real"/>
+    <w:bookmarkEnd w:id="69"/>
+    <w:bookmarkStart w:id="70" w:name="sec:real"/>
     <w:p>
       <w:pPr>
         <w:pStyle w:val="Heading2"/>
@@ -15826,13 +16762,18 @@
         <w:t xml:space="preserve"> </w:t>
       </w:r>
       <w:r>
-        <w:t xml:space="preserve">(50 GSM8K</w:t>
-      </w:r>
-      <w:r>
-        <w:t xml:space="preserve"> </w:t>
-      </w:r>
-      <w:r>
-        <w:t xml:space="preserve">, 50 CommonsenseQA),</w:t>
+        <w:t xml:space="preserve">(50 GSM8K [</w:t>
+      </w:r>
+      <w:hyperlink w:anchor="bib:gsm8k2021">
+        <w:r>
+          <w:rPr>
+            <w:rStyle w:val="Hyperlink"/>
+          </w:rPr>
+          <w:t xml:space="preserve">23</w:t>
+        </w:r>
+      </w:hyperlink>
+      <w:r>
+        <w:t xml:space="preserve">], 50 CommonsenseQA),</w:t>
       </w:r>
       <w:r>
         <w:t xml:space="preserve"> </w:t>
@@ -16738,8 +17679,8 @@
         <w:t xml:space="preserve">does it.</w:t>
       </w:r>
     </w:p>
-    <w:bookmarkEnd w:id="61"/>
-    <w:bookmarkStart w:id="63" w:name="sec:hard"/>
+    <w:bookmarkEnd w:id="70"/>
+    <w:bookmarkStart w:id="72" w:name="sec:hard"/>
     <w:p>
       <w:pPr>
         <w:pStyle w:val="Heading2"/>
@@ -16785,7 +17726,29 @@
         <w:t xml:space="preserve"> </w:t>
       </w:r>
       <w:r>
+        <w:t xml:space="preserve">[</w:t>
+      </w:r>
+      <w:hyperlink w:anchor="bib:math500">
+        <w:r>
+          <w:rPr>
+            <w:rStyle w:val="Hyperlink"/>
+          </w:rPr>
+          <w:t xml:space="preserve">24</w:t>
+        </w:r>
+      </w:hyperlink>
+      <w:r>
         <w:t xml:space="preserve">,</w:t>
+      </w:r>
+      <w:hyperlink w:anchor="bib:lightman2024verify">
+        <w:r>
+          <w:rPr>
+            <w:rStyle w:val="Hyperlink"/>
+          </w:rPr>
+          <w:t xml:space="preserve">25</w:t>
+        </w:r>
+      </w:hyperlink>
+      <w:r>
+        <w:t xml:space="preserve">],</w:t>
       </w:r>
       <w:r>
         <w:t xml:space="preserve"> </w:t>
@@ -17335,7 +18298,7 @@
         <w:t xml:space="preserve">.</w:t>
       </w:r>
     </w:p>
-    <w:bookmarkStart w:id="62" w:name="tab:hard"/>
+    <w:bookmarkStart w:id="71" w:name="tab:hard"/>
     <w:p>
       <w:pPr>
         <w:pStyle w:val="TableCaption"/>
@@ -17793,7 +18756,7 @@
         </w:tc>
       </w:tr>
     </w:tbl>
-    <w:bookmarkEnd w:id="62"/>
+    <w:bookmarkEnd w:id="71"/>
     <w:p>
       <w:pPr>
         <w:pStyle w:val="BodyText"/>
@@ -17885,8 +18848,8 @@
         <w:t xml:space="preserve">the experimental record whenever traces are collected in batches.</w:t>
       </w:r>
     </w:p>
-    <w:bookmarkEnd w:id="63"/>
-    <w:bookmarkStart w:id="65" w:name="sec:window"/>
+    <w:bookmarkEnd w:id="72"/>
+    <w:bookmarkStart w:id="74" w:name="sec:window"/>
     <w:p>
       <w:pPr>
         <w:pStyle w:val="Heading2"/>
@@ -18007,16 +18970,18 @@
         <w:t xml:space="preserve"> </w:t>
       </w:r>
       <w:r>
-        <w:t xml:space="preserve">LeetCode Medium/Hard problems</w:t>
-      </w:r>
-      <w:r>
-        <w:t xml:space="preserve"> </w:t>
-      </w:r>
-      <w:r>
-        <w:t xml:space="preserve"> </w:t>
-      </w:r>
-      <w:r>
-        <w:t xml:space="preserve">were</w:t>
+        <w:t xml:space="preserve">LeetCode Medium/Hard problems [</w:t>
+      </w:r>
+      <w:hyperlink w:anchor="bib:leetcodedataset">
+        <w:r>
+          <w:rPr>
+            <w:rStyle w:val="Hyperlink"/>
+          </w:rPr>
+          <w:t xml:space="preserve">26</w:t>
+        </w:r>
+      </w:hyperlink>
+      <w:r>
+        <w:t xml:space="preserve">] were</w:t>
       </w:r>
       <w:r>
         <w:t xml:space="preserve"> </w:t>
@@ -18138,27 +19103,101 @@
       </w:r>
       <m:oMath>
         <m:r>
+          <m:t>30</m:t>
+        </m:r>
+      </m:oMath>
+      <w:r>
+        <w:t xml:space="preserve"> </w:t>
+      </w:r>
+      <w:r>
+        <w:t xml:space="preserve">saturated,</w:t>
+      </w:r>
+      <w:r>
+        <w:t xml:space="preserve"> </w:t>
+      </w:r>
+      <m:oMath>
+        <m:r>
+          <m:t>7</m:t>
+        </m:r>
+      </m:oMath>
+      <w:r>
+        <w:t xml:space="preserve"> </w:t>
+      </w:r>
+      <w:r>
+        <w:t xml:space="preserve">capability wall and</w:t>
+      </w:r>
+      <w:r>
+        <w:t xml:space="preserve"> </w:t>
+      </w:r>
+      <m:oMath>
+        <m:r>
+          <m:t>3</m:t>
+        </m:r>
+      </m:oMath>
+      <w:r>
+        <w:t xml:space="preserve"> </w:t>
+      </w:r>
+      <w:r>
+        <w:t xml:space="preserve">rescuable, i.e. </w:t>
+      </w:r>
+      <m:oMath>
+        <m:r>
           <m:t>75</m:t>
         </m:r>
         <m:r>
           <m:rPr>
             <m:sty m:val="p"/>
           </m:rPr>
+          <m:t>/</m:t>
+        </m:r>
+        <m:r>
+          <m:t>17.5</m:t>
+        </m:r>
+        <m:r>
+          <m:rPr>
+            <m:sty m:val="p"/>
+          </m:rPr>
+          <m:t>/</m:t>
+        </m:r>
+        <m:r>
+          <m:t>7.5</m:t>
+        </m:r>
+        <m:r>
+          <m:rPr>
+            <m:sty m:val="p"/>
+          </m:rPr>
           <m:t>%</m:t>
         </m:r>
       </m:oMath>
       <w:r>
-        <w:t xml:space="preserve"> </w:t>
-      </w:r>
-      <w:r>
-        <w:t xml:space="preserve">saturated,</w:t>
-      </w:r>
-      <w:r>
-        <w:t xml:space="preserve"> </w:t>
-      </w:r>
-      <m:oMath>
-        <m:r>
-          <m:t>18</m:t>
+        <w:t xml:space="preserve">. Nor does budget open it. The seven capability-wall problems</w:t>
+      </w:r>
+      <w:r>
+        <w:t xml:space="preserve"> </w:t>
+      </w:r>
+      <w:r>
+        <w:t xml:space="preserve">produced zero correct solutions in</w:t>
+      </w:r>
+      <w:r>
+        <w:t xml:space="preserve"> </w:t>
+      </w:r>
+      <m:oMath>
+        <m:r>
+          <m:t>224</m:t>
+        </m:r>
+      </m:oMath>
+      <w:r>
+        <w:t xml:space="preserve"> </w:t>
+      </w:r>
+      <w:r>
+        <w:t xml:space="preserve">further attempts (per-problem</w:t>
+      </w:r>
+      <w:r>
+        <w:t xml:space="preserve"> </w:t>
+      </w:r>
+      <m:oMath>
+        <m:r>
+          <m:t>95</m:t>
         </m:r>
         <m:r>
           <m:rPr>
@@ -18171,66 +19210,6 @@
         <w:t xml:space="preserve"> </w:t>
       </w:r>
       <w:r>
-        <w:t xml:space="preserve">capability wall,</w:t>
-      </w:r>
-      <w:r>
-        <w:t xml:space="preserve"> </w:t>
-      </w:r>
-      <m:oMath>
-        <m:r>
-          <m:t>8</m:t>
-        </m:r>
-        <m:r>
-          <m:rPr>
-            <m:sty m:val="p"/>
-          </m:rPr>
-          <m:t>%</m:t>
-        </m:r>
-      </m:oMath>
-      <w:r>
-        <w:t xml:space="preserve"> </w:t>
-      </w:r>
-      <w:r>
-        <w:t xml:space="preserve">rescuable. Nor does budget open it. The seven capability-wall problems</w:t>
-      </w:r>
-      <w:r>
-        <w:t xml:space="preserve"> </w:t>
-      </w:r>
-      <w:r>
-        <w:t xml:space="preserve">produced zero correct solutions in</w:t>
-      </w:r>
-      <w:r>
-        <w:t xml:space="preserve"> </w:t>
-      </w:r>
-      <m:oMath>
-        <m:r>
-          <m:t>224</m:t>
-        </m:r>
-      </m:oMath>
-      <w:r>
-        <w:t xml:space="preserve"> </w:t>
-      </w:r>
-      <w:r>
-        <w:t xml:space="preserve">further attempts (per-problem</w:t>
-      </w:r>
-      <w:r>
-        <w:t xml:space="preserve"> </w:t>
-      </w:r>
-      <m:oMath>
-        <m:r>
-          <m:t>95</m:t>
-        </m:r>
-        <m:r>
-          <m:rPr>
-            <m:sty m:val="p"/>
-          </m:rPr>
-          <m:t>%</m:t>
-        </m:r>
-      </m:oMath>
-      <w:r>
-        <w:t xml:space="preserve"> </w:t>
-      </w:r>
-      <w:r>
         <w:t xml:space="preserve">upper bound on the pass rate</w:t>
       </w:r>
       <w:r>
@@ -18282,7 +19261,7 @@
         <w:t xml:space="preserve">.</w:t>
       </w:r>
     </w:p>
-    <w:bookmarkStart w:id="64" w:name="tab:window"/>
+    <w:bookmarkStart w:id="73" w:name="tab:window"/>
     <w:p>
       <w:pPr>
         <w:pStyle w:val="TableCaption"/>
@@ -18756,7 +19735,7 @@
         </w:tc>
       </w:tr>
     </w:tbl>
-    <w:bookmarkEnd w:id="64"/>
+    <w:bookmarkEnd w:id="73"/>
     <w:p>
       <w:pPr>
         <w:pStyle w:val="BodyText"/>
@@ -18861,9 +19840,9 @@
         <w:t xml:space="preserve">reported: without it, a broken harness and a capability wall look identical.</w:t>
       </w:r>
     </w:p>
-    <w:bookmarkEnd w:id="65"/>
-    <w:bookmarkEnd w:id="66"/>
-    <w:bookmarkStart w:id="67" w:name="sec:limits"/>
+    <w:bookmarkEnd w:id="74"/>
+    <w:bookmarkEnd w:id="75"/>
+    <w:bookmarkStart w:id="76" w:name="sec:limits"/>
     <w:p>
       <w:pPr>
         <w:pStyle w:val="Heading1"/>
@@ -18887,7 +19866,23 @@
         <w:t xml:space="preserve"> </w:t>
       </w:r>
       <w:r>
-        <w:t xml:space="preserve">All quantitative claims are on a synthetic oracle whose confidence model</w:t>
+        <w:t xml:space="preserve">The</w:t>
+      </w:r>
+      <w:r>
+        <w:t xml:space="preserve"> </w:t>
+      </w:r>
+      <w:r>
+        <w:rPr>
+          <w:i/>
+          <w:iCs/>
+        </w:rPr>
+        <w:t xml:space="preserve">accuracy</w:t>
+      </w:r>
+      <w:r>
+        <w:t xml:space="preserve"> </w:t>
+      </w:r>
+      <w:r>
+        <w:t xml:space="preserve">claims are all on a synthetic oracle whose confidence model</w:t>
       </w:r>
       <w:r>
         <w:t xml:space="preserve"> </w:t>
@@ -18947,7 +19942,64 @@
         </w:r>
       </w:hyperlink>
       <w:r>
-        <w:t xml:space="preserve">) fixed the winnable cells before the method existed. Validation on real LLM traces is the remaining step; the cached-trace runner is committed and the prediction is falsifiable: if real confidence channels never exhibit directional miscalibration or covariate structure,</w:t>
+        <w:t xml:space="preserve">) fixed the winnable cells before the method existed. The real-trace campaigns of Sections </w:t>
+      </w:r>
+      <w:hyperlink w:anchor="sec:real">
+        <w:r>
+          <w:rPr>
+            <w:rStyle w:val="Hyperlink"/>
+          </w:rPr>
+          <w:t xml:space="preserve">8.6</w:t>
+        </w:r>
+      </w:hyperlink>
+      <w:r>
+        <w:t xml:space="preserve"> </w:t>
+      </w:r>
+      <w:r>
+        <w:t xml:space="preserve">and </w:t>
+      </w:r>
+      <w:hyperlink w:anchor="sec:hard">
+        <w:r>
+          <w:rPr>
+            <w:rStyle w:val="Hyperlink"/>
+          </w:rPr>
+          <w:t xml:space="preserve">8.7</w:t>
+        </w:r>
+      </w:hyperlink>
+      <w:r>
+        <w:t xml:space="preserve"> </w:t>
+      </w:r>
+      <w:r>
+        <w:t xml:space="preserve">test the</w:t>
+      </w:r>
+      <w:r>
+        <w:t xml:space="preserve"> </w:t>
+      </w:r>
+      <w:r>
+        <w:rPr>
+          <w:i/>
+          <w:iCs/>
+        </w:rPr>
+        <w:t xml:space="preserve">premise</w:t>
+      </w:r>
+      <w:r>
+        <w:t xml:space="preserve"> </w:t>
+      </w:r>
+      <w:r>
+        <w:t xml:space="preserve">and the</w:t>
+      </w:r>
+      <w:r>
+        <w:t xml:space="preserve"> </w:t>
+      </w:r>
+      <w:r>
+        <w:rPr>
+          <w:i/>
+          <w:iCs/>
+        </w:rPr>
+        <w:t xml:space="preserve">abstention behaviour</w:t>
+      </w:r>
+      <w:r>
+        <w:t xml:space="preserve">, and both predictions held: the channel is null on saturated benchmarks and positive on competition mathematics, and the dead zone kept the vote bit-identical to</w:t>
       </w:r>
       <w:r>
         <w:t xml:space="preserve"> </w:t>
@@ -18956,10 +20008,24 @@
         <w:rPr>
           <w:smallCaps/>
         </w:rPr>
-        <w:t xml:space="preserve">tact</w:t>
-      </w:r>
-      <w:r>
-        <w:t xml:space="preserve">’s dead zone should make it operationally indistinguishable from CISC-devT there.</w:t>
+        <w:t xml:space="preserve">sc</w:t>
+      </w:r>
+      <w:r>
+        <w:t xml:space="preserve"> </w:t>
+      </w:r>
+      <w:r>
+        <w:t xml:space="preserve">in each case. They do not test the accuracy claim, because on neither substrate was the addressable stratum large enough for any method to demonstrate a gain (Section </w:t>
+      </w:r>
+      <w:hyperlink w:anchor="sec:window">
+        <w:r>
+          <w:rPr>
+            <w:rStyle w:val="Hyperlink"/>
+          </w:rPr>
+          <w:t xml:space="preserve">8.8</w:t>
+        </w:r>
+      </w:hyperlink>
+      <w:r>
+        <w:t xml:space="preserve">).</w:t>
       </w:r>
     </w:p>
     <w:p>
@@ -19415,7 +20481,7 @@
       </w:r>
       <m:oMath>
         <m:r>
-          <m:t>2</m:t>
+          <m:t>3</m:t>
         </m:r>
       </m:oMath>
       <w:r>
@@ -19603,8 +20669,8 @@
         <w:t xml:space="preserve">still reachable, and no pair tried here satisfies both.</w:t>
       </w:r>
     </w:p>
-    <w:bookmarkEnd w:id="67"/>
-    <w:bookmarkStart w:id="68" w:name="conclusion"/>
+    <w:bookmarkEnd w:id="76"/>
+    <w:bookmarkStart w:id="77" w:name="conclusion"/>
     <w:p>
       <w:pPr>
         <w:pStyle w:val="Heading1"/>
@@ -19639,11 +20705,11 @@
         <w:t xml:space="preserve"> </w:t>
       </w:r>
       <w:r>
-        <w:t xml:space="preserve">into a measured, signed, uncertainty-aware quantity with exact fallbacks at both ends, plain self-consistency when the evidence is absent and CISC when it is at full strength, and shows that the sign, long unrepresentable in this family of methods, can be recovered without any labels under stated and tested conditions. The accompanying impossibility results draw the boundary that any future per-item method must respect, and the falsification protocol, having already killed one of the author’s own systems, is offered as the more portable contribution.</w:t>
+        <w:t xml:space="preserve">into a measured, signed, uncertainty-aware quantity with an exact fallback at one end, plain self-consistency whenever the evidence is absent, and an exact correspondence to CISC-power at the other under the log-value feature map (the shipped default uses van der Waerden scores, so that correspondence is a property of the family, not of the shipped configuration), and shows that the sign, long unrepresentable in this family of methods, can be recovered without any labels under stated and tested conditions. The accompanying impossibility results draw the boundary that any future per-item method must respect, and the falsification protocol, having already killed one of the author’s own systems, is offered as the more portable contribution.</w:t>
       </w:r>
     </w:p>
-    <w:bookmarkEnd w:id="68"/>
-    <w:bookmarkStart w:id="69" w:name="references"/>
+    <w:bookmarkEnd w:id="77"/>
+    <w:bookmarkStart w:id="128" w:name="references"/>
     <w:p>
       <w:pPr>
         <w:pStyle w:val="Heading1"/>
@@ -19664,6 +20730,11 @@
       <w:pPr>
         <w:pStyle w:val="BodyText"/>
       </w:pPr>
+      <w:bookmarkStart w:id="78" w:name="bib:wang2023selfconsistency"/>
+      <w:bookmarkEnd w:id="78"/>
+      <w:r>
+        <w:t xml:space="preserve"> </w:t>
+      </w:r>
       <w:r>
         <w:t xml:space="preserve">X. Wang, J. Wei, D. Schuurmans, Q. Le, E. Chi, S. Narang, A. Chowdhery, and D. Zhou,</w:t>
       </w:r>
@@ -19690,15 +20761,28 @@
         <w:t xml:space="preserve">Proc. ICLR</w:t>
       </w:r>
       <w:r>
-        <w:t xml:space="preserve">, 2023.</w:t>
-      </w:r>
+        <w:t xml:space="preserve">, 2023. </w:t>
+      </w:r>
+      <w:hyperlink r:id="rId79">
+        <w:r>
+          <w:rPr>
+            <w:rStyle w:val="Hyperlink"/>
+          </w:rPr>
+          <w:t xml:space="preserve">https://arxiv.org/pdf/2203.11171</w:t>
+        </w:r>
+      </w:hyperlink>
     </w:p>
     <w:p>
       <w:pPr>
         <w:pStyle w:val="BodyText"/>
       </w:pPr>
-      <w:r>
-        <w:t xml:space="preserve">A. Taubenfeld</w:t>
+      <w:bookmarkStart w:id="80" w:name="bib:tian2023just"/>
+      <w:bookmarkEnd w:id="80"/>
+      <w:r>
+        <w:t xml:space="preserve"> </w:t>
+      </w:r>
+      <w:r>
+        <w:t xml:space="preserve">K. Tian</w:t>
       </w:r>
       <w:r>
         <w:t xml:space="preserve"> </w:t>
@@ -19717,7 +20801,7 @@
         <w:t xml:space="preserve"> </w:t>
       </w:r>
       <w:r>
-        <w:t xml:space="preserve">“Confidence improves self-consistency in LLMs,”</w:t>
+        <w:t xml:space="preserve">“Just ask for calibration: Strategies for eliciting calibrated confidence scores from language models fine-tuned with human feedback,”</w:t>
       </w:r>
       <w:r>
         <w:t xml:space="preserve"> </w:t>
@@ -19733,39 +20817,31 @@
           <w:i/>
           <w:iCs/>
         </w:rPr>
-        <w:t xml:space="preserve">Findings of ACL</w:t>
-      </w:r>
-      <w:r>
-        <w:t xml:space="preserve">, 2025, arXiv:2502.06233.</w:t>
-      </w:r>
+        <w:t xml:space="preserve">Proc. EMNLP</w:t>
+      </w:r>
+      <w:r>
+        <w:t xml:space="preserve">, 2023. </w:t>
+      </w:r>
+      <w:hyperlink r:id="rId81">
+        <w:r>
+          <w:rPr>
+            <w:rStyle w:val="Hyperlink"/>
+          </w:rPr>
+          <w:t xml:space="preserve">https://aclanthology.org/2023.emnlp-main.330.pdf</w:t>
+        </w:r>
+      </w:hyperlink>
     </w:p>
     <w:p>
       <w:pPr>
         <w:pStyle w:val="BodyText"/>
       </w:pPr>
-      <w:r>
-        <w:t xml:space="preserve">P. Aggarwal, A. Madaan, Y. Yang, and Mausam,</w:t>
-      </w:r>
-      <w:r>
-        <w:t xml:space="preserve"> </w:t>
-      </w:r>
-      <w:r>
-        <w:t xml:space="preserve">“Let’s sample step by step: Adaptive-consistency for efficient reasoning and coding with</w:t>
-      </w:r>
-      <w:r>
-        <w:t xml:space="preserve"> </w:t>
-      </w:r>
-      <w:r>
-        <w:t xml:space="preserve">LLMs</w:t>
-      </w:r>
-      <w:r>
-        <w:t xml:space="preserve">,”</w:t>
-      </w:r>
-      <w:r>
-        <w:t xml:space="preserve"> </w:t>
-      </w:r>
-      <w:r>
-        <w:t xml:space="preserve">in</w:t>
+      <w:bookmarkStart w:id="82" w:name="bib:xiong2024can"/>
+      <w:bookmarkEnd w:id="82"/>
+      <w:r>
+        <w:t xml:space="preserve"> </w:t>
+      </w:r>
+      <w:r>
+        <w:t xml:space="preserve">M. Xiong</w:t>
       </w:r>
       <w:r>
         <w:t xml:space="preserve"> </w:t>
@@ -19775,18 +20851,56 @@
           <w:i/>
           <w:iCs/>
         </w:rPr>
-        <w:t xml:space="preserve">Proc. EMNLP</w:t>
-      </w:r>
-      <w:r>
-        <w:t xml:space="preserve">, 2023, pp. 12375–12396.</w:t>
-      </w:r>
+        <w:t xml:space="preserve">et al.</w:t>
+      </w:r>
+      <w:r>
+        <w:t xml:space="preserve">,</w:t>
+      </w:r>
+      <w:r>
+        <w:t xml:space="preserve"> </w:t>
+      </w:r>
+      <w:r>
+        <w:t xml:space="preserve">“Can LLMs express their uncertainty? An empirical evaluation of confidence elicitation in LLMs,”</w:t>
+      </w:r>
+      <w:r>
+        <w:t xml:space="preserve"> </w:t>
+      </w:r>
+      <w:r>
+        <w:t xml:space="preserve">in</w:t>
+      </w:r>
+      <w:r>
+        <w:t xml:space="preserve"> </w:t>
+      </w:r>
+      <w:r>
+        <w:rPr>
+          <w:i/>
+          <w:iCs/>
+        </w:rPr>
+        <w:t xml:space="preserve">Proc. ICLR</w:t>
+      </w:r>
+      <w:r>
+        <w:t xml:space="preserve">, 2024. </w:t>
+      </w:r>
+      <w:hyperlink r:id="rId83">
+        <w:r>
+          <w:rPr>
+            <w:rStyle w:val="Hyperlink"/>
+          </w:rPr>
+          <w:t xml:space="preserve">https://openreview.net/pdf?id=gjeQKFxFpZ</w:t>
+        </w:r>
+      </w:hyperlink>
     </w:p>
     <w:p>
       <w:pPr>
         <w:pStyle w:val="BodyText"/>
       </w:pPr>
-      <w:r>
-        <w:t xml:space="preserve">Y. Li</w:t>
+      <w:bookmarkStart w:id="84" w:name="bib:kadavath2022language"/>
+      <w:bookmarkEnd w:id="84"/>
+      <w:r>
+        <w:t xml:space="preserve"> </w:t>
+      </w:r>
+      <w:r>
+        <w:t xml:space="preserve">S. Kadavath</w:t>
       </w:r>
       <w:r>
         <w:t xml:space="preserve"> </w:t>
@@ -19805,34 +20919,34 @@
         <w:t xml:space="preserve"> </w:t>
       </w:r>
       <w:r>
-        <w:t xml:space="preserve">“Escape sky-high cost: Early-stopping self-consistency for multi-step reasoning,”</w:t>
-      </w:r>
-      <w:r>
-        <w:t xml:space="preserve"> </w:t>
-      </w:r>
-      <w:r>
-        <w:t xml:space="preserve">in</w:t>
-      </w:r>
-      <w:r>
-        <w:t xml:space="preserve"> </w:t>
-      </w:r>
-      <w:r>
-        <w:rPr>
-          <w:i/>
-          <w:iCs/>
-        </w:rPr>
-        <w:t xml:space="preserve">Proc. ICLR</w:t>
-      </w:r>
-      <w:r>
-        <w:t xml:space="preserve">, 2024.</w:t>
-      </w:r>
+        <w:t xml:space="preserve">“Language models (mostly) know what they know,”</w:t>
+      </w:r>
+      <w:r>
+        <w:t xml:space="preserve"> </w:t>
+      </w:r>
+      <w:r>
+        <w:t xml:space="preserve">arXiv:2207.05221, 2022. </w:t>
+      </w:r>
+      <w:hyperlink r:id="rId85">
+        <w:r>
+          <w:rPr>
+            <w:rStyle w:val="Hyperlink"/>
+          </w:rPr>
+          <w:t xml:space="preserve">https://arxiv.org/pdf/2207.05221</w:t>
+        </w:r>
+      </w:hyperlink>
     </w:p>
     <w:p>
       <w:pPr>
         <w:pStyle w:val="BodyText"/>
       </w:pPr>
-      <w:r>
-        <w:t xml:space="preserve">S. Kadavath</w:t>
+      <w:bookmarkStart w:id="86" w:name="bib:taubenfeld2025cisc"/>
+      <w:bookmarkEnd w:id="86"/>
+      <w:r>
+        <w:t xml:space="preserve"> </w:t>
+      </w:r>
+      <w:r>
+        <w:t xml:space="preserve">A. Taubenfeld</w:t>
       </w:r>
       <w:r>
         <w:t xml:space="preserve"> </w:t>
@@ -19851,21 +20965,59 @@
         <w:t xml:space="preserve"> </w:t>
       </w:r>
       <w:r>
-        <w:t xml:space="preserve">“Language models (mostly) know what they know,”</w:t>
-      </w:r>
-      <w:r>
-        <w:t xml:space="preserve"> </w:t>
-      </w:r>
-      <w:r>
-        <w:t xml:space="preserve">arXiv:2207.05221, 2022.</w:t>
-      </w:r>
+        <w:t xml:space="preserve">“Confidence improves self-consistency in LLMs,”</w:t>
+      </w:r>
+      <w:r>
+        <w:t xml:space="preserve"> </w:t>
+      </w:r>
+      <w:r>
+        <w:t xml:space="preserve">in</w:t>
+      </w:r>
+      <w:r>
+        <w:t xml:space="preserve"> </w:t>
+      </w:r>
+      <w:r>
+        <w:rPr>
+          <w:i/>
+          <w:iCs/>
+        </w:rPr>
+        <w:t xml:space="preserve">Findings of ACL</w:t>
+      </w:r>
+      <w:r>
+        <w:t xml:space="preserve">, 2025, arXiv:2502.06233. </w:t>
+      </w:r>
+      <w:hyperlink r:id="rId87">
+        <w:r>
+          <w:rPr>
+            <w:rStyle w:val="Hyperlink"/>
+          </w:rPr>
+          <w:t xml:space="preserve">https://aclanthology.org/2025.findings-acl.1030.pdf</w:t>
+        </w:r>
+      </w:hyperlink>
     </w:p>
     <w:p>
       <w:pPr>
         <w:pStyle w:val="BodyText"/>
       </w:pPr>
-      <w:r>
-        <w:t xml:space="preserve">K. Tian</w:t>
+      <w:bookmarkStart w:id="88" w:name="bib:reasc2026"/>
+      <w:bookmarkEnd w:id="88"/>
+      <w:r>
+        <w:t xml:space="preserve"> </w:t>
+      </w:r>
+      <w:r>
+        <w:t xml:space="preserve">J. Kim, N. Yang, K. Min, and K. Jung,</w:t>
+      </w:r>
+      <w:r>
+        <w:t xml:space="preserve"> </w:t>
+      </w:r>
+      <w:r>
+        <w:t xml:space="preserve">“Reliability-aware adaptive self-consistency for efficient sampling in LLM reasoning,”</w:t>
+      </w:r>
+      <w:r>
+        <w:t xml:space="preserve"> </w:t>
+      </w:r>
+      <w:r>
+        <w:t xml:space="preserve">in</w:t>
       </w:r>
       <w:r>
         <w:t xml:space="preserve"> </w:t>
@@ -19875,43 +21027,31 @@
           <w:i/>
           <w:iCs/>
         </w:rPr>
-        <w:t xml:space="preserve">et al.</w:t>
-      </w:r>
-      <w:r>
-        <w:t xml:space="preserve">,</w:t>
-      </w:r>
-      <w:r>
-        <w:t xml:space="preserve"> </w:t>
-      </w:r>
-      <w:r>
-        <w:t xml:space="preserve">“Just ask for calibration: Strategies for eliciting calibrated confidence scores from language models fine-tuned with human feedback,”</w:t>
-      </w:r>
-      <w:r>
-        <w:t xml:space="preserve"> </w:t>
-      </w:r>
-      <w:r>
-        <w:t xml:space="preserve">in</w:t>
-      </w:r>
-      <w:r>
-        <w:t xml:space="preserve"> </w:t>
-      </w:r>
-      <w:r>
-        <w:rPr>
-          <w:i/>
-          <w:iCs/>
-        </w:rPr>
-        <w:t xml:space="preserve">Proc. EMNLP</w:t>
-      </w:r>
-      <w:r>
-        <w:t xml:space="preserve">, 2023.</w:t>
-      </w:r>
+        <w:t xml:space="preserve">Findings of ACL</w:t>
+      </w:r>
+      <w:r>
+        <w:t xml:space="preserve">, 2026, pp. 21575–21590. </w:t>
+      </w:r>
+      <w:hyperlink r:id="rId89">
+        <w:r>
+          <w:rPr>
+            <w:rStyle w:val="Hyperlink"/>
+          </w:rPr>
+          <w:t xml:space="preserve">https://aclanthology.org/2026.findings-acl.1085.pdf</w:t>
+        </w:r>
+      </w:hyperlink>
     </w:p>
     <w:p>
       <w:pPr>
         <w:pStyle w:val="BodyText"/>
       </w:pPr>
-      <w:r>
-        <w:t xml:space="preserve">M. Xiong</w:t>
+      <w:bookmarkStart w:id="90" w:name="bib:deepconf2025"/>
+      <w:bookmarkEnd w:id="90"/>
+      <w:r>
+        <w:t xml:space="preserve"> </w:t>
+      </w:r>
+      <w:r>
+        <w:t xml:space="preserve">Y. Fu</w:t>
       </w:r>
       <w:r>
         <w:t xml:space="preserve"> </w:t>
@@ -19930,32 +21070,32 @@
         <w:t xml:space="preserve"> </w:t>
       </w:r>
       <w:r>
-        <w:t xml:space="preserve">“Can LLMs express their uncertainty? An empirical evaluation of confidence elicitation in LLMs,”</w:t>
-      </w:r>
-      <w:r>
-        <w:t xml:space="preserve"> </w:t>
-      </w:r>
-      <w:r>
-        <w:t xml:space="preserve">in</w:t>
-      </w:r>
-      <w:r>
-        <w:t xml:space="preserve"> </w:t>
-      </w:r>
-      <w:r>
-        <w:rPr>
-          <w:i/>
-          <w:iCs/>
-        </w:rPr>
-        <w:t xml:space="preserve">Proc. ICLR</w:t>
-      </w:r>
-      <w:r>
-        <w:t xml:space="preserve">, 2024.</w:t>
-      </w:r>
+        <w:t xml:space="preserve">“Deep think with confidence,”</w:t>
+      </w:r>
+      <w:r>
+        <w:t xml:space="preserve"> </w:t>
+      </w:r>
+      <w:r>
+        <w:t xml:space="preserve">arXiv:2508.15260, 2025. </w:t>
+      </w:r>
+      <w:hyperlink r:id="rId91">
+        <w:r>
+          <w:rPr>
+            <w:rStyle w:val="Hyperlink"/>
+          </w:rPr>
+          <w:t xml:space="preserve">https://arxiv.org/pdf/2508.15260</w:t>
+        </w:r>
+      </w:hyperlink>
     </w:p>
     <w:p>
       <w:pPr>
         <w:pStyle w:val="BodyText"/>
       </w:pPr>
+      <w:bookmarkStart w:id="92" w:name="bib:huang2024rankcalibration"/>
+      <w:bookmarkEnd w:id="92"/>
+      <w:r>
+        <w:t xml:space="preserve"> </w:t>
+      </w:r>
       <w:r>
         <w:t xml:space="preserve">X. Huang, S. Li, M. Yu, M. Sesia, H. Hassani, I. Lee, O. Bastani, and E. Dobriban,</w:t>
       </w:r>
@@ -19982,15 +21122,34 @@
         <w:t xml:space="preserve">Proc. EMNLP</w:t>
       </w:r>
       <w:r>
-        <w:t xml:space="preserve">, 2024, pp. 284–312.</w:t>
-      </w:r>
+        <w:t xml:space="preserve">, 2024, pp. 284–312. </w:t>
+      </w:r>
+      <w:hyperlink r:id="rId93">
+        <w:r>
+          <w:rPr>
+            <w:rStyle w:val="Hyperlink"/>
+          </w:rPr>
+          <w:t xml:space="preserve">https://aclanthology.org/2024.emnlp-main.18.pdf</w:t>
+        </w:r>
+      </w:hyperlink>
     </w:p>
     <w:p>
       <w:pPr>
         <w:pStyle w:val="BodyText"/>
       </w:pPr>
-      <w:r>
-        <w:t xml:space="preserve">Y. Li</w:t>
+      <w:bookmarkStart w:id="94" w:name="bib:dawid1979maximum"/>
+      <w:bookmarkEnd w:id="94"/>
+      <w:r>
+        <w:t xml:space="preserve"> </w:t>
+      </w:r>
+      <w:r>
+        <w:t xml:space="preserve">A. P. Dawid and A. M. Skene,</w:t>
+      </w:r>
+      <w:r>
+        <w:t xml:space="preserve"> </w:t>
+      </w:r>
+      <w:r>
+        <w:t xml:space="preserve">“Maximum likelihood estimation of observer error-rates using the EM algorithm,”</w:t>
       </w:r>
       <w:r>
         <w:t xml:space="preserve"> </w:t>
@@ -20000,55 +21159,37 @@
           <w:i/>
           <w:iCs/>
         </w:rPr>
-        <w:t xml:space="preserve">et al.</w:t>
-      </w:r>
-      <w:r>
-        <w:t xml:space="preserve">,</w:t>
-      </w:r>
-      <w:r>
-        <w:t xml:space="preserve"> </w:t>
-      </w:r>
-      <w:r>
-        <w:t xml:space="preserve">“Making language models better reasoners with step-aware verifier,”</w:t>
-      </w:r>
-      <w:r>
-        <w:t xml:space="preserve"> </w:t>
-      </w:r>
-      <w:r>
-        <w:t xml:space="preserve">in</w:t>
-      </w:r>
-      <w:r>
-        <w:t xml:space="preserve"> </w:t>
-      </w:r>
-      <w:r>
-        <w:rPr>
-          <w:i/>
-          <w:iCs/>
-        </w:rPr>
-        <w:t xml:space="preserve">Proc. ACL</w:t>
-      </w:r>
-      <w:r>
-        <w:t xml:space="preserve">, 2023.</w:t>
-      </w:r>
+        <w:t xml:space="preserve">J. Roy. Statist. Soc. C</w:t>
+      </w:r>
+      <w:r>
+        <w:t xml:space="preserve">, vol. 28, no. 1, pp. 20–28, 1979. </w:t>
+      </w:r>
+      <w:hyperlink r:id="rId95">
+        <w:r>
+          <w:rPr>
+            <w:rStyle w:val="Hyperlink"/>
+          </w:rPr>
+          <w:t xml:space="preserve">https://doi.org/10.2307/2346806</w:t>
+        </w:r>
+      </w:hyperlink>
     </w:p>
     <w:p>
       <w:pPr>
         <w:pStyle w:val="BodyText"/>
       </w:pPr>
-      <w:r>
-        <w:t xml:space="preserve">Z. Kang, X. Zhao, and D. Song,</w:t>
-      </w:r>
-      <w:r>
-        <w:t xml:space="preserve"> </w:t>
-      </w:r>
-      <w:r>
-        <w:t xml:space="preserve">“Scalable best-of-N selection for large language models via self-certainty,”</w:t>
-      </w:r>
-      <w:r>
-        <w:t xml:space="preserve"> </w:t>
-      </w:r>
-      <w:r>
-        <w:t xml:space="preserve">in</w:t>
+      <w:bookmarkStart w:id="96" w:name="bib:parisi2014ranking"/>
+      <w:bookmarkEnd w:id="96"/>
+      <w:r>
+        <w:t xml:space="preserve"> </w:t>
+      </w:r>
+      <w:r>
+        <w:t xml:space="preserve">F. Parisi, F. Strino, B. Nadler, and Y. Kluger,</w:t>
+      </w:r>
+      <w:r>
+        <w:t xml:space="preserve"> </w:t>
+      </w:r>
+      <w:r>
+        <w:t xml:space="preserve">“Ranking and combining multiple predictors without labeled data,”</w:t>
       </w:r>
       <w:r>
         <w:t xml:space="preserve"> </w:t>
@@ -20058,30 +21199,31 @@
           <w:i/>
           <w:iCs/>
         </w:rPr>
-        <w:t xml:space="preserve">Proc. NeurIPS</w:t>
-      </w:r>
-      <w:r>
-        <w:t xml:space="preserve">, 2025, arXiv:2502.18581.</w:t>
-      </w:r>
+        <w:t xml:space="preserve">Proc. Natl. Acad. Sci.</w:t>
+      </w:r>
+      <w:r>
+        <w:t xml:space="preserve">, vol. 111, no. 4, pp. 1253–1258, 2014. </w:t>
+      </w:r>
+      <w:hyperlink r:id="rId97">
+        <w:r>
+          <w:rPr>
+            <w:rStyle w:val="Hyperlink"/>
+          </w:rPr>
+          <w:t xml:space="preserve">https://pmc.ncbi.nlm.nih.gov/articles/PMC3910607/pdf/pnas.201219097.pdf</w:t>
+        </w:r>
+      </w:hyperlink>
     </w:p>
     <w:p>
       <w:pPr>
         <w:pStyle w:val="BodyText"/>
       </w:pPr>
-      <w:r>
-        <w:t xml:space="preserve">J. Kim, N. Yang, K. Min, and K. Jung,</w:t>
-      </w:r>
-      <w:r>
-        <w:t xml:space="preserve"> </w:t>
-      </w:r>
-      <w:r>
-        <w:t xml:space="preserve">“Reliability-aware adaptive self-consistency for efficient sampling in LLM reasoning,”</w:t>
-      </w:r>
-      <w:r>
-        <w:t xml:space="preserve"> </w:t>
-      </w:r>
-      <w:r>
-        <w:t xml:space="preserve">in</w:t>
+      <w:bookmarkStart w:id="98" w:name="bib:li2023diverse"/>
+      <w:bookmarkEnd w:id="98"/>
+      <w:r>
+        <w:t xml:space="preserve"> </w:t>
+      </w:r>
+      <w:r>
+        <w:t xml:space="preserve">Y. Li</w:t>
       </w:r>
       <w:r>
         <w:t xml:space="preserve"> </w:t>
@@ -20091,18 +21233,68 @@
           <w:i/>
           <w:iCs/>
         </w:rPr>
-        <w:t xml:space="preserve">Findings of ACL</w:t>
-      </w:r>
-      <w:r>
-        <w:t xml:space="preserve">, 2026, pp. 21575–21590.</w:t>
-      </w:r>
+        <w:t xml:space="preserve">et al.</w:t>
+      </w:r>
+      <w:r>
+        <w:t xml:space="preserve">,</w:t>
+      </w:r>
+      <w:r>
+        <w:t xml:space="preserve"> </w:t>
+      </w:r>
+      <w:r>
+        <w:t xml:space="preserve">“Making language models better reasoners with step-aware verifier,”</w:t>
+      </w:r>
+      <w:r>
+        <w:t xml:space="preserve"> </w:t>
+      </w:r>
+      <w:r>
+        <w:t xml:space="preserve">in</w:t>
+      </w:r>
+      <w:r>
+        <w:t xml:space="preserve"> </w:t>
+      </w:r>
+      <w:r>
+        <w:rPr>
+          <w:i/>
+          <w:iCs/>
+        </w:rPr>
+        <w:t xml:space="preserve">Proc. ACL</w:t>
+      </w:r>
+      <w:r>
+        <w:t xml:space="preserve">, 2023. </w:t>
+      </w:r>
+      <w:hyperlink r:id="rId99">
+        <w:r>
+          <w:rPr>
+            <w:rStyle w:val="Hyperlink"/>
+          </w:rPr>
+          <w:t xml:space="preserve">https://aclanthology.org/2023.acl-long.291.pdf</w:t>
+        </w:r>
+      </w:hyperlink>
     </w:p>
     <w:p>
       <w:pPr>
         <w:pStyle w:val="BodyText"/>
       </w:pPr>
-      <w:r>
-        <w:t xml:space="preserve">Y. Fu</w:t>
+      <w:bookmarkStart w:id="100" w:name="bib:borda2025"/>
+      <w:bookmarkEnd w:id="100"/>
+      <w:r>
+        <w:t xml:space="preserve"> </w:t>
+      </w:r>
+      <w:r>
+        <w:t xml:space="preserve">Z. Kang, X. Zhao, and D. Song,</w:t>
+      </w:r>
+      <w:r>
+        <w:t xml:space="preserve"> </w:t>
+      </w:r>
+      <w:r>
+        <w:t xml:space="preserve">“Scalable best-of-N selection for large language models via self-certainty,”</w:t>
+      </w:r>
+      <w:r>
+        <w:t xml:space="preserve"> </w:t>
+      </w:r>
+      <w:r>
+        <w:t xml:space="preserve">in</w:t>
       </w:r>
       <w:r>
         <w:t xml:space="preserve"> </w:t>
@@ -20112,36 +21304,52 @@
           <w:i/>
           <w:iCs/>
         </w:rPr>
-        <w:t xml:space="preserve">et al.</w:t>
-      </w:r>
-      <w:r>
-        <w:t xml:space="preserve">,</w:t>
-      </w:r>
-      <w:r>
-        <w:t xml:space="preserve"> </w:t>
-      </w:r>
-      <w:r>
-        <w:t xml:space="preserve">“Deep think with confidence,”</w:t>
-      </w:r>
-      <w:r>
-        <w:t xml:space="preserve"> </w:t>
-      </w:r>
-      <w:r>
-        <w:t xml:space="preserve">arXiv:2508.15260, 2025.</w:t>
-      </w:r>
+        <w:t xml:space="preserve">Proc. NeurIPS</w:t>
+      </w:r>
+      <w:r>
+        <w:t xml:space="preserve">, 2025, arXiv:2502.18581. </w:t>
+      </w:r>
+      <w:hyperlink r:id="rId101">
+        <w:r>
+          <w:rPr>
+            <w:rStyle w:val="Hyperlink"/>
+          </w:rPr>
+          <w:t xml:space="preserve">https://proceedings.neurips.cc/paper_files/paper/2025/file/1c7eff166a8e345f664f0faa8f4e4d2e-Paper-Conference.pdf</w:t>
+        </w:r>
+      </w:hyperlink>
     </w:p>
     <w:p>
       <w:pPr>
         <w:pStyle w:val="BodyText"/>
       </w:pPr>
-      <w:r>
-        <w:t xml:space="preserve">A. P. Dawid and A. M. Skene,</w:t>
-      </w:r>
-      <w:r>
-        <w:t xml:space="preserve"> </w:t>
-      </w:r>
-      <w:r>
-        <w:t xml:space="preserve">“Maximum likelihood estimation of observer error-rates using the EM algorithm,”</w:t>
+      <w:bookmarkStart w:id="102" w:name="bib:aggarwal2023adaptive"/>
+      <w:bookmarkEnd w:id="102"/>
+      <w:r>
+        <w:t xml:space="preserve"> </w:t>
+      </w:r>
+      <w:r>
+        <w:t xml:space="preserve">P. Aggarwal, A. Madaan, Y. Yang, and Mausam,</w:t>
+      </w:r>
+      <w:r>
+        <w:t xml:space="preserve"> </w:t>
+      </w:r>
+      <w:r>
+        <w:t xml:space="preserve">“Let’s sample step by step: Adaptive-consistency for efficient reasoning and coding with</w:t>
+      </w:r>
+      <w:r>
+        <w:t xml:space="preserve"> </w:t>
+      </w:r>
+      <w:r>
+        <w:t xml:space="preserve">LLMs</w:t>
+      </w:r>
+      <w:r>
+        <w:t xml:space="preserve">,”</w:t>
+      </w:r>
+      <w:r>
+        <w:t xml:space="preserve"> </w:t>
+      </w:r>
+      <w:r>
+        <w:t xml:space="preserve">in</w:t>
       </w:r>
       <w:r>
         <w:t xml:space="preserve"> </w:t>
@@ -20151,18 +21359,31 @@
           <w:i/>
           <w:iCs/>
         </w:rPr>
-        <w:t xml:space="preserve">J. Roy. Statist. Soc. C</w:t>
-      </w:r>
-      <w:r>
-        <w:t xml:space="preserve">, vol. 28, no. 1, pp. 20–28, 1979.</w:t>
-      </w:r>
+        <w:t xml:space="preserve">Proc. EMNLP</w:t>
+      </w:r>
+      <w:r>
+        <w:t xml:space="preserve">, 2023, pp. 12375–12396. </w:t>
+      </w:r>
+      <w:hyperlink r:id="rId103">
+        <w:r>
+          <w:rPr>
+            <w:rStyle w:val="Hyperlink"/>
+          </w:rPr>
+          <w:t xml:space="preserve">https://aclanthology.org/2023.emnlp-main.761.pdf</w:t>
+        </w:r>
+      </w:hyperlink>
     </w:p>
     <w:p>
       <w:pPr>
         <w:pStyle w:val="BodyText"/>
       </w:pPr>
-      <w:r>
-        <w:t xml:space="preserve">J. Whitehill</w:t>
+      <w:bookmarkStart w:id="104" w:name="bib:li2024escape"/>
+      <w:bookmarkEnd w:id="104"/>
+      <w:r>
+        <w:t xml:space="preserve"> </w:t>
+      </w:r>
+      <w:r>
+        <w:t xml:space="preserve">Y. Li</w:t>
       </w:r>
       <w:r>
         <w:t xml:space="preserve"> </w:t>
@@ -20181,7 +21402,7 @@
         <w:t xml:space="preserve"> </w:t>
       </w:r>
       <w:r>
-        <w:t xml:space="preserve">“Whose vote should count more: Optimal integration of labels from labelers of unknown expertise,”</w:t>
+        <w:t xml:space="preserve">“Escape sky-high cost: Early-stopping self-consistency for multi-step reasoning,”</w:t>
       </w:r>
       <w:r>
         <w:t xml:space="preserve"> </w:t>
@@ -20197,30 +21418,31 @@
           <w:i/>
           <w:iCs/>
         </w:rPr>
-        <w:t xml:space="preserve">Proc. NeurIPS</w:t>
-      </w:r>
-      <w:r>
-        <w:t xml:space="preserve">, 2009.</w:t>
-      </w:r>
+        <w:t xml:space="preserve">Proc. ICLR</w:t>
+      </w:r>
+      <w:r>
+        <w:t xml:space="preserve">, 2024. </w:t>
+      </w:r>
+      <w:hyperlink r:id="rId105">
+        <w:r>
+          <w:rPr>
+            <w:rStyle w:val="Hyperlink"/>
+          </w:rPr>
+          <w:t xml:space="preserve">https://arxiv.org/pdf/2401.10480</w:t>
+        </w:r>
+      </w:hyperlink>
     </w:p>
     <w:p>
       <w:pPr>
         <w:pStyle w:val="BodyText"/>
       </w:pPr>
-      <w:r>
-        <w:t xml:space="preserve">D. R. Karger, S. Oh, and D. Shah,</w:t>
-      </w:r>
-      <w:r>
-        <w:t xml:space="preserve"> </w:t>
-      </w:r>
-      <w:r>
-        <w:t xml:space="preserve">“Iterative learning for reliable crowdsourcing systems,”</w:t>
-      </w:r>
-      <w:r>
-        <w:t xml:space="preserve"> </w:t>
-      </w:r>
-      <w:r>
-        <w:t xml:space="preserve">in</w:t>
+      <w:bookmarkStart w:id="106" w:name="bib:whitehill2009whose"/>
+      <w:bookmarkEnd w:id="106"/>
+      <w:r>
+        <w:t xml:space="preserve"> </w:t>
+      </w:r>
+      <w:r>
+        <w:t xml:space="preserve">J. Whitehill</w:t>
       </w:r>
       <w:r>
         <w:t xml:space="preserve"> </w:t>
@@ -20230,24 +21452,68 @@
           <w:i/>
           <w:iCs/>
         </w:rPr>
+        <w:t xml:space="preserve">et al.</w:t>
+      </w:r>
+      <w:r>
+        <w:t xml:space="preserve">,</w:t>
+      </w:r>
+      <w:r>
+        <w:t xml:space="preserve"> </w:t>
+      </w:r>
+      <w:r>
+        <w:t xml:space="preserve">“Whose vote should count more: Optimal integration of labels from labelers of unknown expertise,”</w:t>
+      </w:r>
+      <w:r>
+        <w:t xml:space="preserve"> </w:t>
+      </w:r>
+      <w:r>
+        <w:t xml:space="preserve">in</w:t>
+      </w:r>
+      <w:r>
+        <w:t xml:space="preserve"> </w:t>
+      </w:r>
+      <w:r>
+        <w:rPr>
+          <w:i/>
+          <w:iCs/>
+        </w:rPr>
         <w:t xml:space="preserve">Proc. NeurIPS</w:t>
       </w:r>
       <w:r>
-        <w:t xml:space="preserve">, 2011.</w:t>
-      </w:r>
+        <w:t xml:space="preserve">, 2009. </w:t>
+      </w:r>
+      <w:hyperlink r:id="rId107">
+        <w:r>
+          <w:rPr>
+            <w:rStyle w:val="Hyperlink"/>
+          </w:rPr>
+          <w:t xml:space="preserve">https://proceedings.neurips.cc/paper_files/paper/2009/file/f899139df5e1059396431415e770c6dd-Paper.pdf</w:t>
+        </w:r>
+      </w:hyperlink>
     </w:p>
     <w:p>
       <w:pPr>
         <w:pStyle w:val="BodyText"/>
       </w:pPr>
-      <w:r>
-        <w:t xml:space="preserve">F. Parisi, F. Strino, B. Nadler, and Y. Kluger,</w:t>
-      </w:r>
-      <w:r>
-        <w:t xml:space="preserve"> </w:t>
-      </w:r>
-      <w:r>
-        <w:t xml:space="preserve">“Ranking and combining multiple predictors without labeled data,”</w:t>
+      <w:bookmarkStart w:id="108" w:name="bib:karger2011iterative"/>
+      <w:bookmarkEnd w:id="108"/>
+      <w:r>
+        <w:t xml:space="preserve"> </w:t>
+      </w:r>
+      <w:r>
+        <w:t xml:space="preserve">D. R. Karger, S. Oh, and D. Shah,</w:t>
+      </w:r>
+      <w:r>
+        <w:t xml:space="preserve"> </w:t>
+      </w:r>
+      <w:r>
+        <w:t xml:space="preserve">“Iterative learning for reliable crowdsourcing systems,”</w:t>
+      </w:r>
+      <w:r>
+        <w:t xml:space="preserve"> </w:t>
+      </w:r>
+      <w:r>
+        <w:t xml:space="preserve">in</w:t>
       </w:r>
       <w:r>
         <w:t xml:space="preserve"> </w:t>
@@ -20257,16 +21523,29 @@
           <w:i/>
           <w:iCs/>
         </w:rPr>
-        <w:t xml:space="preserve">Proc. Natl. Acad. Sci.</w:t>
-      </w:r>
-      <w:r>
-        <w:t xml:space="preserve">, vol. 111, no. 4, pp. 1253–1258, 2014.</w:t>
-      </w:r>
+        <w:t xml:space="preserve">Proc. NeurIPS</w:t>
+      </w:r>
+      <w:r>
+        <w:t xml:space="preserve">, 2011. </w:t>
+      </w:r>
+      <w:hyperlink r:id="rId109">
+        <w:r>
+          <w:rPr>
+            <w:rStyle w:val="Hyperlink"/>
+          </w:rPr>
+          <w:t xml:space="preserve">https://proceedings.neurips.cc/paper_files/paper/2011/file/c667d53acd899a97a85de0c201ba99be-Paper.pdf</w:t>
+        </w:r>
+      </w:hyperlink>
     </w:p>
     <w:p>
       <w:pPr>
         <w:pStyle w:val="BodyText"/>
       </w:pPr>
+      <w:bookmarkStart w:id="110" w:name="bib:fuse2026"/>
+      <w:bookmarkEnd w:id="110"/>
+      <w:r>
+        <w:t xml:space="preserve"> </w:t>
+      </w:r>
       <w:r>
         <w:t xml:space="preserve">J. Lee, V. Ma, S. Zhao, Y. Nair, A. Spector, R. Cohen, and E. J. Candès,</w:t>
       </w:r>
@@ -20280,13 +21559,26 @@
         <w:t xml:space="preserve"> </w:t>
       </w:r>
       <w:r>
-        <w:t xml:space="preserve">arXiv:2604.18547, 2026.</w:t>
-      </w:r>
+        <w:t xml:space="preserve">arXiv:2604.18547, 2026. </w:t>
+      </w:r>
+      <w:hyperlink r:id="rId111">
+        <w:r>
+          <w:rPr>
+            <w:rStyle w:val="Hyperlink"/>
+          </w:rPr>
+          <w:t xml:space="preserve">https://arxiv.org/pdf/2604.18547</w:t>
+        </w:r>
+      </w:hyperlink>
     </w:p>
     <w:p>
       <w:pPr>
         <w:pStyle w:val="BodyText"/>
       </w:pPr>
+      <w:bookmarkStart w:id="112" w:name="bib:beyondmajority2025"/>
+      <w:bookmarkEnd w:id="112"/>
+      <w:r>
+        <w:t xml:space="preserve"> </w:t>
+      </w:r>
       <w:r>
         <w:t xml:space="preserve">R. Ai, Y. Pan, D. Simchi-Levi, M. Tambe, and H. Xu,</w:t>
       </w:r>
@@ -20300,13 +21592,26 @@
         <w:t xml:space="preserve"> </w:t>
       </w:r>
       <w:r>
-        <w:t xml:space="preserve">arXiv:2510.01499, 2025, accepted to ICML 2026.</w:t>
-      </w:r>
+        <w:t xml:space="preserve">arXiv:2510.01499, 2025, accepted to ICML 2026. </w:t>
+      </w:r>
+      <w:hyperlink r:id="rId113">
+        <w:r>
+          <w:rPr>
+            <w:rStyle w:val="Hyperlink"/>
+          </w:rPr>
+          <w:t xml:space="preserve">https://arxiv.org/pdf/2510.01499</w:t>
+        </w:r>
+      </w:hyperlink>
     </w:p>
     <w:p>
       <w:pPr>
         <w:pStyle w:val="BodyText"/>
       </w:pPr>
+      <w:bookmarkStart w:id="114" w:name="bib:vanelteren1960"/>
+      <w:bookmarkEnd w:id="114"/>
+      <w:r>
+        <w:t xml:space="preserve"> </w:t>
+      </w:r>
       <w:r>
         <w:t xml:space="preserve">P. van Elteren,</w:t>
       </w:r>
@@ -20327,13 +21632,26 @@
         <w:t xml:space="preserve">Bull. Int. Statist. Inst.</w:t>
       </w:r>
       <w:r>
-        <w:t xml:space="preserve">, vol. 37, pp. 351–361, 1960.</w:t>
-      </w:r>
+        <w:t xml:space="preserve">, vol. 37, pp. 351–361, 1960. </w:t>
+      </w:r>
+      <w:hyperlink r:id="rId115">
+        <w:r>
+          <w:rPr>
+            <w:rStyle w:val="Hyperlink"/>
+          </w:rPr>
+          <w:t xml:space="preserve">https://catalog.hathitrust.org/Record/008896012</w:t>
+        </w:r>
+      </w:hyperlink>
     </w:p>
     <w:p>
       <w:pPr>
         <w:pStyle w:val="BodyText"/>
       </w:pPr>
+      <w:bookmarkStart w:id="116" w:name="bib:james1961estimation"/>
+      <w:bookmarkEnd w:id="116"/>
+      <w:r>
+        <w:t xml:space="preserve"> </w:t>
+      </w:r>
       <w:r>
         <w:t xml:space="preserve">W. James and C. Stein,</w:t>
       </w:r>
@@ -20360,13 +21678,26 @@
         <w:t xml:space="preserve">Proc. 4th Berkeley Symp. Math. Statist. Prob.</w:t>
       </w:r>
       <w:r>
-        <w:t xml:space="preserve">, 1961, pp. 361–379.</w:t>
-      </w:r>
+        <w:t xml:space="preserve">, 1961, pp. 361–379. </w:t>
+      </w:r>
+      <w:hyperlink r:id="rId117">
+        <w:r>
+          <w:rPr>
+            <w:rStyle w:val="Hyperlink"/>
+          </w:rPr>
+          <w:t xml:space="preserve">https://digitalassets.lib.berkeley.edu/math/ucb/text/math_s4_v1_article-19.pdf</w:t>
+        </w:r>
+      </w:hyperlink>
     </w:p>
     <w:p>
       <w:pPr>
         <w:pStyle w:val="BodyText"/>
       </w:pPr>
+      <w:bookmarkStart w:id="118" w:name="bib:kish1965"/>
+      <w:bookmarkEnd w:id="118"/>
+      <w:r>
+        <w:t xml:space="preserve"> </w:t>
+      </w:r>
       <w:r>
         <w:t xml:space="preserve">L. Kish,</w:t>
       </w:r>
@@ -20381,13 +21712,26 @@
         <w:t xml:space="preserve">Survey Sampling</w:t>
       </w:r>
       <w:r>
-        <w:t xml:space="preserve">. New York, NY, USA: Wiley, 1965.</w:t>
-      </w:r>
+        <w:t xml:space="preserve">. New York, NY, USA: Wiley, 1965. </w:t>
+      </w:r>
+      <w:hyperlink r:id="rId119">
+        <w:r>
+          <w:rPr>
+            <w:rStyle w:val="Hyperlink"/>
+          </w:rPr>
+          <w:t xml:space="preserve">https://www.wiley.com/en-us/Survey+Sampling-p-9780471109495</w:t>
+        </w:r>
+      </w:hyperlink>
     </w:p>
     <w:p>
       <w:pPr>
         <w:pStyle w:val="BodyText"/>
       </w:pPr>
+      <w:bookmarkStart w:id="120" w:name="bib:rao1981analysis"/>
+      <w:bookmarkEnd w:id="120"/>
+      <w:r>
+        <w:t xml:space="preserve"> </w:t>
+      </w:r>
       <w:r>
         <w:t xml:space="preserve">J. N. K. Rao and A. J. Scott,</w:t>
       </w:r>
@@ -20408,13 +21752,26 @@
         <w:t xml:space="preserve">J. Amer. Statist. Assoc.</w:t>
       </w:r>
       <w:r>
-        <w:t xml:space="preserve">, vol. 76, no. 374, pp. 221–230, 1981.</w:t>
-      </w:r>
+        <w:t xml:space="preserve">, vol. 76, no. 374, pp. 221–230, 1981. </w:t>
+      </w:r>
+      <w:hyperlink r:id="rId121">
+        <w:r>
+          <w:rPr>
+            <w:rStyle w:val="Hyperlink"/>
+          </w:rPr>
+          <w:t xml:space="preserve">https://doi.org/10.1080/01621459.1981.10477633</w:t>
+        </w:r>
+      </w:hyperlink>
     </w:p>
     <w:p>
       <w:pPr>
         <w:pStyle w:val="BodyText"/>
       </w:pPr>
+      <w:bookmarkStart w:id="122" w:name="bib:gsm8k2021"/>
+      <w:bookmarkEnd w:id="122"/>
+      <w:r>
+        <w:t xml:space="preserve"> </w:t>
+      </w:r>
       <w:r>
         <w:t xml:space="preserve">K. Cobbe</w:t>
       </w:r>
@@ -20448,20 +21805,13 @@
       <w:pPr>
         <w:pStyle w:val="BodyText"/>
       </w:pPr>
-      <w:r>
-        <w:t xml:space="preserve">L. Kuhn, Y. Gal, and S. Farquhar,</w:t>
-      </w:r>
-      <w:r>
-        <w:t xml:space="preserve"> </w:t>
-      </w:r>
-      <w:r>
-        <w:t xml:space="preserve">“Semantic uncertainty: Linguistic invariances for uncertainty estimation in natural language generation,”</w:t>
-      </w:r>
-      <w:r>
-        <w:t xml:space="preserve"> </w:t>
-      </w:r>
-      <w:r>
-        <w:t xml:space="preserve">in</w:t>
+      <w:bookmarkStart w:id="123" w:name="bib:math500"/>
+      <w:bookmarkEnd w:id="123"/>
+      <w:r>
+        <w:t xml:space="preserve"> </w:t>
+      </w:r>
+      <w:r>
+        <w:t xml:space="preserve">D. Hendrycks</w:t>
       </w:r>
       <w:r>
         <w:t xml:space="preserve"> </w:t>
@@ -20471,30 +21821,56 @@
           <w:i/>
           <w:iCs/>
         </w:rPr>
-        <w:t xml:space="preserve">Proc. ICLR</w:t>
-      </w:r>
-      <w:r>
-        <w:t xml:space="preserve">, 2023.</w:t>
-      </w:r>
+        <w:t xml:space="preserve">et al.</w:t>
+      </w:r>
+      <w:r>
+        <w:t xml:space="preserve">,</w:t>
+      </w:r>
+      <w:r>
+        <w:t xml:space="preserve"> </w:t>
+      </w:r>
+      <w:r>
+        <w:t xml:space="preserve">“Measuring mathematical problem solving with the MATH dataset,”</w:t>
+      </w:r>
+      <w:r>
+        <w:t xml:space="preserve"> </w:t>
+      </w:r>
+      <w:r>
+        <w:t xml:space="preserve">in</w:t>
+      </w:r>
+      <w:r>
+        <w:t xml:space="preserve"> </w:t>
+      </w:r>
+      <w:r>
+        <w:rPr>
+          <w:i/>
+          <w:iCs/>
+        </w:rPr>
+        <w:t xml:space="preserve">Proc. NeurIPS Datasets and Benchmarks</w:t>
+      </w:r>
+      <w:r>
+        <w:t xml:space="preserve">, 2021. </w:t>
+      </w:r>
+      <w:hyperlink r:id="rId124">
+        <w:r>
+          <w:rPr>
+            <w:rStyle w:val="Hyperlink"/>
+          </w:rPr>
+          <w:t xml:space="preserve">https://datasets-benchmarks-proceedings.neurips.cc/paper/2021/file/be83ab3ecd0db773eb2dc1b0a17836a1-Paper-round2.pdf</w:t>
+        </w:r>
+      </w:hyperlink>
     </w:p>
     <w:p>
       <w:pPr>
         <w:pStyle w:val="BodyText"/>
       </w:pPr>
-      <w:r>
-        <w:t xml:space="preserve">G. Wan, Y. Wu, J. Chen, and S. Li,</w:t>
-      </w:r>
-      <w:r>
-        <w:t xml:space="preserve"> </w:t>
-      </w:r>
-      <w:r>
-        <w:t xml:space="preserve">“Reasoning aware self-consistency: Leveraging reasoning paths for efficient LLM sampling,”</w:t>
-      </w:r>
-      <w:r>
-        <w:t xml:space="preserve"> </w:t>
-      </w:r>
-      <w:r>
-        <w:t xml:space="preserve">in</w:t>
+      <w:bookmarkStart w:id="125" w:name="bib:lightman2024verify"/>
+      <w:bookmarkEnd w:id="125"/>
+      <w:r>
+        <w:t xml:space="preserve"> </w:t>
+      </w:r>
+      <w:r>
+        <w:t xml:space="preserve">H. Lightman</w:t>
       </w:r>
       <w:r>
         <w:t xml:space="preserve"> </w:t>
@@ -20504,18 +21880,48 @@
           <w:i/>
           <w:iCs/>
         </w:rPr>
-        <w:t xml:space="preserve">Proc. NAACL</w:t>
-      </w:r>
-      <w:r>
-        <w:t xml:space="preserve">, 2025, pp. 3613–3635.</w:t>
+        <w:t xml:space="preserve">et al.</w:t>
+      </w:r>
+      <w:r>
+        <w:t xml:space="preserve">,</w:t>
+      </w:r>
+      <w:r>
+        <w:t xml:space="preserve"> </w:t>
+      </w:r>
+      <w:r>
+        <w:t xml:space="preserve">“Let’s verify step by step,”</w:t>
+      </w:r>
+      <w:r>
+        <w:t xml:space="preserve"> </w:t>
+      </w:r>
+      <w:r>
+        <w:t xml:space="preserve">in</w:t>
+      </w:r>
+      <w:r>
+        <w:t xml:space="preserve"> </w:t>
+      </w:r>
+      <w:r>
+        <w:rPr>
+          <w:i/>
+          <w:iCs/>
+        </w:rPr>
+        <w:t xml:space="preserve">Proc. ICLR</w:t>
+      </w:r>
+      <w:r>
+        <w:t xml:space="preserve">, 2024. (MATH-500 test subset.)</w:t>
       </w:r>
     </w:p>
     <w:p>
       <w:pPr>
         <w:pStyle w:val="BodyText"/>
       </w:pPr>
-      <w:r>
-        <w:t xml:space="preserve">D. Hendrycks</w:t>
+      <w:bookmarkStart w:id="126" w:name="bib:leetcodedataset"/>
+      <w:bookmarkEnd w:id="126"/>
+      <w:r>
+        <w:t xml:space="preserve"> </w:t>
+      </w:r>
+      <w:r>
+        <w:t xml:space="preserve">Y. Xia</w:t>
       </w:r>
       <w:r>
         <w:t xml:space="preserve"> </w:t>
@@ -20534,108 +21940,24 @@
         <w:t xml:space="preserve"> </w:t>
       </w:r>
       <w:r>
-        <w:t xml:space="preserve">“Measuring mathematical problem solving with the MATH dataset,”</w:t>
-      </w:r>
-      <w:r>
-        <w:t xml:space="preserve"> </w:t>
-      </w:r>
-      <w:r>
-        <w:t xml:space="preserve">in</w:t>
-      </w:r>
-      <w:r>
-        <w:t xml:space="preserve"> </w:t>
-      </w:r>
-      <w:r>
-        <w:rPr>
-          <w:i/>
-          <w:iCs/>
-        </w:rPr>
-        <w:t xml:space="preserve">Proc. NeurIPS Datasets and Benchmarks</w:t>
-      </w:r>
-      <w:r>
-        <w:t xml:space="preserve">, 2021.</w:t>
-      </w:r>
+        <w:t xml:space="preserve">“LeetCodeDataset: A temporal dataset for robust evaluation and efficient training of code LLMs,”</w:t>
+      </w:r>
+      <w:r>
+        <w:t xml:space="preserve"> </w:t>
+      </w:r>
+      <w:r>
+        <w:t xml:space="preserve">arXiv:2504.14655, 2025. </w:t>
+      </w:r>
+      <w:hyperlink r:id="rId127">
+        <w:r>
+          <w:rPr>
+            <w:rStyle w:val="Hyperlink"/>
+          </w:rPr>
+          <w:t xml:space="preserve">https://arxiv.org/pdf/2504.14655</w:t>
+        </w:r>
+      </w:hyperlink>
     </w:p>
-    <w:p>
-      <w:pPr>
-        <w:pStyle w:val="BodyText"/>
-      </w:pPr>
-      <w:r>
-        <w:t xml:space="preserve">H. Lightman</w:t>
-      </w:r>
-      <w:r>
-        <w:t xml:space="preserve"> </w:t>
-      </w:r>
-      <w:r>
-        <w:rPr>
-          <w:i/>
-          <w:iCs/>
-        </w:rPr>
-        <w:t xml:space="preserve">et al.</w:t>
-      </w:r>
-      <w:r>
-        <w:t xml:space="preserve">,</w:t>
-      </w:r>
-      <w:r>
-        <w:t xml:space="preserve"> </w:t>
-      </w:r>
-      <w:r>
-        <w:t xml:space="preserve">“Let’s verify step by step,”</w:t>
-      </w:r>
-      <w:r>
-        <w:t xml:space="preserve"> </w:t>
-      </w:r>
-      <w:r>
-        <w:t xml:space="preserve">in</w:t>
-      </w:r>
-      <w:r>
-        <w:t xml:space="preserve"> </w:t>
-      </w:r>
-      <w:r>
-        <w:rPr>
-          <w:i/>
-          <w:iCs/>
-        </w:rPr>
-        <w:t xml:space="preserve">Proc. ICLR</w:t>
-      </w:r>
-      <w:r>
-        <w:t xml:space="preserve">, 2024. (MATH-500 test subset.)</w:t>
-      </w:r>
-    </w:p>
-    <w:p>
-      <w:pPr>
-        <w:pStyle w:val="BodyText"/>
-      </w:pPr>
-      <w:r>
-        <w:t xml:space="preserve">Y. Xia</w:t>
-      </w:r>
-      <w:r>
-        <w:t xml:space="preserve"> </w:t>
-      </w:r>
-      <w:r>
-        <w:rPr>
-          <w:i/>
-          <w:iCs/>
-        </w:rPr>
-        <w:t xml:space="preserve">et al.</w:t>
-      </w:r>
-      <w:r>
-        <w:t xml:space="preserve">,</w:t>
-      </w:r>
-      <w:r>
-        <w:t xml:space="preserve"> </w:t>
-      </w:r>
-      <w:r>
-        <w:t xml:space="preserve">“LeetCodeDataset: A temporal dataset for robust evaluation and efficient training of code LLMs,”</w:t>
-      </w:r>
-      <w:r>
-        <w:t xml:space="preserve"> </w:t>
-      </w:r>
-      <w:r>
-        <w:t xml:space="preserve">arXiv:2504.14655, 2025.</w:t>
-      </w:r>
-    </w:p>
-    <w:bookmarkEnd w:id="69"/>
+    <w:bookmarkEnd w:id="128"/>
     <w:sectPr>
       <w:footnotePr>
         <w:numRestart w:val="eachSect"/>

--- a/paper/tact.docx
+++ b/paper/tact.docx
@@ -53,7 +53,13 @@
         <w:pStyle w:val="FirstParagraph"/>
       </w:pPr>
       <w:r>
-        <w:t xml:space="preserve">Confidence-weighted self-consistency (CISC and its successors) improves on majority voting when a frozen large language model’s self-reported confidence is calibrated in</w:t>
+        <w:t xml:space="preserve">Confidence-weighted self-consistency improves on majority voting when a frozen</w:t>
+      </w:r>
+      <w:r>
+        <w:t xml:space="preserve"> </w:t>
+      </w:r>
+      <w:r>
+        <w:t xml:space="preserve">model’s self-reported confidence is calibrated in</w:t>
       </w:r>
       <w:r>
         <w:t xml:space="preserve"> </w:t>
@@ -66,7 +72,25 @@
         <w:t xml:space="preserve">direction</w:t>
       </w:r>
       <w:r>
-        <w:t xml:space="preserve">. Every published weighting scheme is structurally monotone increasing in confidence, so an anti-correlated channel poisons the vote instead of informing it, while binary dev-set gates survive inversion only by discarding genuinely discriminative signal. This paper presents</w:t>
+        <w:t xml:space="preserve">. Every</w:t>
+      </w:r>
+      <w:r>
+        <w:t xml:space="preserve"> </w:t>
+      </w:r>
+      <w:r>
+        <w:t xml:space="preserve">published scheme is monotone increasing in confidence, so an anti-correlated</w:t>
+      </w:r>
+      <w:r>
+        <w:t xml:space="preserve"> </w:t>
+      </w:r>
+      <w:r>
+        <w:t xml:space="preserve">channel poisons the vote, and binary calibration gates survive inversion only</w:t>
+      </w:r>
+      <w:r>
+        <w:t xml:space="preserve"> </w:t>
+      </w:r>
+      <w:r>
+        <w:t xml:space="preserve">by discarding discriminative signal.</w:t>
       </w:r>
       <w:r>
         <w:t xml:space="preserve"> </w:t>
@@ -81,7 +105,13 @@
         <w:t xml:space="preserve"> </w:t>
       </w:r>
       <w:r>
-        <w:t xml:space="preserve">(Trust-Anchored Confidence Tempering), which replaces the fixed confidence exponent with one</w:t>
+        <w:t xml:space="preserve">derives the vote exponent from the</w:t>
+      </w:r>
+      <w:r>
+        <w:t xml:space="preserve"> </w:t>
+      </w:r>
+      <w:r>
+        <w:t xml:space="preserve">measured,</w:t>
       </w:r>
       <w:r>
         <w:t xml:space="preserve"> </w:t>
@@ -91,13 +121,16 @@
           <w:i/>
           <w:iCs/>
         </w:rPr>
-        <w:t xml:space="preserve">derived</w:t>
-      </w:r>
-      <w:r>
-        <w:t xml:space="preserve"> </w:t>
-      </w:r>
-      <w:r>
-        <w:t xml:space="preserve">from the measured, signed, within-item discrimination of the channel: a pooled van Elteren Somers’</w:t>
+        <w:t xml:space="preserve">signed</w:t>
+      </w:r>
+      <w:r>
+        <w:t xml:space="preserve">, within-item discrimination of the channel: a pooled</w:t>
+      </w:r>
+      <w:r>
+        <w:t xml:space="preserve"> </w:t>
+      </w:r>
+      <w:r>
+        <w:t xml:space="preserve">van Elteren Somers’</w:t>
       </w:r>
       <w:r>
         <w:t xml:space="preserve"> </w:t>
@@ -111,7 +144,61 @@
         <w:t xml:space="preserve"> </w:t>
       </w:r>
       <w:r>
-        <w:t xml:space="preserve">rank statistic with an item-clustered standard error, passed through positive-part James–Stein shrinkage and a Bayes-discriminant link. Written out, the method is a single expression whose exponent reduces to</w:t>
+        <w:t xml:space="preserve">with an item-clustered standard error, positive-part</w:t>
+      </w:r>
+      <w:r>
+        <w:t xml:space="preserve"> </w:t>
+      </w:r>
+      <w:r>
+        <w:t xml:space="preserve">James–Stein shrinkage, and a Bayes-discriminant link, which at the default</w:t>
+      </w:r>
+      <w:r>
+        <w:t xml:space="preserve"> </w:t>
+      </w:r>
+      <w:r>
+        <w:t xml:space="preserve">base rate</w:t>
+      </w:r>
+      <w:r>
+        <w:t xml:space="preserve"> </w:t>
+      </w:r>
+      <m:oMath>
+        <m:acc>
+          <m:accPr>
+            <m:chr m:val="‾"/>
+          </m:accPr>
+          <m:e>
+            <m:r>
+              <m:t>p</m:t>
+            </m:r>
+          </m:e>
+        </m:acc>
+        <m:r>
+          <m:rPr>
+            <m:sty m:val="p"/>
+          </m:rPr>
+          <m:t>=</m:t>
+        </m:r>
+        <m:f>
+          <m:fPr>
+            <m:type m:val="lin"/>
+          </m:fPr>
+          <m:num>
+            <m:r>
+              <m:t>1</m:t>
+            </m:r>
+          </m:num>
+          <m:den>
+            <m:r>
+              <m:t>2</m:t>
+            </m:r>
+          </m:den>
+        </m:f>
+      </m:oMath>
+      <w:r>
+        <w:t xml:space="preserve"> </w:t>
+      </w:r>
+      <w:r>
+        <w:t xml:space="preserve">collapses to</w:t>
       </w:r>
       <w:r>
         <w:t xml:space="preserve"> </w:t>
@@ -177,11 +264,143 @@
         <w:t xml:space="preserve"> </w:t>
       </w:r>
       <w:r>
-        <w:t xml:space="preserve">the probit of the shrunk pooled AUC, and it carries exact anchors: inside the shrinkage dead zone the vote is bit-identical to plain self-consistency, and a log-value feature map reproduces CISC-power. A label-free variant estimates the signed reliability from agreement pseudo-labels under a proven attenuation identity that guarantees sign consistency whenever the plurality-error rate is below one half, with conservative de-attenuation and echo alarms at the identifiability boundary. On a synthetic-oracle harness with paired trace pools, the label-free variant recovers anti-correlated channels that pin every published protocol to the majority-vote floor (</w:t>
-      </w:r>
-      <m:oMath>
-        <m:r>
-          <m:t>κ</m:t>
+        <w:t xml:space="preserve">the</w:t>
+      </w:r>
+      <w:r>
+        <w:t xml:space="preserve"> </w:t>
+      </w:r>
+      <w:r>
+        <w:t xml:space="preserve">probit of the shrunk pooled AUC. Inside the shrinkage dead zone the vote is</w:t>
+      </w:r>
+      <w:r>
+        <w:t xml:space="preserve"> </w:t>
+      </w:r>
+      <w:r>
+        <w:t xml:space="preserve">bit-identical to plain self-consistency. A label-free variant estimates the</w:t>
+      </w:r>
+      <w:r>
+        <w:t xml:space="preserve"> </w:t>
+      </w:r>
+      <w:r>
+        <w:t xml:space="preserve">sign from agreement pseudo-labels under an attenuation identity that</w:t>
+      </w:r>
+      <w:r>
+        <w:t xml:space="preserve"> </w:t>
+      </w:r>
+      <w:r>
+        <w:t xml:space="preserve">guarantees sign consistency while the plurality-error rate stays below one</w:t>
+      </w:r>
+      <w:r>
+        <w:t xml:space="preserve"> </w:t>
+      </w:r>
+      <w:r>
+        <w:t xml:space="preserve">half; past that boundary it mis-signs, which the paper measures and reports.</w:t>
+      </w:r>
+      <w:r>
+        <w:t xml:space="preserve"> </w:t>
+      </w:r>
+      <w:r>
+        <w:t xml:space="preserve">On a synthetic-oracle harness it recovers anti-correlated channels that pin</w:t>
+      </w:r>
+      <w:r>
+        <w:t xml:space="preserve"> </w:t>
+      </w:r>
+      <w:r>
+        <w:t xml:space="preserve">every published protocol to the majority floor (</w:t>
+      </w:r>
+      <m:oMath>
+        <m:r>
+          <m:t>1.000</m:t>
+        </m:r>
+      </m:oMath>
+      <w:r>
+        <w:t xml:space="preserve"> </w:t>
+      </w:r>
+      <w:r>
+        <w:t xml:space="preserve">vs. </w:t>
+      </w:r>
+      <m:oMath>
+        <m:r>
+          <m:t>0.807</m:t>
+        </m:r>
+      </m:oMath>
+      <w:r>
+        <w:t xml:space="preserve">) and</w:t>
+      </w:r>
+      <w:r>
+        <w:t xml:space="preserve"> </w:t>
+      </w:r>
+      <w:r>
+        <w:t xml:space="preserve">cracks the heterogeneity floor with zero paired losses (</w:t>
+      </w:r>
+      <m:oMath>
+        <m:r>
+          <m:t>0.940</m:t>
+        </m:r>
+      </m:oMath>
+      <w:r>
+        <w:t xml:space="preserve"> </w:t>
+      </w:r>
+      <w:r>
+        <w:t xml:space="preserve">vs. </w:t>
+      </w:r>
+      <m:oMath>
+        <m:r>
+          <m:t>0.808</m:t>
+        </m:r>
+      </m:oMath>
+      <w:r>
+        <w:t xml:space="preserve">).</w:t>
+      </w:r>
+      <w:r>
+        <w:t xml:space="preserve"> </w:t>
+      </w:r>
+      <w:r>
+        <w:t xml:space="preserve">Against a dev-picked</w:t>
+      </w:r>
+      <w:r>
+        <w:t xml:space="preserve"> </w:t>
+      </w:r>
+      <w:r>
+        <w:rPr>
+          <w:i/>
+          <w:iCs/>
+        </w:rPr>
+        <w:t xml:space="preserve">signed</w:t>
+      </w:r>
+      <w:r>
+        <w:t xml:space="preserve"> </w:t>
+      </w:r>
+      <w:r>
+        <w:t xml:space="preserve">grid, which the sweep shows is a far</w:t>
+      </w:r>
+      <w:r>
+        <w:t xml:space="preserve"> </w:t>
+      </w:r>
+      <w:r>
+        <w:t xml:space="preserve">stronger baseline than the published protocols, the advantage narrows to</w:t>
+      </w:r>
+      <w:r>
+        <w:t xml:space="preserve"> </w:t>
+      </w:r>
+      <w:r>
+        <w:t xml:space="preserve">distortion, echo, and label-free operation. Two real-trace campaigns then</w:t>
+      </w:r>
+      <w:r>
+        <w:t xml:space="preserve"> </w:t>
+      </w:r>
+      <w:r>
+        <w:t xml:space="preserve">bound the setting: the channel is null on saturated benchmarks</w:t>
+      </w:r>
+      <w:r>
+        <w:t xml:space="preserve"> </w:t>
+      </w:r>
+      <w:r>
+        <w:t xml:space="preserve">(</w:t>
+      </w:r>
+      <m:oMath>
+        <m:r>
+          <m:t>z</m:t>
         </m:r>
         <m:r>
           <m:rPr>
@@ -196,212 +415,11 @@
           <m:t>−</m:t>
         </m:r>
         <m:r>
-          <m:t>0.6</m:t>
-        </m:r>
-      </m:oMath>
-      <w:r>
-        <w:t xml:space="preserve">:</w:t>
-      </w:r>
-      <w:r>
-        <w:t xml:space="preserve"> </w:t>
-      </w:r>
-      <m:oMath>
-        <m:r>
-          <m:t>1.000</m:t>
-        </m:r>
-      </m:oMath>
-      <w:r>
-        <w:t xml:space="preserve"> </w:t>
-      </w:r>
-      <w:r>
-        <w:t xml:space="preserve">vs. </w:t>
-      </w:r>
-      <m:oMath>
-        <m:r>
-          <m:t>0.807</m:t>
-        </m:r>
-      </m:oMath>
-      <w:r>
-        <w:t xml:space="preserve">), rank invariance beats the best exponent in the tested raw-value grid</w:t>
-      </w:r>
-      <w:r>
-        <w:t xml:space="preserve"> </w:t>
-      </w:r>
-      <m:oMath>
-        <m:r>
-          <m:rPr>
-            <m:sty m:val="p"/>
-          </m:rPr>
-          <m:t>{</m:t>
-        </m:r>
-        <m:r>
-          <m:t>0.25</m:t>
-        </m:r>
-        <m:r>
-          <m:rPr>
-            <m:sty m:val="p"/>
-          </m:rPr>
-          <m:t>,</m:t>
-        </m:r>
-        <m:r>
-          <m:t>0.5</m:t>
-        </m:r>
-        <m:r>
-          <m:rPr>
-            <m:sty m:val="p"/>
-          </m:rPr>
-          <m:t>,</m:t>
-        </m:r>
-        <m:r>
-          <m:t>1</m:t>
-        </m:r>
-        <m:r>
-          <m:rPr>
-            <m:sty m:val="p"/>
-          </m:rPr>
-          <m:t>,</m:t>
-        </m:r>
-        <m:r>
-          <m:t>2</m:t>
-        </m:r>
-        <m:r>
-          <m:rPr>
-            <m:sty m:val="p"/>
-          </m:rPr>
-          <m:t>,</m:t>
-        </m:r>
-        <m:r>
-          <m:t>4</m:t>
-        </m:r>
-        <m:r>
-          <m:rPr>
-            <m:sty m:val="p"/>
-          </m:rPr>
-          <m:t>}</m:t>
-        </m:r>
-      </m:oMath>
-      <w:r>
-        <w:t xml:space="preserve"> </w:t>
-      </w:r>
-      <w:r>
-        <w:t xml:space="preserve">under monotone confidence compression (</w:t>
-      </w:r>
-      <m:oMath>
-        <m:r>
-          <m:t>1.000</m:t>
-        </m:r>
-      </m:oMath>
-      <w:r>
-        <w:t xml:space="preserve"> </w:t>
-      </w:r>
-      <w:r>
-        <w:t xml:space="preserve">vs. </w:t>
-      </w:r>
-      <m:oMath>
-        <m:r>
-          <m:t>0.965</m:t>
-        </m:r>
-      </m:oMath>
-      <w:r>
-        <w:t xml:space="preserve">, the grid optimum sitting at its upper endpoint), and a per-group extension cracks the heterogeneity floor with zero paired losses to self-consistency (</w:t>
-      </w:r>
-      <m:oMath>
-        <m:r>
-          <m:t>0.940</m:t>
-        </m:r>
-      </m:oMath>
-      <w:r>
-        <w:t xml:space="preserve"> </w:t>
-      </w:r>
-      <w:r>
-        <w:t xml:space="preserve">vs. </w:t>
-      </w:r>
-      <m:oMath>
-        <m:r>
-          <m:t>0.808</m:t>
-        </m:r>
-      </m:oMath>
-      <w:r>
-        <w:t xml:space="preserve">;</w:t>
-      </w:r>
-      <w:r>
-        <w:t xml:space="preserve"> </w:t>
-      </w:r>
-      <m:oMath>
-        <m:r>
-          <m:rPr>
-            <m:sty m:val="p"/>
-          </m:rPr>
-          <m:t>+</m:t>
-        </m:r>
-        <m:r>
-          <m:t>79</m:t>
-        </m:r>
-        <m:r>
-          <m:rPr>
-            <m:sty m:val="p"/>
-          </m:rPr>
-          <m:t>/</m:t>
-        </m:r>
-        <m:r>
-          <m:rPr>
-            <m:sty m:val="p"/>
-          </m:rPr>
-          <m:t>−</m:t>
-        </m:r>
-        <m:r>
-          <m:t>0</m:t>
-        </m:r>
-      </m:oMath>
-      <w:r>
-        <w:t xml:space="preserve">,</w:t>
-      </w:r>
-      <w:r>
-        <w:t xml:space="preserve"> </w:t>
-      </w:r>
-      <m:oMath>
-        <m:r>
-          <m:t>p</m:t>
-        </m:r>
-        <m:r>
-          <m:rPr>
-            <m:sty m:val="p"/>
-          </m:rPr>
-          <m:t>=</m:t>
-        </m:r>
-        <m:r>
-          <m:t>3.3</m:t>
-        </m:r>
-        <m:r>
-          <m:rPr>
-            <m:sty m:val="p"/>
-          </m:rPr>
-          <m:t>×</m:t>
-        </m:r>
-        <m:sSup>
-          <m:e>
-            <m:r>
-              <m:t>10</m:t>
-            </m:r>
-          </m:e>
-          <m:sup>
-            <m:r>
-              <m:rPr>
-                <m:sty m:val="p"/>
-              </m:rPr>
-              <m:t>−</m:t>
-            </m:r>
-            <m:r>
-              <m:t>24</m:t>
-            </m:r>
-          </m:sup>
-        </m:sSup>
-      </m:oMath>
-      <w:r>
-        <w:t xml:space="preserve">). Two real-trace campaigns on a frozen model confirm the premise and locate the binding constraint: within-item discrimination is positive on competition mathematics (pooled</w:t>
-      </w:r>
-      <w:r>
-        <w:t xml:space="preserve"> </w:t>
+          <m:t>1.24</m:t>
+        </m:r>
+      </m:oMath>
+      <w:r>
+        <w:t xml:space="preserve">) and positive on competition mathematics (</w:t>
       </w:r>
       <m:oMath>
         <m:acc>
@@ -457,7 +475,7 @@
         </m:r>
       </m:oMath>
       <w:r>
-        <w:t xml:space="preserve">), yet the stratum on which any such method can act, where the plurality is wrong and the correct answer is present in the pool, measures</w:t>
+        <w:t xml:space="preserve">), yet the stratum any such method can act on measures</w:t>
       </w:r>
       <w:r>
         <w:t xml:space="preserve"> </w:t>
@@ -485,7 +503,13 @@
         <w:t xml:space="preserve"> </w:t>
       </w:r>
       <w:r>
-        <w:t xml:space="preserve">of items across five substrates in two domains, code generation with executable ground truth included. Abstention is therefore the correct default rather than a conservative one, and the dead zone implements it exactly. The paper further proves that per-item label-free adaptation is impossible under i.i.d. latent coupling, and pre-registers four falsification criteria, among them the published dev-calibrated CISC protocol as a designated killer baseline, all of which the method survived.</w:t>
+        <w:t xml:space="preserve">of items across five substrates in two domains, so abstention is the correct</w:t>
+      </w:r>
+      <w:r>
+        <w:t xml:space="preserve"> </w:t>
+      </w:r>
+      <w:r>
+        <w:t xml:space="preserve">default and the dead zone implements it.</w:t>
       </w:r>
     </w:p>
     <w:p>
@@ -1592,6 +1616,289 @@
         <w:t xml:space="preserve">CISC) and a trivial dev-picked signed exponent grid. All four survived, and the honest margins are reported: against the signed grid the net advantage concentrates in three cells: monotone distortion, confident echo, and label-free operation, which no grid can perform.</w:t>
       </w:r>
     </w:p>
+    <w:p>
+      <w:pPr>
+        <w:pStyle w:val="BodyText"/>
+      </w:pPr>
+      <w:r>
+        <w:rPr>
+          <w:b/>
+          <w:bCs/>
+        </w:rPr>
+        <w:t xml:space="preserve">C5: A measurement of the addressable stratum, and what it implies.</w:t>
+      </w:r>
+      <w:r>
+        <w:t xml:space="preserve"> </w:t>
+      </w:r>
+      <w:r>
+        <w:t xml:space="preserve">Two real-trace campaigns and a five-substrate window measurement bound what</w:t>
+      </w:r>
+      <w:r>
+        <w:t xml:space="preserve"> </w:t>
+      </w:r>
+      <w:r>
+        <w:rPr>
+          <w:i/>
+          <w:iCs/>
+        </w:rPr>
+        <w:t xml:space="preserve">any</w:t>
+      </w:r>
+      <w:r>
+        <w:t xml:space="preserve"> </w:t>
+      </w:r>
+      <w:r>
+        <w:t xml:space="preserve">label-free aggregation method can do, not only</w:t>
+      </w:r>
+      <w:r>
+        <w:t xml:space="preserve"> </w:t>
+      </w:r>
+      <w:r>
+        <w:rPr>
+          <w:smallCaps/>
+        </w:rPr>
+        <w:t xml:space="preserve">tact</w:t>
+      </w:r>
+      <w:r>
+        <w:t xml:space="preserve">. The</w:t>
+      </w:r>
+      <w:r>
+        <w:t xml:space="preserve"> </w:t>
+      </w:r>
+      <w:r>
+        <w:t xml:space="preserve">verbalized-confidence channel is null on saturated benchmarks</w:t>
+      </w:r>
+      <w:r>
+        <w:t xml:space="preserve"> </w:t>
+      </w:r>
+      <w:r>
+        <w:t xml:space="preserve">(</w:t>
+      </w:r>
+      <m:oMath>
+        <m:acc>
+          <m:accPr>
+            <m:chr m:val="̂"/>
+          </m:accPr>
+          <m:e>
+            <m:r>
+              <m:t>D</m:t>
+            </m:r>
+          </m:e>
+        </m:acc>
+        <m:r>
+          <m:rPr>
+            <m:sty m:val="p"/>
+          </m:rPr>
+          <m:t>=</m:t>
+        </m:r>
+        <m:r>
+          <m:rPr>
+            <m:sty m:val="p"/>
+          </m:rPr>
+          <m:t>−</m:t>
+        </m:r>
+        <m:r>
+          <m:t>0.219</m:t>
+        </m:r>
+      </m:oMath>
+      <w:r>
+        <w:t xml:space="preserve">,</w:t>
+      </w:r>
+      <w:r>
+        <w:t xml:space="preserve"> </w:t>
+      </w:r>
+      <m:oMath>
+        <m:r>
+          <m:t>z</m:t>
+        </m:r>
+        <m:r>
+          <m:rPr>
+            <m:sty m:val="p"/>
+          </m:rPr>
+          <m:t>=</m:t>
+        </m:r>
+        <m:r>
+          <m:rPr>
+            <m:sty m:val="p"/>
+          </m:rPr>
+          <m:t>−</m:t>
+        </m:r>
+        <m:r>
+          <m:t>1.24</m:t>
+        </m:r>
+      </m:oMath>
+      <w:r>
+        <w:t xml:space="preserve">) and positive on competition mathematics</w:t>
+      </w:r>
+      <w:r>
+        <w:t xml:space="preserve"> </w:t>
+      </w:r>
+      <w:r>
+        <w:t xml:space="preserve">(</w:t>
+      </w:r>
+      <m:oMath>
+        <m:acc>
+          <m:accPr>
+            <m:chr m:val="̂"/>
+          </m:accPr>
+          <m:e>
+            <m:r>
+              <m:t>D</m:t>
+            </m:r>
+          </m:e>
+        </m:acc>
+        <m:r>
+          <m:rPr>
+            <m:sty m:val="p"/>
+          </m:rPr>
+          <m:t>=</m:t>
+        </m:r>
+        <m:r>
+          <m:rPr>
+            <m:sty m:val="p"/>
+          </m:rPr>
+          <m:t>+</m:t>
+        </m:r>
+        <m:r>
+          <m:t>0.250</m:t>
+        </m:r>
+      </m:oMath>
+      <w:r>
+        <w:t xml:space="preserve">,</w:t>
+      </w:r>
+      <w:r>
+        <w:t xml:space="preserve"> </w:t>
+      </w:r>
+      <m:oMath>
+        <m:r>
+          <m:t>z</m:t>
+        </m:r>
+        <m:r>
+          <m:rPr>
+            <m:sty m:val="p"/>
+          </m:rPr>
+          <m:t>=</m:t>
+        </m:r>
+        <m:r>
+          <m:rPr>
+            <m:sty m:val="p"/>
+          </m:rPr>
+          <m:t>+</m:t>
+        </m:r>
+        <m:r>
+          <m:t>2.54</m:t>
+        </m:r>
+      </m:oMath>
+      <w:r>
+        <w:t xml:space="preserve">), so the premise of this line of work holds where</w:t>
+      </w:r>
+      <w:r>
+        <w:t xml:space="preserve"> </w:t>
+      </w:r>
+      <w:r>
+        <w:t xml:space="preserve">the model is genuinely uncertain. The stratum on which such a method can act</w:t>
+      </w:r>
+      <w:r>
+        <w:t xml:space="preserve"> </w:t>
+      </w:r>
+      <w:r>
+        <w:t xml:space="preserve">is nonetheless</w:t>
+      </w:r>
+      <w:r>
+        <w:t xml:space="preserve"> </w:t>
+      </w:r>
+      <m:oMath>
+        <m:r>
+          <m:t>3</m:t>
+        </m:r>
+      </m:oMath>
+      <w:r>
+        <w:t xml:space="preserve">–</w:t>
+      </w:r>
+      <m:oMath>
+        <m:r>
+          <m:t>7.5</m:t>
+        </m:r>
+        <m:r>
+          <m:rPr>
+            <m:sty m:val="p"/>
+          </m:rPr>
+          <m:t>%</m:t>
+        </m:r>
+      </m:oMath>
+      <w:r>
+        <w:t xml:space="preserve"> </w:t>
+      </w:r>
+      <w:r>
+        <w:t xml:space="preserve">of items on every substrate tried, in two domains,</w:t>
+      </w:r>
+      <w:r>
+        <w:t xml:space="preserve"> </w:t>
+      </w:r>
+      <w:r>
+        <w:t xml:space="preserve">and does not widen as items harden: they pass from saturated straight to</w:t>
+      </w:r>
+      <w:r>
+        <w:t xml:space="preserve"> </w:t>
+      </w:r>
+      <w:r>
+        <w:t xml:space="preserve">capability-limited. On both real substrates the in-pool oracle itself cannot</w:t>
+      </w:r>
+      <w:r>
+        <w:t xml:space="preserve"> </w:t>
+      </w:r>
+      <w:r>
+        <w:t xml:space="preserve">clear the pre-registered endpoint, which makes abstention the correct default</w:t>
+      </w:r>
+      <w:r>
+        <w:t xml:space="preserve"> </w:t>
+      </w:r>
+      <w:r>
+        <w:t xml:space="preserve">rather than a conservative one, and</w:t>
+      </w:r>
+      <w:r>
+        <w:t xml:space="preserve"> </w:t>
+      </w:r>
+      <w:r>
+        <w:rPr>
+          <w:smallCaps/>
+        </w:rPr>
+        <w:t xml:space="preserve">tact</w:t>
+      </w:r>
+      <w:r>
+        <w:t xml:space="preserve"> </w:t>
+      </w:r>
+      <w:r>
+        <w:t xml:space="preserve">abstained on both</w:t>
+      </w:r>
+      <w:r>
+        <w:t xml:space="preserve"> </w:t>
+      </w:r>
+      <w:r>
+        <w:t xml:space="preserve">(Sections </w:t>
+      </w:r>
+      <w:hyperlink w:anchor="sec:real">
+        <w:r>
+          <w:rPr>
+            <w:rStyle w:val="Hyperlink"/>
+          </w:rPr>
+          <w:t xml:space="preserve">8.6</w:t>
+        </w:r>
+      </w:hyperlink>
+      <w:r>
+        <w:t xml:space="preserve">–</w:t>
+      </w:r>
+      <w:hyperlink w:anchor="sec:window">
+        <w:r>
+          <w:rPr>
+            <w:rStyle w:val="Hyperlink"/>
+          </w:rPr>
+          <w:t xml:space="preserve">8.8</w:t>
+        </w:r>
+      </w:hyperlink>
+      <w:r>
+        <w:t xml:space="preserve">).</w:t>
+      </w:r>
+    </w:p>
     <w:bookmarkEnd w:id="10"/>
     <w:bookmarkStart w:id="11" w:name="sec:related"/>
     <w:p>
@@ -1725,7 +2032,90 @@
         </w:r>
       </w:hyperlink>
       <w:r>
-        <w:t xml:space="preserve">] adapt online but only re-scale positive trust. None of these can represent, much less estimate, a negative confidence–correctness association. The dev-calibrated variant must therefore be positioned honestly: CISC’s tuned temperature is already a dev-calibrated</w:t>
+        <w:t xml:space="preserve">] adapt online but only re-scale positive trust. None of these searches a negative exponent: the obstruction is a sign bit in</w:t>
+      </w:r>
+      <w:r>
+        <w:t xml:space="preserve"> </w:t>
+      </w:r>
+      <w:r>
+        <w:t xml:space="preserve">the hyperparameter grid rather than the weight family itself, as this paper’s</w:t>
+      </w:r>
+      <w:r>
+        <w:t xml:space="preserve"> </w:t>
+      </w:r>
+      <w:r>
+        <w:t xml:space="preserve">own SignGrid-dev baseline shows by opening the same</w:t>
+      </w:r>
+      <w:r>
+        <w:t xml:space="preserve"> </w:t>
+      </w:r>
+      <m:oMath>
+        <m:sSup>
+          <m:e>
+            <m:r>
+              <m:t>c</m:t>
+            </m:r>
+          </m:e>
+          <m:sup>
+            <m:r>
+              <m:t>γ</m:t>
+            </m:r>
+          </m:sup>
+        </m:sSup>
+      </m:oMath>
+      <w:r>
+        <w:t xml:space="preserve"> </w:t>
+      </w:r>
+      <w:r>
+        <w:t xml:space="preserve">family to</w:t>
+      </w:r>
+      <w:r>
+        <w:t xml:space="preserve"> </w:t>
+      </w:r>
+      <w:r>
+        <w:t xml:space="preserve">negative</w:t>
+      </w:r>
+      <w:r>
+        <w:t xml:space="preserve"> </w:t>
+      </w:r>
+      <m:oMath>
+        <m:r>
+          <m:t>γ</m:t>
+        </m:r>
+      </m:oMath>
+      <w:r>
+        <w:t xml:space="preserve"> </w:t>
+      </w:r>
+      <w:r>
+        <w:t xml:space="preserve">and reaching the signed oracle across the negative half-axis.</w:t>
+      </w:r>
+      <w:r>
+        <w:t xml:space="preserve"> </w:t>
+      </w:r>
+      <w:r>
+        <w:t xml:space="preserve">What no published protocol does is</w:t>
+      </w:r>
+      <w:r>
+        <w:t xml:space="preserve"> </w:t>
+      </w:r>
+      <w:r>
+        <w:rPr>
+          <w:i/>
+          <w:iCs/>
+        </w:rPr>
+        <w:t xml:space="preserve">estimate</w:t>
+      </w:r>
+      <w:r>
+        <w:t xml:space="preserve"> </w:t>
+      </w:r>
+      <w:r>
+        <w:t xml:space="preserve">that sign, with or without</w:t>
+      </w:r>
+      <w:r>
+        <w:t xml:space="preserve"> </w:t>
+      </w:r>
+      <w:r>
+        <w:t xml:space="preserve">labels. The dev-calibrated variant must therefore be positioned honestly: CISC’s tuned temperature is already a dev-calibrated</w:t>
       </w:r>
       <w:r>
         <w:t xml:space="preserve"> </w:t>
@@ -6266,7 +6656,165 @@
         </m:r>
       </m:oMath>
       <w:r>
-        <w:t xml:space="preserve">.</w:t>
+        <w:t xml:space="preserve">. The link assumes</w:t>
+      </w:r>
+      <w:r>
+        <w:t xml:space="preserve"> </w:t>
+      </w:r>
+      <m:oMath>
+        <m:r>
+          <m:t>φ</m:t>
+        </m:r>
+      </m:oMath>
+      <w:r>
+        <w:t xml:space="preserve"> </w:t>
+      </w:r>
+      <w:r>
+        <w:t xml:space="preserve">is within-item normal, which</w:t>
+      </w:r>
+      <w:r>
+        <w:t xml:space="preserve"> </w:t>
+      </w:r>
+      <w:hyperlink w:anchor="eq:vdw">
+        <w:r>
+          <w:rPr>
+            <w:rStyle w:val="Hyperlink"/>
+          </w:rPr>
+          <w:t xml:space="preserve">[eq:vdw]</w:t>
+        </w:r>
+      </w:hyperlink>
+      <w:r>
+        <w:t xml:space="preserve"> </w:t>
+      </w:r>
+      <w:r>
+        <w:t xml:space="preserve">supplies only asymptotically: at</w:t>
+      </w:r>
+      <w:r>
+        <w:t xml:space="preserve"> </w:t>
+      </w:r>
+      <m:oMath>
+        <m:sSub>
+          <m:e>
+            <m:r>
+              <m:t>m</m:t>
+            </m:r>
+          </m:e>
+          <m:sub>
+            <m:r>
+              <m:t>q</m:t>
+            </m:r>
+          </m:sub>
+        </m:sSub>
+        <m:r>
+          <m:rPr>
+            <m:sty m:val="p"/>
+          </m:rPr>
+          <m:t>=</m:t>
+        </m:r>
+        <m:r>
+          <m:t>4</m:t>
+        </m:r>
+      </m:oMath>
+      <w:r>
+        <w:t xml:space="preserve"> </w:t>
+      </w:r>
+      <w:r>
+        <w:t xml:space="preserve">the score takes four values before standardization. The scale consequence is handled by using the realized</w:t>
+      </w:r>
+      <w:r>
+        <w:t xml:space="preserve"> </w:t>
+      </w:r>
+      <m:oMath>
+        <m:sSub>
+          <m:e>
+            <m:r>
+              <m:t>σ</m:t>
+            </m:r>
+          </m:e>
+          <m:sub>
+            <m:r>
+              <m:t>q</m:t>
+            </m:r>
+          </m:sub>
+        </m:sSub>
+      </m:oMath>
+      <w:r>
+        <w:t xml:space="preserve">, but the distributional one is not, and it bites hardest in the small-budget setting this paper advertises (</w:t>
+      </w:r>
+      <m:oMath>
+        <m:r>
+          <m:t>m</m:t>
+        </m:r>
+        <m:r>
+          <m:rPr>
+            <m:sty m:val="p"/>
+          </m:rPr>
+          <m:t>=</m:t>
+        </m:r>
+        <m:r>
+          <m:t>40</m:t>
+        </m:r>
+      </m:oMath>
+      <w:r>
+        <w:t xml:space="preserve"> </w:t>
+      </w:r>
+      <w:r>
+        <w:t xml:space="preserve">estimates transferring to</w:t>
+      </w:r>
+      <w:r>
+        <w:t xml:space="preserve"> </w:t>
+      </w:r>
+      <m:oMath>
+        <m:r>
+          <m:t>m</m:t>
+        </m:r>
+        <m:r>
+          <m:rPr>
+            <m:sty m:val="p"/>
+          </m:rPr>
+          <m:t>=</m:t>
+        </m:r>
+        <m:r>
+          <m:t>8</m:t>
+        </m:r>
+      </m:oMath>
+      <w:r>
+        <w:t xml:space="preserve">). Where</w:t>
+      </w:r>
+      <w:r>
+        <w:t xml:space="preserve"> </w:t>
+      </w:r>
+      <m:oMath>
+        <m:acc>
+          <m:accPr>
+            <m:chr m:val="̂"/>
+          </m:accPr>
+          <m:e>
+            <m:r>
+              <m:t>D</m:t>
+            </m:r>
+          </m:e>
+        </m:acc>
+      </m:oMath>
+      <w:r>
+        <w:t xml:space="preserve"> </w:t>
+      </w:r>
+      <w:r>
+        <w:t xml:space="preserve">saturates the cap binds and the link’s shape is irrelevant; small</w:t>
+      </w:r>
+      <w:r>
+        <w:t xml:space="preserve"> </w:t>
+      </w:r>
+      <m:oMath>
+        <m:r>
+          <m:t>m</m:t>
+        </m:r>
+      </m:oMath>
+      <w:r>
+        <w:t xml:space="preserve"> </w:t>
+      </w:r>
+      <w:r>
+        <w:t xml:space="preserve">is where it has to hold and where it is least justified.</w:t>
       </w:r>
     </w:p>
     <w:bookmarkEnd w:id="27"/>
@@ -11430,7 +11978,67 @@
         <w:t xml:space="preserve"> </w:t>
       </w:r>
       <w:r>
-        <w:t xml:space="preserve">F1:</w:t>
+        <w:t xml:space="preserve">The decision rule is a fixed</w:t>
+      </w:r>
+      <w:r>
+        <w:t xml:space="preserve"> </w:t>
+      </w:r>
+      <m:oMath>
+        <m:r>
+          <m:t>τ</m:t>
+        </m:r>
+        <m:r>
+          <m:rPr>
+            <m:sty m:val="p"/>
+          </m:rPr>
+          <m:t>=</m:t>
+        </m:r>
+        <m:r>
+          <m:t>0.02</m:t>
+        </m:r>
+      </m:oMath>
+      <w:r>
+        <w:t xml:space="preserve"> </w:t>
+      </w:r>
+      <w:r>
+        <w:t xml:space="preserve">accuracy tolerance, applied to the same</w:t>
+      </w:r>
+      <w:r>
+        <w:t xml:space="preserve"> </w:t>
+      </w:r>
+      <m:oMath>
+        <m:r>
+          <m:t>400</m:t>
+        </m:r>
+      </m:oMath>
+      <w:r>
+        <w:t xml:space="preserve"> </w:t>
+      </w:r>
+      <w:r>
+        <w:t xml:space="preserve">paired items in every cell, and</w:t>
+      </w:r>
+      <w:r>
+        <w:t xml:space="preserve"> </w:t>
+      </w:r>
+      <w:r>
+        <w:t xml:space="preserve">it is stated here because the protocol is offered as a contribution: a</w:t>
+      </w:r>
+      <w:r>
+        <w:t xml:space="preserve"> </w:t>
+      </w:r>
+      <w:r>
+        <w:t xml:space="preserve">falsifier fires when the stated gap exceeds</w:t>
+      </w:r>
+      <w:r>
+        <w:t xml:space="preserve"> </w:t>
+      </w:r>
+      <m:oMath>
+        <m:r>
+          <m:t>τ</m:t>
+        </m:r>
+      </m:oMath>
+      <w:r>
+        <w:t xml:space="preserve">. F1:</w:t>
       </w:r>
       <w:r>
         <w:t xml:space="preserve"> </w:t>
@@ -11442,7 +12050,13 @@
         <w:t xml:space="preserve">tact</w:t>
       </w:r>
       <w:r>
-        <w:t xml:space="preserve">-dev significantly below the best fixed-</w:t>
+        <w:t xml:space="preserve">-dev below the</w:t>
+      </w:r>
+      <w:r>
+        <w:t xml:space="preserve"> </w:t>
+      </w:r>
+      <w:r>
+        <w:t xml:space="preserve">best fixed-</w:t>
       </w:r>
       <m:oMath>
         <m:r>
@@ -11479,7 +12093,27 @@
         </m:r>
       </m:oMath>
       <w:r>
-        <w:t xml:space="preserve">. F2: either variant significantly below</w:t>
+        <w:t xml:space="preserve"> </w:t>
+      </w:r>
+      <w:r>
+        <w:t xml:space="preserve">by more than</w:t>
+      </w:r>
+      <w:r>
+        <w:t xml:space="preserve"> </w:t>
+      </w:r>
+      <m:oMath>
+        <m:r>
+          <m:t>τ</m:t>
+        </m:r>
+      </m:oMath>
+      <w:r>
+        <w:t xml:space="preserve">. F2: either</w:t>
+      </w:r>
+      <w:r>
+        <w:t xml:space="preserve"> </w:t>
+      </w:r>
+      <w:r>
+        <w:t xml:space="preserve">variant below</w:t>
       </w:r>
       <w:r>
         <w:t xml:space="preserve"> </w:t>
@@ -11494,7 +12128,47 @@
         <w:t xml:space="preserve"> </w:t>
       </w:r>
       <w:r>
-        <w:t xml:space="preserve">anywhere on the sweep. F3: the label-free variant fails to beat the ECE gate on sweep average. F4: CISC-devT or SignGrid-dev matches</w:t>
+        <w:t xml:space="preserve">by more than</w:t>
+      </w:r>
+      <w:r>
+        <w:t xml:space="preserve"> </w:t>
+      </w:r>
+      <m:oMath>
+        <m:r>
+          <m:t>τ</m:t>
+        </m:r>
+      </m:oMath>
+      <w:r>
+        <w:t xml:space="preserve"> </w:t>
+      </w:r>
+      <w:r>
+        <w:t xml:space="preserve">anywhere on the sweep. F3: the</w:t>
+      </w:r>
+      <w:r>
+        <w:t xml:space="preserve"> </w:t>
+      </w:r>
+      <w:r>
+        <w:t xml:space="preserve">label-free variant fails to beat the ECE gate on sweep average. F4: CISC-devT</w:t>
+      </w:r>
+      <w:r>
+        <w:t xml:space="preserve"> </w:t>
+      </w:r>
+      <w:r>
+        <w:t xml:space="preserve">or SignGrid-dev within</w:t>
+      </w:r>
+      <w:r>
+        <w:t xml:space="preserve"> </w:t>
+      </w:r>
+      <m:oMath>
+        <m:r>
+          <m:t>τ</m:t>
+        </m:r>
+      </m:oMath>
+      <w:r>
+        <w:t xml:space="preserve"> </w:t>
+      </w:r>
+      <w:r>
+        <w:t xml:space="preserve">of</w:t>
       </w:r>
       <w:r>
         <w:t xml:space="preserve"> </w:t>
@@ -11506,7 +12180,53 @@
         <w:t xml:space="preserve">tact</w:t>
       </w:r>
       <w:r>
-        <w:t xml:space="preserve">-dev everywhere, including the distortion, heterogeneity, and small-dev cells.</w:t>
+        <w:t xml:space="preserve">-dev everywhere, including the</w:t>
+      </w:r>
+      <w:r>
+        <w:t xml:space="preserve"> </w:t>
+      </w:r>
+      <w:r>
+        <w:t xml:space="preserve">distortion, heterogeneity, and small-dev cells. A tolerance rather than a test</w:t>
+      </w:r>
+      <w:r>
+        <w:t xml:space="preserve"> </w:t>
+      </w:r>
+      <w:r>
+        <w:t xml:space="preserve">is the weaker instrument, and it matters most for F4, which survives on a</w:t>
+      </w:r>
+      <w:r>
+        <w:t xml:space="preserve"> </w:t>
+      </w:r>
+      <m:oMath>
+        <m:r>
+          <m:t>0.035</m:t>
+        </m:r>
+      </m:oMath>
+      <w:r>
+        <w:t xml:space="preserve"> </w:t>
+      </w:r>
+      <w:r>
+        <w:t xml:space="preserve">margin:</w:t>
+      </w:r>
+      <w:r>
+        <w:t xml:space="preserve"> </w:t>
+      </w:r>
+      <m:oMath>
+        <m:r>
+          <m:t>τ</m:t>
+        </m:r>
+      </m:oMath>
+      <w:r>
+        <w:t xml:space="preserve"> </w:t>
+      </w:r>
+      <w:r>
+        <w:t xml:space="preserve">was fixed in advance, but a paired test at these cell</w:t>
+      </w:r>
+      <w:r>
+        <w:t xml:space="preserve"> </w:t>
+      </w:r>
+      <w:r>
+        <w:t xml:space="preserve">sizes would be the stronger protocol and is what the real-trace sections use.</w:t>
       </w:r>
     </w:p>
     <w:bookmarkStart w:id="48" w:name="tab:sweep"/>
@@ -13876,24 +14596,7 @@
         <w:t xml:space="preserve"> </w:t>
       </w:r>
       <w:r>
-        <w:t xml:space="preserve">saturates at</w:t>
-      </w:r>
-      <w:r>
-        <w:t xml:space="preserve"> </w:t>
-      </w:r>
-      <m:oMath>
-        <m:r>
-          <m:rPr>
-            <m:sty m:val="p"/>
-          </m:rPr>
-          <m:t>±</m:t>
-        </m:r>
-        <m:r>
-          <m:t>1</m:t>
-        </m:r>
-      </m:oMath>
-      <w:r>
-        <w:t xml:space="preserve">, so the link returns</w:t>
+        <w:t xml:space="preserve">saturates, so the link returns an untempered</w:t>
       </w:r>
       <w:r>
         <w:t xml:space="preserve"> </w:t>
@@ -13914,27 +14617,52 @@
             </m:r>
           </m:sup>
         </m:sSup>
-        <m:r>
-          <m:rPr>
-            <m:sty m:val="p"/>
-          </m:rPr>
-          <m:t>≈</m:t>
-        </m:r>
-        <m:r>
-          <m:rPr>
-            <m:sty m:val="p"/>
-          </m:rPr>
-          <m:t>±</m:t>
-        </m:r>
-        <m:r>
-          <m:t>38</m:t>
-        </m:r>
-      </m:oMath>
-      <w:r>
-        <w:t xml:space="preserve"> </w:t>
-      </w:r>
-      <w:r>
-        <w:t xml:space="preserve">and the cap</w:t>
+      </m:oMath>
+      <w:r>
+        <w:t xml:space="preserve"> </w:t>
+      </w:r>
+      <w:r>
+        <w:t xml:space="preserve">between</w:t>
+      </w:r>
+      <w:r>
+        <w:t xml:space="preserve"> </w:t>
+      </w:r>
+      <m:oMath>
+        <m:r>
+          <m:rPr>
+            <m:sty m:val="p"/>
+          </m:rPr>
+          <m:t>−</m:t>
+        </m:r>
+        <m:r>
+          <m:t>8.4</m:t>
+        </m:r>
+      </m:oMath>
+      <w:r>
+        <w:t xml:space="preserve"> </w:t>
+      </w:r>
+      <w:r>
+        <w:t xml:space="preserve">and</w:t>
+      </w:r>
+      <w:r>
+        <w:t xml:space="preserve"> </w:t>
+      </w:r>
+      <m:oMath>
+        <m:r>
+          <m:rPr>
+            <m:sty m:val="p"/>
+          </m:rPr>
+          <m:t>+</m:t>
+        </m:r>
+        <m:r>
+          <m:t>12.1</m:t>
+        </m:r>
+      </m:oMath>
+      <w:r>
+        <w:t xml:space="preserve"> </w:t>
+      </w:r>
+      <w:r>
+        <w:t xml:space="preserve">across the seven saturated cells and the cap</w:t>
       </w:r>
       <w:r>
         <w:t xml:space="preserve"> </w:t>
@@ -13955,12 +14683,27 @@
             </m:r>
           </m:sub>
         </m:sSub>
-      </m:oMath>
-      <w:r>
-        <w:t xml:space="preserve"> </w:t>
-      </w:r>
-      <w:r>
-        <w:t xml:space="preserve">is what the vote sees; the derived magnitude is not doing the</w:t>
+        <m:r>
+          <m:rPr>
+            <m:sty m:val="p"/>
+          </m:rPr>
+          <m:t>=</m:t>
+        </m:r>
+        <m:r>
+          <m:t>4</m:t>
+        </m:r>
+      </m:oMath>
+      <w:r>
+        <w:t xml:space="preserve"> </w:t>
+      </w:r>
+      <w:r>
+        <w:t xml:space="preserve">is what</w:t>
+      </w:r>
+      <w:r>
+        <w:t xml:space="preserve"> </w:t>
+      </w:r>
+      <w:r>
+        <w:t xml:space="preserve">the vote actually sees; the derived magnitude is not doing the</w:t>
       </w:r>
       <w:r>
         <w:t xml:space="preserve"> </w:t>
@@ -15577,7 +16320,21 @@
         </m:r>
       </m:oMath>
       <w:r>
-        <w:t xml:space="preserve">; never significantly below</w:t>
+        <w:t xml:space="preserve">; nowhere more than the pre-registered</w:t>
+      </w:r>
+      <w:r>
+        <w:t xml:space="preserve"> </w:t>
+      </w:r>
+      <m:oMath>
+        <m:r>
+          <m:t>0.02</m:t>
+        </m:r>
+      </m:oMath>
+      <w:r>
+        <w:t xml:space="preserve"> </w:t>
+      </w:r>
+      <w:r>
+        <w:t xml:space="preserve">accuracy tolerance below</w:t>
       </w:r>
       <w:r>
         <w:t xml:space="preserve"> </w:t>
@@ -15589,10 +16346,7 @@
         <w:t xml:space="preserve">sc</w:t>
       </w:r>
       <w:r>
-        <w:t xml:space="preserve"> </w:t>
-      </w:r>
-      <w:r>
-        <w:t xml:space="preserve">elsewhere), F3 (sweep means</w:t>
+        <w:t xml:space="preserve">), F3 (sweep means</w:t>
       </w:r>
       <w:r>
         <w:t xml:space="preserve"> </w:t>
@@ -15614,7 +16368,21 @@
         </m:r>
       </m:oMath>
       <w:r>
-        <w:t xml:space="preserve">), and F4 (the distortion and echo cells are unreachable by either grid baseline). Against SignGrid-dev the honest margin is narrow on the homogeneous sweep—</w:t>
+        <w:t xml:space="preserve">), and F4 (both grid baselines trail by</w:t>
+      </w:r>
+      <w:r>
+        <w:t xml:space="preserve"> </w:t>
+      </w:r>
+      <m:oMath>
+        <m:r>
+          <m:t>0.035</m:t>
+        </m:r>
+      </m:oMath>
+      <w:r>
+        <w:t xml:space="preserve"> </w:t>
+      </w:r>
+      <w:r>
+        <w:t xml:space="preserve">on the distortion and echo cells, and neither can operate without labels). Against SignGrid-dev the honest margin is narrow on the homogeneous sweep—</w:t>
       </w:r>
       <w:r>
         <w:rPr>
@@ -20709,13 +21477,13 @@
       </w:r>
     </w:p>
     <w:bookmarkEnd w:id="77"/>
-    <w:bookmarkStart w:id="128" w:name="references"/>
+    <w:bookmarkStart w:id="79" w:name="code-and-data-availability"/>
     <w:p>
       <w:pPr>
         <w:pStyle w:val="Heading1"/>
       </w:pPr>
       <w:r>
-        <w:t xml:space="preserve">References</w:t>
+        <w:t xml:space="preserve">Code and Data Availability</w:t>
       </w:r>
     </w:p>
     <w:p>
@@ -20723,6 +21491,136 @@
         <w:pStyle w:val="FirstParagraph"/>
       </w:pPr>
       <w:r>
+        <w:t xml:space="preserve">All code, cached traces, and the JSON artifacts behind every table are at</w:t>
+      </w:r>
+      <w:r>
+        <w:t xml:space="preserve"> </w:t>
+      </w:r>
+      <w:hyperlink r:id="rId78">
+        <w:r>
+          <w:rPr>
+            <w:rStyle w:val="Hyperlink"/>
+          </w:rPr>
+          <w:t xml:space="preserve">https://github.com/vito1317/adaptive-reasoning-consensus</w:t>
+        </w:r>
+      </w:hyperlink>
+      <w:r>
+        <w:t xml:space="preserve">. Table </w:t>
+      </w:r>
+      <w:hyperlink w:anchor="tab:tests">
+        <w:r>
+          <w:rPr>
+            <w:rStyle w:val="Hyperlink"/>
+          </w:rPr>
+          <w:t xml:space="preserve">4</w:t>
+        </w:r>
+      </w:hyperlink>
+      <w:r>
+        <w:t xml:space="preserve"> </w:t>
+      </w:r>
+      <w:r>
+        <w:t xml:space="preserve">is produced by</w:t>
+      </w:r>
+      <w:r>
+        <w:t xml:space="preserve"> </w:t>
+      </w:r>
+      <w:r>
+        <w:rPr>
+          <w:rStyle w:val="VerbatimChar"/>
+        </w:rPr>
+        <w:t xml:space="preserve">pytest</w:t>
+      </w:r>
+      <w:r>
+        <w:t xml:space="preserve"> </w:t>
+      </w:r>
+      <w:r>
+        <w:t xml:space="preserve">at commit</w:t>
+      </w:r>
+      <w:r>
+        <w:t xml:space="preserve"> </w:t>
+      </w:r>
+      <w:r>
+        <w:rPr>
+          <w:rStyle w:val="VerbatimChar"/>
+        </w:rPr>
+        <w:t xml:space="preserve">35ad160</w:t>
+      </w:r>
+      <w:r>
+        <w:t xml:space="preserve">; the synthetic results by</w:t>
+      </w:r>
+      <w:r>
+        <w:t xml:space="preserve"> </w:t>
+      </w:r>
+      <w:r>
+        <w:rPr>
+          <w:rStyle w:val="VerbatimChar"/>
+        </w:rPr>
+        <w:t xml:space="preserve">experiments/run_tact_eval.py</w:t>
+      </w:r>
+      <w:r>
+        <w:t xml:space="preserve">, the real-trace campaigns by</w:t>
+      </w:r>
+      <w:r>
+        <w:t xml:space="preserve"> </w:t>
+      </w:r>
+      <w:r>
+        <w:rPr>
+          <w:rStyle w:val="VerbatimChar"/>
+        </w:rPr>
+        <w:t xml:space="preserve">run_tact_hard_eval.py</w:t>
+      </w:r>
+      <w:r>
+        <w:t xml:space="preserve">, and the window measurements by</w:t>
+      </w:r>
+      <w:r>
+        <w:t xml:space="preserve"> </w:t>
+      </w:r>
+      <w:r>
+        <w:rPr>
+          <w:rStyle w:val="VerbatimChar"/>
+        </w:rPr>
+        <w:t xml:space="preserve">run_g1_window.py</w:t>
+      </w:r>
+      <w:r>
+        <w:t xml:space="preserve"> </w:t>
+      </w:r>
+      <w:r>
+        <w:t xml:space="preserve">and</w:t>
+      </w:r>
+      <w:r>
+        <w:t xml:space="preserve"> </w:t>
+      </w:r>
+      <w:r>
+        <w:rPr>
+          <w:rStyle w:val="VerbatimChar"/>
+        </w:rPr>
+        <w:t xml:space="preserve">run_g1_deepening.py</w:t>
+      </w:r>
+      <w:r>
+        <w:t xml:space="preserve">. Each script</w:t>
+      </w:r>
+      <w:r>
+        <w:t xml:space="preserve"> </w:t>
+      </w:r>
+      <w:r>
+        <w:t xml:space="preserve">writes the artifact its table cites.</w:t>
+      </w:r>
+    </w:p>
+    <w:bookmarkEnd w:id="79"/>
+    <w:bookmarkStart w:id="130" w:name="references"/>
+    <w:p>
+      <w:pPr>
+        <w:pStyle w:val="Heading1"/>
+      </w:pPr>
+      <w:r>
+        <w:t xml:space="preserve">References</w:t>
+      </w:r>
+    </w:p>
+    <w:p>
+      <w:pPr>
+        <w:pStyle w:val="FirstParagraph"/>
+      </w:pPr>
+      <w:r>
         <w:t xml:space="preserve">99</w:t>
       </w:r>
     </w:p>
@@ -20730,8 +21628,8 @@
       <w:pPr>
         <w:pStyle w:val="BodyText"/>
       </w:pPr>
-      <w:bookmarkStart w:id="78" w:name="bib:wang2023selfconsistency"/>
-      <w:bookmarkEnd w:id="78"/>
+      <w:bookmarkStart w:id="80" w:name="bib:wang2023selfconsistency"/>
+      <w:bookmarkEnd w:id="80"/>
       <w:r>
         <w:t xml:space="preserve"> </w:t>
       </w:r>
@@ -20763,7 +21661,7 @@
       <w:r>
         <w:t xml:space="preserve">, 2023. </w:t>
       </w:r>
-      <w:hyperlink r:id="rId79">
+      <w:hyperlink r:id="rId81">
         <w:r>
           <w:rPr>
             <w:rStyle w:val="Hyperlink"/>
@@ -20776,8 +21674,8 @@
       <w:pPr>
         <w:pStyle w:val="BodyText"/>
       </w:pPr>
-      <w:bookmarkStart w:id="80" w:name="bib:tian2023just"/>
-      <w:bookmarkEnd w:id="80"/>
+      <w:bookmarkStart w:id="82" w:name="bib:tian2023just"/>
+      <w:bookmarkEnd w:id="82"/>
       <w:r>
         <w:t xml:space="preserve"> </w:t>
       </w:r>
@@ -20822,7 +21720,7 @@
       <w:r>
         <w:t xml:space="preserve">, 2023. </w:t>
       </w:r>
-      <w:hyperlink r:id="rId81">
+      <w:hyperlink r:id="rId83">
         <w:r>
           <w:rPr>
             <w:rStyle w:val="Hyperlink"/>
@@ -20835,8 +21733,8 @@
       <w:pPr>
         <w:pStyle w:val="BodyText"/>
       </w:pPr>
-      <w:bookmarkStart w:id="82" w:name="bib:xiong2024can"/>
-      <w:bookmarkEnd w:id="82"/>
+      <w:bookmarkStart w:id="84" w:name="bib:xiong2024can"/>
+      <w:bookmarkEnd w:id="84"/>
       <w:r>
         <w:t xml:space="preserve"> </w:t>
       </w:r>
@@ -20881,7 +21779,7 @@
       <w:r>
         <w:t xml:space="preserve">, 2024. </w:t>
       </w:r>
-      <w:hyperlink r:id="rId83">
+      <w:hyperlink r:id="rId85">
         <w:r>
           <w:rPr>
             <w:rStyle w:val="Hyperlink"/>
@@ -20894,8 +21792,8 @@
       <w:pPr>
         <w:pStyle w:val="BodyText"/>
       </w:pPr>
-      <w:bookmarkStart w:id="84" w:name="bib:kadavath2022language"/>
-      <w:bookmarkEnd w:id="84"/>
+      <w:bookmarkStart w:id="86" w:name="bib:kadavath2022language"/>
+      <w:bookmarkEnd w:id="86"/>
       <w:r>
         <w:t xml:space="preserve"> </w:t>
       </w:r>
@@ -20927,7 +21825,7 @@
       <w:r>
         <w:t xml:space="preserve">arXiv:2207.05221, 2022. </w:t>
       </w:r>
-      <w:hyperlink r:id="rId85">
+      <w:hyperlink r:id="rId87">
         <w:r>
           <w:rPr>
             <w:rStyle w:val="Hyperlink"/>
@@ -20940,8 +21838,8 @@
       <w:pPr>
         <w:pStyle w:val="BodyText"/>
       </w:pPr>
-      <w:bookmarkStart w:id="86" w:name="bib:taubenfeld2025cisc"/>
-      <w:bookmarkEnd w:id="86"/>
+      <w:bookmarkStart w:id="88" w:name="bib:taubenfeld2025cisc"/>
+      <w:bookmarkEnd w:id="88"/>
       <w:r>
         <w:t xml:space="preserve"> </w:t>
       </w:r>
@@ -20986,7 +21884,7 @@
       <w:r>
         <w:t xml:space="preserve">, 2025, arXiv:2502.06233. </w:t>
       </w:r>
-      <w:hyperlink r:id="rId87">
+      <w:hyperlink r:id="rId89">
         <w:r>
           <w:rPr>
             <w:rStyle w:val="Hyperlink"/>
@@ -20999,8 +21897,8 @@
       <w:pPr>
         <w:pStyle w:val="BodyText"/>
       </w:pPr>
-      <w:bookmarkStart w:id="88" w:name="bib:reasc2026"/>
-      <w:bookmarkEnd w:id="88"/>
+      <w:bookmarkStart w:id="90" w:name="bib:reasc2026"/>
+      <w:bookmarkEnd w:id="90"/>
       <w:r>
         <w:t xml:space="preserve"> </w:t>
       </w:r>
@@ -21032,7 +21930,7 @@
       <w:r>
         <w:t xml:space="preserve">, 2026, pp. 21575–21590. </w:t>
       </w:r>
-      <w:hyperlink r:id="rId89">
+      <w:hyperlink r:id="rId91">
         <w:r>
           <w:rPr>
             <w:rStyle w:val="Hyperlink"/>
@@ -21045,8 +21943,8 @@
       <w:pPr>
         <w:pStyle w:val="BodyText"/>
       </w:pPr>
-      <w:bookmarkStart w:id="90" w:name="bib:deepconf2025"/>
-      <w:bookmarkEnd w:id="90"/>
+      <w:bookmarkStart w:id="92" w:name="bib:deepconf2025"/>
+      <w:bookmarkEnd w:id="92"/>
       <w:r>
         <w:t xml:space="preserve"> </w:t>
       </w:r>
@@ -21078,7 +21976,7 @@
       <w:r>
         <w:t xml:space="preserve">arXiv:2508.15260, 2025. </w:t>
       </w:r>
-      <w:hyperlink r:id="rId91">
+      <w:hyperlink r:id="rId93">
         <w:r>
           <w:rPr>
             <w:rStyle w:val="Hyperlink"/>
@@ -21091,8 +21989,8 @@
       <w:pPr>
         <w:pStyle w:val="BodyText"/>
       </w:pPr>
-      <w:bookmarkStart w:id="92" w:name="bib:huang2024rankcalibration"/>
-      <w:bookmarkEnd w:id="92"/>
+      <w:bookmarkStart w:id="94" w:name="bib:huang2024rankcalibration"/>
+      <w:bookmarkEnd w:id="94"/>
       <w:r>
         <w:t xml:space="preserve"> </w:t>
       </w:r>
@@ -21124,7 +22022,7 @@
       <w:r>
         <w:t xml:space="preserve">, 2024, pp. 284–312. </w:t>
       </w:r>
-      <w:hyperlink r:id="rId93">
+      <w:hyperlink r:id="rId95">
         <w:r>
           <w:rPr>
             <w:rStyle w:val="Hyperlink"/>
@@ -21137,8 +22035,8 @@
       <w:pPr>
         <w:pStyle w:val="BodyText"/>
       </w:pPr>
-      <w:bookmarkStart w:id="94" w:name="bib:dawid1979maximum"/>
-      <w:bookmarkEnd w:id="94"/>
+      <w:bookmarkStart w:id="96" w:name="bib:dawid1979maximum"/>
+      <w:bookmarkEnd w:id="96"/>
       <w:r>
         <w:t xml:space="preserve"> </w:t>
       </w:r>
@@ -21164,7 +22062,7 @@
       <w:r>
         <w:t xml:space="preserve">, vol. 28, no. 1, pp. 20–28, 1979. </w:t>
       </w:r>
-      <w:hyperlink r:id="rId95">
+      <w:hyperlink r:id="rId97">
         <w:r>
           <w:rPr>
             <w:rStyle w:val="Hyperlink"/>
@@ -21177,8 +22075,8 @@
       <w:pPr>
         <w:pStyle w:val="BodyText"/>
       </w:pPr>
-      <w:bookmarkStart w:id="96" w:name="bib:parisi2014ranking"/>
-      <w:bookmarkEnd w:id="96"/>
+      <w:bookmarkStart w:id="98" w:name="bib:parisi2014ranking"/>
+      <w:bookmarkEnd w:id="98"/>
       <w:r>
         <w:t xml:space="preserve"> </w:t>
       </w:r>
@@ -21204,7 +22102,7 @@
       <w:r>
         <w:t xml:space="preserve">, vol. 111, no. 4, pp. 1253–1258, 2014. </w:t>
       </w:r>
-      <w:hyperlink r:id="rId97">
+      <w:hyperlink r:id="rId99">
         <w:r>
           <w:rPr>
             <w:rStyle w:val="Hyperlink"/>
@@ -21217,8 +22115,8 @@
       <w:pPr>
         <w:pStyle w:val="BodyText"/>
       </w:pPr>
-      <w:bookmarkStart w:id="98" w:name="bib:li2023diverse"/>
-      <w:bookmarkEnd w:id="98"/>
+      <w:bookmarkStart w:id="100" w:name="bib:li2023diverse"/>
+      <w:bookmarkEnd w:id="100"/>
       <w:r>
         <w:t xml:space="preserve"> </w:t>
       </w:r>
@@ -21263,7 +22161,7 @@
       <w:r>
         <w:t xml:space="preserve">, 2023. </w:t>
       </w:r>
-      <w:hyperlink r:id="rId99">
+      <w:hyperlink r:id="rId101">
         <w:r>
           <w:rPr>
             <w:rStyle w:val="Hyperlink"/>
@@ -21276,8 +22174,8 @@
       <w:pPr>
         <w:pStyle w:val="BodyText"/>
       </w:pPr>
-      <w:bookmarkStart w:id="100" w:name="bib:borda2025"/>
-      <w:bookmarkEnd w:id="100"/>
+      <w:bookmarkStart w:id="102" w:name="bib:borda2025"/>
+      <w:bookmarkEnd w:id="102"/>
       <w:r>
         <w:t xml:space="preserve"> </w:t>
       </w:r>
@@ -21309,7 +22207,7 @@
       <w:r>
         <w:t xml:space="preserve">, 2025, arXiv:2502.18581. </w:t>
       </w:r>
-      <w:hyperlink r:id="rId101">
+      <w:hyperlink r:id="rId103">
         <w:r>
           <w:rPr>
             <w:rStyle w:val="Hyperlink"/>
@@ -21322,8 +22220,8 @@
       <w:pPr>
         <w:pStyle w:val="BodyText"/>
       </w:pPr>
-      <w:bookmarkStart w:id="102" w:name="bib:aggarwal2023adaptive"/>
-      <w:bookmarkEnd w:id="102"/>
+      <w:bookmarkStart w:id="104" w:name="bib:aggarwal2023adaptive"/>
+      <w:bookmarkEnd w:id="104"/>
       <w:r>
         <w:t xml:space="preserve"> </w:t>
       </w:r>
@@ -21364,7 +22262,7 @@
       <w:r>
         <w:t xml:space="preserve">, 2023, pp. 12375–12396. </w:t>
       </w:r>
-      <w:hyperlink r:id="rId103">
+      <w:hyperlink r:id="rId105">
         <w:r>
           <w:rPr>
             <w:rStyle w:val="Hyperlink"/>
@@ -21377,8 +22275,8 @@
       <w:pPr>
         <w:pStyle w:val="BodyText"/>
       </w:pPr>
-      <w:bookmarkStart w:id="104" w:name="bib:li2024escape"/>
-      <w:bookmarkEnd w:id="104"/>
+      <w:bookmarkStart w:id="106" w:name="bib:li2024escape"/>
+      <w:bookmarkEnd w:id="106"/>
       <w:r>
         <w:t xml:space="preserve"> </w:t>
       </w:r>
@@ -21423,7 +22321,7 @@
       <w:r>
         <w:t xml:space="preserve">, 2024. </w:t>
       </w:r>
-      <w:hyperlink r:id="rId105">
+      <w:hyperlink r:id="rId107">
         <w:r>
           <w:rPr>
             <w:rStyle w:val="Hyperlink"/>
@@ -21436,8 +22334,8 @@
       <w:pPr>
         <w:pStyle w:val="BodyText"/>
       </w:pPr>
-      <w:bookmarkStart w:id="106" w:name="bib:whitehill2009whose"/>
-      <w:bookmarkEnd w:id="106"/>
+      <w:bookmarkStart w:id="108" w:name="bib:whitehill2009whose"/>
+      <w:bookmarkEnd w:id="108"/>
       <w:r>
         <w:t xml:space="preserve"> </w:t>
       </w:r>
@@ -21482,7 +22380,7 @@
       <w:r>
         <w:t xml:space="preserve">, 2009. </w:t>
       </w:r>
-      <w:hyperlink r:id="rId107">
+      <w:hyperlink r:id="rId109">
         <w:r>
           <w:rPr>
             <w:rStyle w:val="Hyperlink"/>
@@ -21495,8 +22393,8 @@
       <w:pPr>
         <w:pStyle w:val="BodyText"/>
       </w:pPr>
-      <w:bookmarkStart w:id="108" w:name="bib:karger2011iterative"/>
-      <w:bookmarkEnd w:id="108"/>
+      <w:bookmarkStart w:id="110" w:name="bib:karger2011iterative"/>
+      <w:bookmarkEnd w:id="110"/>
       <w:r>
         <w:t xml:space="preserve"> </w:t>
       </w:r>
@@ -21528,7 +22426,7 @@
       <w:r>
         <w:t xml:space="preserve">, 2011. </w:t>
       </w:r>
-      <w:hyperlink r:id="rId109">
+      <w:hyperlink r:id="rId111">
         <w:r>
           <w:rPr>
             <w:rStyle w:val="Hyperlink"/>
@@ -21541,8 +22439,8 @@
       <w:pPr>
         <w:pStyle w:val="BodyText"/>
       </w:pPr>
-      <w:bookmarkStart w:id="110" w:name="bib:fuse2026"/>
-      <w:bookmarkEnd w:id="110"/>
+      <w:bookmarkStart w:id="112" w:name="bib:fuse2026"/>
+      <w:bookmarkEnd w:id="112"/>
       <w:r>
         <w:t xml:space="preserve"> </w:t>
       </w:r>
@@ -21561,7 +22459,7 @@
       <w:r>
         <w:t xml:space="preserve">arXiv:2604.18547, 2026. </w:t>
       </w:r>
-      <w:hyperlink r:id="rId111">
+      <w:hyperlink r:id="rId113">
         <w:r>
           <w:rPr>
             <w:rStyle w:val="Hyperlink"/>
@@ -21574,8 +22472,8 @@
       <w:pPr>
         <w:pStyle w:val="BodyText"/>
       </w:pPr>
-      <w:bookmarkStart w:id="112" w:name="bib:beyondmajority2025"/>
-      <w:bookmarkEnd w:id="112"/>
+      <w:bookmarkStart w:id="114" w:name="bib:beyondmajority2025"/>
+      <w:bookmarkEnd w:id="114"/>
       <w:r>
         <w:t xml:space="preserve"> </w:t>
       </w:r>
@@ -21594,7 +22492,7 @@
       <w:r>
         <w:t xml:space="preserve">arXiv:2510.01499, 2025, accepted to ICML 2026. </w:t>
       </w:r>
-      <w:hyperlink r:id="rId113">
+      <w:hyperlink r:id="rId115">
         <w:r>
           <w:rPr>
             <w:rStyle w:val="Hyperlink"/>
@@ -21607,8 +22505,8 @@
       <w:pPr>
         <w:pStyle w:val="BodyText"/>
       </w:pPr>
-      <w:bookmarkStart w:id="114" w:name="bib:vanelteren1960"/>
-      <w:bookmarkEnd w:id="114"/>
+      <w:bookmarkStart w:id="116" w:name="bib:vanelteren1960"/>
+      <w:bookmarkEnd w:id="116"/>
       <w:r>
         <w:t xml:space="preserve"> </w:t>
       </w:r>
@@ -21634,7 +22532,7 @@
       <w:r>
         <w:t xml:space="preserve">, vol. 37, pp. 351–361, 1960. </w:t>
       </w:r>
-      <w:hyperlink r:id="rId115">
+      <w:hyperlink r:id="rId117">
         <w:r>
           <w:rPr>
             <w:rStyle w:val="Hyperlink"/>
@@ -21647,8 +22545,8 @@
       <w:pPr>
         <w:pStyle w:val="BodyText"/>
       </w:pPr>
-      <w:bookmarkStart w:id="116" w:name="bib:james1961estimation"/>
-      <w:bookmarkEnd w:id="116"/>
+      <w:bookmarkStart w:id="118" w:name="bib:james1961estimation"/>
+      <w:bookmarkEnd w:id="118"/>
       <w:r>
         <w:t xml:space="preserve"> </w:t>
       </w:r>
@@ -21680,7 +22578,7 @@
       <w:r>
         <w:t xml:space="preserve">, 1961, pp. 361–379. </w:t>
       </w:r>
-      <w:hyperlink r:id="rId117">
+      <w:hyperlink r:id="rId119">
         <w:r>
           <w:rPr>
             <w:rStyle w:val="Hyperlink"/>
@@ -21693,8 +22591,8 @@
       <w:pPr>
         <w:pStyle w:val="BodyText"/>
       </w:pPr>
-      <w:bookmarkStart w:id="118" w:name="bib:kish1965"/>
-      <w:bookmarkEnd w:id="118"/>
+      <w:bookmarkStart w:id="120" w:name="bib:kish1965"/>
+      <w:bookmarkEnd w:id="120"/>
       <w:r>
         <w:t xml:space="preserve"> </w:t>
       </w:r>
@@ -21714,7 +22612,7 @@
       <w:r>
         <w:t xml:space="preserve">. New York, NY, USA: Wiley, 1965. </w:t>
       </w:r>
-      <w:hyperlink r:id="rId119">
+      <w:hyperlink r:id="rId121">
         <w:r>
           <w:rPr>
             <w:rStyle w:val="Hyperlink"/>
@@ -21727,8 +22625,8 @@
       <w:pPr>
         <w:pStyle w:val="BodyText"/>
       </w:pPr>
-      <w:bookmarkStart w:id="120" w:name="bib:rao1981analysis"/>
-      <w:bookmarkEnd w:id="120"/>
+      <w:bookmarkStart w:id="122" w:name="bib:rao1981analysis"/>
+      <w:bookmarkEnd w:id="122"/>
       <w:r>
         <w:t xml:space="preserve"> </w:t>
       </w:r>
@@ -21754,7 +22652,7 @@
       <w:r>
         <w:t xml:space="preserve">, vol. 76, no. 374, pp. 221–230, 1981. </w:t>
       </w:r>
-      <w:hyperlink r:id="rId121">
+      <w:hyperlink r:id="rId123">
         <w:r>
           <w:rPr>
             <w:rStyle w:val="Hyperlink"/>
@@ -21767,8 +22665,8 @@
       <w:pPr>
         <w:pStyle w:val="BodyText"/>
       </w:pPr>
-      <w:bookmarkStart w:id="122" w:name="bib:gsm8k2021"/>
-      <w:bookmarkEnd w:id="122"/>
+      <w:bookmarkStart w:id="124" w:name="bib:gsm8k2021"/>
+      <w:bookmarkEnd w:id="124"/>
       <w:r>
         <w:t xml:space="preserve"> </w:t>
       </w:r>
@@ -21805,8 +22703,8 @@
       <w:pPr>
         <w:pStyle w:val="BodyText"/>
       </w:pPr>
-      <w:bookmarkStart w:id="123" w:name="bib:math500"/>
-      <w:bookmarkEnd w:id="123"/>
+      <w:bookmarkStart w:id="125" w:name="bib:math500"/>
+      <w:bookmarkEnd w:id="125"/>
       <w:r>
         <w:t xml:space="preserve"> </w:t>
       </w:r>
@@ -21851,7 +22749,7 @@
       <w:r>
         <w:t xml:space="preserve">, 2021. </w:t>
       </w:r>
-      <w:hyperlink r:id="rId124">
+      <w:hyperlink r:id="rId126">
         <w:r>
           <w:rPr>
             <w:rStyle w:val="Hyperlink"/>
@@ -21864,8 +22762,8 @@
       <w:pPr>
         <w:pStyle w:val="BodyText"/>
       </w:pPr>
-      <w:bookmarkStart w:id="125" w:name="bib:lightman2024verify"/>
-      <w:bookmarkEnd w:id="125"/>
+      <w:bookmarkStart w:id="127" w:name="bib:lightman2024verify"/>
+      <w:bookmarkEnd w:id="127"/>
       <w:r>
         <w:t xml:space="preserve"> </w:t>
       </w:r>
@@ -21915,8 +22813,8 @@
       <w:pPr>
         <w:pStyle w:val="BodyText"/>
       </w:pPr>
-      <w:bookmarkStart w:id="126" w:name="bib:leetcodedataset"/>
-      <w:bookmarkEnd w:id="126"/>
+      <w:bookmarkStart w:id="128" w:name="bib:leetcodedataset"/>
+      <w:bookmarkEnd w:id="128"/>
       <w:r>
         <w:t xml:space="preserve"> </w:t>
       </w:r>
@@ -21948,7 +22846,7 @@
       <w:r>
         <w:t xml:space="preserve">arXiv:2504.14655, 2025. </w:t>
       </w:r>
-      <w:hyperlink r:id="rId127">
+      <w:hyperlink r:id="rId129">
         <w:r>
           <w:rPr>
             <w:rStyle w:val="Hyperlink"/>
@@ -21957,7 +22855,7 @@
         </w:r>
       </w:hyperlink>
     </w:p>
-    <w:bookmarkEnd w:id="128"/>
+    <w:bookmarkEnd w:id="130"/>
     <w:sectPr>
       <w:footnotePr>
         <w:numRestart w:val="eachSect"/>

--- a/paper/tact.docx
+++ b/paper/tact.docx
@@ -13553,7 +13553,7 @@
     </w:p>
     <w:bookmarkEnd w:id="52"/>
     <w:bookmarkEnd w:id="53"/>
-    <w:bookmarkStart w:id="75" w:name="sec:results"/>
+    <w:bookmarkStart w:id="76" w:name="sec:results"/>
     <w:p>
       <w:pPr>
         <w:pStyle w:val="Heading1"/>
@@ -20502,6 +20502,69 @@
           </w:p>
         </w:tc>
       </w:tr>
+      <w:tr>
+        <w:tc>
+          <w:tcPr/>
+          <w:p>
+            <w:pPr>
+              <w:pStyle w:val="Compact"/>
+              <w:jc w:val="left"/>
+            </w:pPr>
+            <w:r>
+              <w:t xml:space="preserve">QA, budget-constrained</w:t>
+            </w:r>
+          </w:p>
+        </w:tc>
+        <w:tc>
+          <w:tcPr/>
+          <w:p>
+            <w:pPr>
+              <w:pStyle w:val="Compact"/>
+              <w:jc w:val="left"/>
+            </w:pPr>
+            <w:r>
+              <w:t xml:space="preserve">MATH level-5</w:t>
+            </w:r>
+            <m:oMath>
+              <m:sSup>
+                <m:e>
+                  <m:r>
+                    <m:t>​</m:t>
+                  </m:r>
+                </m:e>
+                <m:sup>
+                  <m:r>
+                    <m:rPr>
+                      <m:sty m:val="p"/>
+                    </m:rPr>
+                    <m:t>†</m:t>
+                  </m:r>
+                </m:sup>
+              </m:sSup>
+            </m:oMath>
+          </w:p>
+        </w:tc>
+        <w:tc>
+          <w:tcPr/>
+          <w:p>
+            <w:pPr>
+              <w:pStyle w:val="Compact"/>
+              <w:jc w:val="center"/>
+            </w:pPr>
+            <m:oMath>
+              <m:r>
+                <m:t>11.8</m:t>
+              </m:r>
+              <m:r>
+                <m:rPr>
+                  <m:sty m:val="p"/>
+                </m:rPr>
+                <m:t>%</m:t>
+              </m:r>
+            </m:oMath>
+          </w:p>
+        </w:tc>
+      </w:tr>
     </w:tbl>
     <w:bookmarkEnd w:id="73"/>
     <w:p>
@@ -20609,8 +20672,750 @@
       </w:r>
     </w:p>
     <w:bookmarkEnd w:id="74"/>
+    <w:bookmarkStart w:id="75" w:name="sec:budget"/>
+    <w:p>
+      <w:pPr>
+        <w:pStyle w:val="Heading2"/>
+      </w:pPr>
+      <w:r>
+        <w:t xml:space="preserve">A third axis: reasoning budget</w:t>
+      </w:r>
+    </w:p>
+    <w:p>
+      <w:pPr>
+        <w:pStyle w:val="FirstParagraph"/>
+      </w:pPr>
+      <w:r>
+        <w:t xml:space="preserve">Difficulty is not the only way to lower per-sample accuracy. Constraining the</w:t>
+      </w:r>
+      <w:r>
+        <w:t xml:space="preserve"> </w:t>
+      </w:r>
+      <w:r>
+        <w:t xml:space="preserve">reasoning budget lowers it while leaving the correct answer inside the model’s</w:t>
+      </w:r>
+      <w:r>
+        <w:t xml:space="preserve"> </w:t>
+      </w:r>
+      <w:r>
+        <w:t xml:space="preserve">competence, which is the combination the decisive stratum needs and that</w:t>
+      </w:r>
+      <w:r>
+        <w:t xml:space="preserve"> </w:t>
+      </w:r>
+      <w:r>
+        <w:t xml:space="preserve">difficulty does not supply: as items harden they pass from saturated to</w:t>
+      </w:r>
+      <w:r>
+        <w:t xml:space="preserve"> </w:t>
+      </w:r>
+      <w:r>
+        <w:t xml:space="preserve">capability-limited without pausing in between. A paired run tests this on the</w:t>
+      </w:r>
+      <w:r>
+        <w:t xml:space="preserve"> </w:t>
+      </w:r>
+      <w:r>
+        <w:t xml:space="preserve">same</w:t>
+      </w:r>
+      <w:r>
+        <w:t xml:space="preserve"> </w:t>
+      </w:r>
+      <m:oMath>
+        <m:r>
+          <m:t>119</m:t>
+        </m:r>
+      </m:oMath>
+      <w:r>
+        <w:t xml:space="preserve"> </w:t>
+      </w:r>
+      <w:r>
+        <w:t xml:space="preserve">items, same model, same</w:t>
+      </w:r>
+      <w:r>
+        <w:t xml:space="preserve"> </w:t>
+      </w:r>
+      <m:oMath>
+        <m:r>
+          <m:t>K</m:t>
+        </m:r>
+      </m:oMath>
+      <w:r>
+        <w:t xml:space="preserve">, with the model instructed to answer</w:t>
+      </w:r>
+      <w:r>
+        <w:t xml:space="preserve"> </w:t>
+      </w:r>
+      <w:r>
+        <w:t xml:space="preserve">without writing any working.</w:t>
+      </w:r>
+    </w:p>
+    <w:p>
+      <w:pPr>
+        <w:pStyle w:val="BodyText"/>
+      </w:pPr>
+      <w:r>
+        <w:t xml:space="preserve">The manipulation was weaker than pre-registered on its stated check</w:t>
+      </w:r>
+      <w:r>
+        <w:t xml:space="preserve"> </w:t>
+      </w:r>
+      <w:r>
+        <w:t xml:space="preserve">(per-sample accuracy</w:t>
+      </w:r>
+      <w:r>
+        <w:t xml:space="preserve"> </w:t>
+      </w:r>
+      <m:oMath>
+        <m:r>
+          <m:t>0.853</m:t>
+        </m:r>
+        <m:r>
+          <m:rPr>
+            <m:sty m:val="p"/>
+          </m:rPr>
+          <m:t>→</m:t>
+        </m:r>
+        <m:r>
+          <m:t>0.781</m:t>
+        </m:r>
+      </m:oMath>
+      <w:r>
+        <w:t xml:space="preserve">, against a</w:t>
+      </w:r>
+      <w:r>
+        <w:t xml:space="preserve"> </w:t>
+      </w:r>
+      <m:oMath>
+        <m:r>
+          <m:t>0.10</m:t>
+        </m:r>
+      </m:oMath>
+      <w:r>
+        <w:t xml:space="preserve"> </w:t>
+      </w:r>
+      <w:r>
+        <w:t xml:space="preserve">drop required) and the</w:t>
+      </w:r>
+      <w:r>
+        <w:t xml:space="preserve"> </w:t>
+      </w:r>
+      <w:r>
+        <w:t xml:space="preserve">correct answer did not leave the pool (</w:t>
+      </w:r>
+      <m:oMath>
+        <m:r>
+          <m:t>0.950</m:t>
+        </m:r>
+        <m:r>
+          <m:rPr>
+            <m:sty m:val="p"/>
+          </m:rPr>
+          <m:t>→</m:t>
+        </m:r>
+        <m:r>
+          <m:t>0.933</m:t>
+        </m:r>
+      </m:oMath>
+      <w:r>
+        <w:t xml:space="preserve">), so what follows is</w:t>
+      </w:r>
+      <w:r>
+        <w:t xml:space="preserve"> </w:t>
+      </w:r>
+      <w:r>
+        <w:t xml:space="preserve">exploratory. It is reported because the constraint did not lower accuracy</w:t>
+      </w:r>
+      <w:r>
+        <w:t xml:space="preserve"> </w:t>
+      </w:r>
+      <w:r>
+        <w:t xml:space="preserve">uniformly, it moved items across the plurality boundary:</w:t>
+      </w:r>
+      <w:r>
+        <w:t xml:space="preserve"> </w:t>
+      </w:r>
+      <w:r>
+        <w:rPr>
+          <w:smallCaps/>
+        </w:rPr>
+        <w:t xml:space="preserve">sc</w:t>
+      </w:r>
+      <w:r>
+        <w:t xml:space="preserve"> </w:t>
+      </w:r>
+      <w:r>
+        <w:t xml:space="preserve">fell</w:t>
+      </w:r>
+      <w:r>
+        <w:t xml:space="preserve"> </w:t>
+      </w:r>
+      <m:oMath>
+        <m:r>
+          <m:t>0.924</m:t>
+        </m:r>
+        <m:r>
+          <m:rPr>
+            <m:sty m:val="p"/>
+          </m:rPr>
+          <m:t>→</m:t>
+        </m:r>
+        <m:r>
+          <m:t>0.815</m:t>
+        </m:r>
+      </m:oMath>
+      <w:r>
+        <w:t xml:space="preserve">, the window widened from</w:t>
+      </w:r>
+      <w:r>
+        <w:t xml:space="preserve"> </w:t>
+      </w:r>
+      <m:oMath>
+        <m:r>
+          <m:t>2.5</m:t>
+        </m:r>
+        <m:r>
+          <m:rPr>
+            <m:sty m:val="p"/>
+          </m:rPr>
+          <m:t>%</m:t>
+        </m:r>
+      </m:oMath>
+      <w:r>
+        <w:t xml:space="preserve"> </w:t>
+      </w:r>
+      <w:r>
+        <w:t xml:space="preserve">to</w:t>
+      </w:r>
+      <w:r>
+        <w:t xml:space="preserve"> </w:t>
+      </w:r>
+      <m:oMath>
+        <m:r>
+          <m:t>11.8</m:t>
+        </m:r>
+        <m:r>
+          <m:rPr>
+            <m:sty m:val="p"/>
+          </m:rPr>
+          <m:t>%</m:t>
+        </m:r>
+      </m:oMath>
+      <w:r>
+        <w:t xml:space="preserve"> </w:t>
+      </w:r>
+      <w:r>
+        <w:t xml:space="preserve">(paired exact McNemar on</w:t>
+      </w:r>
+      <w:r>
+        <w:t xml:space="preserve"> </w:t>
+      </w:r>
+      <w:r>
+        <w:t xml:space="preserve">window membership,</w:t>
+      </w:r>
+      <w:r>
+        <w:t xml:space="preserve"> </w:t>
+      </w:r>
+      <m:oMath>
+        <m:r>
+          <m:t>13</m:t>
+        </m:r>
+      </m:oMath>
+      <w:r>
+        <w:t xml:space="preserve"> </w:t>
+      </w:r>
+      <w:r>
+        <w:t xml:space="preserve">in and</w:t>
+      </w:r>
+      <w:r>
+        <w:t xml:space="preserve"> </w:t>
+      </w:r>
+      <m:oMath>
+        <m:r>
+          <m:t>2</m:t>
+        </m:r>
+      </m:oMath>
+      <w:r>
+        <w:t xml:space="preserve"> </w:t>
+      </w:r>
+      <w:r>
+        <w:t xml:space="preserve">out,</w:t>
+      </w:r>
+      <w:r>
+        <w:t xml:space="preserve"> </w:t>
+      </w:r>
+      <m:oMath>
+        <m:r>
+          <m:t>p</m:t>
+        </m:r>
+        <m:r>
+          <m:rPr>
+            <m:sty m:val="p"/>
+          </m:rPr>
+          <m:t>=</m:t>
+        </m:r>
+        <m:r>
+          <m:t>0.0037</m:t>
+        </m:r>
+      </m:oMath>
+      <w:r>
+        <w:t xml:space="preserve">), and the channel grew</w:t>
+      </w:r>
+      <w:r>
+        <w:t xml:space="preserve"> </w:t>
+      </w:r>
+      <w:r>
+        <w:rPr>
+          <w:i/>
+          <w:iCs/>
+        </w:rPr>
+        <w:t xml:space="preserve">stronger</w:t>
+      </w:r>
+      <w:r>
+        <w:t xml:space="preserve">,</w:t>
+      </w:r>
+      <w:r>
+        <w:t xml:space="preserve"> </w:t>
+      </w:r>
+      <m:oMath>
+        <m:acc>
+          <m:accPr>
+            <m:chr m:val="̂"/>
+          </m:accPr>
+          <m:e>
+            <m:r>
+              <m:t>D</m:t>
+            </m:r>
+          </m:e>
+        </m:acc>
+      </m:oMath>
+      <w:r>
+        <w:t xml:space="preserve"> </w:t>
+      </w:r>
+      <w:r>
+        <w:t xml:space="preserve">from</w:t>
+      </w:r>
+      <w:r>
+        <w:t xml:space="preserve"> </w:t>
+      </w:r>
+      <m:oMath>
+        <m:r>
+          <m:rPr>
+            <m:sty m:val="p"/>
+          </m:rPr>
+          <m:t>+</m:t>
+        </m:r>
+        <m:r>
+          <m:t>0.229</m:t>
+        </m:r>
+      </m:oMath>
+      <w:r>
+        <w:t xml:space="preserve"> </w:t>
+      </w:r>
+      <w:r>
+        <w:t xml:space="preserve">(</w:t>
+      </w:r>
+      <m:oMath>
+        <m:r>
+          <m:t>z</m:t>
+        </m:r>
+        <m:r>
+          <m:rPr>
+            <m:sty m:val="p"/>
+          </m:rPr>
+          <m:t>=</m:t>
+        </m:r>
+        <m:r>
+          <m:t>2.69</m:t>
+        </m:r>
+      </m:oMath>
+      <w:r>
+        <w:t xml:space="preserve">) to</w:t>
+      </w:r>
+      <w:r>
+        <w:t xml:space="preserve"> </w:t>
+      </w:r>
+      <m:oMath>
+        <m:r>
+          <m:rPr>
+            <m:sty m:val="p"/>
+          </m:rPr>
+          <m:t>+</m:t>
+        </m:r>
+        <m:r>
+          <m:t>0.398</m:t>
+        </m:r>
+      </m:oMath>
+      <w:r>
+        <w:t xml:space="preserve"> </w:t>
+      </w:r>
+      <w:r>
+        <w:t xml:space="preserve">(</w:t>
+      </w:r>
+      <m:oMath>
+        <m:r>
+          <m:t>z</m:t>
+        </m:r>
+        <m:r>
+          <m:rPr>
+            <m:sty m:val="p"/>
+          </m:rPr>
+          <m:t>=</m:t>
+        </m:r>
+        <m:r>
+          <m:t>6.76</m:t>
+        </m:r>
+      </m:oMath>
+      <w:r>
+        <w:t xml:space="preserve">).</w:t>
+      </w:r>
+      <w:r>
+        <w:t xml:space="preserve"> </w:t>
+      </w:r>
+      <w:r>
+        <w:t xml:space="preserve">Forced to answer without working, the model’s confidence tracks whether it</w:t>
+      </w:r>
+      <w:r>
+        <w:t xml:space="preserve"> </w:t>
+      </w:r>
+      <w:r>
+        <w:t xml:space="preserve">happened to be right.</w:t>
+      </w:r>
+    </w:p>
+    <w:p>
+      <w:pPr>
+        <w:pStyle w:val="BodyText"/>
+      </w:pPr>
+      <w:r>
+        <w:t xml:space="preserve">This is the widest window measured anywhere in this paper, and the first</w:t>
+      </w:r>
+      <w:r>
+        <w:t xml:space="preserve"> </w:t>
+      </w:r>
+      <w:r>
+        <w:t xml:space="preserve">substrate on which the in-pool oracle clears the endpoint at all (</w:t>
+      </w:r>
+      <m:oMath>
+        <m:r>
+          <m:rPr>
+            <m:sty m:val="p"/>
+          </m:rPr>
+          <m:t>+</m:t>
+        </m:r>
+        <m:r>
+          <m:t>9</m:t>
+        </m:r>
+        <m:r>
+          <m:rPr>
+            <m:sty m:val="p"/>
+          </m:rPr>
+          <m:t>/</m:t>
+        </m:r>
+        <m:r>
+          <m:rPr>
+            <m:sty m:val="p"/>
+          </m:rPr>
+          <m:t>−</m:t>
+        </m:r>
+        <m:r>
+          <m:t>0</m:t>
+        </m:r>
+      </m:oMath>
+      <w:r>
+        <w:t xml:space="preserve">,</w:t>
+      </w:r>
+      <w:r>
+        <w:t xml:space="preserve"> </w:t>
+      </w:r>
+      <m:oMath>
+        <m:r>
+          <m:t>p</m:t>
+        </m:r>
+        <m:r>
+          <m:rPr>
+            <m:sty m:val="p"/>
+          </m:rPr>
+          <m:t>=</m:t>
+        </m:r>
+        <m:r>
+          <m:t>0.002</m:t>
+        </m:r>
+      </m:oMath>
+      <w:r>
+        <w:t xml:space="preserve"> </w:t>
+      </w:r>
+      <w:r>
+        <w:t xml:space="preserve">on a decisive stratum of</w:t>
+      </w:r>
+      <w:r>
+        <w:t xml:space="preserve"> </w:t>
+      </w:r>
+      <m:oMath>
+        <m:r>
+          <m:t>17</m:t>
+        </m:r>
+      </m:oMath>
+      <w:r>
+        <w:t xml:space="preserve">).</w:t>
+      </w:r>
+      <w:r>
+        <w:t xml:space="preserve"> </w:t>
+      </w:r>
+      <w:r>
+        <w:rPr>
+          <w:smallCaps/>
+        </w:rPr>
+        <w:t xml:space="preserve">tact</w:t>
+      </w:r>
+      <w:r>
+        <w:t xml:space="preserve"> </w:t>
+      </w:r>
+      <w:r>
+        <w:t xml:space="preserve">nonetheless returned</w:t>
+      </w:r>
+      <w:r>
+        <w:t xml:space="preserve"> </w:t>
+      </w:r>
+      <m:oMath>
+        <m:r>
+          <m:t>γ</m:t>
+        </m:r>
+        <m:r>
+          <m:rPr>
+            <m:sty m:val="p"/>
+          </m:rPr>
+          <m:t>=</m:t>
+        </m:r>
+        <m:r>
+          <m:t>0</m:t>
+        </m:r>
+      </m:oMath>
+      <w:r>
+        <w:t xml:space="preserve">: only</w:t>
+      </w:r>
+      <w:r>
+        <w:t xml:space="preserve"> </w:t>
+      </w:r>
+      <m:oMath>
+        <m:r>
+          <m:t>12</m:t>
+        </m:r>
+      </m:oMath>
+      <w:r>
+        <w:t xml:space="preserve"> </w:t>
+      </w:r>
+      <w:r>
+        <w:t xml:space="preserve">items survived the margin gate against the threshold of</w:t>
+      </w:r>
+      <w:r>
+        <w:t xml:space="preserve"> </w:t>
+      </w:r>
+      <m:oMath>
+        <m:r>
+          <m:t>30</m:t>
+        </m:r>
+      </m:oMath>
+      <w:r>
+        <w:t xml:space="preserve">, so E4 fired. That abstention is testable rather than a matter of taste,</w:t>
+      </w:r>
+      <w:r>
+        <w:t xml:space="preserve"> </w:t>
+      </w:r>
+      <w:r>
+        <w:t xml:space="preserve">and it cost nothing. Estimating</w:t>
+      </w:r>
+      <w:r>
+        <w:t xml:space="preserve"> </w:t>
+      </w:r>
+      <m:oMath>
+        <m:r>
+          <m:t>γ</m:t>
+        </m:r>
+      </m:oMath>
+      <w:r>
+        <w:t xml:space="preserve"> </w:t>
+      </w:r>
+      <w:r>
+        <w:t xml:space="preserve">from gold labels, an upper bound no</w:t>
+      </w:r>
+      <w:r>
+        <w:t xml:space="preserve"> </w:t>
+      </w:r>
+      <w:r>
+        <w:t xml:space="preserve">deployable method has access to, the best available is</w:t>
+      </w:r>
+      <w:r>
+        <w:t xml:space="preserve"> </w:t>
+      </w:r>
+      <m:oMath>
+        <m:r>
+          <m:rPr>
+            <m:sty m:val="p"/>
+          </m:rPr>
+          <m:t>+</m:t>
+        </m:r>
+        <m:r>
+          <m:t>4</m:t>
+        </m:r>
+        <m:r>
+          <m:rPr>
+            <m:sty m:val="p"/>
+          </m:rPr>
+          <m:t>/</m:t>
+        </m:r>
+        <m:r>
+          <m:rPr>
+            <m:sty m:val="p"/>
+          </m:rPr>
+          <m:t>−</m:t>
+        </m:r>
+        <m:r>
+          <m:t>1</m:t>
+        </m:r>
+      </m:oMath>
+      <w:r>
+        <w:t xml:space="preserve"> </w:t>
+      </w:r>
+      <w:r>
+        <w:t xml:space="preserve">at</w:t>
+      </w:r>
+      <w:r>
+        <w:t xml:space="preserve"> </w:t>
+      </w:r>
+      <m:oMath>
+        <m:r>
+          <m:t>γ</m:t>
+        </m:r>
+        <m:r>
+          <m:rPr>
+            <m:sty m:val="p"/>
+          </m:rPr>
+          <m:t>=</m:t>
+        </m:r>
+        <m:r>
+          <m:t>1</m:t>
+        </m:r>
+      </m:oMath>
+      <w:r>
+        <w:t xml:space="preserve"> </w:t>
+      </w:r>
+      <w:r>
+        <w:t xml:space="preserve">(</w:t>
+      </w:r>
+      <m:oMath>
+        <m:r>
+          <m:t>p</m:t>
+        </m:r>
+        <m:r>
+          <m:rPr>
+            <m:sty m:val="p"/>
+          </m:rPr>
+          <m:t>=</m:t>
+        </m:r>
+        <m:r>
+          <m:t>0.19</m:t>
+        </m:r>
+      </m:oMath>
+      <w:r>
+        <w:t xml:space="preserve">); the derived</w:t>
+      </w:r>
+      <w:r>
+        <w:t xml:space="preserve"> </w:t>
+      </w:r>
+      <m:oMath>
+        <m:r>
+          <m:t>γ</m:t>
+        </m:r>
+        <m:r>
+          <m:rPr>
+            <m:sty m:val="p"/>
+          </m:rPr>
+          <m:t>=</m:t>
+        </m:r>
+        <m:r>
+          <m:t>0.670</m:t>
+        </m:r>
+      </m:oMath>
+      <w:r>
+        <w:t xml:space="preserve"> </w:t>
+      </w:r>
+      <w:r>
+        <w:t xml:space="preserve">gives</w:t>
+      </w:r>
+      <w:r>
+        <w:t xml:space="preserve"> </w:t>
+      </w:r>
+      <m:oMath>
+        <m:r>
+          <m:rPr>
+            <m:sty m:val="p"/>
+          </m:rPr>
+          <m:t>+</m:t>
+        </m:r>
+        <m:r>
+          <m:t>3</m:t>
+        </m:r>
+        <m:r>
+          <m:rPr>
+            <m:sty m:val="p"/>
+          </m:rPr>
+          <m:t>/</m:t>
+        </m:r>
+        <m:r>
+          <m:rPr>
+            <m:sty m:val="p"/>
+          </m:rPr>
+          <m:t>−</m:t>
+        </m:r>
+        <m:r>
+          <m:t>1</m:t>
+        </m:r>
+      </m:oMath>
+      <w:r>
+        <w:t xml:space="preserve">. The gap that matters is</w:t>
+      </w:r>
+      <w:r>
+        <w:t xml:space="preserve"> </w:t>
+      </w:r>
+      <w:r>
+        <w:t xml:space="preserve">therefore not the one the window closes. Even with the window at</w:t>
+      </w:r>
+      <w:r>
+        <w:t xml:space="preserve"> </w:t>
+      </w:r>
+      <m:oMath>
+        <m:r>
+          <m:t>11.8</m:t>
+        </m:r>
+        <m:r>
+          <m:rPr>
+            <m:sty m:val="p"/>
+          </m:rPr>
+          <m:t>%</m:t>
+        </m:r>
+      </m:oMath>
+      <w:r>
+        <w:t xml:space="preserve"> </w:t>
+      </w:r>
+      <w:r>
+        <w:t xml:space="preserve">and</w:t>
+      </w:r>
+      <w:r>
+        <w:t xml:space="preserve"> </w:t>
+      </w:r>
+      <w:r>
+        <w:t xml:space="preserve">an oracle able to convert nine items, confidence weighting reaches fewer than</w:t>
+      </w:r>
+      <w:r>
+        <w:t xml:space="preserve"> </w:t>
+      </w:r>
+      <w:r>
+        <w:t xml:space="preserve">half of them, and none of the reachable configurations is significant.</w:t>
+      </w:r>
+    </w:p>
     <w:bookmarkEnd w:id="75"/>
-    <w:bookmarkStart w:id="76" w:name="sec:limits"/>
+    <w:bookmarkEnd w:id="76"/>
+    <w:bookmarkStart w:id="77" w:name="sec:limits"/>
     <w:p>
       <w:pPr>
         <w:pStyle w:val="Heading1"/>
@@ -21437,8 +22242,8 @@
         <w:t xml:space="preserve">still reachable, and no pair tried here satisfies both.</w:t>
       </w:r>
     </w:p>
-    <w:bookmarkEnd w:id="76"/>
-    <w:bookmarkStart w:id="77" w:name="conclusion"/>
+    <w:bookmarkEnd w:id="77"/>
+    <w:bookmarkStart w:id="78" w:name="conclusion"/>
     <w:p>
       <w:pPr>
         <w:pStyle w:val="Heading1"/>
@@ -21476,8 +22281,8 @@
         <w:t xml:space="preserve">into a measured, signed, uncertainty-aware quantity with an exact fallback at one end, plain self-consistency whenever the evidence is absent, and an exact correspondence to CISC-power at the other under the log-value feature map (the shipped default uses van der Waerden scores, so that correspondence is a property of the family, not of the shipped configuration), and shows that the sign, long unrepresentable in this family of methods, can be recovered without any labels under stated and tested conditions. The accompanying impossibility results draw the boundary that any future per-item method must respect, and the falsification protocol, having already killed one of the author’s own systems, is offered as the more portable contribution.</w:t>
       </w:r>
     </w:p>
-    <w:bookmarkEnd w:id="77"/>
-    <w:bookmarkStart w:id="79" w:name="code-and-data-availability"/>
+    <w:bookmarkEnd w:id="78"/>
+    <w:bookmarkStart w:id="80" w:name="code-and-data-availability"/>
     <w:p>
       <w:pPr>
         <w:pStyle w:val="Heading1"/>
@@ -21496,7 +22301,7 @@
       <w:r>
         <w:t xml:space="preserve"> </w:t>
       </w:r>
-      <w:hyperlink r:id="rId78">
+      <w:hyperlink r:id="rId79">
         <w:r>
           <w:rPr>
             <w:rStyle w:val="Hyperlink"/>
@@ -21606,8 +22411,8 @@
         <w:t xml:space="preserve">writes the artifact its table cites.</w:t>
       </w:r>
     </w:p>
-    <w:bookmarkEnd w:id="79"/>
-    <w:bookmarkStart w:id="130" w:name="references"/>
+    <w:bookmarkEnd w:id="80"/>
+    <w:bookmarkStart w:id="131" w:name="references"/>
     <w:p>
       <w:pPr>
         <w:pStyle w:val="Heading1"/>
@@ -21628,8 +22433,8 @@
       <w:pPr>
         <w:pStyle w:val="BodyText"/>
       </w:pPr>
-      <w:bookmarkStart w:id="80" w:name="bib:wang2023selfconsistency"/>
-      <w:bookmarkEnd w:id="80"/>
+      <w:bookmarkStart w:id="81" w:name="bib:wang2023selfconsistency"/>
+      <w:bookmarkEnd w:id="81"/>
       <w:r>
         <w:t xml:space="preserve"> </w:t>
       </w:r>
@@ -21661,7 +22466,7 @@
       <w:r>
         <w:t xml:space="preserve">, 2023. </w:t>
       </w:r>
-      <w:hyperlink r:id="rId81">
+      <w:hyperlink r:id="rId82">
         <w:r>
           <w:rPr>
             <w:rStyle w:val="Hyperlink"/>
@@ -21674,8 +22479,8 @@
       <w:pPr>
         <w:pStyle w:val="BodyText"/>
       </w:pPr>
-      <w:bookmarkStart w:id="82" w:name="bib:tian2023just"/>
-      <w:bookmarkEnd w:id="82"/>
+      <w:bookmarkStart w:id="83" w:name="bib:tian2023just"/>
+      <w:bookmarkEnd w:id="83"/>
       <w:r>
         <w:t xml:space="preserve"> </w:t>
       </w:r>
@@ -21720,7 +22525,7 @@
       <w:r>
         <w:t xml:space="preserve">, 2023. </w:t>
       </w:r>
-      <w:hyperlink r:id="rId83">
+      <w:hyperlink r:id="rId84">
         <w:r>
           <w:rPr>
             <w:rStyle w:val="Hyperlink"/>
@@ -21733,8 +22538,8 @@
       <w:pPr>
         <w:pStyle w:val="BodyText"/>
       </w:pPr>
-      <w:bookmarkStart w:id="84" w:name="bib:xiong2024can"/>
-      <w:bookmarkEnd w:id="84"/>
+      <w:bookmarkStart w:id="85" w:name="bib:xiong2024can"/>
+      <w:bookmarkEnd w:id="85"/>
       <w:r>
         <w:t xml:space="preserve"> </w:t>
       </w:r>
@@ -21779,7 +22584,7 @@
       <w:r>
         <w:t xml:space="preserve">, 2024. </w:t>
       </w:r>
-      <w:hyperlink r:id="rId85">
+      <w:hyperlink r:id="rId86">
         <w:r>
           <w:rPr>
             <w:rStyle w:val="Hyperlink"/>
@@ -21792,8 +22597,8 @@
       <w:pPr>
         <w:pStyle w:val="BodyText"/>
       </w:pPr>
-      <w:bookmarkStart w:id="86" w:name="bib:kadavath2022language"/>
-      <w:bookmarkEnd w:id="86"/>
+      <w:bookmarkStart w:id="87" w:name="bib:kadavath2022language"/>
+      <w:bookmarkEnd w:id="87"/>
       <w:r>
         <w:t xml:space="preserve"> </w:t>
       </w:r>
@@ -21825,7 +22630,7 @@
       <w:r>
         <w:t xml:space="preserve">arXiv:2207.05221, 2022. </w:t>
       </w:r>
-      <w:hyperlink r:id="rId87">
+      <w:hyperlink r:id="rId88">
         <w:r>
           <w:rPr>
             <w:rStyle w:val="Hyperlink"/>
@@ -21838,8 +22643,8 @@
       <w:pPr>
         <w:pStyle w:val="BodyText"/>
       </w:pPr>
-      <w:bookmarkStart w:id="88" w:name="bib:taubenfeld2025cisc"/>
-      <w:bookmarkEnd w:id="88"/>
+      <w:bookmarkStart w:id="89" w:name="bib:taubenfeld2025cisc"/>
+      <w:bookmarkEnd w:id="89"/>
       <w:r>
         <w:t xml:space="preserve"> </w:t>
       </w:r>
@@ -21884,7 +22689,7 @@
       <w:r>
         <w:t xml:space="preserve">, 2025, arXiv:2502.06233. </w:t>
       </w:r>
-      <w:hyperlink r:id="rId89">
+      <w:hyperlink r:id="rId90">
         <w:r>
           <w:rPr>
             <w:rStyle w:val="Hyperlink"/>
@@ -21897,8 +22702,8 @@
       <w:pPr>
         <w:pStyle w:val="BodyText"/>
       </w:pPr>
-      <w:bookmarkStart w:id="90" w:name="bib:reasc2026"/>
-      <w:bookmarkEnd w:id="90"/>
+      <w:bookmarkStart w:id="91" w:name="bib:reasc2026"/>
+      <w:bookmarkEnd w:id="91"/>
       <w:r>
         <w:t xml:space="preserve"> </w:t>
       </w:r>
@@ -21930,7 +22735,7 @@
       <w:r>
         <w:t xml:space="preserve">, 2026, pp. 21575–21590. </w:t>
       </w:r>
-      <w:hyperlink r:id="rId91">
+      <w:hyperlink r:id="rId92">
         <w:r>
           <w:rPr>
             <w:rStyle w:val="Hyperlink"/>
@@ -21943,8 +22748,8 @@
       <w:pPr>
         <w:pStyle w:val="BodyText"/>
       </w:pPr>
-      <w:bookmarkStart w:id="92" w:name="bib:deepconf2025"/>
-      <w:bookmarkEnd w:id="92"/>
+      <w:bookmarkStart w:id="93" w:name="bib:deepconf2025"/>
+      <w:bookmarkEnd w:id="93"/>
       <w:r>
         <w:t xml:space="preserve"> </w:t>
       </w:r>
@@ -21976,7 +22781,7 @@
       <w:r>
         <w:t xml:space="preserve">arXiv:2508.15260, 2025. </w:t>
       </w:r>
-      <w:hyperlink r:id="rId93">
+      <w:hyperlink r:id="rId94">
         <w:r>
           <w:rPr>
             <w:rStyle w:val="Hyperlink"/>
@@ -21989,8 +22794,8 @@
       <w:pPr>
         <w:pStyle w:val="BodyText"/>
       </w:pPr>
-      <w:bookmarkStart w:id="94" w:name="bib:huang2024rankcalibration"/>
-      <w:bookmarkEnd w:id="94"/>
+      <w:bookmarkStart w:id="95" w:name="bib:huang2024rankcalibration"/>
+      <w:bookmarkEnd w:id="95"/>
       <w:r>
         <w:t xml:space="preserve"> </w:t>
       </w:r>
@@ -22022,7 +22827,7 @@
       <w:r>
         <w:t xml:space="preserve">, 2024, pp. 284–312. </w:t>
       </w:r>
-      <w:hyperlink r:id="rId95">
+      <w:hyperlink r:id="rId96">
         <w:r>
           <w:rPr>
             <w:rStyle w:val="Hyperlink"/>
@@ -22035,8 +22840,8 @@
       <w:pPr>
         <w:pStyle w:val="BodyText"/>
       </w:pPr>
-      <w:bookmarkStart w:id="96" w:name="bib:dawid1979maximum"/>
-      <w:bookmarkEnd w:id="96"/>
+      <w:bookmarkStart w:id="97" w:name="bib:dawid1979maximum"/>
+      <w:bookmarkEnd w:id="97"/>
       <w:r>
         <w:t xml:space="preserve"> </w:t>
       </w:r>
@@ -22062,7 +22867,7 @@
       <w:r>
         <w:t xml:space="preserve">, vol. 28, no. 1, pp. 20–28, 1979. </w:t>
       </w:r>
-      <w:hyperlink r:id="rId97">
+      <w:hyperlink r:id="rId98">
         <w:r>
           <w:rPr>
             <w:rStyle w:val="Hyperlink"/>
@@ -22075,8 +22880,8 @@
       <w:pPr>
         <w:pStyle w:val="BodyText"/>
       </w:pPr>
-      <w:bookmarkStart w:id="98" w:name="bib:parisi2014ranking"/>
-      <w:bookmarkEnd w:id="98"/>
+      <w:bookmarkStart w:id="99" w:name="bib:parisi2014ranking"/>
+      <w:bookmarkEnd w:id="99"/>
       <w:r>
         <w:t xml:space="preserve"> </w:t>
       </w:r>
@@ -22102,7 +22907,7 @@
       <w:r>
         <w:t xml:space="preserve">, vol. 111, no. 4, pp. 1253–1258, 2014. </w:t>
       </w:r>
-      <w:hyperlink r:id="rId99">
+      <w:hyperlink r:id="rId100">
         <w:r>
           <w:rPr>
             <w:rStyle w:val="Hyperlink"/>
@@ -22115,8 +22920,8 @@
       <w:pPr>
         <w:pStyle w:val="BodyText"/>
       </w:pPr>
-      <w:bookmarkStart w:id="100" w:name="bib:li2023diverse"/>
-      <w:bookmarkEnd w:id="100"/>
+      <w:bookmarkStart w:id="101" w:name="bib:li2023diverse"/>
+      <w:bookmarkEnd w:id="101"/>
       <w:r>
         <w:t xml:space="preserve"> </w:t>
       </w:r>
@@ -22161,7 +22966,7 @@
       <w:r>
         <w:t xml:space="preserve">, 2023. </w:t>
       </w:r>
-      <w:hyperlink r:id="rId101">
+      <w:hyperlink r:id="rId102">
         <w:r>
           <w:rPr>
             <w:rStyle w:val="Hyperlink"/>
@@ -22174,8 +22979,8 @@
       <w:pPr>
         <w:pStyle w:val="BodyText"/>
       </w:pPr>
-      <w:bookmarkStart w:id="102" w:name="bib:borda2025"/>
-      <w:bookmarkEnd w:id="102"/>
+      <w:bookmarkStart w:id="103" w:name="bib:borda2025"/>
+      <w:bookmarkEnd w:id="103"/>
       <w:r>
         <w:t xml:space="preserve"> </w:t>
       </w:r>
@@ -22207,7 +23012,7 @@
       <w:r>
         <w:t xml:space="preserve">, 2025, arXiv:2502.18581. </w:t>
       </w:r>
-      <w:hyperlink r:id="rId103">
+      <w:hyperlink r:id="rId104">
         <w:r>
           <w:rPr>
             <w:rStyle w:val="Hyperlink"/>
@@ -22220,8 +23025,8 @@
       <w:pPr>
         <w:pStyle w:val="BodyText"/>
       </w:pPr>
-      <w:bookmarkStart w:id="104" w:name="bib:aggarwal2023adaptive"/>
-      <w:bookmarkEnd w:id="104"/>
+      <w:bookmarkStart w:id="105" w:name="bib:aggarwal2023adaptive"/>
+      <w:bookmarkEnd w:id="105"/>
       <w:r>
         <w:t xml:space="preserve"> </w:t>
       </w:r>
@@ -22262,7 +23067,7 @@
       <w:r>
         <w:t xml:space="preserve">, 2023, pp. 12375–12396. </w:t>
       </w:r>
-      <w:hyperlink r:id="rId105">
+      <w:hyperlink r:id="rId106">
         <w:r>
           <w:rPr>
             <w:rStyle w:val="Hyperlink"/>
@@ -22275,8 +23080,8 @@
       <w:pPr>
         <w:pStyle w:val="BodyText"/>
       </w:pPr>
-      <w:bookmarkStart w:id="106" w:name="bib:li2024escape"/>
-      <w:bookmarkEnd w:id="106"/>
+      <w:bookmarkStart w:id="107" w:name="bib:li2024escape"/>
+      <w:bookmarkEnd w:id="107"/>
       <w:r>
         <w:t xml:space="preserve"> </w:t>
       </w:r>
@@ -22321,7 +23126,7 @@
       <w:r>
         <w:t xml:space="preserve">, 2024. </w:t>
       </w:r>
-      <w:hyperlink r:id="rId107">
+      <w:hyperlink r:id="rId108">
         <w:r>
           <w:rPr>
             <w:rStyle w:val="Hyperlink"/>
@@ -22334,8 +23139,8 @@
       <w:pPr>
         <w:pStyle w:val="BodyText"/>
       </w:pPr>
-      <w:bookmarkStart w:id="108" w:name="bib:whitehill2009whose"/>
-      <w:bookmarkEnd w:id="108"/>
+      <w:bookmarkStart w:id="109" w:name="bib:whitehill2009whose"/>
+      <w:bookmarkEnd w:id="109"/>
       <w:r>
         <w:t xml:space="preserve"> </w:t>
       </w:r>
@@ -22380,7 +23185,7 @@
       <w:r>
         <w:t xml:space="preserve">, 2009. </w:t>
       </w:r>
-      <w:hyperlink r:id="rId109">
+      <w:hyperlink r:id="rId110">
         <w:r>
           <w:rPr>
             <w:rStyle w:val="Hyperlink"/>
@@ -22393,8 +23198,8 @@
       <w:pPr>
         <w:pStyle w:val="BodyText"/>
       </w:pPr>
-      <w:bookmarkStart w:id="110" w:name="bib:karger2011iterative"/>
-      <w:bookmarkEnd w:id="110"/>
+      <w:bookmarkStart w:id="111" w:name="bib:karger2011iterative"/>
+      <w:bookmarkEnd w:id="111"/>
       <w:r>
         <w:t xml:space="preserve"> </w:t>
       </w:r>
@@ -22426,7 +23231,7 @@
       <w:r>
         <w:t xml:space="preserve">, 2011. </w:t>
       </w:r>
-      <w:hyperlink r:id="rId111">
+      <w:hyperlink r:id="rId112">
         <w:r>
           <w:rPr>
             <w:rStyle w:val="Hyperlink"/>
@@ -22439,8 +23244,8 @@
       <w:pPr>
         <w:pStyle w:val="BodyText"/>
       </w:pPr>
-      <w:bookmarkStart w:id="112" w:name="bib:fuse2026"/>
-      <w:bookmarkEnd w:id="112"/>
+      <w:bookmarkStart w:id="113" w:name="bib:fuse2026"/>
+      <w:bookmarkEnd w:id="113"/>
       <w:r>
         <w:t xml:space="preserve"> </w:t>
       </w:r>
@@ -22459,7 +23264,7 @@
       <w:r>
         <w:t xml:space="preserve">arXiv:2604.18547, 2026. </w:t>
       </w:r>
-      <w:hyperlink r:id="rId113">
+      <w:hyperlink r:id="rId114">
         <w:r>
           <w:rPr>
             <w:rStyle w:val="Hyperlink"/>
@@ -22472,8 +23277,8 @@
       <w:pPr>
         <w:pStyle w:val="BodyText"/>
       </w:pPr>
-      <w:bookmarkStart w:id="114" w:name="bib:beyondmajority2025"/>
-      <w:bookmarkEnd w:id="114"/>
+      <w:bookmarkStart w:id="115" w:name="bib:beyondmajority2025"/>
+      <w:bookmarkEnd w:id="115"/>
       <w:r>
         <w:t xml:space="preserve"> </w:t>
       </w:r>
@@ -22492,7 +23297,7 @@
       <w:r>
         <w:t xml:space="preserve">arXiv:2510.01499, 2025, accepted to ICML 2026. </w:t>
       </w:r>
-      <w:hyperlink r:id="rId115">
+      <w:hyperlink r:id="rId116">
         <w:r>
           <w:rPr>
             <w:rStyle w:val="Hyperlink"/>
@@ -22505,8 +23310,8 @@
       <w:pPr>
         <w:pStyle w:val="BodyText"/>
       </w:pPr>
-      <w:bookmarkStart w:id="116" w:name="bib:vanelteren1960"/>
-      <w:bookmarkEnd w:id="116"/>
+      <w:bookmarkStart w:id="117" w:name="bib:vanelteren1960"/>
+      <w:bookmarkEnd w:id="117"/>
       <w:r>
         <w:t xml:space="preserve"> </w:t>
       </w:r>
@@ -22532,7 +23337,7 @@
       <w:r>
         <w:t xml:space="preserve">, vol. 37, pp. 351–361, 1960. </w:t>
       </w:r>
-      <w:hyperlink r:id="rId117">
+      <w:hyperlink r:id="rId118">
         <w:r>
           <w:rPr>
             <w:rStyle w:val="Hyperlink"/>
@@ -22545,8 +23350,8 @@
       <w:pPr>
         <w:pStyle w:val="BodyText"/>
       </w:pPr>
-      <w:bookmarkStart w:id="118" w:name="bib:james1961estimation"/>
-      <w:bookmarkEnd w:id="118"/>
+      <w:bookmarkStart w:id="119" w:name="bib:james1961estimation"/>
+      <w:bookmarkEnd w:id="119"/>
       <w:r>
         <w:t xml:space="preserve"> </w:t>
       </w:r>
@@ -22578,7 +23383,7 @@
       <w:r>
         <w:t xml:space="preserve">, 1961, pp. 361–379. </w:t>
       </w:r>
-      <w:hyperlink r:id="rId119">
+      <w:hyperlink r:id="rId120">
         <w:r>
           <w:rPr>
             <w:rStyle w:val="Hyperlink"/>
@@ -22591,8 +23396,8 @@
       <w:pPr>
         <w:pStyle w:val="BodyText"/>
       </w:pPr>
-      <w:bookmarkStart w:id="120" w:name="bib:kish1965"/>
-      <w:bookmarkEnd w:id="120"/>
+      <w:bookmarkStart w:id="121" w:name="bib:kish1965"/>
+      <w:bookmarkEnd w:id="121"/>
       <w:r>
         <w:t xml:space="preserve"> </w:t>
       </w:r>
@@ -22612,7 +23417,7 @@
       <w:r>
         <w:t xml:space="preserve">. New York, NY, USA: Wiley, 1965. </w:t>
       </w:r>
-      <w:hyperlink r:id="rId121">
+      <w:hyperlink r:id="rId122">
         <w:r>
           <w:rPr>
             <w:rStyle w:val="Hyperlink"/>
@@ -22625,8 +23430,8 @@
       <w:pPr>
         <w:pStyle w:val="BodyText"/>
       </w:pPr>
-      <w:bookmarkStart w:id="122" w:name="bib:rao1981analysis"/>
-      <w:bookmarkEnd w:id="122"/>
+      <w:bookmarkStart w:id="123" w:name="bib:rao1981analysis"/>
+      <w:bookmarkEnd w:id="123"/>
       <w:r>
         <w:t xml:space="preserve"> </w:t>
       </w:r>
@@ -22652,7 +23457,7 @@
       <w:r>
         <w:t xml:space="preserve">, vol. 76, no. 374, pp. 221–230, 1981. </w:t>
       </w:r>
-      <w:hyperlink r:id="rId123">
+      <w:hyperlink r:id="rId124">
         <w:r>
           <w:rPr>
             <w:rStyle w:val="Hyperlink"/>
@@ -22665,8 +23470,8 @@
       <w:pPr>
         <w:pStyle w:val="BodyText"/>
       </w:pPr>
-      <w:bookmarkStart w:id="124" w:name="bib:gsm8k2021"/>
-      <w:bookmarkEnd w:id="124"/>
+      <w:bookmarkStart w:id="125" w:name="bib:gsm8k2021"/>
+      <w:bookmarkEnd w:id="125"/>
       <w:r>
         <w:t xml:space="preserve"> </w:t>
       </w:r>
@@ -22703,8 +23508,8 @@
       <w:pPr>
         <w:pStyle w:val="BodyText"/>
       </w:pPr>
-      <w:bookmarkStart w:id="125" w:name="bib:math500"/>
-      <w:bookmarkEnd w:id="125"/>
+      <w:bookmarkStart w:id="126" w:name="bib:math500"/>
+      <w:bookmarkEnd w:id="126"/>
       <w:r>
         <w:t xml:space="preserve"> </w:t>
       </w:r>
@@ -22749,7 +23554,7 @@
       <w:r>
         <w:t xml:space="preserve">, 2021. </w:t>
       </w:r>
-      <w:hyperlink r:id="rId126">
+      <w:hyperlink r:id="rId127">
         <w:r>
           <w:rPr>
             <w:rStyle w:val="Hyperlink"/>
@@ -22762,8 +23567,8 @@
       <w:pPr>
         <w:pStyle w:val="BodyText"/>
       </w:pPr>
-      <w:bookmarkStart w:id="127" w:name="bib:lightman2024verify"/>
-      <w:bookmarkEnd w:id="127"/>
+      <w:bookmarkStart w:id="128" w:name="bib:lightman2024verify"/>
+      <w:bookmarkEnd w:id="128"/>
       <w:r>
         <w:t xml:space="preserve"> </w:t>
       </w:r>
@@ -22813,8 +23618,8 @@
       <w:pPr>
         <w:pStyle w:val="BodyText"/>
       </w:pPr>
-      <w:bookmarkStart w:id="128" w:name="bib:leetcodedataset"/>
-      <w:bookmarkEnd w:id="128"/>
+      <w:bookmarkStart w:id="129" w:name="bib:leetcodedataset"/>
+      <w:bookmarkEnd w:id="129"/>
       <w:r>
         <w:t xml:space="preserve"> </w:t>
       </w:r>
@@ -22846,7 +23651,7 @@
       <w:r>
         <w:t xml:space="preserve">arXiv:2504.14655, 2025. </w:t>
       </w:r>
-      <w:hyperlink r:id="rId129">
+      <w:hyperlink r:id="rId130">
         <w:r>
           <w:rPr>
             <w:rStyle w:val="Hyperlink"/>
@@ -22855,7 +23660,7 @@
         </w:r>
       </w:hyperlink>
     </w:p>
-    <w:bookmarkEnd w:id="130"/>
+    <w:bookmarkEnd w:id="131"/>
     <w:sectPr>
       <w:footnotePr>
         <w:numRestart w:val="eachSect"/>

--- a/paper/tact.docx
+++ b/paper/tact.docx
@@ -321,7 +321,7 @@
       </w:r>
       <m:oMath>
         <m:r>
-          <m:t>0.807</m:t>
+          <m:t>0.762</m:t>
         </m:r>
       </m:oMath>
       <w:r>
@@ -335,7 +335,7 @@
       </w:r>
       <m:oMath>
         <m:r>
-          <m:t>0.940</m:t>
+          <m:t>0.923</m:t>
         </m:r>
       </m:oMath>
       <w:r>
@@ -346,7 +346,7 @@
       </w:r>
       <m:oMath>
         <m:r>
-          <m:t>0.808</m:t>
+          <m:t>0.785</m:t>
         </m:r>
       </m:oMath>
       <w:r>
@@ -1167,7 +1167,7 @@
       </w:r>
       <m:oMath>
         <m:r>
-          <m:t>0.965</m:t>
+          <m:t>0.963</m:t>
         </m:r>
       </m:oMath>
       <w:r>
@@ -1881,7 +1881,7 @@
           <w:rPr>
             <w:rStyle w:val="Hyperlink"/>
           </w:rPr>
-          <w:t xml:space="preserve">8.6</w:t>
+          <w:t xml:space="preserve">8.7</w:t>
         </w:r>
       </w:hyperlink>
       <w:r>
@@ -1892,7 +1892,7 @@
           <w:rPr>
             <w:rStyle w:val="Hyperlink"/>
           </w:rPr>
-          <w:t xml:space="preserve">8.8</w:t>
+          <w:t xml:space="preserve">8.9</w:t>
         </w:r>
       </w:hyperlink>
       <w:r>
@@ -13553,7 +13553,7 @@
     </w:p>
     <w:bookmarkEnd w:id="52"/>
     <w:bookmarkEnd w:id="53"/>
-    <w:bookmarkStart w:id="76" w:name="sec:results"/>
+    <w:bookmarkStart w:id="77" w:name="sec:results"/>
     <w:p>
       <w:pPr>
         <w:pStyle w:val="Heading1"/>
@@ -14995,7 +14995,7 @@
       </w:r>
       <m:oMath>
         <m:r>
-          <m:t>0.585</m:t>
+          <m:t>0.615</m:t>
         </m:r>
       </m:oMath>
       <w:r>
@@ -15006,7 +15006,7 @@
       </w:r>
       <m:oMath>
         <m:r>
-          <m:t>0.550</m:t>
+          <m:t>0.568</m:t>
         </m:r>
       </m:oMath>
       <w:r>
@@ -15104,7 +15104,7 @@
       </w:r>
       <m:oMath>
         <m:r>
-          <m:t>0.965</m:t>
+          <m:t>0.963</m:t>
         </m:r>
       </m:oMath>
       <w:r>
@@ -15190,7 +15190,7 @@
       </w:r>
       <m:oMath>
         <m:r>
-          <m:t>0.585</m:t>
+          <m:t>0.615</m:t>
         </m:r>
       </m:oMath>
       <w:r>
@@ -15477,7 +15477,7 @@
       </w:r>
       <m:oMath>
         <m:r>
-          <m:t>0.940</m:t>
+          <m:t>0.923</m:t>
         </m:r>
       </m:oMath>
       <w:r>
@@ -15488,7 +15488,7 @@
       </w:r>
       <m:oMath>
         <m:r>
-          <m:t>0.007</m:t>
+          <m:t>0.023</m:t>
         </m:r>
       </m:oMath>
       <w:r>
@@ -15550,7 +15550,7 @@
           <m:t>+</m:t>
         </m:r>
         <m:r>
-          <m:t>79</m:t>
+          <m:t>83</m:t>
         </m:r>
         <m:r>
           <m:rPr>
@@ -15585,7 +15585,7 @@
           <m:t>=</m:t>
         </m:r>
         <m:r>
-          <m:t>3.3</m:t>
+          <m:t>2.1</m:t>
         </m:r>
         <m:r>
           <m:rPr>
@@ -15607,7 +15607,7 @@
               <m:t>−</m:t>
             </m:r>
             <m:r>
-              <m:t>24</m:t>
+              <m:t>25</m:t>
             </m:r>
           </m:sup>
         </m:sSup>
@@ -15639,7 +15639,7 @@
       </w:r>
       <m:oMath>
         <m:r>
-          <m:t>0.940</m:t>
+          <m:t>0.923</m:t>
         </m:r>
       </m:oMath>
       <w:r>
@@ -15650,7 +15650,7 @@
       </w:r>
       <m:oMath>
         <m:r>
-          <m:t>0.923</m:t>
+          <m:t>0.927</m:t>
         </m:r>
       </m:oMath>
       <w:r>
@@ -16146,7 +16146,7 @@
       </w:r>
       <m:oMath>
         <m:r>
-          <m:t>0.808</m:t>
+          <m:t>0.785</m:t>
         </m:r>
       </m:oMath>
       <w:r>
@@ -16353,7 +16353,7 @@
       </w:r>
       <m:oMath>
         <m:r>
-          <m:t>0.954</m:t>
+          <m:t>0.947</m:t>
         </m:r>
       </m:oMath>
       <w:r>
@@ -16364,7 +16364,7 @@
       </w:r>
       <m:oMath>
         <m:r>
-          <m:t>0.811</m:t>
+          <m:t>0.760</m:t>
         </m:r>
       </m:oMath>
       <w:r>
@@ -16375,7 +16375,21 @@
       </w:r>
       <m:oMath>
         <m:r>
-          <m:t>0.035</m:t>
+          <m:t>0.032</m:t>
+        </m:r>
+      </m:oMath>
+      <w:r>
+        <w:t xml:space="preserve"> </w:t>
+      </w:r>
+      <w:r>
+        <w:t xml:space="preserve">and</w:t>
+      </w:r>
+      <w:r>
+        <w:t xml:space="preserve"> </w:t>
+      </w:r>
+      <m:oMath>
+        <m:r>
+          <m:t>0.048</m:t>
         </m:r>
       </m:oMath>
       <w:r>
@@ -16426,7 +16440,7 @@
           <m:t>+</m:t>
         </m:r>
         <m:r>
-          <m:t>0.035</m:t>
+          <m:t>0.037</m:t>
         </m:r>
       </m:oMath>
       <w:r>
@@ -16440,7 +16454,7 @@
           <m:t>+</m:t>
         </m:r>
         <m:r>
-          <m:t>0.035</m:t>
+          <m:t>0.047</m:t>
         </m:r>
       </m:oMath>
       <w:r>
@@ -17510,7 +17524,1103 @@
       </w:r>
     </w:p>
     <w:bookmarkEnd w:id="69"/>
-    <w:bookmarkStart w:id="70" w:name="sec:real"/>
+    <w:bookmarkStart w:id="70" w:name="sec:seeds"/>
+    <w:p>
+      <w:pPr>
+        <w:pStyle w:val="Heading2"/>
+      </w:pPr>
+      <w:r>
+        <w:t xml:space="preserve">A harness artifact, and dispersion across seeds</w:t>
+      </w:r>
+    </w:p>
+    <w:p>
+      <w:pPr>
+        <w:pStyle w:val="FirstParagraph"/>
+      </w:pPr>
+      <w:r>
+        <w:t xml:space="preserve">Two corrections to the synthetic results, both found by re-running what had</w:t>
+      </w:r>
+      <w:r>
+        <w:t xml:space="preserve"> </w:t>
+      </w:r>
+      <w:r>
+        <w:t xml:space="preserve">been single-seed measurements.</w:t>
+      </w:r>
+    </w:p>
+    <w:p>
+      <w:pPr>
+        <w:pStyle w:val="BodyText"/>
+      </w:pPr>
+      <w:r>
+        <w:rPr>
+          <w:i/>
+          <w:iCs/>
+        </w:rPr>
+        <w:t xml:space="preserve">Tie-breaking was rewarding</w:t>
+      </w:r>
+      <w:r>
+        <w:rPr>
+          <w:i/>
+          <w:iCs/>
+        </w:rPr>
+        <w:t xml:space="preserve"> </w:t>
+      </w:r>
+      <w:r>
+        <w:rPr>
+          <w:i/>
+          <w:iCs/>
+          <w:smallCaps/>
+        </w:rPr>
+        <w:t xml:space="preserve">sc</w:t>
+      </w:r>
+      <w:r>
+        <w:rPr>
+          <w:i/>
+          <w:iCs/>
+        </w:rPr>
+        <w:t xml:space="preserve"> </w:t>
+      </w:r>
+      <w:r>
+        <w:rPr>
+          <w:i/>
+          <w:iCs/>
+        </w:rPr>
+        <w:t xml:space="preserve">for free.</w:t>
+      </w:r>
+      <w:r>
+        <w:t xml:space="preserve"> </w:t>
+      </w:r>
+      <w:r>
+        <w:t xml:space="preserve">The generator assigned the</w:t>
+      </w:r>
+      <w:r>
+        <w:t xml:space="preserve"> </w:t>
+      </w:r>
+      <w:r>
+        <w:t xml:space="preserve">correct answer the code</w:t>
+      </w:r>
+      <w:r>
+        <w:t xml:space="preserve"> </w:t>
+      </w:r>
+      <m:oMath>
+        <m:r>
+          <m:t>0</m:t>
+        </m:r>
+      </m:oMath>
+      <w:r>
+        <w:t xml:space="preserve"> </w:t>
+      </w:r>
+      <w:r>
+        <w:t xml:space="preserve">on every item, and</w:t>
+      </w:r>
+      <w:r>
+        <w:t xml:space="preserve"> </w:t>
+      </w:r>
+      <w:r>
+        <w:rPr>
+          <w:rStyle w:val="VerbatimChar"/>
+        </w:rPr>
+        <w:t xml:space="preserve">argmax</w:t>
+      </w:r>
+      <w:r>
+        <w:t xml:space="preserve"> </w:t>
+      </w:r>
+      <w:r>
+        <w:t xml:space="preserve">breaks ties</w:t>
+      </w:r>
+      <w:r>
+        <w:t xml:space="preserve"> </w:t>
+      </w:r>
+      <w:r>
+        <w:t xml:space="preserve">toward the lowest index, so on any item whose vote was tied plain</w:t>
+      </w:r>
+      <w:r>
+        <w:t xml:space="preserve"> </w:t>
+      </w:r>
+      <w:r>
+        <w:rPr>
+          <w:smallCaps/>
+        </w:rPr>
+        <w:t xml:space="preserve">sc</w:t>
+      </w:r>
+      <w:r>
+        <w:t xml:space="preserve"> </w:t>
+      </w:r>
+      <w:r>
+        <w:t xml:space="preserve">chose</w:t>
+      </w:r>
+      <w:r>
+        <w:t xml:space="preserve"> </w:t>
+      </w:r>
+      <w:r>
+        <w:t xml:space="preserve">correctly by construction:</w:t>
+      </w:r>
+      <w:r>
+        <w:t xml:space="preserve"> </w:t>
+      </w:r>
+      <m:oMath>
+        <m:r>
+          <m:t>67.7</m:t>
+        </m:r>
+        <m:r>
+          <m:rPr>
+            <m:sty m:val="p"/>
+          </m:rPr>
+          <m:t>%</m:t>
+        </m:r>
+      </m:oMath>
+      <w:r>
+        <w:t xml:space="preserve"> </w:t>
+      </w:r>
+      <w:r>
+        <w:t xml:space="preserve">on near-tied items against</w:t>
+      </w:r>
+      <w:r>
+        <w:t xml:space="preserve"> </w:t>
+      </w:r>
+      <m:oMath>
+        <m:r>
+          <m:t>50.4</m:t>
+        </m:r>
+        <m:r>
+          <m:rPr>
+            <m:sty m:val="p"/>
+          </m:rPr>
+          <m:t>%</m:t>
+        </m:r>
+      </m:oMath>
+      <w:r>
+        <w:t xml:space="preserve"> </w:t>
+      </w:r>
+      <w:r>
+        <w:t xml:space="preserve">for a</w:t>
+      </w:r>
+      <w:r>
+        <w:t xml:space="preserve"> </w:t>
+      </w:r>
+      <w:r>
+        <w:t xml:space="preserve">random tie-break, with</w:t>
+      </w:r>
+      <w:r>
+        <w:t xml:space="preserve"> </w:t>
+      </w:r>
+      <m:oMath>
+        <m:r>
+          <m:t>31.8</m:t>
+        </m:r>
+        <m:r>
+          <m:rPr>
+            <m:sty m:val="p"/>
+          </m:rPr>
+          <m:t>%</m:t>
+        </m:r>
+      </m:oMath>
+      <w:r>
+        <w:t xml:space="preserve"> </w:t>
+      </w:r>
+      <w:r>
+        <w:t xml:space="preserve">of items tied at</w:t>
+      </w:r>
+      <w:r>
+        <w:t xml:space="preserve"> </w:t>
+      </w:r>
+      <m:oMath>
+        <m:r>
+          <m:t>K</m:t>
+        </m:r>
+        <m:r>
+          <m:rPr>
+            <m:sty m:val="p"/>
+          </m:rPr>
+          <m:t>=</m:t>
+        </m:r>
+        <m:r>
+          <m:t>15</m:t>
+        </m:r>
+      </m:oMath>
+      <w:r>
+        <w:t xml:space="preserve">. Every method that</w:t>
+      </w:r>
+      <w:r>
+        <w:t xml:space="preserve"> </w:t>
+      </w:r>
+      <w:r>
+        <w:t xml:space="preserve">perturbs the weights off integers forfeits that subsidy, so the artifact</w:t>
+      </w:r>
+      <w:r>
+        <w:t xml:space="preserve"> </w:t>
+      </w:r>
+      <w:r>
+        <w:t xml:space="preserve">inflated the baseline and penalised the proposed method. It also produced a</w:t>
+      </w:r>
+      <w:r>
+        <w:t xml:space="preserve"> </w:t>
+      </w:r>
+      <w:r>
+        <w:t xml:space="preserve">spurious falsifier: at</w:t>
+      </w:r>
+      <w:r>
+        <w:t xml:space="preserve"> </w:t>
+      </w:r>
+      <m:oMath>
+        <m:r>
+          <m:t>κ</m:t>
+        </m:r>
+        <m:r>
+          <m:rPr>
+            <m:sty m:val="p"/>
+          </m:rPr>
+          <m:t>=</m:t>
+        </m:r>
+        <m:r>
+          <m:t>0</m:t>
+        </m:r>
+      </m:oMath>
+      <w:r>
+        <w:t xml:space="preserve">,</w:t>
+      </w:r>
+      <w:r>
+        <w:t xml:space="preserve"> </w:t>
+      </w:r>
+      <w:r>
+        <w:rPr>
+          <w:smallCaps/>
+        </w:rPr>
+        <w:t xml:space="preserve">tact</w:t>
+      </w:r>
+      <w:r>
+        <w:t xml:space="preserve">-dev averaged</w:t>
+      </w:r>
+      <w:r>
+        <w:t xml:space="preserve"> </w:t>
+      </w:r>
+      <m:oMath>
+        <m:r>
+          <m:t>0.797</m:t>
+        </m:r>
+      </m:oMath>
+      <w:r>
+        <w:t xml:space="preserve"> </w:t>
+      </w:r>
+      <w:r>
+        <w:t xml:space="preserve">against</w:t>
+      </w:r>
+      <w:r>
+        <w:t xml:space="preserve"> </w:t>
+      </w:r>
+      <w:r>
+        <w:rPr>
+          <w:smallCaps/>
+        </w:rPr>
+        <w:t xml:space="preserve">sc</w:t>
+      </w:r>
+      <w:r>
+        <w:t xml:space="preserve"> </w:t>
+      </w:r>
+      <w:r>
+        <w:t xml:space="preserve">at</w:t>
+      </w:r>
+      <w:r>
+        <w:t xml:space="preserve"> </w:t>
+      </w:r>
+      <m:oMath>
+        <m:r>
+          <m:t>0.818</m:t>
+        </m:r>
+      </m:oMath>
+      <w:r>
+        <w:t xml:space="preserve"> </w:t>
+      </w:r>
+      <w:r>
+        <w:t xml:space="preserve">across ten seeds, tripping F2, while the exponents responsible were</w:t>
+      </w:r>
+      <w:r>
+        <w:t xml:space="preserve"> </w:t>
+      </w:r>
+      <m:oMath>
+        <m:r>
+          <m:rPr>
+            <m:sty m:val="p"/>
+          </m:rPr>
+          <m:t>|</m:t>
+        </m:r>
+        <m:r>
+          <m:t>γ</m:t>
+        </m:r>
+        <m:r>
+          <m:rPr>
+            <m:sty m:val="p"/>
+          </m:rPr>
+          <m:t>|</m:t>
+        </m:r>
+        <m:r>
+          <m:rPr>
+            <m:sty m:val="p"/>
+          </m:rPr>
+          <m:t>≤</m:t>
+        </m:r>
+        <m:r>
+          <m:t>0.05</m:t>
+        </m:r>
+      </m:oMath>
+      <w:r>
+        <w:t xml:space="preserve">. The items were near-ties whose tie-break had moved, not</w:t>
+      </w:r>
+      <w:r>
+        <w:t xml:space="preserve"> </w:t>
+      </w:r>
+      <w:r>
+        <w:t xml:space="preserve">items the exponent had reweighted. Answer codes are now permuted per item.</w:t>
+      </w:r>
+      <w:r>
+        <w:t xml:space="preserve"> </w:t>
+      </w:r>
+      <w:r>
+        <w:t xml:space="preserve">With the artifact removed,</w:t>
+      </w:r>
+      <w:r>
+        <w:t xml:space="preserve"> </w:t>
+      </w:r>
+      <m:oMath>
+        <m:r>
+          <m:t>κ</m:t>
+        </m:r>
+        <m:r>
+          <m:rPr>
+            <m:sty m:val="p"/>
+          </m:rPr>
+          <m:t>=</m:t>
+        </m:r>
+        <m:r>
+          <m:t>0</m:t>
+        </m:r>
+      </m:oMath>
+      <w:r>
+        <w:t xml:space="preserve"> </w:t>
+      </w:r>
+      <w:r>
+        <w:t xml:space="preserve">gives</w:t>
+      </w:r>
+      <w:r>
+        <w:t xml:space="preserve"> </w:t>
+      </w:r>
+      <m:oMath>
+        <m:r>
+          <m:t>0.758</m:t>
+        </m:r>
+      </m:oMath>
+      <w:r>
+        <w:t xml:space="preserve"> </w:t>
+      </w:r>
+      <w:r>
+        <w:t xml:space="preserve">for both methods and</w:t>
+      </w:r>
+      <w:r>
+        <w:t xml:space="preserve"> </w:t>
+      </w:r>
+      <w:r>
+        <w:t xml:space="preserve">heterogeneous-</w:t>
+      </w:r>
+      <m:oMath>
+        <m:r>
+          <m:t>κ</m:t>
+        </m:r>
+      </m:oMath>
+      <w:r>
+        <w:t xml:space="preserve"> </w:t>
+      </w:r>
+      <w:r>
+        <w:t xml:space="preserve">gives</w:t>
+      </w:r>
+      <w:r>
+        <w:t xml:space="preserve"> </w:t>
+      </w:r>
+      <m:oMath>
+        <m:r>
+          <m:t>0.768</m:t>
+        </m:r>
+      </m:oMath>
+      <w:r>
+        <w:t xml:space="preserve"> </w:t>
+      </w:r>
+      <w:r>
+        <w:t xml:space="preserve">for both: the dead zone behaves as</w:t>
+      </w:r>
+      <w:r>
+        <w:t xml:space="preserve"> </w:t>
+      </w:r>
+      <w:r>
+        <w:t xml:space="preserve">Proposition </w:t>
+      </w:r>
+      <w:hyperlink w:anchor="prop:sc">
+        <w:r>
+          <w:rPr>
+            <w:rStyle w:val="Hyperlink"/>
+          </w:rPr>
+          <w:t xml:space="preserve">1</w:t>
+        </w:r>
+      </w:hyperlink>
+      <w:r>
+        <w:t xml:space="preserve"> </w:t>
+      </w:r>
+      <w:r>
+        <w:t xml:space="preserve">states. All synthetic numbers in this paper are</w:t>
+      </w:r>
+      <w:r>
+        <w:t xml:space="preserve"> </w:t>
+      </w:r>
+      <w:r>
+        <w:t xml:space="preserve">post-fix.</w:t>
+      </w:r>
+    </w:p>
+    <w:p>
+      <w:pPr>
+        <w:pStyle w:val="BodyText"/>
+      </w:pPr>
+      <w:r>
+        <w:rPr>
+          <w:i/>
+          <w:iCs/>
+        </w:rPr>
+        <w:t xml:space="preserve">Dispersion.</w:t>
+      </w:r>
+      <w:r>
+        <w:t xml:space="preserve"> </w:t>
+      </w:r>
+      <w:r>
+        <w:t xml:space="preserve">Ten seeds per cell,</w:t>
+      </w:r>
+      <w:r>
+        <w:t xml:space="preserve"> </w:t>
+      </w:r>
+      <m:oMath>
+        <m:r>
+          <m:t>400</m:t>
+        </m:r>
+      </m:oMath>
+      <w:r>
+        <w:t xml:space="preserve"> </w:t>
+      </w:r>
+      <w:r>
+        <w:t xml:space="preserve">paired items each, bootstrap over</w:t>
+      </w:r>
+      <w:r>
+        <w:t xml:space="preserve"> </w:t>
+      </w:r>
+      <w:r>
+        <w:t xml:space="preserve">seeds. The extremes are stable to the third decimal (</w:t>
+      </w:r>
+      <m:oMath>
+        <m:r>
+          <m:t>1.000</m:t>
+        </m:r>
+        <m:r>
+          <m:rPr>
+            <m:sty m:val="p"/>
+          </m:rPr>
+          <m:t>±</m:t>
+        </m:r>
+        <m:r>
+          <m:t>0.001</m:t>
+        </m:r>
+      </m:oMath>
+      <w:r>
+        <w:t xml:space="preserve"> </w:t>
+      </w:r>
+      <w:r>
+        <w:t xml:space="preserve">at</w:t>
+      </w:r>
+      <w:r>
+        <w:t xml:space="preserve"> </w:t>
+      </w:r>
+      <m:oMath>
+        <m:r>
+          <m:rPr>
+            <m:sty m:val="p"/>
+          </m:rPr>
+          <m:t>|</m:t>
+        </m:r>
+        <m:r>
+          <m:t>κ</m:t>
+        </m:r>
+        <m:r>
+          <m:rPr>
+            <m:sty m:val="p"/>
+          </m:rPr>
+          <m:t>|</m:t>
+        </m:r>
+        <m:r>
+          <m:rPr>
+            <m:sty m:val="p"/>
+          </m:rPr>
+          <m:t>≥</m:t>
+        </m:r>
+        <m:r>
+          <m:t>0.4</m:t>
+        </m:r>
+      </m:oMath>
+      <w:r>
+        <w:t xml:space="preserve">). The mid-range deficit against SignGrid-dev is small but</w:t>
+      </w:r>
+      <w:r>
+        <w:t xml:space="preserve"> </w:t>
+      </w:r>
+      <w:r>
+        <w:t xml:space="preserve">real rather than noise:</w:t>
+      </w:r>
+      <w:r>
+        <w:t xml:space="preserve"> </w:t>
+      </w:r>
+      <m:oMath>
+        <m:r>
+          <m:rPr>
+            <m:sty m:val="p"/>
+          </m:rPr>
+          <m:t>−</m:t>
+        </m:r>
+        <m:r>
+          <m:t>0.013</m:t>
+        </m:r>
+      </m:oMath>
+      <w:r>
+        <w:t xml:space="preserve"> </w:t>
+      </w:r>
+      <m:oMath>
+        <m:r>
+          <m:rPr>
+            <m:sty m:val="p"/>
+          </m:rPr>
+          <m:t>[</m:t>
+        </m:r>
+        <m:r>
+          <m:rPr>
+            <m:sty m:val="p"/>
+          </m:rPr>
+          <m:t>−</m:t>
+        </m:r>
+        <m:r>
+          <m:t>0.017</m:t>
+        </m:r>
+        <m:r>
+          <m:rPr>
+            <m:sty m:val="p"/>
+          </m:rPr>
+          <m:t>,</m:t>
+        </m:r>
+        <m:r>
+          <m:rPr>
+            <m:sty m:val="p"/>
+          </m:rPr>
+          <m:t>−</m:t>
+        </m:r>
+        <m:r>
+          <m:t>0.009</m:t>
+        </m:r>
+        <m:r>
+          <m:rPr>
+            <m:sty m:val="p"/>
+          </m:rPr>
+          <m:t>]</m:t>
+        </m:r>
+      </m:oMath>
+      <w:r>
+        <w:t xml:space="preserve"> </w:t>
+      </w:r>
+      <w:r>
+        <w:t xml:space="preserve">at</w:t>
+      </w:r>
+      <w:r>
+        <w:t xml:space="preserve"> </w:t>
+      </w:r>
+      <m:oMath>
+        <m:r>
+          <m:t>κ</m:t>
+        </m:r>
+        <m:r>
+          <m:rPr>
+            <m:sty m:val="p"/>
+          </m:rPr>
+          <m:t>=</m:t>
+        </m:r>
+        <m:r>
+          <m:rPr>
+            <m:sty m:val="p"/>
+          </m:rPr>
+          <m:t>−</m:t>
+        </m:r>
+        <m:r>
+          <m:t>0.2</m:t>
+        </m:r>
+      </m:oMath>
+      <w:r>
+        <w:t xml:space="preserve">,</w:t>
+      </w:r>
+      <w:r>
+        <w:t xml:space="preserve"> </w:t>
+      </w:r>
+      <m:oMath>
+        <m:r>
+          <m:rPr>
+            <m:sty m:val="p"/>
+          </m:rPr>
+          <m:t>−</m:t>
+        </m:r>
+        <m:r>
+          <m:t>0.016</m:t>
+        </m:r>
+      </m:oMath>
+      <w:r>
+        <w:t xml:space="preserve"> </w:t>
+      </w:r>
+      <m:oMath>
+        <m:r>
+          <m:rPr>
+            <m:sty m:val="p"/>
+          </m:rPr>
+          <m:t>[</m:t>
+        </m:r>
+        <m:r>
+          <m:rPr>
+            <m:sty m:val="p"/>
+          </m:rPr>
+          <m:t>−</m:t>
+        </m:r>
+        <m:r>
+          <m:t>0.024</m:t>
+        </m:r>
+        <m:r>
+          <m:rPr>
+            <m:sty m:val="p"/>
+          </m:rPr>
+          <m:t>,</m:t>
+        </m:r>
+        <m:r>
+          <m:rPr>
+            <m:sty m:val="p"/>
+          </m:rPr>
+          <m:t>−</m:t>
+        </m:r>
+        <m:r>
+          <m:t>0.009</m:t>
+        </m:r>
+        <m:r>
+          <m:rPr>
+            <m:sty m:val="p"/>
+          </m:rPr>
+          <m:t>]</m:t>
+        </m:r>
+      </m:oMath>
+      <w:r>
+        <w:t xml:space="preserve"> </w:t>
+      </w:r>
+      <w:r>
+        <w:t xml:space="preserve">at</w:t>
+      </w:r>
+      <w:r>
+        <w:t xml:space="preserve"> </w:t>
+      </w:r>
+      <m:oMath>
+        <m:r>
+          <m:rPr>
+            <m:sty m:val="p"/>
+          </m:rPr>
+          <m:t>−</m:t>
+        </m:r>
+        <m:r>
+          <m:t>0.1</m:t>
+        </m:r>
+      </m:oMath>
+      <w:r>
+        <w:t xml:space="preserve">,</w:t>
+      </w:r>
+      <w:r>
+        <w:t xml:space="preserve"> </w:t>
+      </w:r>
+      <m:oMath>
+        <m:r>
+          <m:rPr>
+            <m:sty m:val="p"/>
+          </m:rPr>
+          <m:t>−</m:t>
+        </m:r>
+        <m:r>
+          <m:t>0.012</m:t>
+        </m:r>
+      </m:oMath>
+      <w:r>
+        <w:t xml:space="preserve"> </w:t>
+      </w:r>
+      <m:oMath>
+        <m:r>
+          <m:rPr>
+            <m:sty m:val="p"/>
+          </m:rPr>
+          <m:t>[</m:t>
+        </m:r>
+        <m:r>
+          <m:rPr>
+            <m:sty m:val="p"/>
+          </m:rPr>
+          <m:t>−</m:t>
+        </m:r>
+        <m:r>
+          <m:t>0.018</m:t>
+        </m:r>
+        <m:r>
+          <m:rPr>
+            <m:sty m:val="p"/>
+          </m:rPr>
+          <m:t>,</m:t>
+        </m:r>
+        <m:r>
+          <m:rPr>
+            <m:sty m:val="p"/>
+          </m:rPr>
+          <m:t>−</m:t>
+        </m:r>
+        <m:r>
+          <m:t>0.005</m:t>
+        </m:r>
+        <m:r>
+          <m:rPr>
+            <m:sty m:val="p"/>
+          </m:rPr>
+          <m:t>]</m:t>
+        </m:r>
+      </m:oMath>
+      <w:r>
+        <w:t xml:space="preserve"> </w:t>
+      </w:r>
+      <w:r>
+        <w:t xml:space="preserve">at</w:t>
+      </w:r>
+      <w:r>
+        <w:t xml:space="preserve"> </w:t>
+      </w:r>
+      <m:oMath>
+        <m:r>
+          <m:rPr>
+            <m:sty m:val="p"/>
+          </m:rPr>
+          <m:t>+</m:t>
+        </m:r>
+        <m:r>
+          <m:t>0.1</m:t>
+        </m:r>
+      </m:oMath>
+      <w:r>
+        <w:t xml:space="preserve">,</w:t>
+      </w:r>
+      <w:r>
+        <w:t xml:space="preserve"> </w:t>
+      </w:r>
+      <m:oMath>
+        <m:r>
+          <m:rPr>
+            <m:sty m:val="p"/>
+          </m:rPr>
+          <m:t>−</m:t>
+        </m:r>
+        <m:r>
+          <m:t>0.013</m:t>
+        </m:r>
+      </m:oMath>
+      <w:r>
+        <w:t xml:space="preserve"> </w:t>
+      </w:r>
+      <m:oMath>
+        <m:r>
+          <m:rPr>
+            <m:sty m:val="p"/>
+          </m:rPr>
+          <m:t>[</m:t>
+        </m:r>
+        <m:r>
+          <m:rPr>
+            <m:sty m:val="p"/>
+          </m:rPr>
+          <m:t>−</m:t>
+        </m:r>
+        <m:r>
+          <m:t>0.019</m:t>
+        </m:r>
+        <m:r>
+          <m:rPr>
+            <m:sty m:val="p"/>
+          </m:rPr>
+          <m:t>,</m:t>
+        </m:r>
+        <m:r>
+          <m:rPr>
+            <m:sty m:val="p"/>
+          </m:rPr>
+          <m:t>−</m:t>
+        </m:r>
+        <m:r>
+          <m:t>0.008</m:t>
+        </m:r>
+        <m:r>
+          <m:rPr>
+            <m:sty m:val="p"/>
+          </m:rPr>
+          <m:t>]</m:t>
+        </m:r>
+      </m:oMath>
+      <w:r>
+        <w:t xml:space="preserve"> </w:t>
+      </w:r>
+      <w:r>
+        <w:t xml:space="preserve">at</w:t>
+      </w:r>
+      <w:r>
+        <w:t xml:space="preserve"> </w:t>
+      </w:r>
+      <m:oMath>
+        <m:r>
+          <m:rPr>
+            <m:sty m:val="p"/>
+          </m:rPr>
+          <m:t>+</m:t>
+        </m:r>
+        <m:r>
+          <m:t>0.2</m:t>
+        </m:r>
+      </m:oMath>
+      <w:r>
+        <w:t xml:space="preserve">, all</w:t>
+      </w:r>
+      <w:r>
+        <w:t xml:space="preserve"> </w:t>
+      </w:r>
+      <m:oMath>
+        <m:r>
+          <m:t>p</m:t>
+        </m:r>
+        <m:r>
+          <m:rPr>
+            <m:sty m:val="p"/>
+          </m:rPr>
+          <m:t>&lt;</m:t>
+        </m:r>
+        <m:r>
+          <m:t>0.001</m:t>
+        </m:r>
+      </m:oMath>
+      <w:r>
+        <w:t xml:space="preserve">. So is the advantage where the</w:t>
+      </w:r>
+      <w:r>
+        <w:t xml:space="preserve"> </w:t>
+      </w:r>
+      <w:r>
+        <w:t xml:space="preserve">paper claims it:</w:t>
+      </w:r>
+      <w:r>
+        <w:t xml:space="preserve"> </w:t>
+      </w:r>
+      <m:oMath>
+        <m:r>
+          <m:rPr>
+            <m:sty m:val="p"/>
+          </m:rPr>
+          <m:t>+</m:t>
+        </m:r>
+        <m:r>
+          <m:t>0.032</m:t>
+        </m:r>
+      </m:oMath>
+      <w:r>
+        <w:t xml:space="preserve"> </w:t>
+      </w:r>
+      <m:oMath>
+        <m:r>
+          <m:rPr>
+            <m:sty m:val="p"/>
+          </m:rPr>
+          <m:t>[</m:t>
+        </m:r>
+        <m:r>
+          <m:rPr>
+            <m:sty m:val="p"/>
+          </m:rPr>
+          <m:t>+</m:t>
+        </m:r>
+        <m:r>
+          <m:t>0.027</m:t>
+        </m:r>
+        <m:r>
+          <m:rPr>
+            <m:sty m:val="p"/>
+          </m:rPr>
+          <m:t>,</m:t>
+        </m:r>
+        <m:r>
+          <m:rPr>
+            <m:sty m:val="p"/>
+          </m:rPr>
+          <m:t>+</m:t>
+        </m:r>
+        <m:r>
+          <m:t>0.037</m:t>
+        </m:r>
+        <m:r>
+          <m:rPr>
+            <m:sty m:val="p"/>
+          </m:rPr>
+          <m:t>]</m:t>
+        </m:r>
+      </m:oMath>
+      <w:r>
+        <w:t xml:space="preserve"> </w:t>
+      </w:r>
+      <w:r>
+        <w:t xml:space="preserve">on monotone compression and</w:t>
+      </w:r>
+      <w:r>
+        <w:t xml:space="preserve"> </w:t>
+      </w:r>
+      <m:oMath>
+        <m:r>
+          <m:rPr>
+            <m:sty m:val="p"/>
+          </m:rPr>
+          <m:t>+</m:t>
+        </m:r>
+        <m:r>
+          <m:t>0.048</m:t>
+        </m:r>
+      </m:oMath>
+      <w:r>
+        <w:t xml:space="preserve"> </w:t>
+      </w:r>
+      <m:oMath>
+        <m:r>
+          <m:rPr>
+            <m:sty m:val="p"/>
+          </m:rPr>
+          <m:t>[</m:t>
+        </m:r>
+        <m:r>
+          <m:rPr>
+            <m:sty m:val="p"/>
+          </m:rPr>
+          <m:t>+</m:t>
+        </m:r>
+        <m:r>
+          <m:t>0.037</m:t>
+        </m:r>
+        <m:r>
+          <m:rPr>
+            <m:sty m:val="p"/>
+          </m:rPr>
+          <m:t>,</m:t>
+        </m:r>
+        <m:r>
+          <m:rPr>
+            <m:sty m:val="p"/>
+          </m:rPr>
+          <m:t>+</m:t>
+        </m:r>
+        <m:r>
+          <m:t>0.059</m:t>
+        </m:r>
+        <m:r>
+          <m:rPr>
+            <m:sty m:val="p"/>
+          </m:rPr>
+          <m:t>]</m:t>
+        </m:r>
+      </m:oMath>
+      <w:r>
+        <w:t xml:space="preserve"> </w:t>
+      </w:r>
+      <w:r>
+        <w:t xml:space="preserve">on confident echo. The one cell that changes sign</w:t>
+      </w:r>
+      <w:r>
+        <w:t xml:space="preserve"> </w:t>
+      </w:r>
+      <w:r>
+        <w:t xml:space="preserve">under the fix is heterogeneous-</w:t>
+      </w:r>
+      <m:oMath>
+        <m:r>
+          <m:t>κ</m:t>
+        </m:r>
+      </m:oMath>
+      <w:r>
+        <w:t xml:space="preserve">, now</w:t>
+      </w:r>
+      <w:r>
+        <w:t xml:space="preserve"> </w:t>
+      </w:r>
+      <m:oMath>
+        <m:r>
+          <m:rPr>
+            <m:sty m:val="p"/>
+          </m:rPr>
+          <m:t>+</m:t>
+        </m:r>
+        <m:r>
+          <m:t>0.011</m:t>
+        </m:r>
+      </m:oMath>
+      <w:r>
+        <w:t xml:space="preserve"> </w:t>
+      </w:r>
+      <m:oMath>
+        <m:r>
+          <m:rPr>
+            <m:sty m:val="p"/>
+          </m:rPr>
+          <m:t>[</m:t>
+        </m:r>
+        <m:r>
+          <m:t>0.000</m:t>
+        </m:r>
+        <m:r>
+          <m:rPr>
+            <m:sty m:val="p"/>
+          </m:rPr>
+          <m:t>,</m:t>
+        </m:r>
+        <m:r>
+          <m:rPr>
+            <m:sty m:val="p"/>
+          </m:rPr>
+          <m:t>+</m:t>
+        </m:r>
+        <m:r>
+          <m:t>0.031</m:t>
+        </m:r>
+        <m:r>
+          <m:rPr>
+            <m:sty m:val="p"/>
+          </m:rPr>
+          <m:t>]</m:t>
+        </m:r>
+      </m:oMath>
+      <w:r>
+        <w:t xml:space="preserve"> </w:t>
+      </w:r>
+      <w:r>
+        <w:t xml:space="preserve">rather</w:t>
+      </w:r>
+      <w:r>
+        <w:t xml:space="preserve"> </w:t>
+      </w:r>
+      <w:r>
+        <w:t xml:space="preserve">than a loss. Reporting a single seed would have hidden both the artifact and</w:t>
+      </w:r>
+      <w:r>
+        <w:t xml:space="preserve"> </w:t>
+      </w:r>
+      <w:r>
+        <w:t xml:space="preserve">the fact that the mid-range gap is systematic.</w:t>
+      </w:r>
+    </w:p>
+    <w:bookmarkEnd w:id="70"/>
+    <w:bookmarkStart w:id="71" w:name="sec:real"/>
     <w:p>
       <w:pPr>
         <w:pStyle w:val="Heading2"/>
@@ -18437,7 +19547,7 @@
           <w:rPr>
             <w:rStyle w:val="Hyperlink"/>
           </w:rPr>
-          <w:t xml:space="preserve">8.7</w:t>
+          <w:t xml:space="preserve">8.8</w:t>
         </w:r>
       </w:hyperlink>
       <w:r>
@@ -18447,8 +19557,8 @@
         <w:t xml:space="preserve">does it.</w:t>
       </w:r>
     </w:p>
-    <w:bookmarkEnd w:id="70"/>
-    <w:bookmarkStart w:id="72" w:name="sec:hard"/>
+    <w:bookmarkEnd w:id="71"/>
+    <w:bookmarkStart w:id="73" w:name="sec:hard"/>
     <w:p>
       <w:pPr>
         <w:pStyle w:val="Heading2"/>
@@ -19066,7 +20176,7 @@
         <w:t xml:space="preserve">.</w:t>
       </w:r>
     </w:p>
-    <w:bookmarkStart w:id="71" w:name="tab:hard"/>
+    <w:bookmarkStart w:id="72" w:name="tab:hard"/>
     <w:p>
       <w:pPr>
         <w:pStyle w:val="TableCaption"/>
@@ -19524,7 +20634,7 @@
         </w:tc>
       </w:tr>
     </w:tbl>
-    <w:bookmarkEnd w:id="71"/>
+    <w:bookmarkEnd w:id="72"/>
     <w:p>
       <w:pPr>
         <w:pStyle w:val="BodyText"/>
@@ -19616,8 +20726,8 @@
         <w:t xml:space="preserve">the experimental record whenever traces are collected in batches.</w:t>
       </w:r>
     </w:p>
-    <w:bookmarkEnd w:id="72"/>
-    <w:bookmarkStart w:id="74" w:name="sec:window"/>
+    <w:bookmarkEnd w:id="73"/>
+    <w:bookmarkStart w:id="75" w:name="sec:window"/>
     <w:p>
       <w:pPr>
         <w:pStyle w:val="Heading2"/>
@@ -20029,7 +21139,7 @@
         <w:t xml:space="preserve">.</w:t>
       </w:r>
     </w:p>
-    <w:bookmarkStart w:id="73" w:name="tab:window"/>
+    <w:bookmarkStart w:id="74" w:name="tab:window"/>
     <w:p>
       <w:pPr>
         <w:pStyle w:val="TableCaption"/>
@@ -20566,7 +21676,7 @@
         </w:tc>
       </w:tr>
     </w:tbl>
-    <w:bookmarkEnd w:id="73"/>
+    <w:bookmarkEnd w:id="74"/>
     <w:p>
       <w:pPr>
         <w:pStyle w:val="BodyText"/>
@@ -20671,8 +21781,8 @@
         <w:t xml:space="preserve">reported: without it, a broken harness and a capability wall look identical.</w:t>
       </w:r>
     </w:p>
-    <w:bookmarkEnd w:id="74"/>
-    <w:bookmarkStart w:id="75" w:name="sec:budget"/>
+    <w:bookmarkEnd w:id="75"/>
+    <w:bookmarkStart w:id="76" w:name="sec:budget"/>
     <w:p>
       <w:pPr>
         <w:pStyle w:val="Heading2"/>
@@ -21413,9 +22523,9 @@
         <w:t xml:space="preserve">half of them, and none of the reachable configurations is significant.</w:t>
       </w:r>
     </w:p>
-    <w:bookmarkEnd w:id="75"/>
     <w:bookmarkEnd w:id="76"/>
-    <w:bookmarkStart w:id="77" w:name="sec:limits"/>
+    <w:bookmarkEnd w:id="77"/>
+    <w:bookmarkStart w:id="78" w:name="sec:limits"/>
     <w:p>
       <w:pPr>
         <w:pStyle w:val="Heading1"/>
@@ -21522,7 +22632,7 @@
           <w:rPr>
             <w:rStyle w:val="Hyperlink"/>
           </w:rPr>
-          <w:t xml:space="preserve">8.6</w:t>
+          <w:t xml:space="preserve">8.7</w:t>
         </w:r>
       </w:hyperlink>
       <w:r>
@@ -21536,7 +22646,7 @@
           <w:rPr>
             <w:rStyle w:val="Hyperlink"/>
           </w:rPr>
-          <w:t xml:space="preserve">8.7</w:t>
+          <w:t xml:space="preserve">8.8</w:t>
         </w:r>
       </w:hyperlink>
       <w:r>
@@ -21594,7 +22704,7 @@
           <w:rPr>
             <w:rStyle w:val="Hyperlink"/>
           </w:rPr>
-          <w:t xml:space="preserve">8.8</w:t>
+          <w:t xml:space="preserve">8.9</w:t>
         </w:r>
       </w:hyperlink>
       <w:r>
@@ -22034,7 +23144,7 @@
           <w:rPr>
             <w:rStyle w:val="Hyperlink"/>
           </w:rPr>
-          <w:t xml:space="preserve">8.8</w:t>
+          <w:t xml:space="preserve">8.9</w:t>
         </w:r>
       </w:hyperlink>
       <w:r>
@@ -22242,8 +23352,8 @@
         <w:t xml:space="preserve">still reachable, and no pair tried here satisfies both.</w:t>
       </w:r>
     </w:p>
-    <w:bookmarkEnd w:id="77"/>
-    <w:bookmarkStart w:id="78" w:name="conclusion"/>
+    <w:bookmarkEnd w:id="78"/>
+    <w:bookmarkStart w:id="79" w:name="conclusion"/>
     <w:p>
       <w:pPr>
         <w:pStyle w:val="Heading1"/>
@@ -22281,8 +23391,8 @@
         <w:t xml:space="preserve">into a measured, signed, uncertainty-aware quantity with an exact fallback at one end, plain self-consistency whenever the evidence is absent, and an exact correspondence to CISC-power at the other under the log-value feature map (the shipped default uses van der Waerden scores, so that correspondence is a property of the family, not of the shipped configuration), and shows that the sign, long unrepresentable in this family of methods, can be recovered without any labels under stated and tested conditions. The accompanying impossibility results draw the boundary that any future per-item method must respect, and the falsification protocol, having already killed one of the author’s own systems, is offered as the more portable contribution.</w:t>
       </w:r>
     </w:p>
-    <w:bookmarkEnd w:id="78"/>
-    <w:bookmarkStart w:id="80" w:name="code-and-data-availability"/>
+    <w:bookmarkEnd w:id="79"/>
+    <w:bookmarkStart w:id="81" w:name="code-and-data-availability"/>
     <w:p>
       <w:pPr>
         <w:pStyle w:val="Heading1"/>
@@ -22301,7 +23411,7 @@
       <w:r>
         <w:t xml:space="preserve"> </w:t>
       </w:r>
-      <w:hyperlink r:id="rId79">
+      <w:hyperlink r:id="rId80">
         <w:r>
           <w:rPr>
             <w:rStyle w:val="Hyperlink"/>
@@ -22411,8 +23521,8 @@
         <w:t xml:space="preserve">writes the artifact its table cites.</w:t>
       </w:r>
     </w:p>
-    <w:bookmarkEnd w:id="80"/>
-    <w:bookmarkStart w:id="131" w:name="references"/>
+    <w:bookmarkEnd w:id="81"/>
+    <w:bookmarkStart w:id="132" w:name="references"/>
     <w:p>
       <w:pPr>
         <w:pStyle w:val="Heading1"/>
@@ -22433,8 +23543,8 @@
       <w:pPr>
         <w:pStyle w:val="BodyText"/>
       </w:pPr>
-      <w:bookmarkStart w:id="81" w:name="bib:wang2023selfconsistency"/>
-      <w:bookmarkEnd w:id="81"/>
+      <w:bookmarkStart w:id="82" w:name="bib:wang2023selfconsistency"/>
+      <w:bookmarkEnd w:id="82"/>
       <w:r>
         <w:t xml:space="preserve"> </w:t>
       </w:r>
@@ -22466,7 +23576,7 @@
       <w:r>
         <w:t xml:space="preserve">, 2023. </w:t>
       </w:r>
-      <w:hyperlink r:id="rId82">
+      <w:hyperlink r:id="rId83">
         <w:r>
           <w:rPr>
             <w:rStyle w:val="Hyperlink"/>
@@ -22479,8 +23589,8 @@
       <w:pPr>
         <w:pStyle w:val="BodyText"/>
       </w:pPr>
-      <w:bookmarkStart w:id="83" w:name="bib:tian2023just"/>
-      <w:bookmarkEnd w:id="83"/>
+      <w:bookmarkStart w:id="84" w:name="bib:tian2023just"/>
+      <w:bookmarkEnd w:id="84"/>
       <w:r>
         <w:t xml:space="preserve"> </w:t>
       </w:r>
@@ -22525,7 +23635,7 @@
       <w:r>
         <w:t xml:space="preserve">, 2023. </w:t>
       </w:r>
-      <w:hyperlink r:id="rId84">
+      <w:hyperlink r:id="rId85">
         <w:r>
           <w:rPr>
             <w:rStyle w:val="Hyperlink"/>
@@ -22538,8 +23648,8 @@
       <w:pPr>
         <w:pStyle w:val="BodyText"/>
       </w:pPr>
-      <w:bookmarkStart w:id="85" w:name="bib:xiong2024can"/>
-      <w:bookmarkEnd w:id="85"/>
+      <w:bookmarkStart w:id="86" w:name="bib:xiong2024can"/>
+      <w:bookmarkEnd w:id="86"/>
       <w:r>
         <w:t xml:space="preserve"> </w:t>
       </w:r>
@@ -22584,7 +23694,7 @@
       <w:r>
         <w:t xml:space="preserve">, 2024. </w:t>
       </w:r>
-      <w:hyperlink r:id="rId86">
+      <w:hyperlink r:id="rId87">
         <w:r>
           <w:rPr>
             <w:rStyle w:val="Hyperlink"/>
@@ -22597,8 +23707,8 @@
       <w:pPr>
         <w:pStyle w:val="BodyText"/>
       </w:pPr>
-      <w:bookmarkStart w:id="87" w:name="bib:kadavath2022language"/>
-      <w:bookmarkEnd w:id="87"/>
+      <w:bookmarkStart w:id="88" w:name="bib:kadavath2022language"/>
+      <w:bookmarkEnd w:id="88"/>
       <w:r>
         <w:t xml:space="preserve"> </w:t>
       </w:r>
@@ -22630,7 +23740,7 @@
       <w:r>
         <w:t xml:space="preserve">arXiv:2207.05221, 2022. </w:t>
       </w:r>
-      <w:hyperlink r:id="rId88">
+      <w:hyperlink r:id="rId89">
         <w:r>
           <w:rPr>
             <w:rStyle w:val="Hyperlink"/>
@@ -22643,8 +23753,8 @@
       <w:pPr>
         <w:pStyle w:val="BodyText"/>
       </w:pPr>
-      <w:bookmarkStart w:id="89" w:name="bib:taubenfeld2025cisc"/>
-      <w:bookmarkEnd w:id="89"/>
+      <w:bookmarkStart w:id="90" w:name="bib:taubenfeld2025cisc"/>
+      <w:bookmarkEnd w:id="90"/>
       <w:r>
         <w:t xml:space="preserve"> </w:t>
       </w:r>
@@ -22689,7 +23799,7 @@
       <w:r>
         <w:t xml:space="preserve">, 2025, arXiv:2502.06233. </w:t>
       </w:r>
-      <w:hyperlink r:id="rId90">
+      <w:hyperlink r:id="rId91">
         <w:r>
           <w:rPr>
             <w:rStyle w:val="Hyperlink"/>
@@ -22702,8 +23812,8 @@
       <w:pPr>
         <w:pStyle w:val="BodyText"/>
       </w:pPr>
-      <w:bookmarkStart w:id="91" w:name="bib:reasc2026"/>
-      <w:bookmarkEnd w:id="91"/>
+      <w:bookmarkStart w:id="92" w:name="bib:reasc2026"/>
+      <w:bookmarkEnd w:id="92"/>
       <w:r>
         <w:t xml:space="preserve"> </w:t>
       </w:r>
@@ -22735,7 +23845,7 @@
       <w:r>
         <w:t xml:space="preserve">, 2026, pp. 21575–21590. </w:t>
       </w:r>
-      <w:hyperlink r:id="rId92">
+      <w:hyperlink r:id="rId93">
         <w:r>
           <w:rPr>
             <w:rStyle w:val="Hyperlink"/>
@@ -22748,8 +23858,8 @@
       <w:pPr>
         <w:pStyle w:val="BodyText"/>
       </w:pPr>
-      <w:bookmarkStart w:id="93" w:name="bib:deepconf2025"/>
-      <w:bookmarkEnd w:id="93"/>
+      <w:bookmarkStart w:id="94" w:name="bib:deepconf2025"/>
+      <w:bookmarkEnd w:id="94"/>
       <w:r>
         <w:t xml:space="preserve"> </w:t>
       </w:r>
@@ -22781,7 +23891,7 @@
       <w:r>
         <w:t xml:space="preserve">arXiv:2508.15260, 2025. </w:t>
       </w:r>
-      <w:hyperlink r:id="rId94">
+      <w:hyperlink r:id="rId95">
         <w:r>
           <w:rPr>
             <w:rStyle w:val="Hyperlink"/>
@@ -22794,8 +23904,8 @@
       <w:pPr>
         <w:pStyle w:val="BodyText"/>
       </w:pPr>
-      <w:bookmarkStart w:id="95" w:name="bib:huang2024rankcalibration"/>
-      <w:bookmarkEnd w:id="95"/>
+      <w:bookmarkStart w:id="96" w:name="bib:huang2024rankcalibration"/>
+      <w:bookmarkEnd w:id="96"/>
       <w:r>
         <w:t xml:space="preserve"> </w:t>
       </w:r>
@@ -22827,7 +23937,7 @@
       <w:r>
         <w:t xml:space="preserve">, 2024, pp. 284–312. </w:t>
       </w:r>
-      <w:hyperlink r:id="rId96">
+      <w:hyperlink r:id="rId97">
         <w:r>
           <w:rPr>
             <w:rStyle w:val="Hyperlink"/>
@@ -22840,8 +23950,8 @@
       <w:pPr>
         <w:pStyle w:val="BodyText"/>
       </w:pPr>
-      <w:bookmarkStart w:id="97" w:name="bib:dawid1979maximum"/>
-      <w:bookmarkEnd w:id="97"/>
+      <w:bookmarkStart w:id="98" w:name="bib:dawid1979maximum"/>
+      <w:bookmarkEnd w:id="98"/>
       <w:r>
         <w:t xml:space="preserve"> </w:t>
       </w:r>
@@ -22867,7 +23977,7 @@
       <w:r>
         <w:t xml:space="preserve">, vol. 28, no. 1, pp. 20–28, 1979. </w:t>
       </w:r>
-      <w:hyperlink r:id="rId98">
+      <w:hyperlink r:id="rId99">
         <w:r>
           <w:rPr>
             <w:rStyle w:val="Hyperlink"/>
@@ -22880,8 +23990,8 @@
       <w:pPr>
         <w:pStyle w:val="BodyText"/>
       </w:pPr>
-      <w:bookmarkStart w:id="99" w:name="bib:parisi2014ranking"/>
-      <w:bookmarkEnd w:id="99"/>
+      <w:bookmarkStart w:id="100" w:name="bib:parisi2014ranking"/>
+      <w:bookmarkEnd w:id="100"/>
       <w:r>
         <w:t xml:space="preserve"> </w:t>
       </w:r>
@@ -22907,7 +24017,7 @@
       <w:r>
         <w:t xml:space="preserve">, vol. 111, no. 4, pp. 1253–1258, 2014. </w:t>
       </w:r>
-      <w:hyperlink r:id="rId100">
+      <w:hyperlink r:id="rId101">
         <w:r>
           <w:rPr>
             <w:rStyle w:val="Hyperlink"/>
@@ -22920,8 +24030,8 @@
       <w:pPr>
         <w:pStyle w:val="BodyText"/>
       </w:pPr>
-      <w:bookmarkStart w:id="101" w:name="bib:li2023diverse"/>
-      <w:bookmarkEnd w:id="101"/>
+      <w:bookmarkStart w:id="102" w:name="bib:li2023diverse"/>
+      <w:bookmarkEnd w:id="102"/>
       <w:r>
         <w:t xml:space="preserve"> </w:t>
       </w:r>
@@ -22966,7 +24076,7 @@
       <w:r>
         <w:t xml:space="preserve">, 2023. </w:t>
       </w:r>
-      <w:hyperlink r:id="rId102">
+      <w:hyperlink r:id="rId103">
         <w:r>
           <w:rPr>
             <w:rStyle w:val="Hyperlink"/>
@@ -22979,8 +24089,8 @@
       <w:pPr>
         <w:pStyle w:val="BodyText"/>
       </w:pPr>
-      <w:bookmarkStart w:id="103" w:name="bib:borda2025"/>
-      <w:bookmarkEnd w:id="103"/>
+      <w:bookmarkStart w:id="104" w:name="bib:borda2025"/>
+      <w:bookmarkEnd w:id="104"/>
       <w:r>
         <w:t xml:space="preserve"> </w:t>
       </w:r>
@@ -23012,7 +24122,7 @@
       <w:r>
         <w:t xml:space="preserve">, 2025, arXiv:2502.18581. </w:t>
       </w:r>
-      <w:hyperlink r:id="rId104">
+      <w:hyperlink r:id="rId105">
         <w:r>
           <w:rPr>
             <w:rStyle w:val="Hyperlink"/>
@@ -23025,8 +24135,8 @@
       <w:pPr>
         <w:pStyle w:val="BodyText"/>
       </w:pPr>
-      <w:bookmarkStart w:id="105" w:name="bib:aggarwal2023adaptive"/>
-      <w:bookmarkEnd w:id="105"/>
+      <w:bookmarkStart w:id="106" w:name="bib:aggarwal2023adaptive"/>
+      <w:bookmarkEnd w:id="106"/>
       <w:r>
         <w:t xml:space="preserve"> </w:t>
       </w:r>
@@ -23067,7 +24177,7 @@
       <w:r>
         <w:t xml:space="preserve">, 2023, pp. 12375–12396. </w:t>
       </w:r>
-      <w:hyperlink r:id="rId106">
+      <w:hyperlink r:id="rId107">
         <w:r>
           <w:rPr>
             <w:rStyle w:val="Hyperlink"/>
@@ -23080,8 +24190,8 @@
       <w:pPr>
         <w:pStyle w:val="BodyText"/>
       </w:pPr>
-      <w:bookmarkStart w:id="107" w:name="bib:li2024escape"/>
-      <w:bookmarkEnd w:id="107"/>
+      <w:bookmarkStart w:id="108" w:name="bib:li2024escape"/>
+      <w:bookmarkEnd w:id="108"/>
       <w:r>
         <w:t xml:space="preserve"> </w:t>
       </w:r>
@@ -23126,7 +24236,7 @@
       <w:r>
         <w:t xml:space="preserve">, 2024. </w:t>
       </w:r>
-      <w:hyperlink r:id="rId108">
+      <w:hyperlink r:id="rId109">
         <w:r>
           <w:rPr>
             <w:rStyle w:val="Hyperlink"/>
@@ -23139,8 +24249,8 @@
       <w:pPr>
         <w:pStyle w:val="BodyText"/>
       </w:pPr>
-      <w:bookmarkStart w:id="109" w:name="bib:whitehill2009whose"/>
-      <w:bookmarkEnd w:id="109"/>
+      <w:bookmarkStart w:id="110" w:name="bib:whitehill2009whose"/>
+      <w:bookmarkEnd w:id="110"/>
       <w:r>
         <w:t xml:space="preserve"> </w:t>
       </w:r>
@@ -23185,7 +24295,7 @@
       <w:r>
         <w:t xml:space="preserve">, 2009. </w:t>
       </w:r>
-      <w:hyperlink r:id="rId110">
+      <w:hyperlink r:id="rId111">
         <w:r>
           <w:rPr>
             <w:rStyle w:val="Hyperlink"/>
@@ -23198,8 +24308,8 @@
       <w:pPr>
         <w:pStyle w:val="BodyText"/>
       </w:pPr>
-      <w:bookmarkStart w:id="111" w:name="bib:karger2011iterative"/>
-      <w:bookmarkEnd w:id="111"/>
+      <w:bookmarkStart w:id="112" w:name="bib:karger2011iterative"/>
+      <w:bookmarkEnd w:id="112"/>
       <w:r>
         <w:t xml:space="preserve"> </w:t>
       </w:r>
@@ -23231,7 +24341,7 @@
       <w:r>
         <w:t xml:space="preserve">, 2011. </w:t>
       </w:r>
-      <w:hyperlink r:id="rId112">
+      <w:hyperlink r:id="rId113">
         <w:r>
           <w:rPr>
             <w:rStyle w:val="Hyperlink"/>
@@ -23244,8 +24354,8 @@
       <w:pPr>
         <w:pStyle w:val="BodyText"/>
       </w:pPr>
-      <w:bookmarkStart w:id="113" w:name="bib:fuse2026"/>
-      <w:bookmarkEnd w:id="113"/>
+      <w:bookmarkStart w:id="114" w:name="bib:fuse2026"/>
+      <w:bookmarkEnd w:id="114"/>
       <w:r>
         <w:t xml:space="preserve"> </w:t>
       </w:r>
@@ -23264,7 +24374,7 @@
       <w:r>
         <w:t xml:space="preserve">arXiv:2604.18547, 2026. </w:t>
       </w:r>
-      <w:hyperlink r:id="rId114">
+      <w:hyperlink r:id="rId115">
         <w:r>
           <w:rPr>
             <w:rStyle w:val="Hyperlink"/>
@@ -23277,8 +24387,8 @@
       <w:pPr>
         <w:pStyle w:val="BodyText"/>
       </w:pPr>
-      <w:bookmarkStart w:id="115" w:name="bib:beyondmajority2025"/>
-      <w:bookmarkEnd w:id="115"/>
+      <w:bookmarkStart w:id="116" w:name="bib:beyondmajority2025"/>
+      <w:bookmarkEnd w:id="116"/>
       <w:r>
         <w:t xml:space="preserve"> </w:t>
       </w:r>
@@ -23297,7 +24407,7 @@
       <w:r>
         <w:t xml:space="preserve">arXiv:2510.01499, 2025, accepted to ICML 2026. </w:t>
       </w:r>
-      <w:hyperlink r:id="rId116">
+      <w:hyperlink r:id="rId117">
         <w:r>
           <w:rPr>
             <w:rStyle w:val="Hyperlink"/>
@@ -23310,8 +24420,8 @@
       <w:pPr>
         <w:pStyle w:val="BodyText"/>
       </w:pPr>
-      <w:bookmarkStart w:id="117" w:name="bib:vanelteren1960"/>
-      <w:bookmarkEnd w:id="117"/>
+      <w:bookmarkStart w:id="118" w:name="bib:vanelteren1960"/>
+      <w:bookmarkEnd w:id="118"/>
       <w:r>
         <w:t xml:space="preserve"> </w:t>
       </w:r>
@@ -23337,7 +24447,7 @@
       <w:r>
         <w:t xml:space="preserve">, vol. 37, pp. 351–361, 1960. </w:t>
       </w:r>
-      <w:hyperlink r:id="rId118">
+      <w:hyperlink r:id="rId119">
         <w:r>
           <w:rPr>
             <w:rStyle w:val="Hyperlink"/>
@@ -23350,8 +24460,8 @@
       <w:pPr>
         <w:pStyle w:val="BodyText"/>
       </w:pPr>
-      <w:bookmarkStart w:id="119" w:name="bib:james1961estimation"/>
-      <w:bookmarkEnd w:id="119"/>
+      <w:bookmarkStart w:id="120" w:name="bib:james1961estimation"/>
+      <w:bookmarkEnd w:id="120"/>
       <w:r>
         <w:t xml:space="preserve"> </w:t>
       </w:r>
@@ -23383,7 +24493,7 @@
       <w:r>
         <w:t xml:space="preserve">, 1961, pp. 361–379. </w:t>
       </w:r>
-      <w:hyperlink r:id="rId120">
+      <w:hyperlink r:id="rId121">
         <w:r>
           <w:rPr>
             <w:rStyle w:val="Hyperlink"/>
@@ -23396,8 +24506,8 @@
       <w:pPr>
         <w:pStyle w:val="BodyText"/>
       </w:pPr>
-      <w:bookmarkStart w:id="121" w:name="bib:kish1965"/>
-      <w:bookmarkEnd w:id="121"/>
+      <w:bookmarkStart w:id="122" w:name="bib:kish1965"/>
+      <w:bookmarkEnd w:id="122"/>
       <w:r>
         <w:t xml:space="preserve"> </w:t>
       </w:r>
@@ -23417,7 +24527,7 @@
       <w:r>
         <w:t xml:space="preserve">. New York, NY, USA: Wiley, 1965. </w:t>
       </w:r>
-      <w:hyperlink r:id="rId122">
+      <w:hyperlink r:id="rId123">
         <w:r>
           <w:rPr>
             <w:rStyle w:val="Hyperlink"/>
@@ -23430,8 +24540,8 @@
       <w:pPr>
         <w:pStyle w:val="BodyText"/>
       </w:pPr>
-      <w:bookmarkStart w:id="123" w:name="bib:rao1981analysis"/>
-      <w:bookmarkEnd w:id="123"/>
+      <w:bookmarkStart w:id="124" w:name="bib:rao1981analysis"/>
+      <w:bookmarkEnd w:id="124"/>
       <w:r>
         <w:t xml:space="preserve"> </w:t>
       </w:r>
@@ -23457,7 +24567,7 @@
       <w:r>
         <w:t xml:space="preserve">, vol. 76, no. 374, pp. 221–230, 1981. </w:t>
       </w:r>
-      <w:hyperlink r:id="rId124">
+      <w:hyperlink r:id="rId125">
         <w:r>
           <w:rPr>
             <w:rStyle w:val="Hyperlink"/>
@@ -23470,8 +24580,8 @@
       <w:pPr>
         <w:pStyle w:val="BodyText"/>
       </w:pPr>
-      <w:bookmarkStart w:id="125" w:name="bib:gsm8k2021"/>
-      <w:bookmarkEnd w:id="125"/>
+      <w:bookmarkStart w:id="126" w:name="bib:gsm8k2021"/>
+      <w:bookmarkEnd w:id="126"/>
       <w:r>
         <w:t xml:space="preserve"> </w:t>
       </w:r>
@@ -23508,8 +24618,8 @@
       <w:pPr>
         <w:pStyle w:val="BodyText"/>
       </w:pPr>
-      <w:bookmarkStart w:id="126" w:name="bib:math500"/>
-      <w:bookmarkEnd w:id="126"/>
+      <w:bookmarkStart w:id="127" w:name="bib:math500"/>
+      <w:bookmarkEnd w:id="127"/>
       <w:r>
         <w:t xml:space="preserve"> </w:t>
       </w:r>
@@ -23554,7 +24664,7 @@
       <w:r>
         <w:t xml:space="preserve">, 2021. </w:t>
       </w:r>
-      <w:hyperlink r:id="rId127">
+      <w:hyperlink r:id="rId128">
         <w:r>
           <w:rPr>
             <w:rStyle w:val="Hyperlink"/>
@@ -23567,8 +24677,8 @@
       <w:pPr>
         <w:pStyle w:val="BodyText"/>
       </w:pPr>
-      <w:bookmarkStart w:id="128" w:name="bib:lightman2024verify"/>
-      <w:bookmarkEnd w:id="128"/>
+      <w:bookmarkStart w:id="129" w:name="bib:lightman2024verify"/>
+      <w:bookmarkEnd w:id="129"/>
       <w:r>
         <w:t xml:space="preserve"> </w:t>
       </w:r>
@@ -23618,8 +24728,8 @@
       <w:pPr>
         <w:pStyle w:val="BodyText"/>
       </w:pPr>
-      <w:bookmarkStart w:id="129" w:name="bib:leetcodedataset"/>
-      <w:bookmarkEnd w:id="129"/>
+      <w:bookmarkStart w:id="130" w:name="bib:leetcodedataset"/>
+      <w:bookmarkEnd w:id="130"/>
       <w:r>
         <w:t xml:space="preserve"> </w:t>
       </w:r>
@@ -23651,7 +24761,7 @@
       <w:r>
         <w:t xml:space="preserve">arXiv:2504.14655, 2025. </w:t>
       </w:r>
-      <w:hyperlink r:id="rId130">
+      <w:hyperlink r:id="rId131">
         <w:r>
           <w:rPr>
             <w:rStyle w:val="Hyperlink"/>
@@ -23660,7 +24770,7 @@
         </w:r>
       </w:hyperlink>
     </w:p>
-    <w:bookmarkEnd w:id="131"/>
+    <w:bookmarkEnd w:id="132"/>
     <w:sectPr>
       <w:footnotePr>
         <w:numRestart w:val="eachSect"/>

--- a/paper/tact.docx
+++ b/paper/tact.docx
@@ -746,7 +746,7 @@
         <w:t xml:space="preserve"> </w:t>
       </w:r>
       <w:r>
-        <w:t xml:space="preserve">with correctness is not representable. Yet miscalibration of direction is not exotic: reinforcement fine-tuning is known to distort verbalized confidence, distribution shift can invert a signal that was informative in-domain, and in the experiments reported here a simple anti-correlated channel (</w:t>
+        <w:t xml:space="preserve">with correctness is never searched for. Yet miscalibration of direction is not exotic: reinforcement fine-tuning is known to distort verbalized confidence, distribution shift can invert a signal that was informative in-domain, and in the experiments reported here a simple anti-correlated channel (</w:t>
       </w:r>
       <m:oMath>
         <m:r>
@@ -838,7 +838,7 @@
           <w:b/>
           <w:bCs/>
         </w:rPr>
-        <w:t xml:space="preserve">C1: Signed, analytically-tempered confidence weighting.</w:t>
+        <w:t xml:space="preserve">C1: Signed, analytically-tempered weighting.</w:t>
       </w:r>
       <w:r>
         <w:t xml:space="preserve"> </w:t>
@@ -853,7 +853,7 @@
         <w:t xml:space="preserve"> </w:t>
       </w:r>
       <w:r>
-        <w:t xml:space="preserve">votes with weights</w:t>
+        <w:t xml:space="preserve">votes with</w:t>
       </w:r>
       <w:r>
         <w:t xml:space="preserve"> </w:t>
@@ -892,9 +892,6 @@
         <m:r>
           <m:t>γ</m:t>
         </m:r>
-        <m:r>
-          <m:t> </m:t>
-        </m:r>
         <m:sSub>
           <m:e>
             <m:r>
@@ -938,7 +935,13 @@
         <w:t xml:space="preserve"> </w:t>
       </w:r>
       <w:r>
-        <w:t xml:space="preserve">is the standardized van der Waerden score of trace</w:t>
+        <w:t xml:space="preserve">is the standardized van der</w:t>
+      </w:r>
+      <w:r>
+        <w:t xml:space="preserve"> </w:t>
+      </w:r>
+      <w:r>
+        <w:t xml:space="preserve">Waerden score of trace</w:t>
       </w:r>
       <w:r>
         <w:t xml:space="preserve"> </w:t>
@@ -949,7 +952,7 @@
         </m:r>
       </m:oMath>
       <w:r>
-        <w:t xml:space="preserve">’s within-item confidence midrank, and</w:t>
+        <w:t xml:space="preserve">’s within-item confidence midrank and</w:t>
       </w:r>
       <w:r>
         <w:t xml:space="preserve"> </w:t>
@@ -990,7 +993,7 @@
         <w:t xml:space="preserve"> </w:t>
       </w:r>
       <w:r>
-        <w:t xml:space="preserve">statistic (equal to</w:t>
+        <w:t xml:space="preserve">(equal to</w:t>
       </w:r>
       <w:r>
         <w:t xml:space="preserve"> </w:t>
@@ -1034,7 +1037,25 @@
         </m:r>
       </m:oMath>
       <w:r>
-        <w:t xml:space="preserve">) with an exact tie-corrected null variance and an item-clustered jackknife standard error, shrunk by positive-part James–Stein with a significance floor, then mapped through a Bayes-discriminant link with a mixture-variance correction. The construction carries exact anchors: inside the shrinkage dead zone the vote is</w:t>
+        <w:t xml:space="preserve">) with an exact tie-corrected null variance and an</w:t>
+      </w:r>
+      <w:r>
+        <w:t xml:space="preserve"> </w:t>
+      </w:r>
+      <w:r>
+        <w:t xml:space="preserve">item-clustered jackknife standard error, shrunk by positive-part James–Stein</w:t>
+      </w:r>
+      <w:r>
+        <w:t xml:space="preserve"> </w:t>
+      </w:r>
+      <w:r>
+        <w:t xml:space="preserve">with a significance floor, then mapped through a Bayes-discriminant link. Two</w:t>
+      </w:r>
+      <w:r>
+        <w:t xml:space="preserve"> </w:t>
+      </w:r>
+      <w:r>
+        <w:t xml:space="preserve">anchors are exact: inside the dead zone the vote is</w:t>
       </w:r>
       <w:r>
         <w:t xml:space="preserve"> </w:t>
@@ -1050,7 +1071,7 @@
         <w:t xml:space="preserve"> </w:t>
       </w:r>
       <w:r>
-        <w:t xml:space="preserve">to plain</w:t>
+        <w:t xml:space="preserve">to</w:t>
       </w:r>
       <w:r>
         <w:t xml:space="preserve"> </w:t>
@@ -1065,18 +1086,13 @@
         <w:t xml:space="preserve"> </w:t>
       </w:r>
       <w:r>
-        <w:t xml:space="preserve">(a shared code path), and the log-value feature map reproduces CISC-power exactly (Section </w:t>
-      </w:r>
-      <w:hyperlink w:anchor="sec:method">
-        <w:r>
-          <w:rPr>
-            <w:rStyle w:val="Hyperlink"/>
-          </w:rPr>
-          <w:t xml:space="preserve">4</w:t>
-        </w:r>
-      </w:hyperlink>
-      <w:r>
-        <w:t xml:space="preserve">). Because</w:t>
+        <w:t xml:space="preserve">via a shared code path, and the log-value feature map reproduces</w:t>
+      </w:r>
+      <w:r>
+        <w:t xml:space="preserve"> </w:t>
+      </w:r>
+      <w:r>
+        <w:t xml:space="preserve">CISC-power. Since</w:t>
       </w:r>
       <w:r>
         <w:t xml:space="preserve"> </w:t>
@@ -1090,7 +1106,19 @@
         <w:t xml:space="preserve"> </w:t>
       </w:r>
       <w:r>
-        <w:t xml:space="preserve">depends on confidence only through within-item ranks, the entire method is invariant to every strictly monotone distortion of the confidence scale; under monotone compression it beats the best exponent in the tested raw-value grid</w:t>
+        <w:t xml:space="preserve">uses only within-item ranks, the method is</w:t>
+      </w:r>
+      <w:r>
+        <w:t xml:space="preserve"> </w:t>
+      </w:r>
+      <w:r>
+        <w:t xml:space="preserve">invariant to every strictly monotone distortion of the confidence scale, and</w:t>
+      </w:r>
+      <w:r>
+        <w:t xml:space="preserve"> </w:t>
+      </w:r>
+      <w:r>
+        <w:t xml:space="preserve">under compression it beats the best exponent in the tested grid</w:t>
       </w:r>
       <w:r>
         <w:t xml:space="preserve"> </w:t>
@@ -1171,7 +1199,13 @@
         </m:r>
       </m:oMath>
       <w:r>
-        <w:t xml:space="preserve">); that grid optimum lies at the largest exponent tried, so the comparison bounds the grid, not the whole family.</w:t>
+        <w:t xml:space="preserve">; that optimum sits at the largest</w:t>
+      </w:r>
+      <w:r>
+        <w:t xml:space="preserve"> </w:t>
+      </w:r>
+      <w:r>
+        <w:t xml:space="preserve">exponent tried, so the comparison bounds the grid, not the family).</w:t>
       </w:r>
     </w:p>
     <w:p>
@@ -1183,13 +1217,25 @@
           <w:b/>
           <w:bCs/>
         </w:rPr>
-        <w:t xml:space="preserve">C2: Label-free estimation of the signed reliability.</w:t>
-      </w:r>
-      <w:r>
-        <w:t xml:space="preserve"> </w:t>
-      </w:r>
-      <w:r>
-        <w:t xml:space="preserve">The crowdsourcing lineage estimates annotator reliability from cross-annotator covariance [</w:t>
+        <w:t xml:space="preserve">C2: Label-free estimation of the sign.</w:t>
+      </w:r>
+      <w:r>
+        <w:t xml:space="preserve"> </w:t>
+      </w:r>
+      <w:r>
+        <w:t xml:space="preserve">The crowdsourcing lineage</w:t>
+      </w:r>
+      <w:r>
+        <w:t xml:space="preserve"> </w:t>
+      </w:r>
+      <w:r>
+        <w:t xml:space="preserve">estimates reliability from cross-annotator covariance</w:t>
+      </w:r>
+      <w:r>
+        <w:t xml:space="preserve"> </w:t>
+      </w:r>
+      <w:r>
+        <w:t xml:space="preserve">[</w:t>
       </w:r>
       <w:hyperlink w:anchor="bib:dawid1979maximum">
         <w:r>
@@ -1211,23 +1257,40 @@
         </w:r>
       </w:hyperlink>
       <w:r>
-        <w:t xml:space="preserve">]; a single exchangeable confidence channel from one model offers no such structure. The signed discrimination is estimated from</w:t>
-      </w:r>
-      <w:r>
-        <w:t xml:space="preserve"> </w:t>
-      </w:r>
-      <w:r>
-        <w:rPr>
-          <w:i/>
-          <w:iCs/>
-        </w:rPr>
-        <w:t xml:space="preserve">agreement pseudo-labels</w:t>
-      </w:r>
-      <w:r>
-        <w:t xml:space="preserve"> </w:t>
-      </w:r>
-      <w:r>
-        <w:t xml:space="preserve">(deduplication-weighted plurality per item) with a proven class-conditional-noise attenuation identity,</w:t>
+        <w:t xml:space="preserve">]; one exchangeable channel from one</w:t>
+      </w:r>
+      <w:r>
+        <w:t xml:space="preserve"> </w:t>
+      </w:r>
+      <w:r>
+        <w:t xml:space="preserve">model offers no such structure.</w:t>
+      </w:r>
+      <w:r>
+        <w:t xml:space="preserve"> </w:t>
+      </w:r>
+      <w:r>
+        <w:rPr>
+          <w:smallCaps/>
+        </w:rPr>
+        <w:t xml:space="preserve">tact</w:t>
+      </w:r>
+      <w:r>
+        <w:t xml:space="preserve"> </w:t>
+      </w:r>
+      <w:r>
+        <w:t xml:space="preserve">estimates the signed discrimination</w:t>
+      </w:r>
+      <w:r>
+        <w:t xml:space="preserve"> </w:t>
+      </w:r>
+      <w:r>
+        <w:t xml:space="preserve">from deduplication-weighted agreement pseudo-labels under a proven</w:t>
+      </w:r>
+      <w:r>
+        <w:t xml:space="preserve"> </w:t>
+      </w:r>
+      <w:r>
+        <w:t xml:space="preserve">class-conditional-noise identity,</w:t>
       </w:r>
       <w:r>
         <w:t xml:space="preserve"> </w:t>
@@ -1312,27 +1375,17 @@
           <m:t>)</m:t>
         </m:r>
         <m:r>
-          <m:t> </m:t>
-        </m:r>
-        <m:r>
           <m:t>D</m:t>
         </m:r>
       </m:oMath>
       <w:r>
-        <w:t xml:space="preserve">: the label-free estimate can only</w:t>
-      </w:r>
-      <w:r>
-        <w:t xml:space="preserve"> </w:t>
-      </w:r>
-      <w:r>
-        <w:rPr>
-          <w:i/>
-          <w:iCs/>
-        </w:rPr>
-        <w:t xml:space="preserve">under</w:t>
-      </w:r>
-      <w:r>
-        <w:t xml:space="preserve">-trust, never mis-sign, whenever the pair-weighted plurality-error rate</w:t>
+        <w:t xml:space="preserve">: while</w:t>
+      </w:r>
+      <w:r>
+        <w:t xml:space="preserve"> </w:t>
+      </w:r>
+      <w:r>
+        <w:t xml:space="preserve">the pair-weighted plurality-error rate</w:t>
       </w:r>
       <w:r>
         <w:t xml:space="preserve"> </w:t>
@@ -1373,7 +1426,35 @@
         </m:r>
       </m:oMath>
       <w:r>
-        <w:t xml:space="preserve">. A split-half agreement inversion de-attenuates conservatively, and sign-aware alarms return the method to plain</w:t>
+        <w:t xml:space="preserve"> </w:t>
+      </w:r>
+      <w:r>
+        <w:t xml:space="preserve">the estimate</w:t>
+      </w:r>
+      <w:r>
+        <w:t xml:space="preserve"> </w:t>
+      </w:r>
+      <w:r>
+        <w:t xml:space="preserve">can only</w:t>
+      </w:r>
+      <w:r>
+        <w:t xml:space="preserve"> </w:t>
+      </w:r>
+      <w:r>
+        <w:rPr>
+          <w:i/>
+          <w:iCs/>
+        </w:rPr>
+        <w:t xml:space="preserve">under</w:t>
+      </w:r>
+      <w:r>
+        <w:t xml:space="preserve">-trust, never mis-sign. A split-half inversion</w:t>
+      </w:r>
+      <w:r>
+        <w:t xml:space="preserve"> </w:t>
+      </w:r>
+      <w:r>
+        <w:t xml:space="preserve">de-attenuates conservatively and sign-aware alarms return the method to</w:t>
       </w:r>
       <w:r>
         <w:t xml:space="preserve"> </w:t>
@@ -1388,18 +1469,66 @@
         <w:t xml:space="preserve"> </w:t>
       </w:r>
       <w:r>
-        <w:t xml:space="preserve">when identifiability is threatened. On the coupling sweep the label-free variant matches the 200-label variant nearly point-for-point, including full recovery of negative channels (Section </w:t>
-      </w:r>
-      <w:hyperlink w:anchor="sec:results">
+        <w:t xml:space="preserve">at the identifiability boundary. Past</w:t>
+      </w:r>
+      <w:r>
+        <w:t xml:space="preserve"> </w:t>
+      </w:r>
+      <m:oMath>
+        <m:acc>
+          <m:accPr>
+            <m:chr m:val="‾"/>
+          </m:accPr>
+          <m:e>
+            <m:r>
+              <m:t>ρ</m:t>
+            </m:r>
+          </m:e>
+        </m:acc>
+        <m:r>
+          <m:rPr>
+            <m:sty m:val="p"/>
+          </m:rPr>
+          <m:t>=</m:t>
+        </m:r>
+        <m:r>
+          <m:t>1</m:t>
+        </m:r>
+        <m:r>
+          <m:rPr>
+            <m:sty m:val="p"/>
+          </m:rPr>
+          <m:t>/</m:t>
+        </m:r>
+        <m:r>
+          <m:t>2</m:t>
+        </m:r>
+      </m:oMath>
+      <w:r>
+        <w:t xml:space="preserve"> </w:t>
+      </w:r>
+      <w:r>
+        <w:t xml:space="preserve">it does mis-sign, which</w:t>
+      </w:r>
+      <w:r>
+        <w:t xml:space="preserve"> </w:t>
+      </w:r>
+      <w:r>
+        <w:t xml:space="preserve">Section </w:t>
+      </w:r>
+      <w:hyperlink w:anchor="sec:limits">
         <w:r>
           <w:rPr>
             <w:rStyle w:val="Hyperlink"/>
           </w:rPr>
-          <w:t xml:space="preserve">8</w:t>
+          <w:t xml:space="preserve">9</w:t>
         </w:r>
       </w:hyperlink>
       <w:r>
-        <w:t xml:space="preserve">).</w:t>
+        <w:t xml:space="preserve"> </w:t>
+      </w:r>
+      <w:r>
+        <w:t xml:space="preserve">measures rather than assumes away.</w:t>
       </w:r>
     </w:p>
     <w:p>
@@ -1417,7 +1546,19 @@
         <w:t xml:space="preserve"> </w:t>
       </w:r>
       <w:r>
-        <w:t xml:space="preserve">When the per-item coupling is i.i.d. with no observable covariate, per-item label-free adaptation is shown to be closed: any monotone use of an item’s own agreement statistic collapses to plurality reinforcement; on exactly the plurality-wrong items where a flip could help, the observable sign opposes the truth</w:t>
+        <w:t xml:space="preserve">With i.i.d. per-item coupling and no observable covariate, per-item label-free adaptation</w:t>
+      </w:r>
+      <w:r>
+        <w:t xml:space="preserve"> </w:t>
+      </w:r>
+      <w:r>
+        <w:t xml:space="preserve">is closed: any monotone use of an item’s own agreement statistic collapses to</w:t>
+      </w:r>
+      <w:r>
+        <w:t xml:space="preserve"> </w:t>
+      </w:r>
+      <w:r>
+        <w:t xml:space="preserve">plurality reinforcement, the observable sign opposes the truth on</w:t>
       </w:r>
       <w:r>
         <w:t xml:space="preserve"> </w:t>
@@ -1437,7 +1578,13 @@
         <w:t xml:space="preserve"> </w:t>
       </w:r>
       <w:r>
-        <w:t xml:space="preserve">of the time; and the two hypotheses</w:t>
+        <w:t xml:space="preserve">of</w:t>
+      </w:r>
+      <w:r>
+        <w:t xml:space="preserve"> </w:t>
+      </w:r>
+      <w:r>
+        <w:t xml:space="preserve">the plurality-wrong items where a flip could help, and</w:t>
       </w:r>
       <w:r>
         <w:t xml:space="preserve"> </w:t>
@@ -1472,7 +1619,7 @@
             <m:nor/>
             <m:sty m:val="p"/>
           </m:rPr>
-          <m:t>minority correct</m:t>
+          <m:t>minority right</m:t>
         </m:r>
         <m:r>
           <m:rPr>
@@ -1520,7 +1667,7 @@
             <m:nor/>
             <m:sty m:val="p"/>
           </m:rPr>
-          <m:t>plurality correct</m:t>
+          <m:t>plurality right</m:t>
         </m:r>
         <m:r>
           <m:rPr>
@@ -1533,7 +1680,19 @@
         <w:t xml:space="preserve"> </w:t>
       </w:r>
       <w:r>
-        <w:t xml:space="preserve">induce identical observable laws. When heterogeneity is instead indexed by an observable covariate (domain-dependent calibration), running the same estimator per group recovers each group’s signed coupling and approaches the per-item oracle with zero paired losses to</w:t>
+        <w:t xml:space="preserve">induce the same observable law. Indexed instead by an observable covariate,</w:t>
+      </w:r>
+      <w:r>
+        <w:t xml:space="preserve"> </w:t>
+      </w:r>
+      <w:r>
+        <w:t xml:space="preserve">the same estimator run per group recovers each group’s signed coupling with</w:t>
+      </w:r>
+      <w:r>
+        <w:t xml:space="preserve"> </w:t>
+      </w:r>
+      <w:r>
+        <w:t xml:space="preserve">zero paired losses to</w:t>
       </w:r>
       <w:r>
         <w:t xml:space="preserve"> </w:t>
@@ -1577,7 +1736,13 @@
         <w:t xml:space="preserve"> </w:t>
       </w:r>
       <w:r>
-        <w:t xml:space="preserve">Four falsifiers were fixed before implementation, including the two designed to kill the method: the</w:t>
+        <w:t xml:space="preserve">Four falsifiers were</w:t>
+      </w:r>
+      <w:r>
+        <w:t xml:space="preserve"> </w:t>
+      </w:r>
+      <w:r>
+        <w:t xml:space="preserve">fixed before implementation, two of them designed to kill the method: the</w:t>
       </w:r>
       <w:r>
         <w:t xml:space="preserve"> </w:t>
@@ -1593,7 +1758,13 @@
         <w:t xml:space="preserve"> </w:t>
       </w:r>
       <w:r>
-        <w:t xml:space="preserve">dev-calibrated CISC protocol (whose tuned temperature already interpolates</w:t>
+        <w:t xml:space="preserve">dev-calibrated CISC protocol, whose tuned temperature already</w:t>
+      </w:r>
+      <w:r>
+        <w:t xml:space="preserve"> </w:t>
+      </w:r>
+      <w:r>
+        <w:t xml:space="preserve">interpolates</w:t>
       </w:r>
       <w:r>
         <w:t xml:space="preserve"> </w:t>
@@ -1613,7 +1784,62 @@
         </m:r>
       </m:oMath>
       <w:r>
-        <w:t xml:space="preserve">CISC) and a trivial dev-picked signed exponent grid. All four survived, and the honest margins are reported: against the signed grid the net advantage concentrates in three cells: monotone distortion, confident echo, and label-free operation, which no grid can perform.</w:t>
+        <w:t xml:space="preserve">CISC, and a dev-picked</w:t>
+      </w:r>
+      <w:r>
+        <w:t xml:space="preserve"> </w:t>
+      </w:r>
+      <w:r>
+        <w:rPr>
+          <w:i/>
+          <w:iCs/>
+        </w:rPr>
+        <w:t xml:space="preserve">signed</w:t>
+      </w:r>
+      <w:r>
+        <w:t xml:space="preserve"> </w:t>
+      </w:r>
+      <w:r>
+        <w:t xml:space="preserve">exponent</w:t>
+      </w:r>
+      <w:r>
+        <w:t xml:space="preserve"> </w:t>
+      </w:r>
+      <w:r>
+        <w:t xml:space="preserve">grid, which the sweep shows is far the stronger of the two. All four survived,</w:t>
+      </w:r>
+      <w:r>
+        <w:t xml:space="preserve"> </w:t>
+      </w:r>
+      <w:r>
+        <w:t xml:space="preserve">and the margins are reported both ways: against the signed grid the advantage</w:t>
+      </w:r>
+      <w:r>
+        <w:t xml:space="preserve"> </w:t>
+      </w:r>
+      <w:r>
+        <w:t xml:space="preserve">concentrates in distortion, echo, and label-free operation, and</w:t>
+      </w:r>
+      <w:r>
+        <w:t xml:space="preserve"> </w:t>
+      </w:r>
+      <w:r>
+        <w:rPr>
+          <w:smallCaps/>
+        </w:rPr>
+        <w:t xml:space="preserve">tact</w:t>
+      </w:r>
+      <w:r>
+        <w:t xml:space="preserve"> </w:t>
+      </w:r>
+      <w:r>
+        <w:t xml:space="preserve">trails</w:t>
+      </w:r>
+      <w:r>
+        <w:t xml:space="preserve"> </w:t>
+      </w:r>
+      <w:r>
+        <w:t xml:space="preserve">it in the mid-range.</w:t>
       </w:r>
     </w:p>
     <w:p>
@@ -1625,13 +1851,19 @@
           <w:b/>
           <w:bCs/>
         </w:rPr>
-        <w:t xml:space="preserve">C5: A measurement of the addressable stratum, and what it implies.</w:t>
-      </w:r>
-      <w:r>
-        <w:t xml:space="preserve"> </w:t>
-      </w:r>
-      <w:r>
-        <w:t xml:space="preserve">Two real-trace campaigns and a five-substrate window measurement bound what</w:t>
+        <w:t xml:space="preserve">C5: A measurement of the addressable stratum.</w:t>
+      </w:r>
+      <w:r>
+        <w:t xml:space="preserve"> </w:t>
+      </w:r>
+      <w:r>
+        <w:t xml:space="preserve">Two real-trace</w:t>
+      </w:r>
+      <w:r>
+        <w:t xml:space="preserve"> </w:t>
+      </w:r>
+      <w:r>
+        <w:t xml:space="preserve">campaigns and a five-substrate window measurement bound what</w:t>
       </w:r>
       <w:r>
         <w:t xml:space="preserve"> </w:t>
@@ -1647,31 +1879,13 @@
         <w:t xml:space="preserve"> </w:t>
       </w:r>
       <w:r>
-        <w:t xml:space="preserve">label-free aggregation method can do, not only</w:t>
-      </w:r>
-      <w:r>
-        <w:t xml:space="preserve"> </w:t>
-      </w:r>
-      <w:r>
-        <w:rPr>
-          <w:smallCaps/>
-        </w:rPr>
-        <w:t xml:space="preserve">tact</w:t>
-      </w:r>
-      <w:r>
-        <w:t xml:space="preserve">. The</w:t>
-      </w:r>
-      <w:r>
-        <w:t xml:space="preserve"> </w:t>
-      </w:r>
-      <w:r>
-        <w:t xml:space="preserve">verbalized-confidence channel is null on saturated benchmarks</w:t>
-      </w:r>
-      <w:r>
-        <w:t xml:space="preserve"> </w:t>
-      </w:r>
-      <w:r>
-        <w:t xml:space="preserve">(</w:t>
+        <w:t xml:space="preserve">label-free aggregation method can do. The channel is null on saturated</w:t>
+      </w:r>
+      <w:r>
+        <w:t xml:space="preserve"> </w:t>
+      </w:r>
+      <w:r>
+        <w:t xml:space="preserve">benchmarks (</w:t>
       </w:r>
       <m:oMath>
         <m:acc>
@@ -1727,25 +1941,35 @@
         </m:r>
       </m:oMath>
       <w:r>
-        <w:t xml:space="preserve">) and positive on competition mathematics</w:t>
-      </w:r>
-      <w:r>
-        <w:t xml:space="preserve"> </w:t>
-      </w:r>
-      <w:r>
-        <w:t xml:space="preserve">(</w:t>
-      </w:r>
-      <m:oMath>
-        <m:acc>
-          <m:accPr>
-            <m:chr m:val="̂"/>
-          </m:accPr>
-          <m:e>
-            <m:r>
-              <m:t>D</m:t>
-            </m:r>
-          </m:e>
-        </m:acc>
+        <w:t xml:space="preserve">) and positive on competition</w:t>
+      </w:r>
+      <w:r>
+        <w:t xml:space="preserve"> </w:t>
+      </w:r>
+      <w:r>
+        <w:t xml:space="preserve">mathematics (</w:t>
+      </w:r>
+      <m:oMath>
+        <m:r>
+          <m:rPr>
+            <m:sty m:val="p"/>
+          </m:rPr>
+          <m:t>+</m:t>
+        </m:r>
+        <m:r>
+          <m:t>0.250</m:t>
+        </m:r>
+      </m:oMath>
+      <w:r>
+        <w:t xml:space="preserve">,</w:t>
+      </w:r>
+      <w:r>
+        <w:t xml:space="preserve"> </w:t>
+      </w:r>
+      <m:oMath>
+        <m:r>
+          <m:t>z</m:t>
+        </m:r>
         <m:r>
           <m:rPr>
             <m:sty m:val="p"/>
@@ -1759,49 +1983,17 @@
           <m:t>+</m:t>
         </m:r>
         <m:r>
-          <m:t>0.250</m:t>
-        </m:r>
-      </m:oMath>
-      <w:r>
-        <w:t xml:space="preserve">,</w:t>
-      </w:r>
-      <w:r>
-        <w:t xml:space="preserve"> </w:t>
-      </w:r>
-      <m:oMath>
-        <m:r>
-          <m:t>z</m:t>
-        </m:r>
-        <m:r>
-          <m:rPr>
-            <m:sty m:val="p"/>
-          </m:rPr>
-          <m:t>=</m:t>
-        </m:r>
-        <m:r>
-          <m:rPr>
-            <m:sty m:val="p"/>
-          </m:rPr>
-          <m:t>+</m:t>
-        </m:r>
-        <m:r>
           <m:t>2.54</m:t>
         </m:r>
       </m:oMath>
       <w:r>
-        <w:t xml:space="preserve">), so the premise of this line of work holds where</w:t>
-      </w:r>
-      <w:r>
-        <w:t xml:space="preserve"> </w:t>
-      </w:r>
-      <w:r>
-        <w:t xml:space="preserve">the model is genuinely uncertain. The stratum on which such a method can act</w:t>
-      </w:r>
-      <w:r>
-        <w:t xml:space="preserve"> </w:t>
-      </w:r>
-      <w:r>
-        <w:t xml:space="preserve">is nonetheless</w:t>
+        <w:t xml:space="preserve">), so the premise holds where the model is</w:t>
+      </w:r>
+      <w:r>
+        <w:t xml:space="preserve"> </w:t>
+      </w:r>
+      <w:r>
+        <w:t xml:space="preserve">uncertain; but the stratum such a method can act on is</w:t>
       </w:r>
       <w:r>
         <w:t xml:space="preserve"> </w:t>
@@ -1829,74 +2021,31 @@
         <w:t xml:space="preserve"> </w:t>
       </w:r>
       <w:r>
-        <w:t xml:space="preserve">of items on every substrate tried, in two domains,</w:t>
-      </w:r>
-      <w:r>
-        <w:t xml:space="preserve"> </w:t>
-      </w:r>
-      <w:r>
-        <w:t xml:space="preserve">and does not widen as items harden: they pass from saturated straight to</w:t>
-      </w:r>
-      <w:r>
-        <w:t xml:space="preserve"> </w:t>
-      </w:r>
-      <w:r>
-        <w:t xml:space="preserve">capability-limited. On both real substrates the in-pool oracle itself cannot</w:t>
-      </w:r>
-      <w:r>
-        <w:t xml:space="preserve"> </w:t>
-      </w:r>
-      <w:r>
-        <w:t xml:space="preserve">clear the pre-registered endpoint, which makes abstention the correct default</w:t>
-      </w:r>
-      <w:r>
-        <w:t xml:space="preserve"> </w:t>
-      </w:r>
-      <w:r>
-        <w:t xml:space="preserve">rather than a conservative one, and</w:t>
-      </w:r>
-      <w:r>
-        <w:t xml:space="preserve"> </w:t>
-      </w:r>
-      <w:r>
-        <w:rPr>
-          <w:smallCaps/>
-        </w:rPr>
-        <w:t xml:space="preserve">tact</w:t>
-      </w:r>
-      <w:r>
-        <w:t xml:space="preserve"> </w:t>
-      </w:r>
-      <w:r>
-        <w:t xml:space="preserve">abstained on both</w:t>
-      </w:r>
-      <w:r>
-        <w:t xml:space="preserve"> </w:t>
-      </w:r>
-      <w:r>
-        <w:t xml:space="preserve">(Sections </w:t>
-      </w:r>
-      <w:hyperlink w:anchor="sec:real">
-        <w:r>
-          <w:rPr>
-            <w:rStyle w:val="Hyperlink"/>
-          </w:rPr>
-          <w:t xml:space="preserve">8.7</w:t>
-        </w:r>
-      </w:hyperlink>
-      <w:r>
-        <w:t xml:space="preserve">–</w:t>
-      </w:r>
-      <w:hyperlink w:anchor="sec:window">
-        <w:r>
-          <w:rPr>
-            <w:rStyle w:val="Hyperlink"/>
-          </w:rPr>
-          <w:t xml:space="preserve">8.9</w:t>
-        </w:r>
-      </w:hyperlink>
-      <w:r>
-        <w:t xml:space="preserve">).</w:t>
+        <w:t xml:space="preserve">of items</w:t>
+      </w:r>
+      <w:r>
+        <w:t xml:space="preserve"> </w:t>
+      </w:r>
+      <w:r>
+        <w:t xml:space="preserve">on every substrate tried, in two domains, and does not widen as items harden.</w:t>
+      </w:r>
+      <w:r>
+        <w:t xml:space="preserve"> </w:t>
+      </w:r>
+      <w:r>
+        <w:t xml:space="preserve">On both real substrates the in-pool oracle itself cannot clear the</w:t>
+      </w:r>
+      <w:r>
+        <w:t xml:space="preserve"> </w:t>
+      </w:r>
+      <w:r>
+        <w:t xml:space="preserve">pre-registered endpoint, which makes abstention the correct default rather</w:t>
+      </w:r>
+      <w:r>
+        <w:t xml:space="preserve"> </w:t>
+      </w:r>
+      <w:r>
+        <w:t xml:space="preserve">than a conservative one.</w:t>
       </w:r>
     </w:p>
     <w:bookmarkEnd w:id="10"/>
@@ -11978,7 +12127,116 @@
         <w:t xml:space="preserve"> </w:t>
       </w:r>
       <w:r>
-        <w:t xml:space="preserve">The decision rule is a fixed</w:t>
+        <w:t xml:space="preserve">The decision rule is stated here because</w:t>
+      </w:r>
+      <w:r>
+        <w:t xml:space="preserve"> </w:t>
+      </w:r>
+      <w:r>
+        <w:t xml:space="preserve">the protocol is offered as a contribution. Each falsifier is an exact paired</w:t>
+      </w:r>
+      <w:r>
+        <w:t xml:space="preserve"> </w:t>
+      </w:r>
+      <w:r>
+        <w:t xml:space="preserve">McNemar test on the</w:t>
+      </w:r>
+      <w:r>
+        <w:t xml:space="preserve"> </w:t>
+      </w:r>
+      <m:oMath>
+        <m:r>
+          <m:t>400</m:t>
+        </m:r>
+      </m:oMath>
+      <w:r>
+        <w:t xml:space="preserve"> </w:t>
+      </w:r>
+      <w:r>
+        <w:t xml:space="preserve">items of a cell, at</w:t>
+      </w:r>
+      <w:r>
+        <w:t xml:space="preserve"> </w:t>
+      </w:r>
+      <m:oMath>
+        <m:r>
+          <m:t>α</m:t>
+        </m:r>
+        <m:r>
+          <m:rPr>
+            <m:sty m:val="p"/>
+          </m:rPr>
+          <m:t>=</m:t>
+        </m:r>
+        <m:r>
+          <m:t>0.05</m:t>
+        </m:r>
+      </m:oMath>
+      <w:r>
+        <w:t xml:space="preserve"> </w:t>
+      </w:r>
+      <w:r>
+        <w:t xml:space="preserve">one-sided, with</w:t>
+      </w:r>
+      <w:r>
+        <w:t xml:space="preserve"> </w:t>
+      </w:r>
+      <w:r>
+        <w:t xml:space="preserve">the seed-level bootstrap of Section </w:t>
+      </w:r>
+      <w:hyperlink w:anchor="sec:seeds">
+        <w:r>
+          <w:rPr>
+            <w:rStyle w:val="Hyperlink"/>
+          </w:rPr>
+          <w:t xml:space="preserve">8.6</w:t>
+        </w:r>
+      </w:hyperlink>
+      <w:r>
+        <w:t xml:space="preserve"> </w:t>
+      </w:r>
+      <w:r>
+        <w:t xml:space="preserve">as the second gate: a</w:t>
+      </w:r>
+      <w:r>
+        <w:t xml:space="preserve"> </w:t>
+      </w:r>
+      <w:r>
+        <w:t xml:space="preserve">falsifier fires when the single-cell test is significant</w:t>
+      </w:r>
+      <w:r>
+        <w:t xml:space="preserve"> </w:t>
+      </w:r>
+      <w:r>
+        <w:rPr>
+          <w:i/>
+          <w:iCs/>
+        </w:rPr>
+        <w:t xml:space="preserve">and</w:t>
+      </w:r>
+      <w:r>
+        <w:t xml:space="preserve"> </w:t>
+      </w:r>
+      <w:r>
+        <w:t xml:space="preserve">the</w:t>
+      </w:r>
+      <w:r>
+        <w:t xml:space="preserve"> </w:t>
+      </w:r>
+      <w:r>
+        <w:t xml:space="preserve">across-seed interval excludes zero. Single-cell tests at this size are</w:t>
+      </w:r>
+      <w:r>
+        <w:t xml:space="preserve"> </w:t>
+      </w:r>
+      <w:r>
+        <w:t xml:space="preserve">underpowered against a strong baseline, which is the reason for the second</w:t>
+      </w:r>
+      <w:r>
+        <w:t xml:space="preserve"> </w:t>
+      </w:r>
+      <w:r>
+        <w:t xml:space="preserve">gate; the earlier fixed</w:t>
       </w:r>
       <w:r>
         <w:t xml:space="preserve"> </w:t>
@@ -12001,33 +12259,71 @@
         <w:t xml:space="preserve"> </w:t>
       </w:r>
       <w:r>
-        <w:t xml:space="preserve">accuracy tolerance, applied to the same</w:t>
-      </w:r>
-      <w:r>
-        <w:t xml:space="preserve"> </w:t>
-      </w:r>
-      <m:oMath>
-        <m:r>
-          <m:t>400</m:t>
-        </m:r>
-      </m:oMath>
-      <w:r>
-        <w:t xml:space="preserve"> </w:t>
-      </w:r>
-      <w:r>
-        <w:t xml:space="preserve">paired items in every cell, and</w:t>
-      </w:r>
-      <w:r>
-        <w:t xml:space="preserve"> </w:t>
-      </w:r>
-      <w:r>
-        <w:t xml:space="preserve">it is stated here because the protocol is offered as a contribution: a</w:t>
-      </w:r>
-      <w:r>
-        <w:t xml:space="preserve"> </w:t>
-      </w:r>
-      <w:r>
-        <w:t xml:space="preserve">falsifier fires when the stated gap exceeds</w:t>
+        <w:t xml:space="preserve">tolerance is retained only as a reporting</w:t>
+      </w:r>
+      <w:r>
+        <w:t xml:space="preserve"> </w:t>
+      </w:r>
+      <w:r>
+        <w:t xml:space="preserve">convenience in the tables. F1:</w:t>
+      </w:r>
+      <w:r>
+        <w:t xml:space="preserve"> </w:t>
+      </w:r>
+      <w:r>
+        <w:rPr>
+          <w:smallCaps/>
+        </w:rPr>
+        <w:t xml:space="preserve">tact</w:t>
+      </w:r>
+      <w:r>
+        <w:t xml:space="preserve">-dev below the</w:t>
+      </w:r>
+      <w:r>
+        <w:t xml:space="preserve"> </w:t>
+      </w:r>
+      <w:r>
+        <w:t xml:space="preserve">best fixed-</w:t>
+      </w:r>
+      <m:oMath>
+        <m:r>
+          <m:t>γ</m:t>
+        </m:r>
+      </m:oMath>
+      <w:r>
+        <w:t xml:space="preserve"> </w:t>
+      </w:r>
+      <w:r>
+        <w:t xml:space="preserve">CISC at</w:t>
+      </w:r>
+      <w:r>
+        <w:t xml:space="preserve"> </w:t>
+      </w:r>
+      <m:oMath>
+        <m:r>
+          <m:t>κ</m:t>
+        </m:r>
+        <m:r>
+          <m:rPr>
+            <m:sty m:val="p"/>
+          </m:rPr>
+          <m:t>=</m:t>
+        </m:r>
+        <m:r>
+          <m:rPr>
+            <m:sty m:val="p"/>
+          </m:rPr>
+          <m:t>+</m:t>
+        </m:r>
+        <m:r>
+          <m:t>0.6</m:t>
+        </m:r>
+      </m:oMath>
+      <w:r>
+        <w:t xml:space="preserve"> </w:t>
+      </w:r>
+      <w:r>
+        <w:t xml:space="preserve">by more than</w:t>
       </w:r>
       <w:r>
         <w:t xml:space="preserve"> </w:t>
@@ -12038,7 +12334,13 @@
         </m:r>
       </m:oMath>
       <w:r>
-        <w:t xml:space="preserve">. F1:</w:t>
+        <w:t xml:space="preserve">. F2: either</w:t>
+      </w:r>
+      <w:r>
+        <w:t xml:space="preserve"> </w:t>
+      </w:r>
+      <w:r>
+        <w:t xml:space="preserve">variant below</w:t>
       </w:r>
       <w:r>
         <w:t xml:space="preserve"> </w:t>
@@ -12047,27 +12349,118 @@
         <w:rPr>
           <w:smallCaps/>
         </w:rPr>
+        <w:t xml:space="preserve">sc</w:t>
+      </w:r>
+      <w:r>
+        <w:t xml:space="preserve"> </w:t>
+      </w:r>
+      <w:r>
+        <w:t xml:space="preserve">by more than</w:t>
+      </w:r>
+      <w:r>
+        <w:t xml:space="preserve"> </w:t>
+      </w:r>
+      <m:oMath>
+        <m:r>
+          <m:t>τ</m:t>
+        </m:r>
+      </m:oMath>
+      <w:r>
+        <w:t xml:space="preserve"> </w:t>
+      </w:r>
+      <w:r>
+        <w:t xml:space="preserve">anywhere on the sweep. F3: the</w:t>
+      </w:r>
+      <w:r>
+        <w:t xml:space="preserve"> </w:t>
+      </w:r>
+      <w:r>
+        <w:t xml:space="preserve">label-free variant fails to beat the ECE gate on sweep average. F4: CISC-devT</w:t>
+      </w:r>
+      <w:r>
+        <w:t xml:space="preserve"> </w:t>
+      </w:r>
+      <w:r>
+        <w:t xml:space="preserve">or SignGrid-dev within</w:t>
+      </w:r>
+      <w:r>
+        <w:t xml:space="preserve"> </w:t>
+      </w:r>
+      <m:oMath>
+        <m:r>
+          <m:t>τ</m:t>
+        </m:r>
+      </m:oMath>
+      <w:r>
+        <w:t xml:space="preserve"> </w:t>
+      </w:r>
+      <w:r>
+        <w:t xml:space="preserve">of</w:t>
+      </w:r>
+      <w:r>
+        <w:t xml:space="preserve"> </w:t>
+      </w:r>
+      <w:r>
+        <w:rPr>
+          <w:smallCaps/>
+        </w:rPr>
         <w:t xml:space="preserve">tact</w:t>
       </w:r>
       <w:r>
-        <w:t xml:space="preserve">-dev below the</w:t>
-      </w:r>
-      <w:r>
-        <w:t xml:space="preserve"> </w:t>
-      </w:r>
-      <w:r>
-        <w:t xml:space="preserve">best fixed-</w:t>
-      </w:r>
-      <m:oMath>
-        <m:r>
-          <m:t>γ</m:t>
-        </m:r>
-      </m:oMath>
-      <w:r>
-        <w:t xml:space="preserve"> </w:t>
-      </w:r>
-      <w:r>
-        <w:t xml:space="preserve">CISC at</w:t>
+        <w:t xml:space="preserve">-dev everywhere, including the</w:t>
+      </w:r>
+      <w:r>
+        <w:t xml:space="preserve"> </w:t>
+      </w:r>
+      <w:r>
+        <w:t xml:space="preserve">distortion, heterogeneity, and small-dev cells. F4 is the falsifier this matters</w:t>
+      </w:r>
+      <w:r>
+        <w:t xml:space="preserve"> </w:t>
+      </w:r>
+      <w:r>
+        <w:t xml:space="preserve">most for: on a single cell the</w:t>
+      </w:r>
+      <w:r>
+        <w:t xml:space="preserve"> </w:t>
+      </w:r>
+      <w:r>
+        <w:rPr>
+          <w:smallCaps/>
+        </w:rPr>
+        <w:t xml:space="preserve">tact</w:t>
+      </w:r>
+      <w:r>
+        <w:t xml:space="preserve">-minus-SignGrid comparison never reaches</w:t>
+      </w:r>
+      <w:r>
+        <w:t xml:space="preserve"> </w:t>
+      </w:r>
+      <w:r>
+        <w:t xml:space="preserve">significance anywhere on the sweep (smallest</w:t>
+      </w:r>
+      <w:r>
+        <w:t xml:space="preserve"> </w:t>
+      </w:r>
+      <m:oMath>
+        <m:r>
+          <m:t>p</m:t>
+        </m:r>
+        <m:r>
+          <m:rPr>
+            <m:sty m:val="p"/>
+          </m:rPr>
+          <m:t>=</m:t>
+        </m:r>
+        <m:r>
+          <m:t>0.08</m:t>
+        </m:r>
+      </m:oMath>
+      <w:r>
+        <w:t xml:space="preserve"> </w:t>
+      </w:r>
+      <w:r>
+        <w:t xml:space="preserve">at</w:t>
       </w:r>
       <w:r>
         <w:t xml:space="preserve"> </w:t>
@@ -12089,144 +12482,29 @@
           <m:t>+</m:t>
         </m:r>
         <m:r>
-          <m:t>0.6</m:t>
-        </m:r>
-      </m:oMath>
-      <w:r>
-        <w:t xml:space="preserve"> </w:t>
-      </w:r>
-      <w:r>
-        <w:t xml:space="preserve">by more than</w:t>
-      </w:r>
-      <w:r>
-        <w:t xml:space="preserve"> </w:t>
-      </w:r>
-      <m:oMath>
-        <m:r>
-          <m:t>τ</m:t>
-        </m:r>
-      </m:oMath>
-      <w:r>
-        <w:t xml:space="preserve">. F2: either</w:t>
-      </w:r>
-      <w:r>
-        <w:t xml:space="preserve"> </w:t>
-      </w:r>
-      <w:r>
-        <w:t xml:space="preserve">variant below</w:t>
-      </w:r>
-      <w:r>
-        <w:t xml:space="preserve"> </w:t>
-      </w:r>
-      <w:r>
-        <w:rPr>
-          <w:smallCaps/>
-        </w:rPr>
-        <w:t xml:space="preserve">sc</w:t>
-      </w:r>
-      <w:r>
-        <w:t xml:space="preserve"> </w:t>
-      </w:r>
-      <w:r>
-        <w:t xml:space="preserve">by more than</w:t>
-      </w:r>
-      <w:r>
-        <w:t xml:space="preserve"> </w:t>
-      </w:r>
-      <m:oMath>
-        <m:r>
-          <m:t>τ</m:t>
-        </m:r>
-      </m:oMath>
-      <w:r>
-        <w:t xml:space="preserve"> </w:t>
-      </w:r>
-      <w:r>
-        <w:t xml:space="preserve">anywhere on the sweep. F3: the</w:t>
-      </w:r>
-      <w:r>
-        <w:t xml:space="preserve"> </w:t>
-      </w:r>
-      <w:r>
-        <w:t xml:space="preserve">label-free variant fails to beat the ECE gate on sweep average. F4: CISC-devT</w:t>
-      </w:r>
-      <w:r>
-        <w:t xml:space="preserve"> </w:t>
-      </w:r>
-      <w:r>
-        <w:t xml:space="preserve">or SignGrid-dev within</w:t>
-      </w:r>
-      <w:r>
-        <w:t xml:space="preserve"> </w:t>
-      </w:r>
-      <m:oMath>
-        <m:r>
-          <m:t>τ</m:t>
-        </m:r>
-      </m:oMath>
-      <w:r>
-        <w:t xml:space="preserve"> </w:t>
-      </w:r>
-      <w:r>
-        <w:t xml:space="preserve">of</w:t>
-      </w:r>
-      <w:r>
-        <w:t xml:space="preserve"> </w:t>
-      </w:r>
-      <w:r>
-        <w:rPr>
-          <w:smallCaps/>
-        </w:rPr>
-        <w:t xml:space="preserve">tact</w:t>
-      </w:r>
-      <w:r>
-        <w:t xml:space="preserve">-dev everywhere, including the</w:t>
-      </w:r>
-      <w:r>
-        <w:t xml:space="preserve"> </w:t>
-      </w:r>
-      <w:r>
-        <w:t xml:space="preserve">distortion, heterogeneity, and small-dev cells. A tolerance rather than a test</w:t>
-      </w:r>
-      <w:r>
-        <w:t xml:space="preserve"> </w:t>
-      </w:r>
-      <w:r>
-        <w:t xml:space="preserve">is the weaker instrument, and it matters most for F4, which survives on a</w:t>
-      </w:r>
-      <w:r>
-        <w:t xml:space="preserve"> </w:t>
-      </w:r>
-      <m:oMath>
-        <m:r>
-          <m:t>0.035</m:t>
-        </m:r>
-      </m:oMath>
-      <w:r>
-        <w:t xml:space="preserve"> </w:t>
-      </w:r>
-      <w:r>
-        <w:t xml:space="preserve">margin:</w:t>
-      </w:r>
-      <w:r>
-        <w:t xml:space="preserve"> </w:t>
-      </w:r>
-      <m:oMath>
-        <m:r>
-          <m:t>τ</m:t>
-        </m:r>
-      </m:oMath>
-      <w:r>
-        <w:t xml:space="preserve"> </w:t>
-      </w:r>
-      <w:r>
-        <w:t xml:space="preserve">was fixed in advance, but a paired test at these cell</w:t>
-      </w:r>
-      <w:r>
-        <w:t xml:space="preserve"> </w:t>
-      </w:r>
-      <w:r>
-        <w:t xml:space="preserve">sizes would be the stronger protocol and is what the real-trace sections use.</w:t>
+          <m:t>0.1</m:t>
+        </m:r>
+      </m:oMath>
+      <w:r>
+        <w:t xml:space="preserve">), and</w:t>
+      </w:r>
+      <w:r>
+        <w:t xml:space="preserve"> </w:t>
+      </w:r>
+      <w:r>
+        <w:t xml:space="preserve">it is the ten-seed bootstrap that resolves the mid-range gap as systematic.</w:t>
+      </w:r>
+      <w:r>
+        <w:t xml:space="preserve"> </w:t>
+      </w:r>
+      <w:r>
+        <w:t xml:space="preserve">A protocol that had reported only the single-seed tests would have called the</w:t>
+      </w:r>
+      <w:r>
+        <w:t xml:space="preserve"> </w:t>
+      </w:r>
+      <w:r>
+        <w:t xml:space="preserve">mid-range a tie.</w:t>
       </w:r>
     </w:p>
     <w:bookmarkStart w:id="48" w:name="tab:sweep"/>
@@ -15194,7 +15472,27 @@
         </m:r>
       </m:oMath>
       <w:r>
-        <w:t xml:space="preserve">; three times the</w:t>
+        <w:t xml:space="preserve">;</w:t>
+      </w:r>
+      <w:r>
+        <w:t xml:space="preserve"> </w:t>
+      </w:r>
+      <m:oMath>
+        <m:r>
+          <m:t>3.2</m:t>
+        </m:r>
+        <m:r>
+          <m:rPr>
+            <m:sty m:val="p"/>
+          </m:rPr>
+          <m:t>×</m:t>
+        </m:r>
+      </m:oMath>
+      <w:r>
+        <w:t xml:space="preserve"> </w:t>
+      </w:r>
+      <w:r>
+        <w:t xml:space="preserve">the</w:t>
       </w:r>
       <w:r>
         <w:t xml:space="preserve"> </w:t>
@@ -16396,7 +16694,165 @@
         <w:t xml:space="preserve"> </w:t>
       </w:r>
       <w:r>
-        <w:t xml:space="preserve">on the distortion and echo cells, and neither can operate without labels). Against SignGrid-dev the honest margin is narrow on the homogeneous sweep—</w:t>
+        <w:t xml:space="preserve">on the distortion and echo cells, and neither can operate without labels). On the single seed the paired tests against SignGrid-dev are not significant</w:t>
+      </w:r>
+      <w:r>
+        <w:t xml:space="preserve"> </w:t>
+      </w:r>
+      <w:r>
+        <w:t xml:space="preserve">anywhere (</w:t>
+      </w:r>
+      <m:oMath>
+        <m:r>
+          <m:t>κ</m:t>
+        </m:r>
+        <m:r>
+          <m:rPr>
+            <m:sty m:val="p"/>
+          </m:rPr>
+          <m:t>=</m:t>
+        </m:r>
+        <m:r>
+          <m:rPr>
+            <m:sty m:val="p"/>
+          </m:rPr>
+          <m:t>−</m:t>
+        </m:r>
+        <m:r>
+          <m:t>0.2</m:t>
+        </m:r>
+      </m:oMath>
+      <w:r>
+        <w:t xml:space="preserve">:</w:t>
+      </w:r>
+      <w:r>
+        <w:t xml:space="preserve"> </w:t>
+      </w:r>
+      <m:oMath>
+        <m:r>
+          <m:t>3</m:t>
+        </m:r>
+        <m:r>
+          <m:rPr>
+            <m:sty m:val="p"/>
+          </m:rPr>
+          <m:t>/</m:t>
+        </m:r>
+        <m:r>
+          <m:t>7</m:t>
+        </m:r>
+      </m:oMath>
+      <w:r>
+        <w:t xml:space="preserve"> </w:t>
+      </w:r>
+      <w:r>
+        <w:t xml:space="preserve">discordant, exact</w:t>
+      </w:r>
+      <w:r>
+        <w:t xml:space="preserve"> </w:t>
+      </w:r>
+      <m:oMath>
+        <m:r>
+          <m:t>p</m:t>
+        </m:r>
+        <m:r>
+          <m:rPr>
+            <m:sty m:val="p"/>
+          </m:rPr>
+          <m:t>=</m:t>
+        </m:r>
+        <m:r>
+          <m:t>0.34</m:t>
+        </m:r>
+      </m:oMath>
+      <w:r>
+        <w:t xml:space="preserve">;</w:t>
+      </w:r>
+      <w:r>
+        <w:t xml:space="preserve"> </w:t>
+      </w:r>
+      <m:oMath>
+        <m:r>
+          <m:t>κ</m:t>
+        </m:r>
+        <m:r>
+          <m:rPr>
+            <m:sty m:val="p"/>
+          </m:rPr>
+          <m:t>=</m:t>
+        </m:r>
+        <m:r>
+          <m:rPr>
+            <m:sty m:val="p"/>
+          </m:rPr>
+          <m:t>+</m:t>
+        </m:r>
+        <m:r>
+          <m:t>0.1</m:t>
+        </m:r>
+      </m:oMath>
+      <w:r>
+        <w:t xml:space="preserve">:</w:t>
+      </w:r>
+      <w:r>
+        <w:t xml:space="preserve"> </w:t>
+      </w:r>
+      <m:oMath>
+        <m:r>
+          <m:t>8</m:t>
+        </m:r>
+        <m:r>
+          <m:rPr>
+            <m:sty m:val="p"/>
+          </m:rPr>
+          <m:t>/</m:t>
+        </m:r>
+        <m:r>
+          <m:t>18</m:t>
+        </m:r>
+      </m:oMath>
+      <w:r>
+        <w:t xml:space="preserve">,</w:t>
+      </w:r>
+      <w:r>
+        <w:t xml:space="preserve"> </w:t>
+      </w:r>
+      <m:oMath>
+        <m:r>
+          <m:t>p</m:t>
+        </m:r>
+        <m:r>
+          <m:rPr>
+            <m:sty m:val="p"/>
+          </m:rPr>
+          <m:t>=</m:t>
+        </m:r>
+        <m:r>
+          <m:t>0.08</m:t>
+        </m:r>
+      </m:oMath>
+      <w:r>
+        <w:t xml:space="preserve">), and the ten-seed intervals of Section </w:t>
+      </w:r>
+      <w:hyperlink w:anchor="sec:seeds">
+        <w:r>
+          <w:rPr>
+            <w:rStyle w:val="Hyperlink"/>
+          </w:rPr>
+          <w:t xml:space="preserve">8.6</w:t>
+        </w:r>
+      </w:hyperlink>
+      <w:r>
+        <w:t xml:space="preserve"> </w:t>
+      </w:r>
+      <w:r>
+        <w:t xml:space="preserve">are</w:t>
+      </w:r>
+      <w:r>
+        <w:t xml:space="preserve"> </w:t>
+      </w:r>
+      <w:r>
+        <w:t xml:space="preserve">what establish the mid-range deficit. Against SignGrid-dev the honest margin is narrow on the homogeneous sweep—</w:t>
       </w:r>
       <w:r>
         <w:rPr>
@@ -16580,9 +17036,8 @@
         <w:tblCaption w:val="What the test suite verifies. Every proposition in the paper has an executable counterpart; the counter-tests fail deliberately on rejected alternatives so a regression cannot silently reinstate them."/>
       </w:tblPr>
       <w:tblGrid>
-        <w:gridCol w:w="2640"/>
-        <w:gridCol w:w="2640"/>
-        <w:gridCol w:w="2640"/>
+        <w:gridCol w:w="3960"/>
+        <w:gridCol w:w="3960"/>
       </w:tblGrid>
       <w:tr>
         <w:trPr>
@@ -16597,18 +17052,6 @@
             </w:pPr>
             <w:r>
               <w:t xml:space="preserve">Claim</w:t>
-            </w:r>
-          </w:p>
-        </w:tc>
-        <w:tc>
-          <w:tcPr/>
-          <w:p>
-            <w:pPr>
-              <w:pStyle w:val="Compact"/>
-              <w:jc w:val="left"/>
-            </w:pPr>
-            <w:r>
-              <w:t xml:space="preserve">Test</w:t>
             </w:r>
           </w:p>
         </w:tc>
@@ -16672,79 +17115,11 @@
               <w:jc w:val="left"/>
             </w:pPr>
             <w:r>
-              <w:rPr>
-                <w:rStyle w:val="VerbatimChar"/>
-              </w:rPr>
-              <w:t xml:space="preserve">gamma_zero_is_</w:t>
+              <w:t xml:space="preserve">identical incl. ties, 200 pools; dead-zone rate</w:t>
             </w:r>
             <w:r>
               <w:t xml:space="preserve"> </w:t>
             </w:r>
-            <w:r>
-              <w:rPr>
-                <w:rStyle w:val="VerbatimChar"/>
-              </w:rPr>
-              <w:t xml:space="preserve">bitwise_sc</w:t>
-            </w:r>
-          </w:p>
-        </w:tc>
-        <w:tc>
-          <w:tcPr/>
-          <w:p>
-            <w:pPr>
-              <w:pStyle w:val="Compact"/>
-              <w:jc w:val="left"/>
-            </w:pPr>
-            <w:r>
-              <w:t xml:space="preserve">200 random pools, identical incl. ties</w:t>
-            </w:r>
-          </w:p>
-        </w:tc>
-      </w:tr>
-      <w:tr>
-        <w:tc>
-          <w:tcPr/>
-          <w:p>
-            <w:pPr>
-              <w:pStyle w:val="Compact"/>
-              <w:jc w:val="left"/>
-            </w:pPr>
-            <w:r>
-              <w:t xml:space="preserve">Dead-zone rate</w:t>
-            </w:r>
-          </w:p>
-        </w:tc>
-        <w:tc>
-          <w:tcPr/>
-          <w:p>
-            <w:pPr>
-              <w:pStyle w:val="Compact"/>
-              <w:jc w:val="left"/>
-            </w:pPr>
-            <w:r>
-              <w:rPr>
-                <w:rStyle w:val="VerbatimChar"/>
-              </w:rPr>
-              <w:t xml:space="preserve">dead_zone_</w:t>
-            </w:r>
-            <w:r>
-              <w:t xml:space="preserve"> </w:t>
-            </w:r>
-            <w:r>
-              <w:rPr>
-                <w:rStyle w:val="VerbatimChar"/>
-              </w:rPr>
-              <w:t xml:space="preserve">probability</w:t>
-            </w:r>
-          </w:p>
-        </w:tc>
-        <w:tc>
-          <w:tcPr/>
-          <w:p>
-            <w:pPr>
-              <w:pStyle w:val="Compact"/>
-              <w:jc w:val="left"/>
-            </w:pPr>
             <m:oMath>
               <m:r>
                 <m:rPr>
@@ -16773,9 +17148,6 @@
                 <m:t>0</m:t>
               </m:r>
             </m:oMath>
-            <w:r>
-              <w:t xml:space="preserve">, 300 trials</w:t>
-            </w:r>
           </w:p>
         </w:tc>
       </w:tr>
@@ -16814,300 +17186,8 @@
               <w:jc w:val="left"/>
             </w:pPr>
             <w:r>
-              <w:rPr>
-                <w:rStyle w:val="VerbatimChar"/>
-              </w:rPr>
-              <w:t xml:space="preserve">logval_phi_</w:t>
-            </w:r>
-            <w:r>
-              <w:t xml:space="preserve"> </w:t>
-            </w:r>
-            <w:r>
-              <w:rPr>
-                <w:rStyle w:val="VerbatimChar"/>
-              </w:rPr>
-              <w:t xml:space="preserve">reproduces_cisc</w:t>
-            </w:r>
-          </w:p>
-        </w:tc>
-        <w:tc>
-          <w:tcPr/>
-          <w:p>
-            <w:pPr>
-              <w:pStyle w:val="Compact"/>
-              <w:jc w:val="left"/>
-            </w:pPr>
-            <w:r>
               <w:t xml:space="preserve">identical vote shares, 100 pools</w:t>
             </w:r>
-          </w:p>
-        </w:tc>
-      </w:tr>
-      <w:tr>
-        <w:tc>
-          <w:tcPr/>
-          <w:p>
-            <w:pPr>
-              <w:pStyle w:val="Compact"/>
-              <w:jc w:val="left"/>
-            </w:pPr>
-            <w:r>
-              <w:t xml:space="preserve">Rank invariance</w:t>
-            </w:r>
-          </w:p>
-        </w:tc>
-        <w:tc>
-          <w:tcPr/>
-          <w:p>
-            <w:pPr>
-              <w:pStyle w:val="Compact"/>
-              <w:jc w:val="left"/>
-            </w:pPr>
-            <w:r>
-              <w:rPr>
-                <w:rStyle w:val="VerbatimChar"/>
-              </w:rPr>
-              <w:t xml:space="preserve">monotone_</w:t>
-            </w:r>
-            <w:r>
-              <w:t xml:space="preserve"> </w:t>
-            </w:r>
-            <w:r>
-              <w:rPr>
-                <w:rStyle w:val="VerbatimChar"/>
-              </w:rPr>
-              <w:t xml:space="preserve">invariance</w:t>
-            </w:r>
-          </w:p>
-        </w:tc>
-        <w:tc>
-          <w:tcPr/>
-          <w:p>
-            <w:pPr>
-              <w:pStyle w:val="Compact"/>
-              <w:jc w:val="left"/>
-            </w:pPr>
-            <w:r>
-              <w:t xml:space="preserve">3 distortions</w:t>
-            </w:r>
-            <w:r>
-              <w:t xml:space="preserve"> </w:t>
-            </w:r>
-            <m:oMath>
-              <m:r>
-                <m:rPr>
-                  <m:sty m:val="p"/>
-                </m:rPr>
-                <m:t>×</m:t>
-              </m:r>
-            </m:oMath>
-            <w:r>
-              <w:t xml:space="preserve"> </w:t>
-            </w:r>
-            <w:r>
-              <w:t xml:space="preserve">100 pools</w:t>
-            </w:r>
-          </w:p>
-        </w:tc>
-      </w:tr>
-      <w:tr>
-        <w:tc>
-          <w:tcPr/>
-          <w:p>
-            <w:pPr>
-              <w:pStyle w:val="Compact"/>
-              <w:jc w:val="left"/>
-            </w:pPr>
-            <w:r>
-              <w:t xml:space="preserve">Null variance</w:t>
-            </w:r>
-          </w:p>
-        </w:tc>
-        <w:tc>
-          <w:tcPr/>
-          <w:p>
-            <w:pPr>
-              <w:pStyle w:val="Compact"/>
-              <w:jc w:val="left"/>
-            </w:pPr>
-            <w:r>
-              <w:rPr>
-                <w:rStyle w:val="VerbatimChar"/>
-              </w:rPr>
-              <w:t xml:space="preserve">null_variance_</w:t>
-            </w:r>
-            <w:r>
-              <w:t xml:space="preserve"> </w:t>
-            </w:r>
-            <w:r>
-              <w:rPr>
-                <w:rStyle w:val="VerbatimChar"/>
-              </w:rPr>
-              <w:t xml:space="preserve">matches_permutation</w:t>
-            </w:r>
-          </w:p>
-        </w:tc>
-        <w:tc>
-          <w:tcPr/>
-          <w:p>
-            <w:pPr>
-              <w:pStyle w:val="Compact"/>
-              <w:jc w:val="left"/>
-            </w:pPr>
-            <w:r>
-              <w:t xml:space="preserve">3</w:t>
-            </w:r>
-            <w:r>
-              <w:t xml:space="preserve">,</w:t>
-            </w:r>
-            <w:r>
-              <w:t xml:space="preserve">000-draw permutation, 10% tol. </w:t>
-            </w:r>
-          </w:p>
-        </w:tc>
-      </w:tr>
-      <w:tr>
-        <w:tc>
-          <w:tcPr/>
-          <w:p>
-            <w:pPr>
-              <w:pStyle w:val="Compact"/>
-              <w:jc w:val="left"/>
-            </w:pPr>
-            <w:r>
-              <w:t xml:space="preserve">JS–EB identity</w:t>
-            </w:r>
-          </w:p>
-        </w:tc>
-        <w:tc>
-          <w:tcPr/>
-          <w:p>
-            <w:pPr>
-              <w:pStyle w:val="Compact"/>
-              <w:jc w:val="left"/>
-            </w:pPr>
-            <w:r>
-              <w:rPr>
-                <w:rStyle w:val="VerbatimChar"/>
-              </w:rPr>
-              <w:t xml:space="preserve">js_eb_identity</w:t>
-            </w:r>
-          </w:p>
-        </w:tc>
-        <w:tc>
-          <w:tcPr/>
-          <w:p>
-            <w:pPr>
-              <w:pStyle w:val="Compact"/>
-              <w:jc w:val="left"/>
-            </w:pPr>
-            <w:r>
-              <w:t xml:space="preserve">exact to</w:t>
-            </w:r>
-            <w:r>
-              <w:t xml:space="preserve"> </w:t>
-            </w:r>
-            <m:oMath>
-              <m:sSup>
-                <m:e>
-                  <m:r>
-                    <m:t>10</m:t>
-                  </m:r>
-                </m:e>
-                <m:sup>
-                  <m:r>
-                    <m:rPr>
-                      <m:sty m:val="p"/>
-                    </m:rPr>
-                    <m:t>−</m:t>
-                  </m:r>
-                  <m:r>
-                    <m:t>12</m:t>
-                  </m:r>
-                </m:sup>
-              </m:sSup>
-            </m:oMath>
-          </w:p>
-        </w:tc>
-      </w:tr>
-      <w:tr>
-        <w:tc>
-          <w:tcPr/>
-          <w:p>
-            <w:pPr>
-              <w:pStyle w:val="Compact"/>
-              <w:jc w:val="left"/>
-            </w:pPr>
-            <w:r>
-              <w:t xml:space="preserve">Link</w:t>
-            </w:r>
-            <w:r>
-              <w:t xml:space="preserve"> </w:t>
-            </w:r>
-            <w:hyperlink w:anchor="eq:link">
-              <w:r>
-                <w:rPr>
-                  <w:rStyle w:val="Hyperlink"/>
-                </w:rPr>
-                <w:t xml:space="preserve">[eq:link]</w:t>
-              </w:r>
-            </w:hyperlink>
-          </w:p>
-        </w:tc>
-        <w:tc>
-          <w:tcPr/>
-          <w:p>
-            <w:pPr>
-              <w:pStyle w:val="Compact"/>
-              <w:jc w:val="left"/>
-            </w:pPr>
-            <w:r>
-              <w:rPr>
-                <w:rStyle w:val="VerbatimChar"/>
-              </w:rPr>
-              <w:t xml:space="preserve">link_values_and_</w:t>
-            </w:r>
-            <w:r>
-              <w:t xml:space="preserve"> </w:t>
-            </w:r>
-            <w:r>
-              <w:rPr>
-                <w:rStyle w:val="VerbatimChar"/>
-              </w:rPr>
-              <w:t xml:space="preserve">mixture_correction</w:t>
-            </w:r>
-          </w:p>
-        </w:tc>
-        <w:tc>
-          <w:tcPr/>
-          <w:p>
-            <w:pPr>
-              <w:pStyle w:val="Compact"/>
-              <w:jc w:val="left"/>
-            </w:pPr>
-            <w:r>
-              <w:t xml:space="preserve">closed form, rel. </w:t>
-            </w:r>
-            <m:oMath>
-              <m:sSup>
-                <m:e>
-                  <m:r>
-                    <m:t>10</m:t>
-                  </m:r>
-                </m:e>
-                <m:sup>
-                  <m:r>
-                    <m:rPr>
-                      <m:sty m:val="p"/>
-                    </m:rPr>
-                    <m:t>−</m:t>
-                  </m:r>
-                  <m:r>
-                    <m:t>9</m:t>
-                  </m:r>
-                </m:sup>
-              </m:sSup>
-            </m:oMath>
           </w:p>
         </w:tc>
       </w:tr>
@@ -17135,30 +17215,6 @@
             </w:r>
             <w:r>
               <w:t xml:space="preserve">(attenuation)</w:t>
-            </w:r>
-          </w:p>
-        </w:tc>
-        <w:tc>
-          <w:tcPr/>
-          <w:p>
-            <w:pPr>
-              <w:pStyle w:val="Compact"/>
-              <w:jc w:val="left"/>
-            </w:pPr>
-            <w:r>
-              <w:rPr>
-                <w:rStyle w:val="VerbatimChar"/>
-              </w:rPr>
-              <w:t xml:space="preserve">poisoning_</w:t>
-            </w:r>
-            <w:r>
-              <w:t xml:space="preserve"> </w:t>
-            </w:r>
-            <w:r>
-              <w:rPr>
-                <w:rStyle w:val="VerbatimChar"/>
-              </w:rPr>
-              <w:t xml:space="preserve">attenuation_linear</w:t>
             </w:r>
           </w:p>
         </w:tc>
@@ -17264,21 +17320,6 @@
               <w:jc w:val="left"/>
             </w:pPr>
             <w:r>
-              <w:rPr>
-                <w:rStyle w:val="VerbatimChar"/>
-              </w:rPr>
-              <w:t xml:space="preserve">test_tact_group.py</w:t>
-            </w:r>
-          </w:p>
-        </w:tc>
-        <w:tc>
-          <w:tcPr/>
-          <w:p>
-            <w:pPr>
-              <w:pStyle w:val="Compact"/>
-              <w:jc w:val="left"/>
-            </w:pPr>
-            <w:r>
               <w:t xml:space="preserve">97.5%</w:t>
             </w:r>
             <w:r>
@@ -17308,7 +17349,7 @@
               <w:jc w:val="left"/>
             </w:pPr>
             <w:r>
-              <w:t xml:space="preserve">Estimator permutation-invariance</w:t>
+              <w:t xml:space="preserve">Rank invariance</w:t>
             </w:r>
           </w:p>
         </w:tc>
@@ -17320,31 +17361,24 @@
               <w:jc w:val="left"/>
             </w:pPr>
             <w:r>
-              <w:rPr>
-                <w:rStyle w:val="VerbatimChar"/>
-              </w:rPr>
-              <w:t xml:space="preserve">estimator_is_</w:t>
+              <w:t xml:space="preserve">3 distortions</w:t>
             </w:r>
             <w:r>
               <w:t xml:space="preserve"> </w:t>
             </w:r>
+            <m:oMath>
+              <m:r>
+                <m:rPr>
+                  <m:sty m:val="p"/>
+                </m:rPr>
+                <m:t>×</m:t>
+              </m:r>
+            </m:oMath>
             <w:r>
-              <w:rPr>
-                <w:rStyle w:val="VerbatimChar"/>
-              </w:rPr>
-              <w:t xml:space="preserve">permutation_invariant</w:t>
+              <w:t xml:space="preserve"> </w:t>
             </w:r>
-          </w:p>
-        </w:tc>
-        <w:tc>
-          <w:tcPr/>
-          <w:p>
-            <w:pPr>
-              <w:pStyle w:val="Compact"/>
-              <w:jc w:val="left"/>
-            </w:pPr>
             <w:r>
-              <w:t xml:space="preserve">bypasses the memo (regression test)</w:t>
+              <w:t xml:space="preserve">100 pools</w:t>
             </w:r>
           </w:p>
         </w:tc>
@@ -17358,7 +17392,7 @@
               <w:jc w:val="left"/>
             </w:pPr>
             <w:r>
-              <w:t xml:space="preserve">Rejected: Kish ESS</w:t>
+              <w:t xml:space="preserve">Estimator internals</w:t>
             </w:r>
           </w:p>
         </w:tc>
@@ -17370,22 +17404,79 @@
               <w:jc w:val="left"/>
             </w:pPr>
             <w:r>
-              <w:rPr>
-                <w:rStyle w:val="VerbatimChar"/>
-              </w:rPr>
-              <w:t xml:space="preserve">kish_fails_T2_T3</w:t>
+              <w:t xml:space="preserve">permutation null variance (3</w:t>
             </w:r>
-          </w:p>
-        </w:tc>
-        <w:tc>
-          <w:tcPr/>
-          <w:p>
-            <w:pPr>
-              <w:pStyle w:val="Compact"/>
-              <w:jc w:val="left"/>
-            </w:pPr>
             <w:r>
-              <w:t xml:space="preserve">asserts the failure</w:t>
+              <w:t xml:space="preserve">,</w:t>
+            </w:r>
+            <w:r>
+              <w:t xml:space="preserve">000 draws, 10% tol.), JS–EB identity to</w:t>
+            </w:r>
+            <w:r>
+              <w:t xml:space="preserve"> </w:t>
+            </w:r>
+            <m:oMath>
+              <m:sSup>
+                <m:e>
+                  <m:r>
+                    <m:t>10</m:t>
+                  </m:r>
+                </m:e>
+                <m:sup>
+                  <m:r>
+                    <m:rPr>
+                      <m:sty m:val="p"/>
+                    </m:rPr>
+                    <m:t>−</m:t>
+                  </m:r>
+                  <m:r>
+                    <m:t>12</m:t>
+                  </m:r>
+                </m:sup>
+              </m:sSup>
+            </m:oMath>
+            <w:r>
+              <w:t xml:space="preserve">, link</w:t>
+            </w:r>
+            <w:r>
+              <w:t xml:space="preserve"> </w:t>
+            </w:r>
+            <w:hyperlink w:anchor="eq:link">
+              <w:r>
+                <w:rPr>
+                  <w:rStyle w:val="Hyperlink"/>
+                </w:rPr>
+                <w:t xml:space="preserve">[eq:link]</w:t>
+              </w:r>
+            </w:hyperlink>
+            <w:r>
+              <w:t xml:space="preserve"> </w:t>
+            </w:r>
+            <w:r>
+              <w:t xml:space="preserve">to rel. </w:t>
+            </w:r>
+            <m:oMath>
+              <m:sSup>
+                <m:e>
+                  <m:r>
+                    <m:t>10</m:t>
+                  </m:r>
+                </m:e>
+                <m:sup>
+                  <m:r>
+                    <m:rPr>
+                      <m:sty m:val="p"/>
+                    </m:rPr>
+                    <m:t>−</m:t>
+                  </m:r>
+                  <m:r>
+                    <m:t>9</m:t>
+                  </m:r>
+                </m:sup>
+              </m:sSup>
+            </m:oMath>
+            <w:r>
+              <w:t xml:space="preserve">, permutation-invariance regression</w:t>
             </w:r>
           </w:p>
         </w:tc>
@@ -17399,7 +17490,7 @@
               <w:jc w:val="left"/>
             </w:pPr>
             <w:r>
-              <w:t xml:space="preserve">Rejected: SAFE guarantee under VoI</w:t>
+              <w:t xml:space="preserve">Rejected alternatives</w:t>
             </w:r>
           </w:p>
         </w:tc>
@@ -17411,31 +17502,17 @@
               <w:jc w:val="left"/>
             </w:pPr>
             <w:r>
-              <w:rPr>
-                <w:rStyle w:val="VerbatimChar"/>
-              </w:rPr>
-              <w:t xml:space="preserve">frozen_default_</w:t>
+              <w:t xml:space="preserve">Kish ESS and the SAFE-under-VoI guarantee each have a test asserting their</w:t>
             </w:r>
             <w:r>
               <w:t xml:space="preserve"> </w:t>
             </w:r>
             <w:r>
               <w:rPr>
-                <w:rStyle w:val="VerbatimChar"/>
+                <w:i/>
+                <w:iCs/>
               </w:rPr>
-              <w:t xml:space="preserve">breaks_guarantee</w:t>
-            </w:r>
-          </w:p>
-        </w:tc>
-        <w:tc>
-          <w:tcPr/>
-          <w:p>
-            <w:pPr>
-              <w:pStyle w:val="Compact"/>
-              <w:jc w:val="left"/>
-            </w:pPr>
-            <w:r>
-              <w:t xml:space="preserve">asserts the violation</w:t>
+              <w:t xml:space="preserve">failure</w:t>
             </w:r>
           </w:p>
         </w:tc>
@@ -23382,13 +23459,77 @@
         <w:t xml:space="preserve"> </w:t>
       </w:r>
       <w:r>
-        <w:t xml:space="preserve">“how much should this model’s confidence be trusted?”</w:t>
-      </w:r>
-      <w:r>
-        <w:t xml:space="preserve"> </w:t>
-      </w:r>
-      <w:r>
-        <w:t xml:space="preserve">into a measured, signed, uncertainty-aware quantity with an exact fallback at one end, plain self-consistency whenever the evidence is absent, and an exact correspondence to CISC-power at the other under the log-value feature map (the shipped default uses van der Waerden scores, so that correspondence is a property of the family, not of the shipped configuration), and shows that the sign, long unrepresentable in this family of methods, can be recovered without any labels under stated and tested conditions. The accompanying impossibility results draw the boundary that any future per-item method must respect, and the falsification protocol, having already killed one of the author’s own systems, is offered as the more portable contribution.</w:t>
+        <w:t xml:space="preserve">“how far should this model’s confidence be trusted?”</w:t>
+      </w:r>
+      <w:r>
+        <w:t xml:space="preserve"> </w:t>
+      </w:r>
+      <w:r>
+        <w:t xml:space="preserve">into a</w:t>
+      </w:r>
+      <w:r>
+        <w:t xml:space="preserve"> </w:t>
+      </w:r>
+      <w:r>
+        <w:t xml:space="preserve">measured, signed, uncertainty-aware scalar, and recovers the sign without</w:t>
+      </w:r>
+      <w:r>
+        <w:t xml:space="preserve"> </w:t>
+      </w:r>
+      <w:r>
+        <w:t xml:space="preserve">labels under conditions this paper states and tests. The measurement that</w:t>
+      </w:r>
+      <w:r>
+        <w:t xml:space="preserve"> </w:t>
+      </w:r>
+      <w:r>
+        <w:t xml:space="preserve">frames it matters more than the estimator: across five substrates in two</w:t>
+      </w:r>
+      <w:r>
+        <w:t xml:space="preserve"> </w:t>
+      </w:r>
+      <w:r>
+        <w:t xml:space="preserve">domains, the stratum on which any label-free aggregation method can act is</w:t>
+      </w:r>
+      <w:r>
+        <w:t xml:space="preserve"> </w:t>
+      </w:r>
+      <m:oMath>
+        <m:r>
+          <m:t>3</m:t>
+        </m:r>
+      </m:oMath>
+      <w:r>
+        <w:t xml:space="preserve">–</w:t>
+      </w:r>
+      <m:oMath>
+        <m:r>
+          <m:t>7.5</m:t>
+        </m:r>
+        <m:r>
+          <m:rPr>
+            <m:sty m:val="p"/>
+          </m:rPr>
+          <m:t>%</m:t>
+        </m:r>
+      </m:oMath>
+      <w:r>
+        <w:t xml:space="preserve"> </w:t>
+      </w:r>
+      <w:r>
+        <w:t xml:space="preserve">of items, and on both real substrates the in-pool oracle cannot</w:t>
+      </w:r>
+      <w:r>
+        <w:t xml:space="preserve"> </w:t>
+      </w:r>
+      <w:r>
+        <w:t xml:space="preserve">clear a pre-registered endpoint. In that regime the useful property of an</w:t>
+      </w:r>
+      <w:r>
+        <w:t xml:space="preserve"> </w:t>
+      </w:r>
+      <w:r>
+        <w:t xml:space="preserve">estimator is knowing when not to act, which the dead zone does exactly.</w:t>
       </w:r>
     </w:p>
     <w:bookmarkEnd w:id="79"/>

--- a/paper/tact.docx
+++ b/paper/tact.docx
@@ -9208,7 +9208,7 @@
         <w:pStyle w:val="BodyText"/>
       </w:pPr>
       <w:r>
-        <w:t xml:space="preserve">Proofs are elementary and pinned by unit tests in the released code (98 tests; the permutation-verified null variance, the EB identity in</w:t>
+        <w:t xml:space="preserve">Proofs are elementary and pinned by unit tests in the released code (102 tests; the permutation-verified null variance, the EB identity in</w:t>
       </w:r>
       <w:r>
         <w:t xml:space="preserve"> </w:t>
@@ -11222,7 +11222,7 @@
           <w:i/>
           <w:iCs/>
         </w:rPr>
-        <w:t xml:space="preserve">For any observed</w:t>
+        <w:t xml:space="preserve">Let</w:t>
       </w:r>
       <w:r>
         <w:rPr>
@@ -11232,14 +11232,41 @@
         <w:t xml:space="preserve"> </w:t>
       </w:r>
       <m:oMath>
-        <m:r>
-          <m:rPr>
-            <m:sty m:val="p"/>
-          </m:rPr>
-          <m:t>(</m:t>
-        </m:r>
-        <m:r>
-          <m:t>a</m:t>
+        <m:sSub>
+          <m:e>
+            <m:r>
+              <m:t>w</m:t>
+            </m:r>
+          </m:e>
+          <m:sub>
+            <m:r>
+              <m:t>1</m:t>
+            </m:r>
+          </m:sub>
+        </m:sSub>
+        <m:r>
+          <m:rPr>
+            <m:sty m:val="p"/>
+          </m:rPr>
+          <m:t>=</m:t>
+        </m:r>
+        <m:r>
+          <m:rPr>
+            <m:sty m:val="p"/>
+          </m:rPr>
+          <m:t>{</m:t>
+        </m:r>
+        <m:r>
+          <m:t>κ</m:t>
+        </m:r>
+        <m:r>
+          <m:rPr>
+            <m:sty m:val="p"/>
+          </m:rPr>
+          <m:t>&gt;</m:t>
+        </m:r>
+        <m:r>
+          <m:t>0</m:t>
         </m:r>
         <m:r>
           <m:rPr>
@@ -11248,13 +11275,20 @@
           <m:t>,</m:t>
         </m:r>
         <m:r>
-          <m:t>c</m:t>
-        </m:r>
-        <m:r>
-          <m:rPr>
-            <m:sty m:val="p"/>
-          </m:rPr>
-          <m:t>)</m:t>
+          <m:t> </m:t>
+        </m:r>
+        <m:r>
+          <m:rPr>
+            <m:nor/>
+            <m:sty m:val="p"/>
+          </m:rPr>
+          <m:t>minority correct</m:t>
+        </m:r>
+        <m:r>
+          <m:rPr>
+            <m:sty m:val="p"/>
+          </m:rPr>
+          <m:t>}</m:t>
         </m:r>
       </m:oMath>
       <w:r>
@@ -11262,57 +11296,15 @@
           <w:i/>
           <w:iCs/>
         </w:rPr>
-        <w:t xml:space="preserve">, the worlds</w:t>
+        <w:t xml:space="preserve"> </w:t>
       </w:r>
       <w:r>
         <w:rPr>
           <w:i/>
           <w:iCs/>
         </w:rPr>
-        <w:t xml:space="preserve"> </w:t>
-      </w:r>
-      <m:oMath>
-        <m:r>
-          <m:rPr>
-            <m:sty m:val="p"/>
-          </m:rPr>
-          <m:t>{</m:t>
-        </m:r>
-        <m:r>
-          <m:t>κ</m:t>
-        </m:r>
-        <m:r>
-          <m:rPr>
-            <m:sty m:val="p"/>
-          </m:rPr>
-          <m:t>&gt;</m:t>
-        </m:r>
-        <m:r>
-          <m:t>0</m:t>
-        </m:r>
-        <m:r>
-          <m:rPr>
-            <m:sty m:val="p"/>
-          </m:rPr>
-          <m:t>,</m:t>
-        </m:r>
-        <m:r>
-          <m:t> </m:t>
-        </m:r>
-        <m:r>
-          <m:rPr>
-            <m:nor/>
-            <m:sty m:val="p"/>
-          </m:rPr>
-          <m:t>minority correct</m:t>
-        </m:r>
-        <m:r>
-          <m:rPr>
-            <m:sty m:val="p"/>
-          </m:rPr>
-          <m:t>}</m:t>
-        </m:r>
-      </m:oMath>
+        <w:t xml:space="preserve">and</w:t>
+      </w:r>
       <w:r>
         <w:rPr>
           <w:i/>
@@ -11320,101 +11312,72 @@
         </w:rPr>
         <w:t xml:space="preserve"> </w:t>
       </w:r>
+      <m:oMath>
+        <m:sSub>
+          <m:e>
+            <m:r>
+              <m:t>w</m:t>
+            </m:r>
+          </m:e>
+          <m:sub>
+            <m:r>
+              <m:t>2</m:t>
+            </m:r>
+          </m:sub>
+        </m:sSub>
+        <m:r>
+          <m:rPr>
+            <m:sty m:val="p"/>
+          </m:rPr>
+          <m:t>=</m:t>
+        </m:r>
+        <m:r>
+          <m:rPr>
+            <m:sty m:val="p"/>
+          </m:rPr>
+          <m:t>{</m:t>
+        </m:r>
+        <m:r>
+          <m:t>κ</m:t>
+        </m:r>
+        <m:r>
+          <m:rPr>
+            <m:sty m:val="p"/>
+          </m:rPr>
+          <m:t>&lt;</m:t>
+        </m:r>
+        <m:r>
+          <m:t>0</m:t>
+        </m:r>
+        <m:r>
+          <m:rPr>
+            <m:sty m:val="p"/>
+          </m:rPr>
+          <m:t>,</m:t>
+        </m:r>
+        <m:r>
+          <m:t> </m:t>
+        </m:r>
+        <m:r>
+          <m:rPr>
+            <m:nor/>
+            <m:sty m:val="p"/>
+          </m:rPr>
+          <m:t>plurality correct</m:t>
+        </m:r>
+        <m:r>
+          <m:rPr>
+            <m:sty m:val="p"/>
+          </m:rPr>
+          <m:t>}</m:t>
+        </m:r>
+      </m:oMath>
       <w:r>
         <w:rPr>
           <w:i/>
           <w:iCs/>
         </w:rPr>
-        <w:t xml:space="preserve">and</w:t>
-      </w:r>
-      <w:r>
-        <w:rPr>
-          <w:i/>
-          <w:iCs/>
-        </w:rPr>
-        <w:t xml:space="preserve"> </w:t>
-      </w:r>
-      <m:oMath>
-        <m:r>
-          <m:rPr>
-            <m:sty m:val="p"/>
-          </m:rPr>
-          <m:t>{</m:t>
-        </m:r>
-        <m:r>
-          <m:t>κ</m:t>
-        </m:r>
-        <m:r>
-          <m:rPr>
-            <m:sty m:val="p"/>
-          </m:rPr>
-          <m:t>&lt;</m:t>
-        </m:r>
-        <m:r>
-          <m:t>0</m:t>
-        </m:r>
-        <m:r>
-          <m:rPr>
-            <m:sty m:val="p"/>
-          </m:rPr>
-          <m:t>,</m:t>
-        </m:r>
-        <m:r>
-          <m:t> </m:t>
-        </m:r>
-        <m:r>
-          <m:rPr>
-            <m:nor/>
-            <m:sty m:val="p"/>
-          </m:rPr>
-          <m:t>plurality correct</m:t>
-        </m:r>
-        <m:r>
-          <m:rPr>
-            <m:sty m:val="p"/>
-          </m:rPr>
-          <m:t>}</m:t>
-        </m:r>
-      </m:oMath>
-      <w:r>
-        <w:rPr>
-          <w:i/>
-          <w:iCs/>
-        </w:rPr>
-        <w:t xml:space="preserve"> </w:t>
-      </w:r>
-      <w:r>
-        <w:rPr>
-          <w:i/>
-          <w:iCs/>
-        </w:rPr>
-        <w:t xml:space="preserve">induce identical observable laws (constructively,</w:t>
-      </w:r>
-      <w:r>
-        <w:rPr>
-          <w:i/>
-          <w:iCs/>
-        </w:rPr>
-        <w:t xml:space="preserve"> </w:t>
-      </w:r>
-      <m:oMath>
-        <m:r>
-          <m:t>D</m:t>
-        </m:r>
-      </m:oMath>
-      <w:r>
-        <w:rPr>
-          <w:i/>
-          <w:iCs/>
-        </w:rPr>
-        <w:t xml:space="preserve"> </w:t>
-      </w:r>
-      <w:r>
-        <w:rPr>
-          <w:i/>
-          <w:iCs/>
-        </w:rPr>
-        <w:t xml:space="preserve">computed against either truth satisfies</w:t>
+        <w:t xml:space="preserve">. Computed against either truth,</w:t>
       </w:r>
       <w:r>
         <w:rPr>
@@ -11484,7 +11447,489 @@
           <w:i/>
           <w:iCs/>
         </w:rPr>
-        <w:t xml:space="preserve">). No label-free method can separate them.</w:t>
+        <w:t xml:space="preserve">, so the statistic</w:t>
+      </w:r>
+      <w:r>
+        <w:rPr>
+          <w:i/>
+          <w:iCs/>
+        </w:rPr>
+        <w:t xml:space="preserve"> </w:t>
+      </w:r>
+      <w:r>
+        <w:rPr>
+          <w:i/>
+          <w:iCs/>
+          <w:smallCaps/>
+        </w:rPr>
+        <w:t xml:space="preserve">tact</w:t>
+      </w:r>
+      <w:r>
+        <w:rPr>
+          <w:i/>
+          <w:iCs/>
+        </w:rPr>
+        <w:t xml:space="preserve"> </w:t>
+      </w:r>
+      <w:r>
+        <w:rPr>
+          <w:i/>
+          <w:iCs/>
+        </w:rPr>
+        <w:t xml:space="preserve">uses cannot order the two worlds.</w:t>
+      </w:r>
+      <w:r>
+        <w:rPr>
+          <w:i/>
+          <w:iCs/>
+        </w:rPr>
+        <w:t xml:space="preserve"> </w:t>
+      </w:r>
+      <w:r>
+        <w:rPr>
+          <w:i/>
+          <w:iCs/>
+        </w:rPr>
+        <w:t xml:space="preserve">When the item has exactly two answer clusters the laws of</w:t>
+      </w:r>
+      <w:r>
+        <w:rPr>
+          <w:i/>
+          <w:iCs/>
+        </w:rPr>
+        <w:t xml:space="preserve"> </w:t>
+      </w:r>
+      <m:oMath>
+        <m:r>
+          <m:rPr>
+            <m:sty m:val="p"/>
+          </m:rPr>
+          <m:t>(</m:t>
+        </m:r>
+        <m:r>
+          <m:t>a</m:t>
+        </m:r>
+        <m:r>
+          <m:rPr>
+            <m:sty m:val="p"/>
+          </m:rPr>
+          <m:t>,</m:t>
+        </m:r>
+        <m:r>
+          <m:t>c</m:t>
+        </m:r>
+        <m:r>
+          <m:rPr>
+            <m:sty m:val="p"/>
+          </m:rPr>
+          <m:t>)</m:t>
+        </m:r>
+      </m:oMath>
+      <w:r>
+        <w:rPr>
+          <w:i/>
+          <w:iCs/>
+        </w:rPr>
+        <w:t xml:space="preserve"> </w:t>
+      </w:r>
+      <w:r>
+        <w:rPr>
+          <w:i/>
+          <w:iCs/>
+        </w:rPr>
+        <w:t xml:space="preserve">coincide</w:t>
+      </w:r>
+      <w:r>
+        <w:rPr>
+          <w:i/>
+          <w:iCs/>
+        </w:rPr>
+        <w:t xml:space="preserve"> </w:t>
+      </w:r>
+      <w:r>
+        <w:rPr>
+          <w:i/>
+          <w:iCs/>
+        </w:rPr>
+        <w:t xml:space="preserve">outright and no label-free method can separate them. With three or more</w:t>
+      </w:r>
+      <w:r>
+        <w:rPr>
+          <w:i/>
+          <w:iCs/>
+        </w:rPr>
+        <w:t xml:space="preserve"> </w:t>
+      </w:r>
+      <w:r>
+        <w:rPr>
+          <w:i/>
+          <w:i/>
+          <w:iCs/>
+          <w:iCs/>
+        </w:rPr>
+        <w:t xml:space="preserve">populated</w:t>
+      </w:r>
+      <w:r>
+        <w:rPr>
+          <w:i/>
+          <w:iCs/>
+        </w:rPr>
+        <w:t xml:space="preserve"> </w:t>
+      </w:r>
+      <w:r>
+        <w:rPr>
+          <w:i/>
+          <w:iCs/>
+        </w:rPr>
+        <w:t xml:space="preserve">clusters they do not coincide: under</w:t>
+      </w:r>
+      <w:r>
+        <w:rPr>
+          <w:i/>
+          <w:iCs/>
+        </w:rPr>
+        <w:t xml:space="preserve"> </w:t>
+      </w:r>
+      <m:oMath>
+        <m:sSub>
+          <m:e>
+            <m:r>
+              <m:t>w</m:t>
+            </m:r>
+          </m:e>
+          <m:sub>
+            <m:r>
+              <m:t>1</m:t>
+            </m:r>
+          </m:sub>
+        </m:sSub>
+      </m:oMath>
+      <w:r>
+        <w:rPr>
+          <w:i/>
+          <w:iCs/>
+        </w:rPr>
+        <w:t xml:space="preserve"> </w:t>
+      </w:r>
+      <w:r>
+        <w:rPr>
+          <w:i/>
+          <w:iCs/>
+        </w:rPr>
+        <w:t xml:space="preserve">only the correct</w:t>
+      </w:r>
+      <w:r>
+        <w:rPr>
+          <w:i/>
+          <w:iCs/>
+        </w:rPr>
+        <w:t xml:space="preserve"> </w:t>
+      </w:r>
+      <w:r>
+        <w:rPr>
+          <w:i/>
+          <w:iCs/>
+        </w:rPr>
+        <w:t xml:space="preserve">minority carries elevated confidence, whereas under</w:t>
+      </w:r>
+      <w:r>
+        <w:rPr>
+          <w:i/>
+          <w:iCs/>
+        </w:rPr>
+        <w:t xml:space="preserve"> </w:t>
+      </w:r>
+      <m:oMath>
+        <m:sSub>
+          <m:e>
+            <m:r>
+              <m:t>w</m:t>
+            </m:r>
+          </m:e>
+          <m:sub>
+            <m:r>
+              <m:t>2</m:t>
+            </m:r>
+          </m:sub>
+        </m:sSub>
+      </m:oMath>
+      <w:r>
+        <w:rPr>
+          <w:i/>
+          <w:iCs/>
+        </w:rPr>
+        <w:t xml:space="preserve"> </w:t>
+      </w:r>
+      <w:r>
+        <w:rPr>
+          <w:i/>
+          <w:iCs/>
+        </w:rPr>
+        <w:t xml:space="preserve">every non-plurality</w:t>
+      </w:r>
+      <w:r>
+        <w:rPr>
+          <w:i/>
+          <w:iCs/>
+        </w:rPr>
+        <w:t xml:space="preserve"> </w:t>
+      </w:r>
+      <w:r>
+        <w:rPr>
+          <w:i/>
+          <w:iCs/>
+        </w:rPr>
+        <w:t xml:space="preserve">cluster does, so the conditional law of</w:t>
+      </w:r>
+      <w:r>
+        <w:rPr>
+          <w:i/>
+          <w:iCs/>
+        </w:rPr>
+        <w:t xml:space="preserve"> </w:t>
+      </w:r>
+      <m:oMath>
+        <m:r>
+          <m:t>c</m:t>
+        </m:r>
+      </m:oMath>
+      <w:r>
+        <w:rPr>
+          <w:i/>
+          <w:iCs/>
+        </w:rPr>
+        <w:t xml:space="preserve"> </w:t>
+      </w:r>
+      <w:r>
+        <w:rPr>
+          <w:i/>
+          <w:iCs/>
+        </w:rPr>
+        <w:t xml:space="preserve">on a third cluster separates them</w:t>
+      </w:r>
+      <w:r>
+        <w:rPr>
+          <w:i/>
+          <w:iCs/>
+        </w:rPr>
+        <w:t xml:space="preserve"> </w:t>
+      </w:r>
+      <w:r>
+        <w:rPr>
+          <w:i/>
+          <w:iCs/>
+        </w:rPr>
+        <w:t xml:space="preserve">(verified numerically; the two laws agree on the top two clusters and differ</w:t>
+      </w:r>
+      <w:r>
+        <w:rPr>
+          <w:i/>
+          <w:iCs/>
+        </w:rPr>
+        <w:t xml:space="preserve"> </w:t>
+      </w:r>
+      <w:r>
+        <w:rPr>
+          <w:i/>
+          <w:iCs/>
+        </w:rPr>
+        <w:t xml:space="preserve">with</w:t>
+      </w:r>
+      <w:r>
+        <w:rPr>
+          <w:i/>
+          <w:iCs/>
+        </w:rPr>
+        <w:t xml:space="preserve"> </w:t>
+      </w:r>
+      <m:oMath>
+        <m:r>
+          <m:rPr>
+            <m:sty m:val="p"/>
+          </m:rPr>
+          <m:t>K</m:t>
+        </m:r>
+        <m:r>
+          <m:rPr>
+            <m:sty m:val="p"/>
+          </m:rPr>
+          <m:t>S</m:t>
+        </m:r>
+        <m:r>
+          <m:t> </m:t>
+        </m:r>
+        <m:r>
+          <m:t>p</m:t>
+        </m:r>
+        <m:r>
+          <m:rPr>
+            <m:sty m:val="p"/>
+          </m:rPr>
+          <m:t>&lt;</m:t>
+        </m:r>
+        <m:sSup>
+          <m:e>
+            <m:r>
+              <m:t>10</m:t>
+            </m:r>
+          </m:e>
+          <m:sup>
+            <m:r>
+              <m:rPr>
+                <m:sty m:val="p"/>
+              </m:rPr>
+              <m:t>−</m:t>
+            </m:r>
+            <m:r>
+              <m:t>15</m:t>
+            </m:r>
+          </m:sup>
+        </m:sSup>
+      </m:oMath>
+      <w:r>
+        <w:rPr>
+          <w:i/>
+          <w:iCs/>
+        </w:rPr>
+        <w:t xml:space="preserve"> </w:t>
+      </w:r>
+      <w:r>
+        <w:rPr>
+          <w:i/>
+          <w:iCs/>
+        </w:rPr>
+        <w:t xml:space="preserve">on the third). The impossibility is therefore</w:t>
+      </w:r>
+      <w:r>
+        <w:rPr>
+          <w:i/>
+          <w:iCs/>
+        </w:rPr>
+        <w:t xml:space="preserve"> </w:t>
+      </w:r>
+      <w:r>
+        <w:rPr>
+          <w:i/>
+          <w:iCs/>
+        </w:rPr>
+        <w:t xml:space="preserve">conditional on the pool being effectively binary, which is the regime the</w:t>
+      </w:r>
+      <w:r>
+        <w:rPr>
+          <w:i/>
+          <w:iCs/>
+        </w:rPr>
+        <w:t xml:space="preserve"> </w:t>
+      </w:r>
+      <w:r>
+        <w:rPr>
+          <w:i/>
+          <w:iCs/>
+        </w:rPr>
+        <w:t xml:space="preserve">confident-echo cell occupies:</w:t>
+      </w:r>
+      <w:r>
+        <w:rPr>
+          <w:i/>
+          <w:iCs/>
+        </w:rPr>
+        <w:t xml:space="preserve"> </w:t>
+      </w:r>
+      <m:oMath>
+        <m:r>
+          <m:t>88</m:t>
+        </m:r>
+        <m:r>
+          <m:rPr>
+            <m:sty m:val="p"/>
+          </m:rPr>
+          <m:t>%</m:t>
+        </m:r>
+      </m:oMath>
+      <w:r>
+        <w:rPr>
+          <w:i/>
+          <w:iCs/>
+        </w:rPr>
+        <w:t xml:space="preserve"> </w:t>
+      </w:r>
+      <w:r>
+        <w:rPr>
+          <w:i/>
+          <w:iCs/>
+        </w:rPr>
+        <w:t xml:space="preserve">of its items have no third cluster at</w:t>
+      </w:r>
+      <w:r>
+        <w:rPr>
+          <w:i/>
+          <w:iCs/>
+        </w:rPr>
+        <w:t xml:space="preserve"> </w:t>
+      </w:r>
+      <m:oMath>
+        <m:r>
+          <m:t>K</m:t>
+        </m:r>
+        <m:r>
+          <m:rPr>
+            <m:sty m:val="p"/>
+          </m:rPr>
+          <m:t>=</m:t>
+        </m:r>
+        <m:r>
+          <m:t>15</m:t>
+        </m:r>
+      </m:oMath>
+      <w:r>
+        <w:rPr>
+          <w:i/>
+          <w:iCs/>
+        </w:rPr>
+        <w:t xml:space="preserve">.</w:t>
+      </w:r>
+      <w:r>
+        <w:rPr>
+          <w:i/>
+          <w:iCs/>
+        </w:rPr>
+        <w:t xml:space="preserve"> </w:t>
+      </w:r>
+      <w:r>
+        <w:rPr>
+          <w:i/>
+          <w:iCs/>
+          <w:smallCaps/>
+        </w:rPr>
+        <w:t xml:space="preserve">tact</w:t>
+      </w:r>
+      <w:r>
+        <w:rPr>
+          <w:i/>
+          <w:iCs/>
+        </w:rPr>
+        <w:t xml:space="preserve"> </w:t>
+      </w:r>
+      <w:r>
+        <w:rPr>
+          <w:i/>
+          <w:iCs/>
+        </w:rPr>
+        <w:t xml:space="preserve">does not exploit the residual signal, and no published</w:t>
+      </w:r>
+      <w:r>
+        <w:rPr>
+          <w:i/>
+          <w:iCs/>
+        </w:rPr>
+        <w:t xml:space="preserve"> </w:t>
+      </w:r>
+      <w:r>
+        <w:rPr>
+          <w:i/>
+          <w:iCs/>
+        </w:rPr>
+        <w:t xml:space="preserve">method does either; doing so is left open.</w:t>
       </w:r>
     </w:p>
     <w:bookmarkEnd w:id="44"/>
@@ -15521,7 +15966,27 @@
         <w:t xml:space="preserve"> </w:t>
       </w:r>
       <w:r>
-        <w:t xml:space="preserve">no label-free method could do better than a coin flip on the sign here, and pretending otherwise would be the real failure.</w:t>
+        <w:t xml:space="preserve">no label-free method could do better than a coin flip on the sign here, since</w:t>
+      </w:r>
+      <w:r>
+        <w:t xml:space="preserve"> </w:t>
+      </w:r>
+      <m:oMath>
+        <m:r>
+          <m:t>88</m:t>
+        </m:r>
+        <m:r>
+          <m:rPr>
+            <m:sty m:val="p"/>
+          </m:rPr>
+          <m:t>%</m:t>
+        </m:r>
+      </m:oMath>
+      <w:r>
+        <w:t xml:space="preserve"> </w:t>
+      </w:r>
+      <w:r>
+        <w:t xml:space="preserve">of the cell’s items are effectively binary and the escape the proposition identifies is unavailable on them; pretending otherwise would be the real failure.</w:t>
       </w:r>
     </w:p>
     <w:bookmarkStart w:id="59" w:name="fig:adv"/>
@@ -16969,7 +17434,7 @@
         <w:t xml:space="preserve"> </w:t>
       </w:r>
       <w:r>
-        <w:t xml:space="preserve">each one with an executable test; the suite is 98 tests covering</w:t>
+        <w:t xml:space="preserve">each one with an executable test; the suite is 102 tests covering</w:t>
       </w:r>
       <w:r>
         <w:t xml:space="preserve"> </w:t>
@@ -16990,7 +17455,7 @@
         <w:t xml:space="preserve"> </w:t>
       </w:r>
       <w:r>
-        <w:t xml:space="preserve">follow-on work, and runs in 82 seconds. Table </w:t>
+        <w:t xml:space="preserve">follow-on work, and runs in 199 seconds. Table </w:t>
       </w:r>
       <w:hyperlink w:anchor="tab:tests">
         <w:r>
@@ -17335,7 +17800,57 @@
               <w:t xml:space="preserve"> </w:t>
             </w:r>
             <w:r>
-              <w:t xml:space="preserve">agreement; 4% sign match</w:t>
+              <w:t xml:space="preserve">agreement; 4% sign match; the two-world boundary is pinned both ways (binary pools indistinguishable, a populated third cluster separates them at</w:t>
+            </w:r>
+            <w:r>
+              <w:t xml:space="preserve"> </w:t>
+            </w:r>
+            <m:oMath>
+              <m:r>
+                <m:rPr>
+                  <m:sty m:val="p"/>
+                </m:rPr>
+                <m:t>K</m:t>
+              </m:r>
+              <m:r>
+                <m:rPr>
+                  <m:sty m:val="p"/>
+                </m:rPr>
+                <m:t>S</m:t>
+              </m:r>
+              <m:r>
+                <m:t> </m:t>
+              </m:r>
+              <m:r>
+                <m:t>p</m:t>
+              </m:r>
+              <m:r>
+                <m:rPr>
+                  <m:sty m:val="p"/>
+                </m:rPr>
+                <m:t>&lt;</m:t>
+              </m:r>
+              <m:sSup>
+                <m:e>
+                  <m:r>
+                    <m:t>10</m:t>
+                  </m:r>
+                </m:e>
+                <m:sup>
+                  <m:r>
+                    <m:rPr>
+                      <m:sty m:val="p"/>
+                    </m:rPr>
+                    <m:t>−</m:t>
+                  </m:r>
+                  <m:r>
+                    <m:t>10</m:t>
+                  </m:r>
+                </m:sup>
+              </m:sSup>
+            </m:oMath>
+            <w:r>
+              <w:t xml:space="preserve">)</w:t>
             </w:r>
           </w:p>
         </w:tc>

--- a/paper/tact.docx
+++ b/paper/tact.docx
@@ -1584,7 +1584,48 @@
         <w:t xml:space="preserve"> </w:t>
       </w:r>
       <w:r>
-        <w:t xml:space="preserve">the plurality-wrong items where a flip could help, and</w:t>
+        <w:t xml:space="preserve">the plurality-wrong items with</w:t>
+      </w:r>
+      <w:r>
+        <w:t xml:space="preserve"> </w:t>
+      </w:r>
+      <m:oMath>
+        <m:r>
+          <m:rPr>
+            <m:sty m:val="p"/>
+          </m:rPr>
+          <m:t>|</m:t>
+        </m:r>
+        <m:sSub>
+          <m:e>
+            <m:r>
+              <m:t>D</m:t>
+            </m:r>
+          </m:e>
+          <m:sub>
+            <m:r>
+              <m:t>q</m:t>
+            </m:r>
+          </m:sub>
+        </m:sSub>
+        <m:r>
+          <m:rPr>
+            <m:sty m:val="p"/>
+          </m:rPr>
+          <m:t>|</m:t>
+        </m:r>
+        <m:r>
+          <m:rPr>
+            <m:sty m:val="p"/>
+          </m:rPr>
+          <m:t>&gt;</m:t>
+        </m:r>
+        <m:r>
+          <m:t>0.3</m:t>
+        </m:r>
+      </m:oMath>
+      <w:r>
+        <w:t xml:space="preserve">, the ones where a flip could win, and</w:t>
       </w:r>
       <w:r>
         <w:t xml:space="preserve"> </w:t>
@@ -2126,9 +2167,15 @@
         </w:r>
       </w:hyperlink>
       <w:r>
-        <w:t xml:space="preserve">,</w:t>
-      </w:r>
-      <w:hyperlink w:anchor="bib:borda2025">
+        <w:t xml:space="preserve">] and early-stopping families</w:t>
+      </w:r>
+      <w:r>
+        <w:t xml:space="preserve"> </w:t>
+      </w:r>
+      <w:r>
+        <w:t xml:space="preserve">[</w:t>
+      </w:r>
+      <w:hyperlink w:anchor="bib:aggarwal2023adaptive">
         <w:r>
           <w:rPr>
             <w:rStyle w:val="Hyperlink"/>
@@ -2137,9 +2184,9 @@
         </w:r>
       </w:hyperlink>
       <w:r>
-        <w:t xml:space="preserve">] and early-stopping families [</w:t>
-      </w:r>
-      <w:hyperlink w:anchor="bib:aggarwal2023adaptive">
+        <w:t xml:space="preserve">,</w:t>
+      </w:r>
+      <w:hyperlink w:anchor="bib:li2024escape">
         <w:r>
           <w:rPr>
             <w:rStyle w:val="Hyperlink"/>
@@ -2148,9 +2195,15 @@
         </w:r>
       </w:hyperlink>
       <w:r>
-        <w:t xml:space="preserve">,</w:t>
-      </w:r>
-      <w:hyperlink w:anchor="bib:li2024escape">
+        <w:t xml:space="preserve">] refine the budget. Self-certainty</w:t>
+      </w:r>
+      <w:r>
+        <w:t xml:space="preserve"> </w:t>
+      </w:r>
+      <w:r>
+        <w:t xml:space="preserve">[</w:t>
+      </w:r>
+      <w:hyperlink w:anchor="bib:borda2025">
         <w:r>
           <w:rPr>
             <w:rStyle w:val="Hyperlink"/>
@@ -2159,7 +2212,41 @@
         </w:r>
       </w:hyperlink>
       <w:r>
-        <w:t xml:space="preserve">] refine the budget; reliability-aware pseudo-counts [</w:t>
+        <w:t xml:space="preserve">] is the closest relative in spirit, being the one published</w:t>
+      </w:r>
+      <w:r>
+        <w:t xml:space="preserve"> </w:t>
+      </w:r>
+      <w:r>
+        <w:t xml:space="preserve">selector that scores candidates by a rank-like quantity rather than by raw</w:t>
+      </w:r>
+      <w:r>
+        <w:t xml:space="preserve"> </w:t>
+      </w:r>
+      <w:r>
+        <w:t xml:space="preserve">confidence, but it ranks</w:t>
+      </w:r>
+      <w:r>
+        <w:t xml:space="preserve"> </w:t>
+      </w:r>
+      <w:r>
+        <w:rPr>
+          <w:i/>
+          <w:iCs/>
+        </w:rPr>
+        <w:t xml:space="preserve">across</w:t>
+      </w:r>
+      <w:r>
+        <w:t xml:space="preserve"> </w:t>
+      </w:r>
+      <w:r>
+        <w:t xml:space="preserve">candidates with a fixed positive</w:t>
+      </w:r>
+      <w:r>
+        <w:t xml:space="preserve"> </w:t>
+      </w:r>
+      <w:r>
+        <w:t xml:space="preserve">orientation and is not evaluated here; reliability-aware pseudo-counts [</w:t>
       </w:r>
       <w:hyperlink w:anchor="bib:reasc2026">
         <w:r>
@@ -2476,7 +2563,19 @@
         <w:t xml:space="preserve"> </w:t>
       </w:r>
       <w:r>
-        <w:t xml:space="preserve">A preceding system by the author (RLEV-VoI, redundancy-discounted voting with value-of-information stopping) was evaluated under the same falsification discipline and</w:t>
+        <w:t xml:space="preserve">A preceding system in the same line of work</w:t>
+      </w:r>
+      <w:r>
+        <w:t xml:space="preserve"> </w:t>
+      </w:r>
+      <w:r>
+        <w:t xml:space="preserve">(RLEV-VoI, redundancy-discounted voting with value-of-information stopping)</w:t>
+      </w:r>
+      <w:r>
+        <w:t xml:space="preserve"> </w:t>
+      </w:r>
+      <w:r>
+        <w:t xml:space="preserve">was evaluated under the same falsification discipline and</w:t>
       </w:r>
       <w:r>
         <w:t xml:space="preserve"> </w:t>
@@ -2492,7 +2591,25 @@
         <w:t xml:space="preserve"> </w:t>
       </w:r>
       <w:r>
-        <w:t xml:space="preserve">it, dominated everywhere by a simple deduplication baseline, and is reported as a negative result. Its post-mortem isolated the confidence dilemma studied here.</w:t>
+        <w:t xml:space="preserve">it,</w:t>
+      </w:r>
+      <w:r>
+        <w:t xml:space="preserve"> </w:t>
+      </w:r>
+      <w:r>
+        <w:t xml:space="preserve">dominated everywhere by a simple deduplication baseline, and is reported as a</w:t>
+      </w:r>
+      <w:r>
+        <w:t xml:space="preserve"> </w:t>
+      </w:r>
+      <w:r>
+        <w:t xml:space="preserve">negative result. Its post-mortem isolated the confidence dilemma studied</w:t>
+      </w:r>
+      <w:r>
+        <w:t xml:space="preserve"> </w:t>
+      </w:r>
+      <w:r>
+        <w:t xml:space="preserve">here.</w:t>
       </w:r>
     </w:p>
     <w:bookmarkEnd w:id="11"/>
@@ -8016,42 +8133,49 @@
             </m:sup>
           </m:sSup>
           <m:r>
-            <m:rPr>
-              <m:sty m:val="p"/>
-            </m:rPr>
-            <m:t>(</m:t>
+            <m:t>​</m:t>
           </m:r>
-          <m:acc>
-            <m:accPr>
-              <m:chr m:val="̂"/>
-            </m:accPr>
+          <m:d>
+            <m:dPr>
+              <m:begChr m:val="("/>
+              <m:sepChr m:val=""/>
+              <m:endChr m:val=")"/>
+              <m:grow/>
+            </m:dPr>
             <m:e>
-              <m:r>
-                <m:rPr>
-                  <m:sty m:val="p"/>
-                </m:rPr>
-                <m:t>A</m:t>
-              </m:r>
-              <m:r>
-                <m:rPr>
-                  <m:sty m:val="p"/>
-                </m:rPr>
-                <m:t>U</m:t>
-              </m:r>
-              <m:r>
-                <m:rPr>
-                  <m:sty m:val="p"/>
-                </m:rPr>
-                <m:t>C</m:t>
-              </m:r>
+              <m:f>
+                <m:fPr>
+                  <m:type m:val="lin"/>
+                </m:fPr>
+                <m:num>
+                  <m:r>
+                    <m:t>1</m:t>
+                  </m:r>
+                  <m:r>
+                    <m:rPr>
+                      <m:sty m:val="p"/>
+                    </m:rPr>
+                    <m:t>+</m:t>
+                  </m:r>
+                  <m:acc>
+                    <m:accPr>
+                      <m:chr m:val="̃"/>
+                    </m:accPr>
+                    <m:e>
+                      <m:r>
+                        <m:t>D</m:t>
+                      </m:r>
+                    </m:e>
+                  </m:acc>
+                </m:num>
+                <m:den>
+                  <m:r>
+                    <m:t>2</m:t>
+                  </m:r>
+                </m:den>
+              </m:f>
             </m:e>
-          </m:acc>
-          <m:r>
-            <m:rPr>
-              <m:sty m:val="p"/>
-            </m:rPr>
-            <m:t>)</m:t>
-          </m:r>
+          </m:d>
           <m:r>
             <m:rPr>
               <m:sty m:val="p"/>
@@ -8066,7 +8190,113 @@
         <w:pStyle w:val="FirstParagraph"/>
       </w:pPr>
       <w:r>
-        <w:t xml:space="preserve">one probit and one square root. Nothing in it is fitted to outcomes:</w:t>
+        <w:t xml:space="preserve">one probit and one square root, where</w:t>
+      </w:r>
+      <w:r>
+        <w:t xml:space="preserve"> </w:t>
+      </w:r>
+      <m:oMath>
+        <m:acc>
+          <m:accPr>
+            <m:chr m:val="̃"/>
+          </m:accPr>
+          <m:e>
+            <m:r>
+              <m:t>D</m:t>
+            </m:r>
+          </m:e>
+        </m:acc>
+      </m:oMath>
+      <w:r>
+        <w:t xml:space="preserve"> </w:t>
+      </w:r>
+      <w:r>
+        <w:t xml:space="preserve">is the shrunk</w:t>
+      </w:r>
+      <w:r>
+        <w:t xml:space="preserve"> </w:t>
+      </w:r>
+      <w:r>
+        <w:rPr>
+          <w:i/>
+          <w:iCs/>
+        </w:rPr>
+        <w:t xml:space="preserve">pooled</w:t>
+      </w:r>
+      <w:r>
+        <w:t xml:space="preserve"> </w:t>
+      </w:r>
+      <w:r>
+        <w:t xml:space="preserve">statistic of</w:t>
+      </w:r>
+      <w:r>
+        <w:t xml:space="preserve"> </w:t>
+      </w:r>
+      <w:hyperlink w:anchor="eq:js">
+        <w:r>
+          <w:rPr>
+            <w:rStyle w:val="Hyperlink"/>
+          </w:rPr>
+          <w:t xml:space="preserve">[eq:js]</w:t>
+        </w:r>
+      </w:hyperlink>
+      <w:r>
+        <w:t xml:space="preserve"> </w:t>
+      </w:r>
+      <w:r>
+        <w:t xml:space="preserve">and not the per-item</w:t>
+      </w:r>
+      <w:r>
+        <w:t xml:space="preserve"> </w:t>
+      </w:r>
+      <m:oMath>
+        <m:sSub>
+          <m:e>
+            <m:r>
+              <m:rPr>
+                <m:sty m:val="p"/>
+              </m:rPr>
+              <m:t>A</m:t>
+            </m:r>
+            <m:r>
+              <m:rPr>
+                <m:sty m:val="p"/>
+              </m:rPr>
+              <m:t>U</m:t>
+            </m:r>
+            <m:r>
+              <m:rPr>
+                <m:sty m:val="p"/>
+              </m:rPr>
+              <m:t>C</m:t>
+            </m:r>
+          </m:e>
+          <m:sub>
+            <m:r>
+              <m:t>q</m:t>
+            </m:r>
+          </m:sub>
+        </m:sSub>
+      </m:oMath>
+      <w:r>
+        <w:t xml:space="preserve"> </w:t>
+      </w:r>
+      <w:r>
+        <w:t xml:space="preserve">of</w:t>
+      </w:r>
+      <w:r>
+        <w:t xml:space="preserve"> </w:t>
+      </w:r>
+      <w:hyperlink w:anchor="eq:pooled">
+        <w:r>
+          <w:rPr>
+            <w:rStyle w:val="Hyperlink"/>
+          </w:rPr>
+          <w:t xml:space="preserve">[eq:pooled]</w:t>
+        </w:r>
+      </w:hyperlink>
+      <w:r>
+        <w:t xml:space="preserve">. Nothing in it is fitted to outcomes:</w:t>
       </w:r>
       <w:r>
         <w:t xml:space="preserve"> </w:t>
@@ -8826,7 +9056,7 @@
         <m:sSub>
           <m:e>
             <m:r>
-              <m:t>κ</m:t>
+              <m:t>λ</m:t>
             </m:r>
           </m:e>
           <m:sub>
@@ -8893,7 +9123,7 @@
         <m:sSub>
           <m:e>
             <m:r>
-              <m:t>κ</m:t>
+              <m:t>λ</m:t>
             </m:r>
           </m:e>
           <m:sub>
@@ -8917,7 +9147,64 @@
           <w:i/>
           <w:iCs/>
         </w:rPr>
-        <w:t xml:space="preserve">; hence the argmax, the ties, and the normalized vote shares coincide with CISC-power</w:t>
+        <w:t xml:space="preserve"> </w:t>
+      </w:r>
+      <w:r>
+        <w:rPr>
+          <w:i/>
+          <w:iCs/>
+        </w:rPr>
+        <w:t xml:space="preserve">(distinct from the coupling</w:t>
+      </w:r>
+      <w:r>
+        <w:rPr>
+          <w:i/>
+          <w:iCs/>
+        </w:rPr>
+        <w:t xml:space="preserve"> </w:t>
+      </w:r>
+      <m:oMath>
+        <m:r>
+          <m:t>κ</m:t>
+        </m:r>
+      </m:oMath>
+      <w:r>
+        <w:rPr>
+          <w:i/>
+          <w:iCs/>
+        </w:rPr>
+        <w:t xml:space="preserve"> </w:t>
+      </w:r>
+      <w:r>
+        <w:rPr>
+          <w:i/>
+          <w:iCs/>
+        </w:rPr>
+        <w:t xml:space="preserve">of</w:t>
+      </w:r>
+      <w:r>
+        <w:rPr>
+          <w:i/>
+          <w:iCs/>
+        </w:rPr>
+        <w:t xml:space="preserve"> </w:t>
+      </w:r>
+      <w:hyperlink w:anchor="eq:confmodel">
+        <w:r>
+          <w:rPr>
+            <w:rStyle w:val="Hyperlink"/>
+            <w:i/>
+            <w:iCs/>
+          </w:rPr>
+          <w:t xml:space="preserve">[eq:confmodel]</w:t>
+        </w:r>
+      </w:hyperlink>
+      <w:r>
+        <w:rPr>
+          <w:i/>
+          <w:iCs/>
+        </w:rPr>
+        <w:t xml:space="preserve">); hence the argmax, the ties, and the normalized vote shares coincide with CISC-power</w:t>
       </w:r>
       <m:oMath>
         <m:r>
@@ -10950,135 +11237,163 @@
           <w:i/>
           <w:iCs/>
         </w:rPr>
-        <w:t xml:space="preserve">up-weights unconfident traces, which are again the plurality side. Empirically such a rule agrees with</w:t>
-      </w:r>
-      <w:r>
-        <w:rPr>
-          <w:i/>
-          <w:iCs/>
-        </w:rPr>
-        <w:t xml:space="preserve"> </w:t>
-      </w:r>
-      <w:r>
-        <w:rPr>
-          <w:i/>
-          <w:iCs/>
-          <w:smallCaps/>
-        </w:rPr>
-        <w:t xml:space="preserve">sc</w:t>
-      </w:r>
-      <w:r>
-        <w:rPr>
-          <w:i/>
-          <w:iCs/>
-        </w:rPr>
-        <w:t xml:space="preserve"> </w:t>
-      </w:r>
-      <w:r>
-        <w:rPr>
-          <w:i/>
-          <w:iCs/>
-        </w:rPr>
-        <w:t xml:space="preserve">on</w:t>
-      </w:r>
-      <w:r>
-        <w:rPr>
-          <w:i/>
-          <w:iCs/>
-        </w:rPr>
-        <w:t xml:space="preserve"> </w:t>
-      </w:r>
-      <m:oMath>
-        <m:r>
-          <m:t>97.5</m:t>
-        </m:r>
-        <m:r>
-          <m:rPr>
-            <m:sty m:val="p"/>
-          </m:rPr>
-          <m:t>%</m:t>
-        </m:r>
-      </m:oMath>
-      <w:r>
-        <w:rPr>
-          <w:i/>
-          <w:iCs/>
-        </w:rPr>
-        <w:t xml:space="preserve"> </w:t>
-      </w:r>
-      <w:r>
-        <w:rPr>
-          <w:i/>
-          <w:iCs/>
-        </w:rPr>
-        <w:t xml:space="preserve">of items and its residual flips are net-harmful (</w:t>
-      </w:r>
-      <m:oMath>
-        <m:r>
-          <m:t>1</m:t>
-        </m:r>
-      </m:oMath>
-      <w:r>
-        <w:rPr>
-          <w:i/>
-          <w:iCs/>
-        </w:rPr>
-        <w:t xml:space="preserve"> </w:t>
-      </w:r>
-      <w:r>
-        <w:rPr>
-          <w:i/>
-          <w:iCs/>
-        </w:rPr>
-        <w:t xml:space="preserve">right vs. </w:t>
-      </w:r>
-      <m:oMath>
-        <m:r>
-          <m:t>9</m:t>
-        </m:r>
-      </m:oMath>
-      <w:r>
-        <w:rPr>
-          <w:i/>
-          <w:iCs/>
-        </w:rPr>
-        <w:t xml:space="preserve"> </w:t>
-      </w:r>
-      <w:r>
-        <w:rPr>
-          <w:i/>
-          <w:iCs/>
-        </w:rPr>
-        <w:t xml:space="preserve">wrong per</w:t>
-      </w:r>
-      <w:r>
-        <w:rPr>
-          <w:i/>
-          <w:iCs/>
-        </w:rPr>
-        <w:t xml:space="preserve"> </w:t>
-      </w:r>
-      <m:oMath>
-        <m:r>
-          <m:t>400</m:t>
-        </m:r>
-      </m:oMath>
-      <w:r>
-        <w:rPr>
-          <w:i/>
-          <w:iCs/>
-        </w:rPr>
-        <w:t xml:space="preserve"> </w:t>
-      </w:r>
-      <w:r>
-        <w:rPr>
-          <w:i/>
-          <w:iCs/>
-        </w:rPr>
-        <w:t xml:space="preserve">items).</w:t>
+        <w:t xml:space="preserve">up-weights unconfident traces, which are again the plurality side.</w:t>
       </w:r>
     </w:p>
     <w:bookmarkEnd w:id="42"/>
+    <w:p>
+      <w:pPr>
+        <w:pStyle w:val="BodyText"/>
+      </w:pPr>
+      <w:r>
+        <w:rPr>
+          <w:b/>
+          <w:bCs/>
+        </w:rPr>
+        <w:t xml:space="preserve">Remark 1</w:t>
+      </w:r>
+      <w:r>
+        <w:t xml:space="preserve">.</w:t>
+      </w:r>
+      <w:r>
+        <w:t xml:space="preserve"> </w:t>
+      </w:r>
+      <w:r>
+        <w:t xml:space="preserve"> </w:t>
+      </w:r>
+      <w:r>
+        <w:rPr>
+          <w:i/>
+          <w:iCs/>
+        </w:rPr>
+        <w:t xml:space="preserve">Measured in this harness, such a rule agrees with</w:t>
+      </w:r>
+      <w:r>
+        <w:rPr>
+          <w:i/>
+          <w:iCs/>
+        </w:rPr>
+        <w:t xml:space="preserve"> </w:t>
+      </w:r>
+      <w:r>
+        <w:rPr>
+          <w:i/>
+          <w:iCs/>
+          <w:smallCaps/>
+        </w:rPr>
+        <w:t xml:space="preserve">sc</w:t>
+      </w:r>
+      <w:r>
+        <w:rPr>
+          <w:i/>
+          <w:iCs/>
+        </w:rPr>
+        <w:t xml:space="preserve"> </w:t>
+      </w:r>
+      <w:r>
+        <w:rPr>
+          <w:i/>
+          <w:iCs/>
+        </w:rPr>
+        <w:t xml:space="preserve">on</w:t>
+      </w:r>
+      <w:r>
+        <w:rPr>
+          <w:i/>
+          <w:iCs/>
+        </w:rPr>
+        <w:t xml:space="preserve"> </w:t>
+      </w:r>
+      <m:oMath>
+        <m:r>
+          <m:t>97.5</m:t>
+        </m:r>
+        <m:r>
+          <m:rPr>
+            <m:sty m:val="p"/>
+          </m:rPr>
+          <m:t>%</m:t>
+        </m:r>
+      </m:oMath>
+      <w:r>
+        <w:rPr>
+          <w:i/>
+          <w:iCs/>
+        </w:rPr>
+        <w:t xml:space="preserve"> </w:t>
+      </w:r>
+      <w:r>
+        <w:rPr>
+          <w:i/>
+          <w:iCs/>
+        </w:rPr>
+        <w:t xml:space="preserve">of items and its residual flips are net-harmful (</w:t>
+      </w:r>
+      <m:oMath>
+        <m:r>
+          <m:t>1</m:t>
+        </m:r>
+      </m:oMath>
+      <w:r>
+        <w:rPr>
+          <w:i/>
+          <w:iCs/>
+        </w:rPr>
+        <w:t xml:space="preserve"> </w:t>
+      </w:r>
+      <w:r>
+        <w:rPr>
+          <w:i/>
+          <w:iCs/>
+        </w:rPr>
+        <w:t xml:space="preserve">right vs. </w:t>
+      </w:r>
+      <m:oMath>
+        <m:r>
+          <m:t>9</m:t>
+        </m:r>
+      </m:oMath>
+      <w:r>
+        <w:rPr>
+          <w:i/>
+          <w:iCs/>
+        </w:rPr>
+        <w:t xml:space="preserve"> </w:t>
+      </w:r>
+      <w:r>
+        <w:rPr>
+          <w:i/>
+          <w:iCs/>
+        </w:rPr>
+        <w:t xml:space="preserve">wrong per</w:t>
+      </w:r>
+      <w:r>
+        <w:rPr>
+          <w:i/>
+          <w:iCs/>
+        </w:rPr>
+        <w:t xml:space="preserve"> </w:t>
+      </w:r>
+      <m:oMath>
+        <m:r>
+          <m:t>400</m:t>
+        </m:r>
+      </m:oMath>
+      <w:r>
+        <w:rPr>
+          <w:i/>
+          <w:iCs/>
+        </w:rPr>
+        <w:t xml:space="preserve"> </w:t>
+      </w:r>
+      <w:r>
+        <w:rPr>
+          <w:i/>
+          <w:iCs/>
+        </w:rPr>
+        <w:t xml:space="preserve">items).</w:t>
+      </w:r>
+    </w:p>
     <w:bookmarkStart w:id="43" w:name="prop:curse"/>
     <w:p>
       <w:pPr>
@@ -11089,7 +11404,7 @@
           <w:b/>
           <w:bCs/>
         </w:rPr>
-        <w:t xml:space="preserve">Proposition 6</w:t>
+        <w:t xml:space="preserve">Remark 2</w:t>
       </w:r>
       <w:r>
         <w:t xml:space="preserve"> </w:t>
@@ -11108,7 +11423,7 @@
           <w:i/>
           <w:iCs/>
         </w:rPr>
-        <w:t xml:space="preserve">On plurality-wrong items with</w:t>
+        <w:t xml:space="preserve">This is a measurement in the present harness rather than a theorem: on plurality-wrong items with</w:t>
       </w:r>
       <w:r>
         <w:rPr>
@@ -11203,7 +11518,7 @@
           <w:b/>
           <w:bCs/>
         </w:rPr>
-        <w:t xml:space="preserve">Proposition 7</w:t>
+        <w:t xml:space="preserve">Proposition 6</w:t>
       </w:r>
       <w:r>
         <w:t xml:space="preserve"> </w:t>
@@ -12076,7 +12391,7 @@
           <w:rPr>
             <w:rStyle w:val="Hyperlink"/>
           </w:rPr>
-          <w:t xml:space="preserve">7</w:t>
+          <w:t xml:space="preserve">6</w:t>
         </w:r>
       </w:hyperlink>
       <w:r>
@@ -15959,7 +16274,7 @@
           <w:rPr>
             <w:rStyle w:val="Hyperlink"/>
           </w:rPr>
-          <w:t xml:space="preserve">7</w:t>
+          <w:t xml:space="preserve">6</w:t>
         </w:r>
       </w:hyperlink>
       <w:r>
@@ -16394,11 +16709,11 @@
           <w:rPr>
             <w:rStyle w:val="Hyperlink"/>
           </w:rPr>
-          <w:t xml:space="preserve">7</w:t>
+          <w:t xml:space="preserve">6</w:t>
         </w:r>
       </w:hyperlink>
       <w:r>
-        <w:t xml:space="preserve">. One observation is reported as-is rather than tuned for: the label-free variant outperforms the dev variant in the grouped cell (</w:t>
+        <w:t xml:space="preserve">. The two arms land within seed noise of each other here (</w:t>
       </w:r>
       <m:oMath>
         <m:r>
@@ -16409,7 +16724,10 @@
         <w:t xml:space="preserve"> </w:t>
       </w:r>
       <w:r>
-        <w:t xml:space="preserve">vs. </w:t>
+        <w:t xml:space="preserve">and</w:t>
+      </w:r>
+      <w:r>
+        <w:t xml:space="preserve"> </w:t>
       </w:r>
       <m:oMath>
         <m:r>
@@ -16417,58 +16735,148 @@
         </m:r>
       </m:oMath>
       <w:r>
-        <w:t xml:space="preserve">) because its lower exponent cap (</w:t>
-      </w:r>
-      <m:oMath>
+        <w:t xml:space="preserve"> </w:t>
+      </w:r>
+      <w:r>
+        <w:t xml:space="preserve">on</w:t>
+      </w:r>
+      <w:r>
+        <w:t xml:space="preserve"> </w:t>
+      </w:r>
+      <w:r>
+        <w:t xml:space="preserve">one seed;</w:t>
+      </w:r>
+      <w:r>
+        <w:t xml:space="preserve"> </w:t>
+      </w:r>
+      <m:oMath>
+        <m:r>
+          <m:t>0.929</m:t>
+        </m:r>
+        <m:r>
+          <m:rPr>
+            <m:sty m:val="p"/>
+          </m:rPr>
+          <m:t>±</m:t>
+        </m:r>
+        <m:r>
+          <m:t>0.015</m:t>
+        </m:r>
+      </m:oMath>
+      <w:r>
+        <w:t xml:space="preserve"> </w:t>
+      </w:r>
+      <w:r>
+        <w:t xml:space="preserve">each over five). An earlier draft attributed the</w:t>
+      </w:r>
+      <w:r>
+        <w:t xml:space="preserve"> </w:t>
+      </w:r>
+      <w:r>
+        <w:t xml:space="preserve">gap to the arms’ different exponent caps; the ablation says otherwise. Sweeping</w:t>
+      </w:r>
+      <w:r>
+        <w:t xml:space="preserve"> </w:t>
+      </w:r>
+      <w:r>
+        <w:t xml:space="preserve">the cap over</w:t>
+      </w:r>
+      <w:r>
+        <w:t xml:space="preserve"> </w:t>
+      </w:r>
+      <m:oMath>
+        <m:r>
+          <m:rPr>
+            <m:sty m:val="p"/>
+          </m:rPr>
+          <m:t>{</m:t>
+        </m:r>
+        <m:r>
+          <m:t>1</m:t>
+        </m:r>
+        <m:r>
+          <m:rPr>
+            <m:sty m:val="p"/>
+          </m:rPr>
+          <m:t>,</m:t>
+        </m:r>
         <m:r>
           <m:t>2</m:t>
         </m:r>
-      </m:oMath>
-      <w:r>
-        <w:t xml:space="preserve"> </w:t>
-      </w:r>
-      <w:r>
-        <w:t xml:space="preserve">vs. </w:t>
-      </w:r>
-      <m:oMath>
+        <m:r>
+          <m:rPr>
+            <m:sty m:val="p"/>
+          </m:rPr>
+          <m:t>,</m:t>
+        </m:r>
+        <m:r>
+          <m:t>3</m:t>
+        </m:r>
+        <m:r>
+          <m:rPr>
+            <m:sty m:val="p"/>
+          </m:rPr>
+          <m:t>,</m:t>
+        </m:r>
         <m:r>
           <m:t>4</m:t>
         </m:r>
-      </m:oMath>
-      <w:r>
-        <w:t xml:space="preserve">) regularizes better when</w:t>
-      </w:r>
-      <w:r>
-        <w:t xml:space="preserve"> </w:t>
-      </w:r>
-      <m:oMath>
-        <m:r>
-          <m:rPr>
-            <m:sty m:val="p"/>
-          </m:rPr>
-          <m:t>|</m:t>
-        </m:r>
-        <m:r>
-          <m:t>D</m:t>
-        </m:r>
-        <m:r>
-          <m:rPr>
-            <m:sty m:val="p"/>
-          </m:rPr>
-          <m:t>|</m:t>
-        </m:r>
-        <m:r>
-          <m:rPr>
-            <m:sty m:val="p"/>
-          </m:rPr>
-          <m:t>≈</m:t>
-        </m:r>
-        <m:r>
-          <m:t>1</m:t>
-        </m:r>
-      </m:oMath>
-      <w:r>
-        <w:t xml:space="preserve">; cap robustness is left as an ablation.</w:t>
+        <m:r>
+          <m:rPr>
+            <m:sty m:val="p"/>
+          </m:rPr>
+          <m:t>,</m:t>
+        </m:r>
+        <m:r>
+          <m:t>6</m:t>
+        </m:r>
+        <m:r>
+          <m:rPr>
+            <m:sty m:val="p"/>
+          </m:rPr>
+          <m:t>,</m:t>
+        </m:r>
+        <m:r>
+          <m:t>8</m:t>
+        </m:r>
+        <m:r>
+          <m:rPr>
+            <m:sty m:val="p"/>
+          </m:rPr>
+          <m:t>}</m:t>
+        </m:r>
+      </m:oMath>
+      <w:r>
+        <w:t xml:space="preserve"> </w:t>
+      </w:r>
+      <w:r>
+        <w:t xml:space="preserve">moves neither arm at all (spread</w:t>
+      </w:r>
+      <w:r>
+        <w:t xml:space="preserve"> </w:t>
+      </w:r>
+      <m:oMath>
+        <m:r>
+          <m:t>0.0000</m:t>
+        </m:r>
+      </m:oMath>
+      <w:r>
+        <w:t xml:space="preserve"> </w:t>
+      </w:r>
+      <w:r>
+        <w:t xml:space="preserve">for</w:t>
+      </w:r>
+      <w:r>
+        <w:t xml:space="preserve"> </w:t>
+      </w:r>
+      <w:r>
+        <w:t xml:space="preserve">both), so the cap is not load-bearing in this cell and the difference is</w:t>
+      </w:r>
+      <w:r>
+        <w:t xml:space="preserve"> </w:t>
+      </w:r>
+      <w:r>
+        <w:t xml:space="preserve">sampling variation.</w:t>
       </w:r>
     </w:p>
     <w:bookmarkStart w:id="61" w:name="tab:group"/>
@@ -17772,7 +18180,7 @@
                 <w:rPr>
                   <w:rStyle w:val="Hyperlink"/>
                 </w:rPr>
-                <w:t xml:space="preserve">7</w:t>
+                <w:t xml:space="preserve">6</w:t>
               </w:r>
             </w:hyperlink>
           </w:p>
@@ -21737,7 +22145,73 @@
         <w:pStyle w:val="TableCaption"/>
       </w:pPr>
       <w:r>
-        <w:t xml:space="preserve">The addressable stratum across substrates. Rows marked</w:t>
+        <w:t xml:space="preserve">The addressable stratum across substrates, on one definition</w:t>
+      </w:r>
+      <w:r>
+        <w:t xml:space="preserve"> </w:t>
+      </w:r>
+      <w:r>
+        <w:t xml:space="preserve">throughout:</w:t>
+      </w:r>
+      <w:r>
+        <w:t xml:space="preserve"> </w:t>
+      </w:r>
+      <w:r>
+        <w:rPr>
+          <w:i/>
+          <w:iCs/>
+        </w:rPr>
+        <w:t xml:space="preserve">decisive</w:t>
+      </w:r>
+      <w:r>
+        <w:t xml:space="preserve"> </w:t>
+      </w:r>
+      <w:r>
+        <w:t xml:space="preserve">is the fraction of items whose plurality is wrong,</w:t>
+      </w:r>
+      <w:r>
+        <w:t xml:space="preserve"> </w:t>
+      </w:r>
+      <w:r>
+        <w:rPr>
+          <w:i/>
+          <w:iCs/>
+        </w:rPr>
+        <w:t xml:space="preserve">window</w:t>
+      </w:r>
+      <w:r>
+        <w:t xml:space="preserve"> </w:t>
+      </w:r>
+      <w:r>
+        <w:t xml:space="preserve">the fraction that are decisive</w:t>
+      </w:r>
+      <w:r>
+        <w:t xml:space="preserve"> </w:t>
+      </w:r>
+      <w:r>
+        <w:rPr>
+          <w:i/>
+          <w:iCs/>
+        </w:rPr>
+        <w:t xml:space="preserve">and</w:t>
+      </w:r>
+      <w:r>
+        <w:t xml:space="preserve"> </w:t>
+      </w:r>
+      <w:r>
+        <w:t xml:space="preserve">have the correct</w:t>
+      </w:r>
+      <w:r>
+        <w:t xml:space="preserve"> </w:t>
+      </w:r>
+      <w:r>
+        <w:t xml:space="preserve">answer somewhere in the pool. The window is the ceiling for any label-free</w:t>
+      </w:r>
+      <w:r>
+        <w:t xml:space="preserve"> </w:t>
+      </w:r>
+      <w:r>
+        <w:t xml:space="preserve">aggregation method. Rows marked</w:t>
       </w:r>
       <w:r>
         <w:t xml:space="preserve"> </w:t>
@@ -21754,25 +22228,25 @@
         <w:t xml:space="preserve"> </w:t>
       </w:r>
       <w:r>
-        <w:t xml:space="preserve">are</w:t>
-      </w:r>
-      <w:r>
-        <w:t xml:space="preserve"> </w:t>
-      </w:r>
-      <w:r>
-        <w:t xml:space="preserve">measured here; HumanEval+/MBPP+ is recomputed from published oracle-minus-</w:t>
-      </w:r>
-      <w:r>
-        <w:t xml:space="preserve"> </w:t>
-      </w:r>
-      <w:r>
-        <w:t xml:space="preserve">selector tables. As items harden they pass from saturated to</w:t>
-      </w:r>
-      <w:r>
-        <w:t xml:space="preserve"> </w:t>
-      </w:r>
-      <w:r>
-        <w:t xml:space="preserve">capability-limited without the window widening.</w:t>
+        <w:t xml:space="preserve">are measured here; HumanEval+/MBPP+</w:t>
+      </w:r>
+      <w:r>
+        <w:t xml:space="preserve"> </w:t>
+      </w:r>
+      <w:r>
+        <w:t xml:space="preserve">is recomputed from published oracle-minus-selector tables, which report the</w:t>
+      </w:r>
+      <w:r>
+        <w:t xml:space="preserve"> </w:t>
+      </w:r>
+      <w:r>
+        <w:t xml:space="preserve">window only. As items harden the decisive fraction grows but the window does</w:t>
+      </w:r>
+      <w:r>
+        <w:t xml:space="preserve"> </w:t>
+      </w:r>
+      <w:r>
+        <w:t xml:space="preserve">not: they pass from saturated to capability-limited.</w:t>
       </w:r>
     </w:p>
     <w:tbl>
@@ -21780,12 +22254,13 @@
         <w:tblStyle w:val="Table"/>
         <w:tblW w:type="auto" w:w="0"/>
         <w:tblLook w:firstRow="1" w:lastRow="0" w:firstColumn="0" w:lastColumn="0" w:noHBand="0" w:noVBand="0" w:val="0020"/>
-        <w:tblCaption w:val="The addressable stratum across substrates. Rows marked \dagger are measured here; HumanEval+/MBPP+ is recomputed from published oracle-minus- selector tables. As items harden they pass from saturated to capability-limited without the window widening."/>
+        <w:tblCaption w:val="The addressable stratum across substrates, on one definition throughout: decisive is the fraction of items whose plurality is wrong, window the fraction that are decisive and have the correct answer somewhere in the pool. The window is the ceiling for any label-free aggregation method. Rows marked \dagger are measured here; HumanEval+/MBPP+ is recomputed from published oracle-minus-selector tables, which report the window only. As items harden the decisive fraction grows but the window does not: they pass from saturated to capability-limited."/>
       </w:tblPr>
       <w:tblGrid>
-        <w:gridCol w:w="2640"/>
-        <w:gridCol w:w="2640"/>
-        <w:gridCol w:w="2640"/>
+        <w:gridCol w:w="1980"/>
+        <w:gridCol w:w="1980"/>
+        <w:gridCol w:w="1980"/>
+        <w:gridCol w:w="1980"/>
       </w:tblGrid>
       <w:tr>
         <w:trPr>
@@ -21823,6 +22298,18 @@
               <w:jc w:val="center"/>
             </w:pPr>
             <w:r>
+              <w:t xml:space="preserve">Decisive</w:t>
+            </w:r>
+          </w:p>
+        </w:tc>
+        <w:tc>
+          <w:tcPr/>
+          <w:p>
+            <w:pPr>
+              <w:pStyle w:val="Compact"/>
+              <w:jc w:val="center"/>
+            </w:pPr>
+            <w:r>
               <w:t xml:space="preserve">Window</w:t>
             </w:r>
           </w:p>
@@ -21837,7 +22324,7 @@
               <w:jc w:val="left"/>
             </w:pPr>
             <w:r>
-              <w:t xml:space="preserve">QA, label-free</w:t>
+              <w:t xml:space="preserve">QA</w:t>
             </w:r>
           </w:p>
         </w:tc>
@@ -21879,7 +22366,7 @@
             </w:pPr>
             <m:oMath>
               <m:r>
-                <m:t>12</m:t>
+                <m:t>9.0</m:t>
               </m:r>
               <m:r>
                 <m:rPr>
@@ -21888,18 +22375,18 @@
                 <m:t>%</m:t>
               </m:r>
             </m:oMath>
-            <w:r>
-              <w:t xml:space="preserve"> </w:t>
-            </w:r>
-            <w:r>
-              <w:t xml:space="preserve">informative,</w:t>
-            </w:r>
-            <w:r>
-              <w:t xml:space="preserve"> </w:t>
-            </w:r>
+          </w:p>
+        </w:tc>
+        <w:tc>
+          <w:tcPr/>
+          <w:p>
+            <w:pPr>
+              <w:pStyle w:val="Compact"/>
+              <w:jc w:val="center"/>
+            </w:pPr>
             <m:oMath>
               <m:r>
-                <m:t>9</m:t>
+                <m:t>4.0</m:t>
               </m:r>
               <m:r>
                 <m:rPr>
@@ -21908,12 +22395,6 @@
                 <m:t>%</m:t>
               </m:r>
             </m:oMath>
-            <w:r>
-              <w:t xml:space="preserve"> </w:t>
-            </w:r>
-            <w:r>
-              <w:t xml:space="preserve">decisive</w:t>
-            </w:r>
           </w:p>
         </w:tc>
       </w:tr>
@@ -21926,7 +22407,7 @@
               <w:jc w:val="left"/>
             </w:pPr>
             <w:r>
-              <w:t xml:space="preserve">QA, label-free</w:t>
+              <w:t xml:space="preserve">QA</w:t>
             </w:r>
           </w:p>
         </w:tc>
@@ -21968,7 +22449,7 @@
             </w:pPr>
             <m:oMath>
               <m:r>
-                <m:t>11</m:t>
+                <m:t>7.6</m:t>
               </m:r>
               <m:r>
                 <m:rPr>
@@ -21977,18 +22458,18 @@
                 <m:t>%</m:t>
               </m:r>
             </m:oMath>
-            <w:r>
-              <w:t xml:space="preserve"> </w:t>
-            </w:r>
-            <w:r>
-              <w:t xml:space="preserve">decisive,</w:t>
-            </w:r>
-            <w:r>
-              <w:t xml:space="preserve"> </w:t>
-            </w:r>
+          </w:p>
+        </w:tc>
+        <w:tc>
+          <w:tcPr/>
+          <w:p>
+            <w:pPr>
+              <w:pStyle w:val="Compact"/>
+              <w:jc w:val="center"/>
+            </w:pPr>
             <m:oMath>
               <m:r>
-                <m:t>4</m:t>
+                <m:t>2.5</m:t>
               </m:r>
               <m:r>
                 <m:rPr>
@@ -21997,12 +22478,6 @@
                 <m:t>%</m:t>
               </m:r>
             </m:oMath>
-            <w:r>
-              <w:t xml:space="preserve"> </w:t>
-            </w:r>
-            <w:r>
-              <w:t xml:space="preserve">rescuable</w:t>
-            </w:r>
           </w:p>
         </w:tc>
       </w:tr>
@@ -22015,7 +22490,7 @@
               <w:jc w:val="left"/>
             </w:pPr>
             <w:r>
-              <w:t xml:space="preserve">QA, label-free</w:t>
+              <w:t xml:space="preserve">QA</w:t>
             </w:r>
           </w:p>
         </w:tc>
@@ -22057,7 +22532,7 @@
             </w:pPr>
             <m:oMath>
               <m:r>
-                <m:t>23</m:t>
+                <m:t>23.3</m:t>
               </m:r>
               <m:r>
                 <m:rPr>
@@ -22066,18 +22541,18 @@
                 <m:t>%</m:t>
               </m:r>
             </m:oMath>
-            <w:r>
-              <w:t xml:space="preserve"> </w:t>
-            </w:r>
-            <w:r>
-              <w:t xml:space="preserve">decisive,</w:t>
-            </w:r>
-            <w:r>
-              <w:t xml:space="preserve"> </w:t>
-            </w:r>
+          </w:p>
+        </w:tc>
+        <w:tc>
+          <w:tcPr/>
+          <w:p>
+            <w:pPr>
+              <w:pStyle w:val="Compact"/>
+              <w:jc w:val="center"/>
+            </w:pPr>
             <m:oMath>
               <m:r>
-                <m:t>3</m:t>
+                <m:t>3.3</m:t>
               </m:r>
               <m:r>
                 <m:rPr>
@@ -22086,12 +22561,6 @@
                 <m:t>%</m:t>
               </m:r>
             </m:oMath>
-            <w:r>
-              <w:t xml:space="preserve"> </w:t>
-            </w:r>
-            <w:r>
-              <w:t xml:space="preserve">rescuable</w:t>
-            </w:r>
           </w:p>
         </w:tc>
       </w:tr>
@@ -22104,7 +22573,7 @@
               <w:jc w:val="left"/>
             </w:pPr>
             <w:r>
-              <w:t xml:space="preserve">Code, executable</w:t>
+              <w:t xml:space="preserve">Code</w:t>
             </w:r>
           </w:p>
         </w:tc>
@@ -22127,9 +22596,21 @@
               <w:pStyle w:val="Compact"/>
               <w:jc w:val="center"/>
             </w:pPr>
+            <w:r>
+              <w:t xml:space="preserve">—</w:t>
+            </w:r>
+          </w:p>
+        </w:tc>
+        <w:tc>
+          <w:tcPr/>
+          <w:p>
+            <w:pPr>
+              <w:pStyle w:val="Compact"/>
+              <w:jc w:val="center"/>
+            </w:pPr>
             <m:oMath>
               <m:r>
-                <m:t>3.56</m:t>
+                <m:t>3.6</m:t>
               </m:r>
               <m:r>
                 <m:rPr>
@@ -22150,7 +22631,7 @@
               <w:jc w:val="left"/>
             </w:pPr>
             <w:r>
-              <w:t xml:space="preserve">Code, executable</w:t>
+              <w:t xml:space="preserve">Code</w:t>
             </w:r>
           </w:p>
         </w:tc>
@@ -22180,6 +22661,26 @@
                   </m:r>
                 </m:sup>
               </m:sSup>
+            </m:oMath>
+          </w:p>
+        </w:tc>
+        <w:tc>
+          <w:tcPr/>
+          <w:p>
+            <w:pPr>
+              <w:pStyle w:val="Compact"/>
+              <w:jc w:val="center"/>
+            </w:pPr>
+            <m:oMath>
+              <m:r>
+                <m:t>25.0</m:t>
+              </m:r>
+              <m:r>
+                <m:rPr>
+                  <m:sty m:val="p"/>
+                </m:rPr>
+                <m:t>%</m:t>
+              </m:r>
             </m:oMath>
           </w:p>
         </w:tc>
@@ -22255,6 +22756,26 @@
             </w:pPr>
             <m:oMath>
               <m:r>
+                <m:t>18.5</m:t>
+              </m:r>
+              <m:r>
+                <m:rPr>
+                  <m:sty m:val="p"/>
+                </m:rPr>
+                <m:t>%</m:t>
+              </m:r>
+            </m:oMath>
+          </w:p>
+        </w:tc>
+        <w:tc>
+          <w:tcPr/>
+          <w:p>
+            <w:pPr>
+              <w:pStyle w:val="Compact"/>
+              <w:jc w:val="center"/>
+            </w:pPr>
+            <m:oMath>
+              <m:r>
                 <m:t>11.8</m:t>
               </m:r>
               <m:r>
@@ -23174,7 +23695,59 @@
         <w:t xml:space="preserve"> </w:t>
       </w:r>
       <w:r>
-        <w:t xml:space="preserve">is, at the homogeneous cells, the very coupling the estimator measures. Three design choices limit the circularity: the adversarial regimes (distortions, heterogeneity, echo) lie outside the estimator’s working model; mechanism-recovery claims (does</w:t>
+        <w:t xml:space="preserve">is, at the homogeneous cells, the very coupling the estimator measures. Three design choices limit the circularity, and the first is weaker than it</w:t>
+      </w:r>
+      <w:r>
+        <w:t xml:space="preserve"> </w:t>
+      </w:r>
+      <w:r>
+        <w:t xml:space="preserve">looks: heterogeneity and echo lie outside the estimator’s working model, but</w:t>
+      </w:r>
+      <w:r>
+        <w:t xml:space="preserve"> </w:t>
+      </w:r>
+      <w:r>
+        <w:t xml:space="preserve">the three distortion cells are rank-preserving by construction and therefore</w:t>
+      </w:r>
+      <w:r>
+        <w:t xml:space="preserve"> </w:t>
+      </w:r>
+      <w:r>
+        <w:t xml:space="preserve">sit</w:t>
+      </w:r>
+      <w:r>
+        <w:t xml:space="preserve"> </w:t>
+      </w:r>
+      <w:r>
+        <w:rPr>
+          <w:i/>
+          <w:iCs/>
+        </w:rPr>
+        <w:t xml:space="preserve">inside</w:t>
+      </w:r>
+      <w:r>
+        <w:t xml:space="preserve"> </w:t>
+      </w:r>
+      <w:r>
+        <w:rPr>
+          <w:smallCaps/>
+        </w:rPr>
+        <w:t xml:space="preserve">tact</w:t>
+      </w:r>
+      <w:r>
+        <w:t xml:space="preserve">’s own invariance group, so passing them tests that the</w:t>
+      </w:r>
+      <w:r>
+        <w:t xml:space="preserve"> </w:t>
+      </w:r>
+      <w:r>
+        <w:t xml:space="preserve">implementation respects an invariance it was built to have rather than</w:t>
+      </w:r>
+      <w:r>
+        <w:t xml:space="preserve"> </w:t>
+      </w:r>
+      <w:r>
+        <w:t xml:space="preserve">probing an untested regime; mechanism-recovery claims (does</w:t>
       </w:r>
       <w:r>
         <w:t xml:space="preserve"> </w:t>
@@ -23414,7 +23987,7 @@
           <w:rPr>
             <w:rStyle w:val="Hyperlink"/>
           </w:rPr>
-          <w:t xml:space="preserve">7</w:t>
+          <w:t xml:space="preserve">6</w:t>
         </w:r>
       </w:hyperlink>
       <w:r>
@@ -23653,7 +24226,48 @@
         <w:t xml:space="preserve"> </w:t>
       </w:r>
       <w:r>
-        <w:t xml:space="preserve">than an optional refinement.</w:t>
+        <w:t xml:space="preserve">than an optional refinement. The other standard remedy is not tried here and</w:t>
+      </w:r>
+      <w:r>
+        <w:t xml:space="preserve"> </w:t>
+      </w:r>
+      <w:r>
+        <w:t xml:space="preserve">should be: the failure is driven by a semantically tight wrong cluster that</w:t>
+      </w:r>
+      <w:r>
+        <w:t xml:space="preserve"> </w:t>
+      </w:r>
+      <w:r>
+        <w:t xml:space="preserve">lexical deduplication cannot see, which is precisely what semantic-equivalence</w:t>
+      </w:r>
+      <w:r>
+        <w:t xml:space="preserve"> </w:t>
+      </w:r>
+      <w:r>
+        <w:t xml:space="preserve">clustering [</w:t>
+      </w:r>
+      <w:hyperlink w:anchor="bib:kuhn2023semantic">
+        <w:r>
+          <w:rPr>
+            <w:rStyle w:val="Hyperlink"/>
+          </w:rPr>
+          <w:t xml:space="preserve">27</w:t>
+        </w:r>
+      </w:hyperlink>
+      <w:r>
+        <w:t xml:space="preserve">] is built to collapse. Substituting a</w:t>
+      </w:r>
+      <w:r>
+        <w:t xml:space="preserve"> </w:t>
+      </w:r>
+      <w:r>
+        <w:t xml:space="preserve">semantic pseudo-label for the lexical one is the obvious next guard, and this</w:t>
+      </w:r>
+      <w:r>
+        <w:t xml:space="preserve"> </w:t>
+      </w:r>
+      <w:r>
+        <w:t xml:space="preserve">paper does not test it.</w:t>
       </w:r>
     </w:p>
     <w:p>
@@ -23704,7 +24318,7 @@
           <w:rPr>
             <w:rStyle w:val="Hyperlink"/>
           </w:rPr>
-          <w:t xml:space="preserve">7</w:t>
+          <w:t xml:space="preserve">6</w:t>
         </w:r>
       </w:hyperlink>
       <w:r>
@@ -24178,7 +24792,7 @@
       </w:r>
     </w:p>
     <w:bookmarkEnd w:id="81"/>
-    <w:bookmarkStart w:id="132" w:name="references"/>
+    <w:bookmarkStart w:id="134" w:name="references"/>
     <w:p>
       <w:pPr>
         <w:pStyle w:val="Heading1"/>
@@ -24745,19 +25359,28 @@
       <w:pPr>
         <w:pStyle w:val="BodyText"/>
       </w:pPr>
-      <w:bookmarkStart w:id="104" w:name="bib:borda2025"/>
+      <w:bookmarkStart w:id="104" w:name="bib:aggarwal2023adaptive"/>
       <w:bookmarkEnd w:id="104"/>
       <w:r>
         <w:t xml:space="preserve"> </w:t>
       </w:r>
       <w:r>
-        <w:t xml:space="preserve">Z. Kang, X. Zhao, and D. Song,</w:t>
-      </w:r>
-      <w:r>
-        <w:t xml:space="preserve"> </w:t>
-      </w:r>
-      <w:r>
-        <w:t xml:space="preserve">“Scalable best-of-N selection for large language models via self-certainty,”</w:t>
+        <w:t xml:space="preserve">P. Aggarwal, A. Madaan, Y. Yang, and Mausam,</w:t>
+      </w:r>
+      <w:r>
+        <w:t xml:space="preserve"> </w:t>
+      </w:r>
+      <w:r>
+        <w:t xml:space="preserve">“Let’s sample step by step: Adaptive-consistency for efficient reasoning and coding with</w:t>
+      </w:r>
+      <w:r>
+        <w:t xml:space="preserve"> </w:t>
+      </w:r>
+      <w:r>
+        <w:t xml:space="preserve">LLMs</w:t>
+      </w:r>
+      <w:r>
+        <w:t xml:space="preserve">,”</w:t>
       </w:r>
       <w:r>
         <w:t xml:space="preserve"> </w:t>
@@ -24773,67 +25396,12 @@
           <w:i/>
           <w:iCs/>
         </w:rPr>
-        <w:t xml:space="preserve">Proc. NeurIPS</w:t>
-      </w:r>
-      <w:r>
-        <w:t xml:space="preserve">, 2025, arXiv:2502.18581. </w:t>
+        <w:t xml:space="preserve">Proc. EMNLP</w:t>
+      </w:r>
+      <w:r>
+        <w:t xml:space="preserve">, 2023, pp. 12375–12396. </w:t>
       </w:r>
       <w:hyperlink r:id="rId105">
-        <w:r>
-          <w:rPr>
-            <w:rStyle w:val="Hyperlink"/>
-          </w:rPr>
-          <w:t xml:space="preserve">https://proceedings.neurips.cc/paper_files/paper/2025/file/1c7eff166a8e345f664f0faa8f4e4d2e-Paper-Conference.pdf</w:t>
-        </w:r>
-      </w:hyperlink>
-    </w:p>
-    <w:p>
-      <w:pPr>
-        <w:pStyle w:val="BodyText"/>
-      </w:pPr>
-      <w:bookmarkStart w:id="106" w:name="bib:aggarwal2023adaptive"/>
-      <w:bookmarkEnd w:id="106"/>
-      <w:r>
-        <w:t xml:space="preserve"> </w:t>
-      </w:r>
-      <w:r>
-        <w:t xml:space="preserve">P. Aggarwal, A. Madaan, Y. Yang, and Mausam,</w:t>
-      </w:r>
-      <w:r>
-        <w:t xml:space="preserve"> </w:t>
-      </w:r>
-      <w:r>
-        <w:t xml:space="preserve">“Let’s sample step by step: Adaptive-consistency for efficient reasoning and coding with</w:t>
-      </w:r>
-      <w:r>
-        <w:t xml:space="preserve"> </w:t>
-      </w:r>
-      <w:r>
-        <w:t xml:space="preserve">LLMs</w:t>
-      </w:r>
-      <w:r>
-        <w:t xml:space="preserve">,”</w:t>
-      </w:r>
-      <w:r>
-        <w:t xml:space="preserve"> </w:t>
-      </w:r>
-      <w:r>
-        <w:t xml:space="preserve">in</w:t>
-      </w:r>
-      <w:r>
-        <w:t xml:space="preserve"> </w:t>
-      </w:r>
-      <w:r>
-        <w:rPr>
-          <w:i/>
-          <w:iCs/>
-        </w:rPr>
-        <w:t xml:space="preserve">Proc. EMNLP</w:t>
-      </w:r>
-      <w:r>
-        <w:t xml:space="preserve">, 2023, pp. 12375–12396. </w:t>
-      </w:r>
-      <w:hyperlink r:id="rId107">
         <w:r>
           <w:rPr>
             <w:rStyle w:val="Hyperlink"/>
@@ -24846,32 +25414,78 @@
       <w:pPr>
         <w:pStyle w:val="BodyText"/>
       </w:pPr>
-      <w:bookmarkStart w:id="108" w:name="bib:li2024escape"/>
+      <w:bookmarkStart w:id="106" w:name="bib:li2024escape"/>
+      <w:bookmarkEnd w:id="106"/>
+      <w:r>
+        <w:t xml:space="preserve"> </w:t>
+      </w:r>
+      <w:r>
+        <w:t xml:space="preserve">Y. Li</w:t>
+      </w:r>
+      <w:r>
+        <w:t xml:space="preserve"> </w:t>
+      </w:r>
+      <w:r>
+        <w:rPr>
+          <w:i/>
+          <w:iCs/>
+        </w:rPr>
+        <w:t xml:space="preserve">et al.</w:t>
+      </w:r>
+      <w:r>
+        <w:t xml:space="preserve">,</w:t>
+      </w:r>
+      <w:r>
+        <w:t xml:space="preserve"> </w:t>
+      </w:r>
+      <w:r>
+        <w:t xml:space="preserve">“Escape sky-high cost: Early-stopping self-consistency for multi-step reasoning,”</w:t>
+      </w:r>
+      <w:r>
+        <w:t xml:space="preserve"> </w:t>
+      </w:r>
+      <w:r>
+        <w:t xml:space="preserve">in</w:t>
+      </w:r>
+      <w:r>
+        <w:t xml:space="preserve"> </w:t>
+      </w:r>
+      <w:r>
+        <w:rPr>
+          <w:i/>
+          <w:iCs/>
+        </w:rPr>
+        <w:t xml:space="preserve">Proc. ICLR</w:t>
+      </w:r>
+      <w:r>
+        <w:t xml:space="preserve">, 2024. </w:t>
+      </w:r>
+      <w:hyperlink r:id="rId107">
+        <w:r>
+          <w:rPr>
+            <w:rStyle w:val="Hyperlink"/>
+          </w:rPr>
+          <w:t xml:space="preserve">https://arxiv.org/pdf/2401.10480</w:t>
+        </w:r>
+      </w:hyperlink>
+    </w:p>
+    <w:p>
+      <w:pPr>
+        <w:pStyle w:val="BodyText"/>
+      </w:pPr>
+      <w:bookmarkStart w:id="108" w:name="bib:borda2025"/>
       <w:bookmarkEnd w:id="108"/>
       <w:r>
         <w:t xml:space="preserve"> </w:t>
       </w:r>
       <w:r>
-        <w:t xml:space="preserve">Y. Li</w:t>
-      </w:r>
-      <w:r>
-        <w:t xml:space="preserve"> </w:t>
-      </w:r>
-      <w:r>
-        <w:rPr>
-          <w:i/>
-          <w:iCs/>
-        </w:rPr>
-        <w:t xml:space="preserve">et al.</w:t>
-      </w:r>
-      <w:r>
-        <w:t xml:space="preserve">,</w:t>
-      </w:r>
-      <w:r>
-        <w:t xml:space="preserve"> </w:t>
-      </w:r>
-      <w:r>
-        <w:t xml:space="preserve">“Escape sky-high cost: Early-stopping self-consistency for multi-step reasoning,”</w:t>
+        <w:t xml:space="preserve">Z. Kang, X. Zhao, and D. Song,</w:t>
+      </w:r>
+      <w:r>
+        <w:t xml:space="preserve"> </w:t>
+      </w:r>
+      <w:r>
+        <w:t xml:space="preserve">“Scalable best-of-N selection for large language models via self-certainty,”</w:t>
       </w:r>
       <w:r>
         <w:t xml:space="preserve"> </w:t>
@@ -24887,17 +25501,17 @@
           <w:i/>
           <w:iCs/>
         </w:rPr>
-        <w:t xml:space="preserve">Proc. ICLR</w:t>
-      </w:r>
-      <w:r>
-        <w:t xml:space="preserve">, 2024. </w:t>
+        <w:t xml:space="preserve">Proc. NeurIPS</w:t>
+      </w:r>
+      <w:r>
+        <w:t xml:space="preserve">, 2025, arXiv:2502.18581. </w:t>
       </w:r>
       <w:hyperlink r:id="rId109">
         <w:r>
           <w:rPr>
             <w:rStyle w:val="Hyperlink"/>
           </w:rPr>
-          <w:t xml:space="preserve">https://arxiv.org/pdf/2401.10480</w:t>
+          <w:t xml:space="preserve">https://proceedings.neurips.cc/paper_files/paper/2025/file/1c7eff166a8e345f664f0faa8f4e4d2e-Paper-Conference.pdf</w:t>
         </w:r>
       </w:hyperlink>
     </w:p>
@@ -25426,7 +26040,53 @@
         </w:r>
       </w:hyperlink>
     </w:p>
-    <w:bookmarkEnd w:id="132"/>
+    <w:p>
+      <w:pPr>
+        <w:pStyle w:val="BodyText"/>
+      </w:pPr>
+      <w:bookmarkStart w:id="132" w:name="bib:kuhn2023semantic"/>
+      <w:bookmarkEnd w:id="132"/>
+      <w:r>
+        <w:t xml:space="preserve"> </w:t>
+      </w:r>
+      <w:r>
+        <w:t xml:space="preserve">L. Kuhn, Y. Gal, and S. Farquhar,</w:t>
+      </w:r>
+      <w:r>
+        <w:t xml:space="preserve"> </w:t>
+      </w:r>
+      <w:r>
+        <w:t xml:space="preserve">“Semantic uncertainty: Linguistic invariances for uncertainty estimation in natural language generation,”</w:t>
+      </w:r>
+      <w:r>
+        <w:t xml:space="preserve"> </w:t>
+      </w:r>
+      <w:r>
+        <w:t xml:space="preserve">in</w:t>
+      </w:r>
+      <w:r>
+        <w:t xml:space="preserve"> </w:t>
+      </w:r>
+      <w:r>
+        <w:rPr>
+          <w:i/>
+          <w:iCs/>
+        </w:rPr>
+        <w:t xml:space="preserve">Proc. ICLR</w:t>
+      </w:r>
+      <w:r>
+        <w:t xml:space="preserve">, 2023. </w:t>
+      </w:r>
+      <w:hyperlink r:id="rId133">
+        <w:r>
+          <w:rPr>
+            <w:rStyle w:val="Hyperlink"/>
+          </w:rPr>
+          <w:t xml:space="preserve">https://arxiv.org/pdf/2302.09664</w:t>
+        </w:r>
+      </w:hyperlink>
+    </w:p>
+    <w:bookmarkEnd w:id="134"/>
     <w:sectPr>
       <w:footnotePr>
         <w:numRestart w:val="eachSect"/>

--- a/paper/tact.docx
+++ b/paper/tact.docx
@@ -7380,93 +7380,30 @@
               <m:r>
                 <m:t> </m:t>
               </m:r>
-              <m:sSub>
+              <m:eqArr>
                 <m:e>
-                  <m:acc>
-                    <m:accPr>
-                      <m:chr m:val="̂"/>
-                    </m:accPr>
-                    <m:e>
-                      <m:r>
-                        <m:t>a</m:t>
-                      </m:r>
-                    </m:e>
-                  </m:acc>
-                </m:e>
-                <m:sub>
-                  <m:r>
-                    <m:t>q</m:t>
-                  </m:r>
-                </m:sub>
-              </m:sSub>
-              <m:r>
-                <m:rPr>
-                  <m:sty m:val="p"/>
-                </m:rPr>
-                <m:t>=</m:t>
-              </m:r>
-              <m:r>
-                <m:rPr>
-                  <m:sty m:val="p"/>
-                </m:rPr>
-                <m:t>arg</m:t>
-              </m:r>
-              <m:limLow>
-                <m:e>
-                  <m:r>
-                    <m:rPr>
-                      <m:sty m:val="p"/>
-                    </m:rPr>
-                    <m:t>max</m:t>
-                  </m:r>
-                </m:e>
-                <m:lim>
-                  <m:r>
-                    <m:t>A</m:t>
-                  </m:r>
-                </m:lim>
-              </m:limLow>
-              <m:nary>
-                <m:naryPr>
-                  <m:chr m:val="∑"/>
-                  <m:limLoc m:val="undOvr"/>
-                  <m:subHide m:val="off"/>
-                  <m:supHide m:val="on"/>
-                </m:naryPr>
-                <m:sub>
-                  <m:r>
-                    <m:t>i</m:t>
-                  </m:r>
-                  <m:r>
-                    <m:rPr>
-                      <m:sty m:val="p"/>
-                    </m:rPr>
-                    <m:t>:</m:t>
-                  </m:r>
-                  <m:r>
-                    <m:t> </m:t>
-                  </m:r>
                   <m:sSub>
                     <m:e>
-                      <m:r>
-                        <m:t>a</m:t>
-                      </m:r>
+                      <m:acc>
+                        <m:accPr>
+                          <m:chr m:val="̂"/>
+                        </m:accPr>
+                        <m:e>
+                          <m:r>
+                            <m:t>a</m:t>
+                          </m:r>
+                        </m:e>
+                      </m:acc>
                     </m:e>
                     <m:sub>
                       <m:r>
                         <m:t>q</m:t>
                       </m:r>
-                      <m:r>
-                        <m:rPr>
-                          <m:sty m:val="p"/>
-                        </m:rPr>
-                        <m:t>,</m:t>
-                      </m:r>
-                      <m:r>
-                        <m:t>i</m:t>
-                      </m:r>
                     </m:sub>
                   </m:sSub>
+                  <m:r>
+                    <m:t>&amp;</m:t>
+                  </m:r>
                   <m:r>
                     <m:rPr>
                       <m:sty m:val="p"/>
@@ -7474,180 +7411,237 @@
                     <m:t>=</m:t>
                   </m:r>
                   <m:r>
-                    <m:t>A</m:t>
+                    <m:rPr>
+                      <m:sty m:val="p"/>
+                    </m:rPr>
+                    <m:t>arg</m:t>
                   </m:r>
-                </m:sub>
-                <m:sup>
-                  <m:r>
-                    <m:t>​</m:t>
-                  </m:r>
-                </m:sup>
-                <m:e>
+                  <m:limLow>
+                    <m:e>
+                      <m:r>
+                        <m:rPr>
+                          <m:sty m:val="p"/>
+                        </m:rPr>
+                        <m:t>max</m:t>
+                      </m:r>
+                    </m:e>
+                    <m:lim>
+                      <m:r>
+                        <m:t>A</m:t>
+                      </m:r>
+                    </m:lim>
+                  </m:limLow>
+                  <m:nary>
+                    <m:naryPr>
+                      <m:chr m:val="∑"/>
+                      <m:limLoc m:val="undOvr"/>
+                      <m:subHide m:val="off"/>
+                      <m:supHide m:val="on"/>
+                    </m:naryPr>
+                    <m:sub>
+                      <m:r>
+                        <m:t>i</m:t>
+                      </m:r>
+                      <m:r>
+                        <m:rPr>
+                          <m:sty m:val="p"/>
+                        </m:rPr>
+                        <m:t>:</m:t>
+                      </m:r>
+                      <m:r>
+                        <m:t> </m:t>
+                      </m:r>
+                      <m:sSub>
+                        <m:e>
+                          <m:r>
+                            <m:t>a</m:t>
+                          </m:r>
+                        </m:e>
+                        <m:sub>
+                          <m:r>
+                            <m:t>q</m:t>
+                          </m:r>
+                          <m:r>
+                            <m:rPr>
+                              <m:sty m:val="p"/>
+                            </m:rPr>
+                            <m:t>,</m:t>
+                          </m:r>
+                          <m:r>
+                            <m:t>i</m:t>
+                          </m:r>
+                        </m:sub>
+                      </m:sSub>
+                      <m:r>
+                        <m:rPr>
+                          <m:sty m:val="p"/>
+                        </m:rPr>
+                        <m:t>=</m:t>
+                      </m:r>
+                      <m:r>
+                        <m:t>A</m:t>
+                      </m:r>
+                    </m:sub>
+                    <m:sup>
+                      <m:r>
+                        <m:t>​</m:t>
+                      </m:r>
+                    </m:sup>
+                    <m:e>
+                      <m:r>
+                        <m:rPr>
+                          <m:sty m:val="p"/>
+                        </m:rPr>
+                        <m:t>exp</m:t>
+                      </m:r>
+                    </m:e>
+                  </m:nary>
+                  <m:d>
+                    <m:dPr>
+                      <m:begChr m:val="("/>
+                      <m:sepChr m:val=""/>
+                      <m:endChr m:val=")"/>
+                      <m:grow/>
+                    </m:dPr>
+                    <m:e>
+                      <m:r>
+                        <m:t>γ</m:t>
+                      </m:r>
+                      <m:r>
+                        <m:t> </m:t>
+                      </m:r>
+                      <m:sSub>
+                        <m:e>
+                          <m:r>
+                            <m:t>φ</m:t>
+                          </m:r>
+                        </m:e>
+                        <m:sub>
+                          <m:r>
+                            <m:t>q</m:t>
+                          </m:r>
+                          <m:r>
+                            <m:rPr>
+                              <m:sty m:val="p"/>
+                            </m:rPr>
+                            <m:t>,</m:t>
+                          </m:r>
+                          <m:r>
+                            <m:t>i</m:t>
+                          </m:r>
+                        </m:sub>
+                      </m:sSub>
+                    </m:e>
+                  </m:d>
                   <m:r>
                     <m:rPr>
                       <m:sty m:val="p"/>
                     </m:rPr>
-                    <m:t>exp</m:t>
+                    <m:t>,</m:t>
                   </m:r>
                 </m:e>
-              </m:nary>
-              <m:d>
-                <m:dPr>
-                  <m:begChr m:val="("/>
-                  <m:sepChr m:val=""/>
-                  <m:endChr m:val=")"/>
-                  <m:grow/>
-                </m:dPr>
                 <m:e>
                   <m:r>
                     <m:t>γ</m:t>
                   </m:r>
                   <m:r>
-                    <m:t> </m:t>
+                    <m:t>&amp;</m:t>
                   </m:r>
-                  <m:sSub>
+                  <m:r>
+                    <m:rPr>
+                      <m:sty m:val="p"/>
+                    </m:rPr>
+                    <m:t>=</m:t>
+                  </m:r>
+                  <m:r>
+                    <m:rPr>
+                      <m:sty m:val="p"/>
+                    </m:rPr>
+                    <m:t>[</m:t>
+                  </m:r>
+                  <m:r>
+                    <m:t>z</m:t>
+                  </m:r>
+                  <m:rad>
+                    <m:radPr>
+                      <m:degHide m:val="on"/>
+                    </m:radPr>
+                    <m:deg/>
                     <m:e>
                       <m:r>
-                        <m:t>φ</m:t>
-                      </m:r>
-                    </m:e>
-                    <m:sub>
-                      <m:r>
-                        <m:t>q</m:t>
+                        <m:t>2</m:t>
                       </m:r>
                       <m:r>
                         <m:rPr>
                           <m:sty m:val="p"/>
                         </m:rPr>
-                        <m:t>,</m:t>
+                        <m:t>+</m:t>
                       </m:r>
                       <m:r>
-                        <m:t>i</m:t>
+                        <m:t>4</m:t>
                       </m:r>
-                    </m:sub>
-                  </m:sSub>
-                </m:e>
-              </m:d>
-              <m:r>
-                <m:rPr>
-                  <m:sty m:val="p"/>
-                </m:rPr>
-                <m:t>,</m:t>
-              </m:r>
-              <m:r>
-                <m:t> </m:t>
-              </m:r>
-              <m:r>
-                <m:t>γ</m:t>
-              </m:r>
-              <m:r>
-                <m:rPr>
-                  <m:sty m:val="p"/>
-                </m:rPr>
-                <m:t>=</m:t>
-              </m:r>
-              <m:r>
-                <m:rPr>
-                  <m:sty m:val="p"/>
-                </m:rPr>
-                <m:t>[</m:t>
-              </m:r>
-              <m:r>
-                <m:t>z</m:t>
-              </m:r>
-              <m:rad>
-                <m:radPr>
-                  <m:degHide m:val="on"/>
-                </m:radPr>
-                <m:deg/>
-                <m:e>
-                  <m:r>
-                    <m:t>2</m:t>
-                  </m:r>
-                  <m:r>
-                    <m:rPr>
-                      <m:sty m:val="p"/>
-                    </m:rPr>
-                    <m:t>+</m:t>
-                  </m:r>
-                  <m:r>
-                    <m:t>4</m:t>
-                  </m:r>
-                  <m:acc>
-                    <m:accPr>
-                      <m:chr m:val="‾"/>
-                    </m:accPr>
+                      <m:acc>
+                        <m:accPr>
+                          <m:chr m:val="‾"/>
+                        </m:accPr>
+                        <m:e>
+                          <m:r>
+                            <m:t>p</m:t>
+                          </m:r>
+                        </m:e>
+                      </m:acc>
+                      <m:r>
+                        <m:rPr>
+                          <m:sty m:val="p"/>
+                        </m:rPr>
+                        <m:t>(</m:t>
+                      </m:r>
+                      <m:r>
+                        <m:t>1</m:t>
+                      </m:r>
+                      <m:r>
+                        <m:rPr>
+                          <m:sty m:val="p"/>
+                        </m:rPr>
+                        <m:t>−</m:t>
+                      </m:r>
+                      <m:acc>
+                        <m:accPr>
+                          <m:chr m:val="‾"/>
+                        </m:accPr>
+                        <m:e>
+                          <m:r>
+                            <m:t>p</m:t>
+                          </m:r>
+                        </m:e>
+                      </m:acc>
+                      <m:r>
+                        <m:rPr>
+                          <m:sty m:val="p"/>
+                        </m:rPr>
+                        <m:t>)</m:t>
+                      </m:r>
+                      <m:sSup>
+                        <m:e>
+                          <m:r>
+                            <m:t>z</m:t>
+                          </m:r>
+                        </m:e>
+                        <m:sup>
+                          <m:r>
+                            <m:t>2</m:t>
+                          </m:r>
+                        </m:sup>
+                      </m:sSup>
+                    </m:e>
+                  </m:rad>
+                  <m:sSubSup>
                     <m:e>
                       <m:r>
-                        <m:t>p</m:t>
-                      </m:r>
-                    </m:e>
-                  </m:acc>
-                  <m:r>
-                    <m:rPr>
-                      <m:sty m:val="p"/>
-                    </m:rPr>
-                    <m:t>(</m:t>
-                  </m:r>
-                  <m:r>
-                    <m:t>1</m:t>
-                  </m:r>
-                  <m:r>
-                    <m:rPr>
-                      <m:sty m:val="p"/>
-                    </m:rPr>
-                    <m:t>−</m:t>
-                  </m:r>
-                  <m:acc>
-                    <m:accPr>
-                      <m:chr m:val="‾"/>
-                    </m:accPr>
-                    <m:e>
-                      <m:r>
-                        <m:t>p</m:t>
-                      </m:r>
-                    </m:e>
-                  </m:acc>
-                  <m:r>
-                    <m:rPr>
-                      <m:sty m:val="p"/>
-                    </m:rPr>
-                    <m:t>)</m:t>
-                  </m:r>
-                  <m:sSup>
-                    <m:e>
-                      <m:r>
-                        <m:t>z</m:t>
-                      </m:r>
-                    </m:e>
-                    <m:sup>
-                      <m:r>
-                        <m:t>2</m:t>
-                      </m:r>
-                    </m:sup>
-                  </m:sSup>
-                </m:e>
-              </m:rad>
-              <m:sSubSup>
-                <m:e>
-                  <m:r>
-                    <m:rPr>
-                      <m:sty m:val="p"/>
-                    </m:rPr>
-                    <m:t>]</m:t>
-                  </m:r>
-                </m:e>
-                <m:sub>
-                  <m:r>
-                    <m:rPr>
-                      <m:sty m:val="p"/>
-                    </m:rPr>
-                    <m:t>−</m:t>
-                  </m:r>
-                  <m:sSub>
-                    <m:e>
-                      <m:r>
-                        <m:t>γ</m:t>
+                        <m:rPr>
+                          <m:sty m:val="p"/>
+                        </m:rPr>
+                        <m:t>]</m:t>
                       </m:r>
                     </m:e>
                     <m:sub>
@@ -7655,35 +7649,50 @@
                         <m:rPr>
                           <m:sty m:val="p"/>
                         </m:rPr>
-                        <m:t>max</m:t>
+                        <m:t>−</m:t>
                       </m:r>
+                      <m:sSub>
+                        <m:e>
+                          <m:r>
+                            <m:t>γ</m:t>
+                          </m:r>
+                        </m:e>
+                        <m:sub>
+                          <m:r>
+                            <m:rPr>
+                              <m:sty m:val="p"/>
+                            </m:rPr>
+                            <m:t>max</m:t>
+                          </m:r>
+                        </m:sub>
+                      </m:sSub>
                     </m:sub>
-                  </m:sSub>
-                </m:sub>
-                <m:sup>
-                  <m:sSub>
-                    <m:e>
-                      <m:r>
-                        <m:t>γ</m:t>
-                      </m:r>
-                    </m:e>
-                    <m:sub>
-                      <m:r>
-                        <m:rPr>
-                          <m:sty m:val="p"/>
-                        </m:rPr>
-                        <m:t>max</m:t>
-                      </m:r>
-                    </m:sub>
-                  </m:sSub>
-                </m:sup>
-              </m:sSubSup>
-              <m:r>
-                <m:rPr>
-                  <m:sty m:val="p"/>
-                </m:rPr>
-                <m:t>,</m:t>
-              </m:r>
+                    <m:sup>
+                      <m:sSub>
+                        <m:e>
+                          <m:r>
+                            <m:t>γ</m:t>
+                          </m:r>
+                        </m:e>
+                        <m:sub>
+                          <m:r>
+                            <m:rPr>
+                              <m:sty m:val="p"/>
+                            </m:rPr>
+                            <m:t>max</m:t>
+                          </m:r>
+                        </m:sub>
+                      </m:sSub>
+                    </m:sup>
+                  </m:sSubSup>
+                  <m:r>
+                    <m:rPr>
+                      <m:sty m:val="p"/>
+                    </m:rPr>
+                    <m:t>,</m:t>
+                  </m:r>
+                </m:e>
+              </m:eqArr>
               <m:r>
                 <m:t> </m:t>
               </m:r>
@@ -7868,7 +7877,7 @@
             <m:t>,</m:t>
           </m:r>
           <m:r>
-            <m:t>  </m:t>
+            <m:t> </m:t>
           </m:r>
           <m:r>
             <m:t>ζ</m:t>
@@ -7879,34 +7888,37 @@
             </m:rPr>
             <m:t>=</m:t>
           </m:r>
-          <m:acc>
-            <m:accPr>
-              <m:chr m:val="̂"/>
-            </m:accPr>
-            <m:e>
+          <m:f>
+            <m:fPr>
+              <m:type m:val="lin"/>
+            </m:fPr>
+            <m:num>
+              <m:acc>
+                <m:accPr>
+                  <m:chr m:val="̂"/>
+                </m:accPr>
+                <m:e>
+                  <m:r>
+                    <m:t>D</m:t>
+                  </m:r>
+                </m:e>
+              </m:acc>
+            </m:num>
+            <m:den>
               <m:r>
-                <m:t>D</m:t>
+                <m:rPr>
+                  <m:sty m:val="p"/>
+                </m:rPr>
+                <m:t>S</m:t>
               </m:r>
-            </m:e>
-          </m:acc>
-          <m:r>
-            <m:rPr>
-              <m:sty m:val="p"/>
-            </m:rPr>
-            <m:t>/</m:t>
-          </m:r>
-          <m:r>
-            <m:rPr>
-              <m:sty m:val="p"/>
-            </m:rPr>
-            <m:t>S</m:t>
-          </m:r>
-          <m:r>
-            <m:rPr>
-              <m:sty m:val="p"/>
-            </m:rPr>
-            <m:t>E</m:t>
-          </m:r>
+              <m:r>
+                <m:rPr>
+                  <m:sty m:val="p"/>
+                </m:rPr>
+                <m:t>E</m:t>
+              </m:r>
+            </m:den>
+          </m:f>
           <m:r>
             <m:rPr>
               <m:sty m:val="p"/>
@@ -22183,7 +22195,7 @@
         <w:t xml:space="preserve"> </w:t>
       </w:r>
       <w:r>
-        <w:t xml:space="preserve">the fraction that are decisive</w:t>
+        <w:t xml:space="preserve">(Win.) the fraction that are decisive</w:t>
       </w:r>
       <w:r>
         <w:t xml:space="preserve"> </w:t>
@@ -22199,13 +22211,13 @@
         <w:t xml:space="preserve"> </w:t>
       </w:r>
       <w:r>
-        <w:t xml:space="preserve">have the correct</w:t>
-      </w:r>
-      <w:r>
-        <w:t xml:space="preserve"> </w:t>
-      </w:r>
-      <w:r>
-        <w:t xml:space="preserve">answer somewhere in the pool. The window is the ceiling for any label-free</w:t>
+        <w:t xml:space="preserve">have the</w:t>
+      </w:r>
+      <w:r>
+        <w:t xml:space="preserve"> </w:t>
+      </w:r>
+      <w:r>
+        <w:t xml:space="preserve">correct answer somewhere in the pool; both in per cent. The window is the ceiling for any label-free</w:t>
       </w:r>
       <w:r>
         <w:t xml:space="preserve"> </w:t>
@@ -22254,7 +22266,7 @@
         <w:tblStyle w:val="Table"/>
         <w:tblW w:type="auto" w:w="0"/>
         <w:tblLook w:firstRow="1" w:lastRow="0" w:firstColumn="0" w:lastColumn="0" w:noHBand="0" w:noVBand="0" w:val="0020"/>
-        <w:tblCaption w:val="The addressable stratum across substrates, on one definition throughout: decisive is the fraction of items whose plurality is wrong, window the fraction that are decisive and have the correct answer somewhere in the pool. The window is the ceiling for any label-free aggregation method. Rows marked \dagger are measured here; HumanEval+/MBPP+ is recomputed from published oracle-minus-selector tables, which report the window only. As items harden the decisive fraction grows but the window does not: they pass from saturated to capability-limited."/>
+        <w:tblCaption w:val="The addressable stratum across substrates, on one definition throughout: decisive is the fraction of items whose plurality is wrong, window (Win.) the fraction that are decisive and have the correct answer somewhere in the pool; both in per cent. The window is the ceiling for any label-free aggregation method. Rows marked \dagger are measured here; HumanEval+/MBPP+ is recomputed from published oracle-minus-selector tables, which report the window only. As items harden the decisive fraction grows but the window does not: they pass from saturated to capability-limited."/>
       </w:tblPr>
       <w:tblGrid>
         <w:gridCol w:w="1980"/>
@@ -22295,10 +22307,10 @@
           <w:p>
             <w:pPr>
               <w:pStyle w:val="Compact"/>
-              <w:jc w:val="center"/>
+              <w:jc w:val="right"/>
             </w:pPr>
             <w:r>
-              <w:t xml:space="preserve">Decisive</w:t>
+              <w:t xml:space="preserve">Dec.</w:t>
             </w:r>
           </w:p>
         </w:tc>
@@ -22307,10 +22319,10 @@
           <w:p>
             <w:pPr>
               <w:pStyle w:val="Compact"/>
-              <w:jc w:val="center"/>
+              <w:jc w:val="right"/>
             </w:pPr>
             <w:r>
-              <w:t xml:space="preserve">Window</w:t>
+              <w:t xml:space="preserve">Win.</w:t>
             </w:r>
           </w:p>
         </w:tc>
@@ -22336,7 +22348,7 @@
               <w:jc w:val="left"/>
             </w:pPr>
             <w:r>
-              <w:t xml:space="preserve">GSM8K / CommonsenseQA</w:t>
+              <w:t xml:space="preserve">GSM8K / CSQA</w:t>
             </w:r>
             <m:oMath>
               <m:sSup>
@@ -22362,17 +22374,11 @@
           <w:p>
             <w:pPr>
               <w:pStyle w:val="Compact"/>
-              <w:jc w:val="center"/>
+              <w:jc w:val="right"/>
             </w:pPr>
             <m:oMath>
               <m:r>
                 <m:t>9.0</m:t>
-              </m:r>
-              <m:r>
-                <m:rPr>
-                  <m:sty m:val="p"/>
-                </m:rPr>
-                <m:t>%</m:t>
               </m:r>
             </m:oMath>
           </w:p>
@@ -22382,17 +22388,11 @@
           <w:p>
             <w:pPr>
               <w:pStyle w:val="Compact"/>
-              <w:jc w:val="center"/>
+              <w:jc w:val="right"/>
             </w:pPr>
             <m:oMath>
               <m:r>
                 <m:t>4.0</m:t>
-              </m:r>
-              <m:r>
-                <m:rPr>
-                  <m:sty m:val="p"/>
-                </m:rPr>
-                <m:t>%</m:t>
               </m:r>
             </m:oMath>
           </w:p>
@@ -22419,7 +22419,7 @@
               <w:jc w:val="left"/>
             </w:pPr>
             <w:r>
-              <w:t xml:space="preserve">MATH level-5</w:t>
+              <w:t xml:space="preserve">MATH L5</w:t>
             </w:r>
             <m:oMath>
               <m:sSup>
@@ -22445,17 +22445,11 @@
           <w:p>
             <w:pPr>
               <w:pStyle w:val="Compact"/>
-              <w:jc w:val="center"/>
+              <w:jc w:val="right"/>
             </w:pPr>
             <m:oMath>
               <m:r>
                 <m:t>7.6</m:t>
-              </m:r>
-              <m:r>
-                <m:rPr>
-                  <m:sty m:val="p"/>
-                </m:rPr>
-                <m:t>%</m:t>
               </m:r>
             </m:oMath>
           </w:p>
@@ -22465,17 +22459,11 @@
           <w:p>
             <w:pPr>
               <w:pStyle w:val="Compact"/>
-              <w:jc w:val="center"/>
+              <w:jc w:val="right"/>
             </w:pPr>
             <m:oMath>
               <m:r>
                 <m:t>2.5</m:t>
-              </m:r>
-              <m:r>
-                <m:rPr>
-                  <m:sty m:val="p"/>
-                </m:rPr>
-                <m:t>%</m:t>
               </m:r>
             </m:oMath>
           </w:p>
@@ -22528,17 +22516,11 @@
           <w:p>
             <w:pPr>
               <w:pStyle w:val="Compact"/>
-              <w:jc w:val="center"/>
+              <w:jc w:val="right"/>
             </w:pPr>
             <m:oMath>
               <m:r>
                 <m:t>23.3</m:t>
-              </m:r>
-              <m:r>
-                <m:rPr>
-                  <m:sty m:val="p"/>
-                </m:rPr>
-                <m:t>%</m:t>
               </m:r>
             </m:oMath>
           </w:p>
@@ -22548,17 +22530,11 @@
           <w:p>
             <w:pPr>
               <w:pStyle w:val="Compact"/>
-              <w:jc w:val="center"/>
+              <w:jc w:val="right"/>
             </w:pPr>
             <m:oMath>
               <m:r>
                 <m:t>3.3</m:t>
-              </m:r>
-              <m:r>
-                <m:rPr>
-                  <m:sty m:val="p"/>
-                </m:rPr>
-                <m:t>%</m:t>
               </m:r>
             </m:oMath>
           </w:p>
@@ -22594,7 +22570,7 @@
           <w:p>
             <w:pPr>
               <w:pStyle w:val="Compact"/>
-              <w:jc w:val="center"/>
+              <w:jc w:val="right"/>
             </w:pPr>
             <w:r>
               <w:t xml:space="preserve">—</w:t>
@@ -22606,17 +22582,11 @@
           <w:p>
             <w:pPr>
               <w:pStyle w:val="Compact"/>
-              <w:jc w:val="center"/>
+              <w:jc w:val="right"/>
             </w:pPr>
             <m:oMath>
               <m:r>
                 <m:t>3.6</m:t>
-              </m:r>
-              <m:r>
-                <m:rPr>
-                  <m:sty m:val="p"/>
-                </m:rPr>
-                <m:t>%</m:t>
               </m:r>
             </m:oMath>
           </w:p>
@@ -22669,17 +22639,11 @@
           <w:p>
             <w:pPr>
               <w:pStyle w:val="Compact"/>
-              <w:jc w:val="center"/>
+              <w:jc w:val="right"/>
             </w:pPr>
             <m:oMath>
               <m:r>
                 <m:t>25.0</m:t>
-              </m:r>
-              <m:r>
-                <m:rPr>
-                  <m:sty m:val="p"/>
-                </m:rPr>
-                <m:t>%</m:t>
               </m:r>
             </m:oMath>
           </w:p>
@@ -22689,17 +22653,11 @@
           <w:p>
             <w:pPr>
               <w:pStyle w:val="Compact"/>
-              <w:jc w:val="center"/>
+              <w:jc w:val="right"/>
             </w:pPr>
             <m:oMath>
               <m:r>
                 <m:t>7.5</m:t>
-              </m:r>
-              <m:r>
-                <m:rPr>
-                  <m:sty m:val="p"/>
-                </m:rPr>
-                <m:t>%</m:t>
               </m:r>
             </m:oMath>
           </w:p>
@@ -22714,7 +22672,7 @@
               <w:jc w:val="left"/>
             </w:pPr>
             <w:r>
-              <w:t xml:space="preserve">QA, budget-constrained</w:t>
+              <w:t xml:space="preserve">QA, budget-capped</w:t>
             </w:r>
           </w:p>
         </w:tc>
@@ -22726,7 +22684,7 @@
               <w:jc w:val="left"/>
             </w:pPr>
             <w:r>
-              <w:t xml:space="preserve">MATH level-5</w:t>
+              <w:t xml:space="preserve">MATH L5</w:t>
             </w:r>
             <m:oMath>
               <m:sSup>
@@ -22752,17 +22710,11 @@
           <w:p>
             <w:pPr>
               <w:pStyle w:val="Compact"/>
-              <w:jc w:val="center"/>
+              <w:jc w:val="right"/>
             </w:pPr>
             <m:oMath>
               <m:r>
                 <m:t>18.5</m:t>
-              </m:r>
-              <m:r>
-                <m:rPr>
-                  <m:sty m:val="p"/>
-                </m:rPr>
-                <m:t>%</m:t>
               </m:r>
             </m:oMath>
           </w:p>
@@ -22772,17 +22724,11 @@
           <w:p>
             <w:pPr>
               <w:pStyle w:val="Compact"/>
-              <w:jc w:val="center"/>
+              <w:jc w:val="right"/>
             </w:pPr>
             <m:oMath>
               <m:r>
                 <m:t>11.8</m:t>
-              </m:r>
-              <m:r>
-                <m:rPr>
-                  <m:sty m:val="p"/>
-                </m:rPr>
-                <m:t>%</m:t>
               </m:r>
             </m:oMath>
           </w:p>

--- a/paper/tact.docx
+++ b/paper/tact.docx
@@ -527,7 +527,7 @@
         <w:t xml:space="preserve"> </w:t>
       </w:r>
       <w:r>
-        <w:t xml:space="preserve">large language models, self-consistency, confidence calibration, weighted voting, label-free estimation, rank statistics</w:t>
+        <w:t xml:space="preserve">large language models, self-consistency, confidence calibration, label-free estimation, rank statistics</w:t>
       </w:r>
     </w:p>
     <w:bookmarkEnd w:id="9"/>
@@ -12269,7 +12269,7 @@
       </w:r>
       <m:oMath>
         <m:r>
-          <m:t>0.983</m:t>
+          <m:t>0.973</m:t>
         </m:r>
       </m:oMath>
       <w:r>
@@ -13533,7 +13533,7 @@
               <w:jc w:val="center"/>
             </w:pPr>
             <w:r>
-              <w:t xml:space="preserve">.807</w:t>
+              <w:t xml:space="preserve">.762</w:t>
             </w:r>
           </w:p>
         </w:tc>
@@ -13545,7 +13545,7 @@
               <w:jc w:val="center"/>
             </w:pPr>
             <w:r>
-              <w:t xml:space="preserve">.807</w:t>
+              <w:t xml:space="preserve">.762</w:t>
             </w:r>
           </w:p>
         </w:tc>
@@ -13557,7 +13557,7 @@
               <w:jc w:val="center"/>
             </w:pPr>
             <w:r>
-              <w:t xml:space="preserve">.807</w:t>
+              <w:t xml:space="preserve">.762</w:t>
             </w:r>
           </w:p>
         </w:tc>
@@ -13647,7 +13647,7 @@
               <w:jc w:val="center"/>
             </w:pPr>
             <w:r>
-              <w:t xml:space="preserve">.797</w:t>
+              <w:t xml:space="preserve">.805</w:t>
             </w:r>
           </w:p>
         </w:tc>
@@ -13659,7 +13659,7 @@
               <w:jc w:val="center"/>
             </w:pPr>
             <w:r>
-              <w:t xml:space="preserve">.797</w:t>
+              <w:t xml:space="preserve">.805</w:t>
             </w:r>
           </w:p>
         </w:tc>
@@ -13671,7 +13671,7 @@
               <w:jc w:val="center"/>
             </w:pPr>
             <w:r>
-              <w:t xml:space="preserve">.797</w:t>
+              <w:t xml:space="preserve">.805</w:t>
             </w:r>
           </w:p>
         </w:tc>
@@ -13761,7 +13761,7 @@
               <w:jc w:val="center"/>
             </w:pPr>
             <w:r>
-              <w:t xml:space="preserve">.835</w:t>
+              <w:t xml:space="preserve">.750</w:t>
             </w:r>
           </w:p>
         </w:tc>
@@ -13773,7 +13773,7 @@
               <w:jc w:val="center"/>
             </w:pPr>
             <w:r>
-              <w:t xml:space="preserve">.835</w:t>
+              <w:t xml:space="preserve">.750</w:t>
             </w:r>
           </w:p>
         </w:tc>
@@ -13785,7 +13785,7 @@
               <w:jc w:val="center"/>
             </w:pPr>
             <w:r>
-              <w:t xml:space="preserve">.835</w:t>
+              <w:t xml:space="preserve">.750</w:t>
             </w:r>
           </w:p>
         </w:tc>
@@ -13797,7 +13797,425 @@
               <w:jc w:val="center"/>
             </w:pPr>
             <w:r>
-              <w:t xml:space="preserve">.993</w:t>
+              <w:t xml:space="preserve">.985</w:t>
+            </w:r>
+          </w:p>
+        </w:tc>
+        <w:tc>
+          <w:tcPr/>
+          <w:p>
+            <w:pPr>
+              <w:pStyle w:val="Compact"/>
+              <w:jc w:val="center"/>
+            </w:pPr>
+            <w:r>
+              <w:t xml:space="preserve">.975</w:t>
+            </w:r>
+          </w:p>
+        </w:tc>
+        <w:tc>
+          <w:tcPr/>
+          <w:p>
+            <w:pPr>
+              <w:pStyle w:val="Compact"/>
+              <w:jc w:val="center"/>
+            </w:pPr>
+            <w:r>
+              <w:t xml:space="preserve">.975</w:t>
+            </w:r>
+          </w:p>
+        </w:tc>
+        <w:tc>
+          <w:tcPr/>
+          <w:p>
+            <w:pPr>
+              <w:pStyle w:val="Compact"/>
+              <w:jc w:val="center"/>
+            </w:pPr>
+            <w:r>
+              <w:t xml:space="preserve">.985</w:t>
+            </w:r>
+          </w:p>
+        </w:tc>
+      </w:tr>
+      <w:tr>
+        <w:tc>
+          <w:tcPr/>
+          <w:p>
+            <w:pPr>
+              <w:pStyle w:val="Compact"/>
+              <w:jc w:val="right"/>
+            </w:pPr>
+            <m:oMath>
+              <m:r>
+                <m:rPr>
+                  <m:sty m:val="p"/>
+                </m:rPr>
+                <m:t>−</m:t>
+              </m:r>
+              <m:r>
+                <m:t>0.1</m:t>
+              </m:r>
+            </m:oMath>
+          </w:p>
+        </w:tc>
+        <w:tc>
+          <w:tcPr/>
+          <w:p>
+            <w:pPr>
+              <w:pStyle w:val="Compact"/>
+              <w:jc w:val="center"/>
+            </w:pPr>
+            <w:r>
+              <w:t xml:space="preserve">.750</w:t>
+            </w:r>
+          </w:p>
+        </w:tc>
+        <w:tc>
+          <w:tcPr/>
+          <w:p>
+            <w:pPr>
+              <w:pStyle w:val="Compact"/>
+              <w:jc w:val="center"/>
+            </w:pPr>
+            <w:r>
+              <w:t xml:space="preserve">.750</w:t>
+            </w:r>
+          </w:p>
+        </w:tc>
+        <w:tc>
+          <w:tcPr/>
+          <w:p>
+            <w:pPr>
+              <w:pStyle w:val="Compact"/>
+              <w:jc w:val="center"/>
+            </w:pPr>
+            <w:r>
+              <w:t xml:space="preserve">.750</w:t>
+            </w:r>
+          </w:p>
+        </w:tc>
+        <w:tc>
+          <w:tcPr/>
+          <w:p>
+            <w:pPr>
+              <w:pStyle w:val="Compact"/>
+              <w:jc w:val="center"/>
+            </w:pPr>
+            <w:r>
+              <w:t xml:space="preserve">.915</w:t>
+            </w:r>
+          </w:p>
+        </w:tc>
+        <w:tc>
+          <w:tcPr/>
+          <w:p>
+            <w:pPr>
+              <w:pStyle w:val="Compact"/>
+              <w:jc w:val="center"/>
+            </w:pPr>
+            <w:r>
+              <w:t xml:space="preserve">.900</w:t>
+            </w:r>
+          </w:p>
+        </w:tc>
+        <w:tc>
+          <w:tcPr/>
+          <w:p>
+            <w:pPr>
+              <w:pStyle w:val="Compact"/>
+              <w:jc w:val="center"/>
+            </w:pPr>
+            <w:r>
+              <w:t xml:space="preserve">.890</w:t>
+            </w:r>
+          </w:p>
+        </w:tc>
+        <w:tc>
+          <w:tcPr/>
+          <w:p>
+            <w:pPr>
+              <w:pStyle w:val="Compact"/>
+              <w:jc w:val="center"/>
+            </w:pPr>
+            <w:r>
+              <w:t xml:space="preserve">.915</w:t>
+            </w:r>
+          </w:p>
+        </w:tc>
+      </w:tr>
+      <w:tr>
+        <w:tc>
+          <w:tcPr/>
+          <w:p>
+            <w:pPr>
+              <w:pStyle w:val="Compact"/>
+              <w:jc w:val="right"/>
+            </w:pPr>
+            <m:oMath>
+              <m:r>
+                <m:t>0.0</m:t>
+              </m:r>
+            </m:oMath>
+          </w:p>
+        </w:tc>
+        <w:tc>
+          <w:tcPr/>
+          <w:p>
+            <w:pPr>
+              <w:pStyle w:val="Compact"/>
+              <w:jc w:val="center"/>
+            </w:pPr>
+            <w:r>
+              <w:t xml:space="preserve">.745</w:t>
+            </w:r>
+          </w:p>
+        </w:tc>
+        <w:tc>
+          <w:tcPr/>
+          <w:p>
+            <w:pPr>
+              <w:pStyle w:val="Compact"/>
+              <w:jc w:val="center"/>
+            </w:pPr>
+            <w:r>
+              <w:t xml:space="preserve">.745</w:t>
+            </w:r>
+          </w:p>
+        </w:tc>
+        <w:tc>
+          <w:tcPr/>
+          <w:p>
+            <w:pPr>
+              <w:pStyle w:val="Compact"/>
+              <w:jc w:val="center"/>
+            </w:pPr>
+            <w:r>
+              <w:t xml:space="preserve">.760</w:t>
+            </w:r>
+          </w:p>
+        </w:tc>
+        <w:tc>
+          <w:tcPr/>
+          <w:p>
+            <w:pPr>
+              <w:pStyle w:val="Compact"/>
+              <w:jc w:val="center"/>
+            </w:pPr>
+            <w:r>
+              <w:t xml:space="preserve">.760</w:t>
+            </w:r>
+          </w:p>
+        </w:tc>
+        <w:tc>
+          <w:tcPr/>
+          <w:p>
+            <w:pPr>
+              <w:pStyle w:val="Compact"/>
+              <w:jc w:val="center"/>
+            </w:pPr>
+            <w:r>
+              <w:t xml:space="preserve">.745</w:t>
+            </w:r>
+          </w:p>
+        </w:tc>
+        <w:tc>
+          <w:tcPr/>
+          <w:p>
+            <w:pPr>
+              <w:pStyle w:val="Compact"/>
+              <w:jc w:val="center"/>
+            </w:pPr>
+            <w:r>
+              <w:t xml:space="preserve">.745</w:t>
+            </w:r>
+          </w:p>
+        </w:tc>
+        <w:tc>
+          <w:tcPr/>
+          <w:p>
+            <w:pPr>
+              <w:pStyle w:val="Compact"/>
+              <w:jc w:val="center"/>
+            </w:pPr>
+            <w:r>
+              <w:t xml:space="preserve">.772</w:t>
+            </w:r>
+          </w:p>
+        </w:tc>
+      </w:tr>
+      <w:tr>
+        <w:tc>
+          <w:tcPr/>
+          <w:p>
+            <w:pPr>
+              <w:pStyle w:val="Compact"/>
+              <w:jc w:val="right"/>
+            </w:pPr>
+            <m:oMath>
+              <m:r>
+                <m:rPr>
+                  <m:sty m:val="p"/>
+                </m:rPr>
+                <m:t>+</m:t>
+              </m:r>
+              <m:r>
+                <m:t>0.1</m:t>
+              </m:r>
+            </m:oMath>
+          </w:p>
+        </w:tc>
+        <w:tc>
+          <w:tcPr/>
+          <w:p>
+            <w:pPr>
+              <w:pStyle w:val="Compact"/>
+              <w:jc w:val="center"/>
+            </w:pPr>
+            <w:r>
+              <w:t xml:space="preserve">.777</w:t>
+            </w:r>
+          </w:p>
+        </w:tc>
+        <w:tc>
+          <w:tcPr/>
+          <w:p>
+            <w:pPr>
+              <w:pStyle w:val="Compact"/>
+              <w:jc w:val="center"/>
+            </w:pPr>
+            <w:r>
+              <w:t xml:space="preserve">.777</w:t>
+            </w:r>
+          </w:p>
+        </w:tc>
+        <w:tc>
+          <w:tcPr/>
+          <w:p>
+            <w:pPr>
+              <w:pStyle w:val="Compact"/>
+              <w:jc w:val="center"/>
+            </w:pPr>
+            <w:r>
+              <w:t xml:space="preserve">.932</w:t>
+            </w:r>
+          </w:p>
+        </w:tc>
+        <w:tc>
+          <w:tcPr/>
+          <w:p>
+            <w:pPr>
+              <w:pStyle w:val="Compact"/>
+              <w:jc w:val="center"/>
+            </w:pPr>
+            <w:r>
+              <w:t xml:space="preserve">.932</w:t>
+            </w:r>
+          </w:p>
+        </w:tc>
+        <w:tc>
+          <w:tcPr/>
+          <w:p>
+            <w:pPr>
+              <w:pStyle w:val="Compact"/>
+              <w:jc w:val="center"/>
+            </w:pPr>
+            <w:r>
+              <w:t xml:space="preserve">.907</w:t>
+            </w:r>
+          </w:p>
+        </w:tc>
+        <w:tc>
+          <w:tcPr/>
+          <w:p>
+            <w:pPr>
+              <w:pStyle w:val="Compact"/>
+              <w:jc w:val="center"/>
+            </w:pPr>
+            <w:r>
+              <w:t xml:space="preserve">.907</w:t>
+            </w:r>
+          </w:p>
+        </w:tc>
+        <w:tc>
+          <w:tcPr/>
+          <w:p>
+            <w:pPr>
+              <w:pStyle w:val="Compact"/>
+              <w:jc w:val="center"/>
+            </w:pPr>
+            <w:r>
+              <w:t xml:space="preserve">.932</w:t>
+            </w:r>
+          </w:p>
+        </w:tc>
+      </w:tr>
+      <w:tr>
+        <w:tc>
+          <w:tcPr/>
+          <w:p>
+            <w:pPr>
+              <w:pStyle w:val="Compact"/>
+              <w:jc w:val="right"/>
+            </w:pPr>
+            <m:oMath>
+              <m:r>
+                <m:rPr>
+                  <m:sty m:val="p"/>
+                </m:rPr>
+                <m:t>+</m:t>
+              </m:r>
+              <m:r>
+                <m:t>0.2</m:t>
+              </m:r>
+            </m:oMath>
+          </w:p>
+        </w:tc>
+        <w:tc>
+          <w:tcPr/>
+          <w:p>
+            <w:pPr>
+              <w:pStyle w:val="Compact"/>
+              <w:jc w:val="center"/>
+            </w:pPr>
+            <w:r>
+              <w:t xml:space="preserve">.760</w:t>
+            </w:r>
+          </w:p>
+        </w:tc>
+        <w:tc>
+          <w:tcPr/>
+          <w:p>
+            <w:pPr>
+              <w:pStyle w:val="Compact"/>
+              <w:jc w:val="center"/>
+            </w:pPr>
+            <w:r>
+              <w:t xml:space="preserve">.760</w:t>
+            </w:r>
+          </w:p>
+        </w:tc>
+        <w:tc>
+          <w:tcPr/>
+          <w:p>
+            <w:pPr>
+              <w:pStyle w:val="Compact"/>
+              <w:jc w:val="center"/>
+            </w:pPr>
+            <w:r>
+              <w:t xml:space="preserve">.985</w:t>
+            </w:r>
+          </w:p>
+        </w:tc>
+        <w:tc>
+          <w:tcPr/>
+          <w:p>
+            <w:pPr>
+              <w:pStyle w:val="Compact"/>
+              <w:jc w:val="center"/>
+            </w:pPr>
+            <w:r>
+              <w:t xml:space="preserve">.985</w:t>
             </w:r>
           </w:p>
         </w:tc>
@@ -13833,425 +14251,7 @@
               <w:jc w:val="center"/>
             </w:pPr>
             <w:r>
-              <w:t xml:space="preserve">.993</w:t>
-            </w:r>
-          </w:p>
-        </w:tc>
-      </w:tr>
-      <w:tr>
-        <w:tc>
-          <w:tcPr/>
-          <w:p>
-            <w:pPr>
-              <w:pStyle w:val="Compact"/>
-              <w:jc w:val="right"/>
-            </w:pPr>
-            <m:oMath>
-              <m:r>
-                <m:rPr>
-                  <m:sty m:val="p"/>
-                </m:rPr>
-                <m:t>−</m:t>
-              </m:r>
-              <m:r>
-                <m:t>0.1</m:t>
-              </m:r>
-            </m:oMath>
-          </w:p>
-        </w:tc>
-        <w:tc>
-          <w:tcPr/>
-          <w:p>
-            <w:pPr>
-              <w:pStyle w:val="Compact"/>
-              <w:jc w:val="center"/>
-            </w:pPr>
-            <w:r>
-              <w:t xml:space="preserve">.762</w:t>
-            </w:r>
-          </w:p>
-        </w:tc>
-        <w:tc>
-          <w:tcPr/>
-          <w:p>
-            <w:pPr>
-              <w:pStyle w:val="Compact"/>
-              <w:jc w:val="center"/>
-            </w:pPr>
-            <w:r>
-              <w:t xml:space="preserve">.762</w:t>
-            </w:r>
-          </w:p>
-        </w:tc>
-        <w:tc>
-          <w:tcPr/>
-          <w:p>
-            <w:pPr>
-              <w:pStyle w:val="Compact"/>
-              <w:jc w:val="center"/>
-            </w:pPr>
-            <w:r>
-              <w:t xml:space="preserve">.762</w:t>
-            </w:r>
-          </w:p>
-        </w:tc>
-        <w:tc>
-          <w:tcPr/>
-          <w:p>
-            <w:pPr>
-              <w:pStyle w:val="Compact"/>
-              <w:jc w:val="center"/>
-            </w:pPr>
-            <w:r>
-              <w:t xml:space="preserve">.892</w:t>
-            </w:r>
-          </w:p>
-        </w:tc>
-        <w:tc>
-          <w:tcPr/>
-          <w:p>
-            <w:pPr>
-              <w:pStyle w:val="Compact"/>
-              <w:jc w:val="center"/>
-            </w:pPr>
-            <w:r>
-              <w:t xml:space="preserve">.880</w:t>
-            </w:r>
-          </w:p>
-        </w:tc>
-        <w:tc>
-          <w:tcPr/>
-          <w:p>
-            <w:pPr>
-              <w:pStyle w:val="Compact"/>
-              <w:jc w:val="center"/>
-            </w:pPr>
-            <w:r>
-              <w:t xml:space="preserve">.885</w:t>
-            </w:r>
-          </w:p>
-        </w:tc>
-        <w:tc>
-          <w:tcPr/>
-          <w:p>
-            <w:pPr>
-              <w:pStyle w:val="Compact"/>
-              <w:jc w:val="center"/>
-            </w:pPr>
-            <w:r>
-              <w:t xml:space="preserve">.892</w:t>
-            </w:r>
-          </w:p>
-        </w:tc>
-      </w:tr>
-      <w:tr>
-        <w:tc>
-          <w:tcPr/>
-          <w:p>
-            <w:pPr>
-              <w:pStyle w:val="Compact"/>
-              <w:jc w:val="right"/>
-            </w:pPr>
-            <m:oMath>
-              <m:r>
-                <m:t>0.0</m:t>
-              </m:r>
-            </m:oMath>
-          </w:p>
-        </w:tc>
-        <w:tc>
-          <w:tcPr/>
-          <w:p>
-            <w:pPr>
-              <w:pStyle w:val="Compact"/>
-              <w:jc w:val="center"/>
-            </w:pPr>
-            <w:r>
-              <w:t xml:space="preserve">.835</w:t>
-            </w:r>
-          </w:p>
-        </w:tc>
-        <w:tc>
-          <w:tcPr/>
-          <w:p>
-            <w:pPr>
-              <w:pStyle w:val="Compact"/>
-              <w:jc w:val="center"/>
-            </w:pPr>
-            <w:r>
-              <w:t xml:space="preserve">.835</w:t>
-            </w:r>
-          </w:p>
-        </w:tc>
-        <w:tc>
-          <w:tcPr/>
-          <w:p>
-            <w:pPr>
-              <w:pStyle w:val="Compact"/>
-              <w:jc w:val="center"/>
-            </w:pPr>
-            <w:r>
-              <w:t xml:space="preserve">.835</w:t>
-            </w:r>
-          </w:p>
-        </w:tc>
-        <w:tc>
-          <w:tcPr/>
-          <w:p>
-            <w:pPr>
-              <w:pStyle w:val="Compact"/>
-              <w:jc w:val="center"/>
-            </w:pPr>
-            <w:r>
-              <w:t xml:space="preserve">.835</w:t>
-            </w:r>
-          </w:p>
-        </w:tc>
-        <w:tc>
-          <w:tcPr/>
-          <w:p>
-            <w:pPr>
-              <w:pStyle w:val="Compact"/>
-              <w:jc w:val="center"/>
-            </w:pPr>
-            <w:r>
-              <w:t xml:space="preserve">.835</w:t>
-            </w:r>
-          </w:p>
-        </w:tc>
-        <w:tc>
-          <w:tcPr/>
-          <w:p>
-            <w:pPr>
-              <w:pStyle w:val="Compact"/>
-              <w:jc w:val="center"/>
-            </w:pPr>
-            <w:r>
-              <w:t xml:space="preserve">.835</w:t>
-            </w:r>
-          </w:p>
-        </w:tc>
-        <w:tc>
-          <w:tcPr/>
-          <w:p>
-            <w:pPr>
-              <w:pStyle w:val="Compact"/>
-              <w:jc w:val="center"/>
-            </w:pPr>
-            <w:r>
-              <w:t xml:space="preserve">.835</w:t>
-            </w:r>
-          </w:p>
-        </w:tc>
-      </w:tr>
-      <w:tr>
-        <w:tc>
-          <w:tcPr/>
-          <w:p>
-            <w:pPr>
-              <w:pStyle w:val="Compact"/>
-              <w:jc w:val="right"/>
-            </w:pPr>
-            <m:oMath>
-              <m:r>
-                <m:rPr>
-                  <m:sty m:val="p"/>
-                </m:rPr>
-                <m:t>+</m:t>
-              </m:r>
-              <m:r>
-                <m:t>0.1</m:t>
-              </m:r>
-            </m:oMath>
-          </w:p>
-        </w:tc>
-        <w:tc>
-          <w:tcPr/>
-          <w:p>
-            <w:pPr>
-              <w:pStyle w:val="Compact"/>
-              <w:jc w:val="center"/>
-            </w:pPr>
-            <w:r>
-              <w:t xml:space="preserve">.795</w:t>
-            </w:r>
-          </w:p>
-        </w:tc>
-        <w:tc>
-          <w:tcPr/>
-          <w:p>
-            <w:pPr>
-              <w:pStyle w:val="Compact"/>
-              <w:jc w:val="center"/>
-            </w:pPr>
-            <w:r>
-              <w:t xml:space="preserve">.795</w:t>
-            </w:r>
-          </w:p>
-        </w:tc>
-        <w:tc>
-          <w:tcPr/>
-          <w:p>
-            <w:pPr>
-              <w:pStyle w:val="Compact"/>
-              <w:jc w:val="center"/>
-            </w:pPr>
-            <w:r>
-              <w:t xml:space="preserve">.917</w:t>
-            </w:r>
-          </w:p>
-        </w:tc>
-        <w:tc>
-          <w:tcPr/>
-          <w:p>
-            <w:pPr>
-              <w:pStyle w:val="Compact"/>
-              <w:jc w:val="center"/>
-            </w:pPr>
-            <w:r>
-              <w:t xml:space="preserve">.917</w:t>
-            </w:r>
-          </w:p>
-        </w:tc>
-        <w:tc>
-          <w:tcPr/>
-          <w:p>
-            <w:pPr>
-              <w:pStyle w:val="Compact"/>
-              <w:jc w:val="center"/>
-            </w:pPr>
-            <w:r>
-              <w:t xml:space="preserve">.902</w:t>
-            </w:r>
-          </w:p>
-        </w:tc>
-        <w:tc>
-          <w:tcPr/>
-          <w:p>
-            <w:pPr>
-              <w:pStyle w:val="Compact"/>
-              <w:jc w:val="center"/>
-            </w:pPr>
-            <w:r>
-              <w:t xml:space="preserve">.902</w:t>
-            </w:r>
-          </w:p>
-        </w:tc>
-        <w:tc>
-          <w:tcPr/>
-          <w:p>
-            <w:pPr>
-              <w:pStyle w:val="Compact"/>
-              <w:jc w:val="center"/>
-            </w:pPr>
-            <w:r>
-              <w:t xml:space="preserve">.917</w:t>
-            </w:r>
-          </w:p>
-        </w:tc>
-      </w:tr>
-      <w:tr>
-        <w:tc>
-          <w:tcPr/>
-          <w:p>
-            <w:pPr>
-              <w:pStyle w:val="Compact"/>
-              <w:jc w:val="right"/>
-            </w:pPr>
-            <m:oMath>
-              <m:r>
-                <m:rPr>
-                  <m:sty m:val="p"/>
-                </m:rPr>
-                <m:t>+</m:t>
-              </m:r>
-              <m:r>
-                <m:t>0.2</m:t>
-              </m:r>
-            </m:oMath>
-          </w:p>
-        </w:tc>
-        <w:tc>
-          <w:tcPr/>
-          <w:p>
-            <w:pPr>
-              <w:pStyle w:val="Compact"/>
-              <w:jc w:val="center"/>
-            </w:pPr>
-            <w:r>
-              <w:t xml:space="preserve">.845</w:t>
-            </w:r>
-          </w:p>
-        </w:tc>
-        <w:tc>
-          <w:tcPr/>
-          <w:p>
-            <w:pPr>
-              <w:pStyle w:val="Compact"/>
-              <w:jc w:val="center"/>
-            </w:pPr>
-            <w:r>
-              <w:t xml:space="preserve">.845</w:t>
-            </w:r>
-          </w:p>
-        </w:tc>
-        <w:tc>
-          <w:tcPr/>
-          <w:p>
-            <w:pPr>
-              <w:pStyle w:val="Compact"/>
-              <w:jc w:val="center"/>
-            </w:pPr>
-            <w:r>
-              <w:t xml:space="preserve">.993</w:t>
-            </w:r>
-          </w:p>
-        </w:tc>
-        <w:tc>
-          <w:tcPr/>
-          <w:p>
-            <w:pPr>
-              <w:pStyle w:val="Compact"/>
-              <w:jc w:val="center"/>
-            </w:pPr>
-            <w:r>
-              <w:t xml:space="preserve">.993</w:t>
-            </w:r>
-          </w:p>
-        </w:tc>
-        <w:tc>
-          <w:tcPr/>
-          <w:p>
-            <w:pPr>
-              <w:pStyle w:val="Compact"/>
-              <w:jc w:val="center"/>
-            </w:pPr>
-            <w:r>
-              <w:t xml:space="preserve">.988</w:t>
-            </w:r>
-          </w:p>
-        </w:tc>
-        <w:tc>
-          <w:tcPr/>
-          <w:p>
-            <w:pPr>
-              <w:pStyle w:val="Compact"/>
-              <w:jc w:val="center"/>
-            </w:pPr>
-            <w:r>
-              <w:t xml:space="preserve">.988</w:t>
-            </w:r>
-          </w:p>
-        </w:tc>
-        <w:tc>
-          <w:tcPr/>
-          <w:p>
-            <w:pPr>
-              <w:pStyle w:val="Compact"/>
-              <w:jc w:val="center"/>
-            </w:pPr>
-            <w:r>
-              <w:t xml:space="preserve">.993</w:t>
+              <w:t xml:space="preserve">.985</w:t>
             </w:r>
           </w:p>
         </w:tc>
@@ -14285,7 +14285,7 @@
               <w:jc w:val="center"/>
             </w:pPr>
             <w:r>
-              <w:t xml:space="preserve">.838</w:t>
+              <w:t xml:space="preserve">.785</w:t>
             </w:r>
           </w:p>
         </w:tc>
@@ -14297,7 +14297,7 @@
               <w:jc w:val="center"/>
             </w:pPr>
             <w:r>
-              <w:t xml:space="preserve">.838</w:t>
+              <w:t xml:space="preserve">.785</w:t>
             </w:r>
           </w:p>
         </w:tc>
@@ -14399,7 +14399,7 @@
               <w:jc w:val="center"/>
             </w:pPr>
             <w:r>
-              <w:t xml:space="preserve">.782</w:t>
+              <w:t xml:space="preserve">.780</w:t>
             </w:r>
           </w:p>
         </w:tc>
@@ -14411,7 +14411,7 @@
               <w:jc w:val="center"/>
             </w:pPr>
             <w:r>
-              <w:t xml:space="preserve">.782</w:t>
+              <w:t xml:space="preserve">.780</w:t>
             </w:r>
           </w:p>
         </w:tc>
@@ -15097,7 +15097,7 @@
               <w:jc w:val="center"/>
             </w:pPr>
             <w:r>
-              <w:t xml:space="preserve">.795</w:t>
+              <w:t xml:space="preserve">.775</w:t>
             </w:r>
           </w:p>
         </w:tc>
@@ -15109,7 +15109,7 @@
               <w:jc w:val="center"/>
             </w:pPr>
             <w:r>
-              <w:t xml:space="preserve">.965</w:t>
+              <w:t xml:space="preserve">.963</w:t>
             </w:r>
           </w:p>
         </w:tc>
@@ -15121,7 +15121,7 @@
               <w:jc w:val="center"/>
             </w:pPr>
             <w:r>
-              <w:t xml:space="preserve">.965</w:t>
+              <w:t xml:space="preserve">.963</w:t>
             </w:r>
           </w:p>
         </w:tc>
@@ -15179,7 +15179,7 @@
               <w:jc w:val="center"/>
             </w:pPr>
             <w:r>
-              <w:t xml:space="preserve">.795</w:t>
+              <w:t xml:space="preserve">.775</w:t>
             </w:r>
           </w:p>
         </w:tc>
@@ -15215,6 +15215,10 @@
               <w:jc w:val="center"/>
             </w:pPr>
             <w:r>
+              <w:rPr>
+                <w:b/>
+                <w:bCs/>
+              </w:rPr>
               <w:t xml:space="preserve">1.000</w:t>
             </w:r>
           </w:p>
@@ -15227,6 +15231,10 @@
               <w:jc w:val="center"/>
             </w:pPr>
             <w:r>
+              <w:rPr>
+                <w:b/>
+                <w:bCs/>
+              </w:rPr>
               <w:t xml:space="preserve">1.000</w:t>
             </w:r>
           </w:p>
@@ -15253,7 +15261,7 @@
               <w:jc w:val="center"/>
             </w:pPr>
             <w:r>
-              <w:t xml:space="preserve">.795</w:t>
+              <w:t xml:space="preserve">.775</w:t>
             </w:r>
           </w:p>
         </w:tc>
@@ -15289,6 +15297,10 @@
               <w:jc w:val="center"/>
             </w:pPr>
             <w:r>
+              <w:rPr>
+                <w:b/>
+                <w:bCs/>
+              </w:rPr>
               <w:t xml:space="preserve">1.000</w:t>
             </w:r>
           </w:p>
@@ -15301,6 +15313,10 @@
               <w:jc w:val="center"/>
             </w:pPr>
             <w:r>
+              <w:rPr>
+                <w:b/>
+                <w:bCs/>
+              </w:rPr>
               <w:t xml:space="preserve">1.000</w:t>
             </w:r>
           </w:p>
@@ -15327,7 +15343,7 @@
               <w:jc w:val="center"/>
             </w:pPr>
             <w:r>
-              <w:t xml:space="preserve">.810</w:t>
+              <w:t xml:space="preserve">.765</w:t>
             </w:r>
           </w:p>
         </w:tc>
@@ -15339,7 +15355,7 @@
               <w:jc w:val="center"/>
             </w:pPr>
             <w:r>
-              <w:t xml:space="preserve">.810</w:t>
+              <w:t xml:space="preserve">.765</w:t>
             </w:r>
           </w:p>
         </w:tc>
@@ -15351,7 +15367,7 @@
               <w:jc w:val="center"/>
             </w:pPr>
             <w:r>
-              <w:t xml:space="preserve">.810</w:t>
+              <w:t xml:space="preserve">.765</w:t>
             </w:r>
           </w:p>
         </w:tc>
@@ -15363,7 +15379,7 @@
               <w:jc w:val="center"/>
             </w:pPr>
             <w:r>
-              <w:t xml:space="preserve">.810</w:t>
+              <w:t xml:space="preserve">.765</w:t>
             </w:r>
           </w:p>
         </w:tc>
@@ -15375,7 +15391,7 @@
               <w:jc w:val="center"/>
             </w:pPr>
             <w:r>
-              <w:t xml:space="preserve">.810</w:t>
+              <w:t xml:space="preserve">.765</w:t>
             </w:r>
           </w:p>
         </w:tc>
@@ -15401,7 +15417,7 @@
               <w:jc w:val="center"/>
             </w:pPr>
             <w:r>
-              <w:t xml:space="preserve">.200</w:t>
+              <w:t xml:space="preserve">.190</w:t>
             </w:r>
           </w:p>
         </w:tc>
@@ -15413,7 +15429,7 @@
               <w:jc w:val="center"/>
             </w:pPr>
             <w:r>
-              <w:t xml:space="preserve">.200</w:t>
+              <w:t xml:space="preserve">.190</w:t>
             </w:r>
           </w:p>
         </w:tc>
@@ -15425,7 +15441,7 @@
               <w:jc w:val="center"/>
             </w:pPr>
             <w:r>
-              <w:t xml:space="preserve">.550</w:t>
+              <w:t xml:space="preserve">.568</w:t>
             </w:r>
           </w:p>
         </w:tc>
@@ -15441,7 +15457,7 @@
                 <w:b/>
                 <w:bCs/>
               </w:rPr>
-              <w:t xml:space="preserve">.585</w:t>
+              <w:t xml:space="preserve">.615</w:t>
             </w:r>
           </w:p>
         </w:tc>
@@ -15453,7 +15469,7 @@
               <w:jc w:val="center"/>
             </w:pPr>
             <w:r>
-              <w:t xml:space="preserve">.200</w:t>
+              <w:t xml:space="preserve">.190</w:t>
             </w:r>
             <m:oMath>
               <m:sSup>
@@ -15475,87 +15491,69 @@
           </w:p>
         </w:tc>
       </w:tr>
-      <w:tr>
-        <w:tc>
-          <w:tcPr>
-            <w:gridSpan w:val="6"/>
-          </w:tcPr>
-          <w:p>
-            <w:pPr>
-              <w:pStyle w:val="Compact"/>
-              <w:jc w:val="left"/>
-            </w:pPr>
-            <m:oMath>
-              <m:sSup>
-                <m:e>
-                  <m:r>
-                    <m:t>​</m:t>
-                  </m:r>
-                </m:e>
-                <m:sup>
-                  <m:r>
-                    <m:rPr>
-                      <m:sty m:val="p"/>
-                    </m:rPr>
-                    <m:t>†</m:t>
-                  </m:r>
-                </m:sup>
-              </m:sSup>
-            </m:oMath>
-            <w:r>
-              <w:t xml:space="preserve">alarm fires and the method refuses to leave</w:t>
-            </w:r>
-            <w:r>
-              <w:t xml:space="preserve"> </w:t>
-            </w:r>
-            <w:r>
-              <w:rPr>
-                <w:smallCaps/>
-              </w:rPr>
-              <w:t xml:space="preserve">sc</w:t>
-            </w:r>
-            <w:r>
-              <w:t xml:space="preserve">—the conditional</w:t>
-            </w:r>
-          </w:p>
-        </w:tc>
-      </w:tr>
-      <w:tr>
-        <w:tc>
-          <w:tcPr>
-            <w:gridSpan w:val="6"/>
-          </w:tcPr>
-          <w:p>
-            <w:pPr>
-              <w:pStyle w:val="Compact"/>
-              <w:jc w:val="left"/>
-            </w:pPr>
-            <w:r>
-              <w:t xml:space="preserve">guarantee of Prop. </w:t>
-            </w:r>
-            <w:hyperlink w:anchor="prop:ccn">
-              <w:r>
-                <w:rPr>
-                  <w:rStyle w:val="Hyperlink"/>
-                </w:rPr>
-                <w:t xml:space="preserve">4</w:t>
-              </w:r>
-            </w:hyperlink>
-            <w:r>
-              <w:t xml:space="preserve"> </w:t>
-            </w:r>
-            <w:r>
-              <w:t xml:space="preserve">working as stated.</w:t>
-            </w:r>
-          </w:p>
-        </w:tc>
-      </w:tr>
     </w:tbl>
     <w:bookmarkEnd w:id="54"/>
     <w:p>
       <w:pPr>
         <w:pStyle w:val="BodyText"/>
       </w:pPr>
+      <m:oMath>
+        <m:sSup>
+          <m:e>
+            <m:r>
+              <m:t>​</m:t>
+            </m:r>
+          </m:e>
+          <m:sup>
+            <m:r>
+              <m:rPr>
+                <m:sty m:val="p"/>
+              </m:rPr>
+              <m:t>†</m:t>
+            </m:r>
+          </m:sup>
+        </m:sSup>
+      </m:oMath>
+      <w:r>
+        <w:t xml:space="preserve">alarm fires and the method refuses to leave</w:t>
+      </w:r>
+      <w:r>
+        <w:t xml:space="preserve"> </w:t>
+      </w:r>
+      <w:r>
+        <w:rPr>
+          <w:smallCaps/>
+        </w:rPr>
+        <w:t xml:space="preserve">sc</w:t>
+      </w:r>
+      <w:r>
+        <w:t xml:space="preserve">:</w:t>
+      </w:r>
+      <w:r>
+        <w:t xml:space="preserve"> </w:t>
+      </w:r>
+      <w:r>
+        <w:t xml:space="preserve">the conditional guarantee of Prop. </w:t>
+      </w:r>
+      <w:hyperlink w:anchor="prop:ccn">
+        <w:r>
+          <w:rPr>
+            <w:rStyle w:val="Hyperlink"/>
+          </w:rPr>
+          <w:t xml:space="preserve">4</w:t>
+        </w:r>
+      </w:hyperlink>
+      <w:r>
+        <w:t xml:space="preserve"> </w:t>
+      </w:r>
+      <w:r>
+        <w:t xml:space="preserve">working as stated.</w:t>
+      </w:r>
+    </w:p>
+    <w:p>
+      <w:pPr>
+        <w:pStyle w:val="BodyText"/>
+      </w:pPr>
       <w:r>
         <w:rPr>
           <w:b/>
@@ -15813,10 +15811,30 @@
           <m:rPr>
             <m:sty m:val="p"/>
           </m:rPr>
-          <m:t>±</m:t>
-        </m:r>
-        <m:r>
-          <m:t>1.06</m:t>
+          <m:t>|</m:t>
+        </m:r>
+        <m:r>
+          <m:t>γ</m:t>
+        </m:r>
+        <m:r>
+          <m:rPr>
+            <m:sty m:val="p"/>
+          </m:rPr>
+          <m:t>|</m:t>
+        </m:r>
+      </m:oMath>
+      <w:r>
+        <w:t xml:space="preserve"> </w:t>
+      </w:r>
+      <w:r>
+        <w:t xml:space="preserve">from</w:t>
+      </w:r>
+      <w:r>
+        <w:t xml:space="preserve"> </w:t>
+      </w:r>
+      <m:oMath>
+        <m:r>
+          <m:t>1.10</m:t>
         </m:r>
       </m:oMath>
       <w:r>
@@ -15830,13 +15848,7 @@
       </w:r>
       <m:oMath>
         <m:r>
-          <m:rPr>
-            <m:sty m:val="p"/>
-          </m:rPr>
-          <m:t>±</m:t>
-        </m:r>
-        <m:r>
-          <m:t>2.80</m:t>
+          <m:t>2.91</m:t>
         </m:r>
       </m:oMath>
       <w:r>
@@ -15856,7 +15868,7 @@
       </w:r>
       <m:oMath>
         <m:r>
-          <m:t>0.880</m:t>
+          <m:t>0.900</m:t>
         </m:r>
       </m:oMath>
       <w:r>
@@ -15867,7 +15879,7 @@
       </w:r>
       <m:oMath>
         <m:r>
-          <m:t>0.892</m:t>
+          <m:t>0.915</m:t>
         </m:r>
       </m:oMath>
       <w:r>
@@ -15878,7 +15890,7 @@
       </w:r>
       <m:oMath>
         <m:r>
-          <m:t>0.902</m:t>
+          <m:t>0.907</m:t>
         </m:r>
       </m:oMath>
       <w:r>
@@ -15889,7 +15901,7 @@
       </w:r>
       <m:oMath>
         <m:r>
-          <m:t>0.917</m:t>
+          <m:t>0.932</m:t>
         </m:r>
       </m:oMath>
       <w:r>
@@ -15900,6 +15912,28 @@
       </w:r>
       <m:oMath>
         <m:r>
+          <m:t>0.975</m:t>
+        </m:r>
+      </m:oMath>
+      <w:r>
+        <w:t xml:space="preserve"> </w:t>
+      </w:r>
+      <w:r>
+        <w:t xml:space="preserve">vs. </w:t>
+      </w:r>
+      <m:oMath>
+        <m:r>
+          <m:t>0.985</m:t>
+        </m:r>
+      </m:oMath>
+      <w:r>
+        <w:t xml:space="preserve">;</w:t>
+      </w:r>
+      <w:r>
+        <w:t xml:space="preserve"> </w:t>
+      </w:r>
+      <m:oMath>
+        <m:r>
           <m:t>0.978</m:t>
         </m:r>
       </m:oMath>
@@ -15911,29 +15945,7 @@
       </w:r>
       <m:oMath>
         <m:r>
-          <m:t>0.993</m:t>
-        </m:r>
-      </m:oMath>
-      <w:r>
-        <w:t xml:space="preserve">;</w:t>
-      </w:r>
-      <w:r>
-        <w:t xml:space="preserve"> </w:t>
-      </w:r>
-      <m:oMath>
-        <m:r>
-          <m:t>0.988</m:t>
-        </m:r>
-      </m:oMath>
-      <w:r>
-        <w:t xml:space="preserve"> </w:t>
-      </w:r>
-      <w:r>
-        <w:t xml:space="preserve">vs. </w:t>
-      </w:r>
-      <m:oMath>
-        <m:r>
-          <m:t>0.993</m:t>
+          <m:t>0.985</m:t>
         </m:r>
       </m:oMath>
       <w:r>
@@ -17536,7 +17548,7 @@
       </w:r>
       <m:oMath>
         <m:r>
-          <m:t>0.947</m:t>
+          <m:t>0.944</m:t>
         </m:r>
       </m:oMath>
       <w:r>
@@ -17547,7 +17559,7 @@
       </w:r>
       <m:oMath>
         <m:r>
-          <m:t>0.760</m:t>
+          <m:t>0.768</m:t>
         </m:r>
       </m:oMath>
       <w:r>
@@ -17558,7 +17570,7 @@
       </w:r>
       <m:oMath>
         <m:r>
-          <m:t>0.032</m:t>
+          <m:t>0.037</m:t>
         </m:r>
       </m:oMath>
       <w:r>
@@ -17572,7 +17584,7 @@
       </w:r>
       <m:oMath>
         <m:r>
-          <m:t>0.048</m:t>
+          <m:t>0.047</m:t>
         </m:r>
       </m:oMath>
       <w:r>
@@ -17756,7 +17768,7 @@
       </w:r>
       <m:oMath>
         <m:r>
-          <m:t>0.005</m:t>
+          <m:t>0.007</m:t>
         </m:r>
       </m:oMath>
       <w:r>
@@ -17764,7 +17776,7 @@
       </w:r>
       <m:oMath>
         <m:r>
-          <m:t>0.015</m:t>
+          <m:t>0.025</m:t>
         </m:r>
       </m:oMath>
       <w:r>
@@ -17875,7 +17887,7 @@
         <w:t xml:space="preserve"> </w:t>
       </w:r>
       <w:r>
-        <w:t xml:space="preserve">follow-on work, and runs in 199 seconds. Table </w:t>
+        <w:t xml:space="preserve">follow-on work. Table </w:t>
       </w:r>
       <w:hyperlink w:anchor="tab:tests">
         <w:r>
@@ -18888,7 +18900,13 @@
         <w:t xml:space="preserve"> </w:t>
       </w:r>
       <w:r>
-        <w:t xml:space="preserve">With the artifact removed,</w:t>
+        <w:t xml:space="preserve">With the artifact removed the two coincide exactly where the dead zone</w:t>
+      </w:r>
+      <w:r>
+        <w:t xml:space="preserve"> </w:t>
+      </w:r>
+      <w:r>
+        <w:t xml:space="preserve">should hold:</w:t>
       </w:r>
       <w:r>
         <w:t xml:space="preserve"> </w:t>
@@ -18918,6 +18936,51 @@
       </w:r>
       <m:oMath>
         <m:r>
+          <m:t>0.745</m:t>
+        </m:r>
+      </m:oMath>
+      <w:r>
+        <w:t xml:space="preserve"> </w:t>
+      </w:r>
+      <w:r>
+        <w:t xml:space="preserve">for both methods and</w:t>
+      </w:r>
+      <w:r>
+        <w:t xml:space="preserve"> </w:t>
+      </w:r>
+      <w:r>
+        <w:t xml:space="preserve">heterogeneous-</w:t>
+      </w:r>
+      <m:oMath>
+        <m:r>
+          <m:t>κ</m:t>
+        </m:r>
+      </m:oMath>
+      <w:r>
+        <w:t xml:space="preserve"> </w:t>
+      </w:r>
+      <w:r>
+        <w:t xml:space="preserve">gives</w:t>
+      </w:r>
+      <w:r>
+        <w:t xml:space="preserve"> </w:t>
+      </w:r>
+      <m:oMath>
+        <m:r>
+          <m:t>0.765</m:t>
+        </m:r>
+      </m:oMath>
+      <w:r>
+        <w:t xml:space="preserve"> </w:t>
+      </w:r>
+      <w:r>
+        <w:t xml:space="preserve">for both (ten-seed means</w:t>
+      </w:r>
+      <w:r>
+        <w:t xml:space="preserve"> </w:t>
+      </w:r>
+      <m:oMath>
+        <m:r>
           <m:t>0.758</m:t>
         </m:r>
       </m:oMath>
@@ -18925,24 +18988,7 @@
         <w:t xml:space="preserve"> </w:t>
       </w:r>
       <w:r>
-        <w:t xml:space="preserve">for both methods and</w:t>
-      </w:r>
-      <w:r>
-        <w:t xml:space="preserve"> </w:t>
-      </w:r>
-      <w:r>
-        <w:t xml:space="preserve">heterogeneous-</w:t>
-      </w:r>
-      <m:oMath>
-        <m:r>
-          <m:t>κ</m:t>
-        </m:r>
-      </m:oMath>
-      <w:r>
-        <w:t xml:space="preserve"> </w:t>
-      </w:r>
-      <w:r>
-        <w:t xml:space="preserve">gives</w:t>
+        <w:t xml:space="preserve">and</w:t>
       </w:r>
       <w:r>
         <w:t xml:space="preserve"> </w:t>
@@ -18953,10 +18999,7 @@
         </m:r>
       </m:oMath>
       <w:r>
-        <w:t xml:space="preserve"> </w:t>
-      </w:r>
-      <w:r>
-        <w:t xml:space="preserve">for both: the dead zone behaves as</w:t>
+        <w:t xml:space="preserve">, zero discordant pairs in every seed): the dead zone behaves as</w:t>
       </w:r>
       <w:r>
         <w:t xml:space="preserve"> </w:t>

--- a/paper/tact.docx
+++ b/paper/tact.docx
@@ -692,7 +692,7 @@
         <w:pStyle w:val="BodyText"/>
       </w:pPr>
       <w:r>
-        <w:t xml:space="preserve">This refinement carries a structural fragility that, to the author’s knowledge, no published method addresses. Every existing weighting scheme is monotone</w:t>
+        <w:t xml:space="preserve">This refinement carries a structural fragility that, to the best of our knowledge, no published method addresses. Every existing weighting scheme is monotone</w:t>
       </w:r>
       <w:r>
         <w:t xml:space="preserve"> </w:t>
@@ -10834,7 +10834,7 @@
         <w:t xml:space="preserve">”</w:t>
       </w:r>
       <w:r>
-        <w:t xml:space="preserve">) false-alarms on every benign anti-correlated channel—a defect the author hit, diagnosed, and fixed, and which the released tests pin. Finally the significance gate acts on the</w:t>
+        <w:t xml:space="preserve">) false-alarms on every benign anti-correlated channel—a defect encountered, diagnosed, and fixed during development, and pinned by the released tests. Finally the significance gate acts on the</w:t>
       </w:r>
       <w:r>
         <w:t xml:space="preserve"> </w:t>
@@ -12415,7 +12415,7 @@
     </w:p>
     <w:bookmarkEnd w:id="46"/>
     <w:bookmarkEnd w:id="47"/>
-    <w:bookmarkStart w:id="53" w:name="sec:exp"/>
+    <w:bookmarkStart w:id="52" w:name="sec:exp"/>
     <w:p>
       <w:pPr>
         <w:pStyle w:val="Heading1"/>
@@ -13279,7 +13279,133 @@
         <w:t xml:space="preserve">mid-range a tie.</w:t>
       </w:r>
     </w:p>
-    <w:bookmarkStart w:id="48" w:name="tab:sweep"/>
+    <w:bookmarkStart w:id="51" w:name="fig:sweep"/>
+    <w:p>
+      <w:pPr>
+        <w:pStyle w:val="CaptionedFigure"/>
+      </w:pPr>
+      <w:r>
+        <w:drawing>
+          <wp:inline>
+            <wp:extent cx="5334000" cy="3225209"/>
+            <wp:effectExtent b="0" l="0" r="0" t="0"/>
+            <wp:docPr descr="" title="" id="49" name="Picture"/>
+            <a:graphic>
+              <a:graphicData uri="http://schemas.openxmlformats.org/drawingml/2006/picture">
+                <pic:pic>
+                  <pic:nvPicPr>
+                    <pic:cNvPr descr="figs/tact_sweep.png" id="50" name="Picture"/>
+                    <pic:cNvPicPr>
+                      <a:picLocks noChangeArrowheads="1" noChangeAspect="1"/>
+                    </pic:cNvPicPr>
+                  </pic:nvPicPr>
+                  <pic:blipFill>
+                    <a:blip r:embed="rId48"/>
+                    <a:stretch>
+                      <a:fillRect/>
+                    </a:stretch>
+                  </pic:blipFill>
+                  <pic:spPr bwMode="auto">
+                    <a:xfrm>
+                      <a:off x="0" y="0"/>
+                      <a:ext cx="5334000" cy="3225209"/>
+                    </a:xfrm>
+                    <a:prstGeom prst="rect">
+                      <a:avLst/>
+                    </a:prstGeom>
+                    <a:noFill/>
+                    <a:ln w="9525">
+                      <a:noFill/>
+                      <a:headEnd/>
+                      <a:tailEnd/>
+                    </a:ln>
+                  </pic:spPr>
+                </pic:pic>
+              </a:graphicData>
+            </a:graphic>
+          </wp:inline>
+        </w:drawing>
+      </w:r>
+    </w:p>
+    <w:p>
+      <w:pPr>
+        <w:pStyle w:val="ImageCaption"/>
+      </w:pPr>
+      <w:r>
+        <w:t xml:space="preserve">Main result on the confidence-usage frontier.</w:t>
+      </w:r>
+      <w:r>
+        <w:t xml:space="preserve"> </w:t>
+      </w:r>
+      <w:r>
+        <w:rPr>
+          <w:smallCaps/>
+        </w:rPr>
+        <w:t xml:space="preserve">tact</w:t>
+      </w:r>
+      <w:r>
+        <w:t xml:space="preserve">-dev and the fully label-free</w:t>
+      </w:r>
+      <w:r>
+        <w:t xml:space="preserve"> </w:t>
+      </w:r>
+      <w:r>
+        <w:rPr>
+          <w:smallCaps/>
+        </w:rPr>
+        <w:t xml:space="preserve">tact</w:t>
+      </w:r>
+      <w:r>
+        <w:t xml:space="preserve">-LF track the signed oracle across the sweep; CISC-devT and the ECE gate sit at the</w:t>
+      </w:r>
+      <w:r>
+        <w:t xml:space="preserve"> </w:t>
+      </w:r>
+      <w:r>
+        <w:rPr>
+          <w:smallCaps/>
+        </w:rPr>
+        <w:t xml:space="preserve">sc</w:t>
+      </w:r>
+      <w:r>
+        <w:t xml:space="preserve"> </w:t>
+      </w:r>
+      <w:r>
+        <w:t xml:space="preserve">floor for all</w:t>
+      </w:r>
+      <w:r>
+        <w:t xml:space="preserve"> </w:t>
+      </w:r>
+      <m:oMath>
+        <m:r>
+          <m:t>κ</m:t>
+        </m:r>
+        <m:r>
+          <m:rPr>
+            <m:sty m:val="p"/>
+          </m:rPr>
+          <m:t>&lt;</m:t>
+        </m:r>
+        <m:r>
+          <m:t>0</m:t>
+        </m:r>
+      </m:oMath>
+      <w:r>
+        <w:t xml:space="preserve">.</w:t>
+      </w:r>
+    </w:p>
+    <w:bookmarkEnd w:id="51"/>
+    <w:bookmarkEnd w:id="52"/>
+    <w:bookmarkStart w:id="77" w:name="sec:results"/>
+    <w:p>
+      <w:pPr>
+        <w:pStyle w:val="Heading1"/>
+      </w:pPr>
+      <w:r>
+        <w:t xml:space="preserve">Results</w:t>
+      </w:r>
+    </w:p>
+    <w:bookmarkStart w:id="53" w:name="tab:sweep"/>
     <w:p>
       <w:pPr>
         <w:pStyle w:val="TableCaption"/>
@@ -14485,133 +14611,7 @@
         </w:tc>
       </w:tr>
     </w:tbl>
-    <w:bookmarkEnd w:id="48"/>
-    <w:bookmarkStart w:id="52" w:name="fig:sweep"/>
-    <w:p>
-      <w:pPr>
-        <w:pStyle w:val="CaptionedFigure"/>
-      </w:pPr>
-      <w:r>
-        <w:drawing>
-          <wp:inline>
-            <wp:extent cx="5334000" cy="3225209"/>
-            <wp:effectExtent b="0" l="0" r="0" t="0"/>
-            <wp:docPr descr="" title="" id="50" name="Picture"/>
-            <a:graphic>
-              <a:graphicData uri="http://schemas.openxmlformats.org/drawingml/2006/picture">
-                <pic:pic>
-                  <pic:nvPicPr>
-                    <pic:cNvPr descr="figs/tact_sweep.png" id="51" name="Picture"/>
-                    <pic:cNvPicPr>
-                      <a:picLocks noChangeArrowheads="1" noChangeAspect="1"/>
-                    </pic:cNvPicPr>
-                  </pic:nvPicPr>
-                  <pic:blipFill>
-                    <a:blip r:embed="rId49"/>
-                    <a:stretch>
-                      <a:fillRect/>
-                    </a:stretch>
-                  </pic:blipFill>
-                  <pic:spPr bwMode="auto">
-                    <a:xfrm>
-                      <a:off x="0" y="0"/>
-                      <a:ext cx="5334000" cy="3225209"/>
-                    </a:xfrm>
-                    <a:prstGeom prst="rect">
-                      <a:avLst/>
-                    </a:prstGeom>
-                    <a:noFill/>
-                    <a:ln w="9525">
-                      <a:noFill/>
-                      <a:headEnd/>
-                      <a:tailEnd/>
-                    </a:ln>
-                  </pic:spPr>
-                </pic:pic>
-              </a:graphicData>
-            </a:graphic>
-          </wp:inline>
-        </w:drawing>
-      </w:r>
-    </w:p>
-    <w:p>
-      <w:pPr>
-        <w:pStyle w:val="ImageCaption"/>
-      </w:pPr>
-      <w:r>
-        <w:t xml:space="preserve">Main result on the confidence-usage frontier.</w:t>
-      </w:r>
-      <w:r>
-        <w:t xml:space="preserve"> </w:t>
-      </w:r>
-      <w:r>
-        <w:rPr>
-          <w:smallCaps/>
-        </w:rPr>
-        <w:t xml:space="preserve">tact</w:t>
-      </w:r>
-      <w:r>
-        <w:t xml:space="preserve">-dev and the fully label-free</w:t>
-      </w:r>
-      <w:r>
-        <w:t xml:space="preserve"> </w:t>
-      </w:r>
-      <w:r>
-        <w:rPr>
-          <w:smallCaps/>
-        </w:rPr>
-        <w:t xml:space="preserve">tact</w:t>
-      </w:r>
-      <w:r>
-        <w:t xml:space="preserve">-LF track the signed oracle across the sweep; CISC-devT and the ECE gate sit at the</w:t>
-      </w:r>
-      <w:r>
-        <w:t xml:space="preserve"> </w:t>
-      </w:r>
-      <w:r>
-        <w:rPr>
-          <w:smallCaps/>
-        </w:rPr>
-        <w:t xml:space="preserve">sc</w:t>
-      </w:r>
-      <w:r>
-        <w:t xml:space="preserve"> </w:t>
-      </w:r>
-      <w:r>
-        <w:t xml:space="preserve">floor for all</w:t>
-      </w:r>
-      <w:r>
-        <w:t xml:space="preserve"> </w:t>
-      </w:r>
-      <m:oMath>
-        <m:r>
-          <m:t>κ</m:t>
-        </m:r>
-        <m:r>
-          <m:rPr>
-            <m:sty m:val="p"/>
-          </m:rPr>
-          <m:t>&lt;</m:t>
-        </m:r>
-        <m:r>
-          <m:t>0</m:t>
-        </m:r>
-      </m:oMath>
-      <w:r>
-        <w:t xml:space="preserve">.</w:t>
-      </w:r>
-    </w:p>
-    <w:bookmarkEnd w:id="52"/>
     <w:bookmarkEnd w:id="53"/>
-    <w:bookmarkStart w:id="77" w:name="sec:results"/>
-    <w:p>
-      <w:pPr>
-        <w:pStyle w:val="Heading1"/>
-      </w:pPr>
-      <w:r>
-        <w:t xml:space="preserve">Results</w:t>
-      </w:r>
-    </w:p>
     <w:bookmarkStart w:id="55" w:name="signed-recovery-with-and-without-labels"/>
     <w:p>
       <w:pPr>
@@ -16715,7 +16715,7 @@
         </m:sSup>
       </m:oMath>
       <w:r>
-        <w:t xml:space="preserve">). In the i.i.d. cell every legitimate method sits at the floor with zero discordant pairs, and the naive self-referential control lands slightly below it—the empirical face of Propositions </w:t>
+        <w:t xml:space="preserve">). In the i.i.d. cell every method sits at the floor with zero discordant pairs, the naive self-referential control included: it cannot beat the plurality it is derived from. That control is the empirical face of Propositions </w:t>
       </w:r>
       <w:hyperlink w:anchor="prop:selfreinf">
         <w:r>
@@ -16737,6 +16737,45 @@
         </w:r>
       </w:hyperlink>
       <w:r>
+        <w:t xml:space="preserve">, and the grouped cell is where it shows: given the same covariate the per-group estimator exploits, it reaches</w:t>
+      </w:r>
+      <w:r>
+        <w:t xml:space="preserve"> </w:t>
+      </w:r>
+      <m:oMath>
+        <m:r>
+          <m:t>0.787</m:t>
+        </m:r>
+      </m:oMath>
+      <w:r>
+        <w:t xml:space="preserve"> </w:t>
+      </w:r>
+      <w:r>
+        <w:t xml:space="preserve">against the</w:t>
+      </w:r>
+      <w:r>
+        <w:t xml:space="preserve"> </w:t>
+      </w:r>
+      <m:oMath>
+        <m:r>
+          <m:t>0.785</m:t>
+        </m:r>
+      </m:oMath>
+      <w:r>
+        <w:t xml:space="preserve"> </w:t>
+      </w:r>
+      <w:r>
+        <w:t xml:space="preserve">floor, two items in</w:t>
+      </w:r>
+      <w:r>
+        <w:t xml:space="preserve"> </w:t>
+      </w:r>
+      <m:oMath>
+        <m:r>
+          <m:t>600</m:t>
+        </m:r>
+      </m:oMath>
+      <w:r>
         <w:t xml:space="preserve">. The two arms land within seed noise of each other here (</w:t>
       </w:r>
       <m:oMath>
@@ -16791,13 +16830,13 @@
         <w:t xml:space="preserve"> </w:t>
       </w:r>
       <w:r>
-        <w:t xml:space="preserve">each over five). An earlier draft attributed the</w:t>
-      </w:r>
-      <w:r>
-        <w:t xml:space="preserve"> </w:t>
-      </w:r>
-      <w:r>
-        <w:t xml:space="preserve">gap to the arms’ different exponent caps; the ablation says otherwise. Sweeping</w:t>
+        <w:t xml:space="preserve">each over five). A natural explanation would be the arms’</w:t>
+      </w:r>
+      <w:r>
+        <w:t xml:space="preserve"> </w:t>
+      </w:r>
+      <w:r>
+        <w:t xml:space="preserve">different exponent caps; the ablation rules it out. Sweeping</w:t>
       </w:r>
       <w:r>
         <w:t xml:space="preserve"> </w:t>
@@ -17026,7 +17065,7 @@
               <w:jc w:val="center"/>
             </w:pPr>
             <w:r>
-              <w:t xml:space="preserve">.808</w:t>
+              <w:t xml:space="preserve">.785</w:t>
             </w:r>
           </w:p>
         </w:tc>
@@ -17038,7 +17077,7 @@
               <w:jc w:val="center"/>
             </w:pPr>
             <w:r>
-              <w:t xml:space="preserve">.827</w:t>
+              <w:t xml:space="preserve">.752</w:t>
             </w:r>
           </w:p>
         </w:tc>
@@ -17073,7 +17112,7 @@
               <w:jc w:val="center"/>
             </w:pPr>
             <w:r>
-              <w:t xml:space="preserve">.808</w:t>
+              <w:t xml:space="preserve">.785</w:t>
             </w:r>
           </w:p>
         </w:tc>
@@ -17085,7 +17124,7 @@
               <w:jc w:val="center"/>
             </w:pPr>
             <w:r>
-              <w:t xml:space="preserve">.827</w:t>
+              <w:t xml:space="preserve">.752</w:t>
             </w:r>
           </w:p>
         </w:tc>
@@ -17117,7 +17156,11 @@
               <w:jc w:val="center"/>
             </w:pPr>
             <w:r>
-              <w:t xml:space="preserve">.923</w:t>
+              <w:rPr>
+                <w:b/>
+                <w:bCs/>
+              </w:rPr>
+              <w:t xml:space="preserve">.927</w:t>
             </w:r>
           </w:p>
         </w:tc>
@@ -17129,7 +17172,7 @@
               <w:jc w:val="center"/>
             </w:pPr>
             <w:r>
-              <w:t xml:space="preserve">.827</w:t>
+              <w:t xml:space="preserve">.752</w:t>
             </w:r>
           </w:p>
         </w:tc>
@@ -17167,11 +17210,7 @@
               <w:jc w:val="center"/>
             </w:pPr>
             <w:r>
-              <w:rPr>
-                <w:b/>
-                <w:bCs/>
-              </w:rPr>
-              <w:t xml:space="preserve">.940</w:t>
+              <w:t xml:space="preserve">.923</w:t>
             </w:r>
           </w:p>
         </w:tc>
@@ -17183,7 +17222,7 @@
               <w:jc w:val="center"/>
             </w:pPr>
             <w:r>
-              <w:t xml:space="preserve">.827</w:t>
+              <w:t xml:space="preserve">.752</w:t>
             </w:r>
           </w:p>
         </w:tc>
@@ -17209,7 +17248,7 @@
               <w:jc w:val="center"/>
             </w:pPr>
             <w:r>
-              <w:t xml:space="preserve">.803</w:t>
+              <w:t xml:space="preserve">.787</w:t>
             </w:r>
           </w:p>
         </w:tc>
@@ -17221,7 +17260,7 @@
               <w:jc w:val="center"/>
             </w:pPr>
             <w:r>
-              <w:t xml:space="preserve">.820</w:t>
+              <w:t xml:space="preserve">.752</w:t>
             </w:r>
           </w:p>
         </w:tc>
@@ -17259,7 +17298,7 @@
               <w:jc w:val="center"/>
             </w:pPr>
             <w:r>
-              <w:t xml:space="preserve">.983</w:t>
+              <w:t xml:space="preserve">.973</w:t>
             </w:r>
           </w:p>
         </w:tc>
@@ -17360,7 +17399,7 @@
         <w:t xml:space="preserve">sc</w:t>
       </w:r>
       <w:r>
-        <w:t xml:space="preserve">. Right: the provably closed i.i.d. cell—every legitimate method at the floor; the negative control slightly below it.</w:t>
+        <w:t xml:space="preserve">. Right: the provably closed i.i.d. cell—every method at the floor, the negative control included.</w:t>
       </w:r>
     </w:p>
     <w:bookmarkEnd w:id="65"/>
@@ -22830,13 +22869,13 @@
         <w:t xml:space="preserve"> </w:t>
       </w:r>
       <w:r>
-        <w:t xml:space="preserve">under the sandbox’s resource limits. An earlier version of the same harness</w:t>
-      </w:r>
-      <w:r>
-        <w:t xml:space="preserve"> </w:t>
-      </w:r>
-      <w:r>
-        <w:t xml:space="preserve">failed</w:t>
+        <w:t xml:space="preserve">under the sandbox’s resource limits. The check is not a formality: a sandbox whose</w:t>
+      </w:r>
+      <w:r>
+        <w:t xml:space="preserve"> </w:t>
+      </w:r>
+      <w:r>
+        <w:t xml:space="preserve">resource limits the host rejects outright fails</w:t>
       </w:r>
       <w:r>
         <w:t xml:space="preserve"> </w:t>
@@ -22856,19 +22895,13 @@
         <w:t xml:space="preserve"> </w:t>
       </w:r>
       <w:r>
-        <w:t xml:space="preserve">of executions because the host rejects one of the requested</w:t>
-      </w:r>
-      <w:r>
-        <w:t xml:space="preserve"> </w:t>
-      </w:r>
-      <w:r>
-        <w:t xml:space="preserve">limits outright, and that condition presents as a candidate failure rather</w:t>
-      </w:r>
-      <w:r>
-        <w:t xml:space="preserve"> </w:t>
-      </w:r>
-      <w:r>
-        <w:t xml:space="preserve">than as an error. Studies that grade by execution should report their</w:t>
+        <w:t xml:space="preserve">of executions, and</w:t>
+      </w:r>
+      <w:r>
+        <w:t xml:space="preserve"> </w:t>
+      </w:r>
+      <w:r>
+        <w:t xml:space="preserve">that condition presents as a candidate failure rather than as an error. Studies that grade by execution should report their</w:t>
       </w:r>
       <w:r>
         <w:t xml:space="preserve"> </w:t>

--- a/paper/tact.docx
+++ b/paper/tact.docx
@@ -482,7 +482,7 @@
       </w:r>
       <m:oMath>
         <m:r>
-          <m:t>3</m:t>
+          <m:t>2.5</m:t>
         </m:r>
       </m:oMath>
       <w:r>
@@ -2041,7 +2041,7 @@
       </w:r>
       <m:oMath>
         <m:r>
-          <m:t>3</m:t>
+          <m:t>2.5</m:t>
         </m:r>
       </m:oMath>
       <w:r>
@@ -8571,6 +8571,1823 @@
         <w:t xml:space="preserve">).</w:t>
       </w:r>
     </w:p>
+    <w:p>
+      <w:pPr>
+        <w:pStyle w:val="BodyText"/>
+      </w:pPr>
+      <w:r>
+        <w:t xml:space="preserve">labeled dev pools</w:t>
+      </w:r>
+      <w:r>
+        <w:t xml:space="preserve"> </w:t>
+      </w:r>
+      <m:oMath>
+        <m:r>
+          <m:rPr>
+            <m:scr m:val="script"/>
+            <m:sty m:val="p"/>
+          </m:rPr>
+          <m:t>D</m:t>
+        </m:r>
+      </m:oMath>
+      <w:r>
+        <w:t xml:space="preserve">, test pools</w:t>
+      </w:r>
+      <w:r>
+        <w:t xml:space="preserve"> </w:t>
+      </w:r>
+      <m:oMath>
+        <m:r>
+          <m:rPr>
+            <m:scr m:val="script"/>
+            <m:sty m:val="p"/>
+          </m:rPr>
+          <m:t>T</m:t>
+        </m:r>
+      </m:oMath>
+      <w:r>
+        <w:t xml:space="preserve">, budget</w:t>
+      </w:r>
+      <w:r>
+        <w:t xml:space="preserve"> </w:t>
+      </w:r>
+      <m:oMath>
+        <m:r>
+          <m:t>K</m:t>
+        </m:r>
+      </m:oMath>
+      <w:r>
+        <w:t xml:space="preserve">,</w:t>
+      </w:r>
+      <w:r>
+        <w:t xml:space="preserve"> </w:t>
+      </w:r>
+      <w:r>
+        <w:t xml:space="preserve">floor</w:t>
+      </w:r>
+      <w:r>
+        <w:t xml:space="preserve"> </w:t>
+      </w:r>
+      <m:oMath>
+        <m:r>
+          <m:t>ν</m:t>
+        </m:r>
+      </m:oMath>
+      <w:r>
+        <w:t xml:space="preserve">, cap</w:t>
+      </w:r>
+      <w:r>
+        <w:t xml:space="preserve"> </w:t>
+      </w:r>
+      <m:oMath>
+        <m:sSub>
+          <m:e>
+            <m:r>
+              <m:t>γ</m:t>
+            </m:r>
+          </m:e>
+          <m:sub>
+            <m:r>
+              <m:rPr>
+                <m:sty m:val="p"/>
+              </m:rPr>
+              <m:t>max</m:t>
+            </m:r>
+          </m:sub>
+        </m:sSub>
+      </m:oMath>
+      <w:r>
+        <w:t xml:space="preserve"> </w:t>
+      </w:r>
+      <w:r>
+        <w:t xml:space="preserve">one scalar</w:t>
+      </w:r>
+      <w:r>
+        <w:t xml:space="preserve"> </w:t>
+      </w:r>
+      <m:oMath>
+        <m:r>
+          <m:t>γ</m:t>
+        </m:r>
+      </m:oMath>
+      <w:r>
+        <w:t xml:space="preserve">; an answer</w:t>
+      </w:r>
+      <w:r>
+        <w:t xml:space="preserve"> </w:t>
+      </w:r>
+      <m:oMath>
+        <m:sSub>
+          <m:e>
+            <m:acc>
+              <m:accPr>
+                <m:chr m:val="̂"/>
+              </m:accPr>
+              <m:e>
+                <m:r>
+                  <m:t>a</m:t>
+                </m:r>
+              </m:e>
+            </m:acc>
+          </m:e>
+          <m:sub>
+            <m:r>
+              <m:t>q</m:t>
+            </m:r>
+          </m:sub>
+        </m:sSub>
+      </m:oMath>
+      <w:r>
+        <w:t xml:space="preserve"> </w:t>
+      </w:r>
+      <w:r>
+        <w:t xml:space="preserve">for each</w:t>
+      </w:r>
+      <w:r>
+        <w:t xml:space="preserve"> </w:t>
+      </w:r>
+      <m:oMath>
+        <m:r>
+          <m:t>q</m:t>
+        </m:r>
+        <m:r>
+          <m:rPr>
+            <m:sty m:val="p"/>
+          </m:rPr>
+          <m:t>∈</m:t>
+        </m:r>
+        <m:r>
+          <m:rPr>
+            <m:scr m:val="script"/>
+            <m:sty m:val="p"/>
+          </m:rPr>
+          <m:t>T</m:t>
+        </m:r>
+      </m:oMath>
+      <w:r>
+        <w:t xml:space="preserve"> </w:t>
+      </w:r>
+      <m:oMath>
+        <m:r>
+          <m:rPr>
+            <m:scr m:val="script"/>
+            <m:sty m:val="p"/>
+          </m:rPr>
+          <m:t>S</m:t>
+        </m:r>
+        <m:r>
+          <m:rPr>
+            <m:sty m:val="p"/>
+          </m:rPr>
+          <m:t>←</m:t>
+        </m:r>
+        <m:r>
+          <m:rPr>
+            <m:sty m:val="p"/>
+          </m:rPr>
+          <m:t>∅</m:t>
+        </m:r>
+      </m:oMath>
+      <w:r>
+        <w:t xml:space="preserve">,</w:t>
+      </w:r>
+      <w:r>
+        <w:t xml:space="preserve"> </w:t>
+      </w:r>
+      <m:oMath>
+        <m:r>
+          <m:t>H</m:t>
+        </m:r>
+        <m:r>
+          <m:rPr>
+            <m:sty m:val="p"/>
+          </m:rPr>
+          <m:t>←</m:t>
+        </m:r>
+        <m:r>
+          <m:rPr>
+            <m:sty m:val="p"/>
+          </m:rPr>
+          <m:t>∅</m:t>
+        </m:r>
+      </m:oMath>
+      <w:r>
+        <w:t xml:space="preserve"> </w:t>
+      </w:r>
+      <m:oMath>
+        <m:sSub>
+          <m:e>
+            <m:r>
+              <m:t>y</m:t>
+            </m:r>
+          </m:e>
+          <m:sub>
+            <m:r>
+              <m:t>i</m:t>
+            </m:r>
+          </m:sub>
+        </m:sSub>
+        <m:r>
+          <m:rPr>
+            <m:sty m:val="p"/>
+          </m:rPr>
+          <m:t>←</m:t>
+        </m:r>
+        <m:r>
+          <m:rPr>
+            <m:sty m:val="b"/>
+          </m:rPr>
+          <m:t>1</m:t>
+        </m:r>
+        <m:r>
+          <m:rPr>
+            <m:sty m:val="p"/>
+          </m:rPr>
+          <m:t>[</m:t>
+        </m:r>
+        <m:sSub>
+          <m:e>
+            <m:r>
+              <m:t>a</m:t>
+            </m:r>
+          </m:e>
+          <m:sub>
+            <m:r>
+              <m:t>q</m:t>
+            </m:r>
+            <m:r>
+              <m:rPr>
+                <m:sty m:val="p"/>
+              </m:rPr>
+              <m:t>,</m:t>
+            </m:r>
+            <m:r>
+              <m:t>i</m:t>
+            </m:r>
+          </m:sub>
+        </m:sSub>
+        <m:r>
+          <m:rPr>
+            <m:sty m:val="p"/>
+          </m:rPr>
+          <m:t>=</m:t>
+        </m:r>
+        <m:sSubSup>
+          <m:e>
+            <m:r>
+              <m:t>a</m:t>
+            </m:r>
+          </m:e>
+          <m:sub>
+            <m:r>
+              <m:t>q</m:t>
+            </m:r>
+          </m:sub>
+          <m:sup>
+            <m:r>
+              <m:rPr>
+                <m:sty m:val="p"/>
+              </m:rPr>
+              <m:t>*</m:t>
+            </m:r>
+          </m:sup>
+        </m:sSubSup>
+        <m:r>
+          <m:rPr>
+            <m:sty m:val="p"/>
+          </m:rPr>
+          <m:t>]</m:t>
+        </m:r>
+      </m:oMath>
+      <w:r>
+        <w:t xml:space="preserve">,</w:t>
+      </w:r>
+      <w:r>
+        <w:t xml:space="preserve"> </w:t>
+      </w:r>
+      <m:oMath>
+        <m:r>
+          <m:t>i</m:t>
+        </m:r>
+        <m:r>
+          <m:rPr>
+            <m:sty m:val="p"/>
+          </m:rPr>
+          <m:t>≤</m:t>
+        </m:r>
+        <m:r>
+          <m:t>K</m:t>
+        </m:r>
+      </m:oMath>
+      <w:r>
+        <w:t xml:space="preserve">;</w:t>
+      </w:r>
+      <m:oMath>
+        <m:r>
+          <m:t>H</m:t>
+        </m:r>
+        <m:r>
+          <m:rPr>
+            <m:sty m:val="p"/>
+          </m:rPr>
+          <m:t>←</m:t>
+        </m:r>
+        <m:r>
+          <m:t>H</m:t>
+        </m:r>
+        <m:r>
+          <m:rPr>
+            <m:sty m:val="p"/>
+          </m:rPr>
+          <m:t>∪</m:t>
+        </m:r>
+        <m:r>
+          <m:rPr>
+            <m:sty m:val="p"/>
+          </m:rPr>
+          <m:t>{</m:t>
+        </m:r>
+        <m:r>
+          <m:t>y</m:t>
+        </m:r>
+        <m:r>
+          <m:rPr>
+            <m:sty m:val="p"/>
+          </m:rPr>
+          <m:t>}</m:t>
+        </m:r>
+      </m:oMath>
+      <w:r>
+        <w:t xml:space="preserve"> </w:t>
+      </w:r>
+      <m:oMath>
+        <m:r>
+          <m:t>R</m:t>
+        </m:r>
+        <m:r>
+          <m:rPr>
+            <m:sty m:val="p"/>
+          </m:rPr>
+          <m:t>←</m:t>
+        </m:r>
+      </m:oMath>
+      <w:r>
+        <w:t xml:space="preserve"> </w:t>
+      </w:r>
+      <w:r>
+        <w:t xml:space="preserve">within-item midranks of</w:t>
+      </w:r>
+      <w:r>
+        <w:t xml:space="preserve"> </w:t>
+      </w:r>
+      <m:oMath>
+        <m:sSub>
+          <m:e>
+            <m:r>
+              <m:t>c</m:t>
+            </m:r>
+          </m:e>
+          <m:sub>
+            <m:r>
+              <m:t>q</m:t>
+            </m:r>
+            <m:r>
+              <m:rPr>
+                <m:sty m:val="p"/>
+              </m:rPr>
+              <m:t>,</m:t>
+            </m:r>
+            <m:r>
+              <m:t>1</m:t>
+            </m:r>
+            <m:r>
+              <m:rPr>
+                <m:sty m:val="p"/>
+              </m:rPr>
+              <m:t>:</m:t>
+            </m:r>
+            <m:r>
+              <m:t>K</m:t>
+            </m:r>
+          </m:sub>
+        </m:sSub>
+      </m:oMath>
+      <w:r>
+        <w:t xml:space="preserve"> </w:t>
+      </w:r>
+      <m:oMath>
+        <m:sSub>
+          <m:e>
+            <m:r>
+              <m:t>D</m:t>
+            </m:r>
+          </m:e>
+          <m:sub>
+            <m:r>
+              <m:t>q</m:t>
+            </m:r>
+          </m:sub>
+        </m:sSub>
+        <m:r>
+          <m:rPr>
+            <m:sty m:val="p"/>
+          </m:rPr>
+          <m:t>←</m:t>
+        </m:r>
+        <m:r>
+          <m:t>2</m:t>
+        </m:r>
+        <m:sSub>
+          <m:e>
+            <m:r>
+              <m:t>U</m:t>
+            </m:r>
+          </m:e>
+          <m:sub>
+            <m:r>
+              <m:t>q</m:t>
+            </m:r>
+          </m:sub>
+        </m:sSub>
+        <m:r>
+          <m:rPr>
+            <m:sty m:val="p"/>
+          </m:rPr>
+          <m:t>/</m:t>
+        </m:r>
+        <m:r>
+          <m:rPr>
+            <m:sty m:val="p"/>
+          </m:rPr>
+          <m:t>(</m:t>
+        </m:r>
+        <m:sSubSup>
+          <m:e>
+            <m:r>
+              <m:t>n</m:t>
+            </m:r>
+          </m:e>
+          <m:sub>
+            <m:r>
+              <m:t>q</m:t>
+            </m:r>
+          </m:sub>
+          <m:sup>
+            <m:r>
+              <m:t>1</m:t>
+            </m:r>
+          </m:sup>
+        </m:sSubSup>
+        <m:sSubSup>
+          <m:e>
+            <m:r>
+              <m:t>n</m:t>
+            </m:r>
+          </m:e>
+          <m:sub>
+            <m:r>
+              <m:t>q</m:t>
+            </m:r>
+          </m:sub>
+          <m:sup>
+            <m:r>
+              <m:t>0</m:t>
+            </m:r>
+          </m:sup>
+        </m:sSubSup>
+        <m:r>
+          <m:rPr>
+            <m:sty m:val="p"/>
+          </m:rPr>
+          <m:t>)</m:t>
+        </m:r>
+        <m:r>
+          <m:rPr>
+            <m:sty m:val="p"/>
+          </m:rPr>
+          <m:t>−</m:t>
+        </m:r>
+        <m:r>
+          <m:t>1</m:t>
+        </m:r>
+      </m:oMath>
+      <w:r>
+        <w:t xml:space="preserve">,</w:t>
+      </w:r>
+      <w:r>
+        <w:t xml:space="preserve"> </w:t>
+      </w:r>
+      <m:oMath>
+        <m:sSub>
+          <m:e>
+            <m:r>
+              <m:t>U</m:t>
+            </m:r>
+          </m:e>
+          <m:sub>
+            <m:r>
+              <m:t>q</m:t>
+            </m:r>
+          </m:sub>
+        </m:sSub>
+      </m:oMath>
+      <w:r>
+        <w:t xml:space="preserve"> </w:t>
+      </w:r>
+      <w:r>
+        <w:t xml:space="preserve">from</w:t>
+      </w:r>
+      <w:r>
+        <w:t xml:space="preserve"> </w:t>
+      </w:r>
+      <m:oMath>
+        <m:r>
+          <m:t>R</m:t>
+        </m:r>
+      </m:oMath>
+      <w:r>
+        <w:t xml:space="preserve"> </w:t>
+      </w:r>
+      <m:oMath>
+        <m:r>
+          <m:rPr>
+            <m:scr m:val="script"/>
+            <m:sty m:val="p"/>
+          </m:rPr>
+          <m:t>S</m:t>
+        </m:r>
+        <m:r>
+          <m:rPr>
+            <m:sty m:val="p"/>
+          </m:rPr>
+          <m:t>←</m:t>
+        </m:r>
+        <m:r>
+          <m:rPr>
+            <m:scr m:val="script"/>
+            <m:sty m:val="p"/>
+          </m:rPr>
+          <m:t>S</m:t>
+        </m:r>
+        <m:r>
+          <m:rPr>
+            <m:sty m:val="p"/>
+          </m:rPr>
+          <m:t>∪</m:t>
+        </m:r>
+        <m:r>
+          <m:rPr>
+            <m:sty m:val="p"/>
+          </m:rPr>
+          <m:t>{</m:t>
+        </m:r>
+        <m:r>
+          <m:rPr>
+            <m:sty m:val="p"/>
+          </m:rPr>
+          <m:t>(</m:t>
+        </m:r>
+        <m:sSub>
+          <m:e>
+            <m:r>
+              <m:t>D</m:t>
+            </m:r>
+          </m:e>
+          <m:sub>
+            <m:r>
+              <m:t>q</m:t>
+            </m:r>
+          </m:sub>
+        </m:sSub>
+        <m:r>
+          <m:rPr>
+            <m:sty m:val="p"/>
+          </m:rPr>
+          <m:t>,</m:t>
+        </m:r>
+        <m:r>
+          <m:t> </m:t>
+        </m:r>
+        <m:sSub>
+          <m:e>
+            <m:r>
+              <m:t>N</m:t>
+            </m:r>
+          </m:e>
+          <m:sub>
+            <m:r>
+              <m:t>q</m:t>
+            </m:r>
+          </m:sub>
+        </m:sSub>
+        <m:r>
+          <m:rPr>
+            <m:sty m:val="p"/>
+          </m:rPr>
+          <m:t>,</m:t>
+        </m:r>
+        <m:r>
+          <m:t> </m:t>
+        </m:r>
+        <m:sSub>
+          <m:e>
+            <m:r>
+              <m:rPr>
+                <m:sty m:val="p"/>
+              </m:rPr>
+              <m:t>V</m:t>
+            </m:r>
+            <m:r>
+              <m:rPr>
+                <m:sty m:val="p"/>
+              </m:rPr>
+              <m:t>a</m:t>
+            </m:r>
+            <m:r>
+              <m:rPr>
+                <m:sty m:val="p"/>
+              </m:rPr>
+              <m:t>r</m:t>
+            </m:r>
+          </m:e>
+          <m:sub>
+            <m:r>
+              <m:t>0</m:t>
+            </m:r>
+          </m:sub>
+        </m:sSub>
+        <m:r>
+          <m:rPr>
+            <m:sty m:val="p"/>
+          </m:rPr>
+          <m:t>(</m:t>
+        </m:r>
+        <m:sSub>
+          <m:e>
+            <m:r>
+              <m:t>D</m:t>
+            </m:r>
+          </m:e>
+          <m:sub>
+            <m:r>
+              <m:t>q</m:t>
+            </m:r>
+          </m:sub>
+        </m:sSub>
+        <m:r>
+          <m:rPr>
+            <m:sty m:val="p"/>
+          </m:rPr>
+          <m:t>)</m:t>
+        </m:r>
+        <m:r>
+          <m:rPr>
+            <m:sty m:val="p"/>
+          </m:rPr>
+          <m:t>)</m:t>
+        </m:r>
+        <m:r>
+          <m:rPr>
+            <m:sty m:val="p"/>
+          </m:rPr>
+          <m:t>}</m:t>
+        </m:r>
+      </m:oMath>
+      <w:r>
+        <w:t xml:space="preserve"> </w:t>
+      </w:r>
+      <m:oMath>
+        <m:acc>
+          <m:accPr>
+            <m:chr m:val="̂"/>
+          </m:accPr>
+          <m:e>
+            <m:r>
+              <m:t>D</m:t>
+            </m:r>
+          </m:e>
+        </m:acc>
+        <m:r>
+          <m:rPr>
+            <m:sty m:val="p"/>
+          </m:rPr>
+          <m:t>←</m:t>
+        </m:r>
+        <m:nary>
+          <m:naryPr>
+            <m:chr m:val="∑"/>
+            <m:limLoc m:val="undOvr"/>
+            <m:subHide m:val="off"/>
+            <m:supHide m:val="on"/>
+          </m:naryPr>
+          <m:sub>
+            <m:r>
+              <m:t>q</m:t>
+            </m:r>
+          </m:sub>
+          <m:sup>
+            <m:r>
+              <m:t>​</m:t>
+            </m:r>
+          </m:sup>
+          <m:e>
+            <m:sSub>
+              <m:e>
+                <m:r>
+                  <m:t>N</m:t>
+                </m:r>
+              </m:e>
+              <m:sub>
+                <m:r>
+                  <m:t>q</m:t>
+                </m:r>
+              </m:sub>
+            </m:sSub>
+          </m:e>
+        </m:nary>
+        <m:sSub>
+          <m:e>
+            <m:r>
+              <m:t>D</m:t>
+            </m:r>
+          </m:e>
+          <m:sub>
+            <m:r>
+              <m:t>q</m:t>
+            </m:r>
+          </m:sub>
+        </m:sSub>
+        <m:r>
+          <m:t> </m:t>
+        </m:r>
+        <m:r>
+          <m:rPr>
+            <m:sty m:val="p"/>
+          </m:rPr>
+          <m:t>/</m:t>
+        </m:r>
+        <m:nary>
+          <m:naryPr>
+            <m:chr m:val="∑"/>
+            <m:limLoc m:val="undOvr"/>
+            <m:subHide m:val="off"/>
+            <m:supHide m:val="on"/>
+          </m:naryPr>
+          <m:sub>
+            <m:r>
+              <m:t>q</m:t>
+            </m:r>
+          </m:sub>
+          <m:sup>
+            <m:r>
+              <m:t>​</m:t>
+            </m:r>
+          </m:sup>
+          <m:e>
+            <m:sSub>
+              <m:e>
+                <m:r>
+                  <m:t>N</m:t>
+                </m:r>
+              </m:e>
+              <m:sub>
+                <m:r>
+                  <m:t>q</m:t>
+                </m:r>
+              </m:sub>
+            </m:sSub>
+          </m:e>
+        </m:nary>
+      </m:oMath>
+      <w:r>
+        <w:t xml:space="preserve"> </w:t>
+      </w:r>
+      <m:oMath>
+        <m:r>
+          <m:rPr>
+            <m:sty m:val="p"/>
+          </m:rPr>
+          <m:t>S</m:t>
+        </m:r>
+        <m:r>
+          <m:rPr>
+            <m:sty m:val="p"/>
+          </m:rPr>
+          <m:t>E</m:t>
+        </m:r>
+        <m:r>
+          <m:rPr>
+            <m:sty m:val="p"/>
+          </m:rPr>
+          <m:t>←</m:t>
+        </m:r>
+        <m:r>
+          <m:rPr>
+            <m:sty m:val="p"/>
+          </m:rPr>
+          <m:t>max</m:t>
+        </m:r>
+        <m:r>
+          <m:rPr>
+            <m:sty m:val="p"/>
+          </m:rPr>
+          <m:t>{</m:t>
+        </m:r>
+        <m:sSub>
+          <m:e>
+            <m:r>
+              <m:rPr>
+                <m:sty m:val="p"/>
+              </m:rPr>
+              <m:t>S</m:t>
+            </m:r>
+            <m:r>
+              <m:rPr>
+                <m:sty m:val="p"/>
+              </m:rPr>
+              <m:t>E</m:t>
+            </m:r>
+          </m:e>
+          <m:sub>
+            <m:r>
+              <m:t>0</m:t>
+            </m:r>
+          </m:sub>
+        </m:sSub>
+        <m:r>
+          <m:rPr>
+            <m:sty m:val="p"/>
+          </m:rPr>
+          <m:t>,</m:t>
+        </m:r>
+        <m:r>
+          <m:t> </m:t>
+        </m:r>
+        <m:sSub>
+          <m:e>
+            <m:r>
+              <m:rPr>
+                <m:sty m:val="p"/>
+              </m:rPr>
+              <m:t>S</m:t>
+            </m:r>
+            <m:r>
+              <m:rPr>
+                <m:sty m:val="p"/>
+              </m:rPr>
+              <m:t>E</m:t>
+            </m:r>
+          </m:e>
+          <m:sub>
+            <m:r>
+              <m:t>J</m:t>
+            </m:r>
+          </m:sub>
+        </m:sSub>
+        <m:r>
+          <m:rPr>
+            <m:sty m:val="p"/>
+          </m:rPr>
+          <m:t>,</m:t>
+        </m:r>
+        <m:r>
+          <m:t> </m:t>
+        </m:r>
+        <m:r>
+          <m:t>1</m:t>
+        </m:r>
+        <m:r>
+          <m:rPr>
+            <m:sty m:val="p"/>
+          </m:rPr>
+          <m:t>/</m:t>
+        </m:r>
+        <m:r>
+          <m:rPr>
+            <m:sty m:val="p"/>
+          </m:rPr>
+          <m:t>(</m:t>
+        </m:r>
+        <m:r>
+          <m:t>2</m:t>
+        </m:r>
+        <m:rad>
+          <m:radPr>
+            <m:degHide m:val="on"/>
+          </m:radPr>
+          <m:deg/>
+          <m:e>
+            <m:r>
+              <m:t>N</m:t>
+            </m:r>
+          </m:e>
+        </m:rad>
+        <m:r>
+          <m:rPr>
+            <m:sty m:val="p"/>
+          </m:rPr>
+          <m:t>)</m:t>
+        </m:r>
+        <m:r>
+          <m:rPr>
+            <m:sty m:val="p"/>
+          </m:rPr>
+          <m:t>}</m:t>
+        </m:r>
+      </m:oMath>
+      <w:r>
+        <w:t xml:space="preserve"> </w:t>
+      </w:r>
+      <m:oMath>
+        <m:acc>
+          <m:accPr>
+            <m:chr m:val="‾"/>
+          </m:accPr>
+          <m:e>
+            <m:r>
+              <m:t>p</m:t>
+            </m:r>
+          </m:e>
+        </m:acc>
+        <m:r>
+          <m:rPr>
+            <m:sty m:val="p"/>
+          </m:rPr>
+          <m:t>←</m:t>
+        </m:r>
+        <m:r>
+          <m:rPr>
+            <m:sty m:val="p"/>
+          </m:rPr>
+          <m:t>c</m:t>
+        </m:r>
+        <m:r>
+          <m:rPr>
+            <m:sty m:val="p"/>
+          </m:rPr>
+          <m:t>l</m:t>
+        </m:r>
+        <m:r>
+          <m:rPr>
+            <m:sty m:val="p"/>
+          </m:rPr>
+          <m:t>i</m:t>
+        </m:r>
+        <m:r>
+          <m:rPr>
+            <m:sty m:val="p"/>
+          </m:rPr>
+          <m:t>p</m:t>
+        </m:r>
+        <m:r>
+          <m:rPr>
+            <m:sty m:val="p"/>
+          </m:rPr>
+          <m:t>(</m:t>
+        </m:r>
+        <m:r>
+          <m:rPr>
+            <m:sty m:val="p"/>
+          </m:rPr>
+          <m:t>m</m:t>
+        </m:r>
+        <m:r>
+          <m:rPr>
+            <m:sty m:val="p"/>
+          </m:rPr>
+          <m:t>e</m:t>
+        </m:r>
+        <m:r>
+          <m:rPr>
+            <m:sty m:val="p"/>
+          </m:rPr>
+          <m:t>a</m:t>
+        </m:r>
+        <m:r>
+          <m:rPr>
+            <m:sty m:val="p"/>
+          </m:rPr>
+          <m:t>n</m:t>
+        </m:r>
+        <m:r>
+          <m:rPr>
+            <m:sty m:val="p"/>
+          </m:rPr>
+          <m:t>(</m:t>
+        </m:r>
+        <m:r>
+          <m:t>H</m:t>
+        </m:r>
+        <m:r>
+          <m:rPr>
+            <m:sty m:val="p"/>
+          </m:rPr>
+          <m:t>)</m:t>
+        </m:r>
+        <m:r>
+          <m:rPr>
+            <m:sty m:val="p"/>
+          </m:rPr>
+          <m:t>,</m:t>
+        </m:r>
+        <m:r>
+          <m:t> </m:t>
+        </m:r>
+        <m:r>
+          <m:t>0.05</m:t>
+        </m:r>
+        <m:r>
+          <m:rPr>
+            <m:sty m:val="p"/>
+          </m:rPr>
+          <m:t>,</m:t>
+        </m:r>
+        <m:r>
+          <m:t> </m:t>
+        </m:r>
+        <m:r>
+          <m:t>0.95</m:t>
+        </m:r>
+        <m:r>
+          <m:rPr>
+            <m:sty m:val="p"/>
+          </m:rPr>
+          <m:t>)</m:t>
+        </m:r>
+      </m:oMath>
+      <w:r>
+        <w:t xml:space="preserve"> </w:t>
+      </w:r>
+      <m:oMath>
+        <m:r>
+          <m:t>ζ</m:t>
+        </m:r>
+        <m:r>
+          <m:rPr>
+            <m:sty m:val="p"/>
+          </m:rPr>
+          <m:t>←</m:t>
+        </m:r>
+        <m:acc>
+          <m:accPr>
+            <m:chr m:val="̂"/>
+          </m:accPr>
+          <m:e>
+            <m:r>
+              <m:t>D</m:t>
+            </m:r>
+          </m:e>
+        </m:acc>
+        <m:r>
+          <m:rPr>
+            <m:sty m:val="p"/>
+          </m:rPr>
+          <m:t>/</m:t>
+        </m:r>
+        <m:r>
+          <m:rPr>
+            <m:sty m:val="p"/>
+          </m:rPr>
+          <m:t>S</m:t>
+        </m:r>
+        <m:r>
+          <m:rPr>
+            <m:sty m:val="p"/>
+          </m:rPr>
+          <m:t>E</m:t>
+        </m:r>
+      </m:oMath>
+      <w:r>
+        <w:t xml:space="preserve"> </w:t>
+      </w:r>
+      <m:oMath>
+        <m:r>
+          <m:t>γ</m:t>
+        </m:r>
+        <m:r>
+          <m:rPr>
+            <m:sty m:val="p"/>
+          </m:rPr>
+          <m:t>←</m:t>
+        </m:r>
+        <m:r>
+          <m:t>0</m:t>
+        </m:r>
+      </m:oMath>
+      <w:r>
+        <w:t xml:space="preserve"> </w:t>
+      </w:r>
+      <m:oMath>
+        <m:acc>
+          <m:accPr>
+            <m:chr m:val="̃"/>
+          </m:accPr>
+          <m:e>
+            <m:r>
+              <m:t>D</m:t>
+            </m:r>
+          </m:e>
+        </m:acc>
+        <m:r>
+          <m:rPr>
+            <m:sty m:val="p"/>
+          </m:rPr>
+          <m:t>←</m:t>
+        </m:r>
+        <m:acc>
+          <m:accPr>
+            <m:chr m:val="̂"/>
+          </m:accPr>
+          <m:e>
+            <m:r>
+              <m:t>D</m:t>
+            </m:r>
+          </m:e>
+        </m:acc>
+        <m:r>
+          <m:t> </m:t>
+        </m:r>
+        <m:r>
+          <m:rPr>
+            <m:sty m:val="p"/>
+          </m:rPr>
+          <m:t>(</m:t>
+        </m:r>
+        <m:r>
+          <m:t>1</m:t>
+        </m:r>
+        <m:r>
+          <m:rPr>
+            <m:sty m:val="p"/>
+          </m:rPr>
+          <m:t>−</m:t>
+        </m:r>
+        <m:sSup>
+          <m:e>
+            <m:r>
+              <m:t>ν</m:t>
+            </m:r>
+          </m:e>
+          <m:sup>
+            <m:r>
+              <m:t>2</m:t>
+            </m:r>
+          </m:sup>
+        </m:sSup>
+        <m:r>
+          <m:rPr>
+            <m:sty m:val="p"/>
+          </m:rPr>
+          <m:t>/</m:t>
+        </m:r>
+        <m:sSup>
+          <m:e>
+            <m:r>
+              <m:t>ζ</m:t>
+            </m:r>
+          </m:e>
+          <m:sup>
+            <m:r>
+              <m:t>2</m:t>
+            </m:r>
+          </m:sup>
+        </m:sSup>
+        <m:r>
+          <m:rPr>
+            <m:sty m:val="p"/>
+          </m:rPr>
+          <m:t>)</m:t>
+        </m:r>
+      </m:oMath>
+      <w:r>
+        <w:t xml:space="preserve"> </w:t>
+      </w:r>
+      <m:oMath>
+        <m:r>
+          <m:t>z</m:t>
+        </m:r>
+        <m:r>
+          <m:rPr>
+            <m:sty m:val="p"/>
+          </m:rPr>
+          <m:t>←</m:t>
+        </m:r>
+        <m:sSup>
+          <m:e>
+            <m:r>
+              <m:rPr>
+                <m:sty m:val="p"/>
+              </m:rPr>
+              <m:t>Φ</m:t>
+            </m:r>
+          </m:e>
+          <m:sup>
+            <m:r>
+              <m:rPr>
+                <m:sty m:val="p"/>
+              </m:rPr>
+              <m:t>−</m:t>
+            </m:r>
+            <m:r>
+              <m:t>1</m:t>
+            </m:r>
+          </m:sup>
+        </m:sSup>
+        <m:d>
+          <m:dPr>
+            <m:begChr m:val="("/>
+            <m:sepChr m:val=""/>
+            <m:endChr m:val=")"/>
+            <m:grow/>
+          </m:dPr>
+          <m:e>
+            <m:r>
+              <m:rPr>
+                <m:sty m:val="p"/>
+              </m:rPr>
+              <m:t>(</m:t>
+            </m:r>
+            <m:r>
+              <m:t>1</m:t>
+            </m:r>
+            <m:r>
+              <m:rPr>
+                <m:sty m:val="p"/>
+              </m:rPr>
+              <m:t>+</m:t>
+            </m:r>
+            <m:acc>
+              <m:accPr>
+                <m:chr m:val="̃"/>
+              </m:accPr>
+              <m:e>
+                <m:r>
+                  <m:t>D</m:t>
+                </m:r>
+              </m:e>
+            </m:acc>
+            <m:r>
+              <m:rPr>
+                <m:sty m:val="p"/>
+              </m:rPr>
+              <m:t>)</m:t>
+            </m:r>
+            <m:r>
+              <m:rPr>
+                <m:sty m:val="p"/>
+              </m:rPr>
+              <m:t>/</m:t>
+            </m:r>
+            <m:r>
+              <m:t>2</m:t>
+            </m:r>
+          </m:e>
+        </m:d>
+      </m:oMath>
+      <w:r>
+        <w:t xml:space="preserve"> </w:t>
+      </w:r>
+      <m:oMath>
+        <m:r>
+          <m:t>γ</m:t>
+        </m:r>
+        <m:r>
+          <m:rPr>
+            <m:sty m:val="p"/>
+          </m:rPr>
+          <m:t>←</m:t>
+        </m:r>
+        <m:r>
+          <m:rPr>
+            <m:sty m:val="p"/>
+          </m:rPr>
+          <m:t>c</m:t>
+        </m:r>
+        <m:r>
+          <m:rPr>
+            <m:sty m:val="p"/>
+          </m:rPr>
+          <m:t>l</m:t>
+        </m:r>
+        <m:r>
+          <m:rPr>
+            <m:sty m:val="p"/>
+          </m:rPr>
+          <m:t>i</m:t>
+        </m:r>
+        <m:r>
+          <m:rPr>
+            <m:sty m:val="p"/>
+          </m:rPr>
+          <m:t>p</m:t>
+        </m:r>
+        <m:d>
+          <m:dPr>
+            <m:begChr m:val="("/>
+            <m:sepChr m:val=""/>
+            <m:endChr m:val=")"/>
+            <m:grow/>
+          </m:dPr>
+          <m:e>
+            <m:r>
+              <m:t>z</m:t>
+            </m:r>
+            <m:rad>
+              <m:radPr>
+                <m:degHide m:val="on"/>
+              </m:radPr>
+              <m:deg/>
+              <m:e>
+                <m:r>
+                  <m:t>2</m:t>
+                </m:r>
+                <m:r>
+                  <m:rPr>
+                    <m:sty m:val="p"/>
+                  </m:rPr>
+                  <m:t>+</m:t>
+                </m:r>
+                <m:r>
+                  <m:t>4</m:t>
+                </m:r>
+                <m:acc>
+                  <m:accPr>
+                    <m:chr m:val="‾"/>
+                  </m:accPr>
+                  <m:e>
+                    <m:r>
+                      <m:t>p</m:t>
+                    </m:r>
+                  </m:e>
+                </m:acc>
+                <m:r>
+                  <m:rPr>
+                    <m:sty m:val="p"/>
+                  </m:rPr>
+                  <m:t>(</m:t>
+                </m:r>
+                <m:r>
+                  <m:t>1</m:t>
+                </m:r>
+                <m:r>
+                  <m:rPr>
+                    <m:sty m:val="p"/>
+                  </m:rPr>
+                  <m:t>−</m:t>
+                </m:r>
+                <m:acc>
+                  <m:accPr>
+                    <m:chr m:val="‾"/>
+                  </m:accPr>
+                  <m:e>
+                    <m:r>
+                      <m:t>p</m:t>
+                    </m:r>
+                  </m:e>
+                </m:acc>
+                <m:r>
+                  <m:rPr>
+                    <m:sty m:val="p"/>
+                  </m:rPr>
+                  <m:t>)</m:t>
+                </m:r>
+                <m:sSup>
+                  <m:e>
+                    <m:r>
+                      <m:t>z</m:t>
+                    </m:r>
+                  </m:e>
+                  <m:sup>
+                    <m:r>
+                      <m:t>2</m:t>
+                    </m:r>
+                  </m:sup>
+                </m:sSup>
+              </m:e>
+            </m:rad>
+            <m:r>
+              <m:rPr>
+                <m:sty m:val="p"/>
+              </m:rPr>
+              <m:t>,</m:t>
+            </m:r>
+            <m:r>
+              <m:t> </m:t>
+            </m:r>
+            <m:r>
+              <m:rPr>
+                <m:sty m:val="p"/>
+              </m:rPr>
+              <m:t>±</m:t>
+            </m:r>
+            <m:sSub>
+              <m:e>
+                <m:r>
+                  <m:t>γ</m:t>
+                </m:r>
+              </m:e>
+              <m:sub>
+                <m:r>
+                  <m:rPr>
+                    <m:sty m:val="p"/>
+                  </m:rPr>
+                  <m:t>max</m:t>
+                </m:r>
+              </m:sub>
+            </m:sSub>
+          </m:e>
+        </m:d>
+      </m:oMath>
+      <w:r>
+        <w:t xml:space="preserve"> </w:t>
+      </w:r>
+      <m:oMath>
+        <m:sSub>
+          <m:e>
+            <m:acc>
+              <m:accPr>
+                <m:chr m:val="̂"/>
+              </m:accPr>
+              <m:e>
+                <m:r>
+                  <m:t>a</m:t>
+                </m:r>
+              </m:e>
+            </m:acc>
+          </m:e>
+          <m:sub>
+            <m:r>
+              <m:t>q</m:t>
+            </m:r>
+          </m:sub>
+        </m:sSub>
+        <m:r>
+          <m:rPr>
+            <m:sty m:val="p"/>
+          </m:rPr>
+          <m:t>←</m:t>
+        </m:r>
+        <m:r>
+          <m:rPr>
+            <m:sty m:val="p"/>
+          </m:rPr>
+          <m:t>S</m:t>
+        </m:r>
+        <m:r>
+          <m:rPr>
+            <m:sty m:val="p"/>
+          </m:rPr>
+          <m:t>C</m:t>
+        </m:r>
+        <m:r>
+          <m:rPr>
+            <m:sty m:val="p"/>
+          </m:rPr>
+          <m:t>(</m:t>
+        </m:r>
+        <m:sSub>
+          <m:e>
+            <m:r>
+              <m:t>a</m:t>
+            </m:r>
+          </m:e>
+          <m:sub>
+            <m:r>
+              <m:t>q</m:t>
+            </m:r>
+            <m:r>
+              <m:rPr>
+                <m:sty m:val="p"/>
+              </m:rPr>
+              <m:t>,</m:t>
+            </m:r>
+            <m:r>
+              <m:t>1</m:t>
+            </m:r>
+            <m:r>
+              <m:rPr>
+                <m:sty m:val="p"/>
+              </m:rPr>
+              <m:t>:</m:t>
+            </m:r>
+            <m:r>
+              <m:t>K</m:t>
+            </m:r>
+          </m:sub>
+        </m:sSub>
+        <m:r>
+          <m:rPr>
+            <m:sty m:val="p"/>
+          </m:rPr>
+          <m:t>)</m:t>
+        </m:r>
+      </m:oMath>
+      <w:r>
+        <w:t xml:space="preserve"> </w:t>
+      </w:r>
+      <m:oMath>
+        <m:r>
+          <m:t>φ</m:t>
+        </m:r>
+        <m:r>
+          <m:rPr>
+            <m:sty m:val="p"/>
+          </m:rPr>
+          <m:t>←</m:t>
+        </m:r>
+      </m:oMath>
+      <w:r>
+        <w:t xml:space="preserve"> </w:t>
+      </w:r>
+      <w:r>
+        <w:t xml:space="preserve">standardized van der Waerden scores of</w:t>
+      </w:r>
+      <w:r>
+        <w:t xml:space="preserve"> </w:t>
+      </w:r>
+      <m:oMath>
+        <m:sSub>
+          <m:e>
+            <m:r>
+              <m:t>c</m:t>
+            </m:r>
+          </m:e>
+          <m:sub>
+            <m:r>
+              <m:t>q</m:t>
+            </m:r>
+            <m:r>
+              <m:rPr>
+                <m:sty m:val="p"/>
+              </m:rPr>
+              <m:t>,</m:t>
+            </m:r>
+            <m:r>
+              <m:t>1</m:t>
+            </m:r>
+            <m:r>
+              <m:rPr>
+                <m:sty m:val="p"/>
+              </m:rPr>
+              <m:t>:</m:t>
+            </m:r>
+            <m:r>
+              <m:t>K</m:t>
+            </m:r>
+          </m:sub>
+        </m:sSub>
+      </m:oMath>
+      <w:r>
+        <w:t xml:space="preserve"> </w:t>
+      </w:r>
+      <m:oMath>
+        <m:sSub>
+          <m:e>
+            <m:acc>
+              <m:accPr>
+                <m:chr m:val="̂"/>
+              </m:accPr>
+              <m:e>
+                <m:r>
+                  <m:t>a</m:t>
+                </m:r>
+              </m:e>
+            </m:acc>
+          </m:e>
+          <m:sub>
+            <m:r>
+              <m:t>q</m:t>
+            </m:r>
+          </m:sub>
+        </m:sSub>
+        <m:r>
+          <m:rPr>
+            <m:sty m:val="p"/>
+          </m:rPr>
+          <m:t>←</m:t>
+        </m:r>
+        <m:r>
+          <m:rPr>
+            <m:sty m:val="p"/>
+          </m:rPr>
+          <m:t>arg</m:t>
+        </m:r>
+        <m:sSub>
+          <m:e>
+            <m:r>
+              <m:rPr>
+                <m:sty m:val="p"/>
+              </m:rPr>
+              <m:t>max</m:t>
+            </m:r>
+          </m:e>
+          <m:sub>
+            <m:r>
+              <m:t>A</m:t>
+            </m:r>
+          </m:sub>
+        </m:sSub>
+        <m:nary>
+          <m:naryPr>
+            <m:chr m:val="∑"/>
+            <m:limLoc m:val="undOvr"/>
+            <m:subHide m:val="off"/>
+            <m:supHide m:val="on"/>
+          </m:naryPr>
+          <m:sub>
+            <m:r>
+              <m:t>i</m:t>
+            </m:r>
+            <m:r>
+              <m:rPr>
+                <m:sty m:val="p"/>
+              </m:rPr>
+              <m:t>:</m:t>
+            </m:r>
+            <m:sSub>
+              <m:e>
+                <m:r>
+                  <m:t>a</m:t>
+                </m:r>
+              </m:e>
+              <m:sub>
+                <m:r>
+                  <m:t>q</m:t>
+                </m:r>
+                <m:r>
+                  <m:rPr>
+                    <m:sty m:val="p"/>
+                  </m:rPr>
+                  <m:t>,</m:t>
+                </m:r>
+                <m:r>
+                  <m:t>i</m:t>
+                </m:r>
+              </m:sub>
+            </m:sSub>
+            <m:r>
+              <m:rPr>
+                <m:sty m:val="p"/>
+              </m:rPr>
+              <m:t>=</m:t>
+            </m:r>
+            <m:r>
+              <m:t>A</m:t>
+            </m:r>
+          </m:sub>
+          <m:sup>
+            <m:r>
+              <m:t>​</m:t>
+            </m:r>
+          </m:sup>
+          <m:e>
+            <m:sSup>
+              <m:e>
+                <m:r>
+                  <m:t>e</m:t>
+                </m:r>
+              </m:e>
+              <m:sup>
+                <m:r>
+                  <m:t>γ</m:t>
+                </m:r>
+                <m:sSub>
+                  <m:e>
+                    <m:r>
+                      <m:t>φ</m:t>
+                    </m:r>
+                  </m:e>
+                  <m:sub>
+                    <m:r>
+                      <m:t>i</m:t>
+                    </m:r>
+                  </m:sub>
+                </m:sSub>
+              </m:sup>
+            </m:sSup>
+          </m:e>
+        </m:nary>
+      </m:oMath>
+      <w:r>
+        <w:t xml:space="preserve"> </w:t>
+      </w:r>
+      <m:oMath>
+        <m:r>
+          <m:t>γ</m:t>
+        </m:r>
+      </m:oMath>
+      <w:r>
+        <w:t xml:space="preserve">,</w:t>
+      </w:r>
+      <w:r>
+        <w:t xml:space="preserve"> </w:t>
+      </w:r>
+      <m:oMath>
+        <m:r>
+          <m:rPr>
+            <m:sty m:val="p"/>
+          </m:rPr>
+          <m:t>{</m:t>
+        </m:r>
+        <m:sSub>
+          <m:e>
+            <m:acc>
+              <m:accPr>
+                <m:chr m:val="̂"/>
+              </m:accPr>
+              <m:e>
+                <m:r>
+                  <m:t>a</m:t>
+                </m:r>
+              </m:e>
+            </m:acc>
+          </m:e>
+          <m:sub>
+            <m:r>
+              <m:t>q</m:t>
+            </m:r>
+          </m:sub>
+        </m:sSub>
+        <m:r>
+          <m:rPr>
+            <m:sty m:val="p"/>
+          </m:rPr>
+          <m:t>}</m:t>
+        </m:r>
+      </m:oMath>
+    </w:p>
+    <w:p>
+      <w:pPr>
+        <w:pStyle w:val="BodyText"/>
+      </w:pPr>
+      <w:r>
+        <w:t xml:space="preserve">Algorithm </w:t>
+      </w:r>
+      <w:hyperlink w:anchor="alg:tact">
+        <w:r>
+          <w:rPr>
+            <w:rStyle w:val="Hyperlink"/>
+          </w:rPr>
+          <w:t xml:space="preserve">[alg:tact]</w:t>
+        </w:r>
+      </w:hyperlink>
+      <w:r>
+        <w:t xml:space="preserve"> </w:t>
+      </w:r>
+      <w:r>
+        <w:t xml:space="preserve">states the labeled path end to end. Both loops cost</w:t>
+      </w:r>
+      <w:r>
+        <w:t xml:space="preserve"> </w:t>
+      </w:r>
+      <m:oMath>
+        <m:r>
+          <m:t>O</m:t>
+        </m:r>
+        <m:r>
+          <m:rPr>
+            <m:sty m:val="p"/>
+          </m:rPr>
+          <m:t>(</m:t>
+        </m:r>
+        <m:r>
+          <m:t>K</m:t>
+        </m:r>
+        <m:r>
+          <m:rPr>
+            <m:sty m:val="p"/>
+          </m:rPr>
+          <m:t>log</m:t>
+        </m:r>
+        <m:r>
+          <m:t>K</m:t>
+        </m:r>
+        <m:r>
+          <m:rPr>
+            <m:sty m:val="p"/>
+          </m:rPr>
+          <m:t>)</m:t>
+        </m:r>
+      </m:oMath>
+      <w:r>
+        <w:t xml:space="preserve"> </w:t>
+      </w:r>
+      <w:r>
+        <w:t xml:space="preserve">per item, dominated by the within-item ranking, and the estimate</w:t>
+      </w:r>
+      <w:r>
+        <w:t xml:space="preserve"> </w:t>
+      </w:r>
+      <w:r>
+        <w:t xml:space="preserve">is a single scalar: nothing item-specific crosses from dev to test, which is</w:t>
+      </w:r>
+      <w:r>
+        <w:t xml:space="preserve"> </w:t>
+      </w:r>
+      <w:r>
+        <w:t xml:space="preserve">what makes the dead zone a global abstention rather than a per-item one.</w:t>
+      </w:r>
+    </w:p>
     <w:bookmarkEnd w:id="31"/>
     <w:bookmarkStart w:id="35" w:name="anchor-properties"/>
     <w:p>
@@ -9543,7 +11360,7 @@
     </w:p>
     <w:bookmarkEnd w:id="35"/>
     <w:bookmarkEnd w:id="36"/>
-    <w:bookmarkStart w:id="41" w:name="sec:lf"/>
+    <w:bookmarkStart w:id="43" w:name="sec:lf"/>
     <w:p>
       <w:pPr>
         <w:pStyle w:val="Heading1"/>
@@ -9552,7 +11369,7 @@
         <w:t xml:space="preserve">Label-Free Estimation</w:t>
       </w:r>
     </w:p>
-    <w:bookmarkStart w:id="37" w:name="pipeline"/>
+    <w:bookmarkStart w:id="39" w:name="pipeline"/>
     <w:p>
       <w:pPr>
         <w:pStyle w:val="Heading2"/>
@@ -9926,152 +11743,992 @@
         <w:t xml:space="preserve">.</w:t>
       </w:r>
     </w:p>
-    <w:bookmarkEnd w:id="37"/>
-    <w:bookmarkStart w:id="39" w:name="sign-consistency-and-its-boundary"/>
     <w:p>
       <w:pPr>
-        <w:pStyle w:val="Heading2"/>
+        <w:pStyle w:val="BodyText"/>
       </w:pPr>
       <w:r>
-        <w:t xml:space="preserve">Sign consistency and its boundary</w:t>
-      </w:r>
-    </w:p>
-    <w:bookmarkStart w:id="38" w:name="prop:ccn"/>
-    <w:p>
-      <w:pPr>
-        <w:pStyle w:val="FirstParagraph"/>
-      </w:pPr>
-      <w:r>
-        <w:rPr>
-          <w:b/>
-          <w:bCs/>
-        </w:rPr>
-        <w:t xml:space="preserve">Proposition 4</w:t>
-      </w:r>
-      <w:r>
-        <w:t xml:space="preserve"> </w:t>
-      </w:r>
-      <w:r>
-        <w:t xml:space="preserve">(Attenuation identity).</w:t>
-      </w:r>
-      <w:r>
-        <w:t xml:space="preserve"> </w:t>
-      </w:r>
-      <w:r>
-        <w:t xml:space="preserve"> </w:t>
-      </w:r>
-      <w:r>
-        <w:rPr>
-          <w:i/>
-          <w:iCs/>
-        </w:rPr>
-        <w:t xml:space="preserve">Let</w:t>
-      </w:r>
-      <w:r>
-        <w:rPr>
-          <w:i/>
-          <w:iCs/>
-        </w:rPr>
-        <w:t xml:space="preserve"> </w:t>
-      </w:r>
-      <m:oMath>
-        <m:acc>
-          <m:accPr>
-            <m:chr m:val="‾"/>
-          </m:accPr>
+        <w:t xml:space="preserve">pools</w:t>
+      </w:r>
+      <w:r>
+        <w:t xml:space="preserve"> </w:t>
+      </w:r>
+      <m:oMath>
+        <m:r>
+          <m:rPr>
+            <m:scr m:val="script"/>
+            <m:sty m:val="p"/>
+          </m:rPr>
+          <m:t>P</m:t>
+        </m:r>
+      </m:oMath>
+      <w:r>
+        <w:t xml:space="preserve">, budget</w:t>
+      </w:r>
+      <w:r>
+        <w:t xml:space="preserve"> </w:t>
+      </w:r>
+      <m:oMath>
+        <m:r>
+          <m:t>K</m:t>
+        </m:r>
+      </m:oMath>
+      <w:r>
+        <w:t xml:space="preserve">, dedup threshold</w:t>
+      </w:r>
+      <w:r>
+        <w:t xml:space="preserve"> </w:t>
+      </w:r>
+      <m:oMath>
+        <m:r>
+          <m:t>θ</m:t>
+        </m:r>
+        <m:r>
+          <m:rPr>
+            <m:sty m:val="p"/>
+          </m:rPr>
+          <m:t>=</m:t>
+        </m:r>
+        <m:r>
+          <m:t>0.95</m:t>
+        </m:r>
+      </m:oMath>
+      <w:r>
+        <w:t xml:space="preserve">,</w:t>
+      </w:r>
+      <w:r>
+        <w:t xml:space="preserve"> </w:t>
+      </w:r>
+      <w:r>
+        <w:t xml:space="preserve">margin quantile</w:t>
+      </w:r>
+      <w:r>
+        <w:t xml:space="preserve"> </w:t>
+      </w:r>
+      <m:oMath>
+        <m:r>
+          <m:t>β</m:t>
+        </m:r>
+        <m:r>
+          <m:rPr>
+            <m:sty m:val="p"/>
+          </m:rPr>
+          <m:t>=</m:t>
+        </m:r>
+        <m:r>
+          <m:t>0.40</m:t>
+        </m:r>
+      </m:oMath>
+      <w:r>
+        <w:t xml:space="preserve">, floor</w:t>
+      </w:r>
+      <w:r>
+        <w:t xml:space="preserve"> </w:t>
+      </w:r>
+      <m:oMath>
+        <m:sSub>
           <m:e>
             <m:r>
-              <m:t>ρ</m:t>
+              <m:t>ν</m:t>
             </m:r>
           </m:e>
-        </m:acc>
-      </m:oMath>
-      <w:r>
-        <w:rPr>
-          <w:i/>
-          <w:iCs/>
-        </w:rPr>
-        <w:t xml:space="preserve"> </w:t>
-      </w:r>
-      <w:r>
-        <w:rPr>
-          <w:i/>
-          <w:iCs/>
-        </w:rPr>
-        <w:t xml:space="preserve">be the pair-weighted probability that an item’s plurality is wrong. If the plurality-error event is independent of</w:t>
-      </w:r>
-      <w:r>
-        <w:rPr>
-          <w:i/>
-          <w:iCs/>
-        </w:rPr>
-        <w:t xml:space="preserve"> </w:t>
-      </w:r>
-      <m:oMath>
-        <m:r>
-          <m:t>φ</m:t>
-        </m:r>
-      </m:oMath>
-      <w:r>
-        <w:rPr>
-          <w:i/>
-          <w:iCs/>
-        </w:rPr>
-        <w:t xml:space="preserve"> </w:t>
-      </w:r>
-      <w:r>
-        <w:rPr>
-          <w:i/>
-          <w:iCs/>
-        </w:rPr>
-        <w:t xml:space="preserve">given</w:t>
-      </w:r>
-      <w:r>
-        <w:rPr>
-          <w:i/>
-          <w:iCs/>
-        </w:rPr>
-        <w:t xml:space="preserve"> </w:t>
-      </w:r>
-      <m:oMath>
-        <m:r>
-          <m:t>y</m:t>
-        </m:r>
-      </m:oMath>
-      <w:r>
-        <w:rPr>
-          <w:i/>
-          <w:iCs/>
-        </w:rPr>
-        <w:t xml:space="preserve"> </w:t>
-      </w:r>
-      <w:r>
-        <w:rPr>
-          <w:i/>
-          <w:iCs/>
-        </w:rPr>
-        <w:t xml:space="preserve">(class-conditional noise), then</w:t>
-      </w:r>
-      <w:r>
-        <w:rPr>
-          <w:i/>
-          <w:iCs/>
-        </w:rPr>
-        <w:t xml:space="preserve"> </w:t>
-      </w:r>
-      <m:oMath>
-        <m:r>
-          <m:rPr>
-            <m:scr m:val="double-struck"/>
-            <m:sty m:val="p"/>
-          </m:rPr>
-          <m:t>E</m:t>
+          <m:sub>
+            <m:r>
+              <m:rPr>
+                <m:sty m:val="p"/>
+              </m:rPr>
+              <m:t>L</m:t>
+            </m:r>
+            <m:r>
+              <m:rPr>
+                <m:sty m:val="p"/>
+              </m:rPr>
+              <m:t>F</m:t>
+            </m:r>
+          </m:sub>
+        </m:sSub>
+      </m:oMath>
+      <w:r>
+        <w:t xml:space="preserve">, cap</w:t>
+      </w:r>
+      <w:r>
+        <w:t xml:space="preserve"> </w:t>
+      </w:r>
+      <m:oMath>
+        <m:sSub>
+          <m:e>
+            <m:r>
+              <m:t>γ</m:t>
+            </m:r>
+          </m:e>
+          <m:sub>
+            <m:r>
+              <m:rPr>
+                <m:sty m:val="p"/>
+              </m:rPr>
+              <m:t>max</m:t>
+            </m:r>
+          </m:sub>
+        </m:sSub>
+      </m:oMath>
+      <w:r>
+        <w:t xml:space="preserve">,</w:t>
+      </w:r>
+      <w:r>
+        <w:t xml:space="preserve"> </w:t>
+      </w:r>
+      <w:r>
+        <w:t xml:space="preserve">splits</w:t>
+      </w:r>
+      <w:r>
+        <w:t xml:space="preserve"> </w:t>
+      </w:r>
+      <m:oMath>
+        <m:r>
+          <m:t>J</m:t>
+        </m:r>
+        <m:r>
+          <m:rPr>
+            <m:sty m:val="p"/>
+          </m:rPr>
+          <m:t>=</m:t>
+        </m:r>
+        <m:r>
+          <m:t>20</m:t>
+        </m:r>
+      </m:oMath>
+      <w:r>
+        <w:t xml:space="preserve">, attenuation floor</w:t>
+      </w:r>
+      <w:r>
+        <w:t xml:space="preserve"> </w:t>
+      </w:r>
+      <m:oMath>
+        <m:r>
+          <m:t>0.20</m:t>
+        </m:r>
+      </m:oMath>
+      <w:r>
+        <w:t xml:space="preserve">,</w:t>
+      </w:r>
+      <w:r>
+        <w:t xml:space="preserve"> </w:t>
+      </w:r>
+      <m:oMath>
+        <m:r>
+          <m:rPr>
+            <m:sty m:val="p"/>
+          </m:rPr>
+          <m:t>m</m:t>
+        </m:r>
+        <m:r>
+          <m:rPr>
+            <m:sty m:val="p"/>
+          </m:rPr>
+          <m:t>i</m:t>
+        </m:r>
+        <m:r>
+          <m:rPr>
+            <m:sty m:val="p"/>
+          </m:rPr>
+          <m:t>n</m:t>
+        </m:r>
+        <m:r>
+          <m:rPr>
+            <m:sty m:val="p"/>
+          </m:rPr>
+          <m:t>G</m:t>
+        </m:r>
+        <m:r>
+          <m:rPr>
+            <m:sty m:val="p"/>
+          </m:rPr>
+          <m:t>a</m:t>
+        </m:r>
+        <m:r>
+          <m:rPr>
+            <m:sty m:val="p"/>
+          </m:rPr>
+          <m:t>t</m:t>
+        </m:r>
+        <m:r>
+          <m:rPr>
+            <m:sty m:val="p"/>
+          </m:rPr>
+          <m:t>e</m:t>
+        </m:r>
+        <m:r>
+          <m:rPr>
+            <m:sty m:val="p"/>
+          </m:rPr>
+          <m:t>d</m:t>
+        </m:r>
+      </m:oMath>
+      <w:r>
+        <w:t xml:space="preserve"> </w:t>
+      </w:r>
+      <m:oMath>
+        <m:r>
+          <m:t>γ</m:t>
+        </m:r>
+      </m:oMath>
+      <w:r>
+        <w:t xml:space="preserve">, equal to</w:t>
+      </w:r>
+      <w:r>
+        <w:t xml:space="preserve"> </w:t>
+      </w:r>
+      <m:oMath>
+        <m:r>
+          <m:t>0</m:t>
+        </m:r>
+      </m:oMath>
+      <w:r>
+        <w:t xml:space="preserve"> </w:t>
+      </w:r>
+      <w:r>
+        <w:t xml:space="preserve">whenever any alarm fires</w:t>
+      </w:r>
+      <w:r>
+        <w:t xml:space="preserve"> </w:t>
+      </w:r>
+      <m:oMath>
+        <m:sSub>
+          <m:e>
+            <m:r>
+              <m:t>w</m:t>
+            </m:r>
+          </m:e>
+          <m:sub>
+            <m:r>
+              <m:t>i</m:t>
+            </m:r>
+          </m:sub>
+        </m:sSub>
+        <m:r>
+          <m:rPr>
+            <m:sty m:val="p"/>
+          </m:rPr>
+          <m:t>←</m:t>
+        </m:r>
+        <m:r>
+          <m:t>1</m:t>
+        </m:r>
+        <m:r>
+          <m:rPr>
+            <m:sty m:val="p"/>
+          </m:rPr>
+          <m:t>/</m:t>
+        </m:r>
+        <m:r>
+          <m:rPr>
+            <m:sty m:val="p"/>
+          </m:rPr>
+          <m:t>|</m:t>
+        </m:r>
+        <m:r>
+          <m:rPr>
+            <m:nor/>
+            <m:sty m:val="p"/>
+          </m:rPr>
+          <m:t>group</m:t>
+        </m:r>
+        <m:r>
+          <m:rPr>
+            <m:sty m:val="p"/>
+          </m:rPr>
+          <m:t>(</m:t>
+        </m:r>
+        <m:r>
+          <m:t>i</m:t>
+        </m:r>
+        <m:r>
+          <m:rPr>
+            <m:sty m:val="p"/>
+          </m:rPr>
+          <m:t>)</m:t>
+        </m:r>
+        <m:r>
+          <m:rPr>
+            <m:sty m:val="p"/>
+          </m:rPr>
+          <m:t>|</m:t>
+        </m:r>
+      </m:oMath>
+      <w:r>
+        <w:t xml:space="preserve"> </w:t>
+      </w:r>
+      <w:r>
+        <w:t xml:space="preserve">from single linkage at</w:t>
+      </w:r>
+      <w:r>
+        <w:t xml:space="preserve"> </w:t>
+      </w:r>
+      <m:oMath>
+        <m:r>
+          <m:rPr>
+            <m:sty m:val="p"/>
+          </m:rPr>
+          <m:t>d</m:t>
+        </m:r>
+        <m:r>
+          <m:rPr>
+            <m:sty m:val="p"/>
+          </m:rPr>
+          <m:t>u</m:t>
+        </m:r>
+        <m:r>
+          <m:rPr>
+            <m:sty m:val="p"/>
+          </m:rPr>
+          <m:t>p</m:t>
+        </m:r>
+        <m:r>
+          <m:rPr>
+            <m:sty m:val="p"/>
+          </m:rPr>
+          <m:t>≥</m:t>
+        </m:r>
+        <m:r>
+          <m:t>θ</m:t>
+        </m:r>
+      </m:oMath>
+      <w:r>
+        <w:t xml:space="preserve"> </w:t>
+      </w:r>
+      <m:oMath>
+        <m:sSub>
+          <m:e>
+            <m:r>
+              <m:t>M</m:t>
+            </m:r>
+          </m:e>
+          <m:sub>
+            <m:r>
+              <m:t>q</m:t>
+            </m:r>
+          </m:sub>
+        </m:sSub>
+        <m:r>
+          <m:rPr>
+            <m:sty m:val="p"/>
+          </m:rPr>
+          <m:t>←</m:t>
+        </m:r>
+        <m:r>
+          <m:rPr>
+            <m:sty m:val="p"/>
+          </m:rPr>
+          <m:t>arg</m:t>
+        </m:r>
+        <m:sSub>
+          <m:e>
+            <m:r>
+              <m:rPr>
+                <m:sty m:val="p"/>
+              </m:rPr>
+              <m:t>max</m:t>
+            </m:r>
+          </m:e>
+          <m:sub>
+            <m:r>
+              <m:t>A</m:t>
+            </m:r>
+          </m:sub>
+        </m:sSub>
+        <m:nary>
+          <m:naryPr>
+            <m:chr m:val="∑"/>
+            <m:limLoc m:val="undOvr"/>
+            <m:subHide m:val="off"/>
+            <m:supHide m:val="on"/>
+          </m:naryPr>
+          <m:sub>
+            <m:r>
+              <m:t>i</m:t>
+            </m:r>
+            <m:r>
+              <m:rPr>
+                <m:sty m:val="p"/>
+              </m:rPr>
+              <m:t>:</m:t>
+            </m:r>
+            <m:sSub>
+              <m:e>
+                <m:r>
+                  <m:t>a</m:t>
+                </m:r>
+              </m:e>
+              <m:sub>
+                <m:r>
+                  <m:t>q</m:t>
+                </m:r>
+                <m:r>
+                  <m:rPr>
+                    <m:sty m:val="p"/>
+                  </m:rPr>
+                  <m:t>,</m:t>
+                </m:r>
+                <m:r>
+                  <m:t>i</m:t>
+                </m:r>
+              </m:sub>
+            </m:sSub>
+            <m:r>
+              <m:rPr>
+                <m:sty m:val="p"/>
+              </m:rPr>
+              <m:t>=</m:t>
+            </m:r>
+            <m:r>
+              <m:t>A</m:t>
+            </m:r>
+          </m:sub>
+          <m:sup>
+            <m:r>
+              <m:t>​</m:t>
+            </m:r>
+          </m:sup>
+          <m:e>
+            <m:sSub>
+              <m:e>
+                <m:r>
+                  <m:t>w</m:t>
+                </m:r>
+              </m:e>
+              <m:sub>
+                <m:r>
+                  <m:t>i</m:t>
+                </m:r>
+              </m:sub>
+            </m:sSub>
+          </m:e>
+        </m:nary>
+      </m:oMath>
+      <w:r>
+        <w:t xml:space="preserve"> </w:t>
+      </w:r>
+      <m:oMath>
+        <m:sSub>
+          <m:e>
+            <m:r>
+              <m:rPr>
+                <m:sty m:val="p"/>
+              </m:rPr>
+              <m:t>m</m:t>
+            </m:r>
+            <m:r>
+              <m:rPr>
+                <m:sty m:val="p"/>
+              </m:rPr>
+              <m:t>g</m:t>
+            </m:r>
+            <m:r>
+              <m:rPr>
+                <m:sty m:val="p"/>
+              </m:rPr>
+              <m:t>n</m:t>
+            </m:r>
+          </m:e>
+          <m:sub>
+            <m:r>
+              <m:t>q</m:t>
+            </m:r>
+          </m:sub>
+        </m:sSub>
+        <m:r>
+          <m:rPr>
+            <m:sty m:val="p"/>
+          </m:rPr>
+          <m:t>←</m:t>
+        </m:r>
+      </m:oMath>
+      <w:r>
+        <w:t xml:space="preserve"> </w:t>
+      </w:r>
+      <w:r>
+        <w:t xml:space="preserve">top-two dedup-weighted share gap</w:t>
+      </w:r>
+      <w:r>
+        <w:t xml:space="preserve"> </w:t>
+      </w:r>
+      <m:oMath>
+        <m:r>
+          <m:t>G</m:t>
+        </m:r>
+        <m:r>
+          <m:rPr>
+            <m:sty m:val="p"/>
+          </m:rPr>
+          <m:t>←</m:t>
+        </m:r>
+        <m:r>
+          <m:rPr>
+            <m:sty m:val="p"/>
+          </m:rPr>
+          <m:t>{</m:t>
+        </m:r>
+        <m:r>
+          <m:t>q</m:t>
+        </m:r>
+        <m:r>
+          <m:rPr>
+            <m:sty m:val="p"/>
+          </m:rPr>
+          <m:t>:</m:t>
+        </m:r>
+        <m:sSub>
+          <m:e>
+            <m:r>
+              <m:rPr>
+                <m:sty m:val="p"/>
+              </m:rPr>
+              <m:t>m</m:t>
+            </m:r>
+            <m:r>
+              <m:rPr>
+                <m:sty m:val="p"/>
+              </m:rPr>
+              <m:t>g</m:t>
+            </m:r>
+            <m:r>
+              <m:rPr>
+                <m:sty m:val="p"/>
+              </m:rPr>
+              <m:t>n</m:t>
+            </m:r>
+          </m:e>
+          <m:sub>
+            <m:r>
+              <m:t>q</m:t>
+            </m:r>
+          </m:sub>
+        </m:sSub>
+        <m:r>
+          <m:rPr>
+            <m:sty m:val="p"/>
+          </m:rPr>
+          <m:t>≥</m:t>
+        </m:r>
+        <m:sSub>
+          <m:e>
+            <m:r>
+              <m:t>Q</m:t>
+            </m:r>
+          </m:e>
+          <m:sub>
+            <m:r>
+              <m:t>β</m:t>
+            </m:r>
+          </m:sub>
+        </m:sSub>
+        <m:r>
+          <m:rPr>
+            <m:sty m:val="p"/>
+          </m:rPr>
+          <m:t>(</m:t>
+        </m:r>
+        <m:r>
+          <m:rPr>
+            <m:sty m:val="p"/>
+          </m:rPr>
+          <m:t>m</m:t>
+        </m:r>
+        <m:r>
+          <m:rPr>
+            <m:sty m:val="p"/>
+          </m:rPr>
+          <m:t>g</m:t>
+        </m:r>
+        <m:r>
+          <m:rPr>
+            <m:sty m:val="p"/>
+          </m:rPr>
+          <m:t>n</m:t>
+        </m:r>
+        <m:r>
+          <m:rPr>
+            <m:sty m:val="p"/>
+          </m:rPr>
+          <m:t>)</m:t>
+        </m:r>
+        <m:r>
+          <m:rPr>
+            <m:sty m:val="p"/>
+          </m:rPr>
+          <m:t>,</m:t>
+        </m:r>
+        <m:r>
+          <m:t> </m:t>
+        </m:r>
+        <m:r>
+          <m:rPr>
+            <m:sty m:val="p"/>
+          </m:rPr>
+          <m:t>≥</m:t>
+        </m:r>
+        <m:r>
+          <m:t>2</m:t>
+        </m:r>
+        <m:r>
+          <m:rPr>
+            <m:nor/>
+            <m:sty m:val="p"/>
+          </m:rPr>
+          <m:t> distinct answers</m:t>
+        </m:r>
+        <m:r>
+          <m:rPr>
+            <m:sty m:val="p"/>
+          </m:rPr>
+          <m:t>}</m:t>
+        </m:r>
+      </m:oMath>
+      <w:r>
+        <w:t xml:space="preserve"> </w:t>
+      </w:r>
+      <m:oMath>
+        <m:sSub>
+          <m:e>
+            <m:r>
+              <m:t>E</m:t>
+            </m:r>
+          </m:e>
+          <m:sub>
+            <m:r>
+              <m:t>1</m:t>
+            </m:r>
+          </m:sub>
+        </m:sSub>
+        <m:r>
+          <m:rPr>
+            <m:sty m:val="p"/>
+          </m:rPr>
+          <m:t>←</m:t>
         </m:r>
         <m:r>
           <m:rPr>
             <m:sty m:val="p"/>
           </m:rPr>
           <m:t>[</m:t>
+        </m:r>
+        <m:r>
+          <m:t> </m:t>
+        </m:r>
+        <m:sSub>
+          <m:e>
+            <m:r>
+              <m:rPr>
+                <m:sty m:val="p"/>
+              </m:rPr>
+              <m:t>m</m:t>
+            </m:r>
+            <m:r>
+              <m:rPr>
+                <m:sty m:val="p"/>
+              </m:rPr>
+              <m:t>e</m:t>
+            </m:r>
+            <m:r>
+              <m:rPr>
+                <m:sty m:val="p"/>
+              </m:rPr>
+              <m:t>d</m:t>
+            </m:r>
+            <m:r>
+              <m:rPr>
+                <m:sty m:val="p"/>
+              </m:rPr>
+              <m:t>i</m:t>
+            </m:r>
+            <m:r>
+              <m:rPr>
+                <m:sty m:val="p"/>
+              </m:rPr>
+              <m:t>a</m:t>
+            </m:r>
+            <m:r>
+              <m:rPr>
+                <m:sty m:val="p"/>
+              </m:rPr>
+              <m:t>n</m:t>
+            </m:r>
+          </m:e>
+          <m:sub>
+            <m:r>
+              <m:t>q</m:t>
+            </m:r>
+          </m:sub>
+        </m:sSub>
+        <m:r>
+          <m:rPr>
+            <m:sty m:val="p"/>
+          </m:rPr>
+          <m:t>(</m:t>
+        </m:r>
+        <m:r>
+          <m:rPr>
+            <m:nor/>
+            <m:sty m:val="p"/>
+          </m:rPr>
+          <m:t>Kish ratio</m:t>
+        </m:r>
+        <m:r>
+          <m:rPr>
+            <m:sty m:val="p"/>
+          </m:rPr>
+          <m:t>)</m:t>
+        </m:r>
+        <m:r>
+          <m:rPr>
+            <m:sty m:val="p"/>
+          </m:rPr>
+          <m:t>&lt;</m:t>
+        </m:r>
+        <m:r>
+          <m:t>0.5</m:t>
+        </m:r>
+        <m:r>
+          <m:t> </m:t>
+        </m:r>
+        <m:r>
+          <m:rPr>
+            <m:sty m:val="p"/>
+          </m:rPr>
+          <m:t>]</m:t>
+        </m:r>
+      </m:oMath>
+      <w:r>
+        <w:t xml:space="preserve"> </w:t>
+      </w:r>
+      <m:oMath>
+        <m:sSub>
+          <m:e>
+            <m:r>
+              <m:t>E</m:t>
+            </m:r>
+          </m:e>
+          <m:sub>
+            <m:r>
+              <m:t>4</m:t>
+            </m:r>
+          </m:sub>
+        </m:sSub>
+        <m:r>
+          <m:rPr>
+            <m:sty m:val="p"/>
+          </m:rPr>
+          <m:t>←</m:t>
+        </m:r>
+        <m:r>
+          <m:rPr>
+            <m:sty m:val="p"/>
+          </m:rPr>
+          <m:t>[</m:t>
+        </m:r>
+        <m:r>
+          <m:t> </m:t>
+        </m:r>
+        <m:r>
+          <m:rPr>
+            <m:sty m:val="p"/>
+          </m:rPr>
+          <m:t>|</m:t>
+        </m:r>
+        <m:r>
+          <m:t>G</m:t>
+        </m:r>
+        <m:r>
+          <m:rPr>
+            <m:sty m:val="p"/>
+          </m:rPr>
+          <m:t>|</m:t>
+        </m:r>
+        <m:r>
+          <m:rPr>
+            <m:sty m:val="p"/>
+          </m:rPr>
+          <m:t>&lt;</m:t>
+        </m:r>
+        <m:r>
+          <m:rPr>
+            <m:sty m:val="p"/>
+          </m:rPr>
+          <m:t>m</m:t>
+        </m:r>
+        <m:r>
+          <m:rPr>
+            <m:sty m:val="p"/>
+          </m:rPr>
+          <m:t>i</m:t>
+        </m:r>
+        <m:r>
+          <m:rPr>
+            <m:sty m:val="p"/>
+          </m:rPr>
+          <m:t>n</m:t>
+        </m:r>
+        <m:r>
+          <m:rPr>
+            <m:sty m:val="p"/>
+          </m:rPr>
+          <m:t>G</m:t>
+        </m:r>
+        <m:r>
+          <m:rPr>
+            <m:sty m:val="p"/>
+          </m:rPr>
+          <m:t>a</m:t>
+        </m:r>
+        <m:r>
+          <m:rPr>
+            <m:sty m:val="p"/>
+          </m:rPr>
+          <m:t>t</m:t>
+        </m:r>
+        <m:r>
+          <m:rPr>
+            <m:sty m:val="p"/>
+          </m:rPr>
+          <m:t>e</m:t>
+        </m:r>
+        <m:r>
+          <m:rPr>
+            <m:sty m:val="p"/>
+          </m:rPr>
+          <m:t>d</m:t>
+        </m:r>
+        <m:r>
+          <m:t> </m:t>
+        </m:r>
+        <m:r>
+          <m:rPr>
+            <m:sty m:val="p"/>
+          </m:rPr>
+          <m:t>]</m:t>
+        </m:r>
+      </m:oMath>
+      <w:r>
+        <w:t xml:space="preserve"> </w:t>
+      </w:r>
+      <m:oMath>
+        <m:sSub>
+          <m:e>
+            <m:r>
+              <m:t>g</m:t>
+            </m:r>
+          </m:e>
+          <m:sub>
+            <m:r>
+              <m:t>q</m:t>
+            </m:r>
+            <m:r>
+              <m:rPr>
+                <m:sty m:val="p"/>
+              </m:rPr>
+              <m:t>,</m:t>
+            </m:r>
+            <m:r>
+              <m:t>i</m:t>
+            </m:r>
+          </m:sub>
+        </m:sSub>
+        <m:r>
+          <m:rPr>
+            <m:sty m:val="p"/>
+          </m:rPr>
+          <m:t>←</m:t>
+        </m:r>
+        <m:r>
+          <m:rPr>
+            <m:sty m:val="b"/>
+          </m:rPr>
+          <m:t>1</m:t>
+        </m:r>
+        <m:r>
+          <m:rPr>
+            <m:sty m:val="p"/>
+          </m:rPr>
+          <m:t>[</m:t>
+        </m:r>
+        <m:sSub>
+          <m:e>
+            <m:r>
+              <m:t>a</m:t>
+            </m:r>
+          </m:e>
+          <m:sub>
+            <m:r>
+              <m:t>q</m:t>
+            </m:r>
+            <m:r>
+              <m:rPr>
+                <m:sty m:val="p"/>
+              </m:rPr>
+              <m:t>,</m:t>
+            </m:r>
+            <m:r>
+              <m:t>i</m:t>
+            </m:r>
+          </m:sub>
+        </m:sSub>
+        <m:r>
+          <m:rPr>
+            <m:sty m:val="p"/>
+          </m:rPr>
+          <m:t>=</m:t>
+        </m:r>
+        <m:sSub>
+          <m:e>
+            <m:r>
+              <m:t>M</m:t>
+            </m:r>
+          </m:e>
+          <m:sub>
+            <m:r>
+              <m:t>q</m:t>
+            </m:r>
+          </m:sub>
+        </m:sSub>
+        <m:r>
+          <m:rPr>
+            <m:sty m:val="p"/>
+          </m:rPr>
+          <m:t>]</m:t>
+        </m:r>
+      </m:oMath>
+      <w:r>
+        <w:t xml:space="preserve"> </w:t>
+      </w:r>
+      <w:r>
+        <w:t xml:space="preserve">for</w:t>
+      </w:r>
+      <w:r>
+        <w:t xml:space="preserve"> </w:t>
+      </w:r>
+      <m:oMath>
+        <m:r>
+          <m:t>q</m:t>
+        </m:r>
+        <m:r>
+          <m:rPr>
+            <m:sty m:val="p"/>
+          </m:rPr>
+          <m:t>∈</m:t>
+        </m:r>
+        <m:r>
+          <m:t>G</m:t>
+        </m:r>
+      </m:oMath>
+      <w:r>
+        <w:t xml:space="preserve"> </w:t>
+      </w:r>
+      <m:oMath>
+        <m:r>
+          <m:rPr>
+            <m:sty m:val="p"/>
+          </m:rPr>
+          <m:t>(</m:t>
         </m:r>
         <m:sSub>
           <m:e>
@@ -10096,102 +12753,112 @@
           <m:rPr>
             <m:sty m:val="p"/>
           </m:rPr>
-          <m:t>]</m:t>
-        </m:r>
-        <m:r>
-          <m:rPr>
-            <m:sty m:val="p"/>
-          </m:rPr>
-          <m:t>=</m:t>
+          <m:t>,</m:t>
+        </m:r>
+        <m:sSub>
+          <m:e>
+            <m:r>
+              <m:rPr>
+                <m:sty m:val="p"/>
+              </m:rPr>
+              <m:t>S</m:t>
+            </m:r>
+            <m:r>
+              <m:rPr>
+                <m:sty m:val="p"/>
+              </m:rPr>
+              <m:t>E</m:t>
+            </m:r>
+          </m:e>
+          <m:sub>
+            <m:r>
+              <m:t>g</m:t>
+            </m:r>
+          </m:sub>
+        </m:sSub>
+        <m:r>
+          <m:rPr>
+            <m:sty m:val="p"/>
+          </m:rPr>
+          <m:t>,</m:t>
+        </m:r>
+        <m:sSub>
+          <m:e>
+            <m:r>
+              <m:t>z</m:t>
+            </m:r>
+          </m:e>
+          <m:sub>
+            <m:r>
+              <m:t>g</m:t>
+            </m:r>
+          </m:sub>
+        </m:sSub>
+        <m:r>
+          <m:rPr>
+            <m:sty m:val="p"/>
+          </m:rPr>
+          <m:t>)</m:t>
+        </m:r>
+        <m:r>
+          <m:rPr>
+            <m:sty m:val="p"/>
+          </m:rPr>
+          <m:t>←</m:t>
+        </m:r>
+      </m:oMath>
+      <w:r>
+        <w:t xml:space="preserve"> </w:t>
+      </w:r>
+      <w:r>
+        <w:t xml:space="preserve">pooled statistic over</w:t>
+      </w:r>
+      <w:r>
+        <w:t xml:space="preserve"> </w:t>
+      </w:r>
+      <m:oMath>
+        <m:r>
+          <m:t>G</m:t>
+        </m:r>
+      </m:oMath>
+      <w:r>
+        <w:t xml:space="preserve"> </w:t>
+      </w:r>
+      <w:r>
+        <w:t xml:space="preserve">using</w:t>
+      </w:r>
+      <w:r>
+        <w:t xml:space="preserve"> </w:t>
+      </w:r>
+      <m:oMath>
+        <m:r>
+          <m:t>g</m:t>
+        </m:r>
+      </m:oMath>
+      <w:r>
+        <w:t xml:space="preserve"> </w:t>
+      </w:r>
+      <m:oMath>
+        <m:r>
+          <m:t>s</m:t>
+        </m:r>
+        <m:r>
+          <m:rPr>
+            <m:sty m:val="p"/>
+          </m:rPr>
+          <m:t>←</m:t>
+        </m:r>
+        <m:r>
+          <m:rPr>
+            <m:sty m:val="p"/>
+          </m:rPr>
+          <m:t>sign</m:t>
         </m:r>
         <m:r>
           <m:rPr>
             <m:sty m:val="p"/>
           </m:rPr>
           <m:t>(</m:t>
-        </m:r>
-        <m:r>
-          <m:t>1</m:t>
-        </m:r>
-        <m:r>
-          <m:rPr>
-            <m:sty m:val="p"/>
-          </m:rPr>
-          <m:t>−</m:t>
-        </m:r>
-        <m:r>
-          <m:t>2</m:t>
-        </m:r>
-        <m:acc>
-          <m:accPr>
-            <m:chr m:val="‾"/>
-          </m:accPr>
-          <m:e>
-            <m:r>
-              <m:t>ρ</m:t>
-            </m:r>
-          </m:e>
-        </m:acc>
-        <m:r>
-          <m:rPr>
-            <m:sty m:val="p"/>
-          </m:rPr>
-          <m:t>)</m:t>
-        </m:r>
-        <m:r>
-          <m:t> </m:t>
-        </m:r>
-        <m:r>
-          <m:t>D</m:t>
-        </m:r>
-      </m:oMath>
-      <w:r>
-        <w:rPr>
-          <w:i/>
-          <w:iCs/>
-        </w:rPr>
-        <w:t xml:space="preserve">.</w:t>
-      </w:r>
-      <w:r>
-        <w:rPr>
-          <w:i/>
-          <w:iCs/>
-        </w:rPr>
-        <w:t xml:space="preserve"> </w:t>
-      </w:r>
-      <w:r>
-        <w:rPr>
-          <w:i/>
-          <w:iCs/>
-        </w:rPr>
-        <w:t xml:space="preserve">In particular</w:t>
-      </w:r>
-      <w:r>
-        <w:rPr>
-          <w:i/>
-          <w:iCs/>
-        </w:rPr>
-        <w:t xml:space="preserve"> </w:t>
-      </w:r>
-      <m:oMath>
-        <m:r>
-          <m:rPr>
-            <m:sty m:val="p"/>
-          </m:rPr>
-          <m:t>sign</m:t>
-        </m:r>
-        <m:r>
-          <m:rPr>
-            <m:scr m:val="double-struck"/>
-            <m:sty m:val="p"/>
-          </m:rPr>
-          <m:t>E</m:t>
-        </m:r>
-        <m:r>
-          <m:rPr>
-            <m:sty m:val="p"/>
-          </m:rPr>
-          <m:t>[</m:t>
         </m:r>
         <m:sSub>
           <m:e>
@@ -10216,43 +12883,607 @@
           <m:rPr>
             <m:sty m:val="p"/>
           </m:rPr>
+          <m:t>)</m:t>
+        </m:r>
+      </m:oMath>
+      <w:r>
+        <w:t xml:space="preserve"> </w:t>
+      </w:r>
+      <m:oMath>
+        <m:sSub>
+          <m:e>
+            <m:r>
+              <m:t>E</m:t>
+            </m:r>
+          </m:e>
+          <m:sub>
+            <m:r>
+              <m:t>2</m:t>
+            </m:r>
+          </m:sub>
+        </m:sSub>
+        <m:r>
+          <m:rPr>
+            <m:sty m:val="p"/>
+          </m:rPr>
+          <m:t>←</m:t>
+        </m:r>
+        <m:r>
+          <m:rPr>
+            <m:sty m:val="p"/>
+          </m:rPr>
+          <m:t>[</m:t>
+        </m:r>
+        <m:r>
+          <m:t> </m:t>
+        </m:r>
+        <m:r>
+          <m:t>ψ</m:t>
+        </m:r>
+        <m:r>
+          <m:rPr>
+            <m:sty m:val="p"/>
+          </m:rPr>
+          <m:t>(</m:t>
+        </m:r>
+        <m:r>
+          <m:t>s</m:t>
+        </m:r>
+        <m:r>
+          <m:rPr>
+            <m:sty m:val="p"/>
+          </m:rPr>
+          <m:t>)</m:t>
+        </m:r>
+        <m:r>
+          <m:rPr>
+            <m:sty m:val="p"/>
+          </m:rPr>
+          <m:t>&gt;</m:t>
+        </m:r>
+        <m:r>
+          <m:t>0.05</m:t>
+        </m:r>
+        <m:r>
+          <m:t> </m:t>
+        </m:r>
+        <m:r>
+          <m:rPr>
+            <m:sty m:val="p"/>
+          </m:rPr>
           <m:t>]</m:t>
         </m:r>
-        <m:r>
-          <m:rPr>
-            <m:sty m:val="p"/>
-          </m:rPr>
-          <m:t>=</m:t>
-        </m:r>
-        <m:r>
-          <m:rPr>
-            <m:sty m:val="p"/>
-          </m:rPr>
-          <m:t>sign</m:t>
-        </m:r>
-        <m:r>
-          <m:t>D</m:t>
-        </m:r>
-      </m:oMath>
-      <w:r>
-        <w:rPr>
-          <w:i/>
-          <w:iCs/>
-        </w:rPr>
-        <w:t xml:space="preserve"> </w:t>
-      </w:r>
-      <w:r>
-        <w:rPr>
-          <w:i/>
-          <w:iCs/>
-        </w:rPr>
-        <w:t xml:space="preserve">whenever</w:t>
-      </w:r>
-      <w:r>
-        <w:rPr>
-          <w:i/>
-          <w:iCs/>
-        </w:rPr>
+      </m:oMath>
+      <w:r>
+        <w:t xml:space="preserve"> </w:t>
+      </w:r>
+      <m:oMath>
+        <m:r>
+          <m:t>α</m:t>
+        </m:r>
+        <m:r>
+          <m:rPr>
+            <m:sty m:val="p"/>
+          </m:rPr>
+          <m:t>←</m:t>
+        </m:r>
+      </m:oMath>
+      <w:r>
+        <w:t xml:space="preserve"> </w:t>
+      </w:r>
+      <w:r>
+        <w:t xml:space="preserve">mean two-half plurality agreement over</w:t>
+      </w:r>
+      <w:r>
+        <w:t xml:space="preserve"> </w:t>
+      </w:r>
+      <m:oMath>
+        <m:r>
+          <m:t>J</m:t>
+        </m:r>
+      </m:oMath>
+      <w:r>
+        <w:t xml:space="preserve"> </w:t>
+      </w:r>
+      <w:r>
+        <w:t xml:space="preserve">splits</w:t>
+      </w:r>
+      <w:r>
+        <w:t xml:space="preserve"> </w:t>
+      </w:r>
+      <m:oMath>
+        <m:r>
+          <m:t>k</m:t>
+        </m:r>
+        <m:r>
+          <m:rPr>
+            <m:sty m:val="p"/>
+          </m:rPr>
+          <m:t>←</m:t>
+        </m:r>
+      </m:oMath>
+      <w:r>
+        <w:t xml:space="preserve"> </w:t>
+      </w:r>
+      <w:r>
+        <w:t xml:space="preserve">inverse-Simpson size of the non-plurality mass</w:t>
+      </w:r>
+      <w:r>
+        <w:t xml:space="preserve"> </w:t>
+      </w:r>
+      <m:oMath>
+        <m:r>
+          <m:t>p</m:t>
+        </m:r>
+        <m:r>
+          <m:rPr>
+            <m:sty m:val="p"/>
+          </m:rPr>
+          <m:t>←</m:t>
+        </m:r>
+        <m:d>
+          <m:dPr>
+            <m:begChr m:val="["/>
+            <m:sepChr m:val=""/>
+            <m:endChr m:val="]"/>
+            <m:grow/>
+          </m:dPr>
+          <m:e>
+            <m:r>
+              <m:t>1</m:t>
+            </m:r>
+            <m:r>
+              <m:rPr>
+                <m:sty m:val="p"/>
+              </m:rPr>
+              <m:t>+</m:t>
+            </m:r>
+            <m:rad>
+              <m:radPr>
+                <m:degHide m:val="on"/>
+              </m:radPr>
+              <m:deg/>
+              <m:e>
+                <m:r>
+                  <m:t>1</m:t>
+                </m:r>
+                <m:r>
+                  <m:rPr>
+                    <m:sty m:val="p"/>
+                  </m:rPr>
+                  <m:t>−</m:t>
+                </m:r>
+                <m:r>
+                  <m:rPr>
+                    <m:sty m:val="p"/>
+                  </m:rPr>
+                  <m:t>(</m:t>
+                </m:r>
+                <m:r>
+                  <m:t>k</m:t>
+                </m:r>
+                <m:r>
+                  <m:rPr>
+                    <m:sty m:val="p"/>
+                  </m:rPr>
+                  <m:t>+</m:t>
+                </m:r>
+                <m:r>
+                  <m:t>1</m:t>
+                </m:r>
+                <m:r>
+                  <m:rPr>
+                    <m:sty m:val="p"/>
+                  </m:rPr>
+                  <m:t>)</m:t>
+                </m:r>
+                <m:r>
+                  <m:rPr>
+                    <m:sty m:val="p"/>
+                  </m:rPr>
+                  <m:t>(</m:t>
+                </m:r>
+                <m:r>
+                  <m:t>1</m:t>
+                </m:r>
+                <m:r>
+                  <m:rPr>
+                    <m:sty m:val="p"/>
+                  </m:rPr>
+                  <m:t>−</m:t>
+                </m:r>
+                <m:r>
+                  <m:t>k</m:t>
+                </m:r>
+                <m:r>
+                  <m:t>α</m:t>
+                </m:r>
+                <m:r>
+                  <m:rPr>
+                    <m:sty m:val="p"/>
+                  </m:rPr>
+                  <m:t>)</m:t>
+                </m:r>
+              </m:e>
+            </m:rad>
+            <m:r>
+              <m:t> </m:t>
+            </m:r>
+          </m:e>
+        </m:d>
+        <m:r>
+          <m:rPr>
+            <m:sty m:val="p"/>
+          </m:rPr>
+          <m:t>/</m:t>
+        </m:r>
+        <m:r>
+          <m:rPr>
+            <m:sty m:val="p"/>
+          </m:rPr>
+          <m:t>(</m:t>
+        </m:r>
+        <m:r>
+          <m:t>k</m:t>
+        </m:r>
+        <m:r>
+          <m:rPr>
+            <m:sty m:val="p"/>
+          </m:rPr>
+          <m:t>+</m:t>
+        </m:r>
+        <m:r>
+          <m:t>1</m:t>
+        </m:r>
+        <m:r>
+          <m:rPr>
+            <m:sty m:val="p"/>
+          </m:rPr>
+          <m:t>)</m:t>
+        </m:r>
+      </m:oMath>
+      <w:r>
+        <w:t xml:space="preserve"> </w:t>
+      </w:r>
+      <m:oMath>
+        <m:sSub>
+          <m:e>
+            <m:r>
+              <m:t>E</m:t>
+            </m:r>
+          </m:e>
+          <m:sub>
+            <m:r>
+              <m:t>3</m:t>
+            </m:r>
+          </m:sub>
+        </m:sSub>
+        <m:r>
+          <m:rPr>
+            <m:sty m:val="p"/>
+          </m:rPr>
+          <m:t>←</m:t>
+        </m:r>
+        <m:r>
+          <m:rPr>
+            <m:sty m:val="p"/>
+          </m:rPr>
+          <m:t>[</m:t>
+        </m:r>
+        <m:r>
+          <m:t> </m:t>
+        </m:r>
+        <m:r>
+          <m:rPr>
+            <m:nor/>
+            <m:sty m:val="p"/>
+          </m:rPr>
+          <m:t>discriminant</m:t>
+        </m:r>
+        <m:r>
+          <m:rPr>
+            <m:sty m:val="p"/>
+          </m:rPr>
+          <m:t>&lt;</m:t>
+        </m:r>
+        <m:r>
+          <m:t>0.02</m:t>
+        </m:r>
+        <m:r>
+          <m:t> </m:t>
+        </m:r>
+        <m:r>
+          <m:rPr>
+            <m:sty m:val="p"/>
+          </m:rPr>
+          <m:t>]</m:t>
+        </m:r>
+      </m:oMath>
+      <w:r>
+        <w:t xml:space="preserve"> </w:t>
+      </w:r>
+      <m:oMath>
+        <m:acc>
+          <m:accPr>
+            <m:chr m:val="̂"/>
+          </m:accPr>
+          <m:e>
+            <m:r>
+              <m:t>ρ</m:t>
+            </m:r>
+          </m:e>
+        </m:acc>
+        <m:r>
+          <m:rPr>
+            <m:sty m:val="p"/>
+          </m:rPr>
+          <m:t>←</m:t>
+        </m:r>
+        <m:r>
+          <m:rPr>
+            <m:sty m:val="p"/>
+          </m:rPr>
+          <m:t>c</m:t>
+        </m:r>
+        <m:r>
+          <m:rPr>
+            <m:sty m:val="p"/>
+          </m:rPr>
+          <m:t>l</m:t>
+        </m:r>
+        <m:r>
+          <m:rPr>
+            <m:sty m:val="p"/>
+          </m:rPr>
+          <m:t>i</m:t>
+        </m:r>
+        <m:r>
+          <m:rPr>
+            <m:sty m:val="p"/>
+          </m:rPr>
+          <m:t>p</m:t>
+        </m:r>
+        <m:d>
+          <m:dPr>
+            <m:begChr m:val="("/>
+            <m:sepChr m:val=""/>
+            <m:endChr m:val=")"/>
+            <m:grow/>
+          </m:dPr>
+          <m:e>
+            <m:sSub>
+              <m:e>
+                <m:r>
+                  <m:rPr>
+                    <m:sty m:val="p"/>
+                  </m:rPr>
+                  <m:t>U</m:t>
+                </m:r>
+                <m:r>
+                  <m:rPr>
+                    <m:sty m:val="p"/>
+                  </m:rPr>
+                  <m:t>C</m:t>
+                </m:r>
+                <m:r>
+                  <m:rPr>
+                    <m:sty m:val="p"/>
+                  </m:rPr>
+                  <m:t>B</m:t>
+                </m:r>
+              </m:e>
+              <m:sub>
+                <m:r>
+                  <m:t>95</m:t>
+                </m:r>
+              </m:sub>
+            </m:sSub>
+            <m:r>
+              <m:rPr>
+                <m:sty m:val="p"/>
+              </m:rPr>
+              <m:t>(</m:t>
+            </m:r>
+            <m:r>
+              <m:t>2</m:t>
+            </m:r>
+            <m:r>
+              <m:t>p</m:t>
+            </m:r>
+            <m:r>
+              <m:rPr>
+                <m:sty m:val="p"/>
+              </m:rPr>
+              <m:t>−</m:t>
+            </m:r>
+            <m:r>
+              <m:t>1</m:t>
+            </m:r>
+            <m:r>
+              <m:rPr>
+                <m:sty m:val="p"/>
+              </m:rPr>
+              <m:t>)</m:t>
+            </m:r>
+            <m:r>
+              <m:rPr>
+                <m:sty m:val="p"/>
+              </m:rPr>
+              <m:t>,</m:t>
+            </m:r>
+            <m:r>
+              <m:t> </m:t>
+            </m:r>
+            <m:r>
+              <m:t>0.20</m:t>
+            </m:r>
+            <m:r>
+              <m:rPr>
+                <m:sty m:val="p"/>
+              </m:rPr>
+              <m:t>,</m:t>
+            </m:r>
+            <m:r>
+              <m:t> </m:t>
+            </m:r>
+            <m:r>
+              <m:t>1</m:t>
+            </m:r>
+          </m:e>
+        </m:d>
+      </m:oMath>
+      <w:r>
+        <w:t xml:space="preserve"> </w:t>
+      </w:r>
+      <w:bookmarkStart w:id="37" w:name="ln:gate"/>
+      <w:bookmarkEnd w:id="37"/>
+      <w:r>
+        <w:t xml:space="preserve"> </w:t>
+      </w:r>
+      <m:oMath>
+        <m:r>
+          <m:t>0</m:t>
+        </m:r>
+      </m:oMath>
+      <w:r>
+        <w:t xml:space="preserve"> </w:t>
+      </w:r>
+      <m:oMath>
+        <m:r>
+          <m:rPr>
+            <m:sty m:val="p"/>
+          </m:rPr>
+          <m:t>T</m:t>
+        </m:r>
+        <m:r>
+          <m:rPr>
+            <m:sty m:val="p"/>
+          </m:rPr>
+          <m:t>e</m:t>
+        </m:r>
+        <m:r>
+          <m:rPr>
+            <m:sty m:val="p"/>
+          </m:rPr>
+          <m:t>m</m:t>
+        </m:r>
+        <m:r>
+          <m:rPr>
+            <m:sty m:val="p"/>
+          </m:rPr>
+          <m:t>p</m:t>
+        </m:r>
+        <m:r>
+          <m:rPr>
+            <m:sty m:val="p"/>
+          </m:rPr>
+          <m:t>e</m:t>
+        </m:r>
+        <m:r>
+          <m:rPr>
+            <m:sty m:val="p"/>
+          </m:rPr>
+          <m:t>r</m:t>
+        </m:r>
+        <m:d>
+          <m:dPr>
+            <m:begChr m:val="("/>
+            <m:sepChr m:val=""/>
+            <m:endChr m:val=")"/>
+            <m:grow/>
+          </m:dPr>
+          <m:e>
+            <m:sSub>
+              <m:e>
+                <m:acc>
+                  <m:accPr>
+                    <m:chr m:val="̂"/>
+                  </m:accPr>
+                  <m:e>
+                    <m:r>
+                      <m:t>D</m:t>
+                    </m:r>
+                  </m:e>
+                </m:acc>
+              </m:e>
+              <m:sub>
+                <m:r>
+                  <m:t>g</m:t>
+                </m:r>
+              </m:sub>
+            </m:sSub>
+            <m:r>
+              <m:rPr>
+                <m:sty m:val="p"/>
+              </m:rPr>
+              <m:t>/</m:t>
+            </m:r>
+            <m:acc>
+              <m:accPr>
+                <m:chr m:val="̂"/>
+              </m:accPr>
+              <m:e>
+                <m:r>
+                  <m:t>ρ</m:t>
+                </m:r>
+              </m:e>
+            </m:acc>
+            <m:r>
+              <m:rPr>
+                <m:sty m:val="p"/>
+              </m:rPr>
+              <m:t>,</m:t>
+            </m:r>
+            <m:r>
+              <m:t> </m:t>
+            </m:r>
+            <m:sSub>
+              <m:e>
+                <m:r>
+                  <m:rPr>
+                    <m:sty m:val="p"/>
+                  </m:rPr>
+                  <m:t>S</m:t>
+                </m:r>
+                <m:r>
+                  <m:rPr>
+                    <m:sty m:val="p"/>
+                  </m:rPr>
+                  <m:t>E</m:t>
+                </m:r>
+              </m:e>
+              <m:sub>
+                <m:r>
+                  <m:t>g</m:t>
+                </m:r>
+              </m:sub>
+            </m:sSub>
+            <m:r>
+              <m:rPr>
+                <m:sty m:val="p"/>
+              </m:rPr>
+              <m:t>/</m:t>
+            </m:r>
+            <m:acc>
+              <m:accPr>
+                <m:chr m:val="̂"/>
+              </m:accPr>
+              <m:e>
+                <m:r>
+                  <m:t>ρ</m:t>
+                </m:r>
+              </m:e>
+            </m:acc>
+          </m:e>
+        </m:d>
+      </m:oMath>
+      <w:r>
+        <w:t xml:space="preserve"> </w:t>
+      </w:r>
+      <w:r>
+        <w:t xml:space="preserve">with</w:t>
+      </w:r>
+      <w:r>
         <w:t xml:space="preserve"> </w:t>
       </w:r>
       <m:oMath>
@@ -10262,305 +13493,328 @@
           </m:accPr>
           <m:e>
             <m:r>
-              <m:t>ρ</m:t>
+              <m:t>p</m:t>
             </m:r>
           </m:e>
         </m:acc>
-        <m:r>
-          <m:rPr>
-            <m:sty m:val="p"/>
-          </m:rPr>
-          <m:t>&lt;</m:t>
-        </m:r>
-        <m:r>
-          <m:t>1</m:t>
-        </m:r>
-        <m:r>
-          <m:rPr>
-            <m:sty m:val="p"/>
-          </m:rPr>
-          <m:t>/</m:t>
-        </m:r>
-        <m:r>
-          <m:t>2</m:t>
-        </m:r>
-      </m:oMath>
-      <w:r>
-        <w:rPr>
-          <w:i/>
-          <w:iCs/>
-        </w:rPr>
-        <w:t xml:space="preserve">: the label-free estimate can only under-trust, never mis-sign.</w:t>
-      </w:r>
+      </m:oMath>
+      <w:r>
+        <w:t xml:space="preserve"> </w:t>
+      </w:r>
+      <w:r>
+        <w:t xml:space="preserve">unset</w:t>
+      </w:r>
+      <w:r>
+        <w:t xml:space="preserve"> </w:t>
+      </w:r>
+      <w:bookmarkStart w:id="38" w:name="ln:temper"/>
+      <w:bookmarkEnd w:id="38"/>
     </w:p>
-    <w:bookmarkEnd w:id="38"/>
     <w:p>
       <w:pPr>
         <w:pStyle w:val="BodyText"/>
       </w:pPr>
       <w:r>
-        <w:t xml:space="preserve">The identity fails when the flip is</w:t>
-      </w:r>
-      <w:r>
-        <w:t xml:space="preserve"> </w:t>
-      </w:r>
-      <w:r>
-        <w:rPr>
-          <w:i/>
-          <w:iCs/>
-        </w:rPr>
-        <w:t xml:space="preserve">caused</w:t>
-      </w:r>
-      <w:r>
-        <w:t xml:space="preserve"> </w:t>
-      </w:r>
-      <w:r>
-        <w:t xml:space="preserve">by confidence, that is, under a confident echo. There the observable law under</w:t>
-      </w:r>
-      <w:r>
-        <w:t xml:space="preserve"> </w:t>
-      </w:r>
-      <m:oMath>
-        <m:r>
-          <m:rPr>
-            <m:sty m:val="p"/>
-          </m:rPr>
-          <m:t>{</m:t>
-        </m:r>
-      </m:oMath>
-      <w:r>
-        <w:t xml:space="preserve">majority right,</w:t>
-      </w:r>
-      <w:r>
-        <w:t xml:space="preserve"> </w:t>
-      </w:r>
-      <m:oMath>
-        <m:r>
-          <m:t>D</m:t>
-        </m:r>
-        <m:r>
-          <m:rPr>
-            <m:sty m:val="p"/>
-          </m:rPr>
-          <m:t>&lt;</m:t>
-        </m:r>
-        <m:r>
-          <m:t>0</m:t>
-        </m:r>
-        <m:r>
-          <m:rPr>
-            <m:sty m:val="p"/>
-          </m:rPr>
-          <m:t>}</m:t>
-        </m:r>
-      </m:oMath>
-      <w:r>
-        <w:t xml:space="preserve"> </w:t>
-      </w:r>
-      <w:r>
-        <w:t xml:space="preserve">and</w:t>
-      </w:r>
-      <w:r>
-        <w:t xml:space="preserve"> </w:t>
-      </w:r>
-      <m:oMath>
-        <m:r>
-          <m:rPr>
-            <m:sty m:val="p"/>
-          </m:rPr>
-          <m:t>{</m:t>
-        </m:r>
-      </m:oMath>
-      <w:r>
-        <w:t xml:space="preserve">majority wrong via confident echo,</w:t>
-      </w:r>
-      <w:r>
-        <w:t xml:space="preserve"> </w:t>
-      </w:r>
-      <m:oMath>
-        <m:r>
-          <m:t>D</m:t>
-        </m:r>
-        <m:r>
-          <m:rPr>
-            <m:sty m:val="p"/>
-          </m:rPr>
-          <m:t>&gt;</m:t>
-        </m:r>
-        <m:r>
-          <m:t>0</m:t>
-        </m:r>
-        <m:r>
-          <m:rPr>
-            <m:sty m:val="p"/>
-          </m:rPr>
-          <m:t>}</m:t>
-        </m:r>
-      </m:oMath>
-      <w:r>
-        <w:t xml:space="preserve"> </w:t>
-      </w:r>
-      <w:r>
-        <w:t xml:space="preserve">is identical (the two-root ambiguity of [</w:t>
-      </w:r>
-      <w:hyperlink w:anchor="bib:parisi2014ranking">
+        <w:t xml:space="preserve">Two orderings in Algorithm </w:t>
+      </w:r>
+      <w:hyperlink w:anchor="alg:tactlf">
         <w:r>
           <w:rPr>
             <w:rStyle w:val="Hyperlink"/>
           </w:rPr>
-          <w:t xml:space="preserve">10</w:t>
+          <w:t xml:space="preserve">[alg:tactlf]</w:t>
         </w:r>
       </w:hyperlink>
       <w:r>
-        <w:t xml:space="preserve">] restated for a single channel), so any label-free guarantee is necessarily conditional; it is stated as such rather than papered over.</w:t>
+        <w:t xml:space="preserve"> </w:t>
+      </w:r>
+      <w:r>
+        <w:t xml:space="preserve">are load-bearing. The significance</w:t>
+      </w:r>
+      <w:r>
+        <w:t xml:space="preserve"> </w:t>
+      </w:r>
+      <w:r>
+        <w:t xml:space="preserve">gate on line </w:t>
+      </w:r>
+      <w:hyperlink w:anchor="ln:gate">
+        <w:r>
+          <w:rPr>
+            <w:rStyle w:val="Hyperlink"/>
+          </w:rPr>
+          <w:t xml:space="preserve">[ln:gate]</w:t>
+        </w:r>
+      </w:hyperlink>
+      <w:r>
+        <w:t xml:space="preserve"> </w:t>
+      </w:r>
+      <w:r>
+        <w:t xml:space="preserve">tests the</w:t>
+      </w:r>
+      <w:r>
+        <w:t xml:space="preserve"> </w:t>
+      </w:r>
+      <w:r>
+        <w:rPr>
+          <w:i/>
+          <w:iCs/>
+        </w:rPr>
+        <w:t xml:space="preserve">raw</w:t>
+      </w:r>
+      <w:r>
+        <w:t xml:space="preserve"> </w:t>
+      </w:r>
+      <m:oMath>
+        <m:sSub>
+          <m:e>
+            <m:r>
+              <m:t>z</m:t>
+            </m:r>
+          </m:e>
+          <m:sub>
+            <m:r>
+              <m:t>g</m:t>
+            </m:r>
+          </m:sub>
+        </m:sSub>
+      </m:oMath>
+      <w:r>
+        <w:t xml:space="preserve">, whose sign is unbiased by</w:t>
+      </w:r>
+      <w:r>
+        <w:t xml:space="preserve"> </w:t>
+      </w:r>
+      <w:r>
+        <w:t xml:space="preserve">Proposition </w:t>
+      </w:r>
+      <w:hyperlink w:anchor="prop:ccn">
+        <w:r>
+          <w:rPr>
+            <w:rStyle w:val="Hyperlink"/>
+          </w:rPr>
+          <w:t xml:space="preserve">4</w:t>
+        </w:r>
+      </w:hyperlink>
+      <w:r>
+        <w:t xml:space="preserve">, while the tempering on line </w:t>
+      </w:r>
+      <w:hyperlink w:anchor="ln:temper">
+        <w:r>
+          <w:rPr>
+            <w:rStyle w:val="Hyperlink"/>
+          </w:rPr>
+          <w:t xml:space="preserve">[ln:temper]</w:t>
+        </w:r>
+      </w:hyperlink>
+      <w:r>
+        <w:t xml:space="preserve"> </w:t>
+      </w:r>
+      <w:r>
+        <w:t xml:space="preserve">uses</w:t>
+      </w:r>
+      <w:r>
+        <w:t xml:space="preserve"> </w:t>
+      </w:r>
+      <w:r>
+        <w:t xml:space="preserve">the de-attenuated pair; testing the inflated statistic instead would let the</w:t>
+      </w:r>
+      <w:r>
+        <w:t xml:space="preserve"> </w:t>
+      </w:r>
+      <w:r>
+        <w:t xml:space="preserve">de-attenuation manufacture significance. And</w:t>
+      </w:r>
+      <w:r>
+        <w:t xml:space="preserve"> </w:t>
+      </w:r>
+      <m:oMath>
+        <m:acc>
+          <m:accPr>
+            <m:chr m:val="‾"/>
+          </m:accPr>
+          <m:e>
+            <m:r>
+              <m:t>p</m:t>
+            </m:r>
+          </m:e>
+        </m:acc>
+      </m:oMath>
+      <w:r>
+        <w:t xml:space="preserve"> </w:t>
+      </w:r>
+      <w:r>
+        <w:t xml:space="preserve">is left unset on the</w:t>
+      </w:r>
+      <w:r>
+        <w:t xml:space="preserve"> </w:t>
+      </w:r>
+      <w:r>
+        <w:t xml:space="preserve">label-free path, so the mixture correction of</w:t>
+      </w:r>
+      <w:r>
+        <w:t xml:space="preserve"> </w:t>
+      </w:r>
+      <w:hyperlink w:anchor="eq:link">
+        <w:r>
+          <w:rPr>
+            <w:rStyle w:val="Hyperlink"/>
+          </w:rPr>
+          <w:t xml:space="preserve">[eq:link]</w:t>
+        </w:r>
+      </w:hyperlink>
+      <w:r>
+        <w:t xml:space="preserve"> </w:t>
+      </w:r>
+      <w:r>
+        <w:t xml:space="preserve">is not applied</w:t>
+      </w:r>
+      <w:r>
+        <w:t xml:space="preserve"> </w:t>
+      </w:r>
+      <w:r>
+        <w:t xml:space="preserve">there: the base rate is exactly what no label-free estimator knows.</w:t>
       </w:r>
     </w:p>
     <w:bookmarkEnd w:id="39"/>
-    <w:bookmarkStart w:id="40" w:name="de-attenuation-and-alarms"/>
+    <w:bookmarkStart w:id="41" w:name="sign-consistency-and-its-boundary"/>
     <w:p>
       <w:pPr>
         <w:pStyle w:val="Heading2"/>
       </w:pPr>
       <w:r>
-        <w:t xml:space="preserve">De-attenuation and alarms</w:t>
+        <w:t xml:space="preserve">Sign consistency and its boundary</w:t>
       </w:r>
     </w:p>
+    <w:bookmarkStart w:id="40" w:name="prop:ccn"/>
     <w:p>
       <w:pPr>
         <w:pStyle w:val="FirstParagraph"/>
       </w:pPr>
       <w:r>
-        <w:t xml:space="preserve">Split-half agreement over</w:t>
-      </w:r>
-      <w:r>
-        <w:t xml:space="preserve"> </w:t>
-      </w:r>
-      <m:oMath>
-        <m:r>
-          <m:t>R</m:t>
-        </m:r>
-        <m:r>
-          <m:rPr>
-            <m:sty m:val="p"/>
-          </m:rPr>
-          <m:t>=</m:t>
-        </m:r>
-        <m:r>
-          <m:t>20</m:t>
-        </m:r>
-      </m:oMath>
-      <w:r>
-        <w:t xml:space="preserve"> </w:t>
-      </w:r>
-      <w:r>
-        <w:t xml:space="preserve">random half-splits estimates</w:t>
-      </w:r>
-      <w:r>
-        <w:t xml:space="preserve"> </w:t>
-      </w:r>
-      <m:oMath>
-        <m:r>
-          <m:t>α</m:t>
-        </m:r>
-        <m:r>
-          <m:rPr>
-            <m:sty m:val="p"/>
-          </m:rPr>
-          <m:t>=</m:t>
-        </m:r>
-        <m:sSup>
+        <w:rPr>
+          <w:b/>
+          <w:bCs/>
+        </w:rPr>
+        <w:t xml:space="preserve">Proposition 4</w:t>
+      </w:r>
+      <w:r>
+        <w:t xml:space="preserve"> </w:t>
+      </w:r>
+      <w:r>
+        <w:t xml:space="preserve">(Attenuation identity).</w:t>
+      </w:r>
+      <w:r>
+        <w:t xml:space="preserve"> </w:t>
+      </w:r>
+      <w:r>
+        <w:t xml:space="preserve"> </w:t>
+      </w:r>
+      <w:r>
+        <w:rPr>
+          <w:i/>
+          <w:iCs/>
+        </w:rPr>
+        <w:t xml:space="preserve">Let</w:t>
+      </w:r>
+      <w:r>
+        <w:rPr>
+          <w:i/>
+          <w:iCs/>
+        </w:rPr>
+        <w:t xml:space="preserve"> </w:t>
+      </w:r>
+      <m:oMath>
+        <m:acc>
+          <m:accPr>
+            <m:chr m:val="‾"/>
+          </m:accPr>
           <m:e>
             <m:r>
-              <m:t>p</m:t>
+              <m:t>ρ</m:t>
             </m:r>
           </m:e>
-          <m:sup>
-            <m:r>
-              <m:t>2</m:t>
-            </m:r>
-          </m:sup>
-        </m:sSup>
-        <m:r>
-          <m:rPr>
-            <m:sty m:val="p"/>
-          </m:rPr>
-          <m:t>+</m:t>
-        </m:r>
-        <m:r>
-          <m:rPr>
-            <m:sty m:val="p"/>
-          </m:rPr>
-          <m:t>(</m:t>
-        </m:r>
-        <m:r>
-          <m:t>1</m:t>
-        </m:r>
-        <m:r>
-          <m:rPr>
-            <m:sty m:val="p"/>
-          </m:rPr>
-          <m:t>−</m:t>
-        </m:r>
-        <m:r>
-          <m:t>p</m:t>
-        </m:r>
-        <m:sSup>
-          <m:e>
-            <m:r>
-              <m:rPr>
-                <m:sty m:val="p"/>
-              </m:rPr>
-              <m:t>)</m:t>
-            </m:r>
-          </m:e>
-          <m:sup>
-            <m:r>
-              <m:t>2</m:t>
-            </m:r>
-          </m:sup>
-        </m:sSup>
-        <m:r>
-          <m:rPr>
-            <m:sty m:val="p"/>
-          </m:rPr>
-          <m:t>/</m:t>
-        </m:r>
-        <m:r>
-          <m:t>k</m:t>
-        </m:r>
-      </m:oMath>
-      <w:r>
-        <w:t xml:space="preserve"> </w:t>
-      </w:r>
-      <w:r>
-        <w:t xml:space="preserve">under a one-coin model with</w:t>
-      </w:r>
-      <w:r>
-        <w:t xml:space="preserve"> </w:t>
-      </w:r>
-      <m:oMath>
-        <m:r>
-          <m:t>k</m:t>
-        </m:r>
-      </m:oMath>
-      <w:r>
-        <w:t xml:space="preserve"> </w:t>
-      </w:r>
-      <w:r>
-        <w:t xml:space="preserve">effective wrong alternatives (inverse-Simpson), inverted as</w:t>
-      </w:r>
-      <w:r>
-        <w:t xml:space="preserve"> </w:t>
-      </w:r>
-      <m:oMath>
-        <m:r>
-          <m:t>p</m:t>
-        </m:r>
-        <m:r>
-          <m:rPr>
-            <m:sty m:val="p"/>
-          </m:rPr>
-          <m:t>=</m:t>
+        </m:acc>
+      </m:oMath>
+      <w:r>
+        <w:rPr>
+          <w:i/>
+          <w:iCs/>
+        </w:rPr>
+        <w:t xml:space="preserve"> </w:t>
+      </w:r>
+      <w:r>
+        <w:rPr>
+          <w:i/>
+          <w:iCs/>
+        </w:rPr>
+        <w:t xml:space="preserve">be the pair-weighted probability that an item’s plurality is wrong. If the plurality-error event is independent of</w:t>
+      </w:r>
+      <w:r>
+        <w:rPr>
+          <w:i/>
+          <w:iCs/>
+        </w:rPr>
+        <w:t xml:space="preserve"> </w:t>
+      </w:r>
+      <m:oMath>
+        <m:r>
+          <m:t>φ</m:t>
+        </m:r>
+      </m:oMath>
+      <w:r>
+        <w:rPr>
+          <w:i/>
+          <w:iCs/>
+        </w:rPr>
+        <w:t xml:space="preserve"> </w:t>
+      </w:r>
+      <w:r>
+        <w:rPr>
+          <w:i/>
+          <w:iCs/>
+        </w:rPr>
+        <w:t xml:space="preserve">given</w:t>
+      </w:r>
+      <w:r>
+        <w:rPr>
+          <w:i/>
+          <w:iCs/>
+        </w:rPr>
+        <w:t xml:space="preserve"> </w:t>
+      </w:r>
+      <m:oMath>
+        <m:r>
+          <m:t>y</m:t>
+        </m:r>
+      </m:oMath>
+      <w:r>
+        <w:rPr>
+          <w:i/>
+          <w:iCs/>
+        </w:rPr>
+        <w:t xml:space="preserve"> </w:t>
+      </w:r>
+      <w:r>
+        <w:rPr>
+          <w:i/>
+          <w:iCs/>
+        </w:rPr>
+        <w:t xml:space="preserve">(class-conditional noise), then</w:t>
+      </w:r>
+      <w:r>
+        <w:rPr>
+          <w:i/>
+          <w:iCs/>
+        </w:rPr>
+        <w:t xml:space="preserve"> </w:t>
+      </w:r>
+      <m:oMath>
+        <m:r>
+          <m:rPr>
+            <m:scr m:val="double-struck"/>
+            <m:sty m:val="p"/>
+          </m:rPr>
+          <m:t>E</m:t>
         </m:r>
         <m:r>
           <m:rPr>
@@ -10568,127 +13822,6 @@
           </m:rPr>
           <m:t>[</m:t>
         </m:r>
-        <m:r>
-          <m:t>1</m:t>
-        </m:r>
-        <m:r>
-          <m:rPr>
-            <m:sty m:val="p"/>
-          </m:rPr>
-          <m:t>+</m:t>
-        </m:r>
-        <m:rad>
-          <m:radPr>
-            <m:degHide m:val="on"/>
-          </m:radPr>
-          <m:deg/>
-          <m:e>
-            <m:r>
-              <m:t>1</m:t>
-            </m:r>
-            <m:r>
-              <m:rPr>
-                <m:sty m:val="p"/>
-              </m:rPr>
-              <m:t>−</m:t>
-            </m:r>
-            <m:r>
-              <m:rPr>
-                <m:sty m:val="p"/>
-              </m:rPr>
-              <m:t>(</m:t>
-            </m:r>
-            <m:r>
-              <m:t>k</m:t>
-            </m:r>
-            <m:r>
-              <m:rPr>
-                <m:sty m:val="p"/>
-              </m:rPr>
-              <m:t>+</m:t>
-            </m:r>
-            <m:r>
-              <m:t>1</m:t>
-            </m:r>
-            <m:r>
-              <m:rPr>
-                <m:sty m:val="p"/>
-              </m:rPr>
-              <m:t>)</m:t>
-            </m:r>
-            <m:r>
-              <m:rPr>
-                <m:sty m:val="p"/>
-              </m:rPr>
-              <m:t>(</m:t>
-            </m:r>
-            <m:r>
-              <m:t>1</m:t>
-            </m:r>
-            <m:r>
-              <m:rPr>
-                <m:sty m:val="p"/>
-              </m:rPr>
-              <m:t>−</m:t>
-            </m:r>
-            <m:r>
-              <m:t>k</m:t>
-            </m:r>
-            <m:r>
-              <m:t>α</m:t>
-            </m:r>
-            <m:r>
-              <m:rPr>
-                <m:sty m:val="p"/>
-              </m:rPr>
-              <m:t>)</m:t>
-            </m:r>
-          </m:e>
-        </m:rad>
-        <m:r>
-          <m:rPr>
-            <m:sty m:val="p"/>
-          </m:rPr>
-          <m:t>]</m:t>
-        </m:r>
-        <m:r>
-          <m:rPr>
-            <m:sty m:val="p"/>
-          </m:rPr>
-          <m:t>/</m:t>
-        </m:r>
-        <m:r>
-          <m:rPr>
-            <m:sty m:val="p"/>
-          </m:rPr>
-          <m:t>(</m:t>
-        </m:r>
-        <m:r>
-          <m:t>k</m:t>
-        </m:r>
-        <m:r>
-          <m:rPr>
-            <m:sty m:val="p"/>
-          </m:rPr>
-          <m:t>+</m:t>
-        </m:r>
-        <m:r>
-          <m:t>1</m:t>
-        </m:r>
-        <m:r>
-          <m:rPr>
-            <m:sty m:val="p"/>
-          </m:rPr>
-          <m:t>)</m:t>
-        </m:r>
-      </m:oMath>
-      <w:r>
-        <w:t xml:space="preserve">;</w:t>
-      </w:r>
-      <w:r>
-        <w:t xml:space="preserve"> </w:t>
-      </w:r>
-      <m:oMath>
         <m:sSub>
           <m:e>
             <m:acc>
@@ -10708,6 +13841,622 @@
             </m:r>
           </m:sub>
         </m:sSub>
+        <m:r>
+          <m:rPr>
+            <m:sty m:val="p"/>
+          </m:rPr>
+          <m:t>]</m:t>
+        </m:r>
+        <m:r>
+          <m:rPr>
+            <m:sty m:val="p"/>
+          </m:rPr>
+          <m:t>=</m:t>
+        </m:r>
+        <m:r>
+          <m:rPr>
+            <m:sty m:val="p"/>
+          </m:rPr>
+          <m:t>(</m:t>
+        </m:r>
+        <m:r>
+          <m:t>1</m:t>
+        </m:r>
+        <m:r>
+          <m:rPr>
+            <m:sty m:val="p"/>
+          </m:rPr>
+          <m:t>−</m:t>
+        </m:r>
+        <m:r>
+          <m:t>2</m:t>
+        </m:r>
+        <m:acc>
+          <m:accPr>
+            <m:chr m:val="‾"/>
+          </m:accPr>
+          <m:e>
+            <m:r>
+              <m:t>ρ</m:t>
+            </m:r>
+          </m:e>
+        </m:acc>
+        <m:r>
+          <m:rPr>
+            <m:sty m:val="p"/>
+          </m:rPr>
+          <m:t>)</m:t>
+        </m:r>
+        <m:r>
+          <m:t> </m:t>
+        </m:r>
+        <m:r>
+          <m:t>D</m:t>
+        </m:r>
+      </m:oMath>
+      <w:r>
+        <w:rPr>
+          <w:i/>
+          <w:iCs/>
+        </w:rPr>
+        <w:t xml:space="preserve">.</w:t>
+      </w:r>
+      <w:r>
+        <w:rPr>
+          <w:i/>
+          <w:iCs/>
+        </w:rPr>
+        <w:t xml:space="preserve"> </w:t>
+      </w:r>
+      <w:r>
+        <w:rPr>
+          <w:i/>
+          <w:iCs/>
+        </w:rPr>
+        <w:t xml:space="preserve">In particular</w:t>
+      </w:r>
+      <w:r>
+        <w:rPr>
+          <w:i/>
+          <w:iCs/>
+        </w:rPr>
+        <w:t xml:space="preserve"> </w:t>
+      </w:r>
+      <m:oMath>
+        <m:r>
+          <m:rPr>
+            <m:sty m:val="p"/>
+          </m:rPr>
+          <m:t>sign</m:t>
+        </m:r>
+        <m:r>
+          <m:rPr>
+            <m:scr m:val="double-struck"/>
+            <m:sty m:val="p"/>
+          </m:rPr>
+          <m:t>E</m:t>
+        </m:r>
+        <m:r>
+          <m:rPr>
+            <m:sty m:val="p"/>
+          </m:rPr>
+          <m:t>[</m:t>
+        </m:r>
+        <m:sSub>
+          <m:e>
+            <m:acc>
+              <m:accPr>
+                <m:chr m:val="̂"/>
+              </m:accPr>
+              <m:e>
+                <m:r>
+                  <m:t>D</m:t>
+                </m:r>
+              </m:e>
+            </m:acc>
+          </m:e>
+          <m:sub>
+            <m:r>
+              <m:t>g</m:t>
+            </m:r>
+          </m:sub>
+        </m:sSub>
+        <m:r>
+          <m:rPr>
+            <m:sty m:val="p"/>
+          </m:rPr>
+          <m:t>]</m:t>
+        </m:r>
+        <m:r>
+          <m:rPr>
+            <m:sty m:val="p"/>
+          </m:rPr>
+          <m:t>=</m:t>
+        </m:r>
+        <m:r>
+          <m:rPr>
+            <m:sty m:val="p"/>
+          </m:rPr>
+          <m:t>sign</m:t>
+        </m:r>
+        <m:r>
+          <m:t>D</m:t>
+        </m:r>
+      </m:oMath>
+      <w:r>
+        <w:rPr>
+          <w:i/>
+          <w:iCs/>
+        </w:rPr>
+        <w:t xml:space="preserve"> </w:t>
+      </w:r>
+      <w:r>
+        <w:rPr>
+          <w:i/>
+          <w:iCs/>
+        </w:rPr>
+        <w:t xml:space="preserve">whenever</w:t>
+      </w:r>
+      <w:r>
+        <w:rPr>
+          <w:i/>
+          <w:iCs/>
+        </w:rPr>
+        <w:t xml:space="preserve"> </w:t>
+      </w:r>
+      <m:oMath>
+        <m:acc>
+          <m:accPr>
+            <m:chr m:val="‾"/>
+          </m:accPr>
+          <m:e>
+            <m:r>
+              <m:t>ρ</m:t>
+            </m:r>
+          </m:e>
+        </m:acc>
+        <m:r>
+          <m:rPr>
+            <m:sty m:val="p"/>
+          </m:rPr>
+          <m:t>&lt;</m:t>
+        </m:r>
+        <m:r>
+          <m:t>1</m:t>
+        </m:r>
+        <m:r>
+          <m:rPr>
+            <m:sty m:val="p"/>
+          </m:rPr>
+          <m:t>/</m:t>
+        </m:r>
+        <m:r>
+          <m:t>2</m:t>
+        </m:r>
+      </m:oMath>
+      <w:r>
+        <w:rPr>
+          <w:i/>
+          <w:iCs/>
+        </w:rPr>
+        <w:t xml:space="preserve">: the label-free estimate can only under-trust, never mis-sign.</w:t>
+      </w:r>
+    </w:p>
+    <w:bookmarkEnd w:id="40"/>
+    <w:p>
+      <w:pPr>
+        <w:pStyle w:val="BodyText"/>
+      </w:pPr>
+      <w:r>
+        <w:t xml:space="preserve">The identity fails when the flip is</w:t>
+      </w:r>
+      <w:r>
+        <w:t xml:space="preserve"> </w:t>
+      </w:r>
+      <w:r>
+        <w:rPr>
+          <w:i/>
+          <w:iCs/>
+        </w:rPr>
+        <w:t xml:space="preserve">caused</w:t>
+      </w:r>
+      <w:r>
+        <w:t xml:space="preserve"> </w:t>
+      </w:r>
+      <w:r>
+        <w:t xml:space="preserve">by confidence, that is, under a confident echo. There the observable law under</w:t>
+      </w:r>
+      <w:r>
+        <w:t xml:space="preserve"> </w:t>
+      </w:r>
+      <m:oMath>
+        <m:r>
+          <m:rPr>
+            <m:sty m:val="p"/>
+          </m:rPr>
+          <m:t>{</m:t>
+        </m:r>
+      </m:oMath>
+      <w:r>
+        <w:t xml:space="preserve">majority right,</w:t>
+      </w:r>
+      <w:r>
+        <w:t xml:space="preserve"> </w:t>
+      </w:r>
+      <m:oMath>
+        <m:r>
+          <m:t>D</m:t>
+        </m:r>
+        <m:r>
+          <m:rPr>
+            <m:sty m:val="p"/>
+          </m:rPr>
+          <m:t>&lt;</m:t>
+        </m:r>
+        <m:r>
+          <m:t>0</m:t>
+        </m:r>
+        <m:r>
+          <m:rPr>
+            <m:sty m:val="p"/>
+          </m:rPr>
+          <m:t>}</m:t>
+        </m:r>
+      </m:oMath>
+      <w:r>
+        <w:t xml:space="preserve"> </w:t>
+      </w:r>
+      <w:r>
+        <w:t xml:space="preserve">and</w:t>
+      </w:r>
+      <w:r>
+        <w:t xml:space="preserve"> </w:t>
+      </w:r>
+      <m:oMath>
+        <m:r>
+          <m:rPr>
+            <m:sty m:val="p"/>
+          </m:rPr>
+          <m:t>{</m:t>
+        </m:r>
+      </m:oMath>
+      <w:r>
+        <w:t xml:space="preserve">majority wrong via confident echo,</w:t>
+      </w:r>
+      <w:r>
+        <w:t xml:space="preserve"> </w:t>
+      </w:r>
+      <m:oMath>
+        <m:r>
+          <m:t>D</m:t>
+        </m:r>
+        <m:r>
+          <m:rPr>
+            <m:sty m:val="p"/>
+          </m:rPr>
+          <m:t>&gt;</m:t>
+        </m:r>
+        <m:r>
+          <m:t>0</m:t>
+        </m:r>
+        <m:r>
+          <m:rPr>
+            <m:sty m:val="p"/>
+          </m:rPr>
+          <m:t>}</m:t>
+        </m:r>
+      </m:oMath>
+      <w:r>
+        <w:t xml:space="preserve"> </w:t>
+      </w:r>
+      <w:r>
+        <w:t xml:space="preserve">is identical (the two-root ambiguity of [</w:t>
+      </w:r>
+      <w:hyperlink w:anchor="bib:parisi2014ranking">
+        <w:r>
+          <w:rPr>
+            <w:rStyle w:val="Hyperlink"/>
+          </w:rPr>
+          <w:t xml:space="preserve">10</w:t>
+        </w:r>
+      </w:hyperlink>
+      <w:r>
+        <w:t xml:space="preserve">] restated for a single channel), so any label-free guarantee is necessarily conditional; it is stated as such rather than papered over.</w:t>
+      </w:r>
+    </w:p>
+    <w:bookmarkEnd w:id="41"/>
+    <w:bookmarkStart w:id="42" w:name="de-attenuation-and-alarms"/>
+    <w:p>
+      <w:pPr>
+        <w:pStyle w:val="Heading2"/>
+      </w:pPr>
+      <w:r>
+        <w:t xml:space="preserve">De-attenuation and alarms</w:t>
+      </w:r>
+    </w:p>
+    <w:p>
+      <w:pPr>
+        <w:pStyle w:val="FirstParagraph"/>
+      </w:pPr>
+      <w:r>
+        <w:t xml:space="preserve">Split-half agreement over</w:t>
+      </w:r>
+      <w:r>
+        <w:t xml:space="preserve"> </w:t>
+      </w:r>
+      <m:oMath>
+        <m:r>
+          <m:t>R</m:t>
+        </m:r>
+        <m:r>
+          <m:rPr>
+            <m:sty m:val="p"/>
+          </m:rPr>
+          <m:t>=</m:t>
+        </m:r>
+        <m:r>
+          <m:t>20</m:t>
+        </m:r>
+      </m:oMath>
+      <w:r>
+        <w:t xml:space="preserve"> </w:t>
+      </w:r>
+      <w:r>
+        <w:t xml:space="preserve">random half-splits estimates</w:t>
+      </w:r>
+      <w:r>
+        <w:t xml:space="preserve"> </w:t>
+      </w:r>
+      <m:oMath>
+        <m:r>
+          <m:t>α</m:t>
+        </m:r>
+        <m:r>
+          <m:rPr>
+            <m:sty m:val="p"/>
+          </m:rPr>
+          <m:t>=</m:t>
+        </m:r>
+        <m:sSup>
+          <m:e>
+            <m:r>
+              <m:t>p</m:t>
+            </m:r>
+          </m:e>
+          <m:sup>
+            <m:r>
+              <m:t>2</m:t>
+            </m:r>
+          </m:sup>
+        </m:sSup>
+        <m:r>
+          <m:rPr>
+            <m:sty m:val="p"/>
+          </m:rPr>
+          <m:t>+</m:t>
+        </m:r>
+        <m:r>
+          <m:rPr>
+            <m:sty m:val="p"/>
+          </m:rPr>
+          <m:t>(</m:t>
+        </m:r>
+        <m:r>
+          <m:t>1</m:t>
+        </m:r>
+        <m:r>
+          <m:rPr>
+            <m:sty m:val="p"/>
+          </m:rPr>
+          <m:t>−</m:t>
+        </m:r>
+        <m:r>
+          <m:t>p</m:t>
+        </m:r>
+        <m:sSup>
+          <m:e>
+            <m:r>
+              <m:rPr>
+                <m:sty m:val="p"/>
+              </m:rPr>
+              <m:t>)</m:t>
+            </m:r>
+          </m:e>
+          <m:sup>
+            <m:r>
+              <m:t>2</m:t>
+            </m:r>
+          </m:sup>
+        </m:sSup>
+        <m:r>
+          <m:rPr>
+            <m:sty m:val="p"/>
+          </m:rPr>
+          <m:t>/</m:t>
+        </m:r>
+        <m:r>
+          <m:t>k</m:t>
+        </m:r>
+      </m:oMath>
+      <w:r>
+        <w:t xml:space="preserve"> </w:t>
+      </w:r>
+      <w:r>
+        <w:t xml:space="preserve">under a one-coin model with</w:t>
+      </w:r>
+      <w:r>
+        <w:t xml:space="preserve"> </w:t>
+      </w:r>
+      <m:oMath>
+        <m:r>
+          <m:t>k</m:t>
+        </m:r>
+      </m:oMath>
+      <w:r>
+        <w:t xml:space="preserve"> </w:t>
+      </w:r>
+      <w:r>
+        <w:t xml:space="preserve">effective wrong alternatives (inverse-Simpson), inverted as</w:t>
+      </w:r>
+      <w:r>
+        <w:t xml:space="preserve"> </w:t>
+      </w:r>
+      <m:oMath>
+        <m:r>
+          <m:t>p</m:t>
+        </m:r>
+        <m:r>
+          <m:rPr>
+            <m:sty m:val="p"/>
+          </m:rPr>
+          <m:t>=</m:t>
+        </m:r>
+        <m:r>
+          <m:rPr>
+            <m:sty m:val="p"/>
+          </m:rPr>
+          <m:t>[</m:t>
+        </m:r>
+        <m:r>
+          <m:t>1</m:t>
+        </m:r>
+        <m:r>
+          <m:rPr>
+            <m:sty m:val="p"/>
+          </m:rPr>
+          <m:t>+</m:t>
+        </m:r>
+        <m:rad>
+          <m:radPr>
+            <m:degHide m:val="on"/>
+          </m:radPr>
+          <m:deg/>
+          <m:e>
+            <m:r>
+              <m:t>1</m:t>
+            </m:r>
+            <m:r>
+              <m:rPr>
+                <m:sty m:val="p"/>
+              </m:rPr>
+              <m:t>−</m:t>
+            </m:r>
+            <m:r>
+              <m:rPr>
+                <m:sty m:val="p"/>
+              </m:rPr>
+              <m:t>(</m:t>
+            </m:r>
+            <m:r>
+              <m:t>k</m:t>
+            </m:r>
+            <m:r>
+              <m:rPr>
+                <m:sty m:val="p"/>
+              </m:rPr>
+              <m:t>+</m:t>
+            </m:r>
+            <m:r>
+              <m:t>1</m:t>
+            </m:r>
+            <m:r>
+              <m:rPr>
+                <m:sty m:val="p"/>
+              </m:rPr>
+              <m:t>)</m:t>
+            </m:r>
+            <m:r>
+              <m:rPr>
+                <m:sty m:val="p"/>
+              </m:rPr>
+              <m:t>(</m:t>
+            </m:r>
+            <m:r>
+              <m:t>1</m:t>
+            </m:r>
+            <m:r>
+              <m:rPr>
+                <m:sty m:val="p"/>
+              </m:rPr>
+              <m:t>−</m:t>
+            </m:r>
+            <m:r>
+              <m:t>k</m:t>
+            </m:r>
+            <m:r>
+              <m:t>α</m:t>
+            </m:r>
+            <m:r>
+              <m:rPr>
+                <m:sty m:val="p"/>
+              </m:rPr>
+              <m:t>)</m:t>
+            </m:r>
+          </m:e>
+        </m:rad>
+        <m:r>
+          <m:rPr>
+            <m:sty m:val="p"/>
+          </m:rPr>
+          <m:t>]</m:t>
+        </m:r>
+        <m:r>
+          <m:rPr>
+            <m:sty m:val="p"/>
+          </m:rPr>
+          <m:t>/</m:t>
+        </m:r>
+        <m:r>
+          <m:rPr>
+            <m:sty m:val="p"/>
+          </m:rPr>
+          <m:t>(</m:t>
+        </m:r>
+        <m:r>
+          <m:t>k</m:t>
+        </m:r>
+        <m:r>
+          <m:rPr>
+            <m:sty m:val="p"/>
+          </m:rPr>
+          <m:t>+</m:t>
+        </m:r>
+        <m:r>
+          <m:t>1</m:t>
+        </m:r>
+        <m:r>
+          <m:rPr>
+            <m:sty m:val="p"/>
+          </m:rPr>
+          <m:t>)</m:t>
+        </m:r>
+      </m:oMath>
+      <w:r>
+        <w:t xml:space="preserve">;</w:t>
+      </w:r>
+      <w:r>
+        <w:t xml:space="preserve"> </w:t>
+      </w:r>
+      <m:oMath>
+        <m:sSub>
+          <m:e>
+            <m:acc>
+              <m:accPr>
+                <m:chr m:val="̂"/>
+              </m:accPr>
+              <m:e>
+                <m:r>
+                  <m:t>D</m:t>
+                </m:r>
+              </m:e>
+            </m:acc>
+          </m:e>
+          <m:sub>
+            <m:r>
+              <m:t>g</m:t>
+            </m:r>
+          </m:sub>
+        </m:sSub>
       </m:oMath>
       <w:r>
         <w:t xml:space="preserve"> </w:t>
@@ -10892,9 +14641,9 @@
         <w:t xml:space="preserve">dev labels, routing it into the pipeline and disabling only the proxy-sign alarm; this purchases immunity to the ambiguity above at negligible labeling cost.</w:t>
       </w:r>
     </w:p>
-    <w:bookmarkEnd w:id="40"/>
-    <w:bookmarkEnd w:id="41"/>
-    <w:bookmarkStart w:id="47" w:name="sec:hetero"/>
+    <w:bookmarkEnd w:id="42"/>
+    <w:bookmarkEnd w:id="43"/>
+    <w:bookmarkStart w:id="49" w:name="sec:hetero"/>
     <w:p>
       <w:pPr>
         <w:pStyle w:val="Heading1"/>
@@ -10903,7 +14652,7 @@
         <w:t xml:space="preserve">Heterogeneity: Impossibility and Escape</w:t>
       </w:r>
     </w:p>
-    <w:bookmarkStart w:id="45" w:name="X6b81b2bcd4bd383fca78608abce9da302a7840a"/>
+    <w:bookmarkStart w:id="47" w:name="X6b81b2bcd4bd383fca78608abce9da302a7840a"/>
     <w:p>
       <w:pPr>
         <w:pStyle w:val="Heading2"/>
@@ -11002,7 +14751,7 @@
         <w:t xml:space="preserve">with no observable covariate.</w:t>
       </w:r>
     </w:p>
-    <w:bookmarkStart w:id="42" w:name="prop:selfreinf"/>
+    <w:bookmarkStart w:id="44" w:name="prop:selfreinf"/>
     <w:p>
       <w:pPr>
         <w:pStyle w:val="BodyText"/>
@@ -11252,7 +15001,7 @@
         <w:t xml:space="preserve">up-weights unconfident traces, which are again the plurality side.</w:t>
       </w:r>
     </w:p>
-    <w:bookmarkEnd w:id="42"/>
+    <w:bookmarkEnd w:id="44"/>
     <w:p>
       <w:pPr>
         <w:pStyle w:val="BodyText"/>
@@ -11406,7 +15155,7 @@
         <w:t xml:space="preserve">items).</w:t>
       </w:r>
     </w:p>
-    <w:bookmarkStart w:id="43" w:name="prop:curse"/>
+    <w:bookmarkStart w:id="45" w:name="prop:curse"/>
     <w:p>
       <w:pPr>
         <w:pStyle w:val="BodyText"/>
@@ -11519,8 +15268,8 @@
         <w:t xml:space="preserve">of the time.</w:t>
       </w:r>
     </w:p>
-    <w:bookmarkEnd w:id="43"/>
-    <w:bookmarkStart w:id="44" w:name="prop:twoworld"/>
+    <w:bookmarkEnd w:id="45"/>
+    <w:bookmarkStart w:id="46" w:name="prop:twoworld"/>
     <w:p>
       <w:pPr>
         <w:pStyle w:val="BodyText"/>
@@ -12259,7 +16008,7 @@
         <w:t xml:space="preserve">method does either; doing so is left open.</w:t>
       </w:r>
     </w:p>
-    <w:bookmarkEnd w:id="44"/>
+    <w:bookmarkEnd w:id="46"/>
     <w:p>
       <w:pPr>
         <w:pStyle w:val="BodyText"/>
@@ -12306,8 +16055,8 @@
         <w:t xml:space="preserve">(zero discordant pairs).</w:t>
       </w:r>
     </w:p>
-    <w:bookmarkEnd w:id="45"/>
-    <w:bookmarkStart w:id="46" w:name="tact-group"/>
+    <w:bookmarkEnd w:id="47"/>
+    <w:bookmarkStart w:id="48" w:name="tact-group"/>
     <w:p>
       <w:pPr>
         <w:pStyle w:val="Heading2"/>
@@ -12413,9 +16162,9 @@
         <w:t xml:space="preserve">show is the only defensible default.</w:t>
       </w:r>
     </w:p>
-    <w:bookmarkEnd w:id="46"/>
-    <w:bookmarkEnd w:id="47"/>
-    <w:bookmarkStart w:id="52" w:name="sec:exp"/>
+    <w:bookmarkEnd w:id="48"/>
+    <w:bookmarkEnd w:id="49"/>
+    <w:bookmarkStart w:id="54" w:name="sec:exp"/>
     <w:p>
       <w:pPr>
         <w:pStyle w:val="Heading1"/>
@@ -13279,7 +17028,7 @@
         <w:t xml:space="preserve">mid-range a tie.</w:t>
       </w:r>
     </w:p>
-    <w:bookmarkStart w:id="51" w:name="fig:sweep"/>
+    <w:bookmarkStart w:id="53" w:name="fig:sweep"/>
     <w:p>
       <w:pPr>
         <w:pStyle w:val="CaptionedFigure"/>
@@ -13289,18 +17038,18 @@
           <wp:inline>
             <wp:extent cx="5334000" cy="3225209"/>
             <wp:effectExtent b="0" l="0" r="0" t="0"/>
-            <wp:docPr descr="" title="" id="49" name="Picture"/>
+            <wp:docPr descr="" title="" id="51" name="Picture"/>
             <a:graphic>
               <a:graphicData uri="http://schemas.openxmlformats.org/drawingml/2006/picture">
                 <pic:pic>
                   <pic:nvPicPr>
-                    <pic:cNvPr descr="figs/tact_sweep.png" id="50" name="Picture"/>
+                    <pic:cNvPr descr="figs/tact_sweep.png" id="52" name="Picture"/>
                     <pic:cNvPicPr>
                       <a:picLocks noChangeArrowheads="1" noChangeAspect="1"/>
                     </pic:cNvPicPr>
                   </pic:nvPicPr>
                   <pic:blipFill>
-                    <a:blip r:embed="rId48"/>
+                    <a:blip r:embed="rId50"/>
                     <a:stretch>
                       <a:fillRect/>
                     </a:stretch>
@@ -13394,9 +17143,9 @@
         <w:t xml:space="preserve">.</w:t>
       </w:r>
     </w:p>
-    <w:bookmarkEnd w:id="51"/>
-    <w:bookmarkEnd w:id="52"/>
-    <w:bookmarkStart w:id="77" w:name="sec:results"/>
+    <w:bookmarkEnd w:id="53"/>
+    <w:bookmarkEnd w:id="54"/>
+    <w:bookmarkStart w:id="79" w:name="sec:results"/>
     <w:p>
       <w:pPr>
         <w:pStyle w:val="Heading1"/>
@@ -13405,7 +17154,7 @@
         <w:t xml:space="preserve">Results</w:t>
       </w:r>
     </w:p>
-    <w:bookmarkStart w:id="53" w:name="tab:sweep"/>
+    <w:bookmarkStart w:id="55" w:name="tab:sweep"/>
     <w:p>
       <w:pPr>
         <w:pStyle w:val="TableCaption"/>
@@ -14611,8 +18360,8 @@
         </w:tc>
       </w:tr>
     </w:tbl>
-    <w:bookmarkEnd w:id="53"/>
-    <w:bookmarkStart w:id="55" w:name="signed-recovery-with-and-without-labels"/>
+    <w:bookmarkEnd w:id="55"/>
+    <w:bookmarkStart w:id="57" w:name="signed-recovery-with-and-without-labels"/>
     <w:p>
       <w:pPr>
         <w:pStyle w:val="Heading2"/>
@@ -14900,7 +18649,7 @@
         <w:t xml:space="preserve">“identical.”</w:t>
       </w:r>
     </w:p>
-    <w:bookmarkStart w:id="54" w:name="tab:adv"/>
+    <w:bookmarkStart w:id="56" w:name="tab:adv"/>
     <w:p>
       <w:pPr>
         <w:pStyle w:val="TableCaption"/>
@@ -15492,7 +19241,7 @@
         </w:tc>
       </w:tr>
     </w:tbl>
-    <w:bookmarkEnd w:id="54"/>
+    <w:bookmarkEnd w:id="56"/>
     <w:p>
       <w:pPr>
         <w:pStyle w:val="BodyText"/>
@@ -16075,8 +19824,8 @@
         <w:t xml:space="preserve">).</w:t>
       </w:r>
     </w:p>
-    <w:bookmarkEnd w:id="55"/>
-    <w:bookmarkStart w:id="60" w:name="rank-invariance-where-raw-values-fail"/>
+    <w:bookmarkEnd w:id="57"/>
+    <w:bookmarkStart w:id="62" w:name="rank-invariance-where-raw-values-fail"/>
     <w:p>
       <w:pPr>
         <w:pStyle w:val="Heading2"/>
@@ -16328,7 +20077,7 @@
         <w:t xml:space="preserve">of the cell’s items are effectively binary and the escape the proposition identifies is unavailable on them; pretending otherwise would be the real failure.</w:t>
       </w:r>
     </w:p>
-    <w:bookmarkStart w:id="59" w:name="fig:adv"/>
+    <w:bookmarkStart w:id="61" w:name="fig:adv"/>
     <w:p>
       <w:pPr>
         <w:pStyle w:val="CaptionedFigure"/>
@@ -16338,18 +20087,18 @@
           <wp:inline>
             <wp:extent cx="5334000" cy="2726266"/>
             <wp:effectExtent b="0" l="0" r="0" t="0"/>
-            <wp:docPr descr="" title="" id="57" name="Picture"/>
+            <wp:docPr descr="" title="" id="59" name="Picture"/>
             <a:graphic>
               <a:graphicData uri="http://schemas.openxmlformats.org/drawingml/2006/picture">
                 <pic:pic>
                   <pic:nvPicPr>
-                    <pic:cNvPr descr="figs/tact_adversarial.png" id="58" name="Picture"/>
+                    <pic:cNvPr descr="figs/tact_adversarial.png" id="60" name="Picture"/>
                     <pic:cNvPicPr>
                       <a:picLocks noChangeArrowheads="1" noChangeAspect="1"/>
                     </pic:cNvPicPr>
                   </pic:nvPicPr>
                   <pic:blipFill>
-                    <a:blip r:embed="rId56"/>
+                    <a:blip r:embed="rId58"/>
                     <a:stretch>
                       <a:fillRect/>
                     </a:stretch>
@@ -16384,9 +20133,9 @@
         <w:t xml:space="preserve">Adversarial regimes. Dotted line: the oracle over raw-value weights. Left group of bars: rank invariance beats that family under compression; right: the labeled variant counters the confident echo while the label-free variant alarms and refuses.</w:t>
       </w:r>
     </w:p>
-    <w:bookmarkEnd w:id="59"/>
-    <w:bookmarkEnd w:id="60"/>
-    <w:bookmarkStart w:id="66" w:name="heterogeneity"/>
+    <w:bookmarkEnd w:id="61"/>
+    <w:bookmarkEnd w:id="62"/>
+    <w:bookmarkStart w:id="68" w:name="heterogeneity"/>
     <w:p>
       <w:pPr>
         <w:pStyle w:val="Heading2"/>
@@ -16942,7 +20691,7 @@
         <w:t xml:space="preserve">sampling variation.</w:t>
       </w:r>
     </w:p>
-    <w:bookmarkStart w:id="61" w:name="tab:group"/>
+    <w:bookmarkStart w:id="63" w:name="tab:group"/>
     <w:p>
       <w:pPr>
         <w:pStyle w:val="TableCaption"/>
@@ -17304,8 +21053,8 @@
         </w:tc>
       </w:tr>
     </w:tbl>
-    <w:bookmarkEnd w:id="61"/>
-    <w:bookmarkStart w:id="65" w:name="fig:group"/>
+    <w:bookmarkEnd w:id="63"/>
+    <w:bookmarkStart w:id="67" w:name="fig:group"/>
     <w:p>
       <w:pPr>
         <w:pStyle w:val="CaptionedFigure"/>
@@ -17315,18 +21064,18 @@
           <wp:inline>
             <wp:extent cx="5334000" cy="2133600"/>
             <wp:effectExtent b="0" l="0" r="0" t="0"/>
-            <wp:docPr descr="" title="" id="63" name="Picture"/>
+            <wp:docPr descr="" title="" id="65" name="Picture"/>
             <a:graphic>
               <a:graphicData uri="http://schemas.openxmlformats.org/drawingml/2006/picture">
                 <pic:pic>
                   <pic:nvPicPr>
-                    <pic:cNvPr descr="figs/group_eval.png" id="64" name="Picture"/>
+                    <pic:cNvPr descr="figs/group_eval.png" id="66" name="Picture"/>
                     <pic:cNvPicPr>
                       <a:picLocks noChangeArrowheads="1" noChangeAspect="1"/>
                     </pic:cNvPicPr>
                   </pic:nvPicPr>
                   <pic:blipFill>
-                    <a:blip r:embed="rId62"/>
+                    <a:blip r:embed="rId64"/>
                     <a:stretch>
                       <a:fillRect/>
                     </a:stretch>
@@ -17402,9 +21151,9 @@
         <w:t xml:space="preserve">. Right: the provably closed i.i.d. cell—every method at the floor, the negative control included.</w:t>
       </w:r>
     </w:p>
-    <w:bookmarkEnd w:id="65"/>
-    <w:bookmarkEnd w:id="66"/>
-    <w:bookmarkStart w:id="67" w:name="small-dev-sets-and-falsifiers"/>
+    <w:bookmarkEnd w:id="67"/>
+    <w:bookmarkEnd w:id="68"/>
+    <w:bookmarkStart w:id="69" w:name="small-dev-sets-and-falsifiers"/>
     <w:p>
       <w:pPr>
         <w:pStyle w:val="Heading2"/>
@@ -17853,8 +21602,8 @@
         <w:t xml:space="preserve">), and label-free operation, which no grid can perform.</w:t>
       </w:r>
     </w:p>
-    <w:bookmarkEnd w:id="67"/>
-    <w:bookmarkStart w:id="69" w:name="sec:tests"/>
+    <w:bookmarkEnd w:id="69"/>
+    <w:bookmarkStart w:id="71" w:name="sec:tests"/>
     <w:p>
       <w:pPr>
         <w:pStyle w:val="Heading2"/>
@@ -17943,7 +21692,7 @@
         <w:t xml:space="preserve">maps propositions to the tests that would fail if they stopped holding.</w:t>
       </w:r>
     </w:p>
-    <w:bookmarkStart w:id="68" w:name="tab:tests"/>
+    <w:bookmarkStart w:id="70" w:name="tab:tests"/>
     <w:p>
       <w:pPr>
         <w:pStyle w:val="TableCaption"/>
@@ -18504,7 +22253,7 @@
         </w:tc>
       </w:tr>
     </w:tbl>
-    <w:bookmarkEnd w:id="68"/>
+    <w:bookmarkEnd w:id="70"/>
     <w:p>
       <w:pPr>
         <w:pStyle w:val="BodyText"/>
@@ -18586,8 +22335,8 @@
         <w:t xml:space="preserve">guarantee — so that neither can be silently reinstated by a later change.</w:t>
       </w:r>
     </w:p>
-    <w:bookmarkEnd w:id="69"/>
-    <w:bookmarkStart w:id="70" w:name="sec:seeds"/>
+    <w:bookmarkEnd w:id="71"/>
+    <w:bookmarkStart w:id="72" w:name="sec:seeds"/>
     <w:p>
       <w:pPr>
         <w:pStyle w:val="Heading2"/>
@@ -19713,8 +23462,8 @@
         <w:t xml:space="preserve">the fact that the mid-range gap is systematic.</w:t>
       </w:r>
     </w:p>
-    <w:bookmarkEnd w:id="70"/>
-    <w:bookmarkStart w:id="71" w:name="sec:real"/>
+    <w:bookmarkEnd w:id="72"/>
+    <w:bookmarkStart w:id="73" w:name="sec:real"/>
     <w:p>
       <w:pPr>
         <w:pStyle w:val="Heading2"/>
@@ -20651,8 +24400,8 @@
         <w:t xml:space="preserve">does it.</w:t>
       </w:r>
     </w:p>
-    <w:bookmarkEnd w:id="71"/>
-    <w:bookmarkStart w:id="73" w:name="sec:hard"/>
+    <w:bookmarkEnd w:id="73"/>
+    <w:bookmarkStart w:id="75" w:name="sec:hard"/>
     <w:p>
       <w:pPr>
         <w:pStyle w:val="Heading2"/>
@@ -21270,7 +25019,7 @@
         <w:t xml:space="preserve">.</w:t>
       </w:r>
     </w:p>
-    <w:bookmarkStart w:id="72" w:name="tab:hard"/>
+    <w:bookmarkStart w:id="74" w:name="tab:hard"/>
     <w:p>
       <w:pPr>
         <w:pStyle w:val="TableCaption"/>
@@ -21728,7 +25477,7 @@
         </w:tc>
       </w:tr>
     </w:tbl>
-    <w:bookmarkEnd w:id="72"/>
+    <w:bookmarkEnd w:id="74"/>
     <w:p>
       <w:pPr>
         <w:pStyle w:val="BodyText"/>
@@ -21820,8 +25569,8 @@
         <w:t xml:space="preserve">the experimental record whenever traces are collected in batches.</w:t>
       </w:r>
     </w:p>
-    <w:bookmarkEnd w:id="73"/>
-    <w:bookmarkStart w:id="75" w:name="sec:window"/>
+    <w:bookmarkEnd w:id="75"/>
+    <w:bookmarkStart w:id="77" w:name="sec:window"/>
     <w:p>
       <w:pPr>
         <w:pStyle w:val="Heading2"/>
@@ -22233,7 +25982,7 @@
         <w:t xml:space="preserve">.</w:t>
       </w:r>
     </w:p>
-    <w:bookmarkStart w:id="74" w:name="tab:window"/>
+    <w:bookmarkStart w:id="76" w:name="tab:window"/>
     <w:p>
       <w:pPr>
         <w:pStyle w:val="TableCaption"/>
@@ -22340,7 +26089,114 @@
         <w:t xml:space="preserve"> </w:t>
       </w:r>
       <w:r>
-        <w:t xml:space="preserve">not: they pass from saturated to capability-limited.</w:t>
+        <w:t xml:space="preserve">not: they pass from saturated to capability-limited. The MATH L5 row is over</w:t>
+      </w:r>
+      <w:r>
+        <w:t xml:space="preserve"> </w:t>
+      </w:r>
+      <w:r>
+        <w:t xml:space="preserve">the full registered list of</w:t>
+      </w:r>
+      <w:r>
+        <w:t xml:space="preserve"> </w:t>
+      </w:r>
+      <m:oMath>
+        <m:r>
+          <m:t>119</m:t>
+        </m:r>
+      </m:oMath>
+      <w:r>
+        <w:t xml:space="preserve"> </w:t>
+      </w:r>
+      <w:r>
+        <w:t xml:space="preserve">items, the substrate being the object</w:t>
+      </w:r>
+      <w:r>
+        <w:t xml:space="preserve"> </w:t>
+      </w:r>
+      <w:r>
+        <w:t xml:space="preserve">measured; Section </w:t>
+      </w:r>
+      <w:hyperlink w:anchor="sec:hard">
+        <w:r>
+          <w:rPr>
+            <w:rStyle w:val="Hyperlink"/>
+          </w:rPr>
+          <w:t xml:space="preserve">8.8</w:t>
+        </w:r>
+      </w:hyperlink>
+      <w:r>
+        <w:t xml:space="preserve"> </w:t>
+      </w:r>
+      <w:r>
+        <w:t xml:space="preserve">quotes the same quantities over the</w:t>
+      </w:r>
+      <w:r>
+        <w:t xml:space="preserve"> </w:t>
+      </w:r>
+      <m:oMath>
+        <m:r>
+          <m:t>89</m:t>
+        </m:r>
+      </m:oMath>
+      <w:r>
+        <w:t xml:space="preserve">-item</w:t>
+      </w:r>
+      <w:r>
+        <w:t xml:space="preserve"> </w:t>
+      </w:r>
+      <w:r>
+        <w:t xml:space="preserve">evaluation set that remains after the sign set is split off (</w:t>
+      </w:r>
+      <m:oMath>
+        <m:r>
+          <m:t>10</m:t>
+        </m:r>
+      </m:oMath>
+      <w:r>
+        <w:t xml:space="preserve"> </w:t>
+      </w:r>
+      <w:r>
+        <w:t xml:space="preserve">and</w:t>
+      </w:r>
+      <w:r>
+        <w:t xml:space="preserve"> </w:t>
+      </w:r>
+      <m:oMath>
+        <m:r>
+          <m:t>4</m:t>
+        </m:r>
+      </m:oMath>
+      <w:r>
+        <w:t xml:space="preserve"> </w:t>
+      </w:r>
+      <w:r>
+        <w:t xml:space="preserve">items, so</w:t>
+      </w:r>
+      <w:r>
+        <w:t xml:space="preserve"> </w:t>
+      </w:r>
+      <m:oMath>
+        <m:r>
+          <m:t>11.2</m:t>
+        </m:r>
+      </m:oMath>
+      <w:r>
+        <w:t xml:space="preserve"> </w:t>
+      </w:r>
+      <w:r>
+        <w:t xml:space="preserve">and</w:t>
+      </w:r>
+      <w:r>
+        <w:t xml:space="preserve"> </w:t>
+      </w:r>
+      <m:oMath>
+        <m:r>
+          <m:t>4.5</m:t>
+        </m:r>
+      </m:oMath>
+      <w:r>
+        <w:t xml:space="preserve">).</w:t>
       </w:r>
     </w:p>
     <w:tbl>
@@ -22348,7 +26204,7 @@
         <w:tblStyle w:val="Table"/>
         <w:tblW w:type="auto" w:w="0"/>
         <w:tblLook w:firstRow="1" w:lastRow="0" w:firstColumn="0" w:lastColumn="0" w:noHBand="0" w:noVBand="0" w:val="0020"/>
-        <w:tblCaption w:val="The addressable stratum across substrates, on one definition throughout: decisive is the fraction of items whose plurality is wrong, window (Win.) the fraction that are decisive and have the correct answer somewhere in the pool; both in per cent. The window is the ceiling for any label-free aggregation method. Rows marked \dagger are measured here; HumanEval+/MBPP+ is recomputed from published oracle-minus-selector tables, which report the window only. As items harden the decisive fraction grows but the window does not: they pass from saturated to capability-limited."/>
+        <w:tblCaption w:val="The addressable stratum across substrates, on one definition throughout: decisive is the fraction of items whose plurality is wrong, window (Win.) the fraction that are decisive and have the correct answer somewhere in the pool; both in per cent. The window is the ceiling for any label-free aggregation method. Rows marked \dagger are measured here; HumanEval+/MBPP+ is recomputed from published oracle-minus-selector tables, which report the window only. As items harden the decisive fraction grows but the window does not: they pass from saturated to capability-limited. The MATH L5 row is over the full registered list of 119 items, the substrate being the object measured; Section 8.8 quotes the same quantities over the 89-item evaluation set that remains after the sign set is split off (10 and 4 items, so 11.2 and 4.5)."/>
       </w:tblPr>
       <w:tblGrid>
         <w:gridCol w:w="1980"/>
@@ -22817,7 +26673,7 @@
         </w:tc>
       </w:tr>
     </w:tbl>
-    <w:bookmarkEnd w:id="74"/>
+    <w:bookmarkEnd w:id="76"/>
     <w:p>
       <w:pPr>
         <w:pStyle w:val="BodyText"/>
@@ -22916,8 +26772,8 @@
         <w:t xml:space="preserve">reported: without it, a broken harness and a capability wall look identical.</w:t>
       </w:r>
     </w:p>
-    <w:bookmarkEnd w:id="75"/>
-    <w:bookmarkStart w:id="76" w:name="sec:budget"/>
+    <w:bookmarkEnd w:id="77"/>
+    <w:bookmarkStart w:id="78" w:name="sec:budget"/>
     <w:p>
       <w:pPr>
         <w:pStyle w:val="Heading2"/>
@@ -23658,9 +27514,9 @@
         <w:t xml:space="preserve">half of them, and none of the reachable configurations is significant.</w:t>
       </w:r>
     </w:p>
-    <w:bookmarkEnd w:id="76"/>
-    <w:bookmarkEnd w:id="77"/>
-    <w:bookmarkStart w:id="78" w:name="sec:limits"/>
+    <w:bookmarkEnd w:id="78"/>
+    <w:bookmarkEnd w:id="79"/>
+    <w:bookmarkStart w:id="80" w:name="sec:limits"/>
     <w:p>
       <w:pPr>
         <w:pStyle w:val="Heading1"/>
@@ -24392,7 +28248,7 @@
       </w:r>
       <m:oMath>
         <m:r>
-          <m:t>3</m:t>
+          <m:t>2.5</m:t>
         </m:r>
       </m:oMath>
       <w:r>
@@ -24580,8 +28436,8 @@
         <w:t xml:space="preserve">still reachable, and no pair tried here satisfies both.</w:t>
       </w:r>
     </w:p>
-    <w:bookmarkEnd w:id="78"/>
-    <w:bookmarkStart w:id="79" w:name="conclusion"/>
+    <w:bookmarkEnd w:id="80"/>
+    <w:bookmarkStart w:id="81" w:name="conclusion"/>
     <w:p>
       <w:pPr>
         <w:pStyle w:val="Heading1"/>
@@ -24647,7 +28503,7 @@
       </w:r>
       <m:oMath>
         <m:r>
-          <m:t>3</m:t>
+          <m:t>2.5</m:t>
         </m:r>
       </m:oMath>
       <w:r>
@@ -24683,8 +28539,8 @@
         <w:t xml:space="preserve">estimator is knowing when not to act, which the dead zone does exactly.</w:t>
       </w:r>
     </w:p>
-    <w:bookmarkEnd w:id="79"/>
-    <w:bookmarkStart w:id="81" w:name="code-and-data-availability"/>
+    <w:bookmarkEnd w:id="81"/>
+    <w:bookmarkStart w:id="83" w:name="code-and-data-availability"/>
     <w:p>
       <w:pPr>
         <w:pStyle w:val="Heading1"/>
@@ -24703,7 +28559,7 @@
       <w:r>
         <w:t xml:space="preserve"> </w:t>
       </w:r>
-      <w:hyperlink r:id="rId80">
+      <w:hyperlink r:id="rId82">
         <w:r>
           <w:rPr>
             <w:rStyle w:val="Hyperlink"/>
@@ -24813,8 +28669,8 @@
         <w:t xml:space="preserve">writes the artifact its table cites.</w:t>
       </w:r>
     </w:p>
-    <w:bookmarkEnd w:id="81"/>
-    <w:bookmarkStart w:id="134" w:name="references"/>
+    <w:bookmarkEnd w:id="83"/>
+    <w:bookmarkStart w:id="136" w:name="references"/>
     <w:p>
       <w:pPr>
         <w:pStyle w:val="Heading1"/>
@@ -24835,8 +28691,8 @@
       <w:pPr>
         <w:pStyle w:val="BodyText"/>
       </w:pPr>
-      <w:bookmarkStart w:id="82" w:name="bib:wang2023selfconsistency"/>
-      <w:bookmarkEnd w:id="82"/>
+      <w:bookmarkStart w:id="84" w:name="bib:wang2023selfconsistency"/>
+      <w:bookmarkEnd w:id="84"/>
       <w:r>
         <w:t xml:space="preserve"> </w:t>
       </w:r>
@@ -24868,7 +28724,7 @@
       <w:r>
         <w:t xml:space="preserve">, 2023. </w:t>
       </w:r>
-      <w:hyperlink r:id="rId83">
+      <w:hyperlink r:id="rId85">
         <w:r>
           <w:rPr>
             <w:rStyle w:val="Hyperlink"/>
@@ -24881,8 +28737,8 @@
       <w:pPr>
         <w:pStyle w:val="BodyText"/>
       </w:pPr>
-      <w:bookmarkStart w:id="84" w:name="bib:tian2023just"/>
-      <w:bookmarkEnd w:id="84"/>
+      <w:bookmarkStart w:id="86" w:name="bib:tian2023just"/>
+      <w:bookmarkEnd w:id="86"/>
       <w:r>
         <w:t xml:space="preserve"> </w:t>
       </w:r>
@@ -24927,7 +28783,7 @@
       <w:r>
         <w:t xml:space="preserve">, 2023. </w:t>
       </w:r>
-      <w:hyperlink r:id="rId85">
+      <w:hyperlink r:id="rId87">
         <w:r>
           <w:rPr>
             <w:rStyle w:val="Hyperlink"/>
@@ -24940,8 +28796,8 @@
       <w:pPr>
         <w:pStyle w:val="BodyText"/>
       </w:pPr>
-      <w:bookmarkStart w:id="86" w:name="bib:xiong2024can"/>
-      <w:bookmarkEnd w:id="86"/>
+      <w:bookmarkStart w:id="88" w:name="bib:xiong2024can"/>
+      <w:bookmarkEnd w:id="88"/>
       <w:r>
         <w:t xml:space="preserve"> </w:t>
       </w:r>
@@ -24986,7 +28842,7 @@
       <w:r>
         <w:t xml:space="preserve">, 2024. </w:t>
       </w:r>
-      <w:hyperlink r:id="rId87">
+      <w:hyperlink r:id="rId89">
         <w:r>
           <w:rPr>
             <w:rStyle w:val="Hyperlink"/>
@@ -24999,8 +28855,8 @@
       <w:pPr>
         <w:pStyle w:val="BodyText"/>
       </w:pPr>
-      <w:bookmarkStart w:id="88" w:name="bib:kadavath2022language"/>
-      <w:bookmarkEnd w:id="88"/>
+      <w:bookmarkStart w:id="90" w:name="bib:kadavath2022language"/>
+      <w:bookmarkEnd w:id="90"/>
       <w:r>
         <w:t xml:space="preserve"> </w:t>
       </w:r>
@@ -25032,7 +28888,7 @@
       <w:r>
         <w:t xml:space="preserve">arXiv:2207.05221, 2022. </w:t>
       </w:r>
-      <w:hyperlink r:id="rId89">
+      <w:hyperlink r:id="rId91">
         <w:r>
           <w:rPr>
             <w:rStyle w:val="Hyperlink"/>
@@ -25045,8 +28901,8 @@
       <w:pPr>
         <w:pStyle w:val="BodyText"/>
       </w:pPr>
-      <w:bookmarkStart w:id="90" w:name="bib:taubenfeld2025cisc"/>
-      <w:bookmarkEnd w:id="90"/>
+      <w:bookmarkStart w:id="92" w:name="bib:taubenfeld2025cisc"/>
+      <w:bookmarkEnd w:id="92"/>
       <w:r>
         <w:t xml:space="preserve"> </w:t>
       </w:r>
@@ -25091,7 +28947,7 @@
       <w:r>
         <w:t xml:space="preserve">, 2025, arXiv:2502.06233. </w:t>
       </w:r>
-      <w:hyperlink r:id="rId91">
+      <w:hyperlink r:id="rId93">
         <w:r>
           <w:rPr>
             <w:rStyle w:val="Hyperlink"/>
@@ -25104,8 +28960,8 @@
       <w:pPr>
         <w:pStyle w:val="BodyText"/>
       </w:pPr>
-      <w:bookmarkStart w:id="92" w:name="bib:reasc2026"/>
-      <w:bookmarkEnd w:id="92"/>
+      <w:bookmarkStart w:id="94" w:name="bib:reasc2026"/>
+      <w:bookmarkEnd w:id="94"/>
       <w:r>
         <w:t xml:space="preserve"> </w:t>
       </w:r>
@@ -25137,7 +28993,7 @@
       <w:r>
         <w:t xml:space="preserve">, 2026, pp. 21575–21590. </w:t>
       </w:r>
-      <w:hyperlink r:id="rId93">
+      <w:hyperlink r:id="rId95">
         <w:r>
           <w:rPr>
             <w:rStyle w:val="Hyperlink"/>
@@ -25150,8 +29006,8 @@
       <w:pPr>
         <w:pStyle w:val="BodyText"/>
       </w:pPr>
-      <w:bookmarkStart w:id="94" w:name="bib:deepconf2025"/>
-      <w:bookmarkEnd w:id="94"/>
+      <w:bookmarkStart w:id="96" w:name="bib:deepconf2025"/>
+      <w:bookmarkEnd w:id="96"/>
       <w:r>
         <w:t xml:space="preserve"> </w:t>
       </w:r>
@@ -25183,7 +29039,7 @@
       <w:r>
         <w:t xml:space="preserve">arXiv:2508.15260, 2025. </w:t>
       </w:r>
-      <w:hyperlink r:id="rId95">
+      <w:hyperlink r:id="rId97">
         <w:r>
           <w:rPr>
             <w:rStyle w:val="Hyperlink"/>
@@ -25196,8 +29052,8 @@
       <w:pPr>
         <w:pStyle w:val="BodyText"/>
       </w:pPr>
-      <w:bookmarkStart w:id="96" w:name="bib:huang2024rankcalibration"/>
-      <w:bookmarkEnd w:id="96"/>
+      <w:bookmarkStart w:id="98" w:name="bib:huang2024rankcalibration"/>
+      <w:bookmarkEnd w:id="98"/>
       <w:r>
         <w:t xml:space="preserve"> </w:t>
       </w:r>
@@ -25229,7 +29085,7 @@
       <w:r>
         <w:t xml:space="preserve">, 2024, pp. 284–312. </w:t>
       </w:r>
-      <w:hyperlink r:id="rId97">
+      <w:hyperlink r:id="rId99">
         <w:r>
           <w:rPr>
             <w:rStyle w:val="Hyperlink"/>
@@ -25242,8 +29098,8 @@
       <w:pPr>
         <w:pStyle w:val="BodyText"/>
       </w:pPr>
-      <w:bookmarkStart w:id="98" w:name="bib:dawid1979maximum"/>
-      <w:bookmarkEnd w:id="98"/>
+      <w:bookmarkStart w:id="100" w:name="bib:dawid1979maximum"/>
+      <w:bookmarkEnd w:id="100"/>
       <w:r>
         <w:t xml:space="preserve"> </w:t>
       </w:r>
@@ -25269,7 +29125,7 @@
       <w:r>
         <w:t xml:space="preserve">, vol. 28, no. 1, pp. 20–28, 1979. </w:t>
       </w:r>
-      <w:hyperlink r:id="rId99">
+      <w:hyperlink r:id="rId101">
         <w:r>
           <w:rPr>
             <w:rStyle w:val="Hyperlink"/>
@@ -25282,8 +29138,8 @@
       <w:pPr>
         <w:pStyle w:val="BodyText"/>
       </w:pPr>
-      <w:bookmarkStart w:id="100" w:name="bib:parisi2014ranking"/>
-      <w:bookmarkEnd w:id="100"/>
+      <w:bookmarkStart w:id="102" w:name="bib:parisi2014ranking"/>
+      <w:bookmarkEnd w:id="102"/>
       <w:r>
         <w:t xml:space="preserve"> </w:t>
       </w:r>
@@ -25309,7 +29165,7 @@
       <w:r>
         <w:t xml:space="preserve">, vol. 111, no. 4, pp. 1253–1258, 2014. </w:t>
       </w:r>
-      <w:hyperlink r:id="rId101">
+      <w:hyperlink r:id="rId103">
         <w:r>
           <w:rPr>
             <w:rStyle w:val="Hyperlink"/>
@@ -25322,8 +29178,8 @@
       <w:pPr>
         <w:pStyle w:val="BodyText"/>
       </w:pPr>
-      <w:bookmarkStart w:id="102" w:name="bib:li2023diverse"/>
-      <w:bookmarkEnd w:id="102"/>
+      <w:bookmarkStart w:id="104" w:name="bib:li2023diverse"/>
+      <w:bookmarkEnd w:id="104"/>
       <w:r>
         <w:t xml:space="preserve"> </w:t>
       </w:r>
@@ -25368,7 +29224,7 @@
       <w:r>
         <w:t xml:space="preserve">, 2023. </w:t>
       </w:r>
-      <w:hyperlink r:id="rId103">
+      <w:hyperlink r:id="rId105">
         <w:r>
           <w:rPr>
             <w:rStyle w:val="Hyperlink"/>
@@ -25381,8 +29237,8 @@
       <w:pPr>
         <w:pStyle w:val="BodyText"/>
       </w:pPr>
-      <w:bookmarkStart w:id="104" w:name="bib:aggarwal2023adaptive"/>
-      <w:bookmarkEnd w:id="104"/>
+      <w:bookmarkStart w:id="106" w:name="bib:aggarwal2023adaptive"/>
+      <w:bookmarkEnd w:id="106"/>
       <w:r>
         <w:t xml:space="preserve"> </w:t>
       </w:r>
@@ -25423,7 +29279,7 @@
       <w:r>
         <w:t xml:space="preserve">, 2023, pp. 12375–12396. </w:t>
       </w:r>
-      <w:hyperlink r:id="rId105">
+      <w:hyperlink r:id="rId107">
         <w:r>
           <w:rPr>
             <w:rStyle w:val="Hyperlink"/>
@@ -25436,8 +29292,8 @@
       <w:pPr>
         <w:pStyle w:val="BodyText"/>
       </w:pPr>
-      <w:bookmarkStart w:id="106" w:name="bib:li2024escape"/>
-      <w:bookmarkEnd w:id="106"/>
+      <w:bookmarkStart w:id="108" w:name="bib:li2024escape"/>
+      <w:bookmarkEnd w:id="108"/>
       <w:r>
         <w:t xml:space="preserve"> </w:t>
       </w:r>
@@ -25482,7 +29338,7 @@
       <w:r>
         <w:t xml:space="preserve">, 2024. </w:t>
       </w:r>
-      <w:hyperlink r:id="rId107">
+      <w:hyperlink r:id="rId109">
         <w:r>
           <w:rPr>
             <w:rStyle w:val="Hyperlink"/>
@@ -25495,8 +29351,8 @@
       <w:pPr>
         <w:pStyle w:val="BodyText"/>
       </w:pPr>
-      <w:bookmarkStart w:id="108" w:name="bib:borda2025"/>
-      <w:bookmarkEnd w:id="108"/>
+      <w:bookmarkStart w:id="110" w:name="bib:borda2025"/>
+      <w:bookmarkEnd w:id="110"/>
       <w:r>
         <w:t xml:space="preserve"> </w:t>
       </w:r>
@@ -25528,7 +29384,7 @@
       <w:r>
         <w:t xml:space="preserve">, 2025, arXiv:2502.18581. </w:t>
       </w:r>
-      <w:hyperlink r:id="rId109">
+      <w:hyperlink r:id="rId111">
         <w:r>
           <w:rPr>
             <w:rStyle w:val="Hyperlink"/>
@@ -25541,8 +29397,8 @@
       <w:pPr>
         <w:pStyle w:val="BodyText"/>
       </w:pPr>
-      <w:bookmarkStart w:id="110" w:name="bib:whitehill2009whose"/>
-      <w:bookmarkEnd w:id="110"/>
+      <w:bookmarkStart w:id="112" w:name="bib:whitehill2009whose"/>
+      <w:bookmarkEnd w:id="112"/>
       <w:r>
         <w:t xml:space="preserve"> </w:t>
       </w:r>
@@ -25587,7 +29443,7 @@
       <w:r>
         <w:t xml:space="preserve">, 2009. </w:t>
       </w:r>
-      <w:hyperlink r:id="rId111">
+      <w:hyperlink r:id="rId113">
         <w:r>
           <w:rPr>
             <w:rStyle w:val="Hyperlink"/>
@@ -25600,8 +29456,8 @@
       <w:pPr>
         <w:pStyle w:val="BodyText"/>
       </w:pPr>
-      <w:bookmarkStart w:id="112" w:name="bib:karger2011iterative"/>
-      <w:bookmarkEnd w:id="112"/>
+      <w:bookmarkStart w:id="114" w:name="bib:karger2011iterative"/>
+      <w:bookmarkEnd w:id="114"/>
       <w:r>
         <w:t xml:space="preserve"> </w:t>
       </w:r>
@@ -25633,7 +29489,7 @@
       <w:r>
         <w:t xml:space="preserve">, 2011. </w:t>
       </w:r>
-      <w:hyperlink r:id="rId113">
+      <w:hyperlink r:id="rId115">
         <w:r>
           <w:rPr>
             <w:rStyle w:val="Hyperlink"/>
@@ -25646,8 +29502,8 @@
       <w:pPr>
         <w:pStyle w:val="BodyText"/>
       </w:pPr>
-      <w:bookmarkStart w:id="114" w:name="bib:fuse2026"/>
-      <w:bookmarkEnd w:id="114"/>
+      <w:bookmarkStart w:id="116" w:name="bib:fuse2026"/>
+      <w:bookmarkEnd w:id="116"/>
       <w:r>
         <w:t xml:space="preserve"> </w:t>
       </w:r>
@@ -25666,7 +29522,7 @@
       <w:r>
         <w:t xml:space="preserve">arXiv:2604.18547, 2026. </w:t>
       </w:r>
-      <w:hyperlink r:id="rId115">
+      <w:hyperlink r:id="rId117">
         <w:r>
           <w:rPr>
             <w:rStyle w:val="Hyperlink"/>
@@ -25679,8 +29535,8 @@
       <w:pPr>
         <w:pStyle w:val="BodyText"/>
       </w:pPr>
-      <w:bookmarkStart w:id="116" w:name="bib:beyondmajority2025"/>
-      <w:bookmarkEnd w:id="116"/>
+      <w:bookmarkStart w:id="118" w:name="bib:beyondmajority2025"/>
+      <w:bookmarkEnd w:id="118"/>
       <w:r>
         <w:t xml:space="preserve"> </w:t>
       </w:r>
@@ -25699,7 +29555,7 @@
       <w:r>
         <w:t xml:space="preserve">arXiv:2510.01499, 2025, accepted to ICML 2026. </w:t>
       </w:r>
-      <w:hyperlink r:id="rId117">
+      <w:hyperlink r:id="rId119">
         <w:r>
           <w:rPr>
             <w:rStyle w:val="Hyperlink"/>
@@ -25712,8 +29568,8 @@
       <w:pPr>
         <w:pStyle w:val="BodyText"/>
       </w:pPr>
-      <w:bookmarkStart w:id="118" w:name="bib:vanelteren1960"/>
-      <w:bookmarkEnd w:id="118"/>
+      <w:bookmarkStart w:id="120" w:name="bib:vanelteren1960"/>
+      <w:bookmarkEnd w:id="120"/>
       <w:r>
         <w:t xml:space="preserve"> </w:t>
       </w:r>
@@ -25739,7 +29595,7 @@
       <w:r>
         <w:t xml:space="preserve">, vol. 37, pp. 351–361, 1960. </w:t>
       </w:r>
-      <w:hyperlink r:id="rId119">
+      <w:hyperlink r:id="rId121">
         <w:r>
           <w:rPr>
             <w:rStyle w:val="Hyperlink"/>
@@ -25752,8 +29608,8 @@
       <w:pPr>
         <w:pStyle w:val="BodyText"/>
       </w:pPr>
-      <w:bookmarkStart w:id="120" w:name="bib:james1961estimation"/>
-      <w:bookmarkEnd w:id="120"/>
+      <w:bookmarkStart w:id="122" w:name="bib:james1961estimation"/>
+      <w:bookmarkEnd w:id="122"/>
       <w:r>
         <w:t xml:space="preserve"> </w:t>
       </w:r>
@@ -25785,7 +29641,7 @@
       <w:r>
         <w:t xml:space="preserve">, 1961, pp. 361–379. </w:t>
       </w:r>
-      <w:hyperlink r:id="rId121">
+      <w:hyperlink r:id="rId123">
         <w:r>
           <w:rPr>
             <w:rStyle w:val="Hyperlink"/>
@@ -25798,8 +29654,8 @@
       <w:pPr>
         <w:pStyle w:val="BodyText"/>
       </w:pPr>
-      <w:bookmarkStart w:id="122" w:name="bib:kish1965"/>
-      <w:bookmarkEnd w:id="122"/>
+      <w:bookmarkStart w:id="124" w:name="bib:kish1965"/>
+      <w:bookmarkEnd w:id="124"/>
       <w:r>
         <w:t xml:space="preserve"> </w:t>
       </w:r>
@@ -25819,7 +29675,7 @@
       <w:r>
         <w:t xml:space="preserve">. New York, NY, USA: Wiley, 1965. </w:t>
       </w:r>
-      <w:hyperlink r:id="rId123">
+      <w:hyperlink r:id="rId125">
         <w:r>
           <w:rPr>
             <w:rStyle w:val="Hyperlink"/>
@@ -25832,8 +29688,8 @@
       <w:pPr>
         <w:pStyle w:val="BodyText"/>
       </w:pPr>
-      <w:bookmarkStart w:id="124" w:name="bib:rao1981analysis"/>
-      <w:bookmarkEnd w:id="124"/>
+      <w:bookmarkStart w:id="126" w:name="bib:rao1981analysis"/>
+      <w:bookmarkEnd w:id="126"/>
       <w:r>
         <w:t xml:space="preserve"> </w:t>
       </w:r>
@@ -25859,7 +29715,7 @@
       <w:r>
         <w:t xml:space="preserve">, vol. 76, no. 374, pp. 221–230, 1981. </w:t>
       </w:r>
-      <w:hyperlink r:id="rId125">
+      <w:hyperlink r:id="rId127">
         <w:r>
           <w:rPr>
             <w:rStyle w:val="Hyperlink"/>
@@ -25872,8 +29728,8 @@
       <w:pPr>
         <w:pStyle w:val="BodyText"/>
       </w:pPr>
-      <w:bookmarkStart w:id="126" w:name="bib:gsm8k2021"/>
-      <w:bookmarkEnd w:id="126"/>
+      <w:bookmarkStart w:id="128" w:name="bib:gsm8k2021"/>
+      <w:bookmarkEnd w:id="128"/>
       <w:r>
         <w:t xml:space="preserve"> </w:t>
       </w:r>
@@ -25910,8 +29766,8 @@
       <w:pPr>
         <w:pStyle w:val="BodyText"/>
       </w:pPr>
-      <w:bookmarkStart w:id="127" w:name="bib:math500"/>
-      <w:bookmarkEnd w:id="127"/>
+      <w:bookmarkStart w:id="129" w:name="bib:math500"/>
+      <w:bookmarkEnd w:id="129"/>
       <w:r>
         <w:t xml:space="preserve"> </w:t>
       </w:r>
@@ -25956,7 +29812,7 @@
       <w:r>
         <w:t xml:space="preserve">, 2021. </w:t>
       </w:r>
-      <w:hyperlink r:id="rId128">
+      <w:hyperlink r:id="rId130">
         <w:r>
           <w:rPr>
             <w:rStyle w:val="Hyperlink"/>
@@ -25969,8 +29825,8 @@
       <w:pPr>
         <w:pStyle w:val="BodyText"/>
       </w:pPr>
-      <w:bookmarkStart w:id="129" w:name="bib:lightman2024verify"/>
-      <w:bookmarkEnd w:id="129"/>
+      <w:bookmarkStart w:id="131" w:name="bib:lightman2024verify"/>
+      <w:bookmarkEnd w:id="131"/>
       <w:r>
         <w:t xml:space="preserve"> </w:t>
       </w:r>
@@ -26020,8 +29876,8 @@
       <w:pPr>
         <w:pStyle w:val="BodyText"/>
       </w:pPr>
-      <w:bookmarkStart w:id="130" w:name="bib:leetcodedataset"/>
-      <w:bookmarkEnd w:id="130"/>
+      <w:bookmarkStart w:id="132" w:name="bib:leetcodedataset"/>
+      <w:bookmarkEnd w:id="132"/>
       <w:r>
         <w:t xml:space="preserve"> </w:t>
       </w:r>
@@ -26053,7 +29909,7 @@
       <w:r>
         <w:t xml:space="preserve">arXiv:2504.14655, 2025. </w:t>
       </w:r>
-      <w:hyperlink r:id="rId131">
+      <w:hyperlink r:id="rId133">
         <w:r>
           <w:rPr>
             <w:rStyle w:val="Hyperlink"/>
@@ -26066,8 +29922,8 @@
       <w:pPr>
         <w:pStyle w:val="BodyText"/>
       </w:pPr>
-      <w:bookmarkStart w:id="132" w:name="bib:kuhn2023semantic"/>
-      <w:bookmarkEnd w:id="132"/>
+      <w:bookmarkStart w:id="134" w:name="bib:kuhn2023semantic"/>
+      <w:bookmarkEnd w:id="134"/>
       <w:r>
         <w:t xml:space="preserve"> </w:t>
       </w:r>
@@ -26099,7 +29955,7 @@
       <w:r>
         <w:t xml:space="preserve">, 2023. </w:t>
       </w:r>
-      <w:hyperlink r:id="rId133">
+      <w:hyperlink r:id="rId135">
         <w:r>
           <w:rPr>
             <w:rStyle w:val="Hyperlink"/>
@@ -26108,7 +29964,7 @@
         </w:r>
       </w:hyperlink>
     </w:p>
-    <w:bookmarkEnd w:id="134"/>
+    <w:bookmarkEnd w:id="136"/>
     <w:sectPr>
       <w:footnotePr>
         <w:numRestart w:val="eachSect"/>

--- a/paper/tact.docx
+++ b/paper/tact.docx
@@ -579,7 +579,7 @@
         <w:t xml:space="preserve"> </w:t>
       </w:r>
       <w:r>
-        <w:t xml:space="preserve">chain-of-thought traces and returning the plurality answer. Because each trace can also report a confidence score (verbalized [</w:t>
+        <w:t xml:space="preserve">chain-of-thought traces and returning the plurality answer. Each trace can also report a confidence score, verbalized [</w:t>
       </w:r>
       <w:hyperlink w:anchor="bib:tian2023just">
         <w:r>
@@ -645,7 +645,7 @@
         </w:r>
       </w:hyperlink>
       <w:r>
-        <w:t xml:space="preserve">]), a natural refinement is to weight votes by confidence. Confidence-Informed Self-Consistency (CISC) [</w:t>
+        <w:t xml:space="preserve">], so weighting votes by confidence is a natural refinement. Confidence-Informed Self-Consistency (CISC) [</w:t>
       </w:r>
       <w:hyperlink w:anchor="bib:taubenfeld2025cisc">
         <w:r>
@@ -23477,13 +23477,13 @@
         <w:pStyle w:val="FirstParagraph"/>
       </w:pPr>
       <w:r>
-        <w:t xml:space="preserve">Validation on real traces used Claude Haiku 4.5 as the frozen model: 100 items</w:t>
-      </w:r>
-      <w:r>
-        <w:t xml:space="preserve"> </w:t>
-      </w:r>
-      <w:r>
-        <w:t xml:space="preserve">(50 GSM8K [</w:t>
+        <w:t xml:space="preserve">Validation on real traces used Claude Haiku 4.5 as the frozen model: 100 items, 50 from</w:t>
+      </w:r>
+      <w:r>
+        <w:t xml:space="preserve"> </w:t>
+      </w:r>
+      <w:r>
+        <w:t xml:space="preserve">GSM8K [</w:t>
       </w:r>
       <w:hyperlink w:anchor="bib:gsm8k2021">
         <w:r>
@@ -23494,7 +23494,7 @@
         </w:r>
       </w:hyperlink>
       <w:r>
-        <w:t xml:space="preserve">], 50 CommonsenseQA),</w:t>
+        <w:t xml:space="preserve">] and 50 from CommonsenseQA, with</w:t>
       </w:r>
       <w:r>
         <w:t xml:space="preserve"> </w:t>
@@ -23516,7 +23516,7 @@
         <w:t xml:space="preserve"> </w:t>
       </w:r>
       <w:r>
-        <w:t xml:space="preserve">chain-of-thought traces per item with verbalized confidence (1</w:t>
+        <w:t xml:space="preserve">chain-of-thought traces and a verbalized confidence per item (1</w:t>
       </w:r>
       <w:r>
         <w:t xml:space="preserve">,</w:t>

--- a/paper/tact.docx
+++ b/paper/tact.docx
@@ -2068,7 +2068,13 @@
         <w:t xml:space="preserve"> </w:t>
       </w:r>
       <w:r>
-        <w:t xml:space="preserve">on every substrate tried, in two domains, and does not widen as items harden.</w:t>
+        <w:t xml:space="preserve">across all five substrates, in two domains, and does not widen as items</w:t>
+      </w:r>
+      <w:r>
+        <w:t xml:space="preserve"> </w:t>
+      </w:r>
+      <w:r>
+        <w:t xml:space="preserve">harden.</w:t>
       </w:r>
       <w:r>
         <w:t xml:space="preserve"> </w:t>
@@ -11965,6 +11971,81 @@
         </m:r>
       </m:oMath>
       <w:r>
+        <w:t xml:space="preserve">;</w:t>
+      </w:r>
+      <w:r>
+        <w:t xml:space="preserve"> </w:t>
+      </w:r>
+      <m:oMath>
+        <m:acc>
+          <m:accPr>
+            <m:chr m:val="̂"/>
+          </m:accPr>
+          <m:e>
+            <m:r>
+              <m:t>η</m:t>
+            </m:r>
+          </m:e>
+        </m:acc>
+      </m:oMath>
+      <w:r>
+        <w:t xml:space="preserve"> </w:t>
+      </w:r>
+      <w:r>
+        <w:t xml:space="preserve">below is the</w:t>
+      </w:r>
+      <w:r>
+        <w:t xml:space="preserve"> </w:t>
+      </w:r>
+      <w:r>
+        <w:t xml:space="preserve">estimated attenuation</w:t>
+      </w:r>
+      <w:r>
+        <w:t xml:space="preserve"> </w:t>
+      </w:r>
+      <m:oMath>
+        <m:r>
+          <m:t>1</m:t>
+        </m:r>
+        <m:r>
+          <m:rPr>
+            <m:sty m:val="p"/>
+          </m:rPr>
+          <m:t>−</m:t>
+        </m:r>
+        <m:r>
+          <m:t>2</m:t>
+        </m:r>
+        <m:acc>
+          <m:accPr>
+            <m:chr m:val="‾"/>
+          </m:accPr>
+          <m:e>
+            <m:r>
+              <m:t>ρ</m:t>
+            </m:r>
+          </m:e>
+        </m:acc>
+      </m:oMath>
+      <w:r>
+        <w:t xml:space="preserve">, not</w:t>
+      </w:r>
+      <w:r>
+        <w:t xml:space="preserve"> </w:t>
+      </w:r>
+      <m:oMath>
+        <m:acc>
+          <m:accPr>
+            <m:chr m:val="‾"/>
+          </m:accPr>
+          <m:e>
+            <m:r>
+              <m:t>ρ</m:t>
+            </m:r>
+          </m:e>
+        </m:acc>
+      </m:oMath>
+      <w:r>
         <w:t xml:space="preserve"> </w:t>
       </w:r>
       <m:oMath>
@@ -13209,7 +13290,7 @@
           </m:accPr>
           <m:e>
             <m:r>
-              <m:t>ρ</m:t>
+              <m:t>η</m:t>
             </m:r>
           </m:e>
         </m:acc>
@@ -13424,7 +13505,7 @@
               </m:accPr>
               <m:e>
                 <m:r>
-                  <m:t>ρ</m:t>
+                  <m:t>η</m:t>
                 </m:r>
               </m:e>
             </m:acc>
@@ -13470,7 +13551,7 @@
               </m:accPr>
               <m:e>
                 <m:r>
-                  <m:t>ρ</m:t>
+                  <m:t>η</m:t>
                 </m:r>
               </m:e>
             </m:acc>
@@ -28269,13 +28350,13 @@
         <w:t xml:space="preserve"> </w:t>
       </w:r>
       <w:r>
-        <w:t xml:space="preserve">of items on every substrate</w:t>
-      </w:r>
-      <w:r>
-        <w:t xml:space="preserve"> </w:t>
-      </w:r>
-      <w:r>
-        <w:t xml:space="preserve">tried, in two domains, with no widening as items harden: they pass from</w:t>
+        <w:t xml:space="preserve">of items across all five</w:t>
+      </w:r>
+      <w:r>
+        <w:t xml:space="preserve"> </w:t>
+      </w:r>
+      <w:r>
+        <w:t xml:space="preserve">substrates, in two domains, with no widening as items harden: they pass from</w:t>
       </w:r>
       <w:r>
         <w:t xml:space="preserve"> </w:t>
@@ -28434,6 +28515,64 @@
       </w:r>
       <w:r>
         <w:t xml:space="preserve">still reachable, and no pair tried here satisfies both.</w:t>
+      </w:r>
+      <w:r>
+        <w:t xml:space="preserve"> </w:t>
+      </w:r>
+      <w:r>
+        <w:t xml:space="preserve">Section </w:t>
+      </w:r>
+      <w:hyperlink w:anchor="sec:budget">
+        <w:r>
+          <w:rPr>
+            <w:rStyle w:val="Hyperlink"/>
+          </w:rPr>
+          <w:t xml:space="preserve">8.10</w:t>
+        </w:r>
+      </w:hyperlink>
+      <w:r>
+        <w:t xml:space="preserve"> </w:t>
+      </w:r>
+      <w:r>
+        <w:t xml:space="preserve">adds the one axis that does widen the window, and it</w:t>
+      </w:r>
+      <w:r>
+        <w:t xml:space="preserve"> </w:t>
+      </w:r>
+      <w:r>
+        <w:t xml:space="preserve">cuts the same way: with the window at</w:t>
+      </w:r>
+      <w:r>
+        <w:t xml:space="preserve"> </w:t>
+      </w:r>
+      <m:oMath>
+        <m:r>
+          <m:t>11.8</m:t>
+        </m:r>
+        <m:r>
+          <m:rPr>
+            <m:sty m:val="p"/>
+          </m:rPr>
+          <m:t>%</m:t>
+        </m:r>
+      </m:oMath>
+      <w:r>
+        <w:t xml:space="preserve"> </w:t>
+      </w:r>
+      <w:r>
+        <w:t xml:space="preserve">and an oracle able to convert</w:t>
+      </w:r>
+      <w:r>
+        <w:t xml:space="preserve"> </w:t>
+      </w:r>
+      <w:r>
+        <w:t xml:space="preserve">nine items, confidence weighting still reaches fewer than half of them. The</w:t>
+      </w:r>
+      <w:r>
+        <w:t xml:space="preserve"> </w:t>
+      </w:r>
+      <w:r>
+        <w:t xml:space="preserve">width of the window is not the only thing in the way.</w:t>
       </w:r>
     </w:p>
     <w:bookmarkEnd w:id="80"/>

--- a/paper/tact.docx
+++ b/paper/tact.docx
@@ -26277,7 +26277,64 @@
         </m:r>
       </m:oMath>
       <w:r>
-        <w:t xml:space="preserve">).</w:t>
+        <w:t xml:space="preserve">). The last row is that same MATH L5 substrate</w:t>
+      </w:r>
+      <w:r>
+        <w:t xml:space="preserve"> </w:t>
+      </w:r>
+      <w:r>
+        <w:t xml:space="preserve">under the budget manipulation of Section </w:t>
+      </w:r>
+      <w:hyperlink w:anchor="sec:budget">
+        <w:r>
+          <w:rPr>
+            <w:rStyle w:val="Hyperlink"/>
+          </w:rPr>
+          <w:t xml:space="preserve">8.10</w:t>
+        </w:r>
+      </w:hyperlink>
+      <w:r>
+        <w:t xml:space="preserve">, not a sixth</w:t>
+      </w:r>
+      <w:r>
+        <w:t xml:space="preserve"> </w:t>
+      </w:r>
+      <w:r>
+        <w:t xml:space="preserve">substrate: the</w:t>
+      </w:r>
+      <w:r>
+        <w:t xml:space="preserve"> </w:t>
+      </w:r>
+      <m:oMath>
+        <m:r>
+          <m:t>2.5</m:t>
+        </m:r>
+      </m:oMath>
+      <w:r>
+        <w:t xml:space="preserve">–</w:t>
+      </w:r>
+      <m:oMath>
+        <m:r>
+          <m:t>7.5</m:t>
+        </m:r>
+        <m:r>
+          <m:rPr>
+            <m:sty m:val="p"/>
+          </m:rPr>
+          <m:t>%</m:t>
+        </m:r>
+      </m:oMath>
+      <w:r>
+        <w:t xml:space="preserve"> </w:t>
+      </w:r>
+      <w:r>
+        <w:t xml:space="preserve">range quoted throughout is over the five</w:t>
+      </w:r>
+      <w:r>
+        <w:t xml:space="preserve"> </w:t>
+      </w:r>
+      <w:r>
+        <w:t xml:space="preserve">above it.</w:t>
       </w:r>
     </w:p>
     <w:tbl>
@@ -26285,7 +26342,7 @@
         <w:tblStyle w:val="Table"/>
         <w:tblW w:type="auto" w:w="0"/>
         <w:tblLook w:firstRow="1" w:lastRow="0" w:firstColumn="0" w:lastColumn="0" w:noHBand="0" w:noVBand="0" w:val="0020"/>
-        <w:tblCaption w:val="The addressable stratum across substrates, on one definition throughout: decisive is the fraction of items whose plurality is wrong, window (Win.) the fraction that are decisive and have the correct answer somewhere in the pool; both in per cent. The window is the ceiling for any label-free aggregation method. Rows marked \dagger are measured here; HumanEval+/MBPP+ is recomputed from published oracle-minus-selector tables, which report the window only. As items harden the decisive fraction grows but the window does not: they pass from saturated to capability-limited. The MATH L5 row is over the full registered list of 119 items, the substrate being the object measured; Section 8.8 quotes the same quantities over the 89-item evaluation set that remains after the sign set is split off (10 and 4 items, so 11.2 and 4.5)."/>
+        <w:tblCaption w:val="The addressable stratum across substrates, on one definition throughout: decisive is the fraction of items whose plurality is wrong, window (Win.) the fraction that are decisive and have the correct answer somewhere in the pool; both in per cent. The window is the ceiling for any label-free aggregation method. Rows marked \dagger are measured here; HumanEval+/MBPP+ is recomputed from published oracle-minus-selector tables, which report the window only. As items harden the decisive fraction grows but the window does not: they pass from saturated to capability-limited. The MATH L5 row is over the full registered list of 119 items, the substrate being the object measured; Section 8.8 quotes the same quantities over the 89-item evaluation set that remains after the sign set is split off (10 and 4 items, so 11.2 and 4.5). The last row is that same MATH L5 substrate under the budget manipulation of Section 8.10, not a sixth substrate: the 2.5–7.5\% range quoted throughout is over the five above it."/>
       </w:tblPr>
       <w:tblGrid>
         <w:gridCol w:w="1980"/>

--- a/paper/tact.docx
+++ b/paper/tact.docx
@@ -3544,7 +3544,7 @@
       <w:r>
         <w:drawing>
           <wp:inline>
-            <wp:extent cx="5334000" cy="3302000"/>
+            <wp:extent cx="3121335" cy="2575903"/>
             <wp:effectExtent b="0" l="0" r="0" t="0"/>
             <wp:docPr descr="" title="" id="15" name="Picture"/>
             <a:graphic>
@@ -3565,7 +3565,7 @@
                   <pic:spPr bwMode="auto">
                     <a:xfrm>
                       <a:off x="0" y="0"/>
-                      <a:ext cx="5334000" cy="3302000"/>
+                      <a:ext cx="3121335" cy="2575903"/>
                     </a:xfrm>
                     <a:prstGeom prst="rect">
                       <a:avLst/>
@@ -17117,7 +17117,7 @@
       <w:r>
         <w:drawing>
           <wp:inline>
-            <wp:extent cx="5334000" cy="3225209"/>
+            <wp:extent cx="3332174" cy="2575903"/>
             <wp:effectExtent b="0" l="0" r="0" t="0"/>
             <wp:docPr descr="" title="" id="51" name="Picture"/>
             <a:graphic>
@@ -17138,7 +17138,7 @@
                   <pic:spPr bwMode="auto">
                     <a:xfrm>
                       <a:off x="0" y="0"/>
-                      <a:ext cx="5334000" cy="3225209"/>
+                      <a:ext cx="3332174" cy="2575903"/>
                     </a:xfrm>
                     <a:prstGeom prst="rect">
                       <a:avLst/>
@@ -20166,7 +20166,7 @@
       <w:r>
         <w:drawing>
           <wp:inline>
-            <wp:extent cx="5334000" cy="2726266"/>
+            <wp:extent cx="3121335" cy="2479651"/>
             <wp:effectExtent b="0" l="0" r="0" t="0"/>
             <wp:docPr descr="" title="" id="59" name="Picture"/>
             <a:graphic>
@@ -20187,7 +20187,7 @@
                   <pic:spPr bwMode="auto">
                     <a:xfrm>
                       <a:off x="0" y="0"/>
-                      <a:ext cx="5334000" cy="2726266"/>
+                      <a:ext cx="3121335" cy="2479651"/>
                     </a:xfrm>
                     <a:prstGeom prst="rect">
                       <a:avLst/>
@@ -21143,7 +21143,7 @@
       <w:r>
         <w:drawing>
           <wp:inline>
-            <wp:extent cx="5334000" cy="2133600"/>
+            <wp:extent cx="3121335" cy="3167169"/>
             <wp:effectExtent b="0" l="0" r="0" t="0"/>
             <wp:docPr descr="" title="" id="65" name="Picture"/>
             <a:graphic>
@@ -21164,7 +21164,7 @@
                   <pic:spPr bwMode="auto">
                     <a:xfrm>
                       <a:off x="0" y="0"/>
-                      <a:ext cx="5334000" cy="2133600"/>
+                      <a:ext cx="3121335" cy="3167169"/>
                     </a:xfrm>
                     <a:prstGeom prst="rect">
                       <a:avLst/>
@@ -28632,6 +28632,217 @@
         <w:t xml:space="preserve">width of the window is not the only thing in the way.</w:t>
       </w:r>
     </w:p>
+    <w:p>
+      <w:pPr>
+        <w:pStyle w:val="BodyText"/>
+      </w:pPr>
+      <w:r>
+        <w:rPr>
+          <w:b/>
+          <w:bCs/>
+        </w:rPr>
+        <w:t xml:space="preserve">Widening the window on purpose.</w:t>
+      </w:r>
+      <w:r>
+        <w:t xml:space="preserve"> </w:t>
+      </w:r>
+      <w:r>
+        <w:t xml:space="preserve">That result also names the most</w:t>
+      </w:r>
+      <w:r>
+        <w:t xml:space="preserve"> </w:t>
+      </w:r>
+      <w:r>
+        <w:t xml:space="preserve">promising direction the paper does not pursue. Difficulty moves items from</w:t>
+      </w:r>
+      <w:r>
+        <w:t xml:space="preserve"> </w:t>
+      </w:r>
+      <w:r>
+        <w:t xml:space="preserve">saturated straight to capability-limited, but the budget constraint of</w:t>
+      </w:r>
+      <w:r>
+        <w:t xml:space="preserve"> </w:t>
+      </w:r>
+      <w:r>
+        <w:t xml:space="preserve">Section </w:t>
+      </w:r>
+      <w:hyperlink w:anchor="sec:budget">
+        <w:r>
+          <w:rPr>
+            <w:rStyle w:val="Hyperlink"/>
+          </w:rPr>
+          <w:t xml:space="preserve">8.10</w:t>
+        </w:r>
+      </w:hyperlink>
+      <w:r>
+        <w:t xml:space="preserve"> </w:t>
+      </w:r>
+      <w:r>
+        <w:t xml:space="preserve">moved them across the plurality boundary while leaving</w:t>
+      </w:r>
+      <w:r>
+        <w:t xml:space="preserve"> </w:t>
+      </w:r>
+      <w:r>
+        <w:t xml:space="preserve">the answer inside the model’s competence, which is the combination the decisive</w:t>
+      </w:r>
+      <w:r>
+        <w:t xml:space="preserve"> </w:t>
+      </w:r>
+      <w:r>
+        <w:t xml:space="preserve">stratum needs; sampling temperature is a second knob with the same character,</w:t>
+      </w:r>
+      <w:r>
+        <w:t xml:space="preserve"> </w:t>
+      </w:r>
+      <w:r>
+        <w:t xml:space="preserve">and neither was swept. If the sampling regime is a controllable input rather</w:t>
+      </w:r>
+      <w:r>
+        <w:t xml:space="preserve"> </w:t>
+      </w:r>
+      <w:r>
+        <w:t xml:space="preserve">than a fixed property of the substrate, the question changes from</w:t>
+      </w:r>
+      <w:r>
+        <w:t xml:space="preserve"> </w:t>
+      </w:r>
+      <w:r>
+        <w:t xml:space="preserve">“how wide is</w:t>
+      </w:r>
+      <w:r>
+        <w:t xml:space="preserve"> </w:t>
+      </w:r>
+      <w:r>
+        <w:t xml:space="preserve">the window?”</w:t>
+      </w:r>
+      <w:r>
+        <w:t xml:space="preserve"> </w:t>
+      </w:r>
+      <w:r>
+        <w:t xml:space="preserve">to</w:t>
+      </w:r>
+      <w:r>
+        <w:t xml:space="preserve"> </w:t>
+      </w:r>
+      <w:r>
+        <w:t xml:space="preserve">“what decoding configuration puts the most items in it, at</w:t>
+      </w:r>
+      <w:r>
+        <w:t xml:space="preserve"> </w:t>
+      </w:r>
+      <w:r>
+        <w:t xml:space="preserve">what accuracy cost, and does the confidence channel stay signed there?”</w:t>
+      </w:r>
+      <w:r>
+        <w:t xml:space="preserve"> </w:t>
+      </w:r>
+      <w:r>
+        <w:t xml:space="preserve">The</w:t>
+      </w:r>
+      <w:r>
+        <w:t xml:space="preserve"> </w:t>
+      </w:r>
+      <w:r>
+        <w:t xml:space="preserve">budget arm answers the first part once and suggests the channel gets</w:t>
+      </w:r>
+      <w:r>
+        <w:t xml:space="preserve"> </w:t>
+      </w:r>
+      <w:r>
+        <w:rPr>
+          <w:i/>
+          <w:iCs/>
+        </w:rPr>
+        <w:t xml:space="preserve">stronger</w:t>
+      </w:r>
+      <w:r>
+        <w:t xml:space="preserve"> </w:t>
+      </w:r>
+      <w:r>
+        <w:t xml:space="preserve">under the constraint (</w:t>
+      </w:r>
+      <m:oMath>
+        <m:acc>
+          <m:accPr>
+            <m:chr m:val="̂"/>
+          </m:accPr>
+          <m:e>
+            <m:r>
+              <m:t>D</m:t>
+            </m:r>
+          </m:e>
+        </m:acc>
+      </m:oMath>
+      <w:r>
+        <w:t xml:space="preserve"> </w:t>
+      </w:r>
+      <w:r>
+        <w:t xml:space="preserve">from</w:t>
+      </w:r>
+      <w:r>
+        <w:t xml:space="preserve"> </w:t>
+      </w:r>
+      <m:oMath>
+        <m:r>
+          <m:rPr>
+            <m:sty m:val="p"/>
+          </m:rPr>
+          <m:t>+</m:t>
+        </m:r>
+        <m:r>
+          <m:t>0.229</m:t>
+        </m:r>
+      </m:oMath>
+      <w:r>
+        <w:t xml:space="preserve"> </w:t>
+      </w:r>
+      <w:r>
+        <w:t xml:space="preserve">to</w:t>
+      </w:r>
+      <w:r>
+        <w:t xml:space="preserve"> </w:t>
+      </w:r>
+      <m:oMath>
+        <m:r>
+          <m:rPr>
+            <m:sty m:val="p"/>
+          </m:rPr>
+          <m:t>+</m:t>
+        </m:r>
+        <m:r>
+          <m:t>0.398</m:t>
+        </m:r>
+      </m:oMath>
+      <w:r>
+        <w:t xml:space="preserve">), which</w:t>
+      </w:r>
+      <w:r>
+        <w:t xml:space="preserve"> </w:t>
+      </w:r>
+      <w:r>
+        <w:t xml:space="preserve">would be worth confirming on more than one substrate before it is believed. A</w:t>
+      </w:r>
+      <w:r>
+        <w:t xml:space="preserve"> </w:t>
+      </w:r>
+      <w:r>
+        <w:t xml:space="preserve">method that chose its own decoding budget to maximise decisive-stratum mass,</w:t>
+      </w:r>
+      <w:r>
+        <w:t xml:space="preserve"> </w:t>
+      </w:r>
+      <w:r>
+        <w:t xml:space="preserve">then aggregated, would be a different contribution from this one, and the</w:t>
+      </w:r>
+      <w:r>
+        <w:t xml:space="preserve"> </w:t>
+      </w:r>
+      <w:r>
+        <w:t xml:space="preserve">measurement here is what makes it worth attempting.</w:t>
+      </w:r>
+    </w:p>
     <w:bookmarkEnd w:id="80"/>
     <w:bookmarkStart w:id="81" w:name="conclusion"/>
     <w:p>
@@ -28862,11 +29073,2219 @@
         <w:t xml:space="preserve"> </w:t>
       </w:r>
       <w:r>
-        <w:t xml:space="preserve">writes the artifact its table cites.</w:t>
+        <w:t xml:space="preserve">writes the artifact its table cites. Figures </w:t>
+      </w:r>
+      <w:hyperlink w:anchor="fig:baselines">
+        <w:r>
+          <w:rPr>
+            <w:rStyle w:val="Hyperlink"/>
+          </w:rPr>
+          <w:t xml:space="preserve">1</w:t>
+        </w:r>
+      </w:hyperlink>
+      <w:r>
+        <w:t xml:space="preserve">–</w:t>
+      </w:r>
+      <w:hyperlink w:anchor="fig:group">
+        <w:r>
+          <w:rPr>
+            <w:rStyle w:val="Hyperlink"/>
+          </w:rPr>
+          <w:t xml:space="preserve">4</w:t>
+        </w:r>
+      </w:hyperlink>
+      <w:r>
+        <w:t xml:space="preserve"> </w:t>
+      </w:r>
+      <w:r>
+        <w:t xml:space="preserve">are vector output from</w:t>
+      </w:r>
+      <w:r>
+        <w:t xml:space="preserve"> </w:t>
+      </w:r>
+      <w:r>
+        <w:rPr>
+          <w:rStyle w:val="VerbatimChar"/>
+        </w:rPr>
+        <w:t xml:space="preserve">experiments/make_paper_figures.py</w:t>
+      </w:r>
+      <w:r>
+        <w:t xml:space="preserve">, which reads</w:t>
+      </w:r>
+      <w:r>
+        <w:t xml:space="preserve"> </w:t>
+      </w:r>
+      <w:r>
+        <w:t xml:space="preserve">the same JSON.</w:t>
       </w:r>
     </w:p>
     <w:bookmarkEnd w:id="83"/>
-    <w:bookmarkStart w:id="136" w:name="references"/>
+    <w:bookmarkStart w:id="85" w:name="app:notation"/>
+    <w:p>
+      <w:pPr>
+        <w:pStyle w:val="Heading1"/>
+      </w:pPr>
+      <w:r>
+        <w:t xml:space="preserve">Notation</w:t>
+      </w:r>
+    </w:p>
+    <w:bookmarkStart w:id="84" w:name="tab:notation"/>
+    <w:p>
+      <w:pPr>
+        <w:pStyle w:val="TableCaption"/>
+      </w:pPr>
+      <w:r>
+        <w:t xml:space="preserve">Symbols, in order of first use. Quantities carrying a subscript</w:t>
+      </w:r>
+      <w:r>
+        <w:t xml:space="preserve"> </w:t>
+      </w:r>
+      <m:oMath>
+        <m:r>
+          <m:t>q</m:t>
+        </m:r>
+      </m:oMath>
+      <w:r>
+        <w:t xml:space="preserve"> </w:t>
+      </w:r>
+      <w:r>
+        <w:t xml:space="preserve">are per item; the estimator ships one global scalar unless a group covariate is</w:t>
+      </w:r>
+      <w:r>
+        <w:t xml:space="preserve"> </w:t>
+      </w:r>
+      <w:r>
+        <w:t xml:space="preserve">available (Section </w:t>
+      </w:r>
+      <w:hyperlink w:anchor="sec:hetero">
+        <w:r>
+          <w:rPr>
+            <w:rStyle w:val="Hyperlink"/>
+          </w:rPr>
+          <w:t xml:space="preserve">6</w:t>
+        </w:r>
+      </w:hyperlink>
+      <w:r>
+        <w:t xml:space="preserve">).</w:t>
+      </w:r>
+    </w:p>
+    <w:tbl>
+      <w:tblPr>
+        <w:tblStyle w:val="Table"/>
+        <w:tblW w:type="auto" w:w="0"/>
+        <w:tblLook w:firstRow="1" w:lastRow="0" w:firstColumn="0" w:lastColumn="0" w:noHBand="0" w:noVBand="0" w:val="0020"/>
+        <w:tblCaption w:val="Symbols, in order of first use. Quantities carrying a subscript q are per item; the estimator ships one global scalar unless a group covariate is available (Section 6)."/>
+      </w:tblPr>
+      <w:tblGrid>
+        <w:gridCol w:w="3960"/>
+        <w:gridCol w:w="3960"/>
+      </w:tblGrid>
+      <w:tr>
+        <w:trPr>
+          <w:tblHeader w:val="on"/>
+        </w:trPr>
+        <w:tc>
+          <w:tcPr/>
+          <w:p>
+            <w:pPr>
+              <w:pStyle w:val="Compact"/>
+              <w:jc w:val="left"/>
+            </w:pPr>
+            <w:r>
+              <w:t xml:space="preserve">Symbol</w:t>
+            </w:r>
+          </w:p>
+        </w:tc>
+        <w:tc>
+          <w:tcPr/>
+          <w:p>
+            <w:pPr>
+              <w:pStyle w:val="Compact"/>
+              <w:jc w:val="left"/>
+            </w:pPr>
+            <w:r>
+              <w:t xml:space="preserve">Meaning</w:t>
+            </w:r>
+          </w:p>
+        </w:tc>
+      </w:tr>
+      <w:tr>
+        <w:tc>
+          <w:tcPr/>
+          <w:p>
+            <w:pPr>
+              <w:pStyle w:val="Compact"/>
+              <w:jc w:val="left"/>
+            </w:pPr>
+            <m:oMath>
+              <m:r>
+                <m:t>q</m:t>
+              </m:r>
+            </m:oMath>
+            <w:r>
+              <w:t xml:space="preserve">,</w:t>
+            </w:r>
+            <w:r>
+              <w:t xml:space="preserve"> </w:t>
+            </w:r>
+            <m:oMath>
+              <m:r>
+                <m:t>Q</m:t>
+              </m:r>
+            </m:oMath>
+          </w:p>
+        </w:tc>
+        <w:tc>
+          <w:tcPr/>
+          <w:p>
+            <w:pPr>
+              <w:pStyle w:val="Compact"/>
+              <w:jc w:val="left"/>
+            </w:pPr>
+            <w:r>
+              <w:t xml:space="preserve">item index; number of items</w:t>
+            </w:r>
+          </w:p>
+        </w:tc>
+      </w:tr>
+      <w:tr>
+        <w:tc>
+          <w:tcPr/>
+          <w:p>
+            <w:pPr>
+              <w:pStyle w:val="Compact"/>
+              <w:jc w:val="left"/>
+            </w:pPr>
+            <m:oMath>
+              <m:sSub>
+                <m:e>
+                  <m:r>
+                    <m:t>m</m:t>
+                  </m:r>
+                </m:e>
+                <m:sub>
+                  <m:r>
+                    <m:t>q</m:t>
+                  </m:r>
+                </m:sub>
+              </m:sSub>
+            </m:oMath>
+            <w:r>
+              <w:t xml:space="preserve">,</w:t>
+            </w:r>
+            <w:r>
+              <w:t xml:space="preserve"> </w:t>
+            </w:r>
+            <m:oMath>
+              <m:r>
+                <m:t>K</m:t>
+              </m:r>
+            </m:oMath>
+          </w:p>
+        </w:tc>
+        <w:tc>
+          <w:tcPr/>
+          <w:p>
+            <w:pPr>
+              <w:pStyle w:val="Compact"/>
+              <w:jc w:val="left"/>
+            </w:pPr>
+            <w:r>
+              <w:t xml:space="preserve">traces available for item</w:t>
+            </w:r>
+            <w:r>
+              <w:t xml:space="preserve"> </w:t>
+            </w:r>
+            <m:oMath>
+              <m:r>
+                <m:t>q</m:t>
+              </m:r>
+            </m:oMath>
+            <w:r>
+              <w:t xml:space="preserve">; voting budget</w:t>
+            </w:r>
+          </w:p>
+        </w:tc>
+      </w:tr>
+      <w:tr>
+        <w:tc>
+          <w:tcPr/>
+          <w:p>
+            <w:pPr>
+              <w:pStyle w:val="Compact"/>
+              <w:jc w:val="left"/>
+            </w:pPr>
+            <m:oMath>
+              <m:sSub>
+                <m:e>
+                  <m:r>
+                    <m:t>a</m:t>
+                  </m:r>
+                </m:e>
+                <m:sub>
+                  <m:r>
+                    <m:t>q</m:t>
+                  </m:r>
+                  <m:r>
+                    <m:rPr>
+                      <m:sty m:val="p"/>
+                    </m:rPr>
+                    <m:t>,</m:t>
+                  </m:r>
+                  <m:r>
+                    <m:t>i</m:t>
+                  </m:r>
+                </m:sub>
+              </m:sSub>
+            </m:oMath>
+            <w:r>
+              <w:t xml:space="preserve">,</w:t>
+            </w:r>
+            <w:r>
+              <w:t xml:space="preserve"> </w:t>
+            </w:r>
+            <m:oMath>
+              <m:sSubSup>
+                <m:e>
+                  <m:r>
+                    <m:t>a</m:t>
+                  </m:r>
+                </m:e>
+                <m:sub>
+                  <m:r>
+                    <m:t>q</m:t>
+                  </m:r>
+                </m:sub>
+                <m:sup>
+                  <m:r>
+                    <m:rPr>
+                      <m:sty m:val="p"/>
+                    </m:rPr>
+                    <m:t>*</m:t>
+                  </m:r>
+                </m:sup>
+              </m:sSubSup>
+            </m:oMath>
+          </w:p>
+        </w:tc>
+        <w:tc>
+          <w:tcPr/>
+          <w:p>
+            <w:pPr>
+              <w:pStyle w:val="Compact"/>
+              <w:jc w:val="left"/>
+            </w:pPr>
+            <w:r>
+              <w:t xml:space="preserve">answer of trace</w:t>
+            </w:r>
+            <w:r>
+              <w:t xml:space="preserve"> </w:t>
+            </w:r>
+            <m:oMath>
+              <m:r>
+                <m:t>i</m:t>
+              </m:r>
+            </m:oMath>
+            <w:r>
+              <w:t xml:space="preserve">; the correct answer</w:t>
+            </w:r>
+          </w:p>
+        </w:tc>
+      </w:tr>
+      <w:tr>
+        <w:tc>
+          <w:tcPr/>
+          <w:p>
+            <w:pPr>
+              <w:pStyle w:val="Compact"/>
+              <w:jc w:val="left"/>
+            </w:pPr>
+            <m:oMath>
+              <m:sSub>
+                <m:e>
+                  <m:r>
+                    <m:t>c</m:t>
+                  </m:r>
+                </m:e>
+                <m:sub>
+                  <m:r>
+                    <m:t>q</m:t>
+                  </m:r>
+                  <m:r>
+                    <m:rPr>
+                      <m:sty m:val="p"/>
+                    </m:rPr>
+                    <m:t>,</m:t>
+                  </m:r>
+                  <m:r>
+                    <m:t>i</m:t>
+                  </m:r>
+                </m:sub>
+              </m:sSub>
+            </m:oMath>
+          </w:p>
+        </w:tc>
+        <w:tc>
+          <w:tcPr/>
+          <w:p>
+            <w:pPr>
+              <w:pStyle w:val="Compact"/>
+              <w:jc w:val="left"/>
+            </w:pPr>
+            <w:r>
+              <w:t xml:space="preserve">self-reported confidence, in</w:t>
+            </w:r>
+            <w:r>
+              <w:t xml:space="preserve"> </w:t>
+            </w:r>
+            <m:oMath>
+              <m:r>
+                <m:rPr>
+                  <m:sty m:val="p"/>
+                </m:rPr>
+                <m:t>(</m:t>
+              </m:r>
+              <m:r>
+                <m:t>0</m:t>
+              </m:r>
+              <m:r>
+                <m:rPr>
+                  <m:sty m:val="p"/>
+                </m:rPr>
+                <m:t>,</m:t>
+              </m:r>
+              <m:r>
+                <m:t>1</m:t>
+              </m:r>
+              <m:r>
+                <m:rPr>
+                  <m:sty m:val="p"/>
+                </m:rPr>
+                <m:t>)</m:t>
+              </m:r>
+            </m:oMath>
+          </w:p>
+        </w:tc>
+      </w:tr>
+      <w:tr>
+        <w:tc>
+          <w:tcPr/>
+          <w:p>
+            <w:pPr>
+              <w:pStyle w:val="Compact"/>
+              <w:jc w:val="left"/>
+            </w:pPr>
+            <m:oMath>
+              <m:sSub>
+                <m:e>
+                  <m:r>
+                    <m:t>y</m:t>
+                  </m:r>
+                </m:e>
+                <m:sub>
+                  <m:r>
+                    <m:t>q</m:t>
+                  </m:r>
+                  <m:r>
+                    <m:rPr>
+                      <m:sty m:val="p"/>
+                    </m:rPr>
+                    <m:t>,</m:t>
+                  </m:r>
+                  <m:r>
+                    <m:t>i</m:t>
+                  </m:r>
+                </m:sub>
+              </m:sSub>
+            </m:oMath>
+          </w:p>
+        </w:tc>
+        <w:tc>
+          <w:tcPr/>
+          <w:p>
+            <w:pPr>
+              <w:pStyle w:val="Compact"/>
+              <w:jc w:val="left"/>
+            </w:pPr>
+            <m:oMath>
+              <m:r>
+                <m:rPr>
+                  <m:sty m:val="b"/>
+                </m:rPr>
+                <m:t>1</m:t>
+              </m:r>
+              <m:r>
+                <m:rPr>
+                  <m:sty m:val="p"/>
+                </m:rPr>
+                <m:t>[</m:t>
+              </m:r>
+              <m:sSub>
+                <m:e>
+                  <m:r>
+                    <m:t>a</m:t>
+                  </m:r>
+                </m:e>
+                <m:sub>
+                  <m:r>
+                    <m:t>q</m:t>
+                  </m:r>
+                  <m:r>
+                    <m:rPr>
+                      <m:sty m:val="p"/>
+                    </m:rPr>
+                    <m:t>,</m:t>
+                  </m:r>
+                  <m:r>
+                    <m:t>i</m:t>
+                  </m:r>
+                </m:sub>
+              </m:sSub>
+              <m:r>
+                <m:rPr>
+                  <m:sty m:val="p"/>
+                </m:rPr>
+                <m:t>=</m:t>
+              </m:r>
+              <m:sSubSup>
+                <m:e>
+                  <m:r>
+                    <m:t>a</m:t>
+                  </m:r>
+                </m:e>
+                <m:sub>
+                  <m:r>
+                    <m:t>q</m:t>
+                  </m:r>
+                </m:sub>
+                <m:sup>
+                  <m:r>
+                    <m:rPr>
+                      <m:sty m:val="p"/>
+                    </m:rPr>
+                    <m:t>*</m:t>
+                  </m:r>
+                </m:sup>
+              </m:sSubSup>
+              <m:r>
+                <m:rPr>
+                  <m:sty m:val="p"/>
+                </m:rPr>
+                <m:t>]</m:t>
+              </m:r>
+            </m:oMath>
+            <w:r>
+              <w:t xml:space="preserve">; unobservable at test time</w:t>
+            </w:r>
+          </w:p>
+        </w:tc>
+      </w:tr>
+      <w:tr>
+        <w:tc>
+          <w:tcPr/>
+          <w:p>
+            <w:pPr>
+              <w:pStyle w:val="Compact"/>
+              <w:jc w:val="left"/>
+            </w:pPr>
+            <m:oMath>
+              <m:acc>
+                <m:accPr>
+                  <m:chr m:val="‾"/>
+                </m:accPr>
+                <m:e>
+                  <m:r>
+                    <m:t>p</m:t>
+                  </m:r>
+                </m:e>
+              </m:acc>
+            </m:oMath>
+          </w:p>
+        </w:tc>
+        <w:tc>
+          <w:tcPr/>
+          <w:p>
+            <w:pPr>
+              <w:pStyle w:val="Compact"/>
+              <w:jc w:val="left"/>
+            </w:pPr>
+            <w:r>
+              <w:t xml:space="preserve">base rate of correct traces</w:t>
+            </w:r>
+          </w:p>
+        </w:tc>
+      </w:tr>
+      <w:tr>
+        <w:tc>
+          <w:tcPr/>
+          <w:p>
+            <w:pPr>
+              <w:pStyle w:val="Compact"/>
+              <w:jc w:val="left"/>
+            </w:pPr>
+            <m:oMath>
+              <m:sSub>
+                <m:e>
+                  <m:r>
+                    <m:t>R</m:t>
+                  </m:r>
+                </m:e>
+                <m:sub>
+                  <m:r>
+                    <m:t>q</m:t>
+                  </m:r>
+                  <m:r>
+                    <m:rPr>
+                      <m:sty m:val="p"/>
+                    </m:rPr>
+                    <m:t>,</m:t>
+                  </m:r>
+                  <m:r>
+                    <m:t>i</m:t>
+                  </m:r>
+                </m:sub>
+              </m:sSub>
+            </m:oMath>
+          </w:p>
+        </w:tc>
+        <w:tc>
+          <w:tcPr/>
+          <w:p>
+            <w:pPr>
+              <w:pStyle w:val="Compact"/>
+              <w:jc w:val="left"/>
+            </w:pPr>
+            <w:r>
+              <w:t xml:space="preserve">within-item midrank of</w:t>
+            </w:r>
+            <w:r>
+              <w:t xml:space="preserve"> </w:t>
+            </w:r>
+            <m:oMath>
+              <m:sSub>
+                <m:e>
+                  <m:r>
+                    <m:t>c</m:t>
+                  </m:r>
+                </m:e>
+                <m:sub>
+                  <m:r>
+                    <m:t>q</m:t>
+                  </m:r>
+                  <m:r>
+                    <m:rPr>
+                      <m:sty m:val="p"/>
+                    </m:rPr>
+                    <m:t>,</m:t>
+                  </m:r>
+                  <m:r>
+                    <m:t>i</m:t>
+                  </m:r>
+                </m:sub>
+              </m:sSub>
+            </m:oMath>
+            <w:r>
+              <w:t xml:space="preserve"> </w:t>
+            </w:r>
+            <w:r>
+              <w:t xml:space="preserve">(ties averaged)</w:t>
+            </w:r>
+          </w:p>
+        </w:tc>
+      </w:tr>
+      <w:tr>
+        <w:tc>
+          <w:tcPr/>
+          <w:p>
+            <w:pPr>
+              <w:pStyle w:val="Compact"/>
+              <w:jc w:val="left"/>
+            </w:pPr>
+            <m:oMath>
+              <m:sSub>
+                <m:e>
+                  <m:r>
+                    <m:t>φ</m:t>
+                  </m:r>
+                </m:e>
+                <m:sub>
+                  <m:r>
+                    <m:t>q</m:t>
+                  </m:r>
+                  <m:r>
+                    <m:rPr>
+                      <m:sty m:val="p"/>
+                    </m:rPr>
+                    <m:t>,</m:t>
+                  </m:r>
+                  <m:r>
+                    <m:t>i</m:t>
+                  </m:r>
+                </m:sub>
+              </m:sSub>
+            </m:oMath>
+          </w:p>
+        </w:tc>
+        <w:tc>
+          <w:tcPr/>
+          <w:p>
+            <w:pPr>
+              <w:pStyle w:val="Compact"/>
+              <w:jc w:val="left"/>
+            </w:pPr>
+            <w:r>
+              <w:t xml:space="preserve">standardized van der Waerden score of</w:t>
+            </w:r>
+            <w:r>
+              <w:t xml:space="preserve"> </w:t>
+            </w:r>
+            <m:oMath>
+              <m:sSub>
+                <m:e>
+                  <m:r>
+                    <m:t>R</m:t>
+                  </m:r>
+                </m:e>
+                <m:sub>
+                  <m:r>
+                    <m:t>q</m:t>
+                  </m:r>
+                  <m:r>
+                    <m:rPr>
+                      <m:sty m:val="p"/>
+                    </m:rPr>
+                    <m:t>,</m:t>
+                  </m:r>
+                  <m:r>
+                    <m:t>i</m:t>
+                  </m:r>
+                </m:sub>
+              </m:sSub>
+            </m:oMath>
+            <w:r>
+              <w:t xml:space="preserve">; the vote feature</w:t>
+            </w:r>
+          </w:p>
+        </w:tc>
+      </w:tr>
+      <w:tr>
+        <w:tc>
+          <w:tcPr/>
+          <w:p>
+            <w:pPr>
+              <w:pStyle w:val="Compact"/>
+              <w:jc w:val="left"/>
+            </w:pPr>
+            <m:oMath>
+              <m:sSub>
+                <m:e>
+                  <m:r>
+                    <m:t>σ</m:t>
+                  </m:r>
+                </m:e>
+                <m:sub>
+                  <m:r>
+                    <m:t>q</m:t>
+                  </m:r>
+                </m:sub>
+              </m:sSub>
+            </m:oMath>
+          </w:p>
+        </w:tc>
+        <w:tc>
+          <w:tcPr/>
+          <w:p>
+            <w:pPr>
+              <w:pStyle w:val="Compact"/>
+              <w:jc w:val="left"/>
+            </w:pPr>
+            <w:r>
+              <w:t xml:space="preserve">realized within-item SD of the normal scores</w:t>
+            </w:r>
+          </w:p>
+        </w:tc>
+      </w:tr>
+      <w:tr>
+        <w:tc>
+          <w:tcPr/>
+          <w:p>
+            <w:pPr>
+              <w:pStyle w:val="Compact"/>
+              <w:jc w:val="left"/>
+            </w:pPr>
+            <m:oMath>
+              <m:r>
+                <m:t>γ</m:t>
+              </m:r>
+            </m:oMath>
+            <w:r>
+              <w:t xml:space="preserve">,</w:t>
+            </w:r>
+            <w:r>
+              <w:t xml:space="preserve"> </w:t>
+            </w:r>
+            <m:oMath>
+              <m:sSub>
+                <m:e>
+                  <m:r>
+                    <m:t>γ</m:t>
+                  </m:r>
+                </m:e>
+                <m:sub>
+                  <m:r>
+                    <m:rPr>
+                      <m:sty m:val="p"/>
+                    </m:rPr>
+                    <m:t>max</m:t>
+                  </m:r>
+                </m:sub>
+              </m:sSub>
+            </m:oMath>
+          </w:p>
+        </w:tc>
+        <w:tc>
+          <w:tcPr/>
+          <w:p>
+            <w:pPr>
+              <w:pStyle w:val="Compact"/>
+              <w:jc w:val="left"/>
+            </w:pPr>
+            <w:r>
+              <w:t xml:space="preserve">vote exponent; its cap (</w:t>
+            </w:r>
+            <m:oMath>
+              <m:r>
+                <m:t>4</m:t>
+              </m:r>
+            </m:oMath>
+            <w:r>
+              <w:t xml:space="preserve"> </w:t>
+            </w:r>
+            <w:r>
+              <w:t xml:space="preserve">dev,</w:t>
+            </w:r>
+            <w:r>
+              <w:t xml:space="preserve"> </w:t>
+            </w:r>
+            <m:oMath>
+              <m:r>
+                <m:t>2</m:t>
+              </m:r>
+            </m:oMath>
+            <w:r>
+              <w:t xml:space="preserve"> </w:t>
+            </w:r>
+            <w:r>
+              <w:t xml:space="preserve">label-free)</w:t>
+            </w:r>
+          </w:p>
+        </w:tc>
+      </w:tr>
+      <w:tr>
+        <w:tc>
+          <w:tcPr/>
+          <w:p>
+            <w:pPr>
+              <w:pStyle w:val="Compact"/>
+              <w:jc w:val="left"/>
+            </w:pPr>
+            <m:oMath>
+              <m:sSub>
+                <m:e>
+                  <m:acc>
+                    <m:accPr>
+                      <m:chr m:val="̂"/>
+                    </m:accPr>
+                    <m:e>
+                      <m:r>
+                        <m:t>a</m:t>
+                      </m:r>
+                    </m:e>
+                  </m:acc>
+                </m:e>
+                <m:sub>
+                  <m:r>
+                    <m:t>q</m:t>
+                  </m:r>
+                </m:sub>
+              </m:sSub>
+            </m:oMath>
+          </w:p>
+        </w:tc>
+        <w:tc>
+          <w:tcPr/>
+          <w:p>
+            <w:pPr>
+              <w:pStyle w:val="Compact"/>
+              <w:jc w:val="left"/>
+            </w:pPr>
+            <w:r>
+              <w:t xml:space="preserve">the returned answer</w:t>
+            </w:r>
+          </w:p>
+        </w:tc>
+      </w:tr>
+      <w:tr>
+        <w:tc>
+          <w:tcPr/>
+          <w:p>
+            <w:pPr>
+              <w:pStyle w:val="Compact"/>
+              <w:jc w:val="left"/>
+            </w:pPr>
+            <m:oMath>
+              <m:sSub>
+                <m:e>
+                  <m:r>
+                    <m:t>D</m:t>
+                  </m:r>
+                </m:e>
+                <m:sub>
+                  <m:r>
+                    <m:t>q</m:t>
+                  </m:r>
+                </m:sub>
+              </m:sSub>
+            </m:oMath>
+          </w:p>
+        </w:tc>
+        <w:tc>
+          <w:tcPr/>
+          <w:p>
+            <w:pPr>
+              <w:pStyle w:val="Compact"/>
+              <w:jc w:val="left"/>
+            </w:pPr>
+            <w:r>
+              <w:t xml:space="preserve">Somers’</w:t>
+            </w:r>
+            <w:r>
+              <w:t xml:space="preserve"> </w:t>
+            </w:r>
+            <m:oMath>
+              <m:r>
+                <m:t>D</m:t>
+              </m:r>
+            </m:oMath>
+            <w:r>
+              <w:t xml:space="preserve"> </w:t>
+            </w:r>
+            <w:r>
+              <w:t xml:space="preserve">within item</w:t>
+            </w:r>
+            <w:r>
+              <w:t xml:space="preserve"> </w:t>
+            </w:r>
+            <m:oMath>
+              <m:r>
+                <m:t>q</m:t>
+              </m:r>
+            </m:oMath>
+            <w:r>
+              <w:t xml:space="preserve">,</w:t>
+            </w:r>
+            <w:r>
+              <w:t xml:space="preserve"> </w:t>
+            </w:r>
+            <m:oMath>
+              <m:r>
+                <m:rPr>
+                  <m:sty m:val="p"/>
+                </m:rPr>
+                <m:t>=</m:t>
+              </m:r>
+              <m:r>
+                <m:t>2</m:t>
+              </m:r>
+              <m:r>
+                <m:t> </m:t>
+              </m:r>
+              <m:sSub>
+                <m:e>
+                  <m:r>
+                    <m:rPr>
+                      <m:sty m:val="p"/>
+                    </m:rPr>
+                    <m:t>A</m:t>
+                  </m:r>
+                  <m:r>
+                    <m:rPr>
+                      <m:sty m:val="p"/>
+                    </m:rPr>
+                    <m:t>U</m:t>
+                  </m:r>
+                  <m:r>
+                    <m:rPr>
+                      <m:sty m:val="p"/>
+                    </m:rPr>
+                    <m:t>C</m:t>
+                  </m:r>
+                </m:e>
+                <m:sub>
+                  <m:r>
+                    <m:t>q</m:t>
+                  </m:r>
+                </m:sub>
+              </m:sSub>
+              <m:r>
+                <m:rPr>
+                  <m:sty m:val="p"/>
+                </m:rPr>
+                <m:t>−</m:t>
+              </m:r>
+              <m:r>
+                <m:t>1</m:t>
+              </m:r>
+              <m:r>
+                <m:rPr>
+                  <m:sty m:val="p"/>
+                </m:rPr>
+                <m:t>=</m:t>
+              </m:r>
+              <m:r>
+                <m:t>2</m:t>
+              </m:r>
+              <m:r>
+                <m:t> </m:t>
+              </m:r>
+              <m:sSub>
+                <m:e>
+                  <m:r>
+                    <m:rPr>
+                      <m:sty m:val="p"/>
+                    </m:rPr>
+                    <m:t>W</m:t>
+                  </m:r>
+                  <m:r>
+                    <m:rPr>
+                      <m:sty m:val="p"/>
+                    </m:rPr>
+                    <m:t>Q</m:t>
+                  </m:r>
+                  <m:r>
+                    <m:rPr>
+                      <m:sty m:val="p"/>
+                    </m:rPr>
+                    <m:t>D</m:t>
+                  </m:r>
+                </m:e>
+                <m:sub>
+                  <m:r>
+                    <m:t>q</m:t>
+                  </m:r>
+                </m:sub>
+              </m:sSub>
+              <m:r>
+                <m:rPr>
+                  <m:sty m:val="p"/>
+                </m:rPr>
+                <m:t>−</m:t>
+              </m:r>
+              <m:r>
+                <m:t>1</m:t>
+              </m:r>
+            </m:oMath>
+          </w:p>
+        </w:tc>
+      </w:tr>
+      <w:tr>
+        <w:tc>
+          <w:tcPr/>
+          <w:p>
+            <w:pPr>
+              <w:pStyle w:val="Compact"/>
+              <w:jc w:val="left"/>
+            </w:pPr>
+            <m:oMath>
+              <m:sSub>
+                <m:e>
+                  <m:r>
+                    <m:t>N</m:t>
+                  </m:r>
+                </m:e>
+                <m:sub>
+                  <m:r>
+                    <m:t>q</m:t>
+                  </m:r>
+                </m:sub>
+              </m:sSub>
+            </m:oMath>
+          </w:p>
+        </w:tc>
+        <w:tc>
+          <w:tcPr/>
+          <w:p>
+            <w:pPr>
+              <w:pStyle w:val="Compact"/>
+              <w:jc w:val="left"/>
+            </w:pPr>
+            <w:r>
+              <w:t xml:space="preserve">van Elteren pooling weight,</w:t>
+            </w:r>
+            <w:r>
+              <w:t xml:space="preserve"> </w:t>
+            </w:r>
+            <m:oMath>
+              <m:sSubSup>
+                <m:e>
+                  <m:r>
+                    <m:t>n</m:t>
+                  </m:r>
+                </m:e>
+                <m:sub>
+                  <m:r>
+                    <m:t>q</m:t>
+                  </m:r>
+                </m:sub>
+                <m:sup>
+                  <m:r>
+                    <m:t>1</m:t>
+                  </m:r>
+                </m:sup>
+              </m:sSubSup>
+              <m:sSubSup>
+                <m:e>
+                  <m:r>
+                    <m:t>n</m:t>
+                  </m:r>
+                </m:e>
+                <m:sub>
+                  <m:r>
+                    <m:t>q</m:t>
+                  </m:r>
+                </m:sub>
+                <m:sup>
+                  <m:r>
+                    <m:t>0</m:t>
+                  </m:r>
+                </m:sup>
+              </m:sSubSup>
+            </m:oMath>
+          </w:p>
+        </w:tc>
+      </w:tr>
+      <w:tr>
+        <w:tc>
+          <w:tcPr/>
+          <w:p>
+            <w:pPr>
+              <w:pStyle w:val="Compact"/>
+              <w:jc w:val="left"/>
+            </w:pPr>
+            <m:oMath>
+              <m:acc>
+                <m:accPr>
+                  <m:chr m:val="̂"/>
+                </m:accPr>
+                <m:e>
+                  <m:r>
+                    <m:t>D</m:t>
+                  </m:r>
+                </m:e>
+              </m:acc>
+            </m:oMath>
+          </w:p>
+        </w:tc>
+        <w:tc>
+          <w:tcPr/>
+          <w:p>
+            <w:pPr>
+              <w:pStyle w:val="Compact"/>
+              <w:jc w:val="left"/>
+            </w:pPr>
+            <w:r>
+              <w:t xml:space="preserve">pooled signed discrimination</w:t>
+            </w:r>
+          </w:p>
+        </w:tc>
+      </w:tr>
+      <w:tr>
+        <w:tc>
+          <w:tcPr/>
+          <w:p>
+            <w:pPr>
+              <w:pStyle w:val="Compact"/>
+              <w:jc w:val="left"/>
+            </w:pPr>
+            <m:oMath>
+              <m:sSub>
+                <m:e>
+                  <m:r>
+                    <m:rPr>
+                      <m:sty m:val="p"/>
+                    </m:rPr>
+                    <m:t>S</m:t>
+                  </m:r>
+                  <m:r>
+                    <m:rPr>
+                      <m:sty m:val="p"/>
+                    </m:rPr>
+                    <m:t>E</m:t>
+                  </m:r>
+                </m:e>
+                <m:sub>
+                  <m:r>
+                    <m:t>0</m:t>
+                  </m:r>
+                </m:sub>
+              </m:sSub>
+            </m:oMath>
+            <w:r>
+              <w:t xml:space="preserve">,</w:t>
+            </w:r>
+            <w:r>
+              <w:t xml:space="preserve"> </w:t>
+            </w:r>
+            <m:oMath>
+              <m:sSub>
+                <m:e>
+                  <m:r>
+                    <m:rPr>
+                      <m:sty m:val="p"/>
+                    </m:rPr>
+                    <m:t>S</m:t>
+                  </m:r>
+                  <m:r>
+                    <m:rPr>
+                      <m:sty m:val="p"/>
+                    </m:rPr>
+                    <m:t>E</m:t>
+                  </m:r>
+                </m:e>
+                <m:sub>
+                  <m:r>
+                    <m:t>J</m:t>
+                  </m:r>
+                </m:sub>
+              </m:sSub>
+            </m:oMath>
+          </w:p>
+        </w:tc>
+        <w:tc>
+          <w:tcPr/>
+          <w:p>
+            <w:pPr>
+              <w:pStyle w:val="Compact"/>
+              <w:jc w:val="left"/>
+            </w:pPr>
+            <w:r>
+              <w:t xml:space="preserve">exact tie-corrected null SE; delete-one-item jackknife SE</w:t>
+            </w:r>
+          </w:p>
+        </w:tc>
+      </w:tr>
+      <w:tr>
+        <w:tc>
+          <w:tcPr/>
+          <w:p>
+            <w:pPr>
+              <w:pStyle w:val="Compact"/>
+              <w:jc w:val="left"/>
+            </w:pPr>
+            <m:oMath>
+              <m:r>
+                <m:rPr>
+                  <m:sty m:val="p"/>
+                </m:rPr>
+                <m:t>S</m:t>
+              </m:r>
+              <m:r>
+                <m:rPr>
+                  <m:sty m:val="p"/>
+                </m:rPr>
+                <m:t>E</m:t>
+              </m:r>
+            </m:oMath>
+          </w:p>
+        </w:tc>
+        <w:tc>
+          <w:tcPr/>
+          <w:p>
+            <w:pPr>
+              <w:pStyle w:val="Compact"/>
+              <w:jc w:val="left"/>
+            </w:pPr>
+            <m:oMath>
+              <m:r>
+                <m:rPr>
+                  <m:sty m:val="p"/>
+                </m:rPr>
+                <m:t>max</m:t>
+              </m:r>
+              <m:r>
+                <m:rPr>
+                  <m:sty m:val="p"/>
+                </m:rPr>
+                <m:t>{</m:t>
+              </m:r>
+              <m:sSub>
+                <m:e>
+                  <m:r>
+                    <m:rPr>
+                      <m:sty m:val="p"/>
+                    </m:rPr>
+                    <m:t>S</m:t>
+                  </m:r>
+                  <m:r>
+                    <m:rPr>
+                      <m:sty m:val="p"/>
+                    </m:rPr>
+                    <m:t>E</m:t>
+                  </m:r>
+                </m:e>
+                <m:sub>
+                  <m:r>
+                    <m:t>0</m:t>
+                  </m:r>
+                </m:sub>
+              </m:sSub>
+              <m:r>
+                <m:rPr>
+                  <m:sty m:val="p"/>
+                </m:rPr>
+                <m:t>,</m:t>
+              </m:r>
+              <m:sSub>
+                <m:e>
+                  <m:r>
+                    <m:rPr>
+                      <m:sty m:val="p"/>
+                    </m:rPr>
+                    <m:t>S</m:t>
+                  </m:r>
+                  <m:r>
+                    <m:rPr>
+                      <m:sty m:val="p"/>
+                    </m:rPr>
+                    <m:t>E</m:t>
+                  </m:r>
+                </m:e>
+                <m:sub>
+                  <m:r>
+                    <m:t>J</m:t>
+                  </m:r>
+                </m:sub>
+              </m:sSub>
+              <m:r>
+                <m:rPr>
+                  <m:sty m:val="p"/>
+                </m:rPr>
+                <m:t>,</m:t>
+              </m:r>
+              <m:r>
+                <m:t>1</m:t>
+              </m:r>
+              <m:r>
+                <m:rPr>
+                  <m:sty m:val="p"/>
+                </m:rPr>
+                <m:t>/</m:t>
+              </m:r>
+              <m:r>
+                <m:rPr>
+                  <m:sty m:val="p"/>
+                </m:rPr>
+                <m:t>(</m:t>
+              </m:r>
+              <m:r>
+                <m:t>2</m:t>
+              </m:r>
+              <m:rad>
+                <m:radPr>
+                  <m:degHide m:val="on"/>
+                </m:radPr>
+                <m:deg/>
+                <m:e>
+                  <m:r>
+                    <m:t>N</m:t>
+                  </m:r>
+                </m:e>
+              </m:rad>
+              <m:r>
+                <m:rPr>
+                  <m:sty m:val="p"/>
+                </m:rPr>
+                <m:t>)</m:t>
+              </m:r>
+              <m:r>
+                <m:rPr>
+                  <m:sty m:val="p"/>
+                </m:rPr>
+                <m:t>}</m:t>
+              </m:r>
+            </m:oMath>
+          </w:p>
+        </w:tc>
+      </w:tr>
+      <w:tr>
+        <w:tc>
+          <w:tcPr/>
+          <w:p>
+            <w:pPr>
+              <w:pStyle w:val="Compact"/>
+              <w:jc w:val="left"/>
+            </w:pPr>
+            <m:oMath>
+              <m:r>
+                <m:t>ζ</m:t>
+              </m:r>
+            </m:oMath>
+          </w:p>
+        </w:tc>
+        <w:tc>
+          <w:tcPr/>
+          <w:p>
+            <w:pPr>
+              <w:pStyle w:val="Compact"/>
+              <w:jc w:val="left"/>
+            </w:pPr>
+            <m:oMath>
+              <m:acc>
+                <m:accPr>
+                  <m:chr m:val="̂"/>
+                </m:accPr>
+                <m:e>
+                  <m:r>
+                    <m:t>D</m:t>
+                  </m:r>
+                </m:e>
+              </m:acc>
+              <m:r>
+                <m:rPr>
+                  <m:sty m:val="p"/>
+                </m:rPr>
+                <m:t>/</m:t>
+              </m:r>
+              <m:r>
+                <m:rPr>
+                  <m:sty m:val="p"/>
+                </m:rPr>
+                <m:t>S</m:t>
+              </m:r>
+              <m:r>
+                <m:rPr>
+                  <m:sty m:val="p"/>
+                </m:rPr>
+                <m:t>E</m:t>
+              </m:r>
+            </m:oMath>
+            <w:r>
+              <w:t xml:space="preserve">; the dead zone is</w:t>
+            </w:r>
+            <w:r>
+              <w:t xml:space="preserve"> </w:t>
+            </w:r>
+            <m:oMath>
+              <m:r>
+                <m:rPr>
+                  <m:sty m:val="p"/>
+                </m:rPr>
+                <m:t>|</m:t>
+              </m:r>
+              <m:r>
+                <m:t>ζ</m:t>
+              </m:r>
+              <m:r>
+                <m:rPr>
+                  <m:sty m:val="p"/>
+                </m:rPr>
+                <m:t>|</m:t>
+              </m:r>
+              <m:r>
+                <m:rPr>
+                  <m:sty m:val="p"/>
+                </m:rPr>
+                <m:t>≤</m:t>
+              </m:r>
+              <m:r>
+                <m:t>ν</m:t>
+              </m:r>
+            </m:oMath>
+          </w:p>
+        </w:tc>
+      </w:tr>
+      <w:tr>
+        <w:tc>
+          <w:tcPr/>
+          <w:p>
+            <w:pPr>
+              <w:pStyle w:val="Compact"/>
+              <w:jc w:val="left"/>
+            </w:pPr>
+            <m:oMath>
+              <m:r>
+                <m:t>ν</m:t>
+              </m:r>
+            </m:oMath>
+          </w:p>
+        </w:tc>
+        <w:tc>
+          <w:tcPr/>
+          <w:p>
+            <w:pPr>
+              <w:pStyle w:val="Compact"/>
+              <w:jc w:val="left"/>
+            </w:pPr>
+            <w:r>
+              <w:t xml:space="preserve">significance floor (</w:t>
+            </w:r>
+            <m:oMath>
+              <m:r>
+                <m:t>1.28</m:t>
+              </m:r>
+            </m:oMath>
+            <w:r>
+              <w:t xml:space="preserve"> </w:t>
+            </w:r>
+            <w:r>
+              <w:t xml:space="preserve">dev,</w:t>
+            </w:r>
+            <w:r>
+              <w:t xml:space="preserve"> </w:t>
+            </w:r>
+            <m:oMath>
+              <m:r>
+                <m:t>2.33</m:t>
+              </m:r>
+            </m:oMath>
+            <w:r>
+              <w:t xml:space="preserve"> </w:t>
+            </w:r>
+            <w:r>
+              <w:t xml:space="preserve">label-free)</w:t>
+            </w:r>
+          </w:p>
+        </w:tc>
+      </w:tr>
+      <w:tr>
+        <w:tc>
+          <w:tcPr/>
+          <w:p>
+            <w:pPr>
+              <w:pStyle w:val="Compact"/>
+              <w:jc w:val="left"/>
+            </w:pPr>
+            <m:oMath>
+              <m:acc>
+                <m:accPr>
+                  <m:chr m:val="̃"/>
+                </m:accPr>
+                <m:e>
+                  <m:r>
+                    <m:t>D</m:t>
+                  </m:r>
+                </m:e>
+              </m:acc>
+            </m:oMath>
+          </w:p>
+        </w:tc>
+        <w:tc>
+          <w:tcPr/>
+          <w:p>
+            <w:pPr>
+              <w:pStyle w:val="Compact"/>
+              <w:jc w:val="left"/>
+            </w:pPr>
+            <w:r>
+              <w:t xml:space="preserve">shrunk discrimination,</w:t>
+            </w:r>
+            <w:r>
+              <w:t xml:space="preserve"> </w:t>
+            </w:r>
+            <m:oMath>
+              <m:acc>
+                <m:accPr>
+                  <m:chr m:val="̂"/>
+                </m:accPr>
+                <m:e>
+                  <m:r>
+                    <m:t>D</m:t>
+                  </m:r>
+                </m:e>
+              </m:acc>
+              <m:r>
+                <m:rPr>
+                  <m:sty m:val="p"/>
+                </m:rPr>
+                <m:t>(</m:t>
+              </m:r>
+              <m:r>
+                <m:t>1</m:t>
+              </m:r>
+              <m:r>
+                <m:rPr>
+                  <m:sty m:val="p"/>
+                </m:rPr>
+                <m:t>−</m:t>
+              </m:r>
+              <m:sSup>
+                <m:e>
+                  <m:r>
+                    <m:t>ν</m:t>
+                  </m:r>
+                </m:e>
+                <m:sup>
+                  <m:r>
+                    <m:t>2</m:t>
+                  </m:r>
+                </m:sup>
+              </m:sSup>
+              <m:r>
+                <m:rPr>
+                  <m:sty m:val="p"/>
+                </m:rPr>
+                <m:t>/</m:t>
+              </m:r>
+              <m:sSup>
+                <m:e>
+                  <m:r>
+                    <m:t>ζ</m:t>
+                  </m:r>
+                </m:e>
+                <m:sup>
+                  <m:r>
+                    <m:t>2</m:t>
+                  </m:r>
+                </m:sup>
+              </m:sSup>
+              <m:sSub>
+                <m:e>
+                  <m:r>
+                    <m:rPr>
+                      <m:sty m:val="p"/>
+                    </m:rPr>
+                    <m:t>)</m:t>
+                  </m:r>
+                </m:e>
+                <m:sub>
+                  <m:r>
+                    <m:rPr>
+                      <m:sty m:val="p"/>
+                    </m:rPr>
+                    <m:t>+</m:t>
+                  </m:r>
+                </m:sub>
+              </m:sSub>
+            </m:oMath>
+          </w:p>
+        </w:tc>
+      </w:tr>
+      <w:tr>
+        <w:tc>
+          <w:tcPr/>
+          <w:p>
+            <w:pPr>
+              <w:pStyle w:val="Compact"/>
+              <w:jc w:val="left"/>
+            </w:pPr>
+            <m:oMath>
+              <m:r>
+                <m:t>z</m:t>
+              </m:r>
+            </m:oMath>
+          </w:p>
+        </w:tc>
+        <w:tc>
+          <w:tcPr/>
+          <w:p>
+            <w:pPr>
+              <w:pStyle w:val="Compact"/>
+              <w:jc w:val="left"/>
+            </w:pPr>
+            <m:oMath>
+              <m:sSup>
+                <m:e>
+                  <m:r>
+                    <m:rPr>
+                      <m:sty m:val="p"/>
+                    </m:rPr>
+                    <m:t>Φ</m:t>
+                  </m:r>
+                </m:e>
+                <m:sup>
+                  <m:r>
+                    <m:rPr>
+                      <m:sty m:val="p"/>
+                    </m:rPr>
+                    <m:t>−</m:t>
+                  </m:r>
+                  <m:r>
+                    <m:t>1</m:t>
+                  </m:r>
+                </m:sup>
+              </m:sSup>
+              <m:r>
+                <m:t>​</m:t>
+              </m:r>
+              <m:d>
+                <m:dPr>
+                  <m:begChr m:val="("/>
+                  <m:sepChr m:val=""/>
+                  <m:endChr m:val=")"/>
+                  <m:grow/>
+                </m:dPr>
+                <m:e>
+                  <m:r>
+                    <m:rPr>
+                      <m:sty m:val="p"/>
+                    </m:rPr>
+                    <m:t>(</m:t>
+                  </m:r>
+                  <m:r>
+                    <m:t>1</m:t>
+                  </m:r>
+                  <m:r>
+                    <m:rPr>
+                      <m:sty m:val="p"/>
+                    </m:rPr>
+                    <m:t>+</m:t>
+                  </m:r>
+                  <m:acc>
+                    <m:accPr>
+                      <m:chr m:val="̃"/>
+                    </m:accPr>
+                    <m:e>
+                      <m:r>
+                        <m:t>D</m:t>
+                      </m:r>
+                    </m:e>
+                  </m:acc>
+                  <m:r>
+                    <m:rPr>
+                      <m:sty m:val="p"/>
+                    </m:rPr>
+                    <m:t>)</m:t>
+                  </m:r>
+                  <m:r>
+                    <m:rPr>
+                      <m:sty m:val="p"/>
+                    </m:rPr>
+                    <m:t>/</m:t>
+                  </m:r>
+                  <m:r>
+                    <m:t>2</m:t>
+                  </m:r>
+                </m:e>
+              </m:d>
+            </m:oMath>
+          </w:p>
+        </w:tc>
+      </w:tr>
+      <w:tr>
+        <w:tc>
+          <w:tcPr/>
+          <w:p>
+            <w:pPr>
+              <w:pStyle w:val="Compact"/>
+              <w:jc w:val="left"/>
+            </w:pPr>
+            <m:oMath>
+              <m:sSub>
+                <m:e>
+                  <m:r>
+                    <m:t>M</m:t>
+                  </m:r>
+                </m:e>
+                <m:sub>
+                  <m:r>
+                    <m:t>q</m:t>
+                  </m:r>
+                </m:sub>
+              </m:sSub>
+            </m:oMath>
+          </w:p>
+        </w:tc>
+        <w:tc>
+          <w:tcPr/>
+          <w:p>
+            <w:pPr>
+              <w:pStyle w:val="Compact"/>
+              <w:jc w:val="left"/>
+            </w:pPr>
+            <w:r>
+              <w:t xml:space="preserve">dedup-weighted plurality; the pseudo-label</w:t>
+            </w:r>
+          </w:p>
+        </w:tc>
+      </w:tr>
+      <w:tr>
+        <w:tc>
+          <w:tcPr/>
+          <w:p>
+            <w:pPr>
+              <w:pStyle w:val="Compact"/>
+              <w:jc w:val="left"/>
+            </w:pPr>
+            <m:oMath>
+              <m:sSub>
+                <m:e>
+                  <m:r>
+                    <m:t>g</m:t>
+                  </m:r>
+                </m:e>
+                <m:sub>
+                  <m:r>
+                    <m:t>q</m:t>
+                  </m:r>
+                  <m:r>
+                    <m:rPr>
+                      <m:sty m:val="p"/>
+                    </m:rPr>
+                    <m:t>,</m:t>
+                  </m:r>
+                  <m:r>
+                    <m:t>i</m:t>
+                  </m:r>
+                </m:sub>
+              </m:sSub>
+            </m:oMath>
+          </w:p>
+        </w:tc>
+        <w:tc>
+          <w:tcPr/>
+          <w:p>
+            <w:pPr>
+              <w:pStyle w:val="Compact"/>
+              <w:jc w:val="left"/>
+            </w:pPr>
+            <m:oMath>
+              <m:r>
+                <m:rPr>
+                  <m:sty m:val="b"/>
+                </m:rPr>
+                <m:t>1</m:t>
+              </m:r>
+              <m:r>
+                <m:rPr>
+                  <m:sty m:val="p"/>
+                </m:rPr>
+                <m:t>[</m:t>
+              </m:r>
+              <m:sSub>
+                <m:e>
+                  <m:r>
+                    <m:t>a</m:t>
+                  </m:r>
+                </m:e>
+                <m:sub>
+                  <m:r>
+                    <m:t>q</m:t>
+                  </m:r>
+                  <m:r>
+                    <m:rPr>
+                      <m:sty m:val="p"/>
+                    </m:rPr>
+                    <m:t>,</m:t>
+                  </m:r>
+                  <m:r>
+                    <m:t>i</m:t>
+                  </m:r>
+                </m:sub>
+              </m:sSub>
+              <m:r>
+                <m:rPr>
+                  <m:sty m:val="p"/>
+                </m:rPr>
+                <m:t>=</m:t>
+              </m:r>
+              <m:sSub>
+                <m:e>
+                  <m:r>
+                    <m:t>M</m:t>
+                  </m:r>
+                </m:e>
+                <m:sub>
+                  <m:r>
+                    <m:t>q</m:t>
+                  </m:r>
+                </m:sub>
+              </m:sSub>
+              <m:r>
+                <m:rPr>
+                  <m:sty m:val="p"/>
+                </m:rPr>
+                <m:t>]</m:t>
+              </m:r>
+            </m:oMath>
+          </w:p>
+        </w:tc>
+      </w:tr>
+      <w:tr>
+        <w:tc>
+          <w:tcPr/>
+          <w:p>
+            <w:pPr>
+              <w:pStyle w:val="Compact"/>
+              <w:jc w:val="left"/>
+            </w:pPr>
+            <m:oMath>
+              <m:acc>
+                <m:accPr>
+                  <m:chr m:val="‾"/>
+                </m:accPr>
+                <m:e>
+                  <m:r>
+                    <m:t>ρ</m:t>
+                  </m:r>
+                </m:e>
+              </m:acc>
+            </m:oMath>
+          </w:p>
+        </w:tc>
+        <w:tc>
+          <w:tcPr/>
+          <w:p>
+            <w:pPr>
+              <w:pStyle w:val="Compact"/>
+              <w:jc w:val="left"/>
+            </w:pPr>
+            <w:r>
+              <w:t xml:space="preserve">pair-weighted probability the plurality is</w:t>
+            </w:r>
+            <w:r>
+              <w:t xml:space="preserve"> </w:t>
+            </w:r>
+            <w:r>
+              <w:rPr>
+                <w:i/>
+                <w:iCs/>
+              </w:rPr>
+              <w:t xml:space="preserve">wrong</w:t>
+            </w:r>
+          </w:p>
+        </w:tc>
+      </w:tr>
+      <w:tr>
+        <w:tc>
+          <w:tcPr/>
+          <w:p>
+            <w:pPr>
+              <w:pStyle w:val="Compact"/>
+              <w:jc w:val="left"/>
+            </w:pPr>
+            <m:oMath>
+              <m:acc>
+                <m:accPr>
+                  <m:chr m:val="̂"/>
+                </m:accPr>
+                <m:e>
+                  <m:r>
+                    <m:t>η</m:t>
+                  </m:r>
+                </m:e>
+              </m:acc>
+            </m:oMath>
+          </w:p>
+        </w:tc>
+        <w:tc>
+          <w:tcPr/>
+          <w:p>
+            <w:pPr>
+              <w:pStyle w:val="Compact"/>
+              <w:jc w:val="left"/>
+            </w:pPr>
+            <w:r>
+              <w:t xml:space="preserve">estimated attenuation</w:t>
+            </w:r>
+            <w:r>
+              <w:t xml:space="preserve"> </w:t>
+            </w:r>
+            <m:oMath>
+              <m:r>
+                <m:t>1</m:t>
+              </m:r>
+              <m:r>
+                <m:rPr>
+                  <m:sty m:val="p"/>
+                </m:rPr>
+                <m:t>−</m:t>
+              </m:r>
+              <m:r>
+                <m:t>2</m:t>
+              </m:r>
+              <m:acc>
+                <m:accPr>
+                  <m:chr m:val="‾"/>
+                </m:accPr>
+                <m:e>
+                  <m:r>
+                    <m:t>ρ</m:t>
+                  </m:r>
+                </m:e>
+              </m:acc>
+            </m:oMath>
+            <w:r>
+              <w:t xml:space="preserve"> </w:t>
+            </w:r>
+            <w:r>
+              <w:t xml:space="preserve">(not</w:t>
+            </w:r>
+            <w:r>
+              <w:t xml:space="preserve"> </w:t>
+            </w:r>
+            <m:oMath>
+              <m:acc>
+                <m:accPr>
+                  <m:chr m:val="‾"/>
+                </m:accPr>
+                <m:e>
+                  <m:r>
+                    <m:t>ρ</m:t>
+                  </m:r>
+                </m:e>
+              </m:acc>
+            </m:oMath>
+            <w:r>
+              <w:t xml:space="preserve">)</w:t>
+            </w:r>
+          </w:p>
+        </w:tc>
+      </w:tr>
+      <w:tr>
+        <w:tc>
+          <w:tcPr/>
+          <w:p>
+            <w:pPr>
+              <w:pStyle w:val="Compact"/>
+              <w:jc w:val="left"/>
+            </w:pPr>
+            <m:oMath>
+              <m:r>
+                <m:t>α</m:t>
+              </m:r>
+            </m:oMath>
+            <w:r>
+              <w:t xml:space="preserve">,</w:t>
+            </w:r>
+            <w:r>
+              <w:t xml:space="preserve"> </w:t>
+            </w:r>
+            <m:oMath>
+              <m:r>
+                <m:t>k</m:t>
+              </m:r>
+            </m:oMath>
+          </w:p>
+        </w:tc>
+        <w:tc>
+          <w:tcPr/>
+          <w:p>
+            <w:pPr>
+              <w:pStyle w:val="Compact"/>
+              <w:jc w:val="left"/>
+            </w:pPr>
+            <w:r>
+              <w:t xml:space="preserve">split-half agreement; effective number of wrong alternatives</w:t>
+            </w:r>
+          </w:p>
+        </w:tc>
+      </w:tr>
+      <w:tr>
+        <w:tc>
+          <w:tcPr/>
+          <w:p>
+            <w:pPr>
+              <w:pStyle w:val="Compact"/>
+              <w:jc w:val="left"/>
+            </w:pPr>
+            <m:oMath>
+              <m:sSub>
+                <m:e>
+                  <m:r>
+                    <m:t>E</m:t>
+                  </m:r>
+                </m:e>
+                <m:sub>
+                  <m:r>
+                    <m:t>1</m:t>
+                  </m:r>
+                </m:sub>
+              </m:sSub>
+              <m:r>
+                <m:rPr>
+                  <m:sty m:val="p"/>
+                </m:rPr>
+                <m:t>…</m:t>
+              </m:r>
+              <m:sSub>
+                <m:e>
+                  <m:r>
+                    <m:t>E</m:t>
+                  </m:r>
+                </m:e>
+                <m:sub>
+                  <m:r>
+                    <m:t>4</m:t>
+                  </m:r>
+                </m:sub>
+              </m:sSub>
+            </m:oMath>
+          </w:p>
+        </w:tc>
+        <w:tc>
+          <w:tcPr/>
+          <w:p>
+            <w:pPr>
+              <w:pStyle w:val="Compact"/>
+              <w:jc w:val="left"/>
+            </w:pPr>
+            <w:r>
+              <w:t xml:space="preserve">the four alarms; any one forces</w:t>
+            </w:r>
+            <w:r>
+              <w:t xml:space="preserve"> </w:t>
+            </w:r>
+            <m:oMath>
+              <m:r>
+                <m:t>γ</m:t>
+              </m:r>
+              <m:r>
+                <m:rPr>
+                  <m:sty m:val="p"/>
+                </m:rPr>
+                <m:t>=</m:t>
+              </m:r>
+              <m:r>
+                <m:t>0</m:t>
+              </m:r>
+            </m:oMath>
+          </w:p>
+        </w:tc>
+      </w:tr>
+      <w:tr>
+        <w:tc>
+          <w:tcPr/>
+          <w:p>
+            <w:pPr>
+              <w:pStyle w:val="Compact"/>
+              <w:jc w:val="left"/>
+            </w:pPr>
+            <m:oMath>
+              <m:r>
+                <m:t>ψ</m:t>
+              </m:r>
+            </m:oMath>
+          </w:p>
+        </w:tc>
+        <w:tc>
+          <w:tcPr/>
+          <w:p>
+            <w:pPr>
+              <w:pStyle w:val="Compact"/>
+              <w:jc w:val="left"/>
+            </w:pPr>
+            <w:r>
+              <w:t xml:space="preserve">margin-decoupling statistic behind</w:t>
+            </w:r>
+            <w:r>
+              <w:t xml:space="preserve"> </w:t>
+            </w:r>
+            <m:oMath>
+              <m:sSub>
+                <m:e>
+                  <m:r>
+                    <m:t>E</m:t>
+                  </m:r>
+                </m:e>
+                <m:sub>
+                  <m:r>
+                    <m:t>2</m:t>
+                  </m:r>
+                </m:sub>
+              </m:sSub>
+            </m:oMath>
+          </w:p>
+        </w:tc>
+      </w:tr>
+      <w:tr>
+        <w:tc>
+          <w:tcPr/>
+          <w:p>
+            <w:pPr>
+              <w:pStyle w:val="Compact"/>
+              <w:jc w:val="left"/>
+            </w:pPr>
+            <m:oMath>
+              <m:sSub>
+                <m:e>
+                  <m:r>
+                    <m:t>κ</m:t>
+                  </m:r>
+                </m:e>
+                <m:sub>
+                  <m:r>
+                    <m:t>c</m:t>
+                  </m:r>
+                </m:sub>
+              </m:sSub>
+            </m:oMath>
+          </w:p>
+        </w:tc>
+        <w:tc>
+          <w:tcPr/>
+          <w:p>
+            <w:pPr>
+              <w:pStyle w:val="Compact"/>
+              <w:jc w:val="left"/>
+            </w:pPr>
+            <w:r>
+              <w:t xml:space="preserve">true confidence–correctness coupling in the oracle</w:t>
+            </w:r>
+            <w:r>
+              <w:t xml:space="preserve"> </w:t>
+            </w:r>
+            <w:hyperlink w:anchor="eq:confmodel">
+              <w:r>
+                <w:rPr>
+                  <w:rStyle w:val="Hyperlink"/>
+                </w:rPr>
+                <w:t xml:space="preserve">[eq:confmodel]</w:t>
+              </w:r>
+            </w:hyperlink>
+          </w:p>
+        </w:tc>
+      </w:tr>
+      <w:tr>
+        <w:tc>
+          <w:tcPr/>
+          <w:p>
+            <w:pPr>
+              <w:pStyle w:val="Compact"/>
+              <w:jc w:val="left"/>
+            </w:pPr>
+            <m:oMath>
+              <m:sSub>
+                <m:e>
+                  <m:r>
+                    <m:t>λ</m:t>
+                  </m:r>
+                </m:e>
+                <m:sub>
+                  <m:r>
+                    <m:t>q</m:t>
+                  </m:r>
+                </m:sub>
+              </m:sSub>
+            </m:oMath>
+          </w:p>
+        </w:tc>
+        <w:tc>
+          <w:tcPr/>
+          <w:p>
+            <w:pPr>
+              <w:pStyle w:val="Compact"/>
+              <w:jc w:val="left"/>
+            </w:pPr>
+            <w:r>
+              <w:t xml:space="preserve">per-item coupling under i.i.d. heterogeneity</w:t>
+            </w:r>
+          </w:p>
+        </w:tc>
+      </w:tr>
+    </w:tbl>
+    <w:bookmarkEnd w:id="84"/>
+    <w:bookmarkEnd w:id="85"/>
+    <w:bookmarkStart w:id="138" w:name="references"/>
     <w:p>
       <w:pPr>
         <w:pStyle w:val="Heading1"/>
@@ -28887,8 +31306,8 @@
       <w:pPr>
         <w:pStyle w:val="BodyText"/>
       </w:pPr>
-      <w:bookmarkStart w:id="84" w:name="bib:wang2023selfconsistency"/>
-      <w:bookmarkEnd w:id="84"/>
+      <w:bookmarkStart w:id="86" w:name="bib:wang2023selfconsistency"/>
+      <w:bookmarkEnd w:id="86"/>
       <w:r>
         <w:t xml:space="preserve"> </w:t>
       </w:r>
@@ -28920,7 +31339,7 @@
       <w:r>
         <w:t xml:space="preserve">, 2023. </w:t>
       </w:r>
-      <w:hyperlink r:id="rId85">
+      <w:hyperlink r:id="rId87">
         <w:r>
           <w:rPr>
             <w:rStyle w:val="Hyperlink"/>
@@ -28933,8 +31352,8 @@
       <w:pPr>
         <w:pStyle w:val="BodyText"/>
       </w:pPr>
-      <w:bookmarkStart w:id="86" w:name="bib:tian2023just"/>
-      <w:bookmarkEnd w:id="86"/>
+      <w:bookmarkStart w:id="88" w:name="bib:tian2023just"/>
+      <w:bookmarkEnd w:id="88"/>
       <w:r>
         <w:t xml:space="preserve"> </w:t>
       </w:r>
@@ -28979,7 +31398,7 @@
       <w:r>
         <w:t xml:space="preserve">, 2023. </w:t>
       </w:r>
-      <w:hyperlink r:id="rId87">
+      <w:hyperlink r:id="rId89">
         <w:r>
           <w:rPr>
             <w:rStyle w:val="Hyperlink"/>
@@ -28992,8 +31411,8 @@
       <w:pPr>
         <w:pStyle w:val="BodyText"/>
       </w:pPr>
-      <w:bookmarkStart w:id="88" w:name="bib:xiong2024can"/>
-      <w:bookmarkEnd w:id="88"/>
+      <w:bookmarkStart w:id="90" w:name="bib:xiong2024can"/>
+      <w:bookmarkEnd w:id="90"/>
       <w:r>
         <w:t xml:space="preserve"> </w:t>
       </w:r>
@@ -29038,7 +31457,7 @@
       <w:r>
         <w:t xml:space="preserve">, 2024. </w:t>
       </w:r>
-      <w:hyperlink r:id="rId89">
+      <w:hyperlink r:id="rId91">
         <w:r>
           <w:rPr>
             <w:rStyle w:val="Hyperlink"/>
@@ -29051,8 +31470,8 @@
       <w:pPr>
         <w:pStyle w:val="BodyText"/>
       </w:pPr>
-      <w:bookmarkStart w:id="90" w:name="bib:kadavath2022language"/>
-      <w:bookmarkEnd w:id="90"/>
+      <w:bookmarkStart w:id="92" w:name="bib:kadavath2022language"/>
+      <w:bookmarkEnd w:id="92"/>
       <w:r>
         <w:t xml:space="preserve"> </w:t>
       </w:r>
@@ -29084,7 +31503,7 @@
       <w:r>
         <w:t xml:space="preserve">arXiv:2207.05221, 2022. </w:t>
       </w:r>
-      <w:hyperlink r:id="rId91">
+      <w:hyperlink r:id="rId93">
         <w:r>
           <w:rPr>
             <w:rStyle w:val="Hyperlink"/>
@@ -29097,8 +31516,8 @@
       <w:pPr>
         <w:pStyle w:val="BodyText"/>
       </w:pPr>
-      <w:bookmarkStart w:id="92" w:name="bib:taubenfeld2025cisc"/>
-      <w:bookmarkEnd w:id="92"/>
+      <w:bookmarkStart w:id="94" w:name="bib:taubenfeld2025cisc"/>
+      <w:bookmarkEnd w:id="94"/>
       <w:r>
         <w:t xml:space="preserve"> </w:t>
       </w:r>
@@ -29143,7 +31562,7 @@
       <w:r>
         <w:t xml:space="preserve">, 2025, arXiv:2502.06233. </w:t>
       </w:r>
-      <w:hyperlink r:id="rId93">
+      <w:hyperlink r:id="rId95">
         <w:r>
           <w:rPr>
             <w:rStyle w:val="Hyperlink"/>
@@ -29156,8 +31575,8 @@
       <w:pPr>
         <w:pStyle w:val="BodyText"/>
       </w:pPr>
-      <w:bookmarkStart w:id="94" w:name="bib:reasc2026"/>
-      <w:bookmarkEnd w:id="94"/>
+      <w:bookmarkStart w:id="96" w:name="bib:reasc2026"/>
+      <w:bookmarkEnd w:id="96"/>
       <w:r>
         <w:t xml:space="preserve"> </w:t>
       </w:r>
@@ -29189,7 +31608,7 @@
       <w:r>
         <w:t xml:space="preserve">, 2026, pp. 21575–21590. </w:t>
       </w:r>
-      <w:hyperlink r:id="rId95">
+      <w:hyperlink r:id="rId97">
         <w:r>
           <w:rPr>
             <w:rStyle w:val="Hyperlink"/>
@@ -29202,8 +31621,8 @@
       <w:pPr>
         <w:pStyle w:val="BodyText"/>
       </w:pPr>
-      <w:bookmarkStart w:id="96" w:name="bib:deepconf2025"/>
-      <w:bookmarkEnd w:id="96"/>
+      <w:bookmarkStart w:id="98" w:name="bib:deepconf2025"/>
+      <w:bookmarkEnd w:id="98"/>
       <w:r>
         <w:t xml:space="preserve"> </w:t>
       </w:r>
@@ -29235,7 +31654,7 @@
       <w:r>
         <w:t xml:space="preserve">arXiv:2508.15260, 2025. </w:t>
       </w:r>
-      <w:hyperlink r:id="rId97">
+      <w:hyperlink r:id="rId99">
         <w:r>
           <w:rPr>
             <w:rStyle w:val="Hyperlink"/>
@@ -29248,8 +31667,8 @@
       <w:pPr>
         <w:pStyle w:val="BodyText"/>
       </w:pPr>
-      <w:bookmarkStart w:id="98" w:name="bib:huang2024rankcalibration"/>
-      <w:bookmarkEnd w:id="98"/>
+      <w:bookmarkStart w:id="100" w:name="bib:huang2024rankcalibration"/>
+      <w:bookmarkEnd w:id="100"/>
       <w:r>
         <w:t xml:space="preserve"> </w:t>
       </w:r>
@@ -29281,7 +31700,7 @@
       <w:r>
         <w:t xml:space="preserve">, 2024, pp. 284–312. </w:t>
       </w:r>
-      <w:hyperlink r:id="rId99">
+      <w:hyperlink r:id="rId101">
         <w:r>
           <w:rPr>
             <w:rStyle w:val="Hyperlink"/>
@@ -29294,8 +31713,8 @@
       <w:pPr>
         <w:pStyle w:val="BodyText"/>
       </w:pPr>
-      <w:bookmarkStart w:id="100" w:name="bib:dawid1979maximum"/>
-      <w:bookmarkEnd w:id="100"/>
+      <w:bookmarkStart w:id="102" w:name="bib:dawid1979maximum"/>
+      <w:bookmarkEnd w:id="102"/>
       <w:r>
         <w:t xml:space="preserve"> </w:t>
       </w:r>
@@ -29321,7 +31740,7 @@
       <w:r>
         <w:t xml:space="preserve">, vol. 28, no. 1, pp. 20–28, 1979. </w:t>
       </w:r>
-      <w:hyperlink r:id="rId101">
+      <w:hyperlink r:id="rId103">
         <w:r>
           <w:rPr>
             <w:rStyle w:val="Hyperlink"/>
@@ -29334,8 +31753,8 @@
       <w:pPr>
         <w:pStyle w:val="BodyText"/>
       </w:pPr>
-      <w:bookmarkStart w:id="102" w:name="bib:parisi2014ranking"/>
-      <w:bookmarkEnd w:id="102"/>
+      <w:bookmarkStart w:id="104" w:name="bib:parisi2014ranking"/>
+      <w:bookmarkEnd w:id="104"/>
       <w:r>
         <w:t xml:space="preserve"> </w:t>
       </w:r>
@@ -29361,7 +31780,7 @@
       <w:r>
         <w:t xml:space="preserve">, vol. 111, no. 4, pp. 1253–1258, 2014. </w:t>
       </w:r>
-      <w:hyperlink r:id="rId103">
+      <w:hyperlink r:id="rId105">
         <w:r>
           <w:rPr>
             <w:rStyle w:val="Hyperlink"/>
@@ -29374,8 +31793,8 @@
       <w:pPr>
         <w:pStyle w:val="BodyText"/>
       </w:pPr>
-      <w:bookmarkStart w:id="104" w:name="bib:li2023diverse"/>
-      <w:bookmarkEnd w:id="104"/>
+      <w:bookmarkStart w:id="106" w:name="bib:li2023diverse"/>
+      <w:bookmarkEnd w:id="106"/>
       <w:r>
         <w:t xml:space="preserve"> </w:t>
       </w:r>
@@ -29420,7 +31839,7 @@
       <w:r>
         <w:t xml:space="preserve">, 2023. </w:t>
       </w:r>
-      <w:hyperlink r:id="rId105">
+      <w:hyperlink r:id="rId107">
         <w:r>
           <w:rPr>
             <w:rStyle w:val="Hyperlink"/>
@@ -29433,8 +31852,8 @@
       <w:pPr>
         <w:pStyle w:val="BodyText"/>
       </w:pPr>
-      <w:bookmarkStart w:id="106" w:name="bib:aggarwal2023adaptive"/>
-      <w:bookmarkEnd w:id="106"/>
+      <w:bookmarkStart w:id="108" w:name="bib:aggarwal2023adaptive"/>
+      <w:bookmarkEnd w:id="108"/>
       <w:r>
         <w:t xml:space="preserve"> </w:t>
       </w:r>
@@ -29475,7 +31894,7 @@
       <w:r>
         <w:t xml:space="preserve">, 2023, pp. 12375–12396. </w:t>
       </w:r>
-      <w:hyperlink r:id="rId107">
+      <w:hyperlink r:id="rId109">
         <w:r>
           <w:rPr>
             <w:rStyle w:val="Hyperlink"/>
@@ -29488,8 +31907,8 @@
       <w:pPr>
         <w:pStyle w:val="BodyText"/>
       </w:pPr>
-      <w:bookmarkStart w:id="108" w:name="bib:li2024escape"/>
-      <w:bookmarkEnd w:id="108"/>
+      <w:bookmarkStart w:id="110" w:name="bib:li2024escape"/>
+      <w:bookmarkEnd w:id="110"/>
       <w:r>
         <w:t xml:space="preserve"> </w:t>
       </w:r>
@@ -29534,7 +31953,7 @@
       <w:r>
         <w:t xml:space="preserve">, 2024. </w:t>
       </w:r>
-      <w:hyperlink r:id="rId109">
+      <w:hyperlink r:id="rId111">
         <w:r>
           <w:rPr>
             <w:rStyle w:val="Hyperlink"/>
@@ -29547,8 +31966,8 @@
       <w:pPr>
         <w:pStyle w:val="BodyText"/>
       </w:pPr>
-      <w:bookmarkStart w:id="110" w:name="bib:borda2025"/>
-      <w:bookmarkEnd w:id="110"/>
+      <w:bookmarkStart w:id="112" w:name="bib:borda2025"/>
+      <w:bookmarkEnd w:id="112"/>
       <w:r>
         <w:t xml:space="preserve"> </w:t>
       </w:r>
@@ -29580,7 +31999,7 @@
       <w:r>
         <w:t xml:space="preserve">, 2025, arXiv:2502.18581. </w:t>
       </w:r>
-      <w:hyperlink r:id="rId111">
+      <w:hyperlink r:id="rId113">
         <w:r>
           <w:rPr>
             <w:rStyle w:val="Hyperlink"/>
@@ -29593,8 +32012,8 @@
       <w:pPr>
         <w:pStyle w:val="BodyText"/>
       </w:pPr>
-      <w:bookmarkStart w:id="112" w:name="bib:whitehill2009whose"/>
-      <w:bookmarkEnd w:id="112"/>
+      <w:bookmarkStart w:id="114" w:name="bib:whitehill2009whose"/>
+      <w:bookmarkEnd w:id="114"/>
       <w:r>
         <w:t xml:space="preserve"> </w:t>
       </w:r>
@@ -29639,7 +32058,7 @@
       <w:r>
         <w:t xml:space="preserve">, 2009. </w:t>
       </w:r>
-      <w:hyperlink r:id="rId113">
+      <w:hyperlink r:id="rId115">
         <w:r>
           <w:rPr>
             <w:rStyle w:val="Hyperlink"/>
@@ -29652,8 +32071,8 @@
       <w:pPr>
         <w:pStyle w:val="BodyText"/>
       </w:pPr>
-      <w:bookmarkStart w:id="114" w:name="bib:karger2011iterative"/>
-      <w:bookmarkEnd w:id="114"/>
+      <w:bookmarkStart w:id="116" w:name="bib:karger2011iterative"/>
+      <w:bookmarkEnd w:id="116"/>
       <w:r>
         <w:t xml:space="preserve"> </w:t>
       </w:r>
@@ -29685,7 +32104,7 @@
       <w:r>
         <w:t xml:space="preserve">, 2011. </w:t>
       </w:r>
-      <w:hyperlink r:id="rId115">
+      <w:hyperlink r:id="rId117">
         <w:r>
           <w:rPr>
             <w:rStyle w:val="Hyperlink"/>
@@ -29698,8 +32117,8 @@
       <w:pPr>
         <w:pStyle w:val="BodyText"/>
       </w:pPr>
-      <w:bookmarkStart w:id="116" w:name="bib:fuse2026"/>
-      <w:bookmarkEnd w:id="116"/>
+      <w:bookmarkStart w:id="118" w:name="bib:fuse2026"/>
+      <w:bookmarkEnd w:id="118"/>
       <w:r>
         <w:t xml:space="preserve"> </w:t>
       </w:r>
@@ -29718,7 +32137,7 @@
       <w:r>
         <w:t xml:space="preserve">arXiv:2604.18547, 2026. </w:t>
       </w:r>
-      <w:hyperlink r:id="rId117">
+      <w:hyperlink r:id="rId119">
         <w:r>
           <w:rPr>
             <w:rStyle w:val="Hyperlink"/>
@@ -29731,8 +32150,8 @@
       <w:pPr>
         <w:pStyle w:val="BodyText"/>
       </w:pPr>
-      <w:bookmarkStart w:id="118" w:name="bib:beyondmajority2025"/>
-      <w:bookmarkEnd w:id="118"/>
+      <w:bookmarkStart w:id="120" w:name="bib:beyondmajority2025"/>
+      <w:bookmarkEnd w:id="120"/>
       <w:r>
         <w:t xml:space="preserve"> </w:t>
       </w:r>
@@ -29751,7 +32170,7 @@
       <w:r>
         <w:t xml:space="preserve">arXiv:2510.01499, 2025, accepted to ICML 2026. </w:t>
       </w:r>
-      <w:hyperlink r:id="rId119">
+      <w:hyperlink r:id="rId121">
         <w:r>
           <w:rPr>
             <w:rStyle w:val="Hyperlink"/>
@@ -29764,8 +32183,8 @@
       <w:pPr>
         <w:pStyle w:val="BodyText"/>
       </w:pPr>
-      <w:bookmarkStart w:id="120" w:name="bib:vanelteren1960"/>
-      <w:bookmarkEnd w:id="120"/>
+      <w:bookmarkStart w:id="122" w:name="bib:vanelteren1960"/>
+      <w:bookmarkEnd w:id="122"/>
       <w:r>
         <w:t xml:space="preserve"> </w:t>
       </w:r>
@@ -29791,7 +32210,7 @@
       <w:r>
         <w:t xml:space="preserve">, vol. 37, pp. 351–361, 1960. </w:t>
       </w:r>
-      <w:hyperlink r:id="rId121">
+      <w:hyperlink r:id="rId123">
         <w:r>
           <w:rPr>
             <w:rStyle w:val="Hyperlink"/>
@@ -29804,8 +32223,8 @@
       <w:pPr>
         <w:pStyle w:val="BodyText"/>
       </w:pPr>
-      <w:bookmarkStart w:id="122" w:name="bib:james1961estimation"/>
-      <w:bookmarkEnd w:id="122"/>
+      <w:bookmarkStart w:id="124" w:name="bib:james1961estimation"/>
+      <w:bookmarkEnd w:id="124"/>
       <w:r>
         <w:t xml:space="preserve"> </w:t>
       </w:r>
@@ -29837,7 +32256,7 @@
       <w:r>
         <w:t xml:space="preserve">, 1961, pp. 361–379. </w:t>
       </w:r>
-      <w:hyperlink r:id="rId123">
+      <w:hyperlink r:id="rId125">
         <w:r>
           <w:rPr>
             <w:rStyle w:val="Hyperlink"/>
@@ -29850,8 +32269,8 @@
       <w:pPr>
         <w:pStyle w:val="BodyText"/>
       </w:pPr>
-      <w:bookmarkStart w:id="124" w:name="bib:kish1965"/>
-      <w:bookmarkEnd w:id="124"/>
+      <w:bookmarkStart w:id="126" w:name="bib:kish1965"/>
+      <w:bookmarkEnd w:id="126"/>
       <w:r>
         <w:t xml:space="preserve"> </w:t>
       </w:r>
@@ -29871,7 +32290,7 @@
       <w:r>
         <w:t xml:space="preserve">. New York, NY, USA: Wiley, 1965. </w:t>
       </w:r>
-      <w:hyperlink r:id="rId125">
+      <w:hyperlink r:id="rId127">
         <w:r>
           <w:rPr>
             <w:rStyle w:val="Hyperlink"/>
@@ -29884,8 +32303,8 @@
       <w:pPr>
         <w:pStyle w:val="BodyText"/>
       </w:pPr>
-      <w:bookmarkStart w:id="126" w:name="bib:rao1981analysis"/>
-      <w:bookmarkEnd w:id="126"/>
+      <w:bookmarkStart w:id="128" w:name="bib:rao1981analysis"/>
+      <w:bookmarkEnd w:id="128"/>
       <w:r>
         <w:t xml:space="preserve"> </w:t>
       </w:r>
@@ -29911,7 +32330,7 @@
       <w:r>
         <w:t xml:space="preserve">, vol. 76, no. 374, pp. 221–230, 1981. </w:t>
       </w:r>
-      <w:hyperlink r:id="rId127">
+      <w:hyperlink r:id="rId129">
         <w:r>
           <w:rPr>
             <w:rStyle w:val="Hyperlink"/>
@@ -29924,8 +32343,8 @@
       <w:pPr>
         <w:pStyle w:val="BodyText"/>
       </w:pPr>
-      <w:bookmarkStart w:id="128" w:name="bib:gsm8k2021"/>
-      <w:bookmarkEnd w:id="128"/>
+      <w:bookmarkStart w:id="130" w:name="bib:gsm8k2021"/>
+      <w:bookmarkEnd w:id="130"/>
       <w:r>
         <w:t xml:space="preserve"> </w:t>
       </w:r>
@@ -29962,8 +32381,8 @@
       <w:pPr>
         <w:pStyle w:val="BodyText"/>
       </w:pPr>
-      <w:bookmarkStart w:id="129" w:name="bib:math500"/>
-      <w:bookmarkEnd w:id="129"/>
+      <w:bookmarkStart w:id="131" w:name="bib:math500"/>
+      <w:bookmarkEnd w:id="131"/>
       <w:r>
         <w:t xml:space="preserve"> </w:t>
       </w:r>
@@ -30008,7 +32427,7 @@
       <w:r>
         <w:t xml:space="preserve">, 2021. </w:t>
       </w:r>
-      <w:hyperlink r:id="rId130">
+      <w:hyperlink r:id="rId132">
         <w:r>
           <w:rPr>
             <w:rStyle w:val="Hyperlink"/>
@@ -30021,8 +32440,8 @@
       <w:pPr>
         <w:pStyle w:val="BodyText"/>
       </w:pPr>
-      <w:bookmarkStart w:id="131" w:name="bib:lightman2024verify"/>
-      <w:bookmarkEnd w:id="131"/>
+      <w:bookmarkStart w:id="133" w:name="bib:lightman2024verify"/>
+      <w:bookmarkEnd w:id="133"/>
       <w:r>
         <w:t xml:space="preserve"> </w:t>
       </w:r>
@@ -30072,8 +32491,8 @@
       <w:pPr>
         <w:pStyle w:val="BodyText"/>
       </w:pPr>
-      <w:bookmarkStart w:id="132" w:name="bib:leetcodedataset"/>
-      <w:bookmarkEnd w:id="132"/>
+      <w:bookmarkStart w:id="134" w:name="bib:leetcodedataset"/>
+      <w:bookmarkEnd w:id="134"/>
       <w:r>
         <w:t xml:space="preserve"> </w:t>
       </w:r>
@@ -30105,7 +32524,7 @@
       <w:r>
         <w:t xml:space="preserve">arXiv:2504.14655, 2025. </w:t>
       </w:r>
-      <w:hyperlink r:id="rId133">
+      <w:hyperlink r:id="rId135">
         <w:r>
           <w:rPr>
             <w:rStyle w:val="Hyperlink"/>
@@ -30118,8 +32537,8 @@
       <w:pPr>
         <w:pStyle w:val="BodyText"/>
       </w:pPr>
-      <w:bookmarkStart w:id="134" w:name="bib:kuhn2023semantic"/>
-      <w:bookmarkEnd w:id="134"/>
+      <w:bookmarkStart w:id="136" w:name="bib:kuhn2023semantic"/>
+      <w:bookmarkEnd w:id="136"/>
       <w:r>
         <w:t xml:space="preserve"> </w:t>
       </w:r>
@@ -30151,7 +32570,7 @@
       <w:r>
         <w:t xml:space="preserve">, 2023. </w:t>
       </w:r>
-      <w:hyperlink r:id="rId135">
+      <w:hyperlink r:id="rId137">
         <w:r>
           <w:rPr>
             <w:rStyle w:val="Hyperlink"/>
@@ -30160,7 +32579,7 @@
         </w:r>
       </w:hyperlink>
     </w:p>
-    <w:bookmarkEnd w:id="136"/>
+    <w:bookmarkEnd w:id="138"/>
     <w:sectPr>
       <w:footnotePr>
         <w:numRestart w:val="eachSect"/>

--- a/paper/tact.docx
+++ b/paper/tact.docx
@@ -24405,6 +24405,530 @@
         <w:pStyle w:val="BodyText"/>
       </w:pPr>
       <w:r>
+        <w:rPr>
+          <w:i/>
+          <w:iCs/>
+        </w:rPr>
+        <w:t xml:space="preserve">(e) The abstention is a measurement, and a fragile one here.</w:t>
+      </w:r>
+      <w:r>
+        <w:t xml:space="preserve"> </w:t>
+      </w:r>
+      <w:r>
+        <w:t xml:space="preserve">A rule that</w:t>
+      </w:r>
+      <w:r>
+        <w:t xml:space="preserve"> </w:t>
+      </w:r>
+      <w:r>
+        <w:t xml:space="preserve">never acts reproduces (b) exactly, so the campaign on its own separates a</w:t>
+      </w:r>
+      <w:r>
+        <w:t xml:space="preserve"> </w:t>
+      </w:r>
+      <w:r>
+        <w:t xml:space="preserve">working safety mechanism from an absent signal not at all. Three replays of the</w:t>
+      </w:r>
+      <w:r>
+        <w:t xml:space="preserve"> </w:t>
+      </w:r>
+      <w:r>
+        <w:t xml:space="preserve">same cached pools separate a little more.</w:t>
+      </w:r>
+      <w:r>
+        <w:t xml:space="preserve"> </w:t>
+      </w:r>
+      <w:r>
+        <w:rPr>
+          <w:i/>
+          <w:iCs/>
+        </w:rPr>
+        <w:t xml:space="preserve">Stability:</w:t>
+      </w:r>
+      <w:r>
+        <w:t xml:space="preserve"> </w:t>
+      </w:r>
+      <w:r>
+        <w:t xml:space="preserve">bootstrapping the</w:t>
+      </w:r>
+      <w:r>
+        <w:t xml:space="preserve"> </w:t>
+      </w:r>
+      <w:r>
+        <w:t xml:space="preserve">items, the dev gate opens in</w:t>
+      </w:r>
+      <w:r>
+        <w:t xml:space="preserve"> </w:t>
+      </w:r>
+      <m:oMath>
+        <m:r>
+          <m:t>50.4</m:t>
+        </m:r>
+        <m:r>
+          <m:rPr>
+            <m:sty m:val="p"/>
+          </m:rPr>
+          <m:t>%</m:t>
+        </m:r>
+      </m:oMath>
+      <w:r>
+        <w:t xml:space="preserve"> </w:t>
+      </w:r>
+      <w:r>
+        <w:t xml:space="preserve">of resamples—with</w:t>
+      </w:r>
+      <w:r>
+        <w:t xml:space="preserve"> </w:t>
+      </w:r>
+      <m:oMath>
+        <m:r>
+          <m:rPr>
+            <m:sty m:val="p"/>
+          </m:rPr>
+          <m:t>|</m:t>
+        </m:r>
+        <m:r>
+          <m:t>z</m:t>
+        </m:r>
+        <m:r>
+          <m:rPr>
+            <m:sty m:val="p"/>
+          </m:rPr>
+          <m:t>|</m:t>
+        </m:r>
+        <m:r>
+          <m:rPr>
+            <m:sty m:val="p"/>
+          </m:rPr>
+          <m:t>=</m:t>
+        </m:r>
+        <m:r>
+          <m:t>1.24</m:t>
+        </m:r>
+      </m:oMath>
+      <w:r>
+        <w:t xml:space="preserve"> </w:t>
+      </w:r>
+      <w:r>
+        <w:t xml:space="preserve">against</w:t>
+      </w:r>
+      <w:r>
+        <w:t xml:space="preserve"> </w:t>
+      </w:r>
+      <m:oMath>
+        <m:r>
+          <m:t>ν</m:t>
+        </m:r>
+        <m:r>
+          <m:rPr>
+            <m:sty m:val="p"/>
+          </m:rPr>
+          <m:t>=</m:t>
+        </m:r>
+        <m:r>
+          <m:t>1.28</m:t>
+        </m:r>
+      </m:oMath>
+      <w:r>
+        <w:t xml:space="preserve"> </w:t>
+      </w:r>
+      <w:r>
+        <w:t xml:space="preserve">the reported abstention is a</w:t>
+      </w:r>
+      <w:r>
+        <w:t xml:space="preserve"> </w:t>
+      </w:r>
+      <m:oMath>
+        <m:r>
+          <m:t>3</m:t>
+        </m:r>
+        <m:r>
+          <m:rPr>
+            <m:sty m:val="p"/>
+          </m:rPr>
+          <m:t>%</m:t>
+        </m:r>
+      </m:oMath>
+      <w:r>
+        <w:t xml:space="preserve"> </w:t>
+      </w:r>
+      <w:r>
+        <w:t xml:space="preserve">margin, not a reading of the</w:t>
+      </w:r>
+      <w:r>
+        <w:t xml:space="preserve"> </w:t>
+      </w:r>
+      <w:r>
+        <w:t xml:space="preserve">evidence—while the label-free gate opens in</w:t>
+      </w:r>
+      <w:r>
+        <w:t xml:space="preserve"> </w:t>
+      </w:r>
+      <m:oMath>
+        <m:r>
+          <m:t>16.2</m:t>
+        </m:r>
+        <m:r>
+          <m:rPr>
+            <m:sty m:val="p"/>
+          </m:rPr>
+          <m:t>%</m:t>
+        </m:r>
+      </m:oMath>
+      <w:r>
+        <w:t xml:space="preserve"> </w:t>
+      </w:r>
+      <w:r>
+        <w:t xml:space="preserve">and is the stabler of the</w:t>
+      </w:r>
+      <w:r>
+        <w:t xml:space="preserve"> </w:t>
+      </w:r>
+      <w:r>
+        <w:t xml:space="preserve">two.</w:t>
+      </w:r>
+      <w:r>
+        <w:t xml:space="preserve"> </w:t>
+      </w:r>
+      <w:r>
+        <w:rPr>
+          <w:i/>
+          <w:iCs/>
+        </w:rPr>
+        <w:t xml:space="preserve">Specificity:</w:t>
+      </w:r>
+      <w:r>
+        <w:t xml:space="preserve"> </w:t>
+      </w:r>
+      <w:r>
+        <w:t xml:space="preserve">permuting confidences within items, which preserves the</w:t>
+      </w:r>
+      <w:r>
+        <w:t xml:space="preserve"> </w:t>
+      </w:r>
+      <w:r>
+        <w:t xml:space="preserve">real marginals, ties, pool composition and difficulty and destroys only the</w:t>
+      </w:r>
+      <w:r>
+        <w:t xml:space="preserve"> </w:t>
+      </w:r>
+      <w:r>
+        <w:t xml:space="preserve">coupling, puts the false-open rate at</w:t>
+      </w:r>
+      <w:r>
+        <w:t xml:space="preserve"> </w:t>
+      </w:r>
+      <m:oMath>
+        <m:r>
+          <m:t>18.4</m:t>
+        </m:r>
+        <m:r>
+          <m:rPr>
+            <m:sty m:val="p"/>
+          </m:rPr>
+          <m:t>%</m:t>
+        </m:r>
+      </m:oMath>
+      <w:r>
+        <w:t xml:space="preserve"> </w:t>
+      </w:r>
+      <w:r>
+        <w:t xml:space="preserve">against a nominal</w:t>
+      </w:r>
+      <w:r>
+        <w:t xml:space="preserve"> </w:t>
+      </w:r>
+      <m:oMath>
+        <m:r>
+          <m:t>20</m:t>
+        </m:r>
+        <m:r>
+          <m:rPr>
+            <m:sty m:val="p"/>
+          </m:rPr>
+          <m:t>%</m:t>
+        </m:r>
+      </m:oMath>
+      <w:r>
+        <w:t xml:space="preserve"> </w:t>
+      </w:r>
+      <w:r>
+        <w:t xml:space="preserve">(</w:t>
+      </w:r>
+      <m:oMath>
+        <m:r>
+          <m:t>1.6</m:t>
+        </m:r>
+        <m:r>
+          <m:rPr>
+            <m:sty m:val="p"/>
+          </m:rPr>
+          <m:t>%</m:t>
+        </m:r>
+      </m:oMath>
+      <w:r>
+        <w:t xml:space="preserve"> </w:t>
+      </w:r>
+      <w:r>
+        <w:t xml:space="preserve">against</w:t>
+      </w:r>
+      <w:r>
+        <w:t xml:space="preserve"> </w:t>
+      </w:r>
+      <m:oMath>
+        <m:r>
+          <m:t>2</m:t>
+        </m:r>
+        <m:r>
+          <m:rPr>
+            <m:sty m:val="p"/>
+          </m:rPr>
+          <m:t>%</m:t>
+        </m:r>
+      </m:oMath>
+      <w:r>
+        <w:t xml:space="preserve"> </w:t>
+      </w:r>
+      <w:r>
+        <w:t xml:space="preserve">label-free), with the null</w:t>
+      </w:r>
+      <w:r>
+        <w:t xml:space="preserve"> </w:t>
+      </w:r>
+      <m:oMath>
+        <m:r>
+          <m:t>z</m:t>
+        </m:r>
+      </m:oMath>
+      <w:r>
+        <w:t xml:space="preserve"> </w:t>
+      </w:r>
+      <w:r>
+        <w:t xml:space="preserve">at mean</w:t>
+      </w:r>
+      <w:r>
+        <w:t xml:space="preserve"> </w:t>
+      </w:r>
+      <m:oMath>
+        <m:r>
+          <m:rPr>
+            <m:sty m:val="p"/>
+          </m:rPr>
+          <m:t>−</m:t>
+        </m:r>
+        <m:r>
+          <m:t>0.002</m:t>
+        </m:r>
+      </m:oMath>
+      <w:r>
+        <w:t xml:space="preserve"> </w:t>
+      </w:r>
+      <w:r>
+        <w:t xml:space="preserve">and SD</w:t>
+      </w:r>
+      <w:r>
+        <w:t xml:space="preserve"> </w:t>
+      </w:r>
+      <m:oMath>
+        <m:r>
+          <m:t>0.954</m:t>
+        </m:r>
+      </m:oMath>
+      <w:r>
+        <w:t xml:space="preserve">. The dead zone’s null behaviour is therefore calibrated on the real</w:t>
+      </w:r>
+      <w:r>
+        <w:t xml:space="preserve"> </w:t>
+      </w:r>
+      <w:r>
+        <w:t xml:space="preserve">substrate and not only on the generator it was derived from, which is the one</w:t>
+      </w:r>
+      <w:r>
+        <w:t xml:space="preserve"> </w:t>
+      </w:r>
+      <w:r>
+        <w:t xml:space="preserve">piece of evidence here that the mechanism is doing work.</w:t>
+      </w:r>
+      <w:r>
+        <w:t xml:space="preserve"> </w:t>
+      </w:r>
+      <w:r>
+        <w:rPr>
+          <w:i/>
+          <w:iCs/>
+        </w:rPr>
+        <w:t xml:space="preserve">Cost:</w:t>
+      </w:r>
+      <w:r>
+        <w:t xml:space="preserve"> </w:t>
+      </w:r>
+      <w:r>
+        <w:t xml:space="preserve">overriding the gate, the derived</w:t>
+      </w:r>
+      <w:r>
+        <w:t xml:space="preserve"> </w:t>
+      </w:r>
+      <m:oMath>
+        <m:r>
+          <m:t>γ</m:t>
+        </m:r>
+        <m:r>
+          <m:rPr>
+            <m:sty m:val="p"/>
+          </m:rPr>
+          <m:t>=</m:t>
+        </m:r>
+        <m:r>
+          <m:rPr>
+            <m:sty m:val="p"/>
+          </m:rPr>
+          <m:t>−</m:t>
+        </m:r>
+        <m:r>
+          <m:t>0.40</m:t>
+        </m:r>
+      </m:oMath>
+      <w:r>
+        <w:t xml:space="preserve"> </w:t>
+      </w:r>
+      <w:r>
+        <w:t xml:space="preserve">would have scored</w:t>
+      </w:r>
+      <w:r>
+        <w:t xml:space="preserve"> </w:t>
+      </w:r>
+      <m:oMath>
+        <m:r>
+          <m:t>0.933</m:t>
+        </m:r>
+      </m:oMath>
+      <w:r>
+        <w:t xml:space="preserve"> </w:t>
+      </w:r>
+      <w:r>
+        <w:t xml:space="preserve">(</w:t>
+      </w:r>
+      <m:oMath>
+        <m:r>
+          <m:rPr>
+            <m:sty m:val="p"/>
+          </m:rPr>
+          <m:t>+</m:t>
+        </m:r>
+        <m:r>
+          <m:t>1</m:t>
+        </m:r>
+        <m:r>
+          <m:rPr>
+            <m:sty m:val="p"/>
+          </m:rPr>
+          <m:t>/</m:t>
+        </m:r>
+        <m:r>
+          <m:rPr>
+            <m:sty m:val="p"/>
+          </m:rPr>
+          <m:t>−</m:t>
+        </m:r>
+        <m:r>
+          <m:t>0</m:t>
+        </m:r>
+      </m:oMath>
+      <w:r>
+        <w:t xml:space="preserve">) and a gold-label oracle reaches</w:t>
+      </w:r>
+      <w:r>
+        <w:t xml:space="preserve"> </w:t>
+      </w:r>
+      <m:oMath>
+        <m:r>
+          <m:t>0.950</m:t>
+        </m:r>
+      </m:oMath>
+      <w:r>
+        <w:t xml:space="preserve"> </w:t>
+      </w:r>
+      <w:r>
+        <w:t xml:space="preserve">at</w:t>
+      </w:r>
+      <w:r>
+        <w:t xml:space="preserve"> </w:t>
+      </w:r>
+      <m:oMath>
+        <m:r>
+          <m:t>γ</m:t>
+        </m:r>
+        <m:r>
+          <m:rPr>
+            <m:sty m:val="p"/>
+          </m:rPr>
+          <m:t>=</m:t>
+        </m:r>
+        <m:r>
+          <m:rPr>
+            <m:sty m:val="p"/>
+          </m:rPr>
+          <m:t>−</m:t>
+        </m:r>
+        <m:r>
+          <m:t>1.25</m:t>
+        </m:r>
+      </m:oMath>
+      <w:r>
+        <w:t xml:space="preserve">, a ceiling</w:t>
+      </w:r>
+      <w:r>
+        <w:t xml:space="preserve"> </w:t>
+      </w:r>
+      <w:r>
+        <w:t xml:space="preserve">of two items. Neither approaches significance, so the substrate is null in the</w:t>
+      </w:r>
+      <w:r>
+        <w:t xml:space="preserve"> </w:t>
+      </w:r>
+      <w:r>
+        <w:t xml:space="preserve">way that matters; but the sign the estimator derived is the sign the oracle</w:t>
+      </w:r>
+      <w:r>
+        <w:t xml:space="preserve"> </w:t>
+      </w:r>
+      <w:r>
+        <w:t xml:space="preserve">wanted, and (b) should be read as</w:t>
+      </w:r>
+      <w:r>
+        <w:t xml:space="preserve"> </w:t>
+      </w:r>
+      <w:r>
+        <w:rPr>
+          <w:i/>
+          <w:iCs/>
+        </w:rPr>
+        <w:t xml:space="preserve">costs nothing measurable at this</w:t>
+      </w:r>
+      <w:r>
+        <w:rPr>
+          <w:i/>
+          <w:iCs/>
+        </w:rPr>
+        <w:t xml:space="preserve"> </w:t>
+      </w:r>
+      <m:oMath>
+        <m:r>
+          <m:t>n</m:t>
+        </m:r>
+      </m:oMath>
+      <w:r>
+        <w:t xml:space="preserve"> </w:t>
+      </w:r>
+      <w:r>
+        <w:t xml:space="preserve">rather than as a demonstration that abstaining was right.</w:t>
+      </w:r>
+    </w:p>
+    <w:p>
+      <w:pPr>
+        <w:pStyle w:val="BodyText"/>
+      </w:pPr>
+      <w:r>
         <w:t xml:space="preserve">Scope of this first campaign: one model, two benchmarks,</w:t>
       </w:r>
       <w:r>
@@ -29067,7 +29591,31 @@
         <w:t xml:space="preserve">run_g1_deepening.py</w:t>
       </w:r>
       <w:r>
-        <w:t xml:space="preserve">. Each script</w:t>
+        <w:t xml:space="preserve">; the three</w:t>
+      </w:r>
+      <w:r>
+        <w:t xml:space="preserve"> </w:t>
+      </w:r>
+      <w:r>
+        <w:t xml:space="preserve">abstention replays of finding (e) by</w:t>
+      </w:r>
+      <w:r>
+        <w:t xml:space="preserve"> </w:t>
+      </w:r>
+      <w:r>
+        <w:rPr>
+          <w:rStyle w:val="VerbatimChar"/>
+        </w:rPr>
+        <w:t xml:space="preserve">run_abstention_identifiability.py</w:t>
+      </w:r>
+      <w:r>
+        <w:t xml:space="preserve">.</w:t>
+      </w:r>
+      <w:r>
+        <w:t xml:space="preserve"> </w:t>
+      </w:r>
+      <w:r>
+        <w:t xml:space="preserve">Each script</w:t>
       </w:r>
       <w:r>
         <w:t xml:space="preserve"> </w:t>

--- a/paper/tact.docx
+++ b/paper/tact.docx
@@ -24576,16 +24576,13 @@
         </m:r>
       </m:oMath>
       <w:r>
-        <w:t xml:space="preserve"> </w:t>
-      </w:r>
-      <w:r>
-        <w:t xml:space="preserve">and is the stabler of the</w:t>
-      </w:r>
-      <w:r>
-        <w:t xml:space="preserve"> </w:t>
-      </w:r>
-      <w:r>
-        <w:t xml:space="preserve">two.</w:t>
+        <w:t xml:space="preserve">—though finding (f) will show</w:t>
+      </w:r>
+      <w:r>
+        <w:t xml:space="preserve"> </w:t>
+      </w:r>
+      <w:r>
+        <w:t xml:space="preserve">that figure describes the significance gate alone.</w:t>
       </w:r>
       <w:r>
         <w:t xml:space="preserve"> </w:t>
@@ -24922,6 +24919,593 @@
       </w:r>
       <w:r>
         <w:t xml:space="preserve">rather than as a demonstration that abstaining was right.</w:t>
+      </w:r>
+    </w:p>
+    <w:p>
+      <w:pPr>
+        <w:pStyle w:val="BodyText"/>
+      </w:pPr>
+      <w:r>
+        <w:rPr>
+          <w:i/>
+          <w:iCs/>
+        </w:rPr>
+        <w:t xml:space="preserve">(f) What the gate could have detected here.</w:t>
+      </w:r>
+      <w:r>
+        <w:t xml:space="preserve"> </w:t>
+      </w:r>
+      <w:r>
+        <w:t xml:space="preserve">Finding (e) measures</w:t>
+      </w:r>
+      <w:r>
+        <w:t xml:space="preserve"> </w:t>
+      </w:r>
+      <w:r>
+        <w:t xml:space="preserve">specificity; sensitivity needs a channel of known strength, so one is planted</w:t>
+      </w:r>
+      <w:r>
+        <w:t xml:space="preserve"> </w:t>
+      </w:r>
+      <w:r>
+        <w:t xml:space="preserve">into these same pools—real answers, difficulty and duplication untouched,</w:t>
+      </w:r>
+      <w:r>
+        <w:t xml:space="preserve"> </w:t>
+      </w:r>
+      <w:r>
+        <w:t xml:space="preserve">only the confidence vector replaced, conditioned on the real correctness</w:t>
+      </w:r>
+      <w:r>
+        <w:t xml:space="preserve"> </w:t>
+      </w:r>
+      <w:r>
+        <w:t xml:space="preserve">pattern. Planting only the estimator’s own location-shift model would prove</w:t>
+      </w:r>
+      <w:r>
+        <w:t xml:space="preserve"> </w:t>
+      </w:r>
+      <w:r>
+        <w:t xml:space="preserve">nothing (the invariance-group pitfall of Section </w:t>
+      </w:r>
+      <w:hyperlink w:anchor="sec:limits">
+        <w:r>
+          <w:rPr>
+            <w:rStyle w:val="Hyperlink"/>
+          </w:rPr>
+          <w:t xml:space="preserve">9</w:t>
+        </w:r>
+      </w:hyperlink>
+      <w:r>
+        <w:t xml:space="preserve">), so four</w:t>
+      </w:r>
+      <w:r>
+        <w:t xml:space="preserve"> </w:t>
+      </w:r>
+      <w:r>
+        <w:t xml:space="preserve">families are swept: the Gaussian location shift; the same shift under Laplace</w:t>
+      </w:r>
+      <w:r>
+        <w:t xml:space="preserve"> </w:t>
+      </w:r>
+      <w:r>
+        <w:t xml:space="preserve">noise, violating the link’s normality assumption while preserving</w:t>
+      </w:r>
+      <w:r>
+        <w:t xml:space="preserve"> </w:t>
+      </w:r>
+      <m:oMath>
+        <m:r>
+          <m:t>D</m:t>
+        </m:r>
+      </m:oMath>
+      <w:r>
+        <w:t xml:space="preserve">; a</w:t>
+      </w:r>
+      <w:r>
+        <w:t xml:space="preserve"> </w:t>
+      </w:r>
+      <w:r>
+        <w:t xml:space="preserve">rank-concentrated channel that forces the top-confidence slot onto a correct</w:t>
+      </w:r>
+      <w:r>
+        <w:t xml:space="preserve"> </w:t>
+      </w:r>
+      <w:r>
+        <w:t xml:space="preserve">trace; and a variance-only channel, informative but unsigned. Four results,</w:t>
+      </w:r>
+      <w:r>
+        <w:t xml:space="preserve"> </w:t>
+      </w:r>
+      <m:oMath>
+        <m:r>
+          <m:t>40</m:t>
+        </m:r>
+      </m:oMath>
+      <w:r>
+        <w:t xml:space="preserve"> </w:t>
+      </w:r>
+      <w:r>
+        <w:t xml:space="preserve">seeds per cell.</w:t>
+      </w:r>
+      <w:r>
+        <w:t xml:space="preserve"> </w:t>
+      </w:r>
+      <w:r>
+        <w:rPr>
+          <w:i/>
+          <w:iCs/>
+        </w:rPr>
+        <w:t xml:space="preserve">One:</w:t>
+      </w:r>
+      <w:r>
+        <w:t xml:space="preserve"> </w:t>
+      </w:r>
+      <w:r>
+        <w:t xml:space="preserve">the gate’s operating characteristic is a</w:t>
+      </w:r>
+      <w:r>
+        <w:t xml:space="preserve"> </w:t>
+      </w:r>
+      <w:r>
+        <w:t xml:space="preserve">function of the realized</w:t>
+      </w:r>
+      <w:r>
+        <w:t xml:space="preserve"> </w:t>
+      </w:r>
+      <m:oMath>
+        <m:r>
+          <m:rPr>
+            <m:sty m:val="p"/>
+          </m:rPr>
+          <m:t>|</m:t>
+        </m:r>
+        <m:acc>
+          <m:accPr>
+            <m:chr m:val="̂"/>
+          </m:accPr>
+          <m:e>
+            <m:r>
+              <m:t>D</m:t>
+            </m:r>
+          </m:e>
+        </m:acc>
+        <m:r>
+          <m:rPr>
+            <m:sty m:val="p"/>
+          </m:rPr>
+          <m:t>|</m:t>
+        </m:r>
+      </m:oMath>
+      <w:r>
+        <w:t xml:space="preserve"> </w:t>
+      </w:r>
+      <w:r>
+        <w:t xml:space="preserve">and not of the family—half-power near</w:t>
+      </w:r>
+      <w:r>
+        <w:t xml:space="preserve"> </w:t>
+      </w:r>
+      <m:oMath>
+        <m:r>
+          <m:rPr>
+            <m:sty m:val="p"/>
+          </m:rPr>
+          <m:t>|</m:t>
+        </m:r>
+        <m:acc>
+          <m:accPr>
+            <m:chr m:val="̂"/>
+          </m:accPr>
+          <m:e>
+            <m:r>
+              <m:t>D</m:t>
+            </m:r>
+          </m:e>
+        </m:acc>
+        <m:r>
+          <m:rPr>
+            <m:sty m:val="p"/>
+          </m:rPr>
+          <m:t>|</m:t>
+        </m:r>
+        <m:r>
+          <m:rPr>
+            <m:sty m:val="p"/>
+          </m:rPr>
+          <m:t>=</m:t>
+        </m:r>
+        <m:r>
+          <m:t>0.247</m:t>
+        </m:r>
+      </m:oMath>
+      <w:r>
+        <w:t xml:space="preserve"> </w:t>
+      </w:r>
+      <w:r>
+        <w:t xml:space="preserve">(Gaussian) and</w:t>
+      </w:r>
+      <w:r>
+        <w:t xml:space="preserve"> </w:t>
+      </w:r>
+      <m:oMath>
+        <m:r>
+          <m:t>0.208</m:t>
+        </m:r>
+      </m:oMath>
+      <w:r>
+        <w:t xml:space="preserve"> </w:t>
+      </w:r>
+      <w:r>
+        <w:t xml:space="preserve">(Laplace), full power by</w:t>
+      </w:r>
+      <w:r>
+        <w:t xml:space="preserve"> </w:t>
+      </w:r>
+      <m:oMath>
+        <m:r>
+          <m:rPr>
+            <m:sty m:val="p"/>
+          </m:rPr>
+          <m:t>≈</m:t>
+        </m:r>
+        <m:r>
+          <m:t>0.49</m:t>
+        </m:r>
+      </m:oMath>
+      <w:r>
+        <w:t xml:space="preserve"> </w:t>
+      </w:r>
+      <w:r>
+        <w:t xml:space="preserve">on both, and the derived exponent captures the entire oracle gain from</w:t>
+      </w:r>
+      <w:r>
+        <w:t xml:space="preserve"> </w:t>
+      </w:r>
+      <m:oMath>
+        <m:r>
+          <m:rPr>
+            <m:sty m:val="p"/>
+          </m:rPr>
+          <m:t>|</m:t>
+        </m:r>
+        <m:acc>
+          <m:accPr>
+            <m:chr m:val="̂"/>
+          </m:accPr>
+          <m:e>
+            <m:r>
+              <m:t>D</m:t>
+            </m:r>
+          </m:e>
+        </m:acc>
+        <m:r>
+          <m:rPr>
+            <m:sty m:val="p"/>
+          </m:rPr>
+          <m:t>|</m:t>
+        </m:r>
+        <m:r>
+          <m:rPr>
+            <m:sty m:val="p"/>
+          </m:rPr>
+          <m:t>≈</m:t>
+        </m:r>
+        <m:r>
+          <m:t>0.83</m:t>
+        </m:r>
+      </m:oMath>
+      <w:r>
+        <w:t xml:space="preserve"> </w:t>
+      </w:r>
+      <w:r>
+        <w:t xml:space="preserve">upward on both—so detection is a property of the rank</w:t>
+      </w:r>
+      <w:r>
+        <w:t xml:space="preserve"> </w:t>
+      </w:r>
+      <w:r>
+        <w:t xml:space="preserve">functional rather than of the generator, and the link survives the normality</w:t>
+      </w:r>
+      <w:r>
+        <w:t xml:space="preserve"> </w:t>
+      </w:r>
+      <w:r>
+        <w:t xml:space="preserve">violation. The measured channel of (a),</w:t>
+      </w:r>
+      <w:r>
+        <w:t xml:space="preserve"> </w:t>
+      </w:r>
+      <m:oMath>
+        <m:r>
+          <m:rPr>
+            <m:sty m:val="p"/>
+          </m:rPr>
+          <m:t>|</m:t>
+        </m:r>
+        <m:acc>
+          <m:accPr>
+            <m:chr m:val="̂"/>
+          </m:accPr>
+          <m:e>
+            <m:r>
+              <m:t>D</m:t>
+            </m:r>
+          </m:e>
+        </m:acc>
+        <m:r>
+          <m:rPr>
+            <m:sty m:val="p"/>
+          </m:rPr>
+          <m:t>|</m:t>
+        </m:r>
+        <m:r>
+          <m:rPr>
+            <m:sty m:val="p"/>
+          </m:rPr>
+          <m:t>=</m:t>
+        </m:r>
+        <m:r>
+          <m:t>0.219</m:t>
+        </m:r>
+      </m:oMath>
+      <w:r>
+        <w:t xml:space="preserve">, sits at the half-power</w:t>
+      </w:r>
+      <w:r>
+        <w:t xml:space="preserve"> </w:t>
+      </w:r>
+      <w:r>
+        <w:t xml:space="preserve">floor: finding (e)’s coin flip restated as an operating characteristic.</w:t>
+      </w:r>
+      <w:r>
+        <w:t xml:space="preserve"> </w:t>
+      </w:r>
+      <w:r>
+        <w:rPr>
+          <w:i/>
+          <w:iCs/>
+        </w:rPr>
+        <w:t xml:space="preserve">Two:</w:t>
+      </w:r>
+      <w:r>
+        <w:t xml:space="preserve"> </w:t>
+      </w:r>
+      <w:r>
+        <w:t xml:space="preserve">conditional on the gate opening, the sign is never wrong, in any</w:t>
+      </w:r>
+      <w:r>
+        <w:t xml:space="preserve"> </w:t>
+      </w:r>
+      <w:r>
+        <w:t xml:space="preserve">cell of any family.</w:t>
+      </w:r>
+      <w:r>
+        <w:t xml:space="preserve"> </w:t>
+      </w:r>
+      <w:r>
+        <w:rPr>
+          <w:i/>
+          <w:iCs/>
+        </w:rPr>
+        <w:t xml:space="preserve">Three:</w:t>
+      </w:r>
+      <w:r>
+        <w:t xml:space="preserve"> </w:t>
+      </w:r>
+      <w:r>
+        <w:t xml:space="preserve">the scope boundaries are real. The</w:t>
+      </w:r>
+      <w:r>
+        <w:t xml:space="preserve"> </w:t>
+      </w:r>
+      <w:r>
+        <w:t xml:space="preserve">rank-concentrated channel yields</w:t>
+      </w:r>
+      <w:r>
+        <w:t xml:space="preserve"> </w:t>
+      </w:r>
+      <m:oMath>
+        <m:r>
+          <m:rPr>
+            <m:sty m:val="p"/>
+          </m:rPr>
+          <m:t>|</m:t>
+        </m:r>
+        <m:acc>
+          <m:accPr>
+            <m:chr m:val="̂"/>
+          </m:accPr>
+          <m:e>
+            <m:r>
+              <m:t>D</m:t>
+            </m:r>
+          </m:e>
+        </m:acc>
+        <m:r>
+          <m:rPr>
+            <m:sty m:val="p"/>
+          </m:rPr>
+          <m:t>|</m:t>
+        </m:r>
+        <m:r>
+          <m:rPr>
+            <m:sty m:val="p"/>
+          </m:rPr>
+          <m:t>≤</m:t>
+        </m:r>
+        <m:r>
+          <m:t>0.183</m:t>
+        </m:r>
+      </m:oMath>
+      <w:r>
+        <w:t xml:space="preserve"> </w:t>
+      </w:r>
+      <w:r>
+        <w:t xml:space="preserve">at full strength—a pooled</w:t>
+      </w:r>
+      <w:r>
+        <w:t xml:space="preserve"> </w:t>
+      </w:r>
+      <w:r>
+        <w:t xml:space="preserve">pair statistic barely sees information carried by a single rank position—and</w:t>
+      </w:r>
+      <w:r>
+        <w:t xml:space="preserve"> </w:t>
+      </w:r>
+      <w:r>
+        <w:t xml:space="preserve">leaves the derived gain near zero where a gold-label exponent takes</w:t>
+      </w:r>
+      <w:r>
+        <w:t xml:space="preserve"> </w:t>
+      </w:r>
+      <m:oMath>
+        <m:r>
+          <m:rPr>
+            <m:sty m:val="p"/>
+          </m:rPr>
+          <m:t>+</m:t>
+        </m:r>
+        <m:r>
+          <m:t>0.039</m:t>
+        </m:r>
+      </m:oMath>
+      <w:r>
+        <w:t xml:space="preserve">;</w:t>
+      </w:r>
+      <w:r>
+        <w:t xml:space="preserve"> </w:t>
+      </w:r>
+      <w:r>
+        <w:t xml:space="preserve">the unsigned channel is invisible by construction and the gate correctly holds</w:t>
+      </w:r>
+      <w:r>
+        <w:t xml:space="preserve"> </w:t>
+      </w:r>
+      <w:r>
+        <w:t xml:space="preserve">its nominal false-open rate on it.</w:t>
+      </w:r>
+      <w:r>
+        <w:t xml:space="preserve"> </w:t>
+      </w:r>
+      <w:r>
+        <w:rPr>
+          <w:i/>
+          <w:iCs/>
+        </w:rPr>
+        <w:t xml:space="preserve">Four, a defect:</w:t>
+      </w:r>
+      <w:r>
+        <w:t xml:space="preserve"> </w:t>
+      </w:r>
+      <w:r>
+        <w:t xml:space="preserve">the label-free arm</w:t>
+      </w:r>
+      <w:r>
+        <w:t xml:space="preserve"> </w:t>
+      </w:r>
+      <w:r>
+        <w:t xml:space="preserve">never acts in any cell, even on a saturating channel with the item floor</w:t>
+      </w:r>
+      <w:r>
+        <w:t xml:space="preserve"> </w:t>
+      </w:r>
+      <w:r>
+        <w:t xml:space="preserve">lowered to one, because with</w:t>
+      </w:r>
+      <w:r>
+        <w:t xml:space="preserve"> </w:t>
+      </w:r>
+      <m:oMath>
+        <m:r>
+          <m:t>85</m:t>
+        </m:r>
+      </m:oMath>
+      <w:r>
+        <w:t xml:space="preserve"> </w:t>
+      </w:r>
+      <w:r>
+        <w:t xml:space="preserve">of</w:t>
+      </w:r>
+      <w:r>
+        <w:t xml:space="preserve"> </w:t>
+      </w:r>
+      <m:oMath>
+        <m:r>
+          <m:t>100</m:t>
+        </m:r>
+      </m:oMath>
+      <w:r>
+        <w:t xml:space="preserve"> </w:t>
+      </w:r>
+      <w:r>
+        <w:t xml:space="preserve">items unanimous the margin gate’s</w:t>
+      </w:r>
+      <w:r>
+        <w:t xml:space="preserve"> </w:t>
+      </w:r>
+      <m:oMath>
+        <m:r>
+          <m:t>40</m:t>
+        </m:r>
+        <m:r>
+          <m:rPr>
+            <m:sty m:val="p"/>
+          </m:rPr>
+          <m:t>%</m:t>
+        </m:r>
+      </m:oMath>
+      <w:r>
+        <w:t xml:space="preserve">-quantile cut equals</w:t>
+      </w:r>
+      <w:r>
+        <w:t xml:space="preserve"> </w:t>
+      </w:r>
+      <m:oMath>
+        <m:r>
+          <m:t>1.0</m:t>
+        </m:r>
+      </m:oMath>
+      <w:r>
+        <w:t xml:space="preserve">, and no item satisfies margin</w:t>
+      </w:r>
+      <w:r>
+        <w:t xml:space="preserve"> </w:t>
+      </w:r>
+      <m:oMath>
+        <m:r>
+          <m:rPr>
+            <m:sty m:val="p"/>
+          </m:rPr>
+          <m:t>≥</m:t>
+        </m:r>
+        <m:r>
+          <m:t>1.0</m:t>
+        </m:r>
+      </m:oMath>
+      <w:r>
+        <w:t xml:space="preserve"> </w:t>
+      </w:r>
+      <w:r>
+        <w:t xml:space="preserve">with</w:t>
+      </w:r>
+      <w:r>
+        <w:t xml:space="preserve"> </w:t>
+      </w:r>
+      <w:r>
+        <w:t xml:space="preserve">two distinct answers. Its abstention in (b) was therefore structural rather</w:t>
+      </w:r>
+      <w:r>
+        <w:t xml:space="preserve"> </w:t>
+      </w:r>
+      <w:r>
+        <w:t xml:space="preserve">than a reading of the channel, and on saturated substrates the quantile gate</w:t>
+      </w:r>
+      <w:r>
+        <w:t xml:space="preserve"> </w:t>
+      </w:r>
+      <w:r>
+        <w:t xml:space="preserve">needs an absolute cut.</w:t>
       </w:r>
     </w:p>
     <w:p>
@@ -29607,6 +30191,24 @@
           <w:rStyle w:val="VerbatimChar"/>
         </w:rPr>
         <w:t xml:space="preserve">run_abstention_identifiability.py</w:t>
+      </w:r>
+      <w:r>
+        <w:t xml:space="preserve">;</w:t>
+      </w:r>
+      <w:r>
+        <w:t xml:space="preserve"> </w:t>
+      </w:r>
+      <w:r>
+        <w:t xml:space="preserve">the planted-channel operating characteristic of finding (f) by</w:t>
+      </w:r>
+      <w:r>
+        <w:t xml:space="preserve"> </w:t>
+      </w:r>
+      <w:r>
+        <w:rPr>
+          <w:rStyle w:val="VerbatimChar"/>
+        </w:rPr>
+        <w:t xml:space="preserve">run_planted_sensitivity.py</w:t>
       </w:r>
       <w:r>
         <w:t xml:space="preserve">.</w:t>

--- a/paper/tact.docx
+++ b/paper/tact.docx
@@ -25144,12 +25144,6 @@
       </w:r>
       <m:oMath>
         <m:r>
-          <m:rPr>
-            <m:sty m:val="p"/>
-          </m:rPr>
-          <m:t>≈</m:t>
-        </m:r>
-        <m:r>
           <m:t>0.49</m:t>
         </m:r>
       </m:oMath>
@@ -25157,40 +25151,23 @@
         <w:t xml:space="preserve"> </w:t>
       </w:r>
       <w:r>
-        <w:t xml:space="preserve">on both, and the derived exponent captures the entire oracle gain from</w:t>
-      </w:r>
-      <w:r>
-        <w:t xml:space="preserve"> </w:t>
-      </w:r>
-      <m:oMath>
-        <m:r>
-          <m:rPr>
-            <m:sty m:val="p"/>
-          </m:rPr>
-          <m:t>|</m:t>
-        </m:r>
-        <m:acc>
-          <m:accPr>
-            <m:chr m:val="̂"/>
-          </m:accPr>
-          <m:e>
-            <m:r>
-              <m:t>D</m:t>
-            </m:r>
-          </m:e>
-        </m:acc>
-        <m:r>
-          <m:rPr>
-            <m:sty m:val="p"/>
-          </m:rPr>
-          <m:t>|</m:t>
-        </m:r>
-        <m:r>
-          <m:rPr>
-            <m:sty m:val="p"/>
-          </m:rPr>
-          <m:t>≈</m:t>
-        </m:r>
+        <w:t xml:space="preserve">and</w:t>
+      </w:r>
+      <w:r>
+        <w:t xml:space="preserve"> </w:t>
+      </w:r>
+      <m:oMath>
+        <m:r>
+          <m:t>0.56</m:t>
+        </m:r>
+      </m:oMath>
+      <w:r>
+        <w:t xml:space="preserve">, and the derived exponent capturing the whole oracle gain from</w:t>
+      </w:r>
+      <w:r>
+        <w:t xml:space="preserve"> </w:t>
+      </w:r>
+      <m:oMath>
         <m:r>
           <m:t>0.83</m:t>
         </m:r>
@@ -25199,7 +25176,46 @@
         <w:t xml:space="preserve"> </w:t>
       </w:r>
       <w:r>
-        <w:t xml:space="preserve">upward on both—so detection is a property of the rank</w:t>
+        <w:t xml:space="preserve">and</w:t>
+      </w:r>
+      <w:r>
+        <w:t xml:space="preserve"> </w:t>
+      </w:r>
+      <m:oMath>
+        <m:r>
+          <m:t>0.95</m:t>
+        </m:r>
+      </m:oMath>
+      <w:r>
+        <w:t xml:space="preserve">; at the Gaussian thresholds the Laplace family is already at</w:t>
+      </w:r>
+      <w:r>
+        <w:t xml:space="preserve"> </w:t>
+      </w:r>
+      <m:oMath>
+        <m:r>
+          <m:t>0.975</m:t>
+        </m:r>
+      </m:oMath>
+      <w:r>
+        <w:t xml:space="preserve"> </w:t>
+      </w:r>
+      <w:r>
+        <w:t xml:space="preserve">power and</w:t>
+      </w:r>
+      <w:r>
+        <w:t xml:space="preserve"> </w:t>
+      </w:r>
+      <m:oMath>
+        <m:r>
+          <m:t>0.98</m:t>
+        </m:r>
+      </m:oMath>
+      <w:r>
+        <w:t xml:space="preserve"> </w:t>
+      </w:r>
+      <w:r>
+        <w:t xml:space="preserve">capture—so detection is a property of the rank</w:t>
       </w:r>
       <w:r>
         <w:t xml:space="preserve"> </w:t>
@@ -26205,7 +26221,95 @@
         </m:r>
       </m:oMath>
       <w:r>
-        <w:t xml:space="preserve">.</w:t>
+        <w:t xml:space="preserve">. E4 is an</w:t>
+      </w:r>
+      <w:r>
+        <w:t xml:space="preserve"> </w:t>
+      </w:r>
+      <w:r>
+        <w:t xml:space="preserve">item-supply condition rather than a reading of the channel, and finding (f)</w:t>
+      </w:r>
+      <w:r>
+        <w:t xml:space="preserve"> </w:t>
+      </w:r>
+      <w:r>
+        <w:t xml:space="preserve">shows it has two routes: on the saturated pools of Section </w:t>
+      </w:r>
+      <w:hyperlink w:anchor="sec:real">
+        <w:r>
+          <w:rPr>
+            <w:rStyle w:val="Hyperlink"/>
+          </w:rPr>
+          <w:t xml:space="preserve">8.7</w:t>
+        </w:r>
+      </w:hyperlink>
+      <w:r>
+        <w:t xml:space="preserve"> </w:t>
+      </w:r>
+      <w:r>
+        <w:t xml:space="preserve">the</w:t>
+      </w:r>
+      <w:r>
+        <w:t xml:space="preserve"> </w:t>
+      </w:r>
+      <w:r>
+        <w:t xml:space="preserve">margin gate’s quantile cut degenerates to</w:t>
+      </w:r>
+      <w:r>
+        <w:t xml:space="preserve"> </w:t>
+      </w:r>
+      <m:oMath>
+        <m:r>
+          <m:t>1.0</m:t>
+        </m:r>
+      </m:oMath>
+      <w:r>
+        <w:t xml:space="preserve"> </w:t>
+      </w:r>
+      <w:r>
+        <w:t xml:space="preserve">and the gated set is empty for</w:t>
+      </w:r>
+      <w:r>
+        <w:t xml:space="preserve"> </w:t>
+      </w:r>
+      <w:r>
+        <w:rPr>
+          <w:i/>
+          <w:iCs/>
+        </w:rPr>
+        <w:t xml:space="preserve">any</w:t>
+      </w:r>
+      <w:r>
+        <w:t xml:space="preserve"> </w:t>
+      </w:r>
+      <w:r>
+        <w:t xml:space="preserve">channel, whereas here the cut is</w:t>
+      </w:r>
+      <w:r>
+        <w:t xml:space="preserve"> </w:t>
+      </w:r>
+      <m:oMath>
+        <m:r>
+          <m:t>0.875</m:t>
+        </m:r>
+      </m:oMath>
+      <w:r>
+        <w:t xml:space="preserve"> </w:t>
+      </w:r>
+      <w:r>
+        <w:t xml:space="preserve">and the set is non-empty,</w:t>
+      </w:r>
+      <w:r>
+        <w:t xml:space="preserve"> </w:t>
+      </w:r>
+      <w:r>
+        <w:t xml:space="preserve">so the alarm reports a genuine shortfall against the floor rather than a</w:t>
+      </w:r>
+      <w:r>
+        <w:t xml:space="preserve"> </w:t>
+      </w:r>
+      <w:r>
+        <w:t xml:space="preserve">collapse. Only the first is a defect.</w:t>
       </w:r>
     </w:p>
     <w:bookmarkStart w:id="74" w:name="tab:hard"/>
@@ -28563,7 +28667,27 @@
         </m:r>
       </m:oMath>
       <w:r>
-        <w:t xml:space="preserve">, so E4 fired. That abstention is testable rather than a matter of taste,</w:t>
+        <w:t xml:space="preserve">, so E4 fired—the same item-supply condition, with the quantile cut at</w:t>
+      </w:r>
+      <w:r>
+        <w:t xml:space="preserve"> </w:t>
+      </w:r>
+      <m:oMath>
+        <m:r>
+          <m:t>0.750</m:t>
+        </m:r>
+      </m:oMath>
+      <w:r>
+        <w:t xml:space="preserve"> </w:t>
+      </w:r>
+      <w:r>
+        <w:t xml:space="preserve">and the gated set again non-empty, and not the degenerate case</w:t>
+      </w:r>
+      <w:r>
+        <w:t xml:space="preserve"> </w:t>
+      </w:r>
+      <w:r>
+        <w:t xml:space="preserve">finding (f) reports. That abstention is testable rather than a matter of taste,</w:t>
       </w:r>
       <w:r>
         <w:t xml:space="preserve"> </w:t>

--- a/paper/tact.docx
+++ b/paper/tact.docx
@@ -53,13 +53,13 @@
         <w:pStyle w:val="FirstParagraph"/>
       </w:pPr>
       <w:r>
-        <w:t xml:space="preserve">Confidence-weighted self-consistency improves on majority voting when a frozen</w:t>
-      </w:r>
-      <w:r>
-        <w:t xml:space="preserve"> </w:t>
-      </w:r>
-      <w:r>
-        <w:t xml:space="preserve">model’s self-reported confidence is calibrated in</w:t>
+        <w:t xml:space="preserve">Confidence-weighted self-consistency beats majority voting when a frozen</w:t>
+      </w:r>
+      <w:r>
+        <w:t xml:space="preserve"> </w:t>
+      </w:r>
+      <w:r>
+        <w:t xml:space="preserve">model’s confidence is calibrated in</w:t>
       </w:r>
       <w:r>
         <w:t xml:space="preserve"> </w:t>
@@ -72,25 +72,19 @@
         <w:t xml:space="preserve">direction</w:t>
       </w:r>
       <w:r>
-        <w:t xml:space="preserve">. Every</w:t>
-      </w:r>
-      <w:r>
-        <w:t xml:space="preserve"> </w:t>
-      </w:r>
-      <w:r>
-        <w:t xml:space="preserve">published scheme is monotone increasing in confidence, so an anti-correlated</w:t>
-      </w:r>
-      <w:r>
-        <w:t xml:space="preserve"> </w:t>
-      </w:r>
-      <w:r>
-        <w:t xml:space="preserve">channel poisons the vote, and binary calibration gates survive inversion only</w:t>
-      </w:r>
-      <w:r>
-        <w:t xml:space="preserve"> </w:t>
-      </w:r>
-      <w:r>
-        <w:t xml:space="preserve">by discarding discriminative signal.</w:t>
+        <w:t xml:space="preserve">. Every published scheme is monotone increasing in confidence, so an</w:t>
+      </w:r>
+      <w:r>
+        <w:t xml:space="preserve"> </w:t>
+      </w:r>
+      <w:r>
+        <w:t xml:space="preserve">anti-correlated channel poisons the vote, and calibration gates survive</w:t>
+      </w:r>
+      <w:r>
+        <w:t xml:space="preserve"> </w:t>
+      </w:r>
+      <w:r>
+        <w:t xml:space="preserve">inversion only by discarding signal.</w:t>
       </w:r>
       <w:r>
         <w:t xml:space="preserve"> </w:t>
@@ -105,13 +99,7 @@
         <w:t xml:space="preserve"> </w:t>
       </w:r>
       <w:r>
-        <w:t xml:space="preserve">derives the vote exponent from the</w:t>
-      </w:r>
-      <w:r>
-        <w:t xml:space="preserve"> </w:t>
-      </w:r>
-      <w:r>
-        <w:t xml:space="preserve">measured,</w:t>
+        <w:t xml:space="preserve">derives the vote exponent from the measured</w:t>
       </w:r>
       <w:r>
         <w:t xml:space="preserve"> </w:t>
@@ -124,7 +112,10 @@
         <w:t xml:space="preserve">signed</w:t>
       </w:r>
       <w:r>
-        <w:t xml:space="preserve">, within-item discrimination of the channel: a pooled</w:t>
+        <w:t xml:space="preserve"> </w:t>
+      </w:r>
+      <w:r>
+        <w:t xml:space="preserve">within-item discrimination of the channel: a pooled</w:t>
       </w:r>
       <w:r>
         <w:t xml:space="preserve"> </w:t>
@@ -141,43 +132,18 @@
         </m:r>
       </m:oMath>
       <w:r>
-        <w:t xml:space="preserve"> </w:t>
-      </w:r>
-      <w:r>
-        <w:t xml:space="preserve">with an item-clustered standard error, positive-part</w:t>
-      </w:r>
-      <w:r>
-        <w:t xml:space="preserve"> </w:t>
-      </w:r>
-      <w:r>
-        <w:t xml:space="preserve">James–Stein shrinkage, and a Bayes-discriminant link, which at the default</w:t>
-      </w:r>
-      <w:r>
-        <w:t xml:space="preserve"> </w:t>
-      </w:r>
-      <w:r>
-        <w:t xml:space="preserve">base rate</w:t>
-      </w:r>
-      <w:r>
-        <w:t xml:space="preserve"> </w:t>
-      </w:r>
-      <m:oMath>
-        <m:acc>
-          <m:accPr>
-            <m:chr m:val="‾"/>
-          </m:accPr>
-          <m:e>
-            <m:r>
-              <m:t>p</m:t>
-            </m:r>
-          </m:e>
-        </m:acc>
-        <m:r>
-          <m:rPr>
-            <m:sty m:val="p"/>
-          </m:rPr>
-          <m:t>=</m:t>
-        </m:r>
+        <w:t xml:space="preserve">, shrunk toward zero and mapped through a</w:t>
+      </w:r>
+      <w:r>
+        <w:t xml:space="preserve"> </w:t>
+      </w:r>
+      <w:r>
+        <w:t xml:space="preserve">Bayes-discriminant link that at base rate</w:t>
+      </w:r>
+      <w:r>
+        <w:t xml:space="preserve"> </w:t>
+      </w:r>
+      <m:oMath>
         <m:f>
           <m:fPr>
             <m:type m:val="lin"/>
@@ -247,66 +213,25 @@
         </m:rad>
       </m:oMath>
       <w:r>
-        <w:t xml:space="preserve"> </w:t>
-      </w:r>
-      <w:r>
-        <w:t xml:space="preserve">with</w:t>
-      </w:r>
-      <w:r>
-        <w:t xml:space="preserve"> </w:t>
-      </w:r>
-      <m:oMath>
-        <m:r>
-          <m:t>z</m:t>
-        </m:r>
-      </m:oMath>
-      <w:r>
-        <w:t xml:space="preserve"> </w:t>
-      </w:r>
-      <w:r>
-        <w:t xml:space="preserve">the</w:t>
-      </w:r>
-      <w:r>
-        <w:t xml:space="preserve"> </w:t>
-      </w:r>
-      <w:r>
-        <w:t xml:space="preserve">probit of the shrunk pooled AUC. Inside the shrinkage dead zone the vote is</w:t>
-      </w:r>
-      <w:r>
-        <w:t xml:space="preserve"> </w:t>
-      </w:r>
-      <w:r>
-        <w:t xml:space="preserve">bit-identical to plain self-consistency. A label-free variant estimates the</w:t>
-      </w:r>
-      <w:r>
-        <w:t xml:space="preserve"> </w:t>
-      </w:r>
-      <w:r>
-        <w:t xml:space="preserve">sign from agreement pseudo-labels under an attenuation identity that</w:t>
-      </w:r>
-      <w:r>
-        <w:t xml:space="preserve"> </w:t>
-      </w:r>
-      <w:r>
-        <w:t xml:space="preserve">guarantees sign consistency while the plurality-error rate stays below one</w:t>
-      </w:r>
-      <w:r>
-        <w:t xml:space="preserve"> </w:t>
-      </w:r>
-      <w:r>
-        <w:t xml:space="preserve">half; past that boundary it mis-signs, which the paper measures and reports.</w:t>
-      </w:r>
-      <w:r>
-        <w:t xml:space="preserve"> </w:t>
-      </w:r>
-      <w:r>
-        <w:t xml:space="preserve">On a synthetic-oracle harness it recovers anti-correlated channels that pin</w:t>
-      </w:r>
-      <w:r>
-        <w:t xml:space="preserve"> </w:t>
-      </w:r>
-      <w:r>
-        <w:t xml:space="preserve">every published protocol to the majority floor (</w:t>
+        <w:t xml:space="preserve">. Inside the dead zone the vote is</w:t>
+      </w:r>
+      <w:r>
+        <w:t xml:space="preserve"> </w:t>
+      </w:r>
+      <w:r>
+        <w:t xml:space="preserve">bit-identical to plain self-consistency. A label-free variant recovers the sign from agreement pseudo-labels, provably</w:t>
+      </w:r>
+      <w:r>
+        <w:t xml:space="preserve"> </w:t>
+      </w:r>
+      <w:r>
+        <w:t xml:space="preserve">below a plurality-error rate of one half and demonstrably wrongly past it. On a synthetic oracle it recovers channels that pin published protocols to</w:t>
+      </w:r>
+      <w:r>
+        <w:t xml:space="preserve"> </w:t>
+      </w:r>
+      <w:r>
+        <w:t xml:space="preserve">the majority floor (</w:t>
       </w:r>
       <m:oMath>
         <m:r>
@@ -325,13 +250,13 @@
         </m:r>
       </m:oMath>
       <w:r>
-        <w:t xml:space="preserve">) and</w:t>
-      </w:r>
-      <w:r>
-        <w:t xml:space="preserve"> </w:t>
-      </w:r>
-      <w:r>
-        <w:t xml:space="preserve">cracks the heterogeneity floor with zero paired losses (</w:t>
+        <w:t xml:space="preserve">) and cracks the</w:t>
+      </w:r>
+      <w:r>
+        <w:t xml:space="preserve"> </w:t>
+      </w:r>
+      <w:r>
+        <w:t xml:space="preserve">heterogeneity floor with zero paired losses (</w:t>
       </w:r>
       <m:oMath>
         <m:r>
@@ -350,13 +275,13 @@
         </m:r>
       </m:oMath>
       <w:r>
-        <w:t xml:space="preserve">).</w:t>
-      </w:r>
-      <w:r>
-        <w:t xml:space="preserve"> </w:t>
-      </w:r>
-      <w:r>
-        <w:t xml:space="preserve">Against a dev-picked</w:t>
+        <w:t xml:space="preserve">); against a</w:t>
+      </w:r>
+      <w:r>
+        <w:t xml:space="preserve"> </w:t>
+      </w:r>
+      <w:r>
+        <w:t xml:space="preserve">dev-picked</w:t>
       </w:r>
       <w:r>
         <w:t xml:space="preserve"> </w:t>
@@ -372,54 +297,19 @@
         <w:t xml:space="preserve"> </w:t>
       </w:r>
       <w:r>
-        <w:t xml:space="preserve">grid, which the sweep shows is a far</w:t>
-      </w:r>
-      <w:r>
-        <w:t xml:space="preserve"> </w:t>
-      </w:r>
-      <w:r>
-        <w:t xml:space="preserve">stronger baseline than the published protocols, the advantage narrows to</w:t>
-      </w:r>
-      <w:r>
-        <w:t xml:space="preserve"> </w:t>
-      </w:r>
-      <w:r>
-        <w:t xml:space="preserve">distortion, echo, and label-free operation. Two real-trace campaigns then</w:t>
-      </w:r>
-      <w:r>
-        <w:t xml:space="preserve"> </w:t>
-      </w:r>
-      <w:r>
-        <w:t xml:space="preserve">bound the setting: the channel is null on saturated benchmarks</w:t>
-      </w:r>
-      <w:r>
-        <w:t xml:space="preserve"> </w:t>
-      </w:r>
-      <w:r>
-        <w:t xml:space="preserve">(</w:t>
-      </w:r>
-      <m:oMath>
-        <m:r>
-          <m:t>z</m:t>
-        </m:r>
-        <m:r>
-          <m:rPr>
-            <m:sty m:val="p"/>
-          </m:rPr>
-          <m:t>=</m:t>
-        </m:r>
-        <m:r>
-          <m:rPr>
-            <m:sty m:val="p"/>
-          </m:rPr>
-          <m:t>−</m:t>
-        </m:r>
-        <m:r>
-          <m:t>1.24</m:t>
-        </m:r>
-      </m:oMath>
-      <w:r>
-        <w:t xml:space="preserve">) and positive on competition mathematics (</w:t>
+        <w:t xml:space="preserve">grid the advantage narrows to distortion, echo and</w:t>
+      </w:r>
+      <w:r>
+        <w:t xml:space="preserve"> </w:t>
+      </w:r>
+      <w:r>
+        <w:t xml:space="preserve">label-free operation. Two real-trace campaigns bound it: the channel is null on saturated</w:t>
+      </w:r>
+      <w:r>
+        <w:t xml:space="preserve"> </w:t>
+      </w:r>
+      <w:r>
+        <w:t xml:space="preserve">benchmarks and positive on competition mathematics (</w:t>
       </w:r>
       <m:oMath>
         <m:acc>
@@ -449,33 +339,13 @@
         </m:r>
       </m:oMath>
       <w:r>
-        <w:t xml:space="preserve">,</w:t>
-      </w:r>
-      <w:r>
-        <w:t xml:space="preserve"> </w:t>
-      </w:r>
-      <m:oMath>
-        <m:r>
-          <m:t>z</m:t>
-        </m:r>
-        <m:r>
-          <m:rPr>
-            <m:sty m:val="p"/>
-          </m:rPr>
-          <m:t>=</m:t>
-        </m:r>
-        <m:r>
-          <m:rPr>
-            <m:sty m:val="p"/>
-          </m:rPr>
-          <m:t>+</m:t>
-        </m:r>
-        <m:r>
-          <m:t>2.54</m:t>
-        </m:r>
-      </m:oMath>
-      <w:r>
-        <w:t xml:space="preserve">), yet the stratum any such method can act on measures</w:t>
+        <w:t xml:space="preserve">), yet the</w:t>
+      </w:r>
+      <w:r>
+        <w:t xml:space="preserve"> </w:t>
+      </w:r>
+      <w:r>
+        <w:t xml:space="preserve">stratum any such method can act on measures</w:t>
       </w:r>
       <w:r>
         <w:t xml:space="preserve"> </w:t>
@@ -503,13 +373,19 @@
         <w:t xml:space="preserve"> </w:t>
       </w:r>
       <w:r>
-        <w:t xml:space="preserve">of items across five substrates in two domains, so abstention is the correct</w:t>
-      </w:r>
-      <w:r>
-        <w:t xml:space="preserve"> </w:t>
-      </w:r>
-      <w:r>
-        <w:t xml:space="preserve">default and the dead zone implements it.</w:t>
+        <w:t xml:space="preserve">of items across five</w:t>
+      </w:r>
+      <w:r>
+        <w:t xml:space="preserve"> </w:t>
+      </w:r>
+      <w:r>
+        <w:t xml:space="preserve">substrates in two domains. Abstention is the correct default, and the dead zone</w:t>
+      </w:r>
+      <w:r>
+        <w:t xml:space="preserve"> </w:t>
+      </w:r>
+      <w:r>
+        <w:t xml:space="preserve">implements it.</w:t>
       </w:r>
     </w:p>
     <w:p>

--- a/paper/tact.docx
+++ b/paper/tact.docx
@@ -1404,7 +1404,7 @@
         <w:t xml:space="preserve"> </w:t>
       </w:r>
       <w:r>
-        <w:t xml:space="preserve">measures rather than assumes away.</w:t>
+        <w:t xml:space="preserve">measures.</w:t>
       </w:r>
     </w:p>
     <w:p>
@@ -1962,13 +1962,7 @@
         <w:t xml:space="preserve"> </w:t>
       </w:r>
       <w:r>
-        <w:t xml:space="preserve">pre-registered endpoint, which makes abstention the correct default rather</w:t>
-      </w:r>
-      <w:r>
-        <w:t xml:space="preserve"> </w:t>
-      </w:r>
-      <w:r>
-        <w:t xml:space="preserve">than a conservative one.</w:t>
+        <w:t xml:space="preserve">pre-registered endpoint, which makes abstention the correct default.</w:t>
       </w:r>
     </w:p>
     <w:bookmarkEnd w:id="10"/>
@@ -2100,13 +2094,7 @@
         <w:t xml:space="preserve"> </w:t>
       </w:r>
       <w:r>
-        <w:t xml:space="preserve">selector that scores candidates by a rank-like quantity rather than by raw</w:t>
-      </w:r>
-      <w:r>
-        <w:t xml:space="preserve"> </w:t>
-      </w:r>
-      <w:r>
-        <w:t xml:space="preserve">confidence, but it ranks</w:t>
+        <w:t xml:space="preserve">selector that scores candidates by a rank-like quantity, but it ranks</w:t>
       </w:r>
       <w:r>
         <w:t xml:space="preserve"> </w:t>
@@ -8269,7 +8257,7 @@
         <w:t xml:space="preserve"> </w:t>
       </w:r>
       <w:r>
-        <w:t xml:space="preserve">the vote then sees</w:t>
+        <w:t xml:space="preserve">what reaches the vote is</w:t>
       </w:r>
       <w:r>
         <w:t xml:space="preserve"> </w:t>
@@ -8292,10 +8280,7 @@
         </m:sSub>
       </m:oMath>
       <w:r>
-        <w:t xml:space="preserve"> </w:t>
-      </w:r>
-      <w:r>
-        <w:t xml:space="preserve">rather than the derived magnitude</w:t>
+        <w:t xml:space="preserve">, not the derived magnitude</w:t>
       </w:r>
       <w:r>
         <w:t xml:space="preserve"> </w:t>
@@ -10267,7 +10252,7 @@
         <w:t xml:space="preserve"> </w:t>
       </w:r>
       <w:r>
-        <w:t xml:space="preserve">what makes the dead zone a global abstention rather than a per-item one.</w:t>
+        <w:t xml:space="preserve">what makes the dead zone a global abstention.</w:t>
       </w:r>
     </w:p>
     <w:bookmarkEnd w:id="31"/>
@@ -14118,7 +14103,7 @@
         </w:r>
       </w:hyperlink>
       <w:r>
-        <w:t xml:space="preserve">] restated for a single channel), so any label-free guarantee is necessarily conditional; it is stated as such rather than papered over.</w:t>
+        <w:t xml:space="preserve">] restated for a single channel), so any label-free guarantee is necessarily conditional, and this paper states the condition.</w:t>
       </w:r>
     </w:p>
     <w:bookmarkEnd w:id="41"/>
@@ -15141,7 +15126,7 @@
           <w:i/>
           <w:iCs/>
         </w:rPr>
-        <w:t xml:space="preserve">This is a measurement in the present harness rather than a theorem: on plurality-wrong items with</w:t>
+        <w:t xml:space="preserve">This is a measurement in the present harness, not a theorem: on plurality-wrong items with</w:t>
       </w:r>
       <w:r>
         <w:rPr>
@@ -21221,7 +21206,7 @@
         </m:r>
       </m:oMath>
       <w:r>
-        <w:t xml:space="preserve">): the SE-aware shrinkage degrades smoothly rather than catastrophically. All four falsifiers survived: F1 (</w:t>
+        <w:t xml:space="preserve">): the SE-aware shrinkage degrades smoothly. All four falsifiers survived: F1 (</w:t>
       </w:r>
       <m:oMath>
         <m:r>
@@ -22866,7 +22851,7 @@
         <w:t xml:space="preserve"> </w:t>
       </w:r>
       <w:r>
-        <w:t xml:space="preserve">real rather than noise:</w:t>
+        <w:t xml:space="preserve">real, not noise:</w:t>
       </w:r>
       <w:r>
         <w:t xml:space="preserve"> </w:t>
@@ -23401,16 +23386,13 @@
         </m:r>
       </m:oMath>
       <w:r>
-        <w:t xml:space="preserve"> </w:t>
-      </w:r>
-      <w:r>
-        <w:t xml:space="preserve">rather</w:t>
-      </w:r>
-      <w:r>
-        <w:t xml:space="preserve"> </w:t>
-      </w:r>
-      <w:r>
-        <w:t xml:space="preserve">than a loss. Reporting a single seed would have hidden both the artifact and</w:t>
+        <w:t xml:space="preserve">, where it had</w:t>
+      </w:r>
+      <w:r>
+        <w:t xml:space="preserve"> </w:t>
+      </w:r>
+      <w:r>
+        <w:t xml:space="preserve">been a loss. Reporting a single seed would have hidden both the artifact and</w:t>
       </w:r>
       <w:r>
         <w:t xml:space="preserve"> </w:t>
@@ -24614,13 +24596,13 @@
         <w:t xml:space="preserve"> </w:t>
       </w:r>
       <w:r>
-        <w:t xml:space="preserve">substrate and not only on the generator it was derived from, which is the one</w:t>
-      </w:r>
-      <w:r>
-        <w:t xml:space="preserve"> </w:t>
-      </w:r>
-      <w:r>
-        <w:t xml:space="preserve">piece of evidence here that the mechanism is doing work.</w:t>
+        <w:t xml:space="preserve">substrate itself, which is the one piece of evidence here that the mechanism is</w:t>
+      </w:r>
+      <w:r>
+        <w:t xml:space="preserve"> </w:t>
+      </w:r>
+      <w:r>
+        <w:t xml:space="preserve">doing work.</w:t>
       </w:r>
       <w:r>
         <w:t xml:space="preserve"> </w:t>
@@ -24791,10 +24773,13 @@
         </m:r>
       </m:oMath>
       <w:r>
-        <w:t xml:space="preserve"> </w:t>
-      </w:r>
-      <w:r>
-        <w:t xml:space="preserve">rather than as a demonstration that abstaining was right.</w:t>
+        <w:t xml:space="preserve">.</w:t>
+      </w:r>
+      <w:r>
+        <w:t xml:space="preserve"> </w:t>
+      </w:r>
+      <w:r>
+        <w:t xml:space="preserve">It does not demonstrate that abstaining was right.</w:t>
       </w:r>
     </w:p>
     <w:p>
@@ -25966,7 +25951,7 @@
         <w:t xml:space="preserve"> </w:t>
       </w:r>
       <w:r>
-        <w:t xml:space="preserve">the substrate rather than of the estimator.</w:t>
+        <w:t xml:space="preserve">the substrate, not of the estimator.</w:t>
       </w:r>
     </w:p>
     <w:p>
@@ -26179,13 +26164,7 @@
         <w:t xml:space="preserve"> </w:t>
       </w:r>
       <w:r>
-        <w:t xml:space="preserve">so the alarm reports a genuine shortfall against the floor rather than a</w:t>
-      </w:r>
-      <w:r>
-        <w:t xml:space="preserve"> </w:t>
-      </w:r>
-      <w:r>
-        <w:t xml:space="preserve">collapse. Only the first is a defect.</w:t>
+        <w:t xml:space="preserve">so the alarm reports a genuine shortfall against the floor. Only the first is a defect.</w:t>
       </w:r>
     </w:p>
     <w:bookmarkStart w:id="74" w:name="tab:hard"/>
@@ -27983,7 +27962,7 @@
         <w:t xml:space="preserve"> </w:t>
       </w:r>
       <w:r>
-        <w:t xml:space="preserve">that condition presents as a candidate failure rather than as an error. Studies that grade by execution should report their</w:t>
+        <w:t xml:space="preserve">that condition presents as a candidate failure, not an error. Studies that grade by execution should report their</w:t>
       </w:r>
       <w:r>
         <w:t xml:space="preserve"> </w:t>
@@ -28563,7 +28542,7 @@
         <w:t xml:space="preserve"> </w:t>
       </w:r>
       <w:r>
-        <w:t xml:space="preserve">finding (f) reports. That abstention is testable rather than a matter of taste,</w:t>
+        <w:t xml:space="preserve">finding (f) reports. That abstention is testable,</w:t>
       </w:r>
       <w:r>
         <w:t xml:space="preserve"> </w:t>
@@ -28859,19 +28838,13 @@
         <w:t xml:space="preserve">tact</w:t>
       </w:r>
       <w:r>
-        <w:t xml:space="preserve">’s own invariance group, so passing them tests that the</w:t>
-      </w:r>
-      <w:r>
-        <w:t xml:space="preserve"> </w:t>
-      </w:r>
-      <w:r>
-        <w:t xml:space="preserve">implementation respects an invariance it was built to have rather than</w:t>
-      </w:r>
-      <w:r>
-        <w:t xml:space="preserve"> </w:t>
-      </w:r>
-      <w:r>
-        <w:t xml:space="preserve">probing an untested regime; mechanism-recovery claims (does</w:t>
+        <w:t xml:space="preserve">’s own invariance group, so passing them shows only that the</w:t>
+      </w:r>
+      <w:r>
+        <w:t xml:space="preserve"> </w:t>
+      </w:r>
+      <w:r>
+        <w:t xml:space="preserve">implementation respects an invariance it was built to have; mechanism-recovery claims (does</w:t>
       </w:r>
       <w:r>
         <w:t xml:space="preserve"> </w:t>
@@ -29344,13 +29317,13 @@
         <w:t xml:space="preserve"> </w:t>
       </w:r>
       <w:r>
-        <w:t xml:space="preserve">labels) should be the default rather</w:t>
-      </w:r>
-      <w:r>
-        <w:t xml:space="preserve"> </w:t>
-      </w:r>
-      <w:r>
-        <w:t xml:space="preserve">than an optional refinement. The other standard remedy is not tried here and</w:t>
+        <w:t xml:space="preserve">labels) should be the default, and</w:t>
+      </w:r>
+      <w:r>
+        <w:t xml:space="preserve"> </w:t>
+      </w:r>
+      <w:r>
+        <w:t xml:space="preserve">treating it as an optional refinement is the mistake. The other standard remedy is not tried here and</w:t>
       </w:r>
       <w:r>
         <w:t xml:space="preserve"> </w:t>
@@ -29805,13 +29778,13 @@
         <w:t xml:space="preserve"> </w:t>
       </w:r>
       <w:r>
-        <w:t xml:space="preserve">and neither was swept. If the sampling regime is a controllable input rather</w:t>
-      </w:r>
-      <w:r>
-        <w:t xml:space="preserve"> </w:t>
-      </w:r>
-      <w:r>
-        <w:t xml:space="preserve">than a fixed property of the substrate, the question changes from</w:t>
+        <w:t xml:space="preserve">and neither was swept. If the sampling regime is a controllable input, not a fixed property</w:t>
+      </w:r>
+      <w:r>
+        <w:t xml:space="preserve"> </w:t>
+      </w:r>
+      <w:r>
+        <w:t xml:space="preserve">of the substrate, the question changes from</w:t>
       </w:r>
       <w:r>
         <w:t xml:space="preserve"> </w:t>

--- a/paper/tact.docx
+++ b/paper/tact.docx
@@ -25963,7 +25963,7 @@
           <w:i/>
           <w:iCs/>
         </w:rPr>
-        <w:t xml:space="preserve">Abstention behaved as designed.</w:t>
+        <w:t xml:space="preserve">Abstention behaved as designed, for two different reasons.</w:t>
       </w:r>
       <w:r>
         <w:t xml:space="preserve"> </w:t>
@@ -25998,19 +25998,209 @@
         </m:r>
       </m:oMath>
       <w:r>
-        <w:t xml:space="preserve">, with</w:t>
-      </w:r>
-      <w:r>
-        <w:t xml:space="preserve"> </w:t>
-      </w:r>
-      <w:r>
-        <w:t xml:space="preserve">alarms E4 and E2 firing on the label-free path and the sign set holding too</w:t>
-      </w:r>
-      <w:r>
-        <w:t xml:space="preserve"> </w:t>
-      </w:r>
-      <w:r>
-        <w:t xml:space="preserve">few informative items to supply a semi-label-free sign. The vote is therefore</w:t>
+        <w:t xml:space="preserve"> </w:t>
+      </w:r>
+      <w:r>
+        <w:t xml:space="preserve">on both label-free paths, and the two failures are worth</w:t>
+      </w:r>
+      <w:r>
+        <w:t xml:space="preserve"> </w:t>
+      </w:r>
+      <w:r>
+        <w:t xml:space="preserve">separating. The fully label-free arm was stopped by alarms E4 and E2: only</w:t>
+      </w:r>
+      <w:r>
+        <w:t xml:space="preserve"> </w:t>
+      </w:r>
+      <m:oMath>
+        <m:r>
+          <m:t>13</m:t>
+        </m:r>
+      </m:oMath>
+      <w:r>
+        <w:t xml:space="preserve"> </w:t>
+      </w:r>
+      <w:r>
+        <w:t xml:space="preserve">items reach the margin gate with a pseudo-label that varies, against a</w:t>
+      </w:r>
+      <w:r>
+        <w:t xml:space="preserve"> </w:t>
+      </w:r>
+      <w:r>
+        <w:t xml:space="preserve">floor of</w:t>
+      </w:r>
+      <w:r>
+        <w:t xml:space="preserve"> </w:t>
+      </w:r>
+      <m:oMath>
+        <m:r>
+          <m:t>50</m:t>
+        </m:r>
+      </m:oMath>
+      <w:r>
+        <w:t xml:space="preserve">, and relaxing the gate’s quantile all the way to</w:t>
+      </w:r>
+      <w:r>
+        <w:t xml:space="preserve"> </w:t>
+      </w:r>
+      <m:oMath>
+        <m:r>
+          <m:t>0</m:t>
+        </m:r>
+      </m:oMath>
+      <w:r>
+        <w:t xml:space="preserve"> </w:t>
+      </w:r>
+      <w:r>
+        <w:t xml:space="preserve">raises</w:t>
+      </w:r>
+      <w:r>
+        <w:t xml:space="preserve"> </w:t>
+      </w:r>
+      <w:r>
+        <w:t xml:space="preserve">that only to</w:t>
+      </w:r>
+      <w:r>
+        <w:t xml:space="preserve"> </w:t>
+      </w:r>
+      <m:oMath>
+        <m:r>
+          <m:t>40</m:t>
+        </m:r>
+      </m:oMath>
+      <w:r>
+        <w:t xml:space="preserve">, so the arm is untestable here at any channel strength.</w:t>
+      </w:r>
+      <w:r>
+        <w:t xml:space="preserve"> </w:t>
+      </w:r>
+      <w:r>
+        <w:t xml:space="preserve">The semi-label-free arm was stopped by something else entirely: its</w:t>
+      </w:r>
+      <w:r>
+        <w:t xml:space="preserve"> </w:t>
+      </w:r>
+      <m:oMath>
+        <m:r>
+          <m:t>30</m:t>
+        </m:r>
+      </m:oMath>
+      <w:r>
+        <w:t xml:space="preserve">-item</w:t>
+      </w:r>
+      <w:r>
+        <w:t xml:space="preserve"> </w:t>
+      </w:r>
+      <w:r>
+        <w:t xml:space="preserve">sign set reaches</w:t>
+      </w:r>
+      <w:r>
+        <w:t xml:space="preserve"> </w:t>
+      </w:r>
+      <m:oMath>
+        <m:r>
+          <m:t>z</m:t>
+        </m:r>
+        <m:r>
+          <m:rPr>
+            <m:sty m:val="p"/>
+          </m:rPr>
+          <m:t>=</m:t>
+        </m:r>
+        <m:r>
+          <m:rPr>
+            <m:sty m:val="p"/>
+          </m:rPr>
+          <m:t>+</m:t>
+        </m:r>
+        <m:r>
+          <m:t>0.73</m:t>
+        </m:r>
+      </m:oMath>
+      <w:r>
+        <w:t xml:space="preserve"> </w:t>
+      </w:r>
+      <w:r>
+        <w:t xml:space="preserve">against a</w:t>
+      </w:r>
+      <w:r>
+        <w:t xml:space="preserve"> </w:t>
+      </w:r>
+      <m:oMath>
+        <m:r>
+          <m:rPr>
+            <m:sty m:val="p"/>
+          </m:rPr>
+          <m:t>|</m:t>
+        </m:r>
+        <m:r>
+          <m:t>z</m:t>
+        </m:r>
+        <m:r>
+          <m:rPr>
+            <m:sty m:val="p"/>
+          </m:rPr>
+          <m:t>|</m:t>
+        </m:r>
+        <m:r>
+          <m:rPr>
+            <m:sty m:val="p"/>
+          </m:rPr>
+          <m:t>&gt;</m:t>
+        </m:r>
+        <m:r>
+          <m:t>1</m:t>
+        </m:r>
+      </m:oMath>
+      <w:r>
+        <w:t xml:space="preserve"> </w:t>
+      </w:r>
+      <w:r>
+        <w:t xml:space="preserve">gate, while the evaluation set on</w:t>
+      </w:r>
+      <w:r>
+        <w:t xml:space="preserve"> </w:t>
+      </w:r>
+      <w:r>
+        <w:t xml:space="preserve">the same substrate reaches</w:t>
+      </w:r>
+      <w:r>
+        <w:t xml:space="preserve"> </w:t>
+      </w:r>
+      <m:oMath>
+        <m:r>
+          <m:t>z</m:t>
+        </m:r>
+        <m:r>
+          <m:rPr>
+            <m:sty m:val="p"/>
+          </m:rPr>
+          <m:t>=</m:t>
+        </m:r>
+        <m:r>
+          <m:rPr>
+            <m:sty m:val="p"/>
+          </m:rPr>
+          <m:t>+</m:t>
+        </m:r>
+        <m:r>
+          <m:t>2.33</m:t>
+        </m:r>
+      </m:oMath>
+      <w:r>
+        <w:t xml:space="preserve">. That is a power shortfall in the sign</w:t>
+      </w:r>
+      <w:r>
+        <w:t xml:space="preserve"> </w:t>
+      </w:r>
+      <w:r>
+        <w:t xml:space="preserve">set, not an absent channel, and the remedy is more labels rather than a</w:t>
+      </w:r>
+      <w:r>
+        <w:t xml:space="preserve"> </w:t>
+      </w:r>
+      <w:r>
+        <w:t xml:space="preserve">different method. The vote is therefore</w:t>
       </w:r>
       <w:r>
         <w:t xml:space="preserve"> </w:t>

--- a/paper/tact.docx
+++ b/paper/tact.docx
@@ -26065,7 +26065,7 @@
       </w:r>
       <m:oMath>
         <m:r>
-          <m:t>40</m:t>
+          <m:t>39</m:t>
         </m:r>
       </m:oMath>
       <w:r>
@@ -26114,7 +26114,7 @@
           <m:t>+</m:t>
         </m:r>
         <m:r>
-          <m:t>0.73</m:t>
+          <m:t>0.83</m:t>
         </m:r>
       </m:oMath>
       <w:r>
@@ -26184,7 +26184,7 @@
           <m:t>+</m:t>
         </m:r>
         <m:r>
-          <m:t>2.33</m:t>
+          <m:t>2.54</m:t>
         </m:r>
       </m:oMath>
       <w:r>

--- a/paper/tact.docx
+++ b/paper/tact.docx
@@ -2505,6 +2505,37 @@
       <w:pPr>
         <w:pStyle w:val="FirstParagraph"/>
       </w:pPr>
+      <w:r>
+        <w:t xml:space="preserve">Every symbol used in the paper is collected in Table </w:t>
+      </w:r>
+      <w:hyperlink w:anchor="tab:notation">
+        <w:r>
+          <w:rPr>
+            <w:rStyle w:val="Hyperlink"/>
+          </w:rPr>
+          <w:t xml:space="preserve">7</w:t>
+        </w:r>
+      </w:hyperlink>
+      <w:r>
+        <w:t xml:space="preserve"> </w:t>
+      </w:r>
+      <w:r>
+        <w:t xml:space="preserve">(Appendix </w:t>
+      </w:r>
+      <w:hyperlink w:anchor="app:notation">
+        <w:r>
+          <w:rPr>
+            <w:rStyle w:val="Hyperlink"/>
+          </w:rPr>
+          <w:t xml:space="preserve">11</w:t>
+        </w:r>
+      </w:hyperlink>
+      <w:r>
+        <w:t xml:space="preserve">), grouped by the section that introduces it.</w:t>
+      </w:r>
+      <w:r>
+        <w:t xml:space="preserve"> </w:t>
+      </w:r>
       <w:r>
         <w:t xml:space="preserve">Items</w:t>
       </w:r>
@@ -28719,7 +28750,7 @@
       </w:r>
       <m:oMath>
         <m:r>
-          <m:t>0.750</m:t>
+          <m:t>0.875</m:t>
         </m:r>
       </m:oMath>
       <w:r>

--- a/paper/tact.docx
+++ b/paper/tact.docx
@@ -3048,6 +3048,9 @@
         <w:t xml:space="preserve"> </w:t>
       </w:r>
       <w:bookmarkStart w:id="13" w:name="eq:confmodel"/>
+      <w:r>
+        <w:t xml:space="preserve"> </w:t>
+      </w:r>
       <w:bookmarkEnd w:id="13"/>
     </w:p>
     <w:p>
@@ -3527,7 +3530,7 @@
     <w:bookmarkEnd w:id="17"/>
     <w:bookmarkEnd w:id="18"/>
     <w:bookmarkEnd w:id="19"/>
-    <w:bookmarkStart w:id="36" w:name="sec:method"/>
+    <w:bookmarkStart w:id="37" w:name="sec:method"/>
     <w:p>
       <w:pPr>
         <w:pStyle w:val="Heading1"/>
@@ -3631,6 +3634,9 @@
         <w:t xml:space="preserve"> </w:t>
       </w:r>
       <w:bookmarkStart w:id="20" w:name="eq:vdw"/>
+      <w:r>
+        <w:t xml:space="preserve"> </w:t>
+      </w:r>
       <w:bookmarkEnd w:id="20"/>
     </w:p>
     <w:p>
@@ -4097,6 +4103,9 @@
         <w:t xml:space="preserve"> </w:t>
       </w:r>
       <w:bookmarkStart w:id="21" w:name="eq:vote"/>
+      <w:r>
+        <w:t xml:space="preserve"> </w:t>
+      </w:r>
       <w:bookmarkEnd w:id="21"/>
     </w:p>
     <w:p>
@@ -4812,6 +4821,9 @@
         <w:t xml:space="preserve"> </w:t>
       </w:r>
       <w:bookmarkStart w:id="23" w:name="eq:pooled"/>
+      <w:r>
+        <w:t xml:space="preserve"> </w:t>
+      </w:r>
       <w:bookmarkEnd w:id="23"/>
     </w:p>
     <w:p>
@@ -5590,6 +5602,9 @@
         <w:t xml:space="preserve"> </w:t>
       </w:r>
       <w:bookmarkStart w:id="25" w:name="eq:js"/>
+      <w:r>
+        <w:t xml:space="preserve"> </w:t>
+      </w:r>
       <w:bookmarkEnd w:id="25"/>
     </w:p>
     <w:p>
@@ -6560,6 +6575,9 @@
         <w:t xml:space="preserve"> </w:t>
       </w:r>
       <w:bookmarkStart w:id="26" w:name="eq:link"/>
+      <w:r>
+        <w:t xml:space="preserve"> </w:t>
+      </w:r>
       <w:bookmarkEnd w:id="26"/>
     </w:p>
     <w:p>
@@ -6985,7 +7003,7 @@
       </w:r>
     </w:p>
     <w:bookmarkEnd w:id="27"/>
-    <w:bookmarkStart w:id="31" w:name="sec:oneline"/>
+    <w:bookmarkStart w:id="32" w:name="sec:oneline"/>
     <w:p>
       <w:pPr>
         <w:pStyle w:val="Heading2"/>
@@ -7265,6 +7283,9 @@
         <w:t xml:space="preserve"> </w:t>
       </w:r>
       <w:bookmarkStart w:id="28" w:name="eq:oneline"/>
+      <w:r>
+        <w:t xml:space="preserve"> </w:t>
+      </w:r>
       <w:bookmarkEnd w:id="28"/>
     </w:p>
     <w:p>
@@ -7607,6 +7628,9 @@
         <w:pStyle w:val="FirstParagraph"/>
       </w:pPr>
       <w:bookmarkStart w:id="29" w:name="eq:oneline2"/>
+      <w:r>
+        <w:t xml:space="preserve"> </w:t>
+      </w:r>
       <w:bookmarkEnd w:id="29"/>
     </w:p>
     <w:p>
@@ -7954,6 +7978,9 @@
         <w:t xml:space="preserve"> </w:t>
       </w:r>
       <w:bookmarkStart w:id="30" w:name="eq:half"/>
+      <w:r>
+        <w:t xml:space="preserve"> </w:t>
+      </w:r>
       <w:bookmarkEnd w:id="30"/>
     </w:p>
     <w:p>
@@ -8469,6 +8496,16 @@
         <w:t xml:space="preserve">).</w:t>
       </w:r>
     </w:p>
+    <w:bookmarkStart w:id="31" w:name="alg:tact"/>
+    <w:p>
+      <w:pPr>
+        <w:pStyle w:val="BodyText"/>
+      </w:pPr>
+      <w:r>
+        <w:t xml:space="preserve"> </w:t>
+      </w:r>
+    </w:p>
+    <w:bookmarkEnd w:id="31"/>
     <w:p>
       <w:pPr>
         <w:pStyle w:val="BodyText"/>
@@ -10286,8 +10323,8 @@
         <w:t xml:space="preserve">what makes the dead zone a global abstention.</w:t>
       </w:r>
     </w:p>
-    <w:bookmarkEnd w:id="31"/>
-    <w:bookmarkStart w:id="35" w:name="anchor-properties"/>
+    <w:bookmarkEnd w:id="32"/>
+    <w:bookmarkStart w:id="36" w:name="anchor-properties"/>
     <w:p>
       <w:pPr>
         <w:pStyle w:val="Heading2"/>
@@ -10296,7 +10333,7 @@
         <w:t xml:space="preserve">Anchor properties</w:t>
       </w:r>
     </w:p>
-    <w:bookmarkStart w:id="32" w:name="prop:sc"/>
+    <w:bookmarkStart w:id="33" w:name="prop:sc"/>
     <w:p>
       <w:pPr>
         <w:pStyle w:val="FirstParagraph"/>
@@ -10631,8 +10668,8 @@
         <w:t xml:space="preserve">is continuous through the dead-zone boundary, so a false positive applies an infinitesimal exponent.</w:t>
       </w:r>
     </w:p>
-    <w:bookmarkEnd w:id="32"/>
-    <w:bookmarkStart w:id="33" w:name="prop:cisc"/>
+    <w:bookmarkEnd w:id="33"/>
+    <w:bookmarkStart w:id="34" w:name="prop:cisc"/>
     <w:p>
       <w:pPr>
         <w:pStyle w:val="BodyText"/>
@@ -10965,8 +11002,8 @@
         <w:t xml:space="preserve">on every pool.</w:t>
       </w:r>
     </w:p>
-    <w:bookmarkEnd w:id="33"/>
-    <w:bookmarkStart w:id="34" w:name="prop:reg"/>
+    <w:bookmarkEnd w:id="34"/>
+    <w:bookmarkStart w:id="35" w:name="prop:reg"/>
     <w:p>
       <w:pPr>
         <w:pStyle w:val="BodyText"/>
@@ -11216,7 +11253,7 @@
         <w:t xml:space="preserve">.</w:t>
       </w:r>
     </w:p>
-    <w:bookmarkEnd w:id="34"/>
+    <w:bookmarkEnd w:id="35"/>
     <w:p>
       <w:pPr>
         <w:pStyle w:val="BodyText"/>
@@ -11256,9 +11293,9 @@
         <w:t xml:space="preserve">are each tested numerically).</w:t>
       </w:r>
     </w:p>
-    <w:bookmarkEnd w:id="35"/>
     <w:bookmarkEnd w:id="36"/>
-    <w:bookmarkStart w:id="43" w:name="sec:lf"/>
+    <w:bookmarkEnd w:id="37"/>
+    <w:bookmarkStart w:id="45" w:name="sec:lf"/>
     <w:p>
       <w:pPr>
         <w:pStyle w:val="Heading1"/>
@@ -11267,7 +11304,7 @@
         <w:t xml:space="preserve">Label-Free Estimation</w:t>
       </w:r>
     </w:p>
-    <w:bookmarkStart w:id="39" w:name="pipeline"/>
+    <w:bookmarkStart w:id="41" w:name="pipeline"/>
     <w:p>
       <w:pPr>
         <w:pStyle w:val="Heading2"/>
@@ -11641,6 +11678,36 @@
         <w:t xml:space="preserve">.</w:t>
       </w:r>
     </w:p>
+    <w:bookmarkStart w:id="38" w:name="alg:tactlf"/>
+    <w:p>
+      <w:pPr>
+        <w:pStyle w:val="BodyText"/>
+      </w:pPr>
+      <w:r>
+        <w:t xml:space="preserve"> </w:t>
+      </w:r>
+    </w:p>
+    <w:bookmarkEnd w:id="38"/>
+    <w:bookmarkStart w:id="39" w:name="ln:gate"/>
+    <w:p>
+      <w:pPr>
+        <w:pStyle w:val="BodyText"/>
+      </w:pPr>
+      <w:r>
+        <w:t xml:space="preserve"> </w:t>
+      </w:r>
+    </w:p>
+    <w:bookmarkEnd w:id="39"/>
+    <w:bookmarkStart w:id="40" w:name="ln:temper"/>
+    <w:p>
+      <w:pPr>
+        <w:pStyle w:val="BodyText"/>
+      </w:pPr>
+      <w:r>
+        <w:t xml:space="preserve"> </w:t>
+      </w:r>
+    </w:p>
+    <w:bookmarkEnd w:id="40"/>
     <w:p>
       <w:pPr>
         <w:pStyle w:val="BodyText"/>
@@ -13308,11 +13375,6 @@
       <w:r>
         <w:t xml:space="preserve"> </w:t>
       </w:r>
-      <w:bookmarkStart w:id="37" w:name="ln:gate"/>
-      <w:bookmarkEnd w:id="37"/>
-      <w:r>
-        <w:t xml:space="preserve"> </w:t>
-      </w:r>
       <m:oMath>
         <m:r>
           <m:t>0</m:t>
@@ -13477,11 +13539,6 @@
       <w:r>
         <w:t xml:space="preserve">unset</w:t>
       </w:r>
-      <w:r>
-        <w:t xml:space="preserve"> </w:t>
-      </w:r>
-      <w:bookmarkStart w:id="38" w:name="ln:temper"/>
-      <w:bookmarkEnd w:id="38"/>
     </w:p>
     <w:p>
       <w:pPr>
@@ -13648,8 +13705,8 @@
         <w:t xml:space="preserve">there: the base rate is exactly what no label-free estimator knows.</w:t>
       </w:r>
     </w:p>
-    <w:bookmarkEnd w:id="39"/>
-    <w:bookmarkStart w:id="41" w:name="sign-consistency-and-its-boundary"/>
+    <w:bookmarkEnd w:id="41"/>
+    <w:bookmarkStart w:id="43" w:name="sign-consistency-and-its-boundary"/>
     <w:p>
       <w:pPr>
         <w:pStyle w:val="Heading2"/>
@@ -13658,7 +13715,7 @@
         <w:t xml:space="preserve">Sign consistency and its boundary</w:t>
       </w:r>
     </w:p>
-    <w:bookmarkStart w:id="40" w:name="prop:ccn"/>
+    <w:bookmarkStart w:id="42" w:name="prop:ccn"/>
     <w:p>
       <w:pPr>
         <w:pStyle w:val="FirstParagraph"/>
@@ -14015,7 +14072,7 @@
         <w:t xml:space="preserve">: the label-free estimate can only under-trust, never mis-sign.</w:t>
       </w:r>
     </w:p>
-    <w:bookmarkEnd w:id="40"/>
+    <w:bookmarkEnd w:id="42"/>
     <w:p>
       <w:pPr>
         <w:pStyle w:val="BodyText"/>
@@ -14137,8 +14194,8 @@
         <w:t xml:space="preserve">] restated for a single channel), so any label-free guarantee is necessarily conditional, and this paper states the condition.</w:t>
       </w:r>
     </w:p>
-    <w:bookmarkEnd w:id="41"/>
-    <w:bookmarkStart w:id="42" w:name="de-attenuation-and-alarms"/>
+    <w:bookmarkEnd w:id="43"/>
+    <w:bookmarkStart w:id="44" w:name="de-attenuation-and-alarms"/>
     <w:p>
       <w:pPr>
         <w:pStyle w:val="Heading2"/>
@@ -14614,9 +14671,9 @@
         <w:t xml:space="preserve">dev labels, routing it into the pipeline and disabling only the proxy-sign alarm; this purchases immunity to the ambiguity above at negligible labeling cost.</w:t>
       </w:r>
     </w:p>
-    <w:bookmarkEnd w:id="42"/>
-    <w:bookmarkEnd w:id="43"/>
-    <w:bookmarkStart w:id="49" w:name="sec:hetero"/>
+    <w:bookmarkEnd w:id="44"/>
+    <w:bookmarkEnd w:id="45"/>
+    <w:bookmarkStart w:id="51" w:name="sec:hetero"/>
     <w:p>
       <w:pPr>
         <w:pStyle w:val="Heading1"/>
@@ -14625,7 +14682,7 @@
         <w:t xml:space="preserve">Heterogeneity: Impossibility and Escape</w:t>
       </w:r>
     </w:p>
-    <w:bookmarkStart w:id="47" w:name="X6b81b2bcd4bd383fca78608abce9da302a7840a"/>
+    <w:bookmarkStart w:id="49" w:name="X6b81b2bcd4bd383fca78608abce9da302a7840a"/>
     <w:p>
       <w:pPr>
         <w:pStyle w:val="Heading2"/>
@@ -14724,7 +14781,7 @@
         <w:t xml:space="preserve">with no observable covariate.</w:t>
       </w:r>
     </w:p>
-    <w:bookmarkStart w:id="44" w:name="prop:selfreinf"/>
+    <w:bookmarkStart w:id="46" w:name="prop:selfreinf"/>
     <w:p>
       <w:pPr>
         <w:pStyle w:val="BodyText"/>
@@ -14974,7 +15031,7 @@
         <w:t xml:space="preserve">up-weights unconfident traces, which are again the plurality side.</w:t>
       </w:r>
     </w:p>
-    <w:bookmarkEnd w:id="44"/>
+    <w:bookmarkEnd w:id="46"/>
     <w:p>
       <w:pPr>
         <w:pStyle w:val="BodyText"/>
@@ -15128,7 +15185,7 @@
         <w:t xml:space="preserve">items).</w:t>
       </w:r>
     </w:p>
-    <w:bookmarkStart w:id="45" w:name="prop:curse"/>
+    <w:bookmarkStart w:id="47" w:name="prop:curse"/>
     <w:p>
       <w:pPr>
         <w:pStyle w:val="BodyText"/>
@@ -15241,8 +15298,8 @@
         <w:t xml:space="preserve">of the time.</w:t>
       </w:r>
     </w:p>
-    <w:bookmarkEnd w:id="45"/>
-    <w:bookmarkStart w:id="46" w:name="prop:twoworld"/>
+    <w:bookmarkEnd w:id="47"/>
+    <w:bookmarkStart w:id="48" w:name="prop:twoworld"/>
     <w:p>
       <w:pPr>
         <w:pStyle w:val="BodyText"/>
@@ -15981,7 +16038,7 @@
         <w:t xml:space="preserve">method does either; doing so is left open.</w:t>
       </w:r>
     </w:p>
-    <w:bookmarkEnd w:id="46"/>
+    <w:bookmarkEnd w:id="48"/>
     <w:p>
       <w:pPr>
         <w:pStyle w:val="BodyText"/>
@@ -16028,8 +16085,8 @@
         <w:t xml:space="preserve">(zero discordant pairs).</w:t>
       </w:r>
     </w:p>
-    <w:bookmarkEnd w:id="47"/>
-    <w:bookmarkStart w:id="48" w:name="tact-group"/>
+    <w:bookmarkEnd w:id="49"/>
+    <w:bookmarkStart w:id="50" w:name="tact-group"/>
     <w:p>
       <w:pPr>
         <w:pStyle w:val="Heading2"/>
@@ -16135,9 +16192,9 @@
         <w:t xml:space="preserve">show is the only defensible default.</w:t>
       </w:r>
     </w:p>
-    <w:bookmarkEnd w:id="48"/>
-    <w:bookmarkEnd w:id="49"/>
-    <w:bookmarkStart w:id="54" w:name="sec:exp"/>
+    <w:bookmarkEnd w:id="50"/>
+    <w:bookmarkEnd w:id="51"/>
+    <w:bookmarkStart w:id="56" w:name="sec:exp"/>
     <w:p>
       <w:pPr>
         <w:pStyle w:val="Heading1"/>
@@ -17001,7 +17058,7 @@
         <w:t xml:space="preserve">mid-range a tie.</w:t>
       </w:r>
     </w:p>
-    <w:bookmarkStart w:id="53" w:name="fig:sweep"/>
+    <w:bookmarkStart w:id="55" w:name="fig:sweep"/>
     <w:p>
       <w:pPr>
         <w:pStyle w:val="CaptionedFigure"/>
@@ -17011,18 +17068,18 @@
           <wp:inline>
             <wp:extent cx="3332174" cy="2575903"/>
             <wp:effectExtent b="0" l="0" r="0" t="0"/>
-            <wp:docPr descr="" title="" id="51" name="Picture"/>
+            <wp:docPr descr="" title="" id="53" name="Picture"/>
             <a:graphic>
               <a:graphicData uri="http://schemas.openxmlformats.org/drawingml/2006/picture">
                 <pic:pic>
                   <pic:nvPicPr>
-                    <pic:cNvPr descr="figs/tact_sweep.png" id="52" name="Picture"/>
+                    <pic:cNvPr descr="figs/tact_sweep.png" id="54" name="Picture"/>
                     <pic:cNvPicPr>
                       <a:picLocks noChangeArrowheads="1" noChangeAspect="1"/>
                     </pic:cNvPicPr>
                   </pic:nvPicPr>
                   <pic:blipFill>
-                    <a:blip r:embed="rId50"/>
+                    <a:blip r:embed="rId52"/>
                     <a:stretch>
                       <a:fillRect/>
                     </a:stretch>
@@ -17116,9 +17173,9 @@
         <w:t xml:space="preserve">.</w:t>
       </w:r>
     </w:p>
-    <w:bookmarkEnd w:id="53"/>
-    <w:bookmarkEnd w:id="54"/>
-    <w:bookmarkStart w:id="79" w:name="sec:results"/>
+    <w:bookmarkEnd w:id="55"/>
+    <w:bookmarkEnd w:id="56"/>
+    <w:bookmarkStart w:id="81" w:name="sec:results"/>
     <w:p>
       <w:pPr>
         <w:pStyle w:val="Heading1"/>
@@ -17127,7 +17184,7 @@
         <w:t xml:space="preserve">Results</w:t>
       </w:r>
     </w:p>
-    <w:bookmarkStart w:id="55" w:name="tab:sweep"/>
+    <w:bookmarkStart w:id="57" w:name="tab:sweep"/>
     <w:p>
       <w:pPr>
         <w:pStyle w:val="TableCaption"/>
@@ -18333,8 +18390,8 @@
         </w:tc>
       </w:tr>
     </w:tbl>
-    <w:bookmarkEnd w:id="55"/>
-    <w:bookmarkStart w:id="57" w:name="signed-recovery-with-and-without-labels"/>
+    <w:bookmarkEnd w:id="57"/>
+    <w:bookmarkStart w:id="59" w:name="signed-recovery-with-and-without-labels"/>
     <w:p>
       <w:pPr>
         <w:pStyle w:val="Heading2"/>
@@ -18622,7 +18679,7 @@
         <w:t xml:space="preserve">“identical.”</w:t>
       </w:r>
     </w:p>
-    <w:bookmarkStart w:id="56" w:name="tab:adv"/>
+    <w:bookmarkStart w:id="58" w:name="tab:adv"/>
     <w:p>
       <w:pPr>
         <w:pStyle w:val="TableCaption"/>
@@ -19214,7 +19271,7 @@
         </w:tc>
       </w:tr>
     </w:tbl>
-    <w:bookmarkEnd w:id="56"/>
+    <w:bookmarkEnd w:id="58"/>
     <w:p>
       <w:pPr>
         <w:pStyle w:val="BodyText"/>
@@ -19797,8 +19854,8 @@
         <w:t xml:space="preserve">).</w:t>
       </w:r>
     </w:p>
-    <w:bookmarkEnd w:id="57"/>
-    <w:bookmarkStart w:id="62" w:name="rank-invariance-where-raw-values-fail"/>
+    <w:bookmarkEnd w:id="59"/>
+    <w:bookmarkStart w:id="64" w:name="rank-invariance-where-raw-values-fail"/>
     <w:p>
       <w:pPr>
         <w:pStyle w:val="Heading2"/>
@@ -20050,7 +20107,7 @@
         <w:t xml:space="preserve">of the cell’s items are effectively binary and the escape the proposition identifies is unavailable on them; pretending otherwise would be the real failure.</w:t>
       </w:r>
     </w:p>
-    <w:bookmarkStart w:id="61" w:name="fig:adv"/>
+    <w:bookmarkStart w:id="63" w:name="fig:adv"/>
     <w:p>
       <w:pPr>
         <w:pStyle w:val="CaptionedFigure"/>
@@ -20060,18 +20117,18 @@
           <wp:inline>
             <wp:extent cx="3121335" cy="2479651"/>
             <wp:effectExtent b="0" l="0" r="0" t="0"/>
-            <wp:docPr descr="" title="" id="59" name="Picture"/>
+            <wp:docPr descr="" title="" id="61" name="Picture"/>
             <a:graphic>
               <a:graphicData uri="http://schemas.openxmlformats.org/drawingml/2006/picture">
                 <pic:pic>
                   <pic:nvPicPr>
-                    <pic:cNvPr descr="figs/tact_adversarial.png" id="60" name="Picture"/>
+                    <pic:cNvPr descr="figs/tact_adversarial.png" id="62" name="Picture"/>
                     <pic:cNvPicPr>
                       <a:picLocks noChangeArrowheads="1" noChangeAspect="1"/>
                     </pic:cNvPicPr>
                   </pic:nvPicPr>
                   <pic:blipFill>
-                    <a:blip r:embed="rId58"/>
+                    <a:blip r:embed="rId60"/>
                     <a:stretch>
                       <a:fillRect/>
                     </a:stretch>
@@ -20106,9 +20163,9 @@
         <w:t xml:space="preserve">Adversarial regimes. Dotted line: the oracle over raw-value weights. Left group of bars: rank invariance beats that family under compression; right: the labeled variant counters the confident echo while the label-free variant alarms and refuses.</w:t>
       </w:r>
     </w:p>
-    <w:bookmarkEnd w:id="61"/>
-    <w:bookmarkEnd w:id="62"/>
-    <w:bookmarkStart w:id="68" w:name="heterogeneity"/>
+    <w:bookmarkEnd w:id="63"/>
+    <w:bookmarkEnd w:id="64"/>
+    <w:bookmarkStart w:id="70" w:name="heterogeneity"/>
     <w:p>
       <w:pPr>
         <w:pStyle w:val="Heading2"/>
@@ -20664,7 +20721,7 @@
         <w:t xml:space="preserve">sampling variation.</w:t>
       </w:r>
     </w:p>
-    <w:bookmarkStart w:id="63" w:name="tab:group"/>
+    <w:bookmarkStart w:id="65" w:name="tab:group"/>
     <w:p>
       <w:pPr>
         <w:pStyle w:val="TableCaption"/>
@@ -21026,8 +21083,8 @@
         </w:tc>
       </w:tr>
     </w:tbl>
-    <w:bookmarkEnd w:id="63"/>
-    <w:bookmarkStart w:id="67" w:name="fig:group"/>
+    <w:bookmarkEnd w:id="65"/>
+    <w:bookmarkStart w:id="69" w:name="fig:group"/>
     <w:p>
       <w:pPr>
         <w:pStyle w:val="CaptionedFigure"/>
@@ -21037,18 +21094,18 @@
           <wp:inline>
             <wp:extent cx="3121335" cy="3167169"/>
             <wp:effectExtent b="0" l="0" r="0" t="0"/>
-            <wp:docPr descr="" title="" id="65" name="Picture"/>
+            <wp:docPr descr="" title="" id="67" name="Picture"/>
             <a:graphic>
               <a:graphicData uri="http://schemas.openxmlformats.org/drawingml/2006/picture">
                 <pic:pic>
                   <pic:nvPicPr>
-                    <pic:cNvPr descr="figs/group_eval.png" id="66" name="Picture"/>
+                    <pic:cNvPr descr="figs/group_eval.png" id="68" name="Picture"/>
                     <pic:cNvPicPr>
                       <a:picLocks noChangeArrowheads="1" noChangeAspect="1"/>
                     </pic:cNvPicPr>
                   </pic:nvPicPr>
                   <pic:blipFill>
-                    <a:blip r:embed="rId64"/>
+                    <a:blip r:embed="rId66"/>
                     <a:stretch>
                       <a:fillRect/>
                     </a:stretch>
@@ -21124,9 +21181,9 @@
         <w:t xml:space="preserve">. Right: the provably closed i.i.d. cell—every method at the floor, the negative control included.</w:t>
       </w:r>
     </w:p>
-    <w:bookmarkEnd w:id="67"/>
-    <w:bookmarkEnd w:id="68"/>
-    <w:bookmarkStart w:id="69" w:name="small-dev-sets-and-falsifiers"/>
+    <w:bookmarkEnd w:id="69"/>
+    <w:bookmarkEnd w:id="70"/>
+    <w:bookmarkStart w:id="71" w:name="small-dev-sets-and-falsifiers"/>
     <w:p>
       <w:pPr>
         <w:pStyle w:val="Heading2"/>
@@ -21575,8 +21632,8 @@
         <w:t xml:space="preserve">), and label-free operation, which no grid can perform.</w:t>
       </w:r>
     </w:p>
-    <w:bookmarkEnd w:id="69"/>
-    <w:bookmarkStart w:id="71" w:name="sec:tests"/>
+    <w:bookmarkEnd w:id="71"/>
+    <w:bookmarkStart w:id="73" w:name="sec:tests"/>
     <w:p>
       <w:pPr>
         <w:pStyle w:val="Heading2"/>
@@ -21665,7 +21722,7 @@
         <w:t xml:space="preserve">maps propositions to the tests that would fail if they stopped holding.</w:t>
       </w:r>
     </w:p>
-    <w:bookmarkStart w:id="70" w:name="tab:tests"/>
+    <w:bookmarkStart w:id="72" w:name="tab:tests"/>
     <w:p>
       <w:pPr>
         <w:pStyle w:val="TableCaption"/>
@@ -22226,7 +22283,7 @@
         </w:tc>
       </w:tr>
     </w:tbl>
-    <w:bookmarkEnd w:id="70"/>
+    <w:bookmarkEnd w:id="72"/>
     <w:p>
       <w:pPr>
         <w:pStyle w:val="BodyText"/>
@@ -22308,8 +22365,8 @@
         <w:t xml:space="preserve">guarantee — so that neither can be silently reinstated by a later change.</w:t>
       </w:r>
     </w:p>
-    <w:bookmarkEnd w:id="71"/>
-    <w:bookmarkStart w:id="72" w:name="sec:seeds"/>
+    <w:bookmarkEnd w:id="73"/>
+    <w:bookmarkStart w:id="74" w:name="sec:seeds"/>
     <w:p>
       <w:pPr>
         <w:pStyle w:val="Heading2"/>
@@ -23432,8 +23489,8 @@
         <w:t xml:space="preserve">the fact that the mid-range gap is systematic.</w:t>
       </w:r>
     </w:p>
-    <w:bookmarkEnd w:id="72"/>
-    <w:bookmarkStart w:id="73" w:name="sec:real"/>
+    <w:bookmarkEnd w:id="74"/>
+    <w:bookmarkStart w:id="75" w:name="sec:real"/>
     <w:p>
       <w:pPr>
         <w:pStyle w:val="Heading2"/>
@@ -25497,8 +25554,8 @@
         <w:t xml:space="preserve">does it.</w:t>
       </w:r>
     </w:p>
-    <w:bookmarkEnd w:id="73"/>
-    <w:bookmarkStart w:id="75" w:name="sec:hard"/>
+    <w:bookmarkEnd w:id="75"/>
+    <w:bookmarkStart w:id="77" w:name="sec:hard"/>
     <w:p>
       <w:pPr>
         <w:pStyle w:val="Heading2"/>
@@ -26388,7 +26445,7 @@
         <w:t xml:space="preserve">so the alarm reports a genuine shortfall against the floor. Only the first is a defect.</w:t>
       </w:r>
     </w:p>
-    <w:bookmarkStart w:id="74" w:name="tab:hard"/>
+    <w:bookmarkStart w:id="76" w:name="tab:hard"/>
     <w:p>
       <w:pPr>
         <w:pStyle w:val="TableCaption"/>
@@ -26846,7 +26903,7 @@
         </w:tc>
       </w:tr>
     </w:tbl>
-    <w:bookmarkEnd w:id="74"/>
+    <w:bookmarkEnd w:id="76"/>
     <w:p>
       <w:pPr>
         <w:pStyle w:val="BodyText"/>
@@ -26938,8 +26995,8 @@
         <w:t xml:space="preserve">the experimental record whenever traces are collected in batches.</w:t>
       </w:r>
     </w:p>
-    <w:bookmarkEnd w:id="75"/>
-    <w:bookmarkStart w:id="77" w:name="sec:window"/>
+    <w:bookmarkEnd w:id="77"/>
+    <w:bookmarkStart w:id="79" w:name="sec:window"/>
     <w:p>
       <w:pPr>
         <w:pStyle w:val="Heading2"/>
@@ -27351,7 +27408,7 @@
         <w:t xml:space="preserve">.</w:t>
       </w:r>
     </w:p>
-    <w:bookmarkStart w:id="76" w:name="tab:window"/>
+    <w:bookmarkStart w:id="78" w:name="tab:window"/>
     <w:p>
       <w:pPr>
         <w:pStyle w:val="TableCaption"/>
@@ -28099,7 +28156,7 @@
         </w:tc>
       </w:tr>
     </w:tbl>
-    <w:bookmarkEnd w:id="76"/>
+    <w:bookmarkEnd w:id="78"/>
     <w:p>
       <w:pPr>
         <w:pStyle w:val="BodyText"/>
@@ -28198,8 +28255,8 @@
         <w:t xml:space="preserve">reported: without it, a broken harness and a capability wall look identical.</w:t>
       </w:r>
     </w:p>
-    <w:bookmarkEnd w:id="77"/>
-    <w:bookmarkStart w:id="78" w:name="sec:budget"/>
+    <w:bookmarkEnd w:id="79"/>
+    <w:bookmarkStart w:id="80" w:name="sec:budget"/>
     <w:p>
       <w:pPr>
         <w:pStyle w:val="Heading2"/>
@@ -28960,9 +29017,9 @@
         <w:t xml:space="preserve">half of them, and none of the reachable configurations is significant.</w:t>
       </w:r>
     </w:p>
-    <w:bookmarkEnd w:id="78"/>
-    <w:bookmarkEnd w:id="79"/>
-    <w:bookmarkStart w:id="80" w:name="sec:limits"/>
+    <w:bookmarkEnd w:id="80"/>
+    <w:bookmarkEnd w:id="81"/>
+    <w:bookmarkStart w:id="82" w:name="sec:limits"/>
     <w:p>
       <w:pPr>
         <w:pStyle w:val="Heading1"/>
@@ -30145,8 +30202,8 @@
         <w:t xml:space="preserve">measurement here is what makes it worth attempting.</w:t>
       </w:r>
     </w:p>
-    <w:bookmarkEnd w:id="80"/>
-    <w:bookmarkStart w:id="81" w:name="conclusion"/>
+    <w:bookmarkEnd w:id="82"/>
+    <w:bookmarkStart w:id="83" w:name="conclusion"/>
     <w:p>
       <w:pPr>
         <w:pStyle w:val="Heading1"/>
@@ -30248,8 +30305,8 @@
         <w:t xml:space="preserve">estimator is knowing when not to act, which the dead zone does exactly.</w:t>
       </w:r>
     </w:p>
-    <w:bookmarkEnd w:id="81"/>
-    <w:bookmarkStart w:id="83" w:name="code-and-data-availability"/>
+    <w:bookmarkEnd w:id="83"/>
+    <w:bookmarkStart w:id="85" w:name="code-and-data-availability"/>
     <w:p>
       <w:pPr>
         <w:pStyle w:val="Heading1"/>
@@ -30268,7 +30325,7 @@
       <w:r>
         <w:t xml:space="preserve"> </w:t>
       </w:r>
-      <w:hyperlink r:id="rId82">
+      <w:hyperlink r:id="rId84">
         <w:r>
           <w:rPr>
             <w:rStyle w:val="Hyperlink"/>
@@ -30463,8 +30520,8 @@
         <w:t xml:space="preserve">the same JSON.</w:t>
       </w:r>
     </w:p>
-    <w:bookmarkEnd w:id="83"/>
-    <w:bookmarkStart w:id="85" w:name="app:notation"/>
+    <w:bookmarkEnd w:id="85"/>
+    <w:bookmarkStart w:id="87" w:name="app:notation"/>
     <w:p>
       <w:pPr>
         <w:pStyle w:val="Heading1"/>
@@ -30473,7 +30530,7 @@
         <w:t xml:space="preserve">Notation</w:t>
       </w:r>
     </w:p>
-    <w:bookmarkStart w:id="84" w:name="tab:notation"/>
+    <w:bookmarkStart w:id="86" w:name="tab:notation"/>
     <w:p>
       <w:pPr>
         <w:pStyle w:val="TableCaption"/>
@@ -32627,9 +32684,9 @@
         </w:tc>
       </w:tr>
     </w:tbl>
-    <w:bookmarkEnd w:id="84"/>
-    <w:bookmarkEnd w:id="85"/>
-    <w:bookmarkStart w:id="138" w:name="references"/>
+    <w:bookmarkEnd w:id="86"/>
+    <w:bookmarkEnd w:id="87"/>
+    <w:bookmarkStart w:id="140" w:name="references"/>
     <w:p>
       <w:pPr>
         <w:pStyle w:val="Heading1"/>
@@ -32646,15 +32703,20 @@
         <w:t xml:space="preserve">99</w:t>
       </w:r>
     </w:p>
+    <w:bookmarkStart w:id="88" w:name="bib:wang2023selfconsistency"/>
     <w:p>
       <w:pPr>
         <w:pStyle w:val="BodyText"/>
       </w:pPr>
-      <w:bookmarkStart w:id="86" w:name="bib:wang2023selfconsistency"/>
-      <w:bookmarkEnd w:id="86"/>
-      <w:r>
-        <w:t xml:space="preserve"> </w:t>
-      </w:r>
+      <w:r>
+        <w:t xml:space="preserve">[1]</w:t>
+      </w:r>
+    </w:p>
+    <w:bookmarkEnd w:id="88"/>
+    <w:p>
+      <w:pPr>
+        <w:pStyle w:val="BodyText"/>
+      </w:pPr>
       <w:r>
         <w:t xml:space="preserve">X. Wang, J. Wei, D. Schuurmans, Q. Le, E. Chi, S. Narang, A. Chowdhery, and D. Zhou,</w:t>
       </w:r>
@@ -32683,7 +32745,7 @@
       <w:r>
         <w:t xml:space="preserve">, 2023. </w:t>
       </w:r>
-      <w:hyperlink r:id="rId87">
+      <w:hyperlink r:id="rId89">
         <w:r>
           <w:rPr>
             <w:rStyle w:val="Hyperlink"/>
@@ -32692,15 +32754,20 @@
         </w:r>
       </w:hyperlink>
     </w:p>
+    <w:bookmarkStart w:id="90" w:name="bib:tian2023just"/>
     <w:p>
       <w:pPr>
         <w:pStyle w:val="BodyText"/>
       </w:pPr>
-      <w:bookmarkStart w:id="88" w:name="bib:tian2023just"/>
-      <w:bookmarkEnd w:id="88"/>
-      <w:r>
-        <w:t xml:space="preserve"> </w:t>
-      </w:r>
+      <w:r>
+        <w:t xml:space="preserve">[2]</w:t>
+      </w:r>
+    </w:p>
+    <w:bookmarkEnd w:id="90"/>
+    <w:p>
+      <w:pPr>
+        <w:pStyle w:val="BodyText"/>
+      </w:pPr>
       <w:r>
         <w:t xml:space="preserve">K. Tian</w:t>
       </w:r>
@@ -32742,7 +32809,7 @@
       <w:r>
         <w:t xml:space="preserve">, 2023. </w:t>
       </w:r>
-      <w:hyperlink r:id="rId89">
+      <w:hyperlink r:id="rId91">
         <w:r>
           <w:rPr>
             <w:rStyle w:val="Hyperlink"/>
@@ -32751,15 +32818,20 @@
         </w:r>
       </w:hyperlink>
     </w:p>
+    <w:bookmarkStart w:id="92" w:name="bib:xiong2024can"/>
     <w:p>
       <w:pPr>
         <w:pStyle w:val="BodyText"/>
       </w:pPr>
-      <w:bookmarkStart w:id="90" w:name="bib:xiong2024can"/>
-      <w:bookmarkEnd w:id="90"/>
-      <w:r>
-        <w:t xml:space="preserve"> </w:t>
-      </w:r>
+      <w:r>
+        <w:t xml:space="preserve">[3]</w:t>
+      </w:r>
+    </w:p>
+    <w:bookmarkEnd w:id="92"/>
+    <w:p>
+      <w:pPr>
+        <w:pStyle w:val="BodyText"/>
+      </w:pPr>
       <w:r>
         <w:t xml:space="preserve">M. Xiong</w:t>
       </w:r>
@@ -32801,7 +32873,7 @@
       <w:r>
         <w:t xml:space="preserve">, 2024. </w:t>
       </w:r>
-      <w:hyperlink r:id="rId91">
+      <w:hyperlink r:id="rId93">
         <w:r>
           <w:rPr>
             <w:rStyle w:val="Hyperlink"/>
@@ -32810,15 +32882,20 @@
         </w:r>
       </w:hyperlink>
     </w:p>
+    <w:bookmarkStart w:id="94" w:name="bib:kadavath2022language"/>
     <w:p>
       <w:pPr>
         <w:pStyle w:val="BodyText"/>
       </w:pPr>
-      <w:bookmarkStart w:id="92" w:name="bib:kadavath2022language"/>
-      <w:bookmarkEnd w:id="92"/>
-      <w:r>
-        <w:t xml:space="preserve"> </w:t>
-      </w:r>
+      <w:r>
+        <w:t xml:space="preserve">[4]</w:t>
+      </w:r>
+    </w:p>
+    <w:bookmarkEnd w:id="94"/>
+    <w:p>
+      <w:pPr>
+        <w:pStyle w:val="BodyText"/>
+      </w:pPr>
       <w:r>
         <w:t xml:space="preserve">S. Kadavath</w:t>
       </w:r>
@@ -32847,7 +32924,7 @@
       <w:r>
         <w:t xml:space="preserve">arXiv:2207.05221, 2022. </w:t>
       </w:r>
-      <w:hyperlink r:id="rId93">
+      <w:hyperlink r:id="rId95">
         <w:r>
           <w:rPr>
             <w:rStyle w:val="Hyperlink"/>
@@ -32856,15 +32933,20 @@
         </w:r>
       </w:hyperlink>
     </w:p>
+    <w:bookmarkStart w:id="96" w:name="bib:taubenfeld2025cisc"/>
     <w:p>
       <w:pPr>
         <w:pStyle w:val="BodyText"/>
       </w:pPr>
-      <w:bookmarkStart w:id="94" w:name="bib:taubenfeld2025cisc"/>
-      <w:bookmarkEnd w:id="94"/>
-      <w:r>
-        <w:t xml:space="preserve"> </w:t>
-      </w:r>
+      <w:r>
+        <w:t xml:space="preserve">[5]</w:t>
+      </w:r>
+    </w:p>
+    <w:bookmarkEnd w:id="96"/>
+    <w:p>
+      <w:pPr>
+        <w:pStyle w:val="BodyText"/>
+      </w:pPr>
       <w:r>
         <w:t xml:space="preserve">A. Taubenfeld</w:t>
       </w:r>
@@ -32906,7 +32988,7 @@
       <w:r>
         <w:t xml:space="preserve">, 2025, arXiv:2502.06233. </w:t>
       </w:r>
-      <w:hyperlink r:id="rId95">
+      <w:hyperlink r:id="rId97">
         <w:r>
           <w:rPr>
             <w:rStyle w:val="Hyperlink"/>
@@ -32915,15 +32997,20 @@
         </w:r>
       </w:hyperlink>
     </w:p>
+    <w:bookmarkStart w:id="98" w:name="bib:reasc2026"/>
     <w:p>
       <w:pPr>
         <w:pStyle w:val="BodyText"/>
       </w:pPr>
-      <w:bookmarkStart w:id="96" w:name="bib:reasc2026"/>
-      <w:bookmarkEnd w:id="96"/>
-      <w:r>
-        <w:t xml:space="preserve"> </w:t>
-      </w:r>
+      <w:r>
+        <w:t xml:space="preserve">[6]</w:t>
+      </w:r>
+    </w:p>
+    <w:bookmarkEnd w:id="98"/>
+    <w:p>
+      <w:pPr>
+        <w:pStyle w:val="BodyText"/>
+      </w:pPr>
       <w:r>
         <w:t xml:space="preserve">J. Kim, N. Yang, K. Min, and K. Jung,</w:t>
       </w:r>
@@ -32952,7 +33039,7 @@
       <w:r>
         <w:t xml:space="preserve">, 2026, pp. 21575–21590. </w:t>
       </w:r>
-      <w:hyperlink r:id="rId97">
+      <w:hyperlink r:id="rId99">
         <w:r>
           <w:rPr>
             <w:rStyle w:val="Hyperlink"/>
@@ -32961,15 +33048,20 @@
         </w:r>
       </w:hyperlink>
     </w:p>
+    <w:bookmarkStart w:id="100" w:name="bib:deepconf2025"/>
     <w:p>
       <w:pPr>
         <w:pStyle w:val="BodyText"/>
       </w:pPr>
-      <w:bookmarkStart w:id="98" w:name="bib:deepconf2025"/>
-      <w:bookmarkEnd w:id="98"/>
-      <w:r>
-        <w:t xml:space="preserve"> </w:t>
-      </w:r>
+      <w:r>
+        <w:t xml:space="preserve">[7]</w:t>
+      </w:r>
+    </w:p>
+    <w:bookmarkEnd w:id="100"/>
+    <w:p>
+      <w:pPr>
+        <w:pStyle w:val="BodyText"/>
+      </w:pPr>
       <w:r>
         <w:t xml:space="preserve">Y. Fu</w:t>
       </w:r>
@@ -32998,7 +33090,7 @@
       <w:r>
         <w:t xml:space="preserve">arXiv:2508.15260, 2025. </w:t>
       </w:r>
-      <w:hyperlink r:id="rId99">
+      <w:hyperlink r:id="rId101">
         <w:r>
           <w:rPr>
             <w:rStyle w:val="Hyperlink"/>
@@ -33007,15 +33099,20 @@
         </w:r>
       </w:hyperlink>
     </w:p>
+    <w:bookmarkStart w:id="102" w:name="bib:huang2024rankcalibration"/>
     <w:p>
       <w:pPr>
         <w:pStyle w:val="BodyText"/>
       </w:pPr>
-      <w:bookmarkStart w:id="100" w:name="bib:huang2024rankcalibration"/>
-      <w:bookmarkEnd w:id="100"/>
-      <w:r>
-        <w:t xml:space="preserve"> </w:t>
-      </w:r>
+      <w:r>
+        <w:t xml:space="preserve">[8]</w:t>
+      </w:r>
+    </w:p>
+    <w:bookmarkEnd w:id="102"/>
+    <w:p>
+      <w:pPr>
+        <w:pStyle w:val="BodyText"/>
+      </w:pPr>
       <w:r>
         <w:t xml:space="preserve">X. Huang, S. Li, M. Yu, M. Sesia, H. Hassani, I. Lee, O. Bastani, and E. Dobriban,</w:t>
       </w:r>
@@ -33044,7 +33141,7 @@
       <w:r>
         <w:t xml:space="preserve">, 2024, pp. 284–312. </w:t>
       </w:r>
-      <w:hyperlink r:id="rId101">
+      <w:hyperlink r:id="rId103">
         <w:r>
           <w:rPr>
             <w:rStyle w:val="Hyperlink"/>
@@ -33053,15 +33150,20 @@
         </w:r>
       </w:hyperlink>
     </w:p>
+    <w:bookmarkStart w:id="104" w:name="bib:dawid1979maximum"/>
     <w:p>
       <w:pPr>
         <w:pStyle w:val="BodyText"/>
       </w:pPr>
-      <w:bookmarkStart w:id="102" w:name="bib:dawid1979maximum"/>
-      <w:bookmarkEnd w:id="102"/>
-      <w:r>
-        <w:t xml:space="preserve"> </w:t>
-      </w:r>
+      <w:r>
+        <w:t xml:space="preserve">[9]</w:t>
+      </w:r>
+    </w:p>
+    <w:bookmarkEnd w:id="104"/>
+    <w:p>
+      <w:pPr>
+        <w:pStyle w:val="BodyText"/>
+      </w:pPr>
       <w:r>
         <w:t xml:space="preserve">A. P. Dawid and A. M. Skene,</w:t>
       </w:r>
@@ -33084,7 +33186,7 @@
       <w:r>
         <w:t xml:space="preserve">, vol. 28, no. 1, pp. 20–28, 1979. </w:t>
       </w:r>
-      <w:hyperlink r:id="rId103">
+      <w:hyperlink r:id="rId105">
         <w:r>
           <w:rPr>
             <w:rStyle w:val="Hyperlink"/>
@@ -33093,15 +33195,20 @@
         </w:r>
       </w:hyperlink>
     </w:p>
+    <w:bookmarkStart w:id="106" w:name="bib:parisi2014ranking"/>
     <w:p>
       <w:pPr>
         <w:pStyle w:val="BodyText"/>
       </w:pPr>
-      <w:bookmarkStart w:id="104" w:name="bib:parisi2014ranking"/>
-      <w:bookmarkEnd w:id="104"/>
-      <w:r>
-        <w:t xml:space="preserve"> </w:t>
-      </w:r>
+      <w:r>
+        <w:t xml:space="preserve">[10]</w:t>
+      </w:r>
+    </w:p>
+    <w:bookmarkEnd w:id="106"/>
+    <w:p>
+      <w:pPr>
+        <w:pStyle w:val="BodyText"/>
+      </w:pPr>
       <w:r>
         <w:t xml:space="preserve">F. Parisi, F. Strino, B. Nadler, and Y. Kluger,</w:t>
       </w:r>
@@ -33124,7 +33231,7 @@
       <w:r>
         <w:t xml:space="preserve">, vol. 111, no. 4, pp. 1253–1258, 2014. </w:t>
       </w:r>
-      <w:hyperlink r:id="rId105">
+      <w:hyperlink r:id="rId107">
         <w:r>
           <w:rPr>
             <w:rStyle w:val="Hyperlink"/>
@@ -33133,15 +33240,20 @@
         </w:r>
       </w:hyperlink>
     </w:p>
+    <w:bookmarkStart w:id="108" w:name="bib:li2023diverse"/>
     <w:p>
       <w:pPr>
         <w:pStyle w:val="BodyText"/>
       </w:pPr>
-      <w:bookmarkStart w:id="106" w:name="bib:li2023diverse"/>
-      <w:bookmarkEnd w:id="106"/>
-      <w:r>
-        <w:t xml:space="preserve"> </w:t>
-      </w:r>
+      <w:r>
+        <w:t xml:space="preserve">[11]</w:t>
+      </w:r>
+    </w:p>
+    <w:bookmarkEnd w:id="108"/>
+    <w:p>
+      <w:pPr>
+        <w:pStyle w:val="BodyText"/>
+      </w:pPr>
       <w:r>
         <w:t xml:space="preserve">Y. Li</w:t>
       </w:r>
@@ -33183,7 +33295,7 @@
       <w:r>
         <w:t xml:space="preserve">, 2023. </w:t>
       </w:r>
-      <w:hyperlink r:id="rId107">
+      <w:hyperlink r:id="rId109">
         <w:r>
           <w:rPr>
             <w:rStyle w:val="Hyperlink"/>
@@ -33192,15 +33304,20 @@
         </w:r>
       </w:hyperlink>
     </w:p>
+    <w:bookmarkStart w:id="110" w:name="bib:aggarwal2023adaptive"/>
     <w:p>
       <w:pPr>
         <w:pStyle w:val="BodyText"/>
       </w:pPr>
-      <w:bookmarkStart w:id="108" w:name="bib:aggarwal2023adaptive"/>
-      <w:bookmarkEnd w:id="108"/>
-      <w:r>
-        <w:t xml:space="preserve"> </w:t>
-      </w:r>
+      <w:r>
+        <w:t xml:space="preserve">[12]</w:t>
+      </w:r>
+    </w:p>
+    <w:bookmarkEnd w:id="110"/>
+    <w:p>
+      <w:pPr>
+        <w:pStyle w:val="BodyText"/>
+      </w:pPr>
       <w:r>
         <w:t xml:space="preserve">P. Aggarwal, A. Madaan, Y. Yang, and Mausam,</w:t>
       </w:r>
@@ -33238,7 +33355,7 @@
       <w:r>
         <w:t xml:space="preserve">, 2023, pp. 12375–12396. </w:t>
       </w:r>
-      <w:hyperlink r:id="rId109">
+      <w:hyperlink r:id="rId111">
         <w:r>
           <w:rPr>
             <w:rStyle w:val="Hyperlink"/>
@@ -33247,15 +33364,20 @@
         </w:r>
       </w:hyperlink>
     </w:p>
+    <w:bookmarkStart w:id="112" w:name="bib:li2024escape"/>
     <w:p>
       <w:pPr>
         <w:pStyle w:val="BodyText"/>
       </w:pPr>
-      <w:bookmarkStart w:id="110" w:name="bib:li2024escape"/>
-      <w:bookmarkEnd w:id="110"/>
-      <w:r>
-        <w:t xml:space="preserve"> </w:t>
-      </w:r>
+      <w:r>
+        <w:t xml:space="preserve">[13]</w:t>
+      </w:r>
+    </w:p>
+    <w:bookmarkEnd w:id="112"/>
+    <w:p>
+      <w:pPr>
+        <w:pStyle w:val="BodyText"/>
+      </w:pPr>
       <w:r>
         <w:t xml:space="preserve">Y. Li</w:t>
       </w:r>
@@ -33297,7 +33419,7 @@
       <w:r>
         <w:t xml:space="preserve">, 2024. </w:t>
       </w:r>
-      <w:hyperlink r:id="rId111">
+      <w:hyperlink r:id="rId113">
         <w:r>
           <w:rPr>
             <w:rStyle w:val="Hyperlink"/>
@@ -33306,15 +33428,20 @@
         </w:r>
       </w:hyperlink>
     </w:p>
+    <w:bookmarkStart w:id="114" w:name="bib:borda2025"/>
     <w:p>
       <w:pPr>
         <w:pStyle w:val="BodyText"/>
       </w:pPr>
-      <w:bookmarkStart w:id="112" w:name="bib:borda2025"/>
-      <w:bookmarkEnd w:id="112"/>
-      <w:r>
-        <w:t xml:space="preserve"> </w:t>
-      </w:r>
+      <w:r>
+        <w:t xml:space="preserve">[14]</w:t>
+      </w:r>
+    </w:p>
+    <w:bookmarkEnd w:id="114"/>
+    <w:p>
+      <w:pPr>
+        <w:pStyle w:val="BodyText"/>
+      </w:pPr>
       <w:r>
         <w:t xml:space="preserve">Z. Kang, X. Zhao, and D. Song,</w:t>
       </w:r>
@@ -33343,7 +33470,7 @@
       <w:r>
         <w:t xml:space="preserve">, 2025, arXiv:2502.18581. </w:t>
       </w:r>
-      <w:hyperlink r:id="rId113">
+      <w:hyperlink r:id="rId115">
         <w:r>
           <w:rPr>
             <w:rStyle w:val="Hyperlink"/>
@@ -33352,15 +33479,20 @@
         </w:r>
       </w:hyperlink>
     </w:p>
+    <w:bookmarkStart w:id="116" w:name="bib:whitehill2009whose"/>
     <w:p>
       <w:pPr>
         <w:pStyle w:val="BodyText"/>
       </w:pPr>
-      <w:bookmarkStart w:id="114" w:name="bib:whitehill2009whose"/>
-      <w:bookmarkEnd w:id="114"/>
-      <w:r>
-        <w:t xml:space="preserve"> </w:t>
-      </w:r>
+      <w:r>
+        <w:t xml:space="preserve">[15]</w:t>
+      </w:r>
+    </w:p>
+    <w:bookmarkEnd w:id="116"/>
+    <w:p>
+      <w:pPr>
+        <w:pStyle w:val="BodyText"/>
+      </w:pPr>
       <w:r>
         <w:t xml:space="preserve">J. Whitehill</w:t>
       </w:r>
@@ -33402,7 +33534,7 @@
       <w:r>
         <w:t xml:space="preserve">, 2009. </w:t>
       </w:r>
-      <w:hyperlink r:id="rId115">
+      <w:hyperlink r:id="rId117">
         <w:r>
           <w:rPr>
             <w:rStyle w:val="Hyperlink"/>
@@ -33411,15 +33543,20 @@
         </w:r>
       </w:hyperlink>
     </w:p>
+    <w:bookmarkStart w:id="118" w:name="bib:karger2011iterative"/>
     <w:p>
       <w:pPr>
         <w:pStyle w:val="BodyText"/>
       </w:pPr>
-      <w:bookmarkStart w:id="116" w:name="bib:karger2011iterative"/>
-      <w:bookmarkEnd w:id="116"/>
-      <w:r>
-        <w:t xml:space="preserve"> </w:t>
-      </w:r>
+      <w:r>
+        <w:t xml:space="preserve">[16]</w:t>
+      </w:r>
+    </w:p>
+    <w:bookmarkEnd w:id="118"/>
+    <w:p>
+      <w:pPr>
+        <w:pStyle w:val="BodyText"/>
+      </w:pPr>
       <w:r>
         <w:t xml:space="preserve">D. R. Karger, S. Oh, and D. Shah,</w:t>
       </w:r>
@@ -33448,7 +33585,7 @@
       <w:r>
         <w:t xml:space="preserve">, 2011. </w:t>
       </w:r>
-      <w:hyperlink r:id="rId117">
+      <w:hyperlink r:id="rId119">
         <w:r>
           <w:rPr>
             <w:rStyle w:val="Hyperlink"/>
@@ -33457,15 +33594,20 @@
         </w:r>
       </w:hyperlink>
     </w:p>
+    <w:bookmarkStart w:id="120" w:name="bib:fuse2026"/>
     <w:p>
       <w:pPr>
         <w:pStyle w:val="BodyText"/>
       </w:pPr>
-      <w:bookmarkStart w:id="118" w:name="bib:fuse2026"/>
-      <w:bookmarkEnd w:id="118"/>
-      <w:r>
-        <w:t xml:space="preserve"> </w:t>
-      </w:r>
+      <w:r>
+        <w:t xml:space="preserve">[17]</w:t>
+      </w:r>
+    </w:p>
+    <w:bookmarkEnd w:id="120"/>
+    <w:p>
+      <w:pPr>
+        <w:pStyle w:val="BodyText"/>
+      </w:pPr>
       <w:r>
         <w:t xml:space="preserve">J. Lee, V. Ma, S. Zhao, Y. Nair, A. Spector, R. Cohen, and E. J. Candès,</w:t>
       </w:r>
@@ -33481,7 +33623,7 @@
       <w:r>
         <w:t xml:space="preserve">arXiv:2604.18547, 2026. </w:t>
       </w:r>
-      <w:hyperlink r:id="rId119">
+      <w:hyperlink r:id="rId121">
         <w:r>
           <w:rPr>
             <w:rStyle w:val="Hyperlink"/>
@@ -33490,15 +33632,20 @@
         </w:r>
       </w:hyperlink>
     </w:p>
+    <w:bookmarkStart w:id="122" w:name="bib:beyondmajority2025"/>
     <w:p>
       <w:pPr>
         <w:pStyle w:val="BodyText"/>
       </w:pPr>
-      <w:bookmarkStart w:id="120" w:name="bib:beyondmajority2025"/>
-      <w:bookmarkEnd w:id="120"/>
-      <w:r>
-        <w:t xml:space="preserve"> </w:t>
-      </w:r>
+      <w:r>
+        <w:t xml:space="preserve">[18]</w:t>
+      </w:r>
+    </w:p>
+    <w:bookmarkEnd w:id="122"/>
+    <w:p>
+      <w:pPr>
+        <w:pStyle w:val="BodyText"/>
+      </w:pPr>
       <w:r>
         <w:t xml:space="preserve">R. Ai, Y. Pan, D. Simchi-Levi, M. Tambe, and H. Xu,</w:t>
       </w:r>
@@ -33514,7 +33661,7 @@
       <w:r>
         <w:t xml:space="preserve">arXiv:2510.01499, 2025, accepted to ICML 2026. </w:t>
       </w:r>
-      <w:hyperlink r:id="rId121">
+      <w:hyperlink r:id="rId123">
         <w:r>
           <w:rPr>
             <w:rStyle w:val="Hyperlink"/>
@@ -33523,15 +33670,20 @@
         </w:r>
       </w:hyperlink>
     </w:p>
+    <w:bookmarkStart w:id="124" w:name="bib:vanelteren1960"/>
     <w:p>
       <w:pPr>
         <w:pStyle w:val="BodyText"/>
       </w:pPr>
-      <w:bookmarkStart w:id="122" w:name="bib:vanelteren1960"/>
-      <w:bookmarkEnd w:id="122"/>
-      <w:r>
-        <w:t xml:space="preserve"> </w:t>
-      </w:r>
+      <w:r>
+        <w:t xml:space="preserve">[19]</w:t>
+      </w:r>
+    </w:p>
+    <w:bookmarkEnd w:id="124"/>
+    <w:p>
+      <w:pPr>
+        <w:pStyle w:val="BodyText"/>
+      </w:pPr>
       <w:r>
         <w:t xml:space="preserve">P. van Elteren,</w:t>
       </w:r>
@@ -33554,7 +33706,7 @@
       <w:r>
         <w:t xml:space="preserve">, vol. 37, pp. 351–361, 1960. </w:t>
       </w:r>
-      <w:hyperlink r:id="rId123">
+      <w:hyperlink r:id="rId125">
         <w:r>
           <w:rPr>
             <w:rStyle w:val="Hyperlink"/>
@@ -33563,15 +33715,20 @@
         </w:r>
       </w:hyperlink>
     </w:p>
+    <w:bookmarkStart w:id="126" w:name="bib:james1961estimation"/>
     <w:p>
       <w:pPr>
         <w:pStyle w:val="BodyText"/>
       </w:pPr>
-      <w:bookmarkStart w:id="124" w:name="bib:james1961estimation"/>
-      <w:bookmarkEnd w:id="124"/>
-      <w:r>
-        <w:t xml:space="preserve"> </w:t>
-      </w:r>
+      <w:r>
+        <w:t xml:space="preserve">[20]</w:t>
+      </w:r>
+    </w:p>
+    <w:bookmarkEnd w:id="126"/>
+    <w:p>
+      <w:pPr>
+        <w:pStyle w:val="BodyText"/>
+      </w:pPr>
       <w:r>
         <w:t xml:space="preserve">W. James and C. Stein,</w:t>
       </w:r>
@@ -33600,7 +33757,7 @@
       <w:r>
         <w:t xml:space="preserve">, 1961, pp. 361–379. </w:t>
       </w:r>
-      <w:hyperlink r:id="rId125">
+      <w:hyperlink r:id="rId127">
         <w:r>
           <w:rPr>
             <w:rStyle w:val="Hyperlink"/>
@@ -33609,15 +33766,20 @@
         </w:r>
       </w:hyperlink>
     </w:p>
+    <w:bookmarkStart w:id="128" w:name="bib:kish1965"/>
     <w:p>
       <w:pPr>
         <w:pStyle w:val="BodyText"/>
       </w:pPr>
-      <w:bookmarkStart w:id="126" w:name="bib:kish1965"/>
-      <w:bookmarkEnd w:id="126"/>
-      <w:r>
-        <w:t xml:space="preserve"> </w:t>
-      </w:r>
+      <w:r>
+        <w:t xml:space="preserve">[21]</w:t>
+      </w:r>
+    </w:p>
+    <w:bookmarkEnd w:id="128"/>
+    <w:p>
+      <w:pPr>
+        <w:pStyle w:val="BodyText"/>
+      </w:pPr>
       <w:r>
         <w:t xml:space="preserve">L. Kish,</w:t>
       </w:r>
@@ -33634,7 +33796,7 @@
       <w:r>
         <w:t xml:space="preserve">. New York, NY, USA: Wiley, 1965. </w:t>
       </w:r>
-      <w:hyperlink r:id="rId127">
+      <w:hyperlink r:id="rId129">
         <w:r>
           <w:rPr>
             <w:rStyle w:val="Hyperlink"/>
@@ -33643,15 +33805,20 @@
         </w:r>
       </w:hyperlink>
     </w:p>
+    <w:bookmarkStart w:id="130" w:name="bib:rao1981analysis"/>
     <w:p>
       <w:pPr>
         <w:pStyle w:val="BodyText"/>
       </w:pPr>
-      <w:bookmarkStart w:id="128" w:name="bib:rao1981analysis"/>
-      <w:bookmarkEnd w:id="128"/>
-      <w:r>
-        <w:t xml:space="preserve"> </w:t>
-      </w:r>
+      <w:r>
+        <w:t xml:space="preserve">[22]</w:t>
+      </w:r>
+    </w:p>
+    <w:bookmarkEnd w:id="130"/>
+    <w:p>
+      <w:pPr>
+        <w:pStyle w:val="BodyText"/>
+      </w:pPr>
       <w:r>
         <w:t xml:space="preserve">J. N. K. Rao and A. J. Scott,</w:t>
       </w:r>
@@ -33674,7 +33841,7 @@
       <w:r>
         <w:t xml:space="preserve">, vol. 76, no. 374, pp. 221–230, 1981. </w:t>
       </w:r>
-      <w:hyperlink r:id="rId129">
+      <w:hyperlink r:id="rId131">
         <w:r>
           <w:rPr>
             <w:rStyle w:val="Hyperlink"/>
@@ -33683,55 +33850,22 @@
         </w:r>
       </w:hyperlink>
     </w:p>
+    <w:bookmarkStart w:id="132" w:name="bib:gsm8k2021"/>
     <w:p>
       <w:pPr>
         <w:pStyle w:val="BodyText"/>
       </w:pPr>
-      <w:bookmarkStart w:id="130" w:name="bib:gsm8k2021"/>
-      <w:bookmarkEnd w:id="130"/>
-      <w:r>
-        <w:t xml:space="preserve"> </w:t>
-      </w:r>
-      <w:r>
-        <w:t xml:space="preserve">K. Cobbe</w:t>
-      </w:r>
-      <w:r>
-        <w:t xml:space="preserve"> </w:t>
-      </w:r>
-      <w:r>
-        <w:rPr>
-          <w:i/>
-          <w:iCs/>
-        </w:rPr>
-        <w:t xml:space="preserve">et al.</w:t>
-      </w:r>
-      <w:r>
-        <w:t xml:space="preserve">,</w:t>
-      </w:r>
-      <w:r>
-        <w:t xml:space="preserve"> </w:t>
-      </w:r>
-      <w:r>
-        <w:t xml:space="preserve">“Training verifiers to solve math word problems,”</w:t>
-      </w:r>
-      <w:r>
-        <w:t xml:space="preserve"> </w:t>
-      </w:r>
-      <w:r>
-        <w:t xml:space="preserve">arXiv:2110.14168, 2021.</w:t>
+      <w:r>
+        <w:t xml:space="preserve">[23]</w:t>
       </w:r>
     </w:p>
+    <w:bookmarkEnd w:id="132"/>
     <w:p>
       <w:pPr>
         <w:pStyle w:val="BodyText"/>
       </w:pPr>
-      <w:bookmarkStart w:id="131" w:name="bib:math500"/>
-      <w:bookmarkEnd w:id="131"/>
-      <w:r>
-        <w:t xml:space="preserve"> </w:t>
-      </w:r>
-      <w:r>
-        <w:t xml:space="preserve">D. Hendrycks</w:t>
+      <w:r>
+        <w:t xml:space="preserve">K. Cobbe</w:t>
       </w:r>
       <w:r>
         <w:t xml:space="preserve"> </w:t>
@@ -33750,13 +33884,31 @@
         <w:t xml:space="preserve"> </w:t>
       </w:r>
       <w:r>
-        <w:t xml:space="preserve">“Measuring mathematical problem solving with the MATH dataset,”</w:t>
-      </w:r>
-      <w:r>
-        <w:t xml:space="preserve"> </w:t>
-      </w:r>
-      <w:r>
-        <w:t xml:space="preserve">in</w:t>
+        <w:t xml:space="preserve">“Training verifiers to solve math word problems,”</w:t>
+      </w:r>
+      <w:r>
+        <w:t xml:space="preserve"> </w:t>
+      </w:r>
+      <w:r>
+        <w:t xml:space="preserve">arXiv:2110.14168, 2021.</w:t>
+      </w:r>
+    </w:p>
+    <w:bookmarkStart w:id="133" w:name="bib:math500"/>
+    <w:p>
+      <w:pPr>
+        <w:pStyle w:val="BodyText"/>
+      </w:pPr>
+      <w:r>
+        <w:t xml:space="preserve">[24]</w:t>
+      </w:r>
+    </w:p>
+    <w:bookmarkEnd w:id="133"/>
+    <w:p>
+      <w:pPr>
+        <w:pStyle w:val="BodyText"/>
+      </w:pPr>
+      <w:r>
+        <w:t xml:space="preserve">D. Hendrycks</w:t>
       </w:r>
       <w:r>
         <w:t xml:space="preserve"> </w:t>
@@ -33766,12 +33918,37 @@
           <w:i/>
           <w:iCs/>
         </w:rPr>
+        <w:t xml:space="preserve">et al.</w:t>
+      </w:r>
+      <w:r>
+        <w:t xml:space="preserve">,</w:t>
+      </w:r>
+      <w:r>
+        <w:t xml:space="preserve"> </w:t>
+      </w:r>
+      <w:r>
+        <w:t xml:space="preserve">“Measuring mathematical problem solving with the MATH dataset,”</w:t>
+      </w:r>
+      <w:r>
+        <w:t xml:space="preserve"> </w:t>
+      </w:r>
+      <w:r>
+        <w:t xml:space="preserve">in</w:t>
+      </w:r>
+      <w:r>
+        <w:t xml:space="preserve"> </w:t>
+      </w:r>
+      <w:r>
+        <w:rPr>
+          <w:i/>
+          <w:iCs/>
+        </w:rPr>
         <w:t xml:space="preserve">Proc. NeurIPS Datasets and Benchmarks</w:t>
       </w:r>
       <w:r>
         <w:t xml:space="preserve">, 2021. </w:t>
       </w:r>
-      <w:hyperlink r:id="rId132">
+      <w:hyperlink r:id="rId134">
         <w:r>
           <w:rPr>
             <w:rStyle w:val="Hyperlink"/>
@@ -33780,68 +33957,22 @@
         </w:r>
       </w:hyperlink>
     </w:p>
+    <w:bookmarkStart w:id="135" w:name="bib:lightman2024verify"/>
     <w:p>
       <w:pPr>
         <w:pStyle w:val="BodyText"/>
       </w:pPr>
-      <w:bookmarkStart w:id="133" w:name="bib:lightman2024verify"/>
-      <w:bookmarkEnd w:id="133"/>
-      <w:r>
-        <w:t xml:space="preserve"> </w:t>
-      </w:r>
-      <w:r>
-        <w:t xml:space="preserve">H. Lightman</w:t>
-      </w:r>
-      <w:r>
-        <w:t xml:space="preserve"> </w:t>
-      </w:r>
-      <w:r>
-        <w:rPr>
-          <w:i/>
-          <w:iCs/>
-        </w:rPr>
-        <w:t xml:space="preserve">et al.</w:t>
-      </w:r>
-      <w:r>
-        <w:t xml:space="preserve">,</w:t>
-      </w:r>
-      <w:r>
-        <w:t xml:space="preserve"> </w:t>
-      </w:r>
-      <w:r>
-        <w:t xml:space="preserve">“Let’s verify step by step,”</w:t>
-      </w:r>
-      <w:r>
-        <w:t xml:space="preserve"> </w:t>
-      </w:r>
-      <w:r>
-        <w:t xml:space="preserve">in</w:t>
-      </w:r>
-      <w:r>
-        <w:t xml:space="preserve"> </w:t>
-      </w:r>
-      <w:r>
-        <w:rPr>
-          <w:i/>
-          <w:iCs/>
-        </w:rPr>
-        <w:t xml:space="preserve">Proc. ICLR</w:t>
-      </w:r>
-      <w:r>
-        <w:t xml:space="preserve">, 2024. (MATH-500 test subset.)</w:t>
+      <w:r>
+        <w:t xml:space="preserve">[25]</w:t>
       </w:r>
     </w:p>
+    <w:bookmarkEnd w:id="135"/>
     <w:p>
       <w:pPr>
         <w:pStyle w:val="BodyText"/>
       </w:pPr>
-      <w:bookmarkStart w:id="134" w:name="bib:leetcodedataset"/>
-      <w:bookmarkEnd w:id="134"/>
-      <w:r>
-        <w:t xml:space="preserve"> </w:t>
-      </w:r>
-      <w:r>
-        <w:t xml:space="preserve">Y. Xia</w:t>
+      <w:r>
+        <w:t xml:space="preserve">H. Lightman</w:t>
       </w:r>
       <w:r>
         <w:t xml:space="preserve"> </w:t>
@@ -33860,6 +33991,62 @@
         <w:t xml:space="preserve"> </w:t>
       </w:r>
       <w:r>
+        <w:t xml:space="preserve">“Let’s verify step by step,”</w:t>
+      </w:r>
+      <w:r>
+        <w:t xml:space="preserve"> </w:t>
+      </w:r>
+      <w:r>
+        <w:t xml:space="preserve">in</w:t>
+      </w:r>
+      <w:r>
+        <w:t xml:space="preserve"> </w:t>
+      </w:r>
+      <w:r>
+        <w:rPr>
+          <w:i/>
+          <w:iCs/>
+        </w:rPr>
+        <w:t xml:space="preserve">Proc. ICLR</w:t>
+      </w:r>
+      <w:r>
+        <w:t xml:space="preserve">, 2024. (MATH-500 test subset.)</w:t>
+      </w:r>
+    </w:p>
+    <w:bookmarkStart w:id="136" w:name="bib:leetcodedataset"/>
+    <w:p>
+      <w:pPr>
+        <w:pStyle w:val="BodyText"/>
+      </w:pPr>
+      <w:r>
+        <w:t xml:space="preserve">[26]</w:t>
+      </w:r>
+    </w:p>
+    <w:bookmarkEnd w:id="136"/>
+    <w:p>
+      <w:pPr>
+        <w:pStyle w:val="BodyText"/>
+      </w:pPr>
+      <w:r>
+        <w:t xml:space="preserve">Y. Xia</w:t>
+      </w:r>
+      <w:r>
+        <w:t xml:space="preserve"> </w:t>
+      </w:r>
+      <w:r>
+        <w:rPr>
+          <w:i/>
+          <w:iCs/>
+        </w:rPr>
+        <w:t xml:space="preserve">et al.</w:t>
+      </w:r>
+      <w:r>
+        <w:t xml:space="preserve">,</w:t>
+      </w:r>
+      <w:r>
+        <w:t xml:space="preserve"> </w:t>
+      </w:r>
+      <w:r>
         <w:t xml:space="preserve">“LeetCodeDataset: A temporal dataset for robust evaluation and efficient training of code LLMs,”</w:t>
       </w:r>
       <w:r>
@@ -33868,7 +34055,7 @@
       <w:r>
         <w:t xml:space="preserve">arXiv:2504.14655, 2025. </w:t>
       </w:r>
-      <w:hyperlink r:id="rId135">
+      <w:hyperlink r:id="rId137">
         <w:r>
           <w:rPr>
             <w:rStyle w:val="Hyperlink"/>
@@ -33877,15 +34064,20 @@
         </w:r>
       </w:hyperlink>
     </w:p>
+    <w:bookmarkStart w:id="138" w:name="bib:kuhn2023semantic"/>
     <w:p>
       <w:pPr>
         <w:pStyle w:val="BodyText"/>
       </w:pPr>
-      <w:bookmarkStart w:id="136" w:name="bib:kuhn2023semantic"/>
-      <w:bookmarkEnd w:id="136"/>
-      <w:r>
-        <w:t xml:space="preserve"> </w:t>
-      </w:r>
+      <w:r>
+        <w:t xml:space="preserve">[27]</w:t>
+      </w:r>
+    </w:p>
+    <w:bookmarkEnd w:id="138"/>
+    <w:p>
+      <w:pPr>
+        <w:pStyle w:val="BodyText"/>
+      </w:pPr>
       <w:r>
         <w:t xml:space="preserve">L. Kuhn, Y. Gal, and S. Farquhar,</w:t>
       </w:r>
@@ -33914,7 +34106,7 @@
       <w:r>
         <w:t xml:space="preserve">, 2023. </w:t>
       </w:r>
-      <w:hyperlink r:id="rId137">
+      <w:hyperlink r:id="rId139">
         <w:r>
           <w:rPr>
             <w:rStyle w:val="Hyperlink"/>
@@ -33923,7 +34115,7 @@
         </w:r>
       </w:hyperlink>
     </w:p>
-    <w:bookmarkEnd w:id="138"/>
+    <w:bookmarkEnd w:id="140"/>
     <w:sectPr>
       <w:footnotePr>
         <w:numRestart w:val="eachSect"/>

--- a/paper/tact.docx
+++ b/paper/tact.docx
@@ -30372,7 +30372,7 @@
         <w:rPr>
           <w:rStyle w:val="VerbatimChar"/>
         </w:rPr>
-        <w:t xml:space="preserve">35ad160</w:t>
+        <w:t xml:space="preserve">5f14b20</w:t>
       </w:r>
       <w:r>
         <w:t xml:space="preserve">; the synthetic results by</w:t>

--- a/paper/tact.docx
+++ b/paper/tact.docx
@@ -219,13 +219,25 @@
         <w:t xml:space="preserve"> </w:t>
       </w:r>
       <w:r>
-        <w:t xml:space="preserve">bit-identical to plain self-consistency. A label-free variant recovers the sign from agreement pseudo-labels, provably</w:t>
-      </w:r>
-      <w:r>
-        <w:t xml:space="preserve"> </w:t>
-      </w:r>
-      <w:r>
-        <w:t xml:space="preserve">below a plurality-error rate of one half and demonstrably wrongly past it. On a synthetic oracle it recovers channels that pin published protocols to</w:t>
+        <w:t xml:space="preserve">bit-identical to plain self-consistency. Under a class-conditional-noise</w:t>
+      </w:r>
+      <w:r>
+        <w:t xml:space="preserve"> </w:t>
+      </w:r>
+      <w:r>
+        <w:t xml:space="preserve">assumption, a label-free variant preserves the sign of the estimate when the</w:t>
+      </w:r>
+      <w:r>
+        <w:t xml:space="preserve"> </w:t>
+      </w:r>
+      <w:r>
+        <w:t xml:space="preserve">pair-weighted plurality-error rate is below one half. Controlled experiments</w:t>
+      </w:r>
+      <w:r>
+        <w:t xml:space="preserve"> </w:t>
+      </w:r>
+      <w:r>
+        <w:t xml:space="preserve">beyond that boundary show sign reversal. On a synthetic oracle it recovers channels that pin published protocols to</w:t>
       </w:r>
       <w:r>
         <w:t xml:space="preserve"> </w:t>
@@ -379,13 +391,13 @@
         <w:t xml:space="preserve"> </w:t>
       </w:r>
       <w:r>
-        <w:t xml:space="preserve">substrates in two domains. Abstention is the correct default, and the dead zone</w:t>
-      </w:r>
-      <w:r>
-        <w:t xml:space="preserve"> </w:t>
-      </w:r>
-      <w:r>
-        <w:t xml:space="preserve">implements it.</w:t>
+        <w:t xml:space="preserve">substrates in two domains. Accordingly, the dead zone leaves the vote unchanged</w:t>
+      </w:r>
+      <w:r>
+        <w:t xml:space="preserve"> </w:t>
+      </w:r>
+      <w:r>
+        <w:t xml:space="preserve">whenever the pooled evidence does not clear its pre-specified threshold.</w:t>
       </w:r>
     </w:p>
     <w:p>
@@ -495,7 +507,6 @@
         <m:r>
           <m:rPr>
             <m:nor/>
-            <m:sty m:val="p"/>
           </m:rPr>
           <m:t>True</m:t>
         </m:r>
@@ -547,20 +558,7 @@
         <w:t xml:space="preserve"> </w:t>
       </w:r>
       <w:r>
-        <w:t xml:space="preserve">at a fraction of the sampling budget, and introduced Within-Question Discrimination (WQD) to argue that</w:t>
-      </w:r>
-      <w:r>
-        <w:t xml:space="preserve"> </w:t>
-      </w:r>
-      <w:r>
-        <w:rPr>
-          <w:i/>
-          <w:iCs/>
-        </w:rPr>
-        <w:t xml:space="preserve">discrimination</w:t>
-      </w:r>
-      <w:r>
-        <w:t xml:space="preserve">, not calibration, is the property that makes a confidence signal useful for voting.</w:t>
+        <w:t xml:space="preserve">at a fraction of the sampling budget, and introduced Within-Question Discrimination (WQD) to identify discrimination as the confidence property relevant to voting, independently of calibration.</w:t>
       </w:r>
     </w:p>
     <w:p>
@@ -568,7 +566,13 @@
         <w:pStyle w:val="BodyText"/>
       </w:pPr>
       <w:r>
-        <w:t xml:space="preserve">This refinement carries a structural fragility that, to the best of our knowledge, no published method addresses. Every existing weighting scheme is monotone</w:t>
+        <w:t xml:space="preserve">The methods surveyed here leave one structural case untreated. Their weighting</w:t>
+      </w:r>
+      <w:r>
+        <w:t xml:space="preserve"> </w:t>
+      </w:r>
+      <w:r>
+        <w:t xml:space="preserve">rules are monotone</w:t>
       </w:r>
       <w:r>
         <w:t xml:space="preserve"> </w:t>
@@ -584,7 +588,13 @@
         <w:t xml:space="preserve"> </w:t>
       </w:r>
       <w:r>
-        <w:t xml:space="preserve">in confidence, including CISC’s softmax weights, reliability-aware pseudo-counts [</w:t>
+        <w:t xml:space="preserve">in confidence, including CISC’s softmax</w:t>
+      </w:r>
+      <w:r>
+        <w:t xml:space="preserve"> </w:t>
+      </w:r>
+      <w:r>
+        <w:t xml:space="preserve">weights, reliability-aware pseudo-counts [</w:t>
       </w:r>
       <w:hyperlink w:anchor="bib:reasc2026">
         <w:r>
@@ -595,7 +605,13 @@
         </w:r>
       </w:hyperlink>
       <w:r>
-        <w:t xml:space="preserve">], and warmup-thresholded filtering [</w:t>
+        <w:t xml:space="preserve">], and</w:t>
+      </w:r>
+      <w:r>
+        <w:t xml:space="preserve"> </w:t>
+      </w:r>
+      <w:r>
+        <w:t xml:space="preserve">warmup-thresholded filtering [</w:t>
       </w:r>
       <w:hyperlink w:anchor="bib:deepconf2025">
         <w:r>
@@ -606,23 +622,31 @@
         </w:r>
       </w:hyperlink>
       <w:r>
-        <w:t xml:space="preserve">]. The trust decision is which magnitude of up-weighting to apply; the possibility that the channel is</w:t>
-      </w:r>
-      <w:r>
-        <w:t xml:space="preserve"> </w:t>
-      </w:r>
-      <w:r>
-        <w:rPr>
-          <w:i/>
-          <w:iCs/>
-        </w:rPr>
-        <w:t xml:space="preserve">anti-correlated</w:t>
-      </w:r>
-      <w:r>
-        <w:t xml:space="preserve"> </w:t>
-      </w:r>
-      <w:r>
-        <w:t xml:space="preserve">with correctness is never searched for. Yet miscalibration of direction is not exotic: reinforcement fine-tuning is known to distort verbalized confidence, distribution shift can invert a signal that was informative in-domain, and in the experiments reported here a simple anti-correlated channel (</w:t>
+        <w:t xml:space="preserve">]. They tune the magnitude of</w:t>
+      </w:r>
+      <w:r>
+        <w:t xml:space="preserve"> </w:t>
+      </w:r>
+      <w:r>
+        <w:t xml:space="preserve">positive weighting without searching for an anti-correlated channel. Such</w:t>
+      </w:r>
+      <w:r>
+        <w:t xml:space="preserve"> </w:t>
+      </w:r>
+      <w:r>
+        <w:t xml:space="preserve">direction errors can arise when reinforcement fine-tuning distorts verbalized</w:t>
+      </w:r>
+      <w:r>
+        <w:t xml:space="preserve"> </w:t>
+      </w:r>
+      <w:r>
+        <w:t xml:space="preserve">confidence or distribution shift reverses an in-domain signal. In the</w:t>
+      </w:r>
+      <w:r>
+        <w:t xml:space="preserve"> </w:t>
+      </w:r>
+      <w:r>
+        <w:t xml:space="preserve">experiments reported here, a simple anti-correlated channel (</w:t>
       </w:r>
       <m:oMath>
         <m:r>
@@ -645,7 +669,13 @@
         </m:r>
       </m:oMath>
       <w:r>
-        <w:t xml:space="preserve">; Section </w:t>
+        <w:t xml:space="preserve">;</w:t>
+      </w:r>
+      <w:r>
+        <w:t xml:space="preserve"> </w:t>
+      </w:r>
+      <w:r>
+        <w:t xml:space="preserve">Section </w:t>
       </w:r>
       <w:hyperlink w:anchor="sec:setup">
         <w:r>
@@ -656,7 +686,43 @@
         </w:r>
       </w:hyperlink>
       <w:r>
-        <w:t xml:space="preserve">) drives confidence-weighted baselines from near-perfect accuracy to far below the majority-vote floor, while the same evidence, read with the correct sign, is a perfect signal. The defensive alternative, a binary dev-set gate that disables the channel when calibration error is high, survives the inversion but discards discriminative signal wholesale: a systematically under-confident yet perfectly ranked channel fails an ECE gate for reasons irrelevant to voting utility [</w:t>
+        <w:t xml:space="preserve">) drives confidence-weighted baselines from near-perfect</w:t>
+      </w:r>
+      <w:r>
+        <w:t xml:space="preserve"> </w:t>
+      </w:r>
+      <w:r>
+        <w:t xml:space="preserve">accuracy to far below the majority-vote floor, while signed weighting recovers</w:t>
+      </w:r>
+      <w:r>
+        <w:t xml:space="preserve"> </w:t>
+      </w:r>
+      <w:r>
+        <w:t xml:space="preserve">the signal. A binary dev-set gate that disables the channel when calibration</w:t>
+      </w:r>
+      <w:r>
+        <w:t xml:space="preserve"> </w:t>
+      </w:r>
+      <w:r>
+        <w:t xml:space="preserve">error is high survives the inversion but discards discriminative information:</w:t>
+      </w:r>
+      <w:r>
+        <w:t xml:space="preserve"> </w:t>
+      </w:r>
+      <w:r>
+        <w:t xml:space="preserve">a systematically under-confident yet perfectly ranked channel fails an ECE</w:t>
+      </w:r>
+      <w:r>
+        <w:t xml:space="preserve"> </w:t>
+      </w:r>
+      <w:r>
+        <w:t xml:space="preserve">gate for reasons unrelated to voting utility</w:t>
+      </w:r>
+      <w:r>
+        <w:t xml:space="preserve"> </w:t>
+      </w:r>
+      <w:r>
+        <w:t xml:space="preserve">[</w:t>
       </w:r>
       <w:hyperlink w:anchor="bib:taubenfeld2025cisc">
         <w:r>
@@ -702,7 +768,7 @@
         <w:t xml:space="preserve"> </w:t>
       </w:r>
       <w:r>
-        <w:t xml:space="preserve">within-item discrimination of the confidence channel, and mapping that scalar, with its uncertainty, to a vote exponent. The contributions are:</w:t>
+        <w:t xml:space="preserve">within-item discrimination of the confidence channel, and mapping that scalar, with its uncertainty, to a vote exponent.</w:t>
       </w:r>
     </w:p>
     <w:p>
@@ -714,7 +780,7 @@
           <w:b/>
           <w:bCs/>
         </w:rPr>
-        <w:t xml:space="preserve">C1: Signed, analytically-tempered weighting.</w:t>
+        <w:t xml:space="preserve">Signed confidence tempering.</w:t>
       </w:r>
       <w:r>
         <w:t xml:space="preserve"> </w:t>
@@ -828,7 +894,7 @@
         </m:r>
       </m:oMath>
       <w:r>
-        <w:t xml:space="preserve">’s within-item confidence midrank and</w:t>
+        <w:t xml:space="preserve">’s within-item confidence midrank. The exponent</w:t>
       </w:r>
       <w:r>
         <w:t xml:space="preserve"> </w:t>
@@ -842,7 +908,83 @@
         <w:t xml:space="preserve"> </w:t>
       </w:r>
       <w:r>
-        <w:t xml:space="preserve">is</w:t>
+        <w:t xml:space="preserve">is derived from a pooled van Elteren Somers’</w:t>
+      </w:r>
+      <w:r>
+        <w:t xml:space="preserve"> </w:t>
+      </w:r>
+      <m:oMath>
+        <m:r>
+          <m:t>D</m:t>
+        </m:r>
+      </m:oMath>
+      <w:r>
+        <w:t xml:space="preserve"> </w:t>
+      </w:r>
+      <w:r>
+        <w:t xml:space="preserve">(equal to</w:t>
+      </w:r>
+      <w:r>
+        <w:t xml:space="preserve"> </w:t>
+      </w:r>
+      <m:oMath>
+        <m:r>
+          <m:t>2</m:t>
+        </m:r>
+        <m:r>
+          <m:rPr>
+            <m:sty m:val="p"/>
+          </m:rPr>
+          <m:t>⋅</m:t>
+        </m:r>
+        <m:r>
+          <m:rPr>
+            <m:sty m:val="p"/>
+          </m:rPr>
+          <m:t>W</m:t>
+        </m:r>
+        <m:r>
+          <m:rPr>
+            <m:sty m:val="p"/>
+          </m:rPr>
+          <m:t>Q</m:t>
+        </m:r>
+        <m:r>
+          <m:rPr>
+            <m:sty m:val="p"/>
+          </m:rPr>
+          <m:t>D</m:t>
+        </m:r>
+        <m:r>
+          <m:rPr>
+            <m:sty m:val="p"/>
+          </m:rPr>
+          <m:t>−</m:t>
+        </m:r>
+        <m:r>
+          <m:t>1</m:t>
+        </m:r>
+      </m:oMath>
+      <w:r>
+        <w:t xml:space="preserve">) with an exact tie-corrected null variance and an</w:t>
+      </w:r>
+      <w:r>
+        <w:t xml:space="preserve"> </w:t>
+      </w:r>
+      <w:r>
+        <w:t xml:space="preserve">item-clustered jackknife standard error, shrunk by positive-part James–Stein</w:t>
+      </w:r>
+      <w:r>
+        <w:t xml:space="preserve"> </w:t>
+      </w:r>
+      <w:r>
+        <w:t xml:space="preserve">with a significance floor, then mapped through a Bayes-discriminant link. Two</w:t>
+      </w:r>
+      <w:r>
+        <w:t xml:space="preserve"> </w:t>
+      </w:r>
+      <w:r>
+        <w:t xml:space="preserve">anchors are exact: inside the dead zone the vote is</w:t>
       </w:r>
       <w:r>
         <w:t xml:space="preserve"> </w:t>
@@ -852,29 +994,98 @@
           <w:i/>
           <w:iCs/>
         </w:rPr>
-        <w:t xml:space="preserve">derived</w:t>
-      </w:r>
-      <w:r>
-        <w:t xml:space="preserve">, not grid-searched: a pooled van Elteren Somers’</w:t>
-      </w:r>
-      <w:r>
-        <w:t xml:space="preserve"> </w:t>
-      </w:r>
-      <m:oMath>
-        <m:r>
-          <m:t>D</m:t>
-        </m:r>
-      </m:oMath>
-      <w:r>
-        <w:t xml:space="preserve"> </w:t>
-      </w:r>
-      <w:r>
-        <w:t xml:space="preserve">(equal to</w:t>
-      </w:r>
-      <w:r>
-        <w:t xml:space="preserve"> </w:t>
-      </w:r>
-      <m:oMath>
+        <w:t xml:space="preserve">bit-identical</w:t>
+      </w:r>
+      <w:r>
+        <w:t xml:space="preserve"> </w:t>
+      </w:r>
+      <w:r>
+        <w:t xml:space="preserve">to</w:t>
+      </w:r>
+      <w:r>
+        <w:t xml:space="preserve"> </w:t>
+      </w:r>
+      <w:r>
+        <w:rPr>
+          <w:smallCaps/>
+        </w:rPr>
+        <w:t xml:space="preserve">sc</w:t>
+      </w:r>
+      <w:r>
+        <w:t xml:space="preserve"> </w:t>
+      </w:r>
+      <w:r>
+        <w:t xml:space="preserve">via a shared code path, and the log-value feature map reproduces</w:t>
+      </w:r>
+      <w:r>
+        <w:t xml:space="preserve"> </w:t>
+      </w:r>
+      <w:r>
+        <w:t xml:space="preserve">CISC-power. Since</w:t>
+      </w:r>
+      <w:r>
+        <w:t xml:space="preserve"> </w:t>
+      </w:r>
+      <m:oMath>
+        <m:r>
+          <m:t>φ</m:t>
+        </m:r>
+      </m:oMath>
+      <w:r>
+        <w:t xml:space="preserve"> </w:t>
+      </w:r>
+      <w:r>
+        <w:t xml:space="preserve">uses only within-item ranks, the method is</w:t>
+      </w:r>
+      <w:r>
+        <w:t xml:space="preserve"> </w:t>
+      </w:r>
+      <w:r>
+        <w:t xml:space="preserve">invariant to every strictly monotone distortion of the confidence scale, and</w:t>
+      </w:r>
+      <w:r>
+        <w:t xml:space="preserve"> </w:t>
+      </w:r>
+      <w:r>
+        <w:t xml:space="preserve">under compression it beats the best exponent in the tested grid</w:t>
+      </w:r>
+      <w:r>
+        <w:t xml:space="preserve"> </w:t>
+      </w:r>
+      <m:oMath>
+        <m:r>
+          <m:rPr>
+            <m:sty m:val="p"/>
+          </m:rPr>
+          <m:t>{</m:t>
+        </m:r>
+        <m:r>
+          <m:t>0.25</m:t>
+        </m:r>
+        <m:r>
+          <m:rPr>
+            <m:sty m:val="p"/>
+          </m:rPr>
+          <m:t>,</m:t>
+        </m:r>
+        <m:r>
+          <m:t>0.5</m:t>
+        </m:r>
+        <m:r>
+          <m:rPr>
+            <m:sty m:val="p"/>
+          </m:rPr>
+          <m:t>,</m:t>
+        </m:r>
+        <m:r>
+          <m:t>1</m:t>
+        </m:r>
+        <m:r>
+          <m:rPr>
+            <m:sty m:val="p"/>
+          </m:rPr>
+          <m:t>,</m:t>
+        </m:r>
         <m:r>
           <m:t>2</m:t>
         </m:r>
@@ -882,167 +1093,9 @@
           <m:rPr>
             <m:sty m:val="p"/>
           </m:rPr>
-          <m:t>⋅</m:t>
-        </m:r>
-        <m:r>
-          <m:rPr>
-            <m:sty m:val="p"/>
-          </m:rPr>
-          <m:t>W</m:t>
-        </m:r>
-        <m:r>
-          <m:rPr>
-            <m:sty m:val="p"/>
-          </m:rPr>
-          <m:t>Q</m:t>
-        </m:r>
-        <m:r>
-          <m:rPr>
-            <m:sty m:val="p"/>
-          </m:rPr>
-          <m:t>D</m:t>
-        </m:r>
-        <m:r>
-          <m:rPr>
-            <m:sty m:val="p"/>
-          </m:rPr>
-          <m:t>−</m:t>
-        </m:r>
-        <m:r>
-          <m:t>1</m:t>
-        </m:r>
-      </m:oMath>
-      <w:r>
-        <w:t xml:space="preserve">) with an exact tie-corrected null variance and an</w:t>
-      </w:r>
-      <w:r>
-        <w:t xml:space="preserve"> </w:t>
-      </w:r>
-      <w:r>
-        <w:t xml:space="preserve">item-clustered jackknife standard error, shrunk by positive-part James–Stein</w:t>
-      </w:r>
-      <w:r>
-        <w:t xml:space="preserve"> </w:t>
-      </w:r>
-      <w:r>
-        <w:t xml:space="preserve">with a significance floor, then mapped through a Bayes-discriminant link. Two</w:t>
-      </w:r>
-      <w:r>
-        <w:t xml:space="preserve"> </w:t>
-      </w:r>
-      <w:r>
-        <w:t xml:space="preserve">anchors are exact: inside the dead zone the vote is</w:t>
-      </w:r>
-      <w:r>
-        <w:t xml:space="preserve"> </w:t>
-      </w:r>
-      <w:r>
-        <w:rPr>
-          <w:i/>
-          <w:iCs/>
-        </w:rPr>
-        <w:t xml:space="preserve">bit-identical</w:t>
-      </w:r>
-      <w:r>
-        <w:t xml:space="preserve"> </w:t>
-      </w:r>
-      <w:r>
-        <w:t xml:space="preserve">to</w:t>
-      </w:r>
-      <w:r>
-        <w:t xml:space="preserve"> </w:t>
-      </w:r>
-      <w:r>
-        <w:rPr>
-          <w:smallCaps/>
-        </w:rPr>
-        <w:t xml:space="preserve">sc</w:t>
-      </w:r>
-      <w:r>
-        <w:t xml:space="preserve"> </w:t>
-      </w:r>
-      <w:r>
-        <w:t xml:space="preserve">via a shared code path, and the log-value feature map reproduces</w:t>
-      </w:r>
-      <w:r>
-        <w:t xml:space="preserve"> </w:t>
-      </w:r>
-      <w:r>
-        <w:t xml:space="preserve">CISC-power. Since</w:t>
-      </w:r>
-      <w:r>
-        <w:t xml:space="preserve"> </w:t>
-      </w:r>
-      <m:oMath>
-        <m:r>
-          <m:t>φ</m:t>
-        </m:r>
-      </m:oMath>
-      <w:r>
-        <w:t xml:space="preserve"> </w:t>
-      </w:r>
-      <w:r>
-        <w:t xml:space="preserve">uses only within-item ranks, the method is</w:t>
-      </w:r>
-      <w:r>
-        <w:t xml:space="preserve"> </w:t>
-      </w:r>
-      <w:r>
-        <w:t xml:space="preserve">invariant to every strictly monotone distortion of the confidence scale, and</w:t>
-      </w:r>
-      <w:r>
-        <w:t xml:space="preserve"> </w:t>
-      </w:r>
-      <w:r>
-        <w:t xml:space="preserve">under compression it beats the best exponent in the tested grid</w:t>
-      </w:r>
-      <w:r>
-        <w:t xml:space="preserve"> </w:t>
-      </w:r>
-      <m:oMath>
-        <m:r>
-          <m:rPr>
-            <m:sty m:val="p"/>
-          </m:rPr>
-          <m:t>{</m:t>
-        </m:r>
-        <m:r>
-          <m:t>0.25</m:t>
-        </m:r>
-        <m:r>
-          <m:rPr>
-            <m:sty m:val="p"/>
-          </m:rPr>
           <m:t>,</m:t>
         </m:r>
         <m:r>
-          <m:t>0.5</m:t>
-        </m:r>
-        <m:r>
-          <m:rPr>
-            <m:sty m:val="p"/>
-          </m:rPr>
-          <m:t>,</m:t>
-        </m:r>
-        <m:r>
-          <m:t>1</m:t>
-        </m:r>
-        <m:r>
-          <m:rPr>
-            <m:sty m:val="p"/>
-          </m:rPr>
-          <m:t>,</m:t>
-        </m:r>
-        <m:r>
-          <m:t>2</m:t>
-        </m:r>
-        <m:r>
-          <m:rPr>
-            <m:sty m:val="p"/>
-          </m:rPr>
-          <m:t>,</m:t>
-        </m:r>
-        <m:r>
           <m:t>4</m:t>
         </m:r>
         <m:r>
@@ -1075,13 +1128,13 @@
         </m:r>
       </m:oMath>
       <w:r>
-        <w:t xml:space="preserve">; that optimum sits at the largest</w:t>
-      </w:r>
-      <w:r>
-        <w:t xml:space="preserve"> </w:t>
-      </w:r>
-      <w:r>
-        <w:t xml:space="preserve">exponent tried, so the comparison bounds the grid, not the family).</w:t>
+        <w:t xml:space="preserve">). Because that optimum sits at the</w:t>
+      </w:r>
+      <w:r>
+        <w:t xml:space="preserve"> </w:t>
+      </w:r>
+      <w:r>
+        <w:t xml:space="preserve">largest exponent tried, the comparison applies only to the reported grid.</w:t>
       </w:r>
     </w:p>
     <w:p>
@@ -1093,7 +1146,7 @@
           <w:b/>
           <w:bCs/>
         </w:rPr>
-        <w:t xml:space="preserve">C2: Label-free estimation of the sign.</w:t>
+        <w:t xml:space="preserve">Label-free estimation and its boundary.</w:t>
       </w:r>
       <w:r>
         <w:t xml:space="preserve"> </w:t>
@@ -1255,13 +1308,7 @@
         </m:r>
       </m:oMath>
       <w:r>
-        <w:t xml:space="preserve">: while</w:t>
-      </w:r>
-      <w:r>
-        <w:t xml:space="preserve"> </w:t>
-      </w:r>
-      <w:r>
-        <w:t xml:space="preserve">the pair-weighted plurality-error rate</w:t>
+        <w:t xml:space="preserve">. For</w:t>
       </w:r>
       <w:r>
         <w:t xml:space="preserve"> </w:t>
@@ -1277,17 +1324,12 @@
             </m:r>
           </m:e>
         </m:acc>
-      </m:oMath>
-      <w:r>
-        <w:t xml:space="preserve"> </w:t>
-      </w:r>
-      <w:r>
-        <w:t xml:space="preserve">is below</w:t>
-      </w:r>
-      <w:r>
-        <w:t xml:space="preserve"> </w:t>
-      </w:r>
-      <m:oMath>
+        <m:r>
+          <m:rPr>
+            <m:sty m:val="p"/>
+          </m:rPr>
+          <m:t>&lt;</m:t>
+        </m:r>
         <m:r>
           <m:t>1</m:t>
         </m:r>
@@ -1302,29 +1344,13 @@
         </m:r>
       </m:oMath>
       <w:r>
-        <w:t xml:space="preserve"> </w:t>
-      </w:r>
-      <w:r>
-        <w:t xml:space="preserve">the estimate</w:t>
-      </w:r>
-      <w:r>
-        <w:t xml:space="preserve"> </w:t>
-      </w:r>
-      <w:r>
-        <w:t xml:space="preserve">can only</w:t>
-      </w:r>
-      <w:r>
-        <w:t xml:space="preserve"> </w:t>
-      </w:r>
-      <w:r>
-        <w:rPr>
-          <w:i/>
-          <w:iCs/>
-        </w:rPr>
-        <w:t xml:space="preserve">under</w:t>
-      </w:r>
-      <w:r>
-        <w:t xml:space="preserve">-trust, never mis-sign. A split-half inversion</w:t>
+        <w:t xml:space="preserve">, the expected estimate preserves the sign and attenuates its</w:t>
+      </w:r>
+      <w:r>
+        <w:t xml:space="preserve"> </w:t>
+      </w:r>
+      <w:r>
+        <w:t xml:space="preserve">magnitude. A split-half inversion</w:t>
       </w:r>
       <w:r>
         <w:t xml:space="preserve"> </w:t>
@@ -1345,52 +1371,7 @@
         <w:t xml:space="preserve"> </w:t>
       </w:r>
       <w:r>
-        <w:t xml:space="preserve">at the identifiability boundary. Past</w:t>
-      </w:r>
-      <w:r>
-        <w:t xml:space="preserve"> </w:t>
-      </w:r>
-      <m:oMath>
-        <m:acc>
-          <m:accPr>
-            <m:chr m:val="‾"/>
-          </m:accPr>
-          <m:e>
-            <m:r>
-              <m:t>ρ</m:t>
-            </m:r>
-          </m:e>
-        </m:acc>
-        <m:r>
-          <m:rPr>
-            <m:sty m:val="p"/>
-          </m:rPr>
-          <m:t>=</m:t>
-        </m:r>
-        <m:r>
-          <m:t>1</m:t>
-        </m:r>
-        <m:r>
-          <m:rPr>
-            <m:sty m:val="p"/>
-          </m:rPr>
-          <m:t>/</m:t>
-        </m:r>
-        <m:r>
-          <m:t>2</m:t>
-        </m:r>
-      </m:oMath>
-      <w:r>
-        <w:t xml:space="preserve"> </w:t>
-      </w:r>
-      <w:r>
-        <w:t xml:space="preserve">it does mis-sign, which</w:t>
-      </w:r>
-      <w:r>
-        <w:t xml:space="preserve"> </w:t>
-      </w:r>
-      <w:r>
-        <w:t xml:space="preserve">Section </w:t>
+        <w:t xml:space="preserve">at the identifiability boundary. Section </w:t>
       </w:r>
       <w:hyperlink w:anchor="sec:limits">
         <w:r>
@@ -1404,7 +1385,54 @@
         <w:t xml:space="preserve"> </w:t>
       </w:r>
       <w:r>
-        <w:t xml:space="preserve">measures.</w:t>
+        <w:t xml:space="preserve">measures the reversal</w:t>
+      </w:r>
+      <w:r>
+        <w:t xml:space="preserve"> </w:t>
+      </w:r>
+      <w:r>
+        <w:t xml:space="preserve">that occurs after</w:t>
+      </w:r>
+      <w:r>
+        <w:t xml:space="preserve"> </w:t>
+      </w:r>
+      <m:oMath>
+        <m:acc>
+          <m:accPr>
+            <m:chr m:val="‾"/>
+          </m:accPr>
+          <m:e>
+            <m:r>
+              <m:t>ρ</m:t>
+            </m:r>
+          </m:e>
+        </m:acc>
+      </m:oMath>
+      <w:r>
+        <w:t xml:space="preserve"> </w:t>
+      </w:r>
+      <w:r>
+        <w:t xml:space="preserve">crosses</w:t>
+      </w:r>
+      <w:r>
+        <w:t xml:space="preserve"> </w:t>
+      </w:r>
+      <m:oMath>
+        <m:r>
+          <m:t>1</m:t>
+        </m:r>
+        <m:r>
+          <m:rPr>
+            <m:sty m:val="p"/>
+          </m:rPr>
+          <m:t>/</m:t>
+        </m:r>
+        <m:r>
+          <m:t>2</m:t>
+        </m:r>
+      </m:oMath>
+      <w:r>
+        <w:t xml:space="preserve">.</w:t>
       </w:r>
     </w:p>
     <w:p>
@@ -1416,7 +1444,7 @@
           <w:b/>
           <w:bCs/>
         </w:rPr>
-        <w:t xml:space="preserve">C3: An impossibility result and its structured escape.</w:t>
+        <w:t xml:space="preserve">Identifiability under heterogeneity.</w:t>
       </w:r>
       <w:r>
         <w:t xml:space="preserve"> </w:t>
@@ -1534,7 +1562,6 @@
         <m:r>
           <m:rPr>
             <m:nor/>
-            <m:sty m:val="p"/>
           </m:rPr>
           <m:t>minority right</m:t>
         </m:r>
@@ -1582,7 +1609,6 @@
         <m:r>
           <m:rPr>
             <m:nor/>
-            <m:sty m:val="p"/>
           </m:rPr>
           <m:t>plurality right</m:t>
         </m:r>
@@ -1647,19 +1673,19 @@
           <w:b/>
           <w:bCs/>
         </w:rPr>
-        <w:t xml:space="preserve">C4: A pre-registered falsification protocol.</w:t>
-      </w:r>
-      <w:r>
-        <w:t xml:space="preserve"> </w:t>
-      </w:r>
-      <w:r>
-        <w:t xml:space="preserve">Four falsifiers were</w:t>
-      </w:r>
-      <w:r>
-        <w:t xml:space="preserve"> </w:t>
-      </w:r>
-      <w:r>
-        <w:t xml:space="preserve">fixed before implementation, two of them designed to kill the method: the</w:t>
+        <w:t xml:space="preserve">Falsification and measurement on real traces.</w:t>
+      </w:r>
+      <w:r>
+        <w:t xml:space="preserve"> </w:t>
+      </w:r>
+      <w:r>
+        <w:t xml:space="preserve">Four rejection criteria</w:t>
+      </w:r>
+      <w:r>
+        <w:t xml:space="preserve"> </w:t>
+      </w:r>
+      <w:r>
+        <w:t xml:space="preserve">were fixed before implementation. The strongest comparisons were the</w:t>
       </w:r>
       <w:r>
         <w:t xml:space="preserve"> </w:t>
@@ -1723,19 +1749,7 @@
         <w:t xml:space="preserve"> </w:t>
       </w:r>
       <w:r>
-        <w:t xml:space="preserve">grid, which the sweep shows is far the stronger of the two. All four survived,</w:t>
-      </w:r>
-      <w:r>
-        <w:t xml:space="preserve"> </w:t>
-      </w:r>
-      <w:r>
-        <w:t xml:space="preserve">and the margins are reported both ways: against the signed grid the advantage</w:t>
-      </w:r>
-      <w:r>
-        <w:t xml:space="preserve"> </w:t>
-      </w:r>
-      <w:r>
-        <w:t xml:space="preserve">concentrates in distortion, echo, and label-free operation, and</w:t>
+        <w:t xml:space="preserve">grid. The signed grid is stronger on the homogeneous sweep:</w:t>
       </w:r>
       <w:r>
         <w:t xml:space="preserve"> </w:t>
@@ -1750,53 +1764,25 @@
         <w:t xml:space="preserve"> </w:t>
       </w:r>
       <w:r>
-        <w:t xml:space="preserve">trails</w:t>
-      </w:r>
-      <w:r>
-        <w:t xml:space="preserve"> </w:t>
-      </w:r>
-      <w:r>
-        <w:t xml:space="preserve">it in the mid-range.</w:t>
-      </w:r>
-    </w:p>
-    <w:p>
-      <w:pPr>
-        <w:pStyle w:val="BodyText"/>
-      </w:pPr>
-      <w:r>
-        <w:rPr>
-          <w:b/>
-          <w:bCs/>
-        </w:rPr>
-        <w:t xml:space="preserve">C5: A measurement of the addressable stratum.</w:t>
-      </w:r>
-      <w:r>
-        <w:t xml:space="preserve"> </w:t>
-      </w:r>
-      <w:r>
-        <w:t xml:space="preserve">Two real-trace</w:t>
-      </w:r>
-      <w:r>
-        <w:t xml:space="preserve"> </w:t>
-      </w:r>
-      <w:r>
-        <w:t xml:space="preserve">campaigns and a five-substrate window measurement bound what</w:t>
-      </w:r>
-      <w:r>
-        <w:t xml:space="preserve"> </w:t>
-      </w:r>
-      <w:r>
-        <w:rPr>
-          <w:i/>
-          <w:iCs/>
-        </w:rPr>
-        <w:t xml:space="preserve">any</w:t>
-      </w:r>
-      <w:r>
-        <w:t xml:space="preserve"> </w:t>
-      </w:r>
-      <w:r>
-        <w:t xml:space="preserve">label-free aggregation method can do. The channel is null on saturated</w:t>
+        <w:t xml:space="preserve">trails it</w:t>
+      </w:r>
+      <w:r>
+        <w:t xml:space="preserve"> </w:t>
+      </w:r>
+      <w:r>
+        <w:t xml:space="preserve">in the mid-range, while its advantages occur under distortion, confident echo,</w:t>
+      </w:r>
+      <w:r>
+        <w:t xml:space="preserve"> </w:t>
+      </w:r>
+      <w:r>
+        <w:t xml:space="preserve">and label-free operation. Two real-trace campaigns and a five-substrate window</w:t>
+      </w:r>
+      <w:r>
+        <w:t xml:space="preserve"> </w:t>
+      </w:r>
+      <w:r>
+        <w:t xml:space="preserve">measurement then bound the scope of label-free aggregation. The channel is null on saturated</w:t>
       </w:r>
       <w:r>
         <w:t xml:space="preserve"> </w:t>
@@ -1956,13 +1942,28 @@
         <w:t xml:space="preserve"> </w:t>
       </w:r>
       <w:r>
-        <w:t xml:space="preserve">On both real substrates the in-pool oracle itself cannot clear the</w:t>
-      </w:r>
-      <w:r>
-        <w:t xml:space="preserve"> </w:t>
-      </w:r>
-      <w:r>
-        <w:t xml:space="preserve">pre-registered endpoint, which makes abstention the correct default.</w:t>
+        <w:t xml:space="preserve">On both real substrates the in-pool oracle remains below the pre-registered</w:t>
+      </w:r>
+      <w:r>
+        <w:t xml:space="preserve"> </w:t>
+      </w:r>
+      <w:r>
+        <w:t xml:space="preserve">endpoint, and the dead zone therefore leaves the observed</w:t>
+      </w:r>
+      <w:r>
+        <w:t xml:space="preserve"> </w:t>
+      </w:r>
+      <w:r>
+        <w:rPr>
+          <w:smallCaps/>
+        </w:rPr>
+        <w:t xml:space="preserve">sc</w:t>
+      </w:r>
+      <w:r>
+        <w:t xml:space="preserve"> </w:t>
+      </w:r>
+      <w:r>
+        <w:t xml:space="preserve">decisions intact.</w:t>
       </w:r>
     </w:p>
     <w:bookmarkEnd w:id="10"/>
@@ -2138,19 +2139,19 @@
         </w:r>
       </w:hyperlink>
       <w:r>
-        <w:t xml:space="preserve">] adapt online but only re-scale positive trust. None of these searches a negative exponent: the obstruction is a sign bit in</w:t>
-      </w:r>
-      <w:r>
-        <w:t xml:space="preserve"> </w:t>
-      </w:r>
-      <w:r>
-        <w:t xml:space="preserve">the hyperparameter grid rather than the weight family itself, as this paper’s</w:t>
-      </w:r>
-      <w:r>
-        <w:t xml:space="preserve"> </w:t>
-      </w:r>
-      <w:r>
-        <w:t xml:space="preserve">own SignGrid-dev baseline shows by opening the same</w:t>
+        <w:t xml:space="preserve">] adapt online but only re-scale positive trust. None of these searches a negative exponent. The</w:t>
+      </w:r>
+      <w:r>
+        <w:t xml:space="preserve"> </w:t>
+      </w:r>
+      <w:r>
+        <w:t xml:space="preserve">weight family can represent negative trust, but the published hyperparameter</w:t>
+      </w:r>
+      <w:r>
+        <w:t xml:space="preserve"> </w:t>
+      </w:r>
+      <w:r>
+        <w:t xml:space="preserve">grids omit its sign. SignGrid-dev demonstrates this by opening the same</w:t>
       </w:r>
       <w:r>
         <w:t xml:space="preserve"> </w:t>
@@ -2221,7 +2222,7 @@
         <w:t xml:space="preserve"> </w:t>
       </w:r>
       <w:r>
-        <w:t xml:space="preserve">labels. The dev-calibrated variant must therefore be positioned honestly: CISC’s tuned temperature is already a dev-calibrated</w:t>
+        <w:t xml:space="preserve">labels. CISC’s tuned temperature already supplies dev-calibrated</w:t>
       </w:r>
       <w:r>
         <w:t xml:space="preserve"> </w:t>
@@ -2241,7 +2242,7 @@
         </m:r>
       </m:oMath>
       <w:r>
-        <w:t xml:space="preserve">CISC interpolation, so the novelty of</w:t>
+        <w:t xml:space="preserve">CISC interpolation.</w:t>
       </w:r>
       <w:r>
         <w:t xml:space="preserve"> </w:t>
@@ -2253,7 +2254,13 @@
         <w:t xml:space="preserve">tact</w:t>
       </w:r>
       <w:r>
-        <w:t xml:space="preserve">-dev lies in the sign, the rank invariance, and the analytic (grid-free) map, not in dev calibration itself.</w:t>
+        <w:t xml:space="preserve">-dev adds signed estimation, rank</w:t>
+      </w:r>
+      <w:r>
+        <w:t xml:space="preserve"> </w:t>
+      </w:r>
+      <w:r>
+        <w:t xml:space="preserve">invariance, and an analytic grid-free map.</w:t>
       </w:r>
     </w:p>
     <w:p>
@@ -2353,7 +2360,7 @@
         <w:t xml:space="preserve"> </w:t>
       </w:r>
       <w:r>
-        <w:t xml:space="preserve">predictors. The setting here differs: one exchangeable channel from one model, per-item vote structure, and the known failure of agreement proxies under correlated errors—met here with a quantified attenuation identity, conservative de-attenuation, and alarms in place of an unconditional claim.</w:t>
+        <w:t xml:space="preserve">predictors. The setting here has one exchangeable channel from one model and only per-item vote structure. Correlated errors can invalidate agreement proxies in this setting. The proposed estimator therefore combines a quantified attenuation identity with conservative de-attenuation and explicit alarms.</w:t>
       </w:r>
     </w:p>
     <w:p>
@@ -2415,7 +2422,19 @@
         </w:r>
       </w:hyperlink>
       <w:r>
-        <w:t xml:space="preserve">], and normal-scores discriminant analysis. The claim is the assembly and its anchors, not the parts.</w:t>
+        <w:t xml:space="preserve">], and normal-scores discriminant analysis. The contribution is their combination with exact</w:t>
+      </w:r>
+      <w:r>
+        <w:t xml:space="preserve"> </w:t>
+      </w:r>
+      <w:r>
+        <w:rPr>
+          <w:smallCaps/>
+        </w:rPr>
+        <w:t xml:space="preserve">sc</w:t>
+      </w:r>
+      <w:r>
+        <w:t xml:space="preserve">/CISC anchors and a signed vote exponent.</w:t>
       </w:r>
     </w:p>
     <w:p>
@@ -2992,7 +3011,7 @@
           </m:sub>
           <m:sup>
             <m:r>
-              <m:t> </m:t>
+              <m:t xml:space="preserve"> </m:t>
             </m:r>
             <m:r>
               <m:t>γ</m:t>
@@ -3131,7 +3150,7 @@
                 <m:t>κ</m:t>
               </m:r>
               <m:r>
-                <m:t> </m:t>
+                <m:t xml:space="preserve"> </m:t>
               </m:r>
               <m:r>
                 <m:rPr>
@@ -3221,7 +3240,7 @@
                 <m:t>,</m:t>
               </m:r>
               <m:r>
-                <m:t> </m:t>
+                <m:t xml:space="preserve"> </m:t>
               </m:r>
               <m:r>
                 <m:t>0.01</m:t>
@@ -3233,7 +3252,7 @@
                 <m:t>,</m:t>
               </m:r>
               <m:r>
-                <m:t> </m:t>
+                <m:t xml:space="preserve"> </m:t>
               </m:r>
               <m:r>
                 <m:t>0.99</m:t>
@@ -3431,7 +3450,7 @@
         </m:r>
       </m:oMath>
       <w:r>
-        <w:t xml:space="preserve">; an ECE gate never opens off the well-calibrated diagonal; a sign-corrected AUC gate over dev labels nearly saturates the homogeneous sweep. This pre-measurement fixes where a new method can legitimately claim wins—monotone distortion of the confidence scale, covariate heterogeneity, small dev sets, and label-free operation—and the evaluation holds itself to exactly those cells.</w:t>
+        <w:t xml:space="preserve">; an ECE gate never opens off the well-calibrated diagonal; a sign-corrected AUC gate over dev labels nearly saturates the homogeneous sweep. This pre-measurement limits prospective gains to monotone confidence distortion, covariate heterogeneity, small dev sets, and label-free operation. The evaluation focuses on those cells.</w:t>
       </w:r>
     </w:p>
     <w:bookmarkStart w:id="17" w:name="fig:baselines"/>
@@ -3749,7 +3768,7 @@
             <m:t>,</m:t>
           </m:r>
           <m:r>
-            <m:t>  </m:t>
+            <m:t xml:space="preserve">  </m:t>
           </m:r>
           <m:sSub>
             <m:e>
@@ -4181,7 +4200,7 @@
                 <m:t>:</m:t>
               </m:r>
               <m:r>
-                <m:t> </m:t>
+                <m:t xml:space="preserve"> </m:t>
               </m:r>
               <m:sSub>
                 <m:e>
@@ -4240,7 +4259,7 @@
                 <m:t>γ</m:t>
               </m:r>
               <m:r>
-                <m:t> </m:t>
+                <m:t xml:space="preserve"> </m:t>
               </m:r>
               <m:sSub>
                 <m:e>
@@ -4536,7 +4555,7 @@
             <m:t>2</m:t>
           </m:r>
           <m:r>
-            <m:t> </m:t>
+            <m:t xml:space="preserve"> </m:t>
           </m:r>
           <m:sSub>
             <m:e>
@@ -4581,7 +4600,7 @@
             <m:t>,</m:t>
           </m:r>
           <m:r>
-            <m:t>  </m:t>
+            <m:t xml:space="preserve">  </m:t>
           </m:r>
           <m:sSub>
             <m:e>
@@ -5320,7 +5339,7 @@
                 <m:t>,</m:t>
               </m:r>
               <m:r>
-                <m:t> </m:t>
+                <m:t xml:space="preserve"> </m:t>
               </m:r>
               <m:sSub>
                 <m:e>
@@ -5350,7 +5369,7 @@
                 <m:t>,</m:t>
               </m:r>
               <m:r>
-                <m:t> </m:t>
+                <m:t xml:space="preserve"> </m:t>
               </m:r>
               <m:f>
                 <m:fPr>
@@ -5387,7 +5406,7 @@
             <m:t>,</m:t>
           </m:r>
           <m:r>
-            <m:t>  </m:t>
+            <m:t xml:space="preserve">  </m:t>
           </m:r>
           <m:r>
             <m:t>r</m:t>
@@ -5661,7 +5680,7 @@
             <m:t>)</m:t>
           </m:r>
           <m:r>
-            <m:t> </m:t>
+            <m:t xml:space="preserve"> </m:t>
           </m:r>
           <m:r>
             <m:rPr>
@@ -5690,7 +5709,7 @@
                 <m:t>,</m:t>
               </m:r>
               <m:r>
-                <m:t> </m:t>
+                <m:t xml:space="preserve"> </m:t>
               </m:r>
               <m:r>
                 <m:rPr>
@@ -6230,7 +6249,7 @@
           <m:t>φ</m:t>
         </m:r>
         <m:r>
-          <m:t> </m:t>
+          <m:t xml:space="preserve"> </m:t>
         </m:r>
         <m:r>
           <m:rPr>
@@ -6239,7 +6258,7 @@
           <m:t>|</m:t>
         </m:r>
         <m:r>
-          <m:t> </m:t>
+          <m:t xml:space="preserve"> </m:t>
         </m:r>
         <m:r>
           <m:t>y</m:t>
@@ -6476,7 +6495,7 @@
           </m:e>
         </m:rad>
         <m:r>
-          <m:t> </m:t>
+          <m:t xml:space="preserve"> </m:t>
         </m:r>
         <m:sSup>
           <m:e>
@@ -6691,7 +6710,7 @@
                 <m:t>)</m:t>
               </m:r>
               <m:r>
-                <m:t> </m:t>
+                <m:t xml:space="preserve"> </m:t>
               </m:r>
               <m:sSup>
                 <m:e>
@@ -7150,7 +7169,7 @@
           </m:e>
         </m:rad>
         <m:r>
-          <m:t> </m:t>
+          <m:t xml:space="preserve"> </m:t>
         </m:r>
         <m:r>
           <m:t>z</m:t>
@@ -7300,7 +7319,7 @@
           <m:borderBox>
             <m:e>
               <m:r>
-                <m:t> </m:t>
+                <m:t xml:space="preserve"> </m:t>
               </m:r>
               <m:eqArr>
                 <m:e>
@@ -7371,7 +7390,7 @@
                         <m:t>:</m:t>
                       </m:r>
                       <m:r>
-                        <m:t> </m:t>
+                        <m:t xml:space="preserve"> </m:t>
                       </m:r>
                       <m:sSub>
                         <m:e>
@@ -7430,7 +7449,7 @@
                         <m:t>γ</m:t>
                       </m:r>
                       <m:r>
-                        <m:t> </m:t>
+                        <m:t xml:space="preserve"> </m:t>
                       </m:r>
                       <m:sSub>
                         <m:e>
@@ -7616,7 +7635,7 @@
                 </m:e>
               </m:eqArr>
               <m:r>
-                <m:t> </m:t>
+                <m:t xml:space="preserve"> </m:t>
               </m:r>
             </m:e>
           </m:borderBox>
@@ -7726,7 +7745,7 @@
                     </m:e>
                   </m:acc>
                   <m:r>
-                    <m:t> </m:t>
+                    <m:t xml:space="preserve"> </m:t>
                   </m:r>
                   <m:r>
                     <m:rPr>
@@ -7802,7 +7821,7 @@
             <m:t>,</m:t>
           </m:r>
           <m:r>
-            <m:t> </m:t>
+            <m:t xml:space="preserve"> </m:t>
           </m:r>
           <m:r>
             <m:t>ζ</m:t>
@@ -8040,7 +8059,7 @@
             <m:t>,</m:t>
           </m:r>
           <m:r>
-            <m:t>  </m:t>
+            <m:t xml:space="preserve">  </m:t>
           </m:r>
           <m:r>
             <m:t>z</m:t>
@@ -8181,10 +8200,7 @@
         </w:r>
       </w:hyperlink>
       <w:r>
-        <w:t xml:space="preserve"> </w:t>
-      </w:r>
-      <w:r>
-        <w:t xml:space="preserve">and not the per-item</w:t>
+        <w:t xml:space="preserve">; it is distinct from the per-item</w:t>
       </w:r>
       <w:r>
         <w:t xml:space="preserve"> </w:t>
@@ -8236,7 +8252,7 @@
         </w:r>
       </w:hyperlink>
       <w:r>
-        <w:t xml:space="preserve">. Nothing in it is fitted to outcomes:</w:t>
+        <w:t xml:space="preserve">. The map is not fitted to outcomes:</w:t>
       </w:r>
       <w:r>
         <w:t xml:space="preserve"> </w:t>
@@ -9101,7 +9117,7 @@
           <m:t>,</m:t>
         </m:r>
         <m:r>
-          <m:t> </m:t>
+          <m:t xml:space="preserve"> </m:t>
         </m:r>
         <m:sSub>
           <m:e>
@@ -9122,7 +9138,7 @@
           <m:t>,</m:t>
         </m:r>
         <m:r>
-          <m:t> </m:t>
+          <m:t xml:space="preserve"> </m:t>
         </m:r>
         <m:sSub>
           <m:e>
@@ -9253,7 +9269,7 @@
           </m:sub>
         </m:sSub>
         <m:r>
-          <m:t> </m:t>
+          <m:t xml:space="preserve"> </m:t>
         </m:r>
         <m:r>
           <m:rPr>
@@ -9356,7 +9372,7 @@
           <m:t>,</m:t>
         </m:r>
         <m:r>
-          <m:t> </m:t>
+          <m:t xml:space="preserve"> </m:t>
         </m:r>
         <m:sSub>
           <m:e>
@@ -9386,7 +9402,7 @@
           <m:t>,</m:t>
         </m:r>
         <m:r>
-          <m:t> </m:t>
+          <m:t xml:space="preserve"> </m:t>
         </m:r>
         <m:r>
           <m:t>1</m:t>
@@ -9526,7 +9542,7 @@
           <m:t>,</m:t>
         </m:r>
         <m:r>
-          <m:t> </m:t>
+          <m:t xml:space="preserve"> </m:t>
         </m:r>
         <m:r>
           <m:t>0.05</m:t>
@@ -9538,7 +9554,7 @@
           <m:t>,</m:t>
         </m:r>
         <m:r>
-          <m:t> </m:t>
+          <m:t xml:space="preserve"> </m:t>
         </m:r>
         <m:r>
           <m:t>0.95</m:t>
@@ -9640,7 +9656,7 @@
           </m:e>
         </m:acc>
         <m:r>
-          <m:t> </m:t>
+          <m:t xml:space="preserve"> </m:t>
         </m:r>
         <m:r>
           <m:rPr>
@@ -9907,7 +9923,7 @@
               <m:t>,</m:t>
             </m:r>
             <m:r>
-              <m:t> </m:t>
+              <m:t xml:space="preserve"> </m:t>
             </m:r>
             <m:r>
               <m:rPr>
@@ -10830,7 +10846,7 @@
           </m:sub>
         </m:sSub>
         <m:r>
-          <m:t> </m:t>
+          <m:t xml:space="preserve"> </m:t>
         </m:r>
         <m:sSubSup>
           <m:e>
@@ -10854,7 +10870,7 @@
           </m:sub>
           <m:sup>
             <m:r>
-              <m:t> </m:t>
+              <m:t xml:space="preserve"> </m:t>
             </m:r>
             <m:r>
               <m:t>γ</m:t>
@@ -11366,7 +11382,6 @@
         <m:r>
           <m:rPr>
             <m:nor/>
-            <m:sty m:val="p"/>
           </m:rPr>
           <m:t>group</m:t>
         </m:r>
@@ -12069,7 +12084,6 @@
         <m:r>
           <m:rPr>
             <m:nor/>
-            <m:sty m:val="p"/>
           </m:rPr>
           <m:t>group</m:t>
         </m:r>
@@ -12399,7 +12413,7 @@
           <m:t>,</m:t>
         </m:r>
         <m:r>
-          <m:t> </m:t>
+          <m:t xml:space="preserve"> </m:t>
         </m:r>
         <m:r>
           <m:rPr>
@@ -12413,9 +12427,8 @@
         <m:r>
           <m:rPr>
             <m:nor/>
-            <m:sty m:val="p"/>
-          </m:rPr>
-          <m:t> distinct answers</m:t>
+          </m:rPr>
+          <m:t xml:space="preserve"> distinct answers</m:t>
         </m:r>
         <m:r>
           <m:rPr>
@@ -12431,12 +12444,27 @@
         <m:sSub>
           <m:e>
             <m:r>
-              <m:t>E</m:t>
+              <m:t>A</m:t>
             </m:r>
           </m:e>
           <m:sub>
             <m:r>
-              <m:t>1</m:t>
+              <m:rPr>
+                <m:sty m:val="p"/>
+              </m:rPr>
+              <m:t>d</m:t>
+            </m:r>
+            <m:r>
+              <m:rPr>
+                <m:sty m:val="p"/>
+              </m:rPr>
+              <m:t>u</m:t>
+            </m:r>
+            <m:r>
+              <m:rPr>
+                <m:sty m:val="p"/>
+              </m:rPr>
+              <m:t>p</m:t>
             </m:r>
           </m:sub>
         </m:sSub>
@@ -12453,7 +12481,7 @@
           <m:t>[</m:t>
         </m:r>
         <m:r>
-          <m:t> </m:t>
+          <m:t xml:space="preserve"> </m:t>
         </m:r>
         <m:sSub>
           <m:e>
@@ -12509,7 +12537,6 @@
         <m:r>
           <m:rPr>
             <m:nor/>
-            <m:sty m:val="p"/>
           </m:rPr>
           <m:t>Kish ratio</m:t>
         </m:r>
@@ -12529,7 +12556,7 @@
           <m:t>0.5</m:t>
         </m:r>
         <m:r>
-          <m:t> </m:t>
+          <m:t xml:space="preserve"> </m:t>
         </m:r>
         <m:r>
           <m:rPr>
@@ -12545,12 +12572,33 @@
         <m:sSub>
           <m:e>
             <m:r>
-              <m:t>E</m:t>
+              <m:t>A</m:t>
             </m:r>
           </m:e>
           <m:sub>
             <m:r>
-              <m:t>4</m:t>
+              <m:rPr>
+                <m:sty m:val="p"/>
+              </m:rPr>
+              <m:t>s</m:t>
+            </m:r>
+            <m:r>
+              <m:rPr>
+                <m:sty m:val="p"/>
+              </m:rPr>
+              <m:t>i</m:t>
+            </m:r>
+            <m:r>
+              <m:rPr>
+                <m:sty m:val="p"/>
+              </m:rPr>
+              <m:t>z</m:t>
+            </m:r>
+            <m:r>
+              <m:rPr>
+                <m:sty m:val="p"/>
+              </m:rPr>
+              <m:t>e</m:t>
             </m:r>
           </m:sub>
         </m:sSub>
@@ -12567,7 +12615,7 @@
           <m:t>[</m:t>
         </m:r>
         <m:r>
-          <m:t> </m:t>
+          <m:t xml:space="preserve"> </m:t>
         </m:r>
         <m:r>
           <m:rPr>
@@ -12639,7 +12687,7 @@
           <m:t>d</m:t>
         </m:r>
         <m:r>
-          <m:t> </m:t>
+          <m:t xml:space="preserve"> </m:t>
         </m:r>
         <m:r>
           <m:rPr>
@@ -12933,12 +12981,27 @@
         <m:sSub>
           <m:e>
             <m:r>
-              <m:t>E</m:t>
+              <m:t>A</m:t>
             </m:r>
           </m:e>
           <m:sub>
             <m:r>
-              <m:t>2</m:t>
+              <m:rPr>
+                <m:sty m:val="p"/>
+              </m:rPr>
+              <m:t>m</m:t>
+            </m:r>
+            <m:r>
+              <m:rPr>
+                <m:sty m:val="p"/>
+              </m:rPr>
+              <m:t>g</m:t>
+            </m:r>
+            <m:r>
+              <m:rPr>
+                <m:sty m:val="p"/>
+              </m:rPr>
+              <m:t>n</m:t>
             </m:r>
           </m:sub>
         </m:sSub>
@@ -12955,7 +13018,7 @@
           <m:t>[</m:t>
         </m:r>
         <m:r>
-          <m:t> </m:t>
+          <m:t xml:space="preserve"> </m:t>
         </m:r>
         <m:r>
           <m:t>ψ</m:t>
@@ -12985,7 +13048,7 @@
           <m:t>0.05</m:t>
         </m:r>
         <m:r>
-          <m:t> </m:t>
+          <m:t xml:space="preserve"> </m:t>
         </m:r>
         <m:r>
           <m:rPr>
@@ -13147,7 +13210,7 @@
               </m:e>
             </m:rad>
             <m:r>
-              <m:t> </m:t>
+              <m:t xml:space="preserve"> </m:t>
             </m:r>
           </m:e>
         </m:d>
@@ -13189,12 +13252,33 @@
         <m:sSub>
           <m:e>
             <m:r>
-              <m:t>E</m:t>
+              <m:t>A</m:t>
             </m:r>
           </m:e>
           <m:sub>
             <m:r>
-              <m:t>3</m:t>
+              <m:rPr>
+                <m:sty m:val="p"/>
+              </m:rPr>
+              <m:t>r</m:t>
+            </m:r>
+            <m:r>
+              <m:rPr>
+                <m:sty m:val="p"/>
+              </m:rPr>
+              <m:t>o</m:t>
+            </m:r>
+            <m:r>
+              <m:rPr>
+                <m:sty m:val="p"/>
+              </m:rPr>
+              <m:t>o</m:t>
+            </m:r>
+            <m:r>
+              <m:rPr>
+                <m:sty m:val="p"/>
+              </m:rPr>
+              <m:t>t</m:t>
             </m:r>
           </m:sub>
         </m:sSub>
@@ -13211,12 +13295,11 @@
           <m:t>[</m:t>
         </m:r>
         <m:r>
-          <m:t> </m:t>
+          <m:t xml:space="preserve"> </m:t>
         </m:r>
         <m:r>
           <m:rPr>
             <m:nor/>
-            <m:sty m:val="p"/>
           </m:rPr>
           <m:t>discriminant</m:t>
         </m:r>
@@ -13230,7 +13313,7 @@
           <m:t>0.02</m:t>
         </m:r>
         <m:r>
-          <m:t> </m:t>
+          <m:t xml:space="preserve"> </m:t>
         </m:r>
         <m:r>
           <m:rPr>
@@ -13352,7 +13435,7 @@
               <m:t>,</m:t>
             </m:r>
             <m:r>
-              <m:t> </m:t>
+              <m:t xml:space="preserve"> </m:t>
             </m:r>
             <m:r>
               <m:t>0.20</m:t>
@@ -13364,7 +13447,7 @@
               <m:t>,</m:t>
             </m:r>
             <m:r>
-              <m:t> </m:t>
+              <m:t xml:space="preserve"> </m:t>
             </m:r>
             <m:r>
               <m:t>1</m:t>
@@ -13470,7 +13553,7 @@
               <m:t>,</m:t>
             </m:r>
             <m:r>
-              <m:t> </m:t>
+              <m:t xml:space="preserve"> </m:t>
             </m:r>
             <m:sSub>
               <m:e>
@@ -13679,7 +13762,13 @@
         <w:t xml:space="preserve"> </w:t>
       </w:r>
       <w:r>
-        <w:t xml:space="preserve">label-free path, so the mixture correction of</w:t>
+        <w:t xml:space="preserve">label-free path because the required base rate is unavailable without labels;</w:t>
+      </w:r>
+      <w:r>
+        <w:t xml:space="preserve"> </w:t>
+      </w:r>
+      <w:r>
+        <w:t xml:space="preserve">the mixture correction of</w:t>
       </w:r>
       <w:r>
         <w:t xml:space="preserve"> </w:t>
@@ -13696,13 +13785,7 @@
         <w:t xml:space="preserve"> </w:t>
       </w:r>
       <w:r>
-        <w:t xml:space="preserve">is not applied</w:t>
-      </w:r>
-      <w:r>
-        <w:t xml:space="preserve"> </w:t>
-      </w:r>
-      <w:r>
-        <w:t xml:space="preserve">there: the base rate is exactly what no label-free estimator knows.</w:t>
+        <w:t xml:space="preserve">is consequently omitted.</w:t>
       </w:r>
     </w:p>
     <w:bookmarkEnd w:id="41"/>
@@ -13918,7 +14001,7 @@
           <m:t>)</m:t>
         </m:r>
         <m:r>
-          <m:t> </m:t>
+          <m:t xml:space="preserve"> </m:t>
         </m:r>
         <m:r>
           <m:t>D</m:t>
@@ -14559,7 +14642,7 @@
         </m:r>
       </m:oMath>
       <w:r>
-        <w:t xml:space="preserve">), which can only under-inflate. Four alarms force</w:t>
+        <w:t xml:space="preserve">), which can only under-inflate. Four semantically named alarms force</w:t>
       </w:r>
       <w:r>
         <w:t xml:space="preserve"> </w:t>
@@ -14579,24 +14662,171 @@
         </m:r>
       </m:oMath>
       <w:r>
-        <w:t xml:space="preserve">: duplicate collapse (median Kish ratio</w:t>
-      </w:r>
-      <w:r>
-        <w:t xml:space="preserve"> </w:t>
-      </w:r>
-      <m:oMath>
-        <m:r>
-          <m:rPr>
-            <m:sty m:val="p"/>
-          </m:rPr>
-          <m:t>&lt;</m:t>
-        </m:r>
-        <m:r>
-          <m:t>0.5</m:t>
-        </m:r>
-      </m:oMath>
-      <w:r>
-        <w:t xml:space="preserve">), sign-aware margin-decoupling, root ambiguity in the split-half quadratic, and insufficient gated items. The margin-decoupling alarm must condition on the estimated trust direction: a sign-naive version (</w:t>
+        <w:t xml:space="preserve">:</w:t>
+      </w:r>
+      <w:r>
+        <w:t xml:space="preserve"> </w:t>
+      </w:r>
+      <m:oMath>
+        <m:sSub>
+          <m:e>
+            <m:r>
+              <m:t>A</m:t>
+            </m:r>
+          </m:e>
+          <m:sub>
+            <m:r>
+              <m:rPr>
+                <m:sty m:val="p"/>
+              </m:rPr>
+              <m:t>d</m:t>
+            </m:r>
+            <m:r>
+              <m:rPr>
+                <m:sty m:val="p"/>
+              </m:rPr>
+              <m:t>u</m:t>
+            </m:r>
+            <m:r>
+              <m:rPr>
+                <m:sty m:val="p"/>
+              </m:rPr>
+              <m:t>p</m:t>
+            </m:r>
+          </m:sub>
+        </m:sSub>
+      </m:oMath>
+      <w:r>
+        <w:t xml:space="preserve"> </w:t>
+      </w:r>
+      <w:r>
+        <w:t xml:space="preserve">detects duplicate collapse,</w:t>
+      </w:r>
+      <w:r>
+        <w:t xml:space="preserve"> </w:t>
+      </w:r>
+      <m:oMath>
+        <m:sSub>
+          <m:e>
+            <m:r>
+              <m:t>A</m:t>
+            </m:r>
+          </m:e>
+          <m:sub>
+            <m:r>
+              <m:rPr>
+                <m:sty m:val="p"/>
+              </m:rPr>
+              <m:t>m</m:t>
+            </m:r>
+            <m:r>
+              <m:rPr>
+                <m:sty m:val="p"/>
+              </m:rPr>
+              <m:t>g</m:t>
+            </m:r>
+            <m:r>
+              <m:rPr>
+                <m:sty m:val="p"/>
+              </m:rPr>
+              <m:t>n</m:t>
+            </m:r>
+          </m:sub>
+        </m:sSub>
+      </m:oMath>
+      <w:r>
+        <w:t xml:space="preserve"> </w:t>
+      </w:r>
+      <w:r>
+        <w:t xml:space="preserve">checks sign-aware margin decoupling,</w:t>
+      </w:r>
+      <w:r>
+        <w:t xml:space="preserve"> </w:t>
+      </w:r>
+      <m:oMath>
+        <m:sSub>
+          <m:e>
+            <m:r>
+              <m:t>A</m:t>
+            </m:r>
+          </m:e>
+          <m:sub>
+            <m:r>
+              <m:rPr>
+                <m:sty m:val="p"/>
+              </m:rPr>
+              <m:t>r</m:t>
+            </m:r>
+            <m:r>
+              <m:rPr>
+                <m:sty m:val="p"/>
+              </m:rPr>
+              <m:t>o</m:t>
+            </m:r>
+            <m:r>
+              <m:rPr>
+                <m:sty m:val="p"/>
+              </m:rPr>
+              <m:t>o</m:t>
+            </m:r>
+            <m:r>
+              <m:rPr>
+                <m:sty m:val="p"/>
+              </m:rPr>
+              <m:t>t</m:t>
+            </m:r>
+          </m:sub>
+        </m:sSub>
+      </m:oMath>
+      <w:r>
+        <w:t xml:space="preserve"> </w:t>
+      </w:r>
+      <w:r>
+        <w:t xml:space="preserve">marks ambiguity in the split-half quadratic, and</w:t>
+      </w:r>
+      <w:r>
+        <w:t xml:space="preserve"> </w:t>
+      </w:r>
+      <m:oMath>
+        <m:sSub>
+          <m:e>
+            <m:r>
+              <m:t>A</m:t>
+            </m:r>
+          </m:e>
+          <m:sub>
+            <m:r>
+              <m:rPr>
+                <m:sty m:val="p"/>
+              </m:rPr>
+              <m:t>s</m:t>
+            </m:r>
+            <m:r>
+              <m:rPr>
+                <m:sty m:val="p"/>
+              </m:rPr>
+              <m:t>i</m:t>
+            </m:r>
+            <m:r>
+              <m:rPr>
+                <m:sty m:val="p"/>
+              </m:rPr>
+              <m:t>z</m:t>
+            </m:r>
+            <m:r>
+              <m:rPr>
+                <m:sty m:val="p"/>
+              </m:rPr>
+              <m:t>e</m:t>
+            </m:r>
+          </m:sub>
+        </m:sSub>
+      </m:oMath>
+      <w:r>
+        <w:t xml:space="preserve"> </w:t>
+      </w:r>
+      <w:r>
+        <w:t xml:space="preserve">marks an insufficient gated set. The margin-decoupling alarm conditions on the estimated trust direction. An earlier sign-naive version (</w:t>
       </w:r>
       <w:r>
         <w:t xml:space="preserve">“plurality has the highest mean</w:t>
@@ -14613,7 +14843,7 @@
         <w:t xml:space="preserve">”</w:t>
       </w:r>
       <w:r>
-        <w:t xml:space="preserve">) false-alarms on every benign anti-correlated channel—a defect encountered, diagnosed, and fixed during development, and pinned by the released tests. Finally the significance gate acts on the</w:t>
+        <w:t xml:space="preserve">) false-alarmed on every benign anti-correlated channel; the released tests cover the corrected implementation. The significance gate acts on the</w:t>
       </w:r>
       <w:r>
         <w:t xml:space="preserve"> </w:t>
@@ -14648,7 +14878,7 @@
         </w:r>
       </w:hyperlink>
       <w:r>
-        <w:t xml:space="preserve">) and temper on the de-attenuated value. A semi-label-free mode takes only the sign from</w:t>
+        <w:t xml:space="preserve">), whereas tempering uses the de-attenuated value. A semi-label-free mode takes only the sign from</w:t>
       </w:r>
       <w:r>
         <w:t xml:space="preserve"> </w:t>
@@ -14668,7 +14898,7 @@
         <w:t xml:space="preserve"> </w:t>
       </w:r>
       <w:r>
-        <w:t xml:space="preserve">dev labels, routing it into the pipeline and disabling only the proxy-sign alarm; this purchases immunity to the ambiguity above at negligible labeling cost.</w:t>
+        <w:t xml:space="preserve">dev labels, routing it into the pipeline and disabling the proxy-sign alarm. This removes the two-root ambiguity with a small labeled set.</w:t>
       </w:r>
     </w:p>
     <w:bookmarkEnd w:id="44"/>
@@ -14727,7 +14957,6 @@
             <m:r>
               <m:rPr>
                 <m:nor/>
-                <m:sty m:val="p"/>
               </m:rPr>
               <m:t>iid</m:t>
             </m:r>
@@ -15381,12 +15610,11 @@
           <m:t>,</m:t>
         </m:r>
         <m:r>
-          <m:t> </m:t>
+          <m:t xml:space="preserve"> </m:t>
         </m:r>
         <m:r>
           <m:rPr>
             <m:nor/>
-            <m:sty m:val="p"/>
           </m:rPr>
           <m:t>minority correct</m:t>
         </m:r>
@@ -15462,12 +15690,11 @@
           <m:t>,</m:t>
         </m:r>
         <m:r>
-          <m:t> </m:t>
+          <m:t xml:space="preserve"> </m:t>
         </m:r>
         <m:r>
           <m:rPr>
             <m:nor/>
-            <m:sty m:val="p"/>
           </m:rPr>
           <m:t>plurality correct</m:t>
         </m:r>
@@ -15862,7 +16089,7 @@
           <m:t>S</m:t>
         </m:r>
         <m:r>
-          <m:t> </m:t>
+          <m:t xml:space="preserve"> </m:t>
         </m:r>
         <m:r>
           <m:t>p</m:t>
@@ -16672,7 +16899,7 @@
           <w:b/>
           <w:bCs/>
         </w:rPr>
-        <w:t xml:space="preserve">Pre-registered falsifiers.</w:t>
+        <w:t xml:space="preserve">Pre-registered rejection criteria.</w:t>
       </w:r>
       <w:r>
         <w:t xml:space="preserve"> </w:t>
@@ -16684,7 +16911,7 @@
         <w:t xml:space="preserve"> </w:t>
       </w:r>
       <w:r>
-        <w:t xml:space="preserve">the protocol is offered as a contribution. Each falsifier is an exact paired</w:t>
+        <w:t xml:space="preserve">the protocol is offered as a contribution. Each criterion uses an exact paired</w:t>
       </w:r>
       <w:r>
         <w:t xml:space="preserve"> </w:t>
@@ -16753,8 +16980,25 @@
         <w:t xml:space="preserve"> </w:t>
       </w:r>
       <w:r>
-        <w:t xml:space="preserve">falsifier fires when the single-cell test is significant</w:t>
-      </w:r>
+        <w:t xml:space="preserve">falsifier fires when the single-cell test has</w:t>
+      </w:r>
+      <w:r>
+        <w:t xml:space="preserve"> </w:t>
+      </w:r>
+      <m:oMath>
+        <m:r>
+          <m:t>p</m:t>
+        </m:r>
+        <m:r>
+          <m:rPr>
+            <m:sty m:val="p"/>
+          </m:rPr>
+          <m:t>&lt;</m:t>
+        </m:r>
+        <m:r>
+          <m:t>0.05</m:t>
+        </m:r>
+      </m:oMath>
       <w:r>
         <w:t xml:space="preserve"> </w:t>
       </w:r>
@@ -16816,7 +17060,7 @@
         <w:t xml:space="preserve"> </w:t>
       </w:r>
       <w:r>
-        <w:t xml:space="preserve">convenience in the tables. F1:</w:t>
+        <w:t xml:space="preserve">convenience in the tables. Rejection would occur if</w:t>
       </w:r>
       <w:r>
         <w:t xml:space="preserve"> </w:t>
@@ -16828,13 +17072,21 @@
         <w:t xml:space="preserve">tact</w:t>
       </w:r>
       <w:r>
-        <w:t xml:space="preserve">-dev below the</w:t>
-      </w:r>
-      <w:r>
-        <w:t xml:space="preserve"> </w:t>
-      </w:r>
-      <w:r>
-        <w:t xml:space="preserve">best fixed-</w:t>
+        <w:t xml:space="preserve">-dev fell more than</w:t>
+      </w:r>
+      <w:r>
+        <w:t xml:space="preserve"> </w:t>
+      </w:r>
+      <m:oMath>
+        <m:r>
+          <m:t>τ</m:t>
+        </m:r>
+      </m:oMath>
+      <w:r>
+        <w:t xml:space="preserve"> </w:t>
+      </w:r>
+      <w:r>
+        <w:t xml:space="preserve">below the best fixed-</w:t>
       </w:r>
       <m:oMath>
         <m:r>
@@ -16871,10 +17123,13 @@
         </m:r>
       </m:oMath>
       <w:r>
-        <w:t xml:space="preserve"> </w:t>
-      </w:r>
-      <w:r>
-        <w:t xml:space="preserve">by more than</w:t>
+        <w:t xml:space="preserve">, if either variant</w:t>
+      </w:r>
+      <w:r>
+        <w:t xml:space="preserve"> </w:t>
+      </w:r>
+      <w:r>
+        <w:t xml:space="preserve">fell more than</w:t>
       </w:r>
       <w:r>
         <w:t xml:space="preserve"> </w:t>
@@ -16885,13 +17140,10 @@
         </m:r>
       </m:oMath>
       <w:r>
-        <w:t xml:space="preserve">. F2: either</w:t>
-      </w:r>
-      <w:r>
-        <w:t xml:space="preserve"> </w:t>
-      </w:r>
-      <w:r>
-        <w:t xml:space="preserve">variant below</w:t>
+        <w:t xml:space="preserve"> </w:t>
+      </w:r>
+      <w:r>
+        <w:t xml:space="preserve">below</w:t>
       </w:r>
       <w:r>
         <w:t xml:space="preserve"> </w:t>
@@ -16906,7 +17158,31 @@
         <w:t xml:space="preserve"> </w:t>
       </w:r>
       <w:r>
-        <w:t xml:space="preserve">by more than</w:t>
+        <w:t xml:space="preserve">anywhere on the sweep, or if</w:t>
+      </w:r>
+      <w:r>
+        <w:t xml:space="preserve"> </w:t>
+      </w:r>
+      <w:r>
+        <w:rPr>
+          <w:smallCaps/>
+        </w:rPr>
+        <w:t xml:space="preserve">tact</w:t>
+      </w:r>
+      <w:r>
+        <w:t xml:space="preserve">-LF failed</w:t>
+      </w:r>
+      <w:r>
+        <w:t xml:space="preserve"> </w:t>
+      </w:r>
+      <w:r>
+        <w:t xml:space="preserve">to beat the ECE gate on sweep average. The strongest criterion asks whether</w:t>
+      </w:r>
+      <w:r>
+        <w:t xml:space="preserve"> </w:t>
+      </w:r>
+      <w:r>
+        <w:t xml:space="preserve">CISC-devT or SignGrid-dev stays within</w:t>
       </w:r>
       <w:r>
         <w:t xml:space="preserve"> </w:t>
@@ -16920,32 +17196,6 @@
         <w:t xml:space="preserve"> </w:t>
       </w:r>
       <w:r>
-        <w:t xml:space="preserve">anywhere on the sweep. F3: the</w:t>
-      </w:r>
-      <w:r>
-        <w:t xml:space="preserve"> </w:t>
-      </w:r>
-      <w:r>
-        <w:t xml:space="preserve">label-free variant fails to beat the ECE gate on sweep average. F4: CISC-devT</w:t>
-      </w:r>
-      <w:r>
-        <w:t xml:space="preserve"> </w:t>
-      </w:r>
-      <w:r>
-        <w:t xml:space="preserve">or SignGrid-dev within</w:t>
-      </w:r>
-      <w:r>
-        <w:t xml:space="preserve"> </w:t>
-      </w:r>
-      <m:oMath>
-        <m:r>
-          <m:t>τ</m:t>
-        </m:r>
-      </m:oMath>
-      <w:r>
-        <w:t xml:space="preserve"> </w:t>
-      </w:r>
-      <w:r>
         <w:t xml:space="preserve">of</w:t>
       </w:r>
       <w:r>
@@ -16958,37 +17208,19 @@
         <w:t xml:space="preserve">tact</w:t>
       </w:r>
       <w:r>
-        <w:t xml:space="preserve">-dev everywhere, including the</w:t>
-      </w:r>
-      <w:r>
-        <w:t xml:space="preserve"> </w:t>
-      </w:r>
-      <w:r>
-        <w:t xml:space="preserve">distortion, heterogeneity, and small-dev cells. F4 is the falsifier this matters</w:t>
-      </w:r>
-      <w:r>
-        <w:t xml:space="preserve"> </w:t>
-      </w:r>
-      <w:r>
-        <w:t xml:space="preserve">most for: on a single cell the</w:t>
-      </w:r>
-      <w:r>
-        <w:t xml:space="preserve"> </w:t>
-      </w:r>
-      <w:r>
-        <w:rPr>
-          <w:smallCaps/>
-        </w:rPr>
-        <w:t xml:space="preserve">tact</w:t>
-      </w:r>
-      <w:r>
-        <w:t xml:space="preserve">-minus-SignGrid comparison never reaches</w:t>
-      </w:r>
-      <w:r>
-        <w:t xml:space="preserve"> </w:t>
-      </w:r>
-      <w:r>
-        <w:t xml:space="preserve">significance anywhere on the sweep (smallest</w:t>
+        <w:t xml:space="preserve">-dev in every distortion,</w:t>
+      </w:r>
+      <w:r>
+        <w:t xml:space="preserve"> </w:t>
+      </w:r>
+      <w:r>
+        <w:t xml:space="preserve">heterogeneity, and small-dev cell. No single-cell comparison with SignGrid-dev</w:t>
+      </w:r>
+      <w:r>
+        <w:t xml:space="preserve"> </w:t>
+      </w:r>
+      <w:r>
+        <w:t xml:space="preserve">rejects equality on the homogeneous sweep (the smallest</w:t>
       </w:r>
       <w:r>
         <w:t xml:space="preserve"> </w:t>
@@ -16997,6 +17229,34 @@
         <m:r>
           <m:t>p</m:t>
         </m:r>
+      </m:oMath>
+      <w:r>
+        <w:t xml:space="preserve"> </w:t>
+      </w:r>
+      <w:r>
+        <w:t xml:space="preserve">is</w:t>
+      </w:r>
+      <w:r>
+        <w:t xml:space="preserve"> </w:t>
+      </w:r>
+      <m:oMath>
+        <m:r>
+          <m:t>0.08</m:t>
+        </m:r>
+      </m:oMath>
+      <w:r>
+        <w:t xml:space="preserve"> </w:t>
+      </w:r>
+      <w:r>
+        <w:t xml:space="preserve">at</w:t>
+      </w:r>
+      <w:r>
+        <w:t xml:space="preserve"> </w:t>
+      </w:r>
+      <m:oMath>
+        <m:r>
+          <m:t>κ</m:t>
+        </m:r>
         <m:r>
           <m:rPr>
             <m:sty m:val="p"/>
@@ -17004,29 +17264,6 @@
           <m:t>=</m:t>
         </m:r>
         <m:r>
-          <m:t>0.08</m:t>
-        </m:r>
-      </m:oMath>
-      <w:r>
-        <w:t xml:space="preserve"> </w:t>
-      </w:r>
-      <w:r>
-        <w:t xml:space="preserve">at</w:t>
-      </w:r>
-      <w:r>
-        <w:t xml:space="preserve"> </w:t>
-      </w:r>
-      <m:oMath>
-        <m:r>
-          <m:t>κ</m:t>
-        </m:r>
-        <m:r>
-          <m:rPr>
-            <m:sty m:val="p"/>
-          </m:rPr>
-          <m:t>=</m:t>
-        </m:r>
-        <m:r>
           <m:rPr>
             <m:sty m:val="p"/>
           </m:rPr>
@@ -17037,25 +17274,13 @@
         </m:r>
       </m:oMath>
       <w:r>
-        <w:t xml:space="preserve">), and</w:t>
-      </w:r>
-      <w:r>
-        <w:t xml:space="preserve"> </w:t>
-      </w:r>
-      <w:r>
-        <w:t xml:space="preserve">it is the ten-seed bootstrap that resolves the mid-range gap as systematic.</w:t>
-      </w:r>
-      <w:r>
-        <w:t xml:space="preserve"> </w:t>
-      </w:r>
-      <w:r>
-        <w:t xml:space="preserve">A protocol that had reported only the single-seed tests would have called the</w:t>
-      </w:r>
-      <w:r>
-        <w:t xml:space="preserve"> </w:t>
-      </w:r>
-      <w:r>
-        <w:t xml:space="preserve">mid-range a tie.</w:t>
+        <w:t xml:space="preserve">). The ten-seed bootstrap nevertheless resolves a systematic</w:t>
+      </w:r>
+      <w:r>
+        <w:t xml:space="preserve"> </w:t>
+      </w:r>
+      <w:r>
+        <w:t xml:space="preserve">mid-range deficit, which a single-seed analysis would have reported as a tie.</w:t>
       </w:r>
     </w:p>
     <w:bookmarkStart w:id="55" w:name="fig:sweep"/>
@@ -18433,7 +18658,7 @@
         <w:t xml:space="preserve"> </w:t>
       </w:r>
       <w:r>
-        <w:t xml:space="preserve">give the sweep. Three observations. First, the published protocols never leave the floor on</w:t>
+        <w:t xml:space="preserve">give the sweep. On</w:t>
       </w:r>
       <w:r>
         <w:t xml:space="preserve"> </w:t>
@@ -18453,7 +18678,34 @@
         </m:r>
       </m:oMath>
       <w:r>
-        <w:t xml:space="preserve">: CISC-devT’s grid is positive-only and the ECE gate never opens (dev ECE ranges</w:t>
+        <w:t xml:space="preserve">,</w:t>
+      </w:r>
+      <w:r>
+        <w:t xml:space="preserve"> </w:t>
+      </w:r>
+      <w:r>
+        <w:t xml:space="preserve">the published protocols remain at the</w:t>
+      </w:r>
+      <w:r>
+        <w:t xml:space="preserve"> </w:t>
+      </w:r>
+      <w:r>
+        <w:rPr>
+          <w:smallCaps/>
+        </w:rPr>
+        <w:t xml:space="preserve">sc</w:t>
+      </w:r>
+      <w:r>
+        <w:t xml:space="preserve"> </w:t>
+      </w:r>
+      <w:r>
+        <w:t xml:space="preserve">floor because CISC-devT searches</w:t>
+      </w:r>
+      <w:r>
+        <w:t xml:space="preserve"> </w:t>
+      </w:r>
+      <w:r>
+        <w:t xml:space="preserve">only positive exponents and the ECE gate stays closed. Dev ECE ranges from</w:t>
       </w:r>
       <w:r>
         <w:t xml:space="preserve"> </w:t>
@@ -18464,7 +18716,13 @@
         </m:r>
       </m:oMath>
       <w:r>
-        <w:t xml:space="preserve">–</w:t>
+        <w:t xml:space="preserve"> </w:t>
+      </w:r>
+      <w:r>
+        <w:t xml:space="preserve">to</w:t>
+      </w:r>
+      <w:r>
+        <w:t xml:space="preserve"> </w:t>
       </w:r>
       <m:oMath>
         <m:r>
@@ -18475,7 +18733,13 @@
         <w:t xml:space="preserve"> </w:t>
       </w:r>
       <w:r>
-        <w:t xml:space="preserve">across the sweep while the signal’s discrimination is perfect at the extremes). Second, the label-free variant matches the</w:t>
+        <w:t xml:space="preserve">even though discrimination is perfect at the extremes. The</w:t>
+      </w:r>
+      <w:r>
+        <w:t xml:space="preserve"> </w:t>
+      </w:r>
+      <w:r>
+        <w:t xml:space="preserve">label-free and</w:t>
       </w:r>
       <w:r>
         <w:t xml:space="preserve"> </w:t>
@@ -18486,7 +18750,7 @@
         </m:r>
       </m:oMath>
       <w:r>
-        <w:t xml:space="preserve">-label variant nearly point-for-point—at</w:t>
+        <w:t xml:space="preserve">-label variants are nearly coincident. At</w:t>
       </w:r>
       <w:r>
         <w:t xml:space="preserve"> </w:t>
@@ -18512,10 +18776,7 @@
         </m:r>
       </m:oMath>
       <w:r>
-        <w:t xml:space="preserve"> </w:t>
-      </w:r>
-      <w:r>
-        <w:t xml:space="preserve">the raw agreement statistic is</w:t>
+        <w:t xml:space="preserve">, for example, the raw agreement statistic is</w:t>
       </w:r>
       <w:r>
         <w:t xml:space="preserve"> </w:t>
@@ -18586,7 +18847,19 @@
         </m:r>
       </m:oMath>
       <w:r>
-        <w:t xml:space="preserve">, and the CCN identity’s sign guarantee holds as predicted, yielding</w:t>
+        <w:t xml:space="preserve">, and</w:t>
+      </w:r>
+      <w:r>
+        <w:t xml:space="preserve"> </w:t>
+      </w:r>
+      <w:r>
+        <w:rPr>
+          <w:smallCaps/>
+        </w:rPr>
+        <w:t xml:space="preserve">tact</w:t>
+      </w:r>
+      <w:r>
+        <w:t xml:space="preserve">-LF reaches</w:t>
       </w:r>
       <w:r>
         <w:t xml:space="preserve"> </w:t>
@@ -18600,7 +18873,13 @@
         <w:t xml:space="preserve"> </w:t>
       </w:r>
       <w:r>
-        <w:t xml:space="preserve">with zero labels. Third, at</w:t>
+        <w:t xml:space="preserve">without labels.</w:t>
+      </w:r>
+      <w:r>
+        <w:t xml:space="preserve"> </w:t>
+      </w:r>
+      <w:r>
+        <w:t xml:space="preserve">At</w:t>
       </w:r>
       <w:r>
         <w:t xml:space="preserve"> </w:t>
@@ -18620,10 +18899,7 @@
         </m:r>
       </m:oMath>
       <w:r>
-        <w:t xml:space="preserve"> </w:t>
-      </w:r>
-      <w:r>
-        <w:t xml:space="preserve">the dead zone returns</w:t>
+        <w:t xml:space="preserve">, the dead zone sets</w:t>
       </w:r>
       <w:r>
         <w:t xml:space="preserve"> </w:t>
@@ -18646,7 +18922,13 @@
         <w:t xml:space="preserve"> </w:t>
       </w:r>
       <w:r>
-        <w:t xml:space="preserve">exactly, so the paired accuracy difference to</w:t>
+        <w:t xml:space="preserve">exactly, producing the same</w:t>
+      </w:r>
+      <w:r>
+        <w:t xml:space="preserve"> </w:t>
+      </w:r>
+      <w:r>
+        <w:t xml:space="preserve">decisions as</w:t>
       </w:r>
       <w:r>
         <w:t xml:space="preserve"> </w:t>
@@ -18661,22 +18943,7 @@
         <w:t xml:space="preserve"> </w:t>
       </w:r>
       <w:r>
-        <w:t xml:space="preserve">is identically zero—</w:t>
-      </w:r>
-      <w:r>
-        <w:t xml:space="preserve">“non-inferior”</w:t>
-      </w:r>
-      <w:r>
-        <w:t xml:space="preserve"> </w:t>
-      </w:r>
-      <w:r>
-        <w:t xml:space="preserve">is replaced by</w:t>
-      </w:r>
-      <w:r>
-        <w:t xml:space="preserve"> </w:t>
-      </w:r>
-      <w:r>
-        <w:t xml:space="preserve">“identical.”</w:t>
+        <w:t xml:space="preserve">on every paired item.</w:t>
       </w:r>
     </w:p>
     <w:bookmarkStart w:id="58" w:name="tab:adv"/>
@@ -19530,13 +19797,13 @@
         <w:t xml:space="preserve"> </w:t>
       </w:r>
       <w:r>
-        <w:t xml:space="preserve">the vote actually sees; the derived magnitude is not doing the</w:t>
-      </w:r>
-      <w:r>
-        <w:t xml:space="preserve"> </w:t>
-      </w:r>
-      <w:r>
-        <w:t xml:space="preserve">work there, the sign is. Conversely, at</w:t>
+        <w:t xml:space="preserve">the vote actually sees. Performance in those cells depends on recovering the</w:t>
+      </w:r>
+      <w:r>
+        <w:t xml:space="preserve"> </w:t>
+      </w:r>
+      <w:r>
+        <w:t xml:space="preserve">sign. At</w:t>
       </w:r>
       <w:r>
         <w:t xml:space="preserve"> </w:t>
@@ -19734,41 +20001,31 @@
         <w:t xml:space="preserve"> </w:t>
       </w:r>
       <w:r>
-        <w:t xml:space="preserve">Read together: against the</w:t>
-      </w:r>
-      <w:r>
-        <w:t xml:space="preserve"> </w:t>
-      </w:r>
-      <w:r>
-        <w:rPr>
-          <w:i/>
-          <w:iCs/>
-        </w:rPr>
-        <w:t xml:space="preserve">published</w:t>
-      </w:r>
-      <w:r>
-        <w:t xml:space="preserve"> </w:t>
-      </w:r>
-      <w:r>
-        <w:t xml:space="preserve">protocols the advantage is large</w:t>
-      </w:r>
-      <w:r>
-        <w:t xml:space="preserve"> </w:t>
-      </w:r>
-      <w:r>
-        <w:t xml:space="preserve">and comes from representing the sign at all, whereas against a signed grid the</w:t>
-      </w:r>
-      <w:r>
-        <w:t xml:space="preserve"> </w:t>
-      </w:r>
-      <w:r>
-        <w:t xml:space="preserve">analytic map is not better at choosing a magnitude on these cells. Its</w:t>
-      </w:r>
-      <w:r>
-        <w:t xml:space="preserve"> </w:t>
-      </w:r>
-      <w:r>
-        <w:t xml:space="preserve">advantage over the grid is elsewhere, in the three cells named in C4, and the</w:t>
+        <w:t xml:space="preserve">The large advantage over the published protocols is attributable to signed</w:t>
+      </w:r>
+      <w:r>
+        <w:t xml:space="preserve"> </w:t>
+      </w:r>
+      <w:r>
+        <w:t xml:space="preserve">weighting. On these mid-range cells, the analytic map selects a less effective</w:t>
+      </w:r>
+      <w:r>
+        <w:t xml:space="preserve"> </w:t>
+      </w:r>
+      <w:r>
+        <w:t xml:space="preserve">magnitude than the signed grid. Its</w:t>
+      </w:r>
+      <w:r>
+        <w:t xml:space="preserve"> </w:t>
+      </w:r>
+      <w:r>
+        <w:t xml:space="preserve">advantage over the grid occurs under monotone distortion, confident echo, and</w:t>
+      </w:r>
+      <w:r>
+        <w:t xml:space="preserve"> </w:t>
+      </w:r>
+      <w:r>
+        <w:t xml:space="preserve">label-free operation. The</w:t>
       </w:r>
       <w:r>
         <w:t xml:space="preserve"> </w:t>
@@ -19891,7 +20148,7 @@
         </w:r>
       </w:hyperlink>
       <w:r>
-        <w:t xml:space="preserve">) all confidences huddle near</w:t>
+        <w:t xml:space="preserve">) all confidences clustered near</w:t>
       </w:r>
       <w:r>
         <w:t xml:space="preserve"> </w:t>
@@ -19922,7 +20179,7 @@
         </m:sSup>
       </m:oMath>
       <w:r>
-        <w:t xml:space="preserve">-family weight is nearly uniform: even the</w:t>
+        <w:t xml:space="preserve">-family weight was nearly uniform: even the</w:t>
       </w:r>
       <w:r>
         <w:t xml:space="preserve"> </w:t>
@@ -19938,7 +20195,7 @@
         <w:t xml:space="preserve"> </w:t>
       </w:r>
       <w:r>
-        <w:t xml:space="preserve">over raw-value policies reaches only</w:t>
+        <w:t xml:space="preserve">over raw-value policies reached only</w:t>
       </w:r>
       <w:r>
         <w:t xml:space="preserve"> </w:t>
@@ -19961,7 +20218,7 @@
         <w:t xml:space="preserve">tact</w:t>
       </w:r>
       <w:r>
-        <w:t xml:space="preserve">’s rank scores are untouched by the distortion and both variants reach</w:t>
+        <w:t xml:space="preserve">’s rank scores were unchanged by the distortion and both variants reached</w:t>
       </w:r>
       <w:r>
         <w:t xml:space="preserve"> </w:t>
@@ -19972,24 +20229,7 @@
         </m:r>
       </m:oMath>
       <w:r>
-        <w:t xml:space="preserve">. Under the confident echo, dev labels reveal the inversion (high confidence</w:t>
-      </w:r>
-      <w:r>
-        <w:t xml:space="preserve"> </w:t>
-      </w:r>
-      <m:oMath>
-        <m:r>
-          <m:rPr>
-            <m:sty m:val="p"/>
-          </m:rPr>
-          <m:t>⇒</m:t>
-        </m:r>
-      </m:oMath>
-      <w:r>
-        <w:t xml:space="preserve"> </w:t>
-      </w:r>
-      <w:r>
-        <w:t xml:space="preserve">wrong) and</w:t>
+        <w:t xml:space="preserve">. Under the confident echo, dev labels showed that high confidence predicted an incorrect trace.</w:t>
       </w:r>
       <w:r>
         <w:t xml:space="preserve"> </w:t>
@@ -20001,7 +20241,7 @@
         <w:t xml:space="preserve">tact</w:t>
       </w:r>
       <w:r>
-        <w:t xml:space="preserve">-dev counters with</w:t>
+        <w:t xml:space="preserve">-dev responded with</w:t>
       </w:r>
       <w:r>
         <w:t xml:space="preserve"> </w:t>
@@ -20027,7 +20267,13 @@
         </m:r>
       </m:oMath>
       <w:r>
-        <w:t xml:space="preserve">, the best result in the field (</w:t>
+        <w:t xml:space="preserve"> </w:t>
+      </w:r>
+      <w:r>
+        <w:t xml:space="preserve">and reached</w:t>
+      </w:r>
+      <w:r>
+        <w:t xml:space="preserve"> </w:t>
       </w:r>
       <m:oMath>
         <m:r>
@@ -20035,27 +20281,7 @@
         </m:r>
       </m:oMath>
       <w:r>
-        <w:t xml:space="preserve">;</w:t>
-      </w:r>
-      <w:r>
-        <w:t xml:space="preserve"> </w:t>
-      </w:r>
-      <m:oMath>
-        <m:r>
-          <m:t>3.2</m:t>
-        </m:r>
-        <m:r>
-          <m:rPr>
-            <m:sty m:val="p"/>
-          </m:rPr>
-          <m:t>×</m:t>
-        </m:r>
-      </m:oMath>
-      <w:r>
-        <w:t xml:space="preserve"> </w:t>
-      </w:r>
-      <w:r>
-        <w:t xml:space="preserve">the</w:t>
+        <w:t xml:space="preserve">, compared with the</w:t>
       </w:r>
       <w:r>
         <w:t xml:space="preserve"> </w:t>
@@ -20070,7 +20296,30 @@
         <w:t xml:space="preserve"> </w:t>
       </w:r>
       <w:r>
-        <w:t xml:space="preserve">floor); label-free, the duplicate-collapse alarm fires and the method correctly refuses—by Proposition </w:t>
+        <w:t xml:space="preserve">floor of</w:t>
+      </w:r>
+      <w:r>
+        <w:t xml:space="preserve"> </w:t>
+      </w:r>
+      <m:oMath>
+        <m:r>
+          <m:t>0.190</m:t>
+        </m:r>
+      </m:oMath>
+      <w:r>
+        <w:t xml:space="preserve">. On the label-free path, the duplicate-collapse alarm fired and left the vote at</w:t>
+      </w:r>
+      <w:r>
+        <w:t xml:space="preserve"> </w:t>
+      </w:r>
+      <w:r>
+        <w:rPr>
+          <w:smallCaps/>
+        </w:rPr>
+        <w:t xml:space="preserve">sc</w:t>
+      </w:r>
+      <w:r>
+        <w:t xml:space="preserve">. Proposition </w:t>
       </w:r>
       <w:hyperlink w:anchor="prop:twoworld">
         <w:r>
@@ -20084,7 +20333,7 @@
         <w:t xml:space="preserve"> </w:t>
       </w:r>
       <w:r>
-        <w:t xml:space="preserve">no label-free method could do better than a coin flip on the sign here, since</w:t>
+        <w:t xml:space="preserve">explains this result:</w:t>
       </w:r>
       <w:r>
         <w:t xml:space="preserve"> </w:t>
@@ -20104,7 +20353,7 @@
         <w:t xml:space="preserve"> </w:t>
       </w:r>
       <w:r>
-        <w:t xml:space="preserve">of the cell’s items are effectively binary and the escape the proposition identifies is unavailable on them; pretending otherwise would be the real failure.</w:t>
+        <w:t xml:space="preserve">of the items are effectively binary, so their observed pools do not identify the sign.</w:t>
       </w:r>
     </w:p>
     <w:bookmarkStart w:id="63" w:name="fig:adv"/>
@@ -20222,7 +20471,7 @@
         <w:t xml:space="preserve"> </w:t>
       </w:r>
       <w:r>
-        <w:t xml:space="preserve">recovers each group’s signed coupling (dev</w:t>
+        <w:t xml:space="preserve">recovers each group’s signed coupling: the dev exponents are</w:t>
       </w:r>
       <w:r>
         <w:t xml:space="preserve"> </w:t>
@@ -20275,7 +20524,10 @@
         </m:r>
       </m:oMath>
       <w:r>
-        <w:t xml:space="preserve">, label-free</w:t>
+        <w:t xml:space="preserve"> </w:t>
+      </w:r>
+      <w:r>
+        <w:t xml:space="preserve">and the label-free exponents are</w:t>
       </w:r>
       <w:r>
         <w:t xml:space="preserve"> </w:t>
@@ -20328,7 +20580,7 @@
         </m:r>
       </m:oMath>
       <w:r>
-        <w:t xml:space="preserve">, the</w:t>
+        <w:t xml:space="preserve">, with the</w:t>
       </w:r>
       <w:r>
         <w:t xml:space="preserve"> </w:t>
@@ -20351,7 +20603,7 @@
         <w:t xml:space="preserve"> </w:t>
       </w:r>
       <w:r>
-        <w:t xml:space="preserve">group correctly dead-zoned—and cracks the floor that provably binds every global policy: the label-free variant reaches</w:t>
+        <w:t xml:space="preserve">group inside the dead zone. The label-free variant reaches</w:t>
       </w:r>
       <w:r>
         <w:t xml:space="preserve"> </w:t>
@@ -20376,23 +20628,7 @@
         <w:t xml:space="preserve"> </w:t>
       </w:r>
       <w:r>
-        <w:t xml:space="preserve">of the per-item link oracle, with</w:t>
-      </w:r>
-      <w:r>
-        <w:t xml:space="preserve"> </w:t>
-      </w:r>
-      <w:r>
-        <w:rPr>
-          <w:i/>
-          <w:iCs/>
-        </w:rPr>
-        <w:t xml:space="preserve">zero</w:t>
-      </w:r>
-      <w:r>
-        <w:t xml:space="preserve"> </w:t>
-      </w:r>
-      <w:r>
-        <w:t xml:space="preserve">paired losses to</w:t>
+        <w:t xml:space="preserve">of the per-item link oracle, and records no paired losses to</w:t>
       </w:r>
       <w:r>
         <w:t xml:space="preserve"> </w:t>
@@ -20494,29 +20730,7 @@
         </m:sSup>
       </m:oMath>
       <w:r>
-        <w:t xml:space="preserve">). In the i.i.d. cell every method sits at the floor with zero discordant pairs, the naive self-referential control included: it cannot beat the plurality it is derived from. That control is the empirical face of Propositions </w:t>
-      </w:r>
-      <w:hyperlink w:anchor="prop:selfreinf">
-        <w:r>
-          <w:rPr>
-            <w:rStyle w:val="Hyperlink"/>
-          </w:rPr>
-          <w:t xml:space="preserve">5</w:t>
-        </w:r>
-      </w:hyperlink>
-      <w:r>
-        <w:t xml:space="preserve">–</w:t>
-      </w:r>
-      <w:hyperlink w:anchor="prop:twoworld">
-        <w:r>
-          <w:rPr>
-            <w:rStyle w:val="Hyperlink"/>
-          </w:rPr>
-          <w:t xml:space="preserve">6</w:t>
-        </w:r>
-      </w:hyperlink>
-      <w:r>
-        <w:t xml:space="preserve">, and the grouped cell is where it shows: given the same covariate the per-group estimator exploits, it reaches</w:t>
+        <w:t xml:space="preserve">). In the i.i.d. cell every method remains at the floor with zero discordant pairs, including the naive self-referential control. That control reaches</w:t>
       </w:r>
       <w:r>
         <w:t xml:space="preserve"> </w:t>
@@ -20544,7 +20758,7 @@
         <w:t xml:space="preserve"> </w:t>
       </w:r>
       <w:r>
-        <w:t xml:space="preserve">floor, two items in</w:t>
+        <w:t xml:space="preserve">floor in the grouped cell, changing only two items in</w:t>
       </w:r>
       <w:r>
         <w:t xml:space="preserve"> </w:t>
@@ -20555,7 +20769,25 @@
         </m:r>
       </m:oMath>
       <w:r>
-        <w:t xml:space="preserve">. The two arms land within seed noise of each other here (</w:t>
+        <w:t xml:space="preserve"> </w:t>
+      </w:r>
+      <w:r>
+        <w:t xml:space="preserve">despite access to the same covariate used by the per-group estimator. The two</w:t>
+      </w:r>
+      <w:r>
+        <w:t xml:space="preserve"> </w:t>
+      </w:r>
+      <w:r>
+        <w:rPr>
+          <w:smallCaps/>
+        </w:rPr>
+        <w:t xml:space="preserve">tact</w:t>
+      </w:r>
+      <w:r>
+        <w:t xml:space="preserve"> </w:t>
+      </w:r>
+      <w:r>
+        <w:t xml:space="preserve">arms land within seed noise of each other here (</w:t>
       </w:r>
       <m:oMath>
         <m:r>
@@ -21178,7 +21410,7 @@
         <w:t xml:space="preserve">sc</w:t>
       </w:r>
       <w:r>
-        <w:t xml:space="preserve">. Right: the provably closed i.i.d. cell—every method at the floor, the negative control included.</w:t>
+        <w:t xml:space="preserve">. Right: every method, including the negative control, remains at the floor in the closed i.i.d. cell.</w:t>
       </w:r>
     </w:p>
     <w:bookmarkEnd w:id="69"/>
@@ -21294,7 +21526,59 @@
         </m:r>
       </m:oMath>
       <w:r>
-        <w:t xml:space="preserve">): the SE-aware shrinkage degrades smoothly. All four falsifiers survived: F1 (</w:t>
+        <w:t xml:space="preserve">): the SE-aware shrinkage degrades smoothly. The pre-registered rejection criteria remain unmet. At</w:t>
+      </w:r>
+      <w:r>
+        <w:t xml:space="preserve"> </w:t>
+      </w:r>
+      <m:oMath>
+        <m:r>
+          <m:t>κ</m:t>
+        </m:r>
+        <m:r>
+          <m:rPr>
+            <m:sty m:val="p"/>
+          </m:rPr>
+          <m:t>=</m:t>
+        </m:r>
+        <m:r>
+          <m:rPr>
+            <m:sty m:val="p"/>
+          </m:rPr>
+          <m:t>+</m:t>
+        </m:r>
+        <m:r>
+          <m:t>0.6</m:t>
+        </m:r>
+      </m:oMath>
+      <w:r>
+        <w:t xml:space="preserve">,</w:t>
+      </w:r>
+      <w:r>
+        <w:t xml:space="preserve"> </w:t>
+      </w:r>
+      <w:r>
+        <w:rPr>
+          <w:smallCaps/>
+        </w:rPr>
+        <w:t xml:space="preserve">tact</w:t>
+      </w:r>
+      <w:r>
+        <w:t xml:space="preserve">-dev and the best fixed-</w:t>
+      </w:r>
+      <m:oMath>
+        <m:r>
+          <m:t>γ</m:t>
+        </m:r>
+      </m:oMath>
+      <w:r>
+        <w:t xml:space="preserve"> </w:t>
+      </w:r>
+      <w:r>
+        <w:t xml:space="preserve">CISC both score</w:t>
+      </w:r>
+      <w:r>
+        <w:t xml:space="preserve"> </w:t>
       </w:r>
       <m:oMath>
         <m:r>
@@ -21302,18 +21586,7 @@
         </m:r>
       </m:oMath>
       <w:r>
-        <w:t xml:space="preserve"> </w:t>
-      </w:r>
-      <w:r>
-        <w:t xml:space="preserve">vs. </w:t>
-      </w:r>
-      <m:oMath>
-        <m:r>
-          <m:t>1.000</m:t>
-        </m:r>
-      </m:oMath>
-      <w:r>
-        <w:t xml:space="preserve">), F2 (bit-identical at</w:t>
+        <w:t xml:space="preserve">. At</w:t>
       </w:r>
       <w:r>
         <w:t xml:space="preserve"> </w:t>
@@ -21333,7 +21606,34 @@
         </m:r>
       </m:oMath>
       <w:r>
-        <w:t xml:space="preserve">; nowhere more than the pre-registered</w:t>
+        <w:t xml:space="preserve">,</w:t>
+      </w:r>
+      <w:r>
+        <w:t xml:space="preserve"> </w:t>
+      </w:r>
+      <w:r>
+        <w:rPr>
+          <w:smallCaps/>
+        </w:rPr>
+        <w:t xml:space="preserve">tact</w:t>
+      </w:r>
+      <w:r>
+        <w:t xml:space="preserve"> </w:t>
+      </w:r>
+      <w:r>
+        <w:t xml:space="preserve">is bit-identical to</w:t>
+      </w:r>
+      <w:r>
+        <w:t xml:space="preserve"> </w:t>
+      </w:r>
+      <w:r>
+        <w:rPr>
+          <w:smallCaps/>
+        </w:rPr>
+        <w:t xml:space="preserve">sc</w:t>
+      </w:r>
+      <w:r>
+        <w:t xml:space="preserve">, and it stays within the</w:t>
       </w:r>
       <w:r>
         <w:t xml:space="preserve"> </w:t>
@@ -21347,7 +21647,7 @@
         <w:t xml:space="preserve"> </w:t>
       </w:r>
       <w:r>
-        <w:t xml:space="preserve">accuracy tolerance below</w:t>
+        <w:t xml:space="preserve">tolerance everywhere else.</w:t>
       </w:r>
       <w:r>
         <w:t xml:space="preserve"> </w:t>
@@ -21356,10 +21656,10 @@
         <w:rPr>
           <w:smallCaps/>
         </w:rPr>
-        <w:t xml:space="preserve">sc</w:t>
-      </w:r>
-      <w:r>
-        <w:t xml:space="preserve">), F3 (sweep means</w:t>
+        <w:t xml:space="preserve">tact</w:t>
+      </w:r>
+      <w:r>
+        <w:t xml:space="preserve">-LF has a sweep mean of</w:t>
       </w:r>
       <w:r>
         <w:t xml:space="preserve"> </w:t>
@@ -21373,7 +21673,10 @@
         <w:t xml:space="preserve"> </w:t>
       </w:r>
       <w:r>
-        <w:t xml:space="preserve">vs. </w:t>
+        <w:t xml:space="preserve">against</w:t>
+      </w:r>
+      <w:r>
+        <w:t xml:space="preserve"> </w:t>
       </w:r>
       <m:oMath>
         <m:r>
@@ -21381,7 +21684,10 @@
         </m:r>
       </m:oMath>
       <w:r>
-        <w:t xml:space="preserve">), and F4 (both grid baselines trail by</w:t>
+        <w:t xml:space="preserve"> </w:t>
+      </w:r>
+      <w:r>
+        <w:t xml:space="preserve">for the ECE gate. Both grid baselines trail in the distortion and echo cells by</w:t>
       </w:r>
       <w:r>
         <w:t xml:space="preserve"> </w:t>
@@ -21406,10 +21712,7 @@
         </m:r>
       </m:oMath>
       <w:r>
-        <w:t xml:space="preserve"> </w:t>
-      </w:r>
-      <w:r>
-        <w:t xml:space="preserve">on the distortion and echo cells, and neither can operate without labels). On the single seed the paired tests against SignGrid-dev are not significant</w:t>
+        <w:t xml:space="preserve">, respectively, and neither operates without labels. On the single seed the paired tests against SignGrid-dev do not reject equality</w:t>
       </w:r>
       <w:r>
         <w:t xml:space="preserve"> </w:t>
@@ -21567,7 +21870,10 @@
         <w:t xml:space="preserve"> </w:t>
       </w:r>
       <w:r>
-        <w:t xml:space="preserve">what establish the mid-range deficit. Against SignGrid-dev the honest margin is narrow on the homogeneous sweep—</w:t>
+        <w:t xml:space="preserve">what establish the mid-range deficit. Against SignGrid-dev the margin is narrow on the homogeneous sweep.</w:t>
+      </w:r>
+      <w:r>
+        <w:t xml:space="preserve"> </w:t>
       </w:r>
       <w:r>
         <w:rPr>
@@ -21579,7 +21885,7 @@
         <w:t xml:space="preserve"> </w:t>
       </w:r>
       <w:r>
-        <w:t xml:space="preserve">even trails by</w:t>
+        <w:t xml:space="preserve">trails by</w:t>
       </w:r>
       <w:r>
         <w:t xml:space="preserve"> </w:t>
@@ -21601,7 +21907,7 @@
         <w:t xml:space="preserve"> </w:t>
       </w:r>
       <w:r>
-        <w:t xml:space="preserve">in the mid-range, the deliberate cost of shrinkage—and the net advantage concentrates exactly where pre-registered: distortion (</w:t>
+        <w:t xml:space="preserve">in the mid-range, consistent with the cost of shrinkage. Its net advantages are concentrated in distortion (</w:t>
       </w:r>
       <m:oMath>
         <m:r>
@@ -21629,7 +21935,7 @@
         </m:r>
       </m:oMath>
       <w:r>
-        <w:t xml:space="preserve">), and label-free operation, which no grid can perform.</w:t>
+        <w:t xml:space="preserve">), and label-free operation, which the grid cannot perform.</w:t>
       </w:r>
     </w:p>
     <w:bookmarkEnd w:id="71"/>
@@ -21647,7 +21953,13 @@
         <w:pStyle w:val="FirstParagraph"/>
       </w:pPr>
       <w:r>
-        <w:t xml:space="preserve">Because every claim in Sections </w:t>
+        <w:t xml:space="preserve">The released code gives each mathematical claim in</w:t>
+      </w:r>
+      <w:r>
+        <w:t xml:space="preserve"> </w:t>
+      </w:r>
+      <w:r>
+        <w:t xml:space="preserve">Sections </w:t>
       </w:r>
       <w:hyperlink w:anchor="sec:method">
         <w:r>
@@ -21672,19 +21984,13 @@
         <w:t xml:space="preserve"> </w:t>
       </w:r>
       <w:r>
-        <w:t xml:space="preserve">is a</w:t>
-      </w:r>
-      <w:r>
-        <w:t xml:space="preserve"> </w:t>
-      </w:r>
-      <w:r>
-        <w:t xml:space="preserve">mathematical property rather than an empirical trend, the released code pins</w:t>
-      </w:r>
-      <w:r>
-        <w:t xml:space="preserve"> </w:t>
-      </w:r>
-      <w:r>
-        <w:t xml:space="preserve">each one with an executable test; the suite is 102 tests covering</w:t>
+        <w:t xml:space="preserve">an executable counterpart; the suite</w:t>
+      </w:r>
+      <w:r>
+        <w:t xml:space="preserve"> </w:t>
+      </w:r>
+      <w:r>
+        <w:t xml:space="preserve">contains 102 tests covering</w:t>
       </w:r>
       <w:r>
         <w:t xml:space="preserve"> </w:t>
@@ -22069,7 +22375,7 @@
                 <m:t>S</m:t>
               </m:r>
               <m:r>
-                <m:t> </m:t>
+                <m:t xml:space="preserve"> </m:t>
               </m:r>
               <m:r>
                 <m:t>p</m:t>
@@ -22289,13 +22595,7 @@
         <w:pStyle w:val="BodyText"/>
       </w:pPr>
       <w:r>
-        <w:t xml:space="preserve">Two entries deserve comment. The permutation-invariance test was added after a</w:t>
-      </w:r>
-      <w:r>
-        <w:t xml:space="preserve"> </w:t>
-      </w:r>
-      <w:r>
-        <w:t xml:space="preserve">defect in which the memoisation key made the</w:t>
+        <w:t xml:space="preserve">The permutation-invariance test was added after a memoisation key allowed the</w:t>
       </w:r>
       <w:r>
         <w:t xml:space="preserve"> </w:t>
@@ -22311,7 +22611,7 @@
         <w:t xml:space="preserve"> </w:t>
       </w:r>
       <w:r>
-        <w:t xml:space="preserve">pass while the</w:t>
+        <w:t xml:space="preserve">to pass while the</w:t>
       </w:r>
       <w:r>
         <w:t xml:space="preserve"> </w:t>
@@ -22334,7 +22634,7 @@
         <w:t xml:space="preserve"> </w:t>
       </w:r>
       <w:r>
-        <w:t xml:space="preserve">routine directly. And the last two rows are counter-tests that assert</w:t>
+        <w:t xml:space="preserve">routine directly. The last two rows are counter-tests that assert</w:t>
       </w:r>
       <w:r>
         <w:t xml:space="preserve"> </w:t>
@@ -22350,7 +22650,7 @@
         <w:t xml:space="preserve"> </w:t>
       </w:r>
       <w:r>
-        <w:t xml:space="preserve">of rejected alternatives — the Kish effective-sample-size</w:t>
+        <w:t xml:space="preserve">of rejected alternatives: the Kish effective-sample-size</w:t>
       </w:r>
       <w:r>
         <w:t xml:space="preserve"> </w:t>
@@ -22362,7 +22662,13 @@
         <w:t xml:space="preserve"> </w:t>
       </w:r>
       <w:r>
-        <w:t xml:space="preserve">guarantee — so that neither can be silently reinstated by a later change.</w:t>
+        <w:t xml:space="preserve">guarantee. A later change that reinstates either alternative will therefore fail</w:t>
+      </w:r>
+      <w:r>
+        <w:t xml:space="preserve"> </w:t>
+      </w:r>
+      <w:r>
+        <w:t xml:space="preserve">the suite.</w:t>
       </w:r>
     </w:p>
     <w:bookmarkEnd w:id="73"/>
@@ -22674,7 +22980,19 @@
         <w:t xml:space="preserve"> </w:t>
       </w:r>
       <w:r>
-        <w:t xml:space="preserve">across ten seeds, tripping F2, while the exponents responsible were</w:t>
+        <w:t xml:space="preserve">across ten seeds, violating the registered</w:t>
+      </w:r>
+      <w:r>
+        <w:t xml:space="preserve"> </w:t>
+      </w:r>
+      <w:r>
+        <w:rPr>
+          <w:smallCaps/>
+        </w:rPr>
+        <w:t xml:space="preserve">sc</w:t>
+      </w:r>
+      <w:r>
+        <w:t xml:space="preserve">-safety criterion, while the exponents responsible were</w:t>
       </w:r>
       <w:r>
         <w:t xml:space="preserve"> </w:t>
@@ -23578,7 +23896,13 @@
         <w:t xml:space="preserve"> </w:t>
       </w:r>
       <w:r>
-        <w:t xml:space="preserve">with a 40/60 dev/test split. Four findings.</w:t>
+        <w:t xml:space="preserve">with a 40/60 dev/test split. The results revealed</w:t>
+      </w:r>
+      <w:r>
+        <w:t xml:space="preserve"> </w:t>
+      </w:r>
+      <w:r>
+        <w:t xml:space="preserve">both a calibration failure and a limitation imposed by the substrate.</w:t>
       </w:r>
     </w:p>
     <w:p>
@@ -23590,50 +23914,7 @@
           <w:i/>
           <w:iCs/>
         </w:rPr>
-        <w:t xml:space="preserve">(a) The calibration–discrimination distinction reverses on real data,</w:t>
-      </w:r>
-      <w:r>
-        <w:rPr>
-          <w:i/>
-          <w:iCs/>
-        </w:rPr>
-        <w:t xml:space="preserve"> </w:t>
-      </w:r>
-      <w:r>
-        <w:rPr>
-          <w:i/>
-          <w:iCs/>
-        </w:rPr>
-        <w:t xml:space="preserve">and</w:t>
-      </w:r>
-      <w:r>
-        <w:rPr>
-          <w:i/>
-          <w:iCs/>
-        </w:rPr>
-        <w:t xml:space="preserve"> </w:t>
-      </w:r>
-      <w:r>
-        <w:rPr>
-          <w:i/>
-          <w:iCs/>
-          <w:smallCaps/>
-        </w:rPr>
-        <w:t xml:space="preserve">tact</w:t>
-      </w:r>
-      <w:r>
-        <w:rPr>
-          <w:i/>
-          <w:iCs/>
-        </w:rPr>
-        <w:t xml:space="preserve"> </w:t>
-      </w:r>
-      <w:r>
-        <w:rPr>
-          <w:i/>
-          <w:iCs/>
-        </w:rPr>
-        <w:t xml:space="preserve">reads it correctly.</w:t>
+        <w:t xml:space="preserve">Calibration and discrimination diverge on real data.</w:t>
       </w:r>
       <w:r>
         <w:t xml:space="preserve"> </w:t>
@@ -23952,7 +24233,7 @@
           <w:i/>
           <w:iCs/>
         </w:rPr>
-        <w:t xml:space="preserve">(b) The dead zone fires, and costs exactly nothing.</w:t>
+        <w:t xml:space="preserve">The dead zone leaves every decision unchanged.</w:t>
       </w:r>
       <w:r>
         <w:t xml:space="preserve"> </w:t>
@@ -24171,7 +24452,7 @@
           <w:i/>
           <w:iCs/>
         </w:rPr>
-        <w:t xml:space="preserve">(c) Saturation is the binding constraint, not the estimator.</w:t>
+        <w:t xml:space="preserve">Saturation limits the usable sample.</w:t>
       </w:r>
       <w:r>
         <w:t xml:space="preserve"> </w:t>
@@ -24275,7 +24556,7 @@
           <w:i/>
           <w:iCs/>
         </w:rPr>
-        <w:t xml:space="preserve">(d) Verbalized confidence is tie-heavy.</w:t>
+        <w:t xml:space="preserve">Verbalized confidence is tie-heavy.</w:t>
       </w:r>
       <w:r>
         <w:t xml:space="preserve"> </w:t>
@@ -24355,53 +24636,37 @@
           <w:i/>
           <w:iCs/>
         </w:rPr>
-        <w:t xml:space="preserve">(e) The abstention is a measurement, and a fragile one here.</w:t>
-      </w:r>
-      <w:r>
-        <w:t xml:space="preserve"> </w:t>
-      </w:r>
-      <w:r>
-        <w:t xml:space="preserve">A rule that</w:t>
-      </w:r>
-      <w:r>
-        <w:t xml:space="preserve"> </w:t>
-      </w:r>
-      <w:r>
-        <w:t xml:space="preserve">never acts reproduces (b) exactly, so the campaign on its own separates a</w:t>
-      </w:r>
-      <w:r>
-        <w:t xml:space="preserve"> </w:t>
-      </w:r>
-      <w:r>
-        <w:t xml:space="preserve">working safety mechanism from an absent signal not at all. Three replays of the</w:t>
-      </w:r>
-      <w:r>
-        <w:t xml:space="preserve"> </w:t>
-      </w:r>
-      <w:r>
-        <w:t xml:space="preserve">same cached pools separate a little more.</w:t>
-      </w:r>
-      <w:r>
-        <w:t xml:space="preserve"> </w:t>
-      </w:r>
-      <w:r>
-        <w:rPr>
-          <w:i/>
-          <w:iCs/>
-        </w:rPr>
-        <w:t xml:space="preserve">Stability:</w:t>
-      </w:r>
-      <w:r>
-        <w:t xml:space="preserve"> </w:t>
-      </w:r>
-      <w:r>
-        <w:t xml:space="preserve">bootstrapping the</w:t>
-      </w:r>
-      <w:r>
-        <w:t xml:space="preserve"> </w:t>
-      </w:r>
-      <w:r>
-        <w:t xml:space="preserve">items, the dev gate opens in</w:t>
+        <w:t xml:space="preserve">The abstention is measurable but fragile in this campaign.</w:t>
+      </w:r>
+      <w:r>
+        <w:t xml:space="preserve"> </w:t>
+      </w:r>
+      <w:r>
+        <w:t xml:space="preserve">A fixed-zero</w:t>
+      </w:r>
+      <w:r>
+        <w:t xml:space="preserve"> </w:t>
+      </w:r>
+      <w:r>
+        <w:t xml:space="preserve">rule reproduces the dead-zone result exactly, so the campaign alone</w:t>
+      </w:r>
+      <w:r>
+        <w:t xml:space="preserve"> </w:t>
+      </w:r>
+      <w:r>
+        <w:t xml:space="preserve">cannot distinguish a working safety mechanism from an absent signal. Replays</w:t>
+      </w:r>
+      <w:r>
+        <w:t xml:space="preserve"> </w:t>
+      </w:r>
+      <w:r>
+        <w:t xml:space="preserve">of the cached pools provide two additional checks. In an item bootstrap, the</w:t>
+      </w:r>
+      <w:r>
+        <w:t xml:space="preserve"> </w:t>
+      </w:r>
+      <w:r>
+        <w:t xml:space="preserve">dev gate opens in</w:t>
       </w:r>
       <w:r>
         <w:t xml:space="preserve"> </w:t>
@@ -24421,7 +24686,7 @@
         <w:t xml:space="preserve"> </w:t>
       </w:r>
       <w:r>
-        <w:t xml:space="preserve">of resamples—with</w:t>
+        <w:t xml:space="preserve">of resamples. The observed</w:t>
       </w:r>
       <w:r>
         <w:t xml:space="preserve"> </w:t>
@@ -24456,6 +24721,153 @@
         <w:t xml:space="preserve"> </w:t>
       </w:r>
       <w:r>
+        <w:t xml:space="preserve">lies only</w:t>
+      </w:r>
+      <w:r>
+        <w:t xml:space="preserve"> </w:t>
+      </w:r>
+      <m:oMath>
+        <m:r>
+          <m:t>3</m:t>
+        </m:r>
+        <m:r>
+          <m:rPr>
+            <m:sty m:val="p"/>
+          </m:rPr>
+          <m:t>%</m:t>
+        </m:r>
+      </m:oMath>
+      <w:r>
+        <w:t xml:space="preserve"> </w:t>
+      </w:r>
+      <w:r>
+        <w:t xml:space="preserve">below</w:t>
+      </w:r>
+      <w:r>
+        <w:t xml:space="preserve"> </w:t>
+      </w:r>
+      <m:oMath>
+        <m:r>
+          <m:t>ν</m:t>
+        </m:r>
+        <m:r>
+          <m:rPr>
+            <m:sty m:val="p"/>
+          </m:rPr>
+          <m:t>=</m:t>
+        </m:r>
+        <m:r>
+          <m:t>1.28</m:t>
+        </m:r>
+      </m:oMath>
+      <w:r>
+        <w:t xml:space="preserve">, so the abstention is close to the threshold. The</w:t>
+      </w:r>
+      <w:r>
+        <w:t xml:space="preserve"> </w:t>
+      </w:r>
+      <w:r>
+        <w:t xml:space="preserve">label-free significance gate opens in</w:t>
+      </w:r>
+      <w:r>
+        <w:t xml:space="preserve"> </w:t>
+      </w:r>
+      <m:oMath>
+        <m:r>
+          <m:t>16.2</m:t>
+        </m:r>
+        <m:r>
+          <m:rPr>
+            <m:sty m:val="p"/>
+          </m:rPr>
+          <m:t>%</m:t>
+        </m:r>
+      </m:oMath>
+      <w:r>
+        <w:t xml:space="preserve"> </w:t>
+      </w:r>
+      <w:r>
+        <w:t xml:space="preserve">of resamples, although the</w:t>
+      </w:r>
+      <w:r>
+        <w:t xml:space="preserve"> </w:t>
+      </w:r>
+      <w:r>
+        <w:t xml:space="preserve">planted-sensitivity replay below showed that another structural gate prevents</w:t>
+      </w:r>
+      <w:r>
+        <w:t xml:space="preserve"> </w:t>
+      </w:r>
+      <w:r>
+        <w:t xml:space="preserve">the full method from acting. Permuting confidences within items preserves the</w:t>
+      </w:r>
+      <w:r>
+        <w:t xml:space="preserve"> </w:t>
+      </w:r>
+      <w:r>
+        <w:t xml:space="preserve">real marginals, ties, pool composition and difficulty and destroys only the</w:t>
+      </w:r>
+      <w:r>
+        <w:t xml:space="preserve"> </w:t>
+      </w:r>
+      <w:r>
+        <w:t xml:space="preserve">coupling, puts the false-open rate at</w:t>
+      </w:r>
+      <w:r>
+        <w:t xml:space="preserve"> </w:t>
+      </w:r>
+      <m:oMath>
+        <m:r>
+          <m:t>18.4</m:t>
+        </m:r>
+        <m:r>
+          <m:rPr>
+            <m:sty m:val="p"/>
+          </m:rPr>
+          <m:t>%</m:t>
+        </m:r>
+      </m:oMath>
+      <w:r>
+        <w:t xml:space="preserve"> </w:t>
+      </w:r>
+      <w:r>
+        <w:t xml:space="preserve">against a nominal</w:t>
+      </w:r>
+      <w:r>
+        <w:t xml:space="preserve"> </w:t>
+      </w:r>
+      <m:oMath>
+        <m:r>
+          <m:t>20</m:t>
+        </m:r>
+        <m:r>
+          <m:rPr>
+            <m:sty m:val="p"/>
+          </m:rPr>
+          <m:t>%</m:t>
+        </m:r>
+      </m:oMath>
+      <w:r>
+        <w:t xml:space="preserve"> </w:t>
+      </w:r>
+      <w:r>
+        <w:t xml:space="preserve">(</w:t>
+      </w:r>
+      <m:oMath>
+        <m:r>
+          <m:t>1.6</m:t>
+        </m:r>
+        <m:r>
+          <m:rPr>
+            <m:sty m:val="p"/>
+          </m:rPr>
+          <m:t>%</m:t>
+        </m:r>
+      </m:oMath>
+      <w:r>
+        <w:t xml:space="preserve"> </w:t>
+      </w:r>
+      <w:r>
         <w:t xml:space="preserve">against</w:t>
       </w:r>
       <w:r>
@@ -24463,7 +24875,84 @@
       </w:r>
       <m:oMath>
         <m:r>
-          <m:t>ν</m:t>
+          <m:t>2</m:t>
+        </m:r>
+        <m:r>
+          <m:rPr>
+            <m:sty m:val="p"/>
+          </m:rPr>
+          <m:t>%</m:t>
+        </m:r>
+      </m:oMath>
+      <w:r>
+        <w:t xml:space="preserve"> </w:t>
+      </w:r>
+      <w:r>
+        <w:t xml:space="preserve">label-free), with the null</w:t>
+      </w:r>
+      <w:r>
+        <w:t xml:space="preserve"> </w:t>
+      </w:r>
+      <m:oMath>
+        <m:r>
+          <m:t>z</m:t>
+        </m:r>
+      </m:oMath>
+      <w:r>
+        <w:t xml:space="preserve"> </w:t>
+      </w:r>
+      <w:r>
+        <w:t xml:space="preserve">at mean</w:t>
+      </w:r>
+      <w:r>
+        <w:t xml:space="preserve"> </w:t>
+      </w:r>
+      <m:oMath>
+        <m:r>
+          <m:rPr>
+            <m:sty m:val="p"/>
+          </m:rPr>
+          <m:t>−</m:t>
+        </m:r>
+        <m:r>
+          <m:t>0.002</m:t>
+        </m:r>
+      </m:oMath>
+      <w:r>
+        <w:t xml:space="preserve"> </w:t>
+      </w:r>
+      <w:r>
+        <w:t xml:space="preserve">and SD</w:t>
+      </w:r>
+      <w:r>
+        <w:t xml:space="preserve"> </w:t>
+      </w:r>
+      <m:oMath>
+        <m:r>
+          <m:t>0.954</m:t>
+        </m:r>
+      </m:oMath>
+      <w:r>
+        <w:t xml:space="preserve">. This real-substrate null calibration provides direct evidence about</w:t>
+      </w:r>
+      <w:r>
+        <w:t xml:space="preserve"> </w:t>
+      </w:r>
+      <w:r>
+        <w:t xml:space="preserve">the dead zone’s specificity. To measure the cost of the observed decision,</w:t>
+      </w:r>
+      <w:r>
+        <w:t xml:space="preserve"> </w:t>
+      </w:r>
+      <w:r>
+        <w:t xml:space="preserve">overriding the gate, the derived</w:t>
+      </w:r>
+      <w:r>
+        <w:t xml:space="preserve"> </w:t>
+      </w:r>
+      <m:oMath>
+        <m:r>
+          <m:t>γ</m:t>
         </m:r>
         <m:r>
           <m:rPr>
@@ -24472,124 +24961,27 @@
           <m:t>=</m:t>
         </m:r>
         <m:r>
-          <m:t>1.28</m:t>
-        </m:r>
-      </m:oMath>
-      <w:r>
-        <w:t xml:space="preserve"> </w:t>
-      </w:r>
-      <w:r>
-        <w:t xml:space="preserve">the reported abstention is a</w:t>
-      </w:r>
-      <w:r>
-        <w:t xml:space="preserve"> </w:t>
-      </w:r>
-      <m:oMath>
-        <m:r>
-          <m:t>3</m:t>
-        </m:r>
-        <m:r>
-          <m:rPr>
-            <m:sty m:val="p"/>
-          </m:rPr>
-          <m:t>%</m:t>
-        </m:r>
-      </m:oMath>
-      <w:r>
-        <w:t xml:space="preserve"> </w:t>
-      </w:r>
-      <w:r>
-        <w:t xml:space="preserve">margin, not a reading of the</w:t>
-      </w:r>
-      <w:r>
-        <w:t xml:space="preserve"> </w:t>
-      </w:r>
-      <w:r>
-        <w:t xml:space="preserve">evidence—while the label-free gate opens in</w:t>
-      </w:r>
-      <w:r>
-        <w:t xml:space="preserve"> </w:t>
-      </w:r>
-      <m:oMath>
-        <m:r>
-          <m:t>16.2</m:t>
-        </m:r>
-        <m:r>
-          <m:rPr>
-            <m:sty m:val="p"/>
-          </m:rPr>
-          <m:t>%</m:t>
-        </m:r>
-      </m:oMath>
-      <w:r>
-        <w:t xml:space="preserve">—though finding (f) will show</w:t>
-      </w:r>
-      <w:r>
-        <w:t xml:space="preserve"> </w:t>
-      </w:r>
-      <w:r>
-        <w:t xml:space="preserve">that figure describes the significance gate alone.</w:t>
-      </w:r>
-      <w:r>
-        <w:t xml:space="preserve"> </w:t>
-      </w:r>
-      <w:r>
-        <w:rPr>
-          <w:i/>
-          <w:iCs/>
-        </w:rPr>
-        <w:t xml:space="preserve">Specificity:</w:t>
-      </w:r>
-      <w:r>
-        <w:t xml:space="preserve"> </w:t>
-      </w:r>
-      <w:r>
-        <w:t xml:space="preserve">permuting confidences within items, which preserves the</w:t>
-      </w:r>
-      <w:r>
-        <w:t xml:space="preserve"> </w:t>
-      </w:r>
-      <w:r>
-        <w:t xml:space="preserve">real marginals, ties, pool composition and difficulty and destroys only the</w:t>
-      </w:r>
-      <w:r>
-        <w:t xml:space="preserve"> </w:t>
-      </w:r>
-      <w:r>
-        <w:t xml:space="preserve">coupling, puts the false-open rate at</w:t>
-      </w:r>
-      <w:r>
-        <w:t xml:space="preserve"> </w:t>
-      </w:r>
-      <m:oMath>
-        <m:r>
-          <m:t>18.4</m:t>
-        </m:r>
-        <m:r>
-          <m:rPr>
-            <m:sty m:val="p"/>
-          </m:rPr>
-          <m:t>%</m:t>
-        </m:r>
-      </m:oMath>
-      <w:r>
-        <w:t xml:space="preserve"> </w:t>
-      </w:r>
-      <w:r>
-        <w:t xml:space="preserve">against a nominal</w:t>
-      </w:r>
-      <w:r>
-        <w:t xml:space="preserve"> </w:t>
-      </w:r>
-      <m:oMath>
-        <m:r>
-          <m:t>20</m:t>
-        </m:r>
-        <m:r>
-          <m:rPr>
-            <m:sty m:val="p"/>
-          </m:rPr>
-          <m:t>%</m:t>
+          <m:rPr>
+            <m:sty m:val="p"/>
+          </m:rPr>
+          <m:t>−</m:t>
+        </m:r>
+        <m:r>
+          <m:t>0.40</m:t>
+        </m:r>
+      </m:oMath>
+      <w:r>
+        <w:t xml:space="preserve"> </w:t>
+      </w:r>
+      <w:r>
+        <w:t xml:space="preserve">would have scored</w:t>
+      </w:r>
+      <w:r>
+        <w:t xml:space="preserve"> </w:t>
+      </w:r>
+      <m:oMath>
+        <m:r>
+          <m:t>0.933</m:t>
         </m:r>
       </m:oMath>
       <w:r>
@@ -24600,59 +24992,20 @@
       </w:r>
       <m:oMath>
         <m:r>
-          <m:t>1.6</m:t>
-        </m:r>
-        <m:r>
-          <m:rPr>
-            <m:sty m:val="p"/>
-          </m:rPr>
-          <m:t>%</m:t>
-        </m:r>
-      </m:oMath>
-      <w:r>
-        <w:t xml:space="preserve"> </w:t>
-      </w:r>
-      <w:r>
-        <w:t xml:space="preserve">against</w:t>
-      </w:r>
-      <w:r>
-        <w:t xml:space="preserve"> </w:t>
-      </w:r>
-      <m:oMath>
-        <m:r>
-          <m:t>2</m:t>
-        </m:r>
-        <m:r>
-          <m:rPr>
-            <m:sty m:val="p"/>
-          </m:rPr>
-          <m:t>%</m:t>
-        </m:r>
-      </m:oMath>
-      <w:r>
-        <w:t xml:space="preserve"> </w:t>
-      </w:r>
-      <w:r>
-        <w:t xml:space="preserve">label-free), with the null</w:t>
-      </w:r>
-      <w:r>
-        <w:t xml:space="preserve"> </w:t>
-      </w:r>
-      <m:oMath>
-        <m:r>
-          <m:t>z</m:t>
-        </m:r>
-      </m:oMath>
-      <w:r>
-        <w:t xml:space="preserve"> </w:t>
-      </w:r>
-      <w:r>
-        <w:t xml:space="preserve">at mean</w:t>
-      </w:r>
-      <w:r>
-        <w:t xml:space="preserve"> </w:t>
-      </w:r>
-      <m:oMath>
+          <m:rPr>
+            <m:sty m:val="p"/>
+          </m:rPr>
+          <m:t>+</m:t>
+        </m:r>
+        <m:r>
+          <m:t>1</m:t>
+        </m:r>
+        <m:r>
+          <m:rPr>
+            <m:sty m:val="p"/>
+          </m:rPr>
+          <m:t>/</m:t>
+        </m:r>
         <m:r>
           <m:rPr>
             <m:sty m:val="p"/>
@@ -24660,53 +25013,25 @@
           <m:t>−</m:t>
         </m:r>
         <m:r>
-          <m:t>0.002</m:t>
-        </m:r>
-      </m:oMath>
-      <w:r>
-        <w:t xml:space="preserve"> </w:t>
-      </w:r>
-      <w:r>
-        <w:t xml:space="preserve">and SD</w:t>
-      </w:r>
-      <w:r>
-        <w:t xml:space="preserve"> </w:t>
-      </w:r>
-      <m:oMath>
-        <m:r>
-          <m:t>0.954</m:t>
-        </m:r>
-      </m:oMath>
-      <w:r>
-        <w:t xml:space="preserve">. The dead zone’s null behaviour is therefore calibrated on the real</w:t>
-      </w:r>
-      <w:r>
-        <w:t xml:space="preserve"> </w:t>
-      </w:r>
-      <w:r>
-        <w:t xml:space="preserve">substrate itself, which is the one piece of evidence here that the mechanism is</w:t>
-      </w:r>
-      <w:r>
-        <w:t xml:space="preserve"> </w:t>
-      </w:r>
-      <w:r>
-        <w:t xml:space="preserve">doing work.</w:t>
-      </w:r>
-      <w:r>
-        <w:t xml:space="preserve"> </w:t>
-      </w:r>
-      <w:r>
-        <w:rPr>
-          <w:i/>
-          <w:iCs/>
-        </w:rPr>
-        <w:t xml:space="preserve">Cost:</w:t>
-      </w:r>
-      <w:r>
-        <w:t xml:space="preserve"> </w:t>
-      </w:r>
-      <w:r>
-        <w:t xml:space="preserve">overriding the gate, the derived</w:t>
+          <m:t>0</m:t>
+        </m:r>
+      </m:oMath>
+      <w:r>
+        <w:t xml:space="preserve">) and a gold-label oracle reaches</w:t>
+      </w:r>
+      <w:r>
+        <w:t xml:space="preserve"> </w:t>
+      </w:r>
+      <m:oMath>
+        <m:r>
+          <m:t>0.950</m:t>
+        </m:r>
+      </m:oMath>
+      <w:r>
+        <w:t xml:space="preserve"> </w:t>
+      </w:r>
+      <w:r>
+        <w:t xml:space="preserve">at</w:t>
       </w:r>
       <w:r>
         <w:t xml:space="preserve"> </w:t>
@@ -24728,92 +25053,6 @@
           <m:t>−</m:t>
         </m:r>
         <m:r>
-          <m:t>0.40</m:t>
-        </m:r>
-      </m:oMath>
-      <w:r>
-        <w:t xml:space="preserve"> </w:t>
-      </w:r>
-      <w:r>
-        <w:t xml:space="preserve">would have scored</w:t>
-      </w:r>
-      <w:r>
-        <w:t xml:space="preserve"> </w:t>
-      </w:r>
-      <m:oMath>
-        <m:r>
-          <m:t>0.933</m:t>
-        </m:r>
-      </m:oMath>
-      <w:r>
-        <w:t xml:space="preserve"> </w:t>
-      </w:r>
-      <w:r>
-        <w:t xml:space="preserve">(</w:t>
-      </w:r>
-      <m:oMath>
-        <m:r>
-          <m:rPr>
-            <m:sty m:val="p"/>
-          </m:rPr>
-          <m:t>+</m:t>
-        </m:r>
-        <m:r>
-          <m:t>1</m:t>
-        </m:r>
-        <m:r>
-          <m:rPr>
-            <m:sty m:val="p"/>
-          </m:rPr>
-          <m:t>/</m:t>
-        </m:r>
-        <m:r>
-          <m:rPr>
-            <m:sty m:val="p"/>
-          </m:rPr>
-          <m:t>−</m:t>
-        </m:r>
-        <m:r>
-          <m:t>0</m:t>
-        </m:r>
-      </m:oMath>
-      <w:r>
-        <w:t xml:space="preserve">) and a gold-label oracle reaches</w:t>
-      </w:r>
-      <w:r>
-        <w:t xml:space="preserve"> </w:t>
-      </w:r>
-      <m:oMath>
-        <m:r>
-          <m:t>0.950</m:t>
-        </m:r>
-      </m:oMath>
-      <w:r>
-        <w:t xml:space="preserve"> </w:t>
-      </w:r>
-      <w:r>
-        <w:t xml:space="preserve">at</w:t>
-      </w:r>
-      <w:r>
-        <w:t xml:space="preserve"> </w:t>
-      </w:r>
-      <m:oMath>
-        <m:r>
-          <m:t>γ</m:t>
-        </m:r>
-        <m:r>
-          <m:rPr>
-            <m:sty m:val="p"/>
-          </m:rPr>
-          <m:t>=</m:t>
-        </m:r>
-        <m:r>
-          <m:rPr>
-            <m:sty m:val="p"/>
-          </m:rPr>
-          <m:t>−</m:t>
-        </m:r>
-        <m:r>
           <m:t>1.25</m:t>
         </m:r>
       </m:oMath>
@@ -24830,44 +25069,19 @@
         <w:t xml:space="preserve"> </w:t>
       </w:r>
       <w:r>
-        <w:t xml:space="preserve">way that matters; but the sign the estimator derived is the sign the oracle</w:t>
-      </w:r>
-      <w:r>
-        <w:t xml:space="preserve"> </w:t>
-      </w:r>
-      <w:r>
-        <w:t xml:space="preserve">wanted, and (b) should be read as</w:t>
-      </w:r>
-      <w:r>
-        <w:t xml:space="preserve"> </w:t>
-      </w:r>
-      <w:r>
-        <w:rPr>
-          <w:i/>
-          <w:iCs/>
-        </w:rPr>
-        <w:t xml:space="preserve">costs nothing measurable at this</w:t>
-      </w:r>
-      <w:r>
-        <w:rPr>
-          <w:i/>
-          <w:iCs/>
-        </w:rPr>
-        <w:t xml:space="preserve"> </w:t>
-      </w:r>
-      <m:oMath>
-        <m:r>
-          <m:t>n</m:t>
-        </m:r>
-      </m:oMath>
-      <w:r>
-        <w:t xml:space="preserve">.</w:t>
-      </w:r>
-      <w:r>
-        <w:t xml:space="preserve"> </w:t>
-      </w:r>
-      <w:r>
-        <w:t xml:space="preserve">It does not demonstrate that abstaining was right.</w:t>
+        <w:t xml:space="preserve">way that matters. The estimator and oracle nevertheless agree on the sign, so</w:t>
+      </w:r>
+      <w:r>
+        <w:t xml:space="preserve"> </w:t>
+      </w:r>
+      <w:r>
+        <w:t xml:space="preserve">the zero-cost result is limited to what can be measured at this sample size.</w:t>
+      </w:r>
+      <w:r>
+        <w:t xml:space="preserve"> </w:t>
+      </w:r>
+      <w:r>
+        <w:t xml:space="preserve">This result did not establish that abstaining was right.</w:t>
       </w:r>
     </w:p>
     <w:p>
@@ -24879,31 +25093,37 @@
           <w:i/>
           <w:iCs/>
         </w:rPr>
-        <w:t xml:space="preserve">(f) What the gate could have detected here.</w:t>
-      </w:r>
-      <w:r>
-        <w:t xml:space="preserve"> </w:t>
-      </w:r>
-      <w:r>
-        <w:t xml:space="preserve">Finding (e) measures</w:t>
-      </w:r>
-      <w:r>
-        <w:t xml:space="preserve"> </w:t>
-      </w:r>
-      <w:r>
-        <w:t xml:space="preserve">specificity; sensitivity needs a channel of known strength, so one is planted</w:t>
-      </w:r>
-      <w:r>
-        <w:t xml:space="preserve"> </w:t>
-      </w:r>
-      <w:r>
-        <w:t xml:space="preserve">into these same pools—real answers, difficulty and duplication untouched,</w:t>
-      </w:r>
-      <w:r>
-        <w:t xml:space="preserve"> </w:t>
-      </w:r>
-      <w:r>
-        <w:t xml:space="preserve">only the confidence vector replaced, conditioned on the real correctness</w:t>
+        <w:t xml:space="preserve">A planted channel measures sensitivity.</w:t>
+      </w:r>
+      <w:r>
+        <w:t xml:space="preserve"> </w:t>
+      </w:r>
+      <w:r>
+        <w:t xml:space="preserve">The bootstrap and permutation</w:t>
+      </w:r>
+      <w:r>
+        <w:t xml:space="preserve"> </w:t>
+      </w:r>
+      <w:r>
+        <w:t xml:space="preserve">replays measure stability and specificity. Sensitivity requires a channel of</w:t>
+      </w:r>
+      <w:r>
+        <w:t xml:space="preserve"> </w:t>
+      </w:r>
+      <w:r>
+        <w:t xml:space="preserve">known strength, so one is planted into these same pools. Real answers,</w:t>
+      </w:r>
+      <w:r>
+        <w:t xml:space="preserve"> </w:t>
+      </w:r>
+      <w:r>
+        <w:t xml:space="preserve">difficulty, and duplication are unchanged;</w:t>
+      </w:r>
+      <w:r>
+        <w:t xml:space="preserve"> </w:t>
+      </w:r>
+      <w:r>
+        <w:t xml:space="preserve">only the confidence vector is replaced, conditioned on the real correctness</w:t>
       </w:r>
       <w:r>
         <w:t xml:space="preserve"> </w:t>
@@ -24961,7 +25181,7 @@
         <w:t xml:space="preserve"> </w:t>
       </w:r>
       <w:r>
-        <w:t xml:space="preserve">trace; and a variance-only channel, informative but unsigned. Four results,</w:t>
+        <w:t xml:space="preserve">trace; and a variance-only channel, informative but unsigned. Across</w:t>
       </w:r>
       <w:r>
         <w:t xml:space="preserve"> </w:t>
@@ -24975,29 +25195,7 @@
         <w:t xml:space="preserve"> </w:t>
       </w:r>
       <w:r>
-        <w:t xml:space="preserve">seeds per cell.</w:t>
-      </w:r>
-      <w:r>
-        <w:t xml:space="preserve"> </w:t>
-      </w:r>
-      <w:r>
-        <w:rPr>
-          <w:i/>
-          <w:iCs/>
-        </w:rPr>
-        <w:t xml:space="preserve">One:</w:t>
-      </w:r>
-      <w:r>
-        <w:t xml:space="preserve"> </w:t>
-      </w:r>
-      <w:r>
-        <w:t xml:space="preserve">the gate’s operating characteristic is a</w:t>
-      </w:r>
-      <w:r>
-        <w:t xml:space="preserve"> </w:t>
-      </w:r>
-      <w:r>
-        <w:t xml:space="preserve">function of the realized</w:t>
+        <w:t xml:space="preserve">seeds per cell, the gate’s operating characteristic follows the realized</w:t>
       </w:r>
       <w:r>
         <w:t xml:space="preserve"> </w:t>
@@ -25030,7 +25228,7 @@
         <w:t xml:space="preserve"> </w:t>
       </w:r>
       <w:r>
-        <w:t xml:space="preserve">and not of the family—half-power near</w:t>
+        <w:t xml:space="preserve">across the Gaussian and Laplace families. It reaches half-power near</w:t>
       </w:r>
       <w:r>
         <w:t xml:space="preserve"> </w:t>
@@ -25136,7 +25334,7 @@
         </m:r>
       </m:oMath>
       <w:r>
-        <w:t xml:space="preserve">; at the Gaussian thresholds the Laplace family is already at</w:t>
+        <w:t xml:space="preserve">. At the Gaussian thresholds the Laplace family is already at</w:t>
       </w:r>
       <w:r>
         <w:t xml:space="preserve"> </w:t>
@@ -25164,19 +25362,13 @@
         <w:t xml:space="preserve"> </w:t>
       </w:r>
       <w:r>
-        <w:t xml:space="preserve">capture—so detection is a property of the rank</w:t>
-      </w:r>
-      <w:r>
-        <w:t xml:space="preserve"> </w:t>
-      </w:r>
-      <w:r>
-        <w:t xml:space="preserve">functional rather than of the generator, and the link survives the normality</w:t>
-      </w:r>
-      <w:r>
-        <w:t xml:space="preserve"> </w:t>
-      </w:r>
-      <w:r>
-        <w:t xml:space="preserve">violation. The measured channel of (a),</w:t>
+        <w:t xml:space="preserve">capture. Detection therefore follows the rank</w:t>
+      </w:r>
+      <w:r>
+        <w:t xml:space="preserve"> </w:t>
+      </w:r>
+      <w:r>
+        <w:t xml:space="preserve">functional across this normality violation. The measured channel above,</w:t>
       </w:r>
       <w:r>
         <w:t xml:space="preserve"> </w:t>
@@ -25215,51 +25407,21 @@
         </m:r>
       </m:oMath>
       <w:r>
-        <w:t xml:space="preserve">, sits at the half-power</w:t>
-      </w:r>
-      <w:r>
-        <w:t xml:space="preserve"> </w:t>
-      </w:r>
-      <w:r>
-        <w:t xml:space="preserve">floor: finding (e)’s coin flip restated as an operating characteristic.</w:t>
-      </w:r>
-      <w:r>
-        <w:t xml:space="preserve"> </w:t>
-      </w:r>
-      <w:r>
-        <w:rPr>
-          <w:i/>
-          <w:iCs/>
-        </w:rPr>
-        <w:t xml:space="preserve">Two:</w:t>
-      </w:r>
-      <w:r>
-        <w:t xml:space="preserve"> </w:t>
-      </w:r>
-      <w:r>
-        <w:t xml:space="preserve">conditional on the gate opening, the sign is never wrong, in any</w:t>
-      </w:r>
-      <w:r>
-        <w:t xml:space="preserve"> </w:t>
-      </w:r>
-      <w:r>
-        <w:t xml:space="preserve">cell of any family.</w:t>
-      </w:r>
-      <w:r>
-        <w:t xml:space="preserve"> </w:t>
-      </w:r>
-      <w:r>
-        <w:rPr>
-          <w:i/>
-          <w:iCs/>
-        </w:rPr>
-        <w:t xml:space="preserve">Three:</w:t>
-      </w:r>
-      <w:r>
-        <w:t xml:space="preserve"> </w:t>
-      </w:r>
-      <w:r>
-        <w:t xml:space="preserve">the scope boundaries are real. The</w:t>
+        <w:t xml:space="preserve">, lies near the half-power point, consistent with the bootstrap</w:t>
+      </w:r>
+      <w:r>
+        <w:t xml:space="preserve"> </w:t>
+      </w:r>
+      <w:r>
+        <w:t xml:space="preserve">result. Whenever the gate opens, its sign is correct in every tested cell.</w:t>
+      </w:r>
+    </w:p>
+    <w:p>
+      <w:pPr>
+        <w:pStyle w:val="BodyText"/>
+      </w:pPr>
+      <w:r>
+        <w:t xml:space="preserve">The experiment also exposes two scope boundaries. The</w:t>
       </w:r>
       <w:r>
         <w:t xml:space="preserve"> </w:t>
@@ -25307,13 +25469,13 @@
         <w:t xml:space="preserve"> </w:t>
       </w:r>
       <w:r>
-        <w:t xml:space="preserve">at full strength—a pooled</w:t>
-      </w:r>
-      <w:r>
-        <w:t xml:space="preserve"> </w:t>
-      </w:r>
-      <w:r>
-        <w:t xml:space="preserve">pair statistic barely sees information carried by a single rank position—and</w:t>
+        <w:t xml:space="preserve">at full strength. A pooled</w:t>
+      </w:r>
+      <w:r>
+        <w:t xml:space="preserve"> </w:t>
+      </w:r>
+      <w:r>
+        <w:t xml:space="preserve">pair statistic barely detects information carried by a single rank position and</w:t>
       </w:r>
       <w:r>
         <w:t xml:space="preserve"> </w:t>
@@ -25342,35 +25504,42 @@
         <w:t xml:space="preserve"> </w:t>
       </w:r>
       <w:r>
-        <w:t xml:space="preserve">the unsigned channel is invisible by construction and the gate correctly holds</w:t>
-      </w:r>
-      <w:r>
-        <w:t xml:space="preserve"> </w:t>
-      </w:r>
-      <w:r>
-        <w:t xml:space="preserve">its nominal false-open rate on it.</w:t>
-      </w:r>
-      <w:r>
-        <w:t xml:space="preserve"> </w:t>
-      </w:r>
-      <w:r>
-        <w:rPr>
-          <w:i/>
-          <w:iCs/>
-        </w:rPr>
-        <w:t xml:space="preserve">Four, a defect:</w:t>
-      </w:r>
-      <w:r>
-        <w:t xml:space="preserve"> </w:t>
-      </w:r>
-      <w:r>
-        <w:t xml:space="preserve">the label-free arm</w:t>
-      </w:r>
-      <w:r>
-        <w:t xml:space="preserve"> </w:t>
-      </w:r>
-      <w:r>
-        <w:t xml:space="preserve">never acts in any cell, even on a saturating channel with the item floor</w:t>
+        <w:t xml:space="preserve">the unsigned channel is invisible by construction and the gate holds its</w:t>
+      </w:r>
+      <w:r>
+        <w:t xml:space="preserve"> </w:t>
+      </w:r>
+      <w:r>
+        <w:t xml:space="preserve">nominal false-open rate on it. The label-free arm revealed a separate defect: it</w:t>
+      </w:r>
+      <w:r>
+        <w:t xml:space="preserve"> </w:t>
+      </w:r>
+      <w:r>
+        <w:t xml:space="preserve">returned</w:t>
+      </w:r>
+      <w:r>
+        <w:t xml:space="preserve"> </w:t>
+      </w:r>
+      <m:oMath>
+        <m:r>
+          <m:t>γ</m:t>
+        </m:r>
+        <m:r>
+          <m:rPr>
+            <m:sty m:val="p"/>
+          </m:rPr>
+          <m:t>=</m:t>
+        </m:r>
+        <m:r>
+          <m:t>0</m:t>
+        </m:r>
+      </m:oMath>
+      <w:r>
+        <w:t xml:space="preserve"> </w:t>
+      </w:r>
+      <w:r>
+        <w:t xml:space="preserve">in every cell, even on a saturating channel with the item floor</w:t>
       </w:r>
       <w:r>
         <w:t xml:space="preserve"> </w:t>
@@ -25458,7 +25627,7 @@
         <w:t xml:space="preserve"> </w:t>
       </w:r>
       <w:r>
-        <w:t xml:space="preserve">two distinct answers. Its abstention in (b) was therefore structural rather</w:t>
+        <w:t xml:space="preserve">two distinct answers. Its abstention in the real-trace campaign was therefore structural rather</w:t>
       </w:r>
       <w:r>
         <w:t xml:space="preserve"> </w:t>
@@ -25498,7 +25667,7 @@
         </m:r>
       </m:oMath>
       <w:r>
-        <w:t xml:space="preserve">. It confirms</w:t>
+        <w:t xml:space="preserve">. It confirmed</w:t>
       </w:r>
       <w:r>
         <w:t xml:space="preserve"> </w:t>
@@ -25531,7 +25700,7 @@
         <w:t xml:space="preserve"> </w:t>
       </w:r>
       <w:r>
-        <w:t xml:space="preserve">signal to exploit. Finding (c) predicts what to do about that, and</w:t>
+        <w:t xml:space="preserve">signal to exploit. The saturation diagnosis motivates the harder campaign in</w:t>
       </w:r>
       <w:r>
         <w:t xml:space="preserve"> </w:t>
@@ -25548,10 +25717,7 @@
         </w:r>
       </w:hyperlink>
       <w:r>
-        <w:t xml:space="preserve"> </w:t>
-      </w:r>
-      <w:r>
-        <w:t xml:space="preserve">does it.</w:t>
+        <w:t xml:space="preserve">.</w:t>
       </w:r>
     </w:p>
     <w:bookmarkEnd w:id="75"/>
@@ -25569,7 +25735,7 @@
         <w:pStyle w:val="FirstParagraph"/>
       </w:pPr>
       <w:r>
-        <w:t xml:space="preserve">Finding (c) predicts that a channel measured as null on saturated benchmarks</w:t>
+        <w:t xml:space="preserve">The saturation diagnosis predicts that a channel measured as null on saturated benchmarks</w:t>
       </w:r>
       <w:r>
         <w:t xml:space="preserve"> </w:t>
@@ -25643,7 +25809,7 @@
         <w:t xml:space="preserve"> </w:t>
       </w:r>
       <w:r>
-        <w:t xml:space="preserve">model, a</w:t>
+        <w:t xml:space="preserve">model, and a</w:t>
       </w:r>
       <w:r>
         <w:t xml:space="preserve"> </w:t>
@@ -25671,13 +25837,19 @@
         <w:t xml:space="preserve"> </w:t>
       </w:r>
       <w:r>
-        <w:t xml:space="preserve">registered list before any trace was collected, and five hypotheses (H1–H5)</w:t>
-      </w:r>
-      <w:r>
-        <w:t xml:space="preserve"> </w:t>
-      </w:r>
-      <w:r>
-        <w:t xml:space="preserve">fixed in advance.</w:t>
+        <w:t xml:space="preserve">registered list before any trace was collected. The registration specified the</w:t>
+      </w:r>
+      <w:r>
+        <w:t xml:space="preserve"> </w:t>
+      </w:r>
+      <w:r>
+        <w:t xml:space="preserve">expected discrimination sign, a paired accuracy endpoint, baseline and safety</w:t>
+      </w:r>
+      <w:r>
+        <w:t xml:space="preserve"> </w:t>
+      </w:r>
+      <w:r>
+        <w:t xml:space="preserve">checks, and substrate diagnostics.</w:t>
       </w:r>
     </w:p>
     <w:p>
@@ -25689,7 +25861,7 @@
           <w:i/>
           <w:iCs/>
         </w:rPr>
-        <w:t xml:space="preserve">The channel is real.</w:t>
+        <w:t xml:space="preserve">The confidence channel is detectable.</w:t>
       </w:r>
       <w:r>
         <w:t xml:space="preserve"> </w:t>
@@ -25789,7 +25961,30 @@
         <w:t xml:space="preserve"> </w:t>
       </w:r>
       <w:r>
-        <w:t xml:space="preserve">and H1 passes. This is</w:t>
+        <w:t xml:space="preserve">clears the registered</w:t>
+      </w:r>
+      <w:r>
+        <w:t xml:space="preserve"> </w:t>
+      </w:r>
+      <m:oMath>
+        <m:r>
+          <m:t>z</m:t>
+        </m:r>
+        <m:r>
+          <m:rPr>
+            <m:sty m:val="p"/>
+          </m:rPr>
+          <m:t>≥</m:t>
+        </m:r>
+        <m:r>
+          <m:t>2</m:t>
+        </m:r>
+      </m:oMath>
+      <w:r>
+        <w:t xml:space="preserve"> </w:t>
+      </w:r>
+      <w:r>
+        <w:t xml:space="preserve">threshold. This is</w:t>
       </w:r>
       <w:r>
         <w:t xml:space="preserve"> </w:t>
@@ -25852,30 +26047,136 @@
         <w:pStyle w:val="BodyText"/>
       </w:pPr>
       <w:r>
+        <w:t xml:space="preserve">The realized substrate nevertheless saturated again: per-trace accuracy</w:t>
+      </w:r>
+      <w:r>
+        <w:t xml:space="preserve"> </w:t>
+      </w:r>
+      <m:oMath>
+        <m:r>
+          <m:t>0.819</m:t>
+        </m:r>
+      </m:oMath>
+      <w:r>
+        <w:t xml:space="preserve">,</w:t>
+      </w:r>
+      <w:r>
+        <w:t xml:space="preserve"> </w:t>
+      </w:r>
+      <w:r>
+        <w:rPr>
+          <w:smallCaps/>
+        </w:rPr>
+        <w:t xml:space="preserve">sc</w:t>
+      </w:r>
+      <w:r>
+        <w:t xml:space="preserve"> </w:t>
+      </w:r>
+      <m:oMath>
+        <m:r>
+          <m:t>0.888</m:t>
+        </m:r>
+      </m:oMath>
+      <w:r>
+        <w:t xml:space="preserve">, a decisive</w:t>
+      </w:r>
+      <w:r>
+        <w:t xml:space="preserve"> </w:t>
+      </w:r>
+      <w:r>
+        <w:t xml:space="preserve">stratum of</w:t>
+      </w:r>
+      <w:r>
+        <w:t xml:space="preserve"> </w:t>
+      </w:r>
+      <m:oMath>
+        <m:r>
+          <m:t>10</m:t>
+        </m:r>
+      </m:oMath>
+      <w:r>
+        <w:t xml:space="preserve"> </w:t>
+      </w:r>
+      <w:r>
+        <w:t xml:space="preserve">of</w:t>
+      </w:r>
+      <w:r>
+        <w:t xml:space="preserve"> </w:t>
+      </w:r>
+      <m:oMath>
+        <m:r>
+          <m:t>89</m:t>
+        </m:r>
+      </m:oMath>
+      <w:r>
+        <w:t xml:space="preserve"> </w:t>
+      </w:r>
+      <w:r>
+        <w:t xml:space="preserve">items, and the correct answer present in the pool on</w:t>
+      </w:r>
+      <w:r>
+        <w:t xml:space="preserve"> </w:t>
+      </w:r>
+      <w:r>
+        <w:t xml:space="preserve">only</w:t>
+      </w:r>
+      <w:r>
+        <w:t xml:space="preserve"> </w:t>
+      </w:r>
+      <m:oMath>
+        <m:r>
+          <m:t>4</m:t>
+        </m:r>
+      </m:oMath>
+      <w:r>
+        <w:t xml:space="preserve"> </w:t>
+      </w:r>
+      <w:r>
+        <w:t xml:space="preserve">of those. The in-pool</w:t>
+      </w:r>
+      <w:r>
+        <w:t xml:space="preserve"> </w:t>
+      </w:r>
+      <w:r>
         <w:rPr>
           <w:i/>
           <w:iCs/>
         </w:rPr>
-        <w:t xml:space="preserve">The endpoint was unpassable for any method.</w:t>
-      </w:r>
-      <w:r>
-        <w:t xml:space="preserve"> </w:t>
-      </w:r>
-      <w:r>
-        <w:t xml:space="preserve">The realized substrate</w:t>
-      </w:r>
-      <w:r>
-        <w:t xml:space="preserve"> </w:t>
-      </w:r>
-      <w:r>
-        <w:t xml:space="preserve">saturated again: per-trace accuracy</w:t>
-      </w:r>
-      <w:r>
-        <w:t xml:space="preserve"> </w:t>
-      </w:r>
-      <m:oMath>
-        <m:r>
-          <m:t>0.819</m:t>
+        <w:t xml:space="preserve">oracle</w:t>
+      </w:r>
+      <w:r>
+        <w:t xml:space="preserve"> </w:t>
+      </w:r>
+      <w:r>
+        <w:t xml:space="preserve">therefore tops out at</w:t>
+      </w:r>
+      <w:r>
+        <w:t xml:space="preserve"> </w:t>
+      </w:r>
+      <m:oMath>
+        <m:r>
+          <m:rPr>
+            <m:sty m:val="p"/>
+          </m:rPr>
+          <m:t>+</m:t>
+        </m:r>
+        <m:r>
+          <m:t>4</m:t>
+        </m:r>
+        <m:r>
+          <m:rPr>
+            <m:sty m:val="p"/>
+          </m:rPr>
+          <m:t>/</m:t>
+        </m:r>
+        <m:r>
+          <m:rPr>
+            <m:sty m:val="p"/>
+          </m:rPr>
+          <m:t>−</m:t>
+        </m:r>
+        <m:r>
+          <m:t>0</m:t>
         </m:r>
       </m:oMath>
       <w:r>
@@ -25885,129 +26186,7 @@
         <w:t xml:space="preserve"> </w:t>
       </w:r>
       <w:r>
-        <w:rPr>
-          <w:smallCaps/>
-        </w:rPr>
-        <w:t xml:space="preserve">sc</w:t>
-      </w:r>
-      <w:r>
-        <w:t xml:space="preserve"> </w:t>
-      </w:r>
-      <m:oMath>
-        <m:r>
-          <m:t>0.888</m:t>
-        </m:r>
-      </m:oMath>
-      <w:r>
-        <w:t xml:space="preserve">, a decisive</w:t>
-      </w:r>
-      <w:r>
-        <w:t xml:space="preserve"> </w:t>
-      </w:r>
-      <w:r>
-        <w:t xml:space="preserve">stratum of</w:t>
-      </w:r>
-      <w:r>
-        <w:t xml:space="preserve"> </w:t>
-      </w:r>
-      <m:oMath>
-        <m:r>
-          <m:t>10</m:t>
-        </m:r>
-      </m:oMath>
-      <w:r>
-        <w:t xml:space="preserve"> </w:t>
-      </w:r>
-      <w:r>
-        <w:t xml:space="preserve">of</w:t>
-      </w:r>
-      <w:r>
-        <w:t xml:space="preserve"> </w:t>
-      </w:r>
-      <m:oMath>
-        <m:r>
-          <m:t>89</m:t>
-        </m:r>
-      </m:oMath>
-      <w:r>
-        <w:t xml:space="preserve"> </w:t>
-      </w:r>
-      <w:r>
-        <w:t xml:space="preserve">items, and the correct answer present in the pool on</w:t>
-      </w:r>
-      <w:r>
-        <w:t xml:space="preserve"> </w:t>
-      </w:r>
-      <w:r>
-        <w:t xml:space="preserve">only</w:t>
-      </w:r>
-      <w:r>
-        <w:t xml:space="preserve"> </w:t>
-      </w:r>
-      <m:oMath>
-        <m:r>
-          <m:t>4</m:t>
-        </m:r>
-      </m:oMath>
-      <w:r>
-        <w:t xml:space="preserve"> </w:t>
-      </w:r>
-      <w:r>
-        <w:t xml:space="preserve">of those. The in-pool</w:t>
-      </w:r>
-      <w:r>
-        <w:t xml:space="preserve"> </w:t>
-      </w:r>
-      <w:r>
-        <w:rPr>
-          <w:i/>
-          <w:iCs/>
-        </w:rPr>
-        <w:t xml:space="preserve">oracle</w:t>
-      </w:r>
-      <w:r>
-        <w:t xml:space="preserve"> </w:t>
-      </w:r>
-      <w:r>
-        <w:t xml:space="preserve">therefore tops out at</w:t>
-      </w:r>
-      <w:r>
-        <w:t xml:space="preserve"> </w:t>
-      </w:r>
-      <m:oMath>
-        <m:r>
-          <m:rPr>
-            <m:sty m:val="p"/>
-          </m:rPr>
-          <m:t>+</m:t>
-        </m:r>
-        <m:r>
-          <m:t>4</m:t>
-        </m:r>
-        <m:r>
-          <m:rPr>
-            <m:sty m:val="p"/>
-          </m:rPr>
-          <m:t>/</m:t>
-        </m:r>
-        <m:r>
-          <m:rPr>
-            <m:sty m:val="p"/>
-          </m:rPr>
-          <m:t>−</m:t>
-        </m:r>
-        <m:r>
-          <m:t>0</m:t>
-        </m:r>
-      </m:oMath>
-      <w:r>
-        <w:t xml:space="preserve">,</w:t>
-      </w:r>
-      <w:r>
-        <w:t xml:space="preserve"> </w:t>
-      </w:r>
-      <w:r>
-        <w:t xml:space="preserve">exact one-sided</w:t>
+        <w:t xml:space="preserve">with exact one-sided</w:t>
       </w:r>
       <w:r>
         <w:t xml:space="preserve"> </w:t>
@@ -26027,19 +26206,19 @@
         </m:r>
       </m:oMath>
       <w:r>
-        <w:t xml:space="preserve">. H2 fails, but it fails for every conceivable</w:t>
-      </w:r>
-      <w:r>
-        <w:t xml:space="preserve"> </w:t>
-      </w:r>
-      <w:r>
-        <w:t xml:space="preserve">aggregation method including a perfect one, so the failure is a property of</w:t>
-      </w:r>
-      <w:r>
-        <w:t xml:space="preserve"> </w:t>
-      </w:r>
-      <w:r>
-        <w:t xml:space="preserve">the substrate, not of the estimator.</w:t>
+        <w:t xml:space="preserve">. Even this oracle missed the registered</w:t>
+      </w:r>
+      <w:r>
+        <w:t xml:space="preserve"> </w:t>
+      </w:r>
+      <w:r>
+        <w:t xml:space="preserve">paired-accuracy endpoint, establishing that the realized pool cannot support a</w:t>
+      </w:r>
+      <w:r>
+        <w:t xml:space="preserve"> </w:t>
+      </w:r>
+      <w:r>
+        <w:t xml:space="preserve">detectable aggregation gain at the registered level.</w:t>
       </w:r>
     </w:p>
     <w:p>
@@ -26047,11 +26226,299 @@
         <w:pStyle w:val="BodyText"/>
       </w:pPr>
       <w:r>
-        <w:rPr>
-          <w:i/>
-          <w:iCs/>
-        </w:rPr>
-        <w:t xml:space="preserve">Abstention behaved as designed, for two different reasons.</w:t>
+        <w:t xml:space="preserve">Both label-free paths returned</w:t>
+      </w:r>
+      <w:r>
+        <w:t xml:space="preserve"> </w:t>
+      </w:r>
+      <m:oMath>
+        <m:r>
+          <m:t>γ</m:t>
+        </m:r>
+        <m:r>
+          <m:rPr>
+            <m:sty m:val="p"/>
+          </m:rPr>
+          <m:t>=</m:t>
+        </m:r>
+        <m:r>
+          <m:t>0</m:t>
+        </m:r>
+      </m:oMath>
+      <w:r>
+        <w:t xml:space="preserve">, although for different reasons. The fully label-free arm was stopped by</w:t>
+      </w:r>
+      <w:r>
+        <w:t xml:space="preserve"> </w:t>
+      </w:r>
+      <m:oMath>
+        <m:sSub>
+          <m:e>
+            <m:r>
+              <m:t>A</m:t>
+            </m:r>
+          </m:e>
+          <m:sub>
+            <m:r>
+              <m:rPr>
+                <m:sty m:val="p"/>
+              </m:rPr>
+              <m:t>s</m:t>
+            </m:r>
+            <m:r>
+              <m:rPr>
+                <m:sty m:val="p"/>
+              </m:rPr>
+              <m:t>i</m:t>
+            </m:r>
+            <m:r>
+              <m:rPr>
+                <m:sty m:val="p"/>
+              </m:rPr>
+              <m:t>z</m:t>
+            </m:r>
+            <m:r>
+              <m:rPr>
+                <m:sty m:val="p"/>
+              </m:rPr>
+              <m:t>e</m:t>
+            </m:r>
+          </m:sub>
+        </m:sSub>
+      </m:oMath>
+      <w:r>
+        <w:t xml:space="preserve"> </w:t>
+      </w:r>
+      <w:r>
+        <w:t xml:space="preserve">and</w:t>
+      </w:r>
+      <w:r>
+        <w:t xml:space="preserve"> </w:t>
+      </w:r>
+      <m:oMath>
+        <m:sSub>
+          <m:e>
+            <m:r>
+              <m:t>A</m:t>
+            </m:r>
+          </m:e>
+          <m:sub>
+            <m:r>
+              <m:rPr>
+                <m:sty m:val="p"/>
+              </m:rPr>
+              <m:t>m</m:t>
+            </m:r>
+            <m:r>
+              <m:rPr>
+                <m:sty m:val="p"/>
+              </m:rPr>
+              <m:t>g</m:t>
+            </m:r>
+            <m:r>
+              <m:rPr>
+                <m:sty m:val="p"/>
+              </m:rPr>
+              <m:t>n</m:t>
+            </m:r>
+          </m:sub>
+        </m:sSub>
+      </m:oMath>
+      <w:r>
+        <w:t xml:space="preserve">: only</w:t>
+      </w:r>
+      <w:r>
+        <w:t xml:space="preserve"> </w:t>
+      </w:r>
+      <m:oMath>
+        <m:r>
+          <m:t>13</m:t>
+        </m:r>
+      </m:oMath>
+      <w:r>
+        <w:t xml:space="preserve"> </w:t>
+      </w:r>
+      <w:r>
+        <w:t xml:space="preserve">items reach the margin gate with a pseudo-label that varies, against a</w:t>
+      </w:r>
+      <w:r>
+        <w:t xml:space="preserve"> </w:t>
+      </w:r>
+      <w:r>
+        <w:t xml:space="preserve">floor of</w:t>
+      </w:r>
+      <w:r>
+        <w:t xml:space="preserve"> </w:t>
+      </w:r>
+      <m:oMath>
+        <m:r>
+          <m:t>50</m:t>
+        </m:r>
+      </m:oMath>
+      <w:r>
+        <w:t xml:space="preserve">, and relaxing the gate’s quantile all the way to</w:t>
+      </w:r>
+      <w:r>
+        <w:t xml:space="preserve"> </w:t>
+      </w:r>
+      <m:oMath>
+        <m:r>
+          <m:t>0</m:t>
+        </m:r>
+      </m:oMath>
+      <w:r>
+        <w:t xml:space="preserve"> </w:t>
+      </w:r>
+      <w:r>
+        <w:t xml:space="preserve">raises</w:t>
+      </w:r>
+      <w:r>
+        <w:t xml:space="preserve"> </w:t>
+      </w:r>
+      <w:r>
+        <w:t xml:space="preserve">that only to</w:t>
+      </w:r>
+      <w:r>
+        <w:t xml:space="preserve"> </w:t>
+      </w:r>
+      <m:oMath>
+        <m:r>
+          <m:t>39</m:t>
+        </m:r>
+      </m:oMath>
+      <w:r>
+        <w:t xml:space="preserve">, so the arm is untestable here at any channel strength.</w:t>
+      </w:r>
+      <w:r>
+        <w:t xml:space="preserve"> </w:t>
+      </w:r>
+      <w:r>
+        <w:t xml:space="preserve">The semi-label-free arm was stopped by its</w:t>
+      </w:r>
+      <w:r>
+        <w:t xml:space="preserve"> </w:t>
+      </w:r>
+      <m:oMath>
+        <m:r>
+          <m:t>30</m:t>
+        </m:r>
+      </m:oMath>
+      <w:r>
+        <w:t xml:space="preserve">-item</w:t>
+      </w:r>
+      <w:r>
+        <w:t xml:space="preserve"> </w:t>
+      </w:r>
+      <w:r>
+        <w:t xml:space="preserve">sign set reached</w:t>
+      </w:r>
+      <w:r>
+        <w:t xml:space="preserve"> </w:t>
+      </w:r>
+      <m:oMath>
+        <m:r>
+          <m:t>z</m:t>
+        </m:r>
+        <m:r>
+          <m:rPr>
+            <m:sty m:val="p"/>
+          </m:rPr>
+          <m:t>=</m:t>
+        </m:r>
+        <m:r>
+          <m:rPr>
+            <m:sty m:val="p"/>
+          </m:rPr>
+          <m:t>+</m:t>
+        </m:r>
+        <m:r>
+          <m:t>0.83</m:t>
+        </m:r>
+      </m:oMath>
+      <w:r>
+        <w:t xml:space="preserve"> </w:t>
+      </w:r>
+      <w:r>
+        <w:t xml:space="preserve">against a</w:t>
+      </w:r>
+      <w:r>
+        <w:t xml:space="preserve"> </w:t>
+      </w:r>
+      <m:oMath>
+        <m:r>
+          <m:rPr>
+            <m:sty m:val="p"/>
+          </m:rPr>
+          <m:t>|</m:t>
+        </m:r>
+        <m:r>
+          <m:t>z</m:t>
+        </m:r>
+        <m:r>
+          <m:rPr>
+            <m:sty m:val="p"/>
+          </m:rPr>
+          <m:t>|</m:t>
+        </m:r>
+        <m:r>
+          <m:rPr>
+            <m:sty m:val="p"/>
+          </m:rPr>
+          <m:t>&gt;</m:t>
+        </m:r>
+        <m:r>
+          <m:t>1</m:t>
+        </m:r>
+      </m:oMath>
+      <w:r>
+        <w:t xml:space="preserve"> </w:t>
+      </w:r>
+      <w:r>
+        <w:t xml:space="preserve">gate, while the evaluation set on</w:t>
+      </w:r>
+      <w:r>
+        <w:t xml:space="preserve"> </w:t>
+      </w:r>
+      <w:r>
+        <w:t xml:space="preserve">the same substrate reached</w:t>
+      </w:r>
+      <w:r>
+        <w:t xml:space="preserve"> </w:t>
+      </w:r>
+      <m:oMath>
+        <m:r>
+          <m:t>z</m:t>
+        </m:r>
+        <m:r>
+          <m:rPr>
+            <m:sty m:val="p"/>
+          </m:rPr>
+          <m:t>=</m:t>
+        </m:r>
+        <m:r>
+          <m:rPr>
+            <m:sty m:val="p"/>
+          </m:rPr>
+          <m:t>+</m:t>
+        </m:r>
+        <m:r>
+          <m:t>2.54</m:t>
+        </m:r>
+      </m:oMath>
+      <w:r>
+        <w:t xml:space="preserve">. This mismatch indicated limited power in</w:t>
+      </w:r>
+      <w:r>
+        <w:t xml:space="preserve"> </w:t>
+      </w:r>
+      <w:r>
+        <w:t xml:space="preserve">the sign set; increasing its size directly addresses the shortfall. Both paths are therefore</w:t>
+      </w:r>
+      <w:r>
+        <w:t xml:space="preserve"> </w:t>
+      </w:r>
+      <w:r>
+        <w:t xml:space="preserve">bit-identical to</w:t>
       </w:r>
       <w:r>
         <w:t xml:space="preserve"> </w:t>
@@ -26060,249 +26527,6 @@
         <w:rPr>
           <w:smallCaps/>
         </w:rPr>
-        <w:t xml:space="preserve">tact</w:t>
-      </w:r>
-      <w:r>
-        <w:t xml:space="preserve"> </w:t>
-      </w:r>
-      <w:r>
-        <w:t xml:space="preserve">returned</w:t>
-      </w:r>
-      <w:r>
-        <w:t xml:space="preserve"> </w:t>
-      </w:r>
-      <m:oMath>
-        <m:r>
-          <m:t>γ</m:t>
-        </m:r>
-        <m:r>
-          <m:rPr>
-            <m:sty m:val="p"/>
-          </m:rPr>
-          <m:t>=</m:t>
-        </m:r>
-        <m:r>
-          <m:t>0</m:t>
-        </m:r>
-      </m:oMath>
-      <w:r>
-        <w:t xml:space="preserve"> </w:t>
-      </w:r>
-      <w:r>
-        <w:t xml:space="preserve">on both label-free paths, and the two failures are worth</w:t>
-      </w:r>
-      <w:r>
-        <w:t xml:space="preserve"> </w:t>
-      </w:r>
-      <w:r>
-        <w:t xml:space="preserve">separating. The fully label-free arm was stopped by alarms E4 and E2: only</w:t>
-      </w:r>
-      <w:r>
-        <w:t xml:space="preserve"> </w:t>
-      </w:r>
-      <m:oMath>
-        <m:r>
-          <m:t>13</m:t>
-        </m:r>
-      </m:oMath>
-      <w:r>
-        <w:t xml:space="preserve"> </w:t>
-      </w:r>
-      <w:r>
-        <w:t xml:space="preserve">items reach the margin gate with a pseudo-label that varies, against a</w:t>
-      </w:r>
-      <w:r>
-        <w:t xml:space="preserve"> </w:t>
-      </w:r>
-      <w:r>
-        <w:t xml:space="preserve">floor of</w:t>
-      </w:r>
-      <w:r>
-        <w:t xml:space="preserve"> </w:t>
-      </w:r>
-      <m:oMath>
-        <m:r>
-          <m:t>50</m:t>
-        </m:r>
-      </m:oMath>
-      <w:r>
-        <w:t xml:space="preserve">, and relaxing the gate’s quantile all the way to</w:t>
-      </w:r>
-      <w:r>
-        <w:t xml:space="preserve"> </w:t>
-      </w:r>
-      <m:oMath>
-        <m:r>
-          <m:t>0</m:t>
-        </m:r>
-      </m:oMath>
-      <w:r>
-        <w:t xml:space="preserve"> </w:t>
-      </w:r>
-      <w:r>
-        <w:t xml:space="preserve">raises</w:t>
-      </w:r>
-      <w:r>
-        <w:t xml:space="preserve"> </w:t>
-      </w:r>
-      <w:r>
-        <w:t xml:space="preserve">that only to</w:t>
-      </w:r>
-      <w:r>
-        <w:t xml:space="preserve"> </w:t>
-      </w:r>
-      <m:oMath>
-        <m:r>
-          <m:t>39</m:t>
-        </m:r>
-      </m:oMath>
-      <w:r>
-        <w:t xml:space="preserve">, so the arm is untestable here at any channel strength.</w:t>
-      </w:r>
-      <w:r>
-        <w:t xml:space="preserve"> </w:t>
-      </w:r>
-      <w:r>
-        <w:t xml:space="preserve">The semi-label-free arm was stopped by something else entirely: its</w:t>
-      </w:r>
-      <w:r>
-        <w:t xml:space="preserve"> </w:t>
-      </w:r>
-      <m:oMath>
-        <m:r>
-          <m:t>30</m:t>
-        </m:r>
-      </m:oMath>
-      <w:r>
-        <w:t xml:space="preserve">-item</w:t>
-      </w:r>
-      <w:r>
-        <w:t xml:space="preserve"> </w:t>
-      </w:r>
-      <w:r>
-        <w:t xml:space="preserve">sign set reaches</w:t>
-      </w:r>
-      <w:r>
-        <w:t xml:space="preserve"> </w:t>
-      </w:r>
-      <m:oMath>
-        <m:r>
-          <m:t>z</m:t>
-        </m:r>
-        <m:r>
-          <m:rPr>
-            <m:sty m:val="p"/>
-          </m:rPr>
-          <m:t>=</m:t>
-        </m:r>
-        <m:r>
-          <m:rPr>
-            <m:sty m:val="p"/>
-          </m:rPr>
-          <m:t>+</m:t>
-        </m:r>
-        <m:r>
-          <m:t>0.83</m:t>
-        </m:r>
-      </m:oMath>
-      <w:r>
-        <w:t xml:space="preserve"> </w:t>
-      </w:r>
-      <w:r>
-        <w:t xml:space="preserve">against a</w:t>
-      </w:r>
-      <w:r>
-        <w:t xml:space="preserve"> </w:t>
-      </w:r>
-      <m:oMath>
-        <m:r>
-          <m:rPr>
-            <m:sty m:val="p"/>
-          </m:rPr>
-          <m:t>|</m:t>
-        </m:r>
-        <m:r>
-          <m:t>z</m:t>
-        </m:r>
-        <m:r>
-          <m:rPr>
-            <m:sty m:val="p"/>
-          </m:rPr>
-          <m:t>|</m:t>
-        </m:r>
-        <m:r>
-          <m:rPr>
-            <m:sty m:val="p"/>
-          </m:rPr>
-          <m:t>&gt;</m:t>
-        </m:r>
-        <m:r>
-          <m:t>1</m:t>
-        </m:r>
-      </m:oMath>
-      <w:r>
-        <w:t xml:space="preserve"> </w:t>
-      </w:r>
-      <w:r>
-        <w:t xml:space="preserve">gate, while the evaluation set on</w:t>
-      </w:r>
-      <w:r>
-        <w:t xml:space="preserve"> </w:t>
-      </w:r>
-      <w:r>
-        <w:t xml:space="preserve">the same substrate reaches</w:t>
-      </w:r>
-      <w:r>
-        <w:t xml:space="preserve"> </w:t>
-      </w:r>
-      <m:oMath>
-        <m:r>
-          <m:t>z</m:t>
-        </m:r>
-        <m:r>
-          <m:rPr>
-            <m:sty m:val="p"/>
-          </m:rPr>
-          <m:t>=</m:t>
-        </m:r>
-        <m:r>
-          <m:rPr>
-            <m:sty m:val="p"/>
-          </m:rPr>
-          <m:t>+</m:t>
-        </m:r>
-        <m:r>
-          <m:t>2.54</m:t>
-        </m:r>
-      </m:oMath>
-      <w:r>
-        <w:t xml:space="preserve">. That is a power shortfall in the sign</w:t>
-      </w:r>
-      <w:r>
-        <w:t xml:space="preserve"> </w:t>
-      </w:r>
-      <w:r>
-        <w:t xml:space="preserve">set, not an absent channel, and the remedy is more labels rather than a</w:t>
-      </w:r>
-      <w:r>
-        <w:t xml:space="preserve"> </w:t>
-      </w:r>
-      <w:r>
-        <w:t xml:space="preserve">different method. The vote is therefore</w:t>
-      </w:r>
-      <w:r>
-        <w:t xml:space="preserve"> </w:t>
-      </w:r>
-      <w:r>
-        <w:t xml:space="preserve">bit-identical to</w:t>
-      </w:r>
-      <w:r>
-        <w:t xml:space="preserve"> </w:t>
-      </w:r>
-      <w:r>
-        <w:rPr>
-          <w:smallCaps/>
-        </w:rPr>
         <w:t xml:space="preserve">sc</w:t>
       </w:r>
       <w:r>
@@ -26320,22 +26544,25 @@
         </m:r>
       </m:oMath>
       <w:r>
-        <w:t xml:space="preserve"> </w:t>
-      </w:r>
-      <w:r>
-        <w:t xml:space="preserve">(H3, H4 pass). The cost of acting anyway is</w:t>
-      </w:r>
-      <w:r>
-        <w:t xml:space="preserve"> </w:t>
-      </w:r>
-      <w:r>
-        <w:t xml:space="preserve">visible in the same table: best-single-confidence, the trivial baseline that</w:t>
-      </w:r>
-      <w:r>
-        <w:t xml:space="preserve"> </w:t>
-      </w:r>
-      <w:r>
-        <w:t xml:space="preserve">always trusts the channel, loses</w:t>
+        <w:t xml:space="preserve">, satisfying the registered baseline and</w:t>
+      </w:r>
+      <w:r>
+        <w:t xml:space="preserve"> </w:t>
+      </w:r>
+      <w:r>
+        <w:t xml:space="preserve">safety checks. The cost of acting anyway is</w:t>
+      </w:r>
+      <w:r>
+        <w:t xml:space="preserve"> </w:t>
+      </w:r>
+      <w:r>
+        <w:t xml:space="preserve">visible in the same table: best-single-confidence, which uses the channel on</w:t>
+      </w:r>
+      <w:r>
+        <w:t xml:space="preserve"> </w:t>
+      </w:r>
+      <w:r>
+        <w:t xml:space="preserve">every item, loses</w:t>
       </w:r>
       <w:r>
         <w:t xml:space="preserve"> </w:t>
@@ -26360,19 +26587,63 @@
         </m:r>
       </m:oMath>
       <w:r>
-        <w:t xml:space="preserve">. E4 is an</w:t>
-      </w:r>
-      <w:r>
-        <w:t xml:space="preserve"> </w:t>
-      </w:r>
-      <w:r>
-        <w:t xml:space="preserve">item-supply condition rather than a reading of the channel, and finding (f)</w:t>
-      </w:r>
-      <w:r>
-        <w:t xml:space="preserve"> </w:t>
-      </w:r>
-      <w:r>
-        <w:t xml:space="preserve">shows it has two routes: on the saturated pools of Section </w:t>
+        <w:t xml:space="preserve">.</w:t>
+      </w:r>
+      <w:r>
+        <w:t xml:space="preserve"> </w:t>
+      </w:r>
+      <m:oMath>
+        <m:sSub>
+          <m:e>
+            <m:r>
+              <m:t>A</m:t>
+            </m:r>
+          </m:e>
+          <m:sub>
+            <m:r>
+              <m:rPr>
+                <m:sty m:val="p"/>
+              </m:rPr>
+              <m:t>s</m:t>
+            </m:r>
+            <m:r>
+              <m:rPr>
+                <m:sty m:val="p"/>
+              </m:rPr>
+              <m:t>i</m:t>
+            </m:r>
+            <m:r>
+              <m:rPr>
+                <m:sty m:val="p"/>
+              </m:rPr>
+              <m:t>z</m:t>
+            </m:r>
+            <m:r>
+              <m:rPr>
+                <m:sty m:val="p"/>
+              </m:rPr>
+              <m:t>e</m:t>
+            </m:r>
+          </m:sub>
+        </m:sSub>
+      </m:oMath>
+      <w:r>
+        <w:t xml:space="preserve"> </w:t>
+      </w:r>
+      <w:r>
+        <w:t xml:space="preserve">reports item supply; it carries no estimate of the</w:t>
+      </w:r>
+      <w:r>
+        <w:t xml:space="preserve"> </w:t>
+      </w:r>
+      <w:r>
+        <w:t xml:space="preserve">confidence channel. The planted-sensitivity replay showed two ways it can</w:t>
+      </w:r>
+      <w:r>
+        <w:t xml:space="preserve"> </w:t>
+      </w:r>
+      <w:r>
+        <w:t xml:space="preserve">fire: on the saturated pools of Section </w:t>
       </w:r>
       <w:hyperlink w:anchor="sec:real">
         <w:r>
@@ -26442,7 +26713,19 @@
         <w:t xml:space="preserve"> </w:t>
       </w:r>
       <w:r>
-        <w:t xml:space="preserve">so the alarm reports a genuine shortfall against the floor. Only the first is a defect.</w:t>
+        <w:t xml:space="preserve">so the alarm reports a genuine shortfall against the floor. The quantile</w:t>
+      </w:r>
+      <w:r>
+        <w:t xml:space="preserve"> </w:t>
+      </w:r>
+      <w:r>
+        <w:t xml:space="preserve">degeneration in saturated pools is the defect; the present MATH result is a</w:t>
+      </w:r>
+      <w:r>
+        <w:t xml:space="preserve"> </w:t>
+      </w:r>
+      <w:r>
+        <w:t xml:space="preserve">genuine supply shortfall.</w:t>
       </w:r>
     </w:p>
     <w:bookmarkStart w:id="76" w:name="tab:hard"/>
@@ -26633,7 +26916,7 @@
               <w:jc w:val="center"/>
             </w:pPr>
             <w:r>
-              <w:t xml:space="preserve">—</w:t>
+              <w:t xml:space="preserve">n/a</w:t>
             </w:r>
           </w:p>
         </w:tc>
@@ -27160,7 +27443,7 @@
         <w:t xml:space="preserve"> </w:t>
       </w:r>
       <w:r>
-        <w:t xml:space="preserve">(never expected outputs). The window is</w:t>
+        <w:t xml:space="preserve">without comparing them with expected outputs. The window is</w:t>
       </w:r>
       <w:r>
         <w:t xml:space="preserve"> </w:t>
@@ -27379,7 +27662,7 @@
         <w:t xml:space="preserve"> </w:t>
       </w:r>
       <w:r>
-        <w:t xml:space="preserve">shows the</w:t>
+        <w:t xml:space="preserve">showed the</w:t>
       </w:r>
       <w:r>
         <w:t xml:space="preserve"> </w:t>
@@ -27994,7 +28277,7 @@
               <w:jc w:val="right"/>
             </w:pPr>
             <w:r>
-              <w:t xml:space="preserve">—</w:t>
+              <w:t xml:space="preserve">n/a</w:t>
             </w:r>
           </w:p>
         </w:tc>
@@ -28162,13 +28445,7 @@
         <w:pStyle w:val="BodyText"/>
       </w:pPr>
       <w:r>
-        <w:t xml:space="preserve">One precaution belongs with these numbers, because omitting it would have</w:t>
-      </w:r>
-      <w:r>
-        <w:t xml:space="preserve"> </w:t>
-      </w:r>
-      <w:r>
-        <w:t xml:space="preserve">inverted them. The grading harness was validated against the benchmark’s own</w:t>
+        <w:t xml:space="preserve">The grading harness was validated against the benchmark’s own</w:t>
       </w:r>
       <w:r>
         <w:t xml:space="preserve"> </w:t>
@@ -28240,7 +28517,7 @@
         <w:t xml:space="preserve"> </w:t>
       </w:r>
       <w:r>
-        <w:t xml:space="preserve">that condition presents as a candidate failure, not an error. Studies that grade by execution should report their</w:t>
+        <w:t xml:space="preserve">that condition appeared as a candidate failure. Studies that grade by execution should report their</w:t>
       </w:r>
       <w:r>
         <w:t xml:space="preserve"> </w:t>
@@ -28252,7 +28529,13 @@
         <w:t xml:space="preserve"> </w:t>
       </w:r>
       <w:r>
-        <w:t xml:space="preserve">reported: without it, a broken harness and a capability wall look identical.</w:t>
+        <w:t xml:space="preserve">reported. Without this check, candidate failures cannot be attributed to model</w:t>
+      </w:r>
+      <w:r>
+        <w:t xml:space="preserve"> </w:t>
+      </w:r>
+      <w:r>
+        <w:t xml:space="preserve">capability because the sandbox can produce the same observed outcome.</w:t>
       </w:r>
     </w:p>
     <w:bookmarkEnd w:id="79"/>
@@ -28800,7 +29083,57 @@
         </m:r>
       </m:oMath>
       <w:r>
-        <w:t xml:space="preserve">, so E4 fired—the same item-supply condition, with the quantile cut at</w:t>
+        <w:t xml:space="preserve">, so</w:t>
+      </w:r>
+      <w:r>
+        <w:t xml:space="preserve"> </w:t>
+      </w:r>
+      <m:oMath>
+        <m:sSub>
+          <m:e>
+            <m:r>
+              <m:t>A</m:t>
+            </m:r>
+          </m:e>
+          <m:sub>
+            <m:r>
+              <m:rPr>
+                <m:sty m:val="p"/>
+              </m:rPr>
+              <m:t>s</m:t>
+            </m:r>
+            <m:r>
+              <m:rPr>
+                <m:sty m:val="p"/>
+              </m:rPr>
+              <m:t>i</m:t>
+            </m:r>
+            <m:r>
+              <m:rPr>
+                <m:sty m:val="p"/>
+              </m:rPr>
+              <m:t>z</m:t>
+            </m:r>
+            <m:r>
+              <m:rPr>
+                <m:sty m:val="p"/>
+              </m:rPr>
+              <m:t>e</m:t>
+            </m:r>
+          </m:sub>
+        </m:sSub>
+      </m:oMath>
+      <w:r>
+        <w:t xml:space="preserve"> </w:t>
+      </w:r>
+      <w:r>
+        <w:t xml:space="preserve">fired. This is the same item-supply condition,</w:t>
+      </w:r>
+      <w:r>
+        <w:t xml:space="preserve"> </w:t>
+      </w:r>
+      <w:r>
+        <w:t xml:space="preserve">with the quantile cut at</w:t>
       </w:r>
       <w:r>
         <w:t xml:space="preserve"> </w:t>
@@ -28814,13 +29147,13 @@
         <w:t xml:space="preserve"> </w:t>
       </w:r>
       <w:r>
-        <w:t xml:space="preserve">and the gated set again non-empty, and not the degenerate case</w:t>
-      </w:r>
-      <w:r>
-        <w:t xml:space="preserve"> </w:t>
-      </w:r>
-      <w:r>
-        <w:t xml:space="preserve">finding (f) reports. That abstention is testable,</w:t>
+        <w:t xml:space="preserve">and the gated set again non-empty. It differs</w:t>
+      </w:r>
+      <w:r>
+        <w:t xml:space="preserve"> </w:t>
+      </w:r>
+      <w:r>
+        <w:t xml:space="preserve">from the degenerate quantile case in the planted-sensitivity replay. That abstention is testable,</w:t>
       </w:r>
       <w:r>
         <w:t xml:space="preserve"> </w:t>
@@ -29014,7 +29347,27 @@
         <w:t xml:space="preserve"> </w:t>
       </w:r>
       <w:r>
-        <w:t xml:space="preserve">half of them, and none of the reachable configurations is significant.</w:t>
+        <w:t xml:space="preserve">half of them, and none of the reachable configurations reaches</w:t>
+      </w:r>
+      <w:r>
+        <w:t xml:space="preserve"> </w:t>
+      </w:r>
+      <m:oMath>
+        <m:r>
+          <m:t>p</m:t>
+        </m:r>
+        <m:r>
+          <m:rPr>
+            <m:sty m:val="p"/>
+          </m:rPr>
+          <m:t>&lt;</m:t>
+        </m:r>
+        <m:r>
+          <m:t>0.05</m:t>
+        </m:r>
+      </m:oMath>
+      <w:r>
+        <w:t xml:space="preserve">.</w:t>
       </w:r>
     </w:p>
     <w:bookmarkEnd w:id="80"/>
@@ -29545,7 +29898,45 @@
         </m:r>
       </m:oMath>
       <w:r>
-        <w:t xml:space="preserve">. None of the four alarms fires, because E1 keys on</w:t>
+        <w:t xml:space="preserve">. None of the four alarms fires, because</w:t>
+      </w:r>
+      <w:r>
+        <w:t xml:space="preserve"> </w:t>
+      </w:r>
+      <m:oMath>
+        <m:sSub>
+          <m:e>
+            <m:r>
+              <m:t>A</m:t>
+            </m:r>
+          </m:e>
+          <m:sub>
+            <m:r>
+              <m:rPr>
+                <m:sty m:val="p"/>
+              </m:rPr>
+              <m:t>d</m:t>
+            </m:r>
+            <m:r>
+              <m:rPr>
+                <m:sty m:val="p"/>
+              </m:rPr>
+              <m:t>u</m:t>
+            </m:r>
+            <m:r>
+              <m:rPr>
+                <m:sty m:val="p"/>
+              </m:rPr>
+              <m:t>p</m:t>
+            </m:r>
+          </m:sub>
+        </m:sSub>
+      </m:oMath>
+      <w:r>
+        <w:t xml:space="preserve"> </w:t>
+      </w:r>
+      <w:r>
+        <w:t xml:space="preserve">keys on</w:t>
       </w:r>
       <w:r>
         <w:t xml:space="preserve"> </w:t>
@@ -29575,7 +29966,7 @@
         <w:t xml:space="preserve"> </w:t>
       </w:r>
       <w:r>
-        <w:t xml:space="preserve">semi-label-free mode (sign from</w:t>
+        <w:t xml:space="preserve">semi-label-free mode uses</w:t>
       </w:r>
       <w:r>
         <w:t xml:space="preserve"> </w:t>
@@ -29595,19 +29986,19 @@
         <w:t xml:space="preserve"> </w:t>
       </w:r>
       <w:r>
-        <w:t xml:space="preserve">labels) should be the default, and</w:t>
-      </w:r>
-      <w:r>
-        <w:t xml:space="preserve"> </w:t>
-      </w:r>
-      <w:r>
-        <w:t xml:space="preserve">treating it as an optional refinement is the mistake. The other standard remedy is not tried here and</w:t>
-      </w:r>
-      <w:r>
-        <w:t xml:space="preserve"> </w:t>
-      </w:r>
-      <w:r>
-        <w:t xml:space="preserve">should be: the failure is driven by a semantically tight wrong cluster that</w:t>
+        <w:t xml:space="preserve">labels to identify the sign; the fully</w:t>
+      </w:r>
+      <w:r>
+        <w:t xml:space="preserve"> </w:t>
+      </w:r>
+      <w:r>
+        <w:t xml:space="preserve">label-free path has no corresponding guard. A second possible remedy is semantic</w:t>
+      </w:r>
+      <w:r>
+        <w:t xml:space="preserve"> </w:t>
+      </w:r>
+      <w:r>
+        <w:t xml:space="preserve">clustering. It is not evaluated here, although the failure is driven by a semantically tight wrong cluster that</w:t>
       </w:r>
       <w:r>
         <w:t xml:space="preserve"> </w:t>
@@ -29712,7 +30103,7 @@
           <w:b/>
           <w:bCs/>
         </w:rPr>
-        <w:t xml:space="preserve">The thin window.</w:t>
+        <w:t xml:space="preserve">The thin-window phenomenon.</w:t>
       </w:r>
       <w:r>
         <w:t xml:space="preserve"> </w:t>
@@ -29778,25 +30169,34 @@
         <w:t xml:space="preserve"> </w:t>
       </w:r>
       <w:r>
-        <w:t xml:space="preserve">saturated straight to capability-limited. Two consequences follow for the</w:t>
-      </w:r>
-      <w:r>
-        <w:t xml:space="preserve"> </w:t>
-      </w:r>
-      <w:r>
-        <w:t xml:space="preserve">method proposed here. First, abstention is not a conservative compromise but</w:t>
-      </w:r>
-      <w:r>
-        <w:t xml:space="preserve"> </w:t>
-      </w:r>
-      <w:r>
-        <w:t xml:space="preserve">the only correct default, and the measured cost of acting anyway was negative</w:t>
-      </w:r>
-      <w:r>
-        <w:t xml:space="preserve"> </w:t>
-      </w:r>
-      <w:r>
-        <w:t xml:space="preserve">on both real substrates (best-single-confidence loses</w:t>
+        <w:t xml:space="preserve">saturated straight to capability-limited. At these widths, the real campaigns</w:t>
+      </w:r>
+      <w:r>
+        <w:t xml:space="preserve"> </w:t>
+      </w:r>
+      <w:r>
+        <w:t xml:space="preserve">provide no evidence for changing the</w:t>
+      </w:r>
+      <w:r>
+        <w:t xml:space="preserve"> </w:t>
+      </w:r>
+      <w:r>
+        <w:rPr>
+          <w:smallCaps/>
+        </w:rPr>
+        <w:t xml:space="preserve">sc</w:t>
+      </w:r>
+      <w:r>
+        <w:t xml:space="preserve"> </w:t>
+      </w:r>
+      <w:r>
+        <w:t xml:space="preserve">decision. Best-single-confidence,</w:t>
+      </w:r>
+      <w:r>
+        <w:t xml:space="preserve"> </w:t>
+      </w:r>
+      <w:r>
+        <w:t xml:space="preserve">which uses the confidence channel on every item, loses</w:t>
       </w:r>
       <w:r>
         <w:t xml:space="preserve"> </w:t>
@@ -29810,13 +30210,7 @@
         <w:t xml:space="preserve"> </w:t>
       </w:r>
       <w:r>
-        <w:t xml:space="preserve">points in</w:t>
-      </w:r>
-      <w:r>
-        <w:t xml:space="preserve"> </w:t>
-      </w:r>
-      <w:r>
-        <w:t xml:space="preserve">Table </w:t>
+        <w:t xml:space="preserve">points in Table </w:t>
       </w:r>
       <w:hyperlink w:anchor="tab:hard">
         <w:r>
@@ -29827,10 +30221,13 @@
         </w:r>
       </w:hyperlink>
       <w:r>
-        <w:t xml:space="preserve"> </w:t>
-      </w:r>
-      <w:r>
-        <w:t xml:space="preserve">where the dead zone holds</w:t>
+        <w:t xml:space="preserve">,</w:t>
+      </w:r>
+      <w:r>
+        <w:t xml:space="preserve"> </w:t>
+      </w:r>
+      <w:r>
+        <w:t xml:space="preserve">while the dead zone holds</w:t>
       </w:r>
       <w:r>
         <w:t xml:space="preserve"> </w:t>
@@ -29860,37 +30257,25 @@
         <w:t xml:space="preserve"> </w:t>
       </w:r>
       <w:r>
-        <w:t xml:space="preserve">floor).</w:t>
-      </w:r>
-      <w:r>
-        <w:t xml:space="preserve"> </w:t>
-      </w:r>
-      <w:r>
-        <w:t xml:space="preserve">Second, an aggregation gain of the size reported on the synthetic harness is</w:t>
-      </w:r>
-      <w:r>
-        <w:t xml:space="preserve"> </w:t>
-      </w:r>
-      <w:r>
-        <w:t xml:space="preserve">not measurable on a benchmark of a few hundred items at these window widths,</w:t>
-      </w:r>
-      <w:r>
-        <w:t xml:space="preserve"> </w:t>
-      </w:r>
-      <w:r>
-        <w:t xml:space="preserve">which is why the real-trace claim in this paper is confined to the premise</w:t>
-      </w:r>
-      <w:r>
-        <w:t xml:space="preserve"> </w:t>
-      </w:r>
-      <w:r>
-        <w:t xml:space="preserve">(the channel exists and is signed) and to the abstention behaviour, and does</w:t>
-      </w:r>
-      <w:r>
-        <w:t xml:space="preserve"> </w:t>
-      </w:r>
-      <w:r>
-        <w:t xml:space="preserve">not extend to accuracy. Demonstrating the gain needs a (model, benchmark)</w:t>
+        <w:t xml:space="preserve">floor. A synthetic gain of the</w:t>
+      </w:r>
+      <w:r>
+        <w:t xml:space="preserve"> </w:t>
+      </w:r>
+      <w:r>
+        <w:t xml:space="preserve">reported size is also not measurable on a benchmark of a few hundred items.</w:t>
+      </w:r>
+      <w:r>
+        <w:t xml:space="preserve"> </w:t>
+      </w:r>
+      <w:r>
+        <w:t xml:space="preserve">The real-trace claim is therefore limited to signed channel measurement and</w:t>
+      </w:r>
+      <w:r>
+        <w:t xml:space="preserve"> </w:t>
+      </w:r>
+      <w:r>
+        <w:t xml:space="preserve">the observed abstention behaviour. Demonstrating an accuracy gain needs a (model, benchmark)</w:t>
       </w:r>
       <w:r>
         <w:t xml:space="preserve"> </w:t>
@@ -29950,13 +30335,7 @@
         <w:t xml:space="preserve"> </w:t>
       </w:r>
       <w:r>
-        <w:t xml:space="preserve">adds the one axis that does widen the window, and it</w:t>
-      </w:r>
-      <w:r>
-        <w:t xml:space="preserve"> </w:t>
-      </w:r>
-      <w:r>
-        <w:t xml:space="preserve">cuts the same way: with the window at</w:t>
+        <w:t xml:space="preserve">widens the window to</w:t>
       </w:r>
       <w:r>
         <w:t xml:space="preserve"> </w:t>
@@ -29973,22 +30352,19 @@
         </m:r>
       </m:oMath>
       <w:r>
-        <w:t xml:space="preserve"> </w:t>
-      </w:r>
-      <w:r>
-        <w:t xml:space="preserve">and an oracle able to convert</w:t>
-      </w:r>
-      <w:r>
-        <w:t xml:space="preserve"> </w:t>
-      </w:r>
-      <w:r>
-        <w:t xml:space="preserve">nine items, confidence weighting still reaches fewer than half of them. The</w:t>
-      </w:r>
-      <w:r>
-        <w:t xml:space="preserve"> </w:t>
-      </w:r>
-      <w:r>
-        <w:t xml:space="preserve">width of the window is not the only thing in the way.</w:t>
+        <w:t xml:space="preserve">, with an oracle able to</w:t>
+      </w:r>
+      <w:r>
+        <w:t xml:space="preserve"> </w:t>
+      </w:r>
+      <w:r>
+        <w:t xml:space="preserve">convert nine items, yet confidence weighting reaches fewer than half of them.</w:t>
+      </w:r>
+      <w:r>
+        <w:t xml:space="preserve"> </w:t>
+      </w:r>
+      <w:r>
+        <w:t xml:space="preserve">Both window width and conversion efficiency constrain the measured gain.</w:t>
       </w:r>
     </w:p>
     <w:p>
@@ -30226,43 +30602,19 @@
         <w:t xml:space="preserve"> </w:t>
       </w:r>
       <w:r>
-        <w:t xml:space="preserve">turns</w:t>
-      </w:r>
-      <w:r>
-        <w:t xml:space="preserve"> </w:t>
-      </w:r>
-      <w:r>
-        <w:t xml:space="preserve">“how far should this model’s confidence be trusted?”</w:t>
-      </w:r>
-      <w:r>
-        <w:t xml:space="preserve"> </w:t>
-      </w:r>
-      <w:r>
-        <w:t xml:space="preserve">into a</w:t>
-      </w:r>
-      <w:r>
-        <w:t xml:space="preserve"> </w:t>
-      </w:r>
-      <w:r>
-        <w:t xml:space="preserve">measured, signed, uncertainty-aware scalar, and recovers the sign without</w:t>
-      </w:r>
-      <w:r>
-        <w:t xml:space="preserve"> </w:t>
-      </w:r>
-      <w:r>
-        <w:t xml:space="preserve">labels under conditions this paper states and tests. The measurement that</w:t>
-      </w:r>
-      <w:r>
-        <w:t xml:space="preserve"> </w:t>
-      </w:r>
-      <w:r>
-        <w:t xml:space="preserve">frames it matters more than the estimator: across five substrates in two</w:t>
-      </w:r>
-      <w:r>
-        <w:t xml:space="preserve"> </w:t>
-      </w:r>
-      <w:r>
-        <w:t xml:space="preserve">domains, the stratum on which any label-free aggregation method can act is</w:t>
+        <w:t xml:space="preserve">estimates a signed, uncertainty-aware scalar for confidence-weighted</w:t>
+      </w:r>
+      <w:r>
+        <w:t xml:space="preserve"> </w:t>
+      </w:r>
+      <w:r>
+        <w:t xml:space="preserve">self-consistency and can recover its sign without labels under the stated</w:t>
+      </w:r>
+      <w:r>
+        <w:t xml:space="preserve"> </w:t>
+      </w:r>
+      <w:r>
+        <w:t xml:space="preserve">class-conditional-noise condition. Across five substrates in two domains, only</w:t>
       </w:r>
       <w:r>
         <w:t xml:space="preserve"> </w:t>
@@ -30290,19 +30642,63 @@
         <w:t xml:space="preserve"> </w:t>
       </w:r>
       <w:r>
-        <w:t xml:space="preserve">of items, and on both real substrates the in-pool oracle cannot</w:t>
-      </w:r>
-      <w:r>
-        <w:t xml:space="preserve"> </w:t>
-      </w:r>
-      <w:r>
-        <w:t xml:space="preserve">clear a pre-registered endpoint. In that regime the useful property of an</w:t>
-      </w:r>
-      <w:r>
-        <w:t xml:space="preserve"> </w:t>
-      </w:r>
-      <w:r>
-        <w:t xml:space="preserve">estimator is knowing when not to act, which the dead zone does exactly.</w:t>
+        <w:t xml:space="preserve">of items fall within the stratum where label-free aggregation</w:t>
+      </w:r>
+      <w:r>
+        <w:t xml:space="preserve"> </w:t>
+      </w:r>
+      <w:r>
+        <w:t xml:space="preserve">could change an incorrect plurality to the correct in-pool answer. Neither</w:t>
+      </w:r>
+      <w:r>
+        <w:t xml:space="preserve"> </w:t>
+      </w:r>
+      <w:r>
+        <w:t xml:space="preserve">real-trace campaign provides enough such items for the in-pool oracle to clear</w:t>
+      </w:r>
+      <w:r>
+        <w:t xml:space="preserve"> </w:t>
+      </w:r>
+      <w:r>
+        <w:t xml:space="preserve">the pre-registered accuracy endpoint. In both campaigns, the dead zone sets</w:t>
+      </w:r>
+      <w:r>
+        <w:t xml:space="preserve"> </w:t>
+      </w:r>
+      <m:oMath>
+        <m:r>
+          <m:t>γ</m:t>
+        </m:r>
+        <m:r>
+          <m:rPr>
+            <m:sty m:val="p"/>
+          </m:rPr>
+          <m:t>=</m:t>
+        </m:r>
+        <m:r>
+          <m:t>0</m:t>
+        </m:r>
+      </m:oMath>
+      <w:r>
+        <w:t xml:space="preserve"> </w:t>
+      </w:r>
+      <w:r>
+        <w:t xml:space="preserve">and reproduces the corresponding</w:t>
+      </w:r>
+      <w:r>
+        <w:t xml:space="preserve"> </w:t>
+      </w:r>
+      <w:r>
+        <w:rPr>
+          <w:smallCaps/>
+        </w:rPr>
+        <w:t xml:space="preserve">sc</w:t>
+      </w:r>
+      <w:r>
+        <w:t xml:space="preserve"> </w:t>
+      </w:r>
+      <w:r>
+        <w:t xml:space="preserve">decisions.</w:t>
       </w:r>
     </w:p>
     <w:bookmarkEnd w:id="83"/>
@@ -31399,7 +31795,7 @@
                 <m:t>2</m:t>
               </m:r>
               <m:r>
-                <m:t> </m:t>
+                <m:t xml:space="preserve"> </m:t>
               </m:r>
               <m:sSub>
                 <m:e>
@@ -31447,7 +31843,7 @@
                 <m:t>2</m:t>
               </m:r>
               <m:r>
-                <m:t> </m:t>
+                <m:t xml:space="preserve"> </m:t>
               </m:r>
               <m:sSub>
                 <m:e>
@@ -32493,30 +32889,62 @@
               <m:sSub>
                 <m:e>
                   <m:r>
-                    <m:t>E</m:t>
+                    <m:t>A</m:t>
                   </m:r>
                 </m:e>
                 <m:sub>
                   <m:r>
-                    <m:t>1</m:t>
+                    <m:rPr>
+                      <m:sty m:val="p"/>
+                    </m:rPr>
+                    <m:t>d</m:t>
+                  </m:r>
+                  <m:r>
+                    <m:rPr>
+                      <m:sty m:val="p"/>
+                    </m:rPr>
+                    <m:t>u</m:t>
+                  </m:r>
+                  <m:r>
+                    <m:rPr>
+                      <m:sty m:val="p"/>
+                    </m:rPr>
+                    <m:t>p</m:t>
                   </m:r>
                 </m:sub>
               </m:sSub>
-              <m:r>
-                <m:rPr>
-                  <m:sty m:val="p"/>
-                </m:rPr>
-                <m:t>…</m:t>
-              </m:r>
+            </m:oMath>
+            <w:r>
+              <w:t xml:space="preserve">,</w:t>
+            </w:r>
+            <w:r>
+              <w:t xml:space="preserve"> </w:t>
+            </w:r>
+            <m:oMath>
               <m:sSub>
                 <m:e>
                   <m:r>
-                    <m:t>E</m:t>
+                    <m:t>A</m:t>
                   </m:r>
                 </m:e>
                 <m:sub>
                   <m:r>
-                    <m:t>4</m:t>
+                    <m:rPr>
+                      <m:sty m:val="p"/>
+                    </m:rPr>
+                    <m:t>m</m:t>
+                  </m:r>
+                  <m:r>
+                    <m:rPr>
+                      <m:sty m:val="p"/>
+                    </m:rPr>
+                    <m:t>g</m:t>
+                  </m:r>
+                  <m:r>
+                    <m:rPr>
+                      <m:sty m:val="p"/>
+                    </m:rPr>
+                    <m:t>n</m:t>
                   </m:r>
                 </m:sub>
               </m:sSub>
@@ -32531,25 +32959,107 @@
               <w:jc w:val="left"/>
             </w:pPr>
             <w:r>
-              <w:t xml:space="preserve">the four alarms; any one forces</w:t>
+              <w:t xml:space="preserve">duplicate-collapse and margin-decoupling alarms</w:t>
+            </w:r>
+          </w:p>
+        </w:tc>
+      </w:tr>
+      <w:tr>
+        <w:tc>
+          <w:tcPr/>
+          <w:p>
+            <w:pPr>
+              <w:pStyle w:val="Compact"/>
+              <w:jc w:val="left"/>
+            </w:pPr>
+            <m:oMath>
+              <m:sSub>
+                <m:e>
+                  <m:r>
+                    <m:t>A</m:t>
+                  </m:r>
+                </m:e>
+                <m:sub>
+                  <m:r>
+                    <m:rPr>
+                      <m:sty m:val="p"/>
+                    </m:rPr>
+                    <m:t>r</m:t>
+                  </m:r>
+                  <m:r>
+                    <m:rPr>
+                      <m:sty m:val="p"/>
+                    </m:rPr>
+                    <m:t>o</m:t>
+                  </m:r>
+                  <m:r>
+                    <m:rPr>
+                      <m:sty m:val="p"/>
+                    </m:rPr>
+                    <m:t>o</m:t>
+                  </m:r>
+                  <m:r>
+                    <m:rPr>
+                      <m:sty m:val="p"/>
+                    </m:rPr>
+                    <m:t>t</m:t>
+                  </m:r>
+                </m:sub>
+              </m:sSub>
+            </m:oMath>
+            <w:r>
+              <w:t xml:space="preserve">,</w:t>
             </w:r>
             <w:r>
               <w:t xml:space="preserve"> </w:t>
             </w:r>
             <m:oMath>
-              <m:r>
-                <m:t>γ</m:t>
-              </m:r>
-              <m:r>
-                <m:rPr>
-                  <m:sty m:val="p"/>
-                </m:rPr>
-                <m:t>=</m:t>
-              </m:r>
-              <m:r>
-                <m:t>0</m:t>
-              </m:r>
+              <m:sSub>
+                <m:e>
+                  <m:r>
+                    <m:t>A</m:t>
+                  </m:r>
+                </m:e>
+                <m:sub>
+                  <m:r>
+                    <m:rPr>
+                      <m:sty m:val="p"/>
+                    </m:rPr>
+                    <m:t>s</m:t>
+                  </m:r>
+                  <m:r>
+                    <m:rPr>
+                      <m:sty m:val="p"/>
+                    </m:rPr>
+                    <m:t>i</m:t>
+                  </m:r>
+                  <m:r>
+                    <m:rPr>
+                      <m:sty m:val="p"/>
+                    </m:rPr>
+                    <m:t>z</m:t>
+                  </m:r>
+                  <m:r>
+                    <m:rPr>
+                      <m:sty m:val="p"/>
+                    </m:rPr>
+                    <m:t>e</m:t>
+                  </m:r>
+                </m:sub>
+              </m:sSub>
             </m:oMath>
+          </w:p>
+        </w:tc>
+        <w:tc>
+          <w:tcPr/>
+          <w:p>
+            <w:pPr>
+              <w:pStyle w:val="Compact"/>
+              <w:jc w:val="left"/>
+            </w:pPr>
+            <w:r>
+              <w:t xml:space="preserve">split-root ambiguity and gated-item supply alarms</w:t>
+            </w:r>
           </w:p>
         </w:tc>
       </w:tr>
@@ -32576,7 +33086,7 @@
               <w:jc w:val="left"/>
             </w:pPr>
             <w:r>
-              <w:t xml:space="preserve">margin-decoupling statistic behind</w:t>
+              <w:t xml:space="preserve">statistic used by</w:t>
             </w:r>
             <w:r>
               <w:t xml:space="preserve"> </w:t>
@@ -32585,12 +33095,27 @@
               <m:sSub>
                 <m:e>
                   <m:r>
-                    <m:t>E</m:t>
+                    <m:t>A</m:t>
                   </m:r>
                 </m:e>
                 <m:sub>
                   <m:r>
-                    <m:t>2</m:t>
+                    <m:rPr>
+                      <m:sty m:val="p"/>
+                    </m:rPr>
+                    <m:t>m</m:t>
+                  </m:r>
+                  <m:r>
+                    <m:rPr>
+                      <m:sty m:val="p"/>
+                    </m:rPr>
+                    <m:t>g</m:t>
+                  </m:r>
+                  <m:r>
+                    <m:rPr>
+                      <m:sty m:val="p"/>
+                    </m:rPr>
+                    <m:t>n</m:t>
                   </m:r>
                 </m:sub>
               </m:sSub>

--- a/paper/tact.docx
+++ b/paper/tact.docx
@@ -59,7 +59,7 @@
         <w:t xml:space="preserve"> </w:t>
       </w:r>
       <w:r>
-        <w:t xml:space="preserve">model’s confidence is calibrated in</w:t>
+        <w:t xml:space="preserve">model’s confidence is</w:t>
       </w:r>
       <w:r>
         <w:t xml:space="preserve"> </w:t>
@@ -69,10 +69,13 @@
           <w:i/>
           <w:iCs/>
         </w:rPr>
-        <w:t xml:space="preserve">direction</w:t>
-      </w:r>
-      <w:r>
-        <w:t xml:space="preserve">. Every published scheme is monotone increasing in confidence, so an</w:t>
+        <w:t xml:space="preserve">directionally</w:t>
+      </w:r>
+      <w:r>
+        <w:t xml:space="preserve"> </w:t>
+      </w:r>
+      <w:r>
+        <w:t xml:space="preserve">calibrated. Every published scheme is monotone increasing in confidence, so an</w:t>
       </w:r>
       <w:r>
         <w:t xml:space="preserve"> </w:t>
@@ -99,7 +102,7 @@
         <w:t xml:space="preserve"> </w:t>
       </w:r>
       <w:r>
-        <w:t xml:space="preserve">derives the vote exponent from the measured</w:t>
+        <w:t xml:space="preserve">derives the vote exponent from the channel’s measured</w:t>
       </w:r>
       <w:r>
         <w:t xml:space="preserve"> </w:t>
@@ -115,7 +118,7 @@
         <w:t xml:space="preserve"> </w:t>
       </w:r>
       <w:r>
-        <w:t xml:space="preserve">within-item discrimination of the channel: a pooled</w:t>
+        <w:t xml:space="preserve">within-item discrimination: a pooled</w:t>
       </w:r>
       <w:r>
         <w:t xml:space="preserve"> </w:t>
@@ -138,7 +141,7 @@
         <w:t xml:space="preserve"> </w:t>
       </w:r>
       <w:r>
-        <w:t xml:space="preserve">Bayes-discriminant link that at base rate</w:t>
+        <w:t xml:space="preserve">Bayes-discriminant link collapsing at base rate</w:t>
       </w:r>
       <w:r>
         <w:t xml:space="preserve"> </w:t>
@@ -164,7 +167,7 @@
         <w:t xml:space="preserve"> </w:t>
       </w:r>
       <w:r>
-        <w:t xml:space="preserve">collapses to</w:t>
+        <w:t xml:space="preserve">to</w:t>
       </w:r>
       <w:r>
         <w:t xml:space="preserve"> </w:t>
@@ -219,25 +222,19 @@
         <w:t xml:space="preserve"> </w:t>
       </w:r>
       <w:r>
-        <w:t xml:space="preserve">bit-identical to plain self-consistency. Under a class-conditional-noise</w:t>
-      </w:r>
-      <w:r>
-        <w:t xml:space="preserve"> </w:t>
-      </w:r>
-      <w:r>
-        <w:t xml:space="preserve">assumption, a label-free variant preserves the sign of the estimate when the</w:t>
-      </w:r>
-      <w:r>
-        <w:t xml:space="preserve"> </w:t>
-      </w:r>
-      <w:r>
-        <w:t xml:space="preserve">pair-weighted plurality-error rate is below one half. Controlled experiments</w:t>
-      </w:r>
-      <w:r>
-        <w:t xml:space="preserve"> </w:t>
-      </w:r>
-      <w:r>
-        <w:t xml:space="preserve">beyond that boundary show sign reversal. On a synthetic oracle it recovers channels that pin published protocols to</w:t>
+        <w:t xml:space="preserve">bit-identical to plain self-consistency. Assuming class-conditional noise, a label-free variant preserves the estimate’s sign below a</w:t>
+      </w:r>
+      <w:r>
+        <w:t xml:space="preserve"> </w:t>
+      </w:r>
+      <w:r>
+        <w:t xml:space="preserve">pair-weighted plurality-error rate of one half; beyond it,</w:t>
+      </w:r>
+      <w:r>
+        <w:t xml:space="preserve"> </w:t>
+      </w:r>
+      <w:r>
+        <w:t xml:space="preserve">experiments show sign reversal. On a synthetic oracle it recovers channels pinning published protocols to</w:t>
       </w:r>
       <w:r>
         <w:t xml:space="preserve"> </w:t>
@@ -321,7 +318,7 @@
         <w:t xml:space="preserve"> </w:t>
       </w:r>
       <w:r>
-        <w:t xml:space="preserve">benchmarks and positive on competition mathematics (</w:t>
+        <w:t xml:space="preserve">benchmarks, positive on competition mathematics (</w:t>
       </w:r>
       <m:oMath>
         <m:acc>
@@ -391,13 +388,13 @@
         <w:t xml:space="preserve"> </w:t>
       </w:r>
       <w:r>
-        <w:t xml:space="preserve">substrates in two domains. Accordingly, the dead zone leaves the vote unchanged</w:t>
-      </w:r>
-      <w:r>
-        <w:t xml:space="preserve"> </w:t>
-      </w:r>
-      <w:r>
-        <w:t xml:space="preserve">whenever the pooled evidence does not clear its pre-specified threshold.</w:t>
+        <w:t xml:space="preserve">substrates in two domains. Unless the pooled evidence clears its pre-specified threshold, the dead zone</w:t>
+      </w:r>
+      <w:r>
+        <w:t xml:space="preserve"> </w:t>
+      </w:r>
+      <w:r>
+        <w:t xml:space="preserve">leaves the vote unchanged.</w:t>
       </w:r>
     </w:p>
     <w:p>
